--- a/abyss/Воронков_В_Бездна_света.docx
+++ b/abyss/Воронков_В_Бездна_света.docx
@@ -36387,7 +36387,13 @@
     </w:p>
     <w:p>
       <w:r>
-        <w:t>— Да! — перебил меня Майоров. — Я поэтому и поднялся! Всё, хватит! — Он толкнул меня, прогоняя от себя. — Иди в лабораторию! Быстро! У нас вообще нет времени! Встретимся у корабля!</w:t>
+        <w:t xml:space="preserve">— Да! — перебил меня Майоров. — Я поэтому и поднялся! Всё, хватит! — Он толкнул меня, прогоняя </w:t>
+      </w:r>
+      <w:r>
+        <w:t>в темноту</w:t>
+      </w:r>
+      <w:r>
+        <w:t>. — Иди в лабораторию! Быстро! У нас вообще нет времени! Встретимся у корабля!</w:t>
       </w:r>
     </w:p>
     <w:p>
@@ -38873,7 +38879,7 @@
     </w:p>
     <w:p>
       <w:r>
-        <w:t xml:space="preserve">Она отступила обратно, я нырнул за ней и ударил по кнопке. Дверь закрылась, </w:t>
+        <w:t xml:space="preserve">Она отступила, я нырнул за ней и ударил по кнопке. Дверь закрылась, </w:t>
       </w:r>
       <w:r>
         <w:t>закупорив нас в душном отсеке</w:t>

--- a/abyss/Воронков_В_Бездна_света.docx
+++ b/abyss/Воронков_В_Бездна_света.docx
@@ -52,34 +52,93 @@
       </w:pPr>
       <w:r>
         <w:lastRenderedPageBreak/>
-        <w:t>БРАНК</w:t>
-      </w:r>
-    </w:p>
-    <w:p>
-      <w:r>
-        <w:t>Технологию для путешествия к далёким звёздам открыли задолго до моего рождения. Сам переход космонавты называют бранком. Потому что обозримая вселенная — брана. Гиперпространство — балк. Оба термина вступают в грамматический союз, порождая неологизм, который никто, кроме нас, не понимает.</w:t>
-      </w:r>
-    </w:p>
-    <w:p>
-      <w:r>
-        <w:t>Бранк.</w:t>
-      </w:r>
-    </w:p>
-    <w:p>
-      <w:r>
-        <w:t xml:space="preserve">Во время бранка снятся кошмары. Об этом все знают. Так человеческое сознание </w:t>
+        <w:t>ЧЕРВОТОЧИНА</w:t>
+      </w:r>
+    </w:p>
+    <w:p>
+      <w:r>
+        <w:t>Технологию для путешестви</w:t>
+      </w:r>
+      <w:r>
+        <w:t>й</w:t>
+      </w:r>
+      <w:r>
+        <w:t xml:space="preserve"> к далёким звёздам открыли до моего рождения.</w:t>
+      </w:r>
+      <w:r>
+        <w:t xml:space="preserve"> Сквозь червоточины, как иногда говорят. Ненавижу это слово.</w:t>
+      </w:r>
+    </w:p>
+    <w:p>
+      <w:r>
+        <w:t xml:space="preserve">Сам переход космонавты называют </w:t>
+      </w:r>
+      <w:proofErr w:type="spellStart"/>
+      <w:r>
+        <w:t>бранком</w:t>
+      </w:r>
+      <w:proofErr w:type="spellEnd"/>
+      <w:r>
+        <w:t xml:space="preserve">. </w:t>
+      </w:r>
+      <w:r>
+        <w:t>Потому что о</w:t>
+      </w:r>
+      <w:r>
+        <w:t xml:space="preserve">бозримая вселенная — брана. Гиперпространство — балк. Оба термина вступают в грамматический союз, </w:t>
+      </w:r>
+      <w:r>
+        <w:t>образуя</w:t>
+      </w:r>
+      <w:r>
+        <w:t xml:space="preserve"> неологизм, который никто, кроме нас, не понимает.</w:t>
+      </w:r>
+    </w:p>
+    <w:p>
+      <w:proofErr w:type="spellStart"/>
+      <w:r>
+        <w:t>Бранк</w:t>
+      </w:r>
+      <w:proofErr w:type="spellEnd"/>
+      <w:r>
+        <w:t>.</w:t>
+      </w:r>
+    </w:p>
+    <w:p>
+      <w:r>
+        <w:t xml:space="preserve">Во время </w:t>
+      </w:r>
+      <w:proofErr w:type="spellStart"/>
+      <w:r>
+        <w:t>бранка</w:t>
+      </w:r>
+      <w:proofErr w:type="spellEnd"/>
+      <w:r>
+        <w:t xml:space="preserve"> снятся кошмары. Об этом все знают. Так человеческое сознание </w:t>
       </w:r>
       <w:r>
         <w:t>отзывается</w:t>
       </w:r>
       <w:r>
-        <w:t xml:space="preserve"> на тьму за переборками корабельных модулей. </w:t>
+        <w:t xml:space="preserve"> на </w:t>
+      </w:r>
+      <w:r>
+        <w:t xml:space="preserve">чёрную, как смерть, </w:t>
+      </w:r>
+      <w:r>
+        <w:t xml:space="preserve">тьму за переборками корабельных модулей. </w:t>
       </w:r>
       <w:r>
         <w:t>Н</w:t>
       </w:r>
       <w:r>
-        <w:t>ичего удивительного тут нет. Подумаешь, кошмары. Многим и на Земле они снятся.</w:t>
+        <w:t>ичего удивительного тут нет. Многим и на Земле снятся</w:t>
+      </w:r>
+      <w:r>
+        <w:t xml:space="preserve"> кошмары</w:t>
+      </w:r>
+      <w:r>
+        <w:t>.</w:t>
       </w:r>
     </w:p>
     <w:p>
@@ -95,7 +154,7 @@
         <w:t>перерастает</w:t>
       </w:r>
       <w:r>
-        <w:t xml:space="preserve"> в конверсионную фугу, как у навигаторов на последнем цикле, что все воспоминания стираются напрочь, и получается чистое, лишённое разума сознание, как у младенца. </w:t>
+        <w:t xml:space="preserve"> в конверсионную фугу, как у навигаторов на последнем цикле, что все воспоминания стираются напрочь, и получается чистое, лишённое разума сознание. </w:t>
       </w:r>
     </w:p>
     <w:p>
@@ -105,7 +164,15 @@
     </w:p>
     <w:p>
       <w:r>
-        <w:t>Тебе снится обычный для бранка кошмар, к которым все мы давно привыкли. Ты просыпаешься, вылезаешь из амниона, неуклюже барахтаясь в невесомости, точно едва успел родиться на свет. Дёргаешь за рычаг в стене, чтобы открыть люк в соединительный тракт между отсеками, где побольше пространства.</w:t>
+        <w:t xml:space="preserve">Тебе снится обычный для </w:t>
+      </w:r>
+      <w:proofErr w:type="spellStart"/>
+      <w:r>
+        <w:t>бранка</w:t>
+      </w:r>
+      <w:proofErr w:type="spellEnd"/>
+      <w:r>
+        <w:t xml:space="preserve"> кошмар, к которым все мы давно привыкли. Ты просыпаешься, вылезаешь из амниона, неуклюже барахтаясь в невесомости, точно едва успел родиться на свет. Дёргаешь за рычаг в стене, чтобы открыть люк в соединительный тракт между отсеками, где побольше пространства.</w:t>
       </w:r>
     </w:p>
     <w:p>
@@ -115,7 +182,49 @@
     </w:p>
     <w:p>
       <w:r>
-        <w:t>Слушатели посообразительней, конечно, спрашивают — если пробуждение вечное, то как об этих кошмарах узнали? Находчивый рассказчик отвечает — пробуждение, на самом деле, не такое уж вечное. Несчастного космонавта заставляют помучиться несколько лет, пока он наконец не приходит в себя на койке в стационаре. Есть и менее жестокий вариант — кошмар заканчивается вместе с переходом.</w:t>
+        <w:t xml:space="preserve">Впрочем, </w:t>
+      </w:r>
+      <w:r>
+        <w:t>вечным пробуждение становится</w:t>
+      </w:r>
+      <w:r>
+        <w:t xml:space="preserve"> лишь в особ</w:t>
+      </w:r>
+      <w:r>
+        <w:t>енно</w:t>
+      </w:r>
+      <w:r>
+        <w:t xml:space="preserve"> драматичных случаях. Обычно космонавта заставляют </w:t>
+      </w:r>
+      <w:r>
+        <w:t>по</w:t>
+      </w:r>
+      <w:r>
+        <w:t>мучиться</w:t>
+      </w:r>
+      <w:r>
+        <w:t xml:space="preserve"> несколько лет</w:t>
+      </w:r>
+      <w:r>
+        <w:t xml:space="preserve">, </w:t>
+      </w:r>
+      <w:r>
+        <w:t xml:space="preserve">пока </w:t>
+      </w:r>
+      <w:r>
+        <w:t>парад планет</w:t>
+      </w:r>
+      <w:r>
+        <w:t xml:space="preserve"> или солнечное затмение</w:t>
+      </w:r>
+      <w:r>
+        <w:t xml:space="preserve"> не разрывают мёртвую петлю</w:t>
+      </w:r>
+      <w:r>
+        <w:t xml:space="preserve"> сна, возвращая сознание в прикованное к больничной койке тело.</w:t>
+      </w:r>
+      <w:r>
+        <w:t xml:space="preserve"> Есть и менее жестокий вариант — кошмар заканчивается вместе с переходом.</w:t>
       </w:r>
     </w:p>
     <w:p>
@@ -134,12 +243,44 @@
         <w:t xml:space="preserve"> и правда</w:t>
       </w:r>
       <w:r>
-        <w:t xml:space="preserve"> сдаёт после долгих полётов. Поэтому к экипажам приписан политкор — в бранке он не летает, редко какой политкор это выдержит, — но по возращении проводит с каждым тщательные беседы, как мозгоправ из психиатрической больницы. Некоторых даже снимают с полётов, отправляют на минводы, как в ссылку, на принудительное лечение.</w:t>
-      </w:r>
-    </w:p>
-    <w:p>
-      <w:r>
-        <w:t xml:space="preserve">Мой самый первый бранк длился всего шесть с небольшим часов — спать было некогда и даже испугаться толком я не успел. Было лишь странное чувство после выхода. Вроде всё хорошо, ничего не болит, сознание ясное, </w:t>
+        <w:t xml:space="preserve"> сдаёт после долгих полётов. Поэтому к экипажам приписан </w:t>
+      </w:r>
+      <w:proofErr w:type="spellStart"/>
+      <w:r>
+        <w:t>политкор</w:t>
+      </w:r>
+      <w:proofErr w:type="spellEnd"/>
+      <w:r>
+        <w:t xml:space="preserve"> — в </w:t>
+      </w:r>
+      <w:proofErr w:type="spellStart"/>
+      <w:r>
+        <w:t>бранке</w:t>
+      </w:r>
+      <w:proofErr w:type="spellEnd"/>
+      <w:r>
+        <w:t xml:space="preserve"> он не летает, редко какой </w:t>
+      </w:r>
+      <w:proofErr w:type="spellStart"/>
+      <w:r>
+        <w:t>политкор</w:t>
+      </w:r>
+      <w:proofErr w:type="spellEnd"/>
+      <w:r>
+        <w:t xml:space="preserve"> это выдержит, — но по возращении проводит с каждым тщательные беседы, как мозгоправ из психиатрической больницы. Некоторых даже снимают с полётов, отправляют на минводы, как в ссылку, на принудительное лечение.</w:t>
+      </w:r>
+    </w:p>
+    <w:p>
+      <w:r>
+        <w:t xml:space="preserve">Мой самый первый </w:t>
+      </w:r>
+      <w:proofErr w:type="spellStart"/>
+      <w:r>
+        <w:t>бранк</w:t>
+      </w:r>
+      <w:proofErr w:type="spellEnd"/>
+      <w:r>
+        <w:t xml:space="preserve"> длился всего шесть с небольшим часов — спать было некогда и даже испугаться толком я не успел. Было лишь странное чувство после выхода. Вроде всё хорошо, ничего не болит, сознание ясное, </w:t>
       </w:r>
       <w:r>
         <w:t>но</w:t>
@@ -151,7 +292,15 @@
     <w:p>
       <w:r>
         <w:lastRenderedPageBreak/>
-        <w:t xml:space="preserve">Следующий бранк, через пару недель, занял уже почти трое суток — кошмары были, но реальный кошмар поджидал меня после пробуждения. Я боялся самого балка, </w:t>
+        <w:t xml:space="preserve">Следующий </w:t>
+      </w:r>
+      <w:proofErr w:type="spellStart"/>
+      <w:r>
+        <w:t>бранк</w:t>
+      </w:r>
+      <w:proofErr w:type="spellEnd"/>
+      <w:r>
+        <w:t xml:space="preserve">, через пару недель, занял уже почти трое суток — кошмары были, но реальный кошмар поджидал меня после пробуждения. Я боялся самого балка, </w:t>
       </w:r>
       <w:r>
         <w:t>неисчислимой</w:t>
@@ -191,7 +340,15 @@
         <w:t>обжигающий</w:t>
       </w:r>
       <w:r>
-        <w:t xml:space="preserve"> ужас от перехода сменился скукой и дежурной рутиной во время вахты. Тело больше не казалось чужим, а кошмары, скорее, утомляли, чем пугали. Но потом меня включили в экипаж «Грозного», который шёл по срочному приказу к научно-исследовательской станции в Бете Громовой. Это был бранк длиною в четыреста девяносто семь часов.</w:t>
+        <w:t xml:space="preserve"> ужас от перехода сменился скукой и дежурной рутиной во время вахты. Тело больше не казалось чужим, а кошмары, скорее, утомляли, чем пугали. Но потом меня включили в экипаж «Грозного», который шёл по срочному приказу к научно-исследовательской станции в Бете Громовой. Это был </w:t>
+      </w:r>
+      <w:proofErr w:type="spellStart"/>
+      <w:r>
+        <w:t>бранк</w:t>
+      </w:r>
+      <w:proofErr w:type="spellEnd"/>
+      <w:r>
+        <w:t xml:space="preserve"> длиною в четыреста девяносто семь часов.</w:t>
       </w:r>
     </w:p>
     <w:p>
@@ -219,13 +376,21 @@
     </w:p>
     <w:p>
       <w:r>
-        <w:t>Плавание — это не моё. Моих умений едва хватает на то, чтобы сдавать предполётные нормативы. Вырос я в Стальске-12, промышленном городе в центральной полосе, который забывают иногда отметить на картах. В Стальске естественных водоёмов нет, а бассейн, куда меня однажды сводил отец, так провонял жгучей хлоркой, что напомина</w:t>
+        <w:t xml:space="preserve">Плавание — это не моё. Моих умений едва хватает на то, чтобы сдавать предполётные нормативы. Вырос я в Стальске-12, промышленном городе в центральной полосе, который забывают иногда отметить на картах. В </w:t>
+      </w:r>
+      <w:proofErr w:type="spellStart"/>
+      <w:r>
+        <w:t>Стальске</w:t>
+      </w:r>
+      <w:proofErr w:type="spellEnd"/>
+      <w:r>
+        <w:t xml:space="preserve"> естественных водоёмов нет, а бассейн, куда меня однажды сводил отец, так провонял жгучей хлоркой, что напомина</w:t>
       </w:r>
       <w:r>
         <w:t>л</w:t>
       </w:r>
       <w:r>
-        <w:t xml:space="preserve"> резервуар с химическими реагентами, где избавляются от тел, превращая кожу, кости и мышцы в студенистую коллоидную массу. Плавать я никогда не любил.</w:t>
+        <w:t xml:space="preserve"> резервуар с химическими реагентами, где избавляются от тел, превращая кожу, кости и мышцы в коллоидную массу. Плавать я никогда не любил.</w:t>
       </w:r>
     </w:p>
     <w:p>
@@ -323,12 +488,33 @@
     </w:p>
     <w:p>
       <w:r>
-        <w:t>Свет уверенно прорезает толщу воды. Я вижу воронёную синеву, которая складывается кольцами, затягивая меня в световой коловорот.</w:t>
-      </w:r>
-    </w:p>
-    <w:p>
-      <w:r>
-        <w:t>Боль в разбитых судорогой мышцах утихла, и я рванул к поверхности, отталкивая от себя смертельную просинь.</w:t>
+        <w:t>Свет уверенно прорезает толщу воды.</w:t>
+      </w:r>
+      <w:r>
+        <w:t xml:space="preserve"> Я проваливаюсь в синюю пропасть, и темнота вперемешку со светом складывается вокруг концентрическими кольцами, похожими на конверсионный туннель.</w:t>
+      </w:r>
+    </w:p>
+    <w:p>
+      <w:r>
+        <w:t>Боль в разбитых судорогой мышцах утихла</w:t>
+      </w:r>
+      <w:r>
+        <w:t>.</w:t>
+      </w:r>
+      <w:r>
+        <w:t xml:space="preserve"> </w:t>
+      </w:r>
+      <w:r>
+        <w:t>Я</w:t>
+      </w:r>
+      <w:r>
+        <w:t xml:space="preserve"> рванул к поверхности, отталкивая от себя смертельную </w:t>
+      </w:r>
+      <w:r>
+        <w:t>синеву</w:t>
+      </w:r>
+      <w:r>
+        <w:t>.</w:t>
       </w:r>
     </w:p>
     <w:p>
@@ -360,7 +546,19 @@
     </w:p>
     <w:p>
       <w:r>
-        <w:t>Я пригляделся и увидел внизу свет — обманчивый, как последняя надежда. Нет смысла сопротивляться. Ожившее течение утягивает к мреющему в глубине огоньку, и тот с каждой секундой растёт и крепнет, напитываясь моей слабостью.</w:t>
+        <w:t xml:space="preserve">Я пригляделся и увидел внизу свет — обманчивый, как последняя надежда. Нет смысла сопротивляться. Ожившее течение утягивает к </w:t>
+      </w:r>
+      <w:r>
+        <w:t>пульсирующему</w:t>
+      </w:r>
+      <w:r>
+        <w:t xml:space="preserve"> в глубине огоньку, и тот с каждой секундой растёт и крепнет, </w:t>
+      </w:r>
+      <w:r>
+        <w:t>напитывается</w:t>
+      </w:r>
+      <w:r>
+        <w:t xml:space="preserve"> моей слабостью.</w:t>
       </w:r>
     </w:p>
     <w:p>
@@ -379,7 +577,13 @@
         <w:t>ло</w:t>
       </w:r>
       <w:r>
-        <w:t xml:space="preserve"> ярким пульсирующим светом.</w:t>
+        <w:t xml:space="preserve"> ярким </w:t>
+      </w:r>
+      <w:r>
+        <w:t>восторженным</w:t>
+      </w:r>
+      <w:r>
+        <w:t xml:space="preserve"> светом.</w:t>
       </w:r>
     </w:p>
     <w:p>
@@ -409,159 +613,203 @@
     </w:p>
     <w:p>
       <w:r>
+        <w:lastRenderedPageBreak/>
         <w:t>Это — не озеро. Это — фрактал.</w:t>
       </w:r>
     </w:p>
     <w:p>
       <w:r>
+        <w:t>Весь мир здесь состоит из бесконечно повторяющихся фрагментов, как лабиринт, из которого нет выхода.</w:t>
+      </w:r>
+    </w:p>
+    <w:p>
+      <w:r>
+        <w:t>Однако что-то изменилось.</w:t>
+      </w:r>
+    </w:p>
+    <w:p>
+      <w:r>
+        <w:t>Багрянец на небе сменила лиловая пастель, но само небо стало темнее, и солнце — или что бы это ни было — устало склонилось над горизонтом, едва не касаясь лимбом воды.</w:t>
+      </w:r>
+    </w:p>
+    <w:p>
+      <w:r>
+        <w:t xml:space="preserve">Я снова плыл, </w:t>
+      </w:r>
+      <w:r>
+        <w:t>стараясь</w:t>
+      </w:r>
+      <w:r>
+        <w:t xml:space="preserve"> осознать</w:t>
+      </w:r>
+      <w:r>
+        <w:t>,</w:t>
+      </w:r>
+      <w:r>
+        <w:t xml:space="preserve"> что происходит.</w:t>
+      </w:r>
+    </w:p>
+    <w:p>
+      <w:r>
+        <w:t>Время сдвинулось с мёртвой точки, и, хотя закат всё так же рисовал на поверхности озера повторяющиеся узоры, в воздухе чувствовалось неумолимое приближение ночи, и от этого становилось спокойнее, хотя темнота не поможет мне добраться до надуманного берега.</w:t>
+      </w:r>
+    </w:p>
+    <w:p>
+      <w:r>
+        <w:t xml:space="preserve">Быть может, я </w:t>
+      </w:r>
+      <w:r>
+        <w:t>сбегу</w:t>
+      </w:r>
+      <w:r>
+        <w:t xml:space="preserve"> из этой западни иначе? </w:t>
+      </w:r>
+      <w:r>
+        <w:t>С</w:t>
+      </w:r>
+      <w:r>
+        <w:t>да</w:t>
+      </w:r>
+      <w:r>
+        <w:t>мся</w:t>
+      </w:r>
+      <w:r>
+        <w:t xml:space="preserve"> тянущей меня вниз силе</w:t>
+      </w:r>
+      <w:r>
+        <w:t>?</w:t>
+      </w:r>
+    </w:p>
+    <w:p>
+      <w:r>
+        <w:t>Мышцы ноют, вскипает вокруг вода.</w:t>
+      </w:r>
+    </w:p>
+    <w:p>
+      <w:r>
+        <w:t>Я набрал побольше воздуха в грудь и — нырнул. Из глубины мне подмигнул огонёк.</w:t>
+      </w:r>
+    </w:p>
+    <w:p>
+      <w:r>
+        <w:t>Страха больше нет. Я нашёл выход — безумный, как смерть ради жизни. Я стал помогать течению, грёб дрожащими руками, врезаясь в самое острие хлещущего света…</w:t>
+      </w:r>
+    </w:p>
+    <w:p>
+      <w:r>
+        <w:t>И вынырнул из воды.</w:t>
+      </w:r>
+    </w:p>
+    <w:p>
+      <w:r>
+        <w:t>Я не ошибся. Небо стемнело. Солнце почти скрылось в озере, хмуро выглядывая над горизонтом, как затёкший кровью глаз.</w:t>
+      </w:r>
+    </w:p>
+    <w:p>
+      <w:r>
+        <w:t>Нет смысла чего-то ждать. Я добьюсь прихода ночи, окончательной темноты, как спасения. Несколько глотков воздуха — и я погрузился с головой в глубокую синеву.</w:t>
+      </w:r>
+    </w:p>
+    <w:p>
+      <w:r>
+        <w:t>Но всё изменилось.</w:t>
+      </w:r>
+    </w:p>
+    <w:p>
+      <w:r>
+        <w:t xml:space="preserve">Огонёк исчез. Свет исходит от меня самого. </w:t>
+      </w:r>
+      <w:r>
+        <w:t>Или я</w:t>
+      </w:r>
+      <w:r>
+        <w:t xml:space="preserve"> отражаю чьё-то </w:t>
+      </w:r>
+      <w:r>
+        <w:t>тревожное</w:t>
+      </w:r>
+      <w:r>
+        <w:t xml:space="preserve"> сияние.</w:t>
+      </w:r>
+    </w:p>
+    <w:p>
+      <w:r>
+        <w:t>Глаза открыты. Я всё вижу.</w:t>
+      </w:r>
+    </w:p>
+    <w:p>
+      <w:r>
+        <w:t xml:space="preserve">Вокруг меня вьются длинные красные ленты, как рой взбудораженных рыб, испуганный моим </w:t>
+      </w:r>
+      <w:r>
+        <w:t>наглым</w:t>
+      </w:r>
+      <w:r>
+        <w:t xml:space="preserve"> вторжением</w:t>
+      </w:r>
+      <w:r>
+        <w:t xml:space="preserve"> в их мрачное царство</w:t>
+      </w:r>
+      <w:r>
+        <w:t>.</w:t>
+      </w:r>
+      <w:r>
+        <w:t xml:space="preserve"> </w:t>
+      </w:r>
+    </w:p>
+    <w:p>
+      <w:r>
+        <w:t>В лёгкие наливается тяжесть. Нарастает горячими спазмами боль.</w:t>
+      </w:r>
+    </w:p>
+    <w:p>
+      <w:r>
+        <w:t>Я пригляделся к лентам</w:t>
+      </w:r>
+      <w:r>
+        <w:t>. В глазах смеркается от удушья, но я теперь вижу, что это — не рыбы. Меня окружает косяк красных червей.</w:t>
+      </w:r>
+    </w:p>
+    <w:p>
+      <w:r>
+        <w:t>Черви</w:t>
+      </w:r>
+      <w:r>
+        <w:t xml:space="preserve"> бесновались, приближаясь всё ближе, пронзая воду стремительными алыми проблесками. Когда я уже мог коснуться их рукой, а лёгкие рвались от боли, черви на мгновение замерли.</w:t>
+      </w:r>
+    </w:p>
+    <w:p>
+      <w:r>
+        <w:t>Течение времени остановилось, застыло в холодной воде.</w:t>
+      </w:r>
+    </w:p>
+    <w:p>
+      <w:r>
+        <w:t>И в этот момент я всё понял.</w:t>
+      </w:r>
+    </w:p>
+    <w:p>
+      <w:r>
         <w:lastRenderedPageBreak/>
-        <w:t>Весь мир здесь состоит из бесконечно повторяющихся фрагментов, как лабиринт, из которого нет выхода.</w:t>
-      </w:r>
-    </w:p>
-    <w:p>
-      <w:r>
-        <w:t>Однако что-то изменилось.</w:t>
-      </w:r>
-    </w:p>
-    <w:p>
-      <w:r>
-        <w:t>Багрянец на небе сменила лиловая пастель, но само небо стало темнее, и солнце — или что бы это ни было — устало склонилось над горизонтом, едва не касаясь лимбом воды.</w:t>
-      </w:r>
-    </w:p>
-    <w:p>
-      <w:r>
-        <w:t xml:space="preserve">Я снова плыл, </w:t>
-      </w:r>
-      <w:r>
-        <w:t>стараясь</w:t>
-      </w:r>
-      <w:r>
-        <w:t xml:space="preserve"> осознать</w:t>
-      </w:r>
-      <w:r>
-        <w:t>,</w:t>
-      </w:r>
-      <w:r>
-        <w:t xml:space="preserve"> что происходит.</w:t>
-      </w:r>
-    </w:p>
-    <w:p>
-      <w:r>
-        <w:t>Время сдвинулось с мёртвой точки, и, хотя закат всё так же рисовал на поверхности озера повторяющиеся узоры, в воздухе чувствовалось неумолимое приближение ночи, и от этого становилось спокойнее, хотя темнота не поможет мне добраться до надуманного берега.</w:t>
-      </w:r>
-    </w:p>
-    <w:p>
-      <w:r>
-        <w:t xml:space="preserve">Быть может, я </w:t>
-      </w:r>
-      <w:r>
-        <w:t>сбегу</w:t>
-      </w:r>
-      <w:r>
-        <w:t xml:space="preserve"> из этой западни иначе? </w:t>
-      </w:r>
-      <w:r>
-        <w:t>С</w:t>
-      </w:r>
-      <w:r>
-        <w:t>да</w:t>
-      </w:r>
-      <w:r>
-        <w:t>мся</w:t>
-      </w:r>
-      <w:r>
-        <w:t xml:space="preserve"> тянущей меня вниз силе</w:t>
-      </w:r>
-      <w:r>
-        <w:t>?</w:t>
-      </w:r>
-    </w:p>
-    <w:p>
-      <w:r>
-        <w:t>Мышцы ноют, вскипает вокруг вода.</w:t>
-      </w:r>
-    </w:p>
-    <w:p>
-      <w:r>
-        <w:t>Я набрал побольше воздуха в грудь и — нырнул. Из глубины мне подмигнул огонёк.</w:t>
-      </w:r>
-    </w:p>
-    <w:p>
-      <w:r>
-        <w:t>Страха больше нет. Я нашёл выход — безумный, как смерть ради жизни. Я стал помогать течению, грёб дрожащими руками, врезаясь в самое острие хлещущего света…</w:t>
-      </w:r>
-    </w:p>
-    <w:p>
-      <w:r>
-        <w:t>И вынырнул из воды.</w:t>
-      </w:r>
-    </w:p>
-    <w:p>
-      <w:r>
-        <w:t>Я не ошибся. Небо совсем стемнело. Солнце почти скрылось в озере, хмуро выглядывая над горизонтом, как затёкший кровью глаз.</w:t>
-      </w:r>
-    </w:p>
-    <w:p>
-      <w:r>
-        <w:t>Нет смысла чего-то ждать. Я добьюсь прихода ночи, окончательной темноты, как спасения. Несколько глотков воздуха — и я погрузился с головой в глубокую синеву.</w:t>
-      </w:r>
-    </w:p>
-    <w:p>
-      <w:r>
-        <w:t>Но всё изменилось.</w:t>
-      </w:r>
-    </w:p>
-    <w:p>
-      <w:r>
-        <w:t xml:space="preserve">Огонёк исчез. Свет исходит от меня самого. </w:t>
-      </w:r>
-      <w:r>
-        <w:t>Или я</w:t>
-      </w:r>
-      <w:r>
-        <w:t xml:space="preserve"> отражаю чьё-то чужеродное сияние.</w:t>
-      </w:r>
-    </w:p>
-    <w:p>
-      <w:r>
-        <w:t>Глаза открыты. Я всё вижу.</w:t>
-      </w:r>
-    </w:p>
-    <w:p>
-      <w:r>
-        <w:t>Вокруг меня вьются длинные красные ленты, как рой взбудораженных рыб, испуганный моим бурным вторжением</w:t>
-      </w:r>
-      <w:r>
-        <w:t xml:space="preserve"> в их мрачное царство</w:t>
-      </w:r>
-      <w:r>
-        <w:t>. В лёгкие наливается тяжесть. Нарастает горячими спазмами боль.</w:t>
-      </w:r>
-    </w:p>
-    <w:p>
-      <w:r>
-        <w:t>Я пригляделся к красным лентам, и вдруг понял, что это — черви.</w:t>
-      </w:r>
-    </w:p>
-    <w:p>
-      <w:r>
-        <w:t>Они бесновались, приближаясь всё ближе, пронзая воду стремительными алыми проблесками. Когда я уже мог коснуться их рукой, а лёгкие рвались от боли, черви на мгновение замерли.</w:t>
-      </w:r>
-    </w:p>
-    <w:p>
-      <w:r>
-        <w:t>Течение времени остановилось, застыло в холодной воде.</w:t>
-      </w:r>
-    </w:p>
-    <w:p>
-      <w:r>
-        <w:t>И в этот момент я всё понял.</w:t>
-      </w:r>
-    </w:p>
-    <w:p>
-      <w:r>
-        <w:lastRenderedPageBreak/>
-        <w:t>Я рванул к поверхности, обезумев от жажды воздуха, и черви бросились на меня, пролезли в рот, в уши, в ноздри. Я не смог даже закричать и захлебнулся навалившейся на меня темнотой.</w:t>
+        <w:t xml:space="preserve">Я </w:t>
+      </w:r>
+      <w:r>
+        <w:t>бросился</w:t>
+      </w:r>
+      <w:r>
+        <w:t xml:space="preserve"> к поверхности, обезумев от жажды воздуха, и черви </w:t>
+      </w:r>
+      <w:r>
+        <w:t>устремились на меня мощным бурлящим потоком —</w:t>
+      </w:r>
+      <w:r>
+        <w:t xml:space="preserve"> </w:t>
+      </w:r>
+      <w:r>
+        <w:t xml:space="preserve">в давящей сотнями атмосфер тишине. Поток пробил меня насквозь. Черви залезли </w:t>
+      </w:r>
+      <w:r>
+        <w:t>в рот, в уши, в ноздри. Я не смог даже закричать и захлебнулся навалившейся на меня темнотой.</w:t>
       </w:r>
     </w:p>
     <w:p>
@@ -579,7 +827,23 @@
     </w:p>
     <w:p>
       <w:r>
-        <w:t>Я выбрался из амниона — запутавшись как обычно в застёжках — и завис посреди каюты, едва не приложившись головой о торчащий из стены поручень. Гравитонная камера во время бранка не работает, и приходится мириться с невесомостью.</w:t>
+        <w:t xml:space="preserve">Я выбрался из амниона — запутавшись как обычно в застёжках — и завис посреди каюты, едва не приложившись головой о торчащий из стены поручень. </w:t>
+      </w:r>
+      <w:proofErr w:type="spellStart"/>
+      <w:r>
+        <w:t>Гравитонная</w:t>
+      </w:r>
+      <w:proofErr w:type="spellEnd"/>
+      <w:r>
+        <w:t xml:space="preserve"> камера во время </w:t>
+      </w:r>
+      <w:proofErr w:type="spellStart"/>
+      <w:r>
+        <w:t>бранка</w:t>
+      </w:r>
+      <w:proofErr w:type="spellEnd"/>
+      <w:r>
+        <w:t xml:space="preserve"> не работает, и приходится мириться с невесомостью.</w:t>
       </w:r>
     </w:p>
     <w:p>
@@ -605,7 +869,15 @@
     </w:p>
     <w:p>
       <w:r>
-        <w:t>Табельные часы с логотипом «Грозного», которые в бранке используются как будильник, сердито вибрировали и покалывали кожу. Я раздражённо содрал часы с запястья.</w:t>
+        <w:t xml:space="preserve">Табельные часы с логотипом «Грозного», которые в </w:t>
+      </w:r>
+      <w:proofErr w:type="spellStart"/>
+      <w:r>
+        <w:t>бранке</w:t>
+      </w:r>
+      <w:proofErr w:type="spellEnd"/>
+      <w:r>
+        <w:t xml:space="preserve"> используются как будильник, сердито вибрировали и покалывали кожу. Я раздражённо содрал часы с запястья.</w:t>
       </w:r>
     </w:p>
     <w:p>
@@ -620,7 +892,7 @@
     </w:p>
     <w:p>
       <w:r>
-        <w:t>В ответ в недрах корабля что-то зашуршало, и воздух в каюте стал немного кислым, как от хлорки.</w:t>
+        <w:t>В ответ в недрах корабля что-то зашуршало, и воздух в каюте стал кислым, как от хлорки.</w:t>
       </w:r>
     </w:p>
     <w:p>
@@ -642,7 +914,13 @@
     </w:p>
     <w:p>
       <w:r>
-        <w:t xml:space="preserve">Часы наконец успокоились, я нацепил их на запястье и завёл до упора коронку. В окошке на циферблате, где обычно выводится дата, поблёскивала цифра «20» — количество полных оборотов, — а единственная стрелка </w:t>
+        <w:t>Часы наконец успокоились, я нацепил их на запястье и</w:t>
+      </w:r>
+      <w:r>
+        <w:t xml:space="preserve"> затянул</w:t>
+      </w:r>
+      <w:r>
+        <w:t xml:space="preserve"> до упора коронку. В окошке на циферблате, где обычно выводится дата, поблёскивала цифра «20» — количество полных оборотов, — а единственная стрелка </w:t>
       </w:r>
       <w:r>
         <w:t xml:space="preserve">успела уже перейти за длинную риску </w:t>
@@ -702,12 +980,26 @@
     </w:p>
     <w:p>
       <w:r>
-        <w:t>Электронные аппараты во время бранка не работают, и вместо них трудятся механические интегралы, которые устроены примерно так же, как мои наручные часы.</w:t>
-      </w:r>
-    </w:p>
-    <w:p>
-      <w:r>
-        <w:t>Я опустился к основанию капсулы, открыл панель и стал поворачивать ключ запуска диагностики. Провизорный модуль недовольно потрескивал, а ключ с широкими заушинами так и норовил выскользнуть из пальцев. Закончив завод, я распрямился. Из модуля стало доноситься мелодичное тикание — запустился огромный часовой механизм.</w:t>
+        <w:t xml:space="preserve">Электронные аппараты во время </w:t>
+      </w:r>
+      <w:proofErr w:type="spellStart"/>
+      <w:r>
+        <w:t>бранка</w:t>
+      </w:r>
+      <w:proofErr w:type="spellEnd"/>
+      <w:r>
+        <w:t xml:space="preserve"> не работают, и вместо них трудятся механические интегралы, которые устроены примерно так же, как мои наручные часы.</w:t>
+      </w:r>
+    </w:p>
+    <w:p>
+      <w:r>
+        <w:t xml:space="preserve">Я </w:t>
+      </w:r>
+      <w:r>
+        <w:t>с</w:t>
+      </w:r>
+      <w:r>
+        <w:t>пустился к основанию капсулы, открыл панель и стал поворачивать ключ запуска диагностики. Провизорный модуль недовольно потрескивал, а ключ с широкими заушинами так и норовил выскользнуть из пальцев. Закончив завод, я распрямился. Из модуля стало доноситься мелодичное тикание — запустился огромный часовой механизм.</w:t>
       </w:r>
     </w:p>
     <w:p>
@@ -738,7 +1030,23 @@
     </w:p>
     <w:p>
       <w:r>
-        <w:t xml:space="preserve">В рот вправлена толстая резиновая трубка, похожая на червя-паразита, череп оплетён проводами, а глаз не видно — вместо них тёмные провалы, слепая тень, и я иногда думаю, что глаза у неё открыты, что она всё видит и понимает. Если на первых циклах навигатор сохраняет человеческий разум, то на последнем, четвёртом, его уже не достают из капсулы. Она превращается в живой компьютер, который вычисляет наш путь сквозь балк. </w:t>
+        <w:t xml:space="preserve">В рот </w:t>
+      </w:r>
+      <w:r>
+        <w:t>вставлена</w:t>
+      </w:r>
+      <w:r>
+        <w:t xml:space="preserve"> толстая резиновая трубка, похожая на червя-паразита, череп оплетён проводами, а глаз не видно — вместо них тёмные провалы, слепая тень, и я иногда думаю, что глаза у неё открыты, что она всё видит и понимает.</w:t>
+      </w:r>
+    </w:p>
+    <w:p>
+      <w:r>
+        <w:t>Нет. Конечно, нет.</w:t>
+      </w:r>
+    </w:p>
+    <w:p>
+      <w:r>
+        <w:t xml:space="preserve">Если на первых циклах навигатор сохраняет человеческий разум, то на последнем, четвёртом, его уже не достают из капсулы. Она превращается в живой компьютер, который вычисляет наш путь сквозь балк. </w:t>
       </w:r>
     </w:p>
     <w:p>
@@ -748,7 +1056,11 @@
     </w:p>
     <w:p>
       <w:r>
-        <w:t>Провизорный модуль работал. Я ждал, стараясь не смотреть на стеклянное забрало капсулы. Тикание сбилось, пропустило несколько щелчков, как больное сердце, и замолкло. На провизорном модуле загорелись три красных огня.</w:t>
+        <w:t xml:space="preserve">Провизорный модуль работал. Я ждал, стараясь не смотреть на стеклянное забрало капсулы. Тикание сбилось, пропустило несколько щелчков, как </w:t>
+      </w:r>
+      <w:r>
+        <w:lastRenderedPageBreak/>
+        <w:t>больное сердце, и замолкло. На провизорном модуле загорелись три красных огня.</w:t>
       </w:r>
     </w:p>
     <w:p>
@@ -758,124 +1070,158 @@
     </w:p>
     <w:p>
       <w:r>
+        <w:t xml:space="preserve">Три огня — навигатор мёртв. Такого в </w:t>
+      </w:r>
+      <w:proofErr w:type="spellStart"/>
+      <w:r>
+        <w:t>бранке</w:t>
+      </w:r>
+      <w:proofErr w:type="spellEnd"/>
+      <w:r>
+        <w:t xml:space="preserve"> никогда не происходит.</w:t>
+      </w:r>
+    </w:p>
+    <w:p>
+      <w:r>
+        <w:t>Не должно происходить.</w:t>
+      </w:r>
+    </w:p>
+    <w:p>
+      <w:r>
+        <w:t>Значит, мы уже не идём по маршруту, а тонем в пустоте без всякой надежды выбраться наружу.</w:t>
+      </w:r>
+    </w:p>
+    <w:p>
+      <w:r>
+        <w:t>По инструкции проверку надо провести дважды.</w:t>
+      </w:r>
+    </w:p>
+    <w:p>
+      <w:r>
+        <w:t xml:space="preserve">Трясущейся рукой я повернул в провизорном модуле ключ. Сердце молотило, как на грани приступа. </w:t>
+      </w:r>
+    </w:p>
+    <w:p>
+      <w:r>
+        <w:t>Завёл.</w:t>
+      </w:r>
+    </w:p>
+    <w:p>
+      <w:r>
+        <w:t>Механизм мягко зашуршал, проигрывая записанную на валиках программу.</w:t>
+      </w:r>
+    </w:p>
+    <w:p>
+      <w:r>
+        <w:t>Тик-так, тик-так.</w:t>
+      </w:r>
+    </w:p>
+    <w:p>
+      <w:r>
+        <w:t>Не знаю, что мы будем делать, если проверка не пройдёт во второй раз. Не знаю, можно ли сделать хоть что-нибудь. В бога верить в союзном флоте не принято, но я бы помолился, если бы знал хоть одну молитву.</w:t>
+      </w:r>
+    </w:p>
+    <w:p>
+      <w:r>
+        <w:t xml:space="preserve">Модуль замолк. На панели загорелось три зелёных индикатора — всё в порядке. Я вытер рукавом со лба пот — для верности </w:t>
+      </w:r>
+      <w:r>
+        <w:t>хорошо бы</w:t>
+      </w:r>
+      <w:r>
+        <w:t xml:space="preserve"> провести проверку ещё раз.</w:t>
+      </w:r>
+    </w:p>
+    <w:p>
+      <w:r>
+        <w:t>Узкое окошко в коридор налилось светом. Я почувствовал это спиной и резко обернулся, как если бы невидимый шутник, подкравшись, ударил меня по плечу.</w:t>
+      </w:r>
+    </w:p>
+    <w:p>
+      <w:r>
+        <w:t>Кто-то ещё не спит, кроме меня.</w:t>
+      </w:r>
+    </w:p>
+    <w:p>
+      <w:r>
+        <w:t>Я вылез в коридор.</w:t>
+      </w:r>
+    </w:p>
+    <w:p>
+      <w:r>
+        <w:t xml:space="preserve">Сергей Владимирович Майоров, капитан «Грозного», висел под потолком, прижимаясь к переборке спиной, и устало тёр ладонью лоб. На вид Майорову </w:t>
+      </w:r>
+      <w:r>
+        <w:t>перевалило</w:t>
+      </w:r>
+      <w:r>
+        <w:t xml:space="preserve"> </w:t>
+      </w:r>
+      <w:r>
+        <w:t>за</w:t>
+      </w:r>
+      <w:r>
+        <w:t xml:space="preserve"> пятьдесят — седые волосы, расчерченный морщинами лоб, — но в действительности </w:t>
+      </w:r>
+      <w:r>
+        <w:t>он был лет на десять моложе</w:t>
+      </w:r>
+      <w:r>
+        <w:t>. Видимо, заботы не отпускали капитана даже во сне.</w:t>
+      </w:r>
+    </w:p>
+    <w:p>
+      <w:r>
+        <w:t>— Олег? — Он сонно моргнул.</w:t>
+      </w:r>
+    </w:p>
+    <w:p>
+      <w:r>
+        <w:t xml:space="preserve">— Сергей Владимирович, </w:t>
+      </w:r>
+      <w:r>
+        <w:t>я думал</w:t>
+      </w:r>
+      <w:r>
+        <w:t>, сейчас моя вахта.</w:t>
+      </w:r>
+    </w:p>
+    <w:p>
+      <w:r>
+        <w:t>— Твоя, конечно, — Майоров прищурился, глядя, как доводчик медленно закрывает люк в навигационный отсек. — Буду я у тебя вахту забирать! Не спится просто. У тебя-то как дела?</w:t>
+      </w:r>
+    </w:p>
+    <w:p>
+      <w:r>
+        <w:t xml:space="preserve">Люк глухо клацнул, </w:t>
+      </w:r>
+      <w:proofErr w:type="spellStart"/>
+      <w:r>
+        <w:t>примагнитившись</w:t>
+      </w:r>
+      <w:proofErr w:type="spellEnd"/>
+      <w:r>
+        <w:t xml:space="preserve"> к стене.</w:t>
+      </w:r>
+    </w:p>
+    <w:p>
+      <w:r>
+        <w:t>— Провизор выдал три красных огня после проверки, — сказал я.</w:t>
+      </w:r>
+    </w:p>
+    <w:p>
+      <w:r>
+        <w:t>— Что? — вытаращился Майоров. — Так какого чёрта ты здесь? Давай повторную!</w:t>
+      </w:r>
+    </w:p>
+    <w:p>
+      <w:r>
+        <w:t>Он оттолкнул меня плечом и нырнул к люку.</w:t>
+      </w:r>
+    </w:p>
+    <w:p>
+      <w:r>
         <w:lastRenderedPageBreak/>
-        <w:t>Три огня — навигатор мёртв. Такого в бранке никогда не происходит.</w:t>
-      </w:r>
-    </w:p>
-    <w:p>
-      <w:r>
-        <w:t>Не должно происходить.</w:t>
-      </w:r>
-    </w:p>
-    <w:p>
-      <w:r>
-        <w:t>Значит, мы уже не идём по маршруту, а тонем в пустоте без всякой надежды выбраться наружу.</w:t>
-      </w:r>
-    </w:p>
-    <w:p>
-      <w:r>
-        <w:t>По инструкции проверку надо провести дважды.</w:t>
-      </w:r>
-    </w:p>
-    <w:p>
-      <w:r>
-        <w:t xml:space="preserve">Трясущейся рукой я повернул в провизорном модуле ключ. Сердце молотило, как на грани приступа. </w:t>
-      </w:r>
-    </w:p>
-    <w:p>
-      <w:r>
-        <w:t>Завёл.</w:t>
-      </w:r>
-    </w:p>
-    <w:p>
-      <w:r>
-        <w:t>Механизм мягко зашуршал, проигрывая записанную на валиках программу.</w:t>
-      </w:r>
-    </w:p>
-    <w:p>
-      <w:r>
-        <w:t>Тик-так, тик-так.</w:t>
-      </w:r>
-    </w:p>
-    <w:p>
-      <w:r>
-        <w:t>Не знаю, что мы будем делать, если проверка не пройдёт во второй раз. Не знаю, можно ли сделать хоть что-нибудь. В бога верить в союзном флоте не принято, но я бы помолился, если бы знал хоть одну молитву.</w:t>
-      </w:r>
-    </w:p>
-    <w:p>
-      <w:r>
-        <w:t xml:space="preserve">Модуль замолк. На панели загорелось три зелёных индикатора — всё в порядке. Я вытер рукавом со лба пот — для верности </w:t>
-      </w:r>
-      <w:r>
-        <w:t>хорошо бы</w:t>
-      </w:r>
-      <w:r>
-        <w:t xml:space="preserve"> провести проверку ещё раз.</w:t>
-      </w:r>
-    </w:p>
-    <w:p>
-      <w:r>
-        <w:t>Узкое окошко в коридор налилось светом. Я почувствовал это спиной и резко обернулся, как если бы невидимый шутник, подкравшись, ударил меня по плечу.</w:t>
-      </w:r>
-    </w:p>
-    <w:p>
-      <w:r>
-        <w:t>Кто-то ещё не спит, кроме меня.</w:t>
-      </w:r>
-    </w:p>
-    <w:p>
-      <w:r>
-        <w:t>Я вылез в коридор.</w:t>
-      </w:r>
-    </w:p>
-    <w:p>
-      <w:r>
-        <w:t>Сергей Владимирович Майоров, капитан «Грозного», висел под потолком, прижимаясь к переборке спиной, и устало тёр ладонью лоб. На вид Майорову было лет пятьдесят — седые волосы, расчерченный морщинами лоб, — но в действительности ему не исполнилось и сорока. Видимо, заботы не отпускали капитана даже во сне.</w:t>
-      </w:r>
-    </w:p>
-    <w:p>
-      <w:r>
-        <w:t>— Олег? — Он сонно моргнул.</w:t>
-      </w:r>
-    </w:p>
-    <w:p>
-      <w:r>
-        <w:t xml:space="preserve">— Сергей Владимирович, </w:t>
-      </w:r>
-      <w:r>
-        <w:t>я думал</w:t>
-      </w:r>
-      <w:r>
-        <w:t>, сейчас моя вахта.</w:t>
-      </w:r>
-    </w:p>
-    <w:p>
-      <w:r>
-        <w:t>— Твоя, конечно, — Майоров прищурился, глядя, как доводчик медленно закрывает люк в навигационный отсек. — Буду я у тебя вахту забирать! Не спится просто. У тебя-то как дела?</w:t>
-      </w:r>
-    </w:p>
-    <w:p>
-      <w:r>
-        <w:t>Люк глухо клацнул, примагнитившись к стене.</w:t>
-      </w:r>
-    </w:p>
-    <w:p>
-      <w:r>
-        <w:t>— Провизор выдал три красных огня после проверки, — сказал я.</w:t>
-      </w:r>
-    </w:p>
-    <w:p>
-      <w:r>
-        <w:t>— Что? — вытаращился Майоров. — Так какого чёрта ты здесь? Давай повторную!</w:t>
-      </w:r>
-    </w:p>
-    <w:p>
-      <w:r>
-        <w:t>Он оттолкнул меня плечом и нырнул к люку.</w:t>
-      </w:r>
-    </w:p>
-    <w:p>
-      <w:r>
         <w:t>— С повторной всё хорошо! — крикнул я.</w:t>
       </w:r>
     </w:p>
@@ -886,7 +1232,6 @@
     </w:p>
     <w:p>
       <w:r>
-        <w:lastRenderedPageBreak/>
         <w:t>— Что после повторной было?</w:t>
       </w:r>
     </w:p>
@@ -945,7 +1290,15 @@
     </w:p>
     <w:p>
       <w:r>
-        <w:t>— Понятно, почему я проснулся! — Ключ ритмично поворачивался в модуле, громко чеканя секунды. — Говорят же, что сны в бранке не просто так снятся!</w:t>
+        <w:t xml:space="preserve">— Понятно, почему я проснулся! — Ключ ритмично поворачивался в модуле, громко чеканя секунды. — Говорят же, что сны в </w:t>
+      </w:r>
+      <w:proofErr w:type="spellStart"/>
+      <w:r>
+        <w:t>бранке</w:t>
+      </w:r>
+      <w:proofErr w:type="spellEnd"/>
+      <w:r>
+        <w:t xml:space="preserve"> не просто так снятся!</w:t>
       </w:r>
     </w:p>
     <w:p>
@@ -992,7 +1345,15 @@
     </w:p>
     <w:p>
       <w:r>
-        <w:t>Майоров переместился к центральному анализатору, циану — встроенному в стену металлическому шкафу с похожими на лимбовые замки регуляторами.</w:t>
+        <w:t xml:space="preserve">Майоров переместился к центральному анализатору, циану — встроенному в стену металлическому шкафу с похожими на </w:t>
+      </w:r>
+      <w:proofErr w:type="spellStart"/>
+      <w:r>
+        <w:t>лимбовые</w:t>
+      </w:r>
+      <w:proofErr w:type="spellEnd"/>
+      <w:r>
+        <w:t xml:space="preserve"> замки регуляторами.</w:t>
       </w:r>
     </w:p>
     <w:p>
@@ -1048,108 +1409,137 @@
         <w:pStyle w:val="ad"/>
       </w:pPr>
       <w:r>
+        <w:lastRenderedPageBreak/>
         <w:t>* * *</w:t>
       </w:r>
     </w:p>
     <w:p>
       <w:r>
+        <w:t xml:space="preserve">Керман, опухший от невесомости, с полностью лысым бугристым черепом, напоминал утопленника. Он забрался в свой ложемент в рубке и смотрел в иллюминатор, в котором </w:t>
+      </w:r>
+      <w:r>
+        <w:t>хмуро и как будто нехотя отражалось его помятое лицо.</w:t>
+      </w:r>
+      <w:r>
+        <w:t xml:space="preserve"> Казалось, ложемент вопреки всем законам физики, несмотря на невесомость, сейчас подломится под его исполинской </w:t>
+      </w:r>
+      <w:r>
+        <w:t>спиной</w:t>
+      </w:r>
+      <w:r>
+        <w:t>.</w:t>
+      </w:r>
+    </w:p>
+    <w:p>
+      <w:r>
+        <w:t>— Дима, — спросил Майоров, — так чего решаем? Тут твоя зона ответственности.</w:t>
+      </w:r>
+    </w:p>
+    <w:p>
+      <w:r>
+        <w:t xml:space="preserve">Майоров то ли сидел, то ли лежал в ложементе пилота. За его спиной развернулся во всю стену огромный фонарь из прозрачного металла — панорамный вид на первозданную бездну, где мы существуем вопреки пространству и времени. </w:t>
+      </w:r>
+    </w:p>
+    <w:p>
+      <w:r>
+        <w:t xml:space="preserve">— А чего тут решать? — проговорил Керман, с трудом ворочая во рту словами, как после заморозки. — Так-то мы уже раз двадцать всё проверили. Циан в порядке. Ты от меня чего хочешь? Из </w:t>
+      </w:r>
+      <w:proofErr w:type="spellStart"/>
+      <w:r>
+        <w:t>бранка</w:t>
+      </w:r>
+      <w:proofErr w:type="spellEnd"/>
+      <w:r>
+        <w:t xml:space="preserve"> же </w:t>
+      </w:r>
+      <w:r>
+        <w:t xml:space="preserve">мы досрочно </w:t>
+      </w:r>
+      <w:r>
+        <w:t>не выйдем, правда? Считайте, что произошёл дежурный сбой.</w:t>
+      </w:r>
+    </w:p>
+    <w:p>
+      <w:r>
+        <w:t xml:space="preserve">— Я понимаю, что из </w:t>
+      </w:r>
+      <w:proofErr w:type="spellStart"/>
+      <w:r>
+        <w:t>бранка</w:t>
+      </w:r>
+      <w:proofErr w:type="spellEnd"/>
+      <w:r>
+        <w:t xml:space="preserve"> не выйдем! — </w:t>
+      </w:r>
+      <w:r>
+        <w:t>выдохнул</w:t>
+      </w:r>
+      <w:r>
+        <w:t xml:space="preserve"> Майоров. — Есть ещё какие-то способы диагностики? Может, заменить провизорный модуль?</w:t>
+      </w:r>
+    </w:p>
+    <w:p>
+      <w:r>
+        <w:t>— Сергей, нет никаких секретных способов диагностики, о которых ты не знаешь! — лениво отозвался Керман. — А провизорный модуль во время перехода я менять не буду. Так-то, если ты, — он приподнялся в ложементе, — отдашь мне такой приказ, я, конечно, заменю. Какие проблемы! Но сам бы я лично не рекомендовал,</w:t>
+      </w:r>
+      <w:r>
+        <w:t xml:space="preserve"> только</w:t>
+      </w:r>
+      <w:r>
+        <w:t xml:space="preserve"> хуже сделаем.</w:t>
+      </w:r>
+    </w:p>
+    <w:p>
+      <w:r>
+        <w:t>— И что тогда? Делаем вид, что ничего не произошло?</w:t>
+      </w:r>
+    </w:p>
+    <w:p>
+      <w:r>
+        <w:t>— Я никакой вид делать не хочу. Я бы вообще ещё поспал. — Керман подмигнул своему отражению в иллюминаторе и наигранно зевнул. — Три огня у меня и раньше загорались. Как видишь, живой пока.</w:t>
+      </w:r>
+    </w:p>
+    <w:p>
+      <w:r>
+        <w:t>— И ты молчал? — дёрнулся Майоров.</w:t>
+      </w:r>
+    </w:p>
+    <w:p>
+      <w:r>
+        <w:t xml:space="preserve">— Ну вот говорю, и что? Как инженер я тут никаких аналогий проводить не могу. Разные корабли, разные провизорные модули. Причины сбоев тоже разные. Нет, — Керман прижал к груди пятерню, — если тебя эта информация успокаивает, я так-то очень рад, что смог помочь. </w:t>
+      </w:r>
+      <w:r>
+        <w:t>Глядишь</w:t>
+      </w:r>
+      <w:r>
+        <w:t xml:space="preserve">, </w:t>
+      </w:r>
+      <w:r>
+        <w:t>и сам</w:t>
+      </w:r>
+      <w:r>
+        <w:t xml:space="preserve"> поспишь немного. Всего семь часов до выхода осталось, и я бы предпочёл быть посвежее.</w:t>
+      </w:r>
+    </w:p>
+    <w:p>
+      <w:r>
+        <w:t xml:space="preserve">— Я три красных не видел никогда. </w:t>
+      </w:r>
+    </w:p>
+    <w:p>
+      <w:r>
+        <w:t xml:space="preserve">— Да ты везучий, Сергей! Хотя ты же и сейчас их не видел. Другой техник, — Керман взглянул на меня, — прогнал бы несколько раз повторные проверки </w:t>
+      </w:r>
+      <w:r>
+        <w:t>да</w:t>
+      </w:r>
+      <w:r>
+        <w:t xml:space="preserve"> забыл об этом. Уверен, что за твою службу такого ни разу не случалось?</w:t>
+      </w:r>
+    </w:p>
+    <w:p>
+      <w:r>
         <w:lastRenderedPageBreak/>
-        <w:t xml:space="preserve">Керман, опухший от невесомости, с полностью лысым бугристым черепом, напоминал утопленника. Он забрался в свой ложемент в рубке и смотрел в иллюминатор, в котором </w:t>
-      </w:r>
-      <w:r>
-        <w:t>хмуро и как будто нехотя отражалось его помятое лицо.</w:t>
-      </w:r>
-      <w:r>
-        <w:t xml:space="preserve"> Казалось, ложемент вопреки всем законам физики, несмотря на невесомость, сейчас подломится под его исполинской массой.</w:t>
-      </w:r>
-    </w:p>
-    <w:p>
-      <w:r>
-        <w:t>— Дима, — спросил Майоров, — так чего решаем? Тут твоя зона ответственности.</w:t>
-      </w:r>
-    </w:p>
-    <w:p>
-      <w:r>
-        <w:t xml:space="preserve">Майоров то ли сидел, то ли лежал в ложементе пилота. За его спиной развернулся во всю стену огромный фонарь из прозрачного металла — панорамный вид на первозданную бездну, где мы существуем вопреки пространству и времени. </w:t>
-      </w:r>
-    </w:p>
-    <w:p>
-      <w:r>
-        <w:t xml:space="preserve">— А чего тут решать? — проговорил Керман, с трудом ворочая во рту словами, как после заморозки. — Так-то мы уже раз двадцать всё проверили. Циан в порядке. Ты от меня чего хочешь? Из бранка же </w:t>
-      </w:r>
-      <w:r>
-        <w:t xml:space="preserve">мы досрочно </w:t>
-      </w:r>
-      <w:r>
-        <w:t>не выйдем, правда? Считайте, что произошёл дежурный сбой.</w:t>
-      </w:r>
-    </w:p>
-    <w:p>
-      <w:r>
-        <w:t xml:space="preserve">— Я понимаю, что из бранка не выйдем! — </w:t>
-      </w:r>
-      <w:r>
-        <w:t>выдохнул</w:t>
-      </w:r>
-      <w:r>
-        <w:t xml:space="preserve"> Майоров. — Есть ещё какие-то способы диагностики? Может, заменить провизорный модуль?</w:t>
-      </w:r>
-    </w:p>
-    <w:p>
-      <w:r>
-        <w:t>— Сергей, нет никаких секретных способов диагностики, о которых ты не знаешь! — лениво отозвался Керман. — А провизорный модуль во время перехода я менять не буду. Так-то, если ты, — он приподнялся в ложементе, — отдашь мне такой приказ, я, конечно, заменю. Какие проблемы! Но сам бы я лично не рекомендовал,</w:t>
-      </w:r>
-      <w:r>
-        <w:t xml:space="preserve"> только</w:t>
-      </w:r>
-      <w:r>
-        <w:t xml:space="preserve"> хуже сделаем.</w:t>
-      </w:r>
-    </w:p>
-    <w:p>
-      <w:r>
-        <w:t>— И что тогда? Делаем вид, что ничего не произошло?</w:t>
-      </w:r>
-    </w:p>
-    <w:p>
-      <w:r>
-        <w:t>— Я никакой вид делать не хочу. Я бы вообще ещё поспал. — Керман подмигнул своему отражению в иллюминаторе и наигранно зевнул. — Три огня у меня и раньше загорались. Как видишь, живой пока.</w:t>
-      </w:r>
-    </w:p>
-    <w:p>
-      <w:r>
-        <w:t>— И ты молчал? — дёрнулся Майоров.</w:t>
-      </w:r>
-    </w:p>
-    <w:p>
-      <w:r>
-        <w:t xml:space="preserve">— Ну вот говорю, и что? Как инженер я тут никаких аналогий проводить не могу. Разные корабли, разные провизорные модули. Причины сбоев тоже разные. Нет, — Керман прижал к груди пятерню, — если тебя эта информация успокаивает, я так-то очень рад, что смог помочь. </w:t>
-      </w:r>
-      <w:r>
-        <w:t>Глядишь</w:t>
-      </w:r>
-      <w:r>
-        <w:t xml:space="preserve">, </w:t>
-      </w:r>
-      <w:r>
-        <w:t>и сам</w:t>
-      </w:r>
-      <w:r>
-        <w:t xml:space="preserve"> поспишь немного. Всего семь часов до выхода осталось, и я бы предпочёл быть посвежее.</w:t>
-      </w:r>
-    </w:p>
-    <w:p>
-      <w:r>
-        <w:t xml:space="preserve">— Я три красных не видел никогда. </w:t>
-      </w:r>
-    </w:p>
-    <w:p>
-      <w:r>
-        <w:t>— Да ты везучий, Сергей! Хотя ты же и сейчас их не видел. Другой техник, — Керман взглянул на меня, — прогнал бы несколько раз повторные проверки и забыл об этом. Уверен, что за твою службу такого ни разу не случалось?</w:t>
-      </w:r>
-    </w:p>
-    <w:p>
-      <w:r>
         <w:t>— Я уже ни в чём не уверен, — сказал Майоров.</w:t>
       </w:r>
     </w:p>
@@ -1175,7 +1565,6 @@
     </w:p>
     <w:p>
       <w:r>
-        <w:lastRenderedPageBreak/>
         <w:t>— Олег! — улыбнулся Керман. — Это какой твой полёт? Четвёртый, пятый?</w:t>
       </w:r>
     </w:p>
@@ -1186,7 +1575,15 @@
     </w:p>
     <w:p>
       <w:r>
-        <w:t>— Во-о-от! — закивал Керман. — Так-то я тебя понимаю. Руки чешутся, хочется что-то сделать. Подвиг там гражданский совершить. После нескольких бранков ещё не успеваешь вникнуть во всю, так сказать, философию нашей ситуации.</w:t>
+        <w:t xml:space="preserve">— Во-о-от! — закивал Керман. — Так-то я тебя понимаю. Руки чешутся, хочется что-то сделать. Подвиг там гражданский совершить. После нескольких </w:t>
+      </w:r>
+      <w:proofErr w:type="spellStart"/>
+      <w:r>
+        <w:t>бранков</w:t>
+      </w:r>
+      <w:proofErr w:type="spellEnd"/>
+      <w:r>
+        <w:t xml:space="preserve"> ещё не успеваешь вникнуть во всю, так сказать, философию нашей ситуации.</w:t>
       </w:r>
     </w:p>
     <w:p>
@@ -1238,7 +1635,23 @@
     </w:p>
     <w:p>
       <w:r>
-        <w:t>— Я и не преувеличиваю. Все же понимают, на что идут, когда на трёхнедельный бранк подписываются. Теперь вот и молодёжь понимает. Ты не бледней так быстро, — подмигнул мне Керман. — Если что, у меня пятьдесят шестой бранк, а я до сих пор тут с вами беседы беседую.</w:t>
+        <w:t xml:space="preserve">— Я и не преувеличиваю. Все же понимают, на что идут, когда на трёхнедельный </w:t>
+      </w:r>
+      <w:proofErr w:type="spellStart"/>
+      <w:r>
+        <w:t>бранк</w:t>
+      </w:r>
+      <w:proofErr w:type="spellEnd"/>
+      <w:r>
+        <w:t xml:space="preserve"> подписываются. Теперь вот и молодёжь понимает. Ты не бледней так быстро, — подмигнул мне Керман. — Если что, у меня пятьдесят шестой </w:t>
+      </w:r>
+      <w:proofErr w:type="spellStart"/>
+      <w:r>
+        <w:t>бранк</w:t>
+      </w:r>
+      <w:proofErr w:type="spellEnd"/>
+      <w:r>
+        <w:t>, а я до сих пор тут с вами беседы беседую.</w:t>
       </w:r>
     </w:p>
     <w:p>
@@ -1267,13 +1680,7 @@
     </w:p>
     <w:p>
       <w:r>
-        <w:t xml:space="preserve">Закончив оставшиеся проверки, я вернулся в рубку — торчать в похожей на гроб каюте не хотелось, — и разместился в </w:t>
-      </w:r>
-      <w:r>
-        <w:t xml:space="preserve">своём </w:t>
-      </w:r>
-      <w:r>
-        <w:t>ложементе.</w:t>
+        <w:t>Закончив оставшиеся проверки, я вернулся в рубку — торчать в похожей на гроб каюте не хотелось, — и разместился в ложементе.</w:t>
       </w:r>
     </w:p>
     <w:p>
@@ -1289,7 +1696,13 @@
         <w:t>иррациональная</w:t>
       </w:r>
       <w:r>
-        <w:t xml:space="preserve"> темнота неевклидового измерения, а потом я понял, что безудержный свет, выжигающий роговицу, пугал бы куда сильнее. Нам же ничто не мешает засыпать, проваливаясь в темноту. Страх темноты, которых многих мучает в детстве, — это, на самом деле, страх перед тем, что мы не видим, что мы не знаем, страх того, что от нас в этой темноте скрыто. А повзрослев, мы понимаем, что ни черта не знаем. Поэтому бездна тьмы понятнее нам, чем бездна света.</w:t>
+        <w:t xml:space="preserve"> темнота неевклидового измерения, а потом я понял, что безудержный свет, выжигающий роговицу, пугал бы куда сильнее. Нам же ничто не мешает засыпать, проваливаясь в темноту. Страх темноты, которых многих мучает в детстве, — это, на самом деле, страх перед тем, что мы не видим</w:t>
+      </w:r>
+      <w:r>
+        <w:t xml:space="preserve"> и</w:t>
+      </w:r>
+      <w:r>
+        <w:t xml:space="preserve"> не знаем, страх того, что от нас в этой темноте скрыто. А повзрослев, мы понимаем, что ни черта не знаем. Поэтому бездна тьмы понятнее нам, чем бездна света.</w:t>
       </w:r>
     </w:p>
     <w:p>
@@ -1316,7 +1729,15 @@
         <w:t xml:space="preserve">лет </w:t>
       </w:r>
       <w:r>
-        <w:t>меня старше. Керман ещё в начале полёта сказал, что Григорьев никогда не спит во время бранка. Поверить в то, что главный пилот почти три недели прожил без сна было решительно невозможно, но пару раз я сталкивался с ним во время вахты, когда он плавал по коридору, как лунатик.</w:t>
+        <w:t xml:space="preserve">меня старше. Керман ещё в начале полёта сказал, что Григорьев никогда не спит во время </w:t>
+      </w:r>
+      <w:proofErr w:type="spellStart"/>
+      <w:r>
+        <w:t>бранка</w:t>
+      </w:r>
+      <w:proofErr w:type="spellEnd"/>
+      <w:r>
+        <w:t>. Поверить в то, что главный пилот почти три недели прожил без сна было решительно невозможно, но пару раз я сталкивался с ним во время вахты, когда он плавал по коридору, как лунатик.</w:t>
       </w:r>
     </w:p>
     <w:p>
@@ -1350,7 +1771,15 @@
     </w:p>
     <w:p>
       <w:r>
-        <w:t>Григорьев осмотрел обесточенную консоль — во время бранка рубка напомина</w:t>
+        <w:t xml:space="preserve">Григорьев осмотрел обесточенную консоль — во время </w:t>
+      </w:r>
+      <w:proofErr w:type="spellStart"/>
+      <w:r>
+        <w:t>бранка</w:t>
+      </w:r>
+      <w:proofErr w:type="spellEnd"/>
+      <w:r>
+        <w:t xml:space="preserve"> рубка напомина</w:t>
       </w:r>
       <w:r>
         <w:t>ет</w:t>
@@ -1383,7 +1812,15 @@
         <w:t xml:space="preserve"> ж</w:t>
       </w:r>
       <w:r>
-        <w:t xml:space="preserve"> его знает, что вы там, инженеры, напридумали. Смысла дёргаться в любом случае нет. Всё равно раньше времени отсюда не выберемся.</w:t>
+        <w:t xml:space="preserve"> его знает, что вы там, инженеры, </w:t>
+      </w:r>
+      <w:proofErr w:type="spellStart"/>
+      <w:r>
+        <w:t>напридумали</w:t>
+      </w:r>
+      <w:proofErr w:type="spellEnd"/>
+      <w:r>
+        <w:t>. Смысла дёргаться в любом случае нет. Всё равно раньше времени отсюда не выберемся.</w:t>
       </w:r>
     </w:p>
     <w:p>
@@ -1414,7 +1851,27 @@
     </w:p>
     <w:p>
       <w:r>
-        <w:t>— Хочется уже что-нибудь полезное сделать. Я говорил вроде, что летал раньше в Бету Громовой. Тогда, кстати, на редкость удачный был выход, совсем рядом со станцией выкинуло. Всё, что осталось — проложить короткий курс и в гости на стыковку. А там автоматы в основном работают. Вместе с пулемётами. Пилот — самый бесполезный член экипажа во время бранка.</w:t>
+        <w:t>— Хочется уже что-нибудь полезное сделать. Я говорил вроде, что летал раньше в Бету Громовой. Тогда, кстати, на редкость удачный был выход, совсем рядом со станцией выкинуло. Всё, что осталось — проложить короткий курс</w:t>
+      </w:r>
+      <w:r>
+        <w:t>,</w:t>
+      </w:r>
+      <w:r>
+        <w:t xml:space="preserve"> и </w:t>
+      </w:r>
+      <w:r>
+        <w:t xml:space="preserve">— </w:t>
+      </w:r>
+      <w:r>
+        <w:t xml:space="preserve">в гости на стыковку. А там автоматы в основном работают. Вместе с пулемётами. Пилот — самый бесполезный член экипажа во время </w:t>
+      </w:r>
+      <w:proofErr w:type="spellStart"/>
+      <w:r>
+        <w:t>бранка</w:t>
+      </w:r>
+      <w:proofErr w:type="spellEnd"/>
+      <w:r>
+        <w:t>.</w:t>
       </w:r>
     </w:p>
     <w:p>
@@ -1424,7 +1881,15 @@
     </w:p>
     <w:p>
       <w:r>
-        <w:t>— А что, разве не правда? — Григорьев откинулся на подголовник и прикрыл глаза. Потолочный свет тут же выбелил его ещё молодое лицо, превратив в гипсовую маску. — Я, между прочим, спал. Недолго, правда. Майоров разбудил, люками гремел. Хотя спать во время бранка — сомнительное удовольствие.</w:t>
+        <w:t xml:space="preserve">— А что, разве не правда? — Григорьев откинулся на подголовник и прикрыл глаза. Потолочный свет тут же выбелил его ещё молодое лицо, превратив в гипсовую маску. — Я, между прочим, спал. Недолго, правда. Майоров разбудил, люками гремел. Хотя спать во время </w:t>
+      </w:r>
+      <w:proofErr w:type="spellStart"/>
+      <w:r>
+        <w:t>бранка</w:t>
+      </w:r>
+      <w:proofErr w:type="spellEnd"/>
+      <w:r>
+        <w:t xml:space="preserve"> — сомнительное удовольствие.</w:t>
       </w:r>
     </w:p>
     <w:p>
@@ -1434,7 +1899,13 @@
     </w:p>
     <w:p>
       <w:r>
-        <w:t>— Как и у всех, Олежка. Может, только Керману не снятся. Честно, не удивлюсь. А я после такого сна себя ещё более уставшим чувствую. Проще уж энергетик выпить. Хотя три недели, конечно, тяжело в таком режиме жить.</w:t>
+        <w:t xml:space="preserve">— Как и у всех, Олежка. Может, только Керману не снятся. Честно, не удивлюсь. А я после такого сна себя </w:t>
+      </w:r>
+      <w:r>
+        <w:t>совсем выжатым</w:t>
+      </w:r>
+      <w:r>
+        <w:t xml:space="preserve"> чувствую. Проще уж энергетик выпить. Хотя три недели, конечно, тяжело в таком режиме жить.</w:t>
       </w:r>
     </w:p>
     <w:p>
@@ -1449,7 +1920,15 @@
     </w:p>
     <w:p>
       <w:r>
-        <w:t xml:space="preserve">Сны в бранке у всех разные, но большинство либо плывут (и тонут), либо куда-то летят и закономерно падают. И то, и другое считается естественным откликом здоровой психики на невесомость и </w:t>
+        <w:t xml:space="preserve">Сны в </w:t>
+      </w:r>
+      <w:proofErr w:type="spellStart"/>
+      <w:r>
+        <w:t>бранке</w:t>
+      </w:r>
+      <w:proofErr w:type="spellEnd"/>
+      <w:r>
+        <w:t xml:space="preserve"> у всех разные, но большинство либо плывут (и тонут), либо куда-то летят и закономерно падают. И то, и другое считается естественным откликом здоровой психики на невесомость и </w:t>
       </w:r>
       <w:r>
         <w:t>чёрную бездн</w:t>
@@ -1491,7 +1970,15 @@
         <w:t>сказал</w:t>
       </w:r>
       <w:r>
-        <w:t xml:space="preserve"> Григорьев. — Видел я результаты твоих нормативов. По нижней планке идёшь. Говорят, на следующей партийной деке нормативы усилят. Я бы советовал, как вернёшься, взять в бассейн абонементик. Глупо будет вылететь из-за такой ерунды.</w:t>
+        <w:t xml:space="preserve"> Григорьев. — Видел я результаты твоих нормативов. По нижней планке идёшь. Говорят, на следующей партийной деке нормативы усилят. Я бы советовал, как вернёшься, взять в бассейн </w:t>
+      </w:r>
+      <w:proofErr w:type="spellStart"/>
+      <w:r>
+        <w:t>абонементик</w:t>
+      </w:r>
+      <w:proofErr w:type="spellEnd"/>
+      <w:r>
+        <w:t>. Глупо будет вылететь из-за такой ерунды.</w:t>
       </w:r>
     </w:p>
     <w:p>
@@ -1567,7 +2054,16 @@
         <w:t>вот</w:t>
       </w:r>
       <w:r>
-        <w:t xml:space="preserve"> уверен, что ты скажешь, нет.</w:t>
+        <w:t xml:space="preserve"> </w:t>
+      </w:r>
+      <w:r>
+        <w:t xml:space="preserve">почему-то </w:t>
+      </w:r>
+      <w:r>
+        <w:t>уверен, ты скажешь, нет.</w:t>
+      </w:r>
+      <w:r>
+        <w:t xml:space="preserve"> </w:t>
       </w:r>
     </w:p>
     <w:p>
@@ -1577,7 +2073,25 @@
     </w:p>
     <w:p>
       <w:r>
-        <w:t xml:space="preserve">— Понятно всё с тобой. Вот и плаваешь поэтому плохо. В общем, мы тебе, Олежка, уже целую программу для отпуска подготовили! Сначала бассейн, норматив подтянуть, </w:t>
+        <w:t xml:space="preserve">— Понятно всё с тобой. </w:t>
+      </w:r>
+      <w:r>
+        <w:t xml:space="preserve">Человека, который даже на речке не был, ещё поискать надо. Ты уникум у нас, Олежка! </w:t>
+      </w:r>
+      <w:r>
+        <w:t>Вот и плаваешь поэтому плохо. В общем, мы тебе</w:t>
+      </w:r>
+      <w:r>
+        <w:t xml:space="preserve"> </w:t>
+      </w:r>
+      <w:r>
+        <w:t>уже целую программу для отпуска подготовили</w:t>
+      </w:r>
+      <w:r>
+        <w:t>.</w:t>
+      </w:r>
+      <w:r>
+        <w:t xml:space="preserve"> Сначала бассейн, норматив подтянуть, </w:t>
       </w:r>
       <w:r>
         <w:t>после этого — на</w:t>
@@ -1642,6 +2156,7 @@
     </w:p>
     <w:p>
       <w:r>
+        <w:lastRenderedPageBreak/>
         <w:t xml:space="preserve">— Нет, меняется. Темнеть начинает, солнце к горизонту спускается. </w:t>
       </w:r>
       <w:r>
@@ -1653,7 +2168,6 @@
     </w:p>
     <w:p>
       <w:r>
-        <w:lastRenderedPageBreak/>
         <w:t>— Что? — поморщился Григорьев. — Черви?</w:t>
       </w:r>
     </w:p>
@@ -1679,7 +2193,15 @@
     </w:p>
     <w:p>
       <w:r>
-        <w:t>— Чем она примечательна, «Заря» эта, что мы ради неё три недели в бранке торчим?</w:t>
+        <w:t xml:space="preserve">— Чем она примечательна, «Заря» эта, что мы ради неё три недели в </w:t>
+      </w:r>
+      <w:proofErr w:type="spellStart"/>
+      <w:r>
+        <w:t>бранке</w:t>
+      </w:r>
+      <w:proofErr w:type="spellEnd"/>
+      <w:r>
+        <w:t xml:space="preserve"> торчим?</w:t>
       </w:r>
     </w:p>
     <w:p>
@@ -1826,7 +2348,15 @@
     </w:p>
     <w:p>
       <w:r>
-        <w:t>— Ни разу ещё секунда в секунду не выходил из бранка, — сказал Григорьев.</w:t>
+        <w:t xml:space="preserve">— Ни разу ещё секунда в секунду не выходил из </w:t>
+      </w:r>
+      <w:proofErr w:type="spellStart"/>
+      <w:r>
+        <w:t>бранка</w:t>
+      </w:r>
+      <w:proofErr w:type="spellEnd"/>
+      <w:r>
+        <w:t>, — сказал Григорьев.</w:t>
       </w:r>
     </w:p>
     <w:p>
@@ -1847,7 +2377,15 @@
     </w:p>
     <w:p>
       <w:r>
-        <w:t>Майоров, насколько я успел понять, всегда с параноидальной точностью придерживался уставов и негласных правил — видимо, боялся, что за ним следит незримый политкор.</w:t>
+        <w:t xml:space="preserve">Майоров, насколько я успел понять, всегда с параноидальной точностью придерживался уставов и негласных правил — видимо, боялся, что за ним следит незримый </w:t>
+      </w:r>
+      <w:proofErr w:type="spellStart"/>
+      <w:r>
+        <w:t>политкор</w:t>
+      </w:r>
+      <w:proofErr w:type="spellEnd"/>
+      <w:r>
+        <w:t>.</w:t>
       </w:r>
     </w:p>
     <w:p>
@@ -2041,7 +2579,15 @@
     </w:p>
     <w:p>
       <w:r>
-        <w:t xml:space="preserve">— Отлично, все молодцы. — Странно было слышать похвалу, когда ты лежал в ложементе и ничего не делал. — Олег, заведи аппараты и гравитонную камеру. Понял? Сначала аппараты, </w:t>
+        <w:t xml:space="preserve">— Отлично, все молодцы. — Странно было слышать похвалу, когда ты лежал в ложементе и ничего не делал. — Олег, заведи аппараты и </w:t>
+      </w:r>
+      <w:proofErr w:type="spellStart"/>
+      <w:r>
+        <w:t>гравитонную</w:t>
+      </w:r>
+      <w:proofErr w:type="spellEnd"/>
+      <w:r>
+        <w:t xml:space="preserve"> камеру. Понял? Сначала аппараты, </w:t>
       </w:r>
       <w:r>
         <w:t>а после них</w:t>
@@ -2152,7 +2698,15 @@
     <w:p>
       <w:r>
         <w:lastRenderedPageBreak/>
-        <w:t xml:space="preserve"> Я ухватился обеими руками за страховочный поручень, любезно отмеченный табличкой: «Держаться здесь». Гравитонный привод заводится обычно долго.</w:t>
+        <w:t xml:space="preserve"> Я ухватился обеими руками за страховочный поручень, любезно отмеченный табличкой: «Держаться здесь». </w:t>
+      </w:r>
+      <w:proofErr w:type="spellStart"/>
+      <w:r>
+        <w:t>Гравитонный</w:t>
+      </w:r>
+      <w:proofErr w:type="spellEnd"/>
+      <w:r>
+        <w:t xml:space="preserve"> привод заводится обычно долго.</w:t>
       </w:r>
     </w:p>
     <w:p>
@@ -2177,7 +2731,15 @@
     </w:p>
     <w:p>
       <w:r>
-        <w:t>Табличка с расцарапанным предупреждением замигала, и меня, как магнитом, притянуло к полу. Ноги с непривычки затряслись, и я, не выдержав, упал на колени, преклонился перед гравитонной камерой, которая с пугающей убедительностью обманыва</w:t>
+        <w:t xml:space="preserve">Табличка с расцарапанным предупреждением замигала, и меня, как магнитом, притянуло к полу. Ноги с непривычки затряслись, и я, не выдержав, упал на колени, преклонился перед </w:t>
+      </w:r>
+      <w:proofErr w:type="spellStart"/>
+      <w:r>
+        <w:t>гравитонной</w:t>
+      </w:r>
+      <w:proofErr w:type="spellEnd"/>
+      <w:r>
+        <w:t xml:space="preserve"> камерой, которая с пугающей убедительностью обманыва</w:t>
       </w:r>
       <w:r>
         <w:t>ет</w:t>
@@ -2283,7 +2845,15 @@
     </w:p>
     <w:p>
       <w:r>
-        <w:t>Керман покрутил лимбовые замки на циане, присмотрелся к рискам, сощурив глаза так, что брови наползли на веки, и громко выругался.</w:t>
+        <w:t xml:space="preserve">Керман покрутил </w:t>
+      </w:r>
+      <w:proofErr w:type="spellStart"/>
+      <w:r>
+        <w:t>лимбовые</w:t>
+      </w:r>
+      <w:proofErr w:type="spellEnd"/>
+      <w:r>
+        <w:t xml:space="preserve"> замки на циане, присмотрелся к рискам, сощурив глаза так, что брови наползли на веки, и громко выругался.</w:t>
       </w:r>
     </w:p>
     <w:p>
@@ -2349,7 +2919,15 @@
     </w:p>
     <w:p>
       <w:r>
-        <w:t>— Олег! — сказал он. — Реаниматор в медотсеке!</w:t>
+        <w:t xml:space="preserve">— Олег! — сказал он. — Реаниматор в </w:t>
+      </w:r>
+      <w:proofErr w:type="spellStart"/>
+      <w:r>
+        <w:t>медотсеке</w:t>
+      </w:r>
+      <w:proofErr w:type="spellEnd"/>
+      <w:r>
+        <w:t>!</w:t>
       </w:r>
     </w:p>
     <w:p>
@@ -2555,11 +3133,16 @@
         <w:t>Давайте в</w:t>
       </w:r>
       <w:r>
-        <w:t xml:space="preserve"> медкапсулу</w:t>
-      </w:r>
-      <w:r>
         <w:t xml:space="preserve"> </w:t>
       </w:r>
+      <w:proofErr w:type="spellStart"/>
+      <w:r>
+        <w:t>медкапсулу</w:t>
+      </w:r>
+      <w:proofErr w:type="spellEnd"/>
+      <w:r>
+        <w:t xml:space="preserve"> </w:t>
+      </w:r>
       <w:r>
         <w:t>её положим.</w:t>
       </w:r>
@@ -2590,7 +3173,15 @@
         <w:t xml:space="preserve">— Она мертва, — сказал Керман. — </w:t>
       </w:r>
       <w:r>
-        <w:t>Чем медкапсула сейчас поможет?</w:t>
+        <w:t xml:space="preserve">Чем </w:t>
+      </w:r>
+      <w:proofErr w:type="spellStart"/>
+      <w:r>
+        <w:t>медкапсула</w:t>
+      </w:r>
+      <w:proofErr w:type="spellEnd"/>
+      <w:r>
+        <w:t xml:space="preserve"> сейчас поможет?</w:t>
       </w:r>
       <w:r>
         <w:t xml:space="preserve"> </w:t>
@@ -2628,7 +3219,15 @@
         <w:t>пробормотал</w:t>
       </w:r>
       <w:r>
-        <w:t xml:space="preserve"> Керман. — В бранке она была живая, иначе мы бы не вышли.</w:t>
+        <w:t xml:space="preserve"> Керман. — В </w:t>
+      </w:r>
+      <w:proofErr w:type="spellStart"/>
+      <w:r>
+        <w:t>бранке</w:t>
+      </w:r>
+      <w:proofErr w:type="spellEnd"/>
+      <w:r>
+        <w:t xml:space="preserve"> она была живая, иначе мы бы не вышли.</w:t>
       </w:r>
     </w:p>
     <w:p>
@@ -2782,7 +3381,15 @@
     </w:p>
     <w:p>
       <w:r>
-        <w:t>— Какая разница, сколько летает! — сказал Григорьев. — Рано или поздно бранк тебя достанет</w:t>
+        <w:t xml:space="preserve">— Какая разница, сколько летает! — сказал Григорьев. — Рано или поздно </w:t>
+      </w:r>
+      <w:proofErr w:type="spellStart"/>
+      <w:r>
+        <w:t>бранк</w:t>
+      </w:r>
+      <w:proofErr w:type="spellEnd"/>
+      <w:r>
+        <w:t xml:space="preserve"> тебя достанет</w:t>
       </w:r>
       <w:r>
         <w:t>!</w:t>
@@ -2868,7 +3475,15 @@
     </w:p>
     <w:p>
       <w:r>
-        <w:t>— Товарищи! — сказал Майоров. — Я понимаю, что все устали после бранка, особенно с таким выходом. Но давайте соберёмся, задачу никто не отменял.</w:t>
+        <w:t xml:space="preserve">— Товарищи! — сказал Майоров. — Я понимаю, что все устали после </w:t>
+      </w:r>
+      <w:proofErr w:type="spellStart"/>
+      <w:r>
+        <w:t>бранка</w:t>
+      </w:r>
+      <w:proofErr w:type="spellEnd"/>
+      <w:r>
+        <w:t>, особенно с таким выходом. Но давайте соберёмся, задачу никто не отменял.</w:t>
       </w:r>
     </w:p>
     <w:p>
@@ -2898,7 +3513,15 @@
     </w:p>
     <w:p>
       <w:r>
-        <w:t xml:space="preserve">— Ты, Андрюш, ерунду-то не пори! — огрызнулся Керман. — У неё и так глаза на мокром месте! Вы же не будете всерьёз это обсуждать? Трехнедельный бранк — дорога в один конец, это </w:t>
+        <w:t xml:space="preserve">— Ты, Андрюш, ерунду-то не пори! — огрызнулся Керман. — У неё и так глаза на мокром месте! Вы же не будете всерьёз это обсуждать? Трехнедельный </w:t>
+      </w:r>
+      <w:proofErr w:type="spellStart"/>
+      <w:r>
+        <w:t>бранк</w:t>
+      </w:r>
+      <w:proofErr w:type="spellEnd"/>
+      <w:r>
+        <w:t xml:space="preserve"> — дорога в один конец, это </w:t>
       </w:r>
       <w:r>
         <w:t xml:space="preserve">все </w:t>
@@ -2988,7 +3611,15 @@
     </w:p>
     <w:p>
       <w:r>
-        <w:t>Жизнь на станции после бранка меня не пугала. Скорее, даже немного интриговала. Два месяца, так два месяца. Люди зачастую годами живут на осах и с ума не сходят — не то, что во время перехода. Там будет стабильная гравитация, спокойные сны без кошмаров.</w:t>
+        <w:t xml:space="preserve">Жизнь на станции после </w:t>
+      </w:r>
+      <w:proofErr w:type="spellStart"/>
+      <w:r>
+        <w:t>бранка</w:t>
+      </w:r>
+      <w:proofErr w:type="spellEnd"/>
+      <w:r>
+        <w:t xml:space="preserve"> меня не пугала. Скорее, даже немного интриговала. Два месяца, так два месяца. Люди зачастую годами живут на осах и с ума не сходят — не то, что во время перехода. Там будет стабильная гравитация, спокойные сны без кошмаров.</w:t>
       </w:r>
     </w:p>
     <w:p>
@@ -3098,7 +3729,15 @@
         <w:t>, товарищи</w:t>
       </w:r>
       <w:r>
-        <w:t xml:space="preserve">. Слишком долгий бранк. И выход. Наверняка не я одна себя </w:t>
+        <w:t xml:space="preserve">. Слишком долгий </w:t>
+      </w:r>
+      <w:proofErr w:type="spellStart"/>
+      <w:r>
+        <w:t>бранк</w:t>
+      </w:r>
+      <w:proofErr w:type="spellEnd"/>
+      <w:r>
+        <w:t xml:space="preserve">. И выход. Наверняка не я одна себя </w:t>
       </w:r>
       <w:r>
         <w:t xml:space="preserve">так </w:t>
@@ -3516,7 +4155,15 @@
     </w:p>
     <w:p>
       <w:r>
-        <w:t xml:space="preserve">Я забрался в узкую кишку стыковочного модуля и повис на лестнице, надеясь унять дрожь в руках. Майоров приказал отключить электрику и раздраить люк вручную. После всего произошедшего </w:t>
+        <w:t xml:space="preserve">Я забрался в узкую кишку стыковочного модуля и повис на лестнице, надеясь унять дрожь в руках. Майоров приказал отключить электрику и </w:t>
+      </w:r>
+      <w:proofErr w:type="spellStart"/>
+      <w:r>
+        <w:t>раздраить</w:t>
+      </w:r>
+      <w:proofErr w:type="spellEnd"/>
+      <w:r>
+        <w:t xml:space="preserve"> люк вручную. После всего произошедшего </w:t>
       </w:r>
       <w:r>
         <w:t xml:space="preserve">я </w:t>
@@ -3541,7 +4188,15 @@
     </w:p>
     <w:p>
       <w:r>
-        <w:t xml:space="preserve">Я ухватился обеими руками за вентиль, стараясь не сорваться в соединительный тракт, и только потом понял, что забыл загерметизировать модуль. Такие выкрутасы ни один политкор не прощает — </w:t>
+        <w:t xml:space="preserve">Я ухватился обеими руками за вентиль, стараясь не сорваться в соединительный тракт, и только потом понял, что забыл загерметизировать модуль. Такие выкрутасы ни один </w:t>
+      </w:r>
+      <w:proofErr w:type="spellStart"/>
+      <w:r>
+        <w:t>политкор</w:t>
+      </w:r>
+      <w:proofErr w:type="spellEnd"/>
+      <w:r>
+        <w:t xml:space="preserve"> не прощает — </w:t>
       </w:r>
       <w:r>
         <w:t>повезёт</w:t>
@@ -3701,12 +4356,28 @@
     </w:p>
     <w:p>
       <w:r>
-        <w:t>— Вереснев Олег Петрович, — проговорил я. Воздуха на отчество едва хватило. Я не сразу сообразил, как правильно дышать — вымотался после подъёма. — Я из инженерной службы.</w:t>
-      </w:r>
-    </w:p>
-    <w:p>
-      <w:r>
-        <w:t>— У вас всё в порядке? — спросил Мицюкин. — Вы вручную открывали гермошлюз?</w:t>
+        <w:t xml:space="preserve">— </w:t>
+      </w:r>
+      <w:proofErr w:type="spellStart"/>
+      <w:r>
+        <w:t>Вереснев</w:t>
+      </w:r>
+      <w:proofErr w:type="spellEnd"/>
+      <w:r>
+        <w:t xml:space="preserve"> Олег Петрович, — проговорил я. Воздуха на отчество едва хватило. Я не сразу сообразил, как правильно дышать — вымотался после подъёма. — Я из инженерной службы.</w:t>
+      </w:r>
+    </w:p>
+    <w:p>
+      <w:r>
+        <w:t xml:space="preserve">— У вас всё в порядке? — спросил Мицюкин. — Вы вручную открывали </w:t>
+      </w:r>
+      <w:proofErr w:type="spellStart"/>
+      <w:r>
+        <w:t>гермошлюз</w:t>
+      </w:r>
+      <w:proofErr w:type="spellEnd"/>
+      <w:r>
+        <w:t>?</w:t>
       </w:r>
     </w:p>
     <w:p>
@@ -3808,7 +4479,15 @@
         <w:t>— Я — Олег, — запоздало представился я.</w:t>
       </w:r>
       <w:r>
-        <w:t xml:space="preserve"> — Вереснев Олег Петрович.</w:t>
+        <w:t xml:space="preserve"> — </w:t>
+      </w:r>
+      <w:proofErr w:type="spellStart"/>
+      <w:r>
+        <w:t>Вереснев</w:t>
+      </w:r>
+      <w:proofErr w:type="spellEnd"/>
+      <w:r>
+        <w:t xml:space="preserve"> Олег Петрович.</w:t>
       </w:r>
     </w:p>
     <w:p>
@@ -4611,7 +5290,15 @@
         <w:t>а</w:t>
       </w:r>
       <w:r>
-        <w:t>н во время бранка говорил</w:t>
+        <w:t xml:space="preserve">н во время </w:t>
+      </w:r>
+      <w:proofErr w:type="spellStart"/>
+      <w:r>
+        <w:t>бранка</w:t>
+      </w:r>
+      <w:proofErr w:type="spellEnd"/>
+      <w:r>
+        <w:t xml:space="preserve"> говорил</w:t>
       </w:r>
       <w:r>
         <w:t>, — сказал я</w:t>
@@ -4963,7 +5650,15 @@
         </w:tabs>
       </w:pPr>
       <w:r>
-        <w:t>В узкие, как бойницы, иллюминаторы ничего не было видно. Я так устал от стерильной пустоты во время бранка, что хотел задержаться на минутку, вглядеться во мрак, надеясь, что он рассеется под моим взглядом, но Лысанов упрямо тянул вперёд.</w:t>
+        <w:t xml:space="preserve">В узкие, как бойницы, иллюминаторы ничего не было видно. Я так устал от стерильной пустоты во время </w:t>
+      </w:r>
+      <w:proofErr w:type="spellStart"/>
+      <w:r>
+        <w:t>бранка</w:t>
+      </w:r>
+      <w:proofErr w:type="spellEnd"/>
+      <w:r>
+        <w:t>, что хотел задержаться на минутку, вглядеться во мрак, надеясь, что он рассеется под моим взглядом, но Лысанов упрямо тянул вперёд.</w:t>
       </w:r>
     </w:p>
     <w:p>
@@ -5011,7 +5706,15 @@
         </w:tabs>
       </w:pPr>
       <w:r>
-        <w:t>— Не беспокойтесь, — сказал Лысанов. — Местная особенность. Есть небольшой сбой в гравитонной камере</w:t>
+        <w:t xml:space="preserve">— Не беспокойтесь, — сказал Лысанов. — Местная особенность. Есть небольшой сбой в </w:t>
+      </w:r>
+      <w:proofErr w:type="spellStart"/>
+      <w:r>
+        <w:t>гравитонной</w:t>
+      </w:r>
+      <w:proofErr w:type="spellEnd"/>
+      <w:r>
+        <w:t xml:space="preserve"> камере</w:t>
       </w:r>
       <w:r>
         <w:t>, у</w:t>
@@ -5886,7 +6589,15 @@
         </w:tabs>
       </w:pPr>
       <w:r>
-        <w:t>— Можно на «ты», Олег, — сказала Вера. — Я здесь в химлабе работаю, два года уже. — Она взглянула на меня через плечо. — Ты не смотри так! Я старше, чем выгляжу. А то все, кто прилетает, удивляются, как я вообще здесь оказалась.</w:t>
+        <w:t xml:space="preserve">— Можно на «ты», Олег, — сказала Вера. — Я здесь в </w:t>
+      </w:r>
+      <w:proofErr w:type="spellStart"/>
+      <w:r>
+        <w:t>химлабе</w:t>
+      </w:r>
+      <w:proofErr w:type="spellEnd"/>
+      <w:r>
+        <w:t xml:space="preserve"> работаю, два года уже. — Она взглянула на меня через плечо. — Ты не смотри так! Я старше, чем выгляжу. А то все, кто прилетает, удивляются, как я вообще здесь оказалась.</w:t>
       </w:r>
     </w:p>
     <w:p>
@@ -6149,7 +6860,15 @@
         </w:tabs>
       </w:pPr>
       <w:r>
-        <w:t>— Правильно говорить не эс, а цэ. Мы, кстати, соседи. — Вера подошла к гермодвери</w:t>
+        <w:t xml:space="preserve">— Правильно говорить не эс, а </w:t>
+      </w:r>
+      <w:proofErr w:type="spellStart"/>
+      <w:r>
+        <w:t>цэ</w:t>
+      </w:r>
+      <w:proofErr w:type="spellEnd"/>
+      <w:r>
+        <w:t>. Мы, кстати, соседи. — Вера подошла к гермодвери</w:t>
       </w:r>
       <w:r>
         <w:t>.</w:t>
@@ -6255,7 +6974,15 @@
         </w:tabs>
       </w:pPr>
       <w:r>
-        <w:t>На стекле сидела обычная земная муха и суматошно перебирала лапками, прочищая хоботок. Я моргнул и потёр глаза. После бранка может померещиться и не такое. Но муха никуда не делась. Она деловито ползла к кромке иллюминатора — живая, объёмная, настоящая.</w:t>
+        <w:t xml:space="preserve">На стекле сидела обычная земная муха и суматошно перебирала лапками, прочищая хоботок. Я моргнул и потёр глаза. После </w:t>
+      </w:r>
+      <w:proofErr w:type="spellStart"/>
+      <w:r>
+        <w:t>бранка</w:t>
+      </w:r>
+      <w:proofErr w:type="spellEnd"/>
+      <w:r>
+        <w:t xml:space="preserve"> может померещиться и не такое. Но муха никуда не делась. Она деловито ползла к кромке иллюминатора — живая, объёмная, настоящая.</w:t>
       </w:r>
     </w:p>
     <w:p>
@@ -6591,7 +7318,15 @@
     <w:p>
       <w:r>
         <w:lastRenderedPageBreak/>
-        <w:t>Я что, в бранке?</w:t>
+        <w:t xml:space="preserve">Я что, в </w:t>
+      </w:r>
+      <w:proofErr w:type="spellStart"/>
+      <w:r>
+        <w:t>бранке</w:t>
+      </w:r>
+      <w:proofErr w:type="spellEnd"/>
+      <w:r>
+        <w:t>?</w:t>
       </w:r>
     </w:p>
     <w:p>
@@ -6835,7 +7570,15 @@
     </w:p>
     <w:p>
       <w:r>
-        <w:t xml:space="preserve">— Ситуация такая, — начал он. — Мы хотим провести полную диагностику корабля, слишком много сюрпризов было после выхода. А нам на этой птичке ещё обратно лететь. Я понимаю, — он отхлебнул остывшего, судя по виду, кофе и поморщился, — после долгого бранка всем хочется отдыха, но </w:t>
+        <w:t xml:space="preserve">— Ситуация такая, — начал он. — Мы хотим провести полную диагностику корабля, слишком много сюрпризов было после выхода. А нам на этой птичке ещё обратно лететь. Я понимаю, — он отхлебнул остывшего, судя по виду, кофе и поморщился, — после долгого </w:t>
+      </w:r>
+      <w:proofErr w:type="spellStart"/>
+      <w:r>
+        <w:t>бранка</w:t>
+      </w:r>
+      <w:proofErr w:type="spellEnd"/>
+      <w:r>
+        <w:t xml:space="preserve"> всем хочется отдыха, но </w:t>
       </w:r>
       <w:r>
         <w:t>нам пока</w:t>
@@ -6907,7 +7650,15 @@
         <w:t>А в</w:t>
       </w:r>
       <w:r>
-        <w:t xml:space="preserve">ся электронка </w:t>
+        <w:t xml:space="preserve">ся </w:t>
+      </w:r>
+      <w:proofErr w:type="spellStart"/>
+      <w:r>
+        <w:t>электронка</w:t>
+      </w:r>
+      <w:proofErr w:type="spellEnd"/>
+      <w:r>
+        <w:t xml:space="preserve"> </w:t>
       </w:r>
       <w:r>
         <w:t>так-то</w:t>
@@ -7475,7 +8226,15 @@
     </w:p>
     <w:p>
       <w:r>
-        <w:t>В коридоре на втором уровне стали появляться обитатели станции. Я даже увидел Мицюкина из службы безопасности и кивнул ему, получив в ответ настороженный взгляд.</w:t>
+        <w:t xml:space="preserve">В коридоре на втором уровне стали появляться обитатели станции. Я даже увидел </w:t>
+      </w:r>
+      <w:proofErr w:type="spellStart"/>
+      <w:r>
+        <w:t>Мицюкина</w:t>
+      </w:r>
+      <w:proofErr w:type="spellEnd"/>
+      <w:r>
+        <w:t xml:space="preserve"> из службы безопасности и кивнул ему, получив в ответ настороженный взгляд.</w:t>
       </w:r>
     </w:p>
     <w:p>
@@ -8378,7 +9137,15 @@
       </w:r>
       <w:r>
         <w:lastRenderedPageBreak/>
-        <w:t>вообще без продыха. Выглядишь ты не очень. В обморок не хлопнешься? Уверен, что хочешь гулять?</w:t>
+        <w:t xml:space="preserve">вообще без </w:t>
+      </w:r>
+      <w:proofErr w:type="spellStart"/>
+      <w:r>
+        <w:t>продыха</w:t>
+      </w:r>
+      <w:proofErr w:type="spellEnd"/>
+      <w:r>
+        <w:t>. Выглядишь ты не очень. В обморок не хлопнешься? Уверен, что хочешь гулять?</w:t>
       </w:r>
     </w:p>
     <w:p>
@@ -8829,7 +9596,15 @@
     </w:p>
     <w:p>
       <w:r>
-        <w:t>— Здесь гравитонные камеры так работают. Сбой</w:t>
+        <w:t xml:space="preserve">— Здесь </w:t>
+      </w:r>
+      <w:proofErr w:type="spellStart"/>
+      <w:r>
+        <w:t>гравитонные</w:t>
+      </w:r>
+      <w:proofErr w:type="spellEnd"/>
+      <w:r>
+        <w:t xml:space="preserve"> камеры так работают. Сбой</w:t>
       </w:r>
       <w:r>
         <w:t xml:space="preserve"> такой</w:t>
@@ -9383,8 +10158,13 @@
       </w:r>
     </w:p>
     <w:p>
-      <w:r>
-        <w:t>Стальск я не любил. Вернее, ненавидел — глубинной, искренней, неприкрытой ненавистью, на</w:t>
+      <w:proofErr w:type="spellStart"/>
+      <w:r>
+        <w:t>Стальск</w:t>
+      </w:r>
+      <w:proofErr w:type="spellEnd"/>
+      <w:r>
+        <w:t xml:space="preserve"> я не любил. Вернее, ненавидел — глубинной, искренней, неприкрытой ненавистью, на</w:t>
       </w:r>
       <w:r>
         <w:t xml:space="preserve"> какую</w:t>
@@ -9492,8 +10272,21 @@
       </w:r>
     </w:p>
     <w:p>
-      <w:r>
-        <w:t>Стальск изначально проектировался не для людей, а для роботов, которые, как заведённые, работают по расписанию, едят по расписанию, спят по расписанию, умирают по расписанию — и не тратят время на бесполезные занятия, вроде прогулок в парке или отдыха на пляже. Единственный пруд, маленький и мелкий, как лужа, бороздили по концентрическим траекториям потрёпанные механические утки. О плавании я долгое время знал лишь понаслышке — из книжек или из тех же передач по телевизору, который регулярно, в соответствии с напечатанной в газете программой вещания, червоточил треском и помехами.</w:t>
+      <w:proofErr w:type="spellStart"/>
+      <w:r>
+        <w:t>Стальск</w:t>
+      </w:r>
+      <w:proofErr w:type="spellEnd"/>
+      <w:r>
+        <w:t xml:space="preserve"> изначально проектировался не для людей, а для роботов, которые, как заведённые, работают по расписанию, едят по расписанию, спят по расписанию, умирают по расписанию — и не тратят время на бесполезные занятия, вроде прогулок в парке или отдыха на пляже. Единственный пруд, маленький и мелкий, как лужа, бороздили по концентрическим траекториям потрёпанные механические утки. О плавании я долгое время знал лишь понаслышке — из книжек или из тех же передач по телевизору, который регулярно, в соответствии с напечатанной в газете программой вещания, </w:t>
+      </w:r>
+      <w:proofErr w:type="spellStart"/>
+      <w:r>
+        <w:t>червоточил</w:t>
+      </w:r>
+      <w:proofErr w:type="spellEnd"/>
+      <w:r>
+        <w:t xml:space="preserve"> треском и помехами.</w:t>
       </w:r>
     </w:p>
     <w:p>
@@ -10326,8 +11119,13 @@
         <w:t>обитатели</w:t>
       </w:r>
       <w:r>
-        <w:t xml:space="preserve"> — беспризорные пациенты после коматоза</w:t>
-      </w:r>
+        <w:t xml:space="preserve"> — беспризорные пациенты после </w:t>
+      </w:r>
+      <w:proofErr w:type="spellStart"/>
+      <w:r>
+        <w:t>коматоза</w:t>
+      </w:r>
+      <w:proofErr w:type="spellEnd"/>
       <w:r>
         <w:t xml:space="preserve">, </w:t>
       </w:r>
@@ -11030,7 +11828,15 @@
     </w:p>
     <w:p>
       <w:r>
-        <w:t>Нуболиды потихоньку приходили в себя после бранка. Из алой массы на дне камеры потянулись к потолку робкие ростки.</w:t>
+        <w:t xml:space="preserve">Нуболиды потихоньку приходили в себя после </w:t>
+      </w:r>
+      <w:proofErr w:type="spellStart"/>
+      <w:r>
+        <w:t>бранка</w:t>
+      </w:r>
+      <w:proofErr w:type="spellEnd"/>
+      <w:r>
+        <w:t>. Из алой массы на дне камеры потянулись к потолку робкие ростки.</w:t>
       </w:r>
     </w:p>
     <w:p>
@@ -11115,7 +11921,15 @@
     </w:p>
     <w:p>
       <w:r>
-        <w:t>— К сожалению, мы до сих пор знаем о нуболидах не так много, — вздохнул Марутян. —</w:t>
+        <w:t xml:space="preserve">— К сожалению, мы до сих пор знаем о </w:t>
+      </w:r>
+      <w:proofErr w:type="spellStart"/>
+      <w:r>
+        <w:t>нуболидах</w:t>
+      </w:r>
+      <w:proofErr w:type="spellEnd"/>
+      <w:r>
+        <w:t xml:space="preserve"> не так много, — вздохнул Марутян. —</w:t>
       </w:r>
       <w:r>
         <w:t xml:space="preserve"> </w:t>
@@ -11351,7 +12165,15 @@
         <w:t>у игрушечного болванчика</w:t>
       </w:r>
       <w:r>
-        <w:t>. — Я ровным счётом ничего не чувствую! А вы, если захотите, то, конечно, почувствуете. Самовнушение — великая сила! Я же опираюсь на факты. Нет в нуболидах никакой магии, и камера содержания их полностью изолирует.</w:t>
+        <w:t xml:space="preserve">. — Я ровным счётом ничего не чувствую! А вы, если захотите, то, конечно, почувствуете. Самовнушение — великая сила! Я же опираюсь на факты. Нет в </w:t>
+      </w:r>
+      <w:proofErr w:type="spellStart"/>
+      <w:r>
+        <w:t>нуболидах</w:t>
+      </w:r>
+      <w:proofErr w:type="spellEnd"/>
+      <w:r>
+        <w:t xml:space="preserve"> никакой магии, и камера содержания их полностью изолирует.</w:t>
       </w:r>
     </w:p>
     <w:p>
@@ -11817,7 +12639,15 @@
     </w:p>
     <w:p>
       <w:r>
-        <w:t>— Сергей Акимов, — сказал я. — Это же отец Веры из химлаба?</w:t>
+        <w:t xml:space="preserve">— Сергей Акимов, — сказал я. — Это же отец Веры из </w:t>
+      </w:r>
+      <w:proofErr w:type="spellStart"/>
+      <w:r>
+        <w:t>химлаба</w:t>
+      </w:r>
+      <w:proofErr w:type="spellEnd"/>
+      <w:r>
+        <w:t>?</w:t>
       </w:r>
     </w:p>
     <w:p>
@@ -11963,9 +12793,11 @@
       <w:r>
         <w:t xml:space="preserve">Марутян продолжал рассуждать о </w:t>
       </w:r>
+      <w:proofErr w:type="spellStart"/>
       <w:r>
         <w:t>нуболидах</w:t>
       </w:r>
+      <w:proofErr w:type="spellEnd"/>
       <w:r>
         <w:t xml:space="preserve">, собирая пальцами складки на лбу, </w:t>
       </w:r>
@@ -12114,7 +12946,15 @@
     </w:p>
     <w:p>
       <w:r>
-        <w:t>— Да, — хмыкнул Майоров. — Неплохое шоу, и зверушки дрессированные. Команду «бранк» даже выучили.</w:t>
+        <w:t>— Да, — хмыкнул Майоров. — Неплохое шоу, и зверушки дрессированные. Команду «</w:t>
+      </w:r>
+      <w:proofErr w:type="spellStart"/>
+      <w:r>
+        <w:t>бранк</w:t>
+      </w:r>
+      <w:proofErr w:type="spellEnd"/>
+      <w:r>
+        <w:t>» даже выучили.</w:t>
       </w:r>
     </w:p>
     <w:p>
@@ -12417,8 +13257,13 @@
     </w:p>
     <w:p>
       <w:r>
-        <w:t>В конце дня Марутян решил провести ещё один эксперимент с нуболидами</w:t>
-      </w:r>
+        <w:t xml:space="preserve">В конце дня Марутян решил провести ещё один эксперимент с </w:t>
+      </w:r>
+      <w:proofErr w:type="spellStart"/>
+      <w:r>
+        <w:t>нуболидами</w:t>
+      </w:r>
+      <w:proofErr w:type="spellEnd"/>
       <w:r>
         <w:t>.</w:t>
       </w:r>
@@ -12741,7 +13586,15 @@
         <w:t>, к счастью,</w:t>
       </w:r>
       <w:r>
-        <w:t xml:space="preserve"> вспомнил о сбоях в гравитонной камере.</w:t>
+        <w:t xml:space="preserve"> вспомнил о сбоях в </w:t>
+      </w:r>
+      <w:proofErr w:type="spellStart"/>
+      <w:r>
+        <w:t>гравитонной</w:t>
+      </w:r>
+      <w:proofErr w:type="spellEnd"/>
+      <w:r>
+        <w:t xml:space="preserve"> камере.</w:t>
       </w:r>
     </w:p>
     <w:p>
@@ -12876,7 +13729,15 @@
     </w:p>
     <w:p>
       <w:r>
-        <w:t>— Ну так, — лениво отозвалась Вера, — полистываю. Вы же нам это зачем-то привозите. Может, там что-то важное произошло на Земле, пока меня не было. Коммунизм, например, построили.</w:t>
+        <w:t xml:space="preserve">— Ну так, — лениво отозвалась Вера, — </w:t>
+      </w:r>
+      <w:proofErr w:type="spellStart"/>
+      <w:r>
+        <w:t>полистываю</w:t>
+      </w:r>
+      <w:proofErr w:type="spellEnd"/>
+      <w:r>
+        <w:t>. Вы же нам это зачем-то привозите. Может, там что-то важное произошло на Земле, пока меня не было. Коммунизм, например, построили.</w:t>
       </w:r>
     </w:p>
     <w:p>
@@ -13379,7 +14240,15 @@
     </w:p>
     <w:p>
       <w:r>
-        <w:t>Меня выбросило из этого кошмара, как из бранка — я открыл глаза в темноту, лёгкие разрывало от апноэ. Пощёлкали закрытые тенью датчики, и медленно, как электрический восход, разгорелись лампы. Треклятая муха злорадно прожужжала над ухом.</w:t>
+        <w:t xml:space="preserve">Меня выбросило из этого кошмара, как из </w:t>
+      </w:r>
+      <w:proofErr w:type="spellStart"/>
+      <w:r>
+        <w:t>бранка</w:t>
+      </w:r>
+      <w:proofErr w:type="spellEnd"/>
+      <w:r>
+        <w:t xml:space="preserve"> — я открыл глаза в темноту, лёгкие разрывало от апноэ. Пощёлкали закрытые тенью датчики, и медленно, как электрический восход, разгорелись лампы. Треклятая муха злорадно прожужжала над ухом.</w:t>
       </w:r>
     </w:p>
     <w:p>
@@ -13395,7 +14264,15 @@
         <w:t>бил</w:t>
       </w:r>
       <w:r>
-        <w:t xml:space="preserve"> сквозь веки. На языке тихо таял солоноватый привкус крови — я раскусал себе во сне губу. В уши врезался яростный трезвон сигнала к побудке.</w:t>
+        <w:t xml:space="preserve"> сквозь веки. На языке тихо таял солоноватый привкус крови — я </w:t>
+      </w:r>
+      <w:proofErr w:type="spellStart"/>
+      <w:r>
+        <w:t>раскусал</w:t>
+      </w:r>
+      <w:proofErr w:type="spellEnd"/>
+      <w:r>
+        <w:t xml:space="preserve"> себе во сне губу. В уши врезался яростный трезвон сигнала к побудке.</w:t>
       </w:r>
     </w:p>
     <w:p>
@@ -13553,7 +14430,15 @@
     </w:p>
     <w:p>
       <w:r>
-        <w:t>Я закрыл глаза и несколько раз медленно вздохнул. У космонавтов после долгого бранка часто случаются галлюцинации. Недели непрекращающихся кошмаров оставляют в сознании рубец.</w:t>
+        <w:t xml:space="preserve">Я закрыл глаза и несколько раз медленно вздохнул. У космонавтов после долгого </w:t>
+      </w:r>
+      <w:proofErr w:type="spellStart"/>
+      <w:r>
+        <w:t>бранка</w:t>
+      </w:r>
+      <w:proofErr w:type="spellEnd"/>
+      <w:r>
+        <w:t xml:space="preserve"> часто случаются галлюцинации. Недели непрекращающихся кошмаров оставляют в сознании рубец.</w:t>
       </w:r>
     </w:p>
     <w:p>
@@ -14300,7 +15185,15 @@
     </w:p>
     <w:p>
       <w:r>
-        <w:t>— Сергей Владимирович, — пробормотал я, — со мной всё в порядке. Я готов ответить на все вопросы, — и тут же спросил сам: — Что с Марутяном? Он жив?</w:t>
+        <w:t xml:space="preserve">— Сергей Владимирович, — пробормотал я, — со мной всё в порядке. Я готов ответить на все вопросы, — и тут же спросил сам: — Что с </w:t>
+      </w:r>
+      <w:proofErr w:type="spellStart"/>
+      <w:r>
+        <w:t>Марутяном</w:t>
+      </w:r>
+      <w:proofErr w:type="spellEnd"/>
+      <w:r>
+        <w:t>? Он жив?</w:t>
       </w:r>
     </w:p>
     <w:p>
@@ -14328,7 +15221,15 @@
     </w:p>
     <w:p>
       <w:r>
-        <w:t>— Константин Игоревич, — Лысанов показал Мицюкину завёрнутую в целлофан ручку, — без экспертизы я, конечно, судить не берусь, но похоже, что это и есть орудие убийства.</w:t>
+        <w:t xml:space="preserve">— Константин Игоревич, — Лысанов показал </w:t>
+      </w:r>
+      <w:proofErr w:type="spellStart"/>
+      <w:r>
+        <w:t>Мицюкину</w:t>
+      </w:r>
+      <w:proofErr w:type="spellEnd"/>
+      <w:r>
+        <w:t xml:space="preserve"> завёрнутую в целлофан ручку, — без экспертизы я, конечно, судить не берусь, но похоже, что это и есть орудие убийства.</w:t>
       </w:r>
     </w:p>
     <w:p>
@@ -14425,7 +15326,15 @@
     </w:p>
     <w:p>
       <w:r>
-        <w:t>— Значит, — Лысанов ещё раз показал Мицюкину ручку, — орудие убийства было у Марутяна.</w:t>
+        <w:t xml:space="preserve">— Значит, — Лысанов ещё раз показал </w:t>
+      </w:r>
+      <w:proofErr w:type="spellStart"/>
+      <w:r>
+        <w:t>Мицюкину</w:t>
+      </w:r>
+      <w:proofErr w:type="spellEnd"/>
+      <w:r>
+        <w:t xml:space="preserve"> ручку, — орудие убийства было у Марутяна.</w:t>
       </w:r>
     </w:p>
     <w:p>
@@ -14446,7 +15355,15 @@
     </w:p>
     <w:p>
       <w:r>
-        <w:t>— Перекройте здесь всё, — раздался за спиной голос Мицюкина, — и кровь у обоих на анализ. Будем разбираться.</w:t>
+        <w:t xml:space="preserve">— Перекройте здесь всё, — раздался за спиной голос </w:t>
+      </w:r>
+      <w:proofErr w:type="spellStart"/>
+      <w:r>
+        <w:t>Мицюкина</w:t>
+      </w:r>
+      <w:proofErr w:type="spellEnd"/>
+      <w:r>
+        <w:t>, — и кровь у обоих на анализ. Будем разбираться.</w:t>
       </w:r>
     </w:p>
     <w:p>
@@ -14619,7 +15536,15 @@
     </w:p>
     <w:p>
       <w:r>
-        <w:t>— Болит, — признался я. — Но она уже несколько дней болит. Я думал, это последствия бранка.</w:t>
+        <w:t xml:space="preserve">— Болит, — признался я. — Но она уже несколько дней болит. Я думал, это последствия </w:t>
+      </w:r>
+      <w:proofErr w:type="spellStart"/>
+      <w:r>
+        <w:t>бранка</w:t>
+      </w:r>
+      <w:proofErr w:type="spellEnd"/>
+      <w:r>
+        <w:t>.</w:t>
       </w:r>
     </w:p>
     <w:p>
@@ -15181,7 +16106,15 @@
         <w:t>требовало</w:t>
       </w:r>
       <w:r>
-        <w:t xml:space="preserve"> ленивой невесомости бранка.</w:t>
+        <w:t xml:space="preserve"> ленивой невесомости </w:t>
+      </w:r>
+      <w:proofErr w:type="spellStart"/>
+      <w:r>
+        <w:t>бранка</w:t>
+      </w:r>
+      <w:proofErr w:type="spellEnd"/>
+      <w:r>
+        <w:t>.</w:t>
       </w:r>
     </w:p>
     <w:p>
@@ -15512,7 +16445,15 @@
     </w:p>
     <w:p>
       <w:r>
-        <w:t xml:space="preserve">— Качкой? — смутился Алексин. — Тоже скажешь! — Он перевернул мыском расколовшийся корпус диспенсера и покачал головой. — Это сбои такие в гравитонных камерах. Говорят, они тут с самого первого дня. Ошибок в логах нет, никак починить не можем. Достаёт страшно. — Он потёр грудь </w:t>
+        <w:t xml:space="preserve">— Качкой? — смутился Алексин. — Тоже скажешь! — Он перевернул мыском расколовшийся корпус диспенсера и покачал головой. — Это сбои такие в </w:t>
+      </w:r>
+      <w:proofErr w:type="spellStart"/>
+      <w:r>
+        <w:t>гравитонных</w:t>
+      </w:r>
+      <w:proofErr w:type="spellEnd"/>
+      <w:r>
+        <w:t xml:space="preserve"> камерах. Говорят, они тут с самого первого дня. Ошибок в логах нет, никак починить не можем. Достаёт страшно. — Он потёр грудь </w:t>
       </w:r>
       <w:r>
         <w:t>ладонью</w:t>
@@ -15634,7 +16575,15 @@
         <w:t xml:space="preserve">но </w:t>
       </w:r>
       <w:r>
-        <w:t>объём поменьше. Хотя смысл, если диспенсер такой же? — Алексин задумчиво пожевал губы. — Думаешь, их траванул кто-то?</w:t>
+        <w:t xml:space="preserve">объём поменьше. Хотя смысл, если диспенсер такой же? — Алексин задумчиво пожевал губы. — Думаешь, их </w:t>
+      </w:r>
+      <w:proofErr w:type="spellStart"/>
+      <w:r>
+        <w:t>траванул</w:t>
+      </w:r>
+      <w:proofErr w:type="spellEnd"/>
+      <w:r>
+        <w:t xml:space="preserve"> кто-то?</w:t>
       </w:r>
     </w:p>
     <w:p>
@@ -16029,7 +16978,15 @@
         <w:t>должно</w:t>
       </w:r>
       <w:r>
-        <w:t xml:space="preserve">. Все договорённости у меня были с Марутяном. И ситуация была другая, если ты не заметил. Сейчас </w:t>
+        <w:t xml:space="preserve">. Все договорённости у меня были с </w:t>
+      </w:r>
+      <w:proofErr w:type="spellStart"/>
+      <w:r>
+        <w:t>Марутяном</w:t>
+      </w:r>
+      <w:proofErr w:type="spellEnd"/>
+      <w:r>
+        <w:t xml:space="preserve">. И ситуация была другая, если ты не заметил. Сейчас </w:t>
       </w:r>
       <w:r>
         <w:t xml:space="preserve">вся </w:t>
@@ -16046,8 +17003,13 @@
     </w:p>
     <w:p>
       <w:r>
-        <w:t>— Хорошо. — Я подумал, что вряд ли буду скучать по нуболидам</w:t>
-      </w:r>
+        <w:t xml:space="preserve">— Хорошо. — Я подумал, что вряд ли буду скучать по </w:t>
+      </w:r>
+      <w:proofErr w:type="spellStart"/>
+      <w:r>
+        <w:t>нуболидам</w:t>
+      </w:r>
+      <w:proofErr w:type="spellEnd"/>
       <w:r>
         <w:t xml:space="preserve"> с их бешеными плясками под дымовой завесой.</w:t>
       </w:r>
@@ -16129,7 +17091,15 @@
     </w:p>
     <w:p>
       <w:r>
-        <w:t>— Медики так-то с нами не шибко охотнее Мицюкина общаются, — сказал Керман.</w:t>
+        <w:t xml:space="preserve">— Медики так-то с нами не шибко охотнее </w:t>
+      </w:r>
+      <w:proofErr w:type="spellStart"/>
+      <w:r>
+        <w:t>Мицюкина</w:t>
+      </w:r>
+      <w:proofErr w:type="spellEnd"/>
+      <w:r>
+        <w:t xml:space="preserve"> общаются, — сказал Керман.</w:t>
       </w:r>
     </w:p>
     <w:p>
@@ -16230,7 +17200,15 @@
     <w:p>
       <w:r>
         <w:lastRenderedPageBreak/>
-        <w:t>— Я себя плохо чувствовал, — сказал я. — Тяжело прихожу в себя после бранка.</w:t>
+        <w:t xml:space="preserve">— Я себя плохо чувствовал, — сказал я. — Тяжело прихожу в себя после </w:t>
+      </w:r>
+      <w:proofErr w:type="spellStart"/>
+      <w:r>
+        <w:t>бранка</w:t>
+      </w:r>
+      <w:proofErr w:type="spellEnd"/>
+      <w:r>
+        <w:t>.</w:t>
       </w:r>
     </w:p>
     <w:p>
@@ -16579,7 +17557,15 @@
     </w:p>
     <w:p>
       <w:r>
-        <w:t>Слышались голоса, шипели и клацали двери. Рядом с лифтом я едва не столкнулся с Мицюкиным, рассеянным и потерянным, как бы выброшенным из привычной колеи. Мицюкин ухватился за меня взглядом, но ничего не сказал и молча прошёл мимо.</w:t>
+        <w:t xml:space="preserve">Слышались голоса, шипели и клацали двери. Рядом с лифтом я едва не столкнулся с </w:t>
+      </w:r>
+      <w:proofErr w:type="spellStart"/>
+      <w:r>
+        <w:t>Мицюкиным</w:t>
+      </w:r>
+      <w:proofErr w:type="spellEnd"/>
+      <w:r>
+        <w:t>, рассеянным и потерянным, как бы выброшенным из привычной колеи. Мицюкин ухватился за меня взглядом, но ничего не сказал и молча прошёл мимо.</w:t>
       </w:r>
     </w:p>
     <w:p>
@@ -17064,7 +18050,15 @@
     </w:p>
     <w:p>
       <w:r>
-        <w:t>— И вы её никому не показывали? Надо было отдать записку Мицюкину, он ведёт расследование и…</w:t>
+        <w:t xml:space="preserve">— И вы её никому не показывали? Надо было отдать записку </w:t>
+      </w:r>
+      <w:proofErr w:type="spellStart"/>
+      <w:r>
+        <w:t>Мицюкину</w:t>
+      </w:r>
+      <w:proofErr w:type="spellEnd"/>
+      <w:r>
+        <w:t>, он ведёт расследование и…</w:t>
       </w:r>
     </w:p>
     <w:p>
@@ -17379,7 +18373,23 @@
     </w:p>
     <w:p>
       <w:r>
-        <w:t>— «Минск» знаю. — Мерцель поёжилась и провела по плечу ладонью, смахивая невидимое насекомое. — «Минск» все знают. Кто же не знает «Минск»? Правильно, его все знают. Ты не переживай, Олег! Будет ещё шанс сделать снимок на память. Красивый яркий снимок на память. Правильно я говорю? «Минск» — корабль новый, вовсю ещё летает. Это вот «Мурманск» давно списали. Он и тогда уже был старой развалиной. — Уголки губ у Мерцель задрожали. — Помню, сбои были в гравитонной камере. — Мерцель провела по лицу ладонью и вдруг стёрла всякое выражение — скорбь, усталость, печаль. Осталась бледная белая маска. — Сбои в гравитонной камере. Правильно, да? Это вот когда идёшь ты по коридору, не трогаешь никого, а тебя на стены швыряет. Или на потолок.</w:t>
+        <w:t xml:space="preserve">— «Минск» знаю. — Мерцель поёжилась и провела по плечу ладонью, смахивая невидимое насекомое. — «Минск» все знают. Кто же не знает «Минск»? Правильно, его все знают. Ты не переживай, Олег! Будет ещё шанс сделать снимок на память. Красивый яркий снимок на память. Правильно я говорю? «Минск» — корабль новый, вовсю ещё летает. Это вот «Мурманск» давно списали. Он и тогда уже был старой развалиной. — Уголки губ у Мерцель задрожали. — Помню, сбои были в </w:t>
+      </w:r>
+      <w:proofErr w:type="spellStart"/>
+      <w:r>
+        <w:t>гравитонной</w:t>
+      </w:r>
+      <w:proofErr w:type="spellEnd"/>
+      <w:r>
+        <w:t xml:space="preserve"> камере. — Мерцель провела по лицу ладонью и вдруг стёрла всякое выражение — скорбь, усталость, печаль. Осталась бледная белая маска. — Сбои в </w:t>
+      </w:r>
+      <w:proofErr w:type="spellStart"/>
+      <w:r>
+        <w:t>гравитонной</w:t>
+      </w:r>
+      <w:proofErr w:type="spellEnd"/>
+      <w:r>
+        <w:t xml:space="preserve"> камере. Правильно, да? Это вот когда идёшь ты по коридору, не трогаешь никого, а тебя на стены швыряет. Или на потолок.</w:t>
       </w:r>
     </w:p>
     <w:p>
@@ -17863,7 +18873,15 @@
         <w:t>,</w:t>
       </w:r>
       <w:r>
-        <w:t xml:space="preserve"> когда моложе была, вообще ничего не боялась. Все вокруг боялись чего-то, боялись того, что будет завтра, того, что было вчера. Боялись пустоты, темноты, расстояний. Боялись балка, бреда, политкора, яркого света. А я не боялась. Правильно я говорю, Олег?</w:t>
+        <w:t xml:space="preserve"> когда моложе была, вообще ничего не боялась. Все вокруг боялись чего-то, боялись того, что будет завтра, того, что было вчера. Боялись пустоты, темноты, расстояний. Боялись балка, бреда, </w:t>
+      </w:r>
+      <w:proofErr w:type="spellStart"/>
+      <w:r>
+        <w:t>политкора</w:t>
+      </w:r>
+      <w:proofErr w:type="spellEnd"/>
+      <w:r>
+        <w:t>, яркого света. А я не боялась. Правильно я говорю, Олег?</w:t>
       </w:r>
     </w:p>
     <w:p>
@@ -18337,7 +19355,15 @@
         <w:t xml:space="preserve">мы </w:t>
       </w:r>
       <w:r>
-        <w:t>как-нибудь ещё поговорим о нуболидах. Времени у нас много.</w:t>
+        <w:t xml:space="preserve">как-нибудь ещё поговорим о </w:t>
+      </w:r>
+      <w:proofErr w:type="spellStart"/>
+      <w:r>
+        <w:t>нуболидах</w:t>
+      </w:r>
+      <w:proofErr w:type="spellEnd"/>
+      <w:r>
+        <w:t>. Времени у нас много.</w:t>
       </w:r>
     </w:p>
     <w:p>
@@ -18554,7 +19580,15 @@
         <w:t>В</w:t>
       </w:r>
       <w:r>
-        <w:t xml:space="preserve">ижу кошмар, как в бранке, только вместо </w:t>
+        <w:t xml:space="preserve">ижу кошмар, как в </w:t>
+      </w:r>
+      <w:proofErr w:type="spellStart"/>
+      <w:r>
+        <w:t>бранке</w:t>
+      </w:r>
+      <w:proofErr w:type="spellEnd"/>
+      <w:r>
+        <w:t xml:space="preserve">, только вместо </w:t>
       </w:r>
       <w:r>
         <w:t>фрактального озера</w:t>
@@ -19148,7 +20182,15 @@
     </w:p>
     <w:p>
       <w:r>
-        <w:t>Я подумал, что опять произошёл сбой в гравитонной камере.</w:t>
+        <w:t xml:space="preserve">Я подумал, что опять произошёл сбой в </w:t>
+      </w:r>
+      <w:proofErr w:type="spellStart"/>
+      <w:r>
+        <w:t>гравитонной</w:t>
+      </w:r>
+      <w:proofErr w:type="spellEnd"/>
+      <w:r>
+        <w:t xml:space="preserve"> камере.</w:t>
       </w:r>
     </w:p>
     <w:p>
@@ -19688,7 +20730,15 @@
     </w:p>
     <w:p>
       <w:r>
-        <w:t>— Я плохо помню, — сказал я. — Она просила зайти к ней, поговорить о нуболидах. А потом…</w:t>
+        <w:t xml:space="preserve">— Я плохо помню, — сказал я. — Она просила зайти к ней, поговорить о </w:t>
+      </w:r>
+      <w:proofErr w:type="spellStart"/>
+      <w:r>
+        <w:t>нуболидах</w:t>
+      </w:r>
+      <w:proofErr w:type="spellEnd"/>
+      <w:r>
+        <w:t>. А потом…</w:t>
       </w:r>
     </w:p>
     <w:p>
@@ -19812,7 +20862,15 @@
     </w:p>
     <w:p>
       <w:r>
-        <w:t>— Мерцель пригласила меня к себе, чтобы поговорить о нуболидах. Или нет. Она хотела мне что-то показать. Записку.</w:t>
+        <w:t xml:space="preserve">— Мерцель пригласила меня к себе, чтобы поговорить о </w:t>
+      </w:r>
+      <w:proofErr w:type="spellStart"/>
+      <w:r>
+        <w:t>нуболидах</w:t>
+      </w:r>
+      <w:proofErr w:type="spellEnd"/>
+      <w:r>
+        <w:t>. Или нет. Она хотела мне что-то показать. Записку.</w:t>
       </w:r>
     </w:p>
     <w:p>
@@ -19892,7 +20950,15 @@
         <w:t xml:space="preserve"> сейчас</w:t>
       </w:r>
       <w:r>
-        <w:t xml:space="preserve"> уложат на каталку и увезут, громыхая по металлическому полу восьмерящими колёсами, в пропахшую смертью операционную.</w:t>
+        <w:t xml:space="preserve"> уложат на каталку и увезут, громыхая по металлическому полу </w:t>
+      </w:r>
+      <w:proofErr w:type="spellStart"/>
+      <w:r>
+        <w:t>восьмерящими</w:t>
+      </w:r>
+      <w:proofErr w:type="spellEnd"/>
+      <w:r>
+        <w:t xml:space="preserve"> колёсами, в пропахшую смертью операционную.</w:t>
       </w:r>
     </w:p>
     <w:p>
@@ -19907,7 +20973,15 @@
     </w:p>
     <w:p>
       <w:r>
-        <w:t xml:space="preserve">Мицюкин скривился, но промолчал. Я вдруг подумал о Майорове — странно, что он ещё не ворвался в медотсек и не потребовал объяснений, тряся папкой с какими-нибудь захватанными отчётами, трассировками, </w:t>
+        <w:t xml:space="preserve">Мицюкин скривился, но промолчал. Я вдруг подумал о Майорове — странно, что он ещё не ворвался в </w:t>
+      </w:r>
+      <w:proofErr w:type="spellStart"/>
+      <w:r>
+        <w:t>медотсек</w:t>
+      </w:r>
+      <w:proofErr w:type="spellEnd"/>
+      <w:r>
+        <w:t xml:space="preserve"> и не потребовал объяснений, тряся папкой с какими-нибудь захватанными отчётами, трассировками, </w:t>
       </w:r>
       <w:r>
         <w:lastRenderedPageBreak/>
@@ -20151,7 +21225,15 @@
     </w:p>
     <w:p>
       <w:r>
-        <w:t xml:space="preserve">Я не сомневался, что увижу скрюченного от ярости Мицюкина, который вцепится в меня холодными пальцами и утащит в тайную тюрьму, но в отсек </w:t>
+        <w:t xml:space="preserve">Я не сомневался, что увижу скрюченного от ярости </w:t>
+      </w:r>
+      <w:proofErr w:type="spellStart"/>
+      <w:r>
+        <w:t>Мицюкина</w:t>
+      </w:r>
+      <w:proofErr w:type="spellEnd"/>
+      <w:r>
+        <w:t xml:space="preserve">, который вцепится в меня холодными пальцами и утащит в тайную тюрьму, но в отсек </w:t>
       </w:r>
       <w:r>
         <w:t>воровато</w:t>
@@ -20284,7 +21366,15 @@
     </w:p>
     <w:p>
       <w:r>
-        <w:t xml:space="preserve">— От дерготни Мицюкина лучше не становится. Хорошо хоть Майорова сразу положили, а то бы </w:t>
+        <w:t xml:space="preserve">— От дерготни </w:t>
+      </w:r>
+      <w:proofErr w:type="spellStart"/>
+      <w:r>
+        <w:t>Мицюкина</w:t>
+      </w:r>
+      <w:proofErr w:type="spellEnd"/>
+      <w:r>
+        <w:t xml:space="preserve"> лучше не становится. Хорошо хоть Майорова сразу положили, а то бы </w:t>
       </w:r>
       <w:r>
         <w:t xml:space="preserve">они </w:t>
@@ -20481,7 +21571,15 @@
         <w:t>обожгло</w:t>
       </w:r>
       <w:r>
-        <w:t xml:space="preserve"> металлическим холодом. Я сделал осторожный шаг, и в этот момент отсек тряхнуло — гравитонный привод опять решил поиздеваться над вестибулярным аппаратом.</w:t>
+        <w:t xml:space="preserve"> металлическим холодом. Я сделал осторожный шаг, и в этот момент отсек тряхнуло — </w:t>
+      </w:r>
+      <w:proofErr w:type="spellStart"/>
+      <w:r>
+        <w:t>гравитонный</w:t>
+      </w:r>
+      <w:proofErr w:type="spellEnd"/>
+      <w:r>
+        <w:t xml:space="preserve"> привод опять решил поиздеваться над вестибулярным аппаратом.</w:t>
       </w:r>
     </w:p>
     <w:p>
@@ -21193,7 +22291,15 @@
     </w:p>
     <w:p>
       <w:r>
-        <w:t>— В нуболидах?</w:t>
+        <w:t xml:space="preserve">— В </w:t>
+      </w:r>
+      <w:proofErr w:type="spellStart"/>
+      <w:r>
+        <w:t>нуболидах</w:t>
+      </w:r>
+      <w:proofErr w:type="spellEnd"/>
+      <w:r>
+        <w:t>?</w:t>
       </w:r>
     </w:p>
     <w:p>
@@ -21421,7 +22527,15 @@
     </w:p>
     <w:p>
       <w:r>
-        <w:t>Больше мы ни о чём не говорили. Вопросов было много, сердце взволнованно ёрзало в груди, когда я думал о токсине или нуболидах, однако нужные слова не приходили в голову.</w:t>
+        <w:t xml:space="preserve">Больше мы ни о чём не говорили. Вопросов было много, сердце взволнованно ёрзало в груди, когда я думал о токсине или </w:t>
+      </w:r>
+      <w:proofErr w:type="spellStart"/>
+      <w:r>
+        <w:t>нуболидах</w:t>
+      </w:r>
+      <w:proofErr w:type="spellEnd"/>
+      <w:r>
+        <w:t>, однако нужные слова не приходили в голову.</w:t>
       </w:r>
     </w:p>
     <w:p>
@@ -21849,7 +22963,15 @@
     </w:p>
     <w:p>
       <w:r>
-        <w:t>— Родители есть, — сказал я, — но я их редко последнее время навещаю. Нехорошо это, конечно. Надо будет обязательно съездить в Стальск, когда вернусь. Если вернусь, — добавил я.</w:t>
+        <w:t xml:space="preserve">— Родители есть, — сказал я, — но я их редко последнее время навещаю. Нехорошо это, конечно. Надо будет обязательно съездить в </w:t>
+      </w:r>
+      <w:proofErr w:type="spellStart"/>
+      <w:r>
+        <w:t>Стальск</w:t>
+      </w:r>
+      <w:proofErr w:type="spellEnd"/>
+      <w:r>
+        <w:t>, когда вернусь. Если вернусь, — добавил я.</w:t>
       </w:r>
     </w:p>
     <w:p>
@@ -21864,7 +22986,15 @@
     </w:p>
     <w:p>
       <w:r>
-        <w:t xml:space="preserve">— Стальск… </w:t>
+        <w:t xml:space="preserve">— </w:t>
+      </w:r>
+      <w:proofErr w:type="spellStart"/>
+      <w:r>
+        <w:t>Стальск</w:t>
+      </w:r>
+      <w:proofErr w:type="spellEnd"/>
+      <w:r>
+        <w:t xml:space="preserve">… </w:t>
       </w:r>
       <w:r>
         <w:t xml:space="preserve">— проговорила Вера. — </w:t>
@@ -21875,7 +23005,15 @@
     </w:p>
     <w:p>
       <w:r>
-        <w:t>— Вряд ли, — сказал я. — Их много, Стальсков этих. Мой — двенадцатый по счёту.</w:t>
+        <w:t xml:space="preserve">— Вряд ли, — сказал я. — Их много, </w:t>
+      </w:r>
+      <w:proofErr w:type="spellStart"/>
+      <w:r>
+        <w:t>Стальсков</w:t>
+      </w:r>
+      <w:proofErr w:type="spellEnd"/>
+      <w:r>
+        <w:t xml:space="preserve"> этих. Мой — двенадцатый по счёту.</w:t>
       </w:r>
     </w:p>
     <w:p>
@@ -22421,7 +23559,15 @@
     </w:p>
     <w:p>
       <w:r>
-        <w:t>Внутри меня что-то забурлило. Всё вокруг — синий глаз иллюминатора, затянутые тенью стены, потолок и маленькая фотография у кровати — закачалось в такт возбуждённому дыханию. Я сорвал с неё блузку. Заклацали по полу, как россыпь жемчужинок, вылетевшие пуговицы — и рассеянно разбежались по сторонам.</w:t>
+        <w:t xml:space="preserve">Внутри меня что-то забурлило. Всё вокруг — синий глаз иллюминатора, затянутые тенью стены, потолок и маленькая фотография у кровати — закачалось в такт возбуждённому дыханию. Я сорвал с неё блузку. </w:t>
+      </w:r>
+      <w:proofErr w:type="spellStart"/>
+      <w:r>
+        <w:t>Заклацали</w:t>
+      </w:r>
+      <w:proofErr w:type="spellEnd"/>
+      <w:r>
+        <w:t xml:space="preserve"> по полу, как россыпь жемчужинок, вылетевшие пуговицы — и рассеянно разбежались по сторонам.</w:t>
       </w:r>
     </w:p>
     <w:p>
@@ -22429,6 +23575,7 @@
         <w:lastRenderedPageBreak/>
         <w:t xml:space="preserve">— От тебя пахнет кровью и фурацилином. — Вера слегка отодвинулась, откинула голову и посмотрела сквозь прищуренные веки, едва заметно улыбаясь. — А ещё </w:t>
       </w:r>
+      <w:proofErr w:type="spellStart"/>
       <w:r>
         <w:t>по</w:t>
       </w:r>
@@ -22438,6 +23585,7 @@
       <w:r>
         <w:t>том</w:t>
       </w:r>
+      <w:proofErr w:type="spellEnd"/>
       <w:r>
         <w:t>.</w:t>
       </w:r>
@@ -22510,7 +23658,15 @@
     </w:p>
     <w:p>
       <w:r>
-        <w:t>Первый полёт в космос. Первый бранк. Первый сон во время перехода. Знакомство с ней.</w:t>
+        <w:t xml:space="preserve">Первый полёт в космос. Первый </w:t>
+      </w:r>
+      <w:proofErr w:type="spellStart"/>
+      <w:r>
+        <w:t>бранк</w:t>
+      </w:r>
+      <w:proofErr w:type="spellEnd"/>
+      <w:r>
+        <w:t>. Первый сон во время перехода. Знакомство с ней.</w:t>
       </w:r>
     </w:p>
     <w:p>
@@ -22525,7 +23681,15 @@
     </w:p>
     <w:p>
       <w:r>
-        <w:t>— Сейчас мне кажется, что самое хорошее, что было у меня в жизни — это ты, — сказал я.</w:t>
+        <w:t xml:space="preserve">— Сейчас мне кажется, что </w:t>
+      </w:r>
+      <w:proofErr w:type="gramStart"/>
+      <w:r>
+        <w:t>самое хорошее</w:t>
+      </w:r>
+      <w:proofErr w:type="gramEnd"/>
+      <w:r>
+        <w:t>, что было у меня в жизни — это ты, — сказал я.</w:t>
       </w:r>
     </w:p>
     <w:p>
@@ -22579,8 +23743,13 @@
       </w:r>
     </w:p>
     <w:p>
-      <w:r>
-        <w:t>Пшикнул диспенсер, зажурчала в кружке вода.</w:t>
+      <w:proofErr w:type="spellStart"/>
+      <w:r>
+        <w:t>Пшикнул</w:t>
+      </w:r>
+      <w:proofErr w:type="spellEnd"/>
+      <w:r>
+        <w:t xml:space="preserve"> диспенсер, зажурчала в кружке вода.</w:t>
       </w:r>
     </w:p>
     <w:p>
@@ -22849,7 +24018,15 @@
         <w:t xml:space="preserve">Какая разница, сколько лет изучаем? </w:t>
       </w:r>
       <w:r>
-        <w:t>Я вообще в химлабе сижу, откуда мне знать?</w:t>
+        <w:t xml:space="preserve">Я вообще в </w:t>
+      </w:r>
+      <w:proofErr w:type="spellStart"/>
+      <w:r>
+        <w:t>химлабе</w:t>
+      </w:r>
+      <w:proofErr w:type="spellEnd"/>
+      <w:r>
+        <w:t xml:space="preserve"> сижу, откуда мне знать?</w:t>
       </w:r>
     </w:p>
     <w:p>
@@ -22929,7 +24106,15 @@
     </w:p>
     <w:p>
       <w:r>
-        <w:t>Сбой в гравитонной камере?</w:t>
+        <w:t xml:space="preserve">Сбой в </w:t>
+      </w:r>
+      <w:proofErr w:type="spellStart"/>
+      <w:r>
+        <w:t>гравитонной</w:t>
+      </w:r>
+      <w:proofErr w:type="spellEnd"/>
+      <w:r>
+        <w:t xml:space="preserve"> камере?</w:t>
       </w:r>
     </w:p>
     <w:p>
@@ -23432,8 +24617,13 @@
       </w:r>
     </w:p>
     <w:p>
-      <w:r>
-        <w:t>Гравитонный привод едва работал.</w:t>
+      <w:proofErr w:type="spellStart"/>
+      <w:r>
+        <w:t>Гравитонный</w:t>
+      </w:r>
+      <w:proofErr w:type="spellEnd"/>
+      <w:r>
+        <w:t xml:space="preserve"> привод едва работал.</w:t>
       </w:r>
     </w:p>
     <w:p>
@@ -23522,7 +24712,15 @@
     </w:p>
     <w:p>
       <w:r>
-        <w:t xml:space="preserve">Глаза мои уже немного привыкли к расходящейся тряске и мелькающему свету. Я узнал искривлённое лицо Мицюкина, который </w:t>
+        <w:t xml:space="preserve">Глаза мои уже немного привыкли к расходящейся тряске и мелькающему свету. Я узнал искривлённое лицо </w:t>
+      </w:r>
+      <w:proofErr w:type="spellStart"/>
+      <w:r>
+        <w:t>Мицюкина</w:t>
+      </w:r>
+      <w:proofErr w:type="spellEnd"/>
+      <w:r>
+        <w:t xml:space="preserve">, который </w:t>
       </w:r>
       <w:r>
         <w:t>жёг</w:t>
@@ -23537,8 +24735,13 @@
       </w:r>
     </w:p>
     <w:p>
-      <w:r>
-        <w:t xml:space="preserve">Мицюкина перекосило, как засбоившую машину. Резак, изрыгнув последнюю струю пламени, погас у него в руке, и он уставился на меня, как на чудище из ночного кошмара. Появилось ещё несколько теней, вылезших из </w:t>
+      <w:proofErr w:type="spellStart"/>
+      <w:r>
+        <w:t>Мицюкина</w:t>
+      </w:r>
+      <w:proofErr w:type="spellEnd"/>
+      <w:r>
+        <w:t xml:space="preserve"> перекосило, как засбоившую машину. Резак, изрыгнув последнюю струю пламени, погас у него в руке, и он уставился на меня, как на чудище из ночного кошмара. Появилось ещё несколько теней, вылезших из </w:t>
       </w:r>
       <w:r>
         <w:lastRenderedPageBreak/>
@@ -23665,9 +24868,11 @@
       <w:r>
         <w:t xml:space="preserve">Всё перед глазами завязло в крови. Я решил, что огонь с реактивной тягой рвётся ко мне навстречу. Раскинул руки, ожидая избавления от этого ревущего ада, но огонь отступил, превратившись в </w:t>
       </w:r>
+      <w:proofErr w:type="spellStart"/>
       <w:r>
         <w:t>стробящие</w:t>
       </w:r>
+      <w:proofErr w:type="spellEnd"/>
       <w:r>
         <w:t>, как иллюминация, аварийные люминофоры.</w:t>
       </w:r>
@@ -24061,7 +25266,15 @@
     </w:p>
     <w:p>
       <w:r>
-        <w:t xml:space="preserve">Тяжёлый тёмный взгляд Мицюкина прожигал насквозь. </w:t>
+        <w:t xml:space="preserve">Тяжёлый тёмный взгляд </w:t>
+      </w:r>
+      <w:proofErr w:type="spellStart"/>
+      <w:r>
+        <w:t>Мицюкина</w:t>
+      </w:r>
+      <w:proofErr w:type="spellEnd"/>
+      <w:r>
+        <w:t xml:space="preserve"> прожигал насквозь. </w:t>
       </w:r>
     </w:p>
     <w:p>
@@ -24101,7 +25314,15 @@
     </w:p>
     <w:p>
       <w:r>
-        <w:t>Тень Мицюкина нависала надо мной, прижимала к стене. Я невольно попятился, задел за что-то ногой и едва не свалился на пол.</w:t>
+        <w:t xml:space="preserve">Тень </w:t>
+      </w:r>
+      <w:proofErr w:type="spellStart"/>
+      <w:r>
+        <w:t>Мицюкина</w:t>
+      </w:r>
+      <w:proofErr w:type="spellEnd"/>
+      <w:r>
+        <w:t xml:space="preserve"> нависала надо мной, прижимала к стене. Я невольно попятился, задел за что-то ногой и едва не свалился на пол.</w:t>
       </w:r>
     </w:p>
     <w:p>
@@ -25216,7 +26437,15 @@
     </w:p>
     <w:p>
       <w:r>
-        <w:t>Вера подбежала, вышла из аварийного мрака, как из бранка, и обхватила меня за плечи. Я остолбенел. Дыхание перехватило от радости. Я прижался к её губам.</w:t>
+        <w:t xml:space="preserve">Вера подбежала, вышла из аварийного мрака, как из </w:t>
+      </w:r>
+      <w:proofErr w:type="spellStart"/>
+      <w:r>
+        <w:t>бранка</w:t>
+      </w:r>
+      <w:proofErr w:type="spellEnd"/>
+      <w:r>
+        <w:t>, и обхватила меня за плечи. Я остолбенел. Дыхание перехватило от радости. Я прижался к её губам.</w:t>
       </w:r>
     </w:p>
     <w:p>
@@ -25406,7 +26635,15 @@
     </w:p>
     <w:p>
       <w:r>
-        <w:t>Камеру с нуболидами закрывала дымная пелена.</w:t>
+        <w:t xml:space="preserve">Камеру с </w:t>
+      </w:r>
+      <w:proofErr w:type="spellStart"/>
+      <w:r>
+        <w:t>нуболидами</w:t>
+      </w:r>
+      <w:proofErr w:type="spellEnd"/>
+      <w:r>
+        <w:t xml:space="preserve"> закрывала дымная пелена.</w:t>
       </w:r>
     </w:p>
     <w:p>
@@ -26236,7 +27473,15 @@
     </w:p>
     <w:p>
       <w:r>
-        <w:t>У выхода в коридор Майоров спорил о чём-то с Мицюкиным — так яростно и увлечённо, что даже не обратил на меня внимания. На скамейке у стены сидела Симонова, опрятная, с затянутыми в пучок волосами — ударница труда с цветастого плаката, которая прихорошилась, но не слишком, чтобы отправиться на работу, в вопящий цех, по утру. Она посмотрела на меня тёмным испуганным взглядом.</w:t>
+        <w:t xml:space="preserve">У выхода в коридор Майоров спорил о чём-то с </w:t>
+      </w:r>
+      <w:proofErr w:type="spellStart"/>
+      <w:r>
+        <w:t>Мицюкиным</w:t>
+      </w:r>
+      <w:proofErr w:type="spellEnd"/>
+      <w:r>
+        <w:t xml:space="preserve"> — так яростно и увлечённо, что даже не обратил на меня внимания. На скамейке у стены сидела Симонова, опрятная, с затянутыми в пучок волосами — ударница труда с цветастого плаката, которая прихорошилась, но не слишком, чтобы отправиться на работу, в вопящий цех, по утру. Она посмотрела на меня тёмным испуганным взглядом.</w:t>
       </w:r>
     </w:p>
     <w:p>
@@ -26393,7 +27638,15 @@
     </w:p>
     <w:p>
       <w:r>
-        <w:t>— Петя, — сказала она и тут же добавила, заметив мой недоумённый взгляд: — Пётр Верховенцев из химической. Он в реанимации, это третий отсек. А то я что-то боюсь.</w:t>
+        <w:t xml:space="preserve">— Петя, — сказала она и тут же добавила, заметив мой недоумённый взгляд: — Пётр </w:t>
+      </w:r>
+      <w:proofErr w:type="spellStart"/>
+      <w:r>
+        <w:t>Верховенцев</w:t>
+      </w:r>
+      <w:proofErr w:type="spellEnd"/>
+      <w:r>
+        <w:t xml:space="preserve"> из химической. Он в реанимации, это третий отсек. А то я что-то боюсь.</w:t>
       </w:r>
     </w:p>
     <w:p>
@@ -26429,7 +27682,15 @@
     </w:p>
     <w:p>
       <w:r>
-        <w:t>— Какого чёрта ты вообще на этот уровень попёрся?</w:t>
+        <w:t xml:space="preserve">— Какого чёрта ты вообще на этот уровень </w:t>
+      </w:r>
+      <w:proofErr w:type="spellStart"/>
+      <w:r>
+        <w:t>попёрся</w:t>
+      </w:r>
+      <w:proofErr w:type="spellEnd"/>
+      <w:r>
+        <w:t>?</w:t>
       </w:r>
     </w:p>
     <w:p>
@@ -26466,7 +27727,15 @@
     <w:p>
       <w:r>
         <w:lastRenderedPageBreak/>
-        <w:t>— Мы уже на второй круг пошли, — спокойно ответил Мицюкин. — На текущий момент я не готов подпускать кого-либо из вашей команды ни к ремонту, ни к управлению станцией. Если бы мой оператор не решил себе горло перерезать, ничего бы из этого не произошло.</w:t>
+        <w:t xml:space="preserve">— Мы уже на второй круг пошли, — спокойно ответил Мицюкин. — </w:t>
+      </w:r>
+      <w:proofErr w:type="gramStart"/>
+      <w:r>
+        <w:t>На текущий момент</w:t>
+      </w:r>
+      <w:proofErr w:type="gramEnd"/>
+      <w:r>
+        <w:t xml:space="preserve"> я не готов подпускать кого-либо из вашей команды ни к ремонту, ни к управлению станцией. Если бы мой оператор не решил себе горло перерезать, ничего бы из этого не произошло.</w:t>
       </w:r>
     </w:p>
     <w:p>
@@ -26553,7 +27822,15 @@
     </w:p>
     <w:p>
       <w:r>
-        <w:t>— Мы, — этот долгий слог едва не застрял у Мицюкина в горле, — проводим ремонт двигательных модулей. Спасибо вам за участие, но ваша помощь пока не требуется.</w:t>
+        <w:t xml:space="preserve">— Мы, — этот долгий слог едва не застрял у </w:t>
+      </w:r>
+      <w:proofErr w:type="spellStart"/>
+      <w:r>
+        <w:t>Мицюкина</w:t>
+      </w:r>
+      <w:proofErr w:type="spellEnd"/>
+      <w:r>
+        <w:t xml:space="preserve"> в горле, — проводим ремонт двигательных модулей. Спасибо вам за участие, но ваша помощь пока не требуется.</w:t>
       </w:r>
     </w:p>
     <w:p>
@@ -26645,7 +27922,15 @@
         <w:t>Что хотите</w:t>
       </w:r>
       <w:r>
-        <w:t>? — Губы у Мицюкина задрожали.</w:t>
+        <w:t xml:space="preserve">? — Губы у </w:t>
+      </w:r>
+      <w:proofErr w:type="spellStart"/>
+      <w:r>
+        <w:t>Мицюкина</w:t>
+      </w:r>
+      <w:proofErr w:type="spellEnd"/>
+      <w:r>
+        <w:t xml:space="preserve"> задрожали.</w:t>
       </w:r>
     </w:p>
     <w:p>
@@ -26683,7 +27968,15 @@
     </w:p>
     <w:p>
       <w:r>
-        <w:t>Я подумал, что на месте Мицюкина тоже не подпустил бы никого из нас ни к ремонту двигательных модулей, ни к управлению станцией.</w:t>
+        <w:t xml:space="preserve">Я подумал, что на месте </w:t>
+      </w:r>
+      <w:proofErr w:type="spellStart"/>
+      <w:r>
+        <w:t>Мицюкина</w:t>
+      </w:r>
+      <w:proofErr w:type="spellEnd"/>
+      <w:r>
+        <w:t xml:space="preserve"> тоже не подпустил бы никого из нас ни к ремонту двигательных модулей, ни к управлению станцией.</w:t>
       </w:r>
     </w:p>
     <w:p>
@@ -26724,7 +28017,15 @@
     </w:p>
     <w:p>
       <w:r>
-        <w:t>— Меня просили узнать про Верховенцева.</w:t>
+        <w:t xml:space="preserve">— Меня просили узнать про </w:t>
+      </w:r>
+      <w:proofErr w:type="spellStart"/>
+      <w:r>
+        <w:t>Верховенцева</w:t>
+      </w:r>
+      <w:proofErr w:type="spellEnd"/>
+      <w:r>
+        <w:t>.</w:t>
       </w:r>
     </w:p>
     <w:p>
@@ -26734,7 +28035,15 @@
     </w:p>
     <w:p>
       <w:r>
-        <w:t>— По поводу Верховенцева ничего сказать не могу, — ответил Синицын. — Состояние тяжёлое, насколько я могу судить. Сложно пока что-то обещать. Скажите, что он стабилен, но в сознание не приходил.</w:t>
+        <w:t xml:space="preserve">— По поводу </w:t>
+      </w:r>
+      <w:proofErr w:type="spellStart"/>
+      <w:r>
+        <w:t>Верховенцева</w:t>
+      </w:r>
+      <w:proofErr w:type="spellEnd"/>
+      <w:r>
+        <w:t xml:space="preserve"> ничего сказать не могу, — ответил Синицын. — Состояние тяжёлое, насколько я могу судить. Сложно пока что-то обещать. Скажите, что он стабилен, но в сознание не приходил.</w:t>
       </w:r>
     </w:p>
     <w:p>
@@ -26825,7 +28134,15 @@
     </w:p>
     <w:p>
       <w:r>
-        <w:t>— В химлабе. Я потом объясню.</w:t>
+        <w:t xml:space="preserve">— В </w:t>
+      </w:r>
+      <w:proofErr w:type="spellStart"/>
+      <w:r>
+        <w:t>химлабе</w:t>
+      </w:r>
+      <w:proofErr w:type="spellEnd"/>
+      <w:r>
+        <w:t>. Я потом объясню.</w:t>
       </w:r>
     </w:p>
     <w:p>
@@ -26866,7 +28183,15 @@
     </w:p>
     <w:p>
       <w:r>
-        <w:t>— Прошу вас, Сергей Владимирович, я же просил! — Голос Андреева вновь сорвался в кашель, сухой и судорожный, как при лихорадке. Он ссутулился, нависнув своим исполинским ростом над собравшимися, и прижал распяленную пятерню к груди. — Да, мы всё равно падаем, — проговорил он сквозь едва сдерживаемые спазмы. — Но это временно. Ведутся ремонтные работы, подключены наши лучшие специалисты. Ремонтными работами руководит Константин Игоревич Мицюкин, вы все его прекрасно знаете.</w:t>
+        <w:t xml:space="preserve">— Прошу вас, Сергей Владимирович, я же просил! — Голос Андреева вновь сорвался в кашель, сухой и судорожный, как при лихорадке. Он ссутулился, нависнув своим исполинским ростом над собравшимися, и прижал распяленную пятерню к груди. — Да, мы всё равно падаем, — проговорил он сквозь едва сдерживаемые спазмы. — Но это временно. Ведутся ремонтные работы, подключены наши </w:t>
+      </w:r>
+      <w:proofErr w:type="gramStart"/>
+      <w:r>
+        <w:t>лучшие специалисты</w:t>
+      </w:r>
+      <w:proofErr w:type="gramEnd"/>
+      <w:r>
+        <w:t>. Ремонтными работами руководит Константин Игоревич Мицюкин, вы все его прекрасно знаете.</w:t>
       </w:r>
     </w:p>
     <w:p>
@@ -26969,7 +28294,15 @@
         <w:t xml:space="preserve">— Товарищи! — проголосил Андреев. Кадык у него взволнованно заёрзал вверх и вниз. — Надо понимать, что эвакуация — это вопрос нескольких месяцев! Пока </w:t>
       </w:r>
       <w:r>
-        <w:t>что главный приоритет —</w:t>
+        <w:t xml:space="preserve">что </w:t>
+      </w:r>
+      <w:proofErr w:type="gramStart"/>
+      <w:r>
+        <w:t>главный приоритет</w:t>
+      </w:r>
+      <w:proofErr w:type="gramEnd"/>
+      <w:r>
+        <w:t xml:space="preserve"> —</w:t>
       </w:r>
       <w:r>
         <w:t xml:space="preserve"> </w:t>
@@ -27375,7 +28708,15 @@
     </w:p>
     <w:p>
       <w:r>
-        <w:t>Другая команда специалистов, о которой говорил Андреев, состояла из одной Веры. Если не считать меня. Руководителя химической лаборатории на глазах у Веры запаковали в чёрный мешок, а Верховенцев лежал в реанимации, подключённый к ревущему от перебоев пульса аппарату.</w:t>
+        <w:t xml:space="preserve">Другая команда специалистов, о которой говорил Андреев, состояла из одной Веры. Если не считать меня. Руководителя химической лаборатории на глазах у Веры запаковали в чёрный мешок, а </w:t>
+      </w:r>
+      <w:proofErr w:type="spellStart"/>
+      <w:r>
+        <w:t>Верховенцев</w:t>
+      </w:r>
+      <w:proofErr w:type="spellEnd"/>
+      <w:r>
+        <w:t xml:space="preserve"> лежал в реанимации, подключённый к ревущему от перебоев пульса аппарату.</w:t>
       </w:r>
     </w:p>
     <w:p>
@@ -27677,7 +29018,15 @@
     </w:p>
     <w:p>
       <w:r>
-        <w:t>— Он так работает, к сожалению. Не всегда с первого раза. — Вера всмотрелась в мреющие строчки. — Надеюсь, анализатор не сдох.</w:t>
+        <w:t xml:space="preserve">— Он так работает, к сожалению. Не всегда с первого раза. — Вера всмотрелась в </w:t>
+      </w:r>
+      <w:proofErr w:type="spellStart"/>
+      <w:r>
+        <w:t>мреющие</w:t>
+      </w:r>
+      <w:proofErr w:type="spellEnd"/>
+      <w:r>
+        <w:t xml:space="preserve"> строчки. — Надеюсь, анализатор не сдох.</w:t>
       </w:r>
     </w:p>
     <w:p>
@@ -27909,7 +29258,15 @@
         <w:t>С</w:t>
       </w:r>
       <w:r>
-        <w:t>бой в гравитонной камере. Просто сбой. Такой же, как раньше. Качка.</w:t>
+        <w:t xml:space="preserve">бой в </w:t>
+      </w:r>
+      <w:proofErr w:type="spellStart"/>
+      <w:r>
+        <w:t>гравитонной</w:t>
+      </w:r>
+      <w:proofErr w:type="spellEnd"/>
+      <w:r>
+        <w:t xml:space="preserve"> камере. Просто сбой. Такой же, как раньше. Качка.</w:t>
       </w:r>
     </w:p>
     <w:p>
@@ -27983,7 +29340,15 @@
         <w:t>Е</w:t>
       </w:r>
       <w:r>
-        <w:t>сли хочешь, иди к своему Мицюкину. Вдруг он передумает. Будешь там под его присмотром гайки крутить. А я сама справлюсь.</w:t>
+        <w:t xml:space="preserve">сли хочешь, иди к своему </w:t>
+      </w:r>
+      <w:proofErr w:type="spellStart"/>
+      <w:r>
+        <w:t>Мицюкину</w:t>
+      </w:r>
+      <w:proofErr w:type="spellEnd"/>
+      <w:r>
+        <w:t>. Вдруг он передумает. Будешь там под его присмотром гайки крутить. А я сама справлюсь.</w:t>
       </w:r>
     </w:p>
     <w:p>
@@ -27993,7 +29358,15 @@
     </w:p>
     <w:p>
       <w:r>
-        <w:t>— Прости. Я тебя тут одну не оставлю. Нет никакого смысла с Мицюкиным пререкаться. Ни к чему он меня не подпустит, это я уже понял.</w:t>
+        <w:t xml:space="preserve">— Прости. Я тебя тут одну не оставлю. Нет никакого смысла с </w:t>
+      </w:r>
+      <w:proofErr w:type="spellStart"/>
+      <w:r>
+        <w:t>Мицюкиным</w:t>
+      </w:r>
+      <w:proofErr w:type="spellEnd"/>
+      <w:r>
+        <w:t xml:space="preserve"> пререкаться. Ни к чему он меня не подпустит, это я уже понял.</w:t>
       </w:r>
     </w:p>
     <w:p>
@@ -28008,7 +29381,15 @@
     </w:p>
     <w:p>
       <w:r>
-        <w:t>— Надо собрать образцы. Что там в каюте Марутяна творится, я не знаю, могут не пускать никого. Как и в лабораторию. К Марутяну я попробую сама сходить, ко мне спокойнее отнесутся.</w:t>
+        <w:t xml:space="preserve">— Надо собрать образцы. Что там в каюте Марутяна творится, я не знаю, могут не пускать никого. Как и в лабораторию. К </w:t>
+      </w:r>
+      <w:proofErr w:type="spellStart"/>
+      <w:r>
+        <w:t>Марутяну</w:t>
+      </w:r>
+      <w:proofErr w:type="spellEnd"/>
+      <w:r>
+        <w:t xml:space="preserve"> я попробую сама сходить, ко мне спокойнее отнесутся.</w:t>
       </w:r>
     </w:p>
     <w:p>
@@ -28240,7 +29621,15 @@
     <w:p>
       <w:r>
         <w:lastRenderedPageBreak/>
-        <w:t>— Я не предлагаю здесь сидеть. Пойдём к Мицюкину или Андрееву, спорить будем, нашу правду-матку отстаивать. А парня оставь. Он тоже полезным делом занимается.</w:t>
+        <w:t xml:space="preserve">— Я не предлагаю здесь сидеть. Пойдём к </w:t>
+      </w:r>
+      <w:proofErr w:type="spellStart"/>
+      <w:r>
+        <w:t>Мицюкину</w:t>
+      </w:r>
+      <w:proofErr w:type="spellEnd"/>
+      <w:r>
+        <w:t xml:space="preserve"> или Андрееву, спорить будем, нашу правду-матку отстаивать. А парня оставь. Он тоже полезным делом занимается.</w:t>
       </w:r>
     </w:p>
     <w:p>
@@ -29207,13 +30596,26 @@
       <w:r>
         <w:t xml:space="preserve">вообще </w:t>
       </w:r>
-      <w:r>
-        <w:t>попёрся в лабораторию?</w:t>
-      </w:r>
-    </w:p>
-    <w:p>
-      <w:r>
-        <w:t>За спиной у Мицюкина материализовался неизменно следующий за ним Лысанов.</w:t>
+      <w:proofErr w:type="spellStart"/>
+      <w:r>
+        <w:t>попёрся</w:t>
+      </w:r>
+      <w:proofErr w:type="spellEnd"/>
+      <w:r>
+        <w:t xml:space="preserve"> в лабораторию?</w:t>
+      </w:r>
+    </w:p>
+    <w:p>
+      <w:r>
+        <w:t xml:space="preserve">За спиной у </w:t>
+      </w:r>
+      <w:proofErr w:type="spellStart"/>
+      <w:r>
+        <w:t>Мицюкина</w:t>
+      </w:r>
+      <w:proofErr w:type="spellEnd"/>
+      <w:r>
+        <w:t xml:space="preserve"> материализовался неизменно следующий за ним Лысанов.</w:t>
       </w:r>
     </w:p>
     <w:p>
@@ -29287,7 +30689,15 @@
     </w:p>
     <w:p>
       <w:r>
-        <w:t>Он открыл дверь в лабораторию и отвёл глаза от пролившегося наружу красного света. Кто-то наблюдал за нуболидами, но забыл отключить подкрашенное, как в комнате для проявки фотографий, освещение.</w:t>
+        <w:t xml:space="preserve">Он открыл дверь в лабораторию и отвёл глаза от пролившегося наружу красного света. Кто-то наблюдал за </w:t>
+      </w:r>
+      <w:proofErr w:type="spellStart"/>
+      <w:r>
+        <w:t>нуболидами</w:t>
+      </w:r>
+      <w:proofErr w:type="spellEnd"/>
+      <w:r>
+        <w:t>, но забыл отключить подкрашенное, как в комнате для проявки фотографий, освещение.</w:t>
       </w:r>
     </w:p>
     <w:p>
@@ -29412,7 +30822,23 @@
     </w:p>
     <w:p>
       <w:r>
-        <w:t>— Удобно как! — прорычал Мицюкин. — Хорошо что Верховенцеву с Кавинским уже ничего не требуется!</w:t>
+        <w:t xml:space="preserve">— Удобно как! — прорычал Мицюкин. — Хорошо что </w:t>
+      </w:r>
+      <w:proofErr w:type="spellStart"/>
+      <w:r>
+        <w:t>Верховенцеву</w:t>
+      </w:r>
+      <w:proofErr w:type="spellEnd"/>
+      <w:r>
+        <w:t xml:space="preserve"> с </w:t>
+      </w:r>
+      <w:proofErr w:type="spellStart"/>
+      <w:r>
+        <w:t>Кавинским</w:t>
+      </w:r>
+      <w:proofErr w:type="spellEnd"/>
+      <w:r>
+        <w:t xml:space="preserve"> уже ничего не требуется!</w:t>
       </w:r>
     </w:p>
     <w:p>
@@ -29427,7 +30853,23 @@
     </w:p>
     <w:p>
       <w:r>
-        <w:t>— А Верховенцев в чём виноват? А Кавинский? И ты собираешься время на него тратить? Всё с ним будет в порядке. До суда оклемается.</w:t>
+        <w:t xml:space="preserve">— А </w:t>
+      </w:r>
+      <w:proofErr w:type="spellStart"/>
+      <w:r>
+        <w:t>Верховенцев</w:t>
+      </w:r>
+      <w:proofErr w:type="spellEnd"/>
+      <w:r>
+        <w:t xml:space="preserve"> в чём виноват? А </w:t>
+      </w:r>
+      <w:proofErr w:type="spellStart"/>
+      <w:r>
+        <w:t>Кавинский</w:t>
+      </w:r>
+      <w:proofErr w:type="spellEnd"/>
+      <w:r>
+        <w:t>? И ты собираешься время на него тратить? Всё с ним будет в порядке. До суда оклемается.</w:t>
       </w:r>
     </w:p>
     <w:p>
@@ -29510,7 +30952,15 @@
     </w:p>
     <w:p>
       <w:r>
-        <w:t>В соседнем отсеке Минаева спорила с Мицюкиным — я слышал их голоса, но не различал ни единого слова.</w:t>
+        <w:t xml:space="preserve">В соседнем отсеке Минаева спорила с </w:t>
+      </w:r>
+      <w:proofErr w:type="spellStart"/>
+      <w:r>
+        <w:t>Мицюкиным</w:t>
+      </w:r>
+      <w:proofErr w:type="spellEnd"/>
+      <w:r>
+        <w:t xml:space="preserve"> — я слышал их голоса, но не различал ни единого слова.</w:t>
       </w:r>
     </w:p>
     <w:p>
@@ -29644,7 +31094,15 @@
         <w:t>П</w:t>
       </w:r>
       <w:r>
-        <w:t>робирка разбилась, мне надо сходить за новой. У нас в химлабе должны ещё быть.</w:t>
+        <w:t xml:space="preserve">робирка разбилась, мне надо сходить за новой. У нас в </w:t>
+      </w:r>
+      <w:proofErr w:type="spellStart"/>
+      <w:r>
+        <w:t>химлабе</w:t>
+      </w:r>
+      <w:proofErr w:type="spellEnd"/>
+      <w:r>
+        <w:t xml:space="preserve"> должны ещё быть.</w:t>
       </w:r>
     </w:p>
     <w:p>
@@ -29690,7 +31148,15 @@
         <w:t>В</w:t>
       </w:r>
       <w:r>
-        <w:t xml:space="preserve"> гравитонной камере вновь начались электронные судороги.</w:t>
+        <w:t xml:space="preserve"> </w:t>
+      </w:r>
+      <w:proofErr w:type="spellStart"/>
+      <w:r>
+        <w:t>гравитонной</w:t>
+      </w:r>
+      <w:proofErr w:type="spellEnd"/>
+      <w:r>
+        <w:t xml:space="preserve"> камере вновь начались электронные судороги.</w:t>
       </w:r>
     </w:p>
     <w:p>
@@ -30103,7 +31569,15 @@
     </w:p>
     <w:p>
       <w:r>
-        <w:t xml:space="preserve">— Зачем вам столько фибры в химлабе? К тому же закрытой на ключ. Как раз в том ящике, который ты </w:t>
+        <w:t xml:space="preserve">— Зачем вам столько фибры в </w:t>
+      </w:r>
+      <w:proofErr w:type="spellStart"/>
+      <w:r>
+        <w:t>химлабе</w:t>
+      </w:r>
+      <w:proofErr w:type="spellEnd"/>
+      <w:r>
+        <w:t xml:space="preserve">? К тому же закрытой на ключ. Как раз в том ящике, который ты </w:t>
       </w:r>
       <w:r>
         <w:t>открывать</w:t>
@@ -30114,7 +31588,15 @@
     </w:p>
     <w:p>
       <w:r>
-        <w:t xml:space="preserve">— Олег! — Вера нервно дёрнула за лямку висящей на плече сумки, шагнула ко мне и остановилась, не решилась подойти слишком близко. — Ты о чём вообще говоришь? Откуда я знаю, что лежит в химлабе! Ты же видел, там полный бардак! У нас и работы-то последний год толковой не было, не лаборатория, а сплошная свалка. </w:t>
+        <w:t xml:space="preserve">— Олег! — Вера нервно дёрнула за лямку висящей на плече сумки, шагнула ко мне и остановилась, не решилась подойти слишком близко. — Ты о чём вообще говоришь? Откуда я знаю, что лежит в </w:t>
+      </w:r>
+      <w:proofErr w:type="spellStart"/>
+      <w:r>
+        <w:t>химлабе</w:t>
+      </w:r>
+      <w:proofErr w:type="spellEnd"/>
+      <w:r>
+        <w:t xml:space="preserve">! Ты же видел, там полный бардак! У нас и работы-то последний год толковой не было, не лаборатория, а сплошная свалка. </w:t>
       </w:r>
       <w:r>
         <w:t>Наверное</w:t>
@@ -30644,7 +32126,15 @@
         <w:t>карточку</w:t>
       </w:r>
       <w:r>
-        <w:t>. Верховенцев.</w:t>
+        <w:t xml:space="preserve">. </w:t>
+      </w:r>
+      <w:proofErr w:type="spellStart"/>
+      <w:r>
+        <w:t>Верховенцев</w:t>
+      </w:r>
+      <w:proofErr w:type="spellEnd"/>
+      <w:r>
+        <w:t>.</w:t>
       </w:r>
     </w:p>
     <w:p>
@@ -30659,7 +32149,15 @@
     </w:p>
     <w:p>
       <w:r>
-        <w:t xml:space="preserve">Несколько часов назад здесь сидела Симонова, пока я пытался разузнать о Верховенцеве — у того самого человека, который зарезал его </w:t>
+        <w:t xml:space="preserve">Несколько часов назад здесь сидела Симонова, пока я пытался разузнать о </w:t>
+      </w:r>
+      <w:proofErr w:type="spellStart"/>
+      <w:r>
+        <w:t>Верховенцеве</w:t>
+      </w:r>
+      <w:proofErr w:type="spellEnd"/>
+      <w:r>
+        <w:t xml:space="preserve"> — у того самого человека, который зарезал его </w:t>
       </w:r>
       <w:r>
         <w:t>скальпелем</w:t>
@@ -30671,7 +32169,15 @@
         <w:t>,</w:t>
       </w:r>
       <w:r>
-        <w:t xml:space="preserve"> казалось, стоит зажмурить глаза, и время покатится вспять, как поставленная на перемотку запись. Я ведь даже ни разу не видел этого Верховенцева до катастрофы, но всё равно что-то болезненно ныло в груди, как вымотанная бегом мышца.</w:t>
+        <w:t xml:space="preserve"> казалось, стоит зажмурить глаза, и время покатится вспять, как поставленная на перемотку запись. Я ведь даже ни разу не видел этого </w:t>
+      </w:r>
+      <w:proofErr w:type="spellStart"/>
+      <w:r>
+        <w:t>Верховенцева</w:t>
+      </w:r>
+      <w:proofErr w:type="spellEnd"/>
+      <w:r>
+        <w:t xml:space="preserve"> до катастрофы, но всё равно что-то болезненно ныло в груди, как вымотанная бегом мышца.</w:t>
       </w:r>
     </w:p>
     <w:p>
@@ -32040,13 +33546,29 @@
     </w:p>
     <w:p>
       <w:r>
-        <w:t>— Да, странный дефект. Или она моток проволоки проглотила. Или… — Я положил снимок на стол. — Или это нуболид.</w:t>
+        <w:t xml:space="preserve">— Да, странный дефект. Или она моток проволоки проглотила. Или… — Я положил снимок на стол. — Или это </w:t>
+      </w:r>
+      <w:proofErr w:type="spellStart"/>
+      <w:r>
+        <w:t>нуболид</w:t>
+      </w:r>
+      <w:proofErr w:type="spellEnd"/>
+      <w:r>
+        <w:t>.</w:t>
       </w:r>
     </w:p>
     <w:p>
       <w:r>
         <w:lastRenderedPageBreak/>
-        <w:t>— Нуболид в человеческом теле, — прошептала Вера. —</w:t>
+        <w:t xml:space="preserve">— </w:t>
+      </w:r>
+      <w:proofErr w:type="spellStart"/>
+      <w:r>
+        <w:t>Нуболид</w:t>
+      </w:r>
+      <w:proofErr w:type="spellEnd"/>
+      <w:r>
+        <w:t xml:space="preserve"> в человеческом теле, — прошептала Вера. —</w:t>
       </w:r>
       <w:r>
         <w:t xml:space="preserve"> </w:t>
@@ -32079,7 +33601,15 @@
         <w:t>, — ответила Вера. —</w:t>
       </w:r>
       <w:r>
-        <w:t xml:space="preserve"> Вдруг это сбой, а мы тут напридумали всякой ерунды.</w:t>
+        <w:t xml:space="preserve"> Вдруг это сбой, а мы тут </w:t>
+      </w:r>
+      <w:proofErr w:type="spellStart"/>
+      <w:r>
+        <w:t>напридумали</w:t>
+      </w:r>
+      <w:proofErr w:type="spellEnd"/>
+      <w:r>
+        <w:t xml:space="preserve"> всякой ерунды.</w:t>
       </w:r>
     </w:p>
     <w:p>
@@ -32100,13 +33630,29 @@
     </w:p>
     <w:p>
       <w:r>
-        <w:t xml:space="preserve">— Получается, мы ходим через червоточины благодаря нуболидам? — </w:t>
+        <w:t xml:space="preserve">— Получается, мы ходим через червоточины благодаря </w:t>
+      </w:r>
+      <w:proofErr w:type="spellStart"/>
+      <w:r>
+        <w:t>нуболидам</w:t>
+      </w:r>
+      <w:proofErr w:type="spellEnd"/>
+      <w:r>
+        <w:t xml:space="preserve">? — </w:t>
       </w:r>
       <w:r>
         <w:t>проговорил</w:t>
       </w:r>
       <w:r>
-        <w:t xml:space="preserve"> я. — Нуболид в симбиозе с навигатором? </w:t>
+        <w:t xml:space="preserve"> я. — </w:t>
+      </w:r>
+      <w:proofErr w:type="spellStart"/>
+      <w:r>
+        <w:t>Нуболид</w:t>
+      </w:r>
+      <w:proofErr w:type="spellEnd"/>
+      <w:r>
+        <w:t xml:space="preserve"> в симбиозе с навигатором? </w:t>
       </w:r>
       <w:r>
         <w:t>Видимо, и</w:t>
@@ -32361,7 +33907,15 @@
     </w:p>
     <w:p>
       <w:r>
-        <w:t xml:space="preserve">Освещение в столовой приглушили — или же коротнула очередная </w:t>
+        <w:t xml:space="preserve">Освещение в столовой приглушили — или же </w:t>
+      </w:r>
+      <w:proofErr w:type="spellStart"/>
+      <w:r>
+        <w:t>коротнула</w:t>
+      </w:r>
+      <w:proofErr w:type="spellEnd"/>
+      <w:r>
+        <w:t xml:space="preserve"> очередная </w:t>
       </w:r>
       <w:r>
         <w:t xml:space="preserve">старая </w:t>
@@ -32860,7 +34414,15 @@
         <w:t xml:space="preserve"> и</w:t>
       </w:r>
       <w:r>
-        <w:t xml:space="preserve"> оказались в заложниках у собственной чумы, когда не сумели вовремя сбежать. Раньше я втайне думал, что Марутян свихнулся со своими нуболидами, решил потравить себя и коллег, хотя в этом не было ни малейшего смысла. Я даже </w:t>
+        <w:t xml:space="preserve"> оказались в заложниках у собственной чумы, когда не сумели вовремя сбежать. Раньше я втайне думал, что Марутян свихнулся со своими </w:t>
+      </w:r>
+      <w:proofErr w:type="spellStart"/>
+      <w:r>
+        <w:t>нуболидами</w:t>
+      </w:r>
+      <w:proofErr w:type="spellEnd"/>
+      <w:r>
+        <w:t xml:space="preserve">, решил потравить себя и коллег, хотя в этом не было ни малейшего смысла. Я даже </w:t>
       </w:r>
       <w:r>
         <w:t>подозревал</w:t>
@@ -33011,7 +34573,15 @@
     </w:p>
     <w:p>
       <w:r>
-        <w:t>— Что опять случилось? С Мицюкиным что-то не поделили? Я рапорт на него напишу, когда вернёмся! Устроил тут цирк с конями!</w:t>
+        <w:t xml:space="preserve">— Что опять случилось? С </w:t>
+      </w:r>
+      <w:proofErr w:type="spellStart"/>
+      <w:r>
+        <w:t>Мицюкиным</w:t>
+      </w:r>
+      <w:proofErr w:type="spellEnd"/>
+      <w:r>
+        <w:t xml:space="preserve"> что-то не поделили? Я рапорт на него напишу, когда вернёмся! Устроил тут цирк с конями!</w:t>
       </w:r>
     </w:p>
     <w:p>
@@ -33021,7 +34591,15 @@
     </w:p>
     <w:p>
       <w:r>
-        <w:t>— С Мицюкиным всё в порядке, — сказал я.</w:t>
+        <w:t xml:space="preserve">— С </w:t>
+      </w:r>
+      <w:proofErr w:type="spellStart"/>
+      <w:r>
+        <w:t>Мицюкиным</w:t>
+      </w:r>
+      <w:proofErr w:type="spellEnd"/>
+      <w:r>
+        <w:t xml:space="preserve"> всё в порядке, — сказал я.</w:t>
       </w:r>
     </w:p>
     <w:p>
@@ -33820,7 +35398,31 @@
     </w:p>
     <w:p>
       <w:r>
-        <w:t>— А что я мог сделать? — Майоров говорил, отвернувшись и глядя в тень. — У нас конвоиров в экипаже нет, не предусмотрено уставом таких должностей. А вот эсбэ на любой станции имеется. Очередной хрен вроде Мицюкина. Ну я подошёл к этим эсбэшникам, и вопрос решился. Там же, на станции, кстати, и новый пилот сразу нашёлся.</w:t>
+        <w:t xml:space="preserve">— А что я мог сделать? — Майоров говорил, отвернувшись и глядя в тень. — У нас конвоиров в экипаже нет, не предусмотрено уставом таких должностей. А вот </w:t>
+      </w:r>
+      <w:proofErr w:type="spellStart"/>
+      <w:r>
+        <w:t>эсбэ</w:t>
+      </w:r>
+      <w:proofErr w:type="spellEnd"/>
+      <w:r>
+        <w:t xml:space="preserve"> на любой станции имеется. Очередной хрен вроде </w:t>
+      </w:r>
+      <w:proofErr w:type="spellStart"/>
+      <w:r>
+        <w:t>Мицюкина</w:t>
+      </w:r>
+      <w:proofErr w:type="spellEnd"/>
+      <w:r>
+        <w:t xml:space="preserve">. Ну я подошёл к этим </w:t>
+      </w:r>
+      <w:proofErr w:type="spellStart"/>
+      <w:r>
+        <w:t>эсбэшникам</w:t>
+      </w:r>
+      <w:proofErr w:type="spellEnd"/>
+      <w:r>
+        <w:t>, и вопрос решился. Там же, на станции, кстати, и новый пилот сразу нашёлся.</w:t>
       </w:r>
     </w:p>
     <w:p>
@@ -33928,7 +35530,15 @@
     <w:p>
       <w:r>
         <w:lastRenderedPageBreak/>
-        <w:t>— О том, что в теле навигатора — нуболид, —</w:t>
+        <w:t xml:space="preserve">— О том, что в теле навигатора — </w:t>
+      </w:r>
+      <w:proofErr w:type="spellStart"/>
+      <w:r>
+        <w:t>нуболид</w:t>
+      </w:r>
+      <w:proofErr w:type="spellEnd"/>
+      <w:r>
+        <w:t>, —</w:t>
       </w:r>
       <w:r>
         <w:t xml:space="preserve"> спросил </w:t>
@@ -34073,7 +35683,15 @@
         <w:t xml:space="preserve">именно </w:t>
       </w:r>
       <w:r>
-        <w:t>так на тебя смотрит политкор, когда ты возвращаешься с рейса.</w:t>
+        <w:t xml:space="preserve">так на тебя смотрит </w:t>
+      </w:r>
+      <w:proofErr w:type="spellStart"/>
+      <w:r>
+        <w:t>политкор</w:t>
+      </w:r>
+      <w:proofErr w:type="spellEnd"/>
+      <w:r>
+        <w:t>, когда ты возвращаешься с рейса.</w:t>
       </w:r>
     </w:p>
     <w:p>
@@ -34100,7 +35718,15 @@
         <w:t>образование, похожее на</w:t>
       </w:r>
       <w:r>
-        <w:t xml:space="preserve"> нуболида,</w:t>
+        <w:t xml:space="preserve"> </w:t>
+      </w:r>
+      <w:proofErr w:type="spellStart"/>
+      <w:r>
+        <w:t>нуболида</w:t>
+      </w:r>
+      <w:proofErr w:type="spellEnd"/>
+      <w:r>
+        <w:t>,</w:t>
       </w:r>
       <w:r>
         <w:t xml:space="preserve"> — </w:t>
@@ -34196,7 +35822,15 @@
     </w:p>
     <w:p>
       <w:r>
-        <w:t>— Олег, я в таком ключе общаться не намерен! Центру надо установить точную причину смерти. Не так часто навигатор умирает сразу после выхода из бранка.</w:t>
+        <w:t xml:space="preserve">— Олег, я в таком ключе общаться не намерен! Центру надо установить точную причину смерти. Не так часто навигатор умирает сразу после выхода из </w:t>
+      </w:r>
+      <w:proofErr w:type="spellStart"/>
+      <w:r>
+        <w:t>бранка</w:t>
+      </w:r>
+      <w:proofErr w:type="spellEnd"/>
+      <w:r>
+        <w:t>.</w:t>
       </w:r>
     </w:p>
     <w:p>
@@ -34212,7 +35846,15 @@
     </w:p>
     <w:p>
       <w:r>
-        <w:t>— Да чего ты от меня хочешь? — взревел Майоров. Лицо его стало пунцовым, как при удушье, на лбу выступил пот. — Почему вы вообще решили, что это нуболид! Это же полный бред! Все нуболиды, с которым мы вступали в контакт, сидят в герметичной банке. Пойдём! — махнул он рукой. — Покажешь мне снимки!</w:t>
+        <w:t xml:space="preserve">— Да чего ты от меня хочешь? — взревел Майоров. Лицо его стало пунцовым, как при удушье, на лбу выступил пот. — Почему вы вообще решили, что это </w:t>
+      </w:r>
+      <w:proofErr w:type="spellStart"/>
+      <w:r>
+        <w:t>нуболид</w:t>
+      </w:r>
+      <w:proofErr w:type="spellEnd"/>
+      <w:r>
+        <w:t>! Это же полный бред! Все нуболиды, с которым мы вступали в контакт, сидят в герметичной банке. Пойдём! — махнул он рукой. — Покажешь мне снимки!</w:t>
       </w:r>
     </w:p>
     <w:p>
@@ -34323,7 +35965,23 @@
     </w:p>
     <w:p>
       <w:r>
-        <w:t xml:space="preserve">— Был перед нашим вылетом случай, — начал Майоров. — Умер навигатор. Не после выхода из бранка, нет, обошлось без таких совпадений. Вроде как везли её куда-то на шнявке, может, на другой корабль. Неважно. — </w:t>
+        <w:t xml:space="preserve">— Был перед нашим вылетом случай, — начал Майоров. — Умер навигатор. Не после выхода из </w:t>
+      </w:r>
+      <w:proofErr w:type="spellStart"/>
+      <w:r>
+        <w:t>бранка</w:t>
+      </w:r>
+      <w:proofErr w:type="spellEnd"/>
+      <w:r>
+        <w:t xml:space="preserve">, нет, обошлось без таких совпадений. Вроде как везли её куда-то на </w:t>
+      </w:r>
+      <w:proofErr w:type="spellStart"/>
+      <w:r>
+        <w:t>шнявке</w:t>
+      </w:r>
+      <w:proofErr w:type="spellEnd"/>
+      <w:r>
+        <w:t xml:space="preserve">, может, на другой корабль. Неважно. — </w:t>
       </w:r>
       <w:r>
         <w:lastRenderedPageBreak/>
@@ -34426,7 +36084,15 @@
         <w:t>а</w:t>
       </w:r>
       <w:r>
-        <w:t xml:space="preserve"> нуболид, я вообще ни черта не понимаю! Откуда он там взялся? </w:t>
+        <w:t xml:space="preserve"> </w:t>
+      </w:r>
+      <w:proofErr w:type="spellStart"/>
+      <w:r>
+        <w:t>нуболид</w:t>
+      </w:r>
+      <w:proofErr w:type="spellEnd"/>
+      <w:r>
+        <w:t xml:space="preserve">, я вообще ни черта не понимаю! Откуда он там взялся? </w:t>
       </w:r>
       <w:r>
         <w:t>Может, о</w:t>
@@ -34472,7 +36138,15 @@
         <w:t xml:space="preserve">дурацкие </w:t>
       </w:r>
       <w:r>
-        <w:t>вроде бесконечных снов во время бранка, которыми желторотиков пугают.</w:t>
+        <w:t xml:space="preserve">вроде бесконечных снов во время </w:t>
+      </w:r>
+      <w:proofErr w:type="spellStart"/>
+      <w:r>
+        <w:t>бранка</w:t>
+      </w:r>
+      <w:proofErr w:type="spellEnd"/>
+      <w:r>
+        <w:t>, которыми желторотиков пугают.</w:t>
       </w:r>
     </w:p>
     <w:p>
@@ -34482,7 +36156,15 @@
     </w:p>
     <w:p>
       <w:r>
-        <w:t>— Так и нуболидом это быть не может, — посмотрел на меня Майоров.</w:t>
+        <w:t xml:space="preserve">— Так и </w:t>
+      </w:r>
+      <w:proofErr w:type="spellStart"/>
+      <w:r>
+        <w:t>нуболидом</w:t>
+      </w:r>
+      <w:proofErr w:type="spellEnd"/>
+      <w:r>
+        <w:t xml:space="preserve"> это быть не может, — посмотрел на меня Майоров.</w:t>
       </w:r>
     </w:p>
     <w:p>
@@ -34641,7 +36323,15 @@
         <w:t>, когда правая сторона лица не поспевает за левой</w:t>
       </w:r>
       <w:r>
-        <w:t>. И мне стало жутко — куда сильнее, чем от нуболида на рентгеновском снимке.</w:t>
+        <w:t xml:space="preserve">. И мне стало жутко — куда сильнее, чем от </w:t>
+      </w:r>
+      <w:proofErr w:type="spellStart"/>
+      <w:r>
+        <w:t>нуболида</w:t>
+      </w:r>
+      <w:proofErr w:type="spellEnd"/>
+      <w:r>
+        <w:t xml:space="preserve"> на рентгеновском снимке.</w:t>
       </w:r>
     </w:p>
     <w:p>
@@ -35218,7 +36908,23 @@
     </w:p>
     <w:p>
       <w:r>
-        <w:t>— Ага, из кэбэ, если тебе так понятнее. Ты, Олежка, парень молодой, конечно, но, надеюсь, не глупый. На каждом рейсе есть кто-нибудь из Комитета. Это всегда член экипажа, и «кэбэ» на лбу тоже обычно не написано.</w:t>
+        <w:t xml:space="preserve">— Ага, из </w:t>
+      </w:r>
+      <w:proofErr w:type="spellStart"/>
+      <w:r>
+        <w:t>кэбэ</w:t>
+      </w:r>
+      <w:proofErr w:type="spellEnd"/>
+      <w:r>
+        <w:t>, если тебе так понятнее. Ты, Олежка, парень молодой, конечно, но, надеюсь, не глупый. На каждом рейсе есть кто-нибудь из Комитета. Это всегда член экипажа, и «</w:t>
+      </w:r>
+      <w:proofErr w:type="spellStart"/>
+      <w:r>
+        <w:t>кэбэ</w:t>
+      </w:r>
+      <w:proofErr w:type="spellEnd"/>
+      <w:r>
+        <w:t>» на лбу тоже обычно не написано.</w:t>
       </w:r>
     </w:p>
     <w:p>
@@ -35305,7 +37011,15 @@
         <w:t xml:space="preserve"> —</w:t>
       </w:r>
       <w:r>
-        <w:t xml:space="preserve"> Они путешествуют бранком, как мы</w:t>
+        <w:t xml:space="preserve"> Они путешествуют </w:t>
+      </w:r>
+      <w:proofErr w:type="spellStart"/>
+      <w:r>
+        <w:t>бранком</w:t>
+      </w:r>
+      <w:proofErr w:type="spellEnd"/>
+      <w:r>
+        <w:t>, как мы</w:t>
       </w:r>
       <w:r>
         <w:t>, Олег</w:t>
@@ -35351,7 +37065,15 @@
     </w:p>
     <w:p>
       <w:r>
-        <w:t>— Понятия не имею! — пожал плечами Григорьев. — Может, эксперименты твоего Марутяна так на них повлияли, а может, они всегда это умели. Мы же, Олежка, ничего толком о нуболидах не знаем, несмотря на то, что десять лет их тут под микроскопом рассматрива</w:t>
+        <w:t xml:space="preserve">— Понятия не имею! — пожал плечами Григорьев. — Может, эксперименты твоего Марутяна так на них повлияли, а может, они всегда это умели. Мы же, Олежка, ничего толком о </w:t>
+      </w:r>
+      <w:proofErr w:type="spellStart"/>
+      <w:r>
+        <w:t>нуболидах</w:t>
+      </w:r>
+      <w:proofErr w:type="spellEnd"/>
+      <w:r>
+        <w:t xml:space="preserve"> не знаем, несмотря на то, что десять лет их тут под микроскопом рассматрива</w:t>
       </w:r>
       <w:r>
         <w:t>ем</w:t>
@@ -35455,7 +37177,15 @@
     </w:p>
     <w:p>
       <w:r>
-        <w:t xml:space="preserve">— Можно и так сказать. Мы туннель открыли, нуболиды по нему прошли. Понимаешь, что это означает? — Григорьев повернулся к терминалу и склонил голову над выключенным экраном. На панели мигал красным какой-то испуганный индикатор. — Мы открыли ящик Пандоры. Мы заходим в бранк </w:t>
+        <w:t xml:space="preserve">— Можно и так сказать. Мы туннель открыли, нуболиды по нему прошли. Понимаешь, что это означает? — Григорьев повернулся к терминалу и склонил голову над выключенным экраном. На панели мигал красным какой-то испуганный индикатор. — Мы открыли ящик Пандоры. Мы заходим в </w:t>
+      </w:r>
+      <w:proofErr w:type="spellStart"/>
+      <w:r>
+        <w:t>бранк</w:t>
+      </w:r>
+      <w:proofErr w:type="spellEnd"/>
+      <w:r>
+        <w:t xml:space="preserve"> </w:t>
       </w:r>
       <w:r>
         <w:lastRenderedPageBreak/>
@@ -35689,7 +37419,15 @@
     </w:p>
     <w:p>
       <w:r>
-        <w:t>— Мы тоже нашли нуболида в теле нашего навигатора, — сказал я. — Он обвивал её сердце.</w:t>
+        <w:t xml:space="preserve">— Мы тоже нашли </w:t>
+      </w:r>
+      <w:proofErr w:type="spellStart"/>
+      <w:r>
+        <w:t>нуболида</w:t>
+      </w:r>
+      <w:proofErr w:type="spellEnd"/>
+      <w:r>
+        <w:t xml:space="preserve"> в теле нашего навигатора, — сказал я. — Он обвивал её сердце.</w:t>
       </w:r>
     </w:p>
     <w:p>
@@ -35774,7 +37512,15 @@
         <w:t>Эпсилону</w:t>
       </w:r>
       <w:r>
-        <w:t xml:space="preserve"> Арефьевой. Там ещё были живые следы от бранка в</w:t>
+        <w:t xml:space="preserve"> Арефьевой. Там ещё были живые следы от </w:t>
+      </w:r>
+      <w:proofErr w:type="spellStart"/>
+      <w:r>
+        <w:t>бранка</w:t>
+      </w:r>
+      <w:proofErr w:type="spellEnd"/>
+      <w:r>
+        <w:t xml:space="preserve"> в</w:t>
       </w:r>
       <w:r>
         <w:t>о вторую</w:t>
@@ -35898,7 +37644,15 @@
     </w:p>
     <w:p>
       <w:r>
-        <w:t>Я молчал. Свой самый первый бранк я пережил на «Минске».</w:t>
+        <w:t xml:space="preserve">Я молчал. Свой самый первый </w:t>
+      </w:r>
+      <w:proofErr w:type="spellStart"/>
+      <w:r>
+        <w:t>бранк</w:t>
+      </w:r>
+      <w:proofErr w:type="spellEnd"/>
+      <w:r>
+        <w:t xml:space="preserve"> я пережил на «Минске».</w:t>
       </w:r>
     </w:p>
     <w:p>
@@ -35977,7 +37731,15 @@
         <w:t>.</w:t>
       </w:r>
       <w:r>
-        <w:t xml:space="preserve"> И ты это прекрасно знаешь. За кого ты тут на меня с кулаками наброситься хочешь? За Андреева, за нашего доблестного Мицюкина? Или всё-таки за ту бойкую девчонку, с которой ты </w:t>
+        <w:t xml:space="preserve"> И ты это прекрасно знаешь. За кого ты тут на меня с кулаками наброситься хочешь? За Андреева, за нашего доблестного </w:t>
+      </w:r>
+      <w:proofErr w:type="spellStart"/>
+      <w:r>
+        <w:t>Мицюкина</w:t>
+      </w:r>
+      <w:proofErr w:type="spellEnd"/>
+      <w:r>
+        <w:t xml:space="preserve">? Или всё-таки за ту бойкую девчонку, с которой ты </w:t>
       </w:r>
       <w:r>
         <w:t xml:space="preserve">тут </w:t>
@@ -36150,7 +37912,15 @@
     </w:p>
     <w:p>
       <w:r>
-        <w:t>Я метнулся туда, где мрели последние огни, спотыкаясь о чёрные, вылезающие из-под пола корни, и — остановился.</w:t>
+        <w:t xml:space="preserve">Я метнулся туда, где </w:t>
+      </w:r>
+      <w:proofErr w:type="spellStart"/>
+      <w:r>
+        <w:t>мрели</w:t>
+      </w:r>
+      <w:proofErr w:type="spellEnd"/>
+      <w:r>
+        <w:t xml:space="preserve"> последние огни, спотыкаясь о чёрные, вылезающие из-под пола корни, и — остановился.</w:t>
       </w:r>
     </w:p>
     <w:p>
@@ -36279,7 +38049,23 @@
     </w:p>
     <w:p>
       <w:r>
-        <w:t>Уже подобравшись к полосе света, я столкнулся с Мицюкиным. Мне было всё равно, ударит он меня или выстрелит. Но Мицюкина я не заинтересовал. Он молча отпихнул меня и рванул в красное марево, сжимая шоковый пистолет.</w:t>
+        <w:t xml:space="preserve">Уже подобравшись к полосе света, я столкнулся с </w:t>
+      </w:r>
+      <w:proofErr w:type="spellStart"/>
+      <w:r>
+        <w:t>Мицюкиным</w:t>
+      </w:r>
+      <w:proofErr w:type="spellEnd"/>
+      <w:r>
+        <w:t xml:space="preserve">. Мне было всё равно, ударит он меня или выстрелит. Но </w:t>
+      </w:r>
+      <w:proofErr w:type="spellStart"/>
+      <w:r>
+        <w:t>Мицюкина</w:t>
+      </w:r>
+      <w:proofErr w:type="spellEnd"/>
+      <w:r>
+        <w:t xml:space="preserve"> я не заинтересовал. Он молча отпихнул меня и рванул в красное марево, сжимая шоковый пистолет.</w:t>
       </w:r>
     </w:p>
     <w:p>
@@ -36466,7 +38252,15 @@
     </w:p>
     <w:p>
       <w:r>
-        <w:t>В лаборатории горел ровный спокойный свет, будто я перенёсся назад во времени. Камеру с нуболидами закрывала тень. Симонова сидела у вычислительного аппарата и что-то торопливо выщёлкивала на клавиатуре, деловито сдвинув брови. Вера стояла рядом, вглядываясь в экран.</w:t>
+        <w:t xml:space="preserve">В лаборатории горел ровный спокойный свет, будто я перенёсся назад во времени. Камеру с </w:t>
+      </w:r>
+      <w:proofErr w:type="spellStart"/>
+      <w:r>
+        <w:t>нуболидами</w:t>
+      </w:r>
+      <w:proofErr w:type="spellEnd"/>
+      <w:r>
+        <w:t xml:space="preserve"> закрывала тень. Симонова сидела у вычислительного аппарата и что-то торопливо выщёлкивала на клавиатуре, деловито сдвинув брови. Вера стояла рядом, вглядываясь в экран.</w:t>
       </w:r>
     </w:p>
     <w:p>
@@ -36825,7 +38619,23 @@
     </w:p>
     <w:p>
       <w:r>
-        <w:t>— Нет! — Симонова перебила меня раздражённым взмахом руки. — Что вы, Олег! Я же не сошла с ума! Мы откроем им путь домой, сделаем ма-а-а-а-ленькую, — она показала пальцами невидимую песчинку, — червоточинку.</w:t>
+        <w:t xml:space="preserve">— Нет! — Симонова перебила меня раздражённым взмахом руки. — Что вы, Олег! Я же не сошла с ума! Мы откроем им путь домой, сделаем </w:t>
+      </w:r>
+      <w:proofErr w:type="spellStart"/>
+      <w:r>
+        <w:t>ма</w:t>
+      </w:r>
+      <w:proofErr w:type="spellEnd"/>
+      <w:r>
+        <w:t>-а-а-а-</w:t>
+      </w:r>
+      <w:proofErr w:type="spellStart"/>
+      <w:r>
+        <w:t>ленькую</w:t>
+      </w:r>
+      <w:proofErr w:type="spellEnd"/>
+      <w:r>
+        <w:t>, — она показала пальцами невидимую песчинку, — червоточинку.</w:t>
       </w:r>
     </w:p>
     <w:p>
@@ -37569,7 +39379,15 @@
     </w:p>
     <w:p>
       <w:r>
-        <w:t>— Они свободны! — с детской радостью улыбнулась Симонова и протянула к нуболидам руки.</w:t>
+        <w:t xml:space="preserve">— Они свободны! — с детской радостью улыбнулась Симонова и протянула к </w:t>
+      </w:r>
+      <w:proofErr w:type="spellStart"/>
+      <w:r>
+        <w:t>нуболидам</w:t>
+      </w:r>
+      <w:proofErr w:type="spellEnd"/>
+      <w:r>
+        <w:t xml:space="preserve"> руки.</w:t>
       </w:r>
       <w:r>
         <w:t xml:space="preserve"> — Как </w:t>
@@ -38291,7 +40109,15 @@
     </w:p>
     <w:p>
       <w:r>
-        <w:t>— Ты не ошибся! — сказала Вера, пряча глаза. — Я хотела его отравить. Сначала думала подмешать ему что-нибудь в его любимый кофе, но, увы, кофе закончился. А потом решила, что можно травануть его вместе со всеми остальными. Отравить к чёртовой матери! Вместе с Аней. Вместе со всеми</w:t>
+        <w:t xml:space="preserve">— Ты не ошибся! — сказала Вера, пряча глаза. — Я хотела его отравить. Сначала думала подмешать ему что-нибудь в его любимый кофе, но, увы, кофе закончился. А потом решила, что можно </w:t>
+      </w:r>
+      <w:proofErr w:type="spellStart"/>
+      <w:r>
+        <w:t>травануть</w:t>
+      </w:r>
+      <w:proofErr w:type="spellEnd"/>
+      <w:r>
+        <w:t xml:space="preserve"> его вместе со всеми остальными. Отравить к чёртовой матери! Вместе с Аней. Вместе со всеми</w:t>
       </w:r>
       <w:r>
         <w:t>!</w:t>
@@ -38489,7 +40315,15 @@
     </w:p>
     <w:p>
       <w:r>
-        <w:t>Темнота накатывала и отступала волнами, как морской прибой. Где-то вдалеке вспыхивал и тут же гас коротящий из-за истерзанной проводки свет.</w:t>
+        <w:t xml:space="preserve">Темнота накатывала и отступала волнами, как морской прибой. Где-то вдалеке вспыхивал и тут же гас </w:t>
+      </w:r>
+      <w:proofErr w:type="spellStart"/>
+      <w:r>
+        <w:t>коротящий</w:t>
+      </w:r>
+      <w:proofErr w:type="spellEnd"/>
+      <w:r>
+        <w:t xml:space="preserve"> из-за истерзанной проводки свет.</w:t>
       </w:r>
     </w:p>
     <w:p>
@@ -38646,7 +40480,15 @@
         <w:t>ожидая</w:t>
       </w:r>
       <w:r>
-        <w:t xml:space="preserve"> увидеть алые нити, стекающие из воздушной решётки, но вместо этого столкнулся взглядом с Мицюкиным, который стоял, широко расставив </w:t>
+        <w:t xml:space="preserve"> увидеть алые нити, стекающие из воздушной решётки, но вместо этого столкнулся взглядом с </w:t>
+      </w:r>
+      <w:proofErr w:type="spellStart"/>
+      <w:r>
+        <w:t>Мицюкиным</w:t>
+      </w:r>
+      <w:proofErr w:type="spellEnd"/>
+      <w:r>
+        <w:t xml:space="preserve">, который стоял, широко расставив </w:t>
       </w:r>
       <w:r>
         <w:t>ноги</w:t>
@@ -38804,7 +40646,15 @@
     </w:p>
     <w:p>
       <w:r>
-        <w:t>Изо рта Мицюкина вырвались, как сноп пламени, красные нити и нетерпеливо затряслись, наползая ему на лицо.</w:t>
+        <w:t xml:space="preserve">Изо рта </w:t>
+      </w:r>
+      <w:proofErr w:type="spellStart"/>
+      <w:r>
+        <w:t>Мицюкина</w:t>
+      </w:r>
+      <w:proofErr w:type="spellEnd"/>
+      <w:r>
+        <w:t xml:space="preserve"> вырвались, как сноп пламени, красные нити и нетерпеливо затряслись, наползая ему на лицо.</w:t>
       </w:r>
     </w:p>
     <w:p>
@@ -39300,7 +41150,15 @@
     </w:p>
     <w:p>
       <w:r>
-        <w:t xml:space="preserve">Уставшие механизмы загудели, дверь втянулась в стену. Нуболиды ещё выплясывали хаотичный танец над телом Мицюкина. Они быстро почувствовали нас — по страху или по запаху крови, как хищные рыбы, — и </w:t>
+        <w:t xml:space="preserve">Уставшие механизмы загудели, дверь втянулась в стену. Нуболиды ещё выплясывали хаотичный танец над телом </w:t>
+      </w:r>
+      <w:proofErr w:type="spellStart"/>
+      <w:r>
+        <w:t>Мицюкина</w:t>
+      </w:r>
+      <w:proofErr w:type="spellEnd"/>
+      <w:r>
+        <w:t xml:space="preserve">. Они быстро почувствовали нас — по страху или по запаху крови, как хищные рыбы, — и </w:t>
       </w:r>
       <w:r>
         <w:t>потянулись</w:t>
@@ -39920,7 +41778,15 @@
     </w:p>
     <w:p>
       <w:r>
-        <w:t>— Не падайте, Олег! Вы нам ещё потребуетесь для по-по-по… — его заклинило, он отвернулся и сплюнул кровь, — для починки оборудования.</w:t>
+        <w:t xml:space="preserve">— Не падайте, Олег! Вы нам ещё потребуетесь для </w:t>
+      </w:r>
+      <w:proofErr w:type="spellStart"/>
+      <w:r>
+        <w:t>по-по-по</w:t>
+      </w:r>
+      <w:proofErr w:type="spellEnd"/>
+      <w:r>
+        <w:t>… — его заклинило, он отвернулся и сплюнул кровь, — для починки оборудования.</w:t>
       </w:r>
     </w:p>
     <w:p>
@@ -40049,7 +41915,15 @@
     </w:p>
     <w:p>
       <w:r>
-        <w:t>— То же, что и с Мицюкиным! — крикнул я. — Выключите этот долбаный фонарь!</w:t>
+        <w:t xml:space="preserve">— То же, что и с </w:t>
+      </w:r>
+      <w:proofErr w:type="spellStart"/>
+      <w:r>
+        <w:t>Мицюкиным</w:t>
+      </w:r>
+      <w:proofErr w:type="spellEnd"/>
+      <w:r>
+        <w:t>! — крикнул я. — Выключите этот долбаный фонарь!</w:t>
       </w:r>
     </w:p>
     <w:p>
@@ -40544,7 +42418,15 @@
     </w:p>
     <w:p>
       <w:r>
-        <w:t>Гравитация разметала червей по стенам. Нуболиды потянулись к стробящему аварийному свету. Когда освещение гасло, их отбрасывала подкрашенная синевой темнота, но уже через мгновение они поднимались снова и быстро ползли по переборкам.</w:t>
+        <w:t xml:space="preserve">Гравитация разметала червей по стенам. Нуболиды потянулись к </w:t>
+      </w:r>
+      <w:proofErr w:type="spellStart"/>
+      <w:r>
+        <w:t>стробящему</w:t>
+      </w:r>
+      <w:proofErr w:type="spellEnd"/>
+      <w:r>
+        <w:t xml:space="preserve"> аварийному свету. Когда освещение гасло, их отбрасывала подкрашенная синевой темнота, но уже через мгновение они поднимались снова и быстро ползли по переборкам.</w:t>
       </w:r>
     </w:p>
     <w:p>
@@ -41373,7 +43255,15 @@
     </w:p>
     <w:p>
       <w:r>
-        <w:t>Вера долго смотрела на меня, прижимаясь к переборке. Руки у неё были сведены за спиной, как у заключённой. Нижняя губа — раскусана до крови.</w:t>
+        <w:t xml:space="preserve">Вера долго смотрела на меня, прижимаясь к переборке. Руки у неё были сведены за спиной, как у заключённой. Нижняя губа — </w:t>
+      </w:r>
+      <w:proofErr w:type="spellStart"/>
+      <w:r>
+        <w:t>раскусана</w:t>
+      </w:r>
+      <w:proofErr w:type="spellEnd"/>
+      <w:r>
+        <w:t xml:space="preserve"> до крови.</w:t>
       </w:r>
     </w:p>
     <w:p>
@@ -41475,8 +43365,13 @@
     </w:p>
     <w:p>
       <w:r>
-        <w:t>— Я не знаю, что будет. Но вряд ли они из-за нас кораблём пожертвуют. «Грозный» — почти флагман. А после катастрофы на «Севастополе»…</w:t>
-      </w:r>
+        <w:t>— Я не знаю, что будет. Но вряд ли они из-за нас кораблём пожертвуют. «Грозный» — почти флагман. А после катастрофы на «</w:t>
+      </w:r>
+      <w:proofErr w:type="gramStart"/>
+      <w:r>
+        <w:t>Севастополе»…</w:t>
+      </w:r>
+      <w:proofErr w:type="gramEnd"/>
     </w:p>
     <w:p>
       <w:r>
@@ -41670,7 +43565,15 @@
     </w:p>
     <w:p>
       <w:r>
-        <w:t>Я чувствую себя, как после коматоза.</w:t>
+        <w:t xml:space="preserve">Я чувствую себя, как после </w:t>
+      </w:r>
+      <w:proofErr w:type="spellStart"/>
+      <w:r>
+        <w:t>коматоза</w:t>
+      </w:r>
+      <w:proofErr w:type="spellEnd"/>
+      <w:r>
+        <w:t>.</w:t>
       </w:r>
     </w:p>
     <w:p>
@@ -41890,7 +43793,15 @@
     </w:p>
     <w:p>
       <w:r>
-        <w:t xml:space="preserve">— «Оним двенадцать дробь четыре три </w:t>
+        <w:t>— «</w:t>
+      </w:r>
+      <w:proofErr w:type="spellStart"/>
+      <w:r>
+        <w:t>Оним</w:t>
+      </w:r>
+      <w:proofErr w:type="spellEnd"/>
+      <w:r>
+        <w:t xml:space="preserve"> двенадцать дробь четыре три </w:t>
       </w:r>
       <w:r>
         <w:t>а</w:t>
@@ -41921,7 +43832,15 @@
     </w:p>
     <w:p>
       <w:r>
-        <w:t xml:space="preserve">— «Оним двенадцать дробь четыре три </w:t>
+        <w:t>— «</w:t>
+      </w:r>
+      <w:proofErr w:type="spellStart"/>
+      <w:r>
+        <w:t>Оним</w:t>
+      </w:r>
+      <w:proofErr w:type="spellEnd"/>
+      <w:r>
+        <w:t xml:space="preserve"> двенадцать дробь четыре три </w:t>
       </w:r>
       <w:r>
         <w:t>а</w:t>
@@ -41966,7 +43885,15 @@
     </w:p>
     <w:p>
       <w:r>
-        <w:t>Пункт назначения: Оним 12/43</w:t>
+        <w:t xml:space="preserve">Пункт назначения: </w:t>
+      </w:r>
+      <w:proofErr w:type="spellStart"/>
+      <w:r>
+        <w:t>Оним</w:t>
+      </w:r>
+      <w:proofErr w:type="spellEnd"/>
+      <w:r>
+        <w:t xml:space="preserve"> 12/43</w:t>
       </w:r>
       <w:r>
         <w:t>а</w:t>
@@ -41982,7 +43909,15 @@
     </w:p>
     <w:p>
       <w:r>
-        <w:t>Отправная точка: Оним 12/43</w:t>
+        <w:t xml:space="preserve">Отправная точка: </w:t>
+      </w:r>
+      <w:proofErr w:type="spellStart"/>
+      <w:r>
+        <w:t>Оним</w:t>
+      </w:r>
+      <w:proofErr w:type="spellEnd"/>
+      <w:r>
+        <w:t xml:space="preserve"> 12/43</w:t>
       </w:r>
       <w:r>
         <w:t>а (Альфа Акимовой)</w:t>
@@ -42387,7 +44322,23 @@
     </w:p>
     <w:p>
       <w:r>
-        <w:t>Всё в порядке. Мы — в бранке. Точка выхода — Оним 12/43</w:t>
+        <w:t xml:space="preserve">Всё в порядке. Мы — в </w:t>
+      </w:r>
+      <w:proofErr w:type="spellStart"/>
+      <w:r>
+        <w:t>бранке</w:t>
+      </w:r>
+      <w:proofErr w:type="spellEnd"/>
+      <w:r>
+        <w:t xml:space="preserve">. Точка выхода — </w:t>
+      </w:r>
+      <w:proofErr w:type="spellStart"/>
+      <w:r>
+        <w:t>Оним</w:t>
+      </w:r>
+      <w:proofErr w:type="spellEnd"/>
+      <w:r>
+        <w:t xml:space="preserve"> 12/43</w:t>
       </w:r>
       <w:r>
         <w:t>а</w:t>

--- a/abyss/Воронков_В_Бездна_света.docx
+++ b/abyss/Воронков_В_Бездна_света.docx
@@ -71,15 +71,7 @@
     </w:p>
     <w:p>
       <w:r>
-        <w:t xml:space="preserve">Сам переход космонавты называют </w:t>
-      </w:r>
-      <w:proofErr w:type="spellStart"/>
-      <w:r>
-        <w:t>бранком</w:t>
-      </w:r>
-      <w:proofErr w:type="spellEnd"/>
-      <w:r>
-        <w:t xml:space="preserve">. </w:t>
+        <w:t xml:space="preserve">Сам переход космонавты называют бранком. </w:t>
       </w:r>
       <w:r>
         <w:t>Потому что о</w:t>
@@ -95,54 +87,41 @@
       </w:r>
     </w:p>
     <w:p>
-      <w:proofErr w:type="spellStart"/>
-      <w:r>
-        <w:t>Бранк</w:t>
-      </w:r>
-      <w:proofErr w:type="spellEnd"/>
+      <w:r>
+        <w:t>Бранк.</w:t>
+      </w:r>
+    </w:p>
+    <w:p>
+      <w:r>
+        <w:t xml:space="preserve">Во время бранка снятся кошмары. Об этом все знают. Так человеческое сознание </w:t>
+      </w:r>
+      <w:r>
+        <w:t>отзывается</w:t>
+      </w:r>
+      <w:r>
+        <w:t xml:space="preserve"> на </w:t>
+      </w:r>
+      <w:r>
+        <w:t xml:space="preserve">чёрную, как смерть, </w:t>
+      </w:r>
+      <w:r>
+        <w:t xml:space="preserve">тьму за переборками корабельных модулей. </w:t>
+      </w:r>
+      <w:r>
+        <w:t>Н</w:t>
+      </w:r>
+      <w:r>
+        <w:t>ичего удивительного тут нет. Многим и на Земле снятся</w:t>
+      </w:r>
+      <w:r>
+        <w:t xml:space="preserve"> кошмары</w:t>
+      </w:r>
       <w:r>
         <w:t>.</w:t>
       </w:r>
     </w:p>
     <w:p>
       <w:r>
-        <w:t xml:space="preserve">Во время </w:t>
-      </w:r>
-      <w:proofErr w:type="spellStart"/>
-      <w:r>
-        <w:t>бранка</w:t>
-      </w:r>
-      <w:proofErr w:type="spellEnd"/>
-      <w:r>
-        <w:t xml:space="preserve"> снятся кошмары. Об этом все знают. Так человеческое сознание </w:t>
-      </w:r>
-      <w:r>
-        <w:t>отзывается</w:t>
-      </w:r>
-      <w:r>
-        <w:t xml:space="preserve"> на </w:t>
-      </w:r>
-      <w:r>
-        <w:t xml:space="preserve">чёрную, как смерть, </w:t>
-      </w:r>
-      <w:r>
-        <w:t xml:space="preserve">тьму за переборками корабельных модулей. </w:t>
-      </w:r>
-      <w:r>
-        <w:t>Н</w:t>
-      </w:r>
-      <w:r>
-        <w:t>ичего удивительного тут нет. Многим и на Земле снятся</w:t>
-      </w:r>
-      <w:r>
-        <w:t xml:space="preserve"> кошмары</w:t>
-      </w:r>
-      <w:r>
-        <w:t>.</w:t>
-      </w:r>
-    </w:p>
-    <w:p>
-      <w:r>
         <w:t>Новички, впрочем, обожают страшилки на эту тему.</w:t>
       </w:r>
     </w:p>
@@ -164,15 +143,7 @@
     </w:p>
     <w:p>
       <w:r>
-        <w:t xml:space="preserve">Тебе снится обычный для </w:t>
-      </w:r>
-      <w:proofErr w:type="spellStart"/>
-      <w:r>
-        <w:t>бранка</w:t>
-      </w:r>
-      <w:proofErr w:type="spellEnd"/>
-      <w:r>
-        <w:t xml:space="preserve"> кошмар, к которым все мы давно привыкли. Ты просыпаешься, вылезаешь из амниона, неуклюже барахтаясь в невесомости, точно едва успел родиться на свет. Дёргаешь за рычаг в стене, чтобы открыть люк в соединительный тракт между отсеками, где побольше пространства.</w:t>
+        <w:t>Тебе снится обычный для бранка кошмар, к которым все мы давно привыкли. Ты просыпаешься, вылезаешь из амниона, неуклюже барахтаясь в невесомости, точно едва успел родиться на свет. Дёргаешь за рычаг в стене, чтобы открыть люк в соединительный тракт между отсеками, где побольше пространства.</w:t>
       </w:r>
     </w:p>
     <w:p>
@@ -243,44 +214,12 @@
         <w:t xml:space="preserve"> и правда</w:t>
       </w:r>
       <w:r>
-        <w:t xml:space="preserve"> сдаёт после долгих полётов. Поэтому к экипажам приписан </w:t>
-      </w:r>
-      <w:proofErr w:type="spellStart"/>
-      <w:r>
-        <w:t>политкор</w:t>
-      </w:r>
-      <w:proofErr w:type="spellEnd"/>
-      <w:r>
-        <w:t xml:space="preserve"> — в </w:t>
-      </w:r>
-      <w:proofErr w:type="spellStart"/>
-      <w:r>
-        <w:t>бранке</w:t>
-      </w:r>
-      <w:proofErr w:type="spellEnd"/>
-      <w:r>
-        <w:t xml:space="preserve"> он не летает, редко какой </w:t>
-      </w:r>
-      <w:proofErr w:type="spellStart"/>
-      <w:r>
-        <w:t>политкор</w:t>
-      </w:r>
-      <w:proofErr w:type="spellEnd"/>
-      <w:r>
-        <w:t xml:space="preserve"> это выдержит, — но по возращении проводит с каждым тщательные беседы, как мозгоправ из психиатрической больницы. Некоторых даже снимают с полётов, отправляют на минводы, как в ссылку, на принудительное лечение.</w:t>
-      </w:r>
-    </w:p>
-    <w:p>
-      <w:r>
-        <w:t xml:space="preserve">Мой самый первый </w:t>
-      </w:r>
-      <w:proofErr w:type="spellStart"/>
-      <w:r>
-        <w:t>бранк</w:t>
-      </w:r>
-      <w:proofErr w:type="spellEnd"/>
-      <w:r>
-        <w:t xml:space="preserve"> длился всего шесть с небольшим часов — спать было некогда и даже испугаться толком я не успел. Было лишь странное чувство после выхода. Вроде всё хорошо, ничего не болит, сознание ясное, </w:t>
+        <w:t xml:space="preserve"> сдаёт после долгих полётов. Поэтому к экипажам приписан политкор — в бранке он не летает, редко какой политкор это выдержит, — но по возращении проводит с каждым тщательные беседы, как мозгоправ из психиатрической больницы. Некоторых даже снимают с полётов, отправляют на минводы, как в ссылку, на принудительное лечение.</w:t>
+      </w:r>
+    </w:p>
+    <w:p>
+      <w:r>
+        <w:t xml:space="preserve">Мой самый первый бранк длился всего шесть с небольшим часов — спать было некогда и даже испугаться толком я не успел. Было лишь странное чувство после выхода. Вроде всё хорошо, ничего не болит, сознание ясное, </w:t>
       </w:r>
       <w:r>
         <w:t>но</w:t>
@@ -292,15 +231,7 @@
     <w:p>
       <w:r>
         <w:lastRenderedPageBreak/>
-        <w:t xml:space="preserve">Следующий </w:t>
-      </w:r>
-      <w:proofErr w:type="spellStart"/>
-      <w:r>
-        <w:t>бранк</w:t>
-      </w:r>
-      <w:proofErr w:type="spellEnd"/>
-      <w:r>
-        <w:t xml:space="preserve">, через пару недель, занял уже почти трое суток — кошмары были, но реальный кошмар поджидал меня после пробуждения. Я боялся самого балка, </w:t>
+        <w:t xml:space="preserve">Следующий бранк, через пару недель, занял уже почти трое суток — кошмары были, но реальный кошмар поджидал меня после пробуждения. Я боялся самого балка, </w:t>
       </w:r>
       <w:r>
         <w:t>неисчислимой</w:t>
@@ -340,15 +271,7 @@
         <w:t>обжигающий</w:t>
       </w:r>
       <w:r>
-        <w:t xml:space="preserve"> ужас от перехода сменился скукой и дежурной рутиной во время вахты. Тело больше не казалось чужим, а кошмары, скорее, утомляли, чем пугали. Но потом меня включили в экипаж «Грозного», который шёл по срочному приказу к научно-исследовательской станции в Бете Громовой. Это был </w:t>
-      </w:r>
-      <w:proofErr w:type="spellStart"/>
-      <w:r>
-        <w:t>бранк</w:t>
-      </w:r>
-      <w:proofErr w:type="spellEnd"/>
-      <w:r>
-        <w:t xml:space="preserve"> длиною в четыреста девяносто семь часов.</w:t>
+        <w:t xml:space="preserve"> ужас от перехода сменился скукой и дежурной рутиной во время вахты. Тело больше не казалось чужим, а кошмары, скорее, утомляли, чем пугали. Но потом меня включили в экипаж «Грозного», который шёл по срочному приказу к научно-исследовательской станции в Бете Громовой. Это был бранк длиною в четыреста девяносто семь часов.</w:t>
       </w:r>
     </w:p>
     <w:p>
@@ -376,15 +299,7 @@
     </w:p>
     <w:p>
       <w:r>
-        <w:t xml:space="preserve">Плавание — это не моё. Моих умений едва хватает на то, чтобы сдавать предполётные нормативы. Вырос я в Стальске-12, промышленном городе в центральной полосе, который забывают иногда отметить на картах. В </w:t>
-      </w:r>
-      <w:proofErr w:type="spellStart"/>
-      <w:r>
-        <w:t>Стальске</w:t>
-      </w:r>
-      <w:proofErr w:type="spellEnd"/>
-      <w:r>
-        <w:t xml:space="preserve"> естественных водоёмов нет, а бассейн, куда меня однажды сводил отец, так провонял жгучей хлоркой, что напомина</w:t>
+        <w:t>Плавание — это не моё. Моих умений едва хватает на то, чтобы сдавать предполётные нормативы. Вырос я в Стальске-12, промышленном городе в центральной полосе, который забывают иногда отметить на картах. В Стальске естественных водоёмов нет, а бассейн, куда меня однажды сводил отец, так провонял жгучей хлоркой, что напомина</w:t>
       </w:r>
       <w:r>
         <w:t>л</w:t>
@@ -827,23 +742,7 @@
     </w:p>
     <w:p>
       <w:r>
-        <w:t xml:space="preserve">Я выбрался из амниона — запутавшись как обычно в застёжках — и завис посреди каюты, едва не приложившись головой о торчащий из стены поручень. </w:t>
-      </w:r>
-      <w:proofErr w:type="spellStart"/>
-      <w:r>
-        <w:t>Гравитонная</w:t>
-      </w:r>
-      <w:proofErr w:type="spellEnd"/>
-      <w:r>
-        <w:t xml:space="preserve"> камера во время </w:t>
-      </w:r>
-      <w:proofErr w:type="spellStart"/>
-      <w:r>
-        <w:t>бранка</w:t>
-      </w:r>
-      <w:proofErr w:type="spellEnd"/>
-      <w:r>
-        <w:t xml:space="preserve"> не работает, и приходится мириться с невесомостью.</w:t>
+        <w:t>Я выбрался из амниона — запутавшись как обычно в застёжках — и завис посреди каюты, едва не приложившись головой о торчащий из стены поручень. Гравитонная камера во время бранка не работает, и приходится мириться с невесомостью.</w:t>
       </w:r>
     </w:p>
     <w:p>
@@ -869,15 +768,7 @@
     </w:p>
     <w:p>
       <w:r>
-        <w:t xml:space="preserve">Табельные часы с логотипом «Грозного», которые в </w:t>
-      </w:r>
-      <w:proofErr w:type="spellStart"/>
-      <w:r>
-        <w:t>бранке</w:t>
-      </w:r>
-      <w:proofErr w:type="spellEnd"/>
-      <w:r>
-        <w:t xml:space="preserve"> используются как будильник, сердито вибрировали и покалывали кожу. Я раздражённо содрал часы с запястья.</w:t>
+        <w:t>Табельные часы с логотипом «Грозного», которые в бранке используются как будильник, сердито вибрировали и покалывали кожу. Я раздражённо содрал часы с запястья.</w:t>
       </w:r>
     </w:p>
     <w:p>
@@ -980,15 +871,7 @@
     </w:p>
     <w:p>
       <w:r>
-        <w:t xml:space="preserve">Электронные аппараты во время </w:t>
-      </w:r>
-      <w:proofErr w:type="spellStart"/>
-      <w:r>
-        <w:t>бранка</w:t>
-      </w:r>
-      <w:proofErr w:type="spellEnd"/>
-      <w:r>
-        <w:t xml:space="preserve"> не работают, и вместо них трудятся механические интегралы, которые устроены примерно так же, как мои наручные часы.</w:t>
+        <w:t>Электронные аппараты во время бранка не работают, и вместо них трудятся механические интегралы, которые устроены примерно так же, как мои наручные часы.</w:t>
       </w:r>
     </w:p>
     <w:p>
@@ -1070,15 +953,7 @@
     </w:p>
     <w:p>
       <w:r>
-        <w:t xml:space="preserve">Три огня — навигатор мёртв. Такого в </w:t>
-      </w:r>
-      <w:proofErr w:type="spellStart"/>
-      <w:r>
-        <w:t>бранке</w:t>
-      </w:r>
-      <w:proofErr w:type="spellEnd"/>
-      <w:r>
-        <w:t xml:space="preserve"> никогда не происходит.</w:t>
+        <w:t>Три огня — навигатор мёртв. Такого в бранке никогда не происходит.</w:t>
       </w:r>
     </w:p>
     <w:p>
@@ -1193,15 +1068,7 @@
     </w:p>
     <w:p>
       <w:r>
-        <w:t xml:space="preserve">Люк глухо клацнул, </w:t>
-      </w:r>
-      <w:proofErr w:type="spellStart"/>
-      <w:r>
-        <w:t>примагнитившись</w:t>
-      </w:r>
-      <w:proofErr w:type="spellEnd"/>
-      <w:r>
-        <w:t xml:space="preserve"> к стене.</w:t>
+        <w:t>Люк глухо клацнул, примагнитившись к стене.</w:t>
       </w:r>
     </w:p>
     <w:p>
@@ -1290,15 +1157,7 @@
     </w:p>
     <w:p>
       <w:r>
-        <w:t xml:space="preserve">— Понятно, почему я проснулся! — Ключ ритмично поворачивался в модуле, громко чеканя секунды. — Говорят же, что сны в </w:t>
-      </w:r>
-      <w:proofErr w:type="spellStart"/>
-      <w:r>
-        <w:t>бранке</w:t>
-      </w:r>
-      <w:proofErr w:type="spellEnd"/>
-      <w:r>
-        <w:t xml:space="preserve"> не просто так снятся!</w:t>
+        <w:t>— Понятно, почему я проснулся! — Ключ ритмично поворачивался в модуле, громко чеканя секунды. — Говорят же, что сны в бранке не просто так снятся!</w:t>
       </w:r>
     </w:p>
     <w:p>
@@ -1345,15 +1204,7 @@
     </w:p>
     <w:p>
       <w:r>
-        <w:t xml:space="preserve">Майоров переместился к центральному анализатору, циану — встроенному в стену металлическому шкафу с похожими на </w:t>
-      </w:r>
-      <w:proofErr w:type="spellStart"/>
-      <w:r>
-        <w:t>лимбовые</w:t>
-      </w:r>
-      <w:proofErr w:type="spellEnd"/>
-      <w:r>
-        <w:t xml:space="preserve"> замки регуляторами.</w:t>
+        <w:t>Майоров переместился к центральному анализатору, циану — встроенному в стену металлическому шкафу с похожими на лимбовые замки регуляторами.</w:t>
       </w:r>
     </w:p>
     <w:p>
@@ -1442,15 +1293,7 @@
     </w:p>
     <w:p>
       <w:r>
-        <w:t xml:space="preserve">— А чего тут решать? — проговорил Керман, с трудом ворочая во рту словами, как после заморозки. — Так-то мы уже раз двадцать всё проверили. Циан в порядке. Ты от меня чего хочешь? Из </w:t>
-      </w:r>
-      <w:proofErr w:type="spellStart"/>
-      <w:r>
-        <w:t>бранка</w:t>
-      </w:r>
-      <w:proofErr w:type="spellEnd"/>
-      <w:r>
-        <w:t xml:space="preserve"> же </w:t>
+        <w:t xml:space="preserve">— А чего тут решать? — проговорил Керман, с трудом ворочая во рту словами, как после заморозки. — Так-то мы уже раз двадцать всё проверили. Циан в порядке. Ты от меня чего хочешь? Из бранка же </w:t>
       </w:r>
       <w:r>
         <w:t xml:space="preserve">мы досрочно </w:t>
@@ -1461,15 +1304,7 @@
     </w:p>
     <w:p>
       <w:r>
-        <w:t xml:space="preserve">— Я понимаю, что из </w:t>
-      </w:r>
-      <w:proofErr w:type="spellStart"/>
-      <w:r>
-        <w:t>бранка</w:t>
-      </w:r>
-      <w:proofErr w:type="spellEnd"/>
-      <w:r>
-        <w:t xml:space="preserve"> не выйдем! — </w:t>
+        <w:t xml:space="preserve">— Я понимаю, что из бранка не выйдем! — </w:t>
       </w:r>
       <w:r>
         <w:t>выдохнул</w:t>
@@ -1575,15 +1410,7 @@
     </w:p>
     <w:p>
       <w:r>
-        <w:t xml:space="preserve">— Во-о-от! — закивал Керман. — Так-то я тебя понимаю. Руки чешутся, хочется что-то сделать. Подвиг там гражданский совершить. После нескольких </w:t>
-      </w:r>
-      <w:proofErr w:type="spellStart"/>
-      <w:r>
-        <w:t>бранков</w:t>
-      </w:r>
-      <w:proofErr w:type="spellEnd"/>
-      <w:r>
-        <w:t xml:space="preserve"> ещё не успеваешь вникнуть во всю, так сказать, философию нашей ситуации.</w:t>
+        <w:t>— Во-о-от! — закивал Керман. — Так-то я тебя понимаю. Руки чешутся, хочется что-то сделать. Подвиг там гражданский совершить. После нескольких бранков ещё не успеваешь вникнуть во всю, так сказать, философию нашей ситуации.</w:t>
       </w:r>
     </w:p>
     <w:p>
@@ -1635,23 +1462,7 @@
     </w:p>
     <w:p>
       <w:r>
-        <w:t xml:space="preserve">— Я и не преувеличиваю. Все же понимают, на что идут, когда на трёхнедельный </w:t>
-      </w:r>
-      <w:proofErr w:type="spellStart"/>
-      <w:r>
-        <w:t>бранк</w:t>
-      </w:r>
-      <w:proofErr w:type="spellEnd"/>
-      <w:r>
-        <w:t xml:space="preserve"> подписываются. Теперь вот и молодёжь понимает. Ты не бледней так быстро, — подмигнул мне Керман. — Если что, у меня пятьдесят шестой </w:t>
-      </w:r>
-      <w:proofErr w:type="spellStart"/>
-      <w:r>
-        <w:t>бранк</w:t>
-      </w:r>
-      <w:proofErr w:type="spellEnd"/>
-      <w:r>
-        <w:t>, а я до сих пор тут с вами беседы беседую.</w:t>
+        <w:t>— Я и не преувеличиваю. Все же понимают, на что идут, когда на трёхнедельный бранк подписываются. Теперь вот и молодёжь понимает. Ты не бледней так быстро, — подмигнул мне Керман. — Если что, у меня пятьдесят шестой бранк, а я до сих пор тут с вами беседы беседую.</w:t>
       </w:r>
     </w:p>
     <w:p>
@@ -1729,15 +1540,7 @@
         <w:t xml:space="preserve">лет </w:t>
       </w:r>
       <w:r>
-        <w:t xml:space="preserve">меня старше. Керман ещё в начале полёта сказал, что Григорьев никогда не спит во время </w:t>
-      </w:r>
-      <w:proofErr w:type="spellStart"/>
-      <w:r>
-        <w:t>бранка</w:t>
-      </w:r>
-      <w:proofErr w:type="spellEnd"/>
-      <w:r>
-        <w:t>. Поверить в то, что главный пилот почти три недели прожил без сна было решительно невозможно, но пару раз я сталкивался с ним во время вахты, когда он плавал по коридору, как лунатик.</w:t>
+        <w:t>меня старше. Керман ещё в начале полёта сказал, что Григорьев никогда не спит во время бранка. Поверить в то, что главный пилот почти три недели прожил без сна было решительно невозможно, но пару раз я сталкивался с ним во время вахты, когда он плавал по коридору, как лунатик.</w:t>
       </w:r>
     </w:p>
     <w:p>
@@ -1771,15 +1574,7 @@
     </w:p>
     <w:p>
       <w:r>
-        <w:t xml:space="preserve">Григорьев осмотрел обесточенную консоль — во время </w:t>
-      </w:r>
-      <w:proofErr w:type="spellStart"/>
-      <w:r>
-        <w:t>бранка</w:t>
-      </w:r>
-      <w:proofErr w:type="spellEnd"/>
-      <w:r>
-        <w:t xml:space="preserve"> рубка напомина</w:t>
+        <w:t>Григорьев осмотрел обесточенную консоль — во время бранка рубка напомина</w:t>
       </w:r>
       <w:r>
         <w:t>ет</w:t>
@@ -1812,15 +1607,7 @@
         <w:t xml:space="preserve"> ж</w:t>
       </w:r>
       <w:r>
-        <w:t xml:space="preserve"> его знает, что вы там, инженеры, </w:t>
-      </w:r>
-      <w:proofErr w:type="spellStart"/>
-      <w:r>
-        <w:t>напридумали</w:t>
-      </w:r>
-      <w:proofErr w:type="spellEnd"/>
-      <w:r>
-        <w:t>. Смысла дёргаться в любом случае нет. Всё равно раньше времени отсюда не выберемся.</w:t>
+        <w:t xml:space="preserve"> его знает, что вы там, инженеры, напридумали. Смысла дёргаться в любом случае нет. Всё равно раньше времени отсюда не выберемся.</w:t>
       </w:r>
     </w:p>
     <w:p>
@@ -1863,15 +1650,7 @@
         <w:t xml:space="preserve">— </w:t>
       </w:r>
       <w:r>
-        <w:t xml:space="preserve">в гости на стыковку. А там автоматы в основном работают. Вместе с пулемётами. Пилот — самый бесполезный член экипажа во время </w:t>
-      </w:r>
-      <w:proofErr w:type="spellStart"/>
-      <w:r>
-        <w:t>бранка</w:t>
-      </w:r>
-      <w:proofErr w:type="spellEnd"/>
-      <w:r>
-        <w:t>.</w:t>
+        <w:t>в гости на стыковку. А там автоматы в основном работают. Вместе с пулемётами. Пилот — самый бесполезный член экипажа во время бранка.</w:t>
       </w:r>
     </w:p>
     <w:p>
@@ -1881,15 +1660,7 @@
     </w:p>
     <w:p>
       <w:r>
-        <w:t xml:space="preserve">— А что, разве не правда? — Григорьев откинулся на подголовник и прикрыл глаза. Потолочный свет тут же выбелил его ещё молодое лицо, превратив в гипсовую маску. — Я, между прочим, спал. Недолго, правда. Майоров разбудил, люками гремел. Хотя спать во время </w:t>
-      </w:r>
-      <w:proofErr w:type="spellStart"/>
-      <w:r>
-        <w:t>бранка</w:t>
-      </w:r>
-      <w:proofErr w:type="spellEnd"/>
-      <w:r>
-        <w:t xml:space="preserve"> — сомнительное удовольствие.</w:t>
+        <w:t>— А что, разве не правда? — Григорьев откинулся на подголовник и прикрыл глаза. Потолочный свет тут же выбелил его ещё молодое лицо, превратив в гипсовую маску. — Я, между прочим, спал. Недолго, правда. Майоров разбудил, люками гремел. Хотя спать во время бранка — сомнительное удовольствие.</w:t>
       </w:r>
     </w:p>
     <w:p>
@@ -1920,15 +1691,7 @@
     </w:p>
     <w:p>
       <w:r>
-        <w:t xml:space="preserve">Сны в </w:t>
-      </w:r>
-      <w:proofErr w:type="spellStart"/>
-      <w:r>
-        <w:t>бранке</w:t>
-      </w:r>
-      <w:proofErr w:type="spellEnd"/>
-      <w:r>
-        <w:t xml:space="preserve"> у всех разные, но большинство либо плывут (и тонут), либо куда-то летят и закономерно падают. И то, и другое считается естественным откликом здоровой психики на невесомость и </w:t>
+        <w:t xml:space="preserve">Сны в бранке у всех разные, но большинство либо плывут (и тонут), либо куда-то летят и закономерно падают. И то, и другое считается естественным откликом здоровой психики на невесомость и </w:t>
       </w:r>
       <w:r>
         <w:t>чёрную бездн</w:t>
@@ -1970,15 +1733,7 @@
         <w:t>сказал</w:t>
       </w:r>
       <w:r>
-        <w:t xml:space="preserve"> Григорьев. — Видел я результаты твоих нормативов. По нижней планке идёшь. Говорят, на следующей партийной деке нормативы усилят. Я бы советовал, как вернёшься, взять в бассейн </w:t>
-      </w:r>
-      <w:proofErr w:type="spellStart"/>
-      <w:r>
-        <w:t>абонементик</w:t>
-      </w:r>
-      <w:proofErr w:type="spellEnd"/>
-      <w:r>
-        <w:t>. Глупо будет вылететь из-за такой ерунды.</w:t>
+        <w:t xml:space="preserve"> Григорьев. — Видел я результаты твоих нормативов. По нижней планке идёшь. Говорят, на следующей партийной деке нормативы усилят. Я бы советовал, как вернёшься, взять в бассейн абонементик. Глупо будет вылететь из-за такой ерунды.</w:t>
       </w:r>
     </w:p>
     <w:p>
@@ -2042,74 +1797,43 @@
       </w:r>
     </w:p>
     <w:p>
+      <w:pPr>
+        <w:rPr>
+          <w:lang w:val="en-US"/>
+        </w:rPr>
+      </w:pPr>
       <w:r>
         <w:t>— Да не был я никогда на настоящем озере! — сказал я. — Не знаю, почему оно мне снится.</w:t>
       </w:r>
     </w:p>
     <w:p>
       <w:r>
-        <w:t xml:space="preserve">— Не был на озере? — пошевелил бровями Григорьев. — Это как ты умудрился, Олежка? Столько озёр в нашей великой стране! И рек! И вообще. На реке-то хоть был? Или на море? Я </w:t>
-      </w:r>
-      <w:r>
-        <w:t>вот</w:t>
-      </w:r>
-      <w:r>
-        <w:t xml:space="preserve"> </w:t>
-      </w:r>
-      <w:r>
-        <w:t xml:space="preserve">почему-то </w:t>
-      </w:r>
-      <w:r>
-        <w:t>уверен, ты скажешь, нет.</w:t>
-      </w:r>
-      <w:r>
-        <w:t xml:space="preserve"> </w:t>
-      </w:r>
-    </w:p>
-    <w:p>
-      <w:r>
-        <w:t>— Вы угадали. То есть, ты угадал.</w:t>
-      </w:r>
-    </w:p>
-    <w:p>
-      <w:r>
-        <w:t xml:space="preserve">— Понятно всё с тобой. </w:t>
-      </w:r>
-      <w:r>
-        <w:t xml:space="preserve">Человека, который даже на речке не был, ещё поискать надо. Ты уникум у нас, Олежка! </w:t>
-      </w:r>
-      <w:r>
-        <w:t>Вот и плаваешь поэтому плохо. В общем, мы тебе</w:t>
-      </w:r>
-      <w:r>
-        <w:t xml:space="preserve"> </w:t>
-      </w:r>
-      <w:r>
-        <w:t>уже целую программу для отпуска подготовили</w:t>
-      </w:r>
-      <w:r>
-        <w:t>.</w:t>
-      </w:r>
-      <w:r>
-        <w:t xml:space="preserve"> Сначала бассейн, норматив подтянуть, </w:t>
-      </w:r>
-      <w:r>
-        <w:t>после этого — на</w:t>
-      </w:r>
-      <w:r>
-        <w:t xml:space="preserve"> озеро, а </w:t>
-      </w:r>
-      <w:r>
-        <w:t>там уже</w:t>
-      </w:r>
-      <w:r>
-        <w:t xml:space="preserve"> и на море </w:t>
-      </w:r>
-      <w:r>
-        <w:t>можно</w:t>
-      </w:r>
-      <w:r>
-        <w:t>! Куда-нибудь в Крым, а?</w:t>
+        <w:t xml:space="preserve">— </w:t>
+      </w:r>
+      <w:r>
+        <w:t xml:space="preserve">Не был на озере? — пошевелил бровями Григорьев. — Это как ты умудрился, Олежка! </w:t>
+      </w:r>
+      <w:r>
+        <w:t>Столько озёр в нашей великой стране! И рек</w:t>
+      </w:r>
+      <w:r>
+        <w:t xml:space="preserve"> вместе с морями.</w:t>
+      </w:r>
+      <w:r>
+        <w:t xml:space="preserve"> На море-то хоть был?</w:t>
+      </w:r>
+    </w:p>
+    <w:p>
+      <w:r>
+        <w:t xml:space="preserve">— </w:t>
+      </w:r>
+      <w:r>
+        <w:t>Не добрался я до моря.</w:t>
+      </w:r>
+    </w:p>
+    <w:p>
+      <w:r>
+        <w:t>— Понятно всё с тобой. Вот и плаваешь поэтому плохо. В общем, мы тебе уже целую программу для отпуска подготовили. Сначала бассейн, норматив подтянуть, после этого — на озеро, а там уже и на море можно! Куда-нибудь в Крым, а?</w:t>
       </w:r>
     </w:p>
     <w:p>
@@ -2156,18 +1880,18 @@
     </w:p>
     <w:p>
       <w:r>
+        <w:t xml:space="preserve">— Нет, меняется. Темнеть начинает, солнце к горизонту спускается. </w:t>
+      </w:r>
+      <w:r>
+        <w:t>Я</w:t>
+      </w:r>
+      <w:r>
+        <w:t xml:space="preserve"> ныряю, погружаюсь в темноту, а выхода на поверхность больше нет, и вокруг меня — алые черви.</w:t>
+      </w:r>
+    </w:p>
+    <w:p>
+      <w:r>
         <w:lastRenderedPageBreak/>
-        <w:t xml:space="preserve">— Нет, меняется. Темнеть начинает, солнце к горизонту спускается. </w:t>
-      </w:r>
-      <w:r>
-        <w:t>Я</w:t>
-      </w:r>
-      <w:r>
-        <w:t xml:space="preserve"> ныряю, погружаюсь в темноту, а выхода на поверхность больше нет, и вокруг меня — алые черви.</w:t>
-      </w:r>
-    </w:p>
-    <w:p>
-      <w:r>
         <w:t>— Что? — поморщился Григорьев. — Черви?</w:t>
       </w:r>
     </w:p>
@@ -2193,15 +1917,7 @@
     </w:p>
     <w:p>
       <w:r>
-        <w:t xml:space="preserve">— Чем она примечательна, «Заря» эта, что мы ради неё три недели в </w:t>
-      </w:r>
-      <w:proofErr w:type="spellStart"/>
-      <w:r>
-        <w:t>бранке</w:t>
-      </w:r>
-      <w:proofErr w:type="spellEnd"/>
-      <w:r>
-        <w:t xml:space="preserve"> торчим?</w:t>
+        <w:t>— Чем она примечательна, «Заря» эта, что мы ради неё три недели в бранке торчим?</w:t>
       </w:r>
     </w:p>
     <w:p>
@@ -2348,15 +2064,7 @@
     </w:p>
     <w:p>
       <w:r>
-        <w:t xml:space="preserve">— Ни разу ещё секунда в секунду не выходил из </w:t>
-      </w:r>
-      <w:proofErr w:type="spellStart"/>
-      <w:r>
-        <w:t>бранка</w:t>
-      </w:r>
-      <w:proofErr w:type="spellEnd"/>
-      <w:r>
-        <w:t>, — сказал Григорьев.</w:t>
+        <w:t>— Ни разу ещё секунда в секунду не выходил из бранка, — сказал Григорьев.</w:t>
       </w:r>
     </w:p>
     <w:p>
@@ -2377,15 +2085,7 @@
     </w:p>
     <w:p>
       <w:r>
-        <w:t xml:space="preserve">Майоров, насколько я успел понять, всегда с параноидальной точностью придерживался уставов и негласных правил — видимо, боялся, что за ним следит незримый </w:t>
-      </w:r>
-      <w:proofErr w:type="spellStart"/>
-      <w:r>
-        <w:t>политкор</w:t>
-      </w:r>
-      <w:proofErr w:type="spellEnd"/>
-      <w:r>
-        <w:t>.</w:t>
+        <w:t>Майоров, насколько я успел понять, всегда с параноидальной точностью придерживался уставов и негласных правил — видимо, боялся, что за ним следит незримый политкор.</w:t>
       </w:r>
     </w:p>
     <w:p>
@@ -2574,23 +2274,15 @@
         <w:t>заговорила</w:t>
       </w:r>
       <w:r>
-        <w:t xml:space="preserve"> Мерцель, пристально всматриваясь в циферблат хронометра. — Пошла первая минута в бране.</w:t>
-      </w:r>
-    </w:p>
-    <w:p>
-      <w:r>
-        <w:t xml:space="preserve">— Отлично, все молодцы. — Странно было слышать похвалу, когда ты лежал в ложементе и ничего не делал. — Олег, заведи аппараты и </w:t>
-      </w:r>
-      <w:proofErr w:type="spellStart"/>
-      <w:r>
-        <w:t>гравитонную</w:t>
-      </w:r>
-      <w:proofErr w:type="spellEnd"/>
-      <w:r>
-        <w:t xml:space="preserve"> камеру. Понял? Сначала аппараты, </w:t>
-      </w:r>
-      <w:r>
-        <w:t>а после них</w:t>
+        <w:t xml:space="preserve"> Мерцель, всматриваясь в циферблат хронометра. — Пошла первая минута в бране.</w:t>
+      </w:r>
+    </w:p>
+    <w:p>
+      <w:r>
+        <w:t xml:space="preserve">— Отлично, все молодцы. — Странно было слышать похвалу, когда ты лежал в ложементе и ничего не делал. — Олег, заведи аппараты и гравитонную камеру. Понял? Сначала аппараты, </w:t>
+      </w:r>
+      <w:r>
+        <w:t>потом</w:t>
       </w:r>
       <w:r>
         <w:t xml:space="preserve"> —</w:t>
@@ -2698,15 +2390,7 @@
     <w:p>
       <w:r>
         <w:lastRenderedPageBreak/>
-        <w:t xml:space="preserve"> Я ухватился обеими руками за страховочный поручень, любезно отмеченный табличкой: «Держаться здесь». </w:t>
-      </w:r>
-      <w:proofErr w:type="spellStart"/>
-      <w:r>
-        <w:t>Гравитонный</w:t>
-      </w:r>
-      <w:proofErr w:type="spellEnd"/>
-      <w:r>
-        <w:t xml:space="preserve"> привод заводится обычно долго.</w:t>
+        <w:t xml:space="preserve"> Я ухватился обеими руками за страховочный поручень, любезно отмеченный табличкой: «Держаться здесь». Гравитонный привод заводится обычно долго.</w:t>
       </w:r>
     </w:p>
     <w:p>
@@ -2731,15 +2415,7 @@
     </w:p>
     <w:p>
       <w:r>
-        <w:t xml:space="preserve">Табличка с расцарапанным предупреждением замигала, и меня, как магнитом, притянуло к полу. Ноги с непривычки затряслись, и я, не выдержав, упал на колени, преклонился перед </w:t>
-      </w:r>
-      <w:proofErr w:type="spellStart"/>
-      <w:r>
-        <w:t>гравитонной</w:t>
-      </w:r>
-      <w:proofErr w:type="spellEnd"/>
-      <w:r>
-        <w:t xml:space="preserve"> камерой, которая с пугающей убедительностью обманыва</w:t>
+        <w:t>Табличка с расцарапанным предупреждением замигала, и меня, как магнитом, притянуло к полу. Ноги с непривычки затряслись, и я, не выдержав, упал на колени, преклонился перед гравитонной камерой, которая с пугающей убедительностью обманыва</w:t>
       </w:r>
       <w:r>
         <w:t>ет</w:t>
@@ -2845,15 +2521,7 @@
     </w:p>
     <w:p>
       <w:r>
-        <w:t xml:space="preserve">Керман покрутил </w:t>
-      </w:r>
-      <w:proofErr w:type="spellStart"/>
-      <w:r>
-        <w:t>лимбовые</w:t>
-      </w:r>
-      <w:proofErr w:type="spellEnd"/>
-      <w:r>
-        <w:t xml:space="preserve"> замки на циане, присмотрелся к рискам, сощурив глаза так, что брови наползли на веки, и громко выругался.</w:t>
+        <w:t>Керман покрутил лимбовые замки на циане, присмотрелся к рискам, сощурив глаза так, что брови наползли на веки, и громко выругался.</w:t>
       </w:r>
     </w:p>
     <w:p>
@@ -2899,7 +2567,13 @@
     </w:p>
     <w:p>
       <w:r>
-        <w:t>Майоров, чертыхаясь и брызгая слюной, стал поворачивать клацающие замки на капсуле. Керман ему помогал. Ослабшие от невесомости руки соскальзывали с креплений.</w:t>
+        <w:t>Майоров стал поворачивать клацающие замки на капсуле</w:t>
+      </w:r>
+      <w:r>
+        <w:t>, чертыхаясь и брызгая слюной</w:t>
+      </w:r>
+      <w:r>
+        <w:t>. Керман ему помогал. Ослабшие от невесомости руки соскальзывали с креплений.</w:t>
       </w:r>
     </w:p>
     <w:p>
@@ -2919,15 +2593,7 @@
     </w:p>
     <w:p>
       <w:r>
-        <w:t xml:space="preserve">— Олег! — сказал он. — Реаниматор в </w:t>
-      </w:r>
-      <w:proofErr w:type="spellStart"/>
-      <w:r>
-        <w:t>медотсеке</w:t>
-      </w:r>
-      <w:proofErr w:type="spellEnd"/>
-      <w:r>
-        <w:t>!</w:t>
+        <w:t>— Олег! — сказал он. — Реаниматор в медотсеке!</w:t>
       </w:r>
     </w:p>
     <w:p>
@@ -3133,60 +2799,47 @@
         <w:t>Давайте в</w:t>
       </w:r>
       <w:r>
+        <w:t xml:space="preserve"> медкапсулу</w:t>
+      </w:r>
+      <w:r>
         <w:t xml:space="preserve"> </w:t>
       </w:r>
-      <w:proofErr w:type="spellStart"/>
-      <w:r>
-        <w:t>медкапсулу</w:t>
-      </w:r>
-      <w:proofErr w:type="spellEnd"/>
+      <w:r>
+        <w:t>её положим.</w:t>
+      </w:r>
+      <w:r>
+        <w:t xml:space="preserve"> — </w:t>
+      </w:r>
+      <w:r>
+        <w:t>Ж</w:t>
+      </w:r>
+      <w:r>
+        <w:t>илы на шее у Григорьева напряглись</w:t>
+      </w:r>
+      <w:r>
+        <w:t>.</w:t>
+      </w:r>
+      <w:r>
+        <w:t xml:space="preserve"> —</w:t>
+      </w:r>
       <w:r>
         <w:t xml:space="preserve"> </w:t>
       </w:r>
       <w:r>
-        <w:t>её положим.</w:t>
-      </w:r>
-      <w:r>
-        <w:t xml:space="preserve"> — </w:t>
-      </w:r>
-      <w:r>
-        <w:t>Ж</w:t>
-      </w:r>
-      <w:r>
-        <w:t>илы на шее у Григорьева напряглись</w:t>
-      </w:r>
-      <w:r>
-        <w:t>.</w:t>
-      </w:r>
-      <w:r>
-        <w:t xml:space="preserve"> —</w:t>
+        <w:t>Вдруг мы чего…</w:t>
+      </w:r>
+    </w:p>
+    <w:p>
+      <w:r>
+        <w:t xml:space="preserve">— Она мертва, — сказал Керман. — </w:t>
+      </w:r>
+      <w:r>
+        <w:t>Чем медкапсула сейчас поможет?</w:t>
       </w:r>
       <w:r>
         <w:t xml:space="preserve"> </w:t>
       </w:r>
       <w:r>
-        <w:t>Вдруг мы чего…</w:t>
-      </w:r>
-    </w:p>
-    <w:p>
-      <w:r>
-        <w:t xml:space="preserve">— Она мертва, — сказал Керман. — </w:t>
-      </w:r>
-      <w:r>
-        <w:t xml:space="preserve">Чем </w:t>
-      </w:r>
-      <w:proofErr w:type="spellStart"/>
-      <w:r>
-        <w:t>медкапсула</w:t>
-      </w:r>
-      <w:proofErr w:type="spellEnd"/>
-      <w:r>
-        <w:t xml:space="preserve"> сейчас поможет?</w:t>
-      </w:r>
-      <w:r>
-        <w:t xml:space="preserve"> </w:t>
-      </w:r>
-      <w:r>
         <w:t xml:space="preserve">Ты ей </w:t>
       </w:r>
       <w:r>
@@ -3219,15 +2872,7 @@
         <w:t>пробормотал</w:t>
       </w:r>
       <w:r>
-        <w:t xml:space="preserve"> Керман. — В </w:t>
-      </w:r>
-      <w:proofErr w:type="spellStart"/>
-      <w:r>
-        <w:t>бранке</w:t>
-      </w:r>
-      <w:proofErr w:type="spellEnd"/>
-      <w:r>
-        <w:t xml:space="preserve"> она была живая, иначе мы бы не вышли.</w:t>
+        <w:t xml:space="preserve"> Керман. — В бранке она была живая, иначе мы бы не вышли.</w:t>
       </w:r>
     </w:p>
     <w:p>
@@ -3381,15 +3026,7 @@
     </w:p>
     <w:p>
       <w:r>
-        <w:t xml:space="preserve">— Какая разница, сколько летает! — сказал Григорьев. — Рано или поздно </w:t>
-      </w:r>
-      <w:proofErr w:type="spellStart"/>
-      <w:r>
-        <w:t>бранк</w:t>
-      </w:r>
-      <w:proofErr w:type="spellEnd"/>
-      <w:r>
-        <w:t xml:space="preserve"> тебя достанет</w:t>
+        <w:t>— Какая разница, сколько летает! — сказал Григорьев. — Рано или поздно бранк тебя достанет</w:t>
       </w:r>
       <w:r>
         <w:t>!</w:t>
@@ -3475,15 +3112,7 @@
     </w:p>
     <w:p>
       <w:r>
-        <w:t xml:space="preserve">— Товарищи! — сказал Майоров. — Я понимаю, что все устали после </w:t>
-      </w:r>
-      <w:proofErr w:type="spellStart"/>
-      <w:r>
-        <w:t>бранка</w:t>
-      </w:r>
-      <w:proofErr w:type="spellEnd"/>
-      <w:r>
-        <w:t>, особенно с таким выходом. Но давайте соберёмся, задачу никто не отменял.</w:t>
+        <w:t>— Товарищи! — сказал Майоров. — Я понимаю, что все устали после бранка, особенно с таким выходом. Но давайте соберёмся, задачу никто не отменял.</w:t>
       </w:r>
     </w:p>
     <w:p>
@@ -3495,10 +3124,11 @@
       <w:r>
         <w:t>Я залюбовался газовым гигантом.</w:t>
       </w:r>
-    </w:p>
-    <w:p>
-      <w:r>
-        <w:t>Кратер Водолея было легко перепутать со звездой. Второй класс экзопланет, почти земная орбита, густые облака из водяного пара. Кратер вошёл в перигелий и жадно вбирал в себя свет Беты Громовой. Мы и сами летели к нему навстречу на солнечном луче — медленно, пока не заработали маршевые двигатели, отдаляясь от звезды, выжигающей нашу обшивку.</w:t>
+      <w:r>
+        <w:t xml:space="preserve"> </w:t>
+      </w:r>
+      <w:r>
+        <w:t>Второй класс экзопланет, почти земная орбита, густые облака из водяного пара. Кратер вошёл в перигелий и жадно вбирал в себя свет Беты Громовой. Мы и сами летели к нему навстречу на солнечном луче — медленно, пока не заработали маршевые двигатели, отдаляясь от звезды, выжигающей нашу обшивку.</w:t>
       </w:r>
     </w:p>
     <w:p>
@@ -3513,15 +3143,13 @@
     </w:p>
     <w:p>
       <w:r>
-        <w:t xml:space="preserve">— Ты, Андрюш, ерунду-то не пори! — огрызнулся Керман. — У неё и так глаза на мокром месте! Вы же не будете всерьёз это обсуждать? Трехнедельный </w:t>
-      </w:r>
-      <w:proofErr w:type="spellStart"/>
-      <w:r>
-        <w:t>бранк</w:t>
-      </w:r>
-      <w:proofErr w:type="spellEnd"/>
-      <w:r>
-        <w:t xml:space="preserve"> — дорога в один конец, это </w:t>
+        <w:t>— Ты, Андрюш, ерунду-то не пори! — огрызнулся Керман. — У неё и так глаза на мокром месте! Вы же не будете всерьёз это обсуждать? Тр</w:t>
+      </w:r>
+      <w:r>
+        <w:t>ё</w:t>
+      </w:r>
+      <w:r>
+        <w:t xml:space="preserve">хнедельный бранк — дорога в один конец, это </w:t>
       </w:r>
       <w:r>
         <w:t xml:space="preserve">все </w:t>
@@ -3533,10 +3161,16 @@
     <w:p>
       <w:r>
         <w:lastRenderedPageBreak/>
-        <w:t xml:space="preserve">— Я даже не хочу на это отвечать, — с утомлённым вздохом </w:t>
-      </w:r>
-      <w:r>
-        <w:t>сказал</w:t>
+        <w:t>— Я даже не хочу на это отвечать, — утомлённ</w:t>
+      </w:r>
+      <w:r>
+        <w:t>о</w:t>
+      </w:r>
+      <w:r>
+        <w:t xml:space="preserve"> вздох</w:t>
+      </w:r>
+      <w:r>
+        <w:t>нул</w:t>
       </w:r>
       <w:r>
         <w:t xml:space="preserve"> Майоров. — То, что в уставах написано, нас совершенно не касается. Речь там исключительно о коротких переходах.</w:t>
@@ -3611,15 +3245,7 @@
     </w:p>
     <w:p>
       <w:r>
-        <w:t xml:space="preserve">Жизнь на станции после </w:t>
-      </w:r>
-      <w:proofErr w:type="spellStart"/>
-      <w:r>
-        <w:t>бранка</w:t>
-      </w:r>
-      <w:proofErr w:type="spellEnd"/>
-      <w:r>
-        <w:t xml:space="preserve"> меня не пугала. Скорее, даже немного интриговала. Два месяца, так два месяца. Люди зачастую годами живут на осах и с ума не сходят — не то, что во время перехода. Там будет стабильная гравитация, спокойные сны без кошмаров.</w:t>
+        <w:t>Жизнь на станции после бранка меня не пугала. Скорее, даже немного интриговала. Два месяца, так два месяца. Люди зачастую годами живут на осах и с ума не сходят — не то, что во время перехода. Там будет стабильная гравитация, спокойные сны без кошмаров.</w:t>
       </w:r>
     </w:p>
     <w:p>
@@ -3729,15 +3355,7 @@
         <w:t>, товарищи</w:t>
       </w:r>
       <w:r>
-        <w:t xml:space="preserve">. Слишком долгий </w:t>
-      </w:r>
-      <w:proofErr w:type="spellStart"/>
-      <w:r>
-        <w:t>бранк</w:t>
-      </w:r>
-      <w:proofErr w:type="spellEnd"/>
-      <w:r>
-        <w:t xml:space="preserve">. И выход. Наверняка не я одна себя </w:t>
+        <w:t xml:space="preserve">. Слишком долгий бранк. И выход. Наверняка не я одна себя </w:t>
       </w:r>
       <w:r>
         <w:t xml:space="preserve">так </w:t>
@@ -3849,24 +3467,30 @@
       <w:r>
         <w:t>.</w:t>
       </w:r>
+    </w:p>
+    <w:p>
+      <w:r>
+        <w:t>Потом</w:t>
+      </w:r>
+      <w:r>
+        <w:t xml:space="preserve"> стали ждать.</w:t>
+      </w:r>
+    </w:p>
+    <w:p>
+      <w:r>
+        <w:t>Говорить никому не хотелось.</w:t>
+      </w:r>
       <w:r>
         <w:t xml:space="preserve"> </w:t>
       </w:r>
       <w:r>
-        <w:t>Потом</w:t>
-      </w:r>
-      <w:r>
-        <w:t xml:space="preserve"> стали ждать.</w:t>
-      </w:r>
-    </w:p>
-    <w:p>
-      <w:r>
-        <w:t>Говорить никому не хотелось.</w:t>
-      </w:r>
-    </w:p>
-    <w:p>
-      <w:r>
-        <w:t>Я лежал, не снимая ремней и смотрел в потолок, ожидая, когда его начнёт кроить от инверсионной тяги. Во рту ещё чувствовался тошнотворно-сладкий привкус жижи из пакетов, которая во время полёта заменяла нам питательны</w:t>
+        <w:t>Я лежал, не снимая ремней</w:t>
+      </w:r>
+      <w:r>
+        <w:t>,</w:t>
+      </w:r>
+      <w:r>
+        <w:t xml:space="preserve"> и смотрел в потолок, ожидая, когда его начнёт кроить от инверсионной тяги. Во рту ещё чувствовался тошнотворно-сладкий привкус жижи из пакетов, которая во время полёта заменяла нам питательны</w:t>
       </w:r>
       <w:r>
         <w:t>е</w:t>
@@ -3923,7 +3547,7 @@
     </w:p>
     <w:p>
       <w:r>
-        <w:t>Звёзд больше не было видно. Мы врезались в темноту.</w:t>
+        <w:t>Звёзд больше не было. Мы врезались в темноту.</w:t>
       </w:r>
     </w:p>
     <w:p>
@@ -3989,7 +3613,13 @@
     </w:p>
     <w:p>
       <w:r>
-        <w:t>Корабль спустился в темноту, и я заметил мерцающий огонёк у края нимба планеты — «Зарю».</w:t>
+        <w:t xml:space="preserve">Корабль спустился в темноту, и я заметил мерцающий </w:t>
+      </w:r>
+      <w:r>
+        <w:t xml:space="preserve">рядом с планетой </w:t>
+      </w:r>
+      <w:r>
+        <w:t>огонёк — «Зарю».</w:t>
       </w:r>
     </w:p>
     <w:p>
@@ -4005,7 +3635,7 @@
         <w:t xml:space="preserve">снова </w:t>
       </w:r>
       <w:r>
-        <w:t>застыли на липучке. И только «Заря», яркий пульсирующий огонёк, радостно стремилась нам навстречу.</w:t>
+        <w:t>застыли на липучке. И только «Заря» радостно стремилась нам навстречу.</w:t>
       </w:r>
     </w:p>
     <w:p>
@@ -4155,15 +3785,7 @@
     </w:p>
     <w:p>
       <w:r>
-        <w:t xml:space="preserve">Я забрался в узкую кишку стыковочного модуля и повис на лестнице, надеясь унять дрожь в руках. Майоров приказал отключить электрику и </w:t>
-      </w:r>
-      <w:proofErr w:type="spellStart"/>
-      <w:r>
-        <w:t>раздраить</w:t>
-      </w:r>
-      <w:proofErr w:type="spellEnd"/>
-      <w:r>
-        <w:t xml:space="preserve"> люк вручную. После всего произошедшего </w:t>
+        <w:t xml:space="preserve">Я забрался в узкую кишку стыковочного модуля и повис на лестнице, надеясь унять дрожь в руках. Майоров приказал отключить электрику и раздраить люк вручную. После всего произошедшего </w:t>
       </w:r>
       <w:r>
         <w:t xml:space="preserve">я </w:t>
@@ -4188,15 +3810,7 @@
     </w:p>
     <w:p>
       <w:r>
-        <w:t xml:space="preserve">Я ухватился обеими руками за вентиль, стараясь не сорваться в соединительный тракт, и только потом понял, что забыл загерметизировать модуль. Такие выкрутасы ни один </w:t>
-      </w:r>
-      <w:proofErr w:type="spellStart"/>
-      <w:r>
-        <w:t>политкор</w:t>
-      </w:r>
-      <w:proofErr w:type="spellEnd"/>
-      <w:r>
-        <w:t xml:space="preserve"> не прощает — </w:t>
+        <w:t xml:space="preserve">Я ухватился обеими руками за вентиль, стараясь не сорваться в соединительный тракт, и только потом понял, что забыл загерметизировать модуль. Такие выкрутасы ни один политкор не прощает — </w:t>
       </w:r>
       <w:r>
         <w:t>повезёт</w:t>
@@ -4356,28 +3970,12 @@
     </w:p>
     <w:p>
       <w:r>
-        <w:t xml:space="preserve">— </w:t>
-      </w:r>
-      <w:proofErr w:type="spellStart"/>
-      <w:r>
-        <w:t>Вереснев</w:t>
-      </w:r>
-      <w:proofErr w:type="spellEnd"/>
-      <w:r>
-        <w:t xml:space="preserve"> Олег Петрович, — проговорил я. Воздуха на отчество едва хватило. Я не сразу сообразил, как правильно дышать — вымотался после подъёма. — Я из инженерной службы.</w:t>
-      </w:r>
-    </w:p>
-    <w:p>
-      <w:r>
-        <w:t xml:space="preserve">— У вас всё в порядке? — спросил Мицюкин. — Вы вручную открывали </w:t>
-      </w:r>
-      <w:proofErr w:type="spellStart"/>
-      <w:r>
-        <w:t>гермошлюз</w:t>
-      </w:r>
-      <w:proofErr w:type="spellEnd"/>
-      <w:r>
-        <w:t>?</w:t>
+        <w:t>— Вереснев Олег Петрович, — проговорил я. Воздуха на отчество едва хватило. Я не сразу сообразил, как правильно дышать — вымотался после подъёма. — Я из инженерной службы.</w:t>
+      </w:r>
+    </w:p>
+    <w:p>
+      <w:r>
+        <w:t>— У вас всё в порядке? — спросил Мицюкин. — Вы вручную открывали гермошлюз?</w:t>
       </w:r>
     </w:p>
     <w:p>
@@ -4479,15 +4077,7 @@
         <w:t>— Я — Олег, — запоздало представился я.</w:t>
       </w:r>
       <w:r>
-        <w:t xml:space="preserve"> — </w:t>
-      </w:r>
-      <w:proofErr w:type="spellStart"/>
-      <w:r>
-        <w:t>Вереснев</w:t>
-      </w:r>
-      <w:proofErr w:type="spellEnd"/>
-      <w:r>
-        <w:t xml:space="preserve"> Олег Петрович.</w:t>
+        <w:t xml:space="preserve"> — Вереснев Олег Петрович.</w:t>
       </w:r>
     </w:p>
     <w:p>
@@ -4650,7 +4240,10 @@
         </w:tabs>
       </w:pPr>
       <w:r>
-        <w:t>Григорьев от фибры не отказался, заграбастал весь блистер и приставал к симпатичной врачихе, как рыба-прилипала.</w:t>
+        <w:t xml:space="preserve">Григорьев от фибры не отказался, заграбастал весь блистер и </w:t>
+      </w:r>
+      <w:r>
+        <w:t>флиртовал с симпатичной врачихой с какой-то казённой солдатской выправкой, как будто даже для флирта существовал особый устав.</w:t>
       </w:r>
     </w:p>
     <w:p>
@@ -4838,6 +4431,7 @@
         </w:tabs>
       </w:pPr>
       <w:r>
+        <w:lastRenderedPageBreak/>
         <w:t>— Олежка! — Григорьев наконец обратил на меня внимание.</w:t>
       </w:r>
     </w:p>
@@ -4848,7 +4442,6 @@
         </w:tabs>
       </w:pPr>
       <w:r>
-        <w:lastRenderedPageBreak/>
         <w:t>Он подошёл и панибратски хлопнул меня по плечу.</w:t>
       </w:r>
     </w:p>
@@ -5290,15 +4883,7 @@
         <w:t>а</w:t>
       </w:r>
       <w:r>
-        <w:t xml:space="preserve">н во время </w:t>
-      </w:r>
-      <w:proofErr w:type="spellStart"/>
-      <w:r>
-        <w:t>бранка</w:t>
-      </w:r>
-      <w:proofErr w:type="spellEnd"/>
-      <w:r>
-        <w:t xml:space="preserve"> говорил</w:t>
+        <w:t>н во время бранка говорил</w:t>
       </w:r>
       <w:r>
         <w:t>, — сказал я</w:t>
@@ -5320,7 +4905,7 @@
         </w:tabs>
       </w:pPr>
       <w:r>
-        <w:t xml:space="preserve">— Видимо, не в этот раз! — усмехнулся Григорьев. — Я бы на твоём месте попросил бы </w:t>
+        <w:t xml:space="preserve">— Видимо, не в этот раз! — усмехнулся Григорьев. — Я бы на твоём месте попросил </w:t>
       </w:r>
       <w:r>
         <w:t>фибры у Алины</w:t>
@@ -5451,7 +5036,7 @@
         </w:tabs>
       </w:pPr>
       <w:r>
-        <w:t xml:space="preserve">Стоило нам немного отойти от причала, как освещение притихло. Сошёл на нет шум от воздуховодов. Основной коридор был проложен по крутой дуге, и казалось, что ты вышагиваешь по поверхности карликовой планеты из детских книжек. Вектор гравитации постоянно менялся, ноги уверенно магнитились к полу, но всё равно было такое чувство, что достаточно одного неловкого шага, чтобы </w:t>
+        <w:t xml:space="preserve">Стоило нам немного отойти от причала, как освещение притихло. Сошёл на нет шум от воздуховодов. Основной коридор был проложен по крутой дуге, и казалось, что ты вышагиваешь по поверхности карликовой планеты из детских книжек. Вектор гравитации постоянно менялся, ноги уверенно магнитились к полу, но всё равно было чувство, что достаточно одного неловкого шага, чтобы </w:t>
       </w:r>
       <w:r>
         <w:t>покати</w:t>
@@ -5650,15 +5235,7 @@
         </w:tabs>
       </w:pPr>
       <w:r>
-        <w:t xml:space="preserve">В узкие, как бойницы, иллюминаторы ничего не было видно. Я так устал от стерильной пустоты во время </w:t>
-      </w:r>
-      <w:proofErr w:type="spellStart"/>
-      <w:r>
-        <w:t>бранка</w:t>
-      </w:r>
-      <w:proofErr w:type="spellEnd"/>
-      <w:r>
-        <w:t>, что хотел задержаться на минутку, вглядеться во мрак, надеясь, что он рассеется под моим взглядом, но Лысанов упрямо тянул вперёд.</w:t>
+        <w:t>В узкие, как бойницы, иллюминаторы ничего не было видно. Я так устал от стерильной пустоты во время бранка, что хотел задержаться на минутку, вглядеться во мрак, надеясь, что он рассеется под моим взглядом, но Лысанов упрямо тянул вперёд.</w:t>
       </w:r>
     </w:p>
     <w:p>
@@ -5706,15 +5283,7 @@
         </w:tabs>
       </w:pPr>
       <w:r>
-        <w:t xml:space="preserve">— Не беспокойтесь, — сказал Лысанов. — Местная особенность. Есть небольшой сбой в </w:t>
-      </w:r>
-      <w:proofErr w:type="spellStart"/>
-      <w:r>
-        <w:t>гравитонной</w:t>
-      </w:r>
-      <w:proofErr w:type="spellEnd"/>
-      <w:r>
-        <w:t xml:space="preserve"> камере</w:t>
+        <w:t>— Не беспокойтесь, — сказал Лысанов. — Местная особенность. Есть небольшой сбой в гравитонной камере</w:t>
       </w:r>
       <w:r>
         <w:t>, у</w:t>
@@ -6589,15 +6158,7 @@
         </w:tabs>
       </w:pPr>
       <w:r>
-        <w:t xml:space="preserve">— Можно на «ты», Олег, — сказала Вера. — Я здесь в </w:t>
-      </w:r>
-      <w:proofErr w:type="spellStart"/>
-      <w:r>
-        <w:t>химлабе</w:t>
-      </w:r>
-      <w:proofErr w:type="spellEnd"/>
-      <w:r>
-        <w:t xml:space="preserve"> работаю, два года уже. — Она взглянула на меня через плечо. — Ты не смотри так! Я старше, чем выгляжу. А то все, кто прилетает, удивляются, как я вообще здесь оказалась.</w:t>
+        <w:t>— Можно на «ты», Олег, — сказала Вера. — Я здесь в химлабе работаю, два года уже. — Она взглянула на меня через плечо. — Ты не смотри так! Я старше, чем выгляжу. А то все, кто прилетает, удивляются, как я вообще здесь оказалась.</w:t>
       </w:r>
     </w:p>
     <w:p>
@@ -6860,15 +6421,7 @@
         </w:tabs>
       </w:pPr>
       <w:r>
-        <w:t xml:space="preserve">— Правильно говорить не эс, а </w:t>
-      </w:r>
-      <w:proofErr w:type="spellStart"/>
-      <w:r>
-        <w:t>цэ</w:t>
-      </w:r>
-      <w:proofErr w:type="spellEnd"/>
-      <w:r>
-        <w:t>. Мы, кстати, соседи. — Вера подошла к гермодвери</w:t>
+        <w:t>— Правильно говорить не эс, а цэ. Мы, кстати, соседи. — Вера подошла к гермодвери</w:t>
       </w:r>
       <w:r>
         <w:t>.</w:t>
@@ -6974,15 +6527,7 @@
         </w:tabs>
       </w:pPr>
       <w:r>
-        <w:t xml:space="preserve">На стекле сидела обычная земная муха и суматошно перебирала лапками, прочищая хоботок. Я моргнул и потёр глаза. После </w:t>
-      </w:r>
-      <w:proofErr w:type="spellStart"/>
-      <w:r>
-        <w:t>бранка</w:t>
-      </w:r>
-      <w:proofErr w:type="spellEnd"/>
-      <w:r>
-        <w:t xml:space="preserve"> может померещиться и не такое. Но муха никуда не делась. Она деловито ползла к кромке иллюминатора — живая, объёмная, настоящая.</w:t>
+        <w:t>На стекле сидела обычная земная муха и суматошно перебирала лапками, прочищая хоботок. Я моргнул и потёр глаза. После бранка может померещиться и не такое. Но муха никуда не делась. Она деловито ползла к кромке иллюминатора — живая, объёмная, настоящая.</w:t>
       </w:r>
     </w:p>
     <w:p>
@@ -7085,9 +6630,6 @@
       <w:r>
         <w:t>прижимаясь затылком к холодной переборке.</w:t>
       </w:r>
-      <w:r>
-        <w:t xml:space="preserve"> </w:t>
-      </w:r>
     </w:p>
     <w:p>
       <w:pPr>
@@ -7318,15 +6860,7 @@
     <w:p>
       <w:r>
         <w:lastRenderedPageBreak/>
-        <w:t xml:space="preserve">Я что, в </w:t>
-      </w:r>
-      <w:proofErr w:type="spellStart"/>
-      <w:r>
-        <w:t>бранке</w:t>
-      </w:r>
-      <w:proofErr w:type="spellEnd"/>
-      <w:r>
-        <w:t>?</w:t>
+        <w:t>Я что, в бранке?</w:t>
       </w:r>
     </w:p>
     <w:p>
@@ -7570,15 +7104,7 @@
     </w:p>
     <w:p>
       <w:r>
-        <w:t xml:space="preserve">— Ситуация такая, — начал он. — Мы хотим провести полную диагностику корабля, слишком много сюрпризов было после выхода. А нам на этой птичке ещё обратно лететь. Я понимаю, — он отхлебнул остывшего, судя по виду, кофе и поморщился, — после долгого </w:t>
-      </w:r>
-      <w:proofErr w:type="spellStart"/>
-      <w:r>
-        <w:t>бранка</w:t>
-      </w:r>
-      <w:proofErr w:type="spellEnd"/>
-      <w:r>
-        <w:t xml:space="preserve"> всем хочется отдыха, но </w:t>
+        <w:t xml:space="preserve">— Ситуация такая, — начал он. — Мы хотим провести полную диагностику корабля, слишком много сюрпризов было после выхода. А нам на этой птичке ещё обратно лететь. Я понимаю, — он отхлебнул остывшего, судя по виду, кофе и поморщился, — после долгого бранка всем хочется отдыха, но </w:t>
       </w:r>
       <w:r>
         <w:t>нам пока</w:t>
@@ -7650,15 +7176,7 @@
         <w:t>А в</w:t>
       </w:r>
       <w:r>
-        <w:t xml:space="preserve">ся </w:t>
-      </w:r>
-      <w:proofErr w:type="spellStart"/>
-      <w:r>
-        <w:t>электронка</w:t>
-      </w:r>
-      <w:proofErr w:type="spellEnd"/>
-      <w:r>
-        <w:t xml:space="preserve"> </w:t>
+        <w:t xml:space="preserve">ся электронка </w:t>
       </w:r>
       <w:r>
         <w:t>так-то</w:t>
@@ -8226,15 +7744,7 @@
     </w:p>
     <w:p>
       <w:r>
-        <w:t xml:space="preserve">В коридоре на втором уровне стали появляться обитатели станции. Я даже увидел </w:t>
-      </w:r>
-      <w:proofErr w:type="spellStart"/>
-      <w:r>
-        <w:t>Мицюкина</w:t>
-      </w:r>
-      <w:proofErr w:type="spellEnd"/>
-      <w:r>
-        <w:t xml:space="preserve"> из службы безопасности и кивнул ему, получив в ответ настороженный взгляд.</w:t>
+        <w:t>В коридоре на втором уровне стали появляться обитатели станции. Я даже увидел Мицюкина из службы безопасности и кивнул ему, получив в ответ настороженный взгляд.</w:t>
       </w:r>
     </w:p>
     <w:p>
@@ -9137,15 +8647,7 @@
       </w:r>
       <w:r>
         <w:lastRenderedPageBreak/>
-        <w:t xml:space="preserve">вообще без </w:t>
-      </w:r>
-      <w:proofErr w:type="spellStart"/>
-      <w:r>
-        <w:t>продыха</w:t>
-      </w:r>
-      <w:proofErr w:type="spellEnd"/>
-      <w:r>
-        <w:t>. Выглядишь ты не очень. В обморок не хлопнешься? Уверен, что хочешь гулять?</w:t>
+        <w:t>вообще без продыха. Выглядишь ты не очень. В обморок не хлопнешься? Уверен, что хочешь гулять?</w:t>
       </w:r>
     </w:p>
     <w:p>
@@ -9596,15 +9098,7 @@
     </w:p>
     <w:p>
       <w:r>
-        <w:t xml:space="preserve">— Здесь </w:t>
-      </w:r>
-      <w:proofErr w:type="spellStart"/>
-      <w:r>
-        <w:t>гравитонные</w:t>
-      </w:r>
-      <w:proofErr w:type="spellEnd"/>
-      <w:r>
-        <w:t xml:space="preserve"> камеры так работают. Сбой</w:t>
+        <w:t>— Здесь гравитонные камеры так работают. Сбой</w:t>
       </w:r>
       <w:r>
         <w:t xml:space="preserve"> такой</w:t>
@@ -10158,13 +9652,8 @@
       </w:r>
     </w:p>
     <w:p>
-      <w:proofErr w:type="spellStart"/>
-      <w:r>
-        <w:t>Стальск</w:t>
-      </w:r>
-      <w:proofErr w:type="spellEnd"/>
-      <w:r>
-        <w:t xml:space="preserve"> я не любил. Вернее, ненавидел — глубинной, искренней, неприкрытой ненавистью, на</w:t>
+      <w:r>
+        <w:t>Стальск я не любил. Вернее, ненавидел — глубинной, искренней, неприкрытой ненавистью, на</w:t>
       </w:r>
       <w:r>
         <w:t xml:space="preserve"> какую</w:t>
@@ -10272,21 +9761,8 @@
       </w:r>
     </w:p>
     <w:p>
-      <w:proofErr w:type="spellStart"/>
-      <w:r>
-        <w:t>Стальск</w:t>
-      </w:r>
-      <w:proofErr w:type="spellEnd"/>
-      <w:r>
-        <w:t xml:space="preserve"> изначально проектировался не для людей, а для роботов, которые, как заведённые, работают по расписанию, едят по расписанию, спят по расписанию, умирают по расписанию — и не тратят время на бесполезные занятия, вроде прогулок в парке или отдыха на пляже. Единственный пруд, маленький и мелкий, как лужа, бороздили по концентрическим траекториям потрёпанные механические утки. О плавании я долгое время знал лишь понаслышке — из книжек или из тех же передач по телевизору, который регулярно, в соответствии с напечатанной в газете программой вещания, </w:t>
-      </w:r>
-      <w:proofErr w:type="spellStart"/>
-      <w:r>
-        <w:t>червоточил</w:t>
-      </w:r>
-      <w:proofErr w:type="spellEnd"/>
-      <w:r>
-        <w:t xml:space="preserve"> треском и помехами.</w:t>
+      <w:r>
+        <w:t>Стальск изначально проектировался не для людей, а для роботов, которые, как заведённые, работают по расписанию, едят по расписанию, спят по расписанию, умирают по расписанию — и не тратят время на бесполезные занятия, вроде прогулок в парке или отдыха на пляже. Единственный пруд, маленький и мелкий, как лужа, бороздили по концентрическим траекториям потрёпанные механические утки. О плавании я долгое время знал лишь понаслышке — из книжек или из тех же передач по телевизору, который регулярно, в соответствии с напечатанной в газете программой вещания, червоточил треском и помехами.</w:t>
       </w:r>
     </w:p>
     <w:p>
@@ -11119,13 +10595,8 @@
         <w:t>обитатели</w:t>
       </w:r>
       <w:r>
-        <w:t xml:space="preserve"> — беспризорные пациенты после </w:t>
-      </w:r>
-      <w:proofErr w:type="spellStart"/>
-      <w:r>
-        <w:t>коматоза</w:t>
-      </w:r>
-      <w:proofErr w:type="spellEnd"/>
+        <w:t xml:space="preserve"> — беспризорные пациенты после коматоза</w:t>
+      </w:r>
       <w:r>
         <w:t xml:space="preserve">, </w:t>
       </w:r>
@@ -11828,15 +11299,7 @@
     </w:p>
     <w:p>
       <w:r>
-        <w:t xml:space="preserve">Нуболиды потихоньку приходили в себя после </w:t>
-      </w:r>
-      <w:proofErr w:type="spellStart"/>
-      <w:r>
-        <w:t>бранка</w:t>
-      </w:r>
-      <w:proofErr w:type="spellEnd"/>
-      <w:r>
-        <w:t>. Из алой массы на дне камеры потянулись к потолку робкие ростки.</w:t>
+        <w:t>Нуболиды потихоньку приходили в себя после бранка. Из алой массы на дне камеры потянулись к потолку робкие ростки.</w:t>
       </w:r>
     </w:p>
     <w:p>
@@ -11921,15 +11384,7 @@
     </w:p>
     <w:p>
       <w:r>
-        <w:t xml:space="preserve">— К сожалению, мы до сих пор знаем о </w:t>
-      </w:r>
-      <w:proofErr w:type="spellStart"/>
-      <w:r>
-        <w:t>нуболидах</w:t>
-      </w:r>
-      <w:proofErr w:type="spellEnd"/>
-      <w:r>
-        <w:t xml:space="preserve"> не так много, — вздохнул Марутян. —</w:t>
+        <w:t>— К сожалению, мы до сих пор знаем о нуболидах не так много, — вздохнул Марутян. —</w:t>
       </w:r>
       <w:r>
         <w:t xml:space="preserve"> </w:t>
@@ -12165,15 +11620,7 @@
         <w:t>у игрушечного болванчика</w:t>
       </w:r>
       <w:r>
-        <w:t xml:space="preserve">. — Я ровным счётом ничего не чувствую! А вы, если захотите, то, конечно, почувствуете. Самовнушение — великая сила! Я же опираюсь на факты. Нет в </w:t>
-      </w:r>
-      <w:proofErr w:type="spellStart"/>
-      <w:r>
-        <w:t>нуболидах</w:t>
-      </w:r>
-      <w:proofErr w:type="spellEnd"/>
-      <w:r>
-        <w:t xml:space="preserve"> никакой магии, и камера содержания их полностью изолирует.</w:t>
+        <w:t>. — Я ровным счётом ничего не чувствую! А вы, если захотите, то, конечно, почувствуете. Самовнушение — великая сила! Я же опираюсь на факты. Нет в нуболидах никакой магии, и камера содержания их полностью изолирует.</w:t>
       </w:r>
     </w:p>
     <w:p>
@@ -12639,15 +12086,7 @@
     </w:p>
     <w:p>
       <w:r>
-        <w:t xml:space="preserve">— Сергей Акимов, — сказал я. — Это же отец Веры из </w:t>
-      </w:r>
-      <w:proofErr w:type="spellStart"/>
-      <w:r>
-        <w:t>химлаба</w:t>
-      </w:r>
-      <w:proofErr w:type="spellEnd"/>
-      <w:r>
-        <w:t>?</w:t>
+        <w:t>— Сергей Акимов, — сказал я. — Это же отец Веры из химлаба?</w:t>
       </w:r>
     </w:p>
     <w:p>
@@ -12793,11 +12232,9 @@
       <w:r>
         <w:t xml:space="preserve">Марутян продолжал рассуждать о </w:t>
       </w:r>
-      <w:proofErr w:type="spellStart"/>
       <w:r>
         <w:t>нуболидах</w:t>
       </w:r>
-      <w:proofErr w:type="spellEnd"/>
       <w:r>
         <w:t xml:space="preserve">, собирая пальцами складки на лбу, </w:t>
       </w:r>
@@ -12946,15 +12383,7 @@
     </w:p>
     <w:p>
       <w:r>
-        <w:t>— Да, — хмыкнул Майоров. — Неплохое шоу, и зверушки дрессированные. Команду «</w:t>
-      </w:r>
-      <w:proofErr w:type="spellStart"/>
-      <w:r>
-        <w:t>бранк</w:t>
-      </w:r>
-      <w:proofErr w:type="spellEnd"/>
-      <w:r>
-        <w:t>» даже выучили.</w:t>
+        <w:t>— Да, — хмыкнул Майоров. — Неплохое шоу, и зверушки дрессированные. Команду «бранк» даже выучили.</w:t>
       </w:r>
     </w:p>
     <w:p>
@@ -13257,13 +12686,8 @@
     </w:p>
     <w:p>
       <w:r>
-        <w:t xml:space="preserve">В конце дня Марутян решил провести ещё один эксперимент с </w:t>
-      </w:r>
-      <w:proofErr w:type="spellStart"/>
-      <w:r>
-        <w:t>нуболидами</w:t>
-      </w:r>
-      <w:proofErr w:type="spellEnd"/>
+        <w:t>В конце дня Марутян решил провести ещё один эксперимент с нуболидами</w:t>
+      </w:r>
       <w:r>
         <w:t>.</w:t>
       </w:r>
@@ -13586,15 +13010,7 @@
         <w:t>, к счастью,</w:t>
       </w:r>
       <w:r>
-        <w:t xml:space="preserve"> вспомнил о сбоях в </w:t>
-      </w:r>
-      <w:proofErr w:type="spellStart"/>
-      <w:r>
-        <w:t>гравитонной</w:t>
-      </w:r>
-      <w:proofErr w:type="spellEnd"/>
-      <w:r>
-        <w:t xml:space="preserve"> камере.</w:t>
+        <w:t xml:space="preserve"> вспомнил о сбоях в гравитонной камере.</w:t>
       </w:r>
     </w:p>
     <w:p>
@@ -13729,15 +13145,7 @@
     </w:p>
     <w:p>
       <w:r>
-        <w:t xml:space="preserve">— Ну так, — лениво отозвалась Вера, — </w:t>
-      </w:r>
-      <w:proofErr w:type="spellStart"/>
-      <w:r>
-        <w:t>полистываю</w:t>
-      </w:r>
-      <w:proofErr w:type="spellEnd"/>
-      <w:r>
-        <w:t>. Вы же нам это зачем-то привозите. Может, там что-то важное произошло на Земле, пока меня не было. Коммунизм, например, построили.</w:t>
+        <w:t>— Ну так, — лениво отозвалась Вера, — полистываю. Вы же нам это зачем-то привозите. Может, там что-то важное произошло на Земле, пока меня не было. Коммунизм, например, построили.</w:t>
       </w:r>
     </w:p>
     <w:p>
@@ -14240,15 +13648,7 @@
     </w:p>
     <w:p>
       <w:r>
-        <w:t xml:space="preserve">Меня выбросило из этого кошмара, как из </w:t>
-      </w:r>
-      <w:proofErr w:type="spellStart"/>
-      <w:r>
-        <w:t>бранка</w:t>
-      </w:r>
-      <w:proofErr w:type="spellEnd"/>
-      <w:r>
-        <w:t xml:space="preserve"> — я открыл глаза в темноту, лёгкие разрывало от апноэ. Пощёлкали закрытые тенью датчики, и медленно, как электрический восход, разгорелись лампы. Треклятая муха злорадно прожужжала над ухом.</w:t>
+        <w:t>Меня выбросило из этого кошмара, как из бранка — я открыл глаза в темноту, лёгкие разрывало от апноэ. Пощёлкали закрытые тенью датчики, и медленно, как электрический восход, разгорелись лампы. Треклятая муха злорадно прожужжала над ухом.</w:t>
       </w:r>
     </w:p>
     <w:p>
@@ -14264,15 +13664,7 @@
         <w:t>бил</w:t>
       </w:r>
       <w:r>
-        <w:t xml:space="preserve"> сквозь веки. На языке тихо таял солоноватый привкус крови — я </w:t>
-      </w:r>
-      <w:proofErr w:type="spellStart"/>
-      <w:r>
-        <w:t>раскусал</w:t>
-      </w:r>
-      <w:proofErr w:type="spellEnd"/>
-      <w:r>
-        <w:t xml:space="preserve"> себе во сне губу. В уши врезался яростный трезвон сигнала к побудке.</w:t>
+        <w:t xml:space="preserve"> сквозь веки. На языке тихо таял солоноватый привкус крови — я раскусал себе во сне губу. В уши врезался яростный трезвон сигнала к побудке.</w:t>
       </w:r>
     </w:p>
     <w:p>
@@ -14430,15 +13822,7 @@
     </w:p>
     <w:p>
       <w:r>
-        <w:t xml:space="preserve">Я закрыл глаза и несколько раз медленно вздохнул. У космонавтов после долгого </w:t>
-      </w:r>
-      <w:proofErr w:type="spellStart"/>
-      <w:r>
-        <w:t>бранка</w:t>
-      </w:r>
-      <w:proofErr w:type="spellEnd"/>
-      <w:r>
-        <w:t xml:space="preserve"> часто случаются галлюцинации. Недели непрекращающихся кошмаров оставляют в сознании рубец.</w:t>
+        <w:t>Я закрыл глаза и несколько раз медленно вздохнул. У космонавтов после долгого бранка часто случаются галлюцинации. Недели непрекращающихся кошмаров оставляют в сознании рубец.</w:t>
       </w:r>
     </w:p>
     <w:p>
@@ -15185,15 +14569,7 @@
     </w:p>
     <w:p>
       <w:r>
-        <w:t xml:space="preserve">— Сергей Владимирович, — пробормотал я, — со мной всё в порядке. Я готов ответить на все вопросы, — и тут же спросил сам: — Что с </w:t>
-      </w:r>
-      <w:proofErr w:type="spellStart"/>
-      <w:r>
-        <w:t>Марутяном</w:t>
-      </w:r>
-      <w:proofErr w:type="spellEnd"/>
-      <w:r>
-        <w:t>? Он жив?</w:t>
+        <w:t>— Сергей Владимирович, — пробормотал я, — со мной всё в порядке. Я готов ответить на все вопросы, — и тут же спросил сам: — Что с Марутяном? Он жив?</w:t>
       </w:r>
     </w:p>
     <w:p>
@@ -15221,15 +14597,7 @@
     </w:p>
     <w:p>
       <w:r>
-        <w:t xml:space="preserve">— Константин Игоревич, — Лысанов показал </w:t>
-      </w:r>
-      <w:proofErr w:type="spellStart"/>
-      <w:r>
-        <w:t>Мицюкину</w:t>
-      </w:r>
-      <w:proofErr w:type="spellEnd"/>
-      <w:r>
-        <w:t xml:space="preserve"> завёрнутую в целлофан ручку, — без экспертизы я, конечно, судить не берусь, но похоже, что это и есть орудие убийства.</w:t>
+        <w:t>— Константин Игоревич, — Лысанов показал Мицюкину завёрнутую в целлофан ручку, — без экспертизы я, конечно, судить не берусь, но похоже, что это и есть орудие убийства.</w:t>
       </w:r>
     </w:p>
     <w:p>
@@ -15326,15 +14694,7 @@
     </w:p>
     <w:p>
       <w:r>
-        <w:t xml:space="preserve">— Значит, — Лысанов ещё раз показал </w:t>
-      </w:r>
-      <w:proofErr w:type="spellStart"/>
-      <w:r>
-        <w:t>Мицюкину</w:t>
-      </w:r>
-      <w:proofErr w:type="spellEnd"/>
-      <w:r>
-        <w:t xml:space="preserve"> ручку, — орудие убийства было у Марутяна.</w:t>
+        <w:t>— Значит, — Лысанов ещё раз показал Мицюкину ручку, — орудие убийства было у Марутяна.</w:t>
       </w:r>
     </w:p>
     <w:p>
@@ -15355,15 +14715,7 @@
     </w:p>
     <w:p>
       <w:r>
-        <w:t xml:space="preserve">— Перекройте здесь всё, — раздался за спиной голос </w:t>
-      </w:r>
-      <w:proofErr w:type="spellStart"/>
-      <w:r>
-        <w:t>Мицюкина</w:t>
-      </w:r>
-      <w:proofErr w:type="spellEnd"/>
-      <w:r>
-        <w:t>, — и кровь у обоих на анализ. Будем разбираться.</w:t>
+        <w:t>— Перекройте здесь всё, — раздался за спиной голос Мицюкина, — и кровь у обоих на анализ. Будем разбираться.</w:t>
       </w:r>
     </w:p>
     <w:p>
@@ -15536,15 +14888,7 @@
     </w:p>
     <w:p>
       <w:r>
-        <w:t xml:space="preserve">— Болит, — признался я. — Но она уже несколько дней болит. Я думал, это последствия </w:t>
-      </w:r>
-      <w:proofErr w:type="spellStart"/>
-      <w:r>
-        <w:t>бранка</w:t>
-      </w:r>
-      <w:proofErr w:type="spellEnd"/>
-      <w:r>
-        <w:t>.</w:t>
+        <w:t>— Болит, — признался я. — Но она уже несколько дней болит. Я думал, это последствия бранка.</w:t>
       </w:r>
     </w:p>
     <w:p>
@@ -16106,15 +15450,7 @@
         <w:t>требовало</w:t>
       </w:r>
       <w:r>
-        <w:t xml:space="preserve"> ленивой невесомости </w:t>
-      </w:r>
-      <w:proofErr w:type="spellStart"/>
-      <w:r>
-        <w:t>бранка</w:t>
-      </w:r>
-      <w:proofErr w:type="spellEnd"/>
-      <w:r>
-        <w:t>.</w:t>
+        <w:t xml:space="preserve"> ленивой невесомости бранка.</w:t>
       </w:r>
     </w:p>
     <w:p>
@@ -16445,15 +15781,7 @@
     </w:p>
     <w:p>
       <w:r>
-        <w:t xml:space="preserve">— Качкой? — смутился Алексин. — Тоже скажешь! — Он перевернул мыском расколовшийся корпус диспенсера и покачал головой. — Это сбои такие в </w:t>
-      </w:r>
-      <w:proofErr w:type="spellStart"/>
-      <w:r>
-        <w:t>гравитонных</w:t>
-      </w:r>
-      <w:proofErr w:type="spellEnd"/>
-      <w:r>
-        <w:t xml:space="preserve"> камерах. Говорят, они тут с самого первого дня. Ошибок в логах нет, никак починить не можем. Достаёт страшно. — Он потёр грудь </w:t>
+        <w:t xml:space="preserve">— Качкой? — смутился Алексин. — Тоже скажешь! — Он перевернул мыском расколовшийся корпус диспенсера и покачал головой. — Это сбои такие в гравитонных камерах. Говорят, они тут с самого первого дня. Ошибок в логах нет, никак починить не можем. Достаёт страшно. — Он потёр грудь </w:t>
       </w:r>
       <w:r>
         <w:t>ладонью</w:t>
@@ -16575,15 +15903,7 @@
         <w:t xml:space="preserve">но </w:t>
       </w:r>
       <w:r>
-        <w:t xml:space="preserve">объём поменьше. Хотя смысл, если диспенсер такой же? — Алексин задумчиво пожевал губы. — Думаешь, их </w:t>
-      </w:r>
-      <w:proofErr w:type="spellStart"/>
-      <w:r>
-        <w:t>траванул</w:t>
-      </w:r>
-      <w:proofErr w:type="spellEnd"/>
-      <w:r>
-        <w:t xml:space="preserve"> кто-то?</w:t>
+        <w:t>объём поменьше. Хотя смысл, если диспенсер такой же? — Алексин задумчиво пожевал губы. — Думаешь, их траванул кто-то?</w:t>
       </w:r>
     </w:p>
     <w:p>
@@ -16978,15 +16298,7 @@
         <w:t>должно</w:t>
       </w:r>
       <w:r>
-        <w:t xml:space="preserve">. Все договорённости у меня были с </w:t>
-      </w:r>
-      <w:proofErr w:type="spellStart"/>
-      <w:r>
-        <w:t>Марутяном</w:t>
-      </w:r>
-      <w:proofErr w:type="spellEnd"/>
-      <w:r>
-        <w:t xml:space="preserve">. И ситуация была другая, если ты не заметил. Сейчас </w:t>
+        <w:t xml:space="preserve">. Все договорённости у меня были с Марутяном. И ситуация была другая, если ты не заметил. Сейчас </w:t>
       </w:r>
       <w:r>
         <w:t xml:space="preserve">вся </w:t>
@@ -17003,13 +16315,8 @@
     </w:p>
     <w:p>
       <w:r>
-        <w:t xml:space="preserve">— Хорошо. — Я подумал, что вряд ли буду скучать по </w:t>
-      </w:r>
-      <w:proofErr w:type="spellStart"/>
-      <w:r>
-        <w:t>нуболидам</w:t>
-      </w:r>
-      <w:proofErr w:type="spellEnd"/>
+        <w:t>— Хорошо. — Я подумал, что вряд ли буду скучать по нуболидам</w:t>
+      </w:r>
       <w:r>
         <w:t xml:space="preserve"> с их бешеными плясками под дымовой завесой.</w:t>
       </w:r>
@@ -17091,15 +16398,7 @@
     </w:p>
     <w:p>
       <w:r>
-        <w:t xml:space="preserve">— Медики так-то с нами не шибко охотнее </w:t>
-      </w:r>
-      <w:proofErr w:type="spellStart"/>
-      <w:r>
-        <w:t>Мицюкина</w:t>
-      </w:r>
-      <w:proofErr w:type="spellEnd"/>
-      <w:r>
-        <w:t xml:space="preserve"> общаются, — сказал Керман.</w:t>
+        <w:t>— Медики так-то с нами не шибко охотнее Мицюкина общаются, — сказал Керман.</w:t>
       </w:r>
     </w:p>
     <w:p>
@@ -17200,15 +16499,7 @@
     <w:p>
       <w:r>
         <w:lastRenderedPageBreak/>
-        <w:t xml:space="preserve">— Я себя плохо чувствовал, — сказал я. — Тяжело прихожу в себя после </w:t>
-      </w:r>
-      <w:proofErr w:type="spellStart"/>
-      <w:r>
-        <w:t>бранка</w:t>
-      </w:r>
-      <w:proofErr w:type="spellEnd"/>
-      <w:r>
-        <w:t>.</w:t>
+        <w:t>— Я себя плохо чувствовал, — сказал я. — Тяжело прихожу в себя после бранка.</w:t>
       </w:r>
     </w:p>
     <w:p>
@@ -17557,15 +16848,7 @@
     </w:p>
     <w:p>
       <w:r>
-        <w:t xml:space="preserve">Слышались голоса, шипели и клацали двери. Рядом с лифтом я едва не столкнулся с </w:t>
-      </w:r>
-      <w:proofErr w:type="spellStart"/>
-      <w:r>
-        <w:t>Мицюкиным</w:t>
-      </w:r>
-      <w:proofErr w:type="spellEnd"/>
-      <w:r>
-        <w:t>, рассеянным и потерянным, как бы выброшенным из привычной колеи. Мицюкин ухватился за меня взглядом, но ничего не сказал и молча прошёл мимо.</w:t>
+        <w:t>Слышались голоса, шипели и клацали двери. Рядом с лифтом я едва не столкнулся с Мицюкиным, рассеянным и потерянным, как бы выброшенным из привычной колеи. Мицюкин ухватился за меня взглядом, но ничего не сказал и молча прошёл мимо.</w:t>
       </w:r>
     </w:p>
     <w:p>
@@ -18050,15 +17333,7 @@
     </w:p>
     <w:p>
       <w:r>
-        <w:t xml:space="preserve">— И вы её никому не показывали? Надо было отдать записку </w:t>
-      </w:r>
-      <w:proofErr w:type="spellStart"/>
-      <w:r>
-        <w:t>Мицюкину</w:t>
-      </w:r>
-      <w:proofErr w:type="spellEnd"/>
-      <w:r>
-        <w:t>, он ведёт расследование и…</w:t>
+        <w:t>— И вы её никому не показывали? Надо было отдать записку Мицюкину, он ведёт расследование и…</w:t>
       </w:r>
     </w:p>
     <w:p>
@@ -18373,23 +17648,7 @@
     </w:p>
     <w:p>
       <w:r>
-        <w:t xml:space="preserve">— «Минск» знаю. — Мерцель поёжилась и провела по плечу ладонью, смахивая невидимое насекомое. — «Минск» все знают. Кто же не знает «Минск»? Правильно, его все знают. Ты не переживай, Олег! Будет ещё шанс сделать снимок на память. Красивый яркий снимок на память. Правильно я говорю? «Минск» — корабль новый, вовсю ещё летает. Это вот «Мурманск» давно списали. Он и тогда уже был старой развалиной. — Уголки губ у Мерцель задрожали. — Помню, сбои были в </w:t>
-      </w:r>
-      <w:proofErr w:type="spellStart"/>
-      <w:r>
-        <w:t>гравитонной</w:t>
-      </w:r>
-      <w:proofErr w:type="spellEnd"/>
-      <w:r>
-        <w:t xml:space="preserve"> камере. — Мерцель провела по лицу ладонью и вдруг стёрла всякое выражение — скорбь, усталость, печаль. Осталась бледная белая маска. — Сбои в </w:t>
-      </w:r>
-      <w:proofErr w:type="spellStart"/>
-      <w:r>
-        <w:t>гравитонной</w:t>
-      </w:r>
-      <w:proofErr w:type="spellEnd"/>
-      <w:r>
-        <w:t xml:space="preserve"> камере. Правильно, да? Это вот когда идёшь ты по коридору, не трогаешь никого, а тебя на стены швыряет. Или на потолок.</w:t>
+        <w:t>— «Минск» знаю. — Мерцель поёжилась и провела по плечу ладонью, смахивая невидимое насекомое. — «Минск» все знают. Кто же не знает «Минск»? Правильно, его все знают. Ты не переживай, Олег! Будет ещё шанс сделать снимок на память. Красивый яркий снимок на память. Правильно я говорю? «Минск» — корабль новый, вовсю ещё летает. Это вот «Мурманск» давно списали. Он и тогда уже был старой развалиной. — Уголки губ у Мерцель задрожали. — Помню, сбои были в гравитонной камере. — Мерцель провела по лицу ладонью и вдруг стёрла всякое выражение — скорбь, усталость, печаль. Осталась бледная белая маска. — Сбои в гравитонной камере. Правильно, да? Это вот когда идёшь ты по коридору, не трогаешь никого, а тебя на стены швыряет. Или на потолок.</w:t>
       </w:r>
     </w:p>
     <w:p>
@@ -18873,15 +18132,7 @@
         <w:t>,</w:t>
       </w:r>
       <w:r>
-        <w:t xml:space="preserve"> когда моложе была, вообще ничего не боялась. Все вокруг боялись чего-то, боялись того, что будет завтра, того, что было вчера. Боялись пустоты, темноты, расстояний. Боялись балка, бреда, </w:t>
-      </w:r>
-      <w:proofErr w:type="spellStart"/>
-      <w:r>
-        <w:t>политкора</w:t>
-      </w:r>
-      <w:proofErr w:type="spellEnd"/>
-      <w:r>
-        <w:t>, яркого света. А я не боялась. Правильно я говорю, Олег?</w:t>
+        <w:t xml:space="preserve"> когда моложе была, вообще ничего не боялась. Все вокруг боялись чего-то, боялись того, что будет завтра, того, что было вчера. Боялись пустоты, темноты, расстояний. Боялись балка, бреда, политкора, яркого света. А я не боялась. Правильно я говорю, Олег?</w:t>
       </w:r>
     </w:p>
     <w:p>
@@ -19355,15 +18606,7 @@
         <w:t xml:space="preserve">мы </w:t>
       </w:r>
       <w:r>
-        <w:t xml:space="preserve">как-нибудь ещё поговорим о </w:t>
-      </w:r>
-      <w:proofErr w:type="spellStart"/>
-      <w:r>
-        <w:t>нуболидах</w:t>
-      </w:r>
-      <w:proofErr w:type="spellEnd"/>
-      <w:r>
-        <w:t>. Времени у нас много.</w:t>
+        <w:t>как-нибудь ещё поговорим о нуболидах. Времени у нас много.</w:t>
       </w:r>
     </w:p>
     <w:p>
@@ -19580,15 +18823,7 @@
         <w:t>В</w:t>
       </w:r>
       <w:r>
-        <w:t xml:space="preserve">ижу кошмар, как в </w:t>
-      </w:r>
-      <w:proofErr w:type="spellStart"/>
-      <w:r>
-        <w:t>бранке</w:t>
-      </w:r>
-      <w:proofErr w:type="spellEnd"/>
-      <w:r>
-        <w:t xml:space="preserve">, только вместо </w:t>
+        <w:t xml:space="preserve">ижу кошмар, как в бранке, только вместо </w:t>
       </w:r>
       <w:r>
         <w:t>фрактального озера</w:t>
@@ -20182,15 +19417,7 @@
     </w:p>
     <w:p>
       <w:r>
-        <w:t xml:space="preserve">Я подумал, что опять произошёл сбой в </w:t>
-      </w:r>
-      <w:proofErr w:type="spellStart"/>
-      <w:r>
-        <w:t>гравитонной</w:t>
-      </w:r>
-      <w:proofErr w:type="spellEnd"/>
-      <w:r>
-        <w:t xml:space="preserve"> камере.</w:t>
+        <w:t>Я подумал, что опять произошёл сбой в гравитонной камере.</w:t>
       </w:r>
     </w:p>
     <w:p>
@@ -20730,15 +19957,7 @@
     </w:p>
     <w:p>
       <w:r>
-        <w:t xml:space="preserve">— Я плохо помню, — сказал я. — Она просила зайти к ней, поговорить о </w:t>
-      </w:r>
-      <w:proofErr w:type="spellStart"/>
-      <w:r>
-        <w:t>нуболидах</w:t>
-      </w:r>
-      <w:proofErr w:type="spellEnd"/>
-      <w:r>
-        <w:t>. А потом…</w:t>
+        <w:t>— Я плохо помню, — сказал я. — Она просила зайти к ней, поговорить о нуболидах. А потом…</w:t>
       </w:r>
     </w:p>
     <w:p>
@@ -20862,15 +20081,7 @@
     </w:p>
     <w:p>
       <w:r>
-        <w:t xml:space="preserve">— Мерцель пригласила меня к себе, чтобы поговорить о </w:t>
-      </w:r>
-      <w:proofErr w:type="spellStart"/>
-      <w:r>
-        <w:t>нуболидах</w:t>
-      </w:r>
-      <w:proofErr w:type="spellEnd"/>
-      <w:r>
-        <w:t>. Или нет. Она хотела мне что-то показать. Записку.</w:t>
+        <w:t>— Мерцель пригласила меня к себе, чтобы поговорить о нуболидах. Или нет. Она хотела мне что-то показать. Записку.</w:t>
       </w:r>
     </w:p>
     <w:p>
@@ -20950,15 +20161,7 @@
         <w:t xml:space="preserve"> сейчас</w:t>
       </w:r>
       <w:r>
-        <w:t xml:space="preserve"> уложат на каталку и увезут, громыхая по металлическому полу </w:t>
-      </w:r>
-      <w:proofErr w:type="spellStart"/>
-      <w:r>
-        <w:t>восьмерящими</w:t>
-      </w:r>
-      <w:proofErr w:type="spellEnd"/>
-      <w:r>
-        <w:t xml:space="preserve"> колёсами, в пропахшую смертью операционную.</w:t>
+        <w:t xml:space="preserve"> уложат на каталку и увезут, громыхая по металлическому полу восьмерящими колёсами, в пропахшую смертью операционную.</w:t>
       </w:r>
     </w:p>
     <w:p>
@@ -20973,15 +20176,7 @@
     </w:p>
     <w:p>
       <w:r>
-        <w:t xml:space="preserve">Мицюкин скривился, но промолчал. Я вдруг подумал о Майорове — странно, что он ещё не ворвался в </w:t>
-      </w:r>
-      <w:proofErr w:type="spellStart"/>
-      <w:r>
-        <w:t>медотсек</w:t>
-      </w:r>
-      <w:proofErr w:type="spellEnd"/>
-      <w:r>
-        <w:t xml:space="preserve"> и не потребовал объяснений, тряся папкой с какими-нибудь захватанными отчётами, трассировками, </w:t>
+        <w:t xml:space="preserve">Мицюкин скривился, но промолчал. Я вдруг подумал о Майорове — странно, что он ещё не ворвался в медотсек и не потребовал объяснений, тряся папкой с какими-нибудь захватанными отчётами, трассировками, </w:t>
       </w:r>
       <w:r>
         <w:lastRenderedPageBreak/>
@@ -21225,15 +20420,7 @@
     </w:p>
     <w:p>
       <w:r>
-        <w:t xml:space="preserve">Я не сомневался, что увижу скрюченного от ярости </w:t>
-      </w:r>
-      <w:proofErr w:type="spellStart"/>
-      <w:r>
-        <w:t>Мицюкина</w:t>
-      </w:r>
-      <w:proofErr w:type="spellEnd"/>
-      <w:r>
-        <w:t xml:space="preserve">, который вцепится в меня холодными пальцами и утащит в тайную тюрьму, но в отсек </w:t>
+        <w:t xml:space="preserve">Я не сомневался, что увижу скрюченного от ярости Мицюкина, который вцепится в меня холодными пальцами и утащит в тайную тюрьму, но в отсек </w:t>
       </w:r>
       <w:r>
         <w:t>воровато</w:t>
@@ -21366,15 +20553,7 @@
     </w:p>
     <w:p>
       <w:r>
-        <w:t xml:space="preserve">— От дерготни </w:t>
-      </w:r>
-      <w:proofErr w:type="spellStart"/>
-      <w:r>
-        <w:t>Мицюкина</w:t>
-      </w:r>
-      <w:proofErr w:type="spellEnd"/>
-      <w:r>
-        <w:t xml:space="preserve"> лучше не становится. Хорошо хоть Майорова сразу положили, а то бы </w:t>
+        <w:t xml:space="preserve">— От дерготни Мицюкина лучше не становится. Хорошо хоть Майорова сразу положили, а то бы </w:t>
       </w:r>
       <w:r>
         <w:t xml:space="preserve">они </w:t>
@@ -21571,15 +20750,7 @@
         <w:t>обожгло</w:t>
       </w:r>
       <w:r>
-        <w:t xml:space="preserve"> металлическим холодом. Я сделал осторожный шаг, и в этот момент отсек тряхнуло — </w:t>
-      </w:r>
-      <w:proofErr w:type="spellStart"/>
-      <w:r>
-        <w:t>гравитонный</w:t>
-      </w:r>
-      <w:proofErr w:type="spellEnd"/>
-      <w:r>
-        <w:t xml:space="preserve"> привод опять решил поиздеваться над вестибулярным аппаратом.</w:t>
+        <w:t xml:space="preserve"> металлическим холодом. Я сделал осторожный шаг, и в этот момент отсек тряхнуло — гравитонный привод опять решил поиздеваться над вестибулярным аппаратом.</w:t>
       </w:r>
     </w:p>
     <w:p>
@@ -22291,15 +21462,7 @@
     </w:p>
     <w:p>
       <w:r>
-        <w:t xml:space="preserve">— В </w:t>
-      </w:r>
-      <w:proofErr w:type="spellStart"/>
-      <w:r>
-        <w:t>нуболидах</w:t>
-      </w:r>
-      <w:proofErr w:type="spellEnd"/>
-      <w:r>
-        <w:t>?</w:t>
+        <w:t>— В нуболидах?</w:t>
       </w:r>
     </w:p>
     <w:p>
@@ -22527,15 +21690,7 @@
     </w:p>
     <w:p>
       <w:r>
-        <w:t xml:space="preserve">Больше мы ни о чём не говорили. Вопросов было много, сердце взволнованно ёрзало в груди, когда я думал о токсине или </w:t>
-      </w:r>
-      <w:proofErr w:type="spellStart"/>
-      <w:r>
-        <w:t>нуболидах</w:t>
-      </w:r>
-      <w:proofErr w:type="spellEnd"/>
-      <w:r>
-        <w:t>, однако нужные слова не приходили в голову.</w:t>
+        <w:t>Больше мы ни о чём не говорили. Вопросов было много, сердце взволнованно ёрзало в груди, когда я думал о токсине или нуболидах, однако нужные слова не приходили в голову.</w:t>
       </w:r>
     </w:p>
     <w:p>
@@ -22963,15 +22118,7 @@
     </w:p>
     <w:p>
       <w:r>
-        <w:t xml:space="preserve">— Родители есть, — сказал я, — но я их редко последнее время навещаю. Нехорошо это, конечно. Надо будет обязательно съездить в </w:t>
-      </w:r>
-      <w:proofErr w:type="spellStart"/>
-      <w:r>
-        <w:t>Стальск</w:t>
-      </w:r>
-      <w:proofErr w:type="spellEnd"/>
-      <w:r>
-        <w:t>, когда вернусь. Если вернусь, — добавил я.</w:t>
+        <w:t>— Родители есть, — сказал я, — но я их редко последнее время навещаю. Нехорошо это, конечно. Надо будет обязательно съездить в Стальск, когда вернусь. Если вернусь, — добавил я.</w:t>
       </w:r>
     </w:p>
     <w:p>
@@ -22986,15 +22133,7 @@
     </w:p>
     <w:p>
       <w:r>
-        <w:t xml:space="preserve">— </w:t>
-      </w:r>
-      <w:proofErr w:type="spellStart"/>
-      <w:r>
-        <w:t>Стальск</w:t>
-      </w:r>
-      <w:proofErr w:type="spellEnd"/>
-      <w:r>
-        <w:t xml:space="preserve">… </w:t>
+        <w:t xml:space="preserve">— Стальск… </w:t>
       </w:r>
       <w:r>
         <w:t xml:space="preserve">— проговорила Вера. — </w:t>
@@ -23005,15 +22144,7 @@
     </w:p>
     <w:p>
       <w:r>
-        <w:t xml:space="preserve">— Вряд ли, — сказал я. — Их много, </w:t>
-      </w:r>
-      <w:proofErr w:type="spellStart"/>
-      <w:r>
-        <w:t>Стальсков</w:t>
-      </w:r>
-      <w:proofErr w:type="spellEnd"/>
-      <w:r>
-        <w:t xml:space="preserve"> этих. Мой — двенадцатый по счёту.</w:t>
+        <w:t>— Вряд ли, — сказал я. — Их много, Стальсков этих. Мой — двенадцатый по счёту.</w:t>
       </w:r>
     </w:p>
     <w:p>
@@ -23559,15 +22690,7 @@
     </w:p>
     <w:p>
       <w:r>
-        <w:t xml:space="preserve">Внутри меня что-то забурлило. Всё вокруг — синий глаз иллюминатора, затянутые тенью стены, потолок и маленькая фотография у кровати — закачалось в такт возбуждённому дыханию. Я сорвал с неё блузку. </w:t>
-      </w:r>
-      <w:proofErr w:type="spellStart"/>
-      <w:r>
-        <w:t>Заклацали</w:t>
-      </w:r>
-      <w:proofErr w:type="spellEnd"/>
-      <w:r>
-        <w:t xml:space="preserve"> по полу, как россыпь жемчужинок, вылетевшие пуговицы — и рассеянно разбежались по сторонам.</w:t>
+        <w:t>Внутри меня что-то забурлило. Всё вокруг — синий глаз иллюминатора, затянутые тенью стены, потолок и маленькая фотография у кровати — закачалось в такт возбуждённому дыханию. Я сорвал с неё блузку. Заклацали по полу, как россыпь жемчужинок, вылетевшие пуговицы — и рассеянно разбежались по сторонам.</w:t>
       </w:r>
     </w:p>
     <w:p>
@@ -23575,7 +22698,6 @@
         <w:lastRenderedPageBreak/>
         <w:t xml:space="preserve">— От тебя пахнет кровью и фурацилином. — Вера слегка отодвинулась, откинула голову и посмотрела сквозь прищуренные веки, едва заметно улыбаясь. — А ещё </w:t>
       </w:r>
-      <w:proofErr w:type="spellStart"/>
       <w:r>
         <w:t>по</w:t>
       </w:r>
@@ -23585,7 +22707,6 @@
       <w:r>
         <w:t>том</w:t>
       </w:r>
-      <w:proofErr w:type="spellEnd"/>
       <w:r>
         <w:t>.</w:t>
       </w:r>
@@ -23658,15 +22779,7 @@
     </w:p>
     <w:p>
       <w:r>
-        <w:t xml:space="preserve">Первый полёт в космос. Первый </w:t>
-      </w:r>
-      <w:proofErr w:type="spellStart"/>
-      <w:r>
-        <w:t>бранк</w:t>
-      </w:r>
-      <w:proofErr w:type="spellEnd"/>
-      <w:r>
-        <w:t>. Первый сон во время перехода. Знакомство с ней.</w:t>
+        <w:t>Первый полёт в космос. Первый бранк. Первый сон во время перехода. Знакомство с ней.</w:t>
       </w:r>
     </w:p>
     <w:p>
@@ -23681,15 +22794,7 @@
     </w:p>
     <w:p>
       <w:r>
-        <w:t xml:space="preserve">— Сейчас мне кажется, что </w:t>
-      </w:r>
-      <w:proofErr w:type="gramStart"/>
-      <w:r>
-        <w:t>самое хорошее</w:t>
-      </w:r>
-      <w:proofErr w:type="gramEnd"/>
-      <w:r>
-        <w:t>, что было у меня в жизни — это ты, — сказал я.</w:t>
+        <w:t>— Сейчас мне кажется, что самое хорошее, что было у меня в жизни — это ты, — сказал я.</w:t>
       </w:r>
     </w:p>
     <w:p>
@@ -23743,13 +22848,8 @@
       </w:r>
     </w:p>
     <w:p>
-      <w:proofErr w:type="spellStart"/>
-      <w:r>
-        <w:t>Пшикнул</w:t>
-      </w:r>
-      <w:proofErr w:type="spellEnd"/>
-      <w:r>
-        <w:t xml:space="preserve"> диспенсер, зажурчала в кружке вода.</w:t>
+      <w:r>
+        <w:t>Пшикнул диспенсер, зажурчала в кружке вода.</w:t>
       </w:r>
     </w:p>
     <w:p>
@@ -24018,15 +23118,7 @@
         <w:t xml:space="preserve">Какая разница, сколько лет изучаем? </w:t>
       </w:r>
       <w:r>
-        <w:t xml:space="preserve">Я вообще в </w:t>
-      </w:r>
-      <w:proofErr w:type="spellStart"/>
-      <w:r>
-        <w:t>химлабе</w:t>
-      </w:r>
-      <w:proofErr w:type="spellEnd"/>
-      <w:r>
-        <w:t xml:space="preserve"> сижу, откуда мне знать?</w:t>
+        <w:t>Я вообще в химлабе сижу, откуда мне знать?</w:t>
       </w:r>
     </w:p>
     <w:p>
@@ -24106,15 +23198,7 @@
     </w:p>
     <w:p>
       <w:r>
-        <w:t xml:space="preserve">Сбой в </w:t>
-      </w:r>
-      <w:proofErr w:type="spellStart"/>
-      <w:r>
-        <w:t>гравитонной</w:t>
-      </w:r>
-      <w:proofErr w:type="spellEnd"/>
-      <w:r>
-        <w:t xml:space="preserve"> камере?</w:t>
+        <w:t>Сбой в гравитонной камере?</w:t>
       </w:r>
     </w:p>
     <w:p>
@@ -24617,13 +23701,8 @@
       </w:r>
     </w:p>
     <w:p>
-      <w:proofErr w:type="spellStart"/>
-      <w:r>
-        <w:t>Гравитонный</w:t>
-      </w:r>
-      <w:proofErr w:type="spellEnd"/>
-      <w:r>
-        <w:t xml:space="preserve"> привод едва работал.</w:t>
+      <w:r>
+        <w:t>Гравитонный привод едва работал.</w:t>
       </w:r>
     </w:p>
     <w:p>
@@ -24712,15 +23791,7 @@
     </w:p>
     <w:p>
       <w:r>
-        <w:t xml:space="preserve">Глаза мои уже немного привыкли к расходящейся тряске и мелькающему свету. Я узнал искривлённое лицо </w:t>
-      </w:r>
-      <w:proofErr w:type="spellStart"/>
-      <w:r>
-        <w:t>Мицюкина</w:t>
-      </w:r>
-      <w:proofErr w:type="spellEnd"/>
-      <w:r>
-        <w:t xml:space="preserve">, который </w:t>
+        <w:t xml:space="preserve">Глаза мои уже немного привыкли к расходящейся тряске и мелькающему свету. Я узнал искривлённое лицо Мицюкина, который </w:t>
       </w:r>
       <w:r>
         <w:t>жёг</w:t>
@@ -24735,13 +23806,8 @@
       </w:r>
     </w:p>
     <w:p>
-      <w:proofErr w:type="spellStart"/>
-      <w:r>
-        <w:t>Мицюкина</w:t>
-      </w:r>
-      <w:proofErr w:type="spellEnd"/>
-      <w:r>
-        <w:t xml:space="preserve"> перекосило, как засбоившую машину. Резак, изрыгнув последнюю струю пламени, погас у него в руке, и он уставился на меня, как на чудище из ночного кошмара. Появилось ещё несколько теней, вылезших из </w:t>
+      <w:r>
+        <w:t xml:space="preserve">Мицюкина перекосило, как засбоившую машину. Резак, изрыгнув последнюю струю пламени, погас у него в руке, и он уставился на меня, как на чудище из ночного кошмара. Появилось ещё несколько теней, вылезших из </w:t>
       </w:r>
       <w:r>
         <w:lastRenderedPageBreak/>
@@ -24868,11 +23934,9 @@
       <w:r>
         <w:t xml:space="preserve">Всё перед глазами завязло в крови. Я решил, что огонь с реактивной тягой рвётся ко мне навстречу. Раскинул руки, ожидая избавления от этого ревущего ада, но огонь отступил, превратившись в </w:t>
       </w:r>
-      <w:proofErr w:type="spellStart"/>
       <w:r>
         <w:t>стробящие</w:t>
       </w:r>
-      <w:proofErr w:type="spellEnd"/>
       <w:r>
         <w:t>, как иллюминация, аварийные люминофоры.</w:t>
       </w:r>
@@ -25266,15 +24330,7 @@
     </w:p>
     <w:p>
       <w:r>
-        <w:t xml:space="preserve">Тяжёлый тёмный взгляд </w:t>
-      </w:r>
-      <w:proofErr w:type="spellStart"/>
-      <w:r>
-        <w:t>Мицюкина</w:t>
-      </w:r>
-      <w:proofErr w:type="spellEnd"/>
-      <w:r>
-        <w:t xml:space="preserve"> прожигал насквозь. </w:t>
+        <w:t xml:space="preserve">Тяжёлый тёмный взгляд Мицюкина прожигал насквозь. </w:t>
       </w:r>
     </w:p>
     <w:p>
@@ -25314,15 +24370,7 @@
     </w:p>
     <w:p>
       <w:r>
-        <w:t xml:space="preserve">Тень </w:t>
-      </w:r>
-      <w:proofErr w:type="spellStart"/>
-      <w:r>
-        <w:t>Мицюкина</w:t>
-      </w:r>
-      <w:proofErr w:type="spellEnd"/>
-      <w:r>
-        <w:t xml:space="preserve"> нависала надо мной, прижимала к стене. Я невольно попятился, задел за что-то ногой и едва не свалился на пол.</w:t>
+        <w:t>Тень Мицюкина нависала надо мной, прижимала к стене. Я невольно попятился, задел за что-то ногой и едва не свалился на пол.</w:t>
       </w:r>
     </w:p>
     <w:p>
@@ -26437,15 +25485,7 @@
     </w:p>
     <w:p>
       <w:r>
-        <w:t xml:space="preserve">Вера подбежала, вышла из аварийного мрака, как из </w:t>
-      </w:r>
-      <w:proofErr w:type="spellStart"/>
-      <w:r>
-        <w:t>бранка</w:t>
-      </w:r>
-      <w:proofErr w:type="spellEnd"/>
-      <w:r>
-        <w:t>, и обхватила меня за плечи. Я остолбенел. Дыхание перехватило от радости. Я прижался к её губам.</w:t>
+        <w:t>Вера подбежала, вышла из аварийного мрака, как из бранка, и обхватила меня за плечи. Я остолбенел. Дыхание перехватило от радости. Я прижался к её губам.</w:t>
       </w:r>
     </w:p>
     <w:p>
@@ -26635,15 +25675,7 @@
     </w:p>
     <w:p>
       <w:r>
-        <w:t xml:space="preserve">Камеру с </w:t>
-      </w:r>
-      <w:proofErr w:type="spellStart"/>
-      <w:r>
-        <w:t>нуболидами</w:t>
-      </w:r>
-      <w:proofErr w:type="spellEnd"/>
-      <w:r>
-        <w:t xml:space="preserve"> закрывала дымная пелена.</w:t>
+        <w:t>Камеру с нуболидами закрывала дымная пелена.</w:t>
       </w:r>
     </w:p>
     <w:p>
@@ -27473,15 +26505,7 @@
     </w:p>
     <w:p>
       <w:r>
-        <w:t xml:space="preserve">У выхода в коридор Майоров спорил о чём-то с </w:t>
-      </w:r>
-      <w:proofErr w:type="spellStart"/>
-      <w:r>
-        <w:t>Мицюкиным</w:t>
-      </w:r>
-      <w:proofErr w:type="spellEnd"/>
-      <w:r>
-        <w:t xml:space="preserve"> — так яростно и увлечённо, что даже не обратил на меня внимания. На скамейке у стены сидела Симонова, опрятная, с затянутыми в пучок волосами — ударница труда с цветастого плаката, которая прихорошилась, но не слишком, чтобы отправиться на работу, в вопящий цех, по утру. Она посмотрела на меня тёмным испуганным взглядом.</w:t>
+        <w:t>У выхода в коридор Майоров спорил о чём-то с Мицюкиным — так яростно и увлечённо, что даже не обратил на меня внимания. На скамейке у стены сидела Симонова, опрятная, с затянутыми в пучок волосами — ударница труда с цветастого плаката, которая прихорошилась, но не слишком, чтобы отправиться на работу, в вопящий цех, по утру. Она посмотрела на меня тёмным испуганным взглядом.</w:t>
       </w:r>
     </w:p>
     <w:p>
@@ -27638,15 +26662,7 @@
     </w:p>
     <w:p>
       <w:r>
-        <w:t xml:space="preserve">— Петя, — сказала она и тут же добавила, заметив мой недоумённый взгляд: — Пётр </w:t>
-      </w:r>
-      <w:proofErr w:type="spellStart"/>
-      <w:r>
-        <w:t>Верховенцев</w:t>
-      </w:r>
-      <w:proofErr w:type="spellEnd"/>
-      <w:r>
-        <w:t xml:space="preserve"> из химической. Он в реанимации, это третий отсек. А то я что-то боюсь.</w:t>
+        <w:t>— Петя, — сказала она и тут же добавила, заметив мой недоумённый взгляд: — Пётр Верховенцев из химической. Он в реанимации, это третий отсек. А то я что-то боюсь.</w:t>
       </w:r>
     </w:p>
     <w:p>
@@ -27682,15 +26698,7 @@
     </w:p>
     <w:p>
       <w:r>
-        <w:t xml:space="preserve">— Какого чёрта ты вообще на этот уровень </w:t>
-      </w:r>
-      <w:proofErr w:type="spellStart"/>
-      <w:r>
-        <w:t>попёрся</w:t>
-      </w:r>
-      <w:proofErr w:type="spellEnd"/>
-      <w:r>
-        <w:t>?</w:t>
+        <w:t>— Какого чёрта ты вообще на этот уровень попёрся?</w:t>
       </w:r>
     </w:p>
     <w:p>
@@ -27727,15 +26735,7 @@
     <w:p>
       <w:r>
         <w:lastRenderedPageBreak/>
-        <w:t xml:space="preserve">— Мы уже на второй круг пошли, — спокойно ответил Мицюкин. — </w:t>
-      </w:r>
-      <w:proofErr w:type="gramStart"/>
-      <w:r>
-        <w:t>На текущий момент</w:t>
-      </w:r>
-      <w:proofErr w:type="gramEnd"/>
-      <w:r>
-        <w:t xml:space="preserve"> я не готов подпускать кого-либо из вашей команды ни к ремонту, ни к управлению станцией. Если бы мой оператор не решил себе горло перерезать, ничего бы из этого не произошло.</w:t>
+        <w:t>— Мы уже на второй круг пошли, — спокойно ответил Мицюкин. — На текущий момент я не готов подпускать кого-либо из вашей команды ни к ремонту, ни к управлению станцией. Если бы мой оператор не решил себе горло перерезать, ничего бы из этого не произошло.</w:t>
       </w:r>
     </w:p>
     <w:p>
@@ -27822,15 +26822,7 @@
     </w:p>
     <w:p>
       <w:r>
-        <w:t xml:space="preserve">— Мы, — этот долгий слог едва не застрял у </w:t>
-      </w:r>
-      <w:proofErr w:type="spellStart"/>
-      <w:r>
-        <w:t>Мицюкина</w:t>
-      </w:r>
-      <w:proofErr w:type="spellEnd"/>
-      <w:r>
-        <w:t xml:space="preserve"> в горле, — проводим ремонт двигательных модулей. Спасибо вам за участие, но ваша помощь пока не требуется.</w:t>
+        <w:t>— Мы, — этот долгий слог едва не застрял у Мицюкина в горле, — проводим ремонт двигательных модулей. Спасибо вам за участие, но ваша помощь пока не требуется.</w:t>
       </w:r>
     </w:p>
     <w:p>
@@ -27922,15 +26914,7 @@
         <w:t>Что хотите</w:t>
       </w:r>
       <w:r>
-        <w:t xml:space="preserve">? — Губы у </w:t>
-      </w:r>
-      <w:proofErr w:type="spellStart"/>
-      <w:r>
-        <w:t>Мицюкина</w:t>
-      </w:r>
-      <w:proofErr w:type="spellEnd"/>
-      <w:r>
-        <w:t xml:space="preserve"> задрожали.</w:t>
+        <w:t>? — Губы у Мицюкина задрожали.</w:t>
       </w:r>
     </w:p>
     <w:p>
@@ -27968,15 +26952,7 @@
     </w:p>
     <w:p>
       <w:r>
-        <w:t xml:space="preserve">Я подумал, что на месте </w:t>
-      </w:r>
-      <w:proofErr w:type="spellStart"/>
-      <w:r>
-        <w:t>Мицюкина</w:t>
-      </w:r>
-      <w:proofErr w:type="spellEnd"/>
-      <w:r>
-        <w:t xml:space="preserve"> тоже не подпустил бы никого из нас ни к ремонту двигательных модулей, ни к управлению станцией.</w:t>
+        <w:t>Я подумал, что на месте Мицюкина тоже не подпустил бы никого из нас ни к ремонту двигательных модулей, ни к управлению станцией.</w:t>
       </w:r>
     </w:p>
     <w:p>
@@ -28017,15 +26993,7 @@
     </w:p>
     <w:p>
       <w:r>
-        <w:t xml:space="preserve">— Меня просили узнать про </w:t>
-      </w:r>
-      <w:proofErr w:type="spellStart"/>
-      <w:r>
-        <w:t>Верховенцева</w:t>
-      </w:r>
-      <w:proofErr w:type="spellEnd"/>
-      <w:r>
-        <w:t>.</w:t>
+        <w:t>— Меня просили узнать про Верховенцева.</w:t>
       </w:r>
     </w:p>
     <w:p>
@@ -28035,15 +27003,7 @@
     </w:p>
     <w:p>
       <w:r>
-        <w:t xml:space="preserve">— По поводу </w:t>
-      </w:r>
-      <w:proofErr w:type="spellStart"/>
-      <w:r>
-        <w:t>Верховенцева</w:t>
-      </w:r>
-      <w:proofErr w:type="spellEnd"/>
-      <w:r>
-        <w:t xml:space="preserve"> ничего сказать не могу, — ответил Синицын. — Состояние тяжёлое, насколько я могу судить. Сложно пока что-то обещать. Скажите, что он стабилен, но в сознание не приходил.</w:t>
+        <w:t>— По поводу Верховенцева ничего сказать не могу, — ответил Синицын. — Состояние тяжёлое, насколько я могу судить. Сложно пока что-то обещать. Скажите, что он стабилен, но в сознание не приходил.</w:t>
       </w:r>
     </w:p>
     <w:p>
@@ -28134,15 +27094,7 @@
     </w:p>
     <w:p>
       <w:r>
-        <w:t xml:space="preserve">— В </w:t>
-      </w:r>
-      <w:proofErr w:type="spellStart"/>
-      <w:r>
-        <w:t>химлабе</w:t>
-      </w:r>
-      <w:proofErr w:type="spellEnd"/>
-      <w:r>
-        <w:t>. Я потом объясню.</w:t>
+        <w:t>— В химлабе. Я потом объясню.</w:t>
       </w:r>
     </w:p>
     <w:p>
@@ -28183,15 +27135,7 @@
     </w:p>
     <w:p>
       <w:r>
-        <w:t xml:space="preserve">— Прошу вас, Сергей Владимирович, я же просил! — Голос Андреева вновь сорвался в кашель, сухой и судорожный, как при лихорадке. Он ссутулился, нависнув своим исполинским ростом над собравшимися, и прижал распяленную пятерню к груди. — Да, мы всё равно падаем, — проговорил он сквозь едва сдерживаемые спазмы. — Но это временно. Ведутся ремонтные работы, подключены наши </w:t>
-      </w:r>
-      <w:proofErr w:type="gramStart"/>
-      <w:r>
-        <w:t>лучшие специалисты</w:t>
-      </w:r>
-      <w:proofErr w:type="gramEnd"/>
-      <w:r>
-        <w:t>. Ремонтными работами руководит Константин Игоревич Мицюкин, вы все его прекрасно знаете.</w:t>
+        <w:t>— Прошу вас, Сергей Владимирович, я же просил! — Голос Андреева вновь сорвался в кашель, сухой и судорожный, как при лихорадке. Он ссутулился, нависнув своим исполинским ростом над собравшимися, и прижал распяленную пятерню к груди. — Да, мы всё равно падаем, — проговорил он сквозь едва сдерживаемые спазмы. — Но это временно. Ведутся ремонтные работы, подключены наши лучшие специалисты. Ремонтными работами руководит Константин Игоревич Мицюкин, вы все его прекрасно знаете.</w:t>
       </w:r>
     </w:p>
     <w:p>
@@ -28294,15 +27238,7 @@
         <w:t xml:space="preserve">— Товарищи! — проголосил Андреев. Кадык у него взволнованно заёрзал вверх и вниз. — Надо понимать, что эвакуация — это вопрос нескольких месяцев! Пока </w:t>
       </w:r>
       <w:r>
-        <w:t xml:space="preserve">что </w:t>
-      </w:r>
-      <w:proofErr w:type="gramStart"/>
-      <w:r>
-        <w:t>главный приоритет</w:t>
-      </w:r>
-      <w:proofErr w:type="gramEnd"/>
-      <w:r>
-        <w:t xml:space="preserve"> —</w:t>
+        <w:t>что главный приоритет —</w:t>
       </w:r>
       <w:r>
         <w:t xml:space="preserve"> </w:t>
@@ -28708,15 +27644,7 @@
     </w:p>
     <w:p>
       <w:r>
-        <w:t xml:space="preserve">Другая команда специалистов, о которой говорил Андреев, состояла из одной Веры. Если не считать меня. Руководителя химической лаборатории на глазах у Веры запаковали в чёрный мешок, а </w:t>
-      </w:r>
-      <w:proofErr w:type="spellStart"/>
-      <w:r>
-        <w:t>Верховенцев</w:t>
-      </w:r>
-      <w:proofErr w:type="spellEnd"/>
-      <w:r>
-        <w:t xml:space="preserve"> лежал в реанимации, подключённый к ревущему от перебоев пульса аппарату.</w:t>
+        <w:t>Другая команда специалистов, о которой говорил Андреев, состояла из одной Веры. Если не считать меня. Руководителя химической лаборатории на глазах у Веры запаковали в чёрный мешок, а Верховенцев лежал в реанимации, подключённый к ревущему от перебоев пульса аппарату.</w:t>
       </w:r>
     </w:p>
     <w:p>
@@ -29018,15 +27946,7 @@
     </w:p>
     <w:p>
       <w:r>
-        <w:t xml:space="preserve">— Он так работает, к сожалению. Не всегда с первого раза. — Вера всмотрелась в </w:t>
-      </w:r>
-      <w:proofErr w:type="spellStart"/>
-      <w:r>
-        <w:t>мреющие</w:t>
-      </w:r>
-      <w:proofErr w:type="spellEnd"/>
-      <w:r>
-        <w:t xml:space="preserve"> строчки. — Надеюсь, анализатор не сдох.</w:t>
+        <w:t>— Он так работает, к сожалению. Не всегда с первого раза. — Вера всмотрелась в мреющие строчки. — Надеюсь, анализатор не сдох.</w:t>
       </w:r>
     </w:p>
     <w:p>
@@ -29258,15 +28178,7 @@
         <w:t>С</w:t>
       </w:r>
       <w:r>
-        <w:t xml:space="preserve">бой в </w:t>
-      </w:r>
-      <w:proofErr w:type="spellStart"/>
-      <w:r>
-        <w:t>гравитонной</w:t>
-      </w:r>
-      <w:proofErr w:type="spellEnd"/>
-      <w:r>
-        <w:t xml:space="preserve"> камере. Просто сбой. Такой же, как раньше. Качка.</w:t>
+        <w:t>бой в гравитонной камере. Просто сбой. Такой же, как раньше. Качка.</w:t>
       </w:r>
     </w:p>
     <w:p>
@@ -29340,15 +28252,7 @@
         <w:t>Е</w:t>
       </w:r>
       <w:r>
-        <w:t xml:space="preserve">сли хочешь, иди к своему </w:t>
-      </w:r>
-      <w:proofErr w:type="spellStart"/>
-      <w:r>
-        <w:t>Мицюкину</w:t>
-      </w:r>
-      <w:proofErr w:type="spellEnd"/>
-      <w:r>
-        <w:t>. Вдруг он передумает. Будешь там под его присмотром гайки крутить. А я сама справлюсь.</w:t>
+        <w:t>сли хочешь, иди к своему Мицюкину. Вдруг он передумает. Будешь там под его присмотром гайки крутить. А я сама справлюсь.</w:t>
       </w:r>
     </w:p>
     <w:p>
@@ -29358,15 +28262,7 @@
     </w:p>
     <w:p>
       <w:r>
-        <w:t xml:space="preserve">— Прости. Я тебя тут одну не оставлю. Нет никакого смысла с </w:t>
-      </w:r>
-      <w:proofErr w:type="spellStart"/>
-      <w:r>
-        <w:t>Мицюкиным</w:t>
-      </w:r>
-      <w:proofErr w:type="spellEnd"/>
-      <w:r>
-        <w:t xml:space="preserve"> пререкаться. Ни к чему он меня не подпустит, это я уже понял.</w:t>
+        <w:t>— Прости. Я тебя тут одну не оставлю. Нет никакого смысла с Мицюкиным пререкаться. Ни к чему он меня не подпустит, это я уже понял.</w:t>
       </w:r>
     </w:p>
     <w:p>
@@ -29381,15 +28277,7 @@
     </w:p>
     <w:p>
       <w:r>
-        <w:t xml:space="preserve">— Надо собрать образцы. Что там в каюте Марутяна творится, я не знаю, могут не пускать никого. Как и в лабораторию. К </w:t>
-      </w:r>
-      <w:proofErr w:type="spellStart"/>
-      <w:r>
-        <w:t>Марутяну</w:t>
-      </w:r>
-      <w:proofErr w:type="spellEnd"/>
-      <w:r>
-        <w:t xml:space="preserve"> я попробую сама сходить, ко мне спокойнее отнесутся.</w:t>
+        <w:t>— Надо собрать образцы. Что там в каюте Марутяна творится, я не знаю, могут не пускать никого. Как и в лабораторию. К Марутяну я попробую сама сходить, ко мне спокойнее отнесутся.</w:t>
       </w:r>
     </w:p>
     <w:p>
@@ -29621,15 +28509,7 @@
     <w:p>
       <w:r>
         <w:lastRenderedPageBreak/>
-        <w:t xml:space="preserve">— Я не предлагаю здесь сидеть. Пойдём к </w:t>
-      </w:r>
-      <w:proofErr w:type="spellStart"/>
-      <w:r>
-        <w:t>Мицюкину</w:t>
-      </w:r>
-      <w:proofErr w:type="spellEnd"/>
-      <w:r>
-        <w:t xml:space="preserve"> или Андрееву, спорить будем, нашу правду-матку отстаивать. А парня оставь. Он тоже полезным делом занимается.</w:t>
+        <w:t>— Я не предлагаю здесь сидеть. Пойдём к Мицюкину или Андрееву, спорить будем, нашу правду-матку отстаивать. А парня оставь. Он тоже полезным делом занимается.</w:t>
       </w:r>
     </w:p>
     <w:p>
@@ -30596,26 +29476,13 @@
       <w:r>
         <w:t xml:space="preserve">вообще </w:t>
       </w:r>
-      <w:proofErr w:type="spellStart"/>
-      <w:r>
-        <w:t>попёрся</w:t>
-      </w:r>
-      <w:proofErr w:type="spellEnd"/>
-      <w:r>
-        <w:t xml:space="preserve"> в лабораторию?</w:t>
-      </w:r>
-    </w:p>
-    <w:p>
-      <w:r>
-        <w:t xml:space="preserve">За спиной у </w:t>
-      </w:r>
-      <w:proofErr w:type="spellStart"/>
-      <w:r>
-        <w:t>Мицюкина</w:t>
-      </w:r>
-      <w:proofErr w:type="spellEnd"/>
-      <w:r>
-        <w:t xml:space="preserve"> материализовался неизменно следующий за ним Лысанов.</w:t>
+      <w:r>
+        <w:t>попёрся в лабораторию?</w:t>
+      </w:r>
+    </w:p>
+    <w:p>
+      <w:r>
+        <w:t>За спиной у Мицюкина материализовался неизменно следующий за ним Лысанов.</w:t>
       </w:r>
     </w:p>
     <w:p>
@@ -30689,15 +29556,7 @@
     </w:p>
     <w:p>
       <w:r>
-        <w:t xml:space="preserve">Он открыл дверь в лабораторию и отвёл глаза от пролившегося наружу красного света. Кто-то наблюдал за </w:t>
-      </w:r>
-      <w:proofErr w:type="spellStart"/>
-      <w:r>
-        <w:t>нуболидами</w:t>
-      </w:r>
-      <w:proofErr w:type="spellEnd"/>
-      <w:r>
-        <w:t>, но забыл отключить подкрашенное, как в комнате для проявки фотографий, освещение.</w:t>
+        <w:t>Он открыл дверь в лабораторию и отвёл глаза от пролившегося наружу красного света. Кто-то наблюдал за нуболидами, но забыл отключить подкрашенное, как в комнате для проявки фотографий, освещение.</w:t>
       </w:r>
     </w:p>
     <w:p>
@@ -30822,23 +29681,7 @@
     </w:p>
     <w:p>
       <w:r>
-        <w:t xml:space="preserve">— Удобно как! — прорычал Мицюкин. — Хорошо что </w:t>
-      </w:r>
-      <w:proofErr w:type="spellStart"/>
-      <w:r>
-        <w:t>Верховенцеву</w:t>
-      </w:r>
-      <w:proofErr w:type="spellEnd"/>
-      <w:r>
-        <w:t xml:space="preserve"> с </w:t>
-      </w:r>
-      <w:proofErr w:type="spellStart"/>
-      <w:r>
-        <w:t>Кавинским</w:t>
-      </w:r>
-      <w:proofErr w:type="spellEnd"/>
-      <w:r>
-        <w:t xml:space="preserve"> уже ничего не требуется!</w:t>
+        <w:t>— Удобно как! — прорычал Мицюкин. — Хорошо что Верховенцеву с Кавинским уже ничего не требуется!</w:t>
       </w:r>
     </w:p>
     <w:p>
@@ -30853,23 +29696,7 @@
     </w:p>
     <w:p>
       <w:r>
-        <w:t xml:space="preserve">— А </w:t>
-      </w:r>
-      <w:proofErr w:type="spellStart"/>
-      <w:r>
-        <w:t>Верховенцев</w:t>
-      </w:r>
-      <w:proofErr w:type="spellEnd"/>
-      <w:r>
-        <w:t xml:space="preserve"> в чём виноват? А </w:t>
-      </w:r>
-      <w:proofErr w:type="spellStart"/>
-      <w:r>
-        <w:t>Кавинский</w:t>
-      </w:r>
-      <w:proofErr w:type="spellEnd"/>
-      <w:r>
-        <w:t>? И ты собираешься время на него тратить? Всё с ним будет в порядке. До суда оклемается.</w:t>
+        <w:t>— А Верховенцев в чём виноват? А Кавинский? И ты собираешься время на него тратить? Всё с ним будет в порядке. До суда оклемается.</w:t>
       </w:r>
     </w:p>
     <w:p>
@@ -30952,15 +29779,7 @@
     </w:p>
     <w:p>
       <w:r>
-        <w:t xml:space="preserve">В соседнем отсеке Минаева спорила с </w:t>
-      </w:r>
-      <w:proofErr w:type="spellStart"/>
-      <w:r>
-        <w:t>Мицюкиным</w:t>
-      </w:r>
-      <w:proofErr w:type="spellEnd"/>
-      <w:r>
-        <w:t xml:space="preserve"> — я слышал их голоса, но не различал ни единого слова.</w:t>
+        <w:t>В соседнем отсеке Минаева спорила с Мицюкиным — я слышал их голоса, но не различал ни единого слова.</w:t>
       </w:r>
     </w:p>
     <w:p>
@@ -31094,15 +29913,7 @@
         <w:t>П</w:t>
       </w:r>
       <w:r>
-        <w:t xml:space="preserve">робирка разбилась, мне надо сходить за новой. У нас в </w:t>
-      </w:r>
-      <w:proofErr w:type="spellStart"/>
-      <w:r>
-        <w:t>химлабе</w:t>
-      </w:r>
-      <w:proofErr w:type="spellEnd"/>
-      <w:r>
-        <w:t xml:space="preserve"> должны ещё быть.</w:t>
+        <w:t>робирка разбилась, мне надо сходить за новой. У нас в химлабе должны ещё быть.</w:t>
       </w:r>
     </w:p>
     <w:p>
@@ -31148,15 +29959,7 @@
         <w:t>В</w:t>
       </w:r>
       <w:r>
-        <w:t xml:space="preserve"> </w:t>
-      </w:r>
-      <w:proofErr w:type="spellStart"/>
-      <w:r>
-        <w:t>гравитонной</w:t>
-      </w:r>
-      <w:proofErr w:type="spellEnd"/>
-      <w:r>
-        <w:t xml:space="preserve"> камере вновь начались электронные судороги.</w:t>
+        <w:t xml:space="preserve"> гравитонной камере вновь начались электронные судороги.</w:t>
       </w:r>
     </w:p>
     <w:p>
@@ -31569,15 +30372,7 @@
     </w:p>
     <w:p>
       <w:r>
-        <w:t xml:space="preserve">— Зачем вам столько фибры в </w:t>
-      </w:r>
-      <w:proofErr w:type="spellStart"/>
-      <w:r>
-        <w:t>химлабе</w:t>
-      </w:r>
-      <w:proofErr w:type="spellEnd"/>
-      <w:r>
-        <w:t xml:space="preserve">? К тому же закрытой на ключ. Как раз в том ящике, который ты </w:t>
+        <w:t xml:space="preserve">— Зачем вам столько фибры в химлабе? К тому же закрытой на ключ. Как раз в том ящике, который ты </w:t>
       </w:r>
       <w:r>
         <w:t>открывать</w:t>
@@ -31588,15 +30383,7 @@
     </w:p>
     <w:p>
       <w:r>
-        <w:t xml:space="preserve">— Олег! — Вера нервно дёрнула за лямку висящей на плече сумки, шагнула ко мне и остановилась, не решилась подойти слишком близко. — Ты о чём вообще говоришь? Откуда я знаю, что лежит в </w:t>
-      </w:r>
-      <w:proofErr w:type="spellStart"/>
-      <w:r>
-        <w:t>химлабе</w:t>
-      </w:r>
-      <w:proofErr w:type="spellEnd"/>
-      <w:r>
-        <w:t xml:space="preserve">! Ты же видел, там полный бардак! У нас и работы-то последний год толковой не было, не лаборатория, а сплошная свалка. </w:t>
+        <w:t xml:space="preserve">— Олег! — Вера нервно дёрнула за лямку висящей на плече сумки, шагнула ко мне и остановилась, не решилась подойти слишком близко. — Ты о чём вообще говоришь? Откуда я знаю, что лежит в химлабе! Ты же видел, там полный бардак! У нас и работы-то последний год толковой не было, не лаборатория, а сплошная свалка. </w:t>
       </w:r>
       <w:r>
         <w:t>Наверное</w:t>
@@ -32126,15 +30913,7 @@
         <w:t>карточку</w:t>
       </w:r>
       <w:r>
-        <w:t xml:space="preserve">. </w:t>
-      </w:r>
-      <w:proofErr w:type="spellStart"/>
-      <w:r>
-        <w:t>Верховенцев</w:t>
-      </w:r>
-      <w:proofErr w:type="spellEnd"/>
-      <w:r>
-        <w:t>.</w:t>
+        <w:t>. Верховенцев.</w:t>
       </w:r>
     </w:p>
     <w:p>
@@ -32149,15 +30928,7 @@
     </w:p>
     <w:p>
       <w:r>
-        <w:t xml:space="preserve">Несколько часов назад здесь сидела Симонова, пока я пытался разузнать о </w:t>
-      </w:r>
-      <w:proofErr w:type="spellStart"/>
-      <w:r>
-        <w:t>Верховенцеве</w:t>
-      </w:r>
-      <w:proofErr w:type="spellEnd"/>
-      <w:r>
-        <w:t xml:space="preserve"> — у того самого человека, который зарезал его </w:t>
+        <w:t xml:space="preserve">Несколько часов назад здесь сидела Симонова, пока я пытался разузнать о Верховенцеве — у того самого человека, который зарезал его </w:t>
       </w:r>
       <w:r>
         <w:t>скальпелем</w:t>
@@ -32169,15 +30940,7 @@
         <w:t>,</w:t>
       </w:r>
       <w:r>
-        <w:t xml:space="preserve"> казалось, стоит зажмурить глаза, и время покатится вспять, как поставленная на перемотку запись. Я ведь даже ни разу не видел этого </w:t>
-      </w:r>
-      <w:proofErr w:type="spellStart"/>
-      <w:r>
-        <w:t>Верховенцева</w:t>
-      </w:r>
-      <w:proofErr w:type="spellEnd"/>
-      <w:r>
-        <w:t xml:space="preserve"> до катастрофы, но всё равно что-то болезненно ныло в груди, как вымотанная бегом мышца.</w:t>
+        <w:t xml:space="preserve"> казалось, стоит зажмурить глаза, и время покатится вспять, как поставленная на перемотку запись. Я ведь даже ни разу не видел этого Верховенцева до катастрофы, но всё равно что-то болезненно ныло в груди, как вымотанная бегом мышца.</w:t>
       </w:r>
     </w:p>
     <w:p>
@@ -33546,113 +32309,73 @@
     </w:p>
     <w:p>
       <w:r>
-        <w:t xml:space="preserve">— Да, странный дефект. Или она моток проволоки проглотила. Или… — Я положил снимок на стол. — Или это </w:t>
-      </w:r>
-      <w:proofErr w:type="spellStart"/>
-      <w:r>
-        <w:t>нуболид</w:t>
-      </w:r>
-      <w:proofErr w:type="spellEnd"/>
+        <w:t>— Да, странный дефект. Или она моток проволоки проглотила. Или… — Я положил снимок на стол. — Или это нуболид.</w:t>
+      </w:r>
+    </w:p>
+    <w:p>
+      <w:r>
+        <w:lastRenderedPageBreak/>
+        <w:t>— Нуболид в человеческом теле, — прошептала Вера. —</w:t>
+      </w:r>
+      <w:r>
+        <w:t xml:space="preserve"> </w:t>
+      </w:r>
+      <w:r>
+        <w:t>Мне бы такое в кошмарном сне не приснилось!</w:t>
+      </w:r>
+    </w:p>
+    <w:p>
+      <w:r>
+        <w:t>На мгновение перед глазами мелькнул поблекший уже образ — Вера, идущая ко мне навстречу вопреки урагану, тонкие алые нити, прорастающие у неё из груди.</w:t>
+      </w:r>
+    </w:p>
+    <w:p>
+      <w:r>
+        <w:t>— Вскрытие мы с тобой всё равно не сделаем, — сказал я. — К тому же для нас это ничего не изменит.</w:t>
+      </w:r>
+    </w:p>
+    <w:p>
+      <w:r>
+        <w:t xml:space="preserve">— </w:t>
+      </w:r>
+      <w:r>
+        <w:t>Р</w:t>
+      </w:r>
+      <w:r>
+        <w:t>ентген я всё же сделаю</w:t>
+      </w:r>
+      <w:r>
+        <w:t>, — ответила Вера. —</w:t>
+      </w:r>
+      <w:r>
+        <w:t xml:space="preserve"> Вдруг это сбой, а мы тут напридумали всякой ерунды.</w:t>
+      </w:r>
+    </w:p>
+    <w:p>
+      <w:r>
+        <w:t>— Если это сбой, — сказал я, — то мы потратили время, а времени у нас как раз и нет. А если не сбой…</w:t>
+      </w:r>
+    </w:p>
+    <w:p>
+      <w:r>
+        <w:t xml:space="preserve">— То, что? — тихо спросила </w:t>
+      </w:r>
+      <w:r>
+        <w:t>Вера</w:t>
+      </w:r>
       <w:r>
         <w:t>.</w:t>
       </w:r>
     </w:p>
     <w:p>
       <w:r>
-        <w:lastRenderedPageBreak/>
-        <w:t xml:space="preserve">— </w:t>
-      </w:r>
-      <w:proofErr w:type="spellStart"/>
-      <w:r>
-        <w:t>Нуболид</w:t>
-      </w:r>
-      <w:proofErr w:type="spellEnd"/>
-      <w:r>
-        <w:t xml:space="preserve"> в человеческом теле, — прошептала Вера. —</w:t>
-      </w:r>
-      <w:r>
-        <w:t xml:space="preserve"> </w:t>
-      </w:r>
-      <w:r>
-        <w:t>Мне бы такое в кошмарном сне не приснилось!</w:t>
-      </w:r>
-    </w:p>
-    <w:p>
-      <w:r>
-        <w:t>На мгновение перед глазами мелькнул поблекший уже образ — Вера, идущая ко мне навстречу вопреки урагану, тонкие алые нити, прорастающие у неё из груди.</w:t>
-      </w:r>
-    </w:p>
-    <w:p>
-      <w:r>
-        <w:t>— Вскрытие мы с тобой всё равно не сделаем, — сказал я. — К тому же для нас это ничего не изменит.</w:t>
-      </w:r>
-    </w:p>
-    <w:p>
-      <w:r>
-        <w:t xml:space="preserve">— </w:t>
-      </w:r>
-      <w:r>
-        <w:t>Р</w:t>
-      </w:r>
-      <w:r>
-        <w:t>ентген я всё же сделаю</w:t>
-      </w:r>
-      <w:r>
-        <w:t>, — ответила Вера. —</w:t>
-      </w:r>
-      <w:r>
-        <w:t xml:space="preserve"> Вдруг это сбой, а мы тут </w:t>
-      </w:r>
-      <w:proofErr w:type="spellStart"/>
-      <w:r>
-        <w:t>напридумали</w:t>
-      </w:r>
-      <w:proofErr w:type="spellEnd"/>
-      <w:r>
-        <w:t xml:space="preserve"> всякой ерунды.</w:t>
-      </w:r>
-    </w:p>
-    <w:p>
-      <w:r>
-        <w:t>— Если это сбой, — сказал я, — то мы потратили время, а времени у нас как раз и нет. А если не сбой…</w:t>
-      </w:r>
-    </w:p>
-    <w:p>
-      <w:r>
-        <w:t xml:space="preserve">— То, что? — тихо спросила </w:t>
-      </w:r>
-      <w:r>
-        <w:t>Вера</w:t>
-      </w:r>
-      <w:r>
-        <w:t>.</w:t>
-      </w:r>
-    </w:p>
-    <w:p>
-      <w:r>
-        <w:t xml:space="preserve">— Получается, мы ходим через червоточины благодаря </w:t>
-      </w:r>
-      <w:proofErr w:type="spellStart"/>
-      <w:r>
-        <w:t>нуболидам</w:t>
-      </w:r>
-      <w:proofErr w:type="spellEnd"/>
-      <w:r>
-        <w:t xml:space="preserve">? — </w:t>
+        <w:t xml:space="preserve">— Получается, мы ходим через червоточины благодаря нуболидам? — </w:t>
       </w:r>
       <w:r>
         <w:t>проговорил</w:t>
       </w:r>
       <w:r>
-        <w:t xml:space="preserve"> я. — </w:t>
-      </w:r>
-      <w:proofErr w:type="spellStart"/>
-      <w:r>
-        <w:t>Нуболид</w:t>
-      </w:r>
-      <w:proofErr w:type="spellEnd"/>
-      <w:r>
-        <w:t xml:space="preserve"> в симбиозе с навигатором? </w:t>
+        <w:t xml:space="preserve"> я. — Нуболид в симбиозе с навигатором? </w:t>
       </w:r>
       <w:r>
         <w:t>Видимо, и</w:t>
@@ -33907,15 +32630,7 @@
     </w:p>
     <w:p>
       <w:r>
-        <w:t xml:space="preserve">Освещение в столовой приглушили — или же </w:t>
-      </w:r>
-      <w:proofErr w:type="spellStart"/>
-      <w:r>
-        <w:t>коротнула</w:t>
-      </w:r>
-      <w:proofErr w:type="spellEnd"/>
-      <w:r>
-        <w:t xml:space="preserve"> очередная </w:t>
+        <w:t xml:space="preserve">Освещение в столовой приглушили — или же коротнула очередная </w:t>
       </w:r>
       <w:r>
         <w:t xml:space="preserve">старая </w:t>
@@ -34414,15 +33129,7 @@
         <w:t xml:space="preserve"> и</w:t>
       </w:r>
       <w:r>
-        <w:t xml:space="preserve"> оказались в заложниках у собственной чумы, когда не сумели вовремя сбежать. Раньше я втайне думал, что Марутян свихнулся со своими </w:t>
-      </w:r>
-      <w:proofErr w:type="spellStart"/>
-      <w:r>
-        <w:t>нуболидами</w:t>
-      </w:r>
-      <w:proofErr w:type="spellEnd"/>
-      <w:r>
-        <w:t xml:space="preserve">, решил потравить себя и коллег, хотя в этом не было ни малейшего смысла. Я даже </w:t>
+        <w:t xml:space="preserve"> оказались в заложниках у собственной чумы, когда не сумели вовремя сбежать. Раньше я втайне думал, что Марутян свихнулся со своими нуболидами, решил потравить себя и коллег, хотя в этом не было ни малейшего смысла. Я даже </w:t>
       </w:r>
       <w:r>
         <w:t>подозревал</w:t>
@@ -34573,15 +33280,7 @@
     </w:p>
     <w:p>
       <w:r>
-        <w:t xml:space="preserve">— Что опять случилось? С </w:t>
-      </w:r>
-      <w:proofErr w:type="spellStart"/>
-      <w:r>
-        <w:t>Мицюкиным</w:t>
-      </w:r>
-      <w:proofErr w:type="spellEnd"/>
-      <w:r>
-        <w:t xml:space="preserve"> что-то не поделили? Я рапорт на него напишу, когда вернёмся! Устроил тут цирк с конями!</w:t>
+        <w:t>— Что опять случилось? С Мицюкиным что-то не поделили? Я рапорт на него напишу, когда вернёмся! Устроил тут цирк с конями!</w:t>
       </w:r>
     </w:p>
     <w:p>
@@ -34591,15 +33290,7 @@
     </w:p>
     <w:p>
       <w:r>
-        <w:t xml:space="preserve">— С </w:t>
-      </w:r>
-      <w:proofErr w:type="spellStart"/>
-      <w:r>
-        <w:t>Мицюкиным</w:t>
-      </w:r>
-      <w:proofErr w:type="spellEnd"/>
-      <w:r>
-        <w:t xml:space="preserve"> всё в порядке, — сказал я.</w:t>
+        <w:t>— С Мицюкиным всё в порядке, — сказал я.</w:t>
       </w:r>
     </w:p>
     <w:p>
@@ -35398,31 +34089,7 @@
     </w:p>
     <w:p>
       <w:r>
-        <w:t xml:space="preserve">— А что я мог сделать? — Майоров говорил, отвернувшись и глядя в тень. — У нас конвоиров в экипаже нет, не предусмотрено уставом таких должностей. А вот </w:t>
-      </w:r>
-      <w:proofErr w:type="spellStart"/>
-      <w:r>
-        <w:t>эсбэ</w:t>
-      </w:r>
-      <w:proofErr w:type="spellEnd"/>
-      <w:r>
-        <w:t xml:space="preserve"> на любой станции имеется. Очередной хрен вроде </w:t>
-      </w:r>
-      <w:proofErr w:type="spellStart"/>
-      <w:r>
-        <w:t>Мицюкина</w:t>
-      </w:r>
-      <w:proofErr w:type="spellEnd"/>
-      <w:r>
-        <w:t xml:space="preserve">. Ну я подошёл к этим </w:t>
-      </w:r>
-      <w:proofErr w:type="spellStart"/>
-      <w:r>
-        <w:t>эсбэшникам</w:t>
-      </w:r>
-      <w:proofErr w:type="spellEnd"/>
-      <w:r>
-        <w:t>, и вопрос решился. Там же, на станции, кстати, и новый пилот сразу нашёлся.</w:t>
+        <w:t>— А что я мог сделать? — Майоров говорил, отвернувшись и глядя в тень. — У нас конвоиров в экипаже нет, не предусмотрено уставом таких должностей. А вот эсбэ на любой станции имеется. Очередной хрен вроде Мицюкина. Ну я подошёл к этим эсбэшникам, и вопрос решился. Там же, на станции, кстати, и новый пилот сразу нашёлся.</w:t>
       </w:r>
     </w:p>
     <w:p>
@@ -35530,15 +34197,7 @@
     <w:p>
       <w:r>
         <w:lastRenderedPageBreak/>
-        <w:t xml:space="preserve">— О том, что в теле навигатора — </w:t>
-      </w:r>
-      <w:proofErr w:type="spellStart"/>
-      <w:r>
-        <w:t>нуболид</w:t>
-      </w:r>
-      <w:proofErr w:type="spellEnd"/>
-      <w:r>
-        <w:t>, —</w:t>
+        <w:t>— О том, что в теле навигатора — нуболид, —</w:t>
       </w:r>
       <w:r>
         <w:t xml:space="preserve"> спросил </w:t>
@@ -35683,15 +34342,7 @@
         <w:t xml:space="preserve">именно </w:t>
       </w:r>
       <w:r>
-        <w:t xml:space="preserve">так на тебя смотрит </w:t>
-      </w:r>
-      <w:proofErr w:type="spellStart"/>
-      <w:r>
-        <w:t>политкор</w:t>
-      </w:r>
-      <w:proofErr w:type="spellEnd"/>
-      <w:r>
-        <w:t>, когда ты возвращаешься с рейса.</w:t>
+        <w:t>так на тебя смотрит политкор, когда ты возвращаешься с рейса.</w:t>
       </w:r>
     </w:p>
     <w:p>
@@ -35718,15 +34369,7 @@
         <w:t>образование, похожее на</w:t>
       </w:r>
       <w:r>
-        <w:t xml:space="preserve"> </w:t>
-      </w:r>
-      <w:proofErr w:type="spellStart"/>
-      <w:r>
-        <w:t>нуболида</w:t>
-      </w:r>
-      <w:proofErr w:type="spellEnd"/>
-      <w:r>
-        <w:t>,</w:t>
+        <w:t xml:space="preserve"> нуболида,</w:t>
       </w:r>
       <w:r>
         <w:t xml:space="preserve"> — </w:t>
@@ -35822,138 +34465,122 @@
     </w:p>
     <w:p>
       <w:r>
-        <w:t xml:space="preserve">— Олег, я в таком ключе общаться не намерен! Центру надо установить точную причину смерти. Не так часто навигатор умирает сразу после выхода из </w:t>
-      </w:r>
-      <w:proofErr w:type="spellStart"/>
-      <w:r>
-        <w:t>бранка</w:t>
-      </w:r>
-      <w:proofErr w:type="spellEnd"/>
+        <w:t>— Олег, я в таком ключе общаться не намерен! Центру надо установить точную причину смерти. Не так часто навигатор умирает сразу после выхода из бранка.</w:t>
+      </w:r>
+    </w:p>
+    <w:p>
+      <w:r>
+        <w:t>— О причине её смерти</w:t>
+      </w:r>
+      <w:r>
+        <w:t>, судя по рентгену,</w:t>
+      </w:r>
+      <w:r>
+        <w:t xml:space="preserve"> догадаться несложно.</w:t>
+      </w:r>
+    </w:p>
+    <w:p>
+      <w:r>
+        <w:t>— Да чего ты от меня хочешь? — взревел Майоров. Лицо его стало пунцовым, как при удушье, на лбу выступил пот. — Почему вы вообще решили, что это нуболид! Это же полный бред! Все нуболиды, с которым мы вступали в контакт, сидят в герметичной банке. Пойдём! — махнул он рукой. — Покажешь мне снимки!</w:t>
+      </w:r>
+    </w:p>
+    <w:p>
+      <w:r>
+        <w:t>И шагнул к двери.</w:t>
+      </w:r>
+    </w:p>
+    <w:p>
+      <w:r>
+        <w:t>— Постойте, Сергей Владимирович! — сказал я. — Снимок у меня с собой.</w:t>
+      </w:r>
+    </w:p>
+    <w:p>
+      <w:r>
+        <w:t>Я протянул Майорову папку. Тот нервным движением, как в припадке, вытряс из неё чёрный глянцевый лист и задрал над головой, вглядываясь в изображение сквозь наползающие на глаза брови.</w:t>
+      </w:r>
+    </w:p>
+    <w:p>
+      <w:r>
+        <w:t xml:space="preserve">— Ни черта здесь не видно! Ну да, есть какое-то образование. </w:t>
+      </w:r>
+      <w:r>
+        <w:t>Д</w:t>
+      </w:r>
+      <w:r>
+        <w:t>ефект снимка?</w:t>
+      </w:r>
+    </w:p>
+    <w:p>
+      <w:r>
+        <w:t>— Мы тоже сначала подумали про дефект. Поэтому сделали ещё один снимок. Вы как раз его в руках и держите.</w:t>
+      </w:r>
+    </w:p>
+    <w:p>
+      <w:r>
+        <w:t>Майоров сел на кровать.</w:t>
+      </w:r>
+      <w:r>
+        <w:t xml:space="preserve"> Долго молчал.</w:t>
+      </w:r>
+    </w:p>
+    <w:p>
+      <w:r>
+        <w:t xml:space="preserve">— Слышал я о подобном случае </w:t>
+      </w:r>
+      <w:r>
+        <w:t>незадолго до</w:t>
+      </w:r>
+      <w:r>
+        <w:t xml:space="preserve"> вылет</w:t>
+      </w:r>
+      <w:r>
+        <w:t>а</w:t>
+      </w:r>
+      <w:r>
+        <w:t>, — тихо проговорил он.</w:t>
+      </w:r>
+    </w:p>
+    <w:p>
+      <w:r>
+        <w:t>— В смысле слышали?</w:t>
+      </w:r>
+    </w:p>
+    <w:p>
+      <w:r>
+        <w:t>— Просто слухи. Я сам-то ни черта не знаю.</w:t>
+      </w:r>
+    </w:p>
+    <w:p>
+      <w:r>
+        <w:t xml:space="preserve">В иллюминатор пролился свет от планеты. Станция, как идущий на дно корабль, стала смертельно заваливаться на бок. Весь модуль тут же затянуло </w:t>
+      </w:r>
+      <w:r>
+        <w:t>вязкой</w:t>
+      </w:r>
+      <w:r>
+        <w:t xml:space="preserve"> синевой.</w:t>
+      </w:r>
+    </w:p>
+    <w:p>
+      <w:r>
+        <w:t>Майоров поморщился.</w:t>
+      </w:r>
+    </w:p>
+    <w:p>
+      <w:r>
+        <w:t>— Закрой.</w:t>
+      </w:r>
+    </w:p>
+    <w:p>
+      <w:r>
+        <w:t>Я надавил на кнопку в переборке</w:t>
+      </w:r>
       <w:r>
         <w:t>.</w:t>
       </w:r>
     </w:p>
     <w:p>
       <w:r>
-        <w:t>— О причине её смерти</w:t>
-      </w:r>
-      <w:r>
-        <w:t>, судя по рентгену,</w:t>
-      </w:r>
-      <w:r>
-        <w:t xml:space="preserve"> догадаться несложно.</w:t>
-      </w:r>
-    </w:p>
-    <w:p>
-      <w:r>
-        <w:t xml:space="preserve">— Да чего ты от меня хочешь? — взревел Майоров. Лицо его стало пунцовым, как при удушье, на лбу выступил пот. — Почему вы вообще решили, что это </w:t>
-      </w:r>
-      <w:proofErr w:type="spellStart"/>
-      <w:r>
-        <w:t>нуболид</w:t>
-      </w:r>
-      <w:proofErr w:type="spellEnd"/>
-      <w:r>
-        <w:t>! Это же полный бред! Все нуболиды, с которым мы вступали в контакт, сидят в герметичной банке. Пойдём! — махнул он рукой. — Покажешь мне снимки!</w:t>
-      </w:r>
-    </w:p>
-    <w:p>
-      <w:r>
-        <w:t>И шагнул к двери.</w:t>
-      </w:r>
-    </w:p>
-    <w:p>
-      <w:r>
-        <w:t>— Постойте, Сергей Владимирович! — сказал я. — Снимок у меня с собой.</w:t>
-      </w:r>
-    </w:p>
-    <w:p>
-      <w:r>
-        <w:t>Я протянул Майорову папку. Тот нервным движением, как в припадке, вытряс из неё чёрный глянцевый лист и задрал над головой, вглядываясь в изображение сквозь наползающие на глаза брови.</w:t>
-      </w:r>
-    </w:p>
-    <w:p>
-      <w:r>
-        <w:t xml:space="preserve">— Ни черта здесь не видно! Ну да, есть какое-то образование. </w:t>
-      </w:r>
-      <w:r>
-        <w:t>Д</w:t>
-      </w:r>
-      <w:r>
-        <w:t>ефект снимка?</w:t>
-      </w:r>
-    </w:p>
-    <w:p>
-      <w:r>
-        <w:t>— Мы тоже сначала подумали про дефект. Поэтому сделали ещё один снимок. Вы как раз его в руках и держите.</w:t>
-      </w:r>
-    </w:p>
-    <w:p>
-      <w:r>
-        <w:t>Майоров сел на кровать.</w:t>
-      </w:r>
-      <w:r>
-        <w:t xml:space="preserve"> Долго молчал.</w:t>
-      </w:r>
-    </w:p>
-    <w:p>
-      <w:r>
-        <w:t xml:space="preserve">— Слышал я о подобном случае </w:t>
-      </w:r>
-      <w:r>
-        <w:t>незадолго до</w:t>
-      </w:r>
-      <w:r>
-        <w:t xml:space="preserve"> вылет</w:t>
-      </w:r>
-      <w:r>
-        <w:t>а</w:t>
-      </w:r>
-      <w:r>
-        <w:t>, — тихо проговорил он.</w:t>
-      </w:r>
-    </w:p>
-    <w:p>
-      <w:r>
-        <w:t>— В смысле слышали?</w:t>
-      </w:r>
-    </w:p>
-    <w:p>
-      <w:r>
-        <w:t>— Просто слухи. Я сам-то ни черта не знаю.</w:t>
-      </w:r>
-    </w:p>
-    <w:p>
-      <w:r>
-        <w:t xml:space="preserve">В иллюминатор пролился свет от планеты. Станция, как идущий на дно корабль, стала смертельно заваливаться на бок. Весь модуль тут же затянуло </w:t>
-      </w:r>
-      <w:r>
-        <w:t>вязкой</w:t>
-      </w:r>
-      <w:r>
-        <w:t xml:space="preserve"> синевой.</w:t>
-      </w:r>
-    </w:p>
-    <w:p>
-      <w:r>
-        <w:t>Майоров поморщился.</w:t>
-      </w:r>
-    </w:p>
-    <w:p>
-      <w:r>
-        <w:t>— Закрой.</w:t>
-      </w:r>
-    </w:p>
-    <w:p>
-      <w:r>
-        <w:t>Я надавил на кнопку в переборке</w:t>
-      </w:r>
-      <w:r>
-        <w:t>.</w:t>
-      </w:r>
-    </w:p>
-    <w:p>
-      <w:r>
         <w:t xml:space="preserve">— </w:t>
       </w:r>
       <w:r>
@@ -35965,23 +34592,7 @@
     </w:p>
     <w:p>
       <w:r>
-        <w:t xml:space="preserve">— Был перед нашим вылетом случай, — начал Майоров. — Умер навигатор. Не после выхода из </w:t>
-      </w:r>
-      <w:proofErr w:type="spellStart"/>
-      <w:r>
-        <w:t>бранка</w:t>
-      </w:r>
-      <w:proofErr w:type="spellEnd"/>
-      <w:r>
-        <w:t xml:space="preserve">, нет, обошлось без таких совпадений. Вроде как везли её куда-то на </w:t>
-      </w:r>
-      <w:proofErr w:type="spellStart"/>
-      <w:r>
-        <w:t>шнявке</w:t>
-      </w:r>
-      <w:proofErr w:type="spellEnd"/>
-      <w:r>
-        <w:t xml:space="preserve">, может, на другой корабль. Неважно. — </w:t>
+        <w:t xml:space="preserve">— Был перед нашим вылетом случай, — начал Майоров. — Умер навигатор. Не после выхода из бранка, нет, обошлось без таких совпадений. Вроде как везли её куда-то на шнявке, может, на другой корабль. Неважно. — </w:t>
       </w:r>
       <w:r>
         <w:lastRenderedPageBreak/>
@@ -36084,15 +34695,7 @@
         <w:t>а</w:t>
       </w:r>
       <w:r>
-        <w:t xml:space="preserve"> </w:t>
-      </w:r>
-      <w:proofErr w:type="spellStart"/>
-      <w:r>
-        <w:t>нуболид</w:t>
-      </w:r>
-      <w:proofErr w:type="spellEnd"/>
-      <w:r>
-        <w:t xml:space="preserve">, я вообще ни черта не понимаю! Откуда он там взялся? </w:t>
+        <w:t xml:space="preserve"> нуболид, я вообще ни черта не понимаю! Откуда он там взялся? </w:t>
       </w:r>
       <w:r>
         <w:t>Может, о</w:t>
@@ -36138,15 +34741,7 @@
         <w:t xml:space="preserve">дурацкие </w:t>
       </w:r>
       <w:r>
-        <w:t xml:space="preserve">вроде бесконечных снов во время </w:t>
-      </w:r>
-      <w:proofErr w:type="spellStart"/>
-      <w:r>
-        <w:t>бранка</w:t>
-      </w:r>
-      <w:proofErr w:type="spellEnd"/>
-      <w:r>
-        <w:t>, которыми желторотиков пугают.</w:t>
+        <w:t>вроде бесконечных снов во время бранка, которыми желторотиков пугают.</w:t>
       </w:r>
     </w:p>
     <w:p>
@@ -36156,15 +34751,7 @@
     </w:p>
     <w:p>
       <w:r>
-        <w:t xml:space="preserve">— Так и </w:t>
-      </w:r>
-      <w:proofErr w:type="spellStart"/>
-      <w:r>
-        <w:t>нуболидом</w:t>
-      </w:r>
-      <w:proofErr w:type="spellEnd"/>
-      <w:r>
-        <w:t xml:space="preserve"> это быть не может, — посмотрел на меня Майоров.</w:t>
+        <w:t>— Так и нуболидом это быть не может, — посмотрел на меня Майоров.</w:t>
       </w:r>
     </w:p>
     <w:p>
@@ -36323,15 +34910,7 @@
         <w:t>, когда правая сторона лица не поспевает за левой</w:t>
       </w:r>
       <w:r>
-        <w:t xml:space="preserve">. И мне стало жутко — куда сильнее, чем от </w:t>
-      </w:r>
-      <w:proofErr w:type="spellStart"/>
-      <w:r>
-        <w:t>нуболида</w:t>
-      </w:r>
-      <w:proofErr w:type="spellEnd"/>
-      <w:r>
-        <w:t xml:space="preserve"> на рентгеновском снимке.</w:t>
+        <w:t>. И мне стало жутко — куда сильнее, чем от нуболида на рентгеновском снимке.</w:t>
       </w:r>
     </w:p>
     <w:p>
@@ -36908,23 +35487,7 @@
     </w:p>
     <w:p>
       <w:r>
-        <w:t xml:space="preserve">— Ага, из </w:t>
-      </w:r>
-      <w:proofErr w:type="spellStart"/>
-      <w:r>
-        <w:t>кэбэ</w:t>
-      </w:r>
-      <w:proofErr w:type="spellEnd"/>
-      <w:r>
-        <w:t>, если тебе так понятнее. Ты, Олежка, парень молодой, конечно, но, надеюсь, не глупый. На каждом рейсе есть кто-нибудь из Комитета. Это всегда член экипажа, и «</w:t>
-      </w:r>
-      <w:proofErr w:type="spellStart"/>
-      <w:r>
-        <w:t>кэбэ</w:t>
-      </w:r>
-      <w:proofErr w:type="spellEnd"/>
-      <w:r>
-        <w:t>» на лбу тоже обычно не написано.</w:t>
+        <w:t>— Ага, из кэбэ, если тебе так понятнее. Ты, Олежка, парень молодой, конечно, но, надеюсь, не глупый. На каждом рейсе есть кто-нибудь из Комитета. Это всегда член экипажа, и «кэбэ» на лбу тоже обычно не написано.</w:t>
       </w:r>
     </w:p>
     <w:p>
@@ -37011,15 +35574,7 @@
         <w:t xml:space="preserve"> —</w:t>
       </w:r>
       <w:r>
-        <w:t xml:space="preserve"> Они путешествуют </w:t>
-      </w:r>
-      <w:proofErr w:type="spellStart"/>
-      <w:r>
-        <w:t>бранком</w:t>
-      </w:r>
-      <w:proofErr w:type="spellEnd"/>
-      <w:r>
-        <w:t>, как мы</w:t>
+        <w:t xml:space="preserve"> Они путешествуют бранком, как мы</w:t>
       </w:r>
       <w:r>
         <w:t>, Олег</w:t>
@@ -37065,15 +35620,7 @@
     </w:p>
     <w:p>
       <w:r>
-        <w:t xml:space="preserve">— Понятия не имею! — пожал плечами Григорьев. — Может, эксперименты твоего Марутяна так на них повлияли, а может, они всегда это умели. Мы же, Олежка, ничего толком о </w:t>
-      </w:r>
-      <w:proofErr w:type="spellStart"/>
-      <w:r>
-        <w:t>нуболидах</w:t>
-      </w:r>
-      <w:proofErr w:type="spellEnd"/>
-      <w:r>
-        <w:t xml:space="preserve"> не знаем, несмотря на то, что десять лет их тут под микроскопом рассматрива</w:t>
+        <w:t>— Понятия не имею! — пожал плечами Григорьев. — Может, эксперименты твоего Марутяна так на них повлияли, а может, они всегда это умели. Мы же, Олежка, ничего толком о нуболидах не знаем, несмотря на то, что десять лет их тут под микроскопом рассматрива</w:t>
       </w:r>
       <w:r>
         <w:t>ем</w:t>
@@ -37177,15 +35724,7 @@
     </w:p>
     <w:p>
       <w:r>
-        <w:t xml:space="preserve">— Можно и так сказать. Мы туннель открыли, нуболиды по нему прошли. Понимаешь, что это означает? — Григорьев повернулся к терминалу и склонил голову над выключенным экраном. На панели мигал красным какой-то испуганный индикатор. — Мы открыли ящик Пандоры. Мы заходим в </w:t>
-      </w:r>
-      <w:proofErr w:type="spellStart"/>
-      <w:r>
-        <w:t>бранк</w:t>
-      </w:r>
-      <w:proofErr w:type="spellEnd"/>
-      <w:r>
-        <w:t xml:space="preserve"> </w:t>
+        <w:t xml:space="preserve">— Можно и так сказать. Мы туннель открыли, нуболиды по нему прошли. Понимаешь, что это означает? — Григорьев повернулся к терминалу и склонил голову над выключенным экраном. На панели мигал красным какой-то испуганный индикатор. — Мы открыли ящик Пандоры. Мы заходим в бранк </w:t>
       </w:r>
       <w:r>
         <w:lastRenderedPageBreak/>
@@ -37419,15 +35958,7 @@
     </w:p>
     <w:p>
       <w:r>
-        <w:t xml:space="preserve">— Мы тоже нашли </w:t>
-      </w:r>
-      <w:proofErr w:type="spellStart"/>
-      <w:r>
-        <w:t>нуболида</w:t>
-      </w:r>
-      <w:proofErr w:type="spellEnd"/>
-      <w:r>
-        <w:t xml:space="preserve"> в теле нашего навигатора, — сказал я. — Он обвивал её сердце.</w:t>
+        <w:t>— Мы тоже нашли нуболида в теле нашего навигатора, — сказал я. — Он обвивал её сердце.</w:t>
       </w:r>
     </w:p>
     <w:p>
@@ -37512,15 +36043,7 @@
         <w:t>Эпсилону</w:t>
       </w:r>
       <w:r>
-        <w:t xml:space="preserve"> Арефьевой. Там ещё были живые следы от </w:t>
-      </w:r>
-      <w:proofErr w:type="spellStart"/>
-      <w:r>
-        <w:t>бранка</w:t>
-      </w:r>
-      <w:proofErr w:type="spellEnd"/>
-      <w:r>
-        <w:t xml:space="preserve"> в</w:t>
+        <w:t xml:space="preserve"> Арефьевой. Там ещё были живые следы от бранка в</w:t>
       </w:r>
       <w:r>
         <w:t>о вторую</w:t>
@@ -37644,15 +36167,7 @@
     </w:p>
     <w:p>
       <w:r>
-        <w:t xml:space="preserve">Я молчал. Свой самый первый </w:t>
-      </w:r>
-      <w:proofErr w:type="spellStart"/>
-      <w:r>
-        <w:t>бранк</w:t>
-      </w:r>
-      <w:proofErr w:type="spellEnd"/>
-      <w:r>
-        <w:t xml:space="preserve"> я пережил на «Минске».</w:t>
+        <w:t>Я молчал. Свой самый первый бранк я пережил на «Минске».</w:t>
       </w:r>
     </w:p>
     <w:p>
@@ -37731,15 +36246,7 @@
         <w:t>.</w:t>
       </w:r>
       <w:r>
-        <w:t xml:space="preserve"> И ты это прекрасно знаешь. За кого ты тут на меня с кулаками наброситься хочешь? За Андреева, за нашего доблестного </w:t>
-      </w:r>
-      <w:proofErr w:type="spellStart"/>
-      <w:r>
-        <w:t>Мицюкина</w:t>
-      </w:r>
-      <w:proofErr w:type="spellEnd"/>
-      <w:r>
-        <w:t xml:space="preserve">? Или всё-таки за ту бойкую девчонку, с которой ты </w:t>
+        <w:t xml:space="preserve"> И ты это прекрасно знаешь. За кого ты тут на меня с кулаками наброситься хочешь? За Андреева, за нашего доблестного Мицюкина? Или всё-таки за ту бойкую девчонку, с которой ты </w:t>
       </w:r>
       <w:r>
         <w:t xml:space="preserve">тут </w:t>
@@ -37912,15 +36419,7 @@
     </w:p>
     <w:p>
       <w:r>
-        <w:t xml:space="preserve">Я метнулся туда, где </w:t>
-      </w:r>
-      <w:proofErr w:type="spellStart"/>
-      <w:r>
-        <w:t>мрели</w:t>
-      </w:r>
-      <w:proofErr w:type="spellEnd"/>
-      <w:r>
-        <w:t xml:space="preserve"> последние огни, спотыкаясь о чёрные, вылезающие из-под пола корни, и — остановился.</w:t>
+        <w:t>Я метнулся туда, где мрели последние огни, спотыкаясь о чёрные, вылезающие из-под пола корни, и — остановился.</w:t>
       </w:r>
     </w:p>
     <w:p>
@@ -38049,23 +36548,7 @@
     </w:p>
     <w:p>
       <w:r>
-        <w:t xml:space="preserve">Уже подобравшись к полосе света, я столкнулся с </w:t>
-      </w:r>
-      <w:proofErr w:type="spellStart"/>
-      <w:r>
-        <w:t>Мицюкиным</w:t>
-      </w:r>
-      <w:proofErr w:type="spellEnd"/>
-      <w:r>
-        <w:t xml:space="preserve">. Мне было всё равно, ударит он меня или выстрелит. Но </w:t>
-      </w:r>
-      <w:proofErr w:type="spellStart"/>
-      <w:r>
-        <w:t>Мицюкина</w:t>
-      </w:r>
-      <w:proofErr w:type="spellEnd"/>
-      <w:r>
-        <w:t xml:space="preserve"> я не заинтересовал. Он молча отпихнул меня и рванул в красное марево, сжимая шоковый пистолет.</w:t>
+        <w:t>Уже подобравшись к полосе света, я столкнулся с Мицюкиным. Мне было всё равно, ударит он меня или выстрелит. Но Мицюкина я не заинтересовал. Он молча отпихнул меня и рванул в красное марево, сжимая шоковый пистолет.</w:t>
       </w:r>
     </w:p>
     <w:p>
@@ -38252,15 +36735,7 @@
     </w:p>
     <w:p>
       <w:r>
-        <w:t xml:space="preserve">В лаборатории горел ровный спокойный свет, будто я перенёсся назад во времени. Камеру с </w:t>
-      </w:r>
-      <w:proofErr w:type="spellStart"/>
-      <w:r>
-        <w:t>нуболидами</w:t>
-      </w:r>
-      <w:proofErr w:type="spellEnd"/>
-      <w:r>
-        <w:t xml:space="preserve"> закрывала тень. Симонова сидела у вычислительного аппарата и что-то торопливо выщёлкивала на клавиатуре, деловито сдвинув брови. Вера стояла рядом, вглядываясь в экран.</w:t>
+        <w:t>В лаборатории горел ровный спокойный свет, будто я перенёсся назад во времени. Камеру с нуболидами закрывала тень. Симонова сидела у вычислительного аппарата и что-то торопливо выщёлкивала на клавиатуре, деловито сдвинув брови. Вера стояла рядом, вглядываясь в экран.</w:t>
       </w:r>
     </w:p>
     <w:p>
@@ -38619,23 +37094,7 @@
     </w:p>
     <w:p>
       <w:r>
-        <w:t xml:space="preserve">— Нет! — Симонова перебила меня раздражённым взмахом руки. — Что вы, Олег! Я же не сошла с ума! Мы откроем им путь домой, сделаем </w:t>
-      </w:r>
-      <w:proofErr w:type="spellStart"/>
-      <w:r>
-        <w:t>ма</w:t>
-      </w:r>
-      <w:proofErr w:type="spellEnd"/>
-      <w:r>
-        <w:t>-а-а-а-</w:t>
-      </w:r>
-      <w:proofErr w:type="spellStart"/>
-      <w:r>
-        <w:t>ленькую</w:t>
-      </w:r>
-      <w:proofErr w:type="spellEnd"/>
-      <w:r>
-        <w:t>, — она показала пальцами невидимую песчинку, — червоточинку.</w:t>
+        <w:t>— Нет! — Симонова перебила меня раздражённым взмахом руки. — Что вы, Олег! Я же не сошла с ума! Мы откроем им путь домой, сделаем ма-а-а-а-ленькую, — она показала пальцами невидимую песчинку, — червоточинку.</w:t>
       </w:r>
     </w:p>
     <w:p>
@@ -39379,15 +37838,7 @@
     </w:p>
     <w:p>
       <w:r>
-        <w:t xml:space="preserve">— Они свободны! — с детской радостью улыбнулась Симонова и протянула к </w:t>
-      </w:r>
-      <w:proofErr w:type="spellStart"/>
-      <w:r>
-        <w:t>нуболидам</w:t>
-      </w:r>
-      <w:proofErr w:type="spellEnd"/>
-      <w:r>
-        <w:t xml:space="preserve"> руки.</w:t>
+        <w:t>— Они свободны! — с детской радостью улыбнулась Симонова и протянула к нуболидам руки.</w:t>
       </w:r>
       <w:r>
         <w:t xml:space="preserve"> — Как </w:t>
@@ -40109,15 +38560,7 @@
     </w:p>
     <w:p>
       <w:r>
-        <w:t xml:space="preserve">— Ты не ошибся! — сказала Вера, пряча глаза. — Я хотела его отравить. Сначала думала подмешать ему что-нибудь в его любимый кофе, но, увы, кофе закончился. А потом решила, что можно </w:t>
-      </w:r>
-      <w:proofErr w:type="spellStart"/>
-      <w:r>
-        <w:t>травануть</w:t>
-      </w:r>
-      <w:proofErr w:type="spellEnd"/>
-      <w:r>
-        <w:t xml:space="preserve"> его вместе со всеми остальными. Отравить к чёртовой матери! Вместе с Аней. Вместе со всеми</w:t>
+        <w:t>— Ты не ошибся! — сказала Вера, пряча глаза. — Я хотела его отравить. Сначала думала подмешать ему что-нибудь в его любимый кофе, но, увы, кофе закончился. А потом решила, что можно травануть его вместе со всеми остальными. Отравить к чёртовой матери! Вместе с Аней. Вместе со всеми</w:t>
       </w:r>
       <w:r>
         <w:t>!</w:t>
@@ -40315,15 +38758,7 @@
     </w:p>
     <w:p>
       <w:r>
-        <w:t xml:space="preserve">Темнота накатывала и отступала волнами, как морской прибой. Где-то вдалеке вспыхивал и тут же гас </w:t>
-      </w:r>
-      <w:proofErr w:type="spellStart"/>
-      <w:r>
-        <w:t>коротящий</w:t>
-      </w:r>
-      <w:proofErr w:type="spellEnd"/>
-      <w:r>
-        <w:t xml:space="preserve"> из-за истерзанной проводки свет.</w:t>
+        <w:t>Темнота накатывала и отступала волнами, как морской прибой. Где-то вдалеке вспыхивал и тут же гас коротящий из-за истерзанной проводки свет.</w:t>
       </w:r>
     </w:p>
     <w:p>
@@ -40480,15 +38915,7 @@
         <w:t>ожидая</w:t>
       </w:r>
       <w:r>
-        <w:t xml:space="preserve"> увидеть алые нити, стекающие из воздушной решётки, но вместо этого столкнулся взглядом с </w:t>
-      </w:r>
-      <w:proofErr w:type="spellStart"/>
-      <w:r>
-        <w:t>Мицюкиным</w:t>
-      </w:r>
-      <w:proofErr w:type="spellEnd"/>
-      <w:r>
-        <w:t xml:space="preserve">, который стоял, широко расставив </w:t>
+        <w:t xml:space="preserve"> увидеть алые нити, стекающие из воздушной решётки, но вместо этого столкнулся взглядом с Мицюкиным, который стоял, широко расставив </w:t>
       </w:r>
       <w:r>
         <w:t>ноги</w:t>
@@ -40646,15 +39073,7 @@
     </w:p>
     <w:p>
       <w:r>
-        <w:t xml:space="preserve">Изо рта </w:t>
-      </w:r>
-      <w:proofErr w:type="spellStart"/>
-      <w:r>
-        <w:t>Мицюкина</w:t>
-      </w:r>
-      <w:proofErr w:type="spellEnd"/>
-      <w:r>
-        <w:t xml:space="preserve"> вырвались, как сноп пламени, красные нити и нетерпеливо затряслись, наползая ему на лицо.</w:t>
+        <w:t>Изо рта Мицюкина вырвались, как сноп пламени, красные нити и нетерпеливо затряслись, наползая ему на лицо.</w:t>
       </w:r>
     </w:p>
     <w:p>
@@ -41150,15 +39569,7 @@
     </w:p>
     <w:p>
       <w:r>
-        <w:t xml:space="preserve">Уставшие механизмы загудели, дверь втянулась в стену. Нуболиды ещё выплясывали хаотичный танец над телом </w:t>
-      </w:r>
-      <w:proofErr w:type="spellStart"/>
-      <w:r>
-        <w:t>Мицюкина</w:t>
-      </w:r>
-      <w:proofErr w:type="spellEnd"/>
-      <w:r>
-        <w:t xml:space="preserve">. Они быстро почувствовали нас — по страху или по запаху крови, как хищные рыбы, — и </w:t>
+        <w:t xml:space="preserve">Уставшие механизмы загудели, дверь втянулась в стену. Нуболиды ещё выплясывали хаотичный танец над телом Мицюкина. Они быстро почувствовали нас — по страху или по запаху крови, как хищные рыбы, — и </w:t>
       </w:r>
       <w:r>
         <w:t>потянулись</w:t>
@@ -41778,15 +40189,7 @@
     </w:p>
     <w:p>
       <w:r>
-        <w:t xml:space="preserve">— Не падайте, Олег! Вы нам ещё потребуетесь для </w:t>
-      </w:r>
-      <w:proofErr w:type="spellStart"/>
-      <w:r>
-        <w:t>по-по-по</w:t>
-      </w:r>
-      <w:proofErr w:type="spellEnd"/>
-      <w:r>
-        <w:t>… — его заклинило, он отвернулся и сплюнул кровь, — для починки оборудования.</w:t>
+        <w:t>— Не падайте, Олег! Вы нам ещё потребуетесь для по-по-по… — его заклинило, он отвернулся и сплюнул кровь, — для починки оборудования.</w:t>
       </w:r>
     </w:p>
     <w:p>
@@ -41915,15 +40318,7 @@
     </w:p>
     <w:p>
       <w:r>
-        <w:t xml:space="preserve">— То же, что и с </w:t>
-      </w:r>
-      <w:proofErr w:type="spellStart"/>
-      <w:r>
-        <w:t>Мицюкиным</w:t>
-      </w:r>
-      <w:proofErr w:type="spellEnd"/>
-      <w:r>
-        <w:t>! — крикнул я. — Выключите этот долбаный фонарь!</w:t>
+        <w:t>— То же, что и с Мицюкиным! — крикнул я. — Выключите этот долбаный фонарь!</w:t>
       </w:r>
     </w:p>
     <w:p>
@@ -42418,15 +40813,7 @@
     </w:p>
     <w:p>
       <w:r>
-        <w:t xml:space="preserve">Гравитация разметала червей по стенам. Нуболиды потянулись к </w:t>
-      </w:r>
-      <w:proofErr w:type="spellStart"/>
-      <w:r>
-        <w:t>стробящему</w:t>
-      </w:r>
-      <w:proofErr w:type="spellEnd"/>
-      <w:r>
-        <w:t xml:space="preserve"> аварийному свету. Когда освещение гасло, их отбрасывала подкрашенная синевой темнота, но уже через мгновение они поднимались снова и быстро ползли по переборкам.</w:t>
+        <w:t>Гравитация разметала червей по стенам. Нуболиды потянулись к стробящему аварийному свету. Когда освещение гасло, их отбрасывала подкрашенная синевой темнота, но уже через мгновение они поднимались снова и быстро ползли по переборкам.</w:t>
       </w:r>
     </w:p>
     <w:p>
@@ -43255,15 +41642,7 @@
     </w:p>
     <w:p>
       <w:r>
-        <w:t xml:space="preserve">Вера долго смотрела на меня, прижимаясь к переборке. Руки у неё были сведены за спиной, как у заключённой. Нижняя губа — </w:t>
-      </w:r>
-      <w:proofErr w:type="spellStart"/>
-      <w:r>
-        <w:t>раскусана</w:t>
-      </w:r>
-      <w:proofErr w:type="spellEnd"/>
-      <w:r>
-        <w:t xml:space="preserve"> до крови.</w:t>
+        <w:t>Вера долго смотрела на меня, прижимаясь к переборке. Руки у неё были сведены за спиной, как у заключённой. Нижняя губа — раскусана до крови.</w:t>
       </w:r>
     </w:p>
     <w:p>
@@ -43365,13 +41744,8 @@
     </w:p>
     <w:p>
       <w:r>
-        <w:t>— Я не знаю, что будет. Но вряд ли они из-за нас кораблём пожертвуют. «Грозный» — почти флагман. А после катастрофы на «</w:t>
-      </w:r>
-      <w:proofErr w:type="gramStart"/>
-      <w:r>
-        <w:t>Севастополе»…</w:t>
-      </w:r>
-      <w:proofErr w:type="gramEnd"/>
+        <w:t>— Я не знаю, что будет. Но вряд ли они из-за нас кораблём пожертвуют. «Грозный» — почти флагман. А после катастрофы на «Севастополе»…</w:t>
+      </w:r>
     </w:p>
     <w:p>
       <w:r>
@@ -43565,15 +41939,7 @@
     </w:p>
     <w:p>
       <w:r>
-        <w:t xml:space="preserve">Я чувствую себя, как после </w:t>
-      </w:r>
-      <w:proofErr w:type="spellStart"/>
-      <w:r>
-        <w:t>коматоза</w:t>
-      </w:r>
-      <w:proofErr w:type="spellEnd"/>
-      <w:r>
-        <w:t>.</w:t>
+        <w:t>Я чувствую себя, как после коматоза.</w:t>
       </w:r>
     </w:p>
     <w:p>
@@ -43793,15 +42159,7 @@
     </w:p>
     <w:p>
       <w:r>
-        <w:t>— «</w:t>
-      </w:r>
-      <w:proofErr w:type="spellStart"/>
-      <w:r>
-        <w:t>Оним</w:t>
-      </w:r>
-      <w:proofErr w:type="spellEnd"/>
-      <w:r>
-        <w:t xml:space="preserve"> двенадцать дробь четыре три </w:t>
+        <w:t xml:space="preserve">— «Оним двенадцать дробь четыре три </w:t>
       </w:r>
       <w:r>
         <w:t>а</w:t>
@@ -43832,15 +42190,7 @@
     </w:p>
     <w:p>
       <w:r>
-        <w:t>— «</w:t>
-      </w:r>
-      <w:proofErr w:type="spellStart"/>
-      <w:r>
-        <w:t>Оним</w:t>
-      </w:r>
-      <w:proofErr w:type="spellEnd"/>
-      <w:r>
-        <w:t xml:space="preserve"> двенадцать дробь четыре три </w:t>
+        <w:t xml:space="preserve">— «Оним двенадцать дробь четыре три </w:t>
       </w:r>
       <w:r>
         <w:t>а</w:t>
@@ -43885,15 +42235,7 @@
     </w:p>
     <w:p>
       <w:r>
-        <w:t xml:space="preserve">Пункт назначения: </w:t>
-      </w:r>
-      <w:proofErr w:type="spellStart"/>
-      <w:r>
-        <w:t>Оним</w:t>
-      </w:r>
-      <w:proofErr w:type="spellEnd"/>
-      <w:r>
-        <w:t xml:space="preserve"> 12/43</w:t>
+        <w:t>Пункт назначения: Оним 12/43</w:t>
       </w:r>
       <w:r>
         <w:t>а</w:t>
@@ -43909,15 +42251,7 @@
     </w:p>
     <w:p>
       <w:r>
-        <w:t xml:space="preserve">Отправная точка: </w:t>
-      </w:r>
-      <w:proofErr w:type="spellStart"/>
-      <w:r>
-        <w:t>Оним</w:t>
-      </w:r>
-      <w:proofErr w:type="spellEnd"/>
-      <w:r>
-        <w:t xml:space="preserve"> 12/43</w:t>
+        <w:t>Отправная точка: Оним 12/43</w:t>
       </w:r>
       <w:r>
         <w:t>а (Альфа Акимовой)</w:t>
@@ -44322,23 +42656,7 @@
     </w:p>
     <w:p>
       <w:r>
-        <w:t xml:space="preserve">Всё в порядке. Мы — в </w:t>
-      </w:r>
-      <w:proofErr w:type="spellStart"/>
-      <w:r>
-        <w:t>бранке</w:t>
-      </w:r>
-      <w:proofErr w:type="spellEnd"/>
-      <w:r>
-        <w:t xml:space="preserve">. Точка выхода — </w:t>
-      </w:r>
-      <w:proofErr w:type="spellStart"/>
-      <w:r>
-        <w:t>Оним</w:t>
-      </w:r>
-      <w:proofErr w:type="spellEnd"/>
-      <w:r>
-        <w:t xml:space="preserve"> 12/43</w:t>
+        <w:t>Всё в порядке. Мы — в бранке. Точка выхода — Оним 12/43</w:t>
       </w:r>
       <w:r>
         <w:t>а</w:t>
@@ -44865,7 +43183,7 @@
     <w:name w:val="Normal"/>
     <w:link w:val="1"/>
     <w:qFormat/>
-    <w:rsid w:val="003F3218"/>
+    <w:rsid w:val="00511863"/>
     <w:pPr>
       <w:spacing w:line="240" w:lineRule="auto"/>
       <w:ind w:firstLine="706"/>

--- a/abyss/Воронков_В_Бездна_света.docx
+++ b/abyss/Воронков_В_Бездна_света.docx
@@ -71,7 +71,15 @@
     </w:p>
     <w:p>
       <w:r>
-        <w:t xml:space="preserve">Сам переход космонавты называют бранком. </w:t>
+        <w:t xml:space="preserve">Сам переход космонавты называют </w:t>
+      </w:r>
+      <w:proofErr w:type="spellStart"/>
+      <w:r>
+        <w:t>бранком</w:t>
+      </w:r>
+      <w:proofErr w:type="spellEnd"/>
+      <w:r>
+        <w:t xml:space="preserve">. </w:t>
       </w:r>
       <w:r>
         <w:t>Потому что о</w:t>
@@ -87,13 +95,26 @@
       </w:r>
     </w:p>
     <w:p>
-      <w:r>
-        <w:t>Бранк.</w:t>
-      </w:r>
-    </w:p>
-    <w:p>
-      <w:r>
-        <w:t xml:space="preserve">Во время бранка снятся кошмары. Об этом все знают. Так человеческое сознание </w:t>
+      <w:proofErr w:type="spellStart"/>
+      <w:r>
+        <w:t>Бранк</w:t>
+      </w:r>
+      <w:proofErr w:type="spellEnd"/>
+      <w:r>
+        <w:t>.</w:t>
+      </w:r>
+    </w:p>
+    <w:p>
+      <w:r>
+        <w:t xml:space="preserve">Во время </w:t>
+      </w:r>
+      <w:proofErr w:type="spellStart"/>
+      <w:r>
+        <w:t>бранка</w:t>
+      </w:r>
+      <w:proofErr w:type="spellEnd"/>
+      <w:r>
+        <w:t xml:space="preserve"> снятся кошмары. Об этом все знают. Так человеческое сознание </w:t>
       </w:r>
       <w:r>
         <w:t>отзывается</w:t>
@@ -143,7 +164,15 @@
     </w:p>
     <w:p>
       <w:r>
-        <w:t>Тебе снится обычный для бранка кошмар, к которым все мы давно привыкли. Ты просыпаешься, вылезаешь из амниона, неуклюже барахтаясь в невесомости, точно едва успел родиться на свет. Дёргаешь за рычаг в стене, чтобы открыть люк в соединительный тракт между отсеками, где побольше пространства.</w:t>
+        <w:t xml:space="preserve">Тебе снится обычный для </w:t>
+      </w:r>
+      <w:proofErr w:type="spellStart"/>
+      <w:r>
+        <w:t>бранка</w:t>
+      </w:r>
+      <w:proofErr w:type="spellEnd"/>
+      <w:r>
+        <w:t xml:space="preserve"> кошмар, к которым все мы давно привыкли. Ты просыпаешься, вылезаешь из амниона, неуклюже барахтаясь в невесомости, точно едва успел родиться на свет. Дёргаешь за рычаг в стене, чтобы открыть люк в соединительный тракт между отсеками, где побольше пространства.</w:t>
       </w:r>
     </w:p>
     <w:p>
@@ -214,12 +243,44 @@
         <w:t xml:space="preserve"> и правда</w:t>
       </w:r>
       <w:r>
-        <w:t xml:space="preserve"> сдаёт после долгих полётов. Поэтому к экипажам приписан политкор — в бранке он не летает, редко какой политкор это выдержит, — но по возращении проводит с каждым тщательные беседы, как мозгоправ из психиатрической больницы. Некоторых даже снимают с полётов, отправляют на минводы, как в ссылку, на принудительное лечение.</w:t>
-      </w:r>
-    </w:p>
-    <w:p>
-      <w:r>
-        <w:t xml:space="preserve">Мой самый первый бранк длился всего шесть с небольшим часов — спать было некогда и даже испугаться толком я не успел. Было лишь странное чувство после выхода. Вроде всё хорошо, ничего не болит, сознание ясное, </w:t>
+        <w:t xml:space="preserve"> сдаёт после долгих полётов. Поэтому к экипажам приписан </w:t>
+      </w:r>
+      <w:proofErr w:type="spellStart"/>
+      <w:r>
+        <w:t>политкор</w:t>
+      </w:r>
+      <w:proofErr w:type="spellEnd"/>
+      <w:r>
+        <w:t xml:space="preserve"> — в </w:t>
+      </w:r>
+      <w:proofErr w:type="spellStart"/>
+      <w:r>
+        <w:t>бранке</w:t>
+      </w:r>
+      <w:proofErr w:type="spellEnd"/>
+      <w:r>
+        <w:t xml:space="preserve"> он не летает, редко какой </w:t>
+      </w:r>
+      <w:proofErr w:type="spellStart"/>
+      <w:r>
+        <w:t>политкор</w:t>
+      </w:r>
+      <w:proofErr w:type="spellEnd"/>
+      <w:r>
+        <w:t xml:space="preserve"> это выдержит, — но по возращении проводит с каждым тщательные беседы, как мозгоправ из психиатрической больницы. Некоторых даже снимают с полётов, отправляют на минводы, как в ссылку, на принудительное лечение.</w:t>
+      </w:r>
+    </w:p>
+    <w:p>
+      <w:r>
+        <w:t xml:space="preserve">Мой самый первый </w:t>
+      </w:r>
+      <w:proofErr w:type="spellStart"/>
+      <w:r>
+        <w:t>бранк</w:t>
+      </w:r>
+      <w:proofErr w:type="spellEnd"/>
+      <w:r>
+        <w:t xml:space="preserve"> длился всего шесть с небольшим часов — спать было некогда и даже испугаться толком я не успел. Было лишь странное чувство после выхода. Вроде всё хорошо, ничего не болит, сознание ясное, </w:t>
       </w:r>
       <w:r>
         <w:t>но</w:t>
@@ -231,7 +292,15 @@
     <w:p>
       <w:r>
         <w:lastRenderedPageBreak/>
-        <w:t xml:space="preserve">Следующий бранк, через пару недель, занял уже почти трое суток — кошмары были, но реальный кошмар поджидал меня после пробуждения. Я боялся самого балка, </w:t>
+        <w:t xml:space="preserve">Следующий </w:t>
+      </w:r>
+      <w:proofErr w:type="spellStart"/>
+      <w:r>
+        <w:t>бранк</w:t>
+      </w:r>
+      <w:proofErr w:type="spellEnd"/>
+      <w:r>
+        <w:t xml:space="preserve">, через пару недель, занял уже почти трое суток — кошмары были, но реальный кошмар поджидал меня после пробуждения. Я боялся самого балка, </w:t>
       </w:r>
       <w:r>
         <w:t>неисчислимой</w:t>
@@ -271,7 +340,15 @@
         <w:t>обжигающий</w:t>
       </w:r>
       <w:r>
-        <w:t xml:space="preserve"> ужас от перехода сменился скукой и дежурной рутиной во время вахты. Тело больше не казалось чужим, а кошмары, скорее, утомляли, чем пугали. Но потом меня включили в экипаж «Грозного», который шёл по срочному приказу к научно-исследовательской станции в Бете Громовой. Это был бранк длиною в четыреста девяносто семь часов.</w:t>
+        <w:t xml:space="preserve"> ужас от перехода сменился скукой и дежурной рутиной во время вахты. Тело больше не казалось чужим, а кошмары, скорее, утомляли, чем пугали. Но потом меня включили в экипаж «Грозного», который шёл по срочному приказу к научно-исследовательской станции в Бете Громовой. Это был </w:t>
+      </w:r>
+      <w:proofErr w:type="spellStart"/>
+      <w:r>
+        <w:t>бранк</w:t>
+      </w:r>
+      <w:proofErr w:type="spellEnd"/>
+      <w:r>
+        <w:t xml:space="preserve"> длиною в четыреста девяносто семь часов.</w:t>
       </w:r>
     </w:p>
     <w:p>
@@ -299,7 +376,15 @@
     </w:p>
     <w:p>
       <w:r>
-        <w:t>Плавание — это не моё. Моих умений едва хватает на то, чтобы сдавать предполётные нормативы. Вырос я в Стальске-12, промышленном городе в центральной полосе, который забывают иногда отметить на картах. В Стальске естественных водоёмов нет, а бассейн, куда меня однажды сводил отец, так провонял жгучей хлоркой, что напомина</w:t>
+        <w:t xml:space="preserve">Плавание — это не моё. Моих умений едва хватает на то, чтобы сдавать предполётные нормативы. Вырос я в Стальске-12, промышленном городе в центральной полосе, который забывают иногда отметить на картах. В </w:t>
+      </w:r>
+      <w:proofErr w:type="spellStart"/>
+      <w:r>
+        <w:t>Стальске</w:t>
+      </w:r>
+      <w:proofErr w:type="spellEnd"/>
+      <w:r>
+        <w:t xml:space="preserve"> естественных водоёмов нет, а бассейн, куда меня однажды сводил отец, так провонял жгучей хлоркой, что напомина</w:t>
       </w:r>
       <w:r>
         <w:t>л</w:t>
@@ -742,7 +827,23 @@
     </w:p>
     <w:p>
       <w:r>
-        <w:t>Я выбрался из амниона — запутавшись как обычно в застёжках — и завис посреди каюты, едва не приложившись головой о торчащий из стены поручень. Гравитонная камера во время бранка не работает, и приходится мириться с невесомостью.</w:t>
+        <w:t xml:space="preserve">Я выбрался из амниона — запутавшись как обычно в застёжках — и завис посреди каюты, едва не приложившись головой о торчащий из стены поручень. </w:t>
+      </w:r>
+      <w:proofErr w:type="spellStart"/>
+      <w:r>
+        <w:t>Гравитонная</w:t>
+      </w:r>
+      <w:proofErr w:type="spellEnd"/>
+      <w:r>
+        <w:t xml:space="preserve"> камера во время </w:t>
+      </w:r>
+      <w:proofErr w:type="spellStart"/>
+      <w:r>
+        <w:t>бранка</w:t>
+      </w:r>
+      <w:proofErr w:type="spellEnd"/>
+      <w:r>
+        <w:t xml:space="preserve"> не работает, и приходится мириться с невесомостью.</w:t>
       </w:r>
     </w:p>
     <w:p>
@@ -768,7 +869,15 @@
     </w:p>
     <w:p>
       <w:r>
-        <w:t>Табельные часы с логотипом «Грозного», которые в бранке используются как будильник, сердито вибрировали и покалывали кожу. Я раздражённо содрал часы с запястья.</w:t>
+        <w:t xml:space="preserve">Табельные часы с логотипом «Грозного», которые в </w:t>
+      </w:r>
+      <w:proofErr w:type="spellStart"/>
+      <w:r>
+        <w:t>бранке</w:t>
+      </w:r>
+      <w:proofErr w:type="spellEnd"/>
+      <w:r>
+        <w:t xml:space="preserve"> используются как будильник, сердито вибрировали и покалывали кожу. Я раздражённо содрал часы с запястья.</w:t>
       </w:r>
     </w:p>
     <w:p>
@@ -871,7 +980,15 @@
     </w:p>
     <w:p>
       <w:r>
-        <w:t>Электронные аппараты во время бранка не работают, и вместо них трудятся механические интегралы, которые устроены примерно так же, как мои наручные часы.</w:t>
+        <w:t xml:space="preserve">Электронные аппараты во время </w:t>
+      </w:r>
+      <w:proofErr w:type="spellStart"/>
+      <w:r>
+        <w:t>бранка</w:t>
+      </w:r>
+      <w:proofErr w:type="spellEnd"/>
+      <w:r>
+        <w:t xml:space="preserve"> не работают, и вместо них трудятся механические интегралы, которые устроены примерно так же, как мои наручные часы.</w:t>
       </w:r>
     </w:p>
     <w:p>
@@ -953,7 +1070,15 @@
     </w:p>
     <w:p>
       <w:r>
-        <w:t>Три огня — навигатор мёртв. Такого в бранке никогда не происходит.</w:t>
+        <w:t xml:space="preserve">Три огня — навигатор мёртв. Такого в </w:t>
+      </w:r>
+      <w:proofErr w:type="spellStart"/>
+      <w:r>
+        <w:t>бранке</w:t>
+      </w:r>
+      <w:proofErr w:type="spellEnd"/>
+      <w:r>
+        <w:t xml:space="preserve"> никогда не происходит.</w:t>
       </w:r>
     </w:p>
     <w:p>
@@ -1068,7 +1193,15 @@
     </w:p>
     <w:p>
       <w:r>
-        <w:t>Люк глухо клацнул, примагнитившись к стене.</w:t>
+        <w:t xml:space="preserve">Люк глухо клацнул, </w:t>
+      </w:r>
+      <w:proofErr w:type="spellStart"/>
+      <w:r>
+        <w:t>примагнитившись</w:t>
+      </w:r>
+      <w:proofErr w:type="spellEnd"/>
+      <w:r>
+        <w:t xml:space="preserve"> к стене.</w:t>
       </w:r>
     </w:p>
     <w:p>
@@ -1157,7 +1290,15 @@
     </w:p>
     <w:p>
       <w:r>
-        <w:t>— Понятно, почему я проснулся! — Ключ ритмично поворачивался в модуле, громко чеканя секунды. — Говорят же, что сны в бранке не просто так снятся!</w:t>
+        <w:t xml:space="preserve">— Понятно, почему я проснулся! — Ключ ритмично поворачивался в модуле, громко чеканя секунды. — Говорят же, что сны в </w:t>
+      </w:r>
+      <w:proofErr w:type="spellStart"/>
+      <w:r>
+        <w:t>бранке</w:t>
+      </w:r>
+      <w:proofErr w:type="spellEnd"/>
+      <w:r>
+        <w:t xml:space="preserve"> не просто так снятся!</w:t>
       </w:r>
     </w:p>
     <w:p>
@@ -1204,7 +1345,15 @@
     </w:p>
     <w:p>
       <w:r>
-        <w:t>Майоров переместился к центральному анализатору, циану — встроенному в стену металлическому шкафу с похожими на лимбовые замки регуляторами.</w:t>
+        <w:t xml:space="preserve">Майоров переместился к центральному анализатору, циану — встроенному в стену металлическому шкафу с похожими на </w:t>
+      </w:r>
+      <w:proofErr w:type="spellStart"/>
+      <w:r>
+        <w:t>лимбовые</w:t>
+      </w:r>
+      <w:proofErr w:type="spellEnd"/>
+      <w:r>
+        <w:t xml:space="preserve"> замки регуляторами.</w:t>
       </w:r>
     </w:p>
     <w:p>
@@ -1293,7 +1442,15 @@
     </w:p>
     <w:p>
       <w:r>
-        <w:t xml:space="preserve">— А чего тут решать? — проговорил Керман, с трудом ворочая во рту словами, как после заморозки. — Так-то мы уже раз двадцать всё проверили. Циан в порядке. Ты от меня чего хочешь? Из бранка же </w:t>
+        <w:t xml:space="preserve">— А чего тут решать? — проговорил Керман, с трудом ворочая во рту словами, как после заморозки. — Так-то мы уже раз двадцать всё проверили. Циан в порядке. Ты от меня чего хочешь? Из </w:t>
+      </w:r>
+      <w:proofErr w:type="spellStart"/>
+      <w:r>
+        <w:t>бранка</w:t>
+      </w:r>
+      <w:proofErr w:type="spellEnd"/>
+      <w:r>
+        <w:t xml:space="preserve"> же </w:t>
       </w:r>
       <w:r>
         <w:t xml:space="preserve">мы досрочно </w:t>
@@ -1304,7 +1461,15 @@
     </w:p>
     <w:p>
       <w:r>
-        <w:t xml:space="preserve">— Я понимаю, что из бранка не выйдем! — </w:t>
+        <w:t xml:space="preserve">— Я понимаю, что из </w:t>
+      </w:r>
+      <w:proofErr w:type="spellStart"/>
+      <w:r>
+        <w:t>бранка</w:t>
+      </w:r>
+      <w:proofErr w:type="spellEnd"/>
+      <w:r>
+        <w:t xml:space="preserve"> не выйдем! — </w:t>
       </w:r>
       <w:r>
         <w:t>выдохнул</w:t>
@@ -1410,7 +1575,15 @@
     </w:p>
     <w:p>
       <w:r>
-        <w:t>— Во-о-от! — закивал Керман. — Так-то я тебя понимаю. Руки чешутся, хочется что-то сделать. Подвиг там гражданский совершить. После нескольких бранков ещё не успеваешь вникнуть во всю, так сказать, философию нашей ситуации.</w:t>
+        <w:t xml:space="preserve">— Во-о-от! — закивал Керман. — Так-то я тебя понимаю. Руки чешутся, хочется что-то сделать. Подвиг там гражданский совершить. После нескольких </w:t>
+      </w:r>
+      <w:proofErr w:type="spellStart"/>
+      <w:r>
+        <w:t>бранков</w:t>
+      </w:r>
+      <w:proofErr w:type="spellEnd"/>
+      <w:r>
+        <w:t xml:space="preserve"> ещё не успеваешь вникнуть во всю, так сказать, философию нашей ситуации.</w:t>
       </w:r>
     </w:p>
     <w:p>
@@ -1462,7 +1635,23 @@
     </w:p>
     <w:p>
       <w:r>
-        <w:t>— Я и не преувеличиваю. Все же понимают, на что идут, когда на трёхнедельный бранк подписываются. Теперь вот и молодёжь понимает. Ты не бледней так быстро, — подмигнул мне Керман. — Если что, у меня пятьдесят шестой бранк, а я до сих пор тут с вами беседы беседую.</w:t>
+        <w:t xml:space="preserve">— Я и не преувеличиваю. Все же понимают, на что идут, когда на трёхнедельный </w:t>
+      </w:r>
+      <w:proofErr w:type="spellStart"/>
+      <w:r>
+        <w:t>бранк</w:t>
+      </w:r>
+      <w:proofErr w:type="spellEnd"/>
+      <w:r>
+        <w:t xml:space="preserve"> подписываются. Теперь вот и молодёжь понимает. Ты не бледней так быстро, — подмигнул мне Керман. — Если что, у меня пятьдесят шестой </w:t>
+      </w:r>
+      <w:proofErr w:type="spellStart"/>
+      <w:r>
+        <w:t>бранк</w:t>
+      </w:r>
+      <w:proofErr w:type="spellEnd"/>
+      <w:r>
+        <w:t>, а я до сих пор тут с вами беседы беседую.</w:t>
       </w:r>
     </w:p>
     <w:p>
@@ -1540,7 +1729,15 @@
         <w:t xml:space="preserve">лет </w:t>
       </w:r>
       <w:r>
-        <w:t>меня старше. Керман ещё в начале полёта сказал, что Григорьев никогда не спит во время бранка. Поверить в то, что главный пилот почти три недели прожил без сна было решительно невозможно, но пару раз я сталкивался с ним во время вахты, когда он плавал по коридору, как лунатик.</w:t>
+        <w:t xml:space="preserve">меня старше. Керман ещё в начале полёта сказал, что Григорьев никогда не спит во время </w:t>
+      </w:r>
+      <w:proofErr w:type="spellStart"/>
+      <w:r>
+        <w:t>бранка</w:t>
+      </w:r>
+      <w:proofErr w:type="spellEnd"/>
+      <w:r>
+        <w:t>. Поверить в то, что главный пилот почти три недели прожил без сна было решительно невозможно, но пару раз я сталкивался с ним во время вахты, когда он плавал по коридору, как лунатик.</w:t>
       </w:r>
     </w:p>
     <w:p>
@@ -1574,7 +1771,15 @@
     </w:p>
     <w:p>
       <w:r>
-        <w:t>Григорьев осмотрел обесточенную консоль — во время бранка рубка напомина</w:t>
+        <w:t xml:space="preserve">Григорьев осмотрел обесточенную консоль — во время </w:t>
+      </w:r>
+      <w:proofErr w:type="spellStart"/>
+      <w:r>
+        <w:t>бранка</w:t>
+      </w:r>
+      <w:proofErr w:type="spellEnd"/>
+      <w:r>
+        <w:t xml:space="preserve"> рубка напомина</w:t>
       </w:r>
       <w:r>
         <w:t>ет</w:t>
@@ -1607,7 +1812,15 @@
         <w:t xml:space="preserve"> ж</w:t>
       </w:r>
       <w:r>
-        <w:t xml:space="preserve"> его знает, что вы там, инженеры, напридумали. Смысла дёргаться в любом случае нет. Всё равно раньше времени отсюда не выберемся.</w:t>
+        <w:t xml:space="preserve"> его знает, что вы там, инженеры, </w:t>
+      </w:r>
+      <w:proofErr w:type="spellStart"/>
+      <w:r>
+        <w:t>напридумали</w:t>
+      </w:r>
+      <w:proofErr w:type="spellEnd"/>
+      <w:r>
+        <w:t>. Смысла дёргаться в любом случае нет. Всё равно раньше времени отсюда не выберемся.</w:t>
       </w:r>
     </w:p>
     <w:p>
@@ -1650,7 +1863,15 @@
         <w:t xml:space="preserve">— </w:t>
       </w:r>
       <w:r>
-        <w:t>в гости на стыковку. А там автоматы в основном работают. Вместе с пулемётами. Пилот — самый бесполезный член экипажа во время бранка.</w:t>
+        <w:t xml:space="preserve">в гости на стыковку. А там автоматы в основном работают. Вместе с пулемётами. Пилот — самый бесполезный член экипажа во время </w:t>
+      </w:r>
+      <w:proofErr w:type="spellStart"/>
+      <w:r>
+        <w:t>бранка</w:t>
+      </w:r>
+      <w:proofErr w:type="spellEnd"/>
+      <w:r>
+        <w:t>.</w:t>
       </w:r>
     </w:p>
     <w:p>
@@ -1660,7 +1881,15 @@
     </w:p>
     <w:p>
       <w:r>
-        <w:t>— А что, разве не правда? — Григорьев откинулся на подголовник и прикрыл глаза. Потолочный свет тут же выбелил его ещё молодое лицо, превратив в гипсовую маску. — Я, между прочим, спал. Недолго, правда. Майоров разбудил, люками гремел. Хотя спать во время бранка — сомнительное удовольствие.</w:t>
+        <w:t xml:space="preserve">— А что, разве не правда? — Григорьев откинулся на подголовник и прикрыл глаза. Потолочный свет тут же выбелил его ещё молодое лицо, превратив в гипсовую маску. — Я, между прочим, спал. Недолго, правда. Майоров разбудил, люками гремел. Хотя спать во время </w:t>
+      </w:r>
+      <w:proofErr w:type="spellStart"/>
+      <w:r>
+        <w:t>бранка</w:t>
+      </w:r>
+      <w:proofErr w:type="spellEnd"/>
+      <w:r>
+        <w:t xml:space="preserve"> — сомнительное удовольствие.</w:t>
       </w:r>
     </w:p>
     <w:p>
@@ -1691,7 +1920,15 @@
     </w:p>
     <w:p>
       <w:r>
-        <w:t xml:space="preserve">Сны в бранке у всех разные, но большинство либо плывут (и тонут), либо куда-то летят и закономерно падают. И то, и другое считается естественным откликом здоровой психики на невесомость и </w:t>
+        <w:t xml:space="preserve">Сны в </w:t>
+      </w:r>
+      <w:proofErr w:type="spellStart"/>
+      <w:r>
+        <w:t>бранке</w:t>
+      </w:r>
+      <w:proofErr w:type="spellEnd"/>
+      <w:r>
+        <w:t xml:space="preserve"> у всех разные, но большинство либо плывут (и тонут), либо куда-то летят и закономерно падают. И то, и другое считается естественным откликом здоровой психики на невесомость и </w:t>
       </w:r>
       <w:r>
         <w:t>чёрную бездн</w:t>
@@ -1733,7 +1970,15 @@
         <w:t>сказал</w:t>
       </w:r>
       <w:r>
-        <w:t xml:space="preserve"> Григорьев. — Видел я результаты твоих нормативов. По нижней планке идёшь. Говорят, на следующей партийной деке нормативы усилят. Я бы советовал, как вернёшься, взять в бассейн абонементик. Глупо будет вылететь из-за такой ерунды.</w:t>
+        <w:t xml:space="preserve"> Григорьев. — Видел я результаты твоих нормативов. По нижней планке идёшь. Говорят, на следующей партийной деке нормативы усилят. Я бы советовал, как вернёшься, взять в бассейн </w:t>
+      </w:r>
+      <w:proofErr w:type="spellStart"/>
+      <w:r>
+        <w:t>абонементик</w:t>
+      </w:r>
+      <w:proofErr w:type="spellEnd"/>
+      <w:r>
+        <w:t>. Глупо будет вылететь из-за такой ерунды.</w:t>
       </w:r>
     </w:p>
     <w:p>
@@ -1797,11 +2042,6 @@
       </w:r>
     </w:p>
     <w:p>
-      <w:pPr>
-        <w:rPr>
-          <w:lang w:val="en-US"/>
-        </w:rPr>
-      </w:pPr>
       <w:r>
         <w:t>— Да не был я никогда на настоящем озере! — сказал я. — Не знаю, почему оно мне снится.</w:t>
       </w:r>
@@ -1811,10 +2051,7 @@
         <w:t xml:space="preserve">— </w:t>
       </w:r>
       <w:r>
-        <w:t xml:space="preserve">Не был на озере? — пошевелил бровями Григорьев. — Это как ты умудрился, Олежка! </w:t>
-      </w:r>
-      <w:r>
-        <w:t>Столько озёр в нашей великой стране! И рек</w:t>
+        <w:t>Не был на озере? — пошевелил бровями Григорьев. — Это как ты умудрился, Олежка! Столько озёр в нашей великой стране! И рек</w:t>
       </w:r>
       <w:r>
         <w:t xml:space="preserve"> вместе с морями.</w:t>
@@ -1825,10 +2062,7 @@
     </w:p>
     <w:p>
       <w:r>
-        <w:t xml:space="preserve">— </w:t>
-      </w:r>
-      <w:r>
-        <w:t>Не добрался я до моря.</w:t>
+        <w:t>— Не добрался я до моря.</w:t>
       </w:r>
     </w:p>
     <w:p>
@@ -1917,7 +2151,15 @@
     </w:p>
     <w:p>
       <w:r>
-        <w:t>— Чем она примечательна, «Заря» эта, что мы ради неё три недели в бранке торчим?</w:t>
+        <w:t xml:space="preserve">— Чем она примечательна, «Заря» эта, что мы ради неё три недели в </w:t>
+      </w:r>
+      <w:proofErr w:type="spellStart"/>
+      <w:r>
+        <w:t>бранке</w:t>
+      </w:r>
+      <w:proofErr w:type="spellEnd"/>
+      <w:r>
+        <w:t xml:space="preserve"> торчим?</w:t>
       </w:r>
     </w:p>
     <w:p>
@@ -2064,7 +2306,15 @@
     </w:p>
     <w:p>
       <w:r>
-        <w:t>— Ни разу ещё секунда в секунду не выходил из бранка, — сказал Григорьев.</w:t>
+        <w:t xml:space="preserve">— Ни разу ещё секунда в секунду не выходил из </w:t>
+      </w:r>
+      <w:proofErr w:type="spellStart"/>
+      <w:r>
+        <w:t>бранка</w:t>
+      </w:r>
+      <w:proofErr w:type="spellEnd"/>
+      <w:r>
+        <w:t>, — сказал Григорьев.</w:t>
       </w:r>
     </w:p>
     <w:p>
@@ -2085,7 +2335,15 @@
     </w:p>
     <w:p>
       <w:r>
-        <w:t>Майоров, насколько я успел понять, всегда с параноидальной точностью придерживался уставов и негласных правил — видимо, боялся, что за ним следит незримый политкор.</w:t>
+        <w:t xml:space="preserve">Майоров, насколько я успел понять, всегда с параноидальной точностью придерживался уставов и негласных правил — видимо, боялся, что за ним следит незримый </w:t>
+      </w:r>
+      <w:proofErr w:type="spellStart"/>
+      <w:r>
+        <w:t>политкор</w:t>
+      </w:r>
+      <w:proofErr w:type="spellEnd"/>
+      <w:r>
+        <w:t>.</w:t>
       </w:r>
     </w:p>
     <w:p>
@@ -2279,7 +2537,15 @@
     </w:p>
     <w:p>
       <w:r>
-        <w:t xml:space="preserve">— Отлично, все молодцы. — Странно было слышать похвалу, когда ты лежал в ложементе и ничего не делал. — Олег, заведи аппараты и гравитонную камеру. Понял? Сначала аппараты, </w:t>
+        <w:t xml:space="preserve">— Отлично, все молодцы. — Странно было слышать похвалу, когда ты лежал в ложементе и ничего не делал. — Олег, заведи аппараты и </w:t>
+      </w:r>
+      <w:proofErr w:type="spellStart"/>
+      <w:r>
+        <w:t>гравитонную</w:t>
+      </w:r>
+      <w:proofErr w:type="spellEnd"/>
+      <w:r>
+        <w:t xml:space="preserve"> камеру. Понял? Сначала аппараты, </w:t>
       </w:r>
       <w:r>
         <w:t>потом</w:t>
@@ -2390,7 +2656,15 @@
     <w:p>
       <w:r>
         <w:lastRenderedPageBreak/>
-        <w:t xml:space="preserve"> Я ухватился обеими руками за страховочный поручень, любезно отмеченный табличкой: «Держаться здесь». Гравитонный привод заводится обычно долго.</w:t>
+        <w:t xml:space="preserve"> Я ухватился обеими руками за страховочный поручень, любезно отмеченный табличкой: «Держаться здесь». </w:t>
+      </w:r>
+      <w:proofErr w:type="spellStart"/>
+      <w:r>
+        <w:t>Гравитонный</w:t>
+      </w:r>
+      <w:proofErr w:type="spellEnd"/>
+      <w:r>
+        <w:t xml:space="preserve"> привод заводится обычно долго.</w:t>
       </w:r>
     </w:p>
     <w:p>
@@ -2415,7 +2689,15 @@
     </w:p>
     <w:p>
       <w:r>
-        <w:t>Табличка с расцарапанным предупреждением замигала, и меня, как магнитом, притянуло к полу. Ноги с непривычки затряслись, и я, не выдержав, упал на колени, преклонился перед гравитонной камерой, которая с пугающей убедительностью обманыва</w:t>
+        <w:t xml:space="preserve">Табличка с расцарапанным предупреждением замигала, и меня, как магнитом, притянуло к полу. Ноги с непривычки затряслись, и я, не выдержав, упал на колени, преклонился перед </w:t>
+      </w:r>
+      <w:proofErr w:type="spellStart"/>
+      <w:r>
+        <w:t>гравитонной</w:t>
+      </w:r>
+      <w:proofErr w:type="spellEnd"/>
+      <w:r>
+        <w:t xml:space="preserve"> камерой, которая с пугающей убедительностью обманыва</w:t>
       </w:r>
       <w:r>
         <w:t>ет</w:t>
@@ -2521,7 +2803,15 @@
     </w:p>
     <w:p>
       <w:r>
-        <w:t>Керман покрутил лимбовые замки на циане, присмотрелся к рискам, сощурив глаза так, что брови наползли на веки, и громко выругался.</w:t>
+        <w:t xml:space="preserve">Керман покрутил </w:t>
+      </w:r>
+      <w:proofErr w:type="spellStart"/>
+      <w:r>
+        <w:t>лимбовые</w:t>
+      </w:r>
+      <w:proofErr w:type="spellEnd"/>
+      <w:r>
+        <w:t xml:space="preserve"> замки на циане, присмотрелся к рискам, сощурив глаза так, что брови наползли на веки, и громко выругался.</w:t>
       </w:r>
     </w:p>
     <w:p>
@@ -2593,7 +2883,15 @@
     </w:p>
     <w:p>
       <w:r>
-        <w:t>— Олег! — сказал он. — Реаниматор в медотсеке!</w:t>
+        <w:t xml:space="preserve">— Олег! — сказал он. — Реаниматор в </w:t>
+      </w:r>
+      <w:proofErr w:type="spellStart"/>
+      <w:r>
+        <w:t>медотсеке</w:t>
+      </w:r>
+      <w:proofErr w:type="spellEnd"/>
+      <w:r>
+        <w:t>!</w:t>
       </w:r>
     </w:p>
     <w:p>
@@ -2799,11 +3097,16 @@
         <w:t>Давайте в</w:t>
       </w:r>
       <w:r>
-        <w:t xml:space="preserve"> медкапсулу</w:t>
-      </w:r>
-      <w:r>
         <w:t xml:space="preserve"> </w:t>
       </w:r>
+      <w:proofErr w:type="spellStart"/>
+      <w:r>
+        <w:t>медкапсулу</w:t>
+      </w:r>
+      <w:proofErr w:type="spellEnd"/>
+      <w:r>
+        <w:t xml:space="preserve"> </w:t>
+      </w:r>
       <w:r>
         <w:t>её положим.</w:t>
       </w:r>
@@ -2834,7 +3137,15 @@
         <w:t xml:space="preserve">— Она мертва, — сказал Керман. — </w:t>
       </w:r>
       <w:r>
-        <w:t>Чем медкапсула сейчас поможет?</w:t>
+        <w:t xml:space="preserve">Чем </w:t>
+      </w:r>
+      <w:proofErr w:type="spellStart"/>
+      <w:r>
+        <w:t>медкапсула</w:t>
+      </w:r>
+      <w:proofErr w:type="spellEnd"/>
+      <w:r>
+        <w:t xml:space="preserve"> сейчас поможет?</w:t>
       </w:r>
       <w:r>
         <w:t xml:space="preserve"> </w:t>
@@ -2872,7 +3183,15 @@
         <w:t>пробормотал</w:t>
       </w:r>
       <w:r>
-        <w:t xml:space="preserve"> Керман. — В бранке она была живая, иначе мы бы не вышли.</w:t>
+        <w:t xml:space="preserve"> Керман. — В </w:t>
+      </w:r>
+      <w:proofErr w:type="spellStart"/>
+      <w:r>
+        <w:t>бранке</w:t>
+      </w:r>
+      <w:proofErr w:type="spellEnd"/>
+      <w:r>
+        <w:t xml:space="preserve"> она была живая, иначе мы бы не вышли.</w:t>
       </w:r>
     </w:p>
     <w:p>
@@ -3026,7 +3345,15 @@
     </w:p>
     <w:p>
       <w:r>
-        <w:t>— Какая разница, сколько летает! — сказал Григорьев. — Рано или поздно бранк тебя достанет</w:t>
+        <w:t xml:space="preserve">— Какая разница, сколько летает! — сказал Григорьев. — Рано или поздно </w:t>
+      </w:r>
+      <w:proofErr w:type="spellStart"/>
+      <w:r>
+        <w:t>бранк</w:t>
+      </w:r>
+      <w:proofErr w:type="spellEnd"/>
+      <w:r>
+        <w:t xml:space="preserve"> тебя достанет</w:t>
       </w:r>
       <w:r>
         <w:t>!</w:t>
@@ -3112,7 +3439,15 @@
     </w:p>
     <w:p>
       <w:r>
-        <w:t>— Товарищи! — сказал Майоров. — Я понимаю, что все устали после бранка, особенно с таким выходом. Но давайте соберёмся, задачу никто не отменял.</w:t>
+        <w:t xml:space="preserve">— Товарищи! — сказал Майоров. — Я понимаю, что все устали после </w:t>
+      </w:r>
+      <w:proofErr w:type="spellStart"/>
+      <w:r>
+        <w:t>бранка</w:t>
+      </w:r>
+      <w:proofErr w:type="spellEnd"/>
+      <w:r>
+        <w:t>, особенно с таким выходом. Но давайте соберёмся, задачу никто не отменял.</w:t>
       </w:r>
     </w:p>
     <w:p>
@@ -3149,7 +3484,15 @@
         <w:t>ё</w:t>
       </w:r>
       <w:r>
-        <w:t xml:space="preserve">хнедельный бранк — дорога в один конец, это </w:t>
+        <w:t xml:space="preserve">хнедельный </w:t>
+      </w:r>
+      <w:proofErr w:type="spellStart"/>
+      <w:r>
+        <w:t>бранк</w:t>
+      </w:r>
+      <w:proofErr w:type="spellEnd"/>
+      <w:r>
+        <w:t xml:space="preserve"> — дорога в один конец, это </w:t>
       </w:r>
       <w:r>
         <w:t xml:space="preserve">все </w:t>
@@ -3245,7 +3588,15 @@
     </w:p>
     <w:p>
       <w:r>
-        <w:t>Жизнь на станции после бранка меня не пугала. Скорее, даже немного интриговала. Два месяца, так два месяца. Люди зачастую годами живут на осах и с ума не сходят — не то, что во время перехода. Там будет стабильная гравитация, спокойные сны без кошмаров.</w:t>
+        <w:t xml:space="preserve">Жизнь на станции после </w:t>
+      </w:r>
+      <w:proofErr w:type="spellStart"/>
+      <w:r>
+        <w:t>бранка</w:t>
+      </w:r>
+      <w:proofErr w:type="spellEnd"/>
+      <w:r>
+        <w:t xml:space="preserve"> меня не пугала. Скорее, даже немного интриговала. Два месяца, так два месяца. Люди зачастую годами живут на осах и с ума не сходят — не то, что во время перехода. Там будет стабильная гравитация, спокойные сны без кошмаров.</w:t>
       </w:r>
     </w:p>
     <w:p>
@@ -3355,7 +3706,15 @@
         <w:t>, товарищи</w:t>
       </w:r>
       <w:r>
-        <w:t xml:space="preserve">. Слишком долгий бранк. И выход. Наверняка не я одна себя </w:t>
+        <w:t xml:space="preserve">. Слишком долгий </w:t>
+      </w:r>
+      <w:proofErr w:type="spellStart"/>
+      <w:r>
+        <w:t>бранк</w:t>
+      </w:r>
+      <w:proofErr w:type="spellEnd"/>
+      <w:r>
+        <w:t xml:space="preserve">. И выход. Наверняка не я одна себя </w:t>
       </w:r>
       <w:r>
         <w:t xml:space="preserve">так </w:t>
@@ -3785,7 +4144,15 @@
     </w:p>
     <w:p>
       <w:r>
-        <w:t xml:space="preserve">Я забрался в узкую кишку стыковочного модуля и повис на лестнице, надеясь унять дрожь в руках. Майоров приказал отключить электрику и раздраить люк вручную. После всего произошедшего </w:t>
+        <w:t xml:space="preserve">Я забрался в узкую кишку стыковочного модуля и повис на лестнице, надеясь унять дрожь в руках. Майоров приказал отключить электрику и </w:t>
+      </w:r>
+      <w:proofErr w:type="spellStart"/>
+      <w:r>
+        <w:t>раздраить</w:t>
+      </w:r>
+      <w:proofErr w:type="spellEnd"/>
+      <w:r>
+        <w:t xml:space="preserve"> люк вручную. После всего произошедшего </w:t>
       </w:r>
       <w:r>
         <w:t xml:space="preserve">я </w:t>
@@ -3810,7 +4177,15 @@
     </w:p>
     <w:p>
       <w:r>
-        <w:t xml:space="preserve">Я ухватился обеими руками за вентиль, стараясь не сорваться в соединительный тракт, и только потом понял, что забыл загерметизировать модуль. Такие выкрутасы ни один политкор не прощает — </w:t>
+        <w:t xml:space="preserve">Я ухватился обеими руками за вентиль, стараясь не сорваться в соединительный тракт, и только потом понял, что забыл загерметизировать модуль. Такие выкрутасы ни один </w:t>
+      </w:r>
+      <w:proofErr w:type="spellStart"/>
+      <w:r>
+        <w:t>политкор</w:t>
+      </w:r>
+      <w:proofErr w:type="spellEnd"/>
+      <w:r>
+        <w:t xml:space="preserve"> не прощает — </w:t>
       </w:r>
       <w:r>
         <w:t>повезёт</w:t>
@@ -3970,12 +4345,28 @@
     </w:p>
     <w:p>
       <w:r>
-        <w:t>— Вереснев Олег Петрович, — проговорил я. Воздуха на отчество едва хватило. Я не сразу сообразил, как правильно дышать — вымотался после подъёма. — Я из инженерной службы.</w:t>
-      </w:r>
-    </w:p>
-    <w:p>
-      <w:r>
-        <w:t>— У вас всё в порядке? — спросил Мицюкин. — Вы вручную открывали гермошлюз?</w:t>
+        <w:t xml:space="preserve">— </w:t>
+      </w:r>
+      <w:proofErr w:type="spellStart"/>
+      <w:r>
+        <w:t>Вереснев</w:t>
+      </w:r>
+      <w:proofErr w:type="spellEnd"/>
+      <w:r>
+        <w:t xml:space="preserve"> Олег Петрович, — проговорил я. Воздуха на отчество едва хватило. Я не сразу сообразил, как правильно дышать — вымотался после подъёма. — Я из инженерной службы.</w:t>
+      </w:r>
+    </w:p>
+    <w:p>
+      <w:r>
+        <w:t xml:space="preserve">— У вас всё в порядке? — спросил Мицюкин. — Вы вручную открывали </w:t>
+      </w:r>
+      <w:proofErr w:type="spellStart"/>
+      <w:r>
+        <w:t>гермошлюз</w:t>
+      </w:r>
+      <w:proofErr w:type="spellEnd"/>
+      <w:r>
+        <w:t>?</w:t>
       </w:r>
     </w:p>
     <w:p>
@@ -4077,7 +4468,15 @@
         <w:t>— Я — Олег, — запоздало представился я.</w:t>
       </w:r>
       <w:r>
-        <w:t xml:space="preserve"> — Вереснев Олег Петрович.</w:t>
+        <w:t xml:space="preserve"> — </w:t>
+      </w:r>
+      <w:proofErr w:type="spellStart"/>
+      <w:r>
+        <w:t>Вереснев</w:t>
+      </w:r>
+      <w:proofErr w:type="spellEnd"/>
+      <w:r>
+        <w:t xml:space="preserve"> Олег Петрович.</w:t>
       </w:r>
     </w:p>
     <w:p>
@@ -4883,7 +5282,15 @@
         <w:t>а</w:t>
       </w:r>
       <w:r>
-        <w:t>н во время бранка говорил</w:t>
+        <w:t xml:space="preserve">н во время </w:t>
+      </w:r>
+      <w:proofErr w:type="spellStart"/>
+      <w:r>
+        <w:t>бранка</w:t>
+      </w:r>
+      <w:proofErr w:type="spellEnd"/>
+      <w:r>
+        <w:t xml:space="preserve"> говорил</w:t>
       </w:r>
       <w:r>
         <w:t>, — сказал я</w:t>
@@ -5235,7 +5642,15 @@
         </w:tabs>
       </w:pPr>
       <w:r>
-        <w:t>В узкие, как бойницы, иллюминаторы ничего не было видно. Я так устал от стерильной пустоты во время бранка, что хотел задержаться на минутку, вглядеться во мрак, надеясь, что он рассеется под моим взглядом, но Лысанов упрямо тянул вперёд.</w:t>
+        <w:t xml:space="preserve">В узкие, как бойницы, иллюминаторы ничего не было видно. Я так устал от стерильной пустоты во время </w:t>
+      </w:r>
+      <w:proofErr w:type="spellStart"/>
+      <w:r>
+        <w:t>бранка</w:t>
+      </w:r>
+      <w:proofErr w:type="spellEnd"/>
+      <w:r>
+        <w:t>, что хотел задержаться на минутку, вглядеться во мрак, надеясь, что он рассеется под моим взглядом, но Лысанов упрямо тянул вперёд.</w:t>
       </w:r>
     </w:p>
     <w:p>
@@ -5283,7 +5698,15 @@
         </w:tabs>
       </w:pPr>
       <w:r>
-        <w:t>— Не беспокойтесь, — сказал Лысанов. — Местная особенность. Есть небольшой сбой в гравитонной камере</w:t>
+        <w:t xml:space="preserve">— Не беспокойтесь, — сказал Лысанов. — Местная особенность. Есть небольшой сбой в </w:t>
+      </w:r>
+      <w:proofErr w:type="spellStart"/>
+      <w:r>
+        <w:t>гравитонной</w:t>
+      </w:r>
+      <w:proofErr w:type="spellEnd"/>
+      <w:r>
+        <w:t xml:space="preserve"> камере</w:t>
       </w:r>
       <w:r>
         <w:t>, у</w:t>
@@ -6158,7 +6581,15 @@
         </w:tabs>
       </w:pPr>
       <w:r>
-        <w:t>— Можно на «ты», Олег, — сказала Вера. — Я здесь в химлабе работаю, два года уже. — Она взглянула на меня через плечо. — Ты не смотри так! Я старше, чем выгляжу. А то все, кто прилетает, удивляются, как я вообще здесь оказалась.</w:t>
+        <w:t xml:space="preserve">— Можно на «ты», Олег, — сказала Вера. — Я здесь в </w:t>
+      </w:r>
+      <w:proofErr w:type="spellStart"/>
+      <w:r>
+        <w:t>химлабе</w:t>
+      </w:r>
+      <w:proofErr w:type="spellEnd"/>
+      <w:r>
+        <w:t xml:space="preserve"> работаю, два года уже. — Она взглянула на меня через плечо. — Ты не смотри так! Я старше, чем выгляжу. А то все, кто прилетает, удивляются, как я вообще здесь оказалась.</w:t>
       </w:r>
     </w:p>
     <w:p>
@@ -6421,7 +6852,15 @@
         </w:tabs>
       </w:pPr>
       <w:r>
-        <w:t>— Правильно говорить не эс, а цэ. Мы, кстати, соседи. — Вера подошла к гермодвери</w:t>
+        <w:t xml:space="preserve">— Правильно говорить не эс, а </w:t>
+      </w:r>
+      <w:proofErr w:type="spellStart"/>
+      <w:r>
+        <w:t>цэ</w:t>
+      </w:r>
+      <w:proofErr w:type="spellEnd"/>
+      <w:r>
+        <w:t>. Мы, кстати, соседи. — Вера подошла к гермодвери</w:t>
       </w:r>
       <w:r>
         <w:t>.</w:t>
@@ -6527,7 +6966,15 @@
         </w:tabs>
       </w:pPr>
       <w:r>
-        <w:t>На стекле сидела обычная земная муха и суматошно перебирала лапками, прочищая хоботок. Я моргнул и потёр глаза. После бранка может померещиться и не такое. Но муха никуда не делась. Она деловито ползла к кромке иллюминатора — живая, объёмная, настоящая.</w:t>
+        <w:t xml:space="preserve">На стекле сидела обычная земная муха и суматошно перебирала лапками, прочищая хоботок. Я моргнул и потёр глаза. После </w:t>
+      </w:r>
+      <w:proofErr w:type="spellStart"/>
+      <w:r>
+        <w:t>бранка</w:t>
+      </w:r>
+      <w:proofErr w:type="spellEnd"/>
+      <w:r>
+        <w:t xml:space="preserve"> может померещиться и не такое. Но муха никуда не делась. Она деловито ползла к кромке иллюминатора — живая, объёмная, настоящая.</w:t>
       </w:r>
     </w:p>
     <w:p>
@@ -6860,7 +7307,15 @@
     <w:p>
       <w:r>
         <w:lastRenderedPageBreak/>
-        <w:t>Я что, в бранке?</w:t>
+        <w:t xml:space="preserve">Я что, в </w:t>
+      </w:r>
+      <w:proofErr w:type="spellStart"/>
+      <w:r>
+        <w:t>бранке</w:t>
+      </w:r>
+      <w:proofErr w:type="spellEnd"/>
+      <w:r>
+        <w:t>?</w:t>
       </w:r>
     </w:p>
     <w:p>
@@ -7104,7 +7559,15 @@
     </w:p>
     <w:p>
       <w:r>
-        <w:t xml:space="preserve">— Ситуация такая, — начал он. — Мы хотим провести полную диагностику корабля, слишком много сюрпризов было после выхода. А нам на этой птичке ещё обратно лететь. Я понимаю, — он отхлебнул остывшего, судя по виду, кофе и поморщился, — после долгого бранка всем хочется отдыха, но </w:t>
+        <w:t xml:space="preserve">— Ситуация такая, — начал он. — Мы хотим провести полную диагностику корабля, слишком много сюрпризов было после выхода. А нам на этой птичке ещё обратно лететь. Я понимаю, — он отхлебнул остывшего, судя по виду, кофе и поморщился, — после долгого </w:t>
+      </w:r>
+      <w:proofErr w:type="spellStart"/>
+      <w:r>
+        <w:t>бранка</w:t>
+      </w:r>
+      <w:proofErr w:type="spellEnd"/>
+      <w:r>
+        <w:t xml:space="preserve"> всем хочется отдыха, но </w:t>
       </w:r>
       <w:r>
         <w:t>нам пока</w:t>
@@ -7176,7 +7639,15 @@
         <w:t>А в</w:t>
       </w:r>
       <w:r>
-        <w:t xml:space="preserve">ся электронка </w:t>
+        <w:t xml:space="preserve">ся </w:t>
+      </w:r>
+      <w:proofErr w:type="spellStart"/>
+      <w:r>
+        <w:t>электронка</w:t>
+      </w:r>
+      <w:proofErr w:type="spellEnd"/>
+      <w:r>
+        <w:t xml:space="preserve"> </w:t>
       </w:r>
       <w:r>
         <w:t>так-то</w:t>
@@ -7744,7 +8215,15 @@
     </w:p>
     <w:p>
       <w:r>
-        <w:t>В коридоре на втором уровне стали появляться обитатели станции. Я даже увидел Мицюкина из службы безопасности и кивнул ему, получив в ответ настороженный взгляд.</w:t>
+        <w:t xml:space="preserve">В коридоре на втором уровне стали появляться обитатели станции. Я даже увидел </w:t>
+      </w:r>
+      <w:proofErr w:type="spellStart"/>
+      <w:r>
+        <w:t>Мицюкина</w:t>
+      </w:r>
+      <w:proofErr w:type="spellEnd"/>
+      <w:r>
+        <w:t xml:space="preserve"> из службы безопасности и кивнул ему, получив в ответ настороженный взгляд.</w:t>
       </w:r>
     </w:p>
     <w:p>
@@ -7967,85 +8446,88 @@
     </w:p>
     <w:p>
       <w:r>
-        <w:t xml:space="preserve">— Образно выражаясь! Ладно. — Керман махнул рукой. — Пойдем на обед. </w:t>
-      </w:r>
-      <w:r>
-        <w:t>Здесь мы с тобой ещё ни один день провозимся.</w:t>
-      </w:r>
-    </w:p>
-    <w:p>
-      <w:r>
-        <w:t xml:space="preserve">В столовой Майоров снова усадил всех за </w:t>
-      </w:r>
-      <w:r>
-        <w:t>общий</w:t>
-      </w:r>
-      <w:r>
-        <w:t xml:space="preserve"> стол. Я уж было решил, что нас ждёт пафосная командирская речь, но Майоров молча ел дневной рацион, запивая его дегтярной жидкостью </w:t>
-      </w:r>
-      <w:r>
-        <w:t>с запахом кофе</w:t>
-      </w:r>
-      <w:r>
-        <w:t>. Остальные тоже помалкивали.</w:t>
-      </w:r>
-    </w:p>
-    <w:p>
-      <w:r>
-        <w:t>Выжившая после долгого путешествия команда собралась на поминки по навигатору и ест кутью из пластиковых контейнеров.</w:t>
+        <w:t>— Образно выражаясь! Ладно. — Керман махнул рукой. — Не буду тебя отвлекать.</w:t>
+      </w:r>
+    </w:p>
+    <w:p>
+      <w:r>
+        <w:t>Через несколько минут в техничку зашёл Майоров — позвал в рубку, где нас уже ждали Григорьев и Мерцель. Все молчали, выжидательно смотрели на капитана. Можно было подумать, что мы собрались на тайный совет.</w:t>
+      </w:r>
+    </w:p>
+    <w:p>
+      <w:r>
+        <w:t>— Я так понимаю, у нас это вместо обеда собрание? — не выдержал тишины Григорьев.</w:t>
+      </w:r>
+    </w:p>
+    <w:p>
+      <w:r>
+        <w:t>— Успеешь ещё живот набить, — сказал Майоров.</w:t>
       </w:r>
     </w:p>
     <w:p>
       <w:r>
         <w:lastRenderedPageBreak/>
-        <w:t>Столовая потихоньку заполнялась людьми. У продуктового аппарата даже образовалась очередь, как в магазине, куда завезли дефицитный товар. Я стал замечать знакомые лица. Появилась Вера, увидела меня, улыбнулась, но подходить не стала.</w:t>
-      </w:r>
-    </w:p>
-    <w:p>
-      <w:r>
-        <w:t>— Ты хотел о чём-то поговорить, капитан? — не выдержал молчания Григорьев.</w:t>
-      </w:r>
-    </w:p>
-    <w:p>
-      <w:r>
-        <w:t>— Олег! — Майоров поморщился и потёр ладонью лоб, разглаживая собравшиеся складки. — Удалось что-нибудь найти в логах?</w:t>
-      </w:r>
-    </w:p>
-    <w:p>
-      <w:r>
-        <w:t>— Пока нет, — сказал я. — Ошибок нет, анализирую всё вручную.</w:t>
-      </w:r>
-    </w:p>
-    <w:p>
-      <w:r>
-        <w:t>— Ошибок нет, — повторил Майоров. — Конечно же! Чего я ещё ждал? У нас хоть что-нибудь нормально работает?</w:t>
-      </w:r>
-    </w:p>
-    <w:p>
-      <w:r>
-        <w:t>— Вы про грузовой модуль? — спросил Григорьев. — Это мог быть программный сбой</w:t>
-      </w:r>
-      <w:r>
-        <w:t>.</w:t>
-      </w:r>
-      <w:r>
-        <w:t xml:space="preserve"> </w:t>
-      </w:r>
-      <w:r>
-        <w:t>В таком случае</w:t>
-      </w:r>
-      <w:r>
-        <w:t xml:space="preserve"> никаких ошибок в логах не будет.</w:t>
-      </w:r>
-    </w:p>
-    <w:p>
-      <w:r>
-        <w:t>— Я много лет летаю, — сказал Майоров, — и подобной ситуации у меня ни разу не было.</w:t>
-      </w:r>
-    </w:p>
-    <w:p>
-      <w:r>
-        <w:t>— Корабль новый, оснастка новая.</w:t>
+        <w:t>Он медленно, как калека, разместился в своём ложементе.</w:t>
+      </w:r>
+    </w:p>
+    <w:p>
+      <w:r>
+        <w:t>— Так чего, капитан? Произошло что-то?</w:t>
+      </w:r>
+    </w:p>
+    <w:p>
+      <w:r>
+        <w:t>— А то ты не знаешь! — Майоров поморщился и потёр ладонью лоб, разглаживая собравшиеся складки. — Тут я бы вас хотел послушать. Давайте с Олега начнём.</w:t>
+      </w:r>
+    </w:p>
+    <w:p>
+      <w:r>
+        <w:t>Он взглянул на меня из-под сведённых бровей. Я неуверенно топтался рядом с открытым люком.</w:t>
+      </w:r>
+    </w:p>
+    <w:p>
+      <w:r>
+        <w:t xml:space="preserve">— Найти пока ничего не удалось, — сказал я. — Ошибок нет, фильтрация не помогает. </w:t>
+      </w:r>
+    </w:p>
+    <w:p>
+      <w:r>
+        <w:t>— Почему-то я не удивлён. Что дальше планируешь делать?</w:t>
+      </w:r>
+    </w:p>
+    <w:p>
+      <w:r>
+        <w:t>— Анализирую всё вручную.</w:t>
+      </w:r>
+    </w:p>
+    <w:p>
+      <w:r>
+        <w:t>— Анализируй, конечно, но если фильтр показывает, что ошибок нет, значит их нет, — сказал Майоров. — Правильно ведь, Дима?</w:t>
+      </w:r>
+    </w:p>
+    <w:p>
+      <w:r>
+        <w:t>Керман кивнул.</w:t>
+      </w:r>
+    </w:p>
+    <w:p>
+      <w:r>
+        <w:t>— При этом мы чуть не сбросили весь груз, а мы, простите, грузовой рейс. У нас хоть что-нибудь работает нормально?</w:t>
+      </w:r>
+    </w:p>
+    <w:p>
+      <w:r>
+        <w:t>— Это мог быть программный сбой, — вмешался Григорьев. — Ошибка в новой оснастке, например. А тогда и логов никаких не будет.</w:t>
+      </w:r>
+    </w:p>
+    <w:p>
+      <w:r>
+        <w:t>— Но что-то ведь должно быть, — сказал Майоров. — Товарищи инженеры, помогите, пожалуйста. Записи учётных событий, ещё что-то. Мы пытаемся груз сбросить, и никаких логов не пишем? Я много лет летаю, и подобной ситуации у меня ещё ни разу не было.</w:t>
+      </w:r>
+    </w:p>
+    <w:p>
+      <w:r>
+        <w:t>— Корабль новый, — сказал Керман. — Оснастка новая. Я тут согласен с Андреем.</w:t>
       </w:r>
     </w:p>
     <w:p>
@@ -8055,7 +8537,13 @@
     </w:p>
     <w:p>
       <w:r>
-        <w:t>— Я со своей стороны тоже не видела никаких проблем, — оживилась Мерцель. Прошедшая ночь пошла ей на пользу, и она уже не выглядела, как безутешная вдова на похоронах. — Было похоже на то, что кто-то дал команду на аварийный сброс с другого терминала.</w:t>
+        <w:t xml:space="preserve">— Я со своей стороны тоже не видела никаких проблем, — </w:t>
+      </w:r>
+      <w:r>
+        <w:t>добавила</w:t>
+      </w:r>
+      <w:r>
+        <w:t xml:space="preserve"> Мерцель. Прошедшая ночь пошла ей на пользу, и она уже не выглядела, как безутешная вдова на похоронах. — Было похоже на то, что кто-то дал команду на аварийный сброс с другого терминала.</w:t>
       </w:r>
     </w:p>
     <w:p>
@@ -8065,13 +8553,7 @@
     </w:p>
     <w:p>
       <w:r>
-        <w:t>— Это так, — поспешила оправдаться Мерцель, —</w:t>
-      </w:r>
-      <w:r>
-        <w:t xml:space="preserve"> </w:t>
-      </w:r>
-      <w:r>
-        <w:t>для примера.</w:t>
+        <w:t>— Это так, — поспешила оправдаться Мерцель, — для примера.</w:t>
       </w:r>
     </w:p>
     <w:p>
@@ -8091,13 +8573,7 @@
     </w:p>
     <w:p>
       <w:r>
-        <w:t xml:space="preserve">— Вы же понимаете, что это бомба замедленного действия? — </w:t>
-      </w:r>
-      <w:r>
-        <w:t>завёлся</w:t>
-      </w:r>
-      <w:r>
-        <w:t xml:space="preserve"> Майоров. — Я уже не знаю, чего ждать от корабля! Какой в следующий раз будет системный сбой? Нас о стыковочный причал размажет?</w:t>
+        <w:t>— Вы же понимаете, что это бомба замедленного действия? — завёлся Майоров. — Я уже не знаю, чего ждать от корабля! Какой в следующий раз будет системный сбой? Нас о стыковочный причал размажет?</w:t>
       </w:r>
     </w:p>
     <w:p>
@@ -8107,12 +8583,23 @@
     </w:p>
     <w:p>
       <w:r>
-        <w:t>— Так-то времени у нас достаточно, — вставил Керман.</w:t>
-      </w:r>
-    </w:p>
-    <w:p>
-      <w:r>
-        <w:t>— Я уже обещал тебя лаборатории. — Майоров промочил горло остывшим кофе, как лектор после долгого выступления. — Изучай логи по вечерам. Если надо будет, два раза их вручную проверь.</w:t>
+        <w:lastRenderedPageBreak/>
+        <w:t>— Так-то времени у нас предостаточно, — вставил Керман.</w:t>
+      </w:r>
+    </w:p>
+    <w:p>
+      <w:r>
+        <w:t>— Олег, — посмотрел на меня Майоров, — тебя я уже обещал лаборатории. Логи изучай по вечерам. Если надо будет, два раза их вручную проверь. — Майоров вздохнул. — Теперь ты, Дима. Что расскажешь?</w:t>
+      </w:r>
+    </w:p>
+    <w:p>
+      <w:r>
+        <w:t>— Разбираю циан, — ответил Керман. — Такие вещи, Сергей, быстро не делаются, ты уж нас не торопи.</w:t>
+      </w:r>
+    </w:p>
+    <w:p>
+      <w:r>
+        <w:t>— Да у нас вообще ничего быстро не делается!</w:t>
       </w:r>
     </w:p>
     <w:p>
@@ -8122,13 +8609,18 @@
     </w:p>
     <w:p>
       <w:r>
-        <w:t>— Слушайте, — заговорил я, сглатывая во рту кофейную горечь, — а никто случайно не видел в жилом модуле мух?</w:t>
-      </w:r>
-    </w:p>
-    <w:p>
-      <w:r>
-        <w:lastRenderedPageBreak/>
-        <w:t>— Олег! — вылупилась на меня Мерцель. — Каких мух? Я тебя правильно услышала?</w:t>
+        <w:t>Майоров прикрыл глаза и покачал головой. Затем медленно, как в невесомости, поднялся из ложемента.</w:t>
+      </w:r>
+    </w:p>
+    <w:p>
+      <w:r>
+        <w:t xml:space="preserve">— Вот и поговорили. </w:t>
+      </w:r>
+      <w:r>
+        <w:t>Всё у нас просто</w:t>
+      </w:r>
+      <w:r>
+        <w:t xml:space="preserve"> отлично. Идите обедать, товарищи.</w:t>
       </w:r>
     </w:p>
     <w:p>
@@ -8219,6 +8711,7 @@
     </w:p>
     <w:p>
       <w:r>
+        <w:lastRenderedPageBreak/>
         <w:t>Я ненадолго задремал.</w:t>
       </w:r>
     </w:p>
@@ -8255,181 +8748,947 @@
     </w:p>
     <w:p>
       <w:r>
+        <w:t>— А ч</w:t>
+      </w:r>
+      <w:r>
+        <w:t>ег</w:t>
+      </w:r>
+      <w:r>
+        <w:t>о ты хотела?</w:t>
+      </w:r>
+    </w:p>
+    <w:p>
+      <w:r>
+        <w:t xml:space="preserve">В ответ мне в ухо ударил </w:t>
+      </w:r>
+      <w:r>
+        <w:t>резкий</w:t>
+      </w:r>
+      <w:r>
+        <w:t xml:space="preserve"> звон, как от порванной струны.</w:t>
+      </w:r>
+    </w:p>
+    <w:p>
+      <w:r>
+        <w:t>Я несколько секунд смотрел на трубку, прежде чем повесить её на рычаги.</w:t>
+      </w:r>
+    </w:p>
+    <w:p>
+      <w:r>
+        <w:t>Вскоре в дверь постучали.</w:t>
+      </w:r>
+    </w:p>
+    <w:p>
+      <w:r>
+        <w:t>Вера стояла, деловито сцепив руки, и смотрела на меня с непонятным укором, как если бы я назначил ей встречу и не явился.</w:t>
+      </w:r>
+    </w:p>
+    <w:p>
+      <w:r>
+        <w:t>— Ты поздно вернулся, — сказала она.</w:t>
+      </w:r>
+    </w:p>
+    <w:p>
+      <w:r>
+        <w:t>— Работы было много. Я даже без ужина сегодня.</w:t>
+      </w:r>
+    </w:p>
+    <w:p>
+      <w:r>
+        <w:t>— Всё с вами ясно.</w:t>
+      </w:r>
+    </w:p>
+    <w:p>
+      <w:r>
+        <w:t>Она зашла в модуль</w:t>
+      </w:r>
+      <w:r>
+        <w:t xml:space="preserve"> и</w:t>
+      </w:r>
+      <w:r>
+        <w:t xml:space="preserve"> огляделась</w:t>
+      </w:r>
+      <w:r>
+        <w:t xml:space="preserve">, привередливо </w:t>
+      </w:r>
+      <w:r>
+        <w:t>наморщив лоб</w:t>
+      </w:r>
+      <w:r>
+        <w:t>.</w:t>
+      </w:r>
+    </w:p>
+    <w:p>
+      <w:r>
+        <w:t>— Выглядит всё так, как будто тут никто не живёт</w:t>
+      </w:r>
+      <w:r>
+        <w:t>.</w:t>
+      </w:r>
+    </w:p>
+    <w:p>
+      <w:r>
+        <w:t>— Я же здесь только одну ночь провёл, — начал оправдываться я.</w:t>
+      </w:r>
+    </w:p>
+    <w:p>
+      <w:r>
+        <w:t>— А личных вещей с собой не возишь? Фотографии там, талисманы?</w:t>
+      </w:r>
+    </w:p>
+    <w:p>
+      <w:r>
+        <w:t>Вера села в кресло у столика и выглянула в иллюминатор — как пассажир в вагоне поезда, который смотрит на уносящуюся вместе с ветром последнюю станцию.</w:t>
+      </w:r>
+    </w:p>
+    <w:p>
+      <w:r>
+        <w:t>Из темноты ей подмигнуло её отражение.</w:t>
+      </w:r>
+    </w:p>
+    <w:p>
+      <w:r>
+        <w:t>— Ты чего-то хотела?</w:t>
+      </w:r>
+    </w:p>
+    <w:p>
+      <w:r>
+        <w:t>— Ну да. — Вера закинула ногу на ногу. — Ты спросил у своих?</w:t>
+      </w:r>
+    </w:p>
+    <w:p>
+      <w:r>
+        <w:t>— О чём?</w:t>
+      </w:r>
+    </w:p>
+    <w:p>
+      <w:r>
+        <w:t>Вера сдвинула брови.</w:t>
+      </w:r>
+    </w:p>
+    <w:p>
+      <w:r>
+        <w:t>— Я же тебе говорила вчера. Пассажира на обратном пути брать не собирались?</w:t>
+      </w:r>
+    </w:p>
+    <w:p>
+      <w:r>
+        <w:t>— А, ты об этом.</w:t>
+      </w:r>
+    </w:p>
+    <w:p>
+      <w:r>
+        <w:t xml:space="preserve">Я </w:t>
+      </w:r>
+      <w:r>
+        <w:t>сел</w:t>
+      </w:r>
+      <w:r>
+        <w:t xml:space="preserve"> на кровать и потёр ладонью лицо. После короткого сна всё тело ломило от боли.</w:t>
+      </w:r>
+    </w:p>
+    <w:p>
+      <w:r>
+        <w:t>— Ты чего, спал, когда я позвонила?</w:t>
+      </w:r>
+    </w:p>
+    <w:p>
+      <w:r>
+        <w:t xml:space="preserve">— </w:t>
+      </w:r>
+      <w:r>
+        <w:t>Задремал немного</w:t>
+      </w:r>
+      <w:r>
+        <w:t xml:space="preserve">. Устал </w:t>
+      </w:r>
+      <w:r>
+        <w:t>очень</w:t>
+      </w:r>
+      <w:r>
+        <w:t xml:space="preserve"> сегодня.</w:t>
+      </w:r>
+    </w:p>
+    <w:p>
+      <w:r>
+        <w:t xml:space="preserve">— Так что? — </w:t>
+      </w:r>
+      <w:r>
+        <w:t>Вера</w:t>
+      </w:r>
+      <w:r>
+        <w:t xml:space="preserve"> нетерпеливо поджала губы.</w:t>
+      </w:r>
+    </w:p>
+    <w:p>
+      <w:r>
         <w:lastRenderedPageBreak/>
-        <w:t>— А ч</w:t>
-      </w:r>
-      <w:r>
-        <w:t>ег</w:t>
-      </w:r>
-      <w:r>
-        <w:t>о ты хотела?</w:t>
-      </w:r>
-    </w:p>
-    <w:p>
-      <w:r>
-        <w:t xml:space="preserve">В ответ мне в ухо ударил </w:t>
-      </w:r>
-      <w:r>
-        <w:t>резкий</w:t>
-      </w:r>
-      <w:r>
-        <w:t xml:space="preserve"> звон, как от порванной струны.</w:t>
-      </w:r>
-    </w:p>
-    <w:p>
-      <w:r>
-        <w:t>Я несколько секунд смотрел на трубку, прежде чем повесить её на рычаги.</w:t>
-      </w:r>
-    </w:p>
-    <w:p>
-      <w:r>
-        <w:t>Вскоре в дверь постучали.</w:t>
-      </w:r>
-    </w:p>
-    <w:p>
-      <w:r>
-        <w:t>Вера стояла, деловито сцепив руки, и смотрела на меня с непонятным укором, как если бы я назначил ей встречу и не явился.</w:t>
-      </w:r>
-    </w:p>
-    <w:p>
-      <w:r>
-        <w:t>— Ты поздно вернулся, — сказала она.</w:t>
-      </w:r>
-    </w:p>
-    <w:p>
-      <w:r>
-        <w:t>— Работы было много. Я даже без ужина сегодня.</w:t>
-      </w:r>
-    </w:p>
-    <w:p>
-      <w:r>
-        <w:t>— Всё с вами ясно.</w:t>
-      </w:r>
-    </w:p>
-    <w:p>
-      <w:r>
-        <w:t>Она зашла в модуль</w:t>
-      </w:r>
-      <w:r>
-        <w:t xml:space="preserve"> и</w:t>
-      </w:r>
-      <w:r>
-        <w:t xml:space="preserve"> огляделась</w:t>
-      </w:r>
-      <w:r>
-        <w:t xml:space="preserve">, привередливо </w:t>
-      </w:r>
-      <w:r>
-        <w:t>наморщив лоб</w:t>
+        <w:t>— Да в общем ничего. Майоров, это наш капитан, вообще заявил, что это не моего ума дела. Но я так понимаю, что, если планируют везти пассажиров, то ставят пассажирский модуль, а у нас…</w:t>
+      </w:r>
+    </w:p>
+    <w:p>
+      <w:r>
+        <w:t>— А у вас его нет, — закончила за меня Вера. — Вот же чёрт! Они меня нарочно, что ли, игнорируют?</w:t>
+      </w:r>
+    </w:p>
+    <w:p>
+      <w:r>
+        <w:t xml:space="preserve">— </w:t>
+      </w:r>
+      <w:r>
+        <w:t>Э</w:t>
+      </w:r>
+      <w:r>
+        <w:t>то процесс небыстрый</w:t>
+      </w:r>
+      <w:r>
+        <w:t>, — сказал я</w:t>
+      </w:r>
+      <w:r>
+        <w:t xml:space="preserve">. </w:t>
+      </w:r>
+      <w:r>
+        <w:t xml:space="preserve">— </w:t>
+      </w:r>
+      <w:r>
+        <w:t>Бюрократия, сама понимаешь.</w:t>
+      </w:r>
+    </w:p>
+    <w:p>
+      <w:r>
+        <w:t>Вера встала и заходила по модулю.</w:t>
+      </w:r>
+    </w:p>
+    <w:p>
+      <w:r>
+        <w:t>— Я уже несколько раз заявление писала — и всё без толку. Они их там читают вообще? Здесь не тюрьма!</w:t>
+      </w:r>
+    </w:p>
+    <w:p>
+      <w:r>
+        <w:t>Она остановилась, посмотрела на меня долгим, оценивающим взглядом, как бы решая, стоит ли доверять мне свои секреты, и тут же качнула головой — видимо, нет, не стоит.</w:t>
+      </w:r>
+    </w:p>
+    <w:p>
+      <w:r>
+        <w:t>— Ладно, ты тут не виноват. Значит, говоришь, ужин пропустил? В такое время уже ничего не поделаешь, останешься голодным.</w:t>
+      </w:r>
+    </w:p>
+    <w:p>
+      <w:r>
+        <w:t xml:space="preserve">— Переживу. </w:t>
+      </w:r>
+      <w:r>
+        <w:t>В</w:t>
+      </w:r>
+      <w:r>
+        <w:t>се спят, какой ужин.</w:t>
+      </w:r>
+    </w:p>
+    <w:p>
+      <w:r>
+        <w:t xml:space="preserve">— </w:t>
+      </w:r>
+      <w:r>
+        <w:t>Я</w:t>
+      </w:r>
+      <w:r>
+        <w:t xml:space="preserve"> вот не сплю, — пожала плечами Вера.</w:t>
+      </w:r>
+    </w:p>
+    <w:p>
+      <w:r>
+        <w:t>— Вижу.</w:t>
+      </w:r>
+    </w:p>
+    <w:p>
+      <w:r>
+        <w:t>— Ладно. — Вера подошла к двери. — Не буду тебе мешать наслаждаться своей, — она покрутила рукой, — усталостью. Если чего узнаешь интересное, набери. Интеркомом же пользоваться</w:t>
+      </w:r>
+      <w:r>
+        <w:t xml:space="preserve"> умеешь</w:t>
+      </w:r>
+      <w:r>
+        <w:t>?</w:t>
+      </w:r>
+    </w:p>
+    <w:p>
+      <w:r>
+        <w:t>— Умею.</w:t>
+      </w:r>
+    </w:p>
+    <w:p>
+      <w:r>
+        <w:t>— Тогда до связи. — Вера открыла дверь.</w:t>
+      </w:r>
+    </w:p>
+    <w:p>
+      <w:r>
+        <w:t>— Погоди! — Я вдруг понял, что совершенно не хочу оставаться один и маяться от безделья, пока меня не затянет в</w:t>
+      </w:r>
+      <w:r>
+        <w:t xml:space="preserve"> очередной</w:t>
+      </w:r>
+      <w:r>
+        <w:t xml:space="preserve"> кошмар. — </w:t>
+      </w:r>
+      <w:r>
+        <w:t>П</w:t>
+      </w:r>
+      <w:r>
+        <w:t xml:space="preserve">рогуляться </w:t>
+      </w:r>
+      <w:r>
+        <w:t xml:space="preserve">бы </w:t>
+      </w:r>
+      <w:r>
+        <w:t>немного. Вроде это не запрещено, — добавил я с сомнением. — Я был бы рад, если бы ты…</w:t>
+      </w:r>
+    </w:p>
+    <w:p>
+      <w:r>
+        <w:t xml:space="preserve">— Составила тебе компанию? </w:t>
+      </w:r>
+    </w:p>
+    <w:p>
+      <w:r>
+        <w:t>Вера наморщила лоб.</w:t>
+      </w:r>
+    </w:p>
+    <w:p>
+      <w:r>
+        <w:t>— Или там уже везде свет вырубили?</w:t>
+      </w:r>
+    </w:p>
+    <w:p>
+      <w:r>
+        <w:t>— Свет у нас совсем не выключают, — сказала Вера. — Сумрачно просто становится. Но если зрение в порядке, то проблем никаких. Я гуляю иногда. Правда, пару раз хорошенько так башкой стукнулась.</w:t>
+      </w:r>
+    </w:p>
+    <w:p>
+      <w:r>
+        <w:t>Она потёрла ладонью лоб на месте предполагаемого ушиба.</w:t>
+      </w:r>
+    </w:p>
+    <w:p>
+      <w:r>
+        <w:t>— Мне нравится, когда сумрачно, — сказал я.</w:t>
+      </w:r>
+    </w:p>
+    <w:p>
+      <w:r>
+        <w:t xml:space="preserve">— Значит, устроить тебе экскурсию? </w:t>
+      </w:r>
+      <w:r>
+        <w:t xml:space="preserve">— улыбнулась Вера. — </w:t>
+      </w:r>
+      <w:r>
+        <w:t>Даже не знаю. Только если не</w:t>
+      </w:r>
+      <w:r>
+        <w:t>на</w:t>
+      </w:r>
+      <w:r>
+        <w:t>долго. Мне в лабораторию с утра.</w:t>
+      </w:r>
+    </w:p>
+    <w:p>
+      <w:r>
+        <w:t>— Договорились.</w:t>
+      </w:r>
+    </w:p>
+    <w:p>
+      <w:r>
+        <w:t>Мы вышли из модуля. Сознание ещё было затянуто плотным туманом сна. Я шёл неуверенно, путаясь в шагах, как пьяный.</w:t>
+      </w:r>
+    </w:p>
+    <w:p>
+      <w:r>
+        <w:t>Вера поглядывала на меня с усмешкой.</w:t>
+      </w:r>
+    </w:p>
+    <w:p>
+      <w:r>
+        <w:lastRenderedPageBreak/>
+        <w:t>Когда я проход</w:t>
+      </w:r>
+      <w:r>
+        <w:t>ил</w:t>
+      </w:r>
+      <w:r>
+        <w:t xml:space="preserve"> через гравитационную волну</w:t>
+      </w:r>
+      <w:r>
+        <w:t>, то</w:t>
+      </w:r>
+      <w:r>
+        <w:t xml:space="preserve"> едва не растянулся на полу</w:t>
       </w:r>
       <w:r>
         <w:t>.</w:t>
       </w:r>
-    </w:p>
-    <w:p>
-      <w:r>
-        <w:t>— Выглядит всё так, как будто тут никто не живёт</w:t>
+      <w:r>
+        <w:t xml:space="preserve"> Вера даже подхватила меня за локоть.</w:t>
+      </w:r>
+    </w:p>
+    <w:p>
+      <w:r>
+        <w:t>— Серьёзно, конечно, они на вас насели, — сказала она.</w:t>
+      </w:r>
+    </w:p>
+    <w:p>
+      <w:r>
+        <w:t>В коридоре едва брезжил свет — тёплый и нестойкий, как на городской аллее поздним вечером, где медленно выходит в фонарях раскалённый газ.</w:t>
+      </w:r>
+    </w:p>
+    <w:p>
+      <w:r>
+        <w:t>— Ты о чём? — спросил я.</w:t>
+      </w:r>
+    </w:p>
+    <w:p>
+      <w:r>
+        <w:t xml:space="preserve">— Я, помню, когда прилетела, дали недели три, чтобы в себя прийти. Гуляли по станции, аэробикой занимались, пили витаминные коктейли. А вы вообще без </w:t>
+      </w:r>
+      <w:proofErr w:type="spellStart"/>
+      <w:r>
+        <w:t>продыха</w:t>
+      </w:r>
+      <w:proofErr w:type="spellEnd"/>
+      <w:r>
+        <w:t>. Выглядишь ты не очень. В обморок не хлопнешься? Уверен, что хочешь гулять?</w:t>
+      </w:r>
+    </w:p>
+    <w:p>
+      <w:r>
+        <w:t>— Мне лучше пройтись, — сказал я.</w:t>
+      </w:r>
+    </w:p>
+    <w:p>
+      <w:r>
+        <w:t xml:space="preserve">— Как скажешь. </w:t>
+      </w:r>
+      <w:r>
+        <w:t>Но</w:t>
+      </w:r>
+      <w:r>
+        <w:t xml:space="preserve"> здесь смотреть особо нечего. — Вера показала кивком на коридор, который скатывался в темноту, вычурно изгибаясь, как коромысло. — Можем наверх подняться, там основные достопримечательности.</w:t>
+      </w:r>
+    </w:p>
+    <w:p>
+      <w:r>
+        <w:t>— Давай.</w:t>
+      </w:r>
+    </w:p>
+    <w:p>
+      <w:r>
+        <w:t>Мы дошли до лифтовой шахты. Ноги отяжелели, я словно набрал за последний час добрый десяток килограмм и едва справлялся с собственным весом.</w:t>
+      </w:r>
+    </w:p>
+    <w:p>
+      <w:r>
+        <w:t>Вера щелкнула кнопкой на стене.</w:t>
+      </w:r>
+    </w:p>
+    <w:p>
+      <w:r>
+        <w:t xml:space="preserve">— Тебе ведь снились кошмары во время </w:t>
+      </w:r>
+      <w:r>
+        <w:t>полёта</w:t>
+      </w:r>
+      <w:r>
+        <w:t>? — спросил я, когда подошёл лифт.</w:t>
+      </w:r>
+    </w:p>
+    <w:p>
+      <w:r>
+        <w:t xml:space="preserve">— </w:t>
+      </w:r>
+      <w:r>
+        <w:t>Конечно,</w:t>
+      </w:r>
+      <w:r>
+        <w:t xml:space="preserve"> </w:t>
+      </w:r>
+      <w:r>
+        <w:t>в</w:t>
+      </w:r>
+      <w:r>
+        <w:t>сем снятся. Я летала среди каких-то каменных облаков и билась о них, как шарик для пинг-понга. Ну вот прям</w:t>
+      </w:r>
+      <w:r>
+        <w:t>,</w:t>
+      </w:r>
+      <w:r>
+        <w:t xml:space="preserve"> как в коридоре впотьмах. Дурацкий сон такой. Было, скорее, смешно, чем страшно. А тебе что снилось?</w:t>
+      </w:r>
+    </w:p>
+    <w:p>
+      <w:r>
+        <w:t>Пол лифтовой кабинки просел под нами, и все жилы в теле испуганно натянулись.</w:t>
+      </w:r>
+    </w:p>
+    <w:p>
+      <w:r>
+        <w:t>— Мне снилось, что я тону. Даже здесь в первую ночь тоже приснилось.</w:t>
+      </w:r>
+    </w:p>
+    <w:p>
+      <w:r>
+        <w:t>— Даже здесь? — удивилась Вера. — Тебя что, до сих пор не отпустило? У меня эта ерунда сразу прошла.</w:t>
+      </w:r>
+    </w:p>
+    <w:p>
+      <w:r>
+        <w:t>— А у меня вот не проходит.</w:t>
+      </w:r>
+    </w:p>
+    <w:p>
+      <w:r>
+        <w:t>— Странно. Может, ты до сих пор не прилетел?</w:t>
+      </w:r>
+    </w:p>
+    <w:p>
+      <w:r>
+        <w:t>Вера стрельнула в меня хитрым взглядом.</w:t>
+      </w:r>
+    </w:p>
+    <w:p>
+      <w:r>
+        <w:t>— Очень смешно, — буркнул я.</w:t>
+      </w:r>
+    </w:p>
+    <w:p>
+      <w:r>
+        <w:t xml:space="preserve">— </w:t>
+      </w:r>
+      <w:r>
+        <w:t>Н</w:t>
+      </w:r>
+      <w:r>
+        <w:t>аша остановка.</w:t>
+      </w:r>
+    </w:p>
+    <w:p>
+      <w:r>
+        <w:t>На верхнем уровне было так же темно. Вера вышла из лифта и огляделась, вспоминая, куда идти.</w:t>
+      </w:r>
+    </w:p>
+    <w:p>
+      <w:r>
+        <w:t>— Так что за достопримечательности? — спросил я. — Мне про библиотеку говорили, но она закрыта уже.</w:t>
+      </w:r>
+    </w:p>
+    <w:p>
+      <w:r>
+        <w:t xml:space="preserve">— Библиотека есть, да, — сказала Вера. — </w:t>
+      </w:r>
+      <w:r>
+        <w:t>В</w:t>
+      </w:r>
+      <w:r>
+        <w:t>ернее, чулан с книжками. Ещё есть кинотеатр.</w:t>
+      </w:r>
+    </w:p>
+    <w:p>
+      <w:r>
+        <w:lastRenderedPageBreak/>
+        <w:t>— Серьёзно?</w:t>
+      </w:r>
+    </w:p>
+    <w:p>
+      <w:r>
+        <w:t xml:space="preserve">— Да, </w:t>
+      </w:r>
+      <w:r>
+        <w:t>а чего такого?</w:t>
+      </w:r>
+      <w:r>
+        <w:t xml:space="preserve"> У нас тут все удобства и развлечения. Правда, кинотеатр не работает. Тут вообще много чего не работает. — Вера посмотрел на одну из ламп на потолке, которая едва светила, беспомощно заплывая чернотой. — Привыкай.</w:t>
+      </w:r>
+    </w:p>
+    <w:p>
+      <w:r>
+        <w:t>— И не чинят?</w:t>
+      </w:r>
+    </w:p>
+    <w:p>
+      <w:r>
+        <w:t xml:space="preserve">— Так не привозят ничего. Линза там вроде накрылась. Ещё, кстати, диапроектор </w:t>
+      </w:r>
+      <w:r>
+        <w:t>есть</w:t>
+      </w:r>
+      <w:r>
+        <w:t>. Правда, все слайды не шибко интересные. Сплошная хроника партийных дек. Хотя в качестве снотворного сгодится.</w:t>
+      </w:r>
+    </w:p>
+    <w:p>
+      <w:r>
+        <w:t>— Значит, кинотеатр закрыт, — сказал я. — Библиотека — чулан. Куда пойдём?</w:t>
+      </w:r>
+    </w:p>
+    <w:p>
+      <w:r>
+        <w:t>— В музей! — выпалила Вера.</w:t>
+      </w:r>
+    </w:p>
+    <w:p>
+      <w:r>
+        <w:t>— В музей? — моргнул я. — Ты меня разыгрываешь?</w:t>
+      </w:r>
+    </w:p>
+    <w:p>
+      <w:r>
+        <w:t>— Ничуть. «Заря» же не простая станция, а последний рубеж человечества! Правда, музей тоже не работает.</w:t>
+      </w:r>
+    </w:p>
+    <w:p>
+      <w:r>
+        <w:t>— Ясно</w:t>
+      </w:r>
+      <w:r>
+        <w:t>, — сказал я</w:t>
+      </w:r>
+      <w:r>
+        <w:t xml:space="preserve">. </w:t>
+      </w:r>
+      <w:r>
+        <w:t xml:space="preserve">— </w:t>
+      </w:r>
+      <w:r>
+        <w:t xml:space="preserve">Но прогулка всё равно была очень познавательной. Я узнал </w:t>
+      </w:r>
+      <w:r>
+        <w:t>кучу</w:t>
+      </w:r>
+      <w:r>
+        <w:t xml:space="preserve"> мест, куда не смогу попасть.</w:t>
+      </w:r>
+    </w:p>
+    <w:p>
+      <w:r>
+        <w:t>Вера рассмеялась.</w:t>
+      </w:r>
+    </w:p>
+    <w:p>
+      <w:r>
+        <w:t>— Не вешай нос! В музей-то как раз попасть можно, хоть он и не работает. Пошли!</w:t>
+      </w:r>
+    </w:p>
+    <w:p>
+      <w:r>
+        <w:t>И бодро зашагала в сумрак, оглядываясь на меня через плечо.</w:t>
+      </w:r>
+    </w:p>
+    <w:p>
+      <w:r>
+        <w:t>Мы остановились у глухой двери с погасшей табличкой. Вера дёрнула за рычаг в стене, и дверь, привередливо потрещав, разминая застоявшиеся косточки, открылась.</w:t>
+      </w:r>
+    </w:p>
+    <w:p>
+      <w:r>
+        <w:t>В музее еще пару секунд держалась липкая темнота, а потом с гулким щелчком, как от стрелочного переводчика, врубилась большая потолочная лампа, наотмашь ударив по глазам.</w:t>
+      </w:r>
+    </w:p>
+    <w:p>
+      <w:r>
+        <w:t>Я отвернулся.</w:t>
+      </w:r>
+    </w:p>
+    <w:p>
+      <w:r>
+        <w:t>— Заходи, не бойся! — Вера легонько толкнула меня в плечо.</w:t>
+      </w:r>
+    </w:p>
+    <w:p>
+      <w:r>
+        <w:t>Музей представлял собой просторное по меркам орбитальной станции помещение с витающими в воздухе искрящимися пылинками, которых то ли испугало, то ли взбудоражило наше появление.</w:t>
+      </w:r>
+    </w:p>
+    <w:p>
+      <w:r>
+        <w:t xml:space="preserve">У дальней стены </w:t>
+      </w:r>
+      <w:r>
+        <w:t>стоял</w:t>
+      </w:r>
+      <w:r>
+        <w:t xml:space="preserve"> причудливый механизм из зубчатых колёс с огромным пружинным двигателем. Эта конструкция возвышалась над головой, как творение великанов из «Путешествий Гулливера». Гигантские шестерёнки ритмично поворачивались вокруг оси, отчётливо выщёлкивая секунды.</w:t>
+      </w:r>
+    </w:p>
+    <w:p>
+      <w:r>
+        <w:t xml:space="preserve">Я </w:t>
+      </w:r>
+      <w:r>
+        <w:t xml:space="preserve">вдруг </w:t>
+      </w:r>
+      <w:r>
+        <w:t>вспомнил часовые метафоры Кермана.</w:t>
+      </w:r>
+    </w:p>
+    <w:p>
+      <w:r>
+        <w:t>— Что… — пробормотал я. — Что это?</w:t>
+      </w:r>
+    </w:p>
+    <w:p>
+      <w:r>
+        <w:t xml:space="preserve">— А на что похоже? — </w:t>
+      </w:r>
+      <w:r>
+        <w:t>спросила</w:t>
+      </w:r>
+      <w:r>
+        <w:t xml:space="preserve"> Вера.</w:t>
+      </w:r>
+    </w:p>
+    <w:p>
+      <w:r>
+        <w:t>— Не знаю, — честно сказал я. — Памятник времени.</w:t>
+      </w:r>
+    </w:p>
+    <w:p>
+      <w:r>
+        <w:lastRenderedPageBreak/>
+        <w:t>— Интересная у тебя фантазия! На самом деле, это хронометр. У нас его метроном</w:t>
+      </w:r>
+      <w:r>
+        <w:t>ом</w:t>
+      </w:r>
+      <w:r>
+        <w:t xml:space="preserve"> называют. — Вера пощёлкала пальцами. — Слышишь, как стучит? Можно песенки под него репетировать. Правда, последнее время за ним редко смотрят. Вон пылищи сколько скопилось</w:t>
+      </w:r>
+      <w:r>
+        <w:t>!</w:t>
+      </w:r>
+      <w:r>
+        <w:t xml:space="preserve"> Так, глядишь, и вообще заклинит.</w:t>
+      </w:r>
+    </w:p>
+    <w:p>
+      <w:r>
+        <w:t>— Но зачем?</w:t>
+      </w:r>
+    </w:p>
+    <w:p>
+      <w:r>
+        <w:t>Я зачарованно смотрел на блестящие медные колёса.</w:t>
+      </w:r>
+    </w:p>
+    <w:p>
+      <w:r>
+        <w:t xml:space="preserve">— Зачем, зачем! — фыркнула Вера. — Я же говорю, музей! По задумке это был главный хронометр станции. Сейчас-то по нему никто время </w:t>
+      </w:r>
+      <w:r>
+        <w:t xml:space="preserve">уже </w:t>
+      </w:r>
+      <w:r>
+        <w:t>не смотрит.</w:t>
+      </w:r>
+    </w:p>
+    <w:p>
+      <w:r>
+        <w:t>— Как тут вообще время смотреть?</w:t>
+      </w:r>
+    </w:p>
+    <w:p>
+      <w:r>
+        <w:t>— А ты приглядись.</w:t>
+      </w:r>
+    </w:p>
+    <w:p>
+      <w:r>
+        <w:t>Я пригляделся и заметил широкий триб, который, как орбитальная линия, опоясывал всю конструкцию, теряясь среди массивных деталей. На трибе крепился небольшой красный диск.</w:t>
+      </w:r>
+    </w:p>
+    <w:p>
+      <w:r>
+        <w:t>— Вот эта штука время и отмеряет</w:t>
+      </w:r>
+      <w:r>
+        <w:t>,</w:t>
+      </w:r>
+      <w:r>
+        <w:t xml:space="preserve"> — </w:t>
+      </w:r>
+      <w:r>
+        <w:t>показала на диск Вера</w:t>
+      </w:r>
+      <w:r>
+        <w:t xml:space="preserve">. — </w:t>
+      </w:r>
+      <w:r>
+        <w:t>П</w:t>
+      </w:r>
+      <w:r>
+        <w:t>ринцип, как у часов с одной стрелкой. Неудобно, конечно, зато эффектно.</w:t>
+      </w:r>
+    </w:p>
+    <w:p>
+      <w:r>
+        <w:t>— И их регулярно заводят? — спросил я.</w:t>
+      </w:r>
+    </w:p>
+    <w:p>
+      <w:r>
+        <w:t>— Не совсем. Тут механизм Иванченко. Они по идее заводят себя сами. Вечный двигатель. Ну почти.</w:t>
+      </w:r>
+    </w:p>
+    <w:p>
+      <w:r>
+        <w:t xml:space="preserve">Я посмотрел на красный диск, отсчитывающий часы и минуты, и представил станцию, которая движется </w:t>
+      </w:r>
+      <w:r>
+        <w:t xml:space="preserve">по орбите </w:t>
+      </w:r>
+      <w:r>
+        <w:t>ритмичными рывками, как заводная детская игрушка.</w:t>
+      </w:r>
+    </w:p>
+    <w:p>
+      <w:r>
+        <w:t>— В реальности, конечно, их должны время от времени подводить, — продолжала Вера. — Но я здесь никого никогда не видела.</w:t>
+      </w:r>
+    </w:p>
+    <w:p>
+      <w:r>
+        <w:t xml:space="preserve">Мне захотелось поймать глазами момент, когда красный диск сдвинется с места. </w:t>
+      </w:r>
+      <w:r>
+        <w:t>Я з</w:t>
+      </w:r>
+      <w:r>
+        <w:t>ацепился за него взглядом, и вдруг пол под ногами пошатнулся. Меня на мгновение захлестнула обморочная жуть невесомости</w:t>
       </w:r>
       <w:r>
         <w:t>.</w:t>
       </w:r>
-    </w:p>
-    <w:p>
-      <w:r>
-        <w:t>— Я же здесь только одну ночь провёл, — начал оправдываться я.</w:t>
-      </w:r>
-    </w:p>
-    <w:p>
-      <w:r>
-        <w:t>— А личных вещей с собой не возишь? Фотографии там, талисманы?</w:t>
-      </w:r>
-    </w:p>
-    <w:p>
-      <w:r>
-        <w:t>Вера села в кресло у столика и выглянула в иллюминатор — как пассажир в вагоне поезда, который смотрит на уносящуюся вместе с ветром последнюю станцию.</w:t>
-      </w:r>
-    </w:p>
-    <w:p>
-      <w:r>
-        <w:t>Из темноты ей подмигнуло её отражение.</w:t>
-      </w:r>
-    </w:p>
-    <w:p>
-      <w:r>
-        <w:t>— Ты чего-то хотела?</w:t>
-      </w:r>
-    </w:p>
-    <w:p>
-      <w:r>
-        <w:t>— Ну да. — Вера закинула ногу на ногу. — Ты спросил у своих?</w:t>
-      </w:r>
-    </w:p>
-    <w:p>
-      <w:r>
-        <w:t>— О чём?</w:t>
-      </w:r>
-    </w:p>
-    <w:p>
-      <w:r>
-        <w:t>Вера сдвинула брови.</w:t>
-      </w:r>
-    </w:p>
-    <w:p>
-      <w:r>
-        <w:t>— Я же тебе говорила вчера. Пассажира на обратном пути брать не собирались?</w:t>
-      </w:r>
-    </w:p>
-    <w:p>
-      <w:r>
-        <w:t>— А, ты об этом.</w:t>
-      </w:r>
-    </w:p>
-    <w:p>
-      <w:r>
-        <w:t xml:space="preserve">Я </w:t>
-      </w:r>
-      <w:r>
-        <w:t>сел</w:t>
-      </w:r>
-      <w:r>
-        <w:t xml:space="preserve"> на кровать и потёр ладонью лицо. После короткого сна всё тело ломило от боли.</w:t>
-      </w:r>
-    </w:p>
-    <w:p>
-      <w:r>
-        <w:t>— Ты чего, спал, когда я позвонила?</w:t>
-      </w:r>
-    </w:p>
-    <w:p>
-      <w:r>
-        <w:t xml:space="preserve">— Нет, не спал. Устал </w:t>
-      </w:r>
-      <w:r>
-        <w:t>очень</w:t>
-      </w:r>
-      <w:r>
-        <w:t xml:space="preserve"> сегодня.</w:t>
-      </w:r>
-    </w:p>
-    <w:p>
-      <w:r>
-        <w:t xml:space="preserve">— Так что? — </w:t>
-      </w:r>
-      <w:r>
-        <w:t>Вера</w:t>
-      </w:r>
-      <w:r>
-        <w:t xml:space="preserve"> нетерпеливо поджала губы.</w:t>
-      </w:r>
-    </w:p>
-    <w:p>
-      <w:r>
-        <w:t>— Да в общем ничего. Майоров, это наш капитан, вообще заявил, что это не моего ума дела. Но я так понимаю, что, если планируют везти пассажиров, то ставят пассажирский модуль, а у нас…</w:t>
-      </w:r>
-    </w:p>
-    <w:p>
-      <w:r>
-        <w:t>— А у вас его нет, — закончила за меня Вера. — Вот же чёрт! Они меня нарочно, что ли, игнорируют?</w:t>
+      <w:r>
+        <w:t xml:space="preserve"> </w:t>
+      </w:r>
+      <w:r>
+        <w:t>Я</w:t>
+      </w:r>
+      <w:r>
+        <w:t xml:space="preserve"> едва не упал.</w:t>
+      </w:r>
+    </w:p>
+    <w:p>
+      <w:r>
+        <w:t>Красный диск сдвинулся с места.</w:t>
+      </w:r>
+    </w:p>
+    <w:p>
+      <w:r>
+        <w:t>— Что такое? — крикнул я. — Авария?</w:t>
+      </w:r>
+    </w:p>
+    <w:p>
+      <w:r>
+        <w:t>— Всё в порядке. — Вера прижала ладонь к груди и медленно выдохнула, недоверчиво глядя себе под ноги. — Такого сильного толчка давно уже не было</w:t>
+      </w:r>
+      <w:r>
+        <w:t>!</w:t>
+      </w:r>
+    </w:p>
+    <w:p>
+      <w:r>
+        <w:t>— Но что это было?</w:t>
+      </w:r>
+    </w:p>
+    <w:p>
+      <w:r>
+        <w:t xml:space="preserve">— Здесь </w:t>
+      </w:r>
+      <w:proofErr w:type="spellStart"/>
+      <w:r>
+        <w:t>гравитонные</w:t>
+      </w:r>
+      <w:proofErr w:type="spellEnd"/>
+      <w:r>
+        <w:t xml:space="preserve"> камеры так работают. Сбой</w:t>
+      </w:r>
+      <w:r>
+        <w:t xml:space="preserve"> такой</w:t>
+      </w:r>
+      <w:r>
+        <w:t>, но никто не чинит, и все привыкли</w:t>
+      </w:r>
+      <w:r>
+        <w:t xml:space="preserve"> давно</w:t>
+      </w:r>
+      <w:r>
+        <w:t xml:space="preserve">. Станция часто делает корректировки орбиты, иногда камеры отрубаются на доли секунды, и получается такой вот </w:t>
+      </w:r>
+      <w:r>
+        <w:t xml:space="preserve">занятный </w:t>
+      </w:r>
+      <w:r>
+        <w:t>аттракцион.</w:t>
+      </w:r>
+    </w:p>
+    <w:p>
+      <w:r>
+        <w:t xml:space="preserve">— Да уж, аттракцион! У вас тут </w:t>
+      </w:r>
+      <w:r>
+        <w:t>всё на последнем издыхании, что ли</w:t>
+      </w:r>
+      <w:r>
+        <w:t>?</w:t>
+      </w:r>
+    </w:p>
+    <w:p>
+      <w:r>
+        <w:lastRenderedPageBreak/>
+        <w:t>— Привыкнешь, — махнула рукой Вера. — Мы это дело качкой называем</w:t>
+      </w:r>
+      <w:r>
+        <w:t>.</w:t>
+      </w:r>
+      <w:r>
+        <w:t xml:space="preserve"> </w:t>
+      </w:r>
+      <w:r>
+        <w:t>К</w:t>
+      </w:r>
+      <w:r>
+        <w:t>ак на корабл</w:t>
+      </w:r>
+      <w:r>
+        <w:t>ях</w:t>
+      </w:r>
+      <w:r>
+        <w:t>, знаешь. А моряки же к таким вещам быстро привыкают. Чем мы хуже?</w:t>
+      </w:r>
+    </w:p>
+    <w:p>
+      <w:r>
+        <w:t>— Качка! — проговорил я. — Скажешь тоже!</w:t>
+      </w:r>
+    </w:p>
+    <w:p>
+      <w:r>
+        <w:t>Я осторожно прошёлся по отсеку, растеряв доверие к своенравной силе притяжения. У двери стояли две низкие неудобные скамейки. В левом крыле стену украшала цветастая мозаика — синее ночное небо с крапинками угловатых звёзд и гордо реющее красное знамя. Внизу висела табличка с цитатой. Я прочитал вслух:</w:t>
+      </w:r>
+    </w:p>
+    <w:p>
+      <w:r>
+        <w:t>— «Путь к звёздам — важнейший из всех путей».</w:t>
+      </w:r>
+    </w:p>
+    <w:p>
+      <w:r>
+        <w:t xml:space="preserve">— Ага, — сказала Вера. — Это какой-то из прежних секретарей на пленуме сказал, </w:t>
+      </w:r>
+      <w:r>
+        <w:t>но</w:t>
+      </w:r>
+      <w:r>
+        <w:t xml:space="preserve"> тут почему-то источник цитаты решили не указывать. И ещё флаг на ветру развевается, а на фоне вроде как космос и звёзды. В космосе ветра же нет.</w:t>
       </w:r>
     </w:p>
     <w:p>
@@ -8437,54 +9696,183 @@
         <w:t xml:space="preserve">— </w:t>
       </w:r>
       <w:r>
-        <w:t>Э</w:t>
-      </w:r>
-      <w:r>
-        <w:t>то процесс небыстрый</w:t>
-      </w:r>
-      <w:r>
-        <w:t>, — сказал я</w:t>
-      </w:r>
-      <w:r>
-        <w:t xml:space="preserve">. </w:t>
+        <w:t>А вдруг</w:t>
+      </w:r>
+      <w:r>
+        <w:t xml:space="preserve"> </w:t>
       </w:r>
       <w:r>
         <w:t xml:space="preserve">— </w:t>
       </w:r>
       <w:r>
-        <w:t>Бюрократия, сама понимаешь.</w:t>
-      </w:r>
-    </w:p>
-    <w:p>
-      <w:r>
-        <w:t>Вера встала и заходила по модулю.</w:t>
-      </w:r>
-    </w:p>
-    <w:p>
-      <w:r>
-        <w:t>— Я уже несколько раз заявление писала — и всё без толку. Они их там читают вообще? Здесь не тюрьма!</w:t>
+        <w:t>это не космос, — предположил я, — а звёздная ночь?</w:t>
+      </w:r>
+    </w:p>
+    <w:p>
+      <w:r>
+        <w:t xml:space="preserve">— </w:t>
+      </w:r>
+      <w:r>
+        <w:t>Не исключено</w:t>
+      </w:r>
+      <w:r>
+        <w:t>.</w:t>
+      </w:r>
+    </w:p>
+    <w:p>
+      <w:r>
+        <w:t>— Странно, что здесь настоящего флага нет</w:t>
+      </w:r>
+      <w:r>
+        <w:t>.</w:t>
+      </w:r>
+      <w:r>
+        <w:t xml:space="preserve"> Было бы красиво — эти чудовищные часы и красный стяг.</w:t>
+      </w:r>
+    </w:p>
+    <w:p>
+      <w:r>
+        <w:t xml:space="preserve">— Может, он и был тут раньше, — ответила Вера. — Я же на станции не со дня основания. </w:t>
+      </w:r>
+      <w:r>
+        <w:t>Н</w:t>
+      </w:r>
+      <w:r>
+        <w:t>адоело</w:t>
+      </w:r>
+      <w:r>
+        <w:t xml:space="preserve"> </w:t>
+      </w:r>
+      <w:r>
+        <w:t xml:space="preserve">им </w:t>
+      </w:r>
+      <w:r>
+        <w:t xml:space="preserve">пыль </w:t>
+      </w:r>
+      <w:r>
+        <w:t xml:space="preserve">из него </w:t>
+      </w:r>
+      <w:r>
+        <w:t>вытряхать.</w:t>
+      </w:r>
+    </w:p>
+    <w:p>
+      <w:r>
+        <w:t xml:space="preserve">В другом крыле затаился ещё один </w:t>
+      </w:r>
+      <w:r>
+        <w:t xml:space="preserve">музейный </w:t>
+      </w:r>
+      <w:r>
+        <w:t>экспонат — великанская чаша с широким устьем и двумя спиральными ручками по бокам. Стенки сосуда были выкрашены в цвет газового гиганта под нами — густая синева с разводами рыхлых облаков.</w:t>
+      </w:r>
+    </w:p>
+    <w:p>
+      <w:r>
+        <w:t>— А это что значит? — спросил я.</w:t>
+      </w:r>
+    </w:p>
+    <w:p>
+      <w:r>
+        <w:t>Никаких пояснительных надписей к сосуду не прилагалось.</w:t>
+      </w:r>
+    </w:p>
+    <w:p>
+      <w:r>
+        <w:t>— Ну кратер же, — сказала Вера.</w:t>
+      </w:r>
+    </w:p>
+    <w:p>
+      <w:r>
+        <w:t>— Не понял?</w:t>
+      </w:r>
+    </w:p>
+    <w:p>
+      <w:r>
+        <w:t xml:space="preserve">— Кратер. — Вера описала в воздухе </w:t>
+      </w:r>
+      <w:r>
+        <w:t xml:space="preserve">изгибистые </w:t>
+      </w:r>
+      <w:r>
+        <w:t>контуры. — Чаша такая. Планета называется Кратер Водолея. Я думала, ты знаешь.</w:t>
+      </w:r>
+    </w:p>
+    <w:p>
+      <w:r>
+        <w:t xml:space="preserve">— </w:t>
+      </w:r>
+      <w:r>
+        <w:t>П</w:t>
+      </w:r>
+      <w:r>
+        <w:t xml:space="preserve">онятно. </w:t>
+      </w:r>
+      <w:r>
+        <w:t>А я решил</w:t>
+      </w:r>
+      <w:r>
+        <w:t>…</w:t>
+      </w:r>
+    </w:p>
+    <w:p>
+      <w:r>
+        <w:t>— Что речь о дырке в земле? — усмехнулась Вера. — Что ж, музей хоть и не работает, но оказался весьма познавательным</w:t>
+      </w:r>
+      <w:r>
+        <w:t>!</w:t>
+      </w:r>
+    </w:p>
+    <w:p>
+      <w:r>
+        <w:t>Она присела на скамейку у входа и закинула ногу на ногу.</w:t>
+      </w:r>
+    </w:p>
+    <w:p>
+      <w:r>
+        <w:t>— Кстати, — начал я, — а почему не работает? Забавное местечко. Пустовато здесь, конечно.</w:t>
+      </w:r>
+    </w:p>
+    <w:p>
+      <w:r>
+        <w:t>— Ну а кто сюда будет ходить? Местным не особо интересно, одноразовое мероприятие. Разве что так, помедитировать, посмотреть, как эти шестерни на себя время наматывают. А экскурсии пока к «Заре» не летают, далековато всё-таки.</w:t>
       </w:r>
     </w:p>
     <w:p>
       <w:r>
         <w:lastRenderedPageBreak/>
-        <w:t>Она остановилась, посмотрела на меня долгим, оценивающим взглядом, как бы решая, стоит ли доверять мне свои секреты, и тут же качнула головой — видимо, нет, не стоит.</w:t>
-      </w:r>
-    </w:p>
-    <w:p>
-      <w:r>
-        <w:t>— Ладно, ты тут не виноват. Значит, говоришь, ужин пропустил? В такое время уже ничего не поделаешь, останешься голодным.</w:t>
-      </w:r>
-    </w:p>
-    <w:p>
-      <w:r>
-        <w:t xml:space="preserve">— Переживу. </w:t>
-      </w:r>
-      <w:r>
-        <w:t>В</w:t>
-      </w:r>
-      <w:r>
-        <w:t>се спят, какой ужин.</w:t>
+        <w:t>— А ведь раньше хотели сюда посылать корабли, — стал вспоминать я, — учёных, исследователей. Но потом…</w:t>
+      </w:r>
+    </w:p>
+    <w:p>
+      <w:r>
+        <w:t xml:space="preserve">— Потом как обычно другие заботы появились, — закончила за меня Вера. — Да и трехнедельный </w:t>
+      </w:r>
+      <w:r>
+        <w:t>переход</w:t>
+      </w:r>
+      <w:r>
+        <w:t xml:space="preserve"> — сомнительное удовольствие.</w:t>
+      </w:r>
+    </w:p>
+    <w:p>
+      <w:r>
+        <w:t>Она вдруг пристально посмотрела на меня, пытаясь разгадать что-то в глазах.</w:t>
+      </w:r>
+    </w:p>
+    <w:p>
+      <w:r>
+        <w:t>— Говоришь, тебе всё ещё кошмары снятся? Поэтому и гулять напросился? Спать не хочешь?</w:t>
+      </w:r>
+    </w:p>
+    <w:p>
+      <w:r>
+        <w:t>Я сел с ней рядом.</w:t>
+      </w:r>
+    </w:p>
+    <w:p>
+      <w:r>
+        <w:t>— Ты меня расколола. Кошмаров больше не хочется. Устал я от них за три недели.</w:t>
       </w:r>
     </w:p>
     <w:p>
@@ -8492,1004 +9880,137 @@
         <w:t xml:space="preserve">— </w:t>
       </w:r>
       <w:r>
-        <w:t>Я</w:t>
-      </w:r>
-      <w:r>
-        <w:t xml:space="preserve"> вот не сплю, — пожала плечами Вера.</w:t>
-      </w:r>
-    </w:p>
-    <w:p>
-      <w:r>
-        <w:t>— Вижу.</w:t>
-      </w:r>
-    </w:p>
-    <w:p>
-      <w:r>
-        <w:t>— Ладно. — Вера подошла к двери. — Не буду тебе мешать наслаждаться своей, — она покрутила рукой, — усталостью. Если чего узнаешь интересное, набери. Интеркомом же пользоваться</w:t>
-      </w:r>
-      <w:r>
-        <w:t xml:space="preserve"> умеешь</w:t>
-      </w:r>
-      <w:r>
-        <w:t>?</w:t>
-      </w:r>
-    </w:p>
-    <w:p>
-      <w:r>
-        <w:t>— Умею.</w:t>
-      </w:r>
-    </w:p>
-    <w:p>
-      <w:r>
-        <w:t>— Тогда до связи. — Вера открыла дверь.</w:t>
-      </w:r>
-    </w:p>
-    <w:p>
-      <w:r>
-        <w:t>— Погоди! — Я вдруг понял, что совершенно не хочу оставаться один и маяться от безделья, пока меня не затянет в</w:t>
-      </w:r>
-      <w:r>
-        <w:t xml:space="preserve"> очередной</w:t>
-      </w:r>
-      <w:r>
-        <w:t xml:space="preserve"> кошмар. — </w:t>
-      </w:r>
-      <w:r>
-        <w:t>П</w:t>
-      </w:r>
-      <w:r>
-        <w:t xml:space="preserve">рогуляться </w:t>
-      </w:r>
-      <w:r>
-        <w:t xml:space="preserve">бы </w:t>
-      </w:r>
-      <w:r>
-        <w:t>немного. Вроде это не запрещено, — добавил я с сомнением. — Я был бы рад, если бы ты…</w:t>
-      </w:r>
-    </w:p>
-    <w:p>
-      <w:r>
-        <w:t xml:space="preserve">— Составила тебе компанию? </w:t>
-      </w:r>
-    </w:p>
-    <w:p>
-      <w:r>
-        <w:t>Вера наморщила лоб.</w:t>
-      </w:r>
-    </w:p>
-    <w:p>
-      <w:r>
-        <w:t>— Или там уже везде свет вырубили?</w:t>
-      </w:r>
-    </w:p>
-    <w:p>
-      <w:r>
-        <w:t>— Свет у нас совсем не выключают, — сказала Вера. — Сумрачно просто становится. Но если зрение в порядке, то проблем никаких. Я гуляю иногда. Правда, пару раз хорошенько так башкой стукнулась.</w:t>
-      </w:r>
-    </w:p>
-    <w:p>
-      <w:r>
-        <w:t>Она потёрла ладонью лоб на месте предполагаемого ушиба.</w:t>
-      </w:r>
-    </w:p>
-    <w:p>
-      <w:r>
-        <w:t>— Мне нравится, когда сумрачно, — сказал я.</w:t>
-      </w:r>
-    </w:p>
-    <w:p>
-      <w:r>
-        <w:t xml:space="preserve">— Значит, устроить тебе экскурсию? </w:t>
-      </w:r>
-      <w:r>
-        <w:t xml:space="preserve">— улыбнулась Вера. — </w:t>
-      </w:r>
-      <w:r>
-        <w:t>Даже не знаю. Только если недолго. Мне в лабораторию с утра.</w:t>
-      </w:r>
-    </w:p>
-    <w:p>
-      <w:r>
-        <w:t>— Договорились.</w:t>
-      </w:r>
-    </w:p>
-    <w:p>
-      <w:r>
-        <w:t>Мы вышли из модуля. Сознание ещё было затянуто плотным туманом сна. Я шёл неуверенно, путаясь в шагах, как пьяный.</w:t>
-      </w:r>
-    </w:p>
-    <w:p>
-      <w:r>
-        <w:t>Вера поглядывала на меня с усмешкой.</w:t>
-      </w:r>
-    </w:p>
-    <w:p>
-      <w:r>
-        <w:t>Когда я проход</w:t>
-      </w:r>
-      <w:r>
-        <w:t>ил</w:t>
-      </w:r>
-      <w:r>
-        <w:t xml:space="preserve"> через гравитационную волну</w:t>
-      </w:r>
-      <w:r>
-        <w:t>, то</w:t>
-      </w:r>
-      <w:r>
-        <w:t xml:space="preserve"> едва не растянулся на полу</w:t>
-      </w:r>
-      <w:r>
-        <w:t>.</w:t>
-      </w:r>
-      <w:r>
-        <w:t xml:space="preserve"> Вера даже подхватила меня за локоть.</w:t>
-      </w:r>
-    </w:p>
-    <w:p>
-      <w:r>
-        <w:t>— Серьёзно, конечно, они на вас насели, — сказала она.</w:t>
-      </w:r>
-    </w:p>
-    <w:p>
-      <w:r>
-        <w:t>В коридоре едва брезжил свет — тёплый и нестойкий, как на городской аллее поздним вечером, где медленно выходит в фонарях раскалённый газ.</w:t>
-      </w:r>
-    </w:p>
-    <w:p>
-      <w:r>
-        <w:t>— Ты о чём? — спросил я.</w:t>
-      </w:r>
-    </w:p>
-    <w:p>
-      <w:r>
-        <w:t xml:space="preserve">— Я, помню, когда прилетела, дали недели три, чтобы в себя прийти. Гуляли по станции, аэробикой занимались, пили витаминные коктейли. А вы </w:t>
-      </w:r>
+        <w:t>А ч</w:t>
+      </w:r>
+      <w:r>
+        <w:t>то снится? Тонешь?</w:t>
+      </w:r>
+    </w:p>
+    <w:p>
+      <w:r>
+        <w:t xml:space="preserve">— </w:t>
+      </w:r>
+      <w:r>
+        <w:t>Тону, причём по несколько раз</w:t>
+      </w:r>
+      <w:r>
+        <w:t xml:space="preserve"> за сон</w:t>
+      </w:r>
+      <w:r>
+        <w:t>. — Я подумал с секунду: говорить, не говорить. — Я, признаться, плаваю не очень хорошо, так что…</w:t>
+      </w:r>
+    </w:p>
+    <w:p>
+      <w:r>
+        <w:t>— Ты плавать не умеешь? — Вера прикрыла ладонью рот, едва сдерживая смех. — Нет, серьёзно? Ты — космонавт и плавать не умеешь? Такое вообще бывает?</w:t>
+      </w:r>
+    </w:p>
+    <w:p>
+      <w:r>
+        <w:t xml:space="preserve">— Умею я плавать, — проворчал я. — </w:t>
+      </w:r>
+      <w:r>
+        <w:t>Но</w:t>
+      </w:r>
+      <w:r>
+        <w:t xml:space="preserve"> не люблю. И плаваю не очень хорошо. Но все нормативы сдаю, мне хватает.</w:t>
+      </w:r>
+    </w:p>
+    <w:p>
+      <w:r>
+        <w:t>— Понятно всё с вами, — сказала Вера.</w:t>
+      </w:r>
+    </w:p>
+    <w:p>
+      <w:r>
+        <w:t>— Да что тебе понятно?</w:t>
+      </w:r>
+    </w:p>
+    <w:p>
+      <w:r>
+        <w:t>— Ладно, не бесись! Шучу я. А кошмары снятся, потому что сам ещё не привык к мысли, что прилетел. Инерция сознания. Нам про такое рассказывали перед полётом.</w:t>
+      </w:r>
+    </w:p>
+    <w:p>
+      <w:r>
+        <w:t>— Правда?</w:t>
+      </w:r>
+    </w:p>
+    <w:p>
+      <w:r>
+        <w:t>— Нет. — Вера покачала головой. — Я только что придумала. Но ведь правдоподобно звучит, согласись?</w:t>
+      </w:r>
+    </w:p>
+    <w:p>
+      <w:r>
+        <w:t>— Да ну тебя!</w:t>
+      </w:r>
+    </w:p>
+    <w:p>
+      <w:r>
+        <w:t>Вера хихикнула.</w:t>
+      </w:r>
+    </w:p>
+    <w:p>
+      <w:r>
+        <w:t>Маленький красный диск — стилизованная «Заря» — сдвинулся по медному колесу.</w:t>
+      </w:r>
+    </w:p>
+    <w:p>
+      <w:r>
+        <w:t xml:space="preserve">— Раз уж я разоткровенничался, — </w:t>
+      </w:r>
+      <w:r>
+        <w:t>проговорил</w:t>
+      </w:r>
+      <w:r>
+        <w:t xml:space="preserve"> я, — ты тоже тогда расскажи, почему улететь хочешь.</w:t>
+      </w:r>
+    </w:p>
+    <w:p>
+      <w:r>
+        <w:t>Вера сдвинула брови и отвернулась.</w:t>
+      </w:r>
+    </w:p>
+    <w:p>
+      <w:r>
+        <w:t>— Устала я здесь. Хочу домой. Имею право.</w:t>
+      </w:r>
+    </w:p>
+    <w:p>
+      <w:r>
+        <w:t>— Сколько тебе осталось?</w:t>
+      </w:r>
+    </w:p>
+    <w:p>
+      <w:r>
+        <w:t>— Ещё год.</w:t>
+      </w:r>
+    </w:p>
+    <w:p>
+      <w:r>
+        <w:t>— Всего год? — удивился я.</w:t>
+      </w:r>
+    </w:p>
+    <w:p>
+      <w:r>
+        <w:t>— Целый год! — кольнула меня взглядом Вера.</w:t>
+      </w:r>
+    </w:p>
+    <w:p>
+      <w:r>
+        <w:t>М</w:t>
+      </w:r>
+      <w:r>
+        <w:t>ы</w:t>
+      </w:r>
+      <w:r>
+        <w:t xml:space="preserve"> замолчали.</w:t>
+      </w:r>
+    </w:p>
+    <w:p>
       <w:r>
         <w:lastRenderedPageBreak/>
-        <w:t>вообще без продыха. Выглядишь ты не очень. В обморок не хлопнешься? Уверен, что хочешь гулять?</w:t>
-      </w:r>
-    </w:p>
-    <w:p>
-      <w:r>
-        <w:t>— Мне лучше пройтись, — сказал я.</w:t>
-      </w:r>
-    </w:p>
-    <w:p>
-      <w:r>
-        <w:t xml:space="preserve">— Как скажешь. </w:t>
-      </w:r>
-      <w:r>
-        <w:t>Но</w:t>
-      </w:r>
-      <w:r>
-        <w:t xml:space="preserve"> здесь смотреть особо нечего. — Вера показала кивком на коридор, который скатывался в темноту, вычурно изгибаясь, как коромысло. — Можем наверх подняться, там основные достопримечательности.</w:t>
-      </w:r>
-    </w:p>
-    <w:p>
-      <w:r>
-        <w:t>— Давай.</w:t>
-      </w:r>
-    </w:p>
-    <w:p>
-      <w:r>
-        <w:t>Мы дошли до лифтовой шахты. Ноги отяжелели, я словно набрал за последний час добрый десяток килограмм и едва справлялся с собственным весом.</w:t>
-      </w:r>
-    </w:p>
-    <w:p>
-      <w:r>
-        <w:t>Вера щелкнула кнопкой на стене.</w:t>
-      </w:r>
-    </w:p>
-    <w:p>
-      <w:r>
-        <w:t xml:space="preserve">— Тебе ведь снились кошмары во время </w:t>
-      </w:r>
-      <w:r>
-        <w:t>полёта</w:t>
-      </w:r>
-      <w:r>
-        <w:t>? — спросил я, когда подошёл лифт.</w:t>
-      </w:r>
-    </w:p>
-    <w:p>
-      <w:r>
-        <w:t xml:space="preserve">— </w:t>
-      </w:r>
-      <w:r>
-        <w:t>Конечно,</w:t>
-      </w:r>
-      <w:r>
-        <w:t xml:space="preserve"> </w:t>
-      </w:r>
-      <w:r>
-        <w:t>в</w:t>
-      </w:r>
-      <w:r>
-        <w:t>сем снятся. Я летала среди каких-то каменных облаков и билась о них, как шарик для пинг-понга. Ну вот прям</w:t>
-      </w:r>
-      <w:r>
-        <w:t>,</w:t>
-      </w:r>
-      <w:r>
-        <w:t xml:space="preserve"> как в коридоре впотьмах. Дурацкий сон такой. Было, скорее, смешно, чем страшно. А тебе что снилось?</w:t>
-      </w:r>
-    </w:p>
-    <w:p>
-      <w:r>
-        <w:t>Пол лифтовой кабинки просел под нами, и все жилы в теле испуганно натянулись.</w:t>
-      </w:r>
-    </w:p>
-    <w:p>
-      <w:r>
-        <w:t>— Мне снилось, что я тону. Даже здесь в первую ночь тоже приснилось.</w:t>
-      </w:r>
-    </w:p>
-    <w:p>
-      <w:r>
-        <w:t>— Даже здесь? — удивилась Вера. — Тебя что, до сих пор не отпустило? У меня эта ерунда сразу прошла.</w:t>
-      </w:r>
-    </w:p>
-    <w:p>
-      <w:r>
-        <w:t>— А у меня вот не проходит.</w:t>
-      </w:r>
-    </w:p>
-    <w:p>
-      <w:r>
-        <w:t>— Странно. Может, ты до сих пор не прилетел?</w:t>
-      </w:r>
-    </w:p>
-    <w:p>
-      <w:r>
-        <w:t>Вера стрельнула в меня хитрым взглядом.</w:t>
-      </w:r>
-    </w:p>
-    <w:p>
-      <w:r>
-        <w:t>— Очень смешно, — буркнул я.</w:t>
-      </w:r>
-    </w:p>
-    <w:p>
-      <w:r>
-        <w:t xml:space="preserve">— </w:t>
-      </w:r>
-      <w:r>
-        <w:t>Н</w:t>
-      </w:r>
-      <w:r>
-        <w:t>аша остановка.</w:t>
-      </w:r>
-    </w:p>
-    <w:p>
-      <w:r>
-        <w:t>На верхнем уровне было так же темно. Вера вышла из лифта и огляделась, вспоминая, куда идти.</w:t>
-      </w:r>
-    </w:p>
-    <w:p>
-      <w:r>
-        <w:t>— Так что за достопримечательности? — спросил я. — Мне про библиотеку говорили, но она закрыта уже.</w:t>
-      </w:r>
-    </w:p>
-    <w:p>
-      <w:r>
-        <w:t xml:space="preserve">— Библиотека есть, да, — сказала Вера. — </w:t>
-      </w:r>
-      <w:r>
-        <w:t>В</w:t>
-      </w:r>
-      <w:r>
-        <w:t>ернее, чулан с книжками. Ещё есть кинотеатр.</w:t>
-      </w:r>
-    </w:p>
-    <w:p>
-      <w:r>
-        <w:t>— Серьёзно?</w:t>
-      </w:r>
-    </w:p>
-    <w:p>
-      <w:r>
-        <w:t xml:space="preserve">— Да, </w:t>
-      </w:r>
-      <w:r>
-        <w:t>а чего такого?</w:t>
-      </w:r>
-      <w:r>
-        <w:t xml:space="preserve"> У нас тут все удобства и развлечения. Правда, кинотеатр не работает. Тут вообще много чего не работает. — Вера посмотрел на одну из ламп на потолке, которая едва светила, беспомощно заплывая чернотой. — Привыкай.</w:t>
-      </w:r>
-    </w:p>
-    <w:p>
-      <w:r>
-        <w:t>— И не чинят?</w:t>
-      </w:r>
-    </w:p>
-    <w:p>
-      <w:r>
-        <w:lastRenderedPageBreak/>
-        <w:t xml:space="preserve">— Так не привозят ничего. Линза там вроде накрылась. Ещё, кстати, диапроектор </w:t>
-      </w:r>
-      <w:r>
-        <w:t>есть</w:t>
-      </w:r>
-      <w:r>
-        <w:t>. Правда, все слайды не шибко интересные. Сплошная хроника партийных дек. Хотя в качестве снотворного сгодится.</w:t>
-      </w:r>
-    </w:p>
-    <w:p>
-      <w:r>
-        <w:t>— Значит, кинотеатр закрыт, — сказал я. — Библиотека — чулан. Куда пойдём?</w:t>
-      </w:r>
-    </w:p>
-    <w:p>
-      <w:r>
-        <w:t>— В музей! — выпалила Вера.</w:t>
-      </w:r>
-    </w:p>
-    <w:p>
-      <w:r>
-        <w:t>— В музей? — моргнул я. — Ты меня разыгрываешь?</w:t>
-      </w:r>
-    </w:p>
-    <w:p>
-      <w:r>
-        <w:t xml:space="preserve">— Ничуть. «Заря» же не простая станция, а последний рубеж человечества! — </w:t>
-      </w:r>
-      <w:r>
-        <w:t>выдала Вера</w:t>
-      </w:r>
-      <w:r>
-        <w:t>. — Правда, музей тоже не работает.</w:t>
-      </w:r>
-    </w:p>
-    <w:p>
-      <w:r>
-        <w:t>— Ясно</w:t>
-      </w:r>
-      <w:r>
-        <w:t>, — сказал я</w:t>
-      </w:r>
-      <w:r>
-        <w:t xml:space="preserve">. </w:t>
-      </w:r>
-      <w:r>
-        <w:t xml:space="preserve">— </w:t>
-      </w:r>
-      <w:r>
-        <w:t xml:space="preserve">Но прогулка всё равно была очень познавательной. Я узнал </w:t>
-      </w:r>
-      <w:r>
-        <w:t>кучу</w:t>
-      </w:r>
-      <w:r>
-        <w:t xml:space="preserve"> мест, куда не смогу попасть.</w:t>
-      </w:r>
-    </w:p>
-    <w:p>
-      <w:r>
-        <w:t>Вера рассмеялась.</w:t>
-      </w:r>
-    </w:p>
-    <w:p>
-      <w:r>
-        <w:t>— Не вешай нос! В музей-то как раз попасть можно, хоть он и не работает. Пошли!</w:t>
-      </w:r>
-    </w:p>
-    <w:p>
-      <w:r>
-        <w:t>И бодро зашагала в сумрак, оглядываясь на меня через плечо.</w:t>
-      </w:r>
-    </w:p>
-    <w:p>
-      <w:r>
-        <w:t>Мы остановились у глухой двери с погасшей табличкой. Вера дёрнула за рычаг в стене, и дверь, привередливо потрещав, разминая застоявшиеся косточки, открылась.</w:t>
-      </w:r>
-    </w:p>
-    <w:p>
-      <w:r>
-        <w:t>В музее еще пару секунд держалась липкая темнота, а потом с гулким щелчком, как от стрелочного переводчика, врубилась большая потолочная лампа, наотмашь ударив по глазам.</w:t>
-      </w:r>
-    </w:p>
-    <w:p>
-      <w:r>
-        <w:t>Я отвернулся.</w:t>
-      </w:r>
-    </w:p>
-    <w:p>
-      <w:r>
-        <w:t>— Заходи, не бойся! — Вера легонько толкнула меня в плечо.</w:t>
-      </w:r>
-    </w:p>
-    <w:p>
-      <w:r>
-        <w:t>Музей представлял собой просторное по меркам орбитальной станции помещение с витающими в воздухе искрящимися пылинками, которых то ли испугало, то ли взбудоражило наше появление.</w:t>
-      </w:r>
-    </w:p>
-    <w:p>
-      <w:r>
-        <w:t xml:space="preserve">У дальней стены </w:t>
-      </w:r>
-      <w:r>
-        <w:t>стоял</w:t>
-      </w:r>
-      <w:r>
-        <w:t xml:space="preserve"> причудливый механизм из зубчатых колёс с огромным пружинным двигателем. Эта конструкция возвышалась над головой, как творение великанов из «Путешествий Гулливера». Гигантские шестерёнки ритмично поворачивались вокруг оси, отчётливо выщёлкивая секунды.</w:t>
-      </w:r>
-    </w:p>
-    <w:p>
-      <w:r>
-        <w:t xml:space="preserve">Я </w:t>
-      </w:r>
-      <w:r>
-        <w:t xml:space="preserve">вдруг </w:t>
-      </w:r>
-      <w:r>
-        <w:t>вспомнил часовые метафоры Кермана.</w:t>
-      </w:r>
-    </w:p>
-    <w:p>
-      <w:r>
-        <w:t>— Что… — пробормотал я. — Что это?</w:t>
-      </w:r>
-    </w:p>
-    <w:p>
-      <w:r>
-        <w:t xml:space="preserve">— А на что похоже? — </w:t>
-      </w:r>
-      <w:r>
-        <w:t>спросила</w:t>
-      </w:r>
-      <w:r>
-        <w:t xml:space="preserve"> Вера.</w:t>
-      </w:r>
-    </w:p>
-    <w:p>
-      <w:r>
-        <w:t>— Не знаю, — честно сказал я. — Памятник времени.</w:t>
-      </w:r>
-    </w:p>
-    <w:p>
-      <w:r>
-        <w:t>— Интересная у тебя фантазия! На самом деле, это хронометр. У нас его метроном</w:t>
-      </w:r>
-      <w:r>
-        <w:t>ом</w:t>
-      </w:r>
-      <w:r>
-        <w:t xml:space="preserve"> называют. — Вера пощёлкала пальцами. — Слышишь, как стучит? Можно песенки под него репетировать. Правда, последнее время за ним редко смотрят. Вон пылищи сколько скопилось</w:t>
-      </w:r>
-      <w:r>
-        <w:t>!</w:t>
-      </w:r>
-      <w:r>
-        <w:t xml:space="preserve"> Так, глядишь, и вообще заклинит.</w:t>
-      </w:r>
-    </w:p>
-    <w:p>
-      <w:r>
-        <w:t>— Но зачем?</w:t>
-      </w:r>
-    </w:p>
-    <w:p>
-      <w:r>
-        <w:lastRenderedPageBreak/>
-        <w:t>Я зачарованно смотрел на блестящие медные колёса.</w:t>
-      </w:r>
-    </w:p>
-    <w:p>
-      <w:r>
-        <w:t xml:space="preserve">— Зачем, зачем! — фыркнула Вера. — Я же говорю, музей! По задумке это был главный хронометр станции. Сейчас-то по нему никто время </w:t>
-      </w:r>
-      <w:r>
-        <w:t xml:space="preserve">уже </w:t>
-      </w:r>
-      <w:r>
-        <w:t>не смотрит.</w:t>
-      </w:r>
-    </w:p>
-    <w:p>
-      <w:r>
-        <w:t>— Как тут вообще время смотреть?</w:t>
-      </w:r>
-    </w:p>
-    <w:p>
-      <w:r>
-        <w:t>— А ты приглядись.</w:t>
-      </w:r>
-    </w:p>
-    <w:p>
-      <w:r>
-        <w:t>Я пригляделся и заметил широкий триб, который, как орбитальная линия, опоясывал всю конструкцию, теряясь среди массивных деталей. На трибе крепился небольшой красный диск.</w:t>
-      </w:r>
-    </w:p>
-    <w:p>
-      <w:r>
-        <w:t>— Вот эта штука время и отмеряет</w:t>
-      </w:r>
-      <w:r>
-        <w:t>,</w:t>
-      </w:r>
-      <w:r>
-        <w:t xml:space="preserve"> — </w:t>
-      </w:r>
-      <w:r>
-        <w:t>показала на диск Вера</w:t>
-      </w:r>
-      <w:r>
-        <w:t xml:space="preserve">. — </w:t>
-      </w:r>
-      <w:r>
-        <w:t>П</w:t>
-      </w:r>
-      <w:r>
-        <w:t>ринцип, как у часов с одной стрелкой. Неудобно, конечно, зато эффектно.</w:t>
-      </w:r>
-    </w:p>
-    <w:p>
-      <w:r>
-        <w:t>— И их регулярно заводят? — спросил я.</w:t>
-      </w:r>
-    </w:p>
-    <w:p>
-      <w:r>
-        <w:t>— Не совсем. Тут механизм Иванченко. Они по идее заводят себя сами. Вечный двигатель. Ну почти.</w:t>
-      </w:r>
-    </w:p>
-    <w:p>
-      <w:r>
-        <w:t xml:space="preserve">Я посмотрел на красный диск, отсчитывающий часы и минуты, и представил станцию, которая движется </w:t>
-      </w:r>
-      <w:r>
-        <w:t xml:space="preserve">по орбите </w:t>
-      </w:r>
-      <w:r>
-        <w:t>ритмичными рывками, как заводная детская игрушка.</w:t>
-      </w:r>
-    </w:p>
-    <w:p>
-      <w:r>
-        <w:t>— В реальности, конечно, их должны время от времени подводить, — продолжала Вера. — Но я здесь никого никогда не видела.</w:t>
-      </w:r>
-    </w:p>
-    <w:p>
-      <w:r>
-        <w:t xml:space="preserve">Мне захотелось поймать глазами момент, когда красный диск сдвинется с места. </w:t>
-      </w:r>
-      <w:r>
-        <w:t>Я з</w:t>
-      </w:r>
-      <w:r>
-        <w:t>ацепился за него взглядом, и вдруг пол под ногами пошатнулся. Меня на мгновение захлестнула обморочная жуть невесомости</w:t>
-      </w:r>
-      <w:r>
-        <w:t>, и</w:t>
-      </w:r>
-      <w:r>
-        <w:t xml:space="preserve"> </w:t>
-      </w:r>
-      <w:r>
-        <w:t>я</w:t>
-      </w:r>
-      <w:r>
-        <w:t xml:space="preserve"> едва не упал.</w:t>
-      </w:r>
-    </w:p>
-    <w:p>
-      <w:r>
-        <w:t>Красный диск сдвинулся с места.</w:t>
-      </w:r>
-    </w:p>
-    <w:p>
-      <w:r>
-        <w:t>— Что такое? — крикнул я. — Авария?</w:t>
-      </w:r>
-    </w:p>
-    <w:p>
-      <w:r>
-        <w:t>— Всё в порядке. — Вера прижала ладонь к груди и медленно выдохнула, недоверчиво глядя себе под ноги. — Такого сильного толчка давно уже не было</w:t>
-      </w:r>
-      <w:r>
-        <w:t>!</w:t>
-      </w:r>
-    </w:p>
-    <w:p>
-      <w:r>
-        <w:t>— Но что это было?</w:t>
-      </w:r>
-    </w:p>
-    <w:p>
-      <w:r>
-        <w:t>— Здесь гравитонные камеры так работают. Сбой</w:t>
-      </w:r>
-      <w:r>
-        <w:t xml:space="preserve"> такой</w:t>
-      </w:r>
-      <w:r>
-        <w:t>, но никто не чинит, и все давно привыкли. Станция часто делает корректировки орбиты, иногда камеры отрубаются на доли секунды, и получается такой вот аттракцион.</w:t>
-      </w:r>
-    </w:p>
-    <w:p>
-      <w:r>
-        <w:t xml:space="preserve">— Да уж, аттракцион! У вас тут </w:t>
-      </w:r>
-      <w:r>
-        <w:t>всё на последнем издыхании, что ли</w:t>
-      </w:r>
-      <w:r>
-        <w:t>?</w:t>
-      </w:r>
-    </w:p>
-    <w:p>
-      <w:r>
-        <w:t>— Привыкнешь, — махнула рукой Вера. — Мы это дело качкой называем</w:t>
-      </w:r>
-      <w:r>
-        <w:t>.</w:t>
-      </w:r>
-      <w:r>
-        <w:t xml:space="preserve"> </w:t>
-      </w:r>
-      <w:r>
-        <w:t>К</w:t>
-      </w:r>
-      <w:r>
-        <w:t>ак на корабл</w:t>
-      </w:r>
-      <w:r>
-        <w:t>ях</w:t>
-      </w:r>
-      <w:r>
-        <w:t>, знаешь. А моряки же к таким вещам быстро привыкают. Чем мы хуже?</w:t>
-      </w:r>
-    </w:p>
-    <w:p>
-      <w:r>
-        <w:t>— Качка! — проговорил я. — Скажешь тоже!</w:t>
-      </w:r>
-    </w:p>
-    <w:p>
-      <w:r>
-        <w:t xml:space="preserve">Я осторожно прошёлся по отсеку, растеряв доверие к своенравной силе притяжения. У двери стояли две низкие неудобные скамейки. В левом крыле стену украшала цветастая мозаика — синее ночное небо с крапинками </w:t>
-      </w:r>
-      <w:r>
-        <w:lastRenderedPageBreak/>
-        <w:t>угловатых звёзд и гордо реющее красное знамя. Внизу висела табличка с цитатой. Я прочитал вслух:</w:t>
-      </w:r>
-    </w:p>
-    <w:p>
-      <w:r>
-        <w:t>— «Путь к звёздам — важнейший из всех путей».</w:t>
-      </w:r>
-    </w:p>
-    <w:p>
-      <w:r>
-        <w:t xml:space="preserve">— Ага, — сказала Вера. — Это какой-то из прежних секретарей на пленуме сказал, </w:t>
-      </w:r>
-      <w:r>
-        <w:t>но</w:t>
-      </w:r>
-      <w:r>
-        <w:t xml:space="preserve"> тут почему-то источник цитаты решили не указывать. И ещё флаг на ветру развевается, а на фоне вроде как космос и звёзды. В космосе ветра же нет.</w:t>
-      </w:r>
-    </w:p>
-    <w:p>
-      <w:r>
-        <w:t xml:space="preserve">— </w:t>
-      </w:r>
-      <w:r>
-        <w:t>А вдруг</w:t>
-      </w:r>
-      <w:r>
-        <w:t xml:space="preserve"> </w:t>
-      </w:r>
-      <w:r>
-        <w:t xml:space="preserve">— </w:t>
-      </w:r>
-      <w:r>
-        <w:t>это не космос, — предположил я, — а звёздная ночь?</w:t>
-      </w:r>
-    </w:p>
-    <w:p>
-      <w:r>
-        <w:t xml:space="preserve">— </w:t>
-      </w:r>
-      <w:r>
-        <w:t>Не исключено</w:t>
-      </w:r>
-      <w:r>
-        <w:t>.</w:t>
-      </w:r>
-    </w:p>
-    <w:p>
-      <w:r>
-        <w:t>— Странно, что здесь настоящего флага нет</w:t>
-      </w:r>
-      <w:r>
-        <w:t>.</w:t>
-      </w:r>
-      <w:r>
-        <w:t xml:space="preserve"> Было бы красиво — эти чудовищные часы и красный стяг.</w:t>
-      </w:r>
-    </w:p>
-    <w:p>
-      <w:r>
-        <w:t xml:space="preserve">— Может, он и был тут раньше, — ответила Вера. — Я же на станции не со дня основания. </w:t>
-      </w:r>
-      <w:r>
-        <w:t>Н</w:t>
-      </w:r>
-      <w:r>
-        <w:t>адоело</w:t>
-      </w:r>
-      <w:r>
-        <w:t xml:space="preserve"> </w:t>
-      </w:r>
-      <w:r>
-        <w:t xml:space="preserve">им </w:t>
-      </w:r>
-      <w:r>
-        <w:t xml:space="preserve">пыль </w:t>
-      </w:r>
-      <w:r>
-        <w:t xml:space="preserve">из него </w:t>
-      </w:r>
-      <w:r>
-        <w:t>вытряхать.</w:t>
-      </w:r>
-    </w:p>
-    <w:p>
-      <w:r>
-        <w:t xml:space="preserve">В другом крыле затаился ещё один </w:t>
-      </w:r>
-      <w:r>
-        <w:t xml:space="preserve">музейный </w:t>
-      </w:r>
-      <w:r>
-        <w:t>экспонат — великанская чаша с широким устьем и двумя спиральными ручками по бокам. Стенки сосуда были выкрашены в цвет газового гиганта под нами — густая синева с разводами рыхлых облаков.</w:t>
-      </w:r>
-    </w:p>
-    <w:p>
-      <w:r>
-        <w:t>— А это что значит? — спросил я.</w:t>
-      </w:r>
-    </w:p>
-    <w:p>
-      <w:r>
-        <w:t>Никаких пояснительных надписей к сосуду не прилагалось.</w:t>
-      </w:r>
-    </w:p>
-    <w:p>
-      <w:r>
-        <w:t>— Ну кратер же, — сказала Вера.</w:t>
-      </w:r>
-    </w:p>
-    <w:p>
-      <w:r>
-        <w:t>— Не понял?</w:t>
-      </w:r>
-    </w:p>
-    <w:p>
-      <w:r>
-        <w:t xml:space="preserve">— Кратер. — Вера описала в воздухе </w:t>
-      </w:r>
-      <w:r>
-        <w:t xml:space="preserve">изгибистые </w:t>
-      </w:r>
-      <w:r>
-        <w:t>контуры. — Чаша такая. Планета называется Кратер Водолея. Я думала, ты знаешь.</w:t>
-      </w:r>
-    </w:p>
-    <w:p>
-      <w:r>
-        <w:t xml:space="preserve">— </w:t>
-      </w:r>
-      <w:r>
-        <w:t>П</w:t>
-      </w:r>
-      <w:r>
-        <w:t xml:space="preserve">онятно. </w:t>
-      </w:r>
-      <w:r>
-        <w:t>А я решил</w:t>
-      </w:r>
-      <w:r>
-        <w:t>…</w:t>
-      </w:r>
-    </w:p>
-    <w:p>
-      <w:r>
-        <w:t>— Что речь о дырке в земле? — усмехнулась Вера. — Что ж, музей хоть и не работает, но оказался весьма познавательным</w:t>
-      </w:r>
-      <w:r>
-        <w:t>!</w:t>
-      </w:r>
-    </w:p>
-    <w:p>
-      <w:r>
-        <w:t>Она присела на скамейку у входа и закинула ногу на ногу.</w:t>
-      </w:r>
-    </w:p>
-    <w:p>
-      <w:r>
-        <w:t>— Кстати, — начал я, — а почему не работает? Забавное местечко. Пустовато здесь, конечно.</w:t>
-      </w:r>
-    </w:p>
-    <w:p>
-      <w:r>
-        <w:t>— Ну а кто сюда будет ходить? Местным не особо интересно, одноразовое мероприятие. Разве что так, помедитировать, посмотреть, как эти шестерни на себя время наматывают. А экскурсии пока к «Заре» не летают, далековато всё-таки.</w:t>
-      </w:r>
-    </w:p>
-    <w:p>
-      <w:r>
-        <w:t>— А ведь раньше хотели сюда посылать корабли, — стал вспоминать я, — учёных, исследователей. Но потом…</w:t>
-      </w:r>
-    </w:p>
-    <w:p>
-      <w:r>
-        <w:t xml:space="preserve">— Потом как обычно другие заботы появились, — закончила за меня Вера. — Да и трехнедельный </w:t>
-      </w:r>
-      <w:r>
-        <w:t>переход</w:t>
-      </w:r>
-      <w:r>
-        <w:t xml:space="preserve"> — сомнительное удовольствие.</w:t>
-      </w:r>
-    </w:p>
-    <w:p>
-      <w:r>
-        <w:t>Она вдруг пристально посмотрела на меня, пытаясь разгадать что-то в глазах.</w:t>
-      </w:r>
-    </w:p>
-    <w:p>
-      <w:r>
-        <w:lastRenderedPageBreak/>
-        <w:t>— Говоришь, тебе всё ещё кошмары снятся? Поэтому и гулять напросился? Спать не хочешь?</w:t>
-      </w:r>
-    </w:p>
-    <w:p>
-      <w:r>
-        <w:t>Я сел с ней рядом.</w:t>
-      </w:r>
-    </w:p>
-    <w:p>
-      <w:r>
-        <w:t>— Ты меня расколола. Кошмаров больше не хочется. Устал я от них за три недели.</w:t>
-      </w:r>
-    </w:p>
-    <w:p>
-      <w:r>
-        <w:t xml:space="preserve">— </w:t>
-      </w:r>
-      <w:r>
-        <w:t>А ч</w:t>
-      </w:r>
-      <w:r>
-        <w:t>то снится? Тонешь?</w:t>
-      </w:r>
-    </w:p>
-    <w:p>
-      <w:r>
-        <w:t xml:space="preserve">— </w:t>
-      </w:r>
-      <w:r>
-        <w:t>Тону, причём по несколько раз</w:t>
-      </w:r>
-      <w:r>
-        <w:t xml:space="preserve"> за сон</w:t>
-      </w:r>
-      <w:r>
-        <w:t>. — Я подумал с секунду: говорить, не говорить. — Я, признаться, плаваю не очень хорошо, так что…</w:t>
-      </w:r>
-    </w:p>
-    <w:p>
-      <w:r>
-        <w:t>— Ты плавать не умеешь? — Вера прикрыла ладонью рот, едва сдерживая смех. — Нет, серьёзно? Ты — космонавт и плавать не умеешь? Такое вообще бывает?</w:t>
-      </w:r>
-    </w:p>
-    <w:p>
-      <w:r>
-        <w:t xml:space="preserve">— Умею я плавать, — проворчал я. — </w:t>
-      </w:r>
-      <w:r>
-        <w:t>Но</w:t>
-      </w:r>
-      <w:r>
-        <w:t xml:space="preserve"> не люблю. И плаваю не очень хорошо. Но все нормативы сдаю, мне хватает.</w:t>
-      </w:r>
-    </w:p>
-    <w:p>
-      <w:r>
-        <w:t>— Понятно всё с вами, — сказала Вера.</w:t>
-      </w:r>
-    </w:p>
-    <w:p>
-      <w:r>
-        <w:t>— Да что тебе понятно?</w:t>
-      </w:r>
-    </w:p>
-    <w:p>
-      <w:r>
-        <w:t>— Ладно, не бесись! Шучу я. А кошмары снятся, потому что сам ещё не привык к мысли, что прилетел. Инерция сознания. Нам про такое рассказывали перед полётом.</w:t>
-      </w:r>
-    </w:p>
-    <w:p>
-      <w:r>
-        <w:t>— Правда?</w:t>
-      </w:r>
-    </w:p>
-    <w:p>
-      <w:r>
-        <w:t>— Нет. — Вера покачала головой. — Я только что придумала. Но ведь правдоподобно звучит, согласись?</w:t>
-      </w:r>
-    </w:p>
-    <w:p>
-      <w:r>
-        <w:t>— Да ну тебя!</w:t>
-      </w:r>
-    </w:p>
-    <w:p>
-      <w:r>
-        <w:t>Вера хихикнула.</w:t>
-      </w:r>
-    </w:p>
-    <w:p>
-      <w:r>
-        <w:t>Маленький красный диск — стилизованная «Заря» — сдвинулся по медному колесу.</w:t>
-      </w:r>
-    </w:p>
-    <w:p>
-      <w:r>
-        <w:t xml:space="preserve">— Раз уж я разоткровенничался, — </w:t>
-      </w:r>
-      <w:r>
-        <w:t>проговорил</w:t>
-      </w:r>
-      <w:r>
-        <w:t xml:space="preserve"> я, — ты тоже тогда расскажи, почему улететь хочешь.</w:t>
-      </w:r>
-    </w:p>
-    <w:p>
-      <w:r>
-        <w:t>Вера сдвинула брови и отвернулась.</w:t>
-      </w:r>
-    </w:p>
-    <w:p>
-      <w:r>
-        <w:t>— Устала я здесь. Хочу домой. Имею право.</w:t>
-      </w:r>
-    </w:p>
-    <w:p>
-      <w:r>
-        <w:t>— Сколько тебе осталось?</w:t>
-      </w:r>
-    </w:p>
-    <w:p>
-      <w:r>
-        <w:t>— Ещё год.</w:t>
-      </w:r>
-    </w:p>
-    <w:p>
-      <w:r>
-        <w:t>— Всего год? — удивился я.</w:t>
-      </w:r>
-    </w:p>
-    <w:p>
-      <w:r>
-        <w:t>— Целый год! — кольнула меня взглядом Вера.</w:t>
-      </w:r>
-    </w:p>
-    <w:p>
-      <w:r>
-        <w:t>М</w:t>
-      </w:r>
-      <w:r>
-        <w:t>ы</w:t>
-      </w:r>
-      <w:r>
-        <w:t xml:space="preserve"> замолчали.</w:t>
-      </w:r>
-    </w:p>
-    <w:p>
-      <w:r>
         <w:t>Ход великанских часов, методичные удары механического сердца, стал вдруг грубо и навязчиво подгонять нас, подталкивать к чем</w:t>
       </w:r>
       <w:r>
@@ -9512,7 +10033,6 @@
     </w:p>
     <w:p>
       <w:r>
-        <w:lastRenderedPageBreak/>
         <w:t>— Да плевать мне на карьеру! — взвилась Вера.</w:t>
       </w:r>
     </w:p>
@@ -9652,8 +10172,13 @@
       </w:r>
     </w:p>
     <w:p>
-      <w:r>
-        <w:t>Стальск я не любил. Вернее, ненавидел — глубинной, искренней, неприкрытой ненавистью, на</w:t>
+      <w:proofErr w:type="spellStart"/>
+      <w:r>
+        <w:t>Стальск</w:t>
+      </w:r>
+      <w:proofErr w:type="spellEnd"/>
+      <w:r>
+        <w:t xml:space="preserve"> я не любил. Вернее, ненавидел — глубинной, искренней, неприкрытой ненавистью, на</w:t>
       </w:r>
       <w:r>
         <w:t xml:space="preserve"> какую</w:t>
@@ -9761,8 +10286,21 @@
       </w:r>
     </w:p>
     <w:p>
-      <w:r>
-        <w:t>Стальск изначально проектировался не для людей, а для роботов, которые, как заведённые, работают по расписанию, едят по расписанию, спят по расписанию, умирают по расписанию — и не тратят время на бесполезные занятия, вроде прогулок в парке или отдыха на пляже. Единственный пруд, маленький и мелкий, как лужа, бороздили по концентрическим траекториям потрёпанные механические утки. О плавании я долгое время знал лишь понаслышке — из книжек или из тех же передач по телевизору, который регулярно, в соответствии с напечатанной в газете программой вещания, червоточил треском и помехами.</w:t>
+      <w:proofErr w:type="spellStart"/>
+      <w:r>
+        <w:t>Стальск</w:t>
+      </w:r>
+      <w:proofErr w:type="spellEnd"/>
+      <w:r>
+        <w:t xml:space="preserve"> изначально проектировался не для людей, а для роботов, которые, как заведённые, работают по расписанию, едят по расписанию, спят по расписанию, умирают по расписанию — и не тратят время на бесполезные занятия, вроде прогулок в парке или отдыха на пляже. Единственный пруд, маленький и мелкий, как лужа, бороздили по концентрическим траекториям потрёпанные механические утки. О плавании я долгое время знал лишь понаслышке — из книжек или из тех же передач по телевизору, который регулярно, в соответствии с напечатанной в газете программой вещания, </w:t>
+      </w:r>
+      <w:proofErr w:type="spellStart"/>
+      <w:r>
+        <w:t>червоточил</w:t>
+      </w:r>
+      <w:proofErr w:type="spellEnd"/>
+      <w:r>
+        <w:t xml:space="preserve"> треском и помехами.</w:t>
       </w:r>
     </w:p>
     <w:p>
@@ -10595,8 +11133,13 @@
         <w:t>обитатели</w:t>
       </w:r>
       <w:r>
-        <w:t xml:space="preserve"> — беспризорные пациенты после коматоза</w:t>
-      </w:r>
+        <w:t xml:space="preserve"> — беспризорные пациенты после </w:t>
+      </w:r>
+      <w:proofErr w:type="spellStart"/>
+      <w:r>
+        <w:t>коматоза</w:t>
+      </w:r>
+      <w:proofErr w:type="spellEnd"/>
       <w:r>
         <w:t xml:space="preserve">, </w:t>
       </w:r>
@@ -11299,7 +11842,15 @@
     </w:p>
     <w:p>
       <w:r>
-        <w:t>Нуболиды потихоньку приходили в себя после бранка. Из алой массы на дне камеры потянулись к потолку робкие ростки.</w:t>
+        <w:t xml:space="preserve">Нуболиды потихоньку приходили в себя после </w:t>
+      </w:r>
+      <w:proofErr w:type="spellStart"/>
+      <w:r>
+        <w:t>бранка</w:t>
+      </w:r>
+      <w:proofErr w:type="spellEnd"/>
+      <w:r>
+        <w:t>. Из алой массы на дне камеры потянулись к потолку робкие ростки.</w:t>
       </w:r>
     </w:p>
     <w:p>
@@ -11384,7 +11935,15 @@
     </w:p>
     <w:p>
       <w:r>
-        <w:t>— К сожалению, мы до сих пор знаем о нуболидах не так много, — вздохнул Марутян. —</w:t>
+        <w:t xml:space="preserve">— К сожалению, мы до сих пор знаем о </w:t>
+      </w:r>
+      <w:proofErr w:type="spellStart"/>
+      <w:r>
+        <w:t>нуболидах</w:t>
+      </w:r>
+      <w:proofErr w:type="spellEnd"/>
+      <w:r>
+        <w:t xml:space="preserve"> не так много, — вздохнул Марутян. —</w:t>
       </w:r>
       <w:r>
         <w:t xml:space="preserve"> </w:t>
@@ -11620,7 +12179,15 @@
         <w:t>у игрушечного болванчика</w:t>
       </w:r>
       <w:r>
-        <w:t>. — Я ровным счётом ничего не чувствую! А вы, если захотите, то, конечно, почувствуете. Самовнушение — великая сила! Я же опираюсь на факты. Нет в нуболидах никакой магии, и камера содержания их полностью изолирует.</w:t>
+        <w:t xml:space="preserve">. — Я ровным счётом ничего не чувствую! А вы, если захотите, то, конечно, почувствуете. Самовнушение — великая сила! Я же опираюсь на факты. Нет в </w:t>
+      </w:r>
+      <w:proofErr w:type="spellStart"/>
+      <w:r>
+        <w:t>нуболидах</w:t>
+      </w:r>
+      <w:proofErr w:type="spellEnd"/>
+      <w:r>
+        <w:t xml:space="preserve"> никакой магии, и камера содержания их полностью изолирует.</w:t>
       </w:r>
     </w:p>
     <w:p>
@@ -12086,7 +12653,15 @@
     </w:p>
     <w:p>
       <w:r>
-        <w:t>— Сергей Акимов, — сказал я. — Это же отец Веры из химлаба?</w:t>
+        <w:t xml:space="preserve">— Сергей Акимов, — сказал я. — Это же отец Веры из </w:t>
+      </w:r>
+      <w:proofErr w:type="spellStart"/>
+      <w:r>
+        <w:t>химлаба</w:t>
+      </w:r>
+      <w:proofErr w:type="spellEnd"/>
+      <w:r>
+        <w:t>?</w:t>
       </w:r>
     </w:p>
     <w:p>
@@ -12232,9 +12807,11 @@
       <w:r>
         <w:t xml:space="preserve">Марутян продолжал рассуждать о </w:t>
       </w:r>
+      <w:proofErr w:type="spellStart"/>
       <w:r>
         <w:t>нуболидах</w:t>
       </w:r>
+      <w:proofErr w:type="spellEnd"/>
       <w:r>
         <w:t xml:space="preserve">, собирая пальцами складки на лбу, </w:t>
       </w:r>
@@ -12383,7 +12960,15 @@
     </w:p>
     <w:p>
       <w:r>
-        <w:t>— Да, — хмыкнул Майоров. — Неплохое шоу, и зверушки дрессированные. Команду «бранк» даже выучили.</w:t>
+        <w:t>— Да, — хмыкнул Майоров. — Неплохое шоу, и зверушки дрессированные. Команду «</w:t>
+      </w:r>
+      <w:proofErr w:type="spellStart"/>
+      <w:r>
+        <w:t>бранк</w:t>
+      </w:r>
+      <w:proofErr w:type="spellEnd"/>
+      <w:r>
+        <w:t>» даже выучили.</w:t>
       </w:r>
     </w:p>
     <w:p>
@@ -12686,8 +13271,13 @@
     </w:p>
     <w:p>
       <w:r>
-        <w:t>В конце дня Марутян решил провести ещё один эксперимент с нуболидами</w:t>
-      </w:r>
+        <w:t xml:space="preserve">В конце дня Марутян решил провести ещё один эксперимент с </w:t>
+      </w:r>
+      <w:proofErr w:type="spellStart"/>
+      <w:r>
+        <w:t>нуболидами</w:t>
+      </w:r>
+      <w:proofErr w:type="spellEnd"/>
       <w:r>
         <w:t>.</w:t>
       </w:r>
@@ -13010,7 +13600,15 @@
         <w:t>, к счастью,</w:t>
       </w:r>
       <w:r>
-        <w:t xml:space="preserve"> вспомнил о сбоях в гравитонной камере.</w:t>
+        <w:t xml:space="preserve"> вспомнил о сбоях в </w:t>
+      </w:r>
+      <w:proofErr w:type="spellStart"/>
+      <w:r>
+        <w:t>гравитонной</w:t>
+      </w:r>
+      <w:proofErr w:type="spellEnd"/>
+      <w:r>
+        <w:t xml:space="preserve"> камере.</w:t>
       </w:r>
     </w:p>
     <w:p>
@@ -13145,7 +13743,15 @@
     </w:p>
     <w:p>
       <w:r>
-        <w:t>— Ну так, — лениво отозвалась Вера, — полистываю. Вы же нам это зачем-то привозите. Может, там что-то важное произошло на Земле, пока меня не было. Коммунизм, например, построили.</w:t>
+        <w:t xml:space="preserve">— Ну так, — лениво отозвалась Вера, — </w:t>
+      </w:r>
+      <w:proofErr w:type="spellStart"/>
+      <w:r>
+        <w:t>полистываю</w:t>
+      </w:r>
+      <w:proofErr w:type="spellEnd"/>
+      <w:r>
+        <w:t>. Вы же нам это зачем-то привозите. Может, там что-то важное произошло на Земле, пока меня не было. Коммунизм, например, построили.</w:t>
       </w:r>
     </w:p>
     <w:p>
@@ -13648,7 +14254,15 @@
     </w:p>
     <w:p>
       <w:r>
-        <w:t>Меня выбросило из этого кошмара, как из бранка — я открыл глаза в темноту, лёгкие разрывало от апноэ. Пощёлкали закрытые тенью датчики, и медленно, как электрический восход, разгорелись лампы. Треклятая муха злорадно прожужжала над ухом.</w:t>
+        <w:t xml:space="preserve">Меня выбросило из этого кошмара, как из </w:t>
+      </w:r>
+      <w:proofErr w:type="spellStart"/>
+      <w:r>
+        <w:t>бранка</w:t>
+      </w:r>
+      <w:proofErr w:type="spellEnd"/>
+      <w:r>
+        <w:t xml:space="preserve"> — я открыл глаза в темноту, лёгкие разрывало от апноэ. Пощёлкали закрытые тенью датчики, и медленно, как электрический восход, разгорелись лампы. Треклятая муха злорадно прожужжала над ухом.</w:t>
       </w:r>
     </w:p>
     <w:p>
@@ -13664,7 +14278,15 @@
         <w:t>бил</w:t>
       </w:r>
       <w:r>
-        <w:t xml:space="preserve"> сквозь веки. На языке тихо таял солоноватый привкус крови — я раскусал себе во сне губу. В уши врезался яростный трезвон сигнала к побудке.</w:t>
+        <w:t xml:space="preserve"> сквозь веки. На языке тихо таял солоноватый привкус крови — я </w:t>
+      </w:r>
+      <w:proofErr w:type="spellStart"/>
+      <w:r>
+        <w:t>раскусал</w:t>
+      </w:r>
+      <w:proofErr w:type="spellEnd"/>
+      <w:r>
+        <w:t xml:space="preserve"> себе во сне губу. В уши врезался яростный трезвон сигнала к побудке.</w:t>
       </w:r>
     </w:p>
     <w:p>
@@ -13822,7 +14444,15 @@
     </w:p>
     <w:p>
       <w:r>
-        <w:t>Я закрыл глаза и несколько раз медленно вздохнул. У космонавтов после долгого бранка часто случаются галлюцинации. Недели непрекращающихся кошмаров оставляют в сознании рубец.</w:t>
+        <w:t xml:space="preserve">Я закрыл глаза и несколько раз медленно вздохнул. У космонавтов после долгого </w:t>
+      </w:r>
+      <w:proofErr w:type="spellStart"/>
+      <w:r>
+        <w:t>бранка</w:t>
+      </w:r>
+      <w:proofErr w:type="spellEnd"/>
+      <w:r>
+        <w:t xml:space="preserve"> часто случаются галлюцинации. Недели непрекращающихся кошмаров оставляют в сознании рубец.</w:t>
       </w:r>
     </w:p>
     <w:p>
@@ -14569,7 +15199,15 @@
     </w:p>
     <w:p>
       <w:r>
-        <w:t>— Сергей Владимирович, — пробормотал я, — со мной всё в порядке. Я готов ответить на все вопросы, — и тут же спросил сам: — Что с Марутяном? Он жив?</w:t>
+        <w:t xml:space="preserve">— Сергей Владимирович, — пробормотал я, — со мной всё в порядке. Я готов ответить на все вопросы, — и тут же спросил сам: — Что с </w:t>
+      </w:r>
+      <w:proofErr w:type="spellStart"/>
+      <w:r>
+        <w:t>Марутяном</w:t>
+      </w:r>
+      <w:proofErr w:type="spellEnd"/>
+      <w:r>
+        <w:t>? Он жив?</w:t>
       </w:r>
     </w:p>
     <w:p>
@@ -14597,7 +15235,15 @@
     </w:p>
     <w:p>
       <w:r>
-        <w:t>— Константин Игоревич, — Лысанов показал Мицюкину завёрнутую в целлофан ручку, — без экспертизы я, конечно, судить не берусь, но похоже, что это и есть орудие убийства.</w:t>
+        <w:t xml:space="preserve">— Константин Игоревич, — Лысанов показал </w:t>
+      </w:r>
+      <w:proofErr w:type="spellStart"/>
+      <w:r>
+        <w:t>Мицюкину</w:t>
+      </w:r>
+      <w:proofErr w:type="spellEnd"/>
+      <w:r>
+        <w:t xml:space="preserve"> завёрнутую в целлофан ручку, — без экспертизы я, конечно, судить не берусь, но похоже, что это и есть орудие убийства.</w:t>
       </w:r>
     </w:p>
     <w:p>
@@ -14694,7 +15340,15 @@
     </w:p>
     <w:p>
       <w:r>
-        <w:t>— Значит, — Лысанов ещё раз показал Мицюкину ручку, — орудие убийства было у Марутяна.</w:t>
+        <w:t xml:space="preserve">— Значит, — Лысанов ещё раз показал </w:t>
+      </w:r>
+      <w:proofErr w:type="spellStart"/>
+      <w:r>
+        <w:t>Мицюкину</w:t>
+      </w:r>
+      <w:proofErr w:type="spellEnd"/>
+      <w:r>
+        <w:t xml:space="preserve"> ручку, — орудие убийства было у Марутяна.</w:t>
       </w:r>
     </w:p>
     <w:p>
@@ -14715,7 +15369,15 @@
     </w:p>
     <w:p>
       <w:r>
-        <w:t>— Перекройте здесь всё, — раздался за спиной голос Мицюкина, — и кровь у обоих на анализ. Будем разбираться.</w:t>
+        <w:t xml:space="preserve">— Перекройте здесь всё, — раздался за спиной голос </w:t>
+      </w:r>
+      <w:proofErr w:type="spellStart"/>
+      <w:r>
+        <w:t>Мицюкина</w:t>
+      </w:r>
+      <w:proofErr w:type="spellEnd"/>
+      <w:r>
+        <w:t>, — и кровь у обоих на анализ. Будем разбираться.</w:t>
       </w:r>
     </w:p>
     <w:p>
@@ -14888,7 +15550,15 @@
     </w:p>
     <w:p>
       <w:r>
-        <w:t>— Болит, — признался я. — Но она уже несколько дней болит. Я думал, это последствия бранка.</w:t>
+        <w:t xml:space="preserve">— Болит, — признался я. — Но она уже несколько дней болит. Я думал, это последствия </w:t>
+      </w:r>
+      <w:proofErr w:type="spellStart"/>
+      <w:r>
+        <w:t>бранка</w:t>
+      </w:r>
+      <w:proofErr w:type="spellEnd"/>
+      <w:r>
+        <w:t>.</w:t>
       </w:r>
     </w:p>
     <w:p>
@@ -15450,7 +16120,15 @@
         <w:t>требовало</w:t>
       </w:r>
       <w:r>
-        <w:t xml:space="preserve"> ленивой невесомости бранка.</w:t>
+        <w:t xml:space="preserve"> ленивой невесомости </w:t>
+      </w:r>
+      <w:proofErr w:type="spellStart"/>
+      <w:r>
+        <w:t>бранка</w:t>
+      </w:r>
+      <w:proofErr w:type="spellEnd"/>
+      <w:r>
+        <w:t>.</w:t>
       </w:r>
     </w:p>
     <w:p>
@@ -15781,7 +16459,15 @@
     </w:p>
     <w:p>
       <w:r>
-        <w:t xml:space="preserve">— Качкой? — смутился Алексин. — Тоже скажешь! — Он перевернул мыском расколовшийся корпус диспенсера и покачал головой. — Это сбои такие в гравитонных камерах. Говорят, они тут с самого первого дня. Ошибок в логах нет, никак починить не можем. Достаёт страшно. — Он потёр грудь </w:t>
+        <w:t xml:space="preserve">— Качкой? — смутился Алексин. — Тоже скажешь! — Он перевернул мыском расколовшийся корпус диспенсера и покачал головой. — Это сбои такие в </w:t>
+      </w:r>
+      <w:proofErr w:type="spellStart"/>
+      <w:r>
+        <w:t>гравитонных</w:t>
+      </w:r>
+      <w:proofErr w:type="spellEnd"/>
+      <w:r>
+        <w:t xml:space="preserve"> камерах. Говорят, они тут с самого первого дня. Ошибок в логах нет, никак починить не можем. Достаёт страшно. — Он потёр грудь </w:t>
       </w:r>
       <w:r>
         <w:t>ладонью</w:t>
@@ -15903,7 +16589,15 @@
         <w:t xml:space="preserve">но </w:t>
       </w:r>
       <w:r>
-        <w:t>объём поменьше. Хотя смысл, если диспенсер такой же? — Алексин задумчиво пожевал губы. — Думаешь, их траванул кто-то?</w:t>
+        <w:t xml:space="preserve">объём поменьше. Хотя смысл, если диспенсер такой же? — Алексин задумчиво пожевал губы. — Думаешь, их </w:t>
+      </w:r>
+      <w:proofErr w:type="spellStart"/>
+      <w:r>
+        <w:t>траванул</w:t>
+      </w:r>
+      <w:proofErr w:type="spellEnd"/>
+      <w:r>
+        <w:t xml:space="preserve"> кто-то?</w:t>
       </w:r>
     </w:p>
     <w:p>
@@ -16298,7 +16992,15 @@
         <w:t>должно</w:t>
       </w:r>
       <w:r>
-        <w:t xml:space="preserve">. Все договорённости у меня были с Марутяном. И ситуация была другая, если ты не заметил. Сейчас </w:t>
+        <w:t xml:space="preserve">. Все договорённости у меня были с </w:t>
+      </w:r>
+      <w:proofErr w:type="spellStart"/>
+      <w:r>
+        <w:t>Марутяном</w:t>
+      </w:r>
+      <w:proofErr w:type="spellEnd"/>
+      <w:r>
+        <w:t xml:space="preserve">. И ситуация была другая, если ты не заметил. Сейчас </w:t>
       </w:r>
       <w:r>
         <w:t xml:space="preserve">вся </w:t>
@@ -16315,8 +17017,13 @@
     </w:p>
     <w:p>
       <w:r>
-        <w:t>— Хорошо. — Я подумал, что вряд ли буду скучать по нуболидам</w:t>
-      </w:r>
+        <w:t xml:space="preserve">— Хорошо. — Я подумал, что вряд ли буду скучать по </w:t>
+      </w:r>
+      <w:proofErr w:type="spellStart"/>
+      <w:r>
+        <w:t>нуболидам</w:t>
+      </w:r>
+      <w:proofErr w:type="spellEnd"/>
       <w:r>
         <w:t xml:space="preserve"> с их бешеными плясками под дымовой завесой.</w:t>
       </w:r>
@@ -16398,7 +17105,15 @@
     </w:p>
     <w:p>
       <w:r>
-        <w:t>— Медики так-то с нами не шибко охотнее Мицюкина общаются, — сказал Керман.</w:t>
+        <w:t xml:space="preserve">— Медики так-то с нами не шибко охотнее </w:t>
+      </w:r>
+      <w:proofErr w:type="spellStart"/>
+      <w:r>
+        <w:t>Мицюкина</w:t>
+      </w:r>
+      <w:proofErr w:type="spellEnd"/>
+      <w:r>
+        <w:t xml:space="preserve"> общаются, — сказал Керман.</w:t>
       </w:r>
     </w:p>
     <w:p>
@@ -16499,7 +17214,15 @@
     <w:p>
       <w:r>
         <w:lastRenderedPageBreak/>
-        <w:t>— Я себя плохо чувствовал, — сказал я. — Тяжело прихожу в себя после бранка.</w:t>
+        <w:t xml:space="preserve">— Я себя плохо чувствовал, — сказал я. — Тяжело прихожу в себя после </w:t>
+      </w:r>
+      <w:proofErr w:type="spellStart"/>
+      <w:r>
+        <w:t>бранка</w:t>
+      </w:r>
+      <w:proofErr w:type="spellEnd"/>
+      <w:r>
+        <w:t>.</w:t>
       </w:r>
     </w:p>
     <w:p>
@@ -16848,7 +17571,15 @@
     </w:p>
     <w:p>
       <w:r>
-        <w:t>Слышались голоса, шипели и клацали двери. Рядом с лифтом я едва не столкнулся с Мицюкиным, рассеянным и потерянным, как бы выброшенным из привычной колеи. Мицюкин ухватился за меня взглядом, но ничего не сказал и молча прошёл мимо.</w:t>
+        <w:t xml:space="preserve">Слышались голоса, шипели и клацали двери. Рядом с лифтом я едва не столкнулся с </w:t>
+      </w:r>
+      <w:proofErr w:type="spellStart"/>
+      <w:r>
+        <w:t>Мицюкиным</w:t>
+      </w:r>
+      <w:proofErr w:type="spellEnd"/>
+      <w:r>
+        <w:t>, рассеянным и потерянным, как бы выброшенным из привычной колеи. Мицюкин ухватился за меня взглядом, но ничего не сказал и молча прошёл мимо.</w:t>
       </w:r>
     </w:p>
     <w:p>
@@ -17054,10 +17785,13 @@
     </w:p>
     <w:p>
       <w:r>
-        <w:t>— Не чудится, — сказал я. — Мне тоже эти мухи попадались.</w:t>
-      </w:r>
-      <w:r>
-        <w:t xml:space="preserve"> Я вам про них и говорил.</w:t>
+        <w:t xml:space="preserve">— Не чудится, — сказал я. — </w:t>
+      </w:r>
+      <w:r>
+        <w:t>Мне они тоже попадались, одну даже на липучку поймал</w:t>
+      </w:r>
+      <w:r>
+        <w:t>.</w:t>
       </w:r>
       <w:r>
         <w:t xml:space="preserve"> Никто не знает, откуда они берутся. И, — добавил зачем-то я, — Марутян их тоже видел.</w:t>
@@ -17333,7 +18067,15 @@
     </w:p>
     <w:p>
       <w:r>
-        <w:t>— И вы её никому не показывали? Надо было отдать записку Мицюкину, он ведёт расследование и…</w:t>
+        <w:t xml:space="preserve">— И вы её никому не показывали? Надо было отдать записку </w:t>
+      </w:r>
+      <w:proofErr w:type="spellStart"/>
+      <w:r>
+        <w:t>Мицюкину</w:t>
+      </w:r>
+      <w:proofErr w:type="spellEnd"/>
+      <w:r>
+        <w:t>, он ведёт расследование и…</w:t>
       </w:r>
     </w:p>
     <w:p>
@@ -17648,7 +18390,23 @@
     </w:p>
     <w:p>
       <w:r>
-        <w:t>— «Минск» знаю. — Мерцель поёжилась и провела по плечу ладонью, смахивая невидимое насекомое. — «Минск» все знают. Кто же не знает «Минск»? Правильно, его все знают. Ты не переживай, Олег! Будет ещё шанс сделать снимок на память. Красивый яркий снимок на память. Правильно я говорю? «Минск» — корабль новый, вовсю ещё летает. Это вот «Мурманск» давно списали. Он и тогда уже был старой развалиной. — Уголки губ у Мерцель задрожали. — Помню, сбои были в гравитонной камере. — Мерцель провела по лицу ладонью и вдруг стёрла всякое выражение — скорбь, усталость, печаль. Осталась бледная белая маска. — Сбои в гравитонной камере. Правильно, да? Это вот когда идёшь ты по коридору, не трогаешь никого, а тебя на стены швыряет. Или на потолок.</w:t>
+        <w:t xml:space="preserve">— «Минск» знаю. — Мерцель поёжилась и провела по плечу ладонью, смахивая невидимое насекомое. — «Минск» все знают. Кто же не знает «Минск»? Правильно, его все знают. Ты не переживай, Олег! Будет ещё шанс сделать снимок на память. Красивый яркий снимок на память. Правильно я говорю? «Минск» — корабль новый, вовсю ещё летает. Это вот «Мурманск» давно списали. Он и тогда уже был старой развалиной. — Уголки губ у Мерцель задрожали. — Помню, сбои были в </w:t>
+      </w:r>
+      <w:proofErr w:type="spellStart"/>
+      <w:r>
+        <w:t>гравитонной</w:t>
+      </w:r>
+      <w:proofErr w:type="spellEnd"/>
+      <w:r>
+        <w:t xml:space="preserve"> камере. — Мерцель провела по лицу ладонью и вдруг стёрла всякое выражение — скорбь, усталость, печаль. Осталась бледная белая маска. — Сбои в </w:t>
+      </w:r>
+      <w:proofErr w:type="spellStart"/>
+      <w:r>
+        <w:t>гравитонной</w:t>
+      </w:r>
+      <w:proofErr w:type="spellEnd"/>
+      <w:r>
+        <w:t xml:space="preserve"> камере. Правильно, да? Это вот когда идёшь ты по коридору, не трогаешь никого, а тебя на стены швыряет. Или на потолок.</w:t>
       </w:r>
     </w:p>
     <w:p>
@@ -18132,7 +18890,15 @@
         <w:t>,</w:t>
       </w:r>
       <w:r>
-        <w:t xml:space="preserve"> когда моложе была, вообще ничего не боялась. Все вокруг боялись чего-то, боялись того, что будет завтра, того, что было вчера. Боялись пустоты, темноты, расстояний. Боялись балка, бреда, политкора, яркого света. А я не боялась. Правильно я говорю, Олег?</w:t>
+        <w:t xml:space="preserve"> когда моложе была, вообще ничего не боялась. Все вокруг боялись чего-то, боялись того, что будет завтра, того, что было вчера. Боялись пустоты, темноты, расстояний. Боялись балка, бреда, </w:t>
+      </w:r>
+      <w:proofErr w:type="spellStart"/>
+      <w:r>
+        <w:t>политкора</w:t>
+      </w:r>
+      <w:proofErr w:type="spellEnd"/>
+      <w:r>
+        <w:t>, яркого света. А я не боялась. Правильно я говорю, Олег?</w:t>
       </w:r>
     </w:p>
     <w:p>
@@ -18606,7 +19372,15 @@
         <w:t xml:space="preserve">мы </w:t>
       </w:r>
       <w:r>
-        <w:t>как-нибудь ещё поговорим о нуболидах. Времени у нас много.</w:t>
+        <w:t xml:space="preserve">как-нибудь ещё поговорим о </w:t>
+      </w:r>
+      <w:proofErr w:type="spellStart"/>
+      <w:r>
+        <w:t>нуболидах</w:t>
+      </w:r>
+      <w:proofErr w:type="spellEnd"/>
+      <w:r>
+        <w:t>. Времени у нас много.</w:t>
       </w:r>
     </w:p>
     <w:p>
@@ -18823,7 +19597,15 @@
         <w:t>В</w:t>
       </w:r>
       <w:r>
-        <w:t xml:space="preserve">ижу кошмар, как в бранке, только вместо </w:t>
+        <w:t xml:space="preserve">ижу кошмар, как в </w:t>
+      </w:r>
+      <w:proofErr w:type="spellStart"/>
+      <w:r>
+        <w:t>бранке</w:t>
+      </w:r>
+      <w:proofErr w:type="spellEnd"/>
+      <w:r>
+        <w:t xml:space="preserve">, только вместо </w:t>
       </w:r>
       <w:r>
         <w:t>фрактального озера</w:t>
@@ -19417,7 +20199,15 @@
     </w:p>
     <w:p>
       <w:r>
-        <w:t>Я подумал, что опять произошёл сбой в гравитонной камере.</w:t>
+        <w:t xml:space="preserve">Я подумал, что опять произошёл сбой в </w:t>
+      </w:r>
+      <w:proofErr w:type="spellStart"/>
+      <w:r>
+        <w:t>гравитонной</w:t>
+      </w:r>
+      <w:proofErr w:type="spellEnd"/>
+      <w:r>
+        <w:t xml:space="preserve"> камере.</w:t>
       </w:r>
     </w:p>
     <w:p>
@@ -19957,7 +20747,15 @@
     </w:p>
     <w:p>
       <w:r>
-        <w:t>— Я плохо помню, — сказал я. — Она просила зайти к ней, поговорить о нуболидах. А потом…</w:t>
+        <w:t xml:space="preserve">— Я плохо помню, — сказал я. — Она просила зайти к ней, поговорить о </w:t>
+      </w:r>
+      <w:proofErr w:type="spellStart"/>
+      <w:r>
+        <w:t>нуболидах</w:t>
+      </w:r>
+      <w:proofErr w:type="spellEnd"/>
+      <w:r>
+        <w:t>. А потом…</w:t>
       </w:r>
     </w:p>
     <w:p>
@@ -20081,7 +20879,15 @@
     </w:p>
     <w:p>
       <w:r>
-        <w:t>— Мерцель пригласила меня к себе, чтобы поговорить о нуболидах. Или нет. Она хотела мне что-то показать. Записку.</w:t>
+        <w:t xml:space="preserve">— Мерцель пригласила меня к себе, чтобы поговорить о </w:t>
+      </w:r>
+      <w:proofErr w:type="spellStart"/>
+      <w:r>
+        <w:t>нуболидах</w:t>
+      </w:r>
+      <w:proofErr w:type="spellEnd"/>
+      <w:r>
+        <w:t>. Или нет. Она хотела мне что-то показать. Записку.</w:t>
       </w:r>
     </w:p>
     <w:p>
@@ -20161,7 +20967,15 @@
         <w:t xml:space="preserve"> сейчас</w:t>
       </w:r>
       <w:r>
-        <w:t xml:space="preserve"> уложат на каталку и увезут, громыхая по металлическому полу восьмерящими колёсами, в пропахшую смертью операционную.</w:t>
+        <w:t xml:space="preserve"> уложат на каталку и увезут, громыхая по металлическому полу </w:t>
+      </w:r>
+      <w:proofErr w:type="spellStart"/>
+      <w:r>
+        <w:t>восьмерящими</w:t>
+      </w:r>
+      <w:proofErr w:type="spellEnd"/>
+      <w:r>
+        <w:t xml:space="preserve"> колёсами, в пропахшую смертью операционную.</w:t>
       </w:r>
     </w:p>
     <w:p>
@@ -20176,7 +20990,15 @@
     </w:p>
     <w:p>
       <w:r>
-        <w:t xml:space="preserve">Мицюкин скривился, но промолчал. Я вдруг подумал о Майорове — странно, что он ещё не ворвался в медотсек и не потребовал объяснений, тряся папкой с какими-нибудь захватанными отчётами, трассировками, </w:t>
+        <w:t xml:space="preserve">Мицюкин скривился, но промолчал. Я вдруг подумал о Майорове — странно, что он ещё не ворвался в </w:t>
+      </w:r>
+      <w:proofErr w:type="spellStart"/>
+      <w:r>
+        <w:t>медотсек</w:t>
+      </w:r>
+      <w:proofErr w:type="spellEnd"/>
+      <w:r>
+        <w:t xml:space="preserve"> и не потребовал объяснений, тряся папкой с какими-нибудь захватанными отчётами, трассировками, </w:t>
       </w:r>
       <w:r>
         <w:lastRenderedPageBreak/>
@@ -20420,7 +21242,15 @@
     </w:p>
     <w:p>
       <w:r>
-        <w:t xml:space="preserve">Я не сомневался, что увижу скрюченного от ярости Мицюкина, который вцепится в меня холодными пальцами и утащит в тайную тюрьму, но в отсек </w:t>
+        <w:t xml:space="preserve">Я не сомневался, что увижу скрюченного от ярости </w:t>
+      </w:r>
+      <w:proofErr w:type="spellStart"/>
+      <w:r>
+        <w:t>Мицюкина</w:t>
+      </w:r>
+      <w:proofErr w:type="spellEnd"/>
+      <w:r>
+        <w:t xml:space="preserve">, который вцепится в меня холодными пальцами и утащит в тайную тюрьму, но в отсек </w:t>
       </w:r>
       <w:r>
         <w:t>воровато</w:t>
@@ -20553,7 +21383,15 @@
     </w:p>
     <w:p>
       <w:r>
-        <w:t xml:space="preserve">— От дерготни Мицюкина лучше не становится. Хорошо хоть Майорова сразу положили, а то бы </w:t>
+        <w:t xml:space="preserve">— От дерготни </w:t>
+      </w:r>
+      <w:proofErr w:type="spellStart"/>
+      <w:r>
+        <w:t>Мицюкина</w:t>
+      </w:r>
+      <w:proofErr w:type="spellEnd"/>
+      <w:r>
+        <w:t xml:space="preserve"> лучше не становится. Хорошо хоть Майорова сразу положили, а то бы </w:t>
       </w:r>
       <w:r>
         <w:t xml:space="preserve">они </w:t>
@@ -20750,7 +21588,15 @@
         <w:t>обожгло</w:t>
       </w:r>
       <w:r>
-        <w:t xml:space="preserve"> металлическим холодом. Я сделал осторожный шаг, и в этот момент отсек тряхнуло — гравитонный привод опять решил поиздеваться над вестибулярным аппаратом.</w:t>
+        <w:t xml:space="preserve"> металлическим холодом. Я сделал осторожный шаг, и в этот момент отсек тряхнуло — </w:t>
+      </w:r>
+      <w:proofErr w:type="spellStart"/>
+      <w:r>
+        <w:t>гравитонный</w:t>
+      </w:r>
+      <w:proofErr w:type="spellEnd"/>
+      <w:r>
+        <w:t xml:space="preserve"> привод опять решил поиздеваться над вестибулярным аппаратом.</w:t>
       </w:r>
     </w:p>
     <w:p>
@@ -21462,7 +22308,15 @@
     </w:p>
     <w:p>
       <w:r>
-        <w:t>— В нуболидах?</w:t>
+        <w:t xml:space="preserve">— В </w:t>
+      </w:r>
+      <w:proofErr w:type="spellStart"/>
+      <w:r>
+        <w:t>нуболидах</w:t>
+      </w:r>
+      <w:proofErr w:type="spellEnd"/>
+      <w:r>
+        <w:t>?</w:t>
       </w:r>
     </w:p>
     <w:p>
@@ -21690,7 +22544,15 @@
     </w:p>
     <w:p>
       <w:r>
-        <w:t>Больше мы ни о чём не говорили. Вопросов было много, сердце взволнованно ёрзало в груди, когда я думал о токсине или нуболидах, однако нужные слова не приходили в голову.</w:t>
+        <w:t xml:space="preserve">Больше мы ни о чём не говорили. Вопросов было много, сердце взволнованно ёрзало в груди, когда я думал о токсине или </w:t>
+      </w:r>
+      <w:proofErr w:type="spellStart"/>
+      <w:r>
+        <w:t>нуболидах</w:t>
+      </w:r>
+      <w:proofErr w:type="spellEnd"/>
+      <w:r>
+        <w:t>, однако нужные слова не приходили в голову.</w:t>
       </w:r>
     </w:p>
     <w:p>
@@ -22118,7 +22980,15 @@
     </w:p>
     <w:p>
       <w:r>
-        <w:t>— Родители есть, — сказал я, — но я их редко последнее время навещаю. Нехорошо это, конечно. Надо будет обязательно съездить в Стальск, когда вернусь. Если вернусь, — добавил я.</w:t>
+        <w:t xml:space="preserve">— Родители есть, — сказал я, — но я их редко последнее время навещаю. Нехорошо это, конечно. Надо будет обязательно съездить в </w:t>
+      </w:r>
+      <w:proofErr w:type="spellStart"/>
+      <w:r>
+        <w:t>Стальск</w:t>
+      </w:r>
+      <w:proofErr w:type="spellEnd"/>
+      <w:r>
+        <w:t>, когда вернусь. Если вернусь, — добавил я.</w:t>
       </w:r>
     </w:p>
     <w:p>
@@ -22133,7 +23003,15 @@
     </w:p>
     <w:p>
       <w:r>
-        <w:t xml:space="preserve">— Стальск… </w:t>
+        <w:t xml:space="preserve">— </w:t>
+      </w:r>
+      <w:proofErr w:type="spellStart"/>
+      <w:r>
+        <w:t>Стальск</w:t>
+      </w:r>
+      <w:proofErr w:type="spellEnd"/>
+      <w:r>
+        <w:t xml:space="preserve">… </w:t>
       </w:r>
       <w:r>
         <w:t xml:space="preserve">— проговорила Вера. — </w:t>
@@ -22144,7 +23022,15 @@
     </w:p>
     <w:p>
       <w:r>
-        <w:t>— Вряд ли, — сказал я. — Их много, Стальсков этих. Мой — двенадцатый по счёту.</w:t>
+        <w:t xml:space="preserve">— Вряд ли, — сказал я. — Их много, </w:t>
+      </w:r>
+      <w:proofErr w:type="spellStart"/>
+      <w:r>
+        <w:t>Стальсков</w:t>
+      </w:r>
+      <w:proofErr w:type="spellEnd"/>
+      <w:r>
+        <w:t xml:space="preserve"> этих. Мой — двенадцатый по счёту.</w:t>
       </w:r>
     </w:p>
     <w:p>
@@ -22690,7 +23576,15 @@
     </w:p>
     <w:p>
       <w:r>
-        <w:t>Внутри меня что-то забурлило. Всё вокруг — синий глаз иллюминатора, затянутые тенью стены, потолок и маленькая фотография у кровати — закачалось в такт возбуждённому дыханию. Я сорвал с неё блузку. Заклацали по полу, как россыпь жемчужинок, вылетевшие пуговицы — и рассеянно разбежались по сторонам.</w:t>
+        <w:t xml:space="preserve">Внутри меня что-то забурлило. Всё вокруг — синий глаз иллюминатора, затянутые тенью стены, потолок и маленькая фотография у кровати — закачалось в такт возбуждённому дыханию. Я сорвал с неё блузку. </w:t>
+      </w:r>
+      <w:proofErr w:type="spellStart"/>
+      <w:r>
+        <w:t>Заклацали</w:t>
+      </w:r>
+      <w:proofErr w:type="spellEnd"/>
+      <w:r>
+        <w:t xml:space="preserve"> по полу, как россыпь жемчужинок, вылетевшие пуговицы — и рассеянно разбежались по сторонам.</w:t>
       </w:r>
     </w:p>
     <w:p>
@@ -22698,6 +23592,7 @@
         <w:lastRenderedPageBreak/>
         <w:t xml:space="preserve">— От тебя пахнет кровью и фурацилином. — Вера слегка отодвинулась, откинула голову и посмотрела сквозь прищуренные веки, едва заметно улыбаясь. — А ещё </w:t>
       </w:r>
+      <w:proofErr w:type="spellStart"/>
       <w:r>
         <w:t>по</w:t>
       </w:r>
@@ -22707,6 +23602,7 @@
       <w:r>
         <w:t>том</w:t>
       </w:r>
+      <w:proofErr w:type="spellEnd"/>
       <w:r>
         <w:t>.</w:t>
       </w:r>
@@ -22779,7 +23675,15 @@
     </w:p>
     <w:p>
       <w:r>
-        <w:t>Первый полёт в космос. Первый бранк. Первый сон во время перехода. Знакомство с ней.</w:t>
+        <w:t xml:space="preserve">Первый полёт в космос. Первый </w:t>
+      </w:r>
+      <w:proofErr w:type="spellStart"/>
+      <w:r>
+        <w:t>бранк</w:t>
+      </w:r>
+      <w:proofErr w:type="spellEnd"/>
+      <w:r>
+        <w:t>. Первый сон во время перехода. Знакомство с ней.</w:t>
       </w:r>
     </w:p>
     <w:p>
@@ -22794,7 +23698,15 @@
     </w:p>
     <w:p>
       <w:r>
-        <w:t>— Сейчас мне кажется, что самое хорошее, что было у меня в жизни — это ты, — сказал я.</w:t>
+        <w:t xml:space="preserve">— Сейчас мне кажется, что </w:t>
+      </w:r>
+      <w:proofErr w:type="gramStart"/>
+      <w:r>
+        <w:t>самое хорошее</w:t>
+      </w:r>
+      <w:proofErr w:type="gramEnd"/>
+      <w:r>
+        <w:t>, что было у меня в жизни — это ты, — сказал я.</w:t>
       </w:r>
     </w:p>
     <w:p>
@@ -22848,8 +23760,13 @@
       </w:r>
     </w:p>
     <w:p>
-      <w:r>
-        <w:t>Пшикнул диспенсер, зажурчала в кружке вода.</w:t>
+      <w:proofErr w:type="spellStart"/>
+      <w:r>
+        <w:t>Пшикнул</w:t>
+      </w:r>
+      <w:proofErr w:type="spellEnd"/>
+      <w:r>
+        <w:t xml:space="preserve"> диспенсер, зажурчала в кружке вода.</w:t>
       </w:r>
     </w:p>
     <w:p>
@@ -23118,7 +24035,15 @@
         <w:t xml:space="preserve">Какая разница, сколько лет изучаем? </w:t>
       </w:r>
       <w:r>
-        <w:t>Я вообще в химлабе сижу, откуда мне знать?</w:t>
+        <w:t xml:space="preserve">Я вообще в </w:t>
+      </w:r>
+      <w:proofErr w:type="spellStart"/>
+      <w:r>
+        <w:t>химлабе</w:t>
+      </w:r>
+      <w:proofErr w:type="spellEnd"/>
+      <w:r>
+        <w:t xml:space="preserve"> сижу, откуда мне знать?</w:t>
       </w:r>
     </w:p>
     <w:p>
@@ -23198,7 +24123,15 @@
     </w:p>
     <w:p>
       <w:r>
-        <w:t>Сбой в гравитонной камере?</w:t>
+        <w:t xml:space="preserve">Сбой в </w:t>
+      </w:r>
+      <w:proofErr w:type="spellStart"/>
+      <w:r>
+        <w:t>гравитонной</w:t>
+      </w:r>
+      <w:proofErr w:type="spellEnd"/>
+      <w:r>
+        <w:t xml:space="preserve"> камере?</w:t>
       </w:r>
     </w:p>
     <w:p>
@@ -23701,8 +24634,13 @@
       </w:r>
     </w:p>
     <w:p>
-      <w:r>
-        <w:t>Гравитонный привод едва работал.</w:t>
+      <w:proofErr w:type="spellStart"/>
+      <w:r>
+        <w:t>Гравитонный</w:t>
+      </w:r>
+      <w:proofErr w:type="spellEnd"/>
+      <w:r>
+        <w:t xml:space="preserve"> привод едва работал.</w:t>
       </w:r>
     </w:p>
     <w:p>
@@ -23791,7 +24729,15 @@
     </w:p>
     <w:p>
       <w:r>
-        <w:t xml:space="preserve">Глаза мои уже немного привыкли к расходящейся тряске и мелькающему свету. Я узнал искривлённое лицо Мицюкина, который </w:t>
+        <w:t xml:space="preserve">Глаза мои уже немного привыкли к расходящейся тряске и мелькающему свету. Я узнал искривлённое лицо </w:t>
+      </w:r>
+      <w:proofErr w:type="spellStart"/>
+      <w:r>
+        <w:t>Мицюкина</w:t>
+      </w:r>
+      <w:proofErr w:type="spellEnd"/>
+      <w:r>
+        <w:t xml:space="preserve">, который </w:t>
       </w:r>
       <w:r>
         <w:t>жёг</w:t>
@@ -23806,8 +24752,13 @@
       </w:r>
     </w:p>
     <w:p>
-      <w:r>
-        <w:t xml:space="preserve">Мицюкина перекосило, как засбоившую машину. Резак, изрыгнув последнюю струю пламени, погас у него в руке, и он уставился на меня, как на чудище из ночного кошмара. Появилось ещё несколько теней, вылезших из </w:t>
+      <w:proofErr w:type="spellStart"/>
+      <w:r>
+        <w:t>Мицюкина</w:t>
+      </w:r>
+      <w:proofErr w:type="spellEnd"/>
+      <w:r>
+        <w:t xml:space="preserve"> перекосило, как засбоившую машину. Резак, изрыгнув последнюю струю пламени, погас у него в руке, и он уставился на меня, как на чудище из ночного кошмара. Появилось ещё несколько теней, вылезших из </w:t>
       </w:r>
       <w:r>
         <w:lastRenderedPageBreak/>
@@ -23934,9 +24885,11 @@
       <w:r>
         <w:t xml:space="preserve">Всё перед глазами завязло в крови. Я решил, что огонь с реактивной тягой рвётся ко мне навстречу. Раскинул руки, ожидая избавления от этого ревущего ада, но огонь отступил, превратившись в </w:t>
       </w:r>
+      <w:proofErr w:type="spellStart"/>
       <w:r>
         <w:t>стробящие</w:t>
       </w:r>
+      <w:proofErr w:type="spellEnd"/>
       <w:r>
         <w:t>, как иллюминация, аварийные люминофоры.</w:t>
       </w:r>
@@ -24330,7 +25283,15 @@
     </w:p>
     <w:p>
       <w:r>
-        <w:t xml:space="preserve">Тяжёлый тёмный взгляд Мицюкина прожигал насквозь. </w:t>
+        <w:t xml:space="preserve">Тяжёлый тёмный взгляд </w:t>
+      </w:r>
+      <w:proofErr w:type="spellStart"/>
+      <w:r>
+        <w:t>Мицюкина</w:t>
+      </w:r>
+      <w:proofErr w:type="spellEnd"/>
+      <w:r>
+        <w:t xml:space="preserve"> прожигал насквозь. </w:t>
       </w:r>
     </w:p>
     <w:p>
@@ -24370,7 +25331,15 @@
     </w:p>
     <w:p>
       <w:r>
-        <w:t>Тень Мицюкина нависала надо мной, прижимала к стене. Я невольно попятился, задел за что-то ногой и едва не свалился на пол.</w:t>
+        <w:t xml:space="preserve">Тень </w:t>
+      </w:r>
+      <w:proofErr w:type="spellStart"/>
+      <w:r>
+        <w:t>Мицюкина</w:t>
+      </w:r>
+      <w:proofErr w:type="spellEnd"/>
+      <w:r>
+        <w:t xml:space="preserve"> нависала надо мной, прижимала к стене. Я невольно попятился, задел за что-то ногой и едва не свалился на пол.</w:t>
       </w:r>
     </w:p>
     <w:p>
@@ -25485,7 +26454,15 @@
     </w:p>
     <w:p>
       <w:r>
-        <w:t>Вера подбежала, вышла из аварийного мрака, как из бранка, и обхватила меня за плечи. Я остолбенел. Дыхание перехватило от радости. Я прижался к её губам.</w:t>
+        <w:t xml:space="preserve">Вера подбежала, вышла из аварийного мрака, как из </w:t>
+      </w:r>
+      <w:proofErr w:type="spellStart"/>
+      <w:r>
+        <w:t>бранка</w:t>
+      </w:r>
+      <w:proofErr w:type="spellEnd"/>
+      <w:r>
+        <w:t>, и обхватила меня за плечи. Я остолбенел. Дыхание перехватило от радости. Я прижался к её губам.</w:t>
       </w:r>
     </w:p>
     <w:p>
@@ -25675,7 +26652,15 @@
     </w:p>
     <w:p>
       <w:r>
-        <w:t>Камеру с нуболидами закрывала дымная пелена.</w:t>
+        <w:t xml:space="preserve">Камеру с </w:t>
+      </w:r>
+      <w:proofErr w:type="spellStart"/>
+      <w:r>
+        <w:t>нуболидами</w:t>
+      </w:r>
+      <w:proofErr w:type="spellEnd"/>
+      <w:r>
+        <w:t xml:space="preserve"> закрывала дымная пелена.</w:t>
       </w:r>
     </w:p>
     <w:p>
@@ -26505,7 +27490,15 @@
     </w:p>
     <w:p>
       <w:r>
-        <w:t>У выхода в коридор Майоров спорил о чём-то с Мицюкиным — так яростно и увлечённо, что даже не обратил на меня внимания. На скамейке у стены сидела Симонова, опрятная, с затянутыми в пучок волосами — ударница труда с цветастого плаката, которая прихорошилась, но не слишком, чтобы отправиться на работу, в вопящий цех, по утру. Она посмотрела на меня тёмным испуганным взглядом.</w:t>
+        <w:t xml:space="preserve">У выхода в коридор Майоров спорил о чём-то с </w:t>
+      </w:r>
+      <w:proofErr w:type="spellStart"/>
+      <w:r>
+        <w:t>Мицюкиным</w:t>
+      </w:r>
+      <w:proofErr w:type="spellEnd"/>
+      <w:r>
+        <w:t xml:space="preserve"> — так яростно и увлечённо, что даже не обратил на меня внимания. На скамейке у стены сидела Симонова, опрятная, с затянутыми в пучок волосами — ударница труда с цветастого плаката, которая прихорошилась, но не слишком, чтобы отправиться на работу, в вопящий цех, по утру. Она посмотрела на меня тёмным испуганным взглядом.</w:t>
       </w:r>
     </w:p>
     <w:p>
@@ -26662,7 +27655,15 @@
     </w:p>
     <w:p>
       <w:r>
-        <w:t>— Петя, — сказала она и тут же добавила, заметив мой недоумённый взгляд: — Пётр Верховенцев из химической. Он в реанимации, это третий отсек. А то я что-то боюсь.</w:t>
+        <w:t xml:space="preserve">— Петя, — сказала она и тут же добавила, заметив мой недоумённый взгляд: — Пётр </w:t>
+      </w:r>
+      <w:proofErr w:type="spellStart"/>
+      <w:r>
+        <w:t>Верховенцев</w:t>
+      </w:r>
+      <w:proofErr w:type="spellEnd"/>
+      <w:r>
+        <w:t xml:space="preserve"> из химической. Он в реанимации, это третий отсек. А то я что-то боюсь.</w:t>
       </w:r>
     </w:p>
     <w:p>
@@ -26698,7 +27699,15 @@
     </w:p>
     <w:p>
       <w:r>
-        <w:t>— Какого чёрта ты вообще на этот уровень попёрся?</w:t>
+        <w:t xml:space="preserve">— Какого чёрта ты вообще на этот уровень </w:t>
+      </w:r>
+      <w:proofErr w:type="spellStart"/>
+      <w:r>
+        <w:t>попёрся</w:t>
+      </w:r>
+      <w:proofErr w:type="spellEnd"/>
+      <w:r>
+        <w:t>?</w:t>
       </w:r>
     </w:p>
     <w:p>
@@ -26735,7 +27744,15 @@
     <w:p>
       <w:r>
         <w:lastRenderedPageBreak/>
-        <w:t>— Мы уже на второй круг пошли, — спокойно ответил Мицюкин. — На текущий момент я не готов подпускать кого-либо из вашей команды ни к ремонту, ни к управлению станцией. Если бы мой оператор не решил себе горло перерезать, ничего бы из этого не произошло.</w:t>
+        <w:t xml:space="preserve">— Мы уже на второй круг пошли, — спокойно ответил Мицюкин. — </w:t>
+      </w:r>
+      <w:proofErr w:type="gramStart"/>
+      <w:r>
+        <w:t>На текущий момент</w:t>
+      </w:r>
+      <w:proofErr w:type="gramEnd"/>
+      <w:r>
+        <w:t xml:space="preserve"> я не готов подпускать кого-либо из вашей команды ни к ремонту, ни к управлению станцией. Если бы мой оператор не решил себе горло перерезать, ничего бы из этого не произошло.</w:t>
       </w:r>
     </w:p>
     <w:p>
@@ -26822,7 +27839,15 @@
     </w:p>
     <w:p>
       <w:r>
-        <w:t>— Мы, — этот долгий слог едва не застрял у Мицюкина в горле, — проводим ремонт двигательных модулей. Спасибо вам за участие, но ваша помощь пока не требуется.</w:t>
+        <w:t xml:space="preserve">— Мы, — этот долгий слог едва не застрял у </w:t>
+      </w:r>
+      <w:proofErr w:type="spellStart"/>
+      <w:r>
+        <w:t>Мицюкина</w:t>
+      </w:r>
+      <w:proofErr w:type="spellEnd"/>
+      <w:r>
+        <w:t xml:space="preserve"> в горле, — проводим ремонт двигательных модулей. Спасибо вам за участие, но ваша помощь пока не требуется.</w:t>
       </w:r>
     </w:p>
     <w:p>
@@ -26914,7 +27939,15 @@
         <w:t>Что хотите</w:t>
       </w:r>
       <w:r>
-        <w:t>? — Губы у Мицюкина задрожали.</w:t>
+        <w:t xml:space="preserve">? — Губы у </w:t>
+      </w:r>
+      <w:proofErr w:type="spellStart"/>
+      <w:r>
+        <w:t>Мицюкина</w:t>
+      </w:r>
+      <w:proofErr w:type="spellEnd"/>
+      <w:r>
+        <w:t xml:space="preserve"> задрожали.</w:t>
       </w:r>
     </w:p>
     <w:p>
@@ -26952,7 +27985,15 @@
     </w:p>
     <w:p>
       <w:r>
-        <w:t>Я подумал, что на месте Мицюкина тоже не подпустил бы никого из нас ни к ремонту двигательных модулей, ни к управлению станцией.</w:t>
+        <w:t xml:space="preserve">Я подумал, что на месте </w:t>
+      </w:r>
+      <w:proofErr w:type="spellStart"/>
+      <w:r>
+        <w:t>Мицюкина</w:t>
+      </w:r>
+      <w:proofErr w:type="spellEnd"/>
+      <w:r>
+        <w:t xml:space="preserve"> тоже не подпустил бы никого из нас ни к ремонту двигательных модулей, ни к управлению станцией.</w:t>
       </w:r>
     </w:p>
     <w:p>
@@ -26993,7 +28034,15 @@
     </w:p>
     <w:p>
       <w:r>
-        <w:t>— Меня просили узнать про Верховенцева.</w:t>
+        <w:t xml:space="preserve">— Меня просили узнать про </w:t>
+      </w:r>
+      <w:proofErr w:type="spellStart"/>
+      <w:r>
+        <w:t>Верховенцева</w:t>
+      </w:r>
+      <w:proofErr w:type="spellEnd"/>
+      <w:r>
+        <w:t>.</w:t>
       </w:r>
     </w:p>
     <w:p>
@@ -27003,7 +28052,15 @@
     </w:p>
     <w:p>
       <w:r>
-        <w:t>— По поводу Верховенцева ничего сказать не могу, — ответил Синицын. — Состояние тяжёлое, насколько я могу судить. Сложно пока что-то обещать. Скажите, что он стабилен, но в сознание не приходил.</w:t>
+        <w:t xml:space="preserve">— По поводу </w:t>
+      </w:r>
+      <w:proofErr w:type="spellStart"/>
+      <w:r>
+        <w:t>Верховенцева</w:t>
+      </w:r>
+      <w:proofErr w:type="spellEnd"/>
+      <w:r>
+        <w:t xml:space="preserve"> ничего сказать не могу, — ответил Синицын. — Состояние тяжёлое, насколько я могу судить. Сложно пока что-то обещать. Скажите, что он стабилен, но в сознание не приходил.</w:t>
       </w:r>
     </w:p>
     <w:p>
@@ -27094,7 +28151,15 @@
     </w:p>
     <w:p>
       <w:r>
-        <w:t>— В химлабе. Я потом объясню.</w:t>
+        <w:t xml:space="preserve">— В </w:t>
+      </w:r>
+      <w:proofErr w:type="spellStart"/>
+      <w:r>
+        <w:t>химлабе</w:t>
+      </w:r>
+      <w:proofErr w:type="spellEnd"/>
+      <w:r>
+        <w:t>. Я потом объясню.</w:t>
       </w:r>
     </w:p>
     <w:p>
@@ -27135,7 +28200,15 @@
     </w:p>
     <w:p>
       <w:r>
-        <w:t>— Прошу вас, Сергей Владимирович, я же просил! — Голос Андреева вновь сорвался в кашель, сухой и судорожный, как при лихорадке. Он ссутулился, нависнув своим исполинским ростом над собравшимися, и прижал распяленную пятерню к груди. — Да, мы всё равно падаем, — проговорил он сквозь едва сдерживаемые спазмы. — Но это временно. Ведутся ремонтные работы, подключены наши лучшие специалисты. Ремонтными работами руководит Константин Игоревич Мицюкин, вы все его прекрасно знаете.</w:t>
+        <w:t xml:space="preserve">— Прошу вас, Сергей Владимирович, я же просил! — Голос Андреева вновь сорвался в кашель, сухой и судорожный, как при лихорадке. Он ссутулился, нависнув своим исполинским ростом над собравшимися, и прижал распяленную пятерню к груди. — Да, мы всё равно падаем, — проговорил он сквозь едва сдерживаемые спазмы. — Но это временно. Ведутся ремонтные работы, подключены наши </w:t>
+      </w:r>
+      <w:proofErr w:type="gramStart"/>
+      <w:r>
+        <w:t>лучшие специалисты</w:t>
+      </w:r>
+      <w:proofErr w:type="gramEnd"/>
+      <w:r>
+        <w:t>. Ремонтными работами руководит Константин Игоревич Мицюкин, вы все его прекрасно знаете.</w:t>
       </w:r>
     </w:p>
     <w:p>
@@ -27238,7 +28311,15 @@
         <w:t xml:space="preserve">— Товарищи! — проголосил Андреев. Кадык у него взволнованно заёрзал вверх и вниз. — Надо понимать, что эвакуация — это вопрос нескольких месяцев! Пока </w:t>
       </w:r>
       <w:r>
-        <w:t>что главный приоритет —</w:t>
+        <w:t xml:space="preserve">что </w:t>
+      </w:r>
+      <w:proofErr w:type="gramStart"/>
+      <w:r>
+        <w:t>главный приоритет</w:t>
+      </w:r>
+      <w:proofErr w:type="gramEnd"/>
+      <w:r>
+        <w:t xml:space="preserve"> —</w:t>
       </w:r>
       <w:r>
         <w:t xml:space="preserve"> </w:t>
@@ -27644,7 +28725,15 @@
     </w:p>
     <w:p>
       <w:r>
-        <w:t>Другая команда специалистов, о которой говорил Андреев, состояла из одной Веры. Если не считать меня. Руководителя химической лаборатории на глазах у Веры запаковали в чёрный мешок, а Верховенцев лежал в реанимации, подключённый к ревущему от перебоев пульса аппарату.</w:t>
+        <w:t xml:space="preserve">Другая команда специалистов, о которой говорил Андреев, состояла из одной Веры. Если не считать меня. Руководителя химической лаборатории на глазах у Веры запаковали в чёрный мешок, а </w:t>
+      </w:r>
+      <w:proofErr w:type="spellStart"/>
+      <w:r>
+        <w:t>Верховенцев</w:t>
+      </w:r>
+      <w:proofErr w:type="spellEnd"/>
+      <w:r>
+        <w:t xml:space="preserve"> лежал в реанимации, подключённый к ревущему от перебоев пульса аппарату.</w:t>
       </w:r>
     </w:p>
     <w:p>
@@ -27946,7 +29035,15 @@
     </w:p>
     <w:p>
       <w:r>
-        <w:t>— Он так работает, к сожалению. Не всегда с первого раза. — Вера всмотрелась в мреющие строчки. — Надеюсь, анализатор не сдох.</w:t>
+        <w:t xml:space="preserve">— Он так работает, к сожалению. Не всегда с первого раза. — Вера всмотрелась в </w:t>
+      </w:r>
+      <w:proofErr w:type="spellStart"/>
+      <w:r>
+        <w:t>мреющие</w:t>
+      </w:r>
+      <w:proofErr w:type="spellEnd"/>
+      <w:r>
+        <w:t xml:space="preserve"> строчки. — Надеюсь, анализатор не сдох.</w:t>
       </w:r>
     </w:p>
     <w:p>
@@ -28178,7 +29275,15 @@
         <w:t>С</w:t>
       </w:r>
       <w:r>
-        <w:t>бой в гравитонной камере. Просто сбой. Такой же, как раньше. Качка.</w:t>
+        <w:t xml:space="preserve">бой в </w:t>
+      </w:r>
+      <w:proofErr w:type="spellStart"/>
+      <w:r>
+        <w:t>гравитонной</w:t>
+      </w:r>
+      <w:proofErr w:type="spellEnd"/>
+      <w:r>
+        <w:t xml:space="preserve"> камере. Просто сбой. Такой же, как раньше. Качка.</w:t>
       </w:r>
     </w:p>
     <w:p>
@@ -28252,7 +29357,15 @@
         <w:t>Е</w:t>
       </w:r>
       <w:r>
-        <w:t>сли хочешь, иди к своему Мицюкину. Вдруг он передумает. Будешь там под его присмотром гайки крутить. А я сама справлюсь.</w:t>
+        <w:t xml:space="preserve">сли хочешь, иди к своему </w:t>
+      </w:r>
+      <w:proofErr w:type="spellStart"/>
+      <w:r>
+        <w:t>Мицюкину</w:t>
+      </w:r>
+      <w:proofErr w:type="spellEnd"/>
+      <w:r>
+        <w:t>. Вдруг он передумает. Будешь там под его присмотром гайки крутить. А я сама справлюсь.</w:t>
       </w:r>
     </w:p>
     <w:p>
@@ -28262,7 +29375,15 @@
     </w:p>
     <w:p>
       <w:r>
-        <w:t>— Прости. Я тебя тут одну не оставлю. Нет никакого смысла с Мицюкиным пререкаться. Ни к чему он меня не подпустит, это я уже понял.</w:t>
+        <w:t xml:space="preserve">— Прости. Я тебя тут одну не оставлю. Нет никакого смысла с </w:t>
+      </w:r>
+      <w:proofErr w:type="spellStart"/>
+      <w:r>
+        <w:t>Мицюкиным</w:t>
+      </w:r>
+      <w:proofErr w:type="spellEnd"/>
+      <w:r>
+        <w:t xml:space="preserve"> пререкаться. Ни к чему он меня не подпустит, это я уже понял.</w:t>
       </w:r>
     </w:p>
     <w:p>
@@ -28277,7 +29398,15 @@
     </w:p>
     <w:p>
       <w:r>
-        <w:t>— Надо собрать образцы. Что там в каюте Марутяна творится, я не знаю, могут не пускать никого. Как и в лабораторию. К Марутяну я попробую сама сходить, ко мне спокойнее отнесутся.</w:t>
+        <w:t xml:space="preserve">— Надо собрать образцы. Что там в каюте Марутяна творится, я не знаю, могут не пускать никого. Как и в лабораторию. К </w:t>
+      </w:r>
+      <w:proofErr w:type="spellStart"/>
+      <w:r>
+        <w:t>Марутяну</w:t>
+      </w:r>
+      <w:proofErr w:type="spellEnd"/>
+      <w:r>
+        <w:t xml:space="preserve"> я попробую сама сходить, ко мне спокойнее отнесутся.</w:t>
       </w:r>
     </w:p>
     <w:p>
@@ -28509,7 +29638,15 @@
     <w:p>
       <w:r>
         <w:lastRenderedPageBreak/>
-        <w:t>— Я не предлагаю здесь сидеть. Пойдём к Мицюкину или Андрееву, спорить будем, нашу правду-матку отстаивать. А парня оставь. Он тоже полезным делом занимается.</w:t>
+        <w:t xml:space="preserve">— Я не предлагаю здесь сидеть. Пойдём к </w:t>
+      </w:r>
+      <w:proofErr w:type="spellStart"/>
+      <w:r>
+        <w:t>Мицюкину</w:t>
+      </w:r>
+      <w:proofErr w:type="spellEnd"/>
+      <w:r>
+        <w:t xml:space="preserve"> или Андрееву, спорить будем, нашу правду-матку отстаивать. А парня оставь. Он тоже полезным делом занимается.</w:t>
       </w:r>
     </w:p>
     <w:p>
@@ -29476,13 +30613,26 @@
       <w:r>
         <w:t xml:space="preserve">вообще </w:t>
       </w:r>
-      <w:r>
-        <w:t>попёрся в лабораторию?</w:t>
-      </w:r>
-    </w:p>
-    <w:p>
-      <w:r>
-        <w:t>За спиной у Мицюкина материализовался неизменно следующий за ним Лысанов.</w:t>
+      <w:proofErr w:type="spellStart"/>
+      <w:r>
+        <w:t>попёрся</w:t>
+      </w:r>
+      <w:proofErr w:type="spellEnd"/>
+      <w:r>
+        <w:t xml:space="preserve"> в лабораторию?</w:t>
+      </w:r>
+    </w:p>
+    <w:p>
+      <w:r>
+        <w:t xml:space="preserve">За спиной у </w:t>
+      </w:r>
+      <w:proofErr w:type="spellStart"/>
+      <w:r>
+        <w:t>Мицюкина</w:t>
+      </w:r>
+      <w:proofErr w:type="spellEnd"/>
+      <w:r>
+        <w:t xml:space="preserve"> материализовался неизменно следующий за ним Лысанов.</w:t>
       </w:r>
     </w:p>
     <w:p>
@@ -29556,7 +30706,15 @@
     </w:p>
     <w:p>
       <w:r>
-        <w:t>Он открыл дверь в лабораторию и отвёл глаза от пролившегося наружу красного света. Кто-то наблюдал за нуболидами, но забыл отключить подкрашенное, как в комнате для проявки фотографий, освещение.</w:t>
+        <w:t xml:space="preserve">Он открыл дверь в лабораторию и отвёл глаза от пролившегося наружу красного света. Кто-то наблюдал за </w:t>
+      </w:r>
+      <w:proofErr w:type="spellStart"/>
+      <w:r>
+        <w:t>нуболидами</w:t>
+      </w:r>
+      <w:proofErr w:type="spellEnd"/>
+      <w:r>
+        <w:t>, но забыл отключить подкрашенное, как в комнате для проявки фотографий, освещение.</w:t>
       </w:r>
     </w:p>
     <w:p>
@@ -29681,7 +30839,23 @@
     </w:p>
     <w:p>
       <w:r>
-        <w:t>— Удобно как! — прорычал Мицюкин. — Хорошо что Верховенцеву с Кавинским уже ничего не требуется!</w:t>
+        <w:t xml:space="preserve">— Удобно как! — прорычал Мицюкин. — Хорошо что </w:t>
+      </w:r>
+      <w:proofErr w:type="spellStart"/>
+      <w:r>
+        <w:t>Верховенцеву</w:t>
+      </w:r>
+      <w:proofErr w:type="spellEnd"/>
+      <w:r>
+        <w:t xml:space="preserve"> с </w:t>
+      </w:r>
+      <w:proofErr w:type="spellStart"/>
+      <w:r>
+        <w:t>Кавинским</w:t>
+      </w:r>
+      <w:proofErr w:type="spellEnd"/>
+      <w:r>
+        <w:t xml:space="preserve"> уже ничего не требуется!</w:t>
       </w:r>
     </w:p>
     <w:p>
@@ -29696,7 +30870,23 @@
     </w:p>
     <w:p>
       <w:r>
-        <w:t>— А Верховенцев в чём виноват? А Кавинский? И ты собираешься время на него тратить? Всё с ним будет в порядке. До суда оклемается.</w:t>
+        <w:t xml:space="preserve">— А </w:t>
+      </w:r>
+      <w:proofErr w:type="spellStart"/>
+      <w:r>
+        <w:t>Верховенцев</w:t>
+      </w:r>
+      <w:proofErr w:type="spellEnd"/>
+      <w:r>
+        <w:t xml:space="preserve"> в чём виноват? А </w:t>
+      </w:r>
+      <w:proofErr w:type="spellStart"/>
+      <w:r>
+        <w:t>Кавинский</w:t>
+      </w:r>
+      <w:proofErr w:type="spellEnd"/>
+      <w:r>
+        <w:t>? И ты собираешься время на него тратить? Всё с ним будет в порядке. До суда оклемается.</w:t>
       </w:r>
     </w:p>
     <w:p>
@@ -29779,7 +30969,15 @@
     </w:p>
     <w:p>
       <w:r>
-        <w:t>В соседнем отсеке Минаева спорила с Мицюкиным — я слышал их голоса, но не различал ни единого слова.</w:t>
+        <w:t xml:space="preserve">В соседнем отсеке Минаева спорила с </w:t>
+      </w:r>
+      <w:proofErr w:type="spellStart"/>
+      <w:r>
+        <w:t>Мицюкиным</w:t>
+      </w:r>
+      <w:proofErr w:type="spellEnd"/>
+      <w:r>
+        <w:t xml:space="preserve"> — я слышал их голоса, но не различал ни единого слова.</w:t>
       </w:r>
     </w:p>
     <w:p>
@@ -29913,7 +31111,15 @@
         <w:t>П</w:t>
       </w:r>
       <w:r>
-        <w:t>робирка разбилась, мне надо сходить за новой. У нас в химлабе должны ещё быть.</w:t>
+        <w:t xml:space="preserve">робирка разбилась, мне надо сходить за новой. У нас в </w:t>
+      </w:r>
+      <w:proofErr w:type="spellStart"/>
+      <w:r>
+        <w:t>химлабе</w:t>
+      </w:r>
+      <w:proofErr w:type="spellEnd"/>
+      <w:r>
+        <w:t xml:space="preserve"> должны ещё быть.</w:t>
       </w:r>
     </w:p>
     <w:p>
@@ -29959,7 +31165,15 @@
         <w:t>В</w:t>
       </w:r>
       <w:r>
-        <w:t xml:space="preserve"> гравитонной камере вновь начались электронные судороги.</w:t>
+        <w:t xml:space="preserve"> </w:t>
+      </w:r>
+      <w:proofErr w:type="spellStart"/>
+      <w:r>
+        <w:t>гравитонной</w:t>
+      </w:r>
+      <w:proofErr w:type="spellEnd"/>
+      <w:r>
+        <w:t xml:space="preserve"> камере вновь начались электронные судороги.</w:t>
       </w:r>
     </w:p>
     <w:p>
@@ -30372,7 +31586,15 @@
     </w:p>
     <w:p>
       <w:r>
-        <w:t xml:space="preserve">— Зачем вам столько фибры в химлабе? К тому же закрытой на ключ. Как раз в том ящике, который ты </w:t>
+        <w:t xml:space="preserve">— Зачем вам столько фибры в </w:t>
+      </w:r>
+      <w:proofErr w:type="spellStart"/>
+      <w:r>
+        <w:t>химлабе</w:t>
+      </w:r>
+      <w:proofErr w:type="spellEnd"/>
+      <w:r>
+        <w:t xml:space="preserve">? К тому же закрытой на ключ. Как раз в том ящике, который ты </w:t>
       </w:r>
       <w:r>
         <w:t>открывать</w:t>
@@ -30383,7 +31605,15 @@
     </w:p>
     <w:p>
       <w:r>
-        <w:t xml:space="preserve">— Олег! — Вера нервно дёрнула за лямку висящей на плече сумки, шагнула ко мне и остановилась, не решилась подойти слишком близко. — Ты о чём вообще говоришь? Откуда я знаю, что лежит в химлабе! Ты же видел, там полный бардак! У нас и работы-то последний год толковой не было, не лаборатория, а сплошная свалка. </w:t>
+        <w:t xml:space="preserve">— Олег! — Вера нервно дёрнула за лямку висящей на плече сумки, шагнула ко мне и остановилась, не решилась подойти слишком близко. — Ты о чём вообще говоришь? Откуда я знаю, что лежит в </w:t>
+      </w:r>
+      <w:proofErr w:type="spellStart"/>
+      <w:r>
+        <w:t>химлабе</w:t>
+      </w:r>
+      <w:proofErr w:type="spellEnd"/>
+      <w:r>
+        <w:t xml:space="preserve">! Ты же видел, там полный бардак! У нас и работы-то последний год толковой не было, не лаборатория, а сплошная свалка. </w:t>
       </w:r>
       <w:r>
         <w:t>Наверное</w:t>
@@ -30913,7 +32143,15 @@
         <w:t>карточку</w:t>
       </w:r>
       <w:r>
-        <w:t>. Верховенцев.</w:t>
+        <w:t xml:space="preserve">. </w:t>
+      </w:r>
+      <w:proofErr w:type="spellStart"/>
+      <w:r>
+        <w:t>Верховенцев</w:t>
+      </w:r>
+      <w:proofErr w:type="spellEnd"/>
+      <w:r>
+        <w:t>.</w:t>
       </w:r>
     </w:p>
     <w:p>
@@ -30928,7 +32166,15 @@
     </w:p>
     <w:p>
       <w:r>
-        <w:t xml:space="preserve">Несколько часов назад здесь сидела Симонова, пока я пытался разузнать о Верховенцеве — у того самого человека, который зарезал его </w:t>
+        <w:t xml:space="preserve">Несколько часов назад здесь сидела Симонова, пока я пытался разузнать о </w:t>
+      </w:r>
+      <w:proofErr w:type="spellStart"/>
+      <w:r>
+        <w:t>Верховенцеве</w:t>
+      </w:r>
+      <w:proofErr w:type="spellEnd"/>
+      <w:r>
+        <w:t xml:space="preserve"> — у того самого человека, который зарезал его </w:t>
       </w:r>
       <w:r>
         <w:t>скальпелем</w:t>
@@ -30940,7 +32186,15 @@
         <w:t>,</w:t>
       </w:r>
       <w:r>
-        <w:t xml:space="preserve"> казалось, стоит зажмурить глаза, и время покатится вспять, как поставленная на перемотку запись. Я ведь даже ни разу не видел этого Верховенцева до катастрофы, но всё равно что-то болезненно ныло в груди, как вымотанная бегом мышца.</w:t>
+        <w:t xml:space="preserve"> казалось, стоит зажмурить глаза, и время покатится вспять, как поставленная на перемотку запись. Я ведь даже ни разу не видел этого </w:t>
+      </w:r>
+      <w:proofErr w:type="spellStart"/>
+      <w:r>
+        <w:t>Верховенцева</w:t>
+      </w:r>
+      <w:proofErr w:type="spellEnd"/>
+      <w:r>
+        <w:t xml:space="preserve"> до катастрофы, но всё равно что-то болезненно ныло в груди, как вымотанная бегом мышца.</w:t>
       </w:r>
     </w:p>
     <w:p>
@@ -32309,13 +33563,29 @@
     </w:p>
     <w:p>
       <w:r>
-        <w:t>— Да, странный дефект. Или она моток проволоки проглотила. Или… — Я положил снимок на стол. — Или это нуболид.</w:t>
+        <w:t xml:space="preserve">— Да, странный дефект. Или она моток проволоки проглотила. Или… — Я положил снимок на стол. — Или это </w:t>
+      </w:r>
+      <w:proofErr w:type="spellStart"/>
+      <w:r>
+        <w:t>нуболид</w:t>
+      </w:r>
+      <w:proofErr w:type="spellEnd"/>
+      <w:r>
+        <w:t>.</w:t>
       </w:r>
     </w:p>
     <w:p>
       <w:r>
         <w:lastRenderedPageBreak/>
-        <w:t>— Нуболид в человеческом теле, — прошептала Вера. —</w:t>
+        <w:t xml:space="preserve">— </w:t>
+      </w:r>
+      <w:proofErr w:type="spellStart"/>
+      <w:r>
+        <w:t>Нуболид</w:t>
+      </w:r>
+      <w:proofErr w:type="spellEnd"/>
+      <w:r>
+        <w:t xml:space="preserve"> в человеческом теле, — прошептала Вера. —</w:t>
       </w:r>
       <w:r>
         <w:t xml:space="preserve"> </w:t>
@@ -32348,7 +33618,15 @@
         <w:t>, — ответила Вера. —</w:t>
       </w:r>
       <w:r>
-        <w:t xml:space="preserve"> Вдруг это сбой, а мы тут напридумали всякой ерунды.</w:t>
+        <w:t xml:space="preserve"> Вдруг это сбой, а мы тут </w:t>
+      </w:r>
+      <w:proofErr w:type="spellStart"/>
+      <w:r>
+        <w:t>напридумали</w:t>
+      </w:r>
+      <w:proofErr w:type="spellEnd"/>
+      <w:r>
+        <w:t xml:space="preserve"> всякой ерунды.</w:t>
       </w:r>
     </w:p>
     <w:p>
@@ -32369,13 +33647,29 @@
     </w:p>
     <w:p>
       <w:r>
-        <w:t xml:space="preserve">— Получается, мы ходим через червоточины благодаря нуболидам? — </w:t>
+        <w:t xml:space="preserve">— Получается, мы ходим через червоточины благодаря </w:t>
+      </w:r>
+      <w:proofErr w:type="spellStart"/>
+      <w:r>
+        <w:t>нуболидам</w:t>
+      </w:r>
+      <w:proofErr w:type="spellEnd"/>
+      <w:r>
+        <w:t xml:space="preserve">? — </w:t>
       </w:r>
       <w:r>
         <w:t>проговорил</w:t>
       </w:r>
       <w:r>
-        <w:t xml:space="preserve"> я. — Нуболид в симбиозе с навигатором? </w:t>
+        <w:t xml:space="preserve"> я. — </w:t>
+      </w:r>
+      <w:proofErr w:type="spellStart"/>
+      <w:r>
+        <w:t>Нуболид</w:t>
+      </w:r>
+      <w:proofErr w:type="spellEnd"/>
+      <w:r>
+        <w:t xml:space="preserve"> в симбиозе с навигатором? </w:t>
       </w:r>
       <w:r>
         <w:t>Видимо, и</w:t>
@@ -32630,7 +33924,15 @@
     </w:p>
     <w:p>
       <w:r>
-        <w:t xml:space="preserve">Освещение в столовой приглушили — или же коротнула очередная </w:t>
+        <w:t xml:space="preserve">Освещение в столовой приглушили — или же </w:t>
+      </w:r>
+      <w:proofErr w:type="spellStart"/>
+      <w:r>
+        <w:t>коротнула</w:t>
+      </w:r>
+      <w:proofErr w:type="spellEnd"/>
+      <w:r>
+        <w:t xml:space="preserve"> очередная </w:t>
       </w:r>
       <w:r>
         <w:t xml:space="preserve">старая </w:t>
@@ -33129,7 +34431,15 @@
         <w:t xml:space="preserve"> и</w:t>
       </w:r>
       <w:r>
-        <w:t xml:space="preserve"> оказались в заложниках у собственной чумы, когда не сумели вовремя сбежать. Раньше я втайне думал, что Марутян свихнулся со своими нуболидами, решил потравить себя и коллег, хотя в этом не было ни малейшего смысла. Я даже </w:t>
+        <w:t xml:space="preserve"> оказались в заложниках у собственной чумы, когда не сумели вовремя сбежать. Раньше я втайне думал, что Марутян свихнулся со своими </w:t>
+      </w:r>
+      <w:proofErr w:type="spellStart"/>
+      <w:r>
+        <w:t>нуболидами</w:t>
+      </w:r>
+      <w:proofErr w:type="spellEnd"/>
+      <w:r>
+        <w:t xml:space="preserve">, решил потравить себя и коллег, хотя в этом не было ни малейшего смысла. Я даже </w:t>
       </w:r>
       <w:r>
         <w:t>подозревал</w:t>
@@ -33280,7 +34590,15 @@
     </w:p>
     <w:p>
       <w:r>
-        <w:t>— Что опять случилось? С Мицюкиным что-то не поделили? Я рапорт на него напишу, когда вернёмся! Устроил тут цирк с конями!</w:t>
+        <w:t xml:space="preserve">— Что опять случилось? С </w:t>
+      </w:r>
+      <w:proofErr w:type="spellStart"/>
+      <w:r>
+        <w:t>Мицюкиным</w:t>
+      </w:r>
+      <w:proofErr w:type="spellEnd"/>
+      <w:r>
+        <w:t xml:space="preserve"> что-то не поделили? Я рапорт на него напишу, когда вернёмся! Устроил тут цирк с конями!</w:t>
       </w:r>
     </w:p>
     <w:p>
@@ -33290,7 +34608,15 @@
     </w:p>
     <w:p>
       <w:r>
-        <w:t>— С Мицюкиным всё в порядке, — сказал я.</w:t>
+        <w:t xml:space="preserve">— С </w:t>
+      </w:r>
+      <w:proofErr w:type="spellStart"/>
+      <w:r>
+        <w:t>Мицюкиным</w:t>
+      </w:r>
+      <w:proofErr w:type="spellEnd"/>
+      <w:r>
+        <w:t xml:space="preserve"> всё в порядке, — сказал я.</w:t>
       </w:r>
     </w:p>
     <w:p>
@@ -34089,7 +35415,31 @@
     </w:p>
     <w:p>
       <w:r>
-        <w:t>— А что я мог сделать? — Майоров говорил, отвернувшись и глядя в тень. — У нас конвоиров в экипаже нет, не предусмотрено уставом таких должностей. А вот эсбэ на любой станции имеется. Очередной хрен вроде Мицюкина. Ну я подошёл к этим эсбэшникам, и вопрос решился. Там же, на станции, кстати, и новый пилот сразу нашёлся.</w:t>
+        <w:t xml:space="preserve">— А что я мог сделать? — Майоров говорил, отвернувшись и глядя в тень. — У нас конвоиров в экипаже нет, не предусмотрено уставом таких должностей. А вот </w:t>
+      </w:r>
+      <w:proofErr w:type="spellStart"/>
+      <w:r>
+        <w:t>эсбэ</w:t>
+      </w:r>
+      <w:proofErr w:type="spellEnd"/>
+      <w:r>
+        <w:t xml:space="preserve"> на любой станции имеется. Очередной хрен вроде </w:t>
+      </w:r>
+      <w:proofErr w:type="spellStart"/>
+      <w:r>
+        <w:t>Мицюкина</w:t>
+      </w:r>
+      <w:proofErr w:type="spellEnd"/>
+      <w:r>
+        <w:t xml:space="preserve">. Ну я подошёл к этим </w:t>
+      </w:r>
+      <w:proofErr w:type="spellStart"/>
+      <w:r>
+        <w:t>эсбэшникам</w:t>
+      </w:r>
+      <w:proofErr w:type="spellEnd"/>
+      <w:r>
+        <w:t>, и вопрос решился. Там же, на станции, кстати, и новый пилот сразу нашёлся.</w:t>
       </w:r>
     </w:p>
     <w:p>
@@ -34197,7 +35547,15 @@
     <w:p>
       <w:r>
         <w:lastRenderedPageBreak/>
-        <w:t>— О том, что в теле навигатора — нуболид, —</w:t>
+        <w:t xml:space="preserve">— О том, что в теле навигатора — </w:t>
+      </w:r>
+      <w:proofErr w:type="spellStart"/>
+      <w:r>
+        <w:t>нуболид</w:t>
+      </w:r>
+      <w:proofErr w:type="spellEnd"/>
+      <w:r>
+        <w:t>, —</w:t>
       </w:r>
       <w:r>
         <w:t xml:space="preserve"> спросил </w:t>
@@ -34342,7 +35700,15 @@
         <w:t xml:space="preserve">именно </w:t>
       </w:r>
       <w:r>
-        <w:t>так на тебя смотрит политкор, когда ты возвращаешься с рейса.</w:t>
+        <w:t xml:space="preserve">так на тебя смотрит </w:t>
+      </w:r>
+      <w:proofErr w:type="spellStart"/>
+      <w:r>
+        <w:t>политкор</w:t>
+      </w:r>
+      <w:proofErr w:type="spellEnd"/>
+      <w:r>
+        <w:t>, когда ты возвращаешься с рейса.</w:t>
       </w:r>
     </w:p>
     <w:p>
@@ -34369,7 +35735,15 @@
         <w:t>образование, похожее на</w:t>
       </w:r>
       <w:r>
-        <w:t xml:space="preserve"> нуболида,</w:t>
+        <w:t xml:space="preserve"> </w:t>
+      </w:r>
+      <w:proofErr w:type="spellStart"/>
+      <w:r>
+        <w:t>нуболида</w:t>
+      </w:r>
+      <w:proofErr w:type="spellEnd"/>
+      <w:r>
+        <w:t>,</w:t>
       </w:r>
       <w:r>
         <w:t xml:space="preserve"> — </w:t>
@@ -34465,7 +35839,15 @@
     </w:p>
     <w:p>
       <w:r>
-        <w:t>— Олег, я в таком ключе общаться не намерен! Центру надо установить точную причину смерти. Не так часто навигатор умирает сразу после выхода из бранка.</w:t>
+        <w:t xml:space="preserve">— Олег, я в таком ключе общаться не намерен! Центру надо установить точную причину смерти. Не так часто навигатор умирает сразу после выхода из </w:t>
+      </w:r>
+      <w:proofErr w:type="spellStart"/>
+      <w:r>
+        <w:t>бранка</w:t>
+      </w:r>
+      <w:proofErr w:type="spellEnd"/>
+      <w:r>
+        <w:t>.</w:t>
       </w:r>
     </w:p>
     <w:p>
@@ -34481,7 +35863,15 @@
     </w:p>
     <w:p>
       <w:r>
-        <w:t>— Да чего ты от меня хочешь? — взревел Майоров. Лицо его стало пунцовым, как при удушье, на лбу выступил пот. — Почему вы вообще решили, что это нуболид! Это же полный бред! Все нуболиды, с которым мы вступали в контакт, сидят в герметичной банке. Пойдём! — махнул он рукой. — Покажешь мне снимки!</w:t>
+        <w:t xml:space="preserve">— Да чего ты от меня хочешь? — взревел Майоров. Лицо его стало пунцовым, как при удушье, на лбу выступил пот. — Почему вы вообще решили, что это </w:t>
+      </w:r>
+      <w:proofErr w:type="spellStart"/>
+      <w:r>
+        <w:t>нуболид</w:t>
+      </w:r>
+      <w:proofErr w:type="spellEnd"/>
+      <w:r>
+        <w:t>! Это же полный бред! Все нуболиды, с которым мы вступали в контакт, сидят в герметичной банке. Пойдём! — махнул он рукой. — Покажешь мне снимки!</w:t>
       </w:r>
     </w:p>
     <w:p>
@@ -34592,7 +35982,23 @@
     </w:p>
     <w:p>
       <w:r>
-        <w:t xml:space="preserve">— Был перед нашим вылетом случай, — начал Майоров. — Умер навигатор. Не после выхода из бранка, нет, обошлось без таких совпадений. Вроде как везли её куда-то на шнявке, может, на другой корабль. Неважно. — </w:t>
+        <w:t xml:space="preserve">— Был перед нашим вылетом случай, — начал Майоров. — Умер навигатор. Не после выхода из </w:t>
+      </w:r>
+      <w:proofErr w:type="spellStart"/>
+      <w:r>
+        <w:t>бранка</w:t>
+      </w:r>
+      <w:proofErr w:type="spellEnd"/>
+      <w:r>
+        <w:t xml:space="preserve">, нет, обошлось без таких совпадений. Вроде как везли её куда-то на </w:t>
+      </w:r>
+      <w:proofErr w:type="spellStart"/>
+      <w:r>
+        <w:t>шнявке</w:t>
+      </w:r>
+      <w:proofErr w:type="spellEnd"/>
+      <w:r>
+        <w:t xml:space="preserve">, может, на другой корабль. Неважно. — </w:t>
       </w:r>
       <w:r>
         <w:lastRenderedPageBreak/>
@@ -34695,7 +36101,15 @@
         <w:t>а</w:t>
       </w:r>
       <w:r>
-        <w:t xml:space="preserve"> нуболид, я вообще ни черта не понимаю! Откуда он там взялся? </w:t>
+        <w:t xml:space="preserve"> </w:t>
+      </w:r>
+      <w:proofErr w:type="spellStart"/>
+      <w:r>
+        <w:t>нуболид</w:t>
+      </w:r>
+      <w:proofErr w:type="spellEnd"/>
+      <w:r>
+        <w:t xml:space="preserve">, я вообще ни черта не понимаю! Откуда он там взялся? </w:t>
       </w:r>
       <w:r>
         <w:t>Может, о</w:t>
@@ -34741,7 +36155,15 @@
         <w:t xml:space="preserve">дурацкие </w:t>
       </w:r>
       <w:r>
-        <w:t>вроде бесконечных снов во время бранка, которыми желторотиков пугают.</w:t>
+        <w:t xml:space="preserve">вроде бесконечных снов во время </w:t>
+      </w:r>
+      <w:proofErr w:type="spellStart"/>
+      <w:r>
+        <w:t>бранка</w:t>
+      </w:r>
+      <w:proofErr w:type="spellEnd"/>
+      <w:r>
+        <w:t>, которыми желторотиков пугают.</w:t>
       </w:r>
     </w:p>
     <w:p>
@@ -34751,7 +36173,15 @@
     </w:p>
     <w:p>
       <w:r>
-        <w:t>— Так и нуболидом это быть не может, — посмотрел на меня Майоров.</w:t>
+        <w:t xml:space="preserve">— Так и </w:t>
+      </w:r>
+      <w:proofErr w:type="spellStart"/>
+      <w:r>
+        <w:t>нуболидом</w:t>
+      </w:r>
+      <w:proofErr w:type="spellEnd"/>
+      <w:r>
+        <w:t xml:space="preserve"> это быть не может, — посмотрел на меня Майоров.</w:t>
       </w:r>
     </w:p>
     <w:p>
@@ -34910,7 +36340,15 @@
         <w:t>, когда правая сторона лица не поспевает за левой</w:t>
       </w:r>
       <w:r>
-        <w:t>. И мне стало жутко — куда сильнее, чем от нуболида на рентгеновском снимке.</w:t>
+        <w:t xml:space="preserve">. И мне стало жутко — куда сильнее, чем от </w:t>
+      </w:r>
+      <w:proofErr w:type="spellStart"/>
+      <w:r>
+        <w:t>нуболида</w:t>
+      </w:r>
+      <w:proofErr w:type="spellEnd"/>
+      <w:r>
+        <w:t xml:space="preserve"> на рентгеновском снимке.</w:t>
       </w:r>
     </w:p>
     <w:p>
@@ -35487,7 +36925,23 @@
     </w:p>
     <w:p>
       <w:r>
-        <w:t>— Ага, из кэбэ, если тебе так понятнее. Ты, Олежка, парень молодой, конечно, но, надеюсь, не глупый. На каждом рейсе есть кто-нибудь из Комитета. Это всегда член экипажа, и «кэбэ» на лбу тоже обычно не написано.</w:t>
+        <w:t xml:space="preserve">— Ага, из </w:t>
+      </w:r>
+      <w:proofErr w:type="spellStart"/>
+      <w:r>
+        <w:t>кэбэ</w:t>
+      </w:r>
+      <w:proofErr w:type="spellEnd"/>
+      <w:r>
+        <w:t>, если тебе так понятнее. Ты, Олежка, парень молодой, конечно, но, надеюсь, не глупый. На каждом рейсе есть кто-нибудь из Комитета. Это всегда член экипажа, и «</w:t>
+      </w:r>
+      <w:proofErr w:type="spellStart"/>
+      <w:r>
+        <w:t>кэбэ</w:t>
+      </w:r>
+      <w:proofErr w:type="spellEnd"/>
+      <w:r>
+        <w:t>» на лбу тоже обычно не написано.</w:t>
       </w:r>
     </w:p>
     <w:p>
@@ -35574,7 +37028,15 @@
         <w:t xml:space="preserve"> —</w:t>
       </w:r>
       <w:r>
-        <w:t xml:space="preserve"> Они путешествуют бранком, как мы</w:t>
+        <w:t xml:space="preserve"> Они путешествуют </w:t>
+      </w:r>
+      <w:proofErr w:type="spellStart"/>
+      <w:r>
+        <w:t>бранком</w:t>
+      </w:r>
+      <w:proofErr w:type="spellEnd"/>
+      <w:r>
+        <w:t>, как мы</w:t>
       </w:r>
       <w:r>
         <w:t>, Олег</w:t>
@@ -35620,7 +37082,15 @@
     </w:p>
     <w:p>
       <w:r>
-        <w:t>— Понятия не имею! — пожал плечами Григорьев. — Может, эксперименты твоего Марутяна так на них повлияли, а может, они всегда это умели. Мы же, Олежка, ничего толком о нуболидах не знаем, несмотря на то, что десять лет их тут под микроскопом рассматрива</w:t>
+        <w:t xml:space="preserve">— Понятия не имею! — пожал плечами Григорьев. — Может, эксперименты твоего Марутяна так на них повлияли, а может, они всегда это умели. Мы же, Олежка, ничего толком о </w:t>
+      </w:r>
+      <w:proofErr w:type="spellStart"/>
+      <w:r>
+        <w:t>нуболидах</w:t>
+      </w:r>
+      <w:proofErr w:type="spellEnd"/>
+      <w:r>
+        <w:t xml:space="preserve"> не знаем, несмотря на то, что десять лет их тут под микроскопом рассматрива</w:t>
       </w:r>
       <w:r>
         <w:t>ем</w:t>
@@ -35724,7 +37194,15 @@
     </w:p>
     <w:p>
       <w:r>
-        <w:t xml:space="preserve">— Можно и так сказать. Мы туннель открыли, нуболиды по нему прошли. Понимаешь, что это означает? — Григорьев повернулся к терминалу и склонил голову над выключенным экраном. На панели мигал красным какой-то испуганный индикатор. — Мы открыли ящик Пандоры. Мы заходим в бранк </w:t>
+        <w:t xml:space="preserve">— Можно и так сказать. Мы туннель открыли, нуболиды по нему прошли. Понимаешь, что это означает? — Григорьев повернулся к терминалу и склонил голову над выключенным экраном. На панели мигал красным какой-то испуганный индикатор. — Мы открыли ящик Пандоры. Мы заходим в </w:t>
+      </w:r>
+      <w:proofErr w:type="spellStart"/>
+      <w:r>
+        <w:t>бранк</w:t>
+      </w:r>
+      <w:proofErr w:type="spellEnd"/>
+      <w:r>
+        <w:t xml:space="preserve"> </w:t>
       </w:r>
       <w:r>
         <w:lastRenderedPageBreak/>
@@ -35958,7 +37436,15 @@
     </w:p>
     <w:p>
       <w:r>
-        <w:t>— Мы тоже нашли нуболида в теле нашего навигатора, — сказал я. — Он обвивал её сердце.</w:t>
+        <w:t xml:space="preserve">— Мы тоже нашли </w:t>
+      </w:r>
+      <w:proofErr w:type="spellStart"/>
+      <w:r>
+        <w:t>нуболида</w:t>
+      </w:r>
+      <w:proofErr w:type="spellEnd"/>
+      <w:r>
+        <w:t xml:space="preserve"> в теле нашего навигатора, — сказал я. — Он обвивал её сердце.</w:t>
       </w:r>
     </w:p>
     <w:p>
@@ -36043,7 +37529,15 @@
         <w:t>Эпсилону</w:t>
       </w:r>
       <w:r>
-        <w:t xml:space="preserve"> Арефьевой. Там ещё были живые следы от бранка в</w:t>
+        <w:t xml:space="preserve"> Арефьевой. Там ещё были живые следы от </w:t>
+      </w:r>
+      <w:proofErr w:type="spellStart"/>
+      <w:r>
+        <w:t>бранка</w:t>
+      </w:r>
+      <w:proofErr w:type="spellEnd"/>
+      <w:r>
+        <w:t xml:space="preserve"> в</w:t>
       </w:r>
       <w:r>
         <w:t>о вторую</w:t>
@@ -36167,7 +37661,15 @@
     </w:p>
     <w:p>
       <w:r>
-        <w:t>Я молчал. Свой самый первый бранк я пережил на «Минске».</w:t>
+        <w:t xml:space="preserve">Я молчал. Свой самый первый </w:t>
+      </w:r>
+      <w:proofErr w:type="spellStart"/>
+      <w:r>
+        <w:t>бранк</w:t>
+      </w:r>
+      <w:proofErr w:type="spellEnd"/>
+      <w:r>
+        <w:t xml:space="preserve"> я пережил на «Минске».</w:t>
       </w:r>
     </w:p>
     <w:p>
@@ -36246,7 +37748,15 @@
         <w:t>.</w:t>
       </w:r>
       <w:r>
-        <w:t xml:space="preserve"> И ты это прекрасно знаешь. За кого ты тут на меня с кулаками наброситься хочешь? За Андреева, за нашего доблестного Мицюкина? Или всё-таки за ту бойкую девчонку, с которой ты </w:t>
+        <w:t xml:space="preserve"> И ты это прекрасно знаешь. За кого ты тут на меня с кулаками наброситься хочешь? За Андреева, за нашего доблестного </w:t>
+      </w:r>
+      <w:proofErr w:type="spellStart"/>
+      <w:r>
+        <w:t>Мицюкина</w:t>
+      </w:r>
+      <w:proofErr w:type="spellEnd"/>
+      <w:r>
+        <w:t xml:space="preserve">? Или всё-таки за ту бойкую девчонку, с которой ты </w:t>
       </w:r>
       <w:r>
         <w:t xml:space="preserve">тут </w:t>
@@ -36419,7 +37929,15 @@
     </w:p>
     <w:p>
       <w:r>
-        <w:t>Я метнулся туда, где мрели последние огни, спотыкаясь о чёрные, вылезающие из-под пола корни, и — остановился.</w:t>
+        <w:t xml:space="preserve">Я метнулся туда, где </w:t>
+      </w:r>
+      <w:proofErr w:type="spellStart"/>
+      <w:r>
+        <w:t>мрели</w:t>
+      </w:r>
+      <w:proofErr w:type="spellEnd"/>
+      <w:r>
+        <w:t xml:space="preserve"> последние огни, спотыкаясь о чёрные, вылезающие из-под пола корни, и — остановился.</w:t>
       </w:r>
     </w:p>
     <w:p>
@@ -36548,7 +38066,23 @@
     </w:p>
     <w:p>
       <w:r>
-        <w:t>Уже подобравшись к полосе света, я столкнулся с Мицюкиным. Мне было всё равно, ударит он меня или выстрелит. Но Мицюкина я не заинтересовал. Он молча отпихнул меня и рванул в красное марево, сжимая шоковый пистолет.</w:t>
+        <w:t xml:space="preserve">Уже подобравшись к полосе света, я столкнулся с </w:t>
+      </w:r>
+      <w:proofErr w:type="spellStart"/>
+      <w:r>
+        <w:t>Мицюкиным</w:t>
+      </w:r>
+      <w:proofErr w:type="spellEnd"/>
+      <w:r>
+        <w:t xml:space="preserve">. Мне было всё равно, ударит он меня или выстрелит. Но </w:t>
+      </w:r>
+      <w:proofErr w:type="spellStart"/>
+      <w:r>
+        <w:t>Мицюкина</w:t>
+      </w:r>
+      <w:proofErr w:type="spellEnd"/>
+      <w:r>
+        <w:t xml:space="preserve"> я не заинтересовал. Он молча отпихнул меня и рванул в красное марево, сжимая шоковый пистолет.</w:t>
       </w:r>
     </w:p>
     <w:p>
@@ -36735,7 +38269,15 @@
     </w:p>
     <w:p>
       <w:r>
-        <w:t>В лаборатории горел ровный спокойный свет, будто я перенёсся назад во времени. Камеру с нуболидами закрывала тень. Симонова сидела у вычислительного аппарата и что-то торопливо выщёлкивала на клавиатуре, деловито сдвинув брови. Вера стояла рядом, вглядываясь в экран.</w:t>
+        <w:t xml:space="preserve">В лаборатории горел ровный спокойный свет, будто я перенёсся назад во времени. Камеру с </w:t>
+      </w:r>
+      <w:proofErr w:type="spellStart"/>
+      <w:r>
+        <w:t>нуболидами</w:t>
+      </w:r>
+      <w:proofErr w:type="spellEnd"/>
+      <w:r>
+        <w:t xml:space="preserve"> закрывала тень. Симонова сидела у вычислительного аппарата и что-то торопливо выщёлкивала на клавиатуре, деловито сдвинув брови. Вера стояла рядом, вглядываясь в экран.</w:t>
       </w:r>
     </w:p>
     <w:p>
@@ -37094,7 +38636,23 @@
     </w:p>
     <w:p>
       <w:r>
-        <w:t>— Нет! — Симонова перебила меня раздражённым взмахом руки. — Что вы, Олег! Я же не сошла с ума! Мы откроем им путь домой, сделаем ма-а-а-а-ленькую, — она показала пальцами невидимую песчинку, — червоточинку.</w:t>
+        <w:t xml:space="preserve">— Нет! — Симонова перебила меня раздражённым взмахом руки. — Что вы, Олег! Я же не сошла с ума! Мы откроем им путь домой, сделаем </w:t>
+      </w:r>
+      <w:proofErr w:type="spellStart"/>
+      <w:r>
+        <w:t>ма</w:t>
+      </w:r>
+      <w:proofErr w:type="spellEnd"/>
+      <w:r>
+        <w:t>-а-а-а-</w:t>
+      </w:r>
+      <w:proofErr w:type="spellStart"/>
+      <w:r>
+        <w:t>ленькую</w:t>
+      </w:r>
+      <w:proofErr w:type="spellEnd"/>
+      <w:r>
+        <w:t>, — она показала пальцами невидимую песчинку, — червоточинку.</w:t>
       </w:r>
     </w:p>
     <w:p>
@@ -37838,7 +39396,15 @@
     </w:p>
     <w:p>
       <w:r>
-        <w:t>— Они свободны! — с детской радостью улыбнулась Симонова и протянула к нуболидам руки.</w:t>
+        <w:t xml:space="preserve">— Они свободны! — с детской радостью улыбнулась Симонова и протянула к </w:t>
+      </w:r>
+      <w:proofErr w:type="spellStart"/>
+      <w:r>
+        <w:t>нуболидам</w:t>
+      </w:r>
+      <w:proofErr w:type="spellEnd"/>
+      <w:r>
+        <w:t xml:space="preserve"> руки.</w:t>
       </w:r>
       <w:r>
         <w:t xml:space="preserve"> — Как </w:t>
@@ -38560,7 +40126,15 @@
     </w:p>
     <w:p>
       <w:r>
-        <w:t>— Ты не ошибся! — сказала Вера, пряча глаза. — Я хотела его отравить. Сначала думала подмешать ему что-нибудь в его любимый кофе, но, увы, кофе закончился. А потом решила, что можно травануть его вместе со всеми остальными. Отравить к чёртовой матери! Вместе с Аней. Вместе со всеми</w:t>
+        <w:t xml:space="preserve">— Ты не ошибся! — сказала Вера, пряча глаза. — Я хотела его отравить. Сначала думала подмешать ему что-нибудь в его любимый кофе, но, увы, кофе закончился. А потом решила, что можно </w:t>
+      </w:r>
+      <w:proofErr w:type="spellStart"/>
+      <w:r>
+        <w:t>травануть</w:t>
+      </w:r>
+      <w:proofErr w:type="spellEnd"/>
+      <w:r>
+        <w:t xml:space="preserve"> его вместе со всеми остальными. Отравить к чёртовой матери! Вместе с Аней. Вместе со всеми</w:t>
       </w:r>
       <w:r>
         <w:t>!</w:t>
@@ -38758,7 +40332,15 @@
     </w:p>
     <w:p>
       <w:r>
-        <w:t>Темнота накатывала и отступала волнами, как морской прибой. Где-то вдалеке вспыхивал и тут же гас коротящий из-за истерзанной проводки свет.</w:t>
+        <w:t xml:space="preserve">Темнота накатывала и отступала волнами, как морской прибой. Где-то вдалеке вспыхивал и тут же гас </w:t>
+      </w:r>
+      <w:proofErr w:type="spellStart"/>
+      <w:r>
+        <w:t>коротящий</w:t>
+      </w:r>
+      <w:proofErr w:type="spellEnd"/>
+      <w:r>
+        <w:t xml:space="preserve"> из-за истерзанной проводки свет.</w:t>
       </w:r>
     </w:p>
     <w:p>
@@ -38915,7 +40497,15 @@
         <w:t>ожидая</w:t>
       </w:r>
       <w:r>
-        <w:t xml:space="preserve"> увидеть алые нити, стекающие из воздушной решётки, но вместо этого столкнулся взглядом с Мицюкиным, который стоял, широко расставив </w:t>
+        <w:t xml:space="preserve"> увидеть алые нити, стекающие из воздушной решётки, но вместо этого столкнулся взглядом с </w:t>
+      </w:r>
+      <w:proofErr w:type="spellStart"/>
+      <w:r>
+        <w:t>Мицюкиным</w:t>
+      </w:r>
+      <w:proofErr w:type="spellEnd"/>
+      <w:r>
+        <w:t xml:space="preserve">, который стоял, широко расставив </w:t>
       </w:r>
       <w:r>
         <w:t>ноги</w:t>
@@ -39073,7 +40663,15 @@
     </w:p>
     <w:p>
       <w:r>
-        <w:t>Изо рта Мицюкина вырвались, как сноп пламени, красные нити и нетерпеливо затряслись, наползая ему на лицо.</w:t>
+        <w:t xml:space="preserve">Изо рта </w:t>
+      </w:r>
+      <w:proofErr w:type="spellStart"/>
+      <w:r>
+        <w:t>Мицюкина</w:t>
+      </w:r>
+      <w:proofErr w:type="spellEnd"/>
+      <w:r>
+        <w:t xml:space="preserve"> вырвались, как сноп пламени, красные нити и нетерпеливо затряслись, наползая ему на лицо.</w:t>
       </w:r>
     </w:p>
     <w:p>
@@ -39569,7 +41167,15 @@
     </w:p>
     <w:p>
       <w:r>
-        <w:t xml:space="preserve">Уставшие механизмы загудели, дверь втянулась в стену. Нуболиды ещё выплясывали хаотичный танец над телом Мицюкина. Они быстро почувствовали нас — по страху или по запаху крови, как хищные рыбы, — и </w:t>
+        <w:t xml:space="preserve">Уставшие механизмы загудели, дверь втянулась в стену. Нуболиды ещё выплясывали хаотичный танец над телом </w:t>
+      </w:r>
+      <w:proofErr w:type="spellStart"/>
+      <w:r>
+        <w:t>Мицюкина</w:t>
+      </w:r>
+      <w:proofErr w:type="spellEnd"/>
+      <w:r>
+        <w:t xml:space="preserve">. Они быстро почувствовали нас — по страху или по запаху крови, как хищные рыбы, — и </w:t>
       </w:r>
       <w:r>
         <w:t>потянулись</w:t>
@@ -40189,7 +41795,15 @@
     </w:p>
     <w:p>
       <w:r>
-        <w:t>— Не падайте, Олег! Вы нам ещё потребуетесь для по-по-по… — его заклинило, он отвернулся и сплюнул кровь, — для починки оборудования.</w:t>
+        <w:t xml:space="preserve">— Не падайте, Олег! Вы нам ещё потребуетесь для </w:t>
+      </w:r>
+      <w:proofErr w:type="spellStart"/>
+      <w:r>
+        <w:t>по-по-по</w:t>
+      </w:r>
+      <w:proofErr w:type="spellEnd"/>
+      <w:r>
+        <w:t>… — его заклинило, он отвернулся и сплюнул кровь, — для починки оборудования.</w:t>
       </w:r>
     </w:p>
     <w:p>
@@ -40318,7 +41932,15 @@
     </w:p>
     <w:p>
       <w:r>
-        <w:t>— То же, что и с Мицюкиным! — крикнул я. — Выключите этот долбаный фонарь!</w:t>
+        <w:t xml:space="preserve">— То же, что и с </w:t>
+      </w:r>
+      <w:proofErr w:type="spellStart"/>
+      <w:r>
+        <w:t>Мицюкиным</w:t>
+      </w:r>
+      <w:proofErr w:type="spellEnd"/>
+      <w:r>
+        <w:t>! — крикнул я. — Выключите этот долбаный фонарь!</w:t>
       </w:r>
     </w:p>
     <w:p>
@@ -40813,7 +42435,15 @@
     </w:p>
     <w:p>
       <w:r>
-        <w:t>Гравитация разметала червей по стенам. Нуболиды потянулись к стробящему аварийному свету. Когда освещение гасло, их отбрасывала подкрашенная синевой темнота, но уже через мгновение они поднимались снова и быстро ползли по переборкам.</w:t>
+        <w:t xml:space="preserve">Гравитация разметала червей по стенам. Нуболиды потянулись к </w:t>
+      </w:r>
+      <w:proofErr w:type="spellStart"/>
+      <w:r>
+        <w:t>стробящему</w:t>
+      </w:r>
+      <w:proofErr w:type="spellEnd"/>
+      <w:r>
+        <w:t xml:space="preserve"> аварийному свету. Когда освещение гасло, их отбрасывала подкрашенная синевой темнота, но уже через мгновение они поднимались снова и быстро ползли по переборкам.</w:t>
       </w:r>
     </w:p>
     <w:p>
@@ -41642,7 +43272,15 @@
     </w:p>
     <w:p>
       <w:r>
-        <w:t>Вера долго смотрела на меня, прижимаясь к переборке. Руки у неё были сведены за спиной, как у заключённой. Нижняя губа — раскусана до крови.</w:t>
+        <w:t xml:space="preserve">Вера долго смотрела на меня, прижимаясь к переборке. Руки у неё были сведены за спиной, как у заключённой. Нижняя губа — </w:t>
+      </w:r>
+      <w:proofErr w:type="spellStart"/>
+      <w:r>
+        <w:t>раскусана</w:t>
+      </w:r>
+      <w:proofErr w:type="spellEnd"/>
+      <w:r>
+        <w:t xml:space="preserve"> до крови.</w:t>
       </w:r>
     </w:p>
     <w:p>
@@ -41744,8 +43382,13 @@
     </w:p>
     <w:p>
       <w:r>
-        <w:t>— Я не знаю, что будет. Но вряд ли они из-за нас кораблём пожертвуют. «Грозный» — почти флагман. А после катастрофы на «Севастополе»…</w:t>
-      </w:r>
+        <w:t>— Я не знаю, что будет. Но вряд ли они из-за нас кораблём пожертвуют. «Грозный» — почти флагман. А после катастрофы на «</w:t>
+      </w:r>
+      <w:proofErr w:type="gramStart"/>
+      <w:r>
+        <w:t>Севастополе»…</w:t>
+      </w:r>
+      <w:proofErr w:type="gramEnd"/>
     </w:p>
     <w:p>
       <w:r>
@@ -41939,7 +43582,15 @@
     </w:p>
     <w:p>
       <w:r>
-        <w:t>Я чувствую себя, как после коматоза.</w:t>
+        <w:t xml:space="preserve">Я чувствую себя, как после </w:t>
+      </w:r>
+      <w:proofErr w:type="spellStart"/>
+      <w:r>
+        <w:t>коматоза</w:t>
+      </w:r>
+      <w:proofErr w:type="spellEnd"/>
+      <w:r>
+        <w:t>.</w:t>
       </w:r>
     </w:p>
     <w:p>
@@ -42159,7 +43810,15 @@
     </w:p>
     <w:p>
       <w:r>
-        <w:t xml:space="preserve">— «Оним двенадцать дробь четыре три </w:t>
+        <w:t>— «</w:t>
+      </w:r>
+      <w:proofErr w:type="spellStart"/>
+      <w:r>
+        <w:t>Оним</w:t>
+      </w:r>
+      <w:proofErr w:type="spellEnd"/>
+      <w:r>
+        <w:t xml:space="preserve"> двенадцать дробь четыре три </w:t>
       </w:r>
       <w:r>
         <w:t>а</w:t>
@@ -42190,7 +43849,15 @@
     </w:p>
     <w:p>
       <w:r>
-        <w:t xml:space="preserve">— «Оним двенадцать дробь четыре три </w:t>
+        <w:t>— «</w:t>
+      </w:r>
+      <w:proofErr w:type="spellStart"/>
+      <w:r>
+        <w:t>Оним</w:t>
+      </w:r>
+      <w:proofErr w:type="spellEnd"/>
+      <w:r>
+        <w:t xml:space="preserve"> двенадцать дробь четыре три </w:t>
       </w:r>
       <w:r>
         <w:t>а</w:t>
@@ -42235,7 +43902,15 @@
     </w:p>
     <w:p>
       <w:r>
-        <w:t>Пункт назначения: Оним 12/43</w:t>
+        <w:t xml:space="preserve">Пункт назначения: </w:t>
+      </w:r>
+      <w:proofErr w:type="spellStart"/>
+      <w:r>
+        <w:t>Оним</w:t>
+      </w:r>
+      <w:proofErr w:type="spellEnd"/>
+      <w:r>
+        <w:t xml:space="preserve"> 12/43</w:t>
       </w:r>
       <w:r>
         <w:t>а</w:t>
@@ -42251,7 +43926,15 @@
     </w:p>
     <w:p>
       <w:r>
-        <w:t>Отправная точка: Оним 12/43</w:t>
+        <w:t xml:space="preserve">Отправная точка: </w:t>
+      </w:r>
+      <w:proofErr w:type="spellStart"/>
+      <w:r>
+        <w:t>Оним</w:t>
+      </w:r>
+      <w:proofErr w:type="spellEnd"/>
+      <w:r>
+        <w:t xml:space="preserve"> 12/43</w:t>
       </w:r>
       <w:r>
         <w:t>а (Альфа Акимовой)</w:t>
@@ -42656,7 +44339,23 @@
     </w:p>
     <w:p>
       <w:r>
-        <w:t>Всё в порядке. Мы — в бранке. Точка выхода — Оним 12/43</w:t>
+        <w:t xml:space="preserve">Всё в порядке. Мы — в </w:t>
+      </w:r>
+      <w:proofErr w:type="spellStart"/>
+      <w:r>
+        <w:t>бранке</w:t>
+      </w:r>
+      <w:proofErr w:type="spellEnd"/>
+      <w:r>
+        <w:t xml:space="preserve">. Точка выхода — </w:t>
+      </w:r>
+      <w:proofErr w:type="spellStart"/>
+      <w:r>
+        <w:t>Оним</w:t>
+      </w:r>
+      <w:proofErr w:type="spellEnd"/>
+      <w:r>
+        <w:t xml:space="preserve"> 12/43</w:t>
       </w:r>
       <w:r>
         <w:t>а</w:t>

--- a/abyss/Воронков_В_Бездна_света.docx
+++ b/abyss/Воронков_В_Бездна_света.docx
@@ -71,15 +71,7 @@
     </w:p>
     <w:p>
       <w:r>
-        <w:t xml:space="preserve">Сам переход космонавты называют </w:t>
-      </w:r>
-      <w:proofErr w:type="spellStart"/>
-      <w:r>
-        <w:t>бранком</w:t>
-      </w:r>
-      <w:proofErr w:type="spellEnd"/>
-      <w:r>
-        <w:t xml:space="preserve">. </w:t>
+        <w:t xml:space="preserve">Сам переход космонавты называют бранком. </w:t>
       </w:r>
       <w:r>
         <w:t>Потому что о</w:t>
@@ -95,54 +87,41 @@
       </w:r>
     </w:p>
     <w:p>
-      <w:proofErr w:type="spellStart"/>
-      <w:r>
-        <w:t>Бранк</w:t>
-      </w:r>
-      <w:proofErr w:type="spellEnd"/>
+      <w:r>
+        <w:t>Бранк.</w:t>
+      </w:r>
+    </w:p>
+    <w:p>
+      <w:r>
+        <w:t xml:space="preserve">Во время бранка снятся кошмары. Об этом все знают. Так человеческое сознание </w:t>
+      </w:r>
+      <w:r>
+        <w:t>отзывается</w:t>
+      </w:r>
+      <w:r>
+        <w:t xml:space="preserve"> на </w:t>
+      </w:r>
+      <w:r>
+        <w:t xml:space="preserve">чёрную, как смерть, </w:t>
+      </w:r>
+      <w:r>
+        <w:t xml:space="preserve">тьму за переборками корабельных модулей. </w:t>
+      </w:r>
+      <w:r>
+        <w:t>Н</w:t>
+      </w:r>
+      <w:r>
+        <w:t>ичего удивительного тут нет. Многим и на Земле снятся</w:t>
+      </w:r>
+      <w:r>
+        <w:t xml:space="preserve"> кошмары</w:t>
+      </w:r>
       <w:r>
         <w:t>.</w:t>
       </w:r>
     </w:p>
     <w:p>
       <w:r>
-        <w:t xml:space="preserve">Во время </w:t>
-      </w:r>
-      <w:proofErr w:type="spellStart"/>
-      <w:r>
-        <w:t>бранка</w:t>
-      </w:r>
-      <w:proofErr w:type="spellEnd"/>
-      <w:r>
-        <w:t xml:space="preserve"> снятся кошмары. Об этом все знают. Так человеческое сознание </w:t>
-      </w:r>
-      <w:r>
-        <w:t>отзывается</w:t>
-      </w:r>
-      <w:r>
-        <w:t xml:space="preserve"> на </w:t>
-      </w:r>
-      <w:r>
-        <w:t xml:space="preserve">чёрную, как смерть, </w:t>
-      </w:r>
-      <w:r>
-        <w:t xml:space="preserve">тьму за переборками корабельных модулей. </w:t>
-      </w:r>
-      <w:r>
-        <w:t>Н</w:t>
-      </w:r>
-      <w:r>
-        <w:t>ичего удивительного тут нет. Многим и на Земле снятся</w:t>
-      </w:r>
-      <w:r>
-        <w:t xml:space="preserve"> кошмары</w:t>
-      </w:r>
-      <w:r>
-        <w:t>.</w:t>
-      </w:r>
-    </w:p>
-    <w:p>
-      <w:r>
         <w:t>Новички, впрочем, обожают страшилки на эту тему.</w:t>
       </w:r>
     </w:p>
@@ -164,15 +143,7 @@
     </w:p>
     <w:p>
       <w:r>
-        <w:t xml:space="preserve">Тебе снится обычный для </w:t>
-      </w:r>
-      <w:proofErr w:type="spellStart"/>
-      <w:r>
-        <w:t>бранка</w:t>
-      </w:r>
-      <w:proofErr w:type="spellEnd"/>
-      <w:r>
-        <w:t xml:space="preserve"> кошмар, к которым все мы давно привыкли. Ты просыпаешься, вылезаешь из амниона, неуклюже барахтаясь в невесомости, точно едва успел родиться на свет. Дёргаешь за рычаг в стене, чтобы открыть люк в соединительный тракт между отсеками, где побольше пространства.</w:t>
+        <w:t>Тебе снится обычный для бранка кошмар, к которым все мы давно привыкли. Ты просыпаешься, вылезаешь из амниона, неуклюже барахтаясь в невесомости, точно едва успел родиться на свет. Дёргаешь за рычаг в стене, чтобы открыть люк в соединительный тракт между отсеками, где побольше пространства.</w:t>
       </w:r>
     </w:p>
     <w:p>
@@ -243,44 +214,12 @@
         <w:t xml:space="preserve"> и правда</w:t>
       </w:r>
       <w:r>
-        <w:t xml:space="preserve"> сдаёт после долгих полётов. Поэтому к экипажам приписан </w:t>
-      </w:r>
-      <w:proofErr w:type="spellStart"/>
-      <w:r>
-        <w:t>политкор</w:t>
-      </w:r>
-      <w:proofErr w:type="spellEnd"/>
-      <w:r>
-        <w:t xml:space="preserve"> — в </w:t>
-      </w:r>
-      <w:proofErr w:type="spellStart"/>
-      <w:r>
-        <w:t>бранке</w:t>
-      </w:r>
-      <w:proofErr w:type="spellEnd"/>
-      <w:r>
-        <w:t xml:space="preserve"> он не летает, редко какой </w:t>
-      </w:r>
-      <w:proofErr w:type="spellStart"/>
-      <w:r>
-        <w:t>политкор</w:t>
-      </w:r>
-      <w:proofErr w:type="spellEnd"/>
-      <w:r>
-        <w:t xml:space="preserve"> это выдержит, — но по возращении проводит с каждым тщательные беседы, как мозгоправ из психиатрической больницы. Некоторых даже снимают с полётов, отправляют на минводы, как в ссылку, на принудительное лечение.</w:t>
-      </w:r>
-    </w:p>
-    <w:p>
-      <w:r>
-        <w:t xml:space="preserve">Мой самый первый </w:t>
-      </w:r>
-      <w:proofErr w:type="spellStart"/>
-      <w:r>
-        <w:t>бранк</w:t>
-      </w:r>
-      <w:proofErr w:type="spellEnd"/>
-      <w:r>
-        <w:t xml:space="preserve"> длился всего шесть с небольшим часов — спать было некогда и даже испугаться толком я не успел. Было лишь странное чувство после выхода. Вроде всё хорошо, ничего не болит, сознание ясное, </w:t>
+        <w:t xml:space="preserve"> сдаёт после долгих полётов. Поэтому к экипажам приписан политкор — в бранке он не летает, редко какой политкор это выдержит, — но по возращении проводит с каждым тщательные беседы, как мозгоправ из психиатрической больницы. Некоторых даже снимают с полётов, отправляют на минводы, как в ссылку, на принудительное лечение.</w:t>
+      </w:r>
+    </w:p>
+    <w:p>
+      <w:r>
+        <w:t xml:space="preserve">Мой самый первый бранк длился всего шесть с небольшим часов — спать было некогда и даже испугаться толком я не успел. Было лишь странное чувство после выхода. Вроде всё хорошо, ничего не болит, сознание ясное, </w:t>
       </w:r>
       <w:r>
         <w:t>но</w:t>
@@ -292,15 +231,7 @@
     <w:p>
       <w:r>
         <w:lastRenderedPageBreak/>
-        <w:t xml:space="preserve">Следующий </w:t>
-      </w:r>
-      <w:proofErr w:type="spellStart"/>
-      <w:r>
-        <w:t>бранк</w:t>
-      </w:r>
-      <w:proofErr w:type="spellEnd"/>
-      <w:r>
-        <w:t xml:space="preserve">, через пару недель, занял уже почти трое суток — кошмары были, но реальный кошмар поджидал меня после пробуждения. Я боялся самого балка, </w:t>
+        <w:t xml:space="preserve">Следующий бранк, через пару недель, занял уже почти трое суток — кошмары были, но реальный кошмар поджидал меня после пробуждения. Я боялся самого балка, </w:t>
       </w:r>
       <w:r>
         <w:t>неисчислимой</w:t>
@@ -340,15 +271,7 @@
         <w:t>обжигающий</w:t>
       </w:r>
       <w:r>
-        <w:t xml:space="preserve"> ужас от перехода сменился скукой и дежурной рутиной во время вахты. Тело больше не казалось чужим, а кошмары, скорее, утомляли, чем пугали. Но потом меня включили в экипаж «Грозного», который шёл по срочному приказу к научно-исследовательской станции в Бете Громовой. Это был </w:t>
-      </w:r>
-      <w:proofErr w:type="spellStart"/>
-      <w:r>
-        <w:t>бранк</w:t>
-      </w:r>
-      <w:proofErr w:type="spellEnd"/>
-      <w:r>
-        <w:t xml:space="preserve"> длиною в четыреста девяносто семь часов.</w:t>
+        <w:t xml:space="preserve"> ужас от перехода сменился скукой и дежурной рутиной во время вахты. Тело больше не казалось чужим, а кошмары, скорее, утомляли, чем пугали. Но потом меня включили в экипаж «Грозного», который шёл по срочному приказу к научно-исследовательской станции в Бете Громовой. Это был бранк длиною в четыреста девяносто семь часов.</w:t>
       </w:r>
     </w:p>
     <w:p>
@@ -376,15 +299,7 @@
     </w:p>
     <w:p>
       <w:r>
-        <w:t xml:space="preserve">Плавание — это не моё. Моих умений едва хватает на то, чтобы сдавать предполётные нормативы. Вырос я в Стальске-12, промышленном городе в центральной полосе, который забывают иногда отметить на картах. В </w:t>
-      </w:r>
-      <w:proofErr w:type="spellStart"/>
-      <w:r>
-        <w:t>Стальске</w:t>
-      </w:r>
-      <w:proofErr w:type="spellEnd"/>
-      <w:r>
-        <w:t xml:space="preserve"> естественных водоёмов нет, а бассейн, куда меня однажды сводил отец, так провонял жгучей хлоркой, что напомина</w:t>
+        <w:t>Плавание — это не моё. Моих умений едва хватает на то, чтобы сдавать предполётные нормативы. Вырос я в Стальске-12, промышленном городе в центральной полосе, который забывают иногда отметить на картах. В Стальске естественных водоёмов нет, а бассейн, куда меня однажды сводил отец, так провонял жгучей хлоркой, что напомина</w:t>
       </w:r>
       <w:r>
         <w:t>л</w:t>
@@ -827,23 +742,7 @@
     </w:p>
     <w:p>
       <w:r>
-        <w:t xml:space="preserve">Я выбрался из амниона — запутавшись как обычно в застёжках — и завис посреди каюты, едва не приложившись головой о торчащий из стены поручень. </w:t>
-      </w:r>
-      <w:proofErr w:type="spellStart"/>
-      <w:r>
-        <w:t>Гравитонная</w:t>
-      </w:r>
-      <w:proofErr w:type="spellEnd"/>
-      <w:r>
-        <w:t xml:space="preserve"> камера во время </w:t>
-      </w:r>
-      <w:proofErr w:type="spellStart"/>
-      <w:r>
-        <w:t>бранка</w:t>
-      </w:r>
-      <w:proofErr w:type="spellEnd"/>
-      <w:r>
-        <w:t xml:space="preserve"> не работает, и приходится мириться с невесомостью.</w:t>
+        <w:t>Я выбрался из амниона — запутавшись как обычно в застёжках — и завис посреди каюты, едва не приложившись головой о торчащий из стены поручень. Гравитонная камера во время бранка не работает, и приходится мириться с невесомостью.</w:t>
       </w:r>
     </w:p>
     <w:p>
@@ -869,15 +768,7 @@
     </w:p>
     <w:p>
       <w:r>
-        <w:t xml:space="preserve">Табельные часы с логотипом «Грозного», которые в </w:t>
-      </w:r>
-      <w:proofErr w:type="spellStart"/>
-      <w:r>
-        <w:t>бранке</w:t>
-      </w:r>
-      <w:proofErr w:type="spellEnd"/>
-      <w:r>
-        <w:t xml:space="preserve"> используются как будильник, сердито вибрировали и покалывали кожу. Я раздражённо содрал часы с запястья.</w:t>
+        <w:t>Табельные часы с логотипом «Грозного», которые в бранке используются как будильник, сердито вибрировали и покалывали кожу. Я раздражённо содрал часы с запястья.</w:t>
       </w:r>
     </w:p>
     <w:p>
@@ -980,15 +871,7 @@
     </w:p>
     <w:p>
       <w:r>
-        <w:t xml:space="preserve">Электронные аппараты во время </w:t>
-      </w:r>
-      <w:proofErr w:type="spellStart"/>
-      <w:r>
-        <w:t>бранка</w:t>
-      </w:r>
-      <w:proofErr w:type="spellEnd"/>
-      <w:r>
-        <w:t xml:space="preserve"> не работают, и вместо них трудятся механические интегралы, которые устроены примерно так же, как мои наручные часы.</w:t>
+        <w:t>Электронные аппараты во время бранка не работают, и вместо них трудятся механические интегралы, которые устроены примерно так же, как мои наручные часы.</w:t>
       </w:r>
     </w:p>
     <w:p>
@@ -1070,15 +953,7 @@
     </w:p>
     <w:p>
       <w:r>
-        <w:t xml:space="preserve">Три огня — навигатор мёртв. Такого в </w:t>
-      </w:r>
-      <w:proofErr w:type="spellStart"/>
-      <w:r>
-        <w:t>бранке</w:t>
-      </w:r>
-      <w:proofErr w:type="spellEnd"/>
-      <w:r>
-        <w:t xml:space="preserve"> никогда не происходит.</w:t>
+        <w:t>Три огня — навигатор мёртв. Такого в бранке никогда не происходит.</w:t>
       </w:r>
     </w:p>
     <w:p>
@@ -1193,15 +1068,7 @@
     </w:p>
     <w:p>
       <w:r>
-        <w:t xml:space="preserve">Люк глухо клацнул, </w:t>
-      </w:r>
-      <w:proofErr w:type="spellStart"/>
-      <w:r>
-        <w:t>примагнитившись</w:t>
-      </w:r>
-      <w:proofErr w:type="spellEnd"/>
-      <w:r>
-        <w:t xml:space="preserve"> к стене.</w:t>
+        <w:t>Люк глухо клацнул, примагнитившись к стене.</w:t>
       </w:r>
     </w:p>
     <w:p>
@@ -1290,15 +1157,7 @@
     </w:p>
     <w:p>
       <w:r>
-        <w:t xml:space="preserve">— Понятно, почему я проснулся! — Ключ ритмично поворачивался в модуле, громко чеканя секунды. — Говорят же, что сны в </w:t>
-      </w:r>
-      <w:proofErr w:type="spellStart"/>
-      <w:r>
-        <w:t>бранке</w:t>
-      </w:r>
-      <w:proofErr w:type="spellEnd"/>
-      <w:r>
-        <w:t xml:space="preserve"> не просто так снятся!</w:t>
+        <w:t>— Понятно, почему я проснулся! — Ключ ритмично поворачивался в модуле, громко чеканя секунды. — Говорят же, что сны в бранке не просто так снятся!</w:t>
       </w:r>
     </w:p>
     <w:p>
@@ -1345,15 +1204,7 @@
     </w:p>
     <w:p>
       <w:r>
-        <w:t xml:space="preserve">Майоров переместился к центральному анализатору, циану — встроенному в стену металлическому шкафу с похожими на </w:t>
-      </w:r>
-      <w:proofErr w:type="spellStart"/>
-      <w:r>
-        <w:t>лимбовые</w:t>
-      </w:r>
-      <w:proofErr w:type="spellEnd"/>
-      <w:r>
-        <w:t xml:space="preserve"> замки регуляторами.</w:t>
+        <w:t>Майоров переместился к центральному анализатору, циану — встроенному в стену металлическому шкафу с похожими на лимбовые замки регуляторами.</w:t>
       </w:r>
     </w:p>
     <w:p>
@@ -1442,15 +1293,7 @@
     </w:p>
     <w:p>
       <w:r>
-        <w:t xml:space="preserve">— А чего тут решать? — проговорил Керман, с трудом ворочая во рту словами, как после заморозки. — Так-то мы уже раз двадцать всё проверили. Циан в порядке. Ты от меня чего хочешь? Из </w:t>
-      </w:r>
-      <w:proofErr w:type="spellStart"/>
-      <w:r>
-        <w:t>бранка</w:t>
-      </w:r>
-      <w:proofErr w:type="spellEnd"/>
-      <w:r>
-        <w:t xml:space="preserve"> же </w:t>
+        <w:t xml:space="preserve">— А чего тут решать? — проговорил Керман, с трудом ворочая во рту словами, как после заморозки. — Так-то мы уже раз двадцать всё проверили. Циан в порядке. Ты от меня чего хочешь? Из бранка же </w:t>
       </w:r>
       <w:r>
         <w:t xml:space="preserve">мы досрочно </w:t>
@@ -1461,15 +1304,7 @@
     </w:p>
     <w:p>
       <w:r>
-        <w:t xml:space="preserve">— Я понимаю, что из </w:t>
-      </w:r>
-      <w:proofErr w:type="spellStart"/>
-      <w:r>
-        <w:t>бранка</w:t>
-      </w:r>
-      <w:proofErr w:type="spellEnd"/>
-      <w:r>
-        <w:t xml:space="preserve"> не выйдем! — </w:t>
+        <w:t xml:space="preserve">— Я понимаю, что из бранка не выйдем! — </w:t>
       </w:r>
       <w:r>
         <w:t>выдохнул</w:t>
@@ -1575,15 +1410,7 @@
     </w:p>
     <w:p>
       <w:r>
-        <w:t xml:space="preserve">— Во-о-от! — закивал Керман. — Так-то я тебя понимаю. Руки чешутся, хочется что-то сделать. Подвиг там гражданский совершить. После нескольких </w:t>
-      </w:r>
-      <w:proofErr w:type="spellStart"/>
-      <w:r>
-        <w:t>бранков</w:t>
-      </w:r>
-      <w:proofErr w:type="spellEnd"/>
-      <w:r>
-        <w:t xml:space="preserve"> ещё не успеваешь вникнуть во всю, так сказать, философию нашей ситуации.</w:t>
+        <w:t>— Во-о-от! — закивал Керман. — Так-то я тебя понимаю. Руки чешутся, хочется что-то сделать. Подвиг там гражданский совершить. После нескольких бранков ещё не успеваешь вникнуть во всю, так сказать, философию нашей ситуации.</w:t>
       </w:r>
     </w:p>
     <w:p>
@@ -1635,23 +1462,7 @@
     </w:p>
     <w:p>
       <w:r>
-        <w:t xml:space="preserve">— Я и не преувеличиваю. Все же понимают, на что идут, когда на трёхнедельный </w:t>
-      </w:r>
-      <w:proofErr w:type="spellStart"/>
-      <w:r>
-        <w:t>бранк</w:t>
-      </w:r>
-      <w:proofErr w:type="spellEnd"/>
-      <w:r>
-        <w:t xml:space="preserve"> подписываются. Теперь вот и молодёжь понимает. Ты не бледней так быстро, — подмигнул мне Керман. — Если что, у меня пятьдесят шестой </w:t>
-      </w:r>
-      <w:proofErr w:type="spellStart"/>
-      <w:r>
-        <w:t>бранк</w:t>
-      </w:r>
-      <w:proofErr w:type="spellEnd"/>
-      <w:r>
-        <w:t>, а я до сих пор тут с вами беседы беседую.</w:t>
+        <w:t>— Я и не преувеличиваю. Все же понимают, на что идут, когда на трёхнедельный бранк подписываются. Теперь вот и молодёжь понимает. Ты не бледней так быстро, — подмигнул мне Керман. — Если что, у меня пятьдесят шестой бранк, а я до сих пор тут с вами беседы беседую.</w:t>
       </w:r>
     </w:p>
     <w:p>
@@ -1729,15 +1540,7 @@
         <w:t xml:space="preserve">лет </w:t>
       </w:r>
       <w:r>
-        <w:t xml:space="preserve">меня старше. Керман ещё в начале полёта сказал, что Григорьев никогда не спит во время </w:t>
-      </w:r>
-      <w:proofErr w:type="spellStart"/>
-      <w:r>
-        <w:t>бранка</w:t>
-      </w:r>
-      <w:proofErr w:type="spellEnd"/>
-      <w:r>
-        <w:t>. Поверить в то, что главный пилот почти три недели прожил без сна было решительно невозможно, но пару раз я сталкивался с ним во время вахты, когда он плавал по коридору, как лунатик.</w:t>
+        <w:t>меня старше. Керман ещё в начале полёта сказал, что Григорьев никогда не спит во время бранка. Поверить в то, что главный пилот почти три недели прожил без сна было решительно невозможно, но пару раз я сталкивался с ним во время вахты, когда он плавал по коридору, как лунатик.</w:t>
       </w:r>
     </w:p>
     <w:p>
@@ -1771,15 +1574,7 @@
     </w:p>
     <w:p>
       <w:r>
-        <w:t xml:space="preserve">Григорьев осмотрел обесточенную консоль — во время </w:t>
-      </w:r>
-      <w:proofErr w:type="spellStart"/>
-      <w:r>
-        <w:t>бранка</w:t>
-      </w:r>
-      <w:proofErr w:type="spellEnd"/>
-      <w:r>
-        <w:t xml:space="preserve"> рубка напомина</w:t>
+        <w:t>Григорьев осмотрел обесточенную консоль — во время бранка рубка напомина</w:t>
       </w:r>
       <w:r>
         <w:t>ет</w:t>
@@ -1812,15 +1607,7 @@
         <w:t xml:space="preserve"> ж</w:t>
       </w:r>
       <w:r>
-        <w:t xml:space="preserve"> его знает, что вы там, инженеры, </w:t>
-      </w:r>
-      <w:proofErr w:type="spellStart"/>
-      <w:r>
-        <w:t>напридумали</w:t>
-      </w:r>
-      <w:proofErr w:type="spellEnd"/>
-      <w:r>
-        <w:t>. Смысла дёргаться в любом случае нет. Всё равно раньше времени отсюда не выберемся.</w:t>
+        <w:t xml:space="preserve"> его знает, что вы там, инженеры, напридумали. Смысла дёргаться в любом случае нет. Всё равно раньше времени отсюда не выберемся.</w:t>
       </w:r>
     </w:p>
     <w:p>
@@ -1863,15 +1650,7 @@
         <w:t xml:space="preserve">— </w:t>
       </w:r>
       <w:r>
-        <w:t xml:space="preserve">в гости на стыковку. А там автоматы в основном работают. Вместе с пулемётами. Пилот — самый бесполезный член экипажа во время </w:t>
-      </w:r>
-      <w:proofErr w:type="spellStart"/>
-      <w:r>
-        <w:t>бранка</w:t>
-      </w:r>
-      <w:proofErr w:type="spellEnd"/>
-      <w:r>
-        <w:t>.</w:t>
+        <w:t>в гости на стыковку. А там автоматы в основном работают. Вместе с пулемётами. Пилот — самый бесполезный член экипажа во время бранка.</w:t>
       </w:r>
     </w:p>
     <w:p>
@@ -1881,15 +1660,7 @@
     </w:p>
     <w:p>
       <w:r>
-        <w:t xml:space="preserve">— А что, разве не правда? — Григорьев откинулся на подголовник и прикрыл глаза. Потолочный свет тут же выбелил его ещё молодое лицо, превратив в гипсовую маску. — Я, между прочим, спал. Недолго, правда. Майоров разбудил, люками гремел. Хотя спать во время </w:t>
-      </w:r>
-      <w:proofErr w:type="spellStart"/>
-      <w:r>
-        <w:t>бранка</w:t>
-      </w:r>
-      <w:proofErr w:type="spellEnd"/>
-      <w:r>
-        <w:t xml:space="preserve"> — сомнительное удовольствие.</w:t>
+        <w:t>— А что, разве не правда? — Григорьев откинулся на подголовник и прикрыл глаза. Потолочный свет тут же выбелил его ещё молодое лицо, превратив в гипсовую маску. — Я, между прочим, спал. Недолго, правда. Майоров разбудил, люками гремел. Хотя спать во время бранка — сомнительное удовольствие.</w:t>
       </w:r>
     </w:p>
     <w:p>
@@ -1920,15 +1691,7 @@
     </w:p>
     <w:p>
       <w:r>
-        <w:t xml:space="preserve">Сны в </w:t>
-      </w:r>
-      <w:proofErr w:type="spellStart"/>
-      <w:r>
-        <w:t>бранке</w:t>
-      </w:r>
-      <w:proofErr w:type="spellEnd"/>
-      <w:r>
-        <w:t xml:space="preserve"> у всех разные, но большинство либо плывут (и тонут), либо куда-то летят и закономерно падают. И то, и другое считается естественным откликом здоровой психики на невесомость и </w:t>
+        <w:t xml:space="preserve">Сны в бранке у всех разные, но большинство либо плывут (и тонут), либо куда-то летят и закономерно падают. И то, и другое считается естественным откликом здоровой психики на невесомость и </w:t>
       </w:r>
       <w:r>
         <w:t>чёрную бездн</w:t>
@@ -1970,15 +1733,7 @@
         <w:t>сказал</w:t>
       </w:r>
       <w:r>
-        <w:t xml:space="preserve"> Григорьев. — Видел я результаты твоих нормативов. По нижней планке идёшь. Говорят, на следующей партийной деке нормативы усилят. Я бы советовал, как вернёшься, взять в бассейн </w:t>
-      </w:r>
-      <w:proofErr w:type="spellStart"/>
-      <w:r>
-        <w:t>абонементик</w:t>
-      </w:r>
-      <w:proofErr w:type="spellEnd"/>
-      <w:r>
-        <w:t>. Глупо будет вылететь из-за такой ерунды.</w:t>
+        <w:t xml:space="preserve"> Григорьев. — Видел я результаты твоих нормативов. По нижней планке идёшь. Говорят, на следующей партийной деке нормативы усилят. Я бы советовал, как вернёшься, взять в бассейн абонементик. Глупо будет вылететь из-за такой ерунды.</w:t>
       </w:r>
     </w:p>
     <w:p>
@@ -2151,15 +1906,7 @@
     </w:p>
     <w:p>
       <w:r>
-        <w:t xml:space="preserve">— Чем она примечательна, «Заря» эта, что мы ради неё три недели в </w:t>
-      </w:r>
-      <w:proofErr w:type="spellStart"/>
-      <w:r>
-        <w:t>бранке</w:t>
-      </w:r>
-      <w:proofErr w:type="spellEnd"/>
-      <w:r>
-        <w:t xml:space="preserve"> торчим?</w:t>
+        <w:t>— Чем она примечательна, «Заря» эта, что мы ради неё три недели в бранке торчим?</w:t>
       </w:r>
     </w:p>
     <w:p>
@@ -2306,15 +2053,7 @@
     </w:p>
     <w:p>
       <w:r>
-        <w:t xml:space="preserve">— Ни разу ещё секунда в секунду не выходил из </w:t>
-      </w:r>
-      <w:proofErr w:type="spellStart"/>
-      <w:r>
-        <w:t>бранка</w:t>
-      </w:r>
-      <w:proofErr w:type="spellEnd"/>
-      <w:r>
-        <w:t>, — сказал Григорьев.</w:t>
+        <w:t>— Ни разу ещё секунда в секунду не выходил из бранка, — сказал Григорьев.</w:t>
       </w:r>
     </w:p>
     <w:p>
@@ -2335,15 +2074,7 @@
     </w:p>
     <w:p>
       <w:r>
-        <w:t xml:space="preserve">Майоров, насколько я успел понять, всегда с параноидальной точностью придерживался уставов и негласных правил — видимо, боялся, что за ним следит незримый </w:t>
-      </w:r>
-      <w:proofErr w:type="spellStart"/>
-      <w:r>
-        <w:t>политкор</w:t>
-      </w:r>
-      <w:proofErr w:type="spellEnd"/>
-      <w:r>
-        <w:t>.</w:t>
+        <w:t>Майоров, насколько я успел понять, всегда с параноидальной точностью придерживался уставов и негласных правил — видимо, боялся, что за ним следит незримый политкор.</w:t>
       </w:r>
     </w:p>
     <w:p>
@@ -2537,15 +2268,7 @@
     </w:p>
     <w:p>
       <w:r>
-        <w:t xml:space="preserve">— Отлично, все молодцы. — Странно было слышать похвалу, когда ты лежал в ложементе и ничего не делал. — Олег, заведи аппараты и </w:t>
-      </w:r>
-      <w:proofErr w:type="spellStart"/>
-      <w:r>
-        <w:t>гравитонную</w:t>
-      </w:r>
-      <w:proofErr w:type="spellEnd"/>
-      <w:r>
-        <w:t xml:space="preserve"> камеру. Понял? Сначала аппараты, </w:t>
+        <w:t xml:space="preserve">— Отлично, все молодцы. — Странно было слышать похвалу, когда ты лежал в ложементе и ничего не делал. — Олег, заведи аппараты и гравитонную камеру. Понял? Сначала аппараты, </w:t>
       </w:r>
       <w:r>
         <w:t>потом</w:t>
@@ -2656,15 +2379,7 @@
     <w:p>
       <w:r>
         <w:lastRenderedPageBreak/>
-        <w:t xml:space="preserve"> Я ухватился обеими руками за страховочный поручень, любезно отмеченный табличкой: «Держаться здесь». </w:t>
-      </w:r>
-      <w:proofErr w:type="spellStart"/>
-      <w:r>
-        <w:t>Гравитонный</w:t>
-      </w:r>
-      <w:proofErr w:type="spellEnd"/>
-      <w:r>
-        <w:t xml:space="preserve"> привод заводится обычно долго.</w:t>
+        <w:t xml:space="preserve"> Я ухватился обеими руками за страховочный поручень, любезно отмеченный табличкой: «Держаться здесь». Гравитонный привод заводится обычно долго.</w:t>
       </w:r>
     </w:p>
     <w:p>
@@ -2689,15 +2404,7 @@
     </w:p>
     <w:p>
       <w:r>
-        <w:t xml:space="preserve">Табличка с расцарапанным предупреждением замигала, и меня, как магнитом, притянуло к полу. Ноги с непривычки затряслись, и я, не выдержав, упал на колени, преклонился перед </w:t>
-      </w:r>
-      <w:proofErr w:type="spellStart"/>
-      <w:r>
-        <w:t>гравитонной</w:t>
-      </w:r>
-      <w:proofErr w:type="spellEnd"/>
-      <w:r>
-        <w:t xml:space="preserve"> камерой, которая с пугающей убедительностью обманыва</w:t>
+        <w:t>Табличка с расцарапанным предупреждением замигала, и меня, как магнитом, притянуло к полу. Ноги с непривычки затряслись, и я, не выдержав, упал на колени, преклонился перед гравитонной камерой, которая с пугающей убедительностью обманыва</w:t>
       </w:r>
       <w:r>
         <w:t>ет</w:t>
@@ -2803,15 +2510,7 @@
     </w:p>
     <w:p>
       <w:r>
-        <w:t xml:space="preserve">Керман покрутил </w:t>
-      </w:r>
-      <w:proofErr w:type="spellStart"/>
-      <w:r>
-        <w:t>лимбовые</w:t>
-      </w:r>
-      <w:proofErr w:type="spellEnd"/>
-      <w:r>
-        <w:t xml:space="preserve"> замки на циане, присмотрелся к рискам, сощурив глаза так, что брови наползли на веки, и громко выругался.</w:t>
+        <w:t>Керман покрутил лимбовые замки на циане, присмотрелся к рискам, сощурив глаза так, что брови наползли на веки, и громко выругался.</w:t>
       </w:r>
     </w:p>
     <w:p>
@@ -2883,15 +2582,7 @@
     </w:p>
     <w:p>
       <w:r>
-        <w:t xml:space="preserve">— Олег! — сказал он. — Реаниматор в </w:t>
-      </w:r>
-      <w:proofErr w:type="spellStart"/>
-      <w:r>
-        <w:t>медотсеке</w:t>
-      </w:r>
-      <w:proofErr w:type="spellEnd"/>
-      <w:r>
-        <w:t>!</w:t>
+        <w:t>— Олег! — сказал он. — Реаниматор в медотсеке!</w:t>
       </w:r>
     </w:p>
     <w:p>
@@ -3097,60 +2788,47 @@
         <w:t>Давайте в</w:t>
       </w:r>
       <w:r>
+        <w:t xml:space="preserve"> медкапсулу</w:t>
+      </w:r>
+      <w:r>
         <w:t xml:space="preserve"> </w:t>
       </w:r>
-      <w:proofErr w:type="spellStart"/>
-      <w:r>
-        <w:t>медкапсулу</w:t>
-      </w:r>
-      <w:proofErr w:type="spellEnd"/>
+      <w:r>
+        <w:t>её положим.</w:t>
+      </w:r>
+      <w:r>
+        <w:t xml:space="preserve"> — </w:t>
+      </w:r>
+      <w:r>
+        <w:t>Ж</w:t>
+      </w:r>
+      <w:r>
+        <w:t>илы на шее у Григорьева напряглись</w:t>
+      </w:r>
+      <w:r>
+        <w:t>.</w:t>
+      </w:r>
+      <w:r>
+        <w:t xml:space="preserve"> —</w:t>
+      </w:r>
       <w:r>
         <w:t xml:space="preserve"> </w:t>
       </w:r>
       <w:r>
-        <w:t>её положим.</w:t>
-      </w:r>
-      <w:r>
-        <w:t xml:space="preserve"> — </w:t>
-      </w:r>
-      <w:r>
-        <w:t>Ж</w:t>
-      </w:r>
-      <w:r>
-        <w:t>илы на шее у Григорьева напряглись</w:t>
-      </w:r>
-      <w:r>
-        <w:t>.</w:t>
-      </w:r>
-      <w:r>
-        <w:t xml:space="preserve"> —</w:t>
+        <w:t>Вдруг мы чего…</w:t>
+      </w:r>
+    </w:p>
+    <w:p>
+      <w:r>
+        <w:t xml:space="preserve">— Она мертва, — сказал Керман. — </w:t>
+      </w:r>
+      <w:r>
+        <w:t>Чем медкапсула сейчас поможет?</w:t>
       </w:r>
       <w:r>
         <w:t xml:space="preserve"> </w:t>
       </w:r>
       <w:r>
-        <w:t>Вдруг мы чего…</w:t>
-      </w:r>
-    </w:p>
-    <w:p>
-      <w:r>
-        <w:t xml:space="preserve">— Она мертва, — сказал Керман. — </w:t>
-      </w:r>
-      <w:r>
-        <w:t xml:space="preserve">Чем </w:t>
-      </w:r>
-      <w:proofErr w:type="spellStart"/>
-      <w:r>
-        <w:t>медкапсула</w:t>
-      </w:r>
-      <w:proofErr w:type="spellEnd"/>
-      <w:r>
-        <w:t xml:space="preserve"> сейчас поможет?</w:t>
-      </w:r>
-      <w:r>
-        <w:t xml:space="preserve"> </w:t>
-      </w:r>
-      <w:r>
         <w:t xml:space="preserve">Ты ей </w:t>
       </w:r>
       <w:r>
@@ -3183,15 +2861,7 @@
         <w:t>пробормотал</w:t>
       </w:r>
       <w:r>
-        <w:t xml:space="preserve"> Керман. — В </w:t>
-      </w:r>
-      <w:proofErr w:type="spellStart"/>
-      <w:r>
-        <w:t>бранке</w:t>
-      </w:r>
-      <w:proofErr w:type="spellEnd"/>
-      <w:r>
-        <w:t xml:space="preserve"> она была живая, иначе мы бы не вышли.</w:t>
+        <w:t xml:space="preserve"> Керман. — В бранке она была живая, иначе мы бы не вышли.</w:t>
       </w:r>
     </w:p>
     <w:p>
@@ -3345,15 +3015,7 @@
     </w:p>
     <w:p>
       <w:r>
-        <w:t xml:space="preserve">— Какая разница, сколько летает! — сказал Григорьев. — Рано или поздно </w:t>
-      </w:r>
-      <w:proofErr w:type="spellStart"/>
-      <w:r>
-        <w:t>бранк</w:t>
-      </w:r>
-      <w:proofErr w:type="spellEnd"/>
-      <w:r>
-        <w:t xml:space="preserve"> тебя достанет</w:t>
+        <w:t>— Какая разница, сколько летает! — сказал Григорьев. — Рано или поздно бранк тебя достанет</w:t>
       </w:r>
       <w:r>
         <w:t>!</w:t>
@@ -3439,15 +3101,7 @@
     </w:p>
     <w:p>
       <w:r>
-        <w:t xml:space="preserve">— Товарищи! — сказал Майоров. — Я понимаю, что все устали после </w:t>
-      </w:r>
-      <w:proofErr w:type="spellStart"/>
-      <w:r>
-        <w:t>бранка</w:t>
-      </w:r>
-      <w:proofErr w:type="spellEnd"/>
-      <w:r>
-        <w:t>, особенно с таким выходом. Но давайте соберёмся, задачу никто не отменял.</w:t>
+        <w:t>— Товарищи! — сказал Майоров. — Я понимаю, что все устали после бранка, особенно с таким выходом. Но давайте соберёмся, задачу никто не отменял.</w:t>
       </w:r>
     </w:p>
     <w:p>
@@ -3484,15 +3138,7 @@
         <w:t>ё</w:t>
       </w:r>
       <w:r>
-        <w:t xml:space="preserve">хнедельный </w:t>
-      </w:r>
-      <w:proofErr w:type="spellStart"/>
-      <w:r>
-        <w:t>бранк</w:t>
-      </w:r>
-      <w:proofErr w:type="spellEnd"/>
-      <w:r>
-        <w:t xml:space="preserve"> — дорога в один конец, это </w:t>
+        <w:t xml:space="preserve">хнедельный бранк — дорога в один конец, это </w:t>
       </w:r>
       <w:r>
         <w:t xml:space="preserve">все </w:t>
@@ -3588,15 +3234,7 @@
     </w:p>
     <w:p>
       <w:r>
-        <w:t xml:space="preserve">Жизнь на станции после </w:t>
-      </w:r>
-      <w:proofErr w:type="spellStart"/>
-      <w:r>
-        <w:t>бранка</w:t>
-      </w:r>
-      <w:proofErr w:type="spellEnd"/>
-      <w:r>
-        <w:t xml:space="preserve"> меня не пугала. Скорее, даже немного интриговала. Два месяца, так два месяца. Люди зачастую годами живут на осах и с ума не сходят — не то, что во время перехода. Там будет стабильная гравитация, спокойные сны без кошмаров.</w:t>
+        <w:t>Жизнь на станции после бранка меня не пугала. Скорее, даже немного интриговала. Два месяца, так два месяца. Люди зачастую годами живут на осах и с ума не сходят — не то, что во время перехода. Там будет стабильная гравитация, спокойные сны без кошмаров.</w:t>
       </w:r>
     </w:p>
     <w:p>
@@ -3706,15 +3344,7 @@
         <w:t>, товарищи</w:t>
       </w:r>
       <w:r>
-        <w:t xml:space="preserve">. Слишком долгий </w:t>
-      </w:r>
-      <w:proofErr w:type="spellStart"/>
-      <w:r>
-        <w:t>бранк</w:t>
-      </w:r>
-      <w:proofErr w:type="spellEnd"/>
-      <w:r>
-        <w:t xml:space="preserve">. И выход. Наверняка не я одна себя </w:t>
+        <w:t xml:space="preserve">. Слишком долгий бранк. И выход. Наверняка не я одна себя </w:t>
       </w:r>
       <w:r>
         <w:t xml:space="preserve">так </w:t>
@@ -4144,15 +3774,7 @@
     </w:p>
     <w:p>
       <w:r>
-        <w:t xml:space="preserve">Я забрался в узкую кишку стыковочного модуля и повис на лестнице, надеясь унять дрожь в руках. Майоров приказал отключить электрику и </w:t>
-      </w:r>
-      <w:proofErr w:type="spellStart"/>
-      <w:r>
-        <w:t>раздраить</w:t>
-      </w:r>
-      <w:proofErr w:type="spellEnd"/>
-      <w:r>
-        <w:t xml:space="preserve"> люк вручную. После всего произошедшего </w:t>
+        <w:t xml:space="preserve">Я забрался в узкую кишку стыковочного модуля и повис на лестнице, надеясь унять дрожь в руках. Майоров приказал отключить электрику и раздраить люк вручную. После всего произошедшего </w:t>
       </w:r>
       <w:r>
         <w:t xml:space="preserve">я </w:t>
@@ -4177,15 +3799,7 @@
     </w:p>
     <w:p>
       <w:r>
-        <w:t xml:space="preserve">Я ухватился обеими руками за вентиль, стараясь не сорваться в соединительный тракт, и только потом понял, что забыл загерметизировать модуль. Такие выкрутасы ни один </w:t>
-      </w:r>
-      <w:proofErr w:type="spellStart"/>
-      <w:r>
-        <w:t>политкор</w:t>
-      </w:r>
-      <w:proofErr w:type="spellEnd"/>
-      <w:r>
-        <w:t xml:space="preserve"> не прощает — </w:t>
+        <w:t xml:space="preserve">Я ухватился обеими руками за вентиль, стараясь не сорваться в соединительный тракт, и только потом понял, что забыл загерметизировать модуль. Такие выкрутасы ни один политкор не прощает — </w:t>
       </w:r>
       <w:r>
         <w:t>повезёт</w:t>
@@ -4345,28 +3959,12 @@
     </w:p>
     <w:p>
       <w:r>
-        <w:t xml:space="preserve">— </w:t>
-      </w:r>
-      <w:proofErr w:type="spellStart"/>
-      <w:r>
-        <w:t>Вереснев</w:t>
-      </w:r>
-      <w:proofErr w:type="spellEnd"/>
-      <w:r>
-        <w:t xml:space="preserve"> Олег Петрович, — проговорил я. Воздуха на отчество едва хватило. Я не сразу сообразил, как правильно дышать — вымотался после подъёма. — Я из инженерной службы.</w:t>
-      </w:r>
-    </w:p>
-    <w:p>
-      <w:r>
-        <w:t xml:space="preserve">— У вас всё в порядке? — спросил Мицюкин. — Вы вручную открывали </w:t>
-      </w:r>
-      <w:proofErr w:type="spellStart"/>
-      <w:r>
-        <w:t>гермошлюз</w:t>
-      </w:r>
-      <w:proofErr w:type="spellEnd"/>
-      <w:r>
-        <w:t>?</w:t>
+        <w:t>— Вереснев Олег Петрович, — проговорил я. Воздуха на отчество едва хватило. Я не сразу сообразил, как правильно дышать — вымотался после подъёма. — Я из инженерной службы.</w:t>
+      </w:r>
+    </w:p>
+    <w:p>
+      <w:r>
+        <w:t>— У вас всё в порядке? — спросил Мицюкин. — Вы вручную открывали гермошлюз?</w:t>
       </w:r>
     </w:p>
     <w:p>
@@ -4468,15 +4066,7 @@
         <w:t>— Я — Олег, — запоздало представился я.</w:t>
       </w:r>
       <w:r>
-        <w:t xml:space="preserve"> — </w:t>
-      </w:r>
-      <w:proofErr w:type="spellStart"/>
-      <w:r>
-        <w:t>Вереснев</w:t>
-      </w:r>
-      <w:proofErr w:type="spellEnd"/>
-      <w:r>
-        <w:t xml:space="preserve"> Олег Петрович.</w:t>
+        <w:t xml:space="preserve"> — Вереснев Олег Петрович.</w:t>
       </w:r>
     </w:p>
     <w:p>
@@ -5282,15 +4872,7 @@
         <w:t>а</w:t>
       </w:r>
       <w:r>
-        <w:t xml:space="preserve">н во время </w:t>
-      </w:r>
-      <w:proofErr w:type="spellStart"/>
-      <w:r>
-        <w:t>бранка</w:t>
-      </w:r>
-      <w:proofErr w:type="spellEnd"/>
-      <w:r>
-        <w:t xml:space="preserve"> говорил</w:t>
+        <w:t>н во время бранка говорил</w:t>
       </w:r>
       <w:r>
         <w:t>, — сказал я</w:t>
@@ -5642,15 +5224,7 @@
         </w:tabs>
       </w:pPr>
       <w:r>
-        <w:t xml:space="preserve">В узкие, как бойницы, иллюминаторы ничего не было видно. Я так устал от стерильной пустоты во время </w:t>
-      </w:r>
-      <w:proofErr w:type="spellStart"/>
-      <w:r>
-        <w:t>бранка</w:t>
-      </w:r>
-      <w:proofErr w:type="spellEnd"/>
-      <w:r>
-        <w:t>, что хотел задержаться на минутку, вглядеться во мрак, надеясь, что он рассеется под моим взглядом, но Лысанов упрямо тянул вперёд.</w:t>
+        <w:t>В узкие, как бойницы, иллюминаторы ничего не было видно. Я так устал от стерильной пустоты во время бранка, что хотел задержаться на минутку, вглядеться во мрак, надеясь, что он рассеется под моим взглядом, но Лысанов упрямо тянул вперёд.</w:t>
       </w:r>
     </w:p>
     <w:p>
@@ -5698,15 +5272,7 @@
         </w:tabs>
       </w:pPr>
       <w:r>
-        <w:t xml:space="preserve">— Не беспокойтесь, — сказал Лысанов. — Местная особенность. Есть небольшой сбой в </w:t>
-      </w:r>
-      <w:proofErr w:type="spellStart"/>
-      <w:r>
-        <w:t>гравитонной</w:t>
-      </w:r>
-      <w:proofErr w:type="spellEnd"/>
-      <w:r>
-        <w:t xml:space="preserve"> камере</w:t>
+        <w:t>— Не беспокойтесь, — сказал Лысанов. — Местная особенность. Есть небольшой сбой в гравитонной камере</w:t>
       </w:r>
       <w:r>
         <w:t>, у</w:t>
@@ -6581,15 +6147,7 @@
         </w:tabs>
       </w:pPr>
       <w:r>
-        <w:t xml:space="preserve">— Можно на «ты», Олег, — сказала Вера. — Я здесь в </w:t>
-      </w:r>
-      <w:proofErr w:type="spellStart"/>
-      <w:r>
-        <w:t>химлабе</w:t>
-      </w:r>
-      <w:proofErr w:type="spellEnd"/>
-      <w:r>
-        <w:t xml:space="preserve"> работаю, два года уже. — Она взглянула на меня через плечо. — Ты не смотри так! Я старше, чем выгляжу. А то все, кто прилетает, удивляются, как я вообще здесь оказалась.</w:t>
+        <w:t>— Можно на «ты», Олег, — сказала Вера. — Я здесь в химлабе работаю, два года уже. — Она взглянула на меня через плечо. — Ты не смотри так! Я старше, чем выгляжу. А то все, кто прилетает, удивляются, как я вообще здесь оказалась.</w:t>
       </w:r>
     </w:p>
     <w:p>
@@ -6852,15 +6410,7 @@
         </w:tabs>
       </w:pPr>
       <w:r>
-        <w:t xml:space="preserve">— Правильно говорить не эс, а </w:t>
-      </w:r>
-      <w:proofErr w:type="spellStart"/>
-      <w:r>
-        <w:t>цэ</w:t>
-      </w:r>
-      <w:proofErr w:type="spellEnd"/>
-      <w:r>
-        <w:t>. Мы, кстати, соседи. — Вера подошла к гермодвери</w:t>
+        <w:t>— Правильно говорить не эс, а цэ. Мы, кстати, соседи. — Вера подошла к гермодвери</w:t>
       </w:r>
       <w:r>
         <w:t>.</w:t>
@@ -6966,15 +6516,7 @@
         </w:tabs>
       </w:pPr>
       <w:r>
-        <w:t xml:space="preserve">На стекле сидела обычная земная муха и суматошно перебирала лапками, прочищая хоботок. Я моргнул и потёр глаза. После </w:t>
-      </w:r>
-      <w:proofErr w:type="spellStart"/>
-      <w:r>
-        <w:t>бранка</w:t>
-      </w:r>
-      <w:proofErr w:type="spellEnd"/>
-      <w:r>
-        <w:t xml:space="preserve"> может померещиться и не такое. Но муха никуда не делась. Она деловито ползла к кромке иллюминатора — живая, объёмная, настоящая.</w:t>
+        <w:t>На стекле сидела обычная земная муха и суматошно перебирала лапками, прочищая хоботок. Я моргнул и потёр глаза. После бранка может померещиться и не такое. Но муха никуда не делась. Она деловито ползла к кромке иллюминатора — живая, объёмная, настоящая.</w:t>
       </w:r>
     </w:p>
     <w:p>
@@ -7307,15 +6849,7 @@
     <w:p>
       <w:r>
         <w:lastRenderedPageBreak/>
-        <w:t xml:space="preserve">Я что, в </w:t>
-      </w:r>
-      <w:proofErr w:type="spellStart"/>
-      <w:r>
-        <w:t>бранке</w:t>
-      </w:r>
-      <w:proofErr w:type="spellEnd"/>
-      <w:r>
-        <w:t>?</w:t>
+        <w:t>Я что, в бранке?</w:t>
       </w:r>
     </w:p>
     <w:p>
@@ -7559,15 +7093,7 @@
     </w:p>
     <w:p>
       <w:r>
-        <w:t xml:space="preserve">— Ситуация такая, — начал он. — Мы хотим провести полную диагностику корабля, слишком много сюрпризов было после выхода. А нам на этой птичке ещё обратно лететь. Я понимаю, — он отхлебнул остывшего, судя по виду, кофе и поморщился, — после долгого </w:t>
-      </w:r>
-      <w:proofErr w:type="spellStart"/>
-      <w:r>
-        <w:t>бранка</w:t>
-      </w:r>
-      <w:proofErr w:type="spellEnd"/>
-      <w:r>
-        <w:t xml:space="preserve"> всем хочется отдыха, но </w:t>
+        <w:t xml:space="preserve">— Ситуация такая, — начал он. — Мы хотим провести полную диагностику корабля, слишком много сюрпризов было после выхода. А нам на этой птичке ещё обратно лететь. Я понимаю, — он отхлебнул остывшего, судя по виду, кофе и поморщился, — после долгого бранка всем хочется отдыха, но </w:t>
       </w:r>
       <w:r>
         <w:t>нам пока</w:t>
@@ -7639,15 +7165,7 @@
         <w:t>А в</w:t>
       </w:r>
       <w:r>
-        <w:t xml:space="preserve">ся </w:t>
-      </w:r>
-      <w:proofErr w:type="spellStart"/>
-      <w:r>
-        <w:t>электронка</w:t>
-      </w:r>
-      <w:proofErr w:type="spellEnd"/>
-      <w:r>
-        <w:t xml:space="preserve"> </w:t>
+        <w:t xml:space="preserve">ся электронка </w:t>
       </w:r>
       <w:r>
         <w:t>так-то</w:t>
@@ -8215,15 +7733,7 @@
     </w:p>
     <w:p>
       <w:r>
-        <w:t xml:space="preserve">В коридоре на втором уровне стали появляться обитатели станции. Я даже увидел </w:t>
-      </w:r>
-      <w:proofErr w:type="spellStart"/>
-      <w:r>
-        <w:t>Мицюкина</w:t>
-      </w:r>
-      <w:proofErr w:type="spellEnd"/>
-      <w:r>
-        <w:t xml:space="preserve"> из службы безопасности и кивнул ему, получив в ответ настороженный взгляд.</w:t>
+        <w:t>В коридоре на втором уровне стали появляться обитатели станции. Я даже увидел Мицюкина из службы безопасности и кивнул ему, получив в ответ настороженный взгляд.</w:t>
       </w:r>
     </w:p>
     <w:p>
@@ -9148,15 +8658,7 @@
     </w:p>
     <w:p>
       <w:r>
-        <w:t xml:space="preserve">— Я, помню, когда прилетела, дали недели три, чтобы в себя прийти. Гуляли по станции, аэробикой занимались, пили витаминные коктейли. А вы вообще без </w:t>
-      </w:r>
-      <w:proofErr w:type="spellStart"/>
-      <w:r>
-        <w:t>продыха</w:t>
-      </w:r>
-      <w:proofErr w:type="spellEnd"/>
-      <w:r>
-        <w:t>. Выглядишь ты не очень. В обморок не хлопнешься? Уверен, что хочешь гулять?</w:t>
+        <w:t>— Я, помню, когда прилетела, дали недели три, чтобы в себя прийти. Гуляли по станции, аэробикой занимались, пили витаминные коктейли. А вы вообще без продыха. Выглядишь ты не очень. В обморок не хлопнешься? Уверен, что хочешь гулять?</w:t>
       </w:r>
     </w:p>
     <w:p>
@@ -9601,15 +9103,7 @@
     </w:p>
     <w:p>
       <w:r>
-        <w:t xml:space="preserve">— Здесь </w:t>
-      </w:r>
-      <w:proofErr w:type="spellStart"/>
-      <w:r>
-        <w:t>гравитонные</w:t>
-      </w:r>
-      <w:proofErr w:type="spellEnd"/>
-      <w:r>
-        <w:t xml:space="preserve"> камеры так работают. Сбой</w:t>
+        <w:t>— Здесь гравитонные камеры так работают. Сбой</w:t>
       </w:r>
       <w:r>
         <w:t xml:space="preserve"> такой</w:t>
@@ -10142,7 +9636,7 @@
       </w:pPr>
       <w:r>
         <w:lastRenderedPageBreak/>
-        <w:t>НУБОЛИДЫ</w:t>
+        <w:t>ЧЕРВИ В БАНКЕ</w:t>
       </w:r>
     </w:p>
     <w:p>
@@ -10172,13 +9666,8 @@
       </w:r>
     </w:p>
     <w:p>
-      <w:proofErr w:type="spellStart"/>
-      <w:r>
-        <w:t>Стальск</w:t>
-      </w:r>
-      <w:proofErr w:type="spellEnd"/>
-      <w:r>
-        <w:t xml:space="preserve"> я не любил. Вернее, ненавидел — глубинной, искренней, неприкрытой ненавистью, на</w:t>
+      <w:r>
+        <w:t>Стальск я не любил. Вернее, ненавидел — глубинной, искренней, неприкрытой ненавистью, на</w:t>
       </w:r>
       <w:r>
         <w:t xml:space="preserve"> какую</w:t>
@@ -10286,21 +9775,8 @@
       </w:r>
     </w:p>
     <w:p>
-      <w:proofErr w:type="spellStart"/>
-      <w:r>
-        <w:t>Стальск</w:t>
-      </w:r>
-      <w:proofErr w:type="spellEnd"/>
-      <w:r>
-        <w:t xml:space="preserve"> изначально проектировался не для людей, а для роботов, которые, как заведённые, работают по расписанию, едят по расписанию, спят по расписанию, умирают по расписанию — и не тратят время на бесполезные занятия, вроде прогулок в парке или отдыха на пляже. Единственный пруд, маленький и мелкий, как лужа, бороздили по концентрическим траекториям потрёпанные механические утки. О плавании я долгое время знал лишь понаслышке — из книжек или из тех же передач по телевизору, который регулярно, в соответствии с напечатанной в газете программой вещания, </w:t>
-      </w:r>
-      <w:proofErr w:type="spellStart"/>
-      <w:r>
-        <w:t>червоточил</w:t>
-      </w:r>
-      <w:proofErr w:type="spellEnd"/>
-      <w:r>
-        <w:t xml:space="preserve"> треском и помехами.</w:t>
+      <w:r>
+        <w:t>Стальск изначально проектировался не для людей, а для роботов, которые, как заведённые, работают по расписанию, едят по расписанию, спят по расписанию, умирают по расписанию — и не тратят время на бесполезные занятия, вроде прогулок в парке или отдыха на пляже. Единственный пруд, маленький и мелкий, как лужа, бороздили по концентрическим траекториям потрёпанные механические утки. О плавании я долгое время знал лишь понаслышке — из книжек или из тех же передач по телевизору, который регулярно, в соответствии с напечатанной в газете программой вещания, червоточил треском и помехами.</w:t>
       </w:r>
     </w:p>
     <w:p>
@@ -11133,13 +10609,8 @@
         <w:t>обитатели</w:t>
       </w:r>
       <w:r>
-        <w:t xml:space="preserve"> — беспризорные пациенты после </w:t>
-      </w:r>
-      <w:proofErr w:type="spellStart"/>
-      <w:r>
-        <w:t>коматоза</w:t>
-      </w:r>
-      <w:proofErr w:type="spellEnd"/>
+        <w:t xml:space="preserve"> — беспризорные пациенты после коматоза</w:t>
+      </w:r>
       <w:r>
         <w:t xml:space="preserve">, </w:t>
       </w:r>
@@ -11842,15 +11313,7 @@
     </w:p>
     <w:p>
       <w:r>
-        <w:t xml:space="preserve">Нуболиды потихоньку приходили в себя после </w:t>
-      </w:r>
-      <w:proofErr w:type="spellStart"/>
-      <w:r>
-        <w:t>бранка</w:t>
-      </w:r>
-      <w:proofErr w:type="spellEnd"/>
-      <w:r>
-        <w:t>. Из алой массы на дне камеры потянулись к потолку робкие ростки.</w:t>
+        <w:t>Нуболиды потихоньку приходили в себя после бранка. Из алой массы на дне камеры потянулись к потолку робкие ростки.</w:t>
       </w:r>
     </w:p>
     <w:p>
@@ -11935,15 +11398,7 @@
     </w:p>
     <w:p>
       <w:r>
-        <w:t xml:space="preserve">— К сожалению, мы до сих пор знаем о </w:t>
-      </w:r>
-      <w:proofErr w:type="spellStart"/>
-      <w:r>
-        <w:t>нуболидах</w:t>
-      </w:r>
-      <w:proofErr w:type="spellEnd"/>
-      <w:r>
-        <w:t xml:space="preserve"> не так много, — вздохнул Марутян. —</w:t>
+        <w:t>— К сожалению, мы до сих пор знаем о нуболидах не так много, — вздохнул Марутян. —</w:t>
       </w:r>
       <w:r>
         <w:t xml:space="preserve"> </w:t>
@@ -12179,15 +11634,7 @@
         <w:t>у игрушечного болванчика</w:t>
       </w:r>
       <w:r>
-        <w:t xml:space="preserve">. — Я ровным счётом ничего не чувствую! А вы, если захотите, то, конечно, почувствуете. Самовнушение — великая сила! Я же опираюсь на факты. Нет в </w:t>
-      </w:r>
-      <w:proofErr w:type="spellStart"/>
-      <w:r>
-        <w:t>нуболидах</w:t>
-      </w:r>
-      <w:proofErr w:type="spellEnd"/>
-      <w:r>
-        <w:t xml:space="preserve"> никакой магии, и камера содержания их полностью изолирует.</w:t>
+        <w:t>. — Я ровным счётом ничего не чувствую! А вы, если захотите, то, конечно, почувствуете. Самовнушение — великая сила! Я же опираюсь на факты. Нет в нуболидах никакой магии, и камера содержания их полностью изолирует.</w:t>
       </w:r>
     </w:p>
     <w:p>
@@ -12653,15 +12100,7 @@
     </w:p>
     <w:p>
       <w:r>
-        <w:t xml:space="preserve">— Сергей Акимов, — сказал я. — Это же отец Веры из </w:t>
-      </w:r>
-      <w:proofErr w:type="spellStart"/>
-      <w:r>
-        <w:t>химлаба</w:t>
-      </w:r>
-      <w:proofErr w:type="spellEnd"/>
-      <w:r>
-        <w:t>?</w:t>
+        <w:t>— Сергей Акимов, — сказал я. — Это же отец Веры из химлаба?</w:t>
       </w:r>
     </w:p>
     <w:p>
@@ -12807,11 +12246,9 @@
       <w:r>
         <w:t xml:space="preserve">Марутян продолжал рассуждать о </w:t>
       </w:r>
-      <w:proofErr w:type="spellStart"/>
       <w:r>
         <w:t>нуболидах</w:t>
       </w:r>
-      <w:proofErr w:type="spellEnd"/>
       <w:r>
         <w:t xml:space="preserve">, собирая пальцами складки на лбу, </w:t>
       </w:r>
@@ -12960,15 +12397,7 @@
     </w:p>
     <w:p>
       <w:r>
-        <w:t>— Да, — хмыкнул Майоров. — Неплохое шоу, и зверушки дрессированные. Команду «</w:t>
-      </w:r>
-      <w:proofErr w:type="spellStart"/>
-      <w:r>
-        <w:t>бранк</w:t>
-      </w:r>
-      <w:proofErr w:type="spellEnd"/>
-      <w:r>
-        <w:t>» даже выучили.</w:t>
+        <w:t>— Да, — хмыкнул Майоров. — Неплохое шоу, и зверушки дрессированные. Команду «бранк» даже выучили.</w:t>
       </w:r>
     </w:p>
     <w:p>
@@ -13271,13 +12700,8 @@
     </w:p>
     <w:p>
       <w:r>
-        <w:t xml:space="preserve">В конце дня Марутян решил провести ещё один эксперимент с </w:t>
-      </w:r>
-      <w:proofErr w:type="spellStart"/>
-      <w:r>
-        <w:t>нуболидами</w:t>
-      </w:r>
-      <w:proofErr w:type="spellEnd"/>
+        <w:t>В конце дня Марутян решил провести ещё один эксперимент с нуболидами</w:t>
+      </w:r>
       <w:r>
         <w:t>.</w:t>
       </w:r>
@@ -13600,15 +13024,7 @@
         <w:t>, к счастью,</w:t>
       </w:r>
       <w:r>
-        <w:t xml:space="preserve"> вспомнил о сбоях в </w:t>
-      </w:r>
-      <w:proofErr w:type="spellStart"/>
-      <w:r>
-        <w:t>гравитонной</w:t>
-      </w:r>
-      <w:proofErr w:type="spellEnd"/>
-      <w:r>
-        <w:t xml:space="preserve"> камере.</w:t>
+        <w:t xml:space="preserve"> вспомнил о сбоях в гравитонной камере.</w:t>
       </w:r>
     </w:p>
     <w:p>
@@ -13743,15 +13159,7 @@
     </w:p>
     <w:p>
       <w:r>
-        <w:t xml:space="preserve">— Ну так, — лениво отозвалась Вера, — </w:t>
-      </w:r>
-      <w:proofErr w:type="spellStart"/>
-      <w:r>
-        <w:t>полистываю</w:t>
-      </w:r>
-      <w:proofErr w:type="spellEnd"/>
-      <w:r>
-        <w:t>. Вы же нам это зачем-то привозите. Может, там что-то важное произошло на Земле, пока меня не было. Коммунизм, например, построили.</w:t>
+        <w:t>— Ну так, — лениво отозвалась Вера, — полистываю. Вы же нам это зачем-то привозите. Может, там что-то важное произошло на Земле, пока меня не было. Коммунизм, например, построили.</w:t>
       </w:r>
     </w:p>
     <w:p>
@@ -14254,15 +13662,7 @@
     </w:p>
     <w:p>
       <w:r>
-        <w:t xml:space="preserve">Меня выбросило из этого кошмара, как из </w:t>
-      </w:r>
-      <w:proofErr w:type="spellStart"/>
-      <w:r>
-        <w:t>бранка</w:t>
-      </w:r>
-      <w:proofErr w:type="spellEnd"/>
-      <w:r>
-        <w:t xml:space="preserve"> — я открыл глаза в темноту, лёгкие разрывало от апноэ. Пощёлкали закрытые тенью датчики, и медленно, как электрический восход, разгорелись лампы. Треклятая муха злорадно прожужжала над ухом.</w:t>
+        <w:t>Меня выбросило из этого кошмара, как из бранка — я открыл глаза в темноту, лёгкие разрывало от апноэ. Пощёлкали закрытые тенью датчики, и медленно, как электрический восход, разгорелись лампы. Треклятая муха злорадно прожужжала над ухом.</w:t>
       </w:r>
     </w:p>
     <w:p>
@@ -14278,15 +13678,7 @@
         <w:t>бил</w:t>
       </w:r>
       <w:r>
-        <w:t xml:space="preserve"> сквозь веки. На языке тихо таял солоноватый привкус крови — я </w:t>
-      </w:r>
-      <w:proofErr w:type="spellStart"/>
-      <w:r>
-        <w:t>раскусал</w:t>
-      </w:r>
-      <w:proofErr w:type="spellEnd"/>
-      <w:r>
-        <w:t xml:space="preserve"> себе во сне губу. В уши врезался яростный трезвон сигнала к побудке.</w:t>
+        <w:t xml:space="preserve"> сквозь веки. На языке тихо таял солоноватый привкус крови — я раскусал себе во сне губу. В уши врезался яростный трезвон сигнала к побудке.</w:t>
       </w:r>
     </w:p>
     <w:p>
@@ -14444,15 +13836,7 @@
     </w:p>
     <w:p>
       <w:r>
-        <w:t xml:space="preserve">Я закрыл глаза и несколько раз медленно вздохнул. У космонавтов после долгого </w:t>
-      </w:r>
-      <w:proofErr w:type="spellStart"/>
-      <w:r>
-        <w:t>бранка</w:t>
-      </w:r>
-      <w:proofErr w:type="spellEnd"/>
-      <w:r>
-        <w:t xml:space="preserve"> часто случаются галлюцинации. Недели непрекращающихся кошмаров оставляют в сознании рубец.</w:t>
+        <w:t>Я закрыл глаза и несколько раз медленно вздохнул. У космонавтов после долгого бранка часто случаются галлюцинации. Недели непрекращающихся кошмаров оставляют в сознании рубец.</w:t>
       </w:r>
     </w:p>
     <w:p>
@@ -15199,15 +14583,7 @@
     </w:p>
     <w:p>
       <w:r>
-        <w:t xml:space="preserve">— Сергей Владимирович, — пробормотал я, — со мной всё в порядке. Я готов ответить на все вопросы, — и тут же спросил сам: — Что с </w:t>
-      </w:r>
-      <w:proofErr w:type="spellStart"/>
-      <w:r>
-        <w:t>Марутяном</w:t>
-      </w:r>
-      <w:proofErr w:type="spellEnd"/>
-      <w:r>
-        <w:t>? Он жив?</w:t>
+        <w:t>— Сергей Владимирович, — пробормотал я, — со мной всё в порядке. Я готов ответить на все вопросы, — и тут же спросил сам: — Что с Марутяном? Он жив?</w:t>
       </w:r>
     </w:p>
     <w:p>
@@ -15235,15 +14611,7 @@
     </w:p>
     <w:p>
       <w:r>
-        <w:t xml:space="preserve">— Константин Игоревич, — Лысанов показал </w:t>
-      </w:r>
-      <w:proofErr w:type="spellStart"/>
-      <w:r>
-        <w:t>Мицюкину</w:t>
-      </w:r>
-      <w:proofErr w:type="spellEnd"/>
-      <w:r>
-        <w:t xml:space="preserve"> завёрнутую в целлофан ручку, — без экспертизы я, конечно, судить не берусь, но похоже, что это и есть орудие убийства.</w:t>
+        <w:t>— Константин Игоревич, — Лысанов показал Мицюкину завёрнутую в целлофан ручку, — без экспертизы я, конечно, судить не берусь, но похоже, что это и есть орудие убийства.</w:t>
       </w:r>
     </w:p>
     <w:p>
@@ -15340,15 +14708,7 @@
     </w:p>
     <w:p>
       <w:r>
-        <w:t xml:space="preserve">— Значит, — Лысанов ещё раз показал </w:t>
-      </w:r>
-      <w:proofErr w:type="spellStart"/>
-      <w:r>
-        <w:t>Мицюкину</w:t>
-      </w:r>
-      <w:proofErr w:type="spellEnd"/>
-      <w:r>
-        <w:t xml:space="preserve"> ручку, — орудие убийства было у Марутяна.</w:t>
+        <w:t>— Значит, — Лысанов ещё раз показал Мицюкину ручку, — орудие убийства было у Марутяна.</w:t>
       </w:r>
     </w:p>
     <w:p>
@@ -15369,15 +14729,7 @@
     </w:p>
     <w:p>
       <w:r>
-        <w:t xml:space="preserve">— Перекройте здесь всё, — раздался за спиной голос </w:t>
-      </w:r>
-      <w:proofErr w:type="spellStart"/>
-      <w:r>
-        <w:t>Мицюкина</w:t>
-      </w:r>
-      <w:proofErr w:type="spellEnd"/>
-      <w:r>
-        <w:t>, — и кровь у обоих на анализ. Будем разбираться.</w:t>
+        <w:t>— Перекройте здесь всё, — раздался за спиной голос Мицюкина, — и кровь у обоих на анализ. Будем разбираться.</w:t>
       </w:r>
     </w:p>
     <w:p>
@@ -15550,15 +14902,7 @@
     </w:p>
     <w:p>
       <w:r>
-        <w:t xml:space="preserve">— Болит, — признался я. — Но она уже несколько дней болит. Я думал, это последствия </w:t>
-      </w:r>
-      <w:proofErr w:type="spellStart"/>
-      <w:r>
-        <w:t>бранка</w:t>
-      </w:r>
-      <w:proofErr w:type="spellEnd"/>
-      <w:r>
-        <w:t>.</w:t>
+        <w:t>— Болит, — признался я. — Но она уже несколько дней болит. Я думал, это последствия бранка.</w:t>
       </w:r>
     </w:p>
     <w:p>
@@ -16120,15 +15464,7 @@
         <w:t>требовало</w:t>
       </w:r>
       <w:r>
-        <w:t xml:space="preserve"> ленивой невесомости </w:t>
-      </w:r>
-      <w:proofErr w:type="spellStart"/>
-      <w:r>
-        <w:t>бранка</w:t>
-      </w:r>
-      <w:proofErr w:type="spellEnd"/>
-      <w:r>
-        <w:t>.</w:t>
+        <w:t xml:space="preserve"> ленивой невесомости бранка.</w:t>
       </w:r>
     </w:p>
     <w:p>
@@ -16459,15 +15795,7 @@
     </w:p>
     <w:p>
       <w:r>
-        <w:t xml:space="preserve">— Качкой? — смутился Алексин. — Тоже скажешь! — Он перевернул мыском расколовшийся корпус диспенсера и покачал головой. — Это сбои такие в </w:t>
-      </w:r>
-      <w:proofErr w:type="spellStart"/>
-      <w:r>
-        <w:t>гравитонных</w:t>
-      </w:r>
-      <w:proofErr w:type="spellEnd"/>
-      <w:r>
-        <w:t xml:space="preserve"> камерах. Говорят, они тут с самого первого дня. Ошибок в логах нет, никак починить не можем. Достаёт страшно. — Он потёр грудь </w:t>
+        <w:t xml:space="preserve">— Качкой? — смутился Алексин. — Тоже скажешь! — Он перевернул мыском расколовшийся корпус диспенсера и покачал головой. — Это сбои такие в гравитонных камерах. Говорят, они тут с самого первого дня. Ошибок в логах нет, никак починить не можем. Достаёт страшно. — Он потёр грудь </w:t>
       </w:r>
       <w:r>
         <w:t>ладонью</w:t>
@@ -16589,15 +15917,7 @@
         <w:t xml:space="preserve">но </w:t>
       </w:r>
       <w:r>
-        <w:t xml:space="preserve">объём поменьше. Хотя смысл, если диспенсер такой же? — Алексин задумчиво пожевал губы. — Думаешь, их </w:t>
-      </w:r>
-      <w:proofErr w:type="spellStart"/>
-      <w:r>
-        <w:t>траванул</w:t>
-      </w:r>
-      <w:proofErr w:type="spellEnd"/>
-      <w:r>
-        <w:t xml:space="preserve"> кто-то?</w:t>
+        <w:t>объём поменьше. Хотя смысл, если диспенсер такой же? — Алексин задумчиво пожевал губы. — Думаешь, их траванул кто-то?</w:t>
       </w:r>
     </w:p>
     <w:p>
@@ -16992,15 +16312,7 @@
         <w:t>должно</w:t>
       </w:r>
       <w:r>
-        <w:t xml:space="preserve">. Все договорённости у меня были с </w:t>
-      </w:r>
-      <w:proofErr w:type="spellStart"/>
-      <w:r>
-        <w:t>Марутяном</w:t>
-      </w:r>
-      <w:proofErr w:type="spellEnd"/>
-      <w:r>
-        <w:t xml:space="preserve">. И ситуация была другая, если ты не заметил. Сейчас </w:t>
+        <w:t xml:space="preserve">. Все договорённости у меня были с Марутяном. И ситуация была другая, если ты не заметил. Сейчас </w:t>
       </w:r>
       <w:r>
         <w:t xml:space="preserve">вся </w:t>
@@ -17017,13 +16329,8 @@
     </w:p>
     <w:p>
       <w:r>
-        <w:t xml:space="preserve">— Хорошо. — Я подумал, что вряд ли буду скучать по </w:t>
-      </w:r>
-      <w:proofErr w:type="spellStart"/>
-      <w:r>
-        <w:t>нуболидам</w:t>
-      </w:r>
-      <w:proofErr w:type="spellEnd"/>
+        <w:t>— Хорошо. — Я подумал, что вряд ли буду скучать по нуболидам</w:t>
+      </w:r>
       <w:r>
         <w:t xml:space="preserve"> с их бешеными плясками под дымовой завесой.</w:t>
       </w:r>
@@ -17105,15 +16412,7 @@
     </w:p>
     <w:p>
       <w:r>
-        <w:t xml:space="preserve">— Медики так-то с нами не шибко охотнее </w:t>
-      </w:r>
-      <w:proofErr w:type="spellStart"/>
-      <w:r>
-        <w:t>Мицюкина</w:t>
-      </w:r>
-      <w:proofErr w:type="spellEnd"/>
-      <w:r>
-        <w:t xml:space="preserve"> общаются, — сказал Керман.</w:t>
+        <w:t>— Медики так-то с нами не шибко охотнее Мицюкина общаются, — сказал Керман.</w:t>
       </w:r>
     </w:p>
     <w:p>
@@ -17214,15 +16513,7 @@
     <w:p>
       <w:r>
         <w:lastRenderedPageBreak/>
-        <w:t xml:space="preserve">— Я себя плохо чувствовал, — сказал я. — Тяжело прихожу в себя после </w:t>
-      </w:r>
-      <w:proofErr w:type="spellStart"/>
-      <w:r>
-        <w:t>бранка</w:t>
-      </w:r>
-      <w:proofErr w:type="spellEnd"/>
-      <w:r>
-        <w:t>.</w:t>
+        <w:t>— Я себя плохо чувствовал, — сказал я. — Тяжело прихожу в себя после бранка.</w:t>
       </w:r>
     </w:p>
     <w:p>
@@ -17571,15 +16862,7 @@
     </w:p>
     <w:p>
       <w:r>
-        <w:t xml:space="preserve">Слышались голоса, шипели и клацали двери. Рядом с лифтом я едва не столкнулся с </w:t>
-      </w:r>
-      <w:proofErr w:type="spellStart"/>
-      <w:r>
-        <w:t>Мицюкиным</w:t>
-      </w:r>
-      <w:proofErr w:type="spellEnd"/>
-      <w:r>
-        <w:t>, рассеянным и потерянным, как бы выброшенным из привычной колеи. Мицюкин ухватился за меня взглядом, но ничего не сказал и молча прошёл мимо.</w:t>
+        <w:t>Слышались голоса, шипели и клацали двери. Рядом с лифтом я едва не столкнулся с Мицюкиным, рассеянным и потерянным, как бы выброшенным из привычной колеи. Мицюкин ухватился за меня взглядом, но ничего не сказал и молча прошёл мимо.</w:t>
       </w:r>
     </w:p>
     <w:p>
@@ -18067,15 +17350,7 @@
     </w:p>
     <w:p>
       <w:r>
-        <w:t xml:space="preserve">— И вы её никому не показывали? Надо было отдать записку </w:t>
-      </w:r>
-      <w:proofErr w:type="spellStart"/>
-      <w:r>
-        <w:t>Мицюкину</w:t>
-      </w:r>
-      <w:proofErr w:type="spellEnd"/>
-      <w:r>
-        <w:t>, он ведёт расследование и…</w:t>
+        <w:t>— И вы её никому не показывали? Надо было отдать записку Мицюкину, он ведёт расследование и…</w:t>
       </w:r>
     </w:p>
     <w:p>
@@ -18390,23 +17665,7 @@
     </w:p>
     <w:p>
       <w:r>
-        <w:t xml:space="preserve">— «Минск» знаю. — Мерцель поёжилась и провела по плечу ладонью, смахивая невидимое насекомое. — «Минск» все знают. Кто же не знает «Минск»? Правильно, его все знают. Ты не переживай, Олег! Будет ещё шанс сделать снимок на память. Красивый яркий снимок на память. Правильно я говорю? «Минск» — корабль новый, вовсю ещё летает. Это вот «Мурманск» давно списали. Он и тогда уже был старой развалиной. — Уголки губ у Мерцель задрожали. — Помню, сбои были в </w:t>
-      </w:r>
-      <w:proofErr w:type="spellStart"/>
-      <w:r>
-        <w:t>гравитонной</w:t>
-      </w:r>
-      <w:proofErr w:type="spellEnd"/>
-      <w:r>
-        <w:t xml:space="preserve"> камере. — Мерцель провела по лицу ладонью и вдруг стёрла всякое выражение — скорбь, усталость, печаль. Осталась бледная белая маска. — Сбои в </w:t>
-      </w:r>
-      <w:proofErr w:type="spellStart"/>
-      <w:r>
-        <w:t>гравитонной</w:t>
-      </w:r>
-      <w:proofErr w:type="spellEnd"/>
-      <w:r>
-        <w:t xml:space="preserve"> камере. Правильно, да? Это вот когда идёшь ты по коридору, не трогаешь никого, а тебя на стены швыряет. Или на потолок.</w:t>
+        <w:t>— «Минск» знаю. — Мерцель поёжилась и провела по плечу ладонью, смахивая невидимое насекомое. — «Минск» все знают. Кто же не знает «Минск»? Правильно, его все знают. Ты не переживай, Олег! Будет ещё шанс сделать снимок на память. Красивый яркий снимок на память. Правильно я говорю? «Минск» — корабль новый, вовсю ещё летает. Это вот «Мурманск» давно списали. Он и тогда уже был старой развалиной. — Уголки губ у Мерцель задрожали. — Помню, сбои были в гравитонной камере. — Мерцель провела по лицу ладонью и вдруг стёрла всякое выражение — скорбь, усталость, печаль. Осталась бледная белая маска. — Сбои в гравитонной камере. Правильно, да? Это вот когда идёшь ты по коридору, не трогаешь никого, а тебя на стены швыряет. Или на потолок.</w:t>
       </w:r>
     </w:p>
     <w:p>
@@ -18890,15 +18149,7 @@
         <w:t>,</w:t>
       </w:r>
       <w:r>
-        <w:t xml:space="preserve"> когда моложе была, вообще ничего не боялась. Все вокруг боялись чего-то, боялись того, что будет завтра, того, что было вчера. Боялись пустоты, темноты, расстояний. Боялись балка, бреда, </w:t>
-      </w:r>
-      <w:proofErr w:type="spellStart"/>
-      <w:r>
-        <w:t>политкора</w:t>
-      </w:r>
-      <w:proofErr w:type="spellEnd"/>
-      <w:r>
-        <w:t>, яркого света. А я не боялась. Правильно я говорю, Олег?</w:t>
+        <w:t xml:space="preserve"> когда моложе была, вообще ничего не боялась. Все вокруг боялись чего-то, боялись того, что будет завтра, того, что было вчера. Боялись пустоты, темноты, расстояний. Боялись балка, бреда, политкора, яркого света. А я не боялась. Правильно я говорю, Олег?</w:t>
       </w:r>
     </w:p>
     <w:p>
@@ -19372,15 +18623,7 @@
         <w:t xml:space="preserve">мы </w:t>
       </w:r>
       <w:r>
-        <w:t xml:space="preserve">как-нибудь ещё поговорим о </w:t>
-      </w:r>
-      <w:proofErr w:type="spellStart"/>
-      <w:r>
-        <w:t>нуболидах</w:t>
-      </w:r>
-      <w:proofErr w:type="spellEnd"/>
-      <w:r>
-        <w:t>. Времени у нас много.</w:t>
+        <w:t>как-нибудь ещё поговорим о нуболидах. Времени у нас много.</w:t>
       </w:r>
     </w:p>
     <w:p>
@@ -19597,15 +18840,7 @@
         <w:t>В</w:t>
       </w:r>
       <w:r>
-        <w:t xml:space="preserve">ижу кошмар, как в </w:t>
-      </w:r>
-      <w:proofErr w:type="spellStart"/>
-      <w:r>
-        <w:t>бранке</w:t>
-      </w:r>
-      <w:proofErr w:type="spellEnd"/>
-      <w:r>
-        <w:t xml:space="preserve">, только вместо </w:t>
+        <w:t xml:space="preserve">ижу кошмар, как в бранке, только вместо </w:t>
       </w:r>
       <w:r>
         <w:t>фрактального озера</w:t>
@@ -20199,15 +19434,7 @@
     </w:p>
     <w:p>
       <w:r>
-        <w:t xml:space="preserve">Я подумал, что опять произошёл сбой в </w:t>
-      </w:r>
-      <w:proofErr w:type="spellStart"/>
-      <w:r>
-        <w:t>гравитонной</w:t>
-      </w:r>
-      <w:proofErr w:type="spellEnd"/>
-      <w:r>
-        <w:t xml:space="preserve"> камере.</w:t>
+        <w:t>Я подумал, что опять произошёл сбой в гравитонной камере.</w:t>
       </w:r>
     </w:p>
     <w:p>
@@ -20747,15 +19974,7 @@
     </w:p>
     <w:p>
       <w:r>
-        <w:t xml:space="preserve">— Я плохо помню, — сказал я. — Она просила зайти к ней, поговорить о </w:t>
-      </w:r>
-      <w:proofErr w:type="spellStart"/>
-      <w:r>
-        <w:t>нуболидах</w:t>
-      </w:r>
-      <w:proofErr w:type="spellEnd"/>
-      <w:r>
-        <w:t>. А потом…</w:t>
+        <w:t>— Я плохо помню, — сказал я. — Она просила зайти к ней, поговорить о нуболидах. А потом…</w:t>
       </w:r>
     </w:p>
     <w:p>
@@ -20879,15 +20098,7 @@
     </w:p>
     <w:p>
       <w:r>
-        <w:t xml:space="preserve">— Мерцель пригласила меня к себе, чтобы поговорить о </w:t>
-      </w:r>
-      <w:proofErr w:type="spellStart"/>
-      <w:r>
-        <w:t>нуболидах</w:t>
-      </w:r>
-      <w:proofErr w:type="spellEnd"/>
-      <w:r>
-        <w:t>. Или нет. Она хотела мне что-то показать. Записку.</w:t>
+        <w:t>— Мерцель пригласила меня к себе, чтобы поговорить о нуболидах. Или нет. Она хотела мне что-то показать. Записку.</w:t>
       </w:r>
     </w:p>
     <w:p>
@@ -20967,15 +20178,7 @@
         <w:t xml:space="preserve"> сейчас</w:t>
       </w:r>
       <w:r>
-        <w:t xml:space="preserve"> уложат на каталку и увезут, громыхая по металлическому полу </w:t>
-      </w:r>
-      <w:proofErr w:type="spellStart"/>
-      <w:r>
-        <w:t>восьмерящими</w:t>
-      </w:r>
-      <w:proofErr w:type="spellEnd"/>
-      <w:r>
-        <w:t xml:space="preserve"> колёсами, в пропахшую смертью операционную.</w:t>
+        <w:t xml:space="preserve"> уложат на каталку и увезут, громыхая по металлическому полу восьмерящими колёсами, в пропахшую смертью операционную.</w:t>
       </w:r>
     </w:p>
     <w:p>
@@ -20990,15 +20193,7 @@
     </w:p>
     <w:p>
       <w:r>
-        <w:t xml:space="preserve">Мицюкин скривился, но промолчал. Я вдруг подумал о Майорове — странно, что он ещё не ворвался в </w:t>
-      </w:r>
-      <w:proofErr w:type="spellStart"/>
-      <w:r>
-        <w:t>медотсек</w:t>
-      </w:r>
-      <w:proofErr w:type="spellEnd"/>
-      <w:r>
-        <w:t xml:space="preserve"> и не потребовал объяснений, тряся папкой с какими-нибудь захватанными отчётами, трассировками, </w:t>
+        <w:t xml:space="preserve">Мицюкин скривился, но промолчал. Я вдруг подумал о Майорове — странно, что он ещё не ворвался в медотсек и не потребовал объяснений, тряся папкой с какими-нибудь захватанными отчётами, трассировками, </w:t>
       </w:r>
       <w:r>
         <w:lastRenderedPageBreak/>
@@ -21242,15 +20437,7 @@
     </w:p>
     <w:p>
       <w:r>
-        <w:t xml:space="preserve">Я не сомневался, что увижу скрюченного от ярости </w:t>
-      </w:r>
-      <w:proofErr w:type="spellStart"/>
-      <w:r>
-        <w:t>Мицюкина</w:t>
-      </w:r>
-      <w:proofErr w:type="spellEnd"/>
-      <w:r>
-        <w:t xml:space="preserve">, который вцепится в меня холодными пальцами и утащит в тайную тюрьму, но в отсек </w:t>
+        <w:t xml:space="preserve">Я не сомневался, что увижу скрюченного от ярости Мицюкина, который вцепится в меня холодными пальцами и утащит в тайную тюрьму, но в отсек </w:t>
       </w:r>
       <w:r>
         <w:t>воровато</w:t>
@@ -21383,15 +20570,7 @@
     </w:p>
     <w:p>
       <w:r>
-        <w:t xml:space="preserve">— От дерготни </w:t>
-      </w:r>
-      <w:proofErr w:type="spellStart"/>
-      <w:r>
-        <w:t>Мицюкина</w:t>
-      </w:r>
-      <w:proofErr w:type="spellEnd"/>
-      <w:r>
-        <w:t xml:space="preserve"> лучше не становится. Хорошо хоть Майорова сразу положили, а то бы </w:t>
+        <w:t xml:space="preserve">— От дерготни Мицюкина лучше не становится. Хорошо хоть Майорова сразу положили, а то бы </w:t>
       </w:r>
       <w:r>
         <w:t xml:space="preserve">они </w:t>
@@ -21588,15 +20767,7 @@
         <w:t>обожгло</w:t>
       </w:r>
       <w:r>
-        <w:t xml:space="preserve"> металлическим холодом. Я сделал осторожный шаг, и в этот момент отсек тряхнуло — </w:t>
-      </w:r>
-      <w:proofErr w:type="spellStart"/>
-      <w:r>
-        <w:t>гравитонный</w:t>
-      </w:r>
-      <w:proofErr w:type="spellEnd"/>
-      <w:r>
-        <w:t xml:space="preserve"> привод опять решил поиздеваться над вестибулярным аппаратом.</w:t>
+        <w:t xml:space="preserve"> металлическим холодом. Я сделал осторожный шаг, и в этот момент отсек тряхнуло — гравитонный привод опять решил поиздеваться над вестибулярным аппаратом.</w:t>
       </w:r>
     </w:p>
     <w:p>
@@ -22308,15 +21479,7 @@
     </w:p>
     <w:p>
       <w:r>
-        <w:t xml:space="preserve">— В </w:t>
-      </w:r>
-      <w:proofErr w:type="spellStart"/>
-      <w:r>
-        <w:t>нуболидах</w:t>
-      </w:r>
-      <w:proofErr w:type="spellEnd"/>
-      <w:r>
-        <w:t>?</w:t>
+        <w:t>— В нуболидах?</w:t>
       </w:r>
     </w:p>
     <w:p>
@@ -22544,15 +21707,7 @@
     </w:p>
     <w:p>
       <w:r>
-        <w:t xml:space="preserve">Больше мы ни о чём не говорили. Вопросов было много, сердце взволнованно ёрзало в груди, когда я думал о токсине или </w:t>
-      </w:r>
-      <w:proofErr w:type="spellStart"/>
-      <w:r>
-        <w:t>нуболидах</w:t>
-      </w:r>
-      <w:proofErr w:type="spellEnd"/>
-      <w:r>
-        <w:t>, однако нужные слова не приходили в голову.</w:t>
+        <w:t>Больше мы ни о чём не говорили. Вопросов было много, сердце взволнованно ёрзало в груди, когда я думал о токсине или нуболидах, однако нужные слова не приходили в голову.</w:t>
       </w:r>
     </w:p>
     <w:p>
@@ -22980,15 +22135,7 @@
     </w:p>
     <w:p>
       <w:r>
-        <w:t xml:space="preserve">— Родители есть, — сказал я, — но я их редко последнее время навещаю. Нехорошо это, конечно. Надо будет обязательно съездить в </w:t>
-      </w:r>
-      <w:proofErr w:type="spellStart"/>
-      <w:r>
-        <w:t>Стальск</w:t>
-      </w:r>
-      <w:proofErr w:type="spellEnd"/>
-      <w:r>
-        <w:t>, когда вернусь. Если вернусь, — добавил я.</w:t>
+        <w:t>— Родители есть, — сказал я, — но я их редко последнее время навещаю. Нехорошо это, конечно. Надо будет обязательно съездить в Стальск, когда вернусь. Если вернусь, — добавил я.</w:t>
       </w:r>
     </w:p>
     <w:p>
@@ -23003,15 +22150,7 @@
     </w:p>
     <w:p>
       <w:r>
-        <w:t xml:space="preserve">— </w:t>
-      </w:r>
-      <w:proofErr w:type="spellStart"/>
-      <w:r>
-        <w:t>Стальск</w:t>
-      </w:r>
-      <w:proofErr w:type="spellEnd"/>
-      <w:r>
-        <w:t xml:space="preserve">… </w:t>
+        <w:t xml:space="preserve">— Стальск… </w:t>
       </w:r>
       <w:r>
         <w:t xml:space="preserve">— проговорила Вера. — </w:t>
@@ -23022,15 +22161,7 @@
     </w:p>
     <w:p>
       <w:r>
-        <w:t xml:space="preserve">— Вряд ли, — сказал я. — Их много, </w:t>
-      </w:r>
-      <w:proofErr w:type="spellStart"/>
-      <w:r>
-        <w:t>Стальсков</w:t>
-      </w:r>
-      <w:proofErr w:type="spellEnd"/>
-      <w:r>
-        <w:t xml:space="preserve"> этих. Мой — двенадцатый по счёту.</w:t>
+        <w:t>— Вряд ли, — сказал я. — Их много, Стальсков этих. Мой — двенадцатый по счёту.</w:t>
       </w:r>
     </w:p>
     <w:p>
@@ -23576,15 +22707,7 @@
     </w:p>
     <w:p>
       <w:r>
-        <w:t xml:space="preserve">Внутри меня что-то забурлило. Всё вокруг — синий глаз иллюминатора, затянутые тенью стены, потолок и маленькая фотография у кровати — закачалось в такт возбуждённому дыханию. Я сорвал с неё блузку. </w:t>
-      </w:r>
-      <w:proofErr w:type="spellStart"/>
-      <w:r>
-        <w:t>Заклацали</w:t>
-      </w:r>
-      <w:proofErr w:type="spellEnd"/>
-      <w:r>
-        <w:t xml:space="preserve"> по полу, как россыпь жемчужинок, вылетевшие пуговицы — и рассеянно разбежались по сторонам.</w:t>
+        <w:t>Внутри меня что-то забурлило. Всё вокруг — синий глаз иллюминатора, затянутые тенью стены, потолок и маленькая фотография у кровати — закачалось в такт возбуждённому дыханию. Я сорвал с неё блузку. Заклацали по полу, как россыпь жемчужинок, вылетевшие пуговицы — и рассеянно разбежались по сторонам.</w:t>
       </w:r>
     </w:p>
     <w:p>
@@ -23592,7 +22715,6 @@
         <w:lastRenderedPageBreak/>
         <w:t xml:space="preserve">— От тебя пахнет кровью и фурацилином. — Вера слегка отодвинулась, откинула голову и посмотрела сквозь прищуренные веки, едва заметно улыбаясь. — А ещё </w:t>
       </w:r>
-      <w:proofErr w:type="spellStart"/>
       <w:r>
         <w:t>по</w:t>
       </w:r>
@@ -23602,7 +22724,6 @@
       <w:r>
         <w:t>том</w:t>
       </w:r>
-      <w:proofErr w:type="spellEnd"/>
       <w:r>
         <w:t>.</w:t>
       </w:r>
@@ -23675,15 +22796,7 @@
     </w:p>
     <w:p>
       <w:r>
-        <w:t xml:space="preserve">Первый полёт в космос. Первый </w:t>
-      </w:r>
-      <w:proofErr w:type="spellStart"/>
-      <w:r>
-        <w:t>бранк</w:t>
-      </w:r>
-      <w:proofErr w:type="spellEnd"/>
-      <w:r>
-        <w:t>. Первый сон во время перехода. Знакомство с ней.</w:t>
+        <w:t>Первый полёт в космос. Первый бранк. Первый сон во время перехода. Знакомство с ней.</w:t>
       </w:r>
     </w:p>
     <w:p>
@@ -23698,15 +22811,7 @@
     </w:p>
     <w:p>
       <w:r>
-        <w:t xml:space="preserve">— Сейчас мне кажется, что </w:t>
-      </w:r>
-      <w:proofErr w:type="gramStart"/>
-      <w:r>
-        <w:t>самое хорошее</w:t>
-      </w:r>
-      <w:proofErr w:type="gramEnd"/>
-      <w:r>
-        <w:t>, что было у меня в жизни — это ты, — сказал я.</w:t>
+        <w:t>— Сейчас мне кажется, что самое хорошее, что было у меня в жизни — это ты, — сказал я.</w:t>
       </w:r>
     </w:p>
     <w:p>
@@ -23760,13 +22865,8 @@
       </w:r>
     </w:p>
     <w:p>
-      <w:proofErr w:type="spellStart"/>
-      <w:r>
-        <w:t>Пшикнул</w:t>
-      </w:r>
-      <w:proofErr w:type="spellEnd"/>
-      <w:r>
-        <w:t xml:space="preserve"> диспенсер, зажурчала в кружке вода.</w:t>
+      <w:r>
+        <w:t>Пшикнул диспенсер, зажурчала в кружке вода.</w:t>
       </w:r>
     </w:p>
     <w:p>
@@ -24035,15 +23135,7 @@
         <w:t xml:space="preserve">Какая разница, сколько лет изучаем? </w:t>
       </w:r>
       <w:r>
-        <w:t xml:space="preserve">Я вообще в </w:t>
-      </w:r>
-      <w:proofErr w:type="spellStart"/>
-      <w:r>
-        <w:t>химлабе</w:t>
-      </w:r>
-      <w:proofErr w:type="spellEnd"/>
-      <w:r>
-        <w:t xml:space="preserve"> сижу, откуда мне знать?</w:t>
+        <w:t>Я вообще в химлабе сижу, откуда мне знать?</w:t>
       </w:r>
     </w:p>
     <w:p>
@@ -24123,15 +23215,7 @@
     </w:p>
     <w:p>
       <w:r>
-        <w:t xml:space="preserve">Сбой в </w:t>
-      </w:r>
-      <w:proofErr w:type="spellStart"/>
-      <w:r>
-        <w:t>гравитонной</w:t>
-      </w:r>
-      <w:proofErr w:type="spellEnd"/>
-      <w:r>
-        <w:t xml:space="preserve"> камере?</w:t>
+        <w:t>Сбой в гравитонной камере?</w:t>
       </w:r>
     </w:p>
     <w:p>
@@ -24634,13 +23718,8 @@
       </w:r>
     </w:p>
     <w:p>
-      <w:proofErr w:type="spellStart"/>
-      <w:r>
-        <w:t>Гравитонный</w:t>
-      </w:r>
-      <w:proofErr w:type="spellEnd"/>
-      <w:r>
-        <w:t xml:space="preserve"> привод едва работал.</w:t>
+      <w:r>
+        <w:t>Гравитонный привод едва работал.</w:t>
       </w:r>
     </w:p>
     <w:p>
@@ -24729,15 +23808,7 @@
     </w:p>
     <w:p>
       <w:r>
-        <w:t xml:space="preserve">Глаза мои уже немного привыкли к расходящейся тряске и мелькающему свету. Я узнал искривлённое лицо </w:t>
-      </w:r>
-      <w:proofErr w:type="spellStart"/>
-      <w:r>
-        <w:t>Мицюкина</w:t>
-      </w:r>
-      <w:proofErr w:type="spellEnd"/>
-      <w:r>
-        <w:t xml:space="preserve">, который </w:t>
+        <w:t xml:space="preserve">Глаза мои уже немного привыкли к расходящейся тряске и мелькающему свету. Я узнал искривлённое лицо Мицюкина, который </w:t>
       </w:r>
       <w:r>
         <w:t>жёг</w:t>
@@ -24752,13 +23823,8 @@
       </w:r>
     </w:p>
     <w:p>
-      <w:proofErr w:type="spellStart"/>
-      <w:r>
-        <w:t>Мицюкина</w:t>
-      </w:r>
-      <w:proofErr w:type="spellEnd"/>
-      <w:r>
-        <w:t xml:space="preserve"> перекосило, как засбоившую машину. Резак, изрыгнув последнюю струю пламени, погас у него в руке, и он уставился на меня, как на чудище из ночного кошмара. Появилось ещё несколько теней, вылезших из </w:t>
+      <w:r>
+        <w:t xml:space="preserve">Мицюкина перекосило, как засбоившую машину. Резак, изрыгнув последнюю струю пламени, погас у него в руке, и он уставился на меня, как на чудище из ночного кошмара. Появилось ещё несколько теней, вылезших из </w:t>
       </w:r>
       <w:r>
         <w:lastRenderedPageBreak/>
@@ -24885,11 +23951,9 @@
       <w:r>
         <w:t xml:space="preserve">Всё перед глазами завязло в крови. Я решил, что огонь с реактивной тягой рвётся ко мне навстречу. Раскинул руки, ожидая избавления от этого ревущего ада, но огонь отступил, превратившись в </w:t>
       </w:r>
-      <w:proofErr w:type="spellStart"/>
       <w:r>
         <w:t>стробящие</w:t>
       </w:r>
-      <w:proofErr w:type="spellEnd"/>
       <w:r>
         <w:t>, как иллюминация, аварийные люминофоры.</w:t>
       </w:r>
@@ -25283,15 +24347,7 @@
     </w:p>
     <w:p>
       <w:r>
-        <w:t xml:space="preserve">Тяжёлый тёмный взгляд </w:t>
-      </w:r>
-      <w:proofErr w:type="spellStart"/>
-      <w:r>
-        <w:t>Мицюкина</w:t>
-      </w:r>
-      <w:proofErr w:type="spellEnd"/>
-      <w:r>
-        <w:t xml:space="preserve"> прожигал насквозь. </w:t>
+        <w:t xml:space="preserve">Тяжёлый тёмный взгляд Мицюкина прожигал насквозь. </w:t>
       </w:r>
     </w:p>
     <w:p>
@@ -25331,15 +24387,7 @@
     </w:p>
     <w:p>
       <w:r>
-        <w:t xml:space="preserve">Тень </w:t>
-      </w:r>
-      <w:proofErr w:type="spellStart"/>
-      <w:r>
-        <w:t>Мицюкина</w:t>
-      </w:r>
-      <w:proofErr w:type="spellEnd"/>
-      <w:r>
-        <w:t xml:space="preserve"> нависала надо мной, прижимала к стене. Я невольно попятился, задел за что-то ногой и едва не свалился на пол.</w:t>
+        <w:t>Тень Мицюкина нависала надо мной, прижимала к стене. Я невольно попятился, задел за что-то ногой и едва не свалился на пол.</w:t>
       </w:r>
     </w:p>
     <w:p>
@@ -26454,15 +25502,7 @@
     </w:p>
     <w:p>
       <w:r>
-        <w:t xml:space="preserve">Вера подбежала, вышла из аварийного мрака, как из </w:t>
-      </w:r>
-      <w:proofErr w:type="spellStart"/>
-      <w:r>
-        <w:t>бранка</w:t>
-      </w:r>
-      <w:proofErr w:type="spellEnd"/>
-      <w:r>
-        <w:t>, и обхватила меня за плечи. Я остолбенел. Дыхание перехватило от радости. Я прижался к её губам.</w:t>
+        <w:t>Вера подбежала, вышла из аварийного мрака, как из бранка, и обхватила меня за плечи. Я остолбенел. Дыхание перехватило от радости. Я прижался к её губам.</w:t>
       </w:r>
     </w:p>
     <w:p>
@@ -26652,15 +25692,7 @@
     </w:p>
     <w:p>
       <w:r>
-        <w:t xml:space="preserve">Камеру с </w:t>
-      </w:r>
-      <w:proofErr w:type="spellStart"/>
-      <w:r>
-        <w:t>нуболидами</w:t>
-      </w:r>
-      <w:proofErr w:type="spellEnd"/>
-      <w:r>
-        <w:t xml:space="preserve"> закрывала дымная пелена.</w:t>
+        <w:t>Камеру с нуболидами закрывала дымная пелена.</w:t>
       </w:r>
     </w:p>
     <w:p>
@@ -27490,15 +26522,7 @@
     </w:p>
     <w:p>
       <w:r>
-        <w:t xml:space="preserve">У выхода в коридор Майоров спорил о чём-то с </w:t>
-      </w:r>
-      <w:proofErr w:type="spellStart"/>
-      <w:r>
-        <w:t>Мицюкиным</w:t>
-      </w:r>
-      <w:proofErr w:type="spellEnd"/>
-      <w:r>
-        <w:t xml:space="preserve"> — так яростно и увлечённо, что даже не обратил на меня внимания. На скамейке у стены сидела Симонова, опрятная, с затянутыми в пучок волосами — ударница труда с цветастого плаката, которая прихорошилась, но не слишком, чтобы отправиться на работу, в вопящий цех, по утру. Она посмотрела на меня тёмным испуганным взглядом.</w:t>
+        <w:t>У выхода в коридор Майоров спорил о чём-то с Мицюкиным — так яростно и увлечённо, что даже не обратил на меня внимания. На скамейке у стены сидела Симонова, опрятная, с затянутыми в пучок волосами — ударница труда с цветастого плаката, которая прихорошилась, но не слишком, чтобы отправиться на работу, в вопящий цех, по утру. Она посмотрела на меня тёмным испуганным взглядом.</w:t>
       </w:r>
     </w:p>
     <w:p>
@@ -27655,15 +26679,7 @@
     </w:p>
     <w:p>
       <w:r>
-        <w:t xml:space="preserve">— Петя, — сказала она и тут же добавила, заметив мой недоумённый взгляд: — Пётр </w:t>
-      </w:r>
-      <w:proofErr w:type="spellStart"/>
-      <w:r>
-        <w:t>Верховенцев</w:t>
-      </w:r>
-      <w:proofErr w:type="spellEnd"/>
-      <w:r>
-        <w:t xml:space="preserve"> из химической. Он в реанимации, это третий отсек. А то я что-то боюсь.</w:t>
+        <w:t>— Петя, — сказала она и тут же добавила, заметив мой недоумённый взгляд: — Пётр Верховенцев из химической. Он в реанимации, это третий отсек. А то я что-то боюсь.</w:t>
       </w:r>
     </w:p>
     <w:p>
@@ -27699,15 +26715,7 @@
     </w:p>
     <w:p>
       <w:r>
-        <w:t xml:space="preserve">— Какого чёрта ты вообще на этот уровень </w:t>
-      </w:r>
-      <w:proofErr w:type="spellStart"/>
-      <w:r>
-        <w:t>попёрся</w:t>
-      </w:r>
-      <w:proofErr w:type="spellEnd"/>
-      <w:r>
-        <w:t>?</w:t>
+        <w:t>— Какого чёрта ты вообще на этот уровень попёрся?</w:t>
       </w:r>
     </w:p>
     <w:p>
@@ -27744,15 +26752,7 @@
     <w:p>
       <w:r>
         <w:lastRenderedPageBreak/>
-        <w:t xml:space="preserve">— Мы уже на второй круг пошли, — спокойно ответил Мицюкин. — </w:t>
-      </w:r>
-      <w:proofErr w:type="gramStart"/>
-      <w:r>
-        <w:t>На текущий момент</w:t>
-      </w:r>
-      <w:proofErr w:type="gramEnd"/>
-      <w:r>
-        <w:t xml:space="preserve"> я не готов подпускать кого-либо из вашей команды ни к ремонту, ни к управлению станцией. Если бы мой оператор не решил себе горло перерезать, ничего бы из этого не произошло.</w:t>
+        <w:t>— Мы уже на второй круг пошли, — спокойно ответил Мицюкин. — На текущий момент я не готов подпускать кого-либо из вашей команды ни к ремонту, ни к управлению станцией. Если бы мой оператор не решил себе горло перерезать, ничего бы из этого не произошло.</w:t>
       </w:r>
     </w:p>
     <w:p>
@@ -27839,15 +26839,7 @@
     </w:p>
     <w:p>
       <w:r>
-        <w:t xml:space="preserve">— Мы, — этот долгий слог едва не застрял у </w:t>
-      </w:r>
-      <w:proofErr w:type="spellStart"/>
-      <w:r>
-        <w:t>Мицюкина</w:t>
-      </w:r>
-      <w:proofErr w:type="spellEnd"/>
-      <w:r>
-        <w:t xml:space="preserve"> в горле, — проводим ремонт двигательных модулей. Спасибо вам за участие, но ваша помощь пока не требуется.</w:t>
+        <w:t>— Мы, — этот долгий слог едва не застрял у Мицюкина в горле, — проводим ремонт двигательных модулей. Спасибо вам за участие, но ваша помощь пока не требуется.</w:t>
       </w:r>
     </w:p>
     <w:p>
@@ -27939,15 +26931,7 @@
         <w:t>Что хотите</w:t>
       </w:r>
       <w:r>
-        <w:t xml:space="preserve">? — Губы у </w:t>
-      </w:r>
-      <w:proofErr w:type="spellStart"/>
-      <w:r>
-        <w:t>Мицюкина</w:t>
-      </w:r>
-      <w:proofErr w:type="spellEnd"/>
-      <w:r>
-        <w:t xml:space="preserve"> задрожали.</w:t>
+        <w:t>? — Губы у Мицюкина задрожали.</w:t>
       </w:r>
     </w:p>
     <w:p>
@@ -27985,15 +26969,7 @@
     </w:p>
     <w:p>
       <w:r>
-        <w:t xml:space="preserve">Я подумал, что на месте </w:t>
-      </w:r>
-      <w:proofErr w:type="spellStart"/>
-      <w:r>
-        <w:t>Мицюкина</w:t>
-      </w:r>
-      <w:proofErr w:type="spellEnd"/>
-      <w:r>
-        <w:t xml:space="preserve"> тоже не подпустил бы никого из нас ни к ремонту двигательных модулей, ни к управлению станцией.</w:t>
+        <w:t>Я подумал, что на месте Мицюкина тоже не подпустил бы никого из нас ни к ремонту двигательных модулей, ни к управлению станцией.</w:t>
       </w:r>
     </w:p>
     <w:p>
@@ -28034,15 +27010,7 @@
     </w:p>
     <w:p>
       <w:r>
-        <w:t xml:space="preserve">— Меня просили узнать про </w:t>
-      </w:r>
-      <w:proofErr w:type="spellStart"/>
-      <w:r>
-        <w:t>Верховенцева</w:t>
-      </w:r>
-      <w:proofErr w:type="spellEnd"/>
-      <w:r>
-        <w:t>.</w:t>
+        <w:t>— Меня просили узнать про Верховенцева.</w:t>
       </w:r>
     </w:p>
     <w:p>
@@ -28052,15 +27020,7 @@
     </w:p>
     <w:p>
       <w:r>
-        <w:t xml:space="preserve">— По поводу </w:t>
-      </w:r>
-      <w:proofErr w:type="spellStart"/>
-      <w:r>
-        <w:t>Верховенцева</w:t>
-      </w:r>
-      <w:proofErr w:type="spellEnd"/>
-      <w:r>
-        <w:t xml:space="preserve"> ничего сказать не могу, — ответил Синицын. — Состояние тяжёлое, насколько я могу судить. Сложно пока что-то обещать. Скажите, что он стабилен, но в сознание не приходил.</w:t>
+        <w:t>— По поводу Верховенцева ничего сказать не могу, — ответил Синицын. — Состояние тяжёлое, насколько я могу судить. Сложно пока что-то обещать. Скажите, что он стабилен, но в сознание не приходил.</w:t>
       </w:r>
     </w:p>
     <w:p>
@@ -28151,15 +27111,7 @@
     </w:p>
     <w:p>
       <w:r>
-        <w:t xml:space="preserve">— В </w:t>
-      </w:r>
-      <w:proofErr w:type="spellStart"/>
-      <w:r>
-        <w:t>химлабе</w:t>
-      </w:r>
-      <w:proofErr w:type="spellEnd"/>
-      <w:r>
-        <w:t>. Я потом объясню.</w:t>
+        <w:t>— В химлабе. Я потом объясню.</w:t>
       </w:r>
     </w:p>
     <w:p>
@@ -28200,15 +27152,7 @@
     </w:p>
     <w:p>
       <w:r>
-        <w:t xml:space="preserve">— Прошу вас, Сергей Владимирович, я же просил! — Голос Андреева вновь сорвался в кашель, сухой и судорожный, как при лихорадке. Он ссутулился, нависнув своим исполинским ростом над собравшимися, и прижал распяленную пятерню к груди. — Да, мы всё равно падаем, — проговорил он сквозь едва сдерживаемые спазмы. — Но это временно. Ведутся ремонтные работы, подключены наши </w:t>
-      </w:r>
-      <w:proofErr w:type="gramStart"/>
-      <w:r>
-        <w:t>лучшие специалисты</w:t>
-      </w:r>
-      <w:proofErr w:type="gramEnd"/>
-      <w:r>
-        <w:t>. Ремонтными работами руководит Константин Игоревич Мицюкин, вы все его прекрасно знаете.</w:t>
+        <w:t>— Прошу вас, Сергей Владимирович, я же просил! — Голос Андреева вновь сорвался в кашель, сухой и судорожный, как при лихорадке. Он ссутулился, нависнув своим исполинским ростом над собравшимися, и прижал распяленную пятерню к груди. — Да, мы всё равно падаем, — проговорил он сквозь едва сдерживаемые спазмы. — Но это временно. Ведутся ремонтные работы, подключены наши лучшие специалисты. Ремонтными работами руководит Константин Игоревич Мицюкин, вы все его прекрасно знаете.</w:t>
       </w:r>
     </w:p>
     <w:p>
@@ -28311,15 +27255,7 @@
         <w:t xml:space="preserve">— Товарищи! — проголосил Андреев. Кадык у него взволнованно заёрзал вверх и вниз. — Надо понимать, что эвакуация — это вопрос нескольких месяцев! Пока </w:t>
       </w:r>
       <w:r>
-        <w:t xml:space="preserve">что </w:t>
-      </w:r>
-      <w:proofErr w:type="gramStart"/>
-      <w:r>
-        <w:t>главный приоритет</w:t>
-      </w:r>
-      <w:proofErr w:type="gramEnd"/>
-      <w:r>
-        <w:t xml:space="preserve"> —</w:t>
+        <w:t>что главный приоритет —</w:t>
       </w:r>
       <w:r>
         <w:t xml:space="preserve"> </w:t>
@@ -28725,15 +27661,7 @@
     </w:p>
     <w:p>
       <w:r>
-        <w:t xml:space="preserve">Другая команда специалистов, о которой говорил Андреев, состояла из одной Веры. Если не считать меня. Руководителя химической лаборатории на глазах у Веры запаковали в чёрный мешок, а </w:t>
-      </w:r>
-      <w:proofErr w:type="spellStart"/>
-      <w:r>
-        <w:t>Верховенцев</w:t>
-      </w:r>
-      <w:proofErr w:type="spellEnd"/>
-      <w:r>
-        <w:t xml:space="preserve"> лежал в реанимации, подключённый к ревущему от перебоев пульса аппарату.</w:t>
+        <w:t>Другая команда специалистов, о которой говорил Андреев, состояла из одной Веры. Если не считать меня. Руководителя химической лаборатории на глазах у Веры запаковали в чёрный мешок, а Верховенцев лежал в реанимации, подключённый к ревущему от перебоев пульса аппарату.</w:t>
       </w:r>
     </w:p>
     <w:p>
@@ -29035,15 +27963,7 @@
     </w:p>
     <w:p>
       <w:r>
-        <w:t xml:space="preserve">— Он так работает, к сожалению. Не всегда с первого раза. — Вера всмотрелась в </w:t>
-      </w:r>
-      <w:proofErr w:type="spellStart"/>
-      <w:r>
-        <w:t>мреющие</w:t>
-      </w:r>
-      <w:proofErr w:type="spellEnd"/>
-      <w:r>
-        <w:t xml:space="preserve"> строчки. — Надеюсь, анализатор не сдох.</w:t>
+        <w:t>— Он так работает, к сожалению. Не всегда с первого раза. — Вера всмотрелась в мреющие строчки. — Надеюсь, анализатор не сдох.</w:t>
       </w:r>
     </w:p>
     <w:p>
@@ -29275,15 +28195,7 @@
         <w:t>С</w:t>
       </w:r>
       <w:r>
-        <w:t xml:space="preserve">бой в </w:t>
-      </w:r>
-      <w:proofErr w:type="spellStart"/>
-      <w:r>
-        <w:t>гравитонной</w:t>
-      </w:r>
-      <w:proofErr w:type="spellEnd"/>
-      <w:r>
-        <w:t xml:space="preserve"> камере. Просто сбой. Такой же, как раньше. Качка.</w:t>
+        <w:t>бой в гравитонной камере. Просто сбой. Такой же, как раньше. Качка.</w:t>
       </w:r>
     </w:p>
     <w:p>
@@ -29357,15 +28269,7 @@
         <w:t>Е</w:t>
       </w:r>
       <w:r>
-        <w:t xml:space="preserve">сли хочешь, иди к своему </w:t>
-      </w:r>
-      <w:proofErr w:type="spellStart"/>
-      <w:r>
-        <w:t>Мицюкину</w:t>
-      </w:r>
-      <w:proofErr w:type="spellEnd"/>
-      <w:r>
-        <w:t>. Вдруг он передумает. Будешь там под его присмотром гайки крутить. А я сама справлюсь.</w:t>
+        <w:t>сли хочешь, иди к своему Мицюкину. Вдруг он передумает. Будешь там под его присмотром гайки крутить. А я сама справлюсь.</w:t>
       </w:r>
     </w:p>
     <w:p>
@@ -29375,15 +28279,7 @@
     </w:p>
     <w:p>
       <w:r>
-        <w:t xml:space="preserve">— Прости. Я тебя тут одну не оставлю. Нет никакого смысла с </w:t>
-      </w:r>
-      <w:proofErr w:type="spellStart"/>
-      <w:r>
-        <w:t>Мицюкиным</w:t>
-      </w:r>
-      <w:proofErr w:type="spellEnd"/>
-      <w:r>
-        <w:t xml:space="preserve"> пререкаться. Ни к чему он меня не подпустит, это я уже понял.</w:t>
+        <w:t>— Прости. Я тебя тут одну не оставлю. Нет никакого смысла с Мицюкиным пререкаться. Ни к чему он меня не подпустит, это я уже понял.</w:t>
       </w:r>
     </w:p>
     <w:p>
@@ -29398,15 +28294,7 @@
     </w:p>
     <w:p>
       <w:r>
-        <w:t xml:space="preserve">— Надо собрать образцы. Что там в каюте Марутяна творится, я не знаю, могут не пускать никого. Как и в лабораторию. К </w:t>
-      </w:r>
-      <w:proofErr w:type="spellStart"/>
-      <w:r>
-        <w:t>Марутяну</w:t>
-      </w:r>
-      <w:proofErr w:type="spellEnd"/>
-      <w:r>
-        <w:t xml:space="preserve"> я попробую сама сходить, ко мне спокойнее отнесутся.</w:t>
+        <w:t>— Надо собрать образцы. Что там в каюте Марутяна творится, я не знаю, могут не пускать никого. Как и в лабораторию. К Марутяну я попробую сама сходить, ко мне спокойнее отнесутся.</w:t>
       </w:r>
     </w:p>
     <w:p>
@@ -29638,15 +28526,7 @@
     <w:p>
       <w:r>
         <w:lastRenderedPageBreak/>
-        <w:t xml:space="preserve">— Я не предлагаю здесь сидеть. Пойдём к </w:t>
-      </w:r>
-      <w:proofErr w:type="spellStart"/>
-      <w:r>
-        <w:t>Мицюкину</w:t>
-      </w:r>
-      <w:proofErr w:type="spellEnd"/>
-      <w:r>
-        <w:t xml:space="preserve"> или Андрееву, спорить будем, нашу правду-матку отстаивать. А парня оставь. Он тоже полезным делом занимается.</w:t>
+        <w:t>— Я не предлагаю здесь сидеть. Пойдём к Мицюкину или Андрееву, спорить будем, нашу правду-матку отстаивать. А парня оставь. Он тоже полезным делом занимается.</w:t>
       </w:r>
     </w:p>
     <w:p>
@@ -30613,26 +29493,13 @@
       <w:r>
         <w:t xml:space="preserve">вообще </w:t>
       </w:r>
-      <w:proofErr w:type="spellStart"/>
-      <w:r>
-        <w:t>попёрся</w:t>
-      </w:r>
-      <w:proofErr w:type="spellEnd"/>
-      <w:r>
-        <w:t xml:space="preserve"> в лабораторию?</w:t>
-      </w:r>
-    </w:p>
-    <w:p>
-      <w:r>
-        <w:t xml:space="preserve">За спиной у </w:t>
-      </w:r>
-      <w:proofErr w:type="spellStart"/>
-      <w:r>
-        <w:t>Мицюкина</w:t>
-      </w:r>
-      <w:proofErr w:type="spellEnd"/>
-      <w:r>
-        <w:t xml:space="preserve"> материализовался неизменно следующий за ним Лысанов.</w:t>
+      <w:r>
+        <w:t>попёрся в лабораторию?</w:t>
+      </w:r>
+    </w:p>
+    <w:p>
+      <w:r>
+        <w:t>За спиной у Мицюкина материализовался неизменно следующий за ним Лысанов.</w:t>
       </w:r>
     </w:p>
     <w:p>
@@ -30706,15 +29573,7 @@
     </w:p>
     <w:p>
       <w:r>
-        <w:t xml:space="preserve">Он открыл дверь в лабораторию и отвёл глаза от пролившегося наружу красного света. Кто-то наблюдал за </w:t>
-      </w:r>
-      <w:proofErr w:type="spellStart"/>
-      <w:r>
-        <w:t>нуболидами</w:t>
-      </w:r>
-      <w:proofErr w:type="spellEnd"/>
-      <w:r>
-        <w:t>, но забыл отключить подкрашенное, как в комнате для проявки фотографий, освещение.</w:t>
+        <w:t>Он открыл дверь в лабораторию и отвёл глаза от пролившегося наружу красного света. Кто-то наблюдал за нуболидами, но забыл отключить подкрашенное, как в комнате для проявки фотографий, освещение.</w:t>
       </w:r>
     </w:p>
     <w:p>
@@ -30839,23 +29698,7 @@
     </w:p>
     <w:p>
       <w:r>
-        <w:t xml:space="preserve">— Удобно как! — прорычал Мицюкин. — Хорошо что </w:t>
-      </w:r>
-      <w:proofErr w:type="spellStart"/>
-      <w:r>
-        <w:t>Верховенцеву</w:t>
-      </w:r>
-      <w:proofErr w:type="spellEnd"/>
-      <w:r>
-        <w:t xml:space="preserve"> с </w:t>
-      </w:r>
-      <w:proofErr w:type="spellStart"/>
-      <w:r>
-        <w:t>Кавинским</w:t>
-      </w:r>
-      <w:proofErr w:type="spellEnd"/>
-      <w:r>
-        <w:t xml:space="preserve"> уже ничего не требуется!</w:t>
+        <w:t>— Удобно как! — прорычал Мицюкин. — Хорошо что Верховенцеву с Кавинским уже ничего не требуется!</w:t>
       </w:r>
     </w:p>
     <w:p>
@@ -30870,23 +29713,7 @@
     </w:p>
     <w:p>
       <w:r>
-        <w:t xml:space="preserve">— А </w:t>
-      </w:r>
-      <w:proofErr w:type="spellStart"/>
-      <w:r>
-        <w:t>Верховенцев</w:t>
-      </w:r>
-      <w:proofErr w:type="spellEnd"/>
-      <w:r>
-        <w:t xml:space="preserve"> в чём виноват? А </w:t>
-      </w:r>
-      <w:proofErr w:type="spellStart"/>
-      <w:r>
-        <w:t>Кавинский</w:t>
-      </w:r>
-      <w:proofErr w:type="spellEnd"/>
-      <w:r>
-        <w:t>? И ты собираешься время на него тратить? Всё с ним будет в порядке. До суда оклемается.</w:t>
+        <w:t>— А Верховенцев в чём виноват? А Кавинский? И ты собираешься время на него тратить? Всё с ним будет в порядке. До суда оклемается.</w:t>
       </w:r>
     </w:p>
     <w:p>
@@ -30969,15 +29796,7 @@
     </w:p>
     <w:p>
       <w:r>
-        <w:t xml:space="preserve">В соседнем отсеке Минаева спорила с </w:t>
-      </w:r>
-      <w:proofErr w:type="spellStart"/>
-      <w:r>
-        <w:t>Мицюкиным</w:t>
-      </w:r>
-      <w:proofErr w:type="spellEnd"/>
-      <w:r>
-        <w:t xml:space="preserve"> — я слышал их голоса, но не различал ни единого слова.</w:t>
+        <w:t>В соседнем отсеке Минаева спорила с Мицюкиным — я слышал их голоса, но не различал ни единого слова.</w:t>
       </w:r>
     </w:p>
     <w:p>
@@ -31111,15 +29930,7 @@
         <w:t>П</w:t>
       </w:r>
       <w:r>
-        <w:t xml:space="preserve">робирка разбилась, мне надо сходить за новой. У нас в </w:t>
-      </w:r>
-      <w:proofErr w:type="spellStart"/>
-      <w:r>
-        <w:t>химлабе</w:t>
-      </w:r>
-      <w:proofErr w:type="spellEnd"/>
-      <w:r>
-        <w:t xml:space="preserve"> должны ещё быть.</w:t>
+        <w:t>робирка разбилась, мне надо сходить за новой. У нас в химлабе должны ещё быть.</w:t>
       </w:r>
     </w:p>
     <w:p>
@@ -31165,15 +29976,7 @@
         <w:t>В</w:t>
       </w:r>
       <w:r>
-        <w:t xml:space="preserve"> </w:t>
-      </w:r>
-      <w:proofErr w:type="spellStart"/>
-      <w:r>
-        <w:t>гравитонной</w:t>
-      </w:r>
-      <w:proofErr w:type="spellEnd"/>
-      <w:r>
-        <w:t xml:space="preserve"> камере вновь начались электронные судороги.</w:t>
+        <w:t xml:space="preserve"> гравитонной камере вновь начались электронные судороги.</w:t>
       </w:r>
     </w:p>
     <w:p>
@@ -31586,15 +30389,7 @@
     </w:p>
     <w:p>
       <w:r>
-        <w:t xml:space="preserve">— Зачем вам столько фибры в </w:t>
-      </w:r>
-      <w:proofErr w:type="spellStart"/>
-      <w:r>
-        <w:t>химлабе</w:t>
-      </w:r>
-      <w:proofErr w:type="spellEnd"/>
-      <w:r>
-        <w:t xml:space="preserve">? К тому же закрытой на ключ. Как раз в том ящике, который ты </w:t>
+        <w:t xml:space="preserve">— Зачем вам столько фибры в химлабе? К тому же закрытой на ключ. Как раз в том ящике, который ты </w:t>
       </w:r>
       <w:r>
         <w:t>открывать</w:t>
@@ -31605,15 +30400,7 @@
     </w:p>
     <w:p>
       <w:r>
-        <w:t xml:space="preserve">— Олег! — Вера нервно дёрнула за лямку висящей на плече сумки, шагнула ко мне и остановилась, не решилась подойти слишком близко. — Ты о чём вообще говоришь? Откуда я знаю, что лежит в </w:t>
-      </w:r>
-      <w:proofErr w:type="spellStart"/>
-      <w:r>
-        <w:t>химлабе</w:t>
-      </w:r>
-      <w:proofErr w:type="spellEnd"/>
-      <w:r>
-        <w:t xml:space="preserve">! Ты же видел, там полный бардак! У нас и работы-то последний год толковой не было, не лаборатория, а сплошная свалка. </w:t>
+        <w:t xml:space="preserve">— Олег! — Вера нервно дёрнула за лямку висящей на плече сумки, шагнула ко мне и остановилась, не решилась подойти слишком близко. — Ты о чём вообще говоришь? Откуда я знаю, что лежит в химлабе! Ты же видел, там полный бардак! У нас и работы-то последний год толковой не было, не лаборатория, а сплошная свалка. </w:t>
       </w:r>
       <w:r>
         <w:t>Наверное</w:t>
@@ -32143,15 +30930,7 @@
         <w:t>карточку</w:t>
       </w:r>
       <w:r>
-        <w:t xml:space="preserve">. </w:t>
-      </w:r>
-      <w:proofErr w:type="spellStart"/>
-      <w:r>
-        <w:t>Верховенцев</w:t>
-      </w:r>
-      <w:proofErr w:type="spellEnd"/>
-      <w:r>
-        <w:t>.</w:t>
+        <w:t>. Верховенцев.</w:t>
       </w:r>
     </w:p>
     <w:p>
@@ -32166,15 +30945,7 @@
     </w:p>
     <w:p>
       <w:r>
-        <w:t xml:space="preserve">Несколько часов назад здесь сидела Симонова, пока я пытался разузнать о </w:t>
-      </w:r>
-      <w:proofErr w:type="spellStart"/>
-      <w:r>
-        <w:t>Верховенцеве</w:t>
-      </w:r>
-      <w:proofErr w:type="spellEnd"/>
-      <w:r>
-        <w:t xml:space="preserve"> — у того самого человека, который зарезал его </w:t>
+        <w:t xml:space="preserve">Несколько часов назад здесь сидела Симонова, пока я пытался разузнать о Верховенцеве — у того самого человека, который зарезал его </w:t>
       </w:r>
       <w:r>
         <w:t>скальпелем</w:t>
@@ -32186,15 +30957,7 @@
         <w:t>,</w:t>
       </w:r>
       <w:r>
-        <w:t xml:space="preserve"> казалось, стоит зажмурить глаза, и время покатится вспять, как поставленная на перемотку запись. Я ведь даже ни разу не видел этого </w:t>
-      </w:r>
-      <w:proofErr w:type="spellStart"/>
-      <w:r>
-        <w:t>Верховенцева</w:t>
-      </w:r>
-      <w:proofErr w:type="spellEnd"/>
-      <w:r>
-        <w:t xml:space="preserve"> до катастрофы, но всё равно что-то болезненно ныло в груди, как вымотанная бегом мышца.</w:t>
+        <w:t xml:space="preserve"> казалось, стоит зажмурить глаза, и время покатится вспять, как поставленная на перемотку запись. Я ведь даже ни разу не видел этого Верховенцева до катастрофы, но всё равно что-то болезненно ныло в груди, как вымотанная бегом мышца.</w:t>
       </w:r>
     </w:p>
     <w:p>
@@ -33563,113 +32326,73 @@
     </w:p>
     <w:p>
       <w:r>
-        <w:t xml:space="preserve">— Да, странный дефект. Или она моток проволоки проглотила. Или… — Я положил снимок на стол. — Или это </w:t>
-      </w:r>
-      <w:proofErr w:type="spellStart"/>
-      <w:r>
-        <w:t>нуболид</w:t>
-      </w:r>
-      <w:proofErr w:type="spellEnd"/>
+        <w:t>— Да, странный дефект. Или она моток проволоки проглотила. Или… — Я положил снимок на стол. — Или это нуболид.</w:t>
+      </w:r>
+    </w:p>
+    <w:p>
+      <w:r>
+        <w:lastRenderedPageBreak/>
+        <w:t>— Нуболид в человеческом теле, — прошептала Вера. —</w:t>
+      </w:r>
+      <w:r>
+        <w:t xml:space="preserve"> </w:t>
+      </w:r>
+      <w:r>
+        <w:t>Мне бы такое в кошмарном сне не приснилось!</w:t>
+      </w:r>
+    </w:p>
+    <w:p>
+      <w:r>
+        <w:t>На мгновение перед глазами мелькнул поблекший уже образ — Вера, идущая ко мне навстречу вопреки урагану, тонкие алые нити, прорастающие у неё из груди.</w:t>
+      </w:r>
+    </w:p>
+    <w:p>
+      <w:r>
+        <w:t>— Вскрытие мы с тобой всё равно не сделаем, — сказал я. — К тому же для нас это ничего не изменит.</w:t>
+      </w:r>
+    </w:p>
+    <w:p>
+      <w:r>
+        <w:t xml:space="preserve">— </w:t>
+      </w:r>
+      <w:r>
+        <w:t>Р</w:t>
+      </w:r>
+      <w:r>
+        <w:t>ентген я всё же сделаю</w:t>
+      </w:r>
+      <w:r>
+        <w:t>, — ответила Вера. —</w:t>
+      </w:r>
+      <w:r>
+        <w:t xml:space="preserve"> Вдруг это сбой, а мы тут напридумали всякой ерунды.</w:t>
+      </w:r>
+    </w:p>
+    <w:p>
+      <w:r>
+        <w:t>— Если это сбой, — сказал я, — то мы потратили время, а времени у нас как раз и нет. А если не сбой…</w:t>
+      </w:r>
+    </w:p>
+    <w:p>
+      <w:r>
+        <w:t xml:space="preserve">— То, что? — тихо спросила </w:t>
+      </w:r>
+      <w:r>
+        <w:t>Вера</w:t>
+      </w:r>
       <w:r>
         <w:t>.</w:t>
       </w:r>
     </w:p>
     <w:p>
       <w:r>
-        <w:lastRenderedPageBreak/>
-        <w:t xml:space="preserve">— </w:t>
-      </w:r>
-      <w:proofErr w:type="spellStart"/>
-      <w:r>
-        <w:t>Нуболид</w:t>
-      </w:r>
-      <w:proofErr w:type="spellEnd"/>
-      <w:r>
-        <w:t xml:space="preserve"> в человеческом теле, — прошептала Вера. —</w:t>
-      </w:r>
-      <w:r>
-        <w:t xml:space="preserve"> </w:t>
-      </w:r>
-      <w:r>
-        <w:t>Мне бы такое в кошмарном сне не приснилось!</w:t>
-      </w:r>
-    </w:p>
-    <w:p>
-      <w:r>
-        <w:t>На мгновение перед глазами мелькнул поблекший уже образ — Вера, идущая ко мне навстречу вопреки урагану, тонкие алые нити, прорастающие у неё из груди.</w:t>
-      </w:r>
-    </w:p>
-    <w:p>
-      <w:r>
-        <w:t>— Вскрытие мы с тобой всё равно не сделаем, — сказал я. — К тому же для нас это ничего не изменит.</w:t>
-      </w:r>
-    </w:p>
-    <w:p>
-      <w:r>
-        <w:t xml:space="preserve">— </w:t>
-      </w:r>
-      <w:r>
-        <w:t>Р</w:t>
-      </w:r>
-      <w:r>
-        <w:t>ентген я всё же сделаю</w:t>
-      </w:r>
-      <w:r>
-        <w:t>, — ответила Вера. —</w:t>
-      </w:r>
-      <w:r>
-        <w:t xml:space="preserve"> Вдруг это сбой, а мы тут </w:t>
-      </w:r>
-      <w:proofErr w:type="spellStart"/>
-      <w:r>
-        <w:t>напридумали</w:t>
-      </w:r>
-      <w:proofErr w:type="spellEnd"/>
-      <w:r>
-        <w:t xml:space="preserve"> всякой ерунды.</w:t>
-      </w:r>
-    </w:p>
-    <w:p>
-      <w:r>
-        <w:t>— Если это сбой, — сказал я, — то мы потратили время, а времени у нас как раз и нет. А если не сбой…</w:t>
-      </w:r>
-    </w:p>
-    <w:p>
-      <w:r>
-        <w:t xml:space="preserve">— То, что? — тихо спросила </w:t>
-      </w:r>
-      <w:r>
-        <w:t>Вера</w:t>
-      </w:r>
-      <w:r>
-        <w:t>.</w:t>
-      </w:r>
-    </w:p>
-    <w:p>
-      <w:r>
-        <w:t xml:space="preserve">— Получается, мы ходим через червоточины благодаря </w:t>
-      </w:r>
-      <w:proofErr w:type="spellStart"/>
-      <w:r>
-        <w:t>нуболидам</w:t>
-      </w:r>
-      <w:proofErr w:type="spellEnd"/>
-      <w:r>
-        <w:t xml:space="preserve">? — </w:t>
+        <w:t xml:space="preserve">— Получается, мы ходим через червоточины благодаря нуболидам? — </w:t>
       </w:r>
       <w:r>
         <w:t>проговорил</w:t>
       </w:r>
       <w:r>
-        <w:t xml:space="preserve"> я. — </w:t>
-      </w:r>
-      <w:proofErr w:type="spellStart"/>
-      <w:r>
-        <w:t>Нуболид</w:t>
-      </w:r>
-      <w:proofErr w:type="spellEnd"/>
-      <w:r>
-        <w:t xml:space="preserve"> в симбиозе с навигатором? </w:t>
+        <w:t xml:space="preserve"> я. — Нуболид в симбиозе с навигатором? </w:t>
       </w:r>
       <w:r>
         <w:t>Видимо, и</w:t>
@@ -33924,15 +32647,7 @@
     </w:p>
     <w:p>
       <w:r>
-        <w:t xml:space="preserve">Освещение в столовой приглушили — или же </w:t>
-      </w:r>
-      <w:proofErr w:type="spellStart"/>
-      <w:r>
-        <w:t>коротнула</w:t>
-      </w:r>
-      <w:proofErr w:type="spellEnd"/>
-      <w:r>
-        <w:t xml:space="preserve"> очередная </w:t>
+        <w:t xml:space="preserve">Освещение в столовой приглушили — или же коротнула очередная </w:t>
       </w:r>
       <w:r>
         <w:t xml:space="preserve">старая </w:t>
@@ -34431,15 +33146,7 @@
         <w:t xml:space="preserve"> и</w:t>
       </w:r>
       <w:r>
-        <w:t xml:space="preserve"> оказались в заложниках у собственной чумы, когда не сумели вовремя сбежать. Раньше я втайне думал, что Марутян свихнулся со своими </w:t>
-      </w:r>
-      <w:proofErr w:type="spellStart"/>
-      <w:r>
-        <w:t>нуболидами</w:t>
-      </w:r>
-      <w:proofErr w:type="spellEnd"/>
-      <w:r>
-        <w:t xml:space="preserve">, решил потравить себя и коллег, хотя в этом не было ни малейшего смысла. Я даже </w:t>
+        <w:t xml:space="preserve"> оказались в заложниках у собственной чумы, когда не сумели вовремя сбежать. Раньше я втайне думал, что Марутян свихнулся со своими нуболидами, решил потравить себя и коллег, хотя в этом не было ни малейшего смысла. Я даже </w:t>
       </w:r>
       <w:r>
         <w:t>подозревал</w:t>
@@ -34590,15 +33297,7 @@
     </w:p>
     <w:p>
       <w:r>
-        <w:t xml:space="preserve">— Что опять случилось? С </w:t>
-      </w:r>
-      <w:proofErr w:type="spellStart"/>
-      <w:r>
-        <w:t>Мицюкиным</w:t>
-      </w:r>
-      <w:proofErr w:type="spellEnd"/>
-      <w:r>
-        <w:t xml:space="preserve"> что-то не поделили? Я рапорт на него напишу, когда вернёмся! Устроил тут цирк с конями!</w:t>
+        <w:t>— Что опять случилось? С Мицюкиным что-то не поделили? Я рапорт на него напишу, когда вернёмся! Устроил тут цирк с конями!</w:t>
       </w:r>
     </w:p>
     <w:p>
@@ -34608,15 +33307,7 @@
     </w:p>
     <w:p>
       <w:r>
-        <w:t xml:space="preserve">— С </w:t>
-      </w:r>
-      <w:proofErr w:type="spellStart"/>
-      <w:r>
-        <w:t>Мицюкиным</w:t>
-      </w:r>
-      <w:proofErr w:type="spellEnd"/>
-      <w:r>
-        <w:t xml:space="preserve"> всё в порядке, — сказал я.</w:t>
+        <w:t>— С Мицюкиным всё в порядке, — сказал я.</w:t>
       </w:r>
     </w:p>
     <w:p>
@@ -35415,31 +34106,7 @@
     </w:p>
     <w:p>
       <w:r>
-        <w:t xml:space="preserve">— А что я мог сделать? — Майоров говорил, отвернувшись и глядя в тень. — У нас конвоиров в экипаже нет, не предусмотрено уставом таких должностей. А вот </w:t>
-      </w:r>
-      <w:proofErr w:type="spellStart"/>
-      <w:r>
-        <w:t>эсбэ</w:t>
-      </w:r>
-      <w:proofErr w:type="spellEnd"/>
-      <w:r>
-        <w:t xml:space="preserve"> на любой станции имеется. Очередной хрен вроде </w:t>
-      </w:r>
-      <w:proofErr w:type="spellStart"/>
-      <w:r>
-        <w:t>Мицюкина</w:t>
-      </w:r>
-      <w:proofErr w:type="spellEnd"/>
-      <w:r>
-        <w:t xml:space="preserve">. Ну я подошёл к этим </w:t>
-      </w:r>
-      <w:proofErr w:type="spellStart"/>
-      <w:r>
-        <w:t>эсбэшникам</w:t>
-      </w:r>
-      <w:proofErr w:type="spellEnd"/>
-      <w:r>
-        <w:t>, и вопрос решился. Там же, на станции, кстати, и новый пилот сразу нашёлся.</w:t>
+        <w:t>— А что я мог сделать? — Майоров говорил, отвернувшись и глядя в тень. — У нас конвоиров в экипаже нет, не предусмотрено уставом таких должностей. А вот эсбэ на любой станции имеется. Очередной хрен вроде Мицюкина. Ну я подошёл к этим эсбэшникам, и вопрос решился. Там же, на станции, кстати, и новый пилот сразу нашёлся.</w:t>
       </w:r>
     </w:p>
     <w:p>
@@ -35547,15 +34214,7 @@
     <w:p>
       <w:r>
         <w:lastRenderedPageBreak/>
-        <w:t xml:space="preserve">— О том, что в теле навигатора — </w:t>
-      </w:r>
-      <w:proofErr w:type="spellStart"/>
-      <w:r>
-        <w:t>нуболид</w:t>
-      </w:r>
-      <w:proofErr w:type="spellEnd"/>
-      <w:r>
-        <w:t>, —</w:t>
+        <w:t>— О том, что в теле навигатора — нуболид, —</w:t>
       </w:r>
       <w:r>
         <w:t xml:space="preserve"> спросил </w:t>
@@ -35700,15 +34359,7 @@
         <w:t xml:space="preserve">именно </w:t>
       </w:r>
       <w:r>
-        <w:t xml:space="preserve">так на тебя смотрит </w:t>
-      </w:r>
-      <w:proofErr w:type="spellStart"/>
-      <w:r>
-        <w:t>политкор</w:t>
-      </w:r>
-      <w:proofErr w:type="spellEnd"/>
-      <w:r>
-        <w:t>, когда ты возвращаешься с рейса.</w:t>
+        <w:t>так на тебя смотрит политкор, когда ты возвращаешься с рейса.</w:t>
       </w:r>
     </w:p>
     <w:p>
@@ -35735,15 +34386,7 @@
         <w:t>образование, похожее на</w:t>
       </w:r>
       <w:r>
-        <w:t xml:space="preserve"> </w:t>
-      </w:r>
-      <w:proofErr w:type="spellStart"/>
-      <w:r>
-        <w:t>нуболида</w:t>
-      </w:r>
-      <w:proofErr w:type="spellEnd"/>
-      <w:r>
-        <w:t>,</w:t>
+        <w:t xml:space="preserve"> нуболида,</w:t>
       </w:r>
       <w:r>
         <w:t xml:space="preserve"> — </w:t>
@@ -35839,138 +34482,122 @@
     </w:p>
     <w:p>
       <w:r>
-        <w:t xml:space="preserve">— Олег, я в таком ключе общаться не намерен! Центру надо установить точную причину смерти. Не так часто навигатор умирает сразу после выхода из </w:t>
-      </w:r>
-      <w:proofErr w:type="spellStart"/>
-      <w:r>
-        <w:t>бранка</w:t>
-      </w:r>
-      <w:proofErr w:type="spellEnd"/>
+        <w:t>— Олег, я в таком ключе общаться не намерен! Центру надо установить точную причину смерти. Не так часто навигатор умирает сразу после выхода из бранка.</w:t>
+      </w:r>
+    </w:p>
+    <w:p>
+      <w:r>
+        <w:t>— О причине её смерти</w:t>
+      </w:r>
+      <w:r>
+        <w:t>, судя по рентгену,</w:t>
+      </w:r>
+      <w:r>
+        <w:t xml:space="preserve"> догадаться несложно.</w:t>
+      </w:r>
+    </w:p>
+    <w:p>
+      <w:r>
+        <w:t>— Да чего ты от меня хочешь? — взревел Майоров. Лицо его стало пунцовым, как при удушье, на лбу выступил пот. — Почему вы вообще решили, что это нуболид! Это же полный бред! Все нуболиды, с которым мы вступали в контакт, сидят в герметичной банке. Пойдём! — махнул он рукой. — Покажешь мне снимки!</w:t>
+      </w:r>
+    </w:p>
+    <w:p>
+      <w:r>
+        <w:t>И шагнул к двери.</w:t>
+      </w:r>
+    </w:p>
+    <w:p>
+      <w:r>
+        <w:t>— Постойте, Сергей Владимирович! — сказал я. — Снимок у меня с собой.</w:t>
+      </w:r>
+    </w:p>
+    <w:p>
+      <w:r>
+        <w:t>Я протянул Майорову папку. Тот нервным движением, как в припадке, вытряс из неё чёрный глянцевый лист и задрал над головой, вглядываясь в изображение сквозь наползающие на глаза брови.</w:t>
+      </w:r>
+    </w:p>
+    <w:p>
+      <w:r>
+        <w:t xml:space="preserve">— Ни черта здесь не видно! Ну да, есть какое-то образование. </w:t>
+      </w:r>
+      <w:r>
+        <w:t>Д</w:t>
+      </w:r>
+      <w:r>
+        <w:t>ефект снимка?</w:t>
+      </w:r>
+    </w:p>
+    <w:p>
+      <w:r>
+        <w:t>— Мы тоже сначала подумали про дефект. Поэтому сделали ещё один снимок. Вы как раз его в руках и держите.</w:t>
+      </w:r>
+    </w:p>
+    <w:p>
+      <w:r>
+        <w:t>Майоров сел на кровать.</w:t>
+      </w:r>
+      <w:r>
+        <w:t xml:space="preserve"> Долго молчал.</w:t>
+      </w:r>
+    </w:p>
+    <w:p>
+      <w:r>
+        <w:t xml:space="preserve">— Слышал я о подобном случае </w:t>
+      </w:r>
+      <w:r>
+        <w:t>незадолго до</w:t>
+      </w:r>
+      <w:r>
+        <w:t xml:space="preserve"> вылет</w:t>
+      </w:r>
+      <w:r>
+        <w:t>а</w:t>
+      </w:r>
+      <w:r>
+        <w:t>, — тихо проговорил он.</w:t>
+      </w:r>
+    </w:p>
+    <w:p>
+      <w:r>
+        <w:t>— В смысле слышали?</w:t>
+      </w:r>
+    </w:p>
+    <w:p>
+      <w:r>
+        <w:t>— Просто слухи. Я сам-то ни черта не знаю.</w:t>
+      </w:r>
+    </w:p>
+    <w:p>
+      <w:r>
+        <w:t xml:space="preserve">В иллюминатор пролился свет от планеты. Станция, как идущий на дно корабль, стала смертельно заваливаться на бок. Весь модуль тут же затянуло </w:t>
+      </w:r>
+      <w:r>
+        <w:t>вязкой</w:t>
+      </w:r>
+      <w:r>
+        <w:t xml:space="preserve"> синевой.</w:t>
+      </w:r>
+    </w:p>
+    <w:p>
+      <w:r>
+        <w:t>Майоров поморщился.</w:t>
+      </w:r>
+    </w:p>
+    <w:p>
+      <w:r>
+        <w:t>— Закрой.</w:t>
+      </w:r>
+    </w:p>
+    <w:p>
+      <w:r>
+        <w:t>Я надавил на кнопку в переборке</w:t>
+      </w:r>
       <w:r>
         <w:t>.</w:t>
       </w:r>
     </w:p>
     <w:p>
       <w:r>
-        <w:t>— О причине её смерти</w:t>
-      </w:r>
-      <w:r>
-        <w:t>, судя по рентгену,</w:t>
-      </w:r>
-      <w:r>
-        <w:t xml:space="preserve"> догадаться несложно.</w:t>
-      </w:r>
-    </w:p>
-    <w:p>
-      <w:r>
-        <w:t xml:space="preserve">— Да чего ты от меня хочешь? — взревел Майоров. Лицо его стало пунцовым, как при удушье, на лбу выступил пот. — Почему вы вообще решили, что это </w:t>
-      </w:r>
-      <w:proofErr w:type="spellStart"/>
-      <w:r>
-        <w:t>нуболид</w:t>
-      </w:r>
-      <w:proofErr w:type="spellEnd"/>
-      <w:r>
-        <w:t>! Это же полный бред! Все нуболиды, с которым мы вступали в контакт, сидят в герметичной банке. Пойдём! — махнул он рукой. — Покажешь мне снимки!</w:t>
-      </w:r>
-    </w:p>
-    <w:p>
-      <w:r>
-        <w:t>И шагнул к двери.</w:t>
-      </w:r>
-    </w:p>
-    <w:p>
-      <w:r>
-        <w:t>— Постойте, Сергей Владимирович! — сказал я. — Снимок у меня с собой.</w:t>
-      </w:r>
-    </w:p>
-    <w:p>
-      <w:r>
-        <w:t>Я протянул Майорову папку. Тот нервным движением, как в припадке, вытряс из неё чёрный глянцевый лист и задрал над головой, вглядываясь в изображение сквозь наползающие на глаза брови.</w:t>
-      </w:r>
-    </w:p>
-    <w:p>
-      <w:r>
-        <w:t xml:space="preserve">— Ни черта здесь не видно! Ну да, есть какое-то образование. </w:t>
-      </w:r>
-      <w:r>
-        <w:t>Д</w:t>
-      </w:r>
-      <w:r>
-        <w:t>ефект снимка?</w:t>
-      </w:r>
-    </w:p>
-    <w:p>
-      <w:r>
-        <w:t>— Мы тоже сначала подумали про дефект. Поэтому сделали ещё один снимок. Вы как раз его в руках и держите.</w:t>
-      </w:r>
-    </w:p>
-    <w:p>
-      <w:r>
-        <w:t>Майоров сел на кровать.</w:t>
-      </w:r>
-      <w:r>
-        <w:t xml:space="preserve"> Долго молчал.</w:t>
-      </w:r>
-    </w:p>
-    <w:p>
-      <w:r>
-        <w:t xml:space="preserve">— Слышал я о подобном случае </w:t>
-      </w:r>
-      <w:r>
-        <w:t>незадолго до</w:t>
-      </w:r>
-      <w:r>
-        <w:t xml:space="preserve"> вылет</w:t>
-      </w:r>
-      <w:r>
-        <w:t>а</w:t>
-      </w:r>
-      <w:r>
-        <w:t>, — тихо проговорил он.</w:t>
-      </w:r>
-    </w:p>
-    <w:p>
-      <w:r>
-        <w:t>— В смысле слышали?</w:t>
-      </w:r>
-    </w:p>
-    <w:p>
-      <w:r>
-        <w:t>— Просто слухи. Я сам-то ни черта не знаю.</w:t>
-      </w:r>
-    </w:p>
-    <w:p>
-      <w:r>
-        <w:t xml:space="preserve">В иллюминатор пролился свет от планеты. Станция, как идущий на дно корабль, стала смертельно заваливаться на бок. Весь модуль тут же затянуло </w:t>
-      </w:r>
-      <w:r>
-        <w:t>вязкой</w:t>
-      </w:r>
-      <w:r>
-        <w:t xml:space="preserve"> синевой.</w:t>
-      </w:r>
-    </w:p>
-    <w:p>
-      <w:r>
-        <w:t>Майоров поморщился.</w:t>
-      </w:r>
-    </w:p>
-    <w:p>
-      <w:r>
-        <w:t>— Закрой.</w:t>
-      </w:r>
-    </w:p>
-    <w:p>
-      <w:r>
-        <w:t>Я надавил на кнопку в переборке</w:t>
-      </w:r>
-      <w:r>
-        <w:t>.</w:t>
-      </w:r>
-    </w:p>
-    <w:p>
-      <w:r>
         <w:t xml:space="preserve">— </w:t>
       </w:r>
       <w:r>
@@ -35982,23 +34609,7 @@
     </w:p>
     <w:p>
       <w:r>
-        <w:t xml:space="preserve">— Был перед нашим вылетом случай, — начал Майоров. — Умер навигатор. Не после выхода из </w:t>
-      </w:r>
-      <w:proofErr w:type="spellStart"/>
-      <w:r>
-        <w:t>бранка</w:t>
-      </w:r>
-      <w:proofErr w:type="spellEnd"/>
-      <w:r>
-        <w:t xml:space="preserve">, нет, обошлось без таких совпадений. Вроде как везли её куда-то на </w:t>
-      </w:r>
-      <w:proofErr w:type="spellStart"/>
-      <w:r>
-        <w:t>шнявке</w:t>
-      </w:r>
-      <w:proofErr w:type="spellEnd"/>
-      <w:r>
-        <w:t xml:space="preserve">, может, на другой корабль. Неважно. — </w:t>
+        <w:t xml:space="preserve">— Был перед нашим вылетом случай, — начал Майоров. — Умер навигатор. Не после выхода из бранка, нет, обошлось без таких совпадений. Вроде как везли её куда-то на шнявке, может, на другой корабль. Неважно. — </w:t>
       </w:r>
       <w:r>
         <w:lastRenderedPageBreak/>
@@ -36101,15 +34712,7 @@
         <w:t>а</w:t>
       </w:r>
       <w:r>
-        <w:t xml:space="preserve"> </w:t>
-      </w:r>
-      <w:proofErr w:type="spellStart"/>
-      <w:r>
-        <w:t>нуболид</w:t>
-      </w:r>
-      <w:proofErr w:type="spellEnd"/>
-      <w:r>
-        <w:t xml:space="preserve">, я вообще ни черта не понимаю! Откуда он там взялся? </w:t>
+        <w:t xml:space="preserve"> нуболид, я вообще ни черта не понимаю! Откуда он там взялся? </w:t>
       </w:r>
       <w:r>
         <w:t>Может, о</w:t>
@@ -36155,15 +34758,7 @@
         <w:t xml:space="preserve">дурацкие </w:t>
       </w:r>
       <w:r>
-        <w:t xml:space="preserve">вроде бесконечных снов во время </w:t>
-      </w:r>
-      <w:proofErr w:type="spellStart"/>
-      <w:r>
-        <w:t>бранка</w:t>
-      </w:r>
-      <w:proofErr w:type="spellEnd"/>
-      <w:r>
-        <w:t>, которыми желторотиков пугают.</w:t>
+        <w:t>вроде бесконечных снов во время бранка, которыми желторотиков пугают.</w:t>
       </w:r>
     </w:p>
     <w:p>
@@ -36173,15 +34768,7 @@
     </w:p>
     <w:p>
       <w:r>
-        <w:t xml:space="preserve">— Так и </w:t>
-      </w:r>
-      <w:proofErr w:type="spellStart"/>
-      <w:r>
-        <w:t>нуболидом</w:t>
-      </w:r>
-      <w:proofErr w:type="spellEnd"/>
-      <w:r>
-        <w:t xml:space="preserve"> это быть не может, — посмотрел на меня Майоров.</w:t>
+        <w:t>— Так и нуболидом это быть не может, — посмотрел на меня Майоров.</w:t>
       </w:r>
     </w:p>
     <w:p>
@@ -36340,15 +34927,7 @@
         <w:t>, когда правая сторона лица не поспевает за левой</w:t>
       </w:r>
       <w:r>
-        <w:t xml:space="preserve">. И мне стало жутко — куда сильнее, чем от </w:t>
-      </w:r>
-      <w:proofErr w:type="spellStart"/>
-      <w:r>
-        <w:t>нуболида</w:t>
-      </w:r>
-      <w:proofErr w:type="spellEnd"/>
-      <w:r>
-        <w:t xml:space="preserve"> на рентгеновском снимке.</w:t>
+        <w:t>. И мне стало жутко — куда сильнее, чем от нуболида на рентгеновском снимке.</w:t>
       </w:r>
     </w:p>
     <w:p>
@@ -36925,23 +35504,7 @@
     </w:p>
     <w:p>
       <w:r>
-        <w:t xml:space="preserve">— Ага, из </w:t>
-      </w:r>
-      <w:proofErr w:type="spellStart"/>
-      <w:r>
-        <w:t>кэбэ</w:t>
-      </w:r>
-      <w:proofErr w:type="spellEnd"/>
-      <w:r>
-        <w:t>, если тебе так понятнее. Ты, Олежка, парень молодой, конечно, но, надеюсь, не глупый. На каждом рейсе есть кто-нибудь из Комитета. Это всегда член экипажа, и «</w:t>
-      </w:r>
-      <w:proofErr w:type="spellStart"/>
-      <w:r>
-        <w:t>кэбэ</w:t>
-      </w:r>
-      <w:proofErr w:type="spellEnd"/>
-      <w:r>
-        <w:t>» на лбу тоже обычно не написано.</w:t>
+        <w:t>— Ага, из кэбэ, если тебе так понятнее. Ты, Олежка, парень молодой, конечно, но, надеюсь, не глупый. На каждом рейсе есть кто-нибудь из Комитета. Это всегда член экипажа, и «кэбэ» на лбу тоже обычно не написано.</w:t>
       </w:r>
     </w:p>
     <w:p>
@@ -37028,15 +35591,7 @@
         <w:t xml:space="preserve"> —</w:t>
       </w:r>
       <w:r>
-        <w:t xml:space="preserve"> Они путешествуют </w:t>
-      </w:r>
-      <w:proofErr w:type="spellStart"/>
-      <w:r>
-        <w:t>бранком</w:t>
-      </w:r>
-      <w:proofErr w:type="spellEnd"/>
-      <w:r>
-        <w:t>, как мы</w:t>
+        <w:t xml:space="preserve"> Они путешествуют бранком, как мы</w:t>
       </w:r>
       <w:r>
         <w:t>, Олег</w:t>
@@ -37082,15 +35637,7 @@
     </w:p>
     <w:p>
       <w:r>
-        <w:t xml:space="preserve">— Понятия не имею! — пожал плечами Григорьев. — Может, эксперименты твоего Марутяна так на них повлияли, а может, они всегда это умели. Мы же, Олежка, ничего толком о </w:t>
-      </w:r>
-      <w:proofErr w:type="spellStart"/>
-      <w:r>
-        <w:t>нуболидах</w:t>
-      </w:r>
-      <w:proofErr w:type="spellEnd"/>
-      <w:r>
-        <w:t xml:space="preserve"> не знаем, несмотря на то, что десять лет их тут под микроскопом рассматрива</w:t>
+        <w:t>— Понятия не имею! — пожал плечами Григорьев. — Может, эксперименты твоего Марутяна так на них повлияли, а может, они всегда это умели. Мы же, Олежка, ничего толком о нуболидах не знаем, несмотря на то, что десять лет их тут под микроскопом рассматрива</w:t>
       </w:r>
       <w:r>
         <w:t>ем</w:t>
@@ -37194,15 +35741,7 @@
     </w:p>
     <w:p>
       <w:r>
-        <w:t xml:space="preserve">— Можно и так сказать. Мы туннель открыли, нуболиды по нему прошли. Понимаешь, что это означает? — Григорьев повернулся к терминалу и склонил голову над выключенным экраном. На панели мигал красным какой-то испуганный индикатор. — Мы открыли ящик Пандоры. Мы заходим в </w:t>
-      </w:r>
-      <w:proofErr w:type="spellStart"/>
-      <w:r>
-        <w:t>бранк</w:t>
-      </w:r>
-      <w:proofErr w:type="spellEnd"/>
-      <w:r>
-        <w:t xml:space="preserve"> </w:t>
+        <w:t xml:space="preserve">— Можно и так сказать. Мы туннель открыли, нуболиды по нему прошли. Понимаешь, что это означает? — Григорьев повернулся к терминалу и склонил голову над выключенным экраном. На панели мигал красным какой-то испуганный индикатор. — Мы открыли ящик Пандоры. Мы заходим в бранк </w:t>
       </w:r>
       <w:r>
         <w:lastRenderedPageBreak/>
@@ -37436,15 +35975,7 @@
     </w:p>
     <w:p>
       <w:r>
-        <w:t xml:space="preserve">— Мы тоже нашли </w:t>
-      </w:r>
-      <w:proofErr w:type="spellStart"/>
-      <w:r>
-        <w:t>нуболида</w:t>
-      </w:r>
-      <w:proofErr w:type="spellEnd"/>
-      <w:r>
-        <w:t xml:space="preserve"> в теле нашего навигатора, — сказал я. — Он обвивал её сердце.</w:t>
+        <w:t>— Мы тоже нашли нуболида в теле нашего навигатора, — сказал я. — Он обвивал её сердце.</w:t>
       </w:r>
     </w:p>
     <w:p>
@@ -37529,15 +36060,7 @@
         <w:t>Эпсилону</w:t>
       </w:r>
       <w:r>
-        <w:t xml:space="preserve"> Арефьевой. Там ещё были живые следы от </w:t>
-      </w:r>
-      <w:proofErr w:type="spellStart"/>
-      <w:r>
-        <w:t>бранка</w:t>
-      </w:r>
-      <w:proofErr w:type="spellEnd"/>
-      <w:r>
-        <w:t xml:space="preserve"> в</w:t>
+        <w:t xml:space="preserve"> Арефьевой. Там ещё были живые следы от бранка в</w:t>
       </w:r>
       <w:r>
         <w:t>о вторую</w:t>
@@ -37661,15 +36184,7 @@
     </w:p>
     <w:p>
       <w:r>
-        <w:t xml:space="preserve">Я молчал. Свой самый первый </w:t>
-      </w:r>
-      <w:proofErr w:type="spellStart"/>
-      <w:r>
-        <w:t>бранк</w:t>
-      </w:r>
-      <w:proofErr w:type="spellEnd"/>
-      <w:r>
-        <w:t xml:space="preserve"> я пережил на «Минске».</w:t>
+        <w:t>Я молчал. Свой самый первый бранк я пережил на «Минске».</w:t>
       </w:r>
     </w:p>
     <w:p>
@@ -37748,15 +36263,7 @@
         <w:t>.</w:t>
       </w:r>
       <w:r>
-        <w:t xml:space="preserve"> И ты это прекрасно знаешь. За кого ты тут на меня с кулаками наброситься хочешь? За Андреева, за нашего доблестного </w:t>
-      </w:r>
-      <w:proofErr w:type="spellStart"/>
-      <w:r>
-        <w:t>Мицюкина</w:t>
-      </w:r>
-      <w:proofErr w:type="spellEnd"/>
-      <w:r>
-        <w:t xml:space="preserve">? Или всё-таки за ту бойкую девчонку, с которой ты </w:t>
+        <w:t xml:space="preserve"> И ты это прекрасно знаешь. За кого ты тут на меня с кулаками наброситься хочешь? За Андреева, за нашего доблестного Мицюкина? Или всё-таки за ту бойкую девчонку, с которой ты </w:t>
       </w:r>
       <w:r>
         <w:t xml:space="preserve">тут </w:t>
@@ -37929,15 +36436,7 @@
     </w:p>
     <w:p>
       <w:r>
-        <w:t xml:space="preserve">Я метнулся туда, где </w:t>
-      </w:r>
-      <w:proofErr w:type="spellStart"/>
-      <w:r>
-        <w:t>мрели</w:t>
-      </w:r>
-      <w:proofErr w:type="spellEnd"/>
-      <w:r>
-        <w:t xml:space="preserve"> последние огни, спотыкаясь о чёрные, вылезающие из-под пола корни, и — остановился.</w:t>
+        <w:t>Я метнулся туда, где мрели последние огни, спотыкаясь о чёрные, вылезающие из-под пола корни, и — остановился.</w:t>
       </w:r>
     </w:p>
     <w:p>
@@ -38066,23 +36565,7 @@
     </w:p>
     <w:p>
       <w:r>
-        <w:t xml:space="preserve">Уже подобравшись к полосе света, я столкнулся с </w:t>
-      </w:r>
-      <w:proofErr w:type="spellStart"/>
-      <w:r>
-        <w:t>Мицюкиным</w:t>
-      </w:r>
-      <w:proofErr w:type="spellEnd"/>
-      <w:r>
-        <w:t xml:space="preserve">. Мне было всё равно, ударит он меня или выстрелит. Но </w:t>
-      </w:r>
-      <w:proofErr w:type="spellStart"/>
-      <w:r>
-        <w:t>Мицюкина</w:t>
-      </w:r>
-      <w:proofErr w:type="spellEnd"/>
-      <w:r>
-        <w:t xml:space="preserve"> я не заинтересовал. Он молча отпихнул меня и рванул в красное марево, сжимая шоковый пистолет.</w:t>
+        <w:t>Уже подобравшись к полосе света, я столкнулся с Мицюкиным. Мне было всё равно, ударит он меня или выстрелит. Но Мицюкина я не заинтересовал. Он молча отпихнул меня и рванул в красное марево, сжимая шоковый пистолет.</w:t>
       </w:r>
     </w:p>
     <w:p>
@@ -38269,15 +36752,7 @@
     </w:p>
     <w:p>
       <w:r>
-        <w:t xml:space="preserve">В лаборатории горел ровный спокойный свет, будто я перенёсся назад во времени. Камеру с </w:t>
-      </w:r>
-      <w:proofErr w:type="spellStart"/>
-      <w:r>
-        <w:t>нуболидами</w:t>
-      </w:r>
-      <w:proofErr w:type="spellEnd"/>
-      <w:r>
-        <w:t xml:space="preserve"> закрывала тень. Симонова сидела у вычислительного аппарата и что-то торопливо выщёлкивала на клавиатуре, деловито сдвинув брови. Вера стояла рядом, вглядываясь в экран.</w:t>
+        <w:t>В лаборатории горел ровный спокойный свет, будто я перенёсся назад во времени. Камеру с нуболидами закрывала тень. Симонова сидела у вычислительного аппарата и что-то торопливо выщёлкивала на клавиатуре, деловито сдвинув брови. Вера стояла рядом, вглядываясь в экран.</w:t>
       </w:r>
     </w:p>
     <w:p>
@@ -38636,23 +37111,7 @@
     </w:p>
     <w:p>
       <w:r>
-        <w:t xml:space="preserve">— Нет! — Симонова перебила меня раздражённым взмахом руки. — Что вы, Олег! Я же не сошла с ума! Мы откроем им путь домой, сделаем </w:t>
-      </w:r>
-      <w:proofErr w:type="spellStart"/>
-      <w:r>
-        <w:t>ма</w:t>
-      </w:r>
-      <w:proofErr w:type="spellEnd"/>
-      <w:r>
-        <w:t>-а-а-а-</w:t>
-      </w:r>
-      <w:proofErr w:type="spellStart"/>
-      <w:r>
-        <w:t>ленькую</w:t>
-      </w:r>
-      <w:proofErr w:type="spellEnd"/>
-      <w:r>
-        <w:t>, — она показала пальцами невидимую песчинку, — червоточинку.</w:t>
+        <w:t>— Нет! — Симонова перебила меня раздражённым взмахом руки. — Что вы, Олег! Я же не сошла с ума! Мы откроем им путь домой, сделаем ма-а-а-а-ленькую, — она показала пальцами невидимую песчинку, — червоточинку.</w:t>
       </w:r>
     </w:p>
     <w:p>
@@ -39396,15 +37855,7 @@
     </w:p>
     <w:p>
       <w:r>
-        <w:t xml:space="preserve">— Они свободны! — с детской радостью улыбнулась Симонова и протянула к </w:t>
-      </w:r>
-      <w:proofErr w:type="spellStart"/>
-      <w:r>
-        <w:t>нуболидам</w:t>
-      </w:r>
-      <w:proofErr w:type="spellEnd"/>
-      <w:r>
-        <w:t xml:space="preserve"> руки.</w:t>
+        <w:t>— Они свободны! — с детской радостью улыбнулась Симонова и протянула к нуболидам руки.</w:t>
       </w:r>
       <w:r>
         <w:t xml:space="preserve"> — Как </w:t>
@@ -40126,15 +38577,7 @@
     </w:p>
     <w:p>
       <w:r>
-        <w:t xml:space="preserve">— Ты не ошибся! — сказала Вера, пряча глаза. — Я хотела его отравить. Сначала думала подмешать ему что-нибудь в его любимый кофе, но, увы, кофе закончился. А потом решила, что можно </w:t>
-      </w:r>
-      <w:proofErr w:type="spellStart"/>
-      <w:r>
-        <w:t>травануть</w:t>
-      </w:r>
-      <w:proofErr w:type="spellEnd"/>
-      <w:r>
-        <w:t xml:space="preserve"> его вместе со всеми остальными. Отравить к чёртовой матери! Вместе с Аней. Вместе со всеми</w:t>
+        <w:t>— Ты не ошибся! — сказала Вера, пряча глаза. — Я хотела его отравить. Сначала думала подмешать ему что-нибудь в его любимый кофе, но, увы, кофе закончился. А потом решила, что можно травануть его вместе со всеми остальными. Отравить к чёртовой матери! Вместе с Аней. Вместе со всеми</w:t>
       </w:r>
       <w:r>
         <w:t>!</w:t>
@@ -40332,15 +38775,7 @@
     </w:p>
     <w:p>
       <w:r>
-        <w:t xml:space="preserve">Темнота накатывала и отступала волнами, как морской прибой. Где-то вдалеке вспыхивал и тут же гас </w:t>
-      </w:r>
-      <w:proofErr w:type="spellStart"/>
-      <w:r>
-        <w:t>коротящий</w:t>
-      </w:r>
-      <w:proofErr w:type="spellEnd"/>
-      <w:r>
-        <w:t xml:space="preserve"> из-за истерзанной проводки свет.</w:t>
+        <w:t>Темнота накатывала и отступала волнами, как морской прибой. Где-то вдалеке вспыхивал и тут же гас коротящий из-за истерзанной проводки свет.</w:t>
       </w:r>
     </w:p>
     <w:p>
@@ -40497,15 +38932,7 @@
         <w:t>ожидая</w:t>
       </w:r>
       <w:r>
-        <w:t xml:space="preserve"> увидеть алые нити, стекающие из воздушной решётки, но вместо этого столкнулся взглядом с </w:t>
-      </w:r>
-      <w:proofErr w:type="spellStart"/>
-      <w:r>
-        <w:t>Мицюкиным</w:t>
-      </w:r>
-      <w:proofErr w:type="spellEnd"/>
-      <w:r>
-        <w:t xml:space="preserve">, который стоял, широко расставив </w:t>
+        <w:t xml:space="preserve"> увидеть алые нити, стекающие из воздушной решётки, но вместо этого столкнулся взглядом с Мицюкиным, который стоял, широко расставив </w:t>
       </w:r>
       <w:r>
         <w:t>ноги</w:t>
@@ -40663,15 +39090,7 @@
     </w:p>
     <w:p>
       <w:r>
-        <w:t xml:space="preserve">Изо рта </w:t>
-      </w:r>
-      <w:proofErr w:type="spellStart"/>
-      <w:r>
-        <w:t>Мицюкина</w:t>
-      </w:r>
-      <w:proofErr w:type="spellEnd"/>
-      <w:r>
-        <w:t xml:space="preserve"> вырвались, как сноп пламени, красные нити и нетерпеливо затряслись, наползая ему на лицо.</w:t>
+        <w:t>Изо рта Мицюкина вырвались, как сноп пламени, красные нити и нетерпеливо затряслись, наползая ему на лицо.</w:t>
       </w:r>
     </w:p>
     <w:p>
@@ -41167,15 +39586,7 @@
     </w:p>
     <w:p>
       <w:r>
-        <w:t xml:space="preserve">Уставшие механизмы загудели, дверь втянулась в стену. Нуболиды ещё выплясывали хаотичный танец над телом </w:t>
-      </w:r>
-      <w:proofErr w:type="spellStart"/>
-      <w:r>
-        <w:t>Мицюкина</w:t>
-      </w:r>
-      <w:proofErr w:type="spellEnd"/>
-      <w:r>
-        <w:t xml:space="preserve">. Они быстро почувствовали нас — по страху или по запаху крови, как хищные рыбы, — и </w:t>
+        <w:t xml:space="preserve">Уставшие механизмы загудели, дверь втянулась в стену. Нуболиды ещё выплясывали хаотичный танец над телом Мицюкина. Они быстро почувствовали нас — по страху или по запаху крови, как хищные рыбы, — и </w:t>
       </w:r>
       <w:r>
         <w:t>потянулись</w:t>
@@ -41795,15 +40206,7 @@
     </w:p>
     <w:p>
       <w:r>
-        <w:t xml:space="preserve">— Не падайте, Олег! Вы нам ещё потребуетесь для </w:t>
-      </w:r>
-      <w:proofErr w:type="spellStart"/>
-      <w:r>
-        <w:t>по-по-по</w:t>
-      </w:r>
-      <w:proofErr w:type="spellEnd"/>
-      <w:r>
-        <w:t>… — его заклинило, он отвернулся и сплюнул кровь, — для починки оборудования.</w:t>
+        <w:t>— Не падайте, Олег! Вы нам ещё потребуетесь для по-по-по… — его заклинило, он отвернулся и сплюнул кровь, — для починки оборудования.</w:t>
       </w:r>
     </w:p>
     <w:p>
@@ -41932,15 +40335,7 @@
     </w:p>
     <w:p>
       <w:r>
-        <w:t xml:space="preserve">— То же, что и с </w:t>
-      </w:r>
-      <w:proofErr w:type="spellStart"/>
-      <w:r>
-        <w:t>Мицюкиным</w:t>
-      </w:r>
-      <w:proofErr w:type="spellEnd"/>
-      <w:r>
-        <w:t>! — крикнул я. — Выключите этот долбаный фонарь!</w:t>
+        <w:t>— То же, что и с Мицюкиным! — крикнул я. — Выключите этот долбаный фонарь!</w:t>
       </w:r>
     </w:p>
     <w:p>
@@ -42435,15 +40830,7 @@
     </w:p>
     <w:p>
       <w:r>
-        <w:t xml:space="preserve">Гравитация разметала червей по стенам. Нуболиды потянулись к </w:t>
-      </w:r>
-      <w:proofErr w:type="spellStart"/>
-      <w:r>
-        <w:t>стробящему</w:t>
-      </w:r>
-      <w:proofErr w:type="spellEnd"/>
-      <w:r>
-        <w:t xml:space="preserve"> аварийному свету. Когда освещение гасло, их отбрасывала подкрашенная синевой темнота, но уже через мгновение они поднимались снова и быстро ползли по переборкам.</w:t>
+        <w:t>Гравитация разметала червей по стенам. Нуболиды потянулись к стробящему аварийному свету. Когда освещение гасло, их отбрасывала подкрашенная синевой темнота, но уже через мгновение они поднимались снова и быстро ползли по переборкам.</w:t>
       </w:r>
     </w:p>
     <w:p>
@@ -43272,15 +41659,7 @@
     </w:p>
     <w:p>
       <w:r>
-        <w:t xml:space="preserve">Вера долго смотрела на меня, прижимаясь к переборке. Руки у неё были сведены за спиной, как у заключённой. Нижняя губа — </w:t>
-      </w:r>
-      <w:proofErr w:type="spellStart"/>
-      <w:r>
-        <w:t>раскусана</w:t>
-      </w:r>
-      <w:proofErr w:type="spellEnd"/>
-      <w:r>
-        <w:t xml:space="preserve"> до крови.</w:t>
+        <w:t>Вера долго смотрела на меня, прижимаясь к переборке. Руки у неё были сведены за спиной, как у заключённой. Нижняя губа — раскусана до крови.</w:t>
       </w:r>
     </w:p>
     <w:p>
@@ -43382,13 +41761,8 @@
     </w:p>
     <w:p>
       <w:r>
-        <w:t>— Я не знаю, что будет. Но вряд ли они из-за нас кораблём пожертвуют. «Грозный» — почти флагман. А после катастрофы на «</w:t>
-      </w:r>
-      <w:proofErr w:type="gramStart"/>
-      <w:r>
-        <w:t>Севастополе»…</w:t>
-      </w:r>
-      <w:proofErr w:type="gramEnd"/>
+        <w:t>— Я не знаю, что будет. Но вряд ли они из-за нас кораблём пожертвуют. «Грозный» — почти флагман. А после катастрофы на «Севастополе»…</w:t>
+      </w:r>
     </w:p>
     <w:p>
       <w:r>
@@ -43582,15 +41956,7 @@
     </w:p>
     <w:p>
       <w:r>
-        <w:t xml:space="preserve">Я чувствую себя, как после </w:t>
-      </w:r>
-      <w:proofErr w:type="spellStart"/>
-      <w:r>
-        <w:t>коматоза</w:t>
-      </w:r>
-      <w:proofErr w:type="spellEnd"/>
-      <w:r>
-        <w:t>.</w:t>
+        <w:t>Я чувствую себя, как после коматоза.</w:t>
       </w:r>
     </w:p>
     <w:p>
@@ -43810,15 +42176,7 @@
     </w:p>
     <w:p>
       <w:r>
-        <w:t>— «</w:t>
-      </w:r>
-      <w:proofErr w:type="spellStart"/>
-      <w:r>
-        <w:t>Оним</w:t>
-      </w:r>
-      <w:proofErr w:type="spellEnd"/>
-      <w:r>
-        <w:t xml:space="preserve"> двенадцать дробь четыре три </w:t>
+        <w:t xml:space="preserve">— «Оним двенадцать дробь четыре три </w:t>
       </w:r>
       <w:r>
         <w:t>а</w:t>
@@ -43849,15 +42207,7 @@
     </w:p>
     <w:p>
       <w:r>
-        <w:t>— «</w:t>
-      </w:r>
-      <w:proofErr w:type="spellStart"/>
-      <w:r>
-        <w:t>Оним</w:t>
-      </w:r>
-      <w:proofErr w:type="spellEnd"/>
-      <w:r>
-        <w:t xml:space="preserve"> двенадцать дробь четыре три </w:t>
+        <w:t xml:space="preserve">— «Оним двенадцать дробь четыре три </w:t>
       </w:r>
       <w:r>
         <w:t>а</w:t>
@@ -43902,15 +42252,7 @@
     </w:p>
     <w:p>
       <w:r>
-        <w:t xml:space="preserve">Пункт назначения: </w:t>
-      </w:r>
-      <w:proofErr w:type="spellStart"/>
-      <w:r>
-        <w:t>Оним</w:t>
-      </w:r>
-      <w:proofErr w:type="spellEnd"/>
-      <w:r>
-        <w:t xml:space="preserve"> 12/43</w:t>
+        <w:t>Пункт назначения: Оним 12/43</w:t>
       </w:r>
       <w:r>
         <w:t>а</w:t>
@@ -43926,15 +42268,7 @@
     </w:p>
     <w:p>
       <w:r>
-        <w:t xml:space="preserve">Отправная точка: </w:t>
-      </w:r>
-      <w:proofErr w:type="spellStart"/>
-      <w:r>
-        <w:t>Оним</w:t>
-      </w:r>
-      <w:proofErr w:type="spellEnd"/>
-      <w:r>
-        <w:t xml:space="preserve"> 12/43</w:t>
+        <w:t>Отправная точка: Оним 12/43</w:t>
       </w:r>
       <w:r>
         <w:t>а (Альфа Акимовой)</w:t>
@@ -44339,23 +42673,7 @@
     </w:p>
     <w:p>
       <w:r>
-        <w:t xml:space="preserve">Всё в порядке. Мы — в </w:t>
-      </w:r>
-      <w:proofErr w:type="spellStart"/>
-      <w:r>
-        <w:t>бранке</w:t>
-      </w:r>
-      <w:proofErr w:type="spellEnd"/>
-      <w:r>
-        <w:t xml:space="preserve">. Точка выхода — </w:t>
-      </w:r>
-      <w:proofErr w:type="spellStart"/>
-      <w:r>
-        <w:t>Оним</w:t>
-      </w:r>
-      <w:proofErr w:type="spellEnd"/>
-      <w:r>
-        <w:t xml:space="preserve"> 12/43</w:t>
+        <w:t>Всё в порядке. Мы — в бранке. Точка выхода — Оним 12/43</w:t>
       </w:r>
       <w:r>
         <w:t>а</w:t>

--- a/abyss/Воронков_В_Бездна_света.docx
+++ b/abyss/Воронков_В_Бездна_света.docx
@@ -71,7 +71,15 @@
     </w:p>
     <w:p>
       <w:r>
-        <w:t xml:space="preserve">Сам переход космонавты называют бранком. </w:t>
+        <w:t xml:space="preserve">Сам переход космонавты называют </w:t>
+      </w:r>
+      <w:proofErr w:type="spellStart"/>
+      <w:r>
+        <w:t>бранком</w:t>
+      </w:r>
+      <w:proofErr w:type="spellEnd"/>
+      <w:r>
+        <w:t xml:space="preserve">. </w:t>
       </w:r>
       <w:r>
         <w:t>Потому что о</w:t>
@@ -87,13 +95,26 @@
       </w:r>
     </w:p>
     <w:p>
-      <w:r>
-        <w:t>Бранк.</w:t>
-      </w:r>
-    </w:p>
-    <w:p>
-      <w:r>
-        <w:t xml:space="preserve">Во время бранка снятся кошмары. Об этом все знают. Так человеческое сознание </w:t>
+      <w:proofErr w:type="spellStart"/>
+      <w:r>
+        <w:t>Бранк</w:t>
+      </w:r>
+      <w:proofErr w:type="spellEnd"/>
+      <w:r>
+        <w:t>.</w:t>
+      </w:r>
+    </w:p>
+    <w:p>
+      <w:r>
+        <w:t xml:space="preserve">Во время </w:t>
+      </w:r>
+      <w:proofErr w:type="spellStart"/>
+      <w:r>
+        <w:t>бранка</w:t>
+      </w:r>
+      <w:proofErr w:type="spellEnd"/>
+      <w:r>
+        <w:t xml:space="preserve"> снятся кошмары. Об этом все знают. Так человеческое сознание </w:t>
       </w:r>
       <w:r>
         <w:t>отзывается</w:t>
@@ -143,7 +164,15 @@
     </w:p>
     <w:p>
       <w:r>
-        <w:t>Тебе снится обычный для бранка кошмар, к которым все мы давно привыкли. Ты просыпаешься, вылезаешь из амниона, неуклюже барахтаясь в невесомости, точно едва успел родиться на свет. Дёргаешь за рычаг в стене, чтобы открыть люк в соединительный тракт между отсеками, где побольше пространства.</w:t>
+        <w:t xml:space="preserve">Тебе снится обычный для </w:t>
+      </w:r>
+      <w:proofErr w:type="spellStart"/>
+      <w:r>
+        <w:t>бранка</w:t>
+      </w:r>
+      <w:proofErr w:type="spellEnd"/>
+      <w:r>
+        <w:t xml:space="preserve"> кошмар, к которым все мы давно привыкли. Ты просыпаешься, вылезаешь из амниона, неуклюже барахтаясь в невесомости, точно едва успел родиться на свет. Дёргаешь за рычаг в стене, чтобы открыть люк в соединительный тракт между отсеками, где побольше пространства.</w:t>
       </w:r>
     </w:p>
     <w:p>
@@ -214,12 +243,44 @@
         <w:t xml:space="preserve"> и правда</w:t>
       </w:r>
       <w:r>
-        <w:t xml:space="preserve"> сдаёт после долгих полётов. Поэтому к экипажам приписан политкор — в бранке он не летает, редко какой политкор это выдержит, — но по возращении проводит с каждым тщательные беседы, как мозгоправ из психиатрической больницы. Некоторых даже снимают с полётов, отправляют на минводы, как в ссылку, на принудительное лечение.</w:t>
-      </w:r>
-    </w:p>
-    <w:p>
-      <w:r>
-        <w:t xml:space="preserve">Мой самый первый бранк длился всего шесть с небольшим часов — спать было некогда и даже испугаться толком я не успел. Было лишь странное чувство после выхода. Вроде всё хорошо, ничего не болит, сознание ясное, </w:t>
+        <w:t xml:space="preserve"> сдаёт после долгих полётов. Поэтому к экипажам приписан </w:t>
+      </w:r>
+      <w:proofErr w:type="spellStart"/>
+      <w:r>
+        <w:t>политкор</w:t>
+      </w:r>
+      <w:proofErr w:type="spellEnd"/>
+      <w:r>
+        <w:t xml:space="preserve"> — в </w:t>
+      </w:r>
+      <w:proofErr w:type="spellStart"/>
+      <w:r>
+        <w:t>бранке</w:t>
+      </w:r>
+      <w:proofErr w:type="spellEnd"/>
+      <w:r>
+        <w:t xml:space="preserve"> он не летает, редко какой </w:t>
+      </w:r>
+      <w:proofErr w:type="spellStart"/>
+      <w:r>
+        <w:t>политкор</w:t>
+      </w:r>
+      <w:proofErr w:type="spellEnd"/>
+      <w:r>
+        <w:t xml:space="preserve"> это выдержит, — но по возращении проводит с каждым тщательные беседы, как мозгоправ из психиатрической больницы. Некоторых даже снимают с полётов, отправляют на минводы, как в ссылку, на принудительное лечение.</w:t>
+      </w:r>
+    </w:p>
+    <w:p>
+      <w:r>
+        <w:t xml:space="preserve">Мой самый первый </w:t>
+      </w:r>
+      <w:proofErr w:type="spellStart"/>
+      <w:r>
+        <w:t>бранк</w:t>
+      </w:r>
+      <w:proofErr w:type="spellEnd"/>
+      <w:r>
+        <w:t xml:space="preserve"> длился всего шесть с небольшим часов — спать было некогда и даже испугаться толком я не успел. Было лишь странное чувство после выхода. Вроде всё хорошо, ничего не болит, сознание ясное, </w:t>
       </w:r>
       <w:r>
         <w:t>но</w:t>
@@ -231,7 +292,15 @@
     <w:p>
       <w:r>
         <w:lastRenderedPageBreak/>
-        <w:t xml:space="preserve">Следующий бранк, через пару недель, занял уже почти трое суток — кошмары были, но реальный кошмар поджидал меня после пробуждения. Я боялся самого балка, </w:t>
+        <w:t xml:space="preserve">Следующий </w:t>
+      </w:r>
+      <w:proofErr w:type="spellStart"/>
+      <w:r>
+        <w:t>бранк</w:t>
+      </w:r>
+      <w:proofErr w:type="spellEnd"/>
+      <w:r>
+        <w:t xml:space="preserve">, через пару недель, занял уже почти трое суток — кошмары были, но реальный кошмар поджидал меня после пробуждения. Я боялся самого балка, </w:t>
       </w:r>
       <w:r>
         <w:t>неисчислимой</w:t>
@@ -271,7 +340,15 @@
         <w:t>обжигающий</w:t>
       </w:r>
       <w:r>
-        <w:t xml:space="preserve"> ужас от перехода сменился скукой и дежурной рутиной во время вахты. Тело больше не казалось чужим, а кошмары, скорее, утомляли, чем пугали. Но потом меня включили в экипаж «Грозного», который шёл по срочному приказу к научно-исследовательской станции в Бете Громовой. Это был бранк длиною в четыреста девяносто семь часов.</w:t>
+        <w:t xml:space="preserve"> ужас от перехода сменился скукой и дежурной рутиной во время вахты. Тело больше не казалось чужим, а кошмары, скорее, утомляли, чем пугали. Но потом меня включили в экипаж «Грозного», который шёл по срочному приказу к научно-исследовательской станции в Бете Громовой. Это был </w:t>
+      </w:r>
+      <w:proofErr w:type="spellStart"/>
+      <w:r>
+        <w:t>бранк</w:t>
+      </w:r>
+      <w:proofErr w:type="spellEnd"/>
+      <w:r>
+        <w:t xml:space="preserve"> длиною в четыреста девяносто семь часов.</w:t>
       </w:r>
     </w:p>
     <w:p>
@@ -299,7 +376,15 @@
     </w:p>
     <w:p>
       <w:r>
-        <w:t>Плавание — это не моё. Моих умений едва хватает на то, чтобы сдавать предполётные нормативы. Вырос я в Стальске-12, промышленном городе в центральной полосе, который забывают иногда отметить на картах. В Стальске естественных водоёмов нет, а бассейн, куда меня однажды сводил отец, так провонял жгучей хлоркой, что напомина</w:t>
+        <w:t xml:space="preserve">Плавание — это не моё. Моих умений едва хватает на то, чтобы сдавать предполётные нормативы. Вырос я в Стальске-12, промышленном городе в центральной полосе, который забывают иногда отметить на картах. В </w:t>
+      </w:r>
+      <w:proofErr w:type="spellStart"/>
+      <w:r>
+        <w:t>Стальске</w:t>
+      </w:r>
+      <w:proofErr w:type="spellEnd"/>
+      <w:r>
+        <w:t xml:space="preserve"> естественных водоёмов нет, а бассейн, куда меня однажды сводил отец, так провонял жгучей хлоркой, что напомина</w:t>
       </w:r>
       <w:r>
         <w:t>л</w:t>
@@ -742,7 +827,23 @@
     </w:p>
     <w:p>
       <w:r>
-        <w:t>Я выбрался из амниона — запутавшись как обычно в застёжках — и завис посреди каюты, едва не приложившись головой о торчащий из стены поручень. Гравитонная камера во время бранка не работает, и приходится мириться с невесомостью.</w:t>
+        <w:t xml:space="preserve">Я выбрался из амниона — запутавшись как обычно в застёжках — и завис посреди каюты, едва не приложившись головой о торчащий из стены поручень. </w:t>
+      </w:r>
+      <w:proofErr w:type="spellStart"/>
+      <w:r>
+        <w:t>Гравитонная</w:t>
+      </w:r>
+      <w:proofErr w:type="spellEnd"/>
+      <w:r>
+        <w:t xml:space="preserve"> камера во время </w:t>
+      </w:r>
+      <w:proofErr w:type="spellStart"/>
+      <w:r>
+        <w:t>бранка</w:t>
+      </w:r>
+      <w:proofErr w:type="spellEnd"/>
+      <w:r>
+        <w:t xml:space="preserve"> не работает, и приходится мириться с невесомостью.</w:t>
       </w:r>
     </w:p>
     <w:p>
@@ -768,7 +869,15 @@
     </w:p>
     <w:p>
       <w:r>
-        <w:t>Табельные часы с логотипом «Грозного», которые в бранке используются как будильник, сердито вибрировали и покалывали кожу. Я раздражённо содрал часы с запястья.</w:t>
+        <w:t xml:space="preserve">Табельные часы с логотипом «Грозного», которые в </w:t>
+      </w:r>
+      <w:proofErr w:type="spellStart"/>
+      <w:r>
+        <w:t>бранке</w:t>
+      </w:r>
+      <w:proofErr w:type="spellEnd"/>
+      <w:r>
+        <w:t xml:space="preserve"> используются как будильник, сердито вибрировали и покалывали кожу. Я раздражённо содрал часы с запястья.</w:t>
       </w:r>
     </w:p>
     <w:p>
@@ -871,7 +980,15 @@
     </w:p>
     <w:p>
       <w:r>
-        <w:t>Электронные аппараты во время бранка не работают, и вместо них трудятся механические интегралы, которые устроены примерно так же, как мои наручные часы.</w:t>
+        <w:t xml:space="preserve">Электронные аппараты во время </w:t>
+      </w:r>
+      <w:proofErr w:type="spellStart"/>
+      <w:r>
+        <w:t>бранка</w:t>
+      </w:r>
+      <w:proofErr w:type="spellEnd"/>
+      <w:r>
+        <w:t xml:space="preserve"> не работают, и вместо них трудятся механические интегралы, которые устроены примерно так же, как мои наручные часы.</w:t>
       </w:r>
     </w:p>
     <w:p>
@@ -953,7 +1070,15 @@
     </w:p>
     <w:p>
       <w:r>
-        <w:t>Три огня — навигатор мёртв. Такого в бранке никогда не происходит.</w:t>
+        <w:t xml:space="preserve">Три огня — навигатор мёртв. Такого в </w:t>
+      </w:r>
+      <w:proofErr w:type="spellStart"/>
+      <w:r>
+        <w:t>бранке</w:t>
+      </w:r>
+      <w:proofErr w:type="spellEnd"/>
+      <w:r>
+        <w:t xml:space="preserve"> никогда не происходит.</w:t>
       </w:r>
     </w:p>
     <w:p>
@@ -1068,7 +1193,15 @@
     </w:p>
     <w:p>
       <w:r>
-        <w:t>Люк глухо клацнул, примагнитившись к стене.</w:t>
+        <w:t xml:space="preserve">Люк глухо клацнул, </w:t>
+      </w:r>
+      <w:proofErr w:type="spellStart"/>
+      <w:r>
+        <w:t>примагнитившись</w:t>
+      </w:r>
+      <w:proofErr w:type="spellEnd"/>
+      <w:r>
+        <w:t xml:space="preserve"> к стене.</w:t>
       </w:r>
     </w:p>
     <w:p>
@@ -1157,7 +1290,15 @@
     </w:p>
     <w:p>
       <w:r>
-        <w:t>— Понятно, почему я проснулся! — Ключ ритмично поворачивался в модуле, громко чеканя секунды. — Говорят же, что сны в бранке не просто так снятся!</w:t>
+        <w:t xml:space="preserve">— Понятно, почему я проснулся! — Ключ ритмично поворачивался в модуле, громко чеканя секунды. — Говорят же, что сны в </w:t>
+      </w:r>
+      <w:proofErr w:type="spellStart"/>
+      <w:r>
+        <w:t>бранке</w:t>
+      </w:r>
+      <w:proofErr w:type="spellEnd"/>
+      <w:r>
+        <w:t xml:space="preserve"> не просто так снятся!</w:t>
       </w:r>
     </w:p>
     <w:p>
@@ -1204,7 +1345,15 @@
     </w:p>
     <w:p>
       <w:r>
-        <w:t>Майоров переместился к центральному анализатору, циану — встроенному в стену металлическому шкафу с похожими на лимбовые замки регуляторами.</w:t>
+        <w:t xml:space="preserve">Майоров переместился к центральному анализатору, циану — встроенному в стену металлическому шкафу с похожими на </w:t>
+      </w:r>
+      <w:proofErr w:type="spellStart"/>
+      <w:r>
+        <w:t>лимбовые</w:t>
+      </w:r>
+      <w:proofErr w:type="spellEnd"/>
+      <w:r>
+        <w:t xml:space="preserve"> замки регуляторами.</w:t>
       </w:r>
     </w:p>
     <w:p>
@@ -1293,7 +1442,15 @@
     </w:p>
     <w:p>
       <w:r>
-        <w:t xml:space="preserve">— А чего тут решать? — проговорил Керман, с трудом ворочая во рту словами, как после заморозки. — Так-то мы уже раз двадцать всё проверили. Циан в порядке. Ты от меня чего хочешь? Из бранка же </w:t>
+        <w:t xml:space="preserve">— А чего тут решать? — проговорил Керман, с трудом ворочая во рту словами, как после заморозки. — Так-то мы уже раз двадцать всё проверили. Циан в порядке. Ты от меня чего хочешь? Из </w:t>
+      </w:r>
+      <w:proofErr w:type="spellStart"/>
+      <w:r>
+        <w:t>бранка</w:t>
+      </w:r>
+      <w:proofErr w:type="spellEnd"/>
+      <w:r>
+        <w:t xml:space="preserve"> же </w:t>
       </w:r>
       <w:r>
         <w:t xml:space="preserve">мы досрочно </w:t>
@@ -1304,7 +1461,15 @@
     </w:p>
     <w:p>
       <w:r>
-        <w:t xml:space="preserve">— Я понимаю, что из бранка не выйдем! — </w:t>
+        <w:t xml:space="preserve">— Я понимаю, что из </w:t>
+      </w:r>
+      <w:proofErr w:type="spellStart"/>
+      <w:r>
+        <w:t>бранка</w:t>
+      </w:r>
+      <w:proofErr w:type="spellEnd"/>
+      <w:r>
+        <w:t xml:space="preserve"> не выйдем! — </w:t>
       </w:r>
       <w:r>
         <w:t>выдохнул</w:t>
@@ -1410,7 +1575,15 @@
     </w:p>
     <w:p>
       <w:r>
-        <w:t>— Во-о-от! — закивал Керман. — Так-то я тебя понимаю. Руки чешутся, хочется что-то сделать. Подвиг там гражданский совершить. После нескольких бранков ещё не успеваешь вникнуть во всю, так сказать, философию нашей ситуации.</w:t>
+        <w:t xml:space="preserve">— Во-о-от! — закивал Керман. — Так-то я тебя понимаю. Руки чешутся, хочется что-то сделать. Подвиг там гражданский совершить. После нескольких </w:t>
+      </w:r>
+      <w:proofErr w:type="spellStart"/>
+      <w:r>
+        <w:t>бранков</w:t>
+      </w:r>
+      <w:proofErr w:type="spellEnd"/>
+      <w:r>
+        <w:t xml:space="preserve"> ещё не успеваешь вникнуть во всю, так сказать, философию нашей ситуации.</w:t>
       </w:r>
     </w:p>
     <w:p>
@@ -1462,7 +1635,23 @@
     </w:p>
     <w:p>
       <w:r>
-        <w:t>— Я и не преувеличиваю. Все же понимают, на что идут, когда на трёхнедельный бранк подписываются. Теперь вот и молодёжь понимает. Ты не бледней так быстро, — подмигнул мне Керман. — Если что, у меня пятьдесят шестой бранк, а я до сих пор тут с вами беседы беседую.</w:t>
+        <w:t xml:space="preserve">— Я и не преувеличиваю. Все же понимают, на что идут, когда на трёхнедельный </w:t>
+      </w:r>
+      <w:proofErr w:type="spellStart"/>
+      <w:r>
+        <w:t>бранк</w:t>
+      </w:r>
+      <w:proofErr w:type="spellEnd"/>
+      <w:r>
+        <w:t xml:space="preserve"> подписываются. Теперь вот и молодёжь понимает. Ты не бледней так быстро, — подмигнул мне Керман. — Если что, у меня пятьдесят шестой </w:t>
+      </w:r>
+      <w:proofErr w:type="spellStart"/>
+      <w:r>
+        <w:t>бранк</w:t>
+      </w:r>
+      <w:proofErr w:type="spellEnd"/>
+      <w:r>
+        <w:t>, а я до сих пор тут с вами беседы беседую.</w:t>
       </w:r>
     </w:p>
     <w:p>
@@ -1540,7 +1729,15 @@
         <w:t xml:space="preserve">лет </w:t>
       </w:r>
       <w:r>
-        <w:t>меня старше. Керман ещё в начале полёта сказал, что Григорьев никогда не спит во время бранка. Поверить в то, что главный пилот почти три недели прожил без сна было решительно невозможно, но пару раз я сталкивался с ним во время вахты, когда он плавал по коридору, как лунатик.</w:t>
+        <w:t xml:space="preserve">меня старше. Керман ещё в начале полёта сказал, что Григорьев никогда не спит во время </w:t>
+      </w:r>
+      <w:proofErr w:type="spellStart"/>
+      <w:r>
+        <w:t>бранка</w:t>
+      </w:r>
+      <w:proofErr w:type="spellEnd"/>
+      <w:r>
+        <w:t>. Поверить в то, что главный пилот почти три недели прожил без сна было решительно невозможно, но пару раз я сталкивался с ним во время вахты, когда он плавал по коридору, как лунатик.</w:t>
       </w:r>
     </w:p>
     <w:p>
@@ -1574,7 +1771,15 @@
     </w:p>
     <w:p>
       <w:r>
-        <w:t>Григорьев осмотрел обесточенную консоль — во время бранка рубка напомина</w:t>
+        <w:t xml:space="preserve">Григорьев осмотрел обесточенную консоль — во время </w:t>
+      </w:r>
+      <w:proofErr w:type="spellStart"/>
+      <w:r>
+        <w:t>бранка</w:t>
+      </w:r>
+      <w:proofErr w:type="spellEnd"/>
+      <w:r>
+        <w:t xml:space="preserve"> рубка напомина</w:t>
       </w:r>
       <w:r>
         <w:t>ет</w:t>
@@ -1607,7 +1812,15 @@
         <w:t xml:space="preserve"> ж</w:t>
       </w:r>
       <w:r>
-        <w:t xml:space="preserve"> его знает, что вы там, инженеры, напридумали. Смысла дёргаться в любом случае нет. Всё равно раньше времени отсюда не выберемся.</w:t>
+        <w:t xml:space="preserve"> его знает, что вы там, инженеры, </w:t>
+      </w:r>
+      <w:proofErr w:type="spellStart"/>
+      <w:r>
+        <w:t>напридумали</w:t>
+      </w:r>
+      <w:proofErr w:type="spellEnd"/>
+      <w:r>
+        <w:t>. Смысла дёргаться в любом случае нет. Всё равно раньше времени отсюда не выберемся.</w:t>
       </w:r>
     </w:p>
     <w:p>
@@ -1650,7 +1863,15 @@
         <w:t xml:space="preserve">— </w:t>
       </w:r>
       <w:r>
-        <w:t>в гости на стыковку. А там автоматы в основном работают. Вместе с пулемётами. Пилот — самый бесполезный член экипажа во время бранка.</w:t>
+        <w:t xml:space="preserve">в гости на стыковку. А там автоматы в основном работают. Вместе с пулемётами. Пилот — самый бесполезный член экипажа во время </w:t>
+      </w:r>
+      <w:proofErr w:type="spellStart"/>
+      <w:r>
+        <w:t>бранка</w:t>
+      </w:r>
+      <w:proofErr w:type="spellEnd"/>
+      <w:r>
+        <w:t>.</w:t>
       </w:r>
     </w:p>
     <w:p>
@@ -1660,7 +1881,15 @@
     </w:p>
     <w:p>
       <w:r>
-        <w:t>— А что, разве не правда? — Григорьев откинулся на подголовник и прикрыл глаза. Потолочный свет тут же выбелил его ещё молодое лицо, превратив в гипсовую маску. — Я, между прочим, спал. Недолго, правда. Майоров разбудил, люками гремел. Хотя спать во время бранка — сомнительное удовольствие.</w:t>
+        <w:t xml:space="preserve">— А что, разве не правда? — Григорьев откинулся на подголовник и прикрыл глаза. Потолочный свет тут же выбелил его ещё молодое лицо, превратив в гипсовую маску. — Я, между прочим, спал. Недолго, правда. Майоров разбудил, люками гремел. Хотя спать во время </w:t>
+      </w:r>
+      <w:proofErr w:type="spellStart"/>
+      <w:r>
+        <w:t>бранка</w:t>
+      </w:r>
+      <w:proofErr w:type="spellEnd"/>
+      <w:r>
+        <w:t xml:space="preserve"> — сомнительное удовольствие.</w:t>
       </w:r>
     </w:p>
     <w:p>
@@ -1691,7 +1920,15 @@
     </w:p>
     <w:p>
       <w:r>
-        <w:t xml:space="preserve">Сны в бранке у всех разные, но большинство либо плывут (и тонут), либо куда-то летят и закономерно падают. И то, и другое считается естественным откликом здоровой психики на невесомость и </w:t>
+        <w:t xml:space="preserve">Сны в </w:t>
+      </w:r>
+      <w:proofErr w:type="spellStart"/>
+      <w:r>
+        <w:t>бранке</w:t>
+      </w:r>
+      <w:proofErr w:type="spellEnd"/>
+      <w:r>
+        <w:t xml:space="preserve"> у всех разные, но большинство либо плывут (и тонут), либо куда-то летят и закономерно падают. И то, и другое считается естественным откликом здоровой психики на невесомость и </w:t>
       </w:r>
       <w:r>
         <w:t>чёрную бездн</w:t>
@@ -1733,7 +1970,15 @@
         <w:t>сказал</w:t>
       </w:r>
       <w:r>
-        <w:t xml:space="preserve"> Григорьев. — Видел я результаты твоих нормативов. По нижней планке идёшь. Говорят, на следующей партийной деке нормативы усилят. Я бы советовал, как вернёшься, взять в бассейн абонементик. Глупо будет вылететь из-за такой ерунды.</w:t>
+        <w:t xml:space="preserve"> Григорьев. — Видел я результаты твоих нормативов. По нижней планке идёшь. Говорят, на следующей партийной деке нормативы усилят. Я бы советовал, как вернёшься, взять в бассейн </w:t>
+      </w:r>
+      <w:proofErr w:type="spellStart"/>
+      <w:r>
+        <w:t>абонементик</w:t>
+      </w:r>
+      <w:proofErr w:type="spellEnd"/>
+      <w:r>
+        <w:t>. Глупо будет вылететь из-за такой ерунды.</w:t>
       </w:r>
     </w:p>
     <w:p>
@@ -1906,7 +2151,15 @@
     </w:p>
     <w:p>
       <w:r>
-        <w:t>— Чем она примечательна, «Заря» эта, что мы ради неё три недели в бранке торчим?</w:t>
+        <w:t xml:space="preserve">— Чем она примечательна, «Заря» эта, что мы ради неё три недели в </w:t>
+      </w:r>
+      <w:proofErr w:type="spellStart"/>
+      <w:r>
+        <w:t>бранке</w:t>
+      </w:r>
+      <w:proofErr w:type="spellEnd"/>
+      <w:r>
+        <w:t xml:space="preserve"> торчим?</w:t>
       </w:r>
     </w:p>
     <w:p>
@@ -2053,7 +2306,15 @@
     </w:p>
     <w:p>
       <w:r>
-        <w:t>— Ни разу ещё секунда в секунду не выходил из бранка, — сказал Григорьев.</w:t>
+        <w:t xml:space="preserve">— Ни разу ещё секунда в секунду не выходил из </w:t>
+      </w:r>
+      <w:proofErr w:type="spellStart"/>
+      <w:r>
+        <w:t>бранка</w:t>
+      </w:r>
+      <w:proofErr w:type="spellEnd"/>
+      <w:r>
+        <w:t>, — сказал Григорьев.</w:t>
       </w:r>
     </w:p>
     <w:p>
@@ -2074,7 +2335,15 @@
     </w:p>
     <w:p>
       <w:r>
-        <w:t>Майоров, насколько я успел понять, всегда с параноидальной точностью придерживался уставов и негласных правил — видимо, боялся, что за ним следит незримый политкор.</w:t>
+        <w:t xml:space="preserve">Майоров, насколько я успел понять, всегда с параноидальной точностью придерживался уставов и негласных правил — видимо, боялся, что за ним следит незримый </w:t>
+      </w:r>
+      <w:proofErr w:type="spellStart"/>
+      <w:r>
+        <w:t>политкор</w:t>
+      </w:r>
+      <w:proofErr w:type="spellEnd"/>
+      <w:r>
+        <w:t>.</w:t>
       </w:r>
     </w:p>
     <w:p>
@@ -2268,7 +2537,15 @@
     </w:p>
     <w:p>
       <w:r>
-        <w:t xml:space="preserve">— Отлично, все молодцы. — Странно было слышать похвалу, когда ты лежал в ложементе и ничего не делал. — Олег, заведи аппараты и гравитонную камеру. Понял? Сначала аппараты, </w:t>
+        <w:t xml:space="preserve">— Отлично, все молодцы. — Странно было слышать похвалу, когда ты лежал в ложементе и ничего не делал. — Олег, заведи аппараты и </w:t>
+      </w:r>
+      <w:proofErr w:type="spellStart"/>
+      <w:r>
+        <w:t>гравитонную</w:t>
+      </w:r>
+      <w:proofErr w:type="spellEnd"/>
+      <w:r>
+        <w:t xml:space="preserve"> камеру. Понял? Сначала аппараты, </w:t>
       </w:r>
       <w:r>
         <w:t>потом</w:t>
@@ -2379,7 +2656,15 @@
     <w:p>
       <w:r>
         <w:lastRenderedPageBreak/>
-        <w:t xml:space="preserve"> Я ухватился обеими руками за страховочный поручень, любезно отмеченный табличкой: «Держаться здесь». Гравитонный привод заводится обычно долго.</w:t>
+        <w:t xml:space="preserve"> Я ухватился обеими руками за страховочный поручень, любезно отмеченный табличкой: «Держаться здесь». </w:t>
+      </w:r>
+      <w:proofErr w:type="spellStart"/>
+      <w:r>
+        <w:t>Гравитонный</w:t>
+      </w:r>
+      <w:proofErr w:type="spellEnd"/>
+      <w:r>
+        <w:t xml:space="preserve"> привод заводится обычно долго.</w:t>
       </w:r>
     </w:p>
     <w:p>
@@ -2404,7 +2689,15 @@
     </w:p>
     <w:p>
       <w:r>
-        <w:t>Табличка с расцарапанным предупреждением замигала, и меня, как магнитом, притянуло к полу. Ноги с непривычки затряслись, и я, не выдержав, упал на колени, преклонился перед гравитонной камерой, которая с пугающей убедительностью обманыва</w:t>
+        <w:t xml:space="preserve">Табличка с расцарапанным предупреждением замигала, и меня, как магнитом, притянуло к полу. Ноги с непривычки затряслись, и я, не выдержав, упал на колени, преклонился перед </w:t>
+      </w:r>
+      <w:proofErr w:type="spellStart"/>
+      <w:r>
+        <w:t>гравитонной</w:t>
+      </w:r>
+      <w:proofErr w:type="spellEnd"/>
+      <w:r>
+        <w:t xml:space="preserve"> камерой, которая с пугающей убедительностью обманыва</w:t>
       </w:r>
       <w:r>
         <w:t>ет</w:t>
@@ -2510,7 +2803,15 @@
     </w:p>
     <w:p>
       <w:r>
-        <w:t>Керман покрутил лимбовые замки на циане, присмотрелся к рискам, сощурив глаза так, что брови наползли на веки, и громко выругался.</w:t>
+        <w:t xml:space="preserve">Керман покрутил </w:t>
+      </w:r>
+      <w:proofErr w:type="spellStart"/>
+      <w:r>
+        <w:t>лимбовые</w:t>
+      </w:r>
+      <w:proofErr w:type="spellEnd"/>
+      <w:r>
+        <w:t xml:space="preserve"> замки на циане, присмотрелся к рискам, сощурив глаза так, что брови наползли на веки, и громко выругался.</w:t>
       </w:r>
     </w:p>
     <w:p>
@@ -2582,7 +2883,15 @@
     </w:p>
     <w:p>
       <w:r>
-        <w:t>— Олег! — сказал он. — Реаниматор в медотсеке!</w:t>
+        <w:t xml:space="preserve">— Олег! — сказал он. — Реаниматор в </w:t>
+      </w:r>
+      <w:proofErr w:type="spellStart"/>
+      <w:r>
+        <w:t>медотсеке</w:t>
+      </w:r>
+      <w:proofErr w:type="spellEnd"/>
+      <w:r>
+        <w:t>!</w:t>
       </w:r>
     </w:p>
     <w:p>
@@ -2788,11 +3097,16 @@
         <w:t>Давайте в</w:t>
       </w:r>
       <w:r>
-        <w:t xml:space="preserve"> медкапсулу</w:t>
-      </w:r>
-      <w:r>
         <w:t xml:space="preserve"> </w:t>
       </w:r>
+      <w:proofErr w:type="spellStart"/>
+      <w:r>
+        <w:t>медкапсулу</w:t>
+      </w:r>
+      <w:proofErr w:type="spellEnd"/>
+      <w:r>
+        <w:t xml:space="preserve"> </w:t>
+      </w:r>
       <w:r>
         <w:t>её положим.</w:t>
       </w:r>
@@ -2823,7 +3137,15 @@
         <w:t xml:space="preserve">— Она мертва, — сказал Керман. — </w:t>
       </w:r>
       <w:r>
-        <w:t>Чем медкапсула сейчас поможет?</w:t>
+        <w:t xml:space="preserve">Чем </w:t>
+      </w:r>
+      <w:proofErr w:type="spellStart"/>
+      <w:r>
+        <w:t>медкапсула</w:t>
+      </w:r>
+      <w:proofErr w:type="spellEnd"/>
+      <w:r>
+        <w:t xml:space="preserve"> сейчас поможет?</w:t>
       </w:r>
       <w:r>
         <w:t xml:space="preserve"> </w:t>
@@ -2861,7 +3183,15 @@
         <w:t>пробормотал</w:t>
       </w:r>
       <w:r>
-        <w:t xml:space="preserve"> Керман. — В бранке она была живая, иначе мы бы не вышли.</w:t>
+        <w:t xml:space="preserve"> Керман. — В </w:t>
+      </w:r>
+      <w:proofErr w:type="spellStart"/>
+      <w:r>
+        <w:t>бранке</w:t>
+      </w:r>
+      <w:proofErr w:type="spellEnd"/>
+      <w:r>
+        <w:t xml:space="preserve"> она была живая, иначе мы бы не вышли.</w:t>
       </w:r>
     </w:p>
     <w:p>
@@ -3015,7 +3345,15 @@
     </w:p>
     <w:p>
       <w:r>
-        <w:t>— Какая разница, сколько летает! — сказал Григорьев. — Рано или поздно бранк тебя достанет</w:t>
+        <w:t xml:space="preserve">— Какая разница, сколько летает! — сказал Григорьев. — Рано или поздно </w:t>
+      </w:r>
+      <w:proofErr w:type="spellStart"/>
+      <w:r>
+        <w:t>бранк</w:t>
+      </w:r>
+      <w:proofErr w:type="spellEnd"/>
+      <w:r>
+        <w:t xml:space="preserve"> тебя достанет</w:t>
       </w:r>
       <w:r>
         <w:t>!</w:t>
@@ -3101,7 +3439,15 @@
     </w:p>
     <w:p>
       <w:r>
-        <w:t>— Товарищи! — сказал Майоров. — Я понимаю, что все устали после бранка, особенно с таким выходом. Но давайте соберёмся, задачу никто не отменял.</w:t>
+        <w:t xml:space="preserve">— Товарищи! — сказал Майоров. — Я понимаю, что все устали после </w:t>
+      </w:r>
+      <w:proofErr w:type="spellStart"/>
+      <w:r>
+        <w:t>бранка</w:t>
+      </w:r>
+      <w:proofErr w:type="spellEnd"/>
+      <w:r>
+        <w:t>, особенно с таким выходом. Но давайте соберёмся, задачу никто не отменял.</w:t>
       </w:r>
     </w:p>
     <w:p>
@@ -3138,7 +3484,15 @@
         <w:t>ё</w:t>
       </w:r>
       <w:r>
-        <w:t xml:space="preserve">хнедельный бранк — дорога в один конец, это </w:t>
+        <w:t xml:space="preserve">хнедельный </w:t>
+      </w:r>
+      <w:proofErr w:type="spellStart"/>
+      <w:r>
+        <w:t>бранк</w:t>
+      </w:r>
+      <w:proofErr w:type="spellEnd"/>
+      <w:r>
+        <w:t xml:space="preserve"> — дорога в один конец, это </w:t>
       </w:r>
       <w:r>
         <w:t xml:space="preserve">все </w:t>
@@ -3234,7 +3588,15 @@
     </w:p>
     <w:p>
       <w:r>
-        <w:t>Жизнь на станции после бранка меня не пугала. Скорее, даже немного интриговала. Два месяца, так два месяца. Люди зачастую годами живут на осах и с ума не сходят — не то, что во время перехода. Там будет стабильная гравитация, спокойные сны без кошмаров.</w:t>
+        <w:t xml:space="preserve">Жизнь на станции после </w:t>
+      </w:r>
+      <w:proofErr w:type="spellStart"/>
+      <w:r>
+        <w:t>бранка</w:t>
+      </w:r>
+      <w:proofErr w:type="spellEnd"/>
+      <w:r>
+        <w:t xml:space="preserve"> меня не пугала. Скорее, даже немного интриговала. Два месяца, так два месяца. Люди зачастую годами живут на осах и с ума не сходят — не то, что во время перехода. Там будет стабильная гравитация, спокойные сны без кошмаров.</w:t>
       </w:r>
     </w:p>
     <w:p>
@@ -3344,7 +3706,15 @@
         <w:t>, товарищи</w:t>
       </w:r>
       <w:r>
-        <w:t xml:space="preserve">. Слишком долгий бранк. И выход. Наверняка не я одна себя </w:t>
+        <w:t xml:space="preserve">. Слишком долгий </w:t>
+      </w:r>
+      <w:proofErr w:type="spellStart"/>
+      <w:r>
+        <w:t>бранк</w:t>
+      </w:r>
+      <w:proofErr w:type="spellEnd"/>
+      <w:r>
+        <w:t xml:space="preserve">. И выход. Наверняка не я одна себя </w:t>
       </w:r>
       <w:r>
         <w:t xml:space="preserve">так </w:t>
@@ -3774,7 +4144,15 @@
     </w:p>
     <w:p>
       <w:r>
-        <w:t xml:space="preserve">Я забрался в узкую кишку стыковочного модуля и повис на лестнице, надеясь унять дрожь в руках. Майоров приказал отключить электрику и раздраить люк вручную. После всего произошедшего </w:t>
+        <w:t xml:space="preserve">Я забрался в узкую кишку стыковочного модуля и повис на лестнице, надеясь унять дрожь в руках. Майоров приказал отключить электрику и </w:t>
+      </w:r>
+      <w:proofErr w:type="spellStart"/>
+      <w:r>
+        <w:t>раздраить</w:t>
+      </w:r>
+      <w:proofErr w:type="spellEnd"/>
+      <w:r>
+        <w:t xml:space="preserve"> люк вручную. После всего произошедшего </w:t>
       </w:r>
       <w:r>
         <w:t xml:space="preserve">я </w:t>
@@ -3799,7 +4177,15 @@
     </w:p>
     <w:p>
       <w:r>
-        <w:t xml:space="preserve">Я ухватился обеими руками за вентиль, стараясь не сорваться в соединительный тракт, и только потом понял, что забыл загерметизировать модуль. Такие выкрутасы ни один политкор не прощает — </w:t>
+        <w:t xml:space="preserve">Я ухватился обеими руками за вентиль, стараясь не сорваться в соединительный тракт, и только потом понял, что забыл загерметизировать модуль. Такие выкрутасы ни один </w:t>
+      </w:r>
+      <w:proofErr w:type="spellStart"/>
+      <w:r>
+        <w:t>политкор</w:t>
+      </w:r>
+      <w:proofErr w:type="spellEnd"/>
+      <w:r>
+        <w:t xml:space="preserve"> не прощает — </w:t>
       </w:r>
       <w:r>
         <w:t>повезёт</w:t>
@@ -3959,12 +4345,28 @@
     </w:p>
     <w:p>
       <w:r>
-        <w:t>— Вереснев Олег Петрович, — проговорил я. Воздуха на отчество едва хватило. Я не сразу сообразил, как правильно дышать — вымотался после подъёма. — Я из инженерной службы.</w:t>
-      </w:r>
-    </w:p>
-    <w:p>
-      <w:r>
-        <w:t>— У вас всё в порядке? — спросил Мицюкин. — Вы вручную открывали гермошлюз?</w:t>
+        <w:t xml:space="preserve">— </w:t>
+      </w:r>
+      <w:proofErr w:type="spellStart"/>
+      <w:r>
+        <w:t>Вереснев</w:t>
+      </w:r>
+      <w:proofErr w:type="spellEnd"/>
+      <w:r>
+        <w:t xml:space="preserve"> Олег Петрович, — проговорил я. Воздуха на отчество едва хватило. Я не сразу сообразил, как правильно дышать — вымотался после подъёма. — Я из инженерной службы.</w:t>
+      </w:r>
+    </w:p>
+    <w:p>
+      <w:r>
+        <w:t xml:space="preserve">— У вас всё в порядке? — спросил Мицюкин. — Вы вручную открывали </w:t>
+      </w:r>
+      <w:proofErr w:type="spellStart"/>
+      <w:r>
+        <w:t>гермошлюз</w:t>
+      </w:r>
+      <w:proofErr w:type="spellEnd"/>
+      <w:r>
+        <w:t>?</w:t>
       </w:r>
     </w:p>
     <w:p>
@@ -4066,7 +4468,15 @@
         <w:t>— Я — Олег, — запоздало представился я.</w:t>
       </w:r>
       <w:r>
-        <w:t xml:space="preserve"> — Вереснев Олег Петрович.</w:t>
+        <w:t xml:space="preserve"> — </w:t>
+      </w:r>
+      <w:proofErr w:type="spellStart"/>
+      <w:r>
+        <w:t>Вереснев</w:t>
+      </w:r>
+      <w:proofErr w:type="spellEnd"/>
+      <w:r>
+        <w:t xml:space="preserve"> Олег Петрович.</w:t>
       </w:r>
     </w:p>
     <w:p>
@@ -4872,7 +5282,15 @@
         <w:t>а</w:t>
       </w:r>
       <w:r>
-        <w:t>н во время бранка говорил</w:t>
+        <w:t xml:space="preserve">н во время </w:t>
+      </w:r>
+      <w:proofErr w:type="spellStart"/>
+      <w:r>
+        <w:t>бранка</w:t>
+      </w:r>
+      <w:proofErr w:type="spellEnd"/>
+      <w:r>
+        <w:t xml:space="preserve"> говорил</w:t>
       </w:r>
       <w:r>
         <w:t>, — сказал я</w:t>
@@ -5224,7 +5642,15 @@
         </w:tabs>
       </w:pPr>
       <w:r>
-        <w:t>В узкие, как бойницы, иллюминаторы ничего не было видно. Я так устал от стерильной пустоты во время бранка, что хотел задержаться на минутку, вглядеться во мрак, надеясь, что он рассеется под моим взглядом, но Лысанов упрямо тянул вперёд.</w:t>
+        <w:t xml:space="preserve">В узкие, как бойницы, иллюминаторы ничего не было видно. Я так устал от стерильной пустоты во время </w:t>
+      </w:r>
+      <w:proofErr w:type="spellStart"/>
+      <w:r>
+        <w:t>бранка</w:t>
+      </w:r>
+      <w:proofErr w:type="spellEnd"/>
+      <w:r>
+        <w:t>, что хотел задержаться на минутку, вглядеться во мрак, надеясь, что он рассеется под моим взглядом, но Лысанов упрямо тянул вперёд.</w:t>
       </w:r>
     </w:p>
     <w:p>
@@ -5272,7 +5698,15 @@
         </w:tabs>
       </w:pPr>
       <w:r>
-        <w:t>— Не беспокойтесь, — сказал Лысанов. — Местная особенность. Есть небольшой сбой в гравитонной камере</w:t>
+        <w:t xml:space="preserve">— Не беспокойтесь, — сказал Лысанов. — Местная особенность. Есть небольшой сбой в </w:t>
+      </w:r>
+      <w:proofErr w:type="spellStart"/>
+      <w:r>
+        <w:t>гравитонной</w:t>
+      </w:r>
+      <w:proofErr w:type="spellEnd"/>
+      <w:r>
+        <w:t xml:space="preserve"> камере</w:t>
       </w:r>
       <w:r>
         <w:t>, у</w:t>
@@ -6147,7 +6581,15 @@
         </w:tabs>
       </w:pPr>
       <w:r>
-        <w:t>— Можно на «ты», Олег, — сказала Вера. — Я здесь в химлабе работаю, два года уже. — Она взглянула на меня через плечо. — Ты не смотри так! Я старше, чем выгляжу. А то все, кто прилетает, удивляются, как я вообще здесь оказалась.</w:t>
+        <w:t xml:space="preserve">— Можно на «ты», Олег, — сказала Вера. — Я здесь в </w:t>
+      </w:r>
+      <w:proofErr w:type="spellStart"/>
+      <w:r>
+        <w:t>химлабе</w:t>
+      </w:r>
+      <w:proofErr w:type="spellEnd"/>
+      <w:r>
+        <w:t xml:space="preserve"> работаю, два года уже. — Она взглянула на меня через плечо. — Ты не смотри так! Я старше, чем выгляжу. А то все, кто прилетает, удивляются, как я вообще здесь оказалась.</w:t>
       </w:r>
     </w:p>
     <w:p>
@@ -6410,7 +6852,15 @@
         </w:tabs>
       </w:pPr>
       <w:r>
-        <w:t>— Правильно говорить не эс, а цэ. Мы, кстати, соседи. — Вера подошла к гермодвери</w:t>
+        <w:t xml:space="preserve">— Правильно говорить не эс, а </w:t>
+      </w:r>
+      <w:proofErr w:type="spellStart"/>
+      <w:r>
+        <w:t>цэ</w:t>
+      </w:r>
+      <w:proofErr w:type="spellEnd"/>
+      <w:r>
+        <w:t>. Мы, кстати, соседи. — Вера подошла к гермодвери</w:t>
       </w:r>
       <w:r>
         <w:t>.</w:t>
@@ -6516,7 +6966,15 @@
         </w:tabs>
       </w:pPr>
       <w:r>
-        <w:t>На стекле сидела обычная земная муха и суматошно перебирала лапками, прочищая хоботок. Я моргнул и потёр глаза. После бранка может померещиться и не такое. Но муха никуда не делась. Она деловито ползла к кромке иллюминатора — живая, объёмная, настоящая.</w:t>
+        <w:t xml:space="preserve">На стекле сидела обычная земная муха и суматошно перебирала лапками, прочищая хоботок. Я моргнул и потёр глаза. После </w:t>
+      </w:r>
+      <w:proofErr w:type="spellStart"/>
+      <w:r>
+        <w:t>бранка</w:t>
+      </w:r>
+      <w:proofErr w:type="spellEnd"/>
+      <w:r>
+        <w:t xml:space="preserve"> может померещиться и не такое. Но муха никуда не делась. Она деловито ползла к кромке иллюминатора — живая, объёмная, настоящая.</w:t>
       </w:r>
     </w:p>
     <w:p>
@@ -6849,7 +7307,15 @@
     <w:p>
       <w:r>
         <w:lastRenderedPageBreak/>
-        <w:t>Я что, в бранке?</w:t>
+        <w:t xml:space="preserve">Я что, в </w:t>
+      </w:r>
+      <w:proofErr w:type="spellStart"/>
+      <w:r>
+        <w:t>бранке</w:t>
+      </w:r>
+      <w:proofErr w:type="spellEnd"/>
+      <w:r>
+        <w:t>?</w:t>
       </w:r>
     </w:p>
     <w:p>
@@ -7093,7 +7559,15 @@
     </w:p>
     <w:p>
       <w:r>
-        <w:t xml:space="preserve">— Ситуация такая, — начал он. — Мы хотим провести полную диагностику корабля, слишком много сюрпризов было после выхода. А нам на этой птичке ещё обратно лететь. Я понимаю, — он отхлебнул остывшего, судя по виду, кофе и поморщился, — после долгого бранка всем хочется отдыха, но </w:t>
+        <w:t xml:space="preserve">— Ситуация такая, — начал он. — Мы хотим провести полную диагностику корабля, слишком много сюрпризов было после выхода. А нам на этой птичке ещё обратно лететь. Я понимаю, — он отхлебнул остывшего, судя по виду, кофе и поморщился, — после долгого </w:t>
+      </w:r>
+      <w:proofErr w:type="spellStart"/>
+      <w:r>
+        <w:t>бранка</w:t>
+      </w:r>
+      <w:proofErr w:type="spellEnd"/>
+      <w:r>
+        <w:t xml:space="preserve"> всем хочется отдыха, но </w:t>
       </w:r>
       <w:r>
         <w:t>нам пока</w:t>
@@ -7165,7 +7639,15 @@
         <w:t>А в</w:t>
       </w:r>
       <w:r>
-        <w:t xml:space="preserve">ся электронка </w:t>
+        <w:t xml:space="preserve">ся </w:t>
+      </w:r>
+      <w:proofErr w:type="spellStart"/>
+      <w:r>
+        <w:t>электронка</w:t>
+      </w:r>
+      <w:proofErr w:type="spellEnd"/>
+      <w:r>
+        <w:t xml:space="preserve"> </w:t>
       </w:r>
       <w:r>
         <w:t>так-то</w:t>
@@ -7733,7 +8215,15 @@
     </w:p>
     <w:p>
       <w:r>
-        <w:t>В коридоре на втором уровне стали появляться обитатели станции. Я даже увидел Мицюкина из службы безопасности и кивнул ему, получив в ответ настороженный взгляд.</w:t>
+        <w:t xml:space="preserve">В коридоре на втором уровне стали появляться обитатели станции. Я даже увидел </w:t>
+      </w:r>
+      <w:proofErr w:type="spellStart"/>
+      <w:r>
+        <w:t>Мицюкина</w:t>
+      </w:r>
+      <w:proofErr w:type="spellEnd"/>
+      <w:r>
+        <w:t xml:space="preserve"> из службы безопасности и кивнул ему, получив в ответ настороженный взгляд.</w:t>
       </w:r>
     </w:p>
     <w:p>
@@ -8658,7 +9148,15 @@
     </w:p>
     <w:p>
       <w:r>
-        <w:t>— Я, помню, когда прилетела, дали недели три, чтобы в себя прийти. Гуляли по станции, аэробикой занимались, пили витаминные коктейли. А вы вообще без продыха. Выглядишь ты не очень. В обморок не хлопнешься? Уверен, что хочешь гулять?</w:t>
+        <w:t xml:space="preserve">— Я, помню, когда прилетела, дали недели три, чтобы в себя прийти. Гуляли по станции, аэробикой занимались, пили витаминные коктейли. А вы вообще без </w:t>
+      </w:r>
+      <w:proofErr w:type="spellStart"/>
+      <w:r>
+        <w:t>продыха</w:t>
+      </w:r>
+      <w:proofErr w:type="spellEnd"/>
+      <w:r>
+        <w:t>. Выглядишь ты не очень. В обморок не хлопнешься? Уверен, что хочешь гулять?</w:t>
       </w:r>
     </w:p>
     <w:p>
@@ -9103,7 +9601,15 @@
     </w:p>
     <w:p>
       <w:r>
-        <w:t>— Здесь гравитонные камеры так работают. Сбой</w:t>
+        <w:t xml:space="preserve">— Здесь </w:t>
+      </w:r>
+      <w:proofErr w:type="spellStart"/>
+      <w:r>
+        <w:t>гравитонные</w:t>
+      </w:r>
+      <w:proofErr w:type="spellEnd"/>
+      <w:r>
+        <w:t xml:space="preserve"> камеры так работают. Сбой</w:t>
       </w:r>
       <w:r>
         <w:t xml:space="preserve"> такой</w:t>
@@ -9666,8 +10172,13 @@
       </w:r>
     </w:p>
     <w:p>
-      <w:r>
-        <w:t>Стальск я не любил. Вернее, ненавидел — глубинной, искренней, неприкрытой ненавистью, на</w:t>
+      <w:proofErr w:type="spellStart"/>
+      <w:r>
+        <w:t>Стальск</w:t>
+      </w:r>
+      <w:proofErr w:type="spellEnd"/>
+      <w:r>
+        <w:t xml:space="preserve"> я не любил. Вернее, ненавидел — глубинной, искренней, неприкрытой ненавистью, на</w:t>
       </w:r>
       <w:r>
         <w:t xml:space="preserve"> какую</w:t>
@@ -9775,8 +10286,21 @@
       </w:r>
     </w:p>
     <w:p>
-      <w:r>
-        <w:t>Стальск изначально проектировался не для людей, а для роботов, которые, как заведённые, работают по расписанию, едят по расписанию, спят по расписанию, умирают по расписанию — и не тратят время на бесполезные занятия, вроде прогулок в парке или отдыха на пляже. Единственный пруд, маленький и мелкий, как лужа, бороздили по концентрическим траекториям потрёпанные механические утки. О плавании я долгое время знал лишь понаслышке — из книжек или из тех же передач по телевизору, который регулярно, в соответствии с напечатанной в газете программой вещания, червоточил треском и помехами.</w:t>
+      <w:proofErr w:type="spellStart"/>
+      <w:r>
+        <w:t>Стальск</w:t>
+      </w:r>
+      <w:proofErr w:type="spellEnd"/>
+      <w:r>
+        <w:t xml:space="preserve"> изначально проектировался не для людей, а для роботов, которые, как заведённые, работают по расписанию, едят по расписанию, спят по расписанию, умирают по расписанию — и не тратят время на бесполезные занятия, вроде прогулок в парке или отдыха на пляже. Единственный пруд, маленький и мелкий, как лужа, бороздили по концентрическим траекториям потрёпанные механические утки. О плавании я долгое время знал лишь понаслышке — из книжек или из тех же передач по телевизору, который регулярно, в соответствии с напечатанной в газете программой вещания, </w:t>
+      </w:r>
+      <w:proofErr w:type="spellStart"/>
+      <w:r>
+        <w:t>червоточил</w:t>
+      </w:r>
+      <w:proofErr w:type="spellEnd"/>
+      <w:r>
+        <w:t xml:space="preserve"> треском и помехами.</w:t>
       </w:r>
     </w:p>
     <w:p>
@@ -10609,8 +11133,13 @@
         <w:t>обитатели</w:t>
       </w:r>
       <w:r>
-        <w:t xml:space="preserve"> — беспризорные пациенты после коматоза</w:t>
-      </w:r>
+        <w:t xml:space="preserve"> — беспризорные пациенты после </w:t>
+      </w:r>
+      <w:proofErr w:type="spellStart"/>
+      <w:r>
+        <w:t>коматоза</w:t>
+      </w:r>
+      <w:proofErr w:type="spellEnd"/>
       <w:r>
         <w:t xml:space="preserve">, </w:t>
       </w:r>
@@ -11313,7 +11842,15 @@
     </w:p>
     <w:p>
       <w:r>
-        <w:t>Нуболиды потихоньку приходили в себя после бранка. Из алой массы на дне камеры потянулись к потолку робкие ростки.</w:t>
+        <w:t xml:space="preserve">Нуболиды потихоньку приходили в себя после </w:t>
+      </w:r>
+      <w:proofErr w:type="spellStart"/>
+      <w:r>
+        <w:t>бранка</w:t>
+      </w:r>
+      <w:proofErr w:type="spellEnd"/>
+      <w:r>
+        <w:t>. Из алой массы на дне камеры потянулись к потолку робкие ростки.</w:t>
       </w:r>
     </w:p>
     <w:p>
@@ -11398,7 +11935,15 @@
     </w:p>
     <w:p>
       <w:r>
-        <w:t>— К сожалению, мы до сих пор знаем о нуболидах не так много, — вздохнул Марутян. —</w:t>
+        <w:t xml:space="preserve">— К сожалению, мы до сих пор знаем о </w:t>
+      </w:r>
+      <w:proofErr w:type="spellStart"/>
+      <w:r>
+        <w:t>нуболидах</w:t>
+      </w:r>
+      <w:proofErr w:type="spellEnd"/>
+      <w:r>
+        <w:t xml:space="preserve"> не так много, — вздохнул Марутян. —</w:t>
       </w:r>
       <w:r>
         <w:t xml:space="preserve"> </w:t>
@@ -11634,7 +12179,15 @@
         <w:t>у игрушечного болванчика</w:t>
       </w:r>
       <w:r>
-        <w:t>. — Я ровным счётом ничего не чувствую! А вы, если захотите, то, конечно, почувствуете. Самовнушение — великая сила! Я же опираюсь на факты. Нет в нуболидах никакой магии, и камера содержания их полностью изолирует.</w:t>
+        <w:t xml:space="preserve">. — Я ровным счётом ничего не чувствую! А вы, если захотите, то, конечно, почувствуете. Самовнушение — великая сила! Я же опираюсь на факты. Нет в </w:t>
+      </w:r>
+      <w:proofErr w:type="spellStart"/>
+      <w:r>
+        <w:t>нуболидах</w:t>
+      </w:r>
+      <w:proofErr w:type="spellEnd"/>
+      <w:r>
+        <w:t xml:space="preserve"> никакой магии, и камера содержания их полностью изолирует.</w:t>
       </w:r>
     </w:p>
     <w:p>
@@ -12100,7 +12653,15 @@
     </w:p>
     <w:p>
       <w:r>
-        <w:t>— Сергей Акимов, — сказал я. — Это же отец Веры из химлаба?</w:t>
+        <w:t xml:space="preserve">— Сергей Акимов, — сказал я. — Это же отец Веры из </w:t>
+      </w:r>
+      <w:proofErr w:type="spellStart"/>
+      <w:r>
+        <w:t>химлаба</w:t>
+      </w:r>
+      <w:proofErr w:type="spellEnd"/>
+      <w:r>
+        <w:t>?</w:t>
       </w:r>
     </w:p>
     <w:p>
@@ -12246,9 +12807,11 @@
       <w:r>
         <w:t xml:space="preserve">Марутян продолжал рассуждать о </w:t>
       </w:r>
+      <w:proofErr w:type="spellStart"/>
       <w:r>
         <w:t>нуболидах</w:t>
       </w:r>
+      <w:proofErr w:type="spellEnd"/>
       <w:r>
         <w:t xml:space="preserve">, собирая пальцами складки на лбу, </w:t>
       </w:r>
@@ -12397,7 +12960,15 @@
     </w:p>
     <w:p>
       <w:r>
-        <w:t>— Да, — хмыкнул Майоров. — Неплохое шоу, и зверушки дрессированные. Команду «бранк» даже выучили.</w:t>
+        <w:t>— Да, — хмыкнул Майоров. — Неплохое шоу, и зверушки дрессированные. Команду «</w:t>
+      </w:r>
+      <w:proofErr w:type="spellStart"/>
+      <w:r>
+        <w:t>бранк</w:t>
+      </w:r>
+      <w:proofErr w:type="spellEnd"/>
+      <w:r>
+        <w:t>» даже выучили.</w:t>
       </w:r>
     </w:p>
     <w:p>
@@ -12700,8 +13271,13 @@
     </w:p>
     <w:p>
       <w:r>
-        <w:t>В конце дня Марутян решил провести ещё один эксперимент с нуболидами</w:t>
-      </w:r>
+        <w:t xml:space="preserve">В конце дня Марутян решил провести ещё один эксперимент с </w:t>
+      </w:r>
+      <w:proofErr w:type="spellStart"/>
+      <w:r>
+        <w:t>нуболидами</w:t>
+      </w:r>
+      <w:proofErr w:type="spellEnd"/>
       <w:r>
         <w:t>.</w:t>
       </w:r>
@@ -13024,7 +13600,15 @@
         <w:t>, к счастью,</w:t>
       </w:r>
       <w:r>
-        <w:t xml:space="preserve"> вспомнил о сбоях в гравитонной камере.</w:t>
+        <w:t xml:space="preserve"> вспомнил о сбоях в </w:t>
+      </w:r>
+      <w:proofErr w:type="spellStart"/>
+      <w:r>
+        <w:t>гравитонной</w:t>
+      </w:r>
+      <w:proofErr w:type="spellEnd"/>
+      <w:r>
+        <w:t xml:space="preserve"> камере.</w:t>
       </w:r>
     </w:p>
     <w:p>
@@ -13159,7 +13743,15 @@
     </w:p>
     <w:p>
       <w:r>
-        <w:t>— Ну так, — лениво отозвалась Вера, — полистываю. Вы же нам это зачем-то привозите. Может, там что-то важное произошло на Земле, пока меня не было. Коммунизм, например, построили.</w:t>
+        <w:t xml:space="preserve">— Ну так, — лениво отозвалась Вера, — </w:t>
+      </w:r>
+      <w:proofErr w:type="spellStart"/>
+      <w:r>
+        <w:t>полистываю</w:t>
+      </w:r>
+      <w:proofErr w:type="spellEnd"/>
+      <w:r>
+        <w:t>. Вы же нам это зачем-то привозите. Может, там что-то важное произошло на Земле, пока меня не было. Коммунизм, например, построили.</w:t>
       </w:r>
     </w:p>
     <w:p>
@@ -13603,7 +14195,7 @@
       <w:bookmarkStart w:id="0" w:name="_Hlk182736777"/>
       <w:r>
         <w:lastRenderedPageBreak/>
-        <w:t>МАРУТЯН</w:t>
+        <w:t>ОДЕРЖИМЫЕ СВЕТОМ</w:t>
       </w:r>
     </w:p>
     <w:p>
@@ -13662,7 +14254,15 @@
     </w:p>
     <w:p>
       <w:r>
-        <w:t>Меня выбросило из этого кошмара, как из бранка — я открыл глаза в темноту, лёгкие разрывало от апноэ. Пощёлкали закрытые тенью датчики, и медленно, как электрический восход, разгорелись лампы. Треклятая муха злорадно прожужжала над ухом.</w:t>
+        <w:t xml:space="preserve">Меня выбросило из этого кошмара, как из </w:t>
+      </w:r>
+      <w:proofErr w:type="spellStart"/>
+      <w:r>
+        <w:t>бранка</w:t>
+      </w:r>
+      <w:proofErr w:type="spellEnd"/>
+      <w:r>
+        <w:t xml:space="preserve"> — я открыл глаза в темноту, лёгкие разрывало от апноэ. Пощёлкали закрытые тенью датчики, и медленно, как электрический восход, разгорелись лампы. Треклятая муха злорадно прожужжала над ухом.</w:t>
       </w:r>
     </w:p>
     <w:p>
@@ -13678,7 +14278,15 @@
         <w:t>бил</w:t>
       </w:r>
       <w:r>
-        <w:t xml:space="preserve"> сквозь веки. На языке тихо таял солоноватый привкус крови — я раскусал себе во сне губу. В уши врезался яростный трезвон сигнала к побудке.</w:t>
+        <w:t xml:space="preserve"> сквозь веки. На языке тихо таял солоноватый привкус крови — я </w:t>
+      </w:r>
+      <w:proofErr w:type="spellStart"/>
+      <w:r>
+        <w:t>раскусал</w:t>
+      </w:r>
+      <w:proofErr w:type="spellEnd"/>
+      <w:r>
+        <w:t xml:space="preserve"> себе во сне губу. В уши врезался яростный трезвон сигнала к побудке.</w:t>
       </w:r>
     </w:p>
     <w:p>
@@ -13836,7 +14444,15 @@
     </w:p>
     <w:p>
       <w:r>
-        <w:t>Я закрыл глаза и несколько раз медленно вздохнул. У космонавтов после долгого бранка часто случаются галлюцинации. Недели непрекращающихся кошмаров оставляют в сознании рубец.</w:t>
+        <w:t xml:space="preserve">Я закрыл глаза и несколько раз медленно вздохнул. У космонавтов после долгого </w:t>
+      </w:r>
+      <w:proofErr w:type="spellStart"/>
+      <w:r>
+        <w:t>бранка</w:t>
+      </w:r>
+      <w:proofErr w:type="spellEnd"/>
+      <w:r>
+        <w:t xml:space="preserve"> часто случаются галлюцинации. Недели непрекращающихся кошмаров оставляют в сознании рубец.</w:t>
       </w:r>
     </w:p>
     <w:p>
@@ -14583,7 +15199,15 @@
     </w:p>
     <w:p>
       <w:r>
-        <w:t>— Сергей Владимирович, — пробормотал я, — со мной всё в порядке. Я готов ответить на все вопросы, — и тут же спросил сам: — Что с Марутяном? Он жив?</w:t>
+        <w:t xml:space="preserve">— Сергей Владимирович, — пробормотал я, — со мной всё в порядке. Я готов ответить на все вопросы, — и тут же спросил сам: — Что с </w:t>
+      </w:r>
+      <w:proofErr w:type="spellStart"/>
+      <w:r>
+        <w:t>Марутяном</w:t>
+      </w:r>
+      <w:proofErr w:type="spellEnd"/>
+      <w:r>
+        <w:t>? Он жив?</w:t>
       </w:r>
     </w:p>
     <w:p>
@@ -14611,7 +15235,15 @@
     </w:p>
     <w:p>
       <w:r>
-        <w:t>— Константин Игоревич, — Лысанов показал Мицюкину завёрнутую в целлофан ручку, — без экспертизы я, конечно, судить не берусь, но похоже, что это и есть орудие убийства.</w:t>
+        <w:t xml:space="preserve">— Константин Игоревич, — Лысанов показал </w:t>
+      </w:r>
+      <w:proofErr w:type="spellStart"/>
+      <w:r>
+        <w:t>Мицюкину</w:t>
+      </w:r>
+      <w:proofErr w:type="spellEnd"/>
+      <w:r>
+        <w:t xml:space="preserve"> завёрнутую в целлофан ручку, — без экспертизы я, конечно, судить не берусь, но похоже, что это и есть орудие убийства.</w:t>
       </w:r>
     </w:p>
     <w:p>
@@ -14708,7 +15340,15 @@
     </w:p>
     <w:p>
       <w:r>
-        <w:t>— Значит, — Лысанов ещё раз показал Мицюкину ручку, — орудие убийства было у Марутяна.</w:t>
+        <w:t xml:space="preserve">— Значит, — Лысанов ещё раз показал </w:t>
+      </w:r>
+      <w:proofErr w:type="spellStart"/>
+      <w:r>
+        <w:t>Мицюкину</w:t>
+      </w:r>
+      <w:proofErr w:type="spellEnd"/>
+      <w:r>
+        <w:t xml:space="preserve"> ручку, — орудие убийства было у Марутяна.</w:t>
       </w:r>
     </w:p>
     <w:p>
@@ -14729,7 +15369,15 @@
     </w:p>
     <w:p>
       <w:r>
-        <w:t>— Перекройте здесь всё, — раздался за спиной голос Мицюкина, — и кровь у обоих на анализ. Будем разбираться.</w:t>
+        <w:t xml:space="preserve">— Перекройте здесь всё, — раздался за спиной голос </w:t>
+      </w:r>
+      <w:proofErr w:type="spellStart"/>
+      <w:r>
+        <w:t>Мицюкина</w:t>
+      </w:r>
+      <w:proofErr w:type="spellEnd"/>
+      <w:r>
+        <w:t>, — и кровь у обоих на анализ. Будем разбираться.</w:t>
       </w:r>
     </w:p>
     <w:p>
@@ -14902,7 +15550,15 @@
     </w:p>
     <w:p>
       <w:r>
-        <w:t>— Болит, — признался я. — Но она уже несколько дней болит. Я думал, это последствия бранка.</w:t>
+        <w:t xml:space="preserve">— Болит, — признался я. — Но она уже несколько дней болит. Я думал, это последствия </w:t>
+      </w:r>
+      <w:proofErr w:type="spellStart"/>
+      <w:r>
+        <w:t>бранка</w:t>
+      </w:r>
+      <w:proofErr w:type="spellEnd"/>
+      <w:r>
+        <w:t>.</w:t>
       </w:r>
     </w:p>
     <w:p>
@@ -15464,7 +16120,15 @@
         <w:t>требовало</w:t>
       </w:r>
       <w:r>
-        <w:t xml:space="preserve"> ленивой невесомости бранка.</w:t>
+        <w:t xml:space="preserve"> ленивой невесомости </w:t>
+      </w:r>
+      <w:proofErr w:type="spellStart"/>
+      <w:r>
+        <w:t>бранка</w:t>
+      </w:r>
+      <w:proofErr w:type="spellEnd"/>
+      <w:r>
+        <w:t>.</w:t>
       </w:r>
     </w:p>
     <w:p>
@@ -15795,7 +16459,15 @@
     </w:p>
     <w:p>
       <w:r>
-        <w:t xml:space="preserve">— Качкой? — смутился Алексин. — Тоже скажешь! — Он перевернул мыском расколовшийся корпус диспенсера и покачал головой. — Это сбои такие в гравитонных камерах. Говорят, они тут с самого первого дня. Ошибок в логах нет, никак починить не можем. Достаёт страшно. — Он потёр грудь </w:t>
+        <w:t xml:space="preserve">— Качкой? — смутился Алексин. — Тоже скажешь! — Он перевернул мыском расколовшийся корпус диспенсера и покачал головой. — Это сбои такие в </w:t>
+      </w:r>
+      <w:proofErr w:type="spellStart"/>
+      <w:r>
+        <w:t>гравитонных</w:t>
+      </w:r>
+      <w:proofErr w:type="spellEnd"/>
+      <w:r>
+        <w:t xml:space="preserve"> камерах. Говорят, они тут с самого первого дня. Ошибок в логах нет, никак починить не можем. Достаёт страшно. — Он потёр грудь </w:t>
       </w:r>
       <w:r>
         <w:t>ладонью</w:t>
@@ -15917,7 +16589,15 @@
         <w:t xml:space="preserve">но </w:t>
       </w:r>
       <w:r>
-        <w:t>объём поменьше. Хотя смысл, если диспенсер такой же? — Алексин задумчиво пожевал губы. — Думаешь, их траванул кто-то?</w:t>
+        <w:t xml:space="preserve">объём поменьше. Хотя смысл, если диспенсер такой же? — Алексин задумчиво пожевал губы. — Думаешь, их </w:t>
+      </w:r>
+      <w:proofErr w:type="spellStart"/>
+      <w:r>
+        <w:t>траванул</w:t>
+      </w:r>
+      <w:proofErr w:type="spellEnd"/>
+      <w:r>
+        <w:t xml:space="preserve"> кто-то?</w:t>
       </w:r>
     </w:p>
     <w:p>
@@ -16312,7 +16992,15 @@
         <w:t>должно</w:t>
       </w:r>
       <w:r>
-        <w:t xml:space="preserve">. Все договорённости у меня были с Марутяном. И ситуация была другая, если ты не заметил. Сейчас </w:t>
+        <w:t xml:space="preserve">. Все договорённости у меня были с </w:t>
+      </w:r>
+      <w:proofErr w:type="spellStart"/>
+      <w:r>
+        <w:t>Марутяном</w:t>
+      </w:r>
+      <w:proofErr w:type="spellEnd"/>
+      <w:r>
+        <w:t xml:space="preserve">. И ситуация была другая, если ты не заметил. Сейчас </w:t>
       </w:r>
       <w:r>
         <w:t xml:space="preserve">вся </w:t>
@@ -16329,8 +17017,13 @@
     </w:p>
     <w:p>
       <w:r>
-        <w:t>— Хорошо. — Я подумал, что вряд ли буду скучать по нуболидам</w:t>
-      </w:r>
+        <w:t xml:space="preserve">— Хорошо. — Я подумал, что вряд ли буду скучать по </w:t>
+      </w:r>
+      <w:proofErr w:type="spellStart"/>
+      <w:r>
+        <w:t>нуболидам</w:t>
+      </w:r>
+      <w:proofErr w:type="spellEnd"/>
       <w:r>
         <w:t xml:space="preserve"> с их бешеными плясками под дымовой завесой.</w:t>
       </w:r>
@@ -16412,7 +17105,15 @@
     </w:p>
     <w:p>
       <w:r>
-        <w:t>— Медики так-то с нами не шибко охотнее Мицюкина общаются, — сказал Керман.</w:t>
+        <w:t xml:space="preserve">— Медики так-то с нами не шибко охотнее </w:t>
+      </w:r>
+      <w:proofErr w:type="spellStart"/>
+      <w:r>
+        <w:t>Мицюкина</w:t>
+      </w:r>
+      <w:proofErr w:type="spellEnd"/>
+      <w:r>
+        <w:t xml:space="preserve"> общаются, — сказал Керман.</w:t>
       </w:r>
     </w:p>
     <w:p>
@@ -16513,7 +17214,15 @@
     <w:p>
       <w:r>
         <w:lastRenderedPageBreak/>
-        <w:t>— Я себя плохо чувствовал, — сказал я. — Тяжело прихожу в себя после бранка.</w:t>
+        <w:t xml:space="preserve">— Я себя плохо чувствовал, — сказал я. — Тяжело прихожу в себя после </w:t>
+      </w:r>
+      <w:proofErr w:type="spellStart"/>
+      <w:r>
+        <w:t>бранка</w:t>
+      </w:r>
+      <w:proofErr w:type="spellEnd"/>
+      <w:r>
+        <w:t>.</w:t>
       </w:r>
     </w:p>
     <w:p>
@@ -16862,7 +17571,15 @@
     </w:p>
     <w:p>
       <w:r>
-        <w:t>Слышались голоса, шипели и клацали двери. Рядом с лифтом я едва не столкнулся с Мицюкиным, рассеянным и потерянным, как бы выброшенным из привычной колеи. Мицюкин ухватился за меня взглядом, но ничего не сказал и молча прошёл мимо.</w:t>
+        <w:t xml:space="preserve">Слышались голоса, шипели и клацали двери. Рядом с лифтом я едва не столкнулся с </w:t>
+      </w:r>
+      <w:proofErr w:type="spellStart"/>
+      <w:r>
+        <w:t>Мицюкиным</w:t>
+      </w:r>
+      <w:proofErr w:type="spellEnd"/>
+      <w:r>
+        <w:t>, рассеянным и потерянным, как бы выброшенным из привычной колеи. Мицюкин ухватился за меня взглядом, но ничего не сказал и молча прошёл мимо.</w:t>
       </w:r>
     </w:p>
     <w:p>
@@ -17350,7 +18067,15 @@
     </w:p>
     <w:p>
       <w:r>
-        <w:t>— И вы её никому не показывали? Надо было отдать записку Мицюкину, он ведёт расследование и…</w:t>
+        <w:t xml:space="preserve">— И вы её никому не показывали? Надо было отдать записку </w:t>
+      </w:r>
+      <w:proofErr w:type="spellStart"/>
+      <w:r>
+        <w:t>Мицюкину</w:t>
+      </w:r>
+      <w:proofErr w:type="spellEnd"/>
+      <w:r>
+        <w:t>, он ведёт расследование и…</w:t>
       </w:r>
     </w:p>
     <w:p>
@@ -17665,7 +18390,23 @@
     </w:p>
     <w:p>
       <w:r>
-        <w:t>— «Минск» знаю. — Мерцель поёжилась и провела по плечу ладонью, смахивая невидимое насекомое. — «Минск» все знают. Кто же не знает «Минск»? Правильно, его все знают. Ты не переживай, Олег! Будет ещё шанс сделать снимок на память. Красивый яркий снимок на память. Правильно я говорю? «Минск» — корабль новый, вовсю ещё летает. Это вот «Мурманск» давно списали. Он и тогда уже был старой развалиной. — Уголки губ у Мерцель задрожали. — Помню, сбои были в гравитонной камере. — Мерцель провела по лицу ладонью и вдруг стёрла всякое выражение — скорбь, усталость, печаль. Осталась бледная белая маска. — Сбои в гравитонной камере. Правильно, да? Это вот когда идёшь ты по коридору, не трогаешь никого, а тебя на стены швыряет. Или на потолок.</w:t>
+        <w:t xml:space="preserve">— «Минск» знаю. — Мерцель поёжилась и провела по плечу ладонью, смахивая невидимое насекомое. — «Минск» все знают. Кто же не знает «Минск»? Правильно, его все знают. Ты не переживай, Олег! Будет ещё шанс сделать снимок на память. Красивый яркий снимок на память. Правильно я говорю? «Минск» — корабль новый, вовсю ещё летает. Это вот «Мурманск» давно списали. Он и тогда уже был старой развалиной. — Уголки губ у Мерцель задрожали. — Помню, сбои были в </w:t>
+      </w:r>
+      <w:proofErr w:type="spellStart"/>
+      <w:r>
+        <w:t>гравитонной</w:t>
+      </w:r>
+      <w:proofErr w:type="spellEnd"/>
+      <w:r>
+        <w:t xml:space="preserve"> камере. — Мерцель провела по лицу ладонью и вдруг стёрла всякое выражение — скорбь, усталость, печаль. Осталась бледная белая маска. — Сбои в </w:t>
+      </w:r>
+      <w:proofErr w:type="spellStart"/>
+      <w:r>
+        <w:t>гравитонной</w:t>
+      </w:r>
+      <w:proofErr w:type="spellEnd"/>
+      <w:r>
+        <w:t xml:space="preserve"> камере. Правильно, да? Это вот когда идёшь ты по коридору, не трогаешь никого, а тебя на стены швыряет. Или на потолок.</w:t>
       </w:r>
     </w:p>
     <w:p>
@@ -18149,7 +18890,15 @@
         <w:t>,</w:t>
       </w:r>
       <w:r>
-        <w:t xml:space="preserve"> когда моложе была, вообще ничего не боялась. Все вокруг боялись чего-то, боялись того, что будет завтра, того, что было вчера. Боялись пустоты, темноты, расстояний. Боялись балка, бреда, политкора, яркого света. А я не боялась. Правильно я говорю, Олег?</w:t>
+        <w:t xml:space="preserve"> когда моложе была, вообще ничего не боялась. Все вокруг боялись чего-то, боялись того, что будет завтра, того, что было вчера. Боялись пустоты, темноты, расстояний. Боялись балка, бреда, </w:t>
+      </w:r>
+      <w:proofErr w:type="spellStart"/>
+      <w:r>
+        <w:t>политкора</w:t>
+      </w:r>
+      <w:proofErr w:type="spellEnd"/>
+      <w:r>
+        <w:t>, яркого света. А я не боялась. Правильно я говорю, Олег?</w:t>
       </w:r>
     </w:p>
     <w:p>
@@ -18623,7 +19372,15 @@
         <w:t xml:space="preserve">мы </w:t>
       </w:r>
       <w:r>
-        <w:t>как-нибудь ещё поговорим о нуболидах. Времени у нас много.</w:t>
+        <w:t xml:space="preserve">как-нибудь ещё поговорим о </w:t>
+      </w:r>
+      <w:proofErr w:type="spellStart"/>
+      <w:r>
+        <w:t>нуболидах</w:t>
+      </w:r>
+      <w:proofErr w:type="spellEnd"/>
+      <w:r>
+        <w:t>. Времени у нас много.</w:t>
       </w:r>
     </w:p>
     <w:p>
@@ -18840,7 +19597,15 @@
         <w:t>В</w:t>
       </w:r>
       <w:r>
-        <w:t xml:space="preserve">ижу кошмар, как в бранке, только вместо </w:t>
+        <w:t xml:space="preserve">ижу кошмар, как в </w:t>
+      </w:r>
+      <w:proofErr w:type="spellStart"/>
+      <w:r>
+        <w:t>бранке</w:t>
+      </w:r>
+      <w:proofErr w:type="spellEnd"/>
+      <w:r>
+        <w:t xml:space="preserve">, только вместо </w:t>
       </w:r>
       <w:r>
         <w:t>фрактального озера</w:t>
@@ -19434,7 +20199,15 @@
     </w:p>
     <w:p>
       <w:r>
-        <w:t>Я подумал, что опять произошёл сбой в гравитонной камере.</w:t>
+        <w:t xml:space="preserve">Я подумал, что опять произошёл сбой в </w:t>
+      </w:r>
+      <w:proofErr w:type="spellStart"/>
+      <w:r>
+        <w:t>гравитонной</w:t>
+      </w:r>
+      <w:proofErr w:type="spellEnd"/>
+      <w:r>
+        <w:t xml:space="preserve"> камере.</w:t>
       </w:r>
     </w:p>
     <w:p>
@@ -19974,7 +20747,15 @@
     </w:p>
     <w:p>
       <w:r>
-        <w:t>— Я плохо помню, — сказал я. — Она просила зайти к ней, поговорить о нуболидах. А потом…</w:t>
+        <w:t xml:space="preserve">— Я плохо помню, — сказал я. — Она просила зайти к ней, поговорить о </w:t>
+      </w:r>
+      <w:proofErr w:type="spellStart"/>
+      <w:r>
+        <w:t>нуболидах</w:t>
+      </w:r>
+      <w:proofErr w:type="spellEnd"/>
+      <w:r>
+        <w:t>. А потом…</w:t>
       </w:r>
     </w:p>
     <w:p>
@@ -20098,7 +20879,15 @@
     </w:p>
     <w:p>
       <w:r>
-        <w:t>— Мерцель пригласила меня к себе, чтобы поговорить о нуболидах. Или нет. Она хотела мне что-то показать. Записку.</w:t>
+        <w:t xml:space="preserve">— Мерцель пригласила меня к себе, чтобы поговорить о </w:t>
+      </w:r>
+      <w:proofErr w:type="spellStart"/>
+      <w:r>
+        <w:t>нуболидах</w:t>
+      </w:r>
+      <w:proofErr w:type="spellEnd"/>
+      <w:r>
+        <w:t>. Или нет. Она хотела мне что-то показать. Записку.</w:t>
       </w:r>
     </w:p>
     <w:p>
@@ -20178,7 +20967,15 @@
         <w:t xml:space="preserve"> сейчас</w:t>
       </w:r>
       <w:r>
-        <w:t xml:space="preserve"> уложат на каталку и увезут, громыхая по металлическому полу восьмерящими колёсами, в пропахшую смертью операционную.</w:t>
+        <w:t xml:space="preserve"> уложат на каталку и увезут, громыхая по металлическому полу </w:t>
+      </w:r>
+      <w:proofErr w:type="spellStart"/>
+      <w:r>
+        <w:t>восьмерящими</w:t>
+      </w:r>
+      <w:proofErr w:type="spellEnd"/>
+      <w:r>
+        <w:t xml:space="preserve"> колёсами, в пропахшую смертью операционную.</w:t>
       </w:r>
     </w:p>
     <w:p>
@@ -20193,7 +20990,15 @@
     </w:p>
     <w:p>
       <w:r>
-        <w:t xml:space="preserve">Мицюкин скривился, но промолчал. Я вдруг подумал о Майорове — странно, что он ещё не ворвался в медотсек и не потребовал объяснений, тряся папкой с какими-нибудь захватанными отчётами, трассировками, </w:t>
+        <w:t xml:space="preserve">Мицюкин скривился, но промолчал. Я вдруг подумал о Майорове — странно, что он ещё не ворвался в </w:t>
+      </w:r>
+      <w:proofErr w:type="spellStart"/>
+      <w:r>
+        <w:t>медотсек</w:t>
+      </w:r>
+      <w:proofErr w:type="spellEnd"/>
+      <w:r>
+        <w:t xml:space="preserve"> и не потребовал объяснений, тряся папкой с какими-нибудь захватанными отчётами, трассировками, </w:t>
       </w:r>
       <w:r>
         <w:lastRenderedPageBreak/>
@@ -20437,7 +21242,15 @@
     </w:p>
     <w:p>
       <w:r>
-        <w:t xml:space="preserve">Я не сомневался, что увижу скрюченного от ярости Мицюкина, который вцепится в меня холодными пальцами и утащит в тайную тюрьму, но в отсек </w:t>
+        <w:t xml:space="preserve">Я не сомневался, что увижу скрюченного от ярости </w:t>
+      </w:r>
+      <w:proofErr w:type="spellStart"/>
+      <w:r>
+        <w:t>Мицюкина</w:t>
+      </w:r>
+      <w:proofErr w:type="spellEnd"/>
+      <w:r>
+        <w:t xml:space="preserve">, который вцепится в меня холодными пальцами и утащит в тайную тюрьму, но в отсек </w:t>
       </w:r>
       <w:r>
         <w:t>воровато</w:t>
@@ -20570,7 +21383,15 @@
     </w:p>
     <w:p>
       <w:r>
-        <w:t xml:space="preserve">— От дерготни Мицюкина лучше не становится. Хорошо хоть Майорова сразу положили, а то бы </w:t>
+        <w:t xml:space="preserve">— От дерготни </w:t>
+      </w:r>
+      <w:proofErr w:type="spellStart"/>
+      <w:r>
+        <w:t>Мицюкина</w:t>
+      </w:r>
+      <w:proofErr w:type="spellEnd"/>
+      <w:r>
+        <w:t xml:space="preserve"> лучше не становится. Хорошо хоть Майорова сразу положили, а то бы </w:t>
       </w:r>
       <w:r>
         <w:t xml:space="preserve">они </w:t>
@@ -20767,7 +21588,15 @@
         <w:t>обожгло</w:t>
       </w:r>
       <w:r>
-        <w:t xml:space="preserve"> металлическим холодом. Я сделал осторожный шаг, и в этот момент отсек тряхнуло — гравитонный привод опять решил поиздеваться над вестибулярным аппаратом.</w:t>
+        <w:t xml:space="preserve"> металлическим холодом. Я сделал осторожный шаг, и в этот момент отсек тряхнуло — </w:t>
+      </w:r>
+      <w:proofErr w:type="spellStart"/>
+      <w:r>
+        <w:t>гравитонный</w:t>
+      </w:r>
+      <w:proofErr w:type="spellEnd"/>
+      <w:r>
+        <w:t xml:space="preserve"> привод опять решил поиздеваться над вестибулярным аппаратом.</w:t>
       </w:r>
     </w:p>
     <w:p>
@@ -21479,7 +22308,15 @@
     </w:p>
     <w:p>
       <w:r>
-        <w:t>— В нуболидах?</w:t>
+        <w:t xml:space="preserve">— В </w:t>
+      </w:r>
+      <w:proofErr w:type="spellStart"/>
+      <w:r>
+        <w:t>нуболидах</w:t>
+      </w:r>
+      <w:proofErr w:type="spellEnd"/>
+      <w:r>
+        <w:t>?</w:t>
       </w:r>
     </w:p>
     <w:p>
@@ -21707,7 +22544,15 @@
     </w:p>
     <w:p>
       <w:r>
-        <w:t>Больше мы ни о чём не говорили. Вопросов было много, сердце взволнованно ёрзало в груди, когда я думал о токсине или нуболидах, однако нужные слова не приходили в голову.</w:t>
+        <w:t xml:space="preserve">Больше мы ни о чём не говорили. Вопросов было много, сердце взволнованно ёрзало в груди, когда я думал о токсине или </w:t>
+      </w:r>
+      <w:proofErr w:type="spellStart"/>
+      <w:r>
+        <w:t>нуболидах</w:t>
+      </w:r>
+      <w:proofErr w:type="spellEnd"/>
+      <w:r>
+        <w:t>, однако нужные слова не приходили в голову.</w:t>
       </w:r>
     </w:p>
     <w:p>
@@ -22135,7 +22980,15 @@
     </w:p>
     <w:p>
       <w:r>
-        <w:t>— Родители есть, — сказал я, — но я их редко последнее время навещаю. Нехорошо это, конечно. Надо будет обязательно съездить в Стальск, когда вернусь. Если вернусь, — добавил я.</w:t>
+        <w:t xml:space="preserve">— Родители есть, — сказал я, — но я их редко последнее время навещаю. Нехорошо это, конечно. Надо будет обязательно съездить в </w:t>
+      </w:r>
+      <w:proofErr w:type="spellStart"/>
+      <w:r>
+        <w:t>Стальск</w:t>
+      </w:r>
+      <w:proofErr w:type="spellEnd"/>
+      <w:r>
+        <w:t>, когда вернусь. Если вернусь, — добавил я.</w:t>
       </w:r>
     </w:p>
     <w:p>
@@ -22150,7 +23003,15 @@
     </w:p>
     <w:p>
       <w:r>
-        <w:t xml:space="preserve">— Стальск… </w:t>
+        <w:t xml:space="preserve">— </w:t>
+      </w:r>
+      <w:proofErr w:type="spellStart"/>
+      <w:r>
+        <w:t>Стальск</w:t>
+      </w:r>
+      <w:proofErr w:type="spellEnd"/>
+      <w:r>
+        <w:t xml:space="preserve">… </w:t>
       </w:r>
       <w:r>
         <w:t xml:space="preserve">— проговорила Вера. — </w:t>
@@ -22161,7 +23022,15 @@
     </w:p>
     <w:p>
       <w:r>
-        <w:t>— Вряд ли, — сказал я. — Их много, Стальсков этих. Мой — двенадцатый по счёту.</w:t>
+        <w:t xml:space="preserve">— Вряд ли, — сказал я. — Их много, </w:t>
+      </w:r>
+      <w:proofErr w:type="spellStart"/>
+      <w:r>
+        <w:t>Стальсков</w:t>
+      </w:r>
+      <w:proofErr w:type="spellEnd"/>
+      <w:r>
+        <w:t xml:space="preserve"> этих. Мой — двенадцатый по счёту.</w:t>
       </w:r>
     </w:p>
     <w:p>
@@ -22707,7 +23576,15 @@
     </w:p>
     <w:p>
       <w:r>
-        <w:t>Внутри меня что-то забурлило. Всё вокруг — синий глаз иллюминатора, затянутые тенью стены, потолок и маленькая фотография у кровати — закачалось в такт возбуждённому дыханию. Я сорвал с неё блузку. Заклацали по полу, как россыпь жемчужинок, вылетевшие пуговицы — и рассеянно разбежались по сторонам.</w:t>
+        <w:t xml:space="preserve">Внутри меня что-то забурлило. Всё вокруг — синий глаз иллюминатора, затянутые тенью стены, потолок и маленькая фотография у кровати — закачалось в такт возбуждённому дыханию. Я сорвал с неё блузку. </w:t>
+      </w:r>
+      <w:proofErr w:type="spellStart"/>
+      <w:r>
+        <w:t>Заклацали</w:t>
+      </w:r>
+      <w:proofErr w:type="spellEnd"/>
+      <w:r>
+        <w:t xml:space="preserve"> по полу, как россыпь жемчужинок, вылетевшие пуговицы — и рассеянно разбежались по сторонам.</w:t>
       </w:r>
     </w:p>
     <w:p>
@@ -22715,6 +23592,7 @@
         <w:lastRenderedPageBreak/>
         <w:t xml:space="preserve">— От тебя пахнет кровью и фурацилином. — Вера слегка отодвинулась, откинула голову и посмотрела сквозь прищуренные веки, едва заметно улыбаясь. — А ещё </w:t>
       </w:r>
+      <w:proofErr w:type="spellStart"/>
       <w:r>
         <w:t>по</w:t>
       </w:r>
@@ -22724,6 +23602,7 @@
       <w:r>
         <w:t>том</w:t>
       </w:r>
+      <w:proofErr w:type="spellEnd"/>
       <w:r>
         <w:t>.</w:t>
       </w:r>
@@ -22796,7 +23675,15 @@
     </w:p>
     <w:p>
       <w:r>
-        <w:t>Первый полёт в космос. Первый бранк. Первый сон во время перехода. Знакомство с ней.</w:t>
+        <w:t xml:space="preserve">Первый полёт в космос. Первый </w:t>
+      </w:r>
+      <w:proofErr w:type="spellStart"/>
+      <w:r>
+        <w:t>бранк</w:t>
+      </w:r>
+      <w:proofErr w:type="spellEnd"/>
+      <w:r>
+        <w:t>. Первый сон во время перехода. Знакомство с ней.</w:t>
       </w:r>
     </w:p>
     <w:p>
@@ -22811,7 +23698,15 @@
     </w:p>
     <w:p>
       <w:r>
-        <w:t>— Сейчас мне кажется, что самое хорошее, что было у меня в жизни — это ты, — сказал я.</w:t>
+        <w:t xml:space="preserve">— Сейчас мне кажется, что </w:t>
+      </w:r>
+      <w:proofErr w:type="gramStart"/>
+      <w:r>
+        <w:t>самое хорошее</w:t>
+      </w:r>
+      <w:proofErr w:type="gramEnd"/>
+      <w:r>
+        <w:t>, что было у меня в жизни — это ты, — сказал я.</w:t>
       </w:r>
     </w:p>
     <w:p>
@@ -22865,8 +23760,13 @@
       </w:r>
     </w:p>
     <w:p>
-      <w:r>
-        <w:t>Пшикнул диспенсер, зажурчала в кружке вода.</w:t>
+      <w:proofErr w:type="spellStart"/>
+      <w:r>
+        <w:t>Пшикнул</w:t>
+      </w:r>
+      <w:proofErr w:type="spellEnd"/>
+      <w:r>
+        <w:t xml:space="preserve"> диспенсер, зажурчала в кружке вода.</w:t>
       </w:r>
     </w:p>
     <w:p>
@@ -23135,7 +24035,15 @@
         <w:t xml:space="preserve">Какая разница, сколько лет изучаем? </w:t>
       </w:r>
       <w:r>
-        <w:t>Я вообще в химлабе сижу, откуда мне знать?</w:t>
+        <w:t xml:space="preserve">Я вообще в </w:t>
+      </w:r>
+      <w:proofErr w:type="spellStart"/>
+      <w:r>
+        <w:t>химлабе</w:t>
+      </w:r>
+      <w:proofErr w:type="spellEnd"/>
+      <w:r>
+        <w:t xml:space="preserve"> сижу, откуда мне знать?</w:t>
       </w:r>
     </w:p>
     <w:p>
@@ -23215,7 +24123,15 @@
     </w:p>
     <w:p>
       <w:r>
-        <w:t>Сбой в гравитонной камере?</w:t>
+        <w:t xml:space="preserve">Сбой в </w:t>
+      </w:r>
+      <w:proofErr w:type="spellStart"/>
+      <w:r>
+        <w:t>гравитонной</w:t>
+      </w:r>
+      <w:proofErr w:type="spellEnd"/>
+      <w:r>
+        <w:t xml:space="preserve"> камере?</w:t>
       </w:r>
     </w:p>
     <w:p>
@@ -23718,8 +24634,13 @@
       </w:r>
     </w:p>
     <w:p>
-      <w:r>
-        <w:t>Гравитонный привод едва работал.</w:t>
+      <w:proofErr w:type="spellStart"/>
+      <w:r>
+        <w:t>Гравитонный</w:t>
+      </w:r>
+      <w:proofErr w:type="spellEnd"/>
+      <w:r>
+        <w:t xml:space="preserve"> привод едва работал.</w:t>
       </w:r>
     </w:p>
     <w:p>
@@ -23808,7 +24729,15 @@
     </w:p>
     <w:p>
       <w:r>
-        <w:t xml:space="preserve">Глаза мои уже немного привыкли к расходящейся тряске и мелькающему свету. Я узнал искривлённое лицо Мицюкина, который </w:t>
+        <w:t xml:space="preserve">Глаза мои уже немного привыкли к расходящейся тряске и мелькающему свету. Я узнал искривлённое лицо </w:t>
+      </w:r>
+      <w:proofErr w:type="spellStart"/>
+      <w:r>
+        <w:t>Мицюкина</w:t>
+      </w:r>
+      <w:proofErr w:type="spellEnd"/>
+      <w:r>
+        <w:t xml:space="preserve">, который </w:t>
       </w:r>
       <w:r>
         <w:t>жёг</w:t>
@@ -23823,8 +24752,13 @@
       </w:r>
     </w:p>
     <w:p>
-      <w:r>
-        <w:t xml:space="preserve">Мицюкина перекосило, как засбоившую машину. Резак, изрыгнув последнюю струю пламени, погас у него в руке, и он уставился на меня, как на чудище из ночного кошмара. Появилось ещё несколько теней, вылезших из </w:t>
+      <w:proofErr w:type="spellStart"/>
+      <w:r>
+        <w:t>Мицюкина</w:t>
+      </w:r>
+      <w:proofErr w:type="spellEnd"/>
+      <w:r>
+        <w:t xml:space="preserve"> перекосило, как засбоившую машину. Резак, изрыгнув последнюю струю пламени, погас у него в руке, и он уставился на меня, как на чудище из ночного кошмара. Появилось ещё несколько теней, вылезших из </w:t>
       </w:r>
       <w:r>
         <w:lastRenderedPageBreak/>
@@ -23951,9 +24885,11 @@
       <w:r>
         <w:t xml:space="preserve">Всё перед глазами завязло в крови. Я решил, что огонь с реактивной тягой рвётся ко мне навстречу. Раскинул руки, ожидая избавления от этого ревущего ада, но огонь отступил, превратившись в </w:t>
       </w:r>
+      <w:proofErr w:type="spellStart"/>
       <w:r>
         <w:t>стробящие</w:t>
       </w:r>
+      <w:proofErr w:type="spellEnd"/>
       <w:r>
         <w:t>, как иллюминация, аварийные люминофоры.</w:t>
       </w:r>
@@ -24347,7 +25283,15 @@
     </w:p>
     <w:p>
       <w:r>
-        <w:t xml:space="preserve">Тяжёлый тёмный взгляд Мицюкина прожигал насквозь. </w:t>
+        <w:t xml:space="preserve">Тяжёлый тёмный взгляд </w:t>
+      </w:r>
+      <w:proofErr w:type="spellStart"/>
+      <w:r>
+        <w:t>Мицюкина</w:t>
+      </w:r>
+      <w:proofErr w:type="spellEnd"/>
+      <w:r>
+        <w:t xml:space="preserve"> прожигал насквозь. </w:t>
       </w:r>
     </w:p>
     <w:p>
@@ -24387,7 +25331,15 @@
     </w:p>
     <w:p>
       <w:r>
-        <w:t>Тень Мицюкина нависала надо мной, прижимала к стене. Я невольно попятился, задел за что-то ногой и едва не свалился на пол.</w:t>
+        <w:t xml:space="preserve">Тень </w:t>
+      </w:r>
+      <w:proofErr w:type="spellStart"/>
+      <w:r>
+        <w:t>Мицюкина</w:t>
+      </w:r>
+      <w:proofErr w:type="spellEnd"/>
+      <w:r>
+        <w:t xml:space="preserve"> нависала надо мной, прижимала к стене. Я невольно попятился, задел за что-то ногой и едва не свалился на пол.</w:t>
       </w:r>
     </w:p>
     <w:p>
@@ -25502,7 +26454,15 @@
     </w:p>
     <w:p>
       <w:r>
-        <w:t>Вера подбежала, вышла из аварийного мрака, как из бранка, и обхватила меня за плечи. Я остолбенел. Дыхание перехватило от радости. Я прижался к её губам.</w:t>
+        <w:t xml:space="preserve">Вера подбежала, вышла из аварийного мрака, как из </w:t>
+      </w:r>
+      <w:proofErr w:type="spellStart"/>
+      <w:r>
+        <w:t>бранка</w:t>
+      </w:r>
+      <w:proofErr w:type="spellEnd"/>
+      <w:r>
+        <w:t>, и обхватила меня за плечи. Я остолбенел. Дыхание перехватило от радости. Я прижался к её губам.</w:t>
       </w:r>
     </w:p>
     <w:p>
@@ -25692,7 +26652,15 @@
     </w:p>
     <w:p>
       <w:r>
-        <w:t>Камеру с нуболидами закрывала дымная пелена.</w:t>
+        <w:t xml:space="preserve">Камеру с </w:t>
+      </w:r>
+      <w:proofErr w:type="spellStart"/>
+      <w:r>
+        <w:t>нуболидами</w:t>
+      </w:r>
+      <w:proofErr w:type="spellEnd"/>
+      <w:r>
+        <w:t xml:space="preserve"> закрывала дымная пелена.</w:t>
       </w:r>
     </w:p>
     <w:p>
@@ -25976,6 +26944,1777 @@
     <w:p>
       <w:r>
         <w:t>— Сколько у нас есть времени, прежде чем станция сойдёт с орбиты?</w:t>
+      </w:r>
+    </w:p>
+    <w:p>
+      <w:pPr>
+        <w:pStyle w:val="10"/>
+        <w:rPr>
+          <w:lang w:val="en-US"/>
+        </w:rPr>
+      </w:pPr>
+      <w:r>
+        <w:lastRenderedPageBreak/>
+        <w:t>ВЫСОКОЕ ДАВЛЕНИЕ</w:t>
+      </w:r>
+    </w:p>
+    <w:p>
+      <w:r>
+        <w:t>Снова в глаза била лампа, как в операционной, омывая кромешно белые стены, которые давили похлеще темноты.</w:t>
+      </w:r>
+    </w:p>
+    <w:p>
+      <w:r>
+        <w:t>Если долго смотреть в одну точку, всё вокруг рассеивается в предобморочном шуме, и глаза заливает белизна. Манжета на руке набухает с противным гудением, требовательно стискивает плечо. Кажется, ещё секунда — и пережмёт, переломает руку, выдавит наружу мышцы и сорванные сухожилия. Стрелка на компрессоре, вибрирующем на коленях, дёргается, как припадочная, описывая по циферблату полный круг — с нуля до нуля, перепрыгивая через риски.</w:t>
+      </w:r>
+    </w:p>
+    <w:p>
+      <w:r>
+        <w:t>Я сидел на жёстком стуле в углу, спасаясь от света. Притулилась рядом каталка, на которой лежало плотно перетянутое бинтами, наспех собранное из оторванных частей тело. Из руки торчал прозрачный жгут, схваченный на сердцевине скрепкой — вытягивал что-то густое и алое из подвешенного к металлической скобе пакета. У изголовья нетерпеливо жужжала металлическая коробка с вытаращенным экраном, по которому редкими стежками тянулась дорожка нитевидного пульса.</w:t>
+      </w:r>
+    </w:p>
+    <w:p>
+      <w:r>
+        <w:t>Минаева сутулилась у шаткого столика, заваленного испачканными инструментами, пустыми склянками и обрывками бинтов. Она и сама была какой-то пустой, испачканной, надорванной. Постоянно задевала столик бедром, втирая в ожоги на лице Лысанова липкую белую мазь. Всё содержимое её ущербного инвентаря надсадно звенело и дребезжало. Лысанов вздрагивал, морщился, но молчал.</w:t>
+      </w:r>
+    </w:p>
+    <w:p>
+      <w:r>
+        <w:t>— Потерпите немного, — сказала Минаева. — Я уже почти закончила.</w:t>
+      </w:r>
+    </w:p>
+    <w:p>
+      <w:r>
+        <w:t>— Всё в порядке, — буркнул Лысанов.</w:t>
+      </w:r>
+    </w:p>
+    <w:p>
+      <w:r>
+        <w:t>Выглядел он неважно. Кожа на лице вспенилась и зарубцевалась. Один глаз был наполовину закрыт — кожу века стянул проросший сквозь боль ожог.</w:t>
+      </w:r>
+    </w:p>
+    <w:p>
+      <w:r>
+        <w:t>Машинка у меня на коленях выдохнула, ослабила давление на манжету и застопорилась. Минаева тут же, как заведённая, подскочила и проверила циферблат:</w:t>
+      </w:r>
+    </w:p>
+    <w:p>
+      <w:r>
+        <w:t>— Давление туда-сюда гуляет! Нехорошо это! Я вам успокоительные дам, примите и ложитесь.</w:t>
+      </w:r>
+    </w:p>
+    <w:p>
+      <w:r>
+        <w:t xml:space="preserve">— </w:t>
+      </w:r>
+      <w:r>
+        <w:t>Обойдусь без</w:t>
+      </w:r>
+      <w:r>
+        <w:t xml:space="preserve"> успокоительных, — сказал я. — Я себя нормально чувствую. У вас посерьёзней есть пациенты.</w:t>
+      </w:r>
+    </w:p>
+    <w:p>
+      <w:r>
+        <w:t>Взгляд упёрся в умирающее на каталке тело.</w:t>
+      </w:r>
+    </w:p>
+    <w:p>
+      <w:r>
+        <w:t>— Это мне решать! Не стоит бодриться, Олег! Так и до инфаркта недалеко. Посидите, расслабьтесь. Я с вами ещё не закончила.</w:t>
+      </w:r>
+    </w:p>
+    <w:p>
+      <w:r>
+        <w:t>Минаева вернулась к Лысанову.</w:t>
+      </w:r>
+    </w:p>
+    <w:p>
+      <w:r>
+        <w:lastRenderedPageBreak/>
+        <w:t>— Хватит уже со мной возиться! — в тон со мной заворчал он. — У нас дел по горло! Надо резервный блок поднимать.</w:t>
+      </w:r>
+    </w:p>
+    <w:p>
+      <w:r>
+        <w:t>Минаева посмотрела на него, сдвинув брови.</w:t>
+      </w:r>
+    </w:p>
+    <w:p>
+      <w:r>
+        <w:t>— Вы что, все на тот свет торопитесь?</w:t>
+      </w:r>
+    </w:p>
+    <w:p>
+      <w:r>
+        <w:t>Она стала накладывать на лоб повязку. Я вдруг понял, что не могу больше здесь находиться. Воздуховоды едва пашут, сложно дышать. Едкая вонь лекарств спорит с металлическим вкусом крови, оседающим на губах. Стерильный свет выжигает остатки сил.</w:t>
+      </w:r>
+    </w:p>
+    <w:p>
+      <w:r>
+        <w:t>Я встал.</w:t>
+      </w:r>
+    </w:p>
+    <w:p>
+      <w:r>
+        <w:t>— Олег! — Минаева обернулась, стрельнув в меня раздражённым взглядом. — Подождите! Я хотела ещё раз вас осмотреть!</w:t>
+      </w:r>
+    </w:p>
+    <w:p>
+      <w:r>
+        <w:t xml:space="preserve">— Всё хорошо со мной, — сказал я. — Мне тоже надо чем-нибудь полезным заняться. Какой </w:t>
+      </w:r>
+      <w:r>
+        <w:t>смысл</w:t>
+      </w:r>
+      <w:r>
+        <w:t xml:space="preserve"> здесь торчать?</w:t>
+      </w:r>
+    </w:p>
+    <w:p>
+      <w:r>
+        <w:t>— Чем же полезным вы собираетесь зан</w:t>
+      </w:r>
+      <w:r>
+        <w:t>има</w:t>
+      </w:r>
+      <w:r>
+        <w:t>ться с таким давлением?</w:t>
+      </w:r>
+    </w:p>
+    <w:p>
+      <w:r>
+        <w:t xml:space="preserve">Я хотел что-нибудь ответить, объяснить, почему </w:t>
+      </w:r>
+      <w:r>
+        <w:t>мне нужно</w:t>
+      </w:r>
+      <w:r>
+        <w:t xml:space="preserve"> срочно уйти, но думать было тяжело — мысли пробивались сквозь красную коллоидную муть и намертво в ней вязли.</w:t>
+      </w:r>
+    </w:p>
+    <w:p>
+      <w:r>
+        <w:t>— Майоров… — начал я.</w:t>
+      </w:r>
+    </w:p>
+    <w:p>
+      <w:r>
+        <w:t>— Вашего капитана я тоже скоро осмотрю, — перебила меня Минаева. — Вы со всей вашей командой здесь встретитесь.</w:t>
+      </w:r>
+    </w:p>
+    <w:p>
+      <w:r>
+        <w:t>— Но…</w:t>
+      </w:r>
+    </w:p>
+    <w:p>
+      <w:r>
+        <w:t>— Олег! Не отвлекайте меня, пожалуйста. Я вас просила подождать, вот и подождите.</w:t>
+      </w:r>
+    </w:p>
+    <w:p>
+      <w:r>
+        <w:t xml:space="preserve">Я сел в углу, как заключённый. </w:t>
+      </w:r>
+    </w:p>
+    <w:p>
+      <w:r>
+        <w:t xml:space="preserve">В отсек хромающей походкой зашла женщина в белом халате. </w:t>
+      </w:r>
+      <w:r>
+        <w:t>Она выглядела так</w:t>
+      </w:r>
+      <w:r>
+        <w:t xml:space="preserve">, </w:t>
+      </w:r>
+      <w:r>
+        <w:t>словно</w:t>
+      </w:r>
+      <w:r>
+        <w:t xml:space="preserve"> чудом выбралась из кровавой </w:t>
+      </w:r>
+      <w:r>
+        <w:t>гекатомбы</w:t>
+      </w:r>
+      <w:r>
+        <w:t xml:space="preserve"> — и постарела разом на двадцать лет. Её ещё не старое лицо испещряли глубокие, прополотые кривым ножом морщины. Руки трусливо тряслись.</w:t>
+      </w:r>
+    </w:p>
+    <w:p>
+      <w:r>
+        <w:t>— Елена Викторовна, — всполошилась Минаева, — как вы? Всё в порядке?</w:t>
+      </w:r>
+    </w:p>
+    <w:p>
+      <w:r>
+        <w:t>Женщина в халате остановилась рядом со мной и обвела мутным белесым взглядом — попыталась вспомнить, кто я такой, но быстро сдалась, отвернулась, потеряв ко мне вместе с вниманием всякий интерес.</w:t>
+      </w:r>
+    </w:p>
+    <w:p>
+      <w:r>
+        <w:t xml:space="preserve">— Алиночка, — выдохнула она, и от неё потянуло густым раствором корвалола, — нам </w:t>
+      </w:r>
+      <w:r>
+        <w:t>необходимо</w:t>
+      </w:r>
+      <w:r>
+        <w:t xml:space="preserve"> кое-что обсудить!</w:t>
+      </w:r>
+    </w:p>
+    <w:p>
+      <w:r>
+        <w:t>— Вы как себя чувствуете, Елена Викторовна? — спросила Минаева.</w:t>
+      </w:r>
+    </w:p>
+    <w:p>
+      <w:r>
+        <w:t>— Ты обо мне не думай, — отозвалась Елена Викторовна. — Всё со мной хорошо, не время отдыхать, — и тут же, вопреки собственным словам, присела на хромающий стульчик. — Плазмоферез нам так и не починили. Не знаю, что и делать теперь.</w:t>
+      </w:r>
+    </w:p>
+    <w:p>
+      <w:r>
+        <w:lastRenderedPageBreak/>
+        <w:t>— Что-нибудь придумаем, Елена Викторовна.</w:t>
+      </w:r>
+    </w:p>
+    <w:p>
+      <w:r>
+        <w:t>Минаева оставила Лысанова в покое, и тот сидел, зажмурив глаз, как гипсовое изваяние в память безымянному больному.</w:t>
+      </w:r>
+    </w:p>
+    <w:p>
+      <w:r>
+        <w:t>— Да, — кивнула Елена Викторовна, — придумаем, да. Но я не поэтому зашла, Алиночка. Я провела ещё один анализ. Так вот, мне кажется…</w:t>
+      </w:r>
+    </w:p>
+    <w:p>
+      <w:r>
+        <w:t>Подбородок у неё затрясся, и она с какой-то скорбной мукой попыталась выдавить из себя оставшиеся слова.</w:t>
+      </w:r>
+    </w:p>
+    <w:p>
+      <w:r>
+        <w:t>— Что за анализ? — не выдержала Минаева. — С вами точно всё в порядке? Зря вы так себя напрягаете после приступа!</w:t>
+      </w:r>
+    </w:p>
+    <w:p>
+      <w:r>
+        <w:t xml:space="preserve">— Да какой приступ, Алиночка! — Елена Викторовна повернулась к свету и улыбнулась одной половиной лица. — Ерунда это, а не приступ! </w:t>
+      </w:r>
+      <w:r>
+        <w:t>П</w:t>
+      </w:r>
+      <w:r>
+        <w:t>ереволновалась. Я говорю, что анализ провела. Этот токсин ваш, — она вдруг обратилась ко мне, ошарашив перекошенной улыбкой, — содержит следы фибры.</w:t>
+      </w:r>
+    </w:p>
+    <w:p>
+      <w:r>
+        <w:t>— Фибры? — Глаза у Минаевой вытянулись. — Вы уверены, Елена Викторовна?</w:t>
+      </w:r>
+    </w:p>
+    <w:p>
+      <w:r>
+        <w:t>— Проверь сама, если хочешь, — мелодично ответила Елена Викторовна. — Фибра распадается быстро, а в первых образцах мы не знали, куда смотреть. Вот и не нашли ничего.</w:t>
+      </w:r>
+    </w:p>
+    <w:p>
+      <w:r>
+        <w:t>— Фибра… — повторила Минаева.</w:t>
+      </w:r>
+    </w:p>
+    <w:p>
+      <w:r>
+        <w:t>Брови у неё изогнулись, и она попыталась просчитать какую-то сложную формулу в уме.</w:t>
+      </w:r>
+    </w:p>
+    <w:p>
+      <w:r>
+        <w:t xml:space="preserve">Елена Викторовна поднялась, со стоном расширила грудную клетку, и вокруг неё закружились на свету искрящиеся пылинки. Казалось, она выдохнула из уставших лёгких скопившийся сор. </w:t>
+      </w:r>
+      <w:r>
+        <w:t>Затем п</w:t>
+      </w:r>
+      <w:r>
+        <w:t>одошла к столу и тяжело упёрлась в него обеими руками.</w:t>
+      </w:r>
+    </w:p>
+    <w:p>
+      <w:r>
+        <w:t>Лысанов с любопытством следил за ней оставшимся глазом.</w:t>
+      </w:r>
+    </w:p>
+    <w:p>
+      <w:r>
+        <w:t>— Фибра имеет нейролептическое действие, — сказала Минаева. — На самом деле, это всё очень странно. Вы думаете она могла дать такой эффект при смешении с чем-то другим?</w:t>
+      </w:r>
+    </w:p>
+    <w:p>
+      <w:r>
+        <w:t>— Всё возможно, Алиночка, — ответила Елена Викторовна. — Мне кажется, это был коктейль. Причём сделанный кем-то, кто знает о химических свойствах фибры получше нас.</w:t>
+      </w:r>
+    </w:p>
+    <w:p>
+      <w:r>
+        <w:t>— Вы думаете, токсин сделали здесь, на станции? — спросила Минаева.</w:t>
+      </w:r>
+    </w:p>
+    <w:p>
+      <w:r>
+        <w:t xml:space="preserve">Елена Викторовна обернулась. В глазах её </w:t>
+      </w:r>
+      <w:r>
+        <w:t xml:space="preserve">мучительно </w:t>
+      </w:r>
+      <w:r>
+        <w:t xml:space="preserve">отразилось неразрешённое сомнение — </w:t>
+      </w:r>
+      <w:r>
+        <w:t>она силилась</w:t>
+      </w:r>
+      <w:r>
+        <w:t xml:space="preserve">, страшно </w:t>
+      </w:r>
+      <w:r>
+        <w:t>силилась</w:t>
+      </w:r>
+      <w:r>
+        <w:t xml:space="preserve">, но никак не </w:t>
+      </w:r>
+      <w:r>
+        <w:t>могла</w:t>
+      </w:r>
+      <w:r>
+        <w:t xml:space="preserve"> меня узнать.</w:t>
+      </w:r>
+    </w:p>
+    <w:p>
+      <w:r>
+        <w:t xml:space="preserve">— </w:t>
+      </w:r>
+      <w:r>
+        <w:t>Не обязательно здесь</w:t>
+      </w:r>
+      <w:r>
+        <w:t>, — проговорила она, обстоятельно взвешивая на языке каждое слово. — Где угодно, Алиночка. Т</w:t>
+      </w:r>
+      <w:r>
+        <w:t>ут</w:t>
+      </w:r>
+      <w:r>
+        <w:t xml:space="preserve"> нет ничего сложного. </w:t>
+      </w:r>
+      <w:r>
+        <w:t>Тут</w:t>
+      </w:r>
+      <w:r>
+        <w:t xml:space="preserve"> </w:t>
+      </w:r>
+      <w:r>
+        <w:lastRenderedPageBreak/>
+        <w:t xml:space="preserve">нужны, — Елена Викторовна помедлила, — определённые препараты. </w:t>
+      </w:r>
+      <w:r>
+        <w:t>Они</w:t>
+      </w:r>
+      <w:r>
+        <w:t xml:space="preserve">, впрочем, </w:t>
+      </w:r>
+      <w:r>
+        <w:t>есть</w:t>
+      </w:r>
+      <w:r>
+        <w:t xml:space="preserve"> в любой химической лаборатории, Алиночка.</w:t>
+      </w:r>
+    </w:p>
+    <w:p>
+      <w:r>
+        <w:t>Минаева продолжила бинтовать Лысанову голову.</w:t>
+      </w:r>
+    </w:p>
+    <w:p>
+      <w:r>
+        <w:t>— Надо обязательно найти источник заражения, — сказала Елена Викторовна</w:t>
+      </w:r>
+      <w:r>
+        <w:t>.</w:t>
+      </w:r>
+      <w:r>
+        <w:t xml:space="preserve"> — </w:t>
+      </w:r>
+      <w:r>
+        <w:t>Надо что-то делать, п</w:t>
+      </w:r>
+      <w:r>
+        <w:t>ока не работает плазмоферез. Иначе будет хуже, чем все эти взрывы. Вы же</w:t>
+      </w:r>
+      <w:r>
+        <w:t xml:space="preserve"> понимаете, Алиночка?</w:t>
+      </w:r>
+    </w:p>
+    <w:p>
+      <w:r>
+        <w:t xml:space="preserve">Рука Елены Викторовны подвернулась, и она чуть не упала. Минаева вовремя подхватила её под локоть. </w:t>
+      </w:r>
+    </w:p>
+    <w:p>
+      <w:r>
+        <w:t>— Осторожнее!</w:t>
+      </w:r>
+    </w:p>
+    <w:p>
+      <w:r>
+        <w:t>Я тоже подпрыгнул со стула.</w:t>
+      </w:r>
+    </w:p>
+    <w:p>
+      <w:r>
+        <w:t>— Вы же понимаете? — простонала Елена Викторовна. — Вы не можете этого не понимать!</w:t>
+      </w:r>
+    </w:p>
+    <w:p>
+      <w:r>
+        <w:t>— Да, да, конечно, — ответила Минаева. — Не волнуйтесь. Мы этим займёмся. А вам нужен покой и отдых.</w:t>
+      </w:r>
+    </w:p>
+    <w:p>
+      <w:r>
+        <w:t>— Покой и отдых, — повторила Елена Викторовна. — Покой и отдых. Это хорошо, это правильно.</w:t>
+      </w:r>
+    </w:p>
+    <w:p>
+      <w:r>
+        <w:t>Она отлипла от стола — склянки затряслись в тщедушной панике, злобно позвякивая — и медленной шаркающей подходкой направилась к двери.</w:t>
+      </w:r>
+    </w:p>
+    <w:p>
+      <w:r>
+        <w:t>О</w:t>
+      </w:r>
+      <w:r>
+        <w:t>становилась, резко обернулась и вцепилась в меня удивительно сильным взглядом — вспомнила наконец о том, что упорно пряталось от неё в тумане памяти.</w:t>
+      </w:r>
+    </w:p>
+    <w:p>
+      <w:r>
+        <w:t>— Надо найти источник, — сказала она.</w:t>
+      </w:r>
+    </w:p>
+    <w:p>
+      <w:r>
+        <w:t>Елена Викторовна обращалась ко мне.</w:t>
+      </w:r>
+    </w:p>
+    <w:p>
+      <w:r>
+        <w:t>— Хорошо, — сказал я.</w:t>
+      </w:r>
+    </w:p>
+    <w:p>
+      <w:r>
+        <w:t>Она кивнула и, не говоря больше ни слова, вышла из отсека.</w:t>
+      </w:r>
+    </w:p>
+    <w:p>
+      <w:r>
+        <w:t>Нас на несколько секунд накрыло тяжестью сосредоточенного молчания — лишь громко сопел Лысанов, дожидаясь, когда ему закончат накладывать повязку.</w:t>
+      </w:r>
+    </w:p>
+    <w:p>
+      <w:r>
+        <w:t>Впрочем, Минаева не торопилась.</w:t>
+      </w:r>
+    </w:p>
+    <w:p>
+      <w:r>
+        <w:t>— Это наш главврач, Ефимова Елена Викторовна, — стала зачем-то объяснять она. — Ей было плохо во время катастрофы. Сейчас ей самой бы промывание не помешало.</w:t>
+      </w:r>
+    </w:p>
+    <w:p>
+      <w:r>
+        <w:t>— Понятно, — сказал я.</w:t>
+      </w:r>
+    </w:p>
+    <w:p>
+      <w:r>
+        <w:t xml:space="preserve">— Нет у меня ни времени, ни сил искать какие-то источники заражения! </w:t>
+      </w:r>
+    </w:p>
+    <w:p>
+      <w:r>
+        <w:t>Минаева раздраженно толкнула стол, и её захватанный инвентарь со звоном посыпался на пол.</w:t>
+      </w:r>
+    </w:p>
+    <w:p>
+      <w:r>
+        <w:t>Я кинулся ей помогать.</w:t>
+      </w:r>
+    </w:p>
+    <w:p>
+      <w:r>
+        <w:t>— Нет! — вспыхнула Минаева. — Не трогайте здесь ничего!</w:t>
+      </w:r>
+    </w:p>
+    <w:p>
+      <w:r>
+        <w:t>Она резко, с надрывом вздохнула и закрыла глаза — зависла на секунду, как засбоивший механизм.</w:t>
+      </w:r>
+    </w:p>
+    <w:p>
+      <w:r>
+        <w:lastRenderedPageBreak/>
+        <w:t xml:space="preserve">— </w:t>
+      </w:r>
+      <w:r>
+        <w:t>П</w:t>
+      </w:r>
+      <w:r>
+        <w:t>одождите меня в приёмной, — прошептала Минаева. — Я вас приглашу.</w:t>
+      </w:r>
+    </w:p>
+    <w:p>
+      <w:r>
+        <w:t>Когда я выходил, истерически заверещал аппарат, к которому был подключён человек на каталке.</w:t>
+      </w:r>
+    </w:p>
+    <w:p>
+      <w:pPr>
+        <w:pStyle w:val="ad"/>
+      </w:pPr>
+      <w:r>
+        <w:t>* * *</w:t>
+      </w:r>
+    </w:p>
+    <w:p>
+      <w:r>
+        <w:t>Приёмная встретила меня крикливым гулом голосов и каким-то настойчивым металлическим лязгом. Я не сразу заметил, что у одной из воздушных решёток выломано пару рёбер, и те нетерпеливо бьются друг о друга, отстукивая роковый ритм.</w:t>
+      </w:r>
+    </w:p>
+    <w:p>
+      <w:r>
+        <w:t xml:space="preserve">У выхода в коридор Майоров спорил о чём-то с </w:t>
+      </w:r>
+      <w:proofErr w:type="spellStart"/>
+      <w:r>
+        <w:t>Мицюкиным</w:t>
+      </w:r>
+      <w:proofErr w:type="spellEnd"/>
+      <w:r>
+        <w:t xml:space="preserve"> — так яростно и увлечённо, что даже не обратил на меня внимания. На скамейке у стены сидела Симонова, опрятная, с затянутыми в пучок волосами — ударница труда с цветастого плаката, которая прихорошилась, но не слишком, чтобы отправиться на работу, в вопящий цех, по утру. Она посмотрела на меня тёмным испуганным взглядом.</w:t>
+      </w:r>
+    </w:p>
+    <w:p>
+      <w:r>
+        <w:t>Зашипела дверь ещё одного медицинского отсека — кто-то вылетел в приёмную и нетерпеливо протолкнулся мимо Майорова в коридор.</w:t>
+      </w:r>
+    </w:p>
+    <w:p>
+      <w:r>
+        <w:t>Веры нигде не было.</w:t>
+      </w:r>
+    </w:p>
+    <w:p>
+      <w:r>
+        <w:t>— Олег, — проговорила Симонова, — на вас лица нет!</w:t>
+      </w:r>
+    </w:p>
+    <w:p>
+      <w:r>
+        <w:t>Я невольно коснулся щеки.</w:t>
+      </w:r>
+    </w:p>
+    <w:p>
+      <w:r>
+        <w:t>— Вы как? — спросила она.</w:t>
+      </w:r>
+    </w:p>
+    <w:p>
+      <w:r>
+        <w:t>— Живой. А вы?</w:t>
+      </w:r>
+    </w:p>
+    <w:p>
+      <w:r>
+        <w:t xml:space="preserve">— </w:t>
+      </w:r>
+      <w:r>
+        <w:t>В</w:t>
+      </w:r>
+      <w:r>
+        <w:t>ообще не пострадала! — Симонова стыдливо спрятала глаза. — Все переломались, а мне — ничего. Петя вон в реанимационном лежит. А мне — ничего!</w:t>
+      </w:r>
+    </w:p>
+    <w:p>
+      <w:r>
+        <w:t>— Петя?</w:t>
+      </w:r>
+    </w:p>
+    <w:p>
+      <w:r>
+        <w:t>Симонова вместо ответа тряхнула головой.</w:t>
+      </w:r>
+    </w:p>
+    <w:p>
+      <w:r>
+        <w:t>— Бережёт меня, что ли, кто-то.</w:t>
+      </w:r>
+    </w:p>
+    <w:p>
+      <w:r>
+        <w:t>— Вы в лаборатории были?</w:t>
+      </w:r>
+    </w:p>
+    <w:p>
+      <w:r>
+        <w:t>— Да, выбежала к иллюминатору и сидела там, в углу пряталась. Когда лампы полопались, глаза закрыла. — Симонова прижала к лицу ладони, изображая слепоту. — Боялась с места двинуться, пока всё не закончилось.</w:t>
+      </w:r>
+    </w:p>
+    <w:p>
+      <w:r>
+        <w:t>— Я заходил в лабораторию, — сказал я, — но вас там не видел.</w:t>
+      </w:r>
+    </w:p>
+    <w:p>
+      <w:r>
+        <w:t>— Олег, у меня всё в голове смешалось. — Уголок рта у Симоновой дрогнул. — Я вышла, кажется, когда трясти перестало. Кругом крики, огонь. Не помню даже, куда пошла. Всё из памяти вычеркнуло.</w:t>
+      </w:r>
+    </w:p>
+    <w:p>
+      <w:r>
+        <w:t>— Неудивительно.</w:t>
+      </w:r>
+    </w:p>
+    <w:p>
+      <w:r>
+        <w:lastRenderedPageBreak/>
+        <w:t>— Даже не догадалась камеру содержания проверить.</w:t>
+      </w:r>
+    </w:p>
+    <w:p>
+      <w:r>
+        <w:t>— Всё в порядке было с камерой, — сказал я. — Нуболиды разбушевались, конечно. Такое ощущение, что пытались наружу выбраться. — Я вспомнил трещащий терминал Алексина с вышедшим из строя модулятором и прыгающие по экрану строчки. — Игорь погиб.</w:t>
+      </w:r>
+    </w:p>
+    <w:p>
+      <w:r>
+        <w:t>— Да. — Симонова вздохнула — неловко и натужно, толчками заталкивая воздух в лёгкие. — Мы рядом сидели, работали. Тогда уже началось всё это безумие. Он вдруг вскочил, побежал куда-то. Может, понял, что сейчас произойдёт. Надо было его остановить, но я не подумала.</w:t>
+      </w:r>
+    </w:p>
+    <w:p>
+      <w:r>
+        <w:t>— Вы разве не видели выбросы в иллюминатор?</w:t>
+      </w:r>
+    </w:p>
+    <w:p>
+      <w:r>
+        <w:t xml:space="preserve">— Я не видела. Мы же не всё время, Олег… — Симонова сбилась и завела с начала: — Не всё время мы видом любуемся, Олег. Работа затянула. Я </w:t>
+      </w:r>
+      <w:r>
+        <w:t>хотела</w:t>
+      </w:r>
+      <w:r>
+        <w:t xml:space="preserve"> </w:t>
+      </w:r>
+      <w:r>
+        <w:t>в столовую сходить,</w:t>
+      </w:r>
+      <w:r>
+        <w:t xml:space="preserve"> чашку кофе </w:t>
+      </w:r>
+      <w:r>
+        <w:t>взять</w:t>
+      </w:r>
+      <w:r>
+        <w:t xml:space="preserve">, но </w:t>
+      </w:r>
+      <w:r>
+        <w:t xml:space="preserve">закрутилась, </w:t>
+      </w:r>
+      <w:r>
+        <w:t xml:space="preserve">забыла. </w:t>
+      </w:r>
+      <w:r>
+        <w:t>Н</w:t>
+      </w:r>
+      <w:r>
+        <w:t>е знаю, вдруг Игорь видел? Хотя он тоже из отсека не выходил.</w:t>
+      </w:r>
+    </w:p>
+    <w:p>
+      <w:r>
+        <w:t>Симонова замолчала. Лязг с потолка усилился, подгоняя к принятию какого-то решения.</w:t>
+      </w:r>
+    </w:p>
+    <w:p>
+      <w:r>
+        <w:t>— Ты не посмотришь, как он? — спросила Симонова.</w:t>
+      </w:r>
+    </w:p>
+    <w:p>
+      <w:r>
+        <w:t>— Кто?</w:t>
+      </w:r>
+    </w:p>
+    <w:p>
+      <w:r>
+        <w:t xml:space="preserve">— Петя, — сказала она и тут же добавила, заметив мой недоумённый взгляд: — Пётр </w:t>
+      </w:r>
+      <w:proofErr w:type="spellStart"/>
+      <w:r>
+        <w:t>Верховенцев</w:t>
+      </w:r>
+      <w:proofErr w:type="spellEnd"/>
+      <w:r>
+        <w:t xml:space="preserve"> из химической. Он в реанимации, это третий отсек. А то я что-то боюсь.</w:t>
+      </w:r>
+    </w:p>
+    <w:p>
+      <w:r>
+        <w:t>Вокруг её глаз прорезались, как трещины в камне, длинные лучистые морщины.</w:t>
+      </w:r>
+    </w:p>
+    <w:p>
+      <w:r>
+        <w:t>— Хорошо.</w:t>
+      </w:r>
+    </w:p>
+    <w:p>
+      <w:r>
+        <w:t xml:space="preserve">Я </w:t>
+      </w:r>
+      <w:r>
+        <w:t xml:space="preserve">уже </w:t>
+      </w:r>
+      <w:r>
+        <w:t>направился к двери с облезшей цифрой «3», когда Майоров решил меня заметить и вытащил за руку из кипящей вокруг суеты:</w:t>
+      </w:r>
+    </w:p>
+    <w:p>
+      <w:r>
+        <w:t>— Олег, погоди! Всё в порядке у тебя?</w:t>
+      </w:r>
+    </w:p>
+    <w:p>
+      <w:r>
+        <w:t>— Да, — проговорил я. — Вроде цел.</w:t>
+      </w:r>
+    </w:p>
+    <w:p>
+      <w:r>
+        <w:t xml:space="preserve">— Какого чёрта ты вообще на этот уровень </w:t>
+      </w:r>
+      <w:proofErr w:type="spellStart"/>
+      <w:r>
+        <w:t>попёрся</w:t>
+      </w:r>
+      <w:proofErr w:type="spellEnd"/>
+      <w:r>
+        <w:t>?</w:t>
+      </w:r>
+    </w:p>
+    <w:p>
+      <w:r>
+        <w:t>Вместо меня ответил Мицюкин:</w:t>
+      </w:r>
+    </w:p>
+    <w:p>
+      <w:r>
+        <w:t>— Не сидится вам всем на одном месте! Вот и побежали в самое пекло!</w:t>
+      </w:r>
+    </w:p>
+    <w:p>
+      <w:r>
+        <w:t>— Олег, между прочим, — продолжил Майоров прерванную мысль, горячо стискивая мою ладонь, — прекрасный инженер, несмотря на свой возраст. Скажете, что его помощь вам тоже не требуется?</w:t>
+      </w:r>
+    </w:p>
+    <w:p>
+      <w:r>
+        <w:t>— Я уже всё вам объяснил, — сказал Мицюкин. — Мы разберёмся своими силами.</w:t>
+      </w:r>
+    </w:p>
+    <w:p>
+      <w:r>
+        <w:t xml:space="preserve">— Мой пилот вам не нужен! Я вам тоже не нужен, хотя больше десяти лет пилотом отлетал! Техники не нужны, вы же сами всё можете! </w:t>
+      </w:r>
+      <w:r>
+        <w:t>А</w:t>
+      </w:r>
+      <w:r>
+        <w:t xml:space="preserve"> станция с орбиты сходит!</w:t>
+      </w:r>
+    </w:p>
+    <w:p>
+      <w:r>
+        <w:lastRenderedPageBreak/>
+        <w:t xml:space="preserve">— Мы уже на второй круг пошли, — спокойно ответил Мицюкин. — </w:t>
+      </w:r>
+      <w:proofErr w:type="gramStart"/>
+      <w:r>
+        <w:t>На текущий момент</w:t>
+      </w:r>
+      <w:proofErr w:type="gramEnd"/>
+      <w:r>
+        <w:t xml:space="preserve"> я не готов подпускать кого-либо из вашей команды ни к ремонту, ни к управлению станцией. Если бы мой оператор не решил себе горло перерезать, ничего бы из этого не произошло.</w:t>
+      </w:r>
+    </w:p>
+    <w:p>
+      <w:r>
+        <w:t>— Слушайте, — начал я, — поймите меня правильно, я буду рад помочь, если вы хотите, но…</w:t>
+      </w:r>
+    </w:p>
+    <w:p>
+      <w:r>
+        <w:t>— Я вообще не понимаю, почему обсуждаю это с вами! — перебил меня Майоров. — Где Андреев?</w:t>
+      </w:r>
+    </w:p>
+    <w:p>
+      <w:r>
+        <w:t>— Ищите его сами, если хотите, — сказал Мицюкин. — Но вряд ли он примет другое решение.</w:t>
+      </w:r>
+    </w:p>
+    <w:p>
+      <w:r>
+        <w:t xml:space="preserve">— Вы идиот! — прорычал Майоров. С всклокоченными седыми волосами он был похож на старую бешеную псину. — Станция </w:t>
+      </w:r>
+      <w:r>
+        <w:t>в любую секунду</w:t>
+      </w:r>
+      <w:r>
+        <w:t xml:space="preserve"> влетит в эти выбросы! Мы на две части расколемся!</w:t>
+      </w:r>
+    </w:p>
+    <w:p>
+      <w:r>
+        <w:t>— Ситуация под контролем. — Мицюкин засопел в нос, едва сдерживаясь от взрыва. — Резервный блок мы завели. В рубке находится оператор, которому я доверяю.</w:t>
+      </w:r>
+    </w:p>
+    <w:p>
+      <w:r>
+        <w:t>Мицюкин произнёс последнее слово резко, на выдохе, из-за чего «р» стала трассирующей, как раскатистый звериный рык.</w:t>
+      </w:r>
+    </w:p>
+    <w:p>
+      <w:r>
+        <w:t xml:space="preserve">— </w:t>
+      </w:r>
+      <w:r>
+        <w:t>Серьёзно?</w:t>
+      </w:r>
+      <w:r>
+        <w:t xml:space="preserve"> — покривился Майоров. — Вы кому-то доверяете!</w:t>
+      </w:r>
+    </w:p>
+    <w:p>
+      <w:r>
+        <w:t>Мицюкин вздохнул.</w:t>
+      </w:r>
+    </w:p>
+    <w:p>
+      <w:r>
+        <w:t>— Мой оператор корректирует движение станции. Новых столкновений не произойдёт.</w:t>
+      </w:r>
+    </w:p>
+    <w:p>
+      <w:r>
+        <w:t>— Вы решили проблему? — спросил я. — Станция больше не падает?</w:t>
+      </w:r>
+    </w:p>
+    <w:p>
+      <w:r>
+        <w:t>— Извините, — Мицюкин полоснул меня холодным взглядом, — я пока не успел подготовить детальный отчёт.</w:t>
+      </w:r>
+    </w:p>
+    <w:p>
+      <w:r>
+        <w:t>— Хватит кривляться! — выкрикнул Майоров. — Ответьте!</w:t>
+      </w:r>
+    </w:p>
+    <w:p>
+      <w:r>
+        <w:t>— Нет, — отрезал Мицюкин, — проблема не решена. Станция падает. Резервного блока хватает только на корректировки.</w:t>
+      </w:r>
+    </w:p>
+    <w:p>
+      <w:r>
+        <w:t>— И что мы собираемся делать? — спросил я.</w:t>
+      </w:r>
+    </w:p>
+    <w:p>
+      <w:r>
+        <w:t xml:space="preserve">— Мы, — этот долгий слог едва не застрял у </w:t>
+      </w:r>
+      <w:proofErr w:type="spellStart"/>
+      <w:r>
+        <w:t>Мицюкина</w:t>
+      </w:r>
+      <w:proofErr w:type="spellEnd"/>
+      <w:r>
+        <w:t xml:space="preserve"> в горле, — проводим ремонт двигательных модулей. Спасибо вам за участие, но ваша помощь пока не требуется.</w:t>
+      </w:r>
+    </w:p>
+    <w:p>
+      <w:r>
+        <w:t>— Вы же сами говорили, что я смогу помочь! — сказал я.</w:t>
+      </w:r>
+    </w:p>
+    <w:p>
+      <w:r>
+        <w:t xml:space="preserve">Мицюкин втянул щёки, из-за чего стал похож на </w:t>
+      </w:r>
+      <w:r>
+        <w:t>высушенную</w:t>
+      </w:r>
+      <w:r>
+        <w:t xml:space="preserve"> временем мумию.</w:t>
+      </w:r>
+    </w:p>
+    <w:p>
+      <w:r>
+        <w:t>— Помогайте! Объясните, почему мой человек себя осколком монитора порезал! Причём с улыбкой на лице. Кто нас тут</w:t>
+      </w:r>
+      <w:r>
+        <w:t xml:space="preserve"> всех</w:t>
+      </w:r>
+      <w:r>
+        <w:t xml:space="preserve">, как крыс, </w:t>
+      </w:r>
+      <w:r>
+        <w:t>травит</w:t>
+      </w:r>
+      <w:r>
+        <w:t>?</w:t>
+      </w:r>
+    </w:p>
+    <w:p>
+      <w:r>
+        <w:t>— Главврач говорила, что токсин могли изготовить где угодно, даже на станции, — сказал я.</w:t>
+      </w:r>
+    </w:p>
+    <w:p>
+      <w:r>
+        <w:t>— У нас в экипаже самоубийц нет.</w:t>
+      </w:r>
+    </w:p>
+    <w:p>
+      <w:r>
+        <w:lastRenderedPageBreak/>
+        <w:t>— У нас тоже! —</w:t>
+      </w:r>
+      <w:r>
+        <w:t xml:space="preserve"> сказал </w:t>
+      </w:r>
+      <w:r>
+        <w:t>Майоров.</w:t>
+      </w:r>
+    </w:p>
+    <w:p>
+      <w:r>
+        <w:t>— А если мы не сможем починить двигатели? — спросил я. — Какие у нас варианты?</w:t>
+      </w:r>
+    </w:p>
+    <w:p>
+      <w:r>
+        <w:t>— Никаких, — ответил Мицюкин. — Эвакуироваться некуда. У нас нет под боком флота кораблей с навигаторами. Это — дальний рубеж. Все понимали, на какой идут риск.</w:t>
+      </w:r>
+    </w:p>
+    <w:p>
+      <w:r>
+        <w:t>— Да, Олег, — добавил Майоров. — Здесь только дроны и искусственные спутники на дистанционном управлении. «Грозный» — это всё, что у нас есть. Поэтому я и</w:t>
+      </w:r>
+      <w:r>
+        <w:t xml:space="preserve"> хочу</w:t>
+      </w:r>
+      <w:r>
+        <w:t>…</w:t>
+      </w:r>
+    </w:p>
+    <w:p>
+      <w:r>
+        <w:t>Майоров осёкся.</w:t>
+      </w:r>
+    </w:p>
+    <w:p>
+      <w:r>
+        <w:t xml:space="preserve">— </w:t>
+      </w:r>
+      <w:r>
+        <w:t>Что хотите</w:t>
+      </w:r>
+      <w:r>
+        <w:t xml:space="preserve">? — Губы у </w:t>
+      </w:r>
+      <w:proofErr w:type="spellStart"/>
+      <w:r>
+        <w:t>Мицюкина</w:t>
+      </w:r>
+      <w:proofErr w:type="spellEnd"/>
+      <w:r>
+        <w:t xml:space="preserve"> задрожали.</w:t>
+      </w:r>
+    </w:p>
+    <w:p>
+      <w:r>
+        <w:t>— Неважно. Сколько на станции осталось людей?</w:t>
+      </w:r>
+    </w:p>
+    <w:p>
+      <w:r>
+        <w:t>— Я не считал, — ответил Мицюкин. — Судя по тому, что я здесь видел, ещё и не все выживут. Но людей всё равно больше, чем может принять ваш корабль. И у вас нет навигатора.</w:t>
+      </w:r>
+    </w:p>
+    <w:p>
+      <w:r>
+        <w:t>— Но всё равно это… — проговорил Майоров.</w:t>
+      </w:r>
+    </w:p>
+    <w:p>
+      <w:r>
+        <w:t>— Я не собираюсь это обсуждать! — сорвался Мицюкин. Вся его солдатская выправка с треском разошлась по швам, как тугой мундир. — Я уже всё сказал! У меня слишком много дел, и я не собираюсь тратить своё время на эти бессмысленные споры!</w:t>
+      </w:r>
+    </w:p>
+    <w:p>
+      <w:r>
+        <w:t>Мицюкин вышел. Майоров долго смотрел на меня, хмуря седеющие брови.</w:t>
+      </w:r>
+    </w:p>
+    <w:p>
+      <w:r>
+        <w:t>— Мы погибнем из-за этого идиота</w:t>
+      </w:r>
+      <w:r>
+        <w:t>!</w:t>
+      </w:r>
+    </w:p>
+    <w:p>
+      <w:r>
+        <w:t xml:space="preserve">Я подумал, что на месте </w:t>
+      </w:r>
+      <w:proofErr w:type="spellStart"/>
+      <w:r>
+        <w:t>Мицюкина</w:t>
+      </w:r>
+      <w:proofErr w:type="spellEnd"/>
+      <w:r>
+        <w:t xml:space="preserve"> тоже не подпустил бы никого из нас ни к ремонту двигательных модулей, ни к управлению станцией.</w:t>
+      </w:r>
+    </w:p>
+    <w:p>
+      <w:r>
+        <w:t>Майоров покачал головой, хлопнул меня по плечу и тоже вышел.</w:t>
+      </w:r>
+    </w:p>
+    <w:p>
+      <w:r>
+        <w:t>Я вернулся к двери с затёртой цифрой «3».</w:t>
+      </w:r>
+    </w:p>
+    <w:p>
+      <w:r>
+        <w:t>В третьем отсеке, в соответствии с присвоенным номером, стояли три койки, на которых лежали неподвижные тела, подключённые к жужжащим металлическим коробкам — словно внутренние органы у всех отказали, и их роль выполняют старые электроприборы. Всё насквозь провоняло едким раствором, как в склепе, где бальзамируют тела.</w:t>
+      </w:r>
+    </w:p>
+    <w:p>
+      <w:r>
+        <w:t xml:space="preserve"> Синицын — рослый мужчина с одутловатой головой — поправлял катетер на руке одного из лежачих. От выхолощенной стерильной белизны у меня начались приступы куриной слепоты — предметы вокруг рассеивались в сером шуме и появлялись снова, стоило мне качнуть головой. Весь отсек потихоньку соскальзывал в изнанку браны.</w:t>
+      </w:r>
+    </w:p>
+    <w:p>
+      <w:r>
+        <w:t>— Это вы? — сказал Синицын. — Что вы здесь делаете? Тут не проходной двор!</w:t>
+      </w:r>
+    </w:p>
+    <w:p>
+      <w:r>
+        <w:t>— Извините, — проговорил я.</w:t>
+      </w:r>
+    </w:p>
+    <w:p>
+      <w:r>
+        <w:lastRenderedPageBreak/>
+        <w:t>— Чего вы хотите? Если нужны обезболивающие, ищите Минаеву. Я тут человек бесправный, ничем не распоряжаюсь.</w:t>
+      </w:r>
+    </w:p>
+    <w:p>
+      <w:r>
+        <w:t xml:space="preserve">— Меня просили узнать про </w:t>
+      </w:r>
+      <w:proofErr w:type="spellStart"/>
+      <w:r>
+        <w:t>Верховенцева</w:t>
+      </w:r>
+      <w:proofErr w:type="spellEnd"/>
+      <w:r>
+        <w:t>.</w:t>
+      </w:r>
+    </w:p>
+    <w:p>
+      <w:r>
+        <w:t>Я посмотрел на койки, на одинаковые восковые лица.</w:t>
+      </w:r>
+    </w:p>
+    <w:p>
+      <w:r>
+        <w:t xml:space="preserve">— По поводу </w:t>
+      </w:r>
+      <w:proofErr w:type="spellStart"/>
+      <w:r>
+        <w:t>Верховенцева</w:t>
+      </w:r>
+      <w:proofErr w:type="spellEnd"/>
+      <w:r>
+        <w:t xml:space="preserve"> ничего сказать не могу, — ответил Синицын. — Состояние тяжёлое, насколько я могу судить. Сложно пока что-то обещать. Скажите, что он стабилен, но в сознание не приходил.</w:t>
+      </w:r>
+    </w:p>
+    <w:p>
+      <w:r>
+        <w:t>— Понял, спасибо.</w:t>
+      </w:r>
+    </w:p>
+    <w:p>
+      <w:r>
+        <w:t>Из приёмной пробились чьи-то взбудораженные голоса.</w:t>
+      </w:r>
+      <w:r>
+        <w:t xml:space="preserve"> Я вышел из отсека.</w:t>
+      </w:r>
+    </w:p>
+    <w:p>
+      <w:r>
+        <w:t>Объявился Андреев.</w:t>
+      </w:r>
+    </w:p>
+    <w:p>
+      <w:r>
+        <w:t>Он стоял посреди приёмной, возвышаясь над всеми на полголовы, и тряс раскрытыми ладонями, как уличный проповедник. Вокруг него толкались Майоров, Керман, Симонова, ещё несколько незнакомых мне человек и — Вера.</w:t>
+      </w:r>
+    </w:p>
+    <w:p>
+      <w:r>
+        <w:t>Она подошла ко мне.</w:t>
+      </w:r>
+    </w:p>
+    <w:p>
+      <w:r>
+        <w:t>— Тебя-то хоть обследовать успели? — Вера прижалась к моей руке. — Тут, конечно, ад кромешный.</w:t>
+      </w:r>
+    </w:p>
+    <w:p>
+      <w:r>
+        <w:t>В приёмную выбрался перебинтованный Лысанов</w:t>
+      </w:r>
+      <w:r>
+        <w:t>. Он</w:t>
+      </w:r>
+      <w:r>
+        <w:t xml:space="preserve"> оглядел единственным глазом Андреева и устало уселся у стены.</w:t>
+      </w:r>
+    </w:p>
+    <w:p>
+      <w:r>
+        <w:t>— Всё в порядке со мной, — ответил я.</w:t>
+      </w:r>
+    </w:p>
+    <w:p>
+      <w:r>
+        <w:t>— Точно?</w:t>
+      </w:r>
+    </w:p>
+    <w:p>
+      <w:r>
+        <w:t>— Давление немного скачет. Но у кого оно сейчас не скачет?</w:t>
+      </w:r>
+    </w:p>
+    <w:p>
+      <w:r>
+        <w:t xml:space="preserve">— Товарищи! — Андреев попытался изобразить громкий командный голос, сорвался на фальцет и закашлялся. — Товарищи! — повторил он. — Систему глобального оповещения починить пока, к сожалению, не удалось. — Он быстро замотал головой, показывая, насколько сложной оказалась поставленная перед ремонтниками задача. — Мы продолжим над этим работать, но пока что в роли системы оповещения буду выступать я. Если кто не в курсе, у нас </w:t>
+      </w:r>
+      <w:r>
+        <w:t xml:space="preserve">организовано </w:t>
+      </w:r>
+      <w:r>
+        <w:t>два пункта помощи пострадавшим — здесь и на жилом уровне, в столовой. Один лифт работает, но используется для перемещения оборудования, без людей. Запомните, это важно! Перемещайтесь между уровнями через аварийную шахту. Более того, я попросил бы при возможности сократить перемещения до… э-э-э, — Андреев провёл языком по пухлым губам, — необходимого минимума.</w:t>
+      </w:r>
+    </w:p>
+    <w:p>
+      <w:r>
+        <w:t>— А что</w:t>
+      </w:r>
+      <w:r>
+        <w:t>,</w:t>
+      </w:r>
+      <w:r>
+        <w:t xml:space="preserve"> если… — крикливо вклинился кто-то в его сбивчивую речь.</w:t>
+      </w:r>
+    </w:p>
+    <w:p>
+      <w:r>
+        <w:t>— Ты где была? — шёпотом спросил я Веру. — Привела меня сюда и бросила.</w:t>
+      </w:r>
+    </w:p>
+    <w:p>
+      <w:r>
+        <w:t xml:space="preserve">— В </w:t>
+      </w:r>
+      <w:proofErr w:type="spellStart"/>
+      <w:r>
+        <w:t>химлабе</w:t>
+      </w:r>
+      <w:proofErr w:type="spellEnd"/>
+      <w:r>
+        <w:t>. Я потом объясню.</w:t>
+      </w:r>
+    </w:p>
+    <w:p>
+      <w:r>
+        <w:lastRenderedPageBreak/>
+        <w:t>— Товарищи! — затряс руками Андреев. — Пожалуйста, прошу, не перебивайте! Это очень важно, товарищи! Далеко не все понимают сложившуюся ситуацию. Я хотел бы всё объяснить. На Кратере Водолея произошёл необъяснимый феномен. Из атмосферы планеты начались выбросы…</w:t>
+      </w:r>
+    </w:p>
+    <w:p>
+      <w:r>
+        <w:t>— Мицюкин сказал, что резервный блок завели, — шепнул я Вере, — но мы всё равно падаем.</w:t>
+      </w:r>
+    </w:p>
+    <w:p>
+      <w:r>
+        <w:t>— Я знаю. Сложно не заметить, что наша орбитальная скорость увеличилась.</w:t>
+      </w:r>
+    </w:p>
+    <w:p>
+      <w:r>
+        <w:t>— И чем это грозит?</w:t>
+      </w:r>
+    </w:p>
+    <w:p>
+      <w:r>
+        <w:t>— А ты сам не понимаешь, чем это грозит, Олег? Вопрос, сколько времени у нас осталось.</w:t>
+      </w:r>
+    </w:p>
+    <w:p>
+      <w:r>
+        <w:t>— Главное, товарищи, — продолжал Андреев, — понимать, что это больше не повторится. Никаких столкновений не будет! Мы полностью контролируем ситуацию. Наше движение по орбите активно корректируется и…</w:t>
+      </w:r>
+    </w:p>
+    <w:p>
+      <w:r>
+        <w:t>— И мы всё равно падаем! — крикнул Майоров.</w:t>
+      </w:r>
+    </w:p>
+    <w:p>
+      <w:r>
+        <w:t xml:space="preserve">— Прошу вас, Сергей Владимирович, я же просил! — Голос Андреева вновь сорвался в кашель, сухой и судорожный, как при лихорадке. Он ссутулился, нависнув своим исполинским ростом над собравшимися, и прижал распяленную пятерню к груди. — Да, мы всё равно падаем, — проговорил он сквозь едва сдерживаемые спазмы. — Но это временно. Ведутся ремонтные работы, подключены наши </w:t>
+      </w:r>
+      <w:proofErr w:type="gramStart"/>
+      <w:r>
+        <w:t>лучшие специалисты</w:t>
+      </w:r>
+      <w:proofErr w:type="gramEnd"/>
+      <w:r>
+        <w:t>. Ремонтными работами руководит Константин Игоревич Мицюкин, вы все его прекрасно знаете.</w:t>
+      </w:r>
+    </w:p>
+    <w:p>
+      <w:r>
+        <w:t>— Он-то тут причём? — выкрикнул кто-то.</w:t>
+      </w:r>
+    </w:p>
+    <w:p>
+      <w:r>
+        <w:t>— Других кандидатов у меня нет. — Андреев распрямился. — Я просил бы не мешать ему, не отвлекать на другие вопросы. Я не сомневаюсь, что он справится. Нам достаточно поднять один из двигательных модулей. Причин для паники совершенно нет.</w:t>
+      </w:r>
+    </w:p>
+    <w:p>
+      <w:r>
+        <w:t>— Сколько у нас времени, если движки не починят? — спросил я Веру.</w:t>
+      </w:r>
+    </w:p>
+    <w:p>
+      <w:r>
+        <w:t>— Откуда я знаю? Боюсь, не очень много. Может, несколько часов.</w:t>
+      </w:r>
+    </w:p>
+    <w:p>
+      <w:r>
+        <w:t>— Несколько часов?</w:t>
+      </w:r>
+    </w:p>
+    <w:p>
+      <w:r>
+        <w:t>— Причин для паники нет! — заглушил меня Андреев. — Готов вас заверить, что мы во всём разберёмся!</w:t>
+      </w:r>
+    </w:p>
+    <w:p>
+      <w:r>
+        <w:t>— А что по поводу эвакуации? — спросил кто-то.</w:t>
+      </w:r>
+    </w:p>
+    <w:p>
+      <w:r>
+        <w:t xml:space="preserve">— Эвакуация — это… — Андреев коротко кашлянул, прочистив от сомнений горло, — долгосрочный, скажем так, план. Все мы понимаем, что станция в прежнем режиме работать уже не будет. К сожалению, наш проект можно считать завершённым. Особенно, без… — Он прервал самого себя и нервно мотнул головой, </w:t>
+      </w:r>
+      <w:r>
+        <w:t>отгоняя</w:t>
+      </w:r>
+      <w:r>
+        <w:t xml:space="preserve"> прокравш</w:t>
+      </w:r>
+      <w:r>
+        <w:t xml:space="preserve">ийся </w:t>
+      </w:r>
+      <w:r>
+        <w:t xml:space="preserve">в мысли </w:t>
+      </w:r>
+      <w:r>
+        <w:t>страх</w:t>
+      </w:r>
+      <w:r>
+        <w:t>. — У нас в приоритете люди, а не исследования.</w:t>
+      </w:r>
+    </w:p>
+    <w:p>
+      <w:r>
+        <w:t>— Как же</w:t>
+      </w:r>
+      <w:r>
+        <w:t xml:space="preserve"> так</w:t>
+      </w:r>
+      <w:r>
+        <w:t>? — завопили на галерке. — Столько потраченных лет!</w:t>
+      </w:r>
+    </w:p>
+    <w:p>
+      <w:r>
+        <w:lastRenderedPageBreak/>
+        <w:t>Андреев замахал руками, как дирижёр, управляющий крикливым оркестром.</w:t>
+      </w:r>
+    </w:p>
+    <w:p>
+      <w:r>
+        <w:t>— Мы постараемся сохранить все результаты исследований, сделаем выгрузки на ленту, сделаем распечатки, сделаем… — Андреев сбивчиво, через дрожь в груди, перевёл дыхание. — Сделаем всё, что будет нужно! Но пока, — он помедлил, — это не является приоритетом.</w:t>
+      </w:r>
+    </w:p>
+    <w:p>
+      <w:r>
+        <w:t>— Так-то, если станция погибнет, — сказал Керман, вытирая с лысины пот, — то и все исследования вместе с ней.</w:t>
+      </w:r>
+    </w:p>
+    <w:p>
+      <w:r>
+        <w:t>— Это он тебе во сне говорил, что мы отсюда не выберемся? — спросила Вера.</w:t>
+      </w:r>
+    </w:p>
+    <w:p>
+      <w:r>
+        <w:t>— Да.</w:t>
+      </w:r>
+    </w:p>
+    <w:p>
+      <w:r>
+        <w:t xml:space="preserve">— Товарищи! — проголосил Андреев. Кадык у него взволнованно заёрзал вверх и вниз. — Надо понимать, что эвакуация — это вопрос нескольких месяцев! Пока </w:t>
+      </w:r>
+      <w:r>
+        <w:t xml:space="preserve">что </w:t>
+      </w:r>
+      <w:proofErr w:type="gramStart"/>
+      <w:r>
+        <w:t>главный приоритет</w:t>
+      </w:r>
+      <w:proofErr w:type="gramEnd"/>
+      <w:r>
+        <w:t xml:space="preserve"> —</w:t>
+      </w:r>
+      <w:r>
+        <w:t xml:space="preserve"> </w:t>
+      </w:r>
+      <w:r>
+        <w:t>это восстановление</w:t>
+      </w:r>
+      <w:r>
+        <w:t xml:space="preserve"> работ</w:t>
+      </w:r>
+      <w:r>
+        <w:t>ы</w:t>
+      </w:r>
+      <w:r>
+        <w:t xml:space="preserve"> станции</w:t>
+      </w:r>
+      <w:r>
+        <w:t>.</w:t>
+      </w:r>
+      <w:r>
+        <w:t xml:space="preserve"> </w:t>
+      </w:r>
+      <w:r>
+        <w:t>В</w:t>
+      </w:r>
+      <w:r>
+        <w:t>се остальные решения будут приниматься потом. Я прошу вас не поддаваться панике. По всем вопросам обращайтесь ко мне. Я буду на нижнем уровне, в столовой, или в своём модуле. Вы все знаете…</w:t>
+      </w:r>
+    </w:p>
+    <w:p>
+      <w:r>
+        <w:t>— Станция падает, нас кто-то травит, но всё хорошо, всё прекрасно! — перебил Андреева чей-то голос.</w:t>
+      </w:r>
+    </w:p>
+    <w:p>
+      <w:r>
+        <w:t>— Не волнуйтесь, товарищи. По этому вопросу у нас есть другая команда специалистов. — Андреев показал на Веру. — Я поручил нашему сотруднику из химической лаборатории, Вере Сергеевне Акимовой, провести расследование и найти источник заражения. Прошу ей всячески содействовать. — Андреев помолчал несколько секунд и добавил на удивление хрипловатым, выгоревшим голосом: — На этом у меня всё.</w:t>
+      </w:r>
+    </w:p>
+    <w:p>
+      <w:r>
+        <w:t>Металлическое лязганье сломанной вентиляционной решётки вдруг заглохло, течение воздуха остановилось. На лбу выступил липкий пот. Я начал задыхаться за считанные секунды. Посмотрел на потолок, расписанный клинописью теней и света. Медленно, как на последнем заводе, начали подрагивать прутья решётки, ударяясь друг о друга. Бам! — промедление длиною в тяжёлый вздох. И снова — бам!</w:t>
+      </w:r>
+    </w:p>
+    <w:p>
+      <w:r>
+        <w:t>Андреева окружили, облепили, не давали пройти. Он пугливо попятился к двери, но никто не собирался его отпускать.</w:t>
+      </w:r>
+    </w:p>
+    <w:p>
+      <w:r>
+        <w:t>— Когда будет корабль с Земли?</w:t>
+      </w:r>
+    </w:p>
+    <w:p>
+      <w:r>
+        <w:t>— Сколько протянет станция?</w:t>
+      </w:r>
+    </w:p>
+    <w:p>
+      <w:r>
+        <w:t>— Нас до сих пор чем-то травят?</w:t>
+      </w:r>
+    </w:p>
+    <w:p>
+      <w:r>
+        <w:t>— Сколько нам ждать?!</w:t>
+      </w:r>
+    </w:p>
+    <w:p>
+      <w:r>
+        <w:t>— Мне потребуется твоя помощь, — тихо сказала Вера.</w:t>
+      </w:r>
+    </w:p>
+    <w:p>
+      <w:r>
+        <w:t>— Я уж подумал, ты, как Мицюкин, скажешь, что ни к чему меня не подпустишь, — проговорил я.</w:t>
+      </w:r>
+    </w:p>
+    <w:p>
+      <w:r>
+        <w:lastRenderedPageBreak/>
+        <w:t>— Дурак, что ли?</w:t>
+      </w:r>
+    </w:p>
+    <w:p>
+      <w:r>
+        <w:t>— Товарищи! — взвизгнул зажатый в угол Андреев. — Давайте обсудим вопросы позже! Основную ситуацию я…</w:t>
+      </w:r>
+    </w:p>
+    <w:p>
+      <w:r>
+        <w:t>— Там главврач ваша делала какие-то анализы, — сказал я. — Она что-то нашла.</w:t>
+      </w:r>
+    </w:p>
+    <w:p>
+      <w:r>
+        <w:t>— Что? — Поднятый системой рециркуляции сквозняк взъерошил волосы у Веры на голове.</w:t>
+      </w:r>
+    </w:p>
+    <w:p>
+      <w:r>
+        <w:t>Решётки на потолке опять громыхали во всю прыть.</w:t>
+      </w:r>
+    </w:p>
+    <w:p>
+      <w:r>
+        <w:t>— Поговори лучше с ней сама. Не хочу быть этим, испорченным интеркомом.</w:t>
+      </w:r>
+    </w:p>
+    <w:p>
+      <w:r>
+        <w:t xml:space="preserve">— Ладно, — кивнула Вера. — Подожди меня здесь. </w:t>
+      </w:r>
+      <w:r>
+        <w:t>И</w:t>
+      </w:r>
+      <w:r>
+        <w:t xml:space="preserve"> не уходи никуда, хорошо? Чтобы я потом не искала тебя по всей станции.</w:t>
+      </w:r>
+    </w:p>
+    <w:p>
+      <w:r>
+        <w:t>— Подожду, не волнуйся.</w:t>
+      </w:r>
+    </w:p>
+    <w:p>
+      <w:r>
+        <w:t>Вера сжала мою кисть и исчезла.</w:t>
+      </w:r>
+    </w:p>
+    <w:p>
+      <w:r>
+        <w:t>Толпа в приёмной поредела. Андреева наконец отпустили, и он сбежал в коридор. Лысанов измученной походкой вышел из приёмной. Майоров и Керман тоже не стали задерживаться. Остались Симонова и её неразрешённый вопрос.</w:t>
+      </w:r>
+    </w:p>
+    <w:p>
+      <w:r>
+        <w:t>— Олег! — позвала она меня. — Удалось что-нибудь узнать?</w:t>
+      </w:r>
+    </w:p>
+    <w:p>
+      <w:r>
+        <w:t>Я нехотя к ней подошёл. Говорить ни о чём не хотелось.</w:t>
+      </w:r>
+    </w:p>
+    <w:p>
+      <w:r>
+        <w:t>— Не слишком много. Мне сказали, что состояние стабильное, но в сознание не приходил.</w:t>
+      </w:r>
+    </w:p>
+    <w:p>
+      <w:r>
+        <w:t>— Господи! Петя! — Симонова уронила голову в раскрытые ладони. — А я без единой царапины! Почему так получается, Олег?</w:t>
+      </w:r>
+    </w:p>
+    <w:p>
+      <w:r>
+        <w:t>— Вы ни в чём не виноваты.</w:t>
+      </w:r>
+    </w:p>
+    <w:p>
+      <w:r>
+        <w:t>— Кто-то всегда виноват.</w:t>
+      </w:r>
+    </w:p>
+    <w:p>
+      <w:r>
+        <w:t>— Да, — вздохнул я, —</w:t>
+      </w:r>
+      <w:r>
+        <w:t xml:space="preserve"> думаю,</w:t>
+      </w:r>
+      <w:r>
+        <w:t xml:space="preserve"> вы правы.</w:t>
+      </w:r>
+    </w:p>
+    <w:p>
+      <w:r>
+        <w:tab/>
+        <w:t>Симонова долго смотрела в пол, заламывая кисть.</w:t>
+      </w:r>
+    </w:p>
+    <w:p>
+      <w:r>
+        <w:t>— Это всё они! — сказала она.</w:t>
+      </w:r>
+    </w:p>
+    <w:p>
+      <w:r>
+        <w:t>— Кто?</w:t>
+      </w:r>
+    </w:p>
+    <w:p>
+      <w:r>
+        <w:t xml:space="preserve">— Нуболиды. Из-за них ураган и начался! </w:t>
+      </w:r>
+      <w:r>
+        <w:t>И</w:t>
+      </w:r>
+      <w:r>
+        <w:t xml:space="preserve"> лучи эти с планеты… Всё из-за них, Олег.</w:t>
+      </w:r>
+    </w:p>
+    <w:p>
+      <w:r>
+        <w:t xml:space="preserve">— Честно, — признался я, — мне сложно представить, как всё </w:t>
+      </w:r>
+      <w:r>
+        <w:t xml:space="preserve">это </w:t>
+      </w:r>
+      <w:r>
+        <w:t>связано. Впрочем, я вообще мало чего понимаю.</w:t>
+      </w:r>
+    </w:p>
+    <w:p>
+      <w:r>
+        <w:t>— С тобой-то всё в порядке? — Симонова коснулась моей руки. — Ты бледный такой. Тебя хоть осмотрели?</w:t>
+      </w:r>
+    </w:p>
+    <w:p>
+      <w:r>
+        <w:t>В уголках её глаз скопились слёзы, взгляд стал туманным, влажным, словно она едва различала вещи вокруг себя.</w:t>
+      </w:r>
+    </w:p>
+    <w:p>
+      <w:r>
+        <w:t>— Я же говорил, — сказал я. — Всё в порядке. Нам с вами повезло. Наверное.</w:t>
+      </w:r>
+    </w:p>
+    <w:p>
+      <w:r>
+        <w:lastRenderedPageBreak/>
+        <w:t xml:space="preserve">— Наверное, — подтвердила Симонова. — Вот именно, наверное. Ураган так не прекратится, Олег. </w:t>
+      </w:r>
+      <w:r>
+        <w:t>Мы должны их</w:t>
+      </w:r>
+      <w:r>
+        <w:t xml:space="preserve"> отпустить</w:t>
+      </w:r>
+      <w:r>
+        <w:t>!</w:t>
+      </w:r>
+      <w:r>
+        <w:t xml:space="preserve"> </w:t>
+      </w:r>
+      <w:r>
+        <w:t>Т</w:t>
+      </w:r>
+      <w:r>
+        <w:t>ы же их видел, ты сам это понимаешь. Только тогда всё закончится. Иначе планета нас не простит.</w:t>
+      </w:r>
+    </w:p>
+    <w:p>
+      <w:r>
+        <w:t>— Отпустить кого? Нуболидов?</w:t>
+      </w:r>
+    </w:p>
+    <w:p>
+      <w:r>
+        <w:t>— Да.</w:t>
+      </w:r>
+    </w:p>
+    <w:p>
+      <w:r>
+        <w:t>— Но каким образом?</w:t>
+      </w:r>
+    </w:p>
+    <w:p>
+      <w:r>
+        <w:t>Я поёжился. В приёмной стало холодно, как в морозилке.</w:t>
+      </w:r>
+    </w:p>
+    <w:p>
+      <w:r>
+        <w:t xml:space="preserve">— Я не знаю. </w:t>
+      </w:r>
+      <w:r>
+        <w:t>Н</w:t>
+      </w:r>
+      <w:r>
+        <w:t>адо придумать! Нам с тобой вместе, Олег! Иначе ничего не получится. Даже если починят эти двигательные блоки.</w:t>
+      </w:r>
+    </w:p>
+    <w:p>
+      <w:r>
+        <w:t>— Нуболидов ведь забрали из атмосферы с помощью автоматического зонда? — спросил я. — Понятия не имею, как их вернуть. Да и что это изменит? Отравили нас не нуболиды.</w:t>
+      </w:r>
+    </w:p>
+    <w:p>
+      <w:r>
+        <w:t>Симонова отвернулась, отодвинулась от меня.</w:t>
+      </w:r>
+    </w:p>
+    <w:p>
+      <w:r>
+        <w:t>— Зря ты так думаешь</w:t>
+      </w:r>
+      <w:r>
+        <w:t>, Олег</w:t>
+      </w:r>
+      <w:r>
+        <w:t>! Я уверена, что во всём виноваты именно они</w:t>
+      </w:r>
+      <w:r>
+        <w:t>!</w:t>
+      </w:r>
+    </w:p>
+    <w:p>
+      <w:r>
+        <w:t>Появилась Вера и махнула мне рукой.</w:t>
+      </w:r>
+    </w:p>
+    <w:p>
+      <w:r>
+        <w:t xml:space="preserve">— Извините, мне </w:t>
+      </w:r>
+      <w:r>
+        <w:t>пора</w:t>
+      </w:r>
+      <w:r>
+        <w:t>.</w:t>
+      </w:r>
+    </w:p>
+    <w:p>
+      <w:r>
+        <w:t>Симонова не ответила.</w:t>
+      </w:r>
+    </w:p>
+    <w:p>
+      <w:r>
+        <w:t>— Что с ней такое? — спросила Вера уже в коридоре. — Вы поссорились, что ли?</w:t>
+      </w:r>
+    </w:p>
+    <w:p>
+      <w:r>
+        <w:t>— Мне кажется, она не в себе, — сказал я. — Скорее бы плазмоферез починили, а то мы все тут с ума сойдём.</w:t>
+      </w:r>
+    </w:p>
+    <w:p>
+      <w:r>
+        <w:t>Завал в коридоре разобрали, но стены были покрыты копотью, а мотки изорванной проводки всё ещё свисали с потолка. Ни одна из ламп не горела. Слабо светилась дорожка аварийной иллюминации, которая тянула за собой, как путеводная нить, в крапчатый мрак пожарного спуска.</w:t>
+      </w:r>
+    </w:p>
+    <w:p>
+      <w:r>
+        <w:t>— Да что случилось-то? — двинула бровями Вера.</w:t>
+      </w:r>
+    </w:p>
+    <w:p>
+      <w:r>
+        <w:t>— Говорит, что во всём нуболиды виноваты.</w:t>
+      </w:r>
+    </w:p>
+    <w:p>
+      <w:r>
+        <w:t xml:space="preserve">— </w:t>
+      </w:r>
+      <w:r>
+        <w:t>Ну</w:t>
+      </w:r>
+      <w:r>
+        <w:t xml:space="preserve"> она в каком-то смысле права.</w:t>
+      </w:r>
+    </w:p>
+    <w:p>
+      <w:r>
+        <w:t xml:space="preserve">— В каком ещё смысле? </w:t>
+      </w:r>
+      <w:r>
+        <w:t xml:space="preserve">— </w:t>
+      </w:r>
+      <w:r>
+        <w:t xml:space="preserve">Я </w:t>
+      </w:r>
+      <w:r>
+        <w:t>встал</w:t>
+      </w:r>
+      <w:r>
+        <w:t xml:space="preserve"> посреди коридора</w:t>
+      </w:r>
+      <w:r>
+        <w:t xml:space="preserve">. — </w:t>
+      </w:r>
+      <w:r>
+        <w:t>Ты-то хоть меня не пугай!</w:t>
+      </w:r>
+    </w:p>
+    <w:p>
+      <w:r>
+        <w:t>— Если бы не нуболиды, — сказала Вера, — то никого бы из нас здесь не было.</w:t>
       </w:r>
     </w:p>
     <w:p>
@@ -25984,1684 +28723,20 @@
       </w:pPr>
       <w:r>
         <w:lastRenderedPageBreak/>
-        <w:t>ГИПЕРТЕНЗИЯ</w:t>
-      </w:r>
-    </w:p>
-    <w:p>
-      <w:r>
-        <w:t>Снова в глаза била лампа, как в операционной, омывая кромешно белые стены, которые давили похлеще темноты.</w:t>
-      </w:r>
-    </w:p>
-    <w:p>
-      <w:r>
-        <w:t>Если долго смотреть в одну точку, всё вокруг рассеивается в предобморочном шуме, и глаза заливает белизна. Манжета на руке набухает с противным гудением, требовательно стискивает плечо. Кажется, ещё секунда — и пережмёт, переломает руку, выдавит наружу мышцы и сорванные сухожилия. Стрелка на компрессоре, вибрирующем на коленях, дёргается, как припадочная, описывая по циферблату полный круг — с нуля до нуля, перепрыгивая через риски.</w:t>
-      </w:r>
-    </w:p>
-    <w:p>
-      <w:r>
-        <w:t>Я сидел на жёстком стуле в углу, спасаясь от света. Притулилась рядом каталка, на которой лежало плотно перетянутое бинтами, наспех собранное из оторванных частей тело. Из руки торчал прозрачный жгут, схваченный на сердцевине скрепкой — вытягивал что-то густое и алое из подвешенного к металлической скобе пакета. У изголовья нетерпеливо жужжала металлическая коробка с вытаращенным экраном, по которому редкими стежками тянулась дорожка нитевидного пульса.</w:t>
-      </w:r>
-    </w:p>
-    <w:p>
-      <w:r>
-        <w:t>Минаева сутулилась у шаткого столика, заваленного испачканными инструментами, пустыми склянками и обрывками бинтов. Она и сама была какой-то пустой, испачканной, надорванной. Постоянно задевала столик бедром, втирая в ожоги на лице Лысанова липкую белую мазь. Всё содержимое её ущербного инвентаря надсадно звенело и дребезжало. Лысанов вздрагивал, морщился, но молчал.</w:t>
-      </w:r>
-    </w:p>
-    <w:p>
-      <w:r>
-        <w:t>— Потерпите немного, — сказала Минаева. — Я уже почти закончила.</w:t>
-      </w:r>
-    </w:p>
-    <w:p>
-      <w:r>
-        <w:t>— Всё в порядке, — буркнул Лысанов.</w:t>
-      </w:r>
-    </w:p>
-    <w:p>
-      <w:r>
-        <w:t>Выглядел он неважно. Кожа на лице вспенилась и зарубцевалась. Один глаз был наполовину закрыт — кожу века стянул проросший сквозь боль ожог.</w:t>
-      </w:r>
-    </w:p>
-    <w:p>
-      <w:r>
-        <w:t>Машинка у меня на коленях выдохнула, ослабила давление на манжету и застопорилась. Минаева тут же, как заведённая, подскочила и проверила циферблат:</w:t>
-      </w:r>
-    </w:p>
-    <w:p>
-      <w:r>
-        <w:t>— Давление туда-сюда гуляет! Нехорошо это! Я вам успокоительные дам, примите и ложитесь.</w:t>
-      </w:r>
-    </w:p>
-    <w:p>
-      <w:r>
-        <w:t xml:space="preserve">— </w:t>
-      </w:r>
-      <w:r>
-        <w:t>Обойдусь без</w:t>
-      </w:r>
-      <w:r>
-        <w:t xml:space="preserve"> успокоительных, — сказал я. — Я себя нормально чувствую. У вас посерьёзней есть пациенты.</w:t>
-      </w:r>
-    </w:p>
-    <w:p>
-      <w:r>
-        <w:t>Взгляд упёрся в умирающее на каталке тело.</w:t>
-      </w:r>
-    </w:p>
-    <w:p>
-      <w:r>
-        <w:t>— Это мне решать! Не стоит бодриться, Олег! Так и до инфаркта недалеко. Посидите, расслабьтесь. Я с вами ещё не закончила.</w:t>
-      </w:r>
-    </w:p>
-    <w:p>
-      <w:r>
-        <w:t>Минаева вернулась к Лысанову.</w:t>
-      </w:r>
-    </w:p>
-    <w:p>
-      <w:r>
-        <w:lastRenderedPageBreak/>
-        <w:t>— Хватит уже со мной возиться! — в тон со мной заворчал он. — У нас дел по горло! Надо резервный блок поднимать.</w:t>
-      </w:r>
-    </w:p>
-    <w:p>
-      <w:r>
-        <w:t>Минаева посмотрела на него, сдвинув брови.</w:t>
-      </w:r>
-    </w:p>
-    <w:p>
-      <w:r>
-        <w:t>— Вы что, все на тот свет торопитесь?</w:t>
-      </w:r>
-    </w:p>
-    <w:p>
-      <w:r>
-        <w:t>Она стала накладывать на лоб повязку. Я вдруг понял, что не могу больше здесь находиться. Воздуховоды едва пашут, сложно дышать. Едкая вонь лекарств спорит с металлическим вкусом крови, оседающим на губах. Стерильный свет выжигает остатки сил.</w:t>
-      </w:r>
-    </w:p>
-    <w:p>
-      <w:r>
-        <w:t>Я встал.</w:t>
-      </w:r>
-    </w:p>
-    <w:p>
-      <w:r>
-        <w:t>— Олег! — Минаева обернулась, стрельнув в меня раздражённым взглядом. — Подождите! Я хотела ещё раз вас осмотреть!</w:t>
-      </w:r>
-    </w:p>
-    <w:p>
-      <w:r>
-        <w:t xml:space="preserve">— Всё хорошо со мной, — сказал я. — Мне тоже надо чем-нибудь полезным заняться. Какой </w:t>
-      </w:r>
-      <w:r>
-        <w:t>смысл</w:t>
-      </w:r>
-      <w:r>
-        <w:t xml:space="preserve"> здесь торчать?</w:t>
-      </w:r>
-    </w:p>
-    <w:p>
-      <w:r>
-        <w:t>— Чем же полезным вы собираетесь зан</w:t>
-      </w:r>
-      <w:r>
-        <w:t>има</w:t>
-      </w:r>
-      <w:r>
-        <w:t>ться с таким давлением?</w:t>
-      </w:r>
-    </w:p>
-    <w:p>
-      <w:r>
-        <w:t xml:space="preserve">Я хотел что-нибудь ответить, объяснить, почему </w:t>
-      </w:r>
-      <w:r>
-        <w:t>мне нужно</w:t>
-      </w:r>
-      <w:r>
-        <w:t xml:space="preserve"> срочно уйти, но думать было тяжело — мысли пробивались сквозь красную коллоидную муть и намертво в ней вязли.</w:t>
-      </w:r>
-    </w:p>
-    <w:p>
-      <w:r>
-        <w:t>— Майоров… — начал я.</w:t>
-      </w:r>
-    </w:p>
-    <w:p>
-      <w:r>
-        <w:t>— Вашего капитана я тоже скоро осмотрю, — перебила меня Минаева. — Вы со всей вашей командой здесь встретитесь.</w:t>
-      </w:r>
-    </w:p>
-    <w:p>
-      <w:r>
-        <w:t>— Но…</w:t>
-      </w:r>
-    </w:p>
-    <w:p>
-      <w:r>
-        <w:t>— Олег! Не отвлекайте меня, пожалуйста. Я вас просила подождать, вот и подождите.</w:t>
-      </w:r>
-    </w:p>
-    <w:p>
-      <w:r>
-        <w:t xml:space="preserve">Я сел в углу, как заключённый. </w:t>
-      </w:r>
-    </w:p>
-    <w:p>
-      <w:r>
-        <w:t xml:space="preserve">В отсек хромающей походкой зашла женщина в белом халате. </w:t>
-      </w:r>
-      <w:r>
-        <w:t>Она выглядела так</w:t>
-      </w:r>
-      <w:r>
-        <w:t xml:space="preserve">, </w:t>
-      </w:r>
-      <w:r>
-        <w:t>словно</w:t>
-      </w:r>
-      <w:r>
-        <w:t xml:space="preserve"> чудом выбралась из кровавой </w:t>
-      </w:r>
-      <w:r>
-        <w:t>гекатомбы</w:t>
-      </w:r>
-      <w:r>
-        <w:t xml:space="preserve"> — и постарела разом на двадцать лет. Её ещё не старое лицо испещряли глубокие, прополотые кривым ножом морщины. Руки трусливо тряслись.</w:t>
-      </w:r>
-    </w:p>
-    <w:p>
-      <w:r>
-        <w:t>— Елена Викторовна, — всполошилась Минаева, — как вы? Всё в порядке?</w:t>
-      </w:r>
-    </w:p>
-    <w:p>
-      <w:r>
-        <w:t>Женщина в халате остановилась рядом со мной и обвела мутным белесым взглядом — попыталась вспомнить, кто я такой, но быстро сдалась, отвернулась, потеряв ко мне вместе с вниманием всякий интерес.</w:t>
-      </w:r>
-    </w:p>
-    <w:p>
-      <w:r>
-        <w:t xml:space="preserve">— Алиночка, — выдохнула она, и от неё потянуло густым раствором корвалола, — нам </w:t>
-      </w:r>
-      <w:r>
-        <w:t>необходимо</w:t>
-      </w:r>
-      <w:r>
-        <w:t xml:space="preserve"> кое-что обсудить!</w:t>
-      </w:r>
-    </w:p>
-    <w:p>
-      <w:r>
-        <w:t>— Вы как себя чувствуете, Елена Викторовна? — спросила Минаева.</w:t>
-      </w:r>
-    </w:p>
-    <w:p>
-      <w:r>
-        <w:t>— Ты обо мне не думай, — отозвалась Елена Викторовна. — Всё со мной хорошо, не время отдыхать, — и тут же, вопреки собственным словам, присела на хромающий стульчик. — Плазмоферез нам так и не починили. Не знаю, что и делать теперь.</w:t>
-      </w:r>
-    </w:p>
-    <w:p>
-      <w:r>
-        <w:lastRenderedPageBreak/>
-        <w:t>— Что-нибудь придумаем, Елена Викторовна.</w:t>
-      </w:r>
-    </w:p>
-    <w:p>
-      <w:r>
-        <w:t>Минаева оставила Лысанова в покое, и тот сидел, зажмурив глаз, как гипсовое изваяние в память безымянному больному.</w:t>
-      </w:r>
-    </w:p>
-    <w:p>
-      <w:r>
-        <w:t>— Да, — кивнула Елена Викторовна, — придумаем, да. Но я не поэтому зашла, Алиночка. Я провела ещё один анализ. Так вот, мне кажется…</w:t>
-      </w:r>
-    </w:p>
-    <w:p>
-      <w:r>
-        <w:t>Подбородок у неё затрясся, и она с какой-то скорбной мукой попыталась выдавить из себя оставшиеся слова.</w:t>
-      </w:r>
-    </w:p>
-    <w:p>
-      <w:r>
-        <w:t>— Что за анализ? — не выдержала Минаева. — С вами точно всё в порядке? Зря вы так себя напрягаете после приступа!</w:t>
-      </w:r>
-    </w:p>
-    <w:p>
-      <w:r>
-        <w:t xml:space="preserve">— Да какой приступ, Алиночка! — Елена Викторовна повернулась к свету и улыбнулась одной половиной лица. — Ерунда это, а не приступ! </w:t>
-      </w:r>
-      <w:r>
-        <w:t>П</w:t>
-      </w:r>
-      <w:r>
-        <w:t>ереволновалась. Я говорю, что анализ провела. Этот токсин ваш, — она вдруг обратилась ко мне, ошарашив перекошенной улыбкой, — содержит следы фибры.</w:t>
-      </w:r>
-    </w:p>
-    <w:p>
-      <w:r>
-        <w:t>— Фибры? — Глаза у Минаевой вытянулись. — Вы уверены, Елена Викторовна?</w:t>
-      </w:r>
-    </w:p>
-    <w:p>
-      <w:r>
-        <w:t>— Проверь сама, если хочешь, — мелодично ответила Елена Викторовна. — Фибра распадается быстро, а в первых образцах мы не знали, куда смотреть. Вот и не нашли ничего.</w:t>
-      </w:r>
-    </w:p>
-    <w:p>
-      <w:r>
-        <w:t>— Фибра… — повторила Минаева.</w:t>
-      </w:r>
-    </w:p>
-    <w:p>
-      <w:r>
-        <w:t>Брови у неё изогнулись, и она попыталась просчитать какую-то сложную формулу в уме.</w:t>
-      </w:r>
-    </w:p>
-    <w:p>
-      <w:r>
-        <w:t xml:space="preserve">Елена Викторовна поднялась, со стоном расширила грудную клетку, и вокруг неё закружились на свету искрящиеся пылинки. Казалось, она выдохнула из уставших лёгких скопившийся сор. </w:t>
-      </w:r>
-      <w:r>
-        <w:t>Затем п</w:t>
-      </w:r>
-      <w:r>
-        <w:t>одошла к столу и тяжело упёрлась в него обеими руками.</w:t>
-      </w:r>
-    </w:p>
-    <w:p>
-      <w:r>
-        <w:t>Лысанов с любопытством следил за ней оставшимся глазом.</w:t>
-      </w:r>
-    </w:p>
-    <w:p>
-      <w:r>
-        <w:t>— Фибра имеет нейролептическое действие, — сказала Минаева. — На самом деле, это всё очень странно. Вы думаете она могла дать такой эффект при смешении с чем-то другим?</w:t>
-      </w:r>
-    </w:p>
-    <w:p>
-      <w:r>
-        <w:t>— Всё возможно, Алиночка, — ответила Елена Викторовна. — Мне кажется, это был коктейль. Причём сделанный кем-то, кто знает о химических свойствах фибры получше нас.</w:t>
-      </w:r>
-    </w:p>
-    <w:p>
-      <w:r>
-        <w:t>— Вы думаете, токсин сделали здесь, на станции? — спросила Минаева.</w:t>
-      </w:r>
-    </w:p>
-    <w:p>
-      <w:r>
-        <w:t xml:space="preserve">Елена Викторовна обернулась. В глазах её </w:t>
-      </w:r>
-      <w:r>
-        <w:t xml:space="preserve">мучительно </w:t>
-      </w:r>
-      <w:r>
-        <w:t xml:space="preserve">отразилось неразрешённое сомнение — </w:t>
-      </w:r>
-      <w:r>
-        <w:t>она силилась</w:t>
-      </w:r>
-      <w:r>
-        <w:t xml:space="preserve">, страшно </w:t>
-      </w:r>
-      <w:r>
-        <w:t>силилась</w:t>
-      </w:r>
-      <w:r>
-        <w:t xml:space="preserve">, но никак не </w:t>
-      </w:r>
-      <w:r>
-        <w:t>могла</w:t>
-      </w:r>
-      <w:r>
-        <w:t xml:space="preserve"> меня узнать.</w:t>
-      </w:r>
-    </w:p>
-    <w:p>
-      <w:r>
-        <w:t xml:space="preserve">— </w:t>
-      </w:r>
-      <w:r>
-        <w:t>Не обязательно здесь</w:t>
-      </w:r>
-      <w:r>
-        <w:t>, — проговорила она, обстоятельно взвешивая на языке каждое слово. — Где угодно, Алиночка. Т</w:t>
-      </w:r>
-      <w:r>
-        <w:t>ут</w:t>
-      </w:r>
-      <w:r>
-        <w:t xml:space="preserve"> нет ничего сложного. </w:t>
-      </w:r>
-      <w:r>
-        <w:t>Тут</w:t>
-      </w:r>
-      <w:r>
-        <w:t xml:space="preserve"> </w:t>
-      </w:r>
-      <w:r>
-        <w:lastRenderedPageBreak/>
-        <w:t xml:space="preserve">нужны, — Елена Викторовна помедлила, — определённые препараты. </w:t>
-      </w:r>
-      <w:r>
-        <w:t>Они</w:t>
-      </w:r>
-      <w:r>
-        <w:t xml:space="preserve">, впрочем, </w:t>
-      </w:r>
-      <w:r>
-        <w:t>есть</w:t>
-      </w:r>
-      <w:r>
-        <w:t xml:space="preserve"> в любой химической лаборатории, Алиночка.</w:t>
-      </w:r>
-    </w:p>
-    <w:p>
-      <w:r>
-        <w:t>Минаева продолжила бинтовать Лысанову голову.</w:t>
-      </w:r>
-    </w:p>
-    <w:p>
-      <w:r>
-        <w:t>— Надо обязательно найти источник заражения, — сказала Елена Викторовна</w:t>
-      </w:r>
-      <w:r>
-        <w:t>.</w:t>
-      </w:r>
-      <w:r>
-        <w:t xml:space="preserve"> — </w:t>
-      </w:r>
-      <w:r>
-        <w:t>Надо что-то делать, п</w:t>
-      </w:r>
-      <w:r>
-        <w:t>ока не работает плазмоферез. Иначе будет хуже, чем все эти взрывы. Вы же</w:t>
-      </w:r>
-      <w:r>
-        <w:t xml:space="preserve"> понимаете, Алиночка?</w:t>
-      </w:r>
-    </w:p>
-    <w:p>
-      <w:r>
-        <w:t xml:space="preserve">Рука Елены Викторовны подвернулась, и она чуть не упала. Минаева вовремя подхватила её под локоть. </w:t>
-      </w:r>
-    </w:p>
-    <w:p>
-      <w:r>
-        <w:t>— Осторожнее!</w:t>
-      </w:r>
-    </w:p>
-    <w:p>
-      <w:r>
-        <w:t>Я тоже подпрыгнул со стула.</w:t>
-      </w:r>
-    </w:p>
-    <w:p>
-      <w:r>
-        <w:t>— Вы же понимаете? — простонала Елена Викторовна. — Вы не можете этого не понимать!</w:t>
-      </w:r>
-    </w:p>
-    <w:p>
-      <w:r>
-        <w:t>— Да, да, конечно, — ответила Минаева. — Не волнуйтесь. Мы этим займёмся. А вам нужен покой и отдых.</w:t>
-      </w:r>
-    </w:p>
-    <w:p>
-      <w:r>
-        <w:t>— Покой и отдых, — повторила Елена Викторовна. — Покой и отдых. Это хорошо, это правильно.</w:t>
-      </w:r>
-    </w:p>
-    <w:p>
-      <w:r>
-        <w:t>Она отлипла от стола — склянки затряслись в тщедушной панике, злобно позвякивая — и медленной шаркающей подходкой направилась к двери.</w:t>
-      </w:r>
-    </w:p>
-    <w:p>
-      <w:r>
-        <w:t>О</w:t>
-      </w:r>
-      <w:r>
-        <w:t>становилась, резко обернулась и вцепилась в меня удивительно сильным взглядом — вспомнила наконец о том, что упорно пряталось от неё в тумане памяти.</w:t>
-      </w:r>
-    </w:p>
-    <w:p>
-      <w:r>
-        <w:t>— Надо найти источник, — сказала она.</w:t>
-      </w:r>
-    </w:p>
-    <w:p>
-      <w:r>
-        <w:t>Елена Викторовна обращалась ко мне.</w:t>
-      </w:r>
-    </w:p>
-    <w:p>
-      <w:r>
-        <w:t>— Хорошо, — сказал я.</w:t>
-      </w:r>
-    </w:p>
-    <w:p>
-      <w:r>
-        <w:t>Она кивнула и, не говоря больше ни слова, вышла из отсека.</w:t>
-      </w:r>
-    </w:p>
-    <w:p>
-      <w:r>
-        <w:t>Нас на несколько секунд накрыло тяжестью сосредоточенного молчания — лишь громко сопел Лысанов, дожидаясь, когда ему закончат накладывать повязку.</w:t>
-      </w:r>
-    </w:p>
-    <w:p>
-      <w:r>
-        <w:t>Впрочем, Минаева не торопилась.</w:t>
-      </w:r>
-    </w:p>
-    <w:p>
-      <w:r>
-        <w:t>— Это наш главврач, Ефимова Елена Викторовна, — стала зачем-то объяснять она. — Ей было плохо во время катастрофы. Сейчас ей самой бы промывание не помешало.</w:t>
-      </w:r>
-    </w:p>
-    <w:p>
-      <w:r>
-        <w:t>— Понятно, — сказал я.</w:t>
-      </w:r>
-    </w:p>
-    <w:p>
-      <w:r>
-        <w:t xml:space="preserve">— Нет у меня ни времени, ни сил искать какие-то источники заражения! </w:t>
-      </w:r>
-    </w:p>
-    <w:p>
-      <w:r>
-        <w:t>Минаева раздраженно толкнула стол, и её захватанный инвентарь со звоном посыпался на пол.</w:t>
-      </w:r>
-    </w:p>
-    <w:p>
-      <w:r>
-        <w:t>Я кинулся ей помогать.</w:t>
-      </w:r>
-    </w:p>
-    <w:p>
-      <w:r>
-        <w:t>— Нет! — вспыхнула Минаева. — Не трогайте здесь ничего!</w:t>
-      </w:r>
-    </w:p>
-    <w:p>
-      <w:r>
-        <w:t>Она резко, с надрывом вздохнула и закрыла глаза — зависла на секунду, как засбоивший механизм.</w:t>
-      </w:r>
-    </w:p>
-    <w:p>
-      <w:r>
-        <w:lastRenderedPageBreak/>
-        <w:t xml:space="preserve">— </w:t>
-      </w:r>
-      <w:r>
-        <w:t>П</w:t>
-      </w:r>
-      <w:r>
-        <w:t>одождите меня в приёмной, — прошептала Минаева. — Я вас приглашу.</w:t>
-      </w:r>
-    </w:p>
-    <w:p>
-      <w:r>
-        <w:t>Когда я выходил, истерически заверещал аппарат, к которому был подключён человек на каталке.</w:t>
-      </w:r>
-    </w:p>
-    <w:p>
-      <w:pPr>
-        <w:pStyle w:val="ad"/>
-      </w:pPr>
-      <w:r>
-        <w:t>* * *</w:t>
-      </w:r>
-    </w:p>
-    <w:p>
-      <w:r>
-        <w:t>Приёмная встретила меня крикливым гулом голосов и каким-то настойчивым металлическим лязгом. Я не сразу заметил, что у одной из воздушных решёток выломано пару рёбер, и те нетерпеливо бьются друг о друга, отстукивая роковый ритм.</w:t>
-      </w:r>
-    </w:p>
-    <w:p>
-      <w:r>
-        <w:t>У выхода в коридор Майоров спорил о чём-то с Мицюкиным — так яростно и увлечённо, что даже не обратил на меня внимания. На скамейке у стены сидела Симонова, опрятная, с затянутыми в пучок волосами — ударница труда с цветастого плаката, которая прихорошилась, но не слишком, чтобы отправиться на работу, в вопящий цех, по утру. Она посмотрела на меня тёмным испуганным взглядом.</w:t>
-      </w:r>
-    </w:p>
-    <w:p>
-      <w:r>
-        <w:t>Зашипела дверь ещё одного медицинского отсека — кто-то вылетел в приёмную и нетерпеливо протолкнулся мимо Майорова в коридор.</w:t>
-      </w:r>
-    </w:p>
-    <w:p>
-      <w:r>
-        <w:t>Веры нигде не было.</w:t>
-      </w:r>
-    </w:p>
-    <w:p>
-      <w:r>
-        <w:t>— Олег, — проговорила Симонова, — на вас лица нет!</w:t>
-      </w:r>
-    </w:p>
-    <w:p>
-      <w:r>
-        <w:t>Я невольно коснулся щеки.</w:t>
-      </w:r>
-    </w:p>
-    <w:p>
-      <w:r>
-        <w:t>— Вы как? — спросила она.</w:t>
-      </w:r>
-    </w:p>
-    <w:p>
-      <w:r>
-        <w:t>— Живой. А вы?</w:t>
-      </w:r>
-    </w:p>
-    <w:p>
-      <w:r>
-        <w:t xml:space="preserve">— </w:t>
-      </w:r>
-      <w:r>
-        <w:t>В</w:t>
-      </w:r>
-      <w:r>
-        <w:t>ообще не пострадала! — Симонова стыдливо спрятала глаза. — Все переломались, а мне — ничего. Петя вон в реанимационном лежит. А мне — ничего!</w:t>
-      </w:r>
-    </w:p>
-    <w:p>
-      <w:r>
-        <w:t>— Петя?</w:t>
-      </w:r>
-    </w:p>
-    <w:p>
-      <w:r>
-        <w:t>Симонова вместо ответа тряхнула головой.</w:t>
-      </w:r>
-    </w:p>
-    <w:p>
-      <w:r>
-        <w:t>— Бережёт меня, что ли, кто-то.</w:t>
-      </w:r>
-    </w:p>
-    <w:p>
-      <w:r>
-        <w:t>— Вы в лаборатории были?</w:t>
-      </w:r>
-    </w:p>
-    <w:p>
-      <w:r>
-        <w:t>— Да, выбежала к иллюминатору и сидела там, в углу пряталась. Когда лампы полопались, глаза закрыла. — Симонова прижала к лицу ладони, изображая слепоту. — Боялась с места двинуться, пока всё не закончилось.</w:t>
-      </w:r>
-    </w:p>
-    <w:p>
-      <w:r>
-        <w:t>— Я заходил в лабораторию, — сказал я, — но вас там не видел.</w:t>
-      </w:r>
-    </w:p>
-    <w:p>
-      <w:r>
-        <w:t>— Олег, у меня всё в голове смешалось. — Уголок рта у Симоновой дрогнул. — Я вышла, кажется, когда трясти перестало. Кругом крики, огонь. Не помню даже, куда пошла. Всё из памяти вычеркнуло.</w:t>
-      </w:r>
-    </w:p>
-    <w:p>
-      <w:r>
-        <w:t>— Неудивительно.</w:t>
-      </w:r>
-    </w:p>
-    <w:p>
-      <w:r>
-        <w:lastRenderedPageBreak/>
-        <w:t>— Даже не догадалась камеру содержания проверить.</w:t>
-      </w:r>
-    </w:p>
-    <w:p>
-      <w:r>
-        <w:t>— Всё в порядке было с камерой, — сказал я. — Нуболиды разбушевались, конечно. Такое ощущение, что пытались наружу выбраться. — Я вспомнил трещащий терминал Алексина с вышедшим из строя модулятором и прыгающие по экрану строчки. — Игорь погиб.</w:t>
-      </w:r>
-    </w:p>
-    <w:p>
-      <w:r>
-        <w:t>— Да. — Симонова вздохнула — неловко и натужно, толчками заталкивая воздух в лёгкие. — Мы рядом сидели, работали. Тогда уже началось всё это безумие. Он вдруг вскочил, побежал куда-то. Может, понял, что сейчас произойдёт. Надо было его остановить, но я не подумала.</w:t>
-      </w:r>
-    </w:p>
-    <w:p>
-      <w:r>
-        <w:t>— Вы разве не видели выбросы в иллюминатор?</w:t>
-      </w:r>
-    </w:p>
-    <w:p>
-      <w:r>
-        <w:t xml:space="preserve">— Я не видела. Мы же не всё время, Олег… — Симонова сбилась и завела с начала: — Не всё время мы видом любуемся, Олег. Работа затянула. Я </w:t>
-      </w:r>
-      <w:r>
-        <w:t>хотела</w:t>
-      </w:r>
-      <w:r>
-        <w:t xml:space="preserve"> </w:t>
-      </w:r>
-      <w:r>
-        <w:t>в столовую сходить,</w:t>
-      </w:r>
-      <w:r>
-        <w:t xml:space="preserve"> чашку кофе </w:t>
-      </w:r>
-      <w:r>
-        <w:t>взять</w:t>
-      </w:r>
-      <w:r>
-        <w:t xml:space="preserve">, но </w:t>
-      </w:r>
-      <w:r>
-        <w:t xml:space="preserve">закрутилась, </w:t>
-      </w:r>
-      <w:r>
-        <w:t xml:space="preserve">забыла. </w:t>
-      </w:r>
-      <w:r>
-        <w:t>Н</w:t>
-      </w:r>
-      <w:r>
-        <w:t>е знаю, вдруг Игорь видел? Хотя он тоже из отсека не выходил.</w:t>
-      </w:r>
-    </w:p>
-    <w:p>
-      <w:r>
-        <w:t>Симонова замолчала. Лязг с потолка усилился, подгоняя к принятию какого-то решения.</w:t>
-      </w:r>
-    </w:p>
-    <w:p>
-      <w:r>
-        <w:t>— Ты не посмотришь, как он? — спросила Симонова.</w:t>
-      </w:r>
-    </w:p>
-    <w:p>
-      <w:r>
-        <w:t>— Кто?</w:t>
-      </w:r>
-    </w:p>
-    <w:p>
-      <w:r>
-        <w:t>— Петя, — сказала она и тут же добавила, заметив мой недоумённый взгляд: — Пётр Верховенцев из химической. Он в реанимации, это третий отсек. А то я что-то боюсь.</w:t>
-      </w:r>
-    </w:p>
-    <w:p>
-      <w:r>
-        <w:t>Вокруг её глаз прорезались, как трещины в камне, длинные лучистые морщины.</w:t>
-      </w:r>
-    </w:p>
-    <w:p>
-      <w:r>
-        <w:t>— Хорошо.</w:t>
-      </w:r>
-    </w:p>
-    <w:p>
-      <w:r>
-        <w:t xml:space="preserve">Я </w:t>
-      </w:r>
-      <w:r>
-        <w:t xml:space="preserve">уже </w:t>
-      </w:r>
-      <w:r>
-        <w:t>направился к двери с облезшей цифрой «3», когда Майоров решил меня заметить и вытащил за руку из кипящей вокруг суеты:</w:t>
-      </w:r>
-    </w:p>
-    <w:p>
-      <w:r>
-        <w:t>— Олег, погоди! Всё в порядке у тебя?</w:t>
-      </w:r>
-    </w:p>
-    <w:p>
-      <w:r>
-        <w:t>— Да, — проговорил я. — Вроде цел.</w:t>
-      </w:r>
-    </w:p>
-    <w:p>
-      <w:r>
-        <w:t>— Какого чёрта ты вообще на этот уровень попёрся?</w:t>
-      </w:r>
-    </w:p>
-    <w:p>
-      <w:r>
-        <w:t>Вместо меня ответил Мицюкин:</w:t>
-      </w:r>
-    </w:p>
-    <w:p>
-      <w:r>
-        <w:t>— Не сидится вам всем на одном месте! Вот и побежали в самое пекло!</w:t>
-      </w:r>
-    </w:p>
-    <w:p>
-      <w:r>
-        <w:t>— Олег, между прочим, — продолжил Майоров прерванную мысль, горячо стискивая мою ладонь, — прекрасный инженер, несмотря на свой возраст. Скажете, что его помощь вам тоже не требуется?</w:t>
-      </w:r>
-    </w:p>
-    <w:p>
-      <w:r>
-        <w:t>— Я уже всё вам объяснил, — сказал Мицюкин. — Мы разберёмся своими силами.</w:t>
-      </w:r>
-    </w:p>
-    <w:p>
-      <w:r>
-        <w:t xml:space="preserve">— Мой пилот вам не нужен! Я вам тоже не нужен, хотя больше десяти лет пилотом отлетал! Техники не нужны, вы же сами всё можете! </w:t>
-      </w:r>
-      <w:r>
-        <w:t>А</w:t>
-      </w:r>
-      <w:r>
-        <w:t xml:space="preserve"> станция с орбиты сходит!</w:t>
-      </w:r>
-    </w:p>
-    <w:p>
-      <w:r>
-        <w:lastRenderedPageBreak/>
-        <w:t>— Мы уже на второй круг пошли, — спокойно ответил Мицюкин. — На текущий момент я не готов подпускать кого-либо из вашей команды ни к ремонту, ни к управлению станцией. Если бы мой оператор не решил себе горло перерезать, ничего бы из этого не произошло.</w:t>
-      </w:r>
-    </w:p>
-    <w:p>
-      <w:r>
-        <w:t>— Слушайте, — начал я, — поймите меня правильно, я буду рад помочь, если вы хотите, но…</w:t>
-      </w:r>
-    </w:p>
-    <w:p>
-      <w:r>
-        <w:t>— Я вообще не понимаю, почему обсуждаю это с вами! — перебил меня Майоров. — Где Андреев?</w:t>
-      </w:r>
-    </w:p>
-    <w:p>
-      <w:r>
-        <w:t>— Ищите его сами, если хотите, — сказал Мицюкин. — Но вряд ли он примет другое решение.</w:t>
-      </w:r>
-    </w:p>
-    <w:p>
-      <w:r>
-        <w:t xml:space="preserve">— Вы идиот! — прорычал Майоров. С всклокоченными седыми волосами он был похож на старую бешеную псину. — Станция </w:t>
-      </w:r>
-      <w:r>
-        <w:t>в любую секунду</w:t>
-      </w:r>
-      <w:r>
-        <w:t xml:space="preserve"> влетит в эти выбросы! Мы на две части расколемся!</w:t>
-      </w:r>
-    </w:p>
-    <w:p>
-      <w:r>
-        <w:t>— Ситуация под контролем. — Мицюкин засопел в нос, едва сдерживаясь от взрыва. — Резервный блок мы завели. В рубке находится оператор, которому я доверяю.</w:t>
-      </w:r>
-    </w:p>
-    <w:p>
-      <w:r>
-        <w:t>Мицюкин произнёс последнее слово резко, на выдохе, из-за чего «р» стала трассирующей, как раскатистый звериный рык.</w:t>
-      </w:r>
-    </w:p>
-    <w:p>
-      <w:r>
-        <w:t xml:space="preserve">— </w:t>
-      </w:r>
-      <w:r>
-        <w:t>Серьёзно?</w:t>
-      </w:r>
-      <w:r>
-        <w:t xml:space="preserve"> — покривился Майоров. — Вы кому-то доверяете!</w:t>
-      </w:r>
-    </w:p>
-    <w:p>
-      <w:r>
-        <w:t>Мицюкин вздохнул.</w:t>
-      </w:r>
-    </w:p>
-    <w:p>
-      <w:r>
-        <w:t>— Мой оператор корректирует движение станции. Новых столкновений не произойдёт.</w:t>
-      </w:r>
-    </w:p>
-    <w:p>
-      <w:r>
-        <w:t>— Вы решили проблему? — спросил я. — Станция больше не падает?</w:t>
-      </w:r>
-    </w:p>
-    <w:p>
-      <w:r>
-        <w:t>— Извините, — Мицюкин полоснул меня холодным взглядом, — я пока не успел подготовить детальный отчёт.</w:t>
-      </w:r>
-    </w:p>
-    <w:p>
-      <w:r>
-        <w:t>— Хватит кривляться! — выкрикнул Майоров. — Ответьте!</w:t>
-      </w:r>
-    </w:p>
-    <w:p>
-      <w:r>
-        <w:t>— Нет, — отрезал Мицюкин, — проблема не решена. Станция падает. Резервного блока хватает только на корректировки.</w:t>
-      </w:r>
-    </w:p>
-    <w:p>
-      <w:r>
-        <w:t>— И что мы собираемся делать? — спросил я.</w:t>
-      </w:r>
-    </w:p>
-    <w:p>
-      <w:r>
-        <w:t>— Мы, — этот долгий слог едва не застрял у Мицюкина в горле, — проводим ремонт двигательных модулей. Спасибо вам за участие, но ваша помощь пока не требуется.</w:t>
-      </w:r>
-    </w:p>
-    <w:p>
-      <w:r>
-        <w:t>— Вы же сами говорили, что я смогу помочь! — сказал я.</w:t>
-      </w:r>
-    </w:p>
-    <w:p>
-      <w:r>
-        <w:t xml:space="preserve">Мицюкин втянул щёки, из-за чего стал похож на </w:t>
-      </w:r>
-      <w:r>
-        <w:t>высушенную</w:t>
-      </w:r>
-      <w:r>
-        <w:t xml:space="preserve"> временем мумию.</w:t>
-      </w:r>
-    </w:p>
-    <w:p>
-      <w:r>
-        <w:t>— Помогайте! Объясните, почему мой человек себя осколком монитора порезал! Причём с улыбкой на лице. Кто нас тут</w:t>
-      </w:r>
-      <w:r>
-        <w:t xml:space="preserve"> всех</w:t>
-      </w:r>
-      <w:r>
-        <w:t xml:space="preserve">, как крыс, </w:t>
-      </w:r>
-      <w:r>
-        <w:t>травит</w:t>
-      </w:r>
-      <w:r>
-        <w:t>?</w:t>
-      </w:r>
-    </w:p>
-    <w:p>
-      <w:r>
-        <w:t>— Главврач говорила, что токсин могли изготовить где угодно, даже на станции, — сказал я.</w:t>
-      </w:r>
-    </w:p>
-    <w:p>
-      <w:r>
-        <w:t>— У нас в экипаже самоубийц нет.</w:t>
-      </w:r>
-    </w:p>
-    <w:p>
-      <w:r>
-        <w:lastRenderedPageBreak/>
-        <w:t>— У нас тоже! —</w:t>
-      </w:r>
-      <w:r>
-        <w:t xml:space="preserve"> сказал </w:t>
-      </w:r>
-      <w:r>
-        <w:t>Майоров.</w:t>
-      </w:r>
-    </w:p>
-    <w:p>
-      <w:r>
-        <w:t>— А если мы не сможем починить двигатели? — спросил я. — Какие у нас варианты?</w:t>
-      </w:r>
-    </w:p>
-    <w:p>
-      <w:r>
-        <w:t>— Никаких, — ответил Мицюкин. — Эвакуироваться некуда. У нас нет под боком флота кораблей с навигаторами. Это — дальний рубеж. Все понимали, на какой идут риск.</w:t>
-      </w:r>
-    </w:p>
-    <w:p>
-      <w:r>
-        <w:t>— Да, Олег, — добавил Майоров. — Здесь только дроны и искусственные спутники на дистанционном управлении. «Грозный» — это всё, что у нас есть. Поэтому я и</w:t>
-      </w:r>
-      <w:r>
-        <w:t xml:space="preserve"> хочу</w:t>
-      </w:r>
-      <w:r>
-        <w:t>…</w:t>
-      </w:r>
-    </w:p>
-    <w:p>
-      <w:r>
-        <w:t>Майоров осёкся.</w:t>
-      </w:r>
-    </w:p>
-    <w:p>
-      <w:r>
-        <w:t xml:space="preserve">— </w:t>
-      </w:r>
-      <w:r>
-        <w:t>Что хотите</w:t>
-      </w:r>
-      <w:r>
-        <w:t>? — Губы у Мицюкина задрожали.</w:t>
-      </w:r>
-    </w:p>
-    <w:p>
-      <w:r>
-        <w:t>— Неважно. Сколько на станции осталось людей?</w:t>
-      </w:r>
-    </w:p>
-    <w:p>
-      <w:r>
-        <w:t>— Я не считал, — ответил Мицюкин. — Судя по тому, что я здесь видел, ещё и не все выживут. Но людей всё равно больше, чем может принять ваш корабль. И у вас нет навигатора.</w:t>
-      </w:r>
-    </w:p>
-    <w:p>
-      <w:r>
-        <w:t>— Но всё равно это… — проговорил Майоров.</w:t>
-      </w:r>
-    </w:p>
-    <w:p>
-      <w:r>
-        <w:t>— Я не собираюсь это обсуждать! — сорвался Мицюкин. Вся его солдатская выправка с треском разошлась по швам, как тугой мундир. — Я уже всё сказал! У меня слишком много дел, и я не собираюсь тратить своё время на эти бессмысленные споры!</w:t>
-      </w:r>
-    </w:p>
-    <w:p>
-      <w:r>
-        <w:t>Мицюкин вышел. Майоров долго смотрел на меня, хмуря седеющие брови.</w:t>
-      </w:r>
-    </w:p>
-    <w:p>
-      <w:r>
-        <w:t>— Мы погибнем из-за этого идиота</w:t>
-      </w:r>
-      <w:r>
-        <w:t>!</w:t>
-      </w:r>
-    </w:p>
-    <w:p>
-      <w:r>
-        <w:t>Я подумал, что на месте Мицюкина тоже не подпустил бы никого из нас ни к ремонту двигательных модулей, ни к управлению станцией.</w:t>
-      </w:r>
-    </w:p>
-    <w:p>
-      <w:r>
-        <w:t>Майоров покачал головой, хлопнул меня по плечу и тоже вышел.</w:t>
-      </w:r>
-    </w:p>
-    <w:p>
-      <w:r>
-        <w:t>Я вернулся к двери с затёртой цифрой «3».</w:t>
-      </w:r>
-    </w:p>
-    <w:p>
-      <w:r>
-        <w:t>В третьем отсеке, в соответствии с присвоенным номером, стояли три койки, на которых лежали неподвижные тела, подключённые к жужжащим металлическим коробкам — словно внутренние органы у всех отказали, и их роль выполняют старые электроприборы. Всё насквозь провоняло едким раствором, как в склепе, где бальзамируют тела.</w:t>
-      </w:r>
-    </w:p>
-    <w:p>
-      <w:r>
-        <w:t xml:space="preserve"> Синицын — рослый мужчина с одутловатой головой — поправлял катетер на руке одного из лежачих. От выхолощенной стерильной белизны у меня начались приступы куриной слепоты — предметы вокруг рассеивались в сером шуме и появлялись снова, стоило мне качнуть головой. Весь отсек потихоньку соскальзывал в изнанку браны.</w:t>
-      </w:r>
-    </w:p>
-    <w:p>
-      <w:r>
-        <w:t>— Это вы? — сказал Синицын. — Что вы здесь делаете? Тут не проходной двор!</w:t>
-      </w:r>
-    </w:p>
-    <w:p>
-      <w:r>
-        <w:t>— Извините, — проговорил я.</w:t>
-      </w:r>
-    </w:p>
-    <w:p>
-      <w:r>
-        <w:lastRenderedPageBreak/>
-        <w:t>— Чего вы хотите? Если нужны обезболивающие, ищите Минаеву. Я тут человек бесправный, ничем не распоряжаюсь.</w:t>
-      </w:r>
-    </w:p>
-    <w:p>
-      <w:r>
-        <w:t>— Меня просили узнать про Верховенцева.</w:t>
-      </w:r>
-    </w:p>
-    <w:p>
-      <w:r>
-        <w:t>Я посмотрел на койки, на одинаковые восковые лица.</w:t>
-      </w:r>
-    </w:p>
-    <w:p>
-      <w:r>
-        <w:t>— По поводу Верховенцева ничего сказать не могу, — ответил Синицын. — Состояние тяжёлое, насколько я могу судить. Сложно пока что-то обещать. Скажите, что он стабилен, но в сознание не приходил.</w:t>
-      </w:r>
-    </w:p>
-    <w:p>
-      <w:r>
-        <w:t>— Понял, спасибо.</w:t>
-      </w:r>
-    </w:p>
-    <w:p>
-      <w:r>
-        <w:t>Из приёмной пробились чьи-то взбудораженные голоса.</w:t>
-      </w:r>
-      <w:r>
-        <w:t xml:space="preserve"> Я вышел из отсека.</w:t>
-      </w:r>
-    </w:p>
-    <w:p>
-      <w:r>
-        <w:t>Объявился Андреев.</w:t>
-      </w:r>
-    </w:p>
-    <w:p>
-      <w:r>
-        <w:t>Он стоял посреди приёмной, возвышаясь над всеми на полголовы, и тряс раскрытыми ладонями, как уличный проповедник. Вокруг него толкались Майоров, Керман, Симонова, ещё несколько незнакомых мне человек и — Вера.</w:t>
-      </w:r>
-    </w:p>
-    <w:p>
-      <w:r>
-        <w:t>Она подошла ко мне.</w:t>
-      </w:r>
-    </w:p>
-    <w:p>
-      <w:r>
-        <w:t>— Тебя-то хоть обследовать успели? — Вера прижалась к моей руке. — Тут, конечно, ад кромешный.</w:t>
-      </w:r>
-    </w:p>
-    <w:p>
-      <w:r>
-        <w:t>В приёмную выбрался перебинтованный Лысанов</w:t>
-      </w:r>
-      <w:r>
-        <w:t>. Он</w:t>
-      </w:r>
-      <w:r>
-        <w:t xml:space="preserve"> оглядел единственным глазом Андреева и устало уселся у стены.</w:t>
-      </w:r>
-    </w:p>
-    <w:p>
-      <w:r>
-        <w:t>— Всё в порядке со мной, — ответил я.</w:t>
-      </w:r>
-    </w:p>
-    <w:p>
-      <w:r>
-        <w:t>— Точно?</w:t>
-      </w:r>
-    </w:p>
-    <w:p>
-      <w:r>
-        <w:t>— Давление немного скачет. Но у кого оно сейчас не скачет?</w:t>
-      </w:r>
-    </w:p>
-    <w:p>
-      <w:r>
-        <w:t xml:space="preserve">— Товарищи! — Андреев попытался изобразить громкий командный голос, сорвался на фальцет и закашлялся. — Товарищи! — повторил он. — Систему глобального оповещения починить пока, к сожалению, не удалось. — Он быстро замотал головой, показывая, насколько сложной оказалась поставленная перед ремонтниками задача. — Мы продолжим над этим работать, но пока что в роли системы оповещения буду выступать я. Если кто не в курсе, у нас </w:t>
-      </w:r>
-      <w:r>
-        <w:t xml:space="preserve">организовано </w:t>
-      </w:r>
-      <w:r>
-        <w:t>два пункта помощи пострадавшим — здесь и на жилом уровне, в столовой. Один лифт работает, но используется для перемещения оборудования, без людей. Запомните, это важно! Перемещайтесь между уровнями через аварийную шахту. Более того, я попросил бы при возможности сократить перемещения до… э-э-э, — Андреев провёл языком по пухлым губам, — необходимого минимума.</w:t>
-      </w:r>
-    </w:p>
-    <w:p>
-      <w:r>
-        <w:t>— А что</w:t>
-      </w:r>
-      <w:r>
-        <w:t>,</w:t>
-      </w:r>
-      <w:r>
-        <w:t xml:space="preserve"> если… — крикливо вклинился кто-то в его сбивчивую речь.</w:t>
-      </w:r>
-    </w:p>
-    <w:p>
-      <w:r>
-        <w:t>— Ты где была? — шёпотом спросил я Веру. — Привела меня сюда и бросила.</w:t>
-      </w:r>
-    </w:p>
-    <w:p>
-      <w:r>
-        <w:t>— В химлабе. Я потом объясню.</w:t>
-      </w:r>
-    </w:p>
-    <w:p>
-      <w:r>
-        <w:lastRenderedPageBreak/>
-        <w:t>— Товарищи! — затряс руками Андреев. — Пожалуйста, прошу, не перебивайте! Это очень важно, товарищи! Далеко не все понимают сложившуюся ситуацию. Я хотел бы всё объяснить. На Кратере Водолея произошёл необъяснимый феномен. Из атмосферы планеты начались выбросы…</w:t>
-      </w:r>
-    </w:p>
-    <w:p>
-      <w:r>
-        <w:t>— Мицюкин сказал, что резервный блок завели, — шепнул я Вере, — но мы всё равно падаем.</w:t>
-      </w:r>
-    </w:p>
-    <w:p>
-      <w:r>
-        <w:t>— Я знаю. Сложно не заметить, что наша орбитальная скорость увеличилась.</w:t>
-      </w:r>
-    </w:p>
-    <w:p>
-      <w:r>
-        <w:t>— И чем это грозит?</w:t>
-      </w:r>
-    </w:p>
-    <w:p>
-      <w:r>
-        <w:t>— А ты сам не понимаешь, чем это грозит, Олег? Вопрос, сколько времени у нас осталось.</w:t>
-      </w:r>
-    </w:p>
-    <w:p>
-      <w:r>
-        <w:t>— Главное, товарищи, — продолжал Андреев, — понимать, что это больше не повторится. Никаких столкновений не будет! Мы полностью контролируем ситуацию. Наше движение по орбите активно корректируется и…</w:t>
-      </w:r>
-    </w:p>
-    <w:p>
-      <w:r>
-        <w:t>— И мы всё равно падаем! — крикнул Майоров.</w:t>
-      </w:r>
-    </w:p>
-    <w:p>
-      <w:r>
-        <w:t>— Прошу вас, Сергей Владимирович, я же просил! — Голос Андреева вновь сорвался в кашель, сухой и судорожный, как при лихорадке. Он ссутулился, нависнув своим исполинским ростом над собравшимися, и прижал распяленную пятерню к груди. — Да, мы всё равно падаем, — проговорил он сквозь едва сдерживаемые спазмы. — Но это временно. Ведутся ремонтные работы, подключены наши лучшие специалисты. Ремонтными работами руководит Константин Игоревич Мицюкин, вы все его прекрасно знаете.</w:t>
-      </w:r>
-    </w:p>
-    <w:p>
-      <w:r>
-        <w:t>— Он-то тут причём? — выкрикнул кто-то.</w:t>
-      </w:r>
-    </w:p>
-    <w:p>
-      <w:r>
-        <w:t>— Других кандидатов у меня нет. — Андреев распрямился. — Я просил бы не мешать ему, не отвлекать на другие вопросы. Я не сомневаюсь, что он справится. Нам достаточно поднять один из двигательных модулей. Причин для паники совершенно нет.</w:t>
-      </w:r>
-    </w:p>
-    <w:p>
-      <w:r>
-        <w:t>— Сколько у нас времени, если движки не починят? — спросил я Веру.</w:t>
-      </w:r>
-    </w:p>
-    <w:p>
-      <w:r>
-        <w:t>— Откуда я знаю? Боюсь, не очень много. Может, несколько часов.</w:t>
-      </w:r>
-    </w:p>
-    <w:p>
-      <w:r>
-        <w:t>— Несколько часов?</w:t>
-      </w:r>
-    </w:p>
-    <w:p>
-      <w:r>
-        <w:t>— Причин для паники нет! — заглушил меня Андреев. — Готов вас заверить, что мы во всём разберёмся!</w:t>
-      </w:r>
-    </w:p>
-    <w:p>
-      <w:r>
-        <w:t>— А что по поводу эвакуации? — спросил кто-то.</w:t>
-      </w:r>
-    </w:p>
-    <w:p>
-      <w:r>
-        <w:t xml:space="preserve">— Эвакуация — это… — Андреев коротко кашлянул, прочистив от сомнений горло, — долгосрочный, скажем так, план. Все мы понимаем, что станция в прежнем режиме работать уже не будет. К сожалению, наш проект можно считать завершённым. Особенно, без… — Он прервал самого себя и нервно мотнул головой, </w:t>
-      </w:r>
-      <w:r>
-        <w:t>отгоняя</w:t>
-      </w:r>
-      <w:r>
-        <w:t xml:space="preserve"> прокравш</w:t>
-      </w:r>
-      <w:r>
-        <w:t xml:space="preserve">ийся </w:t>
-      </w:r>
-      <w:r>
-        <w:t xml:space="preserve">в мысли </w:t>
-      </w:r>
-      <w:r>
-        <w:t>страх</w:t>
-      </w:r>
-      <w:r>
-        <w:t>. — У нас в приоритете люди, а не исследования.</w:t>
-      </w:r>
-    </w:p>
-    <w:p>
-      <w:r>
-        <w:t>— Как же</w:t>
-      </w:r>
-      <w:r>
-        <w:t xml:space="preserve"> так</w:t>
-      </w:r>
-      <w:r>
-        <w:t>? — завопили на галерке. — Столько потраченных лет!</w:t>
-      </w:r>
-    </w:p>
-    <w:p>
-      <w:r>
-        <w:lastRenderedPageBreak/>
-        <w:t>Андреев замахал руками, как дирижёр, управляющий крикливым оркестром.</w:t>
-      </w:r>
-    </w:p>
-    <w:p>
-      <w:r>
-        <w:t>— Мы постараемся сохранить все результаты исследований, сделаем выгрузки на ленту, сделаем распечатки, сделаем… — Андреев сбивчиво, через дрожь в груди, перевёл дыхание. — Сделаем всё, что будет нужно! Но пока, — он помедлил, — это не является приоритетом.</w:t>
-      </w:r>
-    </w:p>
-    <w:p>
-      <w:r>
-        <w:t>— Так-то, если станция погибнет, — сказал Керман, вытирая с лысины пот, — то и все исследования вместе с ней.</w:t>
-      </w:r>
-    </w:p>
-    <w:p>
-      <w:r>
-        <w:t>— Это он тебе во сне говорил, что мы отсюда не выберемся? — спросила Вера.</w:t>
-      </w:r>
-    </w:p>
-    <w:p>
-      <w:r>
-        <w:t>— Да.</w:t>
-      </w:r>
-    </w:p>
-    <w:p>
-      <w:r>
-        <w:t xml:space="preserve">— Товарищи! — проголосил Андреев. Кадык у него взволнованно заёрзал вверх и вниз. — Надо понимать, что эвакуация — это вопрос нескольких месяцев! Пока </w:t>
-      </w:r>
-      <w:r>
-        <w:t>что главный приоритет —</w:t>
-      </w:r>
-      <w:r>
-        <w:t xml:space="preserve"> </w:t>
-      </w:r>
-      <w:r>
-        <w:t>это восстановление</w:t>
-      </w:r>
-      <w:r>
-        <w:t xml:space="preserve"> работ</w:t>
-      </w:r>
-      <w:r>
-        <w:t>ы</w:t>
-      </w:r>
-      <w:r>
-        <w:t xml:space="preserve"> станции</w:t>
-      </w:r>
-      <w:r>
-        <w:t>.</w:t>
-      </w:r>
-      <w:r>
-        <w:t xml:space="preserve"> </w:t>
-      </w:r>
-      <w:r>
-        <w:t>В</w:t>
-      </w:r>
-      <w:r>
-        <w:t>се остальные решения будут приниматься потом. Я прошу вас не поддаваться панике. По всем вопросам обращайтесь ко мне. Я буду на нижнем уровне, в столовой, или в своём модуле. Вы все знаете…</w:t>
-      </w:r>
-    </w:p>
-    <w:p>
-      <w:r>
-        <w:t>— Станция падает, нас кто-то травит, но всё хорошо, всё прекрасно! — перебил Андреева чей-то голос.</w:t>
-      </w:r>
-    </w:p>
-    <w:p>
-      <w:r>
-        <w:t>— Не волнуйтесь, товарищи. По этому вопросу у нас есть другая команда специалистов. — Андреев показал на Веру. — Я поручил нашему сотруднику из химической лаборатории, Вере Сергеевне Акимовой, провести расследование и найти источник заражения. Прошу ей всячески содействовать. — Андреев помолчал несколько секунд и добавил на удивление хрипловатым, выгоревшим голосом: — На этом у меня всё.</w:t>
-      </w:r>
-    </w:p>
-    <w:p>
-      <w:r>
-        <w:t>Металлическое лязганье сломанной вентиляционной решётки вдруг заглохло, течение воздуха остановилось. На лбу выступил липкий пот. Я начал задыхаться за считанные секунды. Посмотрел на потолок, расписанный клинописью теней и света. Медленно, как на последнем заводе, начали подрагивать прутья решётки, ударяясь друг о друга. Бам! — промедление длиною в тяжёлый вздох. И снова — бам!</w:t>
-      </w:r>
-    </w:p>
-    <w:p>
-      <w:r>
-        <w:t>Андреева окружили, облепили, не давали пройти. Он пугливо попятился к двери, но никто не собирался его отпускать.</w:t>
-      </w:r>
-    </w:p>
-    <w:p>
-      <w:r>
-        <w:t>— Когда будет корабль с Земли?</w:t>
-      </w:r>
-    </w:p>
-    <w:p>
-      <w:r>
-        <w:t>— Сколько протянет станция?</w:t>
-      </w:r>
-    </w:p>
-    <w:p>
-      <w:r>
-        <w:t>— Нас до сих пор чем-то травят?</w:t>
-      </w:r>
-    </w:p>
-    <w:p>
-      <w:r>
-        <w:t>— Сколько нам ждать?!</w:t>
-      </w:r>
-    </w:p>
-    <w:p>
-      <w:r>
-        <w:t>— Мне потребуется твоя помощь, — тихо сказала Вера.</w:t>
-      </w:r>
-    </w:p>
-    <w:p>
-      <w:r>
-        <w:t>— Я уж подумал, ты, как Мицюкин, скажешь, что ни к чему меня не подпустишь, — проговорил я.</w:t>
-      </w:r>
-    </w:p>
-    <w:p>
-      <w:r>
-        <w:lastRenderedPageBreak/>
-        <w:t>— Дурак, что ли?</w:t>
-      </w:r>
-    </w:p>
-    <w:p>
-      <w:r>
-        <w:t>— Товарищи! — взвизгнул зажатый в угол Андреев. — Давайте обсудим вопросы позже! Основную ситуацию я…</w:t>
-      </w:r>
-    </w:p>
-    <w:p>
-      <w:r>
-        <w:t>— Там главврач ваша делала какие-то анализы, — сказал я. — Она что-то нашла.</w:t>
-      </w:r>
-    </w:p>
-    <w:p>
-      <w:r>
-        <w:t>— Что? — Поднятый системой рециркуляции сквозняк взъерошил волосы у Веры на голове.</w:t>
-      </w:r>
-    </w:p>
-    <w:p>
-      <w:r>
-        <w:t>Решётки на потолке опять громыхали во всю прыть.</w:t>
-      </w:r>
-    </w:p>
-    <w:p>
-      <w:r>
-        <w:t>— Поговори лучше с ней сама. Не хочу быть этим, испорченным интеркомом.</w:t>
-      </w:r>
-    </w:p>
-    <w:p>
-      <w:r>
-        <w:t xml:space="preserve">— Ладно, — кивнула Вера. — Подожди меня здесь. </w:t>
-      </w:r>
-      <w:r>
-        <w:t>И</w:t>
-      </w:r>
-      <w:r>
-        <w:t xml:space="preserve"> не уходи никуда, хорошо? Чтобы я потом не искала тебя по всей станции.</w:t>
-      </w:r>
-    </w:p>
-    <w:p>
-      <w:r>
-        <w:t>— Подожду, не волнуйся.</w:t>
-      </w:r>
-    </w:p>
-    <w:p>
-      <w:r>
-        <w:t>Вера сжала мою кисть и исчезла.</w:t>
-      </w:r>
-    </w:p>
-    <w:p>
-      <w:r>
-        <w:t>Толпа в приёмной поредела. Андреева наконец отпустили, и он сбежал в коридор. Лысанов измученной походкой вышел из приёмной. Майоров и Керман тоже не стали задерживаться. Остались Симонова и её неразрешённый вопрос.</w:t>
-      </w:r>
-    </w:p>
-    <w:p>
-      <w:r>
-        <w:t>— Олег! — позвала она меня. — Удалось что-нибудь узнать?</w:t>
-      </w:r>
-    </w:p>
-    <w:p>
-      <w:r>
-        <w:t>Я нехотя к ней подошёл. Говорить ни о чём не хотелось.</w:t>
-      </w:r>
-    </w:p>
-    <w:p>
-      <w:r>
-        <w:t>— Не слишком много. Мне сказали, что состояние стабильное, но в сознание не приходил.</w:t>
-      </w:r>
-    </w:p>
-    <w:p>
-      <w:r>
-        <w:t>— Господи! Петя! — Симонова уронила голову в раскрытые ладони. — А я без единой царапины! Почему так получается, Олег?</w:t>
-      </w:r>
-    </w:p>
-    <w:p>
-      <w:r>
-        <w:t>— Вы ни в чём не виноваты.</w:t>
-      </w:r>
-    </w:p>
-    <w:p>
-      <w:r>
-        <w:t>— Кто-то всегда виноват.</w:t>
-      </w:r>
-    </w:p>
-    <w:p>
-      <w:r>
-        <w:t>— Да, — вздохнул я, —</w:t>
-      </w:r>
-      <w:r>
-        <w:t xml:space="preserve"> думаю,</w:t>
-      </w:r>
-      <w:r>
-        <w:t xml:space="preserve"> вы правы.</w:t>
-      </w:r>
-    </w:p>
-    <w:p>
-      <w:r>
-        <w:tab/>
-        <w:t>Симонова долго смотрела в пол, заламывая кисть.</w:t>
-      </w:r>
-    </w:p>
-    <w:p>
-      <w:r>
-        <w:t>— Это всё они! — сказала она.</w:t>
-      </w:r>
-    </w:p>
-    <w:p>
-      <w:r>
-        <w:t>— Кто?</w:t>
-      </w:r>
-    </w:p>
-    <w:p>
-      <w:r>
-        <w:t xml:space="preserve">— Нуболиды. Из-за них ураган и начался! </w:t>
-      </w:r>
-      <w:r>
-        <w:t>И</w:t>
-      </w:r>
-      <w:r>
-        <w:t xml:space="preserve"> лучи эти с планеты… Всё из-за них, Олег.</w:t>
-      </w:r>
-    </w:p>
-    <w:p>
-      <w:r>
-        <w:t xml:space="preserve">— Честно, — признался я, — мне сложно представить, как всё </w:t>
-      </w:r>
-      <w:r>
-        <w:t xml:space="preserve">это </w:t>
-      </w:r>
-      <w:r>
-        <w:t>связано. Впрочем, я вообще мало чего понимаю.</w:t>
-      </w:r>
-    </w:p>
-    <w:p>
-      <w:r>
-        <w:t>— С тобой-то всё в порядке? — Симонова коснулась моей руки. — Ты бледный такой. Тебя хоть осмотрели?</w:t>
-      </w:r>
-    </w:p>
-    <w:p>
-      <w:r>
-        <w:t>В уголках её глаз скопились слёзы, взгляд стал туманным, влажным, словно она едва различала вещи вокруг себя.</w:t>
-      </w:r>
-    </w:p>
-    <w:p>
-      <w:r>
-        <w:t>— Я же говорил, — сказал я. — Всё в порядке. Нам с вами повезло. Наверное.</w:t>
-      </w:r>
-    </w:p>
-    <w:p>
-      <w:r>
-        <w:lastRenderedPageBreak/>
-        <w:t xml:space="preserve">— Наверное, — подтвердила Симонова. — Вот именно, наверное. Ураган так не прекратится, Олег. </w:t>
-      </w:r>
-      <w:r>
-        <w:t>Мы должны их</w:t>
-      </w:r>
-      <w:r>
-        <w:t xml:space="preserve"> отпустить</w:t>
-      </w:r>
-      <w:r>
-        <w:t>!</w:t>
-      </w:r>
-      <w:r>
-        <w:t xml:space="preserve"> </w:t>
-      </w:r>
-      <w:r>
-        <w:t>Т</w:t>
-      </w:r>
-      <w:r>
-        <w:t>ы же их видел, ты сам это понимаешь. Только тогда всё закончится. Иначе планета нас не простит.</w:t>
-      </w:r>
-    </w:p>
-    <w:p>
-      <w:r>
-        <w:t>— Отпустить кого? Нуболидов?</w:t>
-      </w:r>
-    </w:p>
-    <w:p>
-      <w:r>
-        <w:t>— Да.</w:t>
-      </w:r>
-    </w:p>
-    <w:p>
-      <w:r>
-        <w:t>— Но каким образом?</w:t>
-      </w:r>
-    </w:p>
-    <w:p>
-      <w:r>
-        <w:t>Я поёжился. В приёмной стало холодно, как в морозилке.</w:t>
-      </w:r>
-    </w:p>
-    <w:p>
-      <w:r>
-        <w:t xml:space="preserve">— Я не знаю. </w:t>
-      </w:r>
-      <w:r>
-        <w:t>Н</w:t>
-      </w:r>
-      <w:r>
-        <w:t>адо придумать! Нам с тобой вместе, Олег! Иначе ничего не получится. Даже если починят эти двигательные блоки.</w:t>
-      </w:r>
-    </w:p>
-    <w:p>
-      <w:r>
-        <w:t>— Нуболидов ведь забрали из атмосферы с помощью автоматического зонда? — спросил я. — Понятия не имею, как их вернуть. Да и что это изменит? Отравили нас не нуболиды.</w:t>
-      </w:r>
-    </w:p>
-    <w:p>
-      <w:r>
-        <w:t>Симонова отвернулась, отодвинулась от меня.</w:t>
-      </w:r>
-    </w:p>
-    <w:p>
-      <w:r>
-        <w:t>— Зря ты так думаешь</w:t>
-      </w:r>
-      <w:r>
-        <w:t>, Олег</w:t>
-      </w:r>
-      <w:r>
-        <w:t>! Я уверена, что во всём виноваты именно они</w:t>
-      </w:r>
-      <w:r>
-        <w:t>!</w:t>
-      </w:r>
-    </w:p>
-    <w:p>
-      <w:r>
-        <w:t>Появилась Вера и махнула мне рукой.</w:t>
-      </w:r>
-    </w:p>
-    <w:p>
-      <w:r>
-        <w:t xml:space="preserve">— Извините, мне </w:t>
-      </w:r>
-      <w:r>
-        <w:t>пора</w:t>
-      </w:r>
-      <w:r>
-        <w:t>.</w:t>
-      </w:r>
-    </w:p>
-    <w:p>
-      <w:r>
-        <w:t>Симонова не ответила.</w:t>
-      </w:r>
-    </w:p>
-    <w:p>
-      <w:r>
-        <w:t>— Что с ней такое? — спросила Вера уже в коридоре. — Вы поссорились, что ли?</w:t>
-      </w:r>
-    </w:p>
-    <w:p>
-      <w:r>
-        <w:t>— Мне кажется, она не в себе, — сказал я. — Скорее бы плазмоферез починили, а то мы все тут с ума сойдём.</w:t>
-      </w:r>
-    </w:p>
-    <w:p>
-      <w:r>
-        <w:t>Завал в коридоре разобрали, но стены были покрыты копотью, а мотки изорванной проводки всё ещё свисали с потолка. Ни одна из ламп не горела. Слабо светилась дорожка аварийной иллюминации, которая тянула за собой, как путеводная нить, в крапчатый мрак пожарного спуска.</w:t>
-      </w:r>
-    </w:p>
-    <w:p>
-      <w:r>
-        <w:t>— Да что случилось-то? — двинула бровями Вера.</w:t>
-      </w:r>
-    </w:p>
-    <w:p>
-      <w:r>
-        <w:t>— Говорит, что во всём нуболиды виноваты.</w:t>
-      </w:r>
-    </w:p>
-    <w:p>
-      <w:r>
-        <w:t xml:space="preserve">— </w:t>
-      </w:r>
-      <w:r>
-        <w:t>Ну</w:t>
-      </w:r>
-      <w:r>
-        <w:t xml:space="preserve"> она в каком-то смысле права.</w:t>
-      </w:r>
-    </w:p>
-    <w:p>
-      <w:r>
-        <w:t xml:space="preserve">— В каком ещё смысле? </w:t>
-      </w:r>
-      <w:r>
-        <w:t xml:space="preserve">— </w:t>
-      </w:r>
-      <w:r>
-        <w:t xml:space="preserve">Я </w:t>
-      </w:r>
-      <w:r>
-        <w:t>встал</w:t>
-      </w:r>
-      <w:r>
-        <w:t xml:space="preserve"> посреди коридора</w:t>
-      </w:r>
-      <w:r>
-        <w:t xml:space="preserve">. — </w:t>
-      </w:r>
-      <w:r>
-        <w:t>Ты-то хоть меня не пугай!</w:t>
-      </w:r>
-    </w:p>
-    <w:p>
-      <w:r>
-        <w:t>— Если бы не нуболиды, — сказала Вера, — то никого бы из нас здесь не было.</w:t>
-      </w:r>
-    </w:p>
-    <w:p>
-      <w:pPr>
-        <w:pStyle w:val="10"/>
-      </w:pPr>
-      <w:r>
-        <w:lastRenderedPageBreak/>
         <w:t>ХИМИЧЕСКИЕ АНАЛИЗЫ</w:t>
       </w:r>
     </w:p>
     <w:p>
       <w:r>
-        <w:t>Другая команда специалистов, о которой говорил Андреев, состояла из одной Веры. Если не считать меня. Руководителя химической лаборатории на глазах у Веры запаковали в чёрный мешок, а Верховенцев лежал в реанимации, подключённый к ревущему от перебоев пульса аппарату.</w:t>
+        <w:t xml:space="preserve">Другая команда специалистов, о которой говорил Андреев, состояла из одной Веры. Если не считать меня. Руководителя химической лаборатории на глазах у Веры запаковали в чёрный мешок, а </w:t>
+      </w:r>
+      <w:proofErr w:type="spellStart"/>
+      <w:r>
+        <w:t>Верховенцев</w:t>
+      </w:r>
+      <w:proofErr w:type="spellEnd"/>
+      <w:r>
+        <w:t xml:space="preserve"> лежал в реанимации, подключённый к ревущему от перебоев пульса аппарату.</w:t>
       </w:r>
     </w:p>
     <w:p>
@@ -27963,7 +29038,15 @@
     </w:p>
     <w:p>
       <w:r>
-        <w:t>— Он так работает, к сожалению. Не всегда с первого раза. — Вера всмотрелась в мреющие строчки. — Надеюсь, анализатор не сдох.</w:t>
+        <w:t xml:space="preserve">— Он так работает, к сожалению. Не всегда с первого раза. — Вера всмотрелась в </w:t>
+      </w:r>
+      <w:proofErr w:type="spellStart"/>
+      <w:r>
+        <w:t>мреющие</w:t>
+      </w:r>
+      <w:proofErr w:type="spellEnd"/>
+      <w:r>
+        <w:t xml:space="preserve"> строчки. — Надеюсь, анализатор не сдох.</w:t>
       </w:r>
     </w:p>
     <w:p>
@@ -28195,7 +29278,15 @@
         <w:t>С</w:t>
       </w:r>
       <w:r>
-        <w:t>бой в гравитонной камере. Просто сбой. Такой же, как раньше. Качка.</w:t>
+        <w:t xml:space="preserve">бой в </w:t>
+      </w:r>
+      <w:proofErr w:type="spellStart"/>
+      <w:r>
+        <w:t>гравитонной</w:t>
+      </w:r>
+      <w:proofErr w:type="spellEnd"/>
+      <w:r>
+        <w:t xml:space="preserve"> камере. Просто сбой. Такой же, как раньше. Качка.</w:t>
       </w:r>
     </w:p>
     <w:p>
@@ -28269,7 +29360,15 @@
         <w:t>Е</w:t>
       </w:r>
       <w:r>
-        <w:t>сли хочешь, иди к своему Мицюкину. Вдруг он передумает. Будешь там под его присмотром гайки крутить. А я сама справлюсь.</w:t>
+        <w:t xml:space="preserve">сли хочешь, иди к своему </w:t>
+      </w:r>
+      <w:proofErr w:type="spellStart"/>
+      <w:r>
+        <w:t>Мицюкину</w:t>
+      </w:r>
+      <w:proofErr w:type="spellEnd"/>
+      <w:r>
+        <w:t>. Вдруг он передумает. Будешь там под его присмотром гайки крутить. А я сама справлюсь.</w:t>
       </w:r>
     </w:p>
     <w:p>
@@ -28279,7 +29378,15 @@
     </w:p>
     <w:p>
       <w:r>
-        <w:t>— Прости. Я тебя тут одну не оставлю. Нет никакого смысла с Мицюкиным пререкаться. Ни к чему он меня не подпустит, это я уже понял.</w:t>
+        <w:t xml:space="preserve">— Прости. Я тебя тут одну не оставлю. Нет никакого смысла с </w:t>
+      </w:r>
+      <w:proofErr w:type="spellStart"/>
+      <w:r>
+        <w:t>Мицюкиным</w:t>
+      </w:r>
+      <w:proofErr w:type="spellEnd"/>
+      <w:r>
+        <w:t xml:space="preserve"> пререкаться. Ни к чему он меня не подпустит, это я уже понял.</w:t>
       </w:r>
     </w:p>
     <w:p>
@@ -28294,7 +29401,15 @@
     </w:p>
     <w:p>
       <w:r>
-        <w:t>— Надо собрать образцы. Что там в каюте Марутяна творится, я не знаю, могут не пускать никого. Как и в лабораторию. К Марутяну я попробую сама сходить, ко мне спокойнее отнесутся.</w:t>
+        <w:t xml:space="preserve">— Надо собрать образцы. Что там в каюте Марутяна творится, я не знаю, могут не пускать никого. Как и в лабораторию. К </w:t>
+      </w:r>
+      <w:proofErr w:type="spellStart"/>
+      <w:r>
+        <w:t>Марутяну</w:t>
+      </w:r>
+      <w:proofErr w:type="spellEnd"/>
+      <w:r>
+        <w:t xml:space="preserve"> я попробую сама сходить, ко мне спокойнее отнесутся.</w:t>
       </w:r>
     </w:p>
     <w:p>
@@ -28526,7 +29641,15 @@
     <w:p>
       <w:r>
         <w:lastRenderedPageBreak/>
-        <w:t>— Я не предлагаю здесь сидеть. Пойдём к Мицюкину или Андрееву, спорить будем, нашу правду-матку отстаивать. А парня оставь. Он тоже полезным делом занимается.</w:t>
+        <w:t xml:space="preserve">— Я не предлагаю здесь сидеть. Пойдём к </w:t>
+      </w:r>
+      <w:proofErr w:type="spellStart"/>
+      <w:r>
+        <w:t>Мицюкину</w:t>
+      </w:r>
+      <w:proofErr w:type="spellEnd"/>
+      <w:r>
+        <w:t xml:space="preserve"> или Андрееву, спорить будем, нашу правду-матку отстаивать. А парня оставь. Он тоже полезным делом занимается.</w:t>
       </w:r>
     </w:p>
     <w:p>
@@ -28868,7 +29991,7 @@
       </w:pPr>
       <w:r>
         <w:lastRenderedPageBreak/>
-        <w:t>ПРЕДЕЛ</w:t>
+        <w:t>ОДИННАДЦАТЬ — ОДИН</w:t>
       </w:r>
     </w:p>
     <w:p>
@@ -29493,13 +30616,26 @@
       <w:r>
         <w:t xml:space="preserve">вообще </w:t>
       </w:r>
-      <w:r>
-        <w:t>попёрся в лабораторию?</w:t>
-      </w:r>
-    </w:p>
-    <w:p>
-      <w:r>
-        <w:t>За спиной у Мицюкина материализовался неизменно следующий за ним Лысанов.</w:t>
+      <w:proofErr w:type="spellStart"/>
+      <w:r>
+        <w:t>попёрся</w:t>
+      </w:r>
+      <w:proofErr w:type="spellEnd"/>
+      <w:r>
+        <w:t xml:space="preserve"> в лабораторию?</w:t>
+      </w:r>
+    </w:p>
+    <w:p>
+      <w:r>
+        <w:t xml:space="preserve">За спиной у </w:t>
+      </w:r>
+      <w:proofErr w:type="spellStart"/>
+      <w:r>
+        <w:t>Мицюкина</w:t>
+      </w:r>
+      <w:proofErr w:type="spellEnd"/>
+      <w:r>
+        <w:t xml:space="preserve"> материализовался неизменно следующий за ним Лысанов.</w:t>
       </w:r>
     </w:p>
     <w:p>
@@ -29573,7 +30709,15 @@
     </w:p>
     <w:p>
       <w:r>
-        <w:t>Он открыл дверь в лабораторию и отвёл глаза от пролившегося наружу красного света. Кто-то наблюдал за нуболидами, но забыл отключить подкрашенное, как в комнате для проявки фотографий, освещение.</w:t>
+        <w:t xml:space="preserve">Он открыл дверь в лабораторию и отвёл глаза от пролившегося наружу красного света. Кто-то наблюдал за </w:t>
+      </w:r>
+      <w:proofErr w:type="spellStart"/>
+      <w:r>
+        <w:t>нуболидами</w:t>
+      </w:r>
+      <w:proofErr w:type="spellEnd"/>
+      <w:r>
+        <w:t>, но забыл отключить подкрашенное, как в комнате для проявки фотографий, освещение.</w:t>
       </w:r>
     </w:p>
     <w:p>
@@ -29698,7 +30842,23 @@
     </w:p>
     <w:p>
       <w:r>
-        <w:t>— Удобно как! — прорычал Мицюкин. — Хорошо что Верховенцеву с Кавинским уже ничего не требуется!</w:t>
+        <w:t xml:space="preserve">— Удобно как! — прорычал Мицюкин. — Хорошо что </w:t>
+      </w:r>
+      <w:proofErr w:type="spellStart"/>
+      <w:r>
+        <w:t>Верховенцеву</w:t>
+      </w:r>
+      <w:proofErr w:type="spellEnd"/>
+      <w:r>
+        <w:t xml:space="preserve"> с </w:t>
+      </w:r>
+      <w:proofErr w:type="spellStart"/>
+      <w:r>
+        <w:t>Кавинским</w:t>
+      </w:r>
+      <w:proofErr w:type="spellEnd"/>
+      <w:r>
+        <w:t xml:space="preserve"> уже ничего не требуется!</w:t>
       </w:r>
     </w:p>
     <w:p>
@@ -29713,7 +30873,23 @@
     </w:p>
     <w:p>
       <w:r>
-        <w:t>— А Верховенцев в чём виноват? А Кавинский? И ты собираешься время на него тратить? Всё с ним будет в порядке. До суда оклемается.</w:t>
+        <w:t xml:space="preserve">— А </w:t>
+      </w:r>
+      <w:proofErr w:type="spellStart"/>
+      <w:r>
+        <w:t>Верховенцев</w:t>
+      </w:r>
+      <w:proofErr w:type="spellEnd"/>
+      <w:r>
+        <w:t xml:space="preserve"> в чём виноват? А </w:t>
+      </w:r>
+      <w:proofErr w:type="spellStart"/>
+      <w:r>
+        <w:t>Кавинский</w:t>
+      </w:r>
+      <w:proofErr w:type="spellEnd"/>
+      <w:r>
+        <w:t>? И ты собираешься время на него тратить? Всё с ним будет в порядке. До суда оклемается.</w:t>
       </w:r>
     </w:p>
     <w:p>
@@ -29796,7 +30972,15 @@
     </w:p>
     <w:p>
       <w:r>
-        <w:t>В соседнем отсеке Минаева спорила с Мицюкиным — я слышал их голоса, но не различал ни единого слова.</w:t>
+        <w:t xml:space="preserve">В соседнем отсеке Минаева спорила с </w:t>
+      </w:r>
+      <w:proofErr w:type="spellStart"/>
+      <w:r>
+        <w:t>Мицюкиным</w:t>
+      </w:r>
+      <w:proofErr w:type="spellEnd"/>
+      <w:r>
+        <w:t xml:space="preserve"> — я слышал их голоса, но не различал ни единого слова.</w:t>
       </w:r>
     </w:p>
     <w:p>
@@ -29930,7 +31114,15 @@
         <w:t>П</w:t>
       </w:r>
       <w:r>
-        <w:t>робирка разбилась, мне надо сходить за новой. У нас в химлабе должны ещё быть.</w:t>
+        <w:t xml:space="preserve">робирка разбилась, мне надо сходить за новой. У нас в </w:t>
+      </w:r>
+      <w:proofErr w:type="spellStart"/>
+      <w:r>
+        <w:t>химлабе</w:t>
+      </w:r>
+      <w:proofErr w:type="spellEnd"/>
+      <w:r>
+        <w:t xml:space="preserve"> должны ещё быть.</w:t>
       </w:r>
     </w:p>
     <w:p>
@@ -29976,7 +31168,15 @@
         <w:t>В</w:t>
       </w:r>
       <w:r>
-        <w:t xml:space="preserve"> гравитонной камере вновь начались электронные судороги.</w:t>
+        <w:t xml:space="preserve"> </w:t>
+      </w:r>
+      <w:proofErr w:type="spellStart"/>
+      <w:r>
+        <w:t>гравитонной</w:t>
+      </w:r>
+      <w:proofErr w:type="spellEnd"/>
+      <w:r>
+        <w:t xml:space="preserve"> камере вновь начались электронные судороги.</w:t>
       </w:r>
     </w:p>
     <w:p>
@@ -30389,7 +31589,15 @@
     </w:p>
     <w:p>
       <w:r>
-        <w:t xml:space="preserve">— Зачем вам столько фибры в химлабе? К тому же закрытой на ключ. Как раз в том ящике, который ты </w:t>
+        <w:t xml:space="preserve">— Зачем вам столько фибры в </w:t>
+      </w:r>
+      <w:proofErr w:type="spellStart"/>
+      <w:r>
+        <w:t>химлабе</w:t>
+      </w:r>
+      <w:proofErr w:type="spellEnd"/>
+      <w:r>
+        <w:t xml:space="preserve">? К тому же закрытой на ключ. Как раз в том ящике, который ты </w:t>
       </w:r>
       <w:r>
         <w:t>открывать</w:t>
@@ -30400,7 +31608,15 @@
     </w:p>
     <w:p>
       <w:r>
-        <w:t xml:space="preserve">— Олег! — Вера нервно дёрнула за лямку висящей на плече сумки, шагнула ко мне и остановилась, не решилась подойти слишком близко. — Ты о чём вообще говоришь? Откуда я знаю, что лежит в химлабе! Ты же видел, там полный бардак! У нас и работы-то последний год толковой не было, не лаборатория, а сплошная свалка. </w:t>
+        <w:t xml:space="preserve">— Олег! — Вера нервно дёрнула за лямку висящей на плече сумки, шагнула ко мне и остановилась, не решилась подойти слишком близко. — Ты о чём вообще говоришь? Откуда я знаю, что лежит в </w:t>
+      </w:r>
+      <w:proofErr w:type="spellStart"/>
+      <w:r>
+        <w:t>химлабе</w:t>
+      </w:r>
+      <w:proofErr w:type="spellEnd"/>
+      <w:r>
+        <w:t xml:space="preserve">! Ты же видел, там полный бардак! У нас и работы-то последний год толковой не было, не лаборатория, а сплошная свалка. </w:t>
       </w:r>
       <w:r>
         <w:t>Наверное</w:t>
@@ -30930,7 +32146,15 @@
         <w:t>карточку</w:t>
       </w:r>
       <w:r>
-        <w:t>. Верховенцев.</w:t>
+        <w:t xml:space="preserve">. </w:t>
+      </w:r>
+      <w:proofErr w:type="spellStart"/>
+      <w:r>
+        <w:t>Верховенцев</w:t>
+      </w:r>
+      <w:proofErr w:type="spellEnd"/>
+      <w:r>
+        <w:t>.</w:t>
       </w:r>
     </w:p>
     <w:p>
@@ -30945,7 +32169,15 @@
     </w:p>
     <w:p>
       <w:r>
-        <w:t xml:space="preserve">Несколько часов назад здесь сидела Симонова, пока я пытался разузнать о Верховенцеве — у того самого человека, который зарезал его </w:t>
+        <w:t xml:space="preserve">Несколько часов назад здесь сидела Симонова, пока я пытался разузнать о </w:t>
+      </w:r>
+      <w:proofErr w:type="spellStart"/>
+      <w:r>
+        <w:t>Верховенцеве</w:t>
+      </w:r>
+      <w:proofErr w:type="spellEnd"/>
+      <w:r>
+        <w:t xml:space="preserve"> — у того самого человека, который зарезал его </w:t>
       </w:r>
       <w:r>
         <w:t>скальпелем</w:t>
@@ -30957,7 +32189,15 @@
         <w:t>,</w:t>
       </w:r>
       <w:r>
-        <w:t xml:space="preserve"> казалось, стоит зажмурить глаза, и время покатится вспять, как поставленная на перемотку запись. Я ведь даже ни разу не видел этого Верховенцева до катастрофы, но всё равно что-то болезненно ныло в груди, как вымотанная бегом мышца.</w:t>
+        <w:t xml:space="preserve"> казалось, стоит зажмурить глаза, и время покатится вспять, как поставленная на перемотку запись. Я ведь даже ни разу не видел этого </w:t>
+      </w:r>
+      <w:proofErr w:type="spellStart"/>
+      <w:r>
+        <w:t>Верховенцева</w:t>
+      </w:r>
+      <w:proofErr w:type="spellEnd"/>
+      <w:r>
+        <w:t xml:space="preserve"> до катастрофы, но всё равно что-то болезненно ныло в груди, как вымотанная бегом мышца.</w:t>
       </w:r>
     </w:p>
     <w:p>
@@ -32326,13 +33566,29 @@
     </w:p>
     <w:p>
       <w:r>
-        <w:t>— Да, странный дефект. Или она моток проволоки проглотила. Или… — Я положил снимок на стол. — Или это нуболид.</w:t>
+        <w:t xml:space="preserve">— Да, странный дефект. Или она моток проволоки проглотила. Или… — Я положил снимок на стол. — Или это </w:t>
+      </w:r>
+      <w:proofErr w:type="spellStart"/>
+      <w:r>
+        <w:t>нуболид</w:t>
+      </w:r>
+      <w:proofErr w:type="spellEnd"/>
+      <w:r>
+        <w:t>.</w:t>
       </w:r>
     </w:p>
     <w:p>
       <w:r>
         <w:lastRenderedPageBreak/>
-        <w:t>— Нуболид в человеческом теле, — прошептала Вера. —</w:t>
+        <w:t xml:space="preserve">— </w:t>
+      </w:r>
+      <w:proofErr w:type="spellStart"/>
+      <w:r>
+        <w:t>Нуболид</w:t>
+      </w:r>
+      <w:proofErr w:type="spellEnd"/>
+      <w:r>
+        <w:t xml:space="preserve"> в человеческом теле, — прошептала Вера. —</w:t>
       </w:r>
       <w:r>
         <w:t xml:space="preserve"> </w:t>
@@ -32365,7 +33621,15 @@
         <w:t>, — ответила Вера. —</w:t>
       </w:r>
       <w:r>
-        <w:t xml:space="preserve"> Вдруг это сбой, а мы тут напридумали всякой ерунды.</w:t>
+        <w:t xml:space="preserve"> Вдруг это сбой, а мы тут </w:t>
+      </w:r>
+      <w:proofErr w:type="spellStart"/>
+      <w:r>
+        <w:t>напридумали</w:t>
+      </w:r>
+      <w:proofErr w:type="spellEnd"/>
+      <w:r>
+        <w:t xml:space="preserve"> всякой ерунды.</w:t>
       </w:r>
     </w:p>
     <w:p>
@@ -32386,13 +33650,29 @@
     </w:p>
     <w:p>
       <w:r>
-        <w:t xml:space="preserve">— Получается, мы ходим через червоточины благодаря нуболидам? — </w:t>
+        <w:t xml:space="preserve">— Получается, мы ходим через червоточины благодаря </w:t>
+      </w:r>
+      <w:proofErr w:type="spellStart"/>
+      <w:r>
+        <w:t>нуболидам</w:t>
+      </w:r>
+      <w:proofErr w:type="spellEnd"/>
+      <w:r>
+        <w:t xml:space="preserve">? — </w:t>
       </w:r>
       <w:r>
         <w:t>проговорил</w:t>
       </w:r>
       <w:r>
-        <w:t xml:space="preserve"> я. — Нуболид в симбиозе с навигатором? </w:t>
+        <w:t xml:space="preserve"> я. — </w:t>
+      </w:r>
+      <w:proofErr w:type="spellStart"/>
+      <w:r>
+        <w:t>Нуболид</w:t>
+      </w:r>
+      <w:proofErr w:type="spellEnd"/>
+      <w:r>
+        <w:t xml:space="preserve"> в симбиозе с навигатором? </w:t>
       </w:r>
       <w:r>
         <w:t>Видимо, и</w:t>
@@ -32647,7 +33927,15 @@
     </w:p>
     <w:p>
       <w:r>
-        <w:t xml:space="preserve">Освещение в столовой приглушили — или же коротнула очередная </w:t>
+        <w:t xml:space="preserve">Освещение в столовой приглушили — или же </w:t>
+      </w:r>
+      <w:proofErr w:type="spellStart"/>
+      <w:r>
+        <w:t>коротнула</w:t>
+      </w:r>
+      <w:proofErr w:type="spellEnd"/>
+      <w:r>
+        <w:t xml:space="preserve"> очередная </w:t>
       </w:r>
       <w:r>
         <w:t xml:space="preserve">старая </w:t>
@@ -33146,7 +34434,15 @@
         <w:t xml:space="preserve"> и</w:t>
       </w:r>
       <w:r>
-        <w:t xml:space="preserve"> оказались в заложниках у собственной чумы, когда не сумели вовремя сбежать. Раньше я втайне думал, что Марутян свихнулся со своими нуболидами, решил потравить себя и коллег, хотя в этом не было ни малейшего смысла. Я даже </w:t>
+        <w:t xml:space="preserve"> оказались в заложниках у собственной чумы, когда не сумели вовремя сбежать. Раньше я втайне думал, что Марутян свихнулся со своими </w:t>
+      </w:r>
+      <w:proofErr w:type="spellStart"/>
+      <w:r>
+        <w:t>нуболидами</w:t>
+      </w:r>
+      <w:proofErr w:type="spellEnd"/>
+      <w:r>
+        <w:t xml:space="preserve">, решил потравить себя и коллег, хотя в этом не было ни малейшего смысла. Я даже </w:t>
       </w:r>
       <w:r>
         <w:t>подозревал</w:t>
@@ -33297,7 +34593,15 @@
     </w:p>
     <w:p>
       <w:r>
-        <w:t>— Что опять случилось? С Мицюкиным что-то не поделили? Я рапорт на него напишу, когда вернёмся! Устроил тут цирк с конями!</w:t>
+        <w:t xml:space="preserve">— Что опять случилось? С </w:t>
+      </w:r>
+      <w:proofErr w:type="spellStart"/>
+      <w:r>
+        <w:t>Мицюкиным</w:t>
+      </w:r>
+      <w:proofErr w:type="spellEnd"/>
+      <w:r>
+        <w:t xml:space="preserve"> что-то не поделили? Я рапорт на него напишу, когда вернёмся! Устроил тут цирк с конями!</w:t>
       </w:r>
     </w:p>
     <w:p>
@@ -33307,7 +34611,15 @@
     </w:p>
     <w:p>
       <w:r>
-        <w:t>— С Мицюкиным всё в порядке, — сказал я.</w:t>
+        <w:t xml:space="preserve">— С </w:t>
+      </w:r>
+      <w:proofErr w:type="spellStart"/>
+      <w:r>
+        <w:t>Мицюкиным</w:t>
+      </w:r>
+      <w:proofErr w:type="spellEnd"/>
+      <w:r>
+        <w:t xml:space="preserve"> всё в порядке, — сказал я.</w:t>
       </w:r>
     </w:p>
     <w:p>
@@ -34106,7 +35418,31 @@
     </w:p>
     <w:p>
       <w:r>
-        <w:t>— А что я мог сделать? — Майоров говорил, отвернувшись и глядя в тень. — У нас конвоиров в экипаже нет, не предусмотрено уставом таких должностей. А вот эсбэ на любой станции имеется. Очередной хрен вроде Мицюкина. Ну я подошёл к этим эсбэшникам, и вопрос решился. Там же, на станции, кстати, и новый пилот сразу нашёлся.</w:t>
+        <w:t xml:space="preserve">— А что я мог сделать? — Майоров говорил, отвернувшись и глядя в тень. — У нас конвоиров в экипаже нет, не предусмотрено уставом таких должностей. А вот </w:t>
+      </w:r>
+      <w:proofErr w:type="spellStart"/>
+      <w:r>
+        <w:t>эсбэ</w:t>
+      </w:r>
+      <w:proofErr w:type="spellEnd"/>
+      <w:r>
+        <w:t xml:space="preserve"> на любой станции имеется. Очередной хрен вроде </w:t>
+      </w:r>
+      <w:proofErr w:type="spellStart"/>
+      <w:r>
+        <w:t>Мицюкина</w:t>
+      </w:r>
+      <w:proofErr w:type="spellEnd"/>
+      <w:r>
+        <w:t xml:space="preserve">. Ну я подошёл к этим </w:t>
+      </w:r>
+      <w:proofErr w:type="spellStart"/>
+      <w:r>
+        <w:t>эсбэшникам</w:t>
+      </w:r>
+      <w:proofErr w:type="spellEnd"/>
+      <w:r>
+        <w:t>, и вопрос решился. Там же, на станции, кстати, и новый пилот сразу нашёлся.</w:t>
       </w:r>
     </w:p>
     <w:p>
@@ -34214,7 +35550,15 @@
     <w:p>
       <w:r>
         <w:lastRenderedPageBreak/>
-        <w:t>— О том, что в теле навигатора — нуболид, —</w:t>
+        <w:t xml:space="preserve">— О том, что в теле навигатора — </w:t>
+      </w:r>
+      <w:proofErr w:type="spellStart"/>
+      <w:r>
+        <w:t>нуболид</w:t>
+      </w:r>
+      <w:proofErr w:type="spellEnd"/>
+      <w:r>
+        <w:t>, —</w:t>
       </w:r>
       <w:r>
         <w:t xml:space="preserve"> спросил </w:t>
@@ -34359,7 +35703,15 @@
         <w:t xml:space="preserve">именно </w:t>
       </w:r>
       <w:r>
-        <w:t>так на тебя смотрит политкор, когда ты возвращаешься с рейса.</w:t>
+        <w:t xml:space="preserve">так на тебя смотрит </w:t>
+      </w:r>
+      <w:proofErr w:type="spellStart"/>
+      <w:r>
+        <w:t>политкор</w:t>
+      </w:r>
+      <w:proofErr w:type="spellEnd"/>
+      <w:r>
+        <w:t>, когда ты возвращаешься с рейса.</w:t>
       </w:r>
     </w:p>
     <w:p>
@@ -34386,7 +35738,15 @@
         <w:t>образование, похожее на</w:t>
       </w:r>
       <w:r>
-        <w:t xml:space="preserve"> нуболида,</w:t>
+        <w:t xml:space="preserve"> </w:t>
+      </w:r>
+      <w:proofErr w:type="spellStart"/>
+      <w:r>
+        <w:t>нуболида</w:t>
+      </w:r>
+      <w:proofErr w:type="spellEnd"/>
+      <w:r>
+        <w:t>,</w:t>
       </w:r>
       <w:r>
         <w:t xml:space="preserve"> — </w:t>
@@ -34482,7 +35842,15 @@
     </w:p>
     <w:p>
       <w:r>
-        <w:t>— Олег, я в таком ключе общаться не намерен! Центру надо установить точную причину смерти. Не так часто навигатор умирает сразу после выхода из бранка.</w:t>
+        <w:t xml:space="preserve">— Олег, я в таком ключе общаться не намерен! Центру надо установить точную причину смерти. Не так часто навигатор умирает сразу после выхода из </w:t>
+      </w:r>
+      <w:proofErr w:type="spellStart"/>
+      <w:r>
+        <w:t>бранка</w:t>
+      </w:r>
+      <w:proofErr w:type="spellEnd"/>
+      <w:r>
+        <w:t>.</w:t>
       </w:r>
     </w:p>
     <w:p>
@@ -34498,7 +35866,15 @@
     </w:p>
     <w:p>
       <w:r>
-        <w:t>— Да чего ты от меня хочешь? — взревел Майоров. Лицо его стало пунцовым, как при удушье, на лбу выступил пот. — Почему вы вообще решили, что это нуболид! Это же полный бред! Все нуболиды, с которым мы вступали в контакт, сидят в герметичной банке. Пойдём! — махнул он рукой. — Покажешь мне снимки!</w:t>
+        <w:t xml:space="preserve">— Да чего ты от меня хочешь? — взревел Майоров. Лицо его стало пунцовым, как при удушье, на лбу выступил пот. — Почему вы вообще решили, что это </w:t>
+      </w:r>
+      <w:proofErr w:type="spellStart"/>
+      <w:r>
+        <w:t>нуболид</w:t>
+      </w:r>
+      <w:proofErr w:type="spellEnd"/>
+      <w:r>
+        <w:t>! Это же полный бред! Все нуболиды, с которым мы вступали в контакт, сидят в герметичной банке. Пойдём! — махнул он рукой. — Покажешь мне снимки!</w:t>
       </w:r>
     </w:p>
     <w:p>
@@ -34609,7 +35985,23 @@
     </w:p>
     <w:p>
       <w:r>
-        <w:t xml:space="preserve">— Был перед нашим вылетом случай, — начал Майоров. — Умер навигатор. Не после выхода из бранка, нет, обошлось без таких совпадений. Вроде как везли её куда-то на шнявке, может, на другой корабль. Неважно. — </w:t>
+        <w:t xml:space="preserve">— Был перед нашим вылетом случай, — начал Майоров. — Умер навигатор. Не после выхода из </w:t>
+      </w:r>
+      <w:proofErr w:type="spellStart"/>
+      <w:r>
+        <w:t>бранка</w:t>
+      </w:r>
+      <w:proofErr w:type="spellEnd"/>
+      <w:r>
+        <w:t xml:space="preserve">, нет, обошлось без таких совпадений. Вроде как везли её куда-то на </w:t>
+      </w:r>
+      <w:proofErr w:type="spellStart"/>
+      <w:r>
+        <w:t>шнявке</w:t>
+      </w:r>
+      <w:proofErr w:type="spellEnd"/>
+      <w:r>
+        <w:t xml:space="preserve">, может, на другой корабль. Неважно. — </w:t>
       </w:r>
       <w:r>
         <w:lastRenderedPageBreak/>
@@ -34712,7 +36104,15 @@
         <w:t>а</w:t>
       </w:r>
       <w:r>
-        <w:t xml:space="preserve"> нуболид, я вообще ни черта не понимаю! Откуда он там взялся? </w:t>
+        <w:t xml:space="preserve"> </w:t>
+      </w:r>
+      <w:proofErr w:type="spellStart"/>
+      <w:r>
+        <w:t>нуболид</w:t>
+      </w:r>
+      <w:proofErr w:type="spellEnd"/>
+      <w:r>
+        <w:t xml:space="preserve">, я вообще ни черта не понимаю! Откуда он там взялся? </w:t>
       </w:r>
       <w:r>
         <w:t>Может, о</w:t>
@@ -34758,7 +36158,15 @@
         <w:t xml:space="preserve">дурацкие </w:t>
       </w:r>
       <w:r>
-        <w:t>вроде бесконечных снов во время бранка, которыми желторотиков пугают.</w:t>
+        <w:t xml:space="preserve">вроде бесконечных снов во время </w:t>
+      </w:r>
+      <w:proofErr w:type="spellStart"/>
+      <w:r>
+        <w:t>бранка</w:t>
+      </w:r>
+      <w:proofErr w:type="spellEnd"/>
+      <w:r>
+        <w:t>, которыми желторотиков пугают.</w:t>
       </w:r>
     </w:p>
     <w:p>
@@ -34768,7 +36176,15 @@
     </w:p>
     <w:p>
       <w:r>
-        <w:t>— Так и нуболидом это быть не может, — посмотрел на меня Майоров.</w:t>
+        <w:t xml:space="preserve">— Так и </w:t>
+      </w:r>
+      <w:proofErr w:type="spellStart"/>
+      <w:r>
+        <w:t>нуболидом</w:t>
+      </w:r>
+      <w:proofErr w:type="spellEnd"/>
+      <w:r>
+        <w:t xml:space="preserve"> это быть не может, — посмотрел на меня Майоров.</w:t>
       </w:r>
     </w:p>
     <w:p>
@@ -34927,7 +36343,15 @@
         <w:t>, когда правая сторона лица не поспевает за левой</w:t>
       </w:r>
       <w:r>
-        <w:t>. И мне стало жутко — куда сильнее, чем от нуболида на рентгеновском снимке.</w:t>
+        <w:t xml:space="preserve">. И мне стало жутко — куда сильнее, чем от </w:t>
+      </w:r>
+      <w:proofErr w:type="spellStart"/>
+      <w:r>
+        <w:t>нуболида</w:t>
+      </w:r>
+      <w:proofErr w:type="spellEnd"/>
+      <w:r>
+        <w:t xml:space="preserve"> на рентгеновском снимке.</w:t>
       </w:r>
     </w:p>
     <w:p>
@@ -35504,7 +36928,23 @@
     </w:p>
     <w:p>
       <w:r>
-        <w:t>— Ага, из кэбэ, если тебе так понятнее. Ты, Олежка, парень молодой, конечно, но, надеюсь, не глупый. На каждом рейсе есть кто-нибудь из Комитета. Это всегда член экипажа, и «кэбэ» на лбу тоже обычно не написано.</w:t>
+        <w:t xml:space="preserve">— Ага, из </w:t>
+      </w:r>
+      <w:proofErr w:type="spellStart"/>
+      <w:r>
+        <w:t>кэбэ</w:t>
+      </w:r>
+      <w:proofErr w:type="spellEnd"/>
+      <w:r>
+        <w:t>, если тебе так понятнее. Ты, Олежка, парень молодой, конечно, но, надеюсь, не глупый. На каждом рейсе есть кто-нибудь из Комитета. Это всегда член экипажа, и «</w:t>
+      </w:r>
+      <w:proofErr w:type="spellStart"/>
+      <w:r>
+        <w:t>кэбэ</w:t>
+      </w:r>
+      <w:proofErr w:type="spellEnd"/>
+      <w:r>
+        <w:t>» на лбу тоже обычно не написано.</w:t>
       </w:r>
     </w:p>
     <w:p>
@@ -35591,7 +37031,15 @@
         <w:t xml:space="preserve"> —</w:t>
       </w:r>
       <w:r>
-        <w:t xml:space="preserve"> Они путешествуют бранком, как мы</w:t>
+        <w:t xml:space="preserve"> Они путешествуют </w:t>
+      </w:r>
+      <w:proofErr w:type="spellStart"/>
+      <w:r>
+        <w:t>бранком</w:t>
+      </w:r>
+      <w:proofErr w:type="spellEnd"/>
+      <w:r>
+        <w:t>, как мы</w:t>
       </w:r>
       <w:r>
         <w:t>, Олег</w:t>
@@ -35637,7 +37085,15 @@
     </w:p>
     <w:p>
       <w:r>
-        <w:t>— Понятия не имею! — пожал плечами Григорьев. — Может, эксперименты твоего Марутяна так на них повлияли, а может, они всегда это умели. Мы же, Олежка, ничего толком о нуболидах не знаем, несмотря на то, что десять лет их тут под микроскопом рассматрива</w:t>
+        <w:t xml:space="preserve">— Понятия не имею! — пожал плечами Григорьев. — Может, эксперименты твоего Марутяна так на них повлияли, а может, они всегда это умели. Мы же, Олежка, ничего толком о </w:t>
+      </w:r>
+      <w:proofErr w:type="spellStart"/>
+      <w:r>
+        <w:t>нуболидах</w:t>
+      </w:r>
+      <w:proofErr w:type="spellEnd"/>
+      <w:r>
+        <w:t xml:space="preserve"> не знаем, несмотря на то, что десять лет их тут под микроскопом рассматрива</w:t>
       </w:r>
       <w:r>
         <w:t>ем</w:t>
@@ -35741,7 +37197,15 @@
     </w:p>
     <w:p>
       <w:r>
-        <w:t xml:space="preserve">— Можно и так сказать. Мы туннель открыли, нуболиды по нему прошли. Понимаешь, что это означает? — Григорьев повернулся к терминалу и склонил голову над выключенным экраном. На панели мигал красным какой-то испуганный индикатор. — Мы открыли ящик Пандоры. Мы заходим в бранк </w:t>
+        <w:t xml:space="preserve">— Можно и так сказать. Мы туннель открыли, нуболиды по нему прошли. Понимаешь, что это означает? — Григорьев повернулся к терминалу и склонил голову над выключенным экраном. На панели мигал красным какой-то испуганный индикатор. — Мы открыли ящик Пандоры. Мы заходим в </w:t>
+      </w:r>
+      <w:proofErr w:type="spellStart"/>
+      <w:r>
+        <w:t>бранк</w:t>
+      </w:r>
+      <w:proofErr w:type="spellEnd"/>
+      <w:r>
+        <w:t xml:space="preserve"> </w:t>
       </w:r>
       <w:r>
         <w:lastRenderedPageBreak/>
@@ -35975,7 +37439,15 @@
     </w:p>
     <w:p>
       <w:r>
-        <w:t>— Мы тоже нашли нуболида в теле нашего навигатора, — сказал я. — Он обвивал её сердце.</w:t>
+        <w:t xml:space="preserve">— Мы тоже нашли </w:t>
+      </w:r>
+      <w:proofErr w:type="spellStart"/>
+      <w:r>
+        <w:t>нуболида</w:t>
+      </w:r>
+      <w:proofErr w:type="spellEnd"/>
+      <w:r>
+        <w:t xml:space="preserve"> в теле нашего навигатора, — сказал я. — Он обвивал её сердце.</w:t>
       </w:r>
     </w:p>
     <w:p>
@@ -36060,7 +37532,15 @@
         <w:t>Эпсилону</w:t>
       </w:r>
       <w:r>
-        <w:t xml:space="preserve"> Арефьевой. Там ещё были живые следы от бранка в</w:t>
+        <w:t xml:space="preserve"> Арефьевой. Там ещё были живые следы от </w:t>
+      </w:r>
+      <w:proofErr w:type="spellStart"/>
+      <w:r>
+        <w:t>бранка</w:t>
+      </w:r>
+      <w:proofErr w:type="spellEnd"/>
+      <w:r>
+        <w:t xml:space="preserve"> в</w:t>
       </w:r>
       <w:r>
         <w:t>о вторую</w:t>
@@ -36184,7 +37664,15 @@
     </w:p>
     <w:p>
       <w:r>
-        <w:t>Я молчал. Свой самый первый бранк я пережил на «Минске».</w:t>
+        <w:t xml:space="preserve">Я молчал. Свой самый первый </w:t>
+      </w:r>
+      <w:proofErr w:type="spellStart"/>
+      <w:r>
+        <w:t>бранк</w:t>
+      </w:r>
+      <w:proofErr w:type="spellEnd"/>
+      <w:r>
+        <w:t xml:space="preserve"> я пережил на «Минске».</w:t>
       </w:r>
     </w:p>
     <w:p>
@@ -36263,7 +37751,15 @@
         <w:t>.</w:t>
       </w:r>
       <w:r>
-        <w:t xml:space="preserve"> И ты это прекрасно знаешь. За кого ты тут на меня с кулаками наброситься хочешь? За Андреева, за нашего доблестного Мицюкина? Или всё-таки за ту бойкую девчонку, с которой ты </w:t>
+        <w:t xml:space="preserve"> И ты это прекрасно знаешь. За кого ты тут на меня с кулаками наброситься хочешь? За Андреева, за нашего доблестного </w:t>
+      </w:r>
+      <w:proofErr w:type="spellStart"/>
+      <w:r>
+        <w:t>Мицюкина</w:t>
+      </w:r>
+      <w:proofErr w:type="spellEnd"/>
+      <w:r>
+        <w:t xml:space="preserve">? Или всё-таки за ту бойкую девчонку, с которой ты </w:t>
       </w:r>
       <w:r>
         <w:t xml:space="preserve">тут </w:t>
@@ -36436,7 +37932,15 @@
     </w:p>
     <w:p>
       <w:r>
-        <w:t>Я метнулся туда, где мрели последние огни, спотыкаясь о чёрные, вылезающие из-под пола корни, и — остановился.</w:t>
+        <w:t xml:space="preserve">Я метнулся туда, где </w:t>
+      </w:r>
+      <w:proofErr w:type="spellStart"/>
+      <w:r>
+        <w:t>мрели</w:t>
+      </w:r>
+      <w:proofErr w:type="spellEnd"/>
+      <w:r>
+        <w:t xml:space="preserve"> последние огни, спотыкаясь о чёрные, вылезающие из-под пола корни, и — остановился.</w:t>
       </w:r>
     </w:p>
     <w:p>
@@ -36565,7 +38069,23 @@
     </w:p>
     <w:p>
       <w:r>
-        <w:t>Уже подобравшись к полосе света, я столкнулся с Мицюкиным. Мне было всё равно, ударит он меня или выстрелит. Но Мицюкина я не заинтересовал. Он молча отпихнул меня и рванул в красное марево, сжимая шоковый пистолет.</w:t>
+        <w:t xml:space="preserve">Уже подобравшись к полосе света, я столкнулся с </w:t>
+      </w:r>
+      <w:proofErr w:type="spellStart"/>
+      <w:r>
+        <w:t>Мицюкиным</w:t>
+      </w:r>
+      <w:proofErr w:type="spellEnd"/>
+      <w:r>
+        <w:t xml:space="preserve">. Мне было всё равно, ударит он меня или выстрелит. Но </w:t>
+      </w:r>
+      <w:proofErr w:type="spellStart"/>
+      <w:r>
+        <w:t>Мицюкина</w:t>
+      </w:r>
+      <w:proofErr w:type="spellEnd"/>
+      <w:r>
+        <w:t xml:space="preserve"> я не заинтересовал. Он молча отпихнул меня и рванул в красное марево, сжимая шоковый пистолет.</w:t>
       </w:r>
     </w:p>
     <w:p>
@@ -36752,7 +38272,15 @@
     </w:p>
     <w:p>
       <w:r>
-        <w:t>В лаборатории горел ровный спокойный свет, будто я перенёсся назад во времени. Камеру с нуболидами закрывала тень. Симонова сидела у вычислительного аппарата и что-то торопливо выщёлкивала на клавиатуре, деловито сдвинув брови. Вера стояла рядом, вглядываясь в экран.</w:t>
+        <w:t xml:space="preserve">В лаборатории горел ровный спокойный свет, будто я перенёсся назад во времени. Камеру с </w:t>
+      </w:r>
+      <w:proofErr w:type="spellStart"/>
+      <w:r>
+        <w:t>нуболидами</w:t>
+      </w:r>
+      <w:proofErr w:type="spellEnd"/>
+      <w:r>
+        <w:t xml:space="preserve"> закрывала тень. Симонова сидела у вычислительного аппарата и что-то торопливо выщёлкивала на клавиатуре, деловито сдвинув брови. Вера стояла рядом, вглядываясь в экран.</w:t>
       </w:r>
     </w:p>
     <w:p>
@@ -37111,7 +38639,23 @@
     </w:p>
     <w:p>
       <w:r>
-        <w:t>— Нет! — Симонова перебила меня раздражённым взмахом руки. — Что вы, Олег! Я же не сошла с ума! Мы откроем им путь домой, сделаем ма-а-а-а-ленькую, — она показала пальцами невидимую песчинку, — червоточинку.</w:t>
+        <w:t xml:space="preserve">— Нет! — Симонова перебила меня раздражённым взмахом руки. — Что вы, Олег! Я же не сошла с ума! Мы откроем им путь домой, сделаем </w:t>
+      </w:r>
+      <w:proofErr w:type="spellStart"/>
+      <w:r>
+        <w:t>ма</w:t>
+      </w:r>
+      <w:proofErr w:type="spellEnd"/>
+      <w:r>
+        <w:t>-а-а-а-</w:t>
+      </w:r>
+      <w:proofErr w:type="spellStart"/>
+      <w:r>
+        <w:t>ленькую</w:t>
+      </w:r>
+      <w:proofErr w:type="spellEnd"/>
+      <w:r>
+        <w:t>, — она показала пальцами невидимую песчинку, — червоточинку.</w:t>
       </w:r>
     </w:p>
     <w:p>
@@ -37855,7 +39399,15 @@
     </w:p>
     <w:p>
       <w:r>
-        <w:t>— Они свободны! — с детской радостью улыбнулась Симонова и протянула к нуболидам руки.</w:t>
+        <w:t xml:space="preserve">— Они свободны! — с детской радостью улыбнулась Симонова и протянула к </w:t>
+      </w:r>
+      <w:proofErr w:type="spellStart"/>
+      <w:r>
+        <w:t>нуболидам</w:t>
+      </w:r>
+      <w:proofErr w:type="spellEnd"/>
+      <w:r>
+        <w:t xml:space="preserve"> руки.</w:t>
       </w:r>
       <w:r>
         <w:t xml:space="preserve"> — Как </w:t>
@@ -38577,7 +40129,15 @@
     </w:p>
     <w:p>
       <w:r>
-        <w:t>— Ты не ошибся! — сказала Вера, пряча глаза. — Я хотела его отравить. Сначала думала подмешать ему что-нибудь в его любимый кофе, но, увы, кофе закончился. А потом решила, что можно травануть его вместе со всеми остальными. Отравить к чёртовой матери! Вместе с Аней. Вместе со всеми</w:t>
+        <w:t xml:space="preserve">— Ты не ошибся! — сказала Вера, пряча глаза. — Я хотела его отравить. Сначала думала подмешать ему что-нибудь в его любимый кофе, но, увы, кофе закончился. А потом решила, что можно </w:t>
+      </w:r>
+      <w:proofErr w:type="spellStart"/>
+      <w:r>
+        <w:t>травануть</w:t>
+      </w:r>
+      <w:proofErr w:type="spellEnd"/>
+      <w:r>
+        <w:t xml:space="preserve"> его вместе со всеми остальными. Отравить к чёртовой матери! Вместе с Аней. Вместе со всеми</w:t>
       </w:r>
       <w:r>
         <w:t>!</w:t>
@@ -38775,7 +40335,15 @@
     </w:p>
     <w:p>
       <w:r>
-        <w:t>Темнота накатывала и отступала волнами, как морской прибой. Где-то вдалеке вспыхивал и тут же гас коротящий из-за истерзанной проводки свет.</w:t>
+        <w:t xml:space="preserve">Темнота накатывала и отступала волнами, как морской прибой. Где-то вдалеке вспыхивал и тут же гас </w:t>
+      </w:r>
+      <w:proofErr w:type="spellStart"/>
+      <w:r>
+        <w:t>коротящий</w:t>
+      </w:r>
+      <w:proofErr w:type="spellEnd"/>
+      <w:r>
+        <w:t xml:space="preserve"> из-за истерзанной проводки свет.</w:t>
       </w:r>
     </w:p>
     <w:p>
@@ -38932,7 +40500,15 @@
         <w:t>ожидая</w:t>
       </w:r>
       <w:r>
-        <w:t xml:space="preserve"> увидеть алые нити, стекающие из воздушной решётки, но вместо этого столкнулся взглядом с Мицюкиным, который стоял, широко расставив </w:t>
+        <w:t xml:space="preserve"> увидеть алые нити, стекающие из воздушной решётки, но вместо этого столкнулся взглядом с </w:t>
+      </w:r>
+      <w:proofErr w:type="spellStart"/>
+      <w:r>
+        <w:t>Мицюкиным</w:t>
+      </w:r>
+      <w:proofErr w:type="spellEnd"/>
+      <w:r>
+        <w:t xml:space="preserve">, который стоял, широко расставив </w:t>
       </w:r>
       <w:r>
         <w:t>ноги</w:t>
@@ -39090,7 +40666,15 @@
     </w:p>
     <w:p>
       <w:r>
-        <w:t>Изо рта Мицюкина вырвались, как сноп пламени, красные нити и нетерпеливо затряслись, наползая ему на лицо.</w:t>
+        <w:t xml:space="preserve">Изо рта </w:t>
+      </w:r>
+      <w:proofErr w:type="spellStart"/>
+      <w:r>
+        <w:t>Мицюкина</w:t>
+      </w:r>
+      <w:proofErr w:type="spellEnd"/>
+      <w:r>
+        <w:t xml:space="preserve"> вырвались, как сноп пламени, красные нити и нетерпеливо затряслись, наползая ему на лицо.</w:t>
       </w:r>
     </w:p>
     <w:p>
@@ -39586,7 +41170,15 @@
     </w:p>
     <w:p>
       <w:r>
-        <w:t xml:space="preserve">Уставшие механизмы загудели, дверь втянулась в стену. Нуболиды ещё выплясывали хаотичный танец над телом Мицюкина. Они быстро почувствовали нас — по страху или по запаху крови, как хищные рыбы, — и </w:t>
+        <w:t xml:space="preserve">Уставшие механизмы загудели, дверь втянулась в стену. Нуболиды ещё выплясывали хаотичный танец над телом </w:t>
+      </w:r>
+      <w:proofErr w:type="spellStart"/>
+      <w:r>
+        <w:t>Мицюкина</w:t>
+      </w:r>
+      <w:proofErr w:type="spellEnd"/>
+      <w:r>
+        <w:t xml:space="preserve">. Они быстро почувствовали нас — по страху или по запаху крови, как хищные рыбы, — и </w:t>
       </w:r>
       <w:r>
         <w:t>потянулись</w:t>
@@ -40206,7 +41798,15 @@
     </w:p>
     <w:p>
       <w:r>
-        <w:t>— Не падайте, Олег! Вы нам ещё потребуетесь для по-по-по… — его заклинило, он отвернулся и сплюнул кровь, — для починки оборудования.</w:t>
+        <w:t xml:space="preserve">— Не падайте, Олег! Вы нам ещё потребуетесь для </w:t>
+      </w:r>
+      <w:proofErr w:type="spellStart"/>
+      <w:r>
+        <w:t>по-по-по</w:t>
+      </w:r>
+      <w:proofErr w:type="spellEnd"/>
+      <w:r>
+        <w:t>… — его заклинило, он отвернулся и сплюнул кровь, — для починки оборудования.</w:t>
       </w:r>
     </w:p>
     <w:p>
@@ -40335,7 +41935,15 @@
     </w:p>
     <w:p>
       <w:r>
-        <w:t>— То же, что и с Мицюкиным! — крикнул я. — Выключите этот долбаный фонарь!</w:t>
+        <w:t xml:space="preserve">— То же, что и с </w:t>
+      </w:r>
+      <w:proofErr w:type="spellStart"/>
+      <w:r>
+        <w:t>Мицюкиным</w:t>
+      </w:r>
+      <w:proofErr w:type="spellEnd"/>
+      <w:r>
+        <w:t>! — крикнул я. — Выключите этот долбаный фонарь!</w:t>
       </w:r>
     </w:p>
     <w:p>
@@ -40830,7 +42438,15 @@
     </w:p>
     <w:p>
       <w:r>
-        <w:t>Гравитация разметала червей по стенам. Нуболиды потянулись к стробящему аварийному свету. Когда освещение гасло, их отбрасывала подкрашенная синевой темнота, но уже через мгновение они поднимались снова и быстро ползли по переборкам.</w:t>
+        <w:t xml:space="preserve">Гравитация разметала червей по стенам. Нуболиды потянулись к </w:t>
+      </w:r>
+      <w:proofErr w:type="spellStart"/>
+      <w:r>
+        <w:t>стробящему</w:t>
+      </w:r>
+      <w:proofErr w:type="spellEnd"/>
+      <w:r>
+        <w:t xml:space="preserve"> аварийному свету. Когда освещение гасло, их отбрасывала подкрашенная синевой темнота, но уже через мгновение они поднимались снова и быстро ползли по переборкам.</w:t>
       </w:r>
     </w:p>
     <w:p>
@@ -41659,7 +43275,15 @@
     </w:p>
     <w:p>
       <w:r>
-        <w:t>Вера долго смотрела на меня, прижимаясь к переборке. Руки у неё были сведены за спиной, как у заключённой. Нижняя губа — раскусана до крови.</w:t>
+        <w:t xml:space="preserve">Вера долго смотрела на меня, прижимаясь к переборке. Руки у неё были сведены за спиной, как у заключённой. Нижняя губа — </w:t>
+      </w:r>
+      <w:proofErr w:type="spellStart"/>
+      <w:r>
+        <w:t>раскусана</w:t>
+      </w:r>
+      <w:proofErr w:type="spellEnd"/>
+      <w:r>
+        <w:t xml:space="preserve"> до крови.</w:t>
       </w:r>
     </w:p>
     <w:p>
@@ -41761,8 +43385,13 @@
     </w:p>
     <w:p>
       <w:r>
-        <w:t>— Я не знаю, что будет. Но вряд ли они из-за нас кораблём пожертвуют. «Грозный» — почти флагман. А после катастрофы на «Севастополе»…</w:t>
-      </w:r>
+        <w:t>— Я не знаю, что будет. Но вряд ли они из-за нас кораблём пожертвуют. «Грозный» — почти флагман. А после катастрофы на «</w:t>
+      </w:r>
+      <w:proofErr w:type="gramStart"/>
+      <w:r>
+        <w:t>Севастополе»…</w:t>
+      </w:r>
+      <w:proofErr w:type="gramEnd"/>
     </w:p>
     <w:p>
       <w:r>
@@ -41956,7 +43585,15 @@
     </w:p>
     <w:p>
       <w:r>
-        <w:t>Я чувствую себя, как после коматоза.</w:t>
+        <w:t xml:space="preserve">Я чувствую себя, как после </w:t>
+      </w:r>
+      <w:proofErr w:type="spellStart"/>
+      <w:r>
+        <w:t>коматоза</w:t>
+      </w:r>
+      <w:proofErr w:type="spellEnd"/>
+      <w:r>
+        <w:t>.</w:t>
       </w:r>
     </w:p>
     <w:p>
@@ -42176,7 +43813,15 @@
     </w:p>
     <w:p>
       <w:r>
-        <w:t xml:space="preserve">— «Оним двенадцать дробь четыре три </w:t>
+        <w:t>— «</w:t>
+      </w:r>
+      <w:proofErr w:type="spellStart"/>
+      <w:r>
+        <w:t>Оним</w:t>
+      </w:r>
+      <w:proofErr w:type="spellEnd"/>
+      <w:r>
+        <w:t xml:space="preserve"> двенадцать дробь четыре три </w:t>
       </w:r>
       <w:r>
         <w:t>а</w:t>
@@ -42207,7 +43852,15 @@
     </w:p>
     <w:p>
       <w:r>
-        <w:t xml:space="preserve">— «Оним двенадцать дробь четыре три </w:t>
+        <w:t>— «</w:t>
+      </w:r>
+      <w:proofErr w:type="spellStart"/>
+      <w:r>
+        <w:t>Оним</w:t>
+      </w:r>
+      <w:proofErr w:type="spellEnd"/>
+      <w:r>
+        <w:t xml:space="preserve"> двенадцать дробь четыре три </w:t>
       </w:r>
       <w:r>
         <w:t>а</w:t>
@@ -42252,7 +43905,15 @@
     </w:p>
     <w:p>
       <w:r>
-        <w:t>Пункт назначения: Оним 12/43</w:t>
+        <w:t xml:space="preserve">Пункт назначения: </w:t>
+      </w:r>
+      <w:proofErr w:type="spellStart"/>
+      <w:r>
+        <w:t>Оним</w:t>
+      </w:r>
+      <w:proofErr w:type="spellEnd"/>
+      <w:r>
+        <w:t xml:space="preserve"> 12/43</w:t>
       </w:r>
       <w:r>
         <w:t>а</w:t>
@@ -42268,7 +43929,15 @@
     </w:p>
     <w:p>
       <w:r>
-        <w:t>Отправная точка: Оним 12/43</w:t>
+        <w:t xml:space="preserve">Отправная точка: </w:t>
+      </w:r>
+      <w:proofErr w:type="spellStart"/>
+      <w:r>
+        <w:t>Оним</w:t>
+      </w:r>
+      <w:proofErr w:type="spellEnd"/>
+      <w:r>
+        <w:t xml:space="preserve"> 12/43</w:t>
       </w:r>
       <w:r>
         <w:t>а (Альфа Акимовой)</w:t>
@@ -42673,7 +44342,23 @@
     </w:p>
     <w:p>
       <w:r>
-        <w:t>Всё в порядке. Мы — в бранке. Точка выхода — Оним 12/43</w:t>
+        <w:t xml:space="preserve">Всё в порядке. Мы — в </w:t>
+      </w:r>
+      <w:proofErr w:type="spellStart"/>
+      <w:r>
+        <w:t>бранке</w:t>
+      </w:r>
+      <w:proofErr w:type="spellEnd"/>
+      <w:r>
+        <w:t xml:space="preserve">. Точка выхода — </w:t>
+      </w:r>
+      <w:proofErr w:type="spellStart"/>
+      <w:r>
+        <w:t>Оним</w:t>
+      </w:r>
+      <w:proofErr w:type="spellEnd"/>
+      <w:r>
+        <w:t xml:space="preserve"> 12/43</w:t>
       </w:r>
       <w:r>
         <w:t>а</w:t>

--- a/abyss/Воронков_В_Бездна_света.docx
+++ b/abyss/Воронков_В_Бездна_света.docx
@@ -71,15 +71,7 @@
     </w:p>
     <w:p>
       <w:r>
-        <w:t xml:space="preserve">Сам переход космонавты называют </w:t>
-      </w:r>
-      <w:proofErr w:type="spellStart"/>
-      <w:r>
-        <w:t>бранком</w:t>
-      </w:r>
-      <w:proofErr w:type="spellEnd"/>
-      <w:r>
-        <w:t xml:space="preserve">. </w:t>
+        <w:t xml:space="preserve">Сам переход космонавты называют бранком. </w:t>
       </w:r>
       <w:r>
         <w:t>Потому что о</w:t>
@@ -95,54 +87,41 @@
       </w:r>
     </w:p>
     <w:p>
-      <w:proofErr w:type="spellStart"/>
-      <w:r>
-        <w:t>Бранк</w:t>
-      </w:r>
-      <w:proofErr w:type="spellEnd"/>
+      <w:r>
+        <w:t>Бранк.</w:t>
+      </w:r>
+    </w:p>
+    <w:p>
+      <w:r>
+        <w:t xml:space="preserve">Во время бранка снятся кошмары. Об этом все знают. Так человеческое сознание </w:t>
+      </w:r>
+      <w:r>
+        <w:t>отзывается</w:t>
+      </w:r>
+      <w:r>
+        <w:t xml:space="preserve"> на </w:t>
+      </w:r>
+      <w:r>
+        <w:t xml:space="preserve">чёрную, как смерть, </w:t>
+      </w:r>
+      <w:r>
+        <w:t xml:space="preserve">тьму за переборками корабельных модулей. </w:t>
+      </w:r>
+      <w:r>
+        <w:t>Н</w:t>
+      </w:r>
+      <w:r>
+        <w:t>ичего удивительного тут нет. Многим и на Земле снятся</w:t>
+      </w:r>
+      <w:r>
+        <w:t xml:space="preserve"> кошмары</w:t>
+      </w:r>
       <w:r>
         <w:t>.</w:t>
       </w:r>
     </w:p>
     <w:p>
       <w:r>
-        <w:t xml:space="preserve">Во время </w:t>
-      </w:r>
-      <w:proofErr w:type="spellStart"/>
-      <w:r>
-        <w:t>бранка</w:t>
-      </w:r>
-      <w:proofErr w:type="spellEnd"/>
-      <w:r>
-        <w:t xml:space="preserve"> снятся кошмары. Об этом все знают. Так человеческое сознание </w:t>
-      </w:r>
-      <w:r>
-        <w:t>отзывается</w:t>
-      </w:r>
-      <w:r>
-        <w:t xml:space="preserve"> на </w:t>
-      </w:r>
-      <w:r>
-        <w:t xml:space="preserve">чёрную, как смерть, </w:t>
-      </w:r>
-      <w:r>
-        <w:t xml:space="preserve">тьму за переборками корабельных модулей. </w:t>
-      </w:r>
-      <w:r>
-        <w:t>Н</w:t>
-      </w:r>
-      <w:r>
-        <w:t>ичего удивительного тут нет. Многим и на Земле снятся</w:t>
-      </w:r>
-      <w:r>
-        <w:t xml:space="preserve"> кошмары</w:t>
-      </w:r>
-      <w:r>
-        <w:t>.</w:t>
-      </w:r>
-    </w:p>
-    <w:p>
-      <w:r>
         <w:t>Новички, впрочем, обожают страшилки на эту тему.</w:t>
       </w:r>
     </w:p>
@@ -164,15 +143,7 @@
     </w:p>
     <w:p>
       <w:r>
-        <w:t xml:space="preserve">Тебе снится обычный для </w:t>
-      </w:r>
-      <w:proofErr w:type="spellStart"/>
-      <w:r>
-        <w:t>бранка</w:t>
-      </w:r>
-      <w:proofErr w:type="spellEnd"/>
-      <w:r>
-        <w:t xml:space="preserve"> кошмар, к которым все мы давно привыкли. Ты просыпаешься, вылезаешь из амниона, неуклюже барахтаясь в невесомости, точно едва успел родиться на свет. Дёргаешь за рычаг в стене, чтобы открыть люк в соединительный тракт между отсеками, где побольше пространства.</w:t>
+        <w:t>Тебе снится обычный для бранка кошмар, к которым все мы давно привыкли. Ты просыпаешься, вылезаешь из амниона, неуклюже барахтаясь в невесомости, точно едва успел родиться на свет. Дёргаешь за рычаг в стене, чтобы открыть люк в соединительный тракт между отсеками, где побольше пространства.</w:t>
       </w:r>
     </w:p>
     <w:p>
@@ -243,44 +214,12 @@
         <w:t xml:space="preserve"> и правда</w:t>
       </w:r>
       <w:r>
-        <w:t xml:space="preserve"> сдаёт после долгих полётов. Поэтому к экипажам приписан </w:t>
-      </w:r>
-      <w:proofErr w:type="spellStart"/>
-      <w:r>
-        <w:t>политкор</w:t>
-      </w:r>
-      <w:proofErr w:type="spellEnd"/>
-      <w:r>
-        <w:t xml:space="preserve"> — в </w:t>
-      </w:r>
-      <w:proofErr w:type="spellStart"/>
-      <w:r>
-        <w:t>бранке</w:t>
-      </w:r>
-      <w:proofErr w:type="spellEnd"/>
-      <w:r>
-        <w:t xml:space="preserve"> он не летает, редко какой </w:t>
-      </w:r>
-      <w:proofErr w:type="spellStart"/>
-      <w:r>
-        <w:t>политкор</w:t>
-      </w:r>
-      <w:proofErr w:type="spellEnd"/>
-      <w:r>
-        <w:t xml:space="preserve"> это выдержит, — но по возращении проводит с каждым тщательные беседы, как мозгоправ из психиатрической больницы. Некоторых даже снимают с полётов, отправляют на минводы, как в ссылку, на принудительное лечение.</w:t>
-      </w:r>
-    </w:p>
-    <w:p>
-      <w:r>
-        <w:t xml:space="preserve">Мой самый первый </w:t>
-      </w:r>
-      <w:proofErr w:type="spellStart"/>
-      <w:r>
-        <w:t>бранк</w:t>
-      </w:r>
-      <w:proofErr w:type="spellEnd"/>
-      <w:r>
-        <w:t xml:space="preserve"> длился всего шесть с небольшим часов — спать было некогда и даже испугаться толком я не успел. Было лишь странное чувство после выхода. Вроде всё хорошо, ничего не болит, сознание ясное, </w:t>
+        <w:t xml:space="preserve"> сдаёт после долгих полётов. Поэтому к экипажам приписан политкор — в бранке он не летает, редко какой политкор это выдержит, — но по возращении проводит с каждым тщательные беседы, как мозгоправ из психиатрической больницы. Некоторых даже снимают с полётов, отправляют на минводы, как в ссылку, на принудительное лечение.</w:t>
+      </w:r>
+    </w:p>
+    <w:p>
+      <w:r>
+        <w:t xml:space="preserve">Мой самый первый бранк длился всего шесть с небольшим часов — спать было некогда и даже испугаться толком я не успел. Было лишь странное чувство после выхода. Вроде всё хорошо, ничего не болит, сознание ясное, </w:t>
       </w:r>
       <w:r>
         <w:t>но</w:t>
@@ -292,15 +231,7 @@
     <w:p>
       <w:r>
         <w:lastRenderedPageBreak/>
-        <w:t xml:space="preserve">Следующий </w:t>
-      </w:r>
-      <w:proofErr w:type="spellStart"/>
-      <w:r>
-        <w:t>бранк</w:t>
-      </w:r>
-      <w:proofErr w:type="spellEnd"/>
-      <w:r>
-        <w:t xml:space="preserve">, через пару недель, занял уже почти трое суток — кошмары были, но реальный кошмар поджидал меня после пробуждения. Я боялся самого балка, </w:t>
+        <w:t xml:space="preserve">Следующий бранк, через пару недель, занял уже почти трое суток — кошмары были, но реальный кошмар поджидал меня после пробуждения. Я боялся самого балка, </w:t>
       </w:r>
       <w:r>
         <w:t>неисчислимой</w:t>
@@ -340,15 +271,7 @@
         <w:t>обжигающий</w:t>
       </w:r>
       <w:r>
-        <w:t xml:space="preserve"> ужас от перехода сменился скукой и дежурной рутиной во время вахты. Тело больше не казалось чужим, а кошмары, скорее, утомляли, чем пугали. Но потом меня включили в экипаж «Грозного», который шёл по срочному приказу к научно-исследовательской станции в Бете Громовой. Это был </w:t>
-      </w:r>
-      <w:proofErr w:type="spellStart"/>
-      <w:r>
-        <w:t>бранк</w:t>
-      </w:r>
-      <w:proofErr w:type="spellEnd"/>
-      <w:r>
-        <w:t xml:space="preserve"> длиною в четыреста девяносто семь часов.</w:t>
+        <w:t xml:space="preserve"> ужас от перехода сменился скукой и дежурной рутиной во время вахты. Тело больше не казалось чужим, а кошмары, скорее, утомляли, чем пугали. Но потом меня включили в экипаж «Грозного», который шёл по срочному приказу к научно-исследовательской станции в Бете Громовой. Это был бранк длиною в четыреста девяносто семь часов.</w:t>
       </w:r>
     </w:p>
     <w:p>
@@ -376,15 +299,7 @@
     </w:p>
     <w:p>
       <w:r>
-        <w:t xml:space="preserve">Плавание — это не моё. Моих умений едва хватает на то, чтобы сдавать предполётные нормативы. Вырос я в Стальске-12, промышленном городе в центральной полосе, который забывают иногда отметить на картах. В </w:t>
-      </w:r>
-      <w:proofErr w:type="spellStart"/>
-      <w:r>
-        <w:t>Стальске</w:t>
-      </w:r>
-      <w:proofErr w:type="spellEnd"/>
-      <w:r>
-        <w:t xml:space="preserve"> естественных водоёмов нет, а бассейн, куда меня однажды сводил отец, так провонял жгучей хлоркой, что напомина</w:t>
+        <w:t>Плавание — это не моё. Моих умений едва хватает на то, чтобы сдавать предполётные нормативы. Вырос я в Стальске-12, промышленном городе в центральной полосе, который забывают иногда отметить на картах. В Стальске естественных водоёмов нет, а бассейн, куда меня однажды сводил отец, так провонял жгучей хлоркой, что напомина</w:t>
       </w:r>
       <w:r>
         <w:t>л</w:t>
@@ -827,23 +742,7 @@
     </w:p>
     <w:p>
       <w:r>
-        <w:t xml:space="preserve">Я выбрался из амниона — запутавшись как обычно в застёжках — и завис посреди каюты, едва не приложившись головой о торчащий из стены поручень. </w:t>
-      </w:r>
-      <w:proofErr w:type="spellStart"/>
-      <w:r>
-        <w:t>Гравитонная</w:t>
-      </w:r>
-      <w:proofErr w:type="spellEnd"/>
-      <w:r>
-        <w:t xml:space="preserve"> камера во время </w:t>
-      </w:r>
-      <w:proofErr w:type="spellStart"/>
-      <w:r>
-        <w:t>бранка</w:t>
-      </w:r>
-      <w:proofErr w:type="spellEnd"/>
-      <w:r>
-        <w:t xml:space="preserve"> не работает, и приходится мириться с невесомостью.</w:t>
+        <w:t>Я выбрался из амниона — запутавшись как обычно в застёжках — и завис посреди каюты, едва не приложившись головой о торчащий из стены поручень. Гравитонная камера во время бранка не работает, и приходится мириться с невесомостью.</w:t>
       </w:r>
     </w:p>
     <w:p>
@@ -869,15 +768,7 @@
     </w:p>
     <w:p>
       <w:r>
-        <w:t xml:space="preserve">Табельные часы с логотипом «Грозного», которые в </w:t>
-      </w:r>
-      <w:proofErr w:type="spellStart"/>
-      <w:r>
-        <w:t>бранке</w:t>
-      </w:r>
-      <w:proofErr w:type="spellEnd"/>
-      <w:r>
-        <w:t xml:space="preserve"> используются как будильник, сердито вибрировали и покалывали кожу. Я раздражённо содрал часы с запястья.</w:t>
+        <w:t>Табельные часы с логотипом «Грозного», которые в бранке используются как будильник, сердито вибрировали и покалывали кожу. Я раздражённо содрал часы с запястья.</w:t>
       </w:r>
     </w:p>
     <w:p>
@@ -980,15 +871,7 @@
     </w:p>
     <w:p>
       <w:r>
-        <w:t xml:space="preserve">Электронные аппараты во время </w:t>
-      </w:r>
-      <w:proofErr w:type="spellStart"/>
-      <w:r>
-        <w:t>бранка</w:t>
-      </w:r>
-      <w:proofErr w:type="spellEnd"/>
-      <w:r>
-        <w:t xml:space="preserve"> не работают, и вместо них трудятся механические интегралы, которые устроены примерно так же, как мои наручные часы.</w:t>
+        <w:t>Электронные аппараты во время бранка не работают, и вместо них трудятся механические интегралы, которые устроены примерно так же, как мои наручные часы.</w:t>
       </w:r>
     </w:p>
     <w:p>
@@ -1070,15 +953,7 @@
     </w:p>
     <w:p>
       <w:r>
-        <w:t xml:space="preserve">Три огня — навигатор мёртв. Такого в </w:t>
-      </w:r>
-      <w:proofErr w:type="spellStart"/>
-      <w:r>
-        <w:t>бранке</w:t>
-      </w:r>
-      <w:proofErr w:type="spellEnd"/>
-      <w:r>
-        <w:t xml:space="preserve"> никогда не происходит.</w:t>
+        <w:t>Три огня — навигатор мёртв. Такого в бранке никогда не происходит.</w:t>
       </w:r>
     </w:p>
     <w:p>
@@ -1193,15 +1068,7 @@
     </w:p>
     <w:p>
       <w:r>
-        <w:t xml:space="preserve">Люк глухо клацнул, </w:t>
-      </w:r>
-      <w:proofErr w:type="spellStart"/>
-      <w:r>
-        <w:t>примагнитившись</w:t>
-      </w:r>
-      <w:proofErr w:type="spellEnd"/>
-      <w:r>
-        <w:t xml:space="preserve"> к стене.</w:t>
+        <w:t>Люк глухо клацнул, примагнитившись к стене.</w:t>
       </w:r>
     </w:p>
     <w:p>
@@ -1290,15 +1157,7 @@
     </w:p>
     <w:p>
       <w:r>
-        <w:t xml:space="preserve">— Понятно, почему я проснулся! — Ключ ритмично поворачивался в модуле, громко чеканя секунды. — Говорят же, что сны в </w:t>
-      </w:r>
-      <w:proofErr w:type="spellStart"/>
-      <w:r>
-        <w:t>бранке</w:t>
-      </w:r>
-      <w:proofErr w:type="spellEnd"/>
-      <w:r>
-        <w:t xml:space="preserve"> не просто так снятся!</w:t>
+        <w:t>— Понятно, почему я проснулся! — Ключ ритмично поворачивался в модуле, громко чеканя секунды. — Говорят же, что сны в бранке не просто так снятся!</w:t>
       </w:r>
     </w:p>
     <w:p>
@@ -1345,15 +1204,7 @@
     </w:p>
     <w:p>
       <w:r>
-        <w:t xml:space="preserve">Майоров переместился к центральному анализатору, циану — встроенному в стену металлическому шкафу с похожими на </w:t>
-      </w:r>
-      <w:proofErr w:type="spellStart"/>
-      <w:r>
-        <w:t>лимбовые</w:t>
-      </w:r>
-      <w:proofErr w:type="spellEnd"/>
-      <w:r>
-        <w:t xml:space="preserve"> замки регуляторами.</w:t>
+        <w:t>Майоров переместился к центральному анализатору, циану — встроенному в стену металлическому шкафу с похожими на лимбовые замки регуляторами.</w:t>
       </w:r>
     </w:p>
     <w:p>
@@ -1442,15 +1293,7 @@
     </w:p>
     <w:p>
       <w:r>
-        <w:t xml:space="preserve">— А чего тут решать? — проговорил Керман, с трудом ворочая во рту словами, как после заморозки. — Так-то мы уже раз двадцать всё проверили. Циан в порядке. Ты от меня чего хочешь? Из </w:t>
-      </w:r>
-      <w:proofErr w:type="spellStart"/>
-      <w:r>
-        <w:t>бранка</w:t>
-      </w:r>
-      <w:proofErr w:type="spellEnd"/>
-      <w:r>
-        <w:t xml:space="preserve"> же </w:t>
+        <w:t xml:space="preserve">— А чего тут решать? — проговорил Керман, с трудом ворочая во рту словами, как после заморозки. — Так-то мы уже раз двадцать всё проверили. Циан в порядке. Ты от меня чего хочешь? Из бранка же </w:t>
       </w:r>
       <w:r>
         <w:t xml:space="preserve">мы досрочно </w:t>
@@ -1461,15 +1304,7 @@
     </w:p>
     <w:p>
       <w:r>
-        <w:t xml:space="preserve">— Я понимаю, что из </w:t>
-      </w:r>
-      <w:proofErr w:type="spellStart"/>
-      <w:r>
-        <w:t>бранка</w:t>
-      </w:r>
-      <w:proofErr w:type="spellEnd"/>
-      <w:r>
-        <w:t xml:space="preserve"> не выйдем! — </w:t>
+        <w:t xml:space="preserve">— Я понимаю, что из бранка не выйдем! — </w:t>
       </w:r>
       <w:r>
         <w:t>выдохнул</w:t>
@@ -1575,15 +1410,7 @@
     </w:p>
     <w:p>
       <w:r>
-        <w:t xml:space="preserve">— Во-о-от! — закивал Керман. — Так-то я тебя понимаю. Руки чешутся, хочется что-то сделать. Подвиг там гражданский совершить. После нескольких </w:t>
-      </w:r>
-      <w:proofErr w:type="spellStart"/>
-      <w:r>
-        <w:t>бранков</w:t>
-      </w:r>
-      <w:proofErr w:type="spellEnd"/>
-      <w:r>
-        <w:t xml:space="preserve"> ещё не успеваешь вникнуть во всю, так сказать, философию нашей ситуации.</w:t>
+        <w:t>— Во-о-от! — закивал Керман. — Так-то я тебя понимаю. Руки чешутся, хочется что-то сделать. Подвиг там гражданский совершить. После нескольких бранков ещё не успеваешь вникнуть во всю, так сказать, философию нашей ситуации.</w:t>
       </w:r>
     </w:p>
     <w:p>
@@ -1635,23 +1462,7 @@
     </w:p>
     <w:p>
       <w:r>
-        <w:t xml:space="preserve">— Я и не преувеличиваю. Все же понимают, на что идут, когда на трёхнедельный </w:t>
-      </w:r>
-      <w:proofErr w:type="spellStart"/>
-      <w:r>
-        <w:t>бранк</w:t>
-      </w:r>
-      <w:proofErr w:type="spellEnd"/>
-      <w:r>
-        <w:t xml:space="preserve"> подписываются. Теперь вот и молодёжь понимает. Ты не бледней так быстро, — подмигнул мне Керман. — Если что, у меня пятьдесят шестой </w:t>
-      </w:r>
-      <w:proofErr w:type="spellStart"/>
-      <w:r>
-        <w:t>бранк</w:t>
-      </w:r>
-      <w:proofErr w:type="spellEnd"/>
-      <w:r>
-        <w:t>, а я до сих пор тут с вами беседы беседую.</w:t>
+        <w:t>— Я и не преувеличиваю. Все же понимают, на что идут, когда на трёхнедельный бранк подписываются. Теперь вот и молодёжь понимает. Ты не бледней так быстро, — подмигнул мне Керман. — Если что, у меня пятьдесят шестой бранк, а я до сих пор тут с вами беседы беседую.</w:t>
       </w:r>
     </w:p>
     <w:p>
@@ -1729,15 +1540,7 @@
         <w:t xml:space="preserve">лет </w:t>
       </w:r>
       <w:r>
-        <w:t xml:space="preserve">меня старше. Керман ещё в начале полёта сказал, что Григорьев никогда не спит во время </w:t>
-      </w:r>
-      <w:proofErr w:type="spellStart"/>
-      <w:r>
-        <w:t>бранка</w:t>
-      </w:r>
-      <w:proofErr w:type="spellEnd"/>
-      <w:r>
-        <w:t>. Поверить в то, что главный пилот почти три недели прожил без сна было решительно невозможно, но пару раз я сталкивался с ним во время вахты, когда он плавал по коридору, как лунатик.</w:t>
+        <w:t>меня старше. Керман ещё в начале полёта сказал, что Григорьев никогда не спит во время бранка. Поверить в то, что главный пилот почти три недели прожил без сна было решительно невозможно, но пару раз я сталкивался с ним во время вахты, когда он плавал по коридору, как лунатик.</w:t>
       </w:r>
     </w:p>
     <w:p>
@@ -1771,15 +1574,7 @@
     </w:p>
     <w:p>
       <w:r>
-        <w:t xml:space="preserve">Григорьев осмотрел обесточенную консоль — во время </w:t>
-      </w:r>
-      <w:proofErr w:type="spellStart"/>
-      <w:r>
-        <w:t>бранка</w:t>
-      </w:r>
-      <w:proofErr w:type="spellEnd"/>
-      <w:r>
-        <w:t xml:space="preserve"> рубка напомина</w:t>
+        <w:t>Григорьев осмотрел обесточенную консоль — во время бранка рубка напомина</w:t>
       </w:r>
       <w:r>
         <w:t>ет</w:t>
@@ -1812,15 +1607,7 @@
         <w:t xml:space="preserve"> ж</w:t>
       </w:r>
       <w:r>
-        <w:t xml:space="preserve"> его знает, что вы там, инженеры, </w:t>
-      </w:r>
-      <w:proofErr w:type="spellStart"/>
-      <w:r>
-        <w:t>напридумали</w:t>
-      </w:r>
-      <w:proofErr w:type="spellEnd"/>
-      <w:r>
-        <w:t>. Смысла дёргаться в любом случае нет. Всё равно раньше времени отсюда не выберемся.</w:t>
+        <w:t xml:space="preserve"> его знает, что вы там, инженеры, напридумали. Смысла дёргаться в любом случае нет. Всё равно раньше времени отсюда не выберемся.</w:t>
       </w:r>
     </w:p>
     <w:p>
@@ -1863,15 +1650,7 @@
         <w:t xml:space="preserve">— </w:t>
       </w:r>
       <w:r>
-        <w:t xml:space="preserve">в гости на стыковку. А там автоматы в основном работают. Вместе с пулемётами. Пилот — самый бесполезный член экипажа во время </w:t>
-      </w:r>
-      <w:proofErr w:type="spellStart"/>
-      <w:r>
-        <w:t>бранка</w:t>
-      </w:r>
-      <w:proofErr w:type="spellEnd"/>
-      <w:r>
-        <w:t>.</w:t>
+        <w:t>в гости на стыковку. А там автоматы в основном работают. Вместе с пулемётами. Пилот — самый бесполезный член экипажа во время бранка.</w:t>
       </w:r>
     </w:p>
     <w:p>
@@ -1881,15 +1660,7 @@
     </w:p>
     <w:p>
       <w:r>
-        <w:t xml:space="preserve">— А что, разве не правда? — Григорьев откинулся на подголовник и прикрыл глаза. Потолочный свет тут же выбелил его ещё молодое лицо, превратив в гипсовую маску. — Я, между прочим, спал. Недолго, правда. Майоров разбудил, люками гремел. Хотя спать во время </w:t>
-      </w:r>
-      <w:proofErr w:type="spellStart"/>
-      <w:r>
-        <w:t>бранка</w:t>
-      </w:r>
-      <w:proofErr w:type="spellEnd"/>
-      <w:r>
-        <w:t xml:space="preserve"> — сомнительное удовольствие.</w:t>
+        <w:t>— А что, разве не правда? — Григорьев откинулся на подголовник и прикрыл глаза. Потолочный свет тут же выбелил его ещё молодое лицо, превратив в гипсовую маску. — Я, между прочим, спал. Недолго, правда. Майоров разбудил, люками гремел. Хотя спать во время бранка — сомнительное удовольствие.</w:t>
       </w:r>
     </w:p>
     <w:p>
@@ -1920,15 +1691,7 @@
     </w:p>
     <w:p>
       <w:r>
-        <w:t xml:space="preserve">Сны в </w:t>
-      </w:r>
-      <w:proofErr w:type="spellStart"/>
-      <w:r>
-        <w:t>бранке</w:t>
-      </w:r>
-      <w:proofErr w:type="spellEnd"/>
-      <w:r>
-        <w:t xml:space="preserve"> у всех разные, но большинство либо плывут (и тонут), либо куда-то летят и закономерно падают. И то, и другое считается естественным откликом здоровой психики на невесомость и </w:t>
+        <w:t xml:space="preserve">Сны в бранке у всех разные, но большинство либо плывут (и тонут), либо куда-то летят и закономерно падают. И то, и другое считается естественным откликом здоровой психики на невесомость и </w:t>
       </w:r>
       <w:r>
         <w:t>чёрную бездн</w:t>
@@ -1970,15 +1733,7 @@
         <w:t>сказал</w:t>
       </w:r>
       <w:r>
-        <w:t xml:space="preserve"> Григорьев. — Видел я результаты твоих нормативов. По нижней планке идёшь. Говорят, на следующей партийной деке нормативы усилят. Я бы советовал, как вернёшься, взять в бассейн </w:t>
-      </w:r>
-      <w:proofErr w:type="spellStart"/>
-      <w:r>
-        <w:t>абонементик</w:t>
-      </w:r>
-      <w:proofErr w:type="spellEnd"/>
-      <w:r>
-        <w:t>. Глупо будет вылететь из-за такой ерунды.</w:t>
+        <w:t xml:space="preserve"> Григорьев. — Видел я результаты твоих нормативов. По нижней планке идёшь. Говорят, на следующей партийной деке нормативы усилят. Я бы советовал, как вернёшься, взять в бассейн абонементик. Глупо будет вылететь из-за такой ерунды.</w:t>
       </w:r>
     </w:p>
     <w:p>
@@ -2151,15 +1906,7 @@
     </w:p>
     <w:p>
       <w:r>
-        <w:t xml:space="preserve">— Чем она примечательна, «Заря» эта, что мы ради неё три недели в </w:t>
-      </w:r>
-      <w:proofErr w:type="spellStart"/>
-      <w:r>
-        <w:t>бранке</w:t>
-      </w:r>
-      <w:proofErr w:type="spellEnd"/>
-      <w:r>
-        <w:t xml:space="preserve"> торчим?</w:t>
+        <w:t>— Чем она примечательна, «Заря» эта, что мы ради неё три недели в бранке торчим?</w:t>
       </w:r>
     </w:p>
     <w:p>
@@ -2306,15 +2053,7 @@
     </w:p>
     <w:p>
       <w:r>
-        <w:t xml:space="preserve">— Ни разу ещё секунда в секунду не выходил из </w:t>
-      </w:r>
-      <w:proofErr w:type="spellStart"/>
-      <w:r>
-        <w:t>бранка</w:t>
-      </w:r>
-      <w:proofErr w:type="spellEnd"/>
-      <w:r>
-        <w:t>, — сказал Григорьев.</w:t>
+        <w:t>— Ни разу ещё секунда в секунду не выходил из бранка, — сказал Григорьев.</w:t>
       </w:r>
     </w:p>
     <w:p>
@@ -2335,15 +2074,7 @@
     </w:p>
     <w:p>
       <w:r>
-        <w:t xml:space="preserve">Майоров, насколько я успел понять, всегда с параноидальной точностью придерживался уставов и негласных правил — видимо, боялся, что за ним следит незримый </w:t>
-      </w:r>
-      <w:proofErr w:type="spellStart"/>
-      <w:r>
-        <w:t>политкор</w:t>
-      </w:r>
-      <w:proofErr w:type="spellEnd"/>
-      <w:r>
-        <w:t>.</w:t>
+        <w:t>Майоров, насколько я успел понять, всегда с параноидальной точностью придерживался уставов и негласных правил — видимо, боялся, что за ним следит незримый политкор.</w:t>
       </w:r>
     </w:p>
     <w:p>
@@ -2537,15 +2268,7 @@
     </w:p>
     <w:p>
       <w:r>
-        <w:t xml:space="preserve">— Отлично, все молодцы. — Странно было слышать похвалу, когда ты лежал в ложементе и ничего не делал. — Олег, заведи аппараты и </w:t>
-      </w:r>
-      <w:proofErr w:type="spellStart"/>
-      <w:r>
-        <w:t>гравитонную</w:t>
-      </w:r>
-      <w:proofErr w:type="spellEnd"/>
-      <w:r>
-        <w:t xml:space="preserve"> камеру. Понял? Сначала аппараты, </w:t>
+        <w:t xml:space="preserve">— Отлично, все молодцы. — Странно было слышать похвалу, когда ты лежал в ложементе и ничего не делал. — Олег, заведи аппараты и гравитонную камеру. Понял? Сначала аппараты, </w:t>
       </w:r>
       <w:r>
         <w:t>потом</w:t>
@@ -2656,15 +2379,7 @@
     <w:p>
       <w:r>
         <w:lastRenderedPageBreak/>
-        <w:t xml:space="preserve"> Я ухватился обеими руками за страховочный поручень, любезно отмеченный табличкой: «Держаться здесь». </w:t>
-      </w:r>
-      <w:proofErr w:type="spellStart"/>
-      <w:r>
-        <w:t>Гравитонный</w:t>
-      </w:r>
-      <w:proofErr w:type="spellEnd"/>
-      <w:r>
-        <w:t xml:space="preserve"> привод заводится обычно долго.</w:t>
+        <w:t xml:space="preserve"> Я ухватился обеими руками за страховочный поручень, любезно отмеченный табличкой: «Держаться здесь». Гравитонный привод заводится обычно долго.</w:t>
       </w:r>
     </w:p>
     <w:p>
@@ -2689,15 +2404,7 @@
     </w:p>
     <w:p>
       <w:r>
-        <w:t xml:space="preserve">Табличка с расцарапанным предупреждением замигала, и меня, как магнитом, притянуло к полу. Ноги с непривычки затряслись, и я, не выдержав, упал на колени, преклонился перед </w:t>
-      </w:r>
-      <w:proofErr w:type="spellStart"/>
-      <w:r>
-        <w:t>гравитонной</w:t>
-      </w:r>
-      <w:proofErr w:type="spellEnd"/>
-      <w:r>
-        <w:t xml:space="preserve"> камерой, которая с пугающей убедительностью обманыва</w:t>
+        <w:t>Табличка с расцарапанным предупреждением замигала, и меня, как магнитом, притянуло к полу. Ноги с непривычки затряслись, и я, не выдержав, упал на колени, преклонился перед гравитонной камерой, которая с пугающей убедительностью обманыва</w:t>
       </w:r>
       <w:r>
         <w:t>ет</w:t>
@@ -2803,15 +2510,7 @@
     </w:p>
     <w:p>
       <w:r>
-        <w:t xml:space="preserve">Керман покрутил </w:t>
-      </w:r>
-      <w:proofErr w:type="spellStart"/>
-      <w:r>
-        <w:t>лимбовые</w:t>
-      </w:r>
-      <w:proofErr w:type="spellEnd"/>
-      <w:r>
-        <w:t xml:space="preserve"> замки на циане, присмотрелся к рискам, сощурив глаза так, что брови наползли на веки, и громко выругался.</w:t>
+        <w:t>Керман покрутил лимбовые замки на циане, присмотрелся к рискам, сощурив глаза так, что брови наползли на веки, и громко выругался.</w:t>
       </w:r>
     </w:p>
     <w:p>
@@ -2883,15 +2582,7 @@
     </w:p>
     <w:p>
       <w:r>
-        <w:t xml:space="preserve">— Олег! — сказал он. — Реаниматор в </w:t>
-      </w:r>
-      <w:proofErr w:type="spellStart"/>
-      <w:r>
-        <w:t>медотсеке</w:t>
-      </w:r>
-      <w:proofErr w:type="spellEnd"/>
-      <w:r>
-        <w:t>!</w:t>
+        <w:t>— Олег! — сказал он. — Реаниматор в медотсеке!</w:t>
       </w:r>
     </w:p>
     <w:p>
@@ -3097,60 +2788,47 @@
         <w:t>Давайте в</w:t>
       </w:r>
       <w:r>
+        <w:t xml:space="preserve"> медкапсулу</w:t>
+      </w:r>
+      <w:r>
         <w:t xml:space="preserve"> </w:t>
       </w:r>
-      <w:proofErr w:type="spellStart"/>
-      <w:r>
-        <w:t>медкапсулу</w:t>
-      </w:r>
-      <w:proofErr w:type="spellEnd"/>
+      <w:r>
+        <w:t>её положим.</w:t>
+      </w:r>
+      <w:r>
+        <w:t xml:space="preserve"> — </w:t>
+      </w:r>
+      <w:r>
+        <w:t>Ж</w:t>
+      </w:r>
+      <w:r>
+        <w:t>илы на шее у Григорьева напряглись</w:t>
+      </w:r>
+      <w:r>
+        <w:t>.</w:t>
+      </w:r>
+      <w:r>
+        <w:t xml:space="preserve"> —</w:t>
+      </w:r>
       <w:r>
         <w:t xml:space="preserve"> </w:t>
       </w:r>
       <w:r>
-        <w:t>её положим.</w:t>
-      </w:r>
-      <w:r>
-        <w:t xml:space="preserve"> — </w:t>
-      </w:r>
-      <w:r>
-        <w:t>Ж</w:t>
-      </w:r>
-      <w:r>
-        <w:t>илы на шее у Григорьева напряглись</w:t>
-      </w:r>
-      <w:r>
-        <w:t>.</w:t>
-      </w:r>
-      <w:r>
-        <w:t xml:space="preserve"> —</w:t>
+        <w:t>Вдруг мы чего…</w:t>
+      </w:r>
+    </w:p>
+    <w:p>
+      <w:r>
+        <w:t xml:space="preserve">— Она мертва, — сказал Керман. — </w:t>
+      </w:r>
+      <w:r>
+        <w:t>Чем медкапсула сейчас поможет?</w:t>
       </w:r>
       <w:r>
         <w:t xml:space="preserve"> </w:t>
       </w:r>
       <w:r>
-        <w:t>Вдруг мы чего…</w:t>
-      </w:r>
-    </w:p>
-    <w:p>
-      <w:r>
-        <w:t xml:space="preserve">— Она мертва, — сказал Керман. — </w:t>
-      </w:r>
-      <w:r>
-        <w:t xml:space="preserve">Чем </w:t>
-      </w:r>
-      <w:proofErr w:type="spellStart"/>
-      <w:r>
-        <w:t>медкапсула</w:t>
-      </w:r>
-      <w:proofErr w:type="spellEnd"/>
-      <w:r>
-        <w:t xml:space="preserve"> сейчас поможет?</w:t>
-      </w:r>
-      <w:r>
-        <w:t xml:space="preserve"> </w:t>
-      </w:r>
-      <w:r>
         <w:t xml:space="preserve">Ты ей </w:t>
       </w:r>
       <w:r>
@@ -3183,15 +2861,7 @@
         <w:t>пробормотал</w:t>
       </w:r>
       <w:r>
-        <w:t xml:space="preserve"> Керман. — В </w:t>
-      </w:r>
-      <w:proofErr w:type="spellStart"/>
-      <w:r>
-        <w:t>бранке</w:t>
-      </w:r>
-      <w:proofErr w:type="spellEnd"/>
-      <w:r>
-        <w:t xml:space="preserve"> она была живая, иначе мы бы не вышли.</w:t>
+        <w:t xml:space="preserve"> Керман. — В бранке она была живая, иначе мы бы не вышли.</w:t>
       </w:r>
     </w:p>
     <w:p>
@@ -3345,15 +3015,7 @@
     </w:p>
     <w:p>
       <w:r>
-        <w:t xml:space="preserve">— Какая разница, сколько летает! — сказал Григорьев. — Рано или поздно </w:t>
-      </w:r>
-      <w:proofErr w:type="spellStart"/>
-      <w:r>
-        <w:t>бранк</w:t>
-      </w:r>
-      <w:proofErr w:type="spellEnd"/>
-      <w:r>
-        <w:t xml:space="preserve"> тебя достанет</w:t>
+        <w:t>— Какая разница, сколько летает! — сказал Григорьев. — Рано или поздно бранк тебя достанет</w:t>
       </w:r>
       <w:r>
         <w:t>!</w:t>
@@ -3439,15 +3101,7 @@
     </w:p>
     <w:p>
       <w:r>
-        <w:t xml:space="preserve">— Товарищи! — сказал Майоров. — Я понимаю, что все устали после </w:t>
-      </w:r>
-      <w:proofErr w:type="spellStart"/>
-      <w:r>
-        <w:t>бранка</w:t>
-      </w:r>
-      <w:proofErr w:type="spellEnd"/>
-      <w:r>
-        <w:t>, особенно с таким выходом. Но давайте соберёмся, задачу никто не отменял.</w:t>
+        <w:t>— Товарищи! — сказал Майоров. — Я понимаю, что все устали после бранка, особенно с таким выходом. Но давайте соберёмся, задачу никто не отменял.</w:t>
       </w:r>
     </w:p>
     <w:p>
@@ -3484,15 +3138,7 @@
         <w:t>ё</w:t>
       </w:r>
       <w:r>
-        <w:t xml:space="preserve">хнедельный </w:t>
-      </w:r>
-      <w:proofErr w:type="spellStart"/>
-      <w:r>
-        <w:t>бранк</w:t>
-      </w:r>
-      <w:proofErr w:type="spellEnd"/>
-      <w:r>
-        <w:t xml:space="preserve"> — дорога в один конец, это </w:t>
+        <w:t xml:space="preserve">хнедельный бранк — дорога в один конец, это </w:t>
       </w:r>
       <w:r>
         <w:t xml:space="preserve">все </w:t>
@@ -3588,15 +3234,7 @@
     </w:p>
     <w:p>
       <w:r>
-        <w:t xml:space="preserve">Жизнь на станции после </w:t>
-      </w:r>
-      <w:proofErr w:type="spellStart"/>
-      <w:r>
-        <w:t>бранка</w:t>
-      </w:r>
-      <w:proofErr w:type="spellEnd"/>
-      <w:r>
-        <w:t xml:space="preserve"> меня не пугала. Скорее, даже немного интриговала. Два месяца, так два месяца. Люди зачастую годами живут на осах и с ума не сходят — не то, что во время перехода. Там будет стабильная гравитация, спокойные сны без кошмаров.</w:t>
+        <w:t>Жизнь на станции после бранка меня не пугала. Скорее, даже немного интриговала. Два месяца, так два месяца. Люди зачастую годами живут на осах и с ума не сходят — не то, что во время перехода. Там будет стабильная гравитация, спокойные сны без кошмаров.</w:t>
       </w:r>
     </w:p>
     <w:p>
@@ -3706,15 +3344,7 @@
         <w:t>, товарищи</w:t>
       </w:r>
       <w:r>
-        <w:t xml:space="preserve">. Слишком долгий </w:t>
-      </w:r>
-      <w:proofErr w:type="spellStart"/>
-      <w:r>
-        <w:t>бранк</w:t>
-      </w:r>
-      <w:proofErr w:type="spellEnd"/>
-      <w:r>
-        <w:t xml:space="preserve">. И выход. Наверняка не я одна себя </w:t>
+        <w:t xml:space="preserve">. Слишком долгий бранк. И выход. Наверняка не я одна себя </w:t>
       </w:r>
       <w:r>
         <w:t xml:space="preserve">так </w:t>
@@ -4144,15 +3774,7 @@
     </w:p>
     <w:p>
       <w:r>
-        <w:t xml:space="preserve">Я забрался в узкую кишку стыковочного модуля и повис на лестнице, надеясь унять дрожь в руках. Майоров приказал отключить электрику и </w:t>
-      </w:r>
-      <w:proofErr w:type="spellStart"/>
-      <w:r>
-        <w:t>раздраить</w:t>
-      </w:r>
-      <w:proofErr w:type="spellEnd"/>
-      <w:r>
-        <w:t xml:space="preserve"> люк вручную. После всего произошедшего </w:t>
+        <w:t xml:space="preserve">Я забрался в узкую кишку стыковочного модуля и повис на лестнице, надеясь унять дрожь в руках. Майоров приказал отключить электрику и раздраить люк вручную. После всего произошедшего </w:t>
       </w:r>
       <w:r>
         <w:t xml:space="preserve">я </w:t>
@@ -4177,15 +3799,7 @@
     </w:p>
     <w:p>
       <w:r>
-        <w:t xml:space="preserve">Я ухватился обеими руками за вентиль, стараясь не сорваться в соединительный тракт, и только потом понял, что забыл загерметизировать модуль. Такие выкрутасы ни один </w:t>
-      </w:r>
-      <w:proofErr w:type="spellStart"/>
-      <w:r>
-        <w:t>политкор</w:t>
-      </w:r>
-      <w:proofErr w:type="spellEnd"/>
-      <w:r>
-        <w:t xml:space="preserve"> не прощает — </w:t>
+        <w:t xml:space="preserve">Я ухватился обеими руками за вентиль, стараясь не сорваться в соединительный тракт, и только потом понял, что забыл загерметизировать модуль. Такие выкрутасы ни один политкор не прощает — </w:t>
       </w:r>
       <w:r>
         <w:t>повезёт</w:t>
@@ -4345,28 +3959,12 @@
     </w:p>
     <w:p>
       <w:r>
-        <w:t xml:space="preserve">— </w:t>
-      </w:r>
-      <w:proofErr w:type="spellStart"/>
-      <w:r>
-        <w:t>Вереснев</w:t>
-      </w:r>
-      <w:proofErr w:type="spellEnd"/>
-      <w:r>
-        <w:t xml:space="preserve"> Олег Петрович, — проговорил я. Воздуха на отчество едва хватило. Я не сразу сообразил, как правильно дышать — вымотался после подъёма. — Я из инженерной службы.</w:t>
-      </w:r>
-    </w:p>
-    <w:p>
-      <w:r>
-        <w:t xml:space="preserve">— У вас всё в порядке? — спросил Мицюкин. — Вы вручную открывали </w:t>
-      </w:r>
-      <w:proofErr w:type="spellStart"/>
-      <w:r>
-        <w:t>гермошлюз</w:t>
-      </w:r>
-      <w:proofErr w:type="spellEnd"/>
-      <w:r>
-        <w:t>?</w:t>
+        <w:t>— Вереснев Олег Петрович, — проговорил я. Воздуха на отчество едва хватило. Я не сразу сообразил, как правильно дышать — вымотался после подъёма. — Я из инженерной службы.</w:t>
+      </w:r>
+    </w:p>
+    <w:p>
+      <w:r>
+        <w:t>— У вас всё в порядке? — спросил Мицюкин. — Вы вручную открывали гермошлюз?</w:t>
       </w:r>
     </w:p>
     <w:p>
@@ -4468,15 +4066,7 @@
         <w:t>— Я — Олег, — запоздало представился я.</w:t>
       </w:r>
       <w:r>
-        <w:t xml:space="preserve"> — </w:t>
-      </w:r>
-      <w:proofErr w:type="spellStart"/>
-      <w:r>
-        <w:t>Вереснев</w:t>
-      </w:r>
-      <w:proofErr w:type="spellEnd"/>
-      <w:r>
-        <w:t xml:space="preserve"> Олег Петрович.</w:t>
+        <w:t xml:space="preserve"> — Вереснев Олег Петрович.</w:t>
       </w:r>
     </w:p>
     <w:p>
@@ -5282,15 +4872,7 @@
         <w:t>а</w:t>
       </w:r>
       <w:r>
-        <w:t xml:space="preserve">н во время </w:t>
-      </w:r>
-      <w:proofErr w:type="spellStart"/>
-      <w:r>
-        <w:t>бранка</w:t>
-      </w:r>
-      <w:proofErr w:type="spellEnd"/>
-      <w:r>
-        <w:t xml:space="preserve"> говорил</w:t>
+        <w:t>н во время бранка говорил</w:t>
       </w:r>
       <w:r>
         <w:t>, — сказал я</w:t>
@@ -5642,15 +5224,7 @@
         </w:tabs>
       </w:pPr>
       <w:r>
-        <w:t xml:space="preserve">В узкие, как бойницы, иллюминаторы ничего не было видно. Я так устал от стерильной пустоты во время </w:t>
-      </w:r>
-      <w:proofErr w:type="spellStart"/>
-      <w:r>
-        <w:t>бранка</w:t>
-      </w:r>
-      <w:proofErr w:type="spellEnd"/>
-      <w:r>
-        <w:t>, что хотел задержаться на минутку, вглядеться во мрак, надеясь, что он рассеется под моим взглядом, но Лысанов упрямо тянул вперёд.</w:t>
+        <w:t>В узкие, как бойницы, иллюминаторы ничего не было видно. Я так устал от стерильной пустоты во время бранка, что хотел задержаться на минутку, вглядеться во мрак, надеясь, что он рассеется под моим взглядом, но Лысанов упрямо тянул вперёд.</w:t>
       </w:r>
     </w:p>
     <w:p>
@@ -5698,15 +5272,7 @@
         </w:tabs>
       </w:pPr>
       <w:r>
-        <w:t xml:space="preserve">— Не беспокойтесь, — сказал Лысанов. — Местная особенность. Есть небольшой сбой в </w:t>
-      </w:r>
-      <w:proofErr w:type="spellStart"/>
-      <w:r>
-        <w:t>гравитонной</w:t>
-      </w:r>
-      <w:proofErr w:type="spellEnd"/>
-      <w:r>
-        <w:t xml:space="preserve"> камере</w:t>
+        <w:t>— Не беспокойтесь, — сказал Лысанов. — Местная особенность. Есть небольшой сбой в гравитонной камере</w:t>
       </w:r>
       <w:r>
         <w:t>, у</w:t>
@@ -6581,15 +6147,7 @@
         </w:tabs>
       </w:pPr>
       <w:r>
-        <w:t xml:space="preserve">— Можно на «ты», Олег, — сказала Вера. — Я здесь в </w:t>
-      </w:r>
-      <w:proofErr w:type="spellStart"/>
-      <w:r>
-        <w:t>химлабе</w:t>
-      </w:r>
-      <w:proofErr w:type="spellEnd"/>
-      <w:r>
-        <w:t xml:space="preserve"> работаю, два года уже. — Она взглянула на меня через плечо. — Ты не смотри так! Я старше, чем выгляжу. А то все, кто прилетает, удивляются, как я вообще здесь оказалась.</w:t>
+        <w:t>— Можно на «ты», Олег, — сказала Вера. — Я здесь в химлабе работаю, два года уже. — Она взглянула на меня через плечо. — Ты не смотри так! Я старше, чем выгляжу. А то все, кто прилетает, удивляются, как я вообще здесь оказалась.</w:t>
       </w:r>
     </w:p>
     <w:p>
@@ -6852,15 +6410,7 @@
         </w:tabs>
       </w:pPr>
       <w:r>
-        <w:t xml:space="preserve">— Правильно говорить не эс, а </w:t>
-      </w:r>
-      <w:proofErr w:type="spellStart"/>
-      <w:r>
-        <w:t>цэ</w:t>
-      </w:r>
-      <w:proofErr w:type="spellEnd"/>
-      <w:r>
-        <w:t>. Мы, кстати, соседи. — Вера подошла к гермодвери</w:t>
+        <w:t>— Правильно говорить не эс, а цэ. Мы, кстати, соседи. — Вера подошла к гермодвери</w:t>
       </w:r>
       <w:r>
         <w:t>.</w:t>
@@ -6966,15 +6516,7 @@
         </w:tabs>
       </w:pPr>
       <w:r>
-        <w:t xml:space="preserve">На стекле сидела обычная земная муха и суматошно перебирала лапками, прочищая хоботок. Я моргнул и потёр глаза. После </w:t>
-      </w:r>
-      <w:proofErr w:type="spellStart"/>
-      <w:r>
-        <w:t>бранка</w:t>
-      </w:r>
-      <w:proofErr w:type="spellEnd"/>
-      <w:r>
-        <w:t xml:space="preserve"> может померещиться и не такое. Но муха никуда не делась. Она деловито ползла к кромке иллюминатора — живая, объёмная, настоящая.</w:t>
+        <w:t>На стекле сидела обычная земная муха и суматошно перебирала лапками, прочищая хоботок. Я моргнул и потёр глаза. После бранка может померещиться и не такое. Но муха никуда не делась. Она деловито ползла к кромке иллюминатора — живая, объёмная, настоящая.</w:t>
       </w:r>
     </w:p>
     <w:p>
@@ -7307,15 +6849,7 @@
     <w:p>
       <w:r>
         <w:lastRenderedPageBreak/>
-        <w:t xml:space="preserve">Я что, в </w:t>
-      </w:r>
-      <w:proofErr w:type="spellStart"/>
-      <w:r>
-        <w:t>бранке</w:t>
-      </w:r>
-      <w:proofErr w:type="spellEnd"/>
-      <w:r>
-        <w:t>?</w:t>
+        <w:t>Я что, в бранке?</w:t>
       </w:r>
     </w:p>
     <w:p>
@@ -7559,15 +7093,7 @@
     </w:p>
     <w:p>
       <w:r>
-        <w:t xml:space="preserve">— Ситуация такая, — начал он. — Мы хотим провести полную диагностику корабля, слишком много сюрпризов было после выхода. А нам на этой птичке ещё обратно лететь. Я понимаю, — он отхлебнул остывшего, судя по виду, кофе и поморщился, — после долгого </w:t>
-      </w:r>
-      <w:proofErr w:type="spellStart"/>
-      <w:r>
-        <w:t>бранка</w:t>
-      </w:r>
-      <w:proofErr w:type="spellEnd"/>
-      <w:r>
-        <w:t xml:space="preserve"> всем хочется отдыха, но </w:t>
+        <w:t xml:space="preserve">— Ситуация такая, — начал он. — Мы хотим провести полную диагностику корабля, слишком много сюрпризов было после выхода. А нам на этой птичке ещё обратно лететь. Я понимаю, — он отхлебнул остывшего, судя по виду, кофе и поморщился, — после долгого бранка всем хочется отдыха, но </w:t>
       </w:r>
       <w:r>
         <w:t>нам пока</w:t>
@@ -7639,15 +7165,7 @@
         <w:t>А в</w:t>
       </w:r>
       <w:r>
-        <w:t xml:space="preserve">ся </w:t>
-      </w:r>
-      <w:proofErr w:type="spellStart"/>
-      <w:r>
-        <w:t>электронка</w:t>
-      </w:r>
-      <w:proofErr w:type="spellEnd"/>
-      <w:r>
-        <w:t xml:space="preserve"> </w:t>
+        <w:t xml:space="preserve">ся электронка </w:t>
       </w:r>
       <w:r>
         <w:t>так-то</w:t>
@@ -8215,15 +7733,7 @@
     </w:p>
     <w:p>
       <w:r>
-        <w:t xml:space="preserve">В коридоре на втором уровне стали появляться обитатели станции. Я даже увидел </w:t>
-      </w:r>
-      <w:proofErr w:type="spellStart"/>
-      <w:r>
-        <w:t>Мицюкина</w:t>
-      </w:r>
-      <w:proofErr w:type="spellEnd"/>
-      <w:r>
-        <w:t xml:space="preserve"> из службы безопасности и кивнул ему, получив в ответ настороженный взгляд.</w:t>
+        <w:t>В коридоре на втором уровне стали появляться обитатели станции. Я даже увидел Мицюкина из службы безопасности и кивнул ему, получив в ответ настороженный взгляд.</w:t>
       </w:r>
     </w:p>
     <w:p>
@@ -9148,15 +8658,7 @@
     </w:p>
     <w:p>
       <w:r>
-        <w:t xml:space="preserve">— Я, помню, когда прилетела, дали недели три, чтобы в себя прийти. Гуляли по станции, аэробикой занимались, пили витаминные коктейли. А вы вообще без </w:t>
-      </w:r>
-      <w:proofErr w:type="spellStart"/>
-      <w:r>
-        <w:t>продыха</w:t>
-      </w:r>
-      <w:proofErr w:type="spellEnd"/>
-      <w:r>
-        <w:t>. Выглядишь ты не очень. В обморок не хлопнешься? Уверен, что хочешь гулять?</w:t>
+        <w:t>— Я, помню, когда прилетела, дали недели три, чтобы в себя прийти. Гуляли по станции, аэробикой занимались, пили витаминные коктейли. А вы вообще без продыха. Выглядишь ты не очень. В обморок не хлопнешься? Уверен, что хочешь гулять?</w:t>
       </w:r>
     </w:p>
     <w:p>
@@ -9601,15 +9103,7 @@
     </w:p>
     <w:p>
       <w:r>
-        <w:t xml:space="preserve">— Здесь </w:t>
-      </w:r>
-      <w:proofErr w:type="spellStart"/>
-      <w:r>
-        <w:t>гравитонные</w:t>
-      </w:r>
-      <w:proofErr w:type="spellEnd"/>
-      <w:r>
-        <w:t xml:space="preserve"> камеры так работают. Сбой</w:t>
+        <w:t>— Здесь гравитонные камеры так работают. Сбой</w:t>
       </w:r>
       <w:r>
         <w:t xml:space="preserve"> такой</w:t>
@@ -10172,13 +9666,8 @@
       </w:r>
     </w:p>
     <w:p>
-      <w:proofErr w:type="spellStart"/>
-      <w:r>
-        <w:t>Стальск</w:t>
-      </w:r>
-      <w:proofErr w:type="spellEnd"/>
-      <w:r>
-        <w:t xml:space="preserve"> я не любил. Вернее, ненавидел — глубинной, искренней, неприкрытой ненавистью, на</w:t>
+      <w:r>
+        <w:t>Стальск я не любил. Вернее, ненавидел — глубинной, искренней, неприкрытой ненавистью, на</w:t>
       </w:r>
       <w:r>
         <w:t xml:space="preserve"> какую</w:t>
@@ -10286,21 +9775,8 @@
       </w:r>
     </w:p>
     <w:p>
-      <w:proofErr w:type="spellStart"/>
-      <w:r>
-        <w:t>Стальск</w:t>
-      </w:r>
-      <w:proofErr w:type="spellEnd"/>
-      <w:r>
-        <w:t xml:space="preserve"> изначально проектировался не для людей, а для роботов, которые, как заведённые, работают по расписанию, едят по расписанию, спят по расписанию, умирают по расписанию — и не тратят время на бесполезные занятия, вроде прогулок в парке или отдыха на пляже. Единственный пруд, маленький и мелкий, как лужа, бороздили по концентрическим траекториям потрёпанные механические утки. О плавании я долгое время знал лишь понаслышке — из книжек или из тех же передач по телевизору, который регулярно, в соответствии с напечатанной в газете программой вещания, </w:t>
-      </w:r>
-      <w:proofErr w:type="spellStart"/>
-      <w:r>
-        <w:t>червоточил</w:t>
-      </w:r>
-      <w:proofErr w:type="spellEnd"/>
-      <w:r>
-        <w:t xml:space="preserve"> треском и помехами.</w:t>
+      <w:r>
+        <w:t>Стальск изначально проектировался не для людей, а для роботов, которые, как заведённые, работают по расписанию, едят по расписанию, спят по расписанию, умирают по расписанию — и не тратят время на бесполезные занятия, вроде прогулок в парке или отдыха на пляже. Единственный пруд, маленький и мелкий, как лужа, бороздили по концентрическим траекториям потрёпанные механические утки. О плавании я долгое время знал лишь понаслышке — из книжек или из тех же передач по телевизору, который регулярно, в соответствии с напечатанной в газете программой вещания, червоточил треском и помехами.</w:t>
       </w:r>
     </w:p>
     <w:p>
@@ -11133,13 +10609,8 @@
         <w:t>обитатели</w:t>
       </w:r>
       <w:r>
-        <w:t xml:space="preserve"> — беспризорные пациенты после </w:t>
-      </w:r>
-      <w:proofErr w:type="spellStart"/>
-      <w:r>
-        <w:t>коматоза</w:t>
-      </w:r>
-      <w:proofErr w:type="spellEnd"/>
+        <w:t xml:space="preserve"> — беспризорные пациенты после коматоза</w:t>
+      </w:r>
       <w:r>
         <w:t xml:space="preserve">, </w:t>
       </w:r>
@@ -11842,15 +11313,7 @@
     </w:p>
     <w:p>
       <w:r>
-        <w:t xml:space="preserve">Нуболиды потихоньку приходили в себя после </w:t>
-      </w:r>
-      <w:proofErr w:type="spellStart"/>
-      <w:r>
-        <w:t>бранка</w:t>
-      </w:r>
-      <w:proofErr w:type="spellEnd"/>
-      <w:r>
-        <w:t>. Из алой массы на дне камеры потянулись к потолку робкие ростки.</w:t>
+        <w:t>Нуболиды потихоньку приходили в себя после бранка. Из алой массы на дне камеры потянулись к потолку робкие ростки.</w:t>
       </w:r>
     </w:p>
     <w:p>
@@ -11935,15 +11398,7 @@
     </w:p>
     <w:p>
       <w:r>
-        <w:t xml:space="preserve">— К сожалению, мы до сих пор знаем о </w:t>
-      </w:r>
-      <w:proofErr w:type="spellStart"/>
-      <w:r>
-        <w:t>нуболидах</w:t>
-      </w:r>
-      <w:proofErr w:type="spellEnd"/>
-      <w:r>
-        <w:t xml:space="preserve"> не так много, — вздохнул Марутян. —</w:t>
+        <w:t>— К сожалению, мы до сих пор знаем о нуболидах не так много, — вздохнул Марутян. —</w:t>
       </w:r>
       <w:r>
         <w:t xml:space="preserve"> </w:t>
@@ -12179,15 +11634,7 @@
         <w:t>у игрушечного болванчика</w:t>
       </w:r>
       <w:r>
-        <w:t xml:space="preserve">. — Я ровным счётом ничего не чувствую! А вы, если захотите, то, конечно, почувствуете. Самовнушение — великая сила! Я же опираюсь на факты. Нет в </w:t>
-      </w:r>
-      <w:proofErr w:type="spellStart"/>
-      <w:r>
-        <w:t>нуболидах</w:t>
-      </w:r>
-      <w:proofErr w:type="spellEnd"/>
-      <w:r>
-        <w:t xml:space="preserve"> никакой магии, и камера содержания их полностью изолирует.</w:t>
+        <w:t>. — Я ровным счётом ничего не чувствую! А вы, если захотите, то, конечно, почувствуете. Самовнушение — великая сила! Я же опираюсь на факты. Нет в нуболидах никакой магии, и камера содержания их полностью изолирует.</w:t>
       </w:r>
     </w:p>
     <w:p>
@@ -12653,15 +12100,7 @@
     </w:p>
     <w:p>
       <w:r>
-        <w:t xml:space="preserve">— Сергей Акимов, — сказал я. — Это же отец Веры из </w:t>
-      </w:r>
-      <w:proofErr w:type="spellStart"/>
-      <w:r>
-        <w:t>химлаба</w:t>
-      </w:r>
-      <w:proofErr w:type="spellEnd"/>
-      <w:r>
-        <w:t>?</w:t>
+        <w:t>— Сергей Акимов, — сказал я. — Это же отец Веры из химлаба?</w:t>
       </w:r>
     </w:p>
     <w:p>
@@ -12807,11 +12246,9 @@
       <w:r>
         <w:t xml:space="preserve">Марутян продолжал рассуждать о </w:t>
       </w:r>
-      <w:proofErr w:type="spellStart"/>
       <w:r>
         <w:t>нуболидах</w:t>
       </w:r>
-      <w:proofErr w:type="spellEnd"/>
       <w:r>
         <w:t xml:space="preserve">, собирая пальцами складки на лбу, </w:t>
       </w:r>
@@ -12960,15 +12397,7 @@
     </w:p>
     <w:p>
       <w:r>
-        <w:t>— Да, — хмыкнул Майоров. — Неплохое шоу, и зверушки дрессированные. Команду «</w:t>
-      </w:r>
-      <w:proofErr w:type="spellStart"/>
-      <w:r>
-        <w:t>бранк</w:t>
-      </w:r>
-      <w:proofErr w:type="spellEnd"/>
-      <w:r>
-        <w:t>» даже выучили.</w:t>
+        <w:t>— Да, — хмыкнул Майоров. — Неплохое шоу, и зверушки дрессированные. Команду «бранк» даже выучили.</w:t>
       </w:r>
     </w:p>
     <w:p>
@@ -13271,13 +12700,8 @@
     </w:p>
     <w:p>
       <w:r>
-        <w:t xml:space="preserve">В конце дня Марутян решил провести ещё один эксперимент с </w:t>
-      </w:r>
-      <w:proofErr w:type="spellStart"/>
-      <w:r>
-        <w:t>нуболидами</w:t>
-      </w:r>
-      <w:proofErr w:type="spellEnd"/>
+        <w:t>В конце дня Марутян решил провести ещё один эксперимент с нуболидами</w:t>
+      </w:r>
       <w:r>
         <w:t>.</w:t>
       </w:r>
@@ -13600,15 +13024,7 @@
         <w:t>, к счастью,</w:t>
       </w:r>
       <w:r>
-        <w:t xml:space="preserve"> вспомнил о сбоях в </w:t>
-      </w:r>
-      <w:proofErr w:type="spellStart"/>
-      <w:r>
-        <w:t>гравитонной</w:t>
-      </w:r>
-      <w:proofErr w:type="spellEnd"/>
-      <w:r>
-        <w:t xml:space="preserve"> камере.</w:t>
+        <w:t xml:space="preserve"> вспомнил о сбоях в гравитонной камере.</w:t>
       </w:r>
     </w:p>
     <w:p>
@@ -13743,15 +13159,7 @@
     </w:p>
     <w:p>
       <w:r>
-        <w:t xml:space="preserve">— Ну так, — лениво отозвалась Вера, — </w:t>
-      </w:r>
-      <w:proofErr w:type="spellStart"/>
-      <w:r>
-        <w:t>полистываю</w:t>
-      </w:r>
-      <w:proofErr w:type="spellEnd"/>
-      <w:r>
-        <w:t>. Вы же нам это зачем-то привозите. Может, там что-то важное произошло на Земле, пока меня не было. Коммунизм, например, построили.</w:t>
+        <w:t>— Ну так, — лениво отозвалась Вера, — полистываю. Вы же нам это зачем-то привозите. Может, там что-то важное произошло на Земле, пока меня не было. Коммунизм, например, построили.</w:t>
       </w:r>
     </w:p>
     <w:p>
@@ -14254,15 +13662,7 @@
     </w:p>
     <w:p>
       <w:r>
-        <w:t xml:space="preserve">Меня выбросило из этого кошмара, как из </w:t>
-      </w:r>
-      <w:proofErr w:type="spellStart"/>
-      <w:r>
-        <w:t>бранка</w:t>
-      </w:r>
-      <w:proofErr w:type="spellEnd"/>
-      <w:r>
-        <w:t xml:space="preserve"> — я открыл глаза в темноту, лёгкие разрывало от апноэ. Пощёлкали закрытые тенью датчики, и медленно, как электрический восход, разгорелись лампы. Треклятая муха злорадно прожужжала над ухом.</w:t>
+        <w:t>Меня выбросило из этого кошмара, как из бранка — я открыл глаза в темноту, лёгкие разрывало от апноэ. Пощёлкали закрытые тенью датчики, и медленно, как электрический восход, разгорелись лампы. Треклятая муха злорадно прожужжала над ухом.</w:t>
       </w:r>
     </w:p>
     <w:p>
@@ -14278,15 +13678,7 @@
         <w:t>бил</w:t>
       </w:r>
       <w:r>
-        <w:t xml:space="preserve"> сквозь веки. На языке тихо таял солоноватый привкус крови — я </w:t>
-      </w:r>
-      <w:proofErr w:type="spellStart"/>
-      <w:r>
-        <w:t>раскусал</w:t>
-      </w:r>
-      <w:proofErr w:type="spellEnd"/>
-      <w:r>
-        <w:t xml:space="preserve"> себе во сне губу. В уши врезался яростный трезвон сигнала к побудке.</w:t>
+        <w:t xml:space="preserve"> сквозь веки. На языке тихо таял солоноватый привкус крови — я раскусал себе во сне губу. В уши врезался яростный трезвон сигнала к побудке.</w:t>
       </w:r>
     </w:p>
     <w:p>
@@ -14444,15 +13836,7 @@
     </w:p>
     <w:p>
       <w:r>
-        <w:t xml:space="preserve">Я закрыл глаза и несколько раз медленно вздохнул. У космонавтов после долгого </w:t>
-      </w:r>
-      <w:proofErr w:type="spellStart"/>
-      <w:r>
-        <w:t>бранка</w:t>
-      </w:r>
-      <w:proofErr w:type="spellEnd"/>
-      <w:r>
-        <w:t xml:space="preserve"> часто случаются галлюцинации. Недели непрекращающихся кошмаров оставляют в сознании рубец.</w:t>
+        <w:t>Я закрыл глаза и несколько раз медленно вздохнул. У космонавтов после долгого бранка часто случаются галлюцинации. Недели непрекращающихся кошмаров оставляют в сознании рубец.</w:t>
       </w:r>
     </w:p>
     <w:p>
@@ -15199,15 +14583,7 @@
     </w:p>
     <w:p>
       <w:r>
-        <w:t xml:space="preserve">— Сергей Владимирович, — пробормотал я, — со мной всё в порядке. Я готов ответить на все вопросы, — и тут же спросил сам: — Что с </w:t>
-      </w:r>
-      <w:proofErr w:type="spellStart"/>
-      <w:r>
-        <w:t>Марутяном</w:t>
-      </w:r>
-      <w:proofErr w:type="spellEnd"/>
-      <w:r>
-        <w:t>? Он жив?</w:t>
+        <w:t>— Сергей Владимирович, — пробормотал я, — со мной всё в порядке. Я готов ответить на все вопросы, — и тут же спросил сам: — Что с Марутяном? Он жив?</w:t>
       </w:r>
     </w:p>
     <w:p>
@@ -15235,15 +14611,7 @@
     </w:p>
     <w:p>
       <w:r>
-        <w:t xml:space="preserve">— Константин Игоревич, — Лысанов показал </w:t>
-      </w:r>
-      <w:proofErr w:type="spellStart"/>
-      <w:r>
-        <w:t>Мицюкину</w:t>
-      </w:r>
-      <w:proofErr w:type="spellEnd"/>
-      <w:r>
-        <w:t xml:space="preserve"> завёрнутую в целлофан ручку, — без экспертизы я, конечно, судить не берусь, но похоже, что это и есть орудие убийства.</w:t>
+        <w:t>— Константин Игоревич, — Лысанов показал Мицюкину завёрнутую в целлофан ручку, — без экспертизы я, конечно, судить не берусь, но похоже, что это и есть орудие убийства.</w:t>
       </w:r>
     </w:p>
     <w:p>
@@ -15340,15 +14708,7 @@
     </w:p>
     <w:p>
       <w:r>
-        <w:t xml:space="preserve">— Значит, — Лысанов ещё раз показал </w:t>
-      </w:r>
-      <w:proofErr w:type="spellStart"/>
-      <w:r>
-        <w:t>Мицюкину</w:t>
-      </w:r>
-      <w:proofErr w:type="spellEnd"/>
-      <w:r>
-        <w:t xml:space="preserve"> ручку, — орудие убийства было у Марутяна.</w:t>
+        <w:t>— Значит, — Лысанов ещё раз показал Мицюкину ручку, — орудие убийства было у Марутяна.</w:t>
       </w:r>
     </w:p>
     <w:p>
@@ -15369,15 +14729,7 @@
     </w:p>
     <w:p>
       <w:r>
-        <w:t xml:space="preserve">— Перекройте здесь всё, — раздался за спиной голос </w:t>
-      </w:r>
-      <w:proofErr w:type="spellStart"/>
-      <w:r>
-        <w:t>Мицюкина</w:t>
-      </w:r>
-      <w:proofErr w:type="spellEnd"/>
-      <w:r>
-        <w:t>, — и кровь у обоих на анализ. Будем разбираться.</w:t>
+        <w:t>— Перекройте здесь всё, — раздался за спиной голос Мицюкина, — и кровь у обоих на анализ. Будем разбираться.</w:t>
       </w:r>
     </w:p>
     <w:p>
@@ -15550,15 +14902,7 @@
     </w:p>
     <w:p>
       <w:r>
-        <w:t xml:space="preserve">— Болит, — признался я. — Но она уже несколько дней болит. Я думал, это последствия </w:t>
-      </w:r>
-      <w:proofErr w:type="spellStart"/>
-      <w:r>
-        <w:t>бранка</w:t>
-      </w:r>
-      <w:proofErr w:type="spellEnd"/>
-      <w:r>
-        <w:t>.</w:t>
+        <w:t>— Болит, — признался я. — Но она уже несколько дней болит. Я думал, это последствия бранка.</w:t>
       </w:r>
     </w:p>
     <w:p>
@@ -16120,15 +15464,7 @@
         <w:t>требовало</w:t>
       </w:r>
       <w:r>
-        <w:t xml:space="preserve"> ленивой невесомости </w:t>
-      </w:r>
-      <w:proofErr w:type="spellStart"/>
-      <w:r>
-        <w:t>бранка</w:t>
-      </w:r>
-      <w:proofErr w:type="spellEnd"/>
-      <w:r>
-        <w:t>.</w:t>
+        <w:t xml:space="preserve"> ленивой невесомости бранка.</w:t>
       </w:r>
     </w:p>
     <w:p>
@@ -16459,15 +15795,7 @@
     </w:p>
     <w:p>
       <w:r>
-        <w:t xml:space="preserve">— Качкой? — смутился Алексин. — Тоже скажешь! — Он перевернул мыском расколовшийся корпус диспенсера и покачал головой. — Это сбои такие в </w:t>
-      </w:r>
-      <w:proofErr w:type="spellStart"/>
-      <w:r>
-        <w:t>гравитонных</w:t>
-      </w:r>
-      <w:proofErr w:type="spellEnd"/>
-      <w:r>
-        <w:t xml:space="preserve"> камерах. Говорят, они тут с самого первого дня. Ошибок в логах нет, никак починить не можем. Достаёт страшно. — Он потёр грудь </w:t>
+        <w:t xml:space="preserve">— Качкой? — смутился Алексин. — Тоже скажешь! — Он перевернул мыском расколовшийся корпус диспенсера и покачал головой. — Это сбои такие в гравитонных камерах. Говорят, они тут с самого первого дня. Ошибок в логах нет, никак починить не можем. Достаёт страшно. — Он потёр грудь </w:t>
       </w:r>
       <w:r>
         <w:t>ладонью</w:t>
@@ -16589,15 +15917,7 @@
         <w:t xml:space="preserve">но </w:t>
       </w:r>
       <w:r>
-        <w:t xml:space="preserve">объём поменьше. Хотя смысл, если диспенсер такой же? — Алексин задумчиво пожевал губы. — Думаешь, их </w:t>
-      </w:r>
-      <w:proofErr w:type="spellStart"/>
-      <w:r>
-        <w:t>траванул</w:t>
-      </w:r>
-      <w:proofErr w:type="spellEnd"/>
-      <w:r>
-        <w:t xml:space="preserve"> кто-то?</w:t>
+        <w:t>объём поменьше. Хотя смысл, если диспенсер такой же? — Алексин задумчиво пожевал губы. — Думаешь, их траванул кто-то?</w:t>
       </w:r>
     </w:p>
     <w:p>
@@ -16992,15 +16312,7 @@
         <w:t>должно</w:t>
       </w:r>
       <w:r>
-        <w:t xml:space="preserve">. Все договорённости у меня были с </w:t>
-      </w:r>
-      <w:proofErr w:type="spellStart"/>
-      <w:r>
-        <w:t>Марутяном</w:t>
-      </w:r>
-      <w:proofErr w:type="spellEnd"/>
-      <w:r>
-        <w:t xml:space="preserve">. И ситуация была другая, если ты не заметил. Сейчас </w:t>
+        <w:t xml:space="preserve">. Все договорённости у меня были с Марутяном. И ситуация была другая, если ты не заметил. Сейчас </w:t>
       </w:r>
       <w:r>
         <w:t xml:space="preserve">вся </w:t>
@@ -17017,13 +16329,8 @@
     </w:p>
     <w:p>
       <w:r>
-        <w:t xml:space="preserve">— Хорошо. — Я подумал, что вряд ли буду скучать по </w:t>
-      </w:r>
-      <w:proofErr w:type="spellStart"/>
-      <w:r>
-        <w:t>нуболидам</w:t>
-      </w:r>
-      <w:proofErr w:type="spellEnd"/>
+        <w:t>— Хорошо. — Я подумал, что вряд ли буду скучать по нуболидам</w:t>
+      </w:r>
       <w:r>
         <w:t xml:space="preserve"> с их бешеными плясками под дымовой завесой.</w:t>
       </w:r>
@@ -17105,15 +16412,7 @@
     </w:p>
     <w:p>
       <w:r>
-        <w:t xml:space="preserve">— Медики так-то с нами не шибко охотнее </w:t>
-      </w:r>
-      <w:proofErr w:type="spellStart"/>
-      <w:r>
-        <w:t>Мицюкина</w:t>
-      </w:r>
-      <w:proofErr w:type="spellEnd"/>
-      <w:r>
-        <w:t xml:space="preserve"> общаются, — сказал Керман.</w:t>
+        <w:t>— Медики так-то с нами не шибко охотнее Мицюкина общаются, — сказал Керман.</w:t>
       </w:r>
     </w:p>
     <w:p>
@@ -17214,15 +16513,7 @@
     <w:p>
       <w:r>
         <w:lastRenderedPageBreak/>
-        <w:t xml:space="preserve">— Я себя плохо чувствовал, — сказал я. — Тяжело прихожу в себя после </w:t>
-      </w:r>
-      <w:proofErr w:type="spellStart"/>
-      <w:r>
-        <w:t>бранка</w:t>
-      </w:r>
-      <w:proofErr w:type="spellEnd"/>
-      <w:r>
-        <w:t>.</w:t>
+        <w:t>— Я себя плохо чувствовал, — сказал я. — Тяжело прихожу в себя после бранка.</w:t>
       </w:r>
     </w:p>
     <w:p>
@@ -17571,15 +16862,7 @@
     </w:p>
     <w:p>
       <w:r>
-        <w:t xml:space="preserve">Слышались голоса, шипели и клацали двери. Рядом с лифтом я едва не столкнулся с </w:t>
-      </w:r>
-      <w:proofErr w:type="spellStart"/>
-      <w:r>
-        <w:t>Мицюкиным</w:t>
-      </w:r>
-      <w:proofErr w:type="spellEnd"/>
-      <w:r>
-        <w:t>, рассеянным и потерянным, как бы выброшенным из привычной колеи. Мицюкин ухватился за меня взглядом, но ничего не сказал и молча прошёл мимо.</w:t>
+        <w:t>Слышались голоса, шипели и клацали двери. Рядом с лифтом я едва не столкнулся с Мицюкиным, рассеянным и потерянным, как бы выброшенным из привычной колеи. Мицюкин ухватился за меня взглядом, но ничего не сказал и молча прошёл мимо.</w:t>
       </w:r>
     </w:p>
     <w:p>
@@ -18067,15 +17350,7 @@
     </w:p>
     <w:p>
       <w:r>
-        <w:t xml:space="preserve">— И вы её никому не показывали? Надо было отдать записку </w:t>
-      </w:r>
-      <w:proofErr w:type="spellStart"/>
-      <w:r>
-        <w:t>Мицюкину</w:t>
-      </w:r>
-      <w:proofErr w:type="spellEnd"/>
-      <w:r>
-        <w:t>, он ведёт расследование и…</w:t>
+        <w:t>— И вы её никому не показывали? Надо было отдать записку Мицюкину, он ведёт расследование и…</w:t>
       </w:r>
     </w:p>
     <w:p>
@@ -18390,23 +17665,7 @@
     </w:p>
     <w:p>
       <w:r>
-        <w:t xml:space="preserve">— «Минск» знаю. — Мерцель поёжилась и провела по плечу ладонью, смахивая невидимое насекомое. — «Минск» все знают. Кто же не знает «Минск»? Правильно, его все знают. Ты не переживай, Олег! Будет ещё шанс сделать снимок на память. Красивый яркий снимок на память. Правильно я говорю? «Минск» — корабль новый, вовсю ещё летает. Это вот «Мурманск» давно списали. Он и тогда уже был старой развалиной. — Уголки губ у Мерцель задрожали. — Помню, сбои были в </w:t>
-      </w:r>
-      <w:proofErr w:type="spellStart"/>
-      <w:r>
-        <w:t>гравитонной</w:t>
-      </w:r>
-      <w:proofErr w:type="spellEnd"/>
-      <w:r>
-        <w:t xml:space="preserve"> камере. — Мерцель провела по лицу ладонью и вдруг стёрла всякое выражение — скорбь, усталость, печаль. Осталась бледная белая маска. — Сбои в </w:t>
-      </w:r>
-      <w:proofErr w:type="spellStart"/>
-      <w:r>
-        <w:t>гравитонной</w:t>
-      </w:r>
-      <w:proofErr w:type="spellEnd"/>
-      <w:r>
-        <w:t xml:space="preserve"> камере. Правильно, да? Это вот когда идёшь ты по коридору, не трогаешь никого, а тебя на стены швыряет. Или на потолок.</w:t>
+        <w:t>— «Минск» знаю. — Мерцель поёжилась и провела по плечу ладонью, смахивая невидимое насекомое. — «Минск» все знают. Кто же не знает «Минск»? Правильно, его все знают. Ты не переживай, Олег! Будет ещё шанс сделать снимок на память. Красивый яркий снимок на память. Правильно я говорю? «Минск» — корабль новый, вовсю ещё летает. Это вот «Мурманск» давно списали. Он и тогда уже был старой развалиной. — Уголки губ у Мерцель задрожали. — Помню, сбои были в гравитонной камере. — Мерцель провела по лицу ладонью и вдруг стёрла всякое выражение — скорбь, усталость, печаль. Осталась бледная белая маска. — Сбои в гравитонной камере. Правильно, да? Это вот когда идёшь ты по коридору, не трогаешь никого, а тебя на стены швыряет. Или на потолок.</w:t>
       </w:r>
     </w:p>
     <w:p>
@@ -18890,15 +18149,7 @@
         <w:t>,</w:t>
       </w:r>
       <w:r>
-        <w:t xml:space="preserve"> когда моложе была, вообще ничего не боялась. Все вокруг боялись чего-то, боялись того, что будет завтра, того, что было вчера. Боялись пустоты, темноты, расстояний. Боялись балка, бреда, </w:t>
-      </w:r>
-      <w:proofErr w:type="spellStart"/>
-      <w:r>
-        <w:t>политкора</w:t>
-      </w:r>
-      <w:proofErr w:type="spellEnd"/>
-      <w:r>
-        <w:t>, яркого света. А я не боялась. Правильно я говорю, Олег?</w:t>
+        <w:t xml:space="preserve"> когда моложе была, вообще ничего не боялась. Все вокруг боялись чего-то, боялись того, что будет завтра, того, что было вчера. Боялись пустоты, темноты, расстояний. Боялись балка, бреда, политкора, яркого света. А я не боялась. Правильно я говорю, Олег?</w:t>
       </w:r>
     </w:p>
     <w:p>
@@ -19372,15 +18623,7 @@
         <w:t xml:space="preserve">мы </w:t>
       </w:r>
       <w:r>
-        <w:t xml:space="preserve">как-нибудь ещё поговорим о </w:t>
-      </w:r>
-      <w:proofErr w:type="spellStart"/>
-      <w:r>
-        <w:t>нуболидах</w:t>
-      </w:r>
-      <w:proofErr w:type="spellEnd"/>
-      <w:r>
-        <w:t>. Времени у нас много.</w:t>
+        <w:t>как-нибудь ещё поговорим о нуболидах. Времени у нас много.</w:t>
       </w:r>
     </w:p>
     <w:p>
@@ -19597,15 +18840,7 @@
         <w:t>В</w:t>
       </w:r>
       <w:r>
-        <w:t xml:space="preserve">ижу кошмар, как в </w:t>
-      </w:r>
-      <w:proofErr w:type="spellStart"/>
-      <w:r>
-        <w:t>бранке</w:t>
-      </w:r>
-      <w:proofErr w:type="spellEnd"/>
-      <w:r>
-        <w:t xml:space="preserve">, только вместо </w:t>
+        <w:t xml:space="preserve">ижу кошмар, как в бранке, только вместо </w:t>
       </w:r>
       <w:r>
         <w:t>фрактального озера</w:t>
@@ -20199,15 +19434,7 @@
     </w:p>
     <w:p>
       <w:r>
-        <w:t xml:space="preserve">Я подумал, что опять произошёл сбой в </w:t>
-      </w:r>
-      <w:proofErr w:type="spellStart"/>
-      <w:r>
-        <w:t>гравитонной</w:t>
-      </w:r>
-      <w:proofErr w:type="spellEnd"/>
-      <w:r>
-        <w:t xml:space="preserve"> камере.</w:t>
+        <w:t>Я подумал, что опять произошёл сбой в гравитонной камере.</w:t>
       </w:r>
     </w:p>
     <w:p>
@@ -20747,15 +19974,7 @@
     </w:p>
     <w:p>
       <w:r>
-        <w:t xml:space="preserve">— Я плохо помню, — сказал я. — Она просила зайти к ней, поговорить о </w:t>
-      </w:r>
-      <w:proofErr w:type="spellStart"/>
-      <w:r>
-        <w:t>нуболидах</w:t>
-      </w:r>
-      <w:proofErr w:type="spellEnd"/>
-      <w:r>
-        <w:t>. А потом…</w:t>
+        <w:t>— Я плохо помню, — сказал я. — Она просила зайти к ней, поговорить о нуболидах. А потом…</w:t>
       </w:r>
     </w:p>
     <w:p>
@@ -20879,15 +20098,7 @@
     </w:p>
     <w:p>
       <w:r>
-        <w:t xml:space="preserve">— Мерцель пригласила меня к себе, чтобы поговорить о </w:t>
-      </w:r>
-      <w:proofErr w:type="spellStart"/>
-      <w:r>
-        <w:t>нуболидах</w:t>
-      </w:r>
-      <w:proofErr w:type="spellEnd"/>
-      <w:r>
-        <w:t>. Или нет. Она хотела мне что-то показать. Записку.</w:t>
+        <w:t>— Мерцель пригласила меня к себе, чтобы поговорить о нуболидах. Или нет. Она хотела мне что-то показать. Записку.</w:t>
       </w:r>
     </w:p>
     <w:p>
@@ -20967,15 +20178,7 @@
         <w:t xml:space="preserve"> сейчас</w:t>
       </w:r>
       <w:r>
-        <w:t xml:space="preserve"> уложат на каталку и увезут, громыхая по металлическому полу </w:t>
-      </w:r>
-      <w:proofErr w:type="spellStart"/>
-      <w:r>
-        <w:t>восьмерящими</w:t>
-      </w:r>
-      <w:proofErr w:type="spellEnd"/>
-      <w:r>
-        <w:t xml:space="preserve"> колёсами, в пропахшую смертью операционную.</w:t>
+        <w:t xml:space="preserve"> уложат на каталку и увезут, громыхая по металлическому полу восьмерящими колёсами, в пропахшую смертью операционную.</w:t>
       </w:r>
     </w:p>
     <w:p>
@@ -20990,15 +20193,7 @@
     </w:p>
     <w:p>
       <w:r>
-        <w:t xml:space="preserve">Мицюкин скривился, но промолчал. Я вдруг подумал о Майорове — странно, что он ещё не ворвался в </w:t>
-      </w:r>
-      <w:proofErr w:type="spellStart"/>
-      <w:r>
-        <w:t>медотсек</w:t>
-      </w:r>
-      <w:proofErr w:type="spellEnd"/>
-      <w:r>
-        <w:t xml:space="preserve"> и не потребовал объяснений, тряся папкой с какими-нибудь захватанными отчётами, трассировками, </w:t>
+        <w:t xml:space="preserve">Мицюкин скривился, но промолчал. Я вдруг подумал о Майорове — странно, что он ещё не ворвался в медотсек и не потребовал объяснений, тряся папкой с какими-нибудь захватанными отчётами, трассировками, </w:t>
       </w:r>
       <w:r>
         <w:lastRenderedPageBreak/>
@@ -21242,15 +20437,7 @@
     </w:p>
     <w:p>
       <w:r>
-        <w:t xml:space="preserve">Я не сомневался, что увижу скрюченного от ярости </w:t>
-      </w:r>
-      <w:proofErr w:type="spellStart"/>
-      <w:r>
-        <w:t>Мицюкина</w:t>
-      </w:r>
-      <w:proofErr w:type="spellEnd"/>
-      <w:r>
-        <w:t xml:space="preserve">, который вцепится в меня холодными пальцами и утащит в тайную тюрьму, но в отсек </w:t>
+        <w:t xml:space="preserve">Я не сомневался, что увижу скрюченного от ярости Мицюкина, который вцепится в меня холодными пальцами и утащит в тайную тюрьму, но в отсек </w:t>
       </w:r>
       <w:r>
         <w:t>воровато</w:t>
@@ -21383,15 +20570,7 @@
     </w:p>
     <w:p>
       <w:r>
-        <w:t xml:space="preserve">— От дерготни </w:t>
-      </w:r>
-      <w:proofErr w:type="spellStart"/>
-      <w:r>
-        <w:t>Мицюкина</w:t>
-      </w:r>
-      <w:proofErr w:type="spellEnd"/>
-      <w:r>
-        <w:t xml:space="preserve"> лучше не становится. Хорошо хоть Майорова сразу положили, а то бы </w:t>
+        <w:t xml:space="preserve">— От дерготни Мицюкина лучше не становится. Хорошо хоть Майорова сразу положили, а то бы </w:t>
       </w:r>
       <w:r>
         <w:t xml:space="preserve">они </w:t>
@@ -21588,15 +20767,7 @@
         <w:t>обожгло</w:t>
       </w:r>
       <w:r>
-        <w:t xml:space="preserve"> металлическим холодом. Я сделал осторожный шаг, и в этот момент отсек тряхнуло — </w:t>
-      </w:r>
-      <w:proofErr w:type="spellStart"/>
-      <w:r>
-        <w:t>гравитонный</w:t>
-      </w:r>
-      <w:proofErr w:type="spellEnd"/>
-      <w:r>
-        <w:t xml:space="preserve"> привод опять решил поиздеваться над вестибулярным аппаратом.</w:t>
+        <w:t xml:space="preserve"> металлическим холодом. Я сделал осторожный шаг, и в этот момент отсек тряхнуло — гравитонный привод опять решил поиздеваться над вестибулярным аппаратом.</w:t>
       </w:r>
     </w:p>
     <w:p>
@@ -22308,15 +21479,7 @@
     </w:p>
     <w:p>
       <w:r>
-        <w:t xml:space="preserve">— В </w:t>
-      </w:r>
-      <w:proofErr w:type="spellStart"/>
-      <w:r>
-        <w:t>нуболидах</w:t>
-      </w:r>
-      <w:proofErr w:type="spellEnd"/>
-      <w:r>
-        <w:t>?</w:t>
+        <w:t>— В нуболидах?</w:t>
       </w:r>
     </w:p>
     <w:p>
@@ -22544,15 +21707,7 @@
     </w:p>
     <w:p>
       <w:r>
-        <w:t xml:space="preserve">Больше мы ни о чём не говорили. Вопросов было много, сердце взволнованно ёрзало в груди, когда я думал о токсине или </w:t>
-      </w:r>
-      <w:proofErr w:type="spellStart"/>
-      <w:r>
-        <w:t>нуболидах</w:t>
-      </w:r>
-      <w:proofErr w:type="spellEnd"/>
-      <w:r>
-        <w:t>, однако нужные слова не приходили в голову.</w:t>
+        <w:t>Больше мы ни о чём не говорили. Вопросов было много, сердце взволнованно ёрзало в груди, когда я думал о токсине или нуболидах, однако нужные слова не приходили в голову.</w:t>
       </w:r>
     </w:p>
     <w:p>
@@ -22980,15 +22135,7 @@
     </w:p>
     <w:p>
       <w:r>
-        <w:t xml:space="preserve">— Родители есть, — сказал я, — но я их редко последнее время навещаю. Нехорошо это, конечно. Надо будет обязательно съездить в </w:t>
-      </w:r>
-      <w:proofErr w:type="spellStart"/>
-      <w:r>
-        <w:t>Стальск</w:t>
-      </w:r>
-      <w:proofErr w:type="spellEnd"/>
-      <w:r>
-        <w:t>, когда вернусь. Если вернусь, — добавил я.</w:t>
+        <w:t>— Родители есть, — сказал я, — но я их редко последнее время навещаю. Нехорошо это, конечно. Надо будет обязательно съездить в Стальск, когда вернусь. Если вернусь, — добавил я.</w:t>
       </w:r>
     </w:p>
     <w:p>
@@ -23003,15 +22150,7 @@
     </w:p>
     <w:p>
       <w:r>
-        <w:t xml:space="preserve">— </w:t>
-      </w:r>
-      <w:proofErr w:type="spellStart"/>
-      <w:r>
-        <w:t>Стальск</w:t>
-      </w:r>
-      <w:proofErr w:type="spellEnd"/>
-      <w:r>
-        <w:t xml:space="preserve">… </w:t>
+        <w:t xml:space="preserve">— Стальск… </w:t>
       </w:r>
       <w:r>
         <w:t xml:space="preserve">— проговорила Вера. — </w:t>
@@ -23022,15 +22161,7 @@
     </w:p>
     <w:p>
       <w:r>
-        <w:t xml:space="preserve">— Вряд ли, — сказал я. — Их много, </w:t>
-      </w:r>
-      <w:proofErr w:type="spellStart"/>
-      <w:r>
-        <w:t>Стальсков</w:t>
-      </w:r>
-      <w:proofErr w:type="spellEnd"/>
-      <w:r>
-        <w:t xml:space="preserve"> этих. Мой — двенадцатый по счёту.</w:t>
+        <w:t>— Вряд ли, — сказал я. — Их много, Стальсков этих. Мой — двенадцатый по счёту.</w:t>
       </w:r>
     </w:p>
     <w:p>
@@ -23576,15 +22707,7 @@
     </w:p>
     <w:p>
       <w:r>
-        <w:t xml:space="preserve">Внутри меня что-то забурлило. Всё вокруг — синий глаз иллюминатора, затянутые тенью стены, потолок и маленькая фотография у кровати — закачалось в такт возбуждённому дыханию. Я сорвал с неё блузку. </w:t>
-      </w:r>
-      <w:proofErr w:type="spellStart"/>
-      <w:r>
-        <w:t>Заклацали</w:t>
-      </w:r>
-      <w:proofErr w:type="spellEnd"/>
-      <w:r>
-        <w:t xml:space="preserve"> по полу, как россыпь жемчужинок, вылетевшие пуговицы — и рассеянно разбежались по сторонам.</w:t>
+        <w:t>Внутри меня что-то забурлило. Всё вокруг — синий глаз иллюминатора, затянутые тенью стены, потолок и маленькая фотография у кровати — закачалось в такт возбуждённому дыханию. Я сорвал с неё блузку. Заклацали по полу, как россыпь жемчужинок, вылетевшие пуговицы — и рассеянно разбежались по сторонам.</w:t>
       </w:r>
     </w:p>
     <w:p>
@@ -23592,7 +22715,6 @@
         <w:lastRenderedPageBreak/>
         <w:t xml:space="preserve">— От тебя пахнет кровью и фурацилином. — Вера слегка отодвинулась, откинула голову и посмотрела сквозь прищуренные веки, едва заметно улыбаясь. — А ещё </w:t>
       </w:r>
-      <w:proofErr w:type="spellStart"/>
       <w:r>
         <w:t>по</w:t>
       </w:r>
@@ -23602,7 +22724,6 @@
       <w:r>
         <w:t>том</w:t>
       </w:r>
-      <w:proofErr w:type="spellEnd"/>
       <w:r>
         <w:t>.</w:t>
       </w:r>
@@ -23675,15 +22796,7 @@
     </w:p>
     <w:p>
       <w:r>
-        <w:t xml:space="preserve">Первый полёт в космос. Первый </w:t>
-      </w:r>
-      <w:proofErr w:type="spellStart"/>
-      <w:r>
-        <w:t>бранк</w:t>
-      </w:r>
-      <w:proofErr w:type="spellEnd"/>
-      <w:r>
-        <w:t>. Первый сон во время перехода. Знакомство с ней.</w:t>
+        <w:t>Первый полёт в космос. Первый бранк. Первый сон во время перехода. Знакомство с ней.</w:t>
       </w:r>
     </w:p>
     <w:p>
@@ -23698,15 +22811,7 @@
     </w:p>
     <w:p>
       <w:r>
-        <w:t xml:space="preserve">— Сейчас мне кажется, что </w:t>
-      </w:r>
-      <w:proofErr w:type="gramStart"/>
-      <w:r>
-        <w:t>самое хорошее</w:t>
-      </w:r>
-      <w:proofErr w:type="gramEnd"/>
-      <w:r>
-        <w:t>, что было у меня в жизни — это ты, — сказал я.</w:t>
+        <w:t>— Сейчас мне кажется, что самое хорошее, что было у меня в жизни — это ты, — сказал я.</w:t>
       </w:r>
     </w:p>
     <w:p>
@@ -23760,13 +22865,8 @@
       </w:r>
     </w:p>
     <w:p>
-      <w:proofErr w:type="spellStart"/>
-      <w:r>
-        <w:t>Пшикнул</w:t>
-      </w:r>
-      <w:proofErr w:type="spellEnd"/>
-      <w:r>
-        <w:t xml:space="preserve"> диспенсер, зажурчала в кружке вода.</w:t>
+      <w:r>
+        <w:t>Пшикнул диспенсер, зажурчала в кружке вода.</w:t>
       </w:r>
     </w:p>
     <w:p>
@@ -24035,15 +23135,7 @@
         <w:t xml:space="preserve">Какая разница, сколько лет изучаем? </w:t>
       </w:r>
       <w:r>
-        <w:t xml:space="preserve">Я вообще в </w:t>
-      </w:r>
-      <w:proofErr w:type="spellStart"/>
-      <w:r>
-        <w:t>химлабе</w:t>
-      </w:r>
-      <w:proofErr w:type="spellEnd"/>
-      <w:r>
-        <w:t xml:space="preserve"> сижу, откуда мне знать?</w:t>
+        <w:t>Я вообще в химлабе сижу, откуда мне знать?</w:t>
       </w:r>
     </w:p>
     <w:p>
@@ -24123,15 +23215,7 @@
     </w:p>
     <w:p>
       <w:r>
-        <w:t xml:space="preserve">Сбой в </w:t>
-      </w:r>
-      <w:proofErr w:type="spellStart"/>
-      <w:r>
-        <w:t>гравитонной</w:t>
-      </w:r>
-      <w:proofErr w:type="spellEnd"/>
-      <w:r>
-        <w:t xml:space="preserve"> камере?</w:t>
+        <w:t>Сбой в гравитонной камере?</w:t>
       </w:r>
     </w:p>
     <w:p>
@@ -24634,13 +23718,8 @@
       </w:r>
     </w:p>
     <w:p>
-      <w:proofErr w:type="spellStart"/>
-      <w:r>
-        <w:t>Гравитонный</w:t>
-      </w:r>
-      <w:proofErr w:type="spellEnd"/>
-      <w:r>
-        <w:t xml:space="preserve"> привод едва работал.</w:t>
+      <w:r>
+        <w:t>Гравитонный привод едва работал.</w:t>
       </w:r>
     </w:p>
     <w:p>
@@ -24729,15 +23808,7 @@
     </w:p>
     <w:p>
       <w:r>
-        <w:t xml:space="preserve">Глаза мои уже немного привыкли к расходящейся тряске и мелькающему свету. Я узнал искривлённое лицо </w:t>
-      </w:r>
-      <w:proofErr w:type="spellStart"/>
-      <w:r>
-        <w:t>Мицюкина</w:t>
-      </w:r>
-      <w:proofErr w:type="spellEnd"/>
-      <w:r>
-        <w:t xml:space="preserve">, который </w:t>
+        <w:t xml:space="preserve">Глаза мои уже немного привыкли к расходящейся тряске и мелькающему свету. Я узнал искривлённое лицо Мицюкина, который </w:t>
       </w:r>
       <w:r>
         <w:t>жёг</w:t>
@@ -24752,13 +23823,8 @@
       </w:r>
     </w:p>
     <w:p>
-      <w:proofErr w:type="spellStart"/>
-      <w:r>
-        <w:t>Мицюкина</w:t>
-      </w:r>
-      <w:proofErr w:type="spellEnd"/>
-      <w:r>
-        <w:t xml:space="preserve"> перекосило, как засбоившую машину. Резак, изрыгнув последнюю струю пламени, погас у него в руке, и он уставился на меня, как на чудище из ночного кошмара. Появилось ещё несколько теней, вылезших из </w:t>
+      <w:r>
+        <w:t xml:space="preserve">Мицюкина перекосило, как засбоившую машину. Резак, изрыгнув последнюю струю пламени, погас у него в руке, и он уставился на меня, как на чудище из ночного кошмара. Появилось ещё несколько теней, вылезших из </w:t>
       </w:r>
       <w:r>
         <w:lastRenderedPageBreak/>
@@ -24885,11 +23951,9 @@
       <w:r>
         <w:t xml:space="preserve">Всё перед глазами завязло в крови. Я решил, что огонь с реактивной тягой рвётся ко мне навстречу. Раскинул руки, ожидая избавления от этого ревущего ада, но огонь отступил, превратившись в </w:t>
       </w:r>
-      <w:proofErr w:type="spellStart"/>
       <w:r>
         <w:t>стробящие</w:t>
       </w:r>
-      <w:proofErr w:type="spellEnd"/>
       <w:r>
         <w:t>, как иллюминация, аварийные люминофоры.</w:t>
       </w:r>
@@ -25283,15 +24347,7 @@
     </w:p>
     <w:p>
       <w:r>
-        <w:t xml:space="preserve">Тяжёлый тёмный взгляд </w:t>
-      </w:r>
-      <w:proofErr w:type="spellStart"/>
-      <w:r>
-        <w:t>Мицюкина</w:t>
-      </w:r>
-      <w:proofErr w:type="spellEnd"/>
-      <w:r>
-        <w:t xml:space="preserve"> прожигал насквозь. </w:t>
+        <w:t xml:space="preserve">Тяжёлый тёмный взгляд Мицюкина прожигал насквозь. </w:t>
       </w:r>
     </w:p>
     <w:p>
@@ -25331,15 +24387,7 @@
     </w:p>
     <w:p>
       <w:r>
-        <w:t xml:space="preserve">Тень </w:t>
-      </w:r>
-      <w:proofErr w:type="spellStart"/>
-      <w:r>
-        <w:t>Мицюкина</w:t>
-      </w:r>
-      <w:proofErr w:type="spellEnd"/>
-      <w:r>
-        <w:t xml:space="preserve"> нависала надо мной, прижимала к стене. Я невольно попятился, задел за что-то ногой и едва не свалился на пол.</w:t>
+        <w:t>Тень Мицюкина нависала надо мной, прижимала к стене. Я невольно попятился, задел за что-то ногой и едва не свалился на пол.</w:t>
       </w:r>
     </w:p>
     <w:p>
@@ -26454,15 +25502,7 @@
     </w:p>
     <w:p>
       <w:r>
-        <w:t xml:space="preserve">Вера подбежала, вышла из аварийного мрака, как из </w:t>
-      </w:r>
-      <w:proofErr w:type="spellStart"/>
-      <w:r>
-        <w:t>бранка</w:t>
-      </w:r>
-      <w:proofErr w:type="spellEnd"/>
-      <w:r>
-        <w:t>, и обхватила меня за плечи. Я остолбенел. Дыхание перехватило от радости. Я прижался к её губам.</w:t>
+        <w:t>Вера подбежала, вышла из аварийного мрака, как из бранка, и обхватила меня за плечи. Я остолбенел. Дыхание перехватило от радости. Я прижался к её губам.</w:t>
       </w:r>
     </w:p>
     <w:p>
@@ -26652,15 +25692,7 @@
     </w:p>
     <w:p>
       <w:r>
-        <w:t xml:space="preserve">Камеру с </w:t>
-      </w:r>
-      <w:proofErr w:type="spellStart"/>
-      <w:r>
-        <w:t>нуболидами</w:t>
-      </w:r>
-      <w:proofErr w:type="spellEnd"/>
-      <w:r>
-        <w:t xml:space="preserve"> закрывала дымная пелена.</w:t>
+        <w:t>Камеру с нуболидами закрывала дымная пелена.</w:t>
       </w:r>
     </w:p>
     <w:p>
@@ -27493,15 +26525,7 @@
     </w:p>
     <w:p>
       <w:r>
-        <w:t xml:space="preserve">У выхода в коридор Майоров спорил о чём-то с </w:t>
-      </w:r>
-      <w:proofErr w:type="spellStart"/>
-      <w:r>
-        <w:t>Мицюкиным</w:t>
-      </w:r>
-      <w:proofErr w:type="spellEnd"/>
-      <w:r>
-        <w:t xml:space="preserve"> — так яростно и увлечённо, что даже не обратил на меня внимания. На скамейке у стены сидела Симонова, опрятная, с затянутыми в пучок волосами — ударница труда с цветастого плаката, которая прихорошилась, но не слишком, чтобы отправиться на работу, в вопящий цех, по утру. Она посмотрела на меня тёмным испуганным взглядом.</w:t>
+        <w:t>У выхода в коридор Майоров спорил о чём-то с Мицюкиным — так яростно и увлечённо, что даже не обратил на меня внимания. На скамейке у стены сидела Симонова, опрятная, с затянутыми в пучок волосами — ударница труда с цветастого плаката, которая прихорошилась, но не слишком, чтобы отправиться на работу, в вопящий цех, по утру. Она посмотрела на меня тёмным испуганным взглядом.</w:t>
       </w:r>
     </w:p>
     <w:p>
@@ -27658,15 +26682,7 @@
     </w:p>
     <w:p>
       <w:r>
-        <w:t xml:space="preserve">— Петя, — сказала она и тут же добавила, заметив мой недоумённый взгляд: — Пётр </w:t>
-      </w:r>
-      <w:proofErr w:type="spellStart"/>
-      <w:r>
-        <w:t>Верховенцев</w:t>
-      </w:r>
-      <w:proofErr w:type="spellEnd"/>
-      <w:r>
-        <w:t xml:space="preserve"> из химической. Он в реанимации, это третий отсек. А то я что-то боюсь.</w:t>
+        <w:t>— Петя, — сказала она и тут же добавила, заметив мой недоумённый взгляд: — Пётр Верховенцев из химической. Он в реанимации, это третий отсек. А то я что-то боюсь.</w:t>
       </w:r>
     </w:p>
     <w:p>
@@ -27702,15 +26718,7 @@
     </w:p>
     <w:p>
       <w:r>
-        <w:t xml:space="preserve">— Какого чёрта ты вообще на этот уровень </w:t>
-      </w:r>
-      <w:proofErr w:type="spellStart"/>
-      <w:r>
-        <w:t>попёрся</w:t>
-      </w:r>
-      <w:proofErr w:type="spellEnd"/>
-      <w:r>
-        <w:t>?</w:t>
+        <w:t>— Какого чёрта ты вообще на этот уровень попёрся?</w:t>
       </w:r>
     </w:p>
     <w:p>
@@ -27747,15 +26755,7 @@
     <w:p>
       <w:r>
         <w:lastRenderedPageBreak/>
-        <w:t xml:space="preserve">— Мы уже на второй круг пошли, — спокойно ответил Мицюкин. — </w:t>
-      </w:r>
-      <w:proofErr w:type="gramStart"/>
-      <w:r>
-        <w:t>На текущий момент</w:t>
-      </w:r>
-      <w:proofErr w:type="gramEnd"/>
-      <w:r>
-        <w:t xml:space="preserve"> я не готов подпускать кого-либо из вашей команды ни к ремонту, ни к управлению станцией. Если бы мой оператор не решил себе горло перерезать, ничего бы из этого не произошло.</w:t>
+        <w:t>— Мы уже на второй круг пошли, — спокойно ответил Мицюкин. — На текущий момент я не готов подпускать кого-либо из вашей команды ни к ремонту, ни к управлению станцией. Если бы мой оператор не решил себе горло перерезать, ничего бы из этого не произошло.</w:t>
       </w:r>
     </w:p>
     <w:p>
@@ -27842,15 +26842,7 @@
     </w:p>
     <w:p>
       <w:r>
-        <w:t xml:space="preserve">— Мы, — этот долгий слог едва не застрял у </w:t>
-      </w:r>
-      <w:proofErr w:type="spellStart"/>
-      <w:r>
-        <w:t>Мицюкина</w:t>
-      </w:r>
-      <w:proofErr w:type="spellEnd"/>
-      <w:r>
-        <w:t xml:space="preserve"> в горле, — проводим ремонт двигательных модулей. Спасибо вам за участие, но ваша помощь пока не требуется.</w:t>
+        <w:t>— Мы, — этот долгий слог едва не застрял у Мицюкина в горле, — проводим ремонт двигательных модулей. Спасибо вам за участие, но ваша помощь пока не требуется.</w:t>
       </w:r>
     </w:p>
     <w:p>
@@ -27942,15 +26934,7 @@
         <w:t>Что хотите</w:t>
       </w:r>
       <w:r>
-        <w:t xml:space="preserve">? — Губы у </w:t>
-      </w:r>
-      <w:proofErr w:type="spellStart"/>
-      <w:r>
-        <w:t>Мицюкина</w:t>
-      </w:r>
-      <w:proofErr w:type="spellEnd"/>
-      <w:r>
-        <w:t xml:space="preserve"> задрожали.</w:t>
+        <w:t>? — Губы у Мицюкина задрожали.</w:t>
       </w:r>
     </w:p>
     <w:p>
@@ -27988,15 +26972,7 @@
     </w:p>
     <w:p>
       <w:r>
-        <w:t xml:space="preserve">Я подумал, что на месте </w:t>
-      </w:r>
-      <w:proofErr w:type="spellStart"/>
-      <w:r>
-        <w:t>Мицюкина</w:t>
-      </w:r>
-      <w:proofErr w:type="spellEnd"/>
-      <w:r>
-        <w:t xml:space="preserve"> тоже не подпустил бы никого из нас ни к ремонту двигательных модулей, ни к управлению станцией.</w:t>
+        <w:t>Я подумал, что на месте Мицюкина тоже не подпустил бы никого из нас ни к ремонту двигательных модулей, ни к управлению станцией.</w:t>
       </w:r>
     </w:p>
     <w:p>
@@ -28037,15 +27013,7 @@
     </w:p>
     <w:p>
       <w:r>
-        <w:t xml:space="preserve">— Меня просили узнать про </w:t>
-      </w:r>
-      <w:proofErr w:type="spellStart"/>
-      <w:r>
-        <w:t>Верховенцева</w:t>
-      </w:r>
-      <w:proofErr w:type="spellEnd"/>
-      <w:r>
-        <w:t>.</w:t>
+        <w:t>— Меня просили узнать про Верховенцева.</w:t>
       </w:r>
     </w:p>
     <w:p>
@@ -28055,15 +27023,7 @@
     </w:p>
     <w:p>
       <w:r>
-        <w:t xml:space="preserve">— По поводу </w:t>
-      </w:r>
-      <w:proofErr w:type="spellStart"/>
-      <w:r>
-        <w:t>Верховенцева</w:t>
-      </w:r>
-      <w:proofErr w:type="spellEnd"/>
-      <w:r>
-        <w:t xml:space="preserve"> ничего сказать не могу, — ответил Синицын. — Состояние тяжёлое, насколько я могу судить. Сложно пока что-то обещать. Скажите, что он стабилен, но в сознание не приходил.</w:t>
+        <w:t>— По поводу Верховенцева ничего сказать не могу, — ответил Синицын. — Состояние тяжёлое, насколько я могу судить. Сложно пока что-то обещать. Скажите, что он стабилен, но в сознание не приходил.</w:t>
       </w:r>
     </w:p>
     <w:p>
@@ -28154,15 +27114,7 @@
     </w:p>
     <w:p>
       <w:r>
-        <w:t xml:space="preserve">— В </w:t>
-      </w:r>
-      <w:proofErr w:type="spellStart"/>
-      <w:r>
-        <w:t>химлабе</w:t>
-      </w:r>
-      <w:proofErr w:type="spellEnd"/>
-      <w:r>
-        <w:t>. Я потом объясню.</w:t>
+        <w:t>— В химлабе. Я потом объясню.</w:t>
       </w:r>
     </w:p>
     <w:p>
@@ -28203,15 +27155,7 @@
     </w:p>
     <w:p>
       <w:r>
-        <w:t xml:space="preserve">— Прошу вас, Сергей Владимирович, я же просил! — Голос Андреева вновь сорвался в кашель, сухой и судорожный, как при лихорадке. Он ссутулился, нависнув своим исполинским ростом над собравшимися, и прижал распяленную пятерню к груди. — Да, мы всё равно падаем, — проговорил он сквозь едва сдерживаемые спазмы. — Но это временно. Ведутся ремонтные работы, подключены наши </w:t>
-      </w:r>
-      <w:proofErr w:type="gramStart"/>
-      <w:r>
-        <w:t>лучшие специалисты</w:t>
-      </w:r>
-      <w:proofErr w:type="gramEnd"/>
-      <w:r>
-        <w:t>. Ремонтными работами руководит Константин Игоревич Мицюкин, вы все его прекрасно знаете.</w:t>
+        <w:t>— Прошу вас, Сергей Владимирович, я же просил! — Голос Андреева вновь сорвался в кашель, сухой и судорожный, как при лихорадке. Он ссутулился, нависнув своим исполинским ростом над собравшимися, и прижал распяленную пятерню к груди. — Да, мы всё равно падаем, — проговорил он сквозь едва сдерживаемые спазмы. — Но это временно. Ведутся ремонтные работы, подключены наши лучшие специалисты. Ремонтными работами руководит Константин Игоревич Мицюкин, вы все его прекрасно знаете.</w:t>
       </w:r>
     </w:p>
     <w:p>
@@ -28314,15 +27258,7 @@
         <w:t xml:space="preserve">— Товарищи! — проголосил Андреев. Кадык у него взволнованно заёрзал вверх и вниз. — Надо понимать, что эвакуация — это вопрос нескольких месяцев! Пока </w:t>
       </w:r>
       <w:r>
-        <w:t xml:space="preserve">что </w:t>
-      </w:r>
-      <w:proofErr w:type="gramStart"/>
-      <w:r>
-        <w:t>главный приоритет</w:t>
-      </w:r>
-      <w:proofErr w:type="gramEnd"/>
-      <w:r>
-        <w:t xml:space="preserve"> —</w:t>
+        <w:t>что главный приоритет —</w:t>
       </w:r>
       <w:r>
         <w:t xml:space="preserve"> </w:t>
@@ -28728,15 +27664,7 @@
     </w:p>
     <w:p>
       <w:r>
-        <w:t xml:space="preserve">Другая команда специалистов, о которой говорил Андреев, состояла из одной Веры. Если не считать меня. Руководителя химической лаборатории на глазах у Веры запаковали в чёрный мешок, а </w:t>
-      </w:r>
-      <w:proofErr w:type="spellStart"/>
-      <w:r>
-        <w:t>Верховенцев</w:t>
-      </w:r>
-      <w:proofErr w:type="spellEnd"/>
-      <w:r>
-        <w:t xml:space="preserve"> лежал в реанимации, подключённый к ревущему от перебоев пульса аппарату.</w:t>
+        <w:t>Другая команда специалистов, о которой говорил Андреев, состояла из одной Веры. Если не считать меня. Руководителя химической лаборатории на глазах у Веры запаковали в чёрный мешок, а Верховенцев лежал в реанимации, подключённый к ревущему от перебоев пульса аппарату.</w:t>
       </w:r>
     </w:p>
     <w:p>
@@ -29038,15 +27966,7 @@
     </w:p>
     <w:p>
       <w:r>
-        <w:t xml:space="preserve">— Он так работает, к сожалению. Не всегда с первого раза. — Вера всмотрелась в </w:t>
-      </w:r>
-      <w:proofErr w:type="spellStart"/>
-      <w:r>
-        <w:t>мреющие</w:t>
-      </w:r>
-      <w:proofErr w:type="spellEnd"/>
-      <w:r>
-        <w:t xml:space="preserve"> строчки. — Надеюсь, анализатор не сдох.</w:t>
+        <w:t>— Он так работает, к сожалению. Не всегда с первого раза. — Вера всмотрелась в мреющие строчки. — Надеюсь, анализатор не сдох.</w:t>
       </w:r>
     </w:p>
     <w:p>
@@ -29278,15 +28198,7 @@
         <w:t>С</w:t>
       </w:r>
       <w:r>
-        <w:t xml:space="preserve">бой в </w:t>
-      </w:r>
-      <w:proofErr w:type="spellStart"/>
-      <w:r>
-        <w:t>гравитонной</w:t>
-      </w:r>
-      <w:proofErr w:type="spellEnd"/>
-      <w:r>
-        <w:t xml:space="preserve"> камере. Просто сбой. Такой же, как раньше. Качка.</w:t>
+        <w:t>бой в гравитонной камере. Просто сбой. Такой же, как раньше. Качка.</w:t>
       </w:r>
     </w:p>
     <w:p>
@@ -29360,15 +28272,7 @@
         <w:t>Е</w:t>
       </w:r>
       <w:r>
-        <w:t xml:space="preserve">сли хочешь, иди к своему </w:t>
-      </w:r>
-      <w:proofErr w:type="spellStart"/>
-      <w:r>
-        <w:t>Мицюкину</w:t>
-      </w:r>
-      <w:proofErr w:type="spellEnd"/>
-      <w:r>
-        <w:t>. Вдруг он передумает. Будешь там под его присмотром гайки крутить. А я сама справлюсь.</w:t>
+        <w:t>сли хочешь, иди к своему Мицюкину. Вдруг он передумает. Будешь там под его присмотром гайки крутить. А я сама справлюсь.</w:t>
       </w:r>
     </w:p>
     <w:p>
@@ -29378,15 +28282,7 @@
     </w:p>
     <w:p>
       <w:r>
-        <w:t xml:space="preserve">— Прости. Я тебя тут одну не оставлю. Нет никакого смысла с </w:t>
-      </w:r>
-      <w:proofErr w:type="spellStart"/>
-      <w:r>
-        <w:t>Мицюкиным</w:t>
-      </w:r>
-      <w:proofErr w:type="spellEnd"/>
-      <w:r>
-        <w:t xml:space="preserve"> пререкаться. Ни к чему он меня не подпустит, это я уже понял.</w:t>
+        <w:t>— Прости. Я тебя тут одну не оставлю. Нет никакого смысла с Мицюкиным пререкаться. Ни к чему он меня не подпустит, это я уже понял.</w:t>
       </w:r>
     </w:p>
     <w:p>
@@ -29401,15 +28297,7 @@
     </w:p>
     <w:p>
       <w:r>
-        <w:t xml:space="preserve">— Надо собрать образцы. Что там в каюте Марутяна творится, я не знаю, могут не пускать никого. Как и в лабораторию. К </w:t>
-      </w:r>
-      <w:proofErr w:type="spellStart"/>
-      <w:r>
-        <w:t>Марутяну</w:t>
-      </w:r>
-      <w:proofErr w:type="spellEnd"/>
-      <w:r>
-        <w:t xml:space="preserve"> я попробую сама сходить, ко мне спокойнее отнесутся.</w:t>
+        <w:t>— Надо собрать образцы. Что там в каюте Марутяна творится, я не знаю, могут не пускать никого. Как и в лабораторию. К Марутяну я попробую сама сходить, ко мне спокойнее отнесутся.</w:t>
       </w:r>
     </w:p>
     <w:p>
@@ -29641,15 +28529,7 @@
     <w:p>
       <w:r>
         <w:lastRenderedPageBreak/>
-        <w:t xml:space="preserve">— Я не предлагаю здесь сидеть. Пойдём к </w:t>
-      </w:r>
-      <w:proofErr w:type="spellStart"/>
-      <w:r>
-        <w:t>Мицюкину</w:t>
-      </w:r>
-      <w:proofErr w:type="spellEnd"/>
-      <w:r>
-        <w:t xml:space="preserve"> или Андрееву, спорить будем, нашу правду-матку отстаивать. А парня оставь. Он тоже полезным делом занимается.</w:t>
+        <w:t>— Я не предлагаю здесь сидеть. Пойдём к Мицюкину или Андрееву, спорить будем, нашу правду-матку отстаивать. А парня оставь. Он тоже полезным делом занимается.</w:t>
       </w:r>
     </w:p>
     <w:p>
@@ -29991,7 +28871,7 @@
       </w:pPr>
       <w:r>
         <w:lastRenderedPageBreak/>
-        <w:t>ОДИННАДЦАТЬ — ОДИН</w:t>
+        <w:t>ПРЕДЕЛ</w:t>
       </w:r>
     </w:p>
     <w:p>
@@ -30616,26 +29496,13 @@
       <w:r>
         <w:t xml:space="preserve">вообще </w:t>
       </w:r>
-      <w:proofErr w:type="spellStart"/>
-      <w:r>
-        <w:t>попёрся</w:t>
-      </w:r>
-      <w:proofErr w:type="spellEnd"/>
-      <w:r>
-        <w:t xml:space="preserve"> в лабораторию?</w:t>
-      </w:r>
-    </w:p>
-    <w:p>
-      <w:r>
-        <w:t xml:space="preserve">За спиной у </w:t>
-      </w:r>
-      <w:proofErr w:type="spellStart"/>
-      <w:r>
-        <w:t>Мицюкина</w:t>
-      </w:r>
-      <w:proofErr w:type="spellEnd"/>
-      <w:r>
-        <w:t xml:space="preserve"> материализовался неизменно следующий за ним Лысанов.</w:t>
+      <w:r>
+        <w:t>попёрся в лабораторию?</w:t>
+      </w:r>
+    </w:p>
+    <w:p>
+      <w:r>
+        <w:t>За спиной у Мицюкина материализовался неизменно следующий за ним Лысанов.</w:t>
       </w:r>
     </w:p>
     <w:p>
@@ -30709,15 +29576,7 @@
     </w:p>
     <w:p>
       <w:r>
-        <w:t xml:space="preserve">Он открыл дверь в лабораторию и отвёл глаза от пролившегося наружу красного света. Кто-то наблюдал за </w:t>
-      </w:r>
-      <w:proofErr w:type="spellStart"/>
-      <w:r>
-        <w:t>нуболидами</w:t>
-      </w:r>
-      <w:proofErr w:type="spellEnd"/>
-      <w:r>
-        <w:t>, но забыл отключить подкрашенное, как в комнате для проявки фотографий, освещение.</w:t>
+        <w:t>Он открыл дверь в лабораторию и отвёл глаза от пролившегося наружу красного света. Кто-то наблюдал за нуболидами, но забыл отключить подкрашенное, как в комнате для проявки фотографий, освещение.</w:t>
       </w:r>
     </w:p>
     <w:p>
@@ -30842,23 +29701,7 @@
     </w:p>
     <w:p>
       <w:r>
-        <w:t xml:space="preserve">— Удобно как! — прорычал Мицюкин. — Хорошо что </w:t>
-      </w:r>
-      <w:proofErr w:type="spellStart"/>
-      <w:r>
-        <w:t>Верховенцеву</w:t>
-      </w:r>
-      <w:proofErr w:type="spellEnd"/>
-      <w:r>
-        <w:t xml:space="preserve"> с </w:t>
-      </w:r>
-      <w:proofErr w:type="spellStart"/>
-      <w:r>
-        <w:t>Кавинским</w:t>
-      </w:r>
-      <w:proofErr w:type="spellEnd"/>
-      <w:r>
-        <w:t xml:space="preserve"> уже ничего не требуется!</w:t>
+        <w:t>— Удобно как! — прорычал Мицюкин. — Хорошо что Верховенцеву с Кавинским уже ничего не требуется!</w:t>
       </w:r>
     </w:p>
     <w:p>
@@ -30873,23 +29716,7 @@
     </w:p>
     <w:p>
       <w:r>
-        <w:t xml:space="preserve">— А </w:t>
-      </w:r>
-      <w:proofErr w:type="spellStart"/>
-      <w:r>
-        <w:t>Верховенцев</w:t>
-      </w:r>
-      <w:proofErr w:type="spellEnd"/>
-      <w:r>
-        <w:t xml:space="preserve"> в чём виноват? А </w:t>
-      </w:r>
-      <w:proofErr w:type="spellStart"/>
-      <w:r>
-        <w:t>Кавинский</w:t>
-      </w:r>
-      <w:proofErr w:type="spellEnd"/>
-      <w:r>
-        <w:t>? И ты собираешься время на него тратить? Всё с ним будет в порядке. До суда оклемается.</w:t>
+        <w:t>— А Верховенцев в чём виноват? А Кавинский? И ты собираешься время на него тратить? Всё с ним будет в порядке. До суда оклемается.</w:t>
       </w:r>
     </w:p>
     <w:p>
@@ -30972,15 +29799,7 @@
     </w:p>
     <w:p>
       <w:r>
-        <w:t xml:space="preserve">В соседнем отсеке Минаева спорила с </w:t>
-      </w:r>
-      <w:proofErr w:type="spellStart"/>
-      <w:r>
-        <w:t>Мицюкиным</w:t>
-      </w:r>
-      <w:proofErr w:type="spellEnd"/>
-      <w:r>
-        <w:t xml:space="preserve"> — я слышал их голоса, но не различал ни единого слова.</w:t>
+        <w:t>В соседнем отсеке Минаева спорила с Мицюкиным — я слышал их голоса, но не различал ни единого слова.</w:t>
       </w:r>
     </w:p>
     <w:p>
@@ -31114,15 +29933,7 @@
         <w:t>П</w:t>
       </w:r>
       <w:r>
-        <w:t xml:space="preserve">робирка разбилась, мне надо сходить за новой. У нас в </w:t>
-      </w:r>
-      <w:proofErr w:type="spellStart"/>
-      <w:r>
-        <w:t>химлабе</w:t>
-      </w:r>
-      <w:proofErr w:type="spellEnd"/>
-      <w:r>
-        <w:t xml:space="preserve"> должны ещё быть.</w:t>
+        <w:t>робирка разбилась, мне надо сходить за новой. У нас в химлабе должны ещё быть.</w:t>
       </w:r>
     </w:p>
     <w:p>
@@ -31168,15 +29979,7 @@
         <w:t>В</w:t>
       </w:r>
       <w:r>
-        <w:t xml:space="preserve"> </w:t>
-      </w:r>
-      <w:proofErr w:type="spellStart"/>
-      <w:r>
-        <w:t>гравитонной</w:t>
-      </w:r>
-      <w:proofErr w:type="spellEnd"/>
-      <w:r>
-        <w:t xml:space="preserve"> камере вновь начались электронные судороги.</w:t>
+        <w:t xml:space="preserve"> гравитонной камере вновь начались электронные судороги.</w:t>
       </w:r>
     </w:p>
     <w:p>
@@ -31589,15 +30392,7 @@
     </w:p>
     <w:p>
       <w:r>
-        <w:t xml:space="preserve">— Зачем вам столько фибры в </w:t>
-      </w:r>
-      <w:proofErr w:type="spellStart"/>
-      <w:r>
-        <w:t>химлабе</w:t>
-      </w:r>
-      <w:proofErr w:type="spellEnd"/>
-      <w:r>
-        <w:t xml:space="preserve">? К тому же закрытой на ключ. Как раз в том ящике, который ты </w:t>
+        <w:t xml:space="preserve">— Зачем вам столько фибры в химлабе? К тому же закрытой на ключ. Как раз в том ящике, который ты </w:t>
       </w:r>
       <w:r>
         <w:t>открывать</w:t>
@@ -31608,15 +30403,7 @@
     </w:p>
     <w:p>
       <w:r>
-        <w:t xml:space="preserve">— Олег! — Вера нервно дёрнула за лямку висящей на плече сумки, шагнула ко мне и остановилась, не решилась подойти слишком близко. — Ты о чём вообще говоришь? Откуда я знаю, что лежит в </w:t>
-      </w:r>
-      <w:proofErr w:type="spellStart"/>
-      <w:r>
-        <w:t>химлабе</w:t>
-      </w:r>
-      <w:proofErr w:type="spellEnd"/>
-      <w:r>
-        <w:t xml:space="preserve">! Ты же видел, там полный бардак! У нас и работы-то последний год толковой не было, не лаборатория, а сплошная свалка. </w:t>
+        <w:t xml:space="preserve">— Олег! — Вера нервно дёрнула за лямку висящей на плече сумки, шагнула ко мне и остановилась, не решилась подойти слишком близко. — Ты о чём вообще говоришь? Откуда я знаю, что лежит в химлабе! Ты же видел, там полный бардак! У нас и работы-то последний год толковой не было, не лаборатория, а сплошная свалка. </w:t>
       </w:r>
       <w:r>
         <w:t>Наверное</w:t>
@@ -32146,15 +30933,7 @@
         <w:t>карточку</w:t>
       </w:r>
       <w:r>
-        <w:t xml:space="preserve">. </w:t>
-      </w:r>
-      <w:proofErr w:type="spellStart"/>
-      <w:r>
-        <w:t>Верховенцев</w:t>
-      </w:r>
-      <w:proofErr w:type="spellEnd"/>
-      <w:r>
-        <w:t>.</w:t>
+        <w:t>. Верховенцев.</w:t>
       </w:r>
     </w:p>
     <w:p>
@@ -32169,15 +30948,7 @@
     </w:p>
     <w:p>
       <w:r>
-        <w:t xml:space="preserve">Несколько часов назад здесь сидела Симонова, пока я пытался разузнать о </w:t>
-      </w:r>
-      <w:proofErr w:type="spellStart"/>
-      <w:r>
-        <w:t>Верховенцеве</w:t>
-      </w:r>
-      <w:proofErr w:type="spellEnd"/>
-      <w:r>
-        <w:t xml:space="preserve"> — у того самого человека, который зарезал его </w:t>
+        <w:t xml:space="preserve">Несколько часов назад здесь сидела Симонова, пока я пытался разузнать о Верховенцеве — у того самого человека, который зарезал его </w:t>
       </w:r>
       <w:r>
         <w:t>скальпелем</w:t>
@@ -32189,15 +30960,7 @@
         <w:t>,</w:t>
       </w:r>
       <w:r>
-        <w:t xml:space="preserve"> казалось, стоит зажмурить глаза, и время покатится вспять, как поставленная на перемотку запись. Я ведь даже ни разу не видел этого </w:t>
-      </w:r>
-      <w:proofErr w:type="spellStart"/>
-      <w:r>
-        <w:t>Верховенцева</w:t>
-      </w:r>
-      <w:proofErr w:type="spellEnd"/>
-      <w:r>
-        <w:t xml:space="preserve"> до катастрофы, но всё равно что-то болезненно ныло в груди, как вымотанная бегом мышца.</w:t>
+        <w:t xml:space="preserve"> казалось, стоит зажмурить глаза, и время покатится вспять, как поставленная на перемотку запись. Я ведь даже ни разу не видел этого Верховенцева до катастрофы, но всё равно что-то болезненно ныло в груди, как вымотанная бегом мышца.</w:t>
       </w:r>
     </w:p>
     <w:p>
@@ -33566,113 +32329,73 @@
     </w:p>
     <w:p>
       <w:r>
-        <w:t xml:space="preserve">— Да, странный дефект. Или она моток проволоки проглотила. Или… — Я положил снимок на стол. — Или это </w:t>
-      </w:r>
-      <w:proofErr w:type="spellStart"/>
-      <w:r>
-        <w:t>нуболид</w:t>
-      </w:r>
-      <w:proofErr w:type="spellEnd"/>
+        <w:t>— Да, странный дефект. Или она моток проволоки проглотила. Или… — Я положил снимок на стол. — Или это нуболид.</w:t>
+      </w:r>
+    </w:p>
+    <w:p>
+      <w:r>
+        <w:lastRenderedPageBreak/>
+        <w:t>— Нуболид в человеческом теле, — прошептала Вера. —</w:t>
+      </w:r>
+      <w:r>
+        <w:t xml:space="preserve"> </w:t>
+      </w:r>
+      <w:r>
+        <w:t>Мне бы такое в кошмарном сне не приснилось!</w:t>
+      </w:r>
+    </w:p>
+    <w:p>
+      <w:r>
+        <w:t>На мгновение перед глазами мелькнул поблекший уже образ — Вера, идущая ко мне навстречу вопреки урагану, тонкие алые нити, прорастающие у неё из груди.</w:t>
+      </w:r>
+    </w:p>
+    <w:p>
+      <w:r>
+        <w:t>— Вскрытие мы с тобой всё равно не сделаем, — сказал я. — К тому же для нас это ничего не изменит.</w:t>
+      </w:r>
+    </w:p>
+    <w:p>
+      <w:r>
+        <w:t xml:space="preserve">— </w:t>
+      </w:r>
+      <w:r>
+        <w:t>Р</w:t>
+      </w:r>
+      <w:r>
+        <w:t>ентген я всё же сделаю</w:t>
+      </w:r>
+      <w:r>
+        <w:t>, — ответила Вера. —</w:t>
+      </w:r>
+      <w:r>
+        <w:t xml:space="preserve"> Вдруг это сбой, а мы тут напридумали всякой ерунды.</w:t>
+      </w:r>
+    </w:p>
+    <w:p>
+      <w:r>
+        <w:t>— Если это сбой, — сказал я, — то мы потратили время, а времени у нас как раз и нет. А если не сбой…</w:t>
+      </w:r>
+    </w:p>
+    <w:p>
+      <w:r>
+        <w:t xml:space="preserve">— То, что? — тихо спросила </w:t>
+      </w:r>
+      <w:r>
+        <w:t>Вера</w:t>
+      </w:r>
       <w:r>
         <w:t>.</w:t>
       </w:r>
     </w:p>
     <w:p>
       <w:r>
-        <w:lastRenderedPageBreak/>
-        <w:t xml:space="preserve">— </w:t>
-      </w:r>
-      <w:proofErr w:type="spellStart"/>
-      <w:r>
-        <w:t>Нуболид</w:t>
-      </w:r>
-      <w:proofErr w:type="spellEnd"/>
-      <w:r>
-        <w:t xml:space="preserve"> в человеческом теле, — прошептала Вера. —</w:t>
-      </w:r>
-      <w:r>
-        <w:t xml:space="preserve"> </w:t>
-      </w:r>
-      <w:r>
-        <w:t>Мне бы такое в кошмарном сне не приснилось!</w:t>
-      </w:r>
-    </w:p>
-    <w:p>
-      <w:r>
-        <w:t>На мгновение перед глазами мелькнул поблекший уже образ — Вера, идущая ко мне навстречу вопреки урагану, тонкие алые нити, прорастающие у неё из груди.</w:t>
-      </w:r>
-    </w:p>
-    <w:p>
-      <w:r>
-        <w:t>— Вскрытие мы с тобой всё равно не сделаем, — сказал я. — К тому же для нас это ничего не изменит.</w:t>
-      </w:r>
-    </w:p>
-    <w:p>
-      <w:r>
-        <w:t xml:space="preserve">— </w:t>
-      </w:r>
-      <w:r>
-        <w:t>Р</w:t>
-      </w:r>
-      <w:r>
-        <w:t>ентген я всё же сделаю</w:t>
-      </w:r>
-      <w:r>
-        <w:t>, — ответила Вера. —</w:t>
-      </w:r>
-      <w:r>
-        <w:t xml:space="preserve"> Вдруг это сбой, а мы тут </w:t>
-      </w:r>
-      <w:proofErr w:type="spellStart"/>
-      <w:r>
-        <w:t>напридумали</w:t>
-      </w:r>
-      <w:proofErr w:type="spellEnd"/>
-      <w:r>
-        <w:t xml:space="preserve"> всякой ерунды.</w:t>
-      </w:r>
-    </w:p>
-    <w:p>
-      <w:r>
-        <w:t>— Если это сбой, — сказал я, — то мы потратили время, а времени у нас как раз и нет. А если не сбой…</w:t>
-      </w:r>
-    </w:p>
-    <w:p>
-      <w:r>
-        <w:t xml:space="preserve">— То, что? — тихо спросила </w:t>
-      </w:r>
-      <w:r>
-        <w:t>Вера</w:t>
-      </w:r>
-      <w:r>
-        <w:t>.</w:t>
-      </w:r>
-    </w:p>
-    <w:p>
-      <w:r>
-        <w:t xml:space="preserve">— Получается, мы ходим через червоточины благодаря </w:t>
-      </w:r>
-      <w:proofErr w:type="spellStart"/>
-      <w:r>
-        <w:t>нуболидам</w:t>
-      </w:r>
-      <w:proofErr w:type="spellEnd"/>
-      <w:r>
-        <w:t xml:space="preserve">? — </w:t>
+        <w:t xml:space="preserve">— Получается, мы ходим через червоточины благодаря нуболидам? — </w:t>
       </w:r>
       <w:r>
         <w:t>проговорил</w:t>
       </w:r>
       <w:r>
-        <w:t xml:space="preserve"> я. — </w:t>
-      </w:r>
-      <w:proofErr w:type="spellStart"/>
-      <w:r>
-        <w:t>Нуболид</w:t>
-      </w:r>
-      <w:proofErr w:type="spellEnd"/>
-      <w:r>
-        <w:t xml:space="preserve"> в симбиозе с навигатором? </w:t>
+        <w:t xml:space="preserve"> я. — Нуболид в симбиозе с навигатором? </w:t>
       </w:r>
       <w:r>
         <w:t>Видимо, и</w:t>
@@ -33927,15 +32650,7 @@
     </w:p>
     <w:p>
       <w:r>
-        <w:t xml:space="preserve">Освещение в столовой приглушили — или же </w:t>
-      </w:r>
-      <w:proofErr w:type="spellStart"/>
-      <w:r>
-        <w:t>коротнула</w:t>
-      </w:r>
-      <w:proofErr w:type="spellEnd"/>
-      <w:r>
-        <w:t xml:space="preserve"> очередная </w:t>
+        <w:t xml:space="preserve">Освещение в столовой приглушили — или же коротнула очередная </w:t>
       </w:r>
       <w:r>
         <w:t xml:space="preserve">старая </w:t>
@@ -34434,15 +33149,7 @@
         <w:t xml:space="preserve"> и</w:t>
       </w:r>
       <w:r>
-        <w:t xml:space="preserve"> оказались в заложниках у собственной чумы, когда не сумели вовремя сбежать. Раньше я втайне думал, что Марутян свихнулся со своими </w:t>
-      </w:r>
-      <w:proofErr w:type="spellStart"/>
-      <w:r>
-        <w:t>нуболидами</w:t>
-      </w:r>
-      <w:proofErr w:type="spellEnd"/>
-      <w:r>
-        <w:t xml:space="preserve">, решил потравить себя и коллег, хотя в этом не было ни малейшего смысла. Я даже </w:t>
+        <w:t xml:space="preserve"> оказались в заложниках у собственной чумы, когда не сумели вовремя сбежать. Раньше я втайне думал, что Марутян свихнулся со своими нуболидами, решил потравить себя и коллег, хотя в этом не было ни малейшего смысла. Я даже </w:t>
       </w:r>
       <w:r>
         <w:t>подозревал</w:t>
@@ -34593,15 +33300,7 @@
     </w:p>
     <w:p>
       <w:r>
-        <w:t xml:space="preserve">— Что опять случилось? С </w:t>
-      </w:r>
-      <w:proofErr w:type="spellStart"/>
-      <w:r>
-        <w:t>Мицюкиным</w:t>
-      </w:r>
-      <w:proofErr w:type="spellEnd"/>
-      <w:r>
-        <w:t xml:space="preserve"> что-то не поделили? Я рапорт на него напишу, когда вернёмся! Устроил тут цирк с конями!</w:t>
+        <w:t>— Что опять случилось? С Мицюкиным что-то не поделили? Я рапорт на него напишу, когда вернёмся! Устроил тут цирк с конями!</w:t>
       </w:r>
     </w:p>
     <w:p>
@@ -34611,15 +33310,7 @@
     </w:p>
     <w:p>
       <w:r>
-        <w:t xml:space="preserve">— С </w:t>
-      </w:r>
-      <w:proofErr w:type="spellStart"/>
-      <w:r>
-        <w:t>Мицюкиным</w:t>
-      </w:r>
-      <w:proofErr w:type="spellEnd"/>
-      <w:r>
-        <w:t xml:space="preserve"> всё в порядке, — сказал я.</w:t>
+        <w:t>— С Мицюкиным всё в порядке, — сказал я.</w:t>
       </w:r>
     </w:p>
     <w:p>
@@ -35418,31 +34109,7 @@
     </w:p>
     <w:p>
       <w:r>
-        <w:t xml:space="preserve">— А что я мог сделать? — Майоров говорил, отвернувшись и глядя в тень. — У нас конвоиров в экипаже нет, не предусмотрено уставом таких должностей. А вот </w:t>
-      </w:r>
-      <w:proofErr w:type="spellStart"/>
-      <w:r>
-        <w:t>эсбэ</w:t>
-      </w:r>
-      <w:proofErr w:type="spellEnd"/>
-      <w:r>
-        <w:t xml:space="preserve"> на любой станции имеется. Очередной хрен вроде </w:t>
-      </w:r>
-      <w:proofErr w:type="spellStart"/>
-      <w:r>
-        <w:t>Мицюкина</w:t>
-      </w:r>
-      <w:proofErr w:type="spellEnd"/>
-      <w:r>
-        <w:t xml:space="preserve">. Ну я подошёл к этим </w:t>
-      </w:r>
-      <w:proofErr w:type="spellStart"/>
-      <w:r>
-        <w:t>эсбэшникам</w:t>
-      </w:r>
-      <w:proofErr w:type="spellEnd"/>
-      <w:r>
-        <w:t>, и вопрос решился. Там же, на станции, кстати, и новый пилот сразу нашёлся.</w:t>
+        <w:t>— А что я мог сделать? — Майоров говорил, отвернувшись и глядя в тень. — У нас конвоиров в экипаже нет, не предусмотрено уставом таких должностей. А вот эсбэ на любой станции имеется. Очередной хрен вроде Мицюкина. Ну я подошёл к этим эсбэшникам, и вопрос решился. Там же, на станции, кстати, и новый пилот сразу нашёлся.</w:t>
       </w:r>
     </w:p>
     <w:p>
@@ -35550,15 +34217,7 @@
     <w:p>
       <w:r>
         <w:lastRenderedPageBreak/>
-        <w:t xml:space="preserve">— О том, что в теле навигатора — </w:t>
-      </w:r>
-      <w:proofErr w:type="spellStart"/>
-      <w:r>
-        <w:t>нуболид</w:t>
-      </w:r>
-      <w:proofErr w:type="spellEnd"/>
-      <w:r>
-        <w:t>, —</w:t>
+        <w:t>— О том, что в теле навигатора — нуболид, —</w:t>
       </w:r>
       <w:r>
         <w:t xml:space="preserve"> спросил </w:t>
@@ -35703,15 +34362,7 @@
         <w:t xml:space="preserve">именно </w:t>
       </w:r>
       <w:r>
-        <w:t xml:space="preserve">так на тебя смотрит </w:t>
-      </w:r>
-      <w:proofErr w:type="spellStart"/>
-      <w:r>
-        <w:t>политкор</w:t>
-      </w:r>
-      <w:proofErr w:type="spellEnd"/>
-      <w:r>
-        <w:t>, когда ты возвращаешься с рейса.</w:t>
+        <w:t>так на тебя смотрит политкор, когда ты возвращаешься с рейса.</w:t>
       </w:r>
     </w:p>
     <w:p>
@@ -35738,15 +34389,7 @@
         <w:t>образование, похожее на</w:t>
       </w:r>
       <w:r>
-        <w:t xml:space="preserve"> </w:t>
-      </w:r>
-      <w:proofErr w:type="spellStart"/>
-      <w:r>
-        <w:t>нуболида</w:t>
-      </w:r>
-      <w:proofErr w:type="spellEnd"/>
-      <w:r>
-        <w:t>,</w:t>
+        <w:t xml:space="preserve"> нуболида,</w:t>
       </w:r>
       <w:r>
         <w:t xml:space="preserve"> — </w:t>
@@ -35842,138 +34485,122 @@
     </w:p>
     <w:p>
       <w:r>
-        <w:t xml:space="preserve">— Олег, я в таком ключе общаться не намерен! Центру надо установить точную причину смерти. Не так часто навигатор умирает сразу после выхода из </w:t>
-      </w:r>
-      <w:proofErr w:type="spellStart"/>
-      <w:r>
-        <w:t>бранка</w:t>
-      </w:r>
-      <w:proofErr w:type="spellEnd"/>
+        <w:t>— Олег, я в таком ключе общаться не намерен! Центру надо установить точную причину смерти. Не так часто навигатор умирает сразу после выхода из бранка.</w:t>
+      </w:r>
+    </w:p>
+    <w:p>
+      <w:r>
+        <w:t>— О причине её смерти</w:t>
+      </w:r>
+      <w:r>
+        <w:t>, судя по рентгену,</w:t>
+      </w:r>
+      <w:r>
+        <w:t xml:space="preserve"> догадаться несложно.</w:t>
+      </w:r>
+    </w:p>
+    <w:p>
+      <w:r>
+        <w:t>— Да чего ты от меня хочешь? — взревел Майоров. Лицо его стало пунцовым, как при удушье, на лбу выступил пот. — Почему вы вообще решили, что это нуболид! Это же полный бред! Все нуболиды, с которым мы вступали в контакт, сидят в герметичной банке. Пойдём! — махнул он рукой. — Покажешь мне снимки!</w:t>
+      </w:r>
+    </w:p>
+    <w:p>
+      <w:r>
+        <w:t>И шагнул к двери.</w:t>
+      </w:r>
+    </w:p>
+    <w:p>
+      <w:r>
+        <w:t>— Постойте, Сергей Владимирович! — сказал я. — Снимок у меня с собой.</w:t>
+      </w:r>
+    </w:p>
+    <w:p>
+      <w:r>
+        <w:t>Я протянул Майорову папку. Тот нервным движением, как в припадке, вытряс из неё чёрный глянцевый лист и задрал над головой, вглядываясь в изображение сквозь наползающие на глаза брови.</w:t>
+      </w:r>
+    </w:p>
+    <w:p>
+      <w:r>
+        <w:t xml:space="preserve">— Ни черта здесь не видно! Ну да, есть какое-то образование. </w:t>
+      </w:r>
+      <w:r>
+        <w:t>Д</w:t>
+      </w:r>
+      <w:r>
+        <w:t>ефект снимка?</w:t>
+      </w:r>
+    </w:p>
+    <w:p>
+      <w:r>
+        <w:t>— Мы тоже сначала подумали про дефект. Поэтому сделали ещё один снимок. Вы как раз его в руках и держите.</w:t>
+      </w:r>
+    </w:p>
+    <w:p>
+      <w:r>
+        <w:t>Майоров сел на кровать.</w:t>
+      </w:r>
+      <w:r>
+        <w:t xml:space="preserve"> Долго молчал.</w:t>
+      </w:r>
+    </w:p>
+    <w:p>
+      <w:r>
+        <w:t xml:space="preserve">— Слышал я о подобном случае </w:t>
+      </w:r>
+      <w:r>
+        <w:t>незадолго до</w:t>
+      </w:r>
+      <w:r>
+        <w:t xml:space="preserve"> вылет</w:t>
+      </w:r>
+      <w:r>
+        <w:t>а</w:t>
+      </w:r>
+      <w:r>
+        <w:t>, — тихо проговорил он.</w:t>
+      </w:r>
+    </w:p>
+    <w:p>
+      <w:r>
+        <w:t>— В смысле слышали?</w:t>
+      </w:r>
+    </w:p>
+    <w:p>
+      <w:r>
+        <w:t>— Просто слухи. Я сам-то ни черта не знаю.</w:t>
+      </w:r>
+    </w:p>
+    <w:p>
+      <w:r>
+        <w:t xml:space="preserve">В иллюминатор пролился свет от планеты. Станция, как идущий на дно корабль, стала смертельно заваливаться на бок. Весь модуль тут же затянуло </w:t>
+      </w:r>
+      <w:r>
+        <w:t>вязкой</w:t>
+      </w:r>
+      <w:r>
+        <w:t xml:space="preserve"> синевой.</w:t>
+      </w:r>
+    </w:p>
+    <w:p>
+      <w:r>
+        <w:t>Майоров поморщился.</w:t>
+      </w:r>
+    </w:p>
+    <w:p>
+      <w:r>
+        <w:t>— Закрой.</w:t>
+      </w:r>
+    </w:p>
+    <w:p>
+      <w:r>
+        <w:t>Я надавил на кнопку в переборке</w:t>
+      </w:r>
       <w:r>
         <w:t>.</w:t>
       </w:r>
     </w:p>
     <w:p>
       <w:r>
-        <w:t>— О причине её смерти</w:t>
-      </w:r>
-      <w:r>
-        <w:t>, судя по рентгену,</w:t>
-      </w:r>
-      <w:r>
-        <w:t xml:space="preserve"> догадаться несложно.</w:t>
-      </w:r>
-    </w:p>
-    <w:p>
-      <w:r>
-        <w:t xml:space="preserve">— Да чего ты от меня хочешь? — взревел Майоров. Лицо его стало пунцовым, как при удушье, на лбу выступил пот. — Почему вы вообще решили, что это </w:t>
-      </w:r>
-      <w:proofErr w:type="spellStart"/>
-      <w:r>
-        <w:t>нуболид</w:t>
-      </w:r>
-      <w:proofErr w:type="spellEnd"/>
-      <w:r>
-        <w:t>! Это же полный бред! Все нуболиды, с которым мы вступали в контакт, сидят в герметичной банке. Пойдём! — махнул он рукой. — Покажешь мне снимки!</w:t>
-      </w:r>
-    </w:p>
-    <w:p>
-      <w:r>
-        <w:t>И шагнул к двери.</w:t>
-      </w:r>
-    </w:p>
-    <w:p>
-      <w:r>
-        <w:t>— Постойте, Сергей Владимирович! — сказал я. — Снимок у меня с собой.</w:t>
-      </w:r>
-    </w:p>
-    <w:p>
-      <w:r>
-        <w:t>Я протянул Майорову папку. Тот нервным движением, как в припадке, вытряс из неё чёрный глянцевый лист и задрал над головой, вглядываясь в изображение сквозь наползающие на глаза брови.</w:t>
-      </w:r>
-    </w:p>
-    <w:p>
-      <w:r>
-        <w:t xml:space="preserve">— Ни черта здесь не видно! Ну да, есть какое-то образование. </w:t>
-      </w:r>
-      <w:r>
-        <w:t>Д</w:t>
-      </w:r>
-      <w:r>
-        <w:t>ефект снимка?</w:t>
-      </w:r>
-    </w:p>
-    <w:p>
-      <w:r>
-        <w:t>— Мы тоже сначала подумали про дефект. Поэтому сделали ещё один снимок. Вы как раз его в руках и держите.</w:t>
-      </w:r>
-    </w:p>
-    <w:p>
-      <w:r>
-        <w:t>Майоров сел на кровать.</w:t>
-      </w:r>
-      <w:r>
-        <w:t xml:space="preserve"> Долго молчал.</w:t>
-      </w:r>
-    </w:p>
-    <w:p>
-      <w:r>
-        <w:t xml:space="preserve">— Слышал я о подобном случае </w:t>
-      </w:r>
-      <w:r>
-        <w:t>незадолго до</w:t>
-      </w:r>
-      <w:r>
-        <w:t xml:space="preserve"> вылет</w:t>
-      </w:r>
-      <w:r>
-        <w:t>а</w:t>
-      </w:r>
-      <w:r>
-        <w:t>, — тихо проговорил он.</w:t>
-      </w:r>
-    </w:p>
-    <w:p>
-      <w:r>
-        <w:t>— В смысле слышали?</w:t>
-      </w:r>
-    </w:p>
-    <w:p>
-      <w:r>
-        <w:t>— Просто слухи. Я сам-то ни черта не знаю.</w:t>
-      </w:r>
-    </w:p>
-    <w:p>
-      <w:r>
-        <w:t xml:space="preserve">В иллюминатор пролился свет от планеты. Станция, как идущий на дно корабль, стала смертельно заваливаться на бок. Весь модуль тут же затянуло </w:t>
-      </w:r>
-      <w:r>
-        <w:t>вязкой</w:t>
-      </w:r>
-      <w:r>
-        <w:t xml:space="preserve"> синевой.</w:t>
-      </w:r>
-    </w:p>
-    <w:p>
-      <w:r>
-        <w:t>Майоров поморщился.</w:t>
-      </w:r>
-    </w:p>
-    <w:p>
-      <w:r>
-        <w:t>— Закрой.</w:t>
-      </w:r>
-    </w:p>
-    <w:p>
-      <w:r>
-        <w:t>Я надавил на кнопку в переборке</w:t>
-      </w:r>
-      <w:r>
-        <w:t>.</w:t>
-      </w:r>
-    </w:p>
-    <w:p>
-      <w:r>
         <w:t xml:space="preserve">— </w:t>
       </w:r>
       <w:r>
@@ -35985,23 +34612,7 @@
     </w:p>
     <w:p>
       <w:r>
-        <w:t xml:space="preserve">— Был перед нашим вылетом случай, — начал Майоров. — Умер навигатор. Не после выхода из </w:t>
-      </w:r>
-      <w:proofErr w:type="spellStart"/>
-      <w:r>
-        <w:t>бранка</w:t>
-      </w:r>
-      <w:proofErr w:type="spellEnd"/>
-      <w:r>
-        <w:t xml:space="preserve">, нет, обошлось без таких совпадений. Вроде как везли её куда-то на </w:t>
-      </w:r>
-      <w:proofErr w:type="spellStart"/>
-      <w:r>
-        <w:t>шнявке</w:t>
-      </w:r>
-      <w:proofErr w:type="spellEnd"/>
-      <w:r>
-        <w:t xml:space="preserve">, может, на другой корабль. Неважно. — </w:t>
+        <w:t xml:space="preserve">— Был перед нашим вылетом случай, — начал Майоров. — Умер навигатор. Не после выхода из бранка, нет, обошлось без таких совпадений. Вроде как везли её куда-то на шнявке, может, на другой корабль. Неважно. — </w:t>
       </w:r>
       <w:r>
         <w:lastRenderedPageBreak/>
@@ -36104,15 +34715,7 @@
         <w:t>а</w:t>
       </w:r>
       <w:r>
-        <w:t xml:space="preserve"> </w:t>
-      </w:r>
-      <w:proofErr w:type="spellStart"/>
-      <w:r>
-        <w:t>нуболид</w:t>
-      </w:r>
-      <w:proofErr w:type="spellEnd"/>
-      <w:r>
-        <w:t xml:space="preserve">, я вообще ни черта не понимаю! Откуда он там взялся? </w:t>
+        <w:t xml:space="preserve"> нуболид, я вообще ни черта не понимаю! Откуда он там взялся? </w:t>
       </w:r>
       <w:r>
         <w:t>Может, о</w:t>
@@ -36158,15 +34761,7 @@
         <w:t xml:space="preserve">дурацкие </w:t>
       </w:r>
       <w:r>
-        <w:t xml:space="preserve">вроде бесконечных снов во время </w:t>
-      </w:r>
-      <w:proofErr w:type="spellStart"/>
-      <w:r>
-        <w:t>бранка</w:t>
-      </w:r>
-      <w:proofErr w:type="spellEnd"/>
-      <w:r>
-        <w:t>, которыми желторотиков пугают.</w:t>
+        <w:t>вроде бесконечных снов во время бранка, которыми желторотиков пугают.</w:t>
       </w:r>
     </w:p>
     <w:p>
@@ -36176,15 +34771,7 @@
     </w:p>
     <w:p>
       <w:r>
-        <w:t xml:space="preserve">— Так и </w:t>
-      </w:r>
-      <w:proofErr w:type="spellStart"/>
-      <w:r>
-        <w:t>нуболидом</w:t>
-      </w:r>
-      <w:proofErr w:type="spellEnd"/>
-      <w:r>
-        <w:t xml:space="preserve"> это быть не может, — посмотрел на меня Майоров.</w:t>
+        <w:t>— Так и нуболидом это быть не может, — посмотрел на меня Майоров.</w:t>
       </w:r>
     </w:p>
     <w:p>
@@ -36343,15 +34930,7 @@
         <w:t>, когда правая сторона лица не поспевает за левой</w:t>
       </w:r>
       <w:r>
-        <w:t xml:space="preserve">. И мне стало жутко — куда сильнее, чем от </w:t>
-      </w:r>
-      <w:proofErr w:type="spellStart"/>
-      <w:r>
-        <w:t>нуболида</w:t>
-      </w:r>
-      <w:proofErr w:type="spellEnd"/>
-      <w:r>
-        <w:t xml:space="preserve"> на рентгеновском снимке.</w:t>
+        <w:t>. И мне стало жутко — куда сильнее, чем от нуболида на рентгеновском снимке.</w:t>
       </w:r>
     </w:p>
     <w:p>
@@ -36928,23 +35507,7 @@
     </w:p>
     <w:p>
       <w:r>
-        <w:t xml:space="preserve">— Ага, из </w:t>
-      </w:r>
-      <w:proofErr w:type="spellStart"/>
-      <w:r>
-        <w:t>кэбэ</w:t>
-      </w:r>
-      <w:proofErr w:type="spellEnd"/>
-      <w:r>
-        <w:t>, если тебе так понятнее. Ты, Олежка, парень молодой, конечно, но, надеюсь, не глупый. На каждом рейсе есть кто-нибудь из Комитета. Это всегда член экипажа, и «</w:t>
-      </w:r>
-      <w:proofErr w:type="spellStart"/>
-      <w:r>
-        <w:t>кэбэ</w:t>
-      </w:r>
-      <w:proofErr w:type="spellEnd"/>
-      <w:r>
-        <w:t>» на лбу тоже обычно не написано.</w:t>
+        <w:t>— Ага, из кэбэ, если тебе так понятнее. Ты, Олежка, парень молодой, конечно, но, надеюсь, не глупый. На каждом рейсе есть кто-нибудь из Комитета. Это всегда член экипажа, и «кэбэ» на лбу тоже обычно не написано.</w:t>
       </w:r>
     </w:p>
     <w:p>
@@ -37031,15 +35594,7 @@
         <w:t xml:space="preserve"> —</w:t>
       </w:r>
       <w:r>
-        <w:t xml:space="preserve"> Они путешествуют </w:t>
-      </w:r>
-      <w:proofErr w:type="spellStart"/>
-      <w:r>
-        <w:t>бранком</w:t>
-      </w:r>
-      <w:proofErr w:type="spellEnd"/>
-      <w:r>
-        <w:t>, как мы</w:t>
+        <w:t xml:space="preserve"> Они путешествуют бранком, как мы</w:t>
       </w:r>
       <w:r>
         <w:t>, Олег</w:t>
@@ -37085,15 +35640,7 @@
     </w:p>
     <w:p>
       <w:r>
-        <w:t xml:space="preserve">— Понятия не имею! — пожал плечами Григорьев. — Может, эксперименты твоего Марутяна так на них повлияли, а может, они всегда это умели. Мы же, Олежка, ничего толком о </w:t>
-      </w:r>
-      <w:proofErr w:type="spellStart"/>
-      <w:r>
-        <w:t>нуболидах</w:t>
-      </w:r>
-      <w:proofErr w:type="spellEnd"/>
-      <w:r>
-        <w:t xml:space="preserve"> не знаем, несмотря на то, что десять лет их тут под микроскопом рассматрива</w:t>
+        <w:t>— Понятия не имею! — пожал плечами Григорьев. — Может, эксперименты твоего Марутяна так на них повлияли, а может, они всегда это умели. Мы же, Олежка, ничего толком о нуболидах не знаем, несмотря на то, что десять лет их тут под микроскопом рассматрива</w:t>
       </w:r>
       <w:r>
         <w:t>ем</w:t>
@@ -37197,15 +35744,7 @@
     </w:p>
     <w:p>
       <w:r>
-        <w:t xml:space="preserve">— Можно и так сказать. Мы туннель открыли, нуболиды по нему прошли. Понимаешь, что это означает? — Григорьев повернулся к терминалу и склонил голову над выключенным экраном. На панели мигал красным какой-то испуганный индикатор. — Мы открыли ящик Пандоры. Мы заходим в </w:t>
-      </w:r>
-      <w:proofErr w:type="spellStart"/>
-      <w:r>
-        <w:t>бранк</w:t>
-      </w:r>
-      <w:proofErr w:type="spellEnd"/>
-      <w:r>
-        <w:t xml:space="preserve"> </w:t>
+        <w:t xml:space="preserve">— Можно и так сказать. Мы туннель открыли, нуболиды по нему прошли. Понимаешь, что это означает? — Григорьев повернулся к терминалу и склонил голову над выключенным экраном. На панели мигал красным какой-то испуганный индикатор. — Мы открыли ящик Пандоры. Мы заходим в бранк </w:t>
       </w:r>
       <w:r>
         <w:lastRenderedPageBreak/>
@@ -37439,15 +35978,7 @@
     </w:p>
     <w:p>
       <w:r>
-        <w:t xml:space="preserve">— Мы тоже нашли </w:t>
-      </w:r>
-      <w:proofErr w:type="spellStart"/>
-      <w:r>
-        <w:t>нуболида</w:t>
-      </w:r>
-      <w:proofErr w:type="spellEnd"/>
-      <w:r>
-        <w:t xml:space="preserve"> в теле нашего навигатора, — сказал я. — Он обвивал её сердце.</w:t>
+        <w:t>— Мы тоже нашли нуболида в теле нашего навигатора, — сказал я. — Он обвивал её сердце.</w:t>
       </w:r>
     </w:p>
     <w:p>
@@ -37532,15 +36063,7 @@
         <w:t>Эпсилону</w:t>
       </w:r>
       <w:r>
-        <w:t xml:space="preserve"> Арефьевой. Там ещё были живые следы от </w:t>
-      </w:r>
-      <w:proofErr w:type="spellStart"/>
-      <w:r>
-        <w:t>бранка</w:t>
-      </w:r>
-      <w:proofErr w:type="spellEnd"/>
-      <w:r>
-        <w:t xml:space="preserve"> в</w:t>
+        <w:t xml:space="preserve"> Арефьевой. Там ещё были живые следы от бранка в</w:t>
       </w:r>
       <w:r>
         <w:t>о вторую</w:t>
@@ -37664,15 +36187,7 @@
     </w:p>
     <w:p>
       <w:r>
-        <w:t xml:space="preserve">Я молчал. Свой самый первый </w:t>
-      </w:r>
-      <w:proofErr w:type="spellStart"/>
-      <w:r>
-        <w:t>бранк</w:t>
-      </w:r>
-      <w:proofErr w:type="spellEnd"/>
-      <w:r>
-        <w:t xml:space="preserve"> я пережил на «Минске».</w:t>
+        <w:t>Я молчал. Свой самый первый бранк я пережил на «Минске».</w:t>
       </w:r>
     </w:p>
     <w:p>
@@ -37751,15 +36266,7 @@
         <w:t>.</w:t>
       </w:r>
       <w:r>
-        <w:t xml:space="preserve"> И ты это прекрасно знаешь. За кого ты тут на меня с кулаками наброситься хочешь? За Андреева, за нашего доблестного </w:t>
-      </w:r>
-      <w:proofErr w:type="spellStart"/>
-      <w:r>
-        <w:t>Мицюкина</w:t>
-      </w:r>
-      <w:proofErr w:type="spellEnd"/>
-      <w:r>
-        <w:t xml:space="preserve">? Или всё-таки за ту бойкую девчонку, с которой ты </w:t>
+        <w:t xml:space="preserve"> И ты это прекрасно знаешь. За кого ты тут на меня с кулаками наброситься хочешь? За Андреева, за нашего доблестного Мицюкина? Или всё-таки за ту бойкую девчонку, с которой ты </w:t>
       </w:r>
       <w:r>
         <w:t xml:space="preserve">тут </w:t>
@@ -37932,15 +36439,7 @@
     </w:p>
     <w:p>
       <w:r>
-        <w:t xml:space="preserve">Я метнулся туда, где </w:t>
-      </w:r>
-      <w:proofErr w:type="spellStart"/>
-      <w:r>
-        <w:t>мрели</w:t>
-      </w:r>
-      <w:proofErr w:type="spellEnd"/>
-      <w:r>
-        <w:t xml:space="preserve"> последние огни, спотыкаясь о чёрные, вылезающие из-под пола корни, и — остановился.</w:t>
+        <w:t>Я метнулся туда, где мрели последние огни, спотыкаясь о чёрные, вылезающие из-под пола корни, и — остановился.</w:t>
       </w:r>
     </w:p>
     <w:p>
@@ -38069,23 +36568,7 @@
     </w:p>
     <w:p>
       <w:r>
-        <w:t xml:space="preserve">Уже подобравшись к полосе света, я столкнулся с </w:t>
-      </w:r>
-      <w:proofErr w:type="spellStart"/>
-      <w:r>
-        <w:t>Мицюкиным</w:t>
-      </w:r>
-      <w:proofErr w:type="spellEnd"/>
-      <w:r>
-        <w:t xml:space="preserve">. Мне было всё равно, ударит он меня или выстрелит. Но </w:t>
-      </w:r>
-      <w:proofErr w:type="spellStart"/>
-      <w:r>
-        <w:t>Мицюкина</w:t>
-      </w:r>
-      <w:proofErr w:type="spellEnd"/>
-      <w:r>
-        <w:t xml:space="preserve"> я не заинтересовал. Он молча отпихнул меня и рванул в красное марево, сжимая шоковый пистолет.</w:t>
+        <w:t>Уже подобравшись к полосе света, я столкнулся с Мицюкиным. Мне было всё равно, ударит он меня или выстрелит. Но Мицюкина я не заинтересовал. Он молча отпихнул меня и рванул в красное марево, сжимая шоковый пистолет.</w:t>
       </w:r>
     </w:p>
     <w:p>
@@ -38272,15 +36755,7 @@
     </w:p>
     <w:p>
       <w:r>
-        <w:t xml:space="preserve">В лаборатории горел ровный спокойный свет, будто я перенёсся назад во времени. Камеру с </w:t>
-      </w:r>
-      <w:proofErr w:type="spellStart"/>
-      <w:r>
-        <w:t>нуболидами</w:t>
-      </w:r>
-      <w:proofErr w:type="spellEnd"/>
-      <w:r>
-        <w:t xml:space="preserve"> закрывала тень. Симонова сидела у вычислительного аппарата и что-то торопливо выщёлкивала на клавиатуре, деловито сдвинув брови. Вера стояла рядом, вглядываясь в экран.</w:t>
+        <w:t>В лаборатории горел ровный спокойный свет, будто я перенёсся назад во времени. Камеру с нуболидами закрывала тень. Симонова сидела у вычислительного аппарата и что-то торопливо выщёлкивала на клавиатуре, деловито сдвинув брови. Вера стояла рядом, вглядываясь в экран.</w:t>
       </w:r>
     </w:p>
     <w:p>
@@ -38639,23 +37114,7 @@
     </w:p>
     <w:p>
       <w:r>
-        <w:t xml:space="preserve">— Нет! — Симонова перебила меня раздражённым взмахом руки. — Что вы, Олег! Я же не сошла с ума! Мы откроем им путь домой, сделаем </w:t>
-      </w:r>
-      <w:proofErr w:type="spellStart"/>
-      <w:r>
-        <w:t>ма</w:t>
-      </w:r>
-      <w:proofErr w:type="spellEnd"/>
-      <w:r>
-        <w:t>-а-а-а-</w:t>
-      </w:r>
-      <w:proofErr w:type="spellStart"/>
-      <w:r>
-        <w:t>ленькую</w:t>
-      </w:r>
-      <w:proofErr w:type="spellEnd"/>
-      <w:r>
-        <w:t>, — она показала пальцами невидимую песчинку, — червоточинку.</w:t>
+        <w:t>— Нет! — Симонова перебила меня раздражённым взмахом руки. — Что вы, Олег! Я же не сошла с ума! Мы откроем им путь домой, сделаем ма-а-а-а-ленькую, — она показала пальцами невидимую песчинку, — червоточинку.</w:t>
       </w:r>
     </w:p>
     <w:p>
@@ -39399,15 +37858,7 @@
     </w:p>
     <w:p>
       <w:r>
-        <w:t xml:space="preserve">— Они свободны! — с детской радостью улыбнулась Симонова и протянула к </w:t>
-      </w:r>
-      <w:proofErr w:type="spellStart"/>
-      <w:r>
-        <w:t>нуболидам</w:t>
-      </w:r>
-      <w:proofErr w:type="spellEnd"/>
-      <w:r>
-        <w:t xml:space="preserve"> руки.</w:t>
+        <w:t>— Они свободны! — с детской радостью улыбнулась Симонова и протянула к нуболидам руки.</w:t>
       </w:r>
       <w:r>
         <w:t xml:space="preserve"> — Как </w:t>
@@ -40129,15 +38580,7 @@
     </w:p>
     <w:p>
       <w:r>
-        <w:t xml:space="preserve">— Ты не ошибся! — сказала Вера, пряча глаза. — Я хотела его отравить. Сначала думала подмешать ему что-нибудь в его любимый кофе, но, увы, кофе закончился. А потом решила, что можно </w:t>
-      </w:r>
-      <w:proofErr w:type="spellStart"/>
-      <w:r>
-        <w:t>травануть</w:t>
-      </w:r>
-      <w:proofErr w:type="spellEnd"/>
-      <w:r>
-        <w:t xml:space="preserve"> его вместе со всеми остальными. Отравить к чёртовой матери! Вместе с Аней. Вместе со всеми</w:t>
+        <w:t>— Ты не ошибся! — сказала Вера, пряча глаза. — Я хотела его отравить. Сначала думала подмешать ему что-нибудь в его любимый кофе, но, увы, кофе закончился. А потом решила, что можно травануть его вместе со всеми остальными. Отравить к чёртовой матери! Вместе с Аней. Вместе со всеми</w:t>
       </w:r>
       <w:r>
         <w:t>!</w:t>
@@ -40335,15 +38778,7 @@
     </w:p>
     <w:p>
       <w:r>
-        <w:t xml:space="preserve">Темнота накатывала и отступала волнами, как морской прибой. Где-то вдалеке вспыхивал и тут же гас </w:t>
-      </w:r>
-      <w:proofErr w:type="spellStart"/>
-      <w:r>
-        <w:t>коротящий</w:t>
-      </w:r>
-      <w:proofErr w:type="spellEnd"/>
-      <w:r>
-        <w:t xml:space="preserve"> из-за истерзанной проводки свет.</w:t>
+        <w:t>Темнота накатывала и отступала волнами, как морской прибой. Где-то вдалеке вспыхивал и тут же гас коротящий из-за истерзанной проводки свет.</w:t>
       </w:r>
     </w:p>
     <w:p>
@@ -40500,15 +38935,7 @@
         <w:t>ожидая</w:t>
       </w:r>
       <w:r>
-        <w:t xml:space="preserve"> увидеть алые нити, стекающие из воздушной решётки, но вместо этого столкнулся взглядом с </w:t>
-      </w:r>
-      <w:proofErr w:type="spellStart"/>
-      <w:r>
-        <w:t>Мицюкиным</w:t>
-      </w:r>
-      <w:proofErr w:type="spellEnd"/>
-      <w:r>
-        <w:t xml:space="preserve">, который стоял, широко расставив </w:t>
+        <w:t xml:space="preserve"> увидеть алые нити, стекающие из воздушной решётки, но вместо этого столкнулся взглядом с Мицюкиным, который стоял, широко расставив </w:t>
       </w:r>
       <w:r>
         <w:t>ноги</w:t>
@@ -40666,15 +39093,7 @@
     </w:p>
     <w:p>
       <w:r>
-        <w:t xml:space="preserve">Изо рта </w:t>
-      </w:r>
-      <w:proofErr w:type="spellStart"/>
-      <w:r>
-        <w:t>Мицюкина</w:t>
-      </w:r>
-      <w:proofErr w:type="spellEnd"/>
-      <w:r>
-        <w:t xml:space="preserve"> вырвались, как сноп пламени, красные нити и нетерпеливо затряслись, наползая ему на лицо.</w:t>
+        <w:t>Изо рта Мицюкина вырвались, как сноп пламени, красные нити и нетерпеливо затряслись, наползая ему на лицо.</w:t>
       </w:r>
     </w:p>
     <w:p>
@@ -41170,15 +39589,7 @@
     </w:p>
     <w:p>
       <w:r>
-        <w:t xml:space="preserve">Уставшие механизмы загудели, дверь втянулась в стену. Нуболиды ещё выплясывали хаотичный танец над телом </w:t>
-      </w:r>
-      <w:proofErr w:type="spellStart"/>
-      <w:r>
-        <w:t>Мицюкина</w:t>
-      </w:r>
-      <w:proofErr w:type="spellEnd"/>
-      <w:r>
-        <w:t xml:space="preserve">. Они быстро почувствовали нас — по страху или по запаху крови, как хищные рыбы, — и </w:t>
+        <w:t xml:space="preserve">Уставшие механизмы загудели, дверь втянулась в стену. Нуболиды ещё выплясывали хаотичный танец над телом Мицюкина. Они быстро почувствовали нас — по страху или по запаху крови, как хищные рыбы, — и </w:t>
       </w:r>
       <w:r>
         <w:t>потянулись</w:t>
@@ -41798,15 +40209,7 @@
     </w:p>
     <w:p>
       <w:r>
-        <w:t xml:space="preserve">— Не падайте, Олег! Вы нам ещё потребуетесь для </w:t>
-      </w:r>
-      <w:proofErr w:type="spellStart"/>
-      <w:r>
-        <w:t>по-по-по</w:t>
-      </w:r>
-      <w:proofErr w:type="spellEnd"/>
-      <w:r>
-        <w:t>… — его заклинило, он отвернулся и сплюнул кровь, — для починки оборудования.</w:t>
+        <w:t>— Не падайте, Олег! Вы нам ещё потребуетесь для по-по-по… — его заклинило, он отвернулся и сплюнул кровь, — для починки оборудования.</w:t>
       </w:r>
     </w:p>
     <w:p>
@@ -41935,15 +40338,7 @@
     </w:p>
     <w:p>
       <w:r>
-        <w:t xml:space="preserve">— То же, что и с </w:t>
-      </w:r>
-      <w:proofErr w:type="spellStart"/>
-      <w:r>
-        <w:t>Мицюкиным</w:t>
-      </w:r>
-      <w:proofErr w:type="spellEnd"/>
-      <w:r>
-        <w:t>! — крикнул я. — Выключите этот долбаный фонарь!</w:t>
+        <w:t>— То же, что и с Мицюкиным! — крикнул я. — Выключите этот долбаный фонарь!</w:t>
       </w:r>
     </w:p>
     <w:p>
@@ -42438,15 +40833,7 @@
     </w:p>
     <w:p>
       <w:r>
-        <w:t xml:space="preserve">Гравитация разметала червей по стенам. Нуболиды потянулись к </w:t>
-      </w:r>
-      <w:proofErr w:type="spellStart"/>
-      <w:r>
-        <w:t>стробящему</w:t>
-      </w:r>
-      <w:proofErr w:type="spellEnd"/>
-      <w:r>
-        <w:t xml:space="preserve"> аварийному свету. Когда освещение гасло, их отбрасывала подкрашенная синевой темнота, но уже через мгновение они поднимались снова и быстро ползли по переборкам.</w:t>
+        <w:t>Гравитация разметала червей по стенам. Нуболиды потянулись к стробящему аварийному свету. Когда освещение гасло, их отбрасывала подкрашенная синевой темнота, но уже через мгновение они поднимались снова и быстро ползли по переборкам.</w:t>
       </w:r>
     </w:p>
     <w:p>
@@ -43275,15 +41662,7 @@
     </w:p>
     <w:p>
       <w:r>
-        <w:t xml:space="preserve">Вера долго смотрела на меня, прижимаясь к переборке. Руки у неё были сведены за спиной, как у заключённой. Нижняя губа — </w:t>
-      </w:r>
-      <w:proofErr w:type="spellStart"/>
-      <w:r>
-        <w:t>раскусана</w:t>
-      </w:r>
-      <w:proofErr w:type="spellEnd"/>
-      <w:r>
-        <w:t xml:space="preserve"> до крови.</w:t>
+        <w:t>Вера долго смотрела на меня, прижимаясь к переборке. Руки у неё были сведены за спиной, как у заключённой. Нижняя губа — раскусана до крови.</w:t>
       </w:r>
     </w:p>
     <w:p>
@@ -43385,13 +41764,8 @@
     </w:p>
     <w:p>
       <w:r>
-        <w:t>— Я не знаю, что будет. Но вряд ли они из-за нас кораблём пожертвуют. «Грозный» — почти флагман. А после катастрофы на «</w:t>
-      </w:r>
-      <w:proofErr w:type="gramStart"/>
-      <w:r>
-        <w:t>Севастополе»…</w:t>
-      </w:r>
-      <w:proofErr w:type="gramEnd"/>
+        <w:t>— Я не знаю, что будет. Но вряд ли они из-за нас кораблём пожертвуют. «Грозный» — почти флагман. А после катастрофы на «Севастополе»…</w:t>
+      </w:r>
     </w:p>
     <w:p>
       <w:r>
@@ -43585,15 +41959,7 @@
     </w:p>
     <w:p>
       <w:r>
-        <w:t xml:space="preserve">Я чувствую себя, как после </w:t>
-      </w:r>
-      <w:proofErr w:type="spellStart"/>
-      <w:r>
-        <w:t>коматоза</w:t>
-      </w:r>
-      <w:proofErr w:type="spellEnd"/>
-      <w:r>
-        <w:t>.</w:t>
+        <w:t>Я чувствую себя, как после коматоза.</w:t>
       </w:r>
     </w:p>
     <w:p>
@@ -43813,15 +42179,7 @@
     </w:p>
     <w:p>
       <w:r>
-        <w:t>— «</w:t>
-      </w:r>
-      <w:proofErr w:type="spellStart"/>
-      <w:r>
-        <w:t>Оним</w:t>
-      </w:r>
-      <w:proofErr w:type="spellEnd"/>
-      <w:r>
-        <w:t xml:space="preserve"> двенадцать дробь четыре три </w:t>
+        <w:t xml:space="preserve">— «Оним двенадцать дробь четыре три </w:t>
       </w:r>
       <w:r>
         <w:t>а</w:t>
@@ -43852,15 +42210,7 @@
     </w:p>
     <w:p>
       <w:r>
-        <w:t>— «</w:t>
-      </w:r>
-      <w:proofErr w:type="spellStart"/>
-      <w:r>
-        <w:t>Оним</w:t>
-      </w:r>
-      <w:proofErr w:type="spellEnd"/>
-      <w:r>
-        <w:t xml:space="preserve"> двенадцать дробь четыре три </w:t>
+        <w:t xml:space="preserve">— «Оним двенадцать дробь четыре три </w:t>
       </w:r>
       <w:r>
         <w:t>а</w:t>
@@ -43905,15 +42255,7 @@
     </w:p>
     <w:p>
       <w:r>
-        <w:t xml:space="preserve">Пункт назначения: </w:t>
-      </w:r>
-      <w:proofErr w:type="spellStart"/>
-      <w:r>
-        <w:t>Оним</w:t>
-      </w:r>
-      <w:proofErr w:type="spellEnd"/>
-      <w:r>
-        <w:t xml:space="preserve"> 12/43</w:t>
+        <w:t>Пункт назначения: Оним 12/43</w:t>
       </w:r>
       <w:r>
         <w:t>а</w:t>
@@ -43929,15 +42271,7 @@
     </w:p>
     <w:p>
       <w:r>
-        <w:t xml:space="preserve">Отправная точка: </w:t>
-      </w:r>
-      <w:proofErr w:type="spellStart"/>
-      <w:r>
-        <w:t>Оним</w:t>
-      </w:r>
-      <w:proofErr w:type="spellEnd"/>
-      <w:r>
-        <w:t xml:space="preserve"> 12/43</w:t>
+        <w:t>Отправная точка: Оним 12/43</w:t>
       </w:r>
       <w:r>
         <w:t>а (Альфа Акимовой)</w:t>
@@ -44342,23 +42676,7 @@
     </w:p>
     <w:p>
       <w:r>
-        <w:t xml:space="preserve">Всё в порядке. Мы — в </w:t>
-      </w:r>
-      <w:proofErr w:type="spellStart"/>
-      <w:r>
-        <w:t>бранке</w:t>
-      </w:r>
-      <w:proofErr w:type="spellEnd"/>
-      <w:r>
-        <w:t xml:space="preserve">. Точка выхода — </w:t>
-      </w:r>
-      <w:proofErr w:type="spellStart"/>
-      <w:r>
-        <w:t>Оним</w:t>
-      </w:r>
-      <w:proofErr w:type="spellEnd"/>
-      <w:r>
-        <w:t xml:space="preserve"> 12/43</w:t>
+        <w:t>Всё в порядке. Мы — в бранке. Точка выхода — Оним 12/43</w:t>
       </w:r>
       <w:r>
         <w:t>а</w:t>

--- a/abyss/Воронков_В_Бездна_света.docx
+++ b/abyss/Воронков_В_Бездна_света.docx
@@ -9717,13 +9717,28 @@
         <w:t>выражалась</w:t>
       </w:r>
       <w:r>
-        <w:t xml:space="preserve">, «дети её достали». Сейчас я думаю, что она и в школу-то пошла, потому что хотела разобраться, что со мной делать, </w:t>
+        <w:t xml:space="preserve">, «дети её достали». Сейчас я думаю, что она и в школу-то пошла, </w:t>
+      </w:r>
+      <w:r>
+        <w:t>чтобы</w:t>
+      </w:r>
+      <w:r>
+        <w:t xml:space="preserve"> </w:t>
       </w:r>
       <w:r>
         <w:t>провести опыты</w:t>
       </w:r>
       <w:r>
-        <w:t xml:space="preserve"> на чужой поросли.</w:t>
+        <w:t xml:space="preserve"> на чужой поросли</w:t>
+      </w:r>
+      <w:r>
+        <w:t xml:space="preserve"> </w:t>
+      </w:r>
+      <w:r>
+        <w:t>прежде чем заниматься своей</w:t>
+      </w:r>
+      <w:r>
+        <w:t>.</w:t>
       </w:r>
     </w:p>
     <w:p>
@@ -9952,7 +9967,19 @@
         <w:t xml:space="preserve">этого </w:t>
       </w:r>
       <w:r>
-        <w:t>детского бассейна, и я знаю, что глубоко там, конечно же, не было — я мог бы даже вытянуть над водой голову, если бы встал на цыпочки, — но тогда я не сомневался, что меня утягивает в бездонную пропасть между тектоническими плитами. Лёгкие распирало от боли, мышцы скручивало судорогой. Но больше всего я боялся, что меня поругает отец.</w:t>
+        <w:t>детского бассейна, и я знаю, что глубоко там, конечно же, не было</w:t>
+      </w:r>
+      <w:r>
+        <w:t xml:space="preserve">, </w:t>
+      </w:r>
+      <w:r>
+        <w:t xml:space="preserve">но </w:t>
+      </w:r>
+      <w:r>
+        <w:t>тогда</w:t>
+      </w:r>
+      <w:r>
+        <w:t xml:space="preserve"> я не сомневался, что меня утягивает в бездонную пропасть между тектоническими плитами. Лёгкие распирало от боли, мышцы скручивало судорогой. Но больше всего я боялся, что меня поругает отец.</w:t>
       </w:r>
     </w:p>
     <w:p>
@@ -10018,7 +10045,13 @@
         <w:t>нку</w:t>
       </w:r>
       <w:r>
-        <w:t xml:space="preserve"> ногами, ударил пяткой по голове и — наконец выплыл.</w:t>
+        <w:t xml:space="preserve"> ногами, </w:t>
+      </w:r>
+      <w:r>
+        <w:t>залепил</w:t>
+      </w:r>
+      <w:r>
+        <w:t xml:space="preserve"> пяткой по голове и — наконец выплыл.</w:t>
       </w:r>
     </w:p>
     <w:p>
@@ -10055,7 +10088,12 @@
     </w:p>
     <w:p>
       <w:r>
-        <w:t>Но в бассейн в Стальске-12 я больше не ходил. Отец об этом случае никогда не вспоминал. Наверное, его вины в этом было куда больше моей, но для меня это на всю жизнь осталось воспоминанием о том, как я едва кого-то не утопил. Я не думал, не сомневался. Я хотел выбраться из воды. Любой ценой.</w:t>
+        <w:t>Но в бассейн в Стальске-12 я больше не ходил. Отец об этом случае никогда не вспоминал. Наверное, его вины в этом было куда больше моей, но для меня это на всю жизнь осталось воспоминанием о том, как я едва кого-то не утопил.</w:t>
+      </w:r>
+    </w:p>
+    <w:p>
+      <w:r>
+        <w:t>Я не думал, не сомневался. Я хотел выбраться из воды. Любой ценой.</w:t>
       </w:r>
     </w:p>
     <w:p>
@@ -10094,12 +10132,12 @@
     </w:p>
     <w:p>
       <w:r>
+        <w:lastRenderedPageBreak/>
         <w:t>Я дёрнулся, вскочил с кровати, но ничего не увидел.</w:t>
       </w:r>
     </w:p>
     <w:p>
       <w:r>
-        <w:lastRenderedPageBreak/>
         <w:t>П</w:t>
       </w:r>
       <w:r>
@@ -25981,9 +26019,6 @@
     <w:p>
       <w:pPr>
         <w:pStyle w:val="10"/>
-        <w:rPr>
-          <w:lang w:val="en-US"/>
-        </w:rPr>
       </w:pPr>
       <w:r>
         <w:lastRenderedPageBreak/>

--- a/abyss/Воронков_В_Бездна_света.docx
+++ b/abyss/Воронков_В_Бездна_света.docx
@@ -71,7 +71,15 @@
     </w:p>
     <w:p>
       <w:r>
-        <w:t xml:space="preserve">Сам переход космонавты называют бранком. </w:t>
+        <w:t xml:space="preserve">Сам переход космонавты называют </w:t>
+      </w:r>
+      <w:proofErr w:type="spellStart"/>
+      <w:r>
+        <w:t>бранком</w:t>
+      </w:r>
+      <w:proofErr w:type="spellEnd"/>
+      <w:r>
+        <w:t xml:space="preserve">. </w:t>
       </w:r>
       <w:r>
         <w:t>Потому что о</w:t>
@@ -87,13 +95,26 @@
       </w:r>
     </w:p>
     <w:p>
-      <w:r>
-        <w:t>Бранк.</w:t>
-      </w:r>
-    </w:p>
-    <w:p>
-      <w:r>
-        <w:t xml:space="preserve">Во время бранка снятся кошмары. Об этом все знают. Так человеческое сознание </w:t>
+      <w:proofErr w:type="spellStart"/>
+      <w:r>
+        <w:t>Бранк</w:t>
+      </w:r>
+      <w:proofErr w:type="spellEnd"/>
+      <w:r>
+        <w:t>.</w:t>
+      </w:r>
+    </w:p>
+    <w:p>
+      <w:r>
+        <w:t xml:space="preserve">Во время </w:t>
+      </w:r>
+      <w:proofErr w:type="spellStart"/>
+      <w:r>
+        <w:t>бранка</w:t>
+      </w:r>
+      <w:proofErr w:type="spellEnd"/>
+      <w:r>
+        <w:t xml:space="preserve"> снятся кошмары. Об этом все знают. Так человеческое сознание </w:t>
       </w:r>
       <w:r>
         <w:t>отзывается</w:t>
@@ -143,7 +164,15 @@
     </w:p>
     <w:p>
       <w:r>
-        <w:t>Тебе снится обычный для бранка кошмар, к которым все мы давно привыкли. Ты просыпаешься, вылезаешь из амниона, неуклюже барахтаясь в невесомости, точно едва успел родиться на свет. Дёргаешь за рычаг в стене, чтобы открыть люк в соединительный тракт между отсеками, где побольше пространства.</w:t>
+        <w:t xml:space="preserve">Тебе снится обычный для </w:t>
+      </w:r>
+      <w:proofErr w:type="spellStart"/>
+      <w:r>
+        <w:t>бранка</w:t>
+      </w:r>
+      <w:proofErr w:type="spellEnd"/>
+      <w:r>
+        <w:t xml:space="preserve"> кошмар, к которым все мы давно привыкли. Ты просыпаешься, вылезаешь из амниона, неуклюже барахтаясь в невесомости, точно едва успел родиться на свет. Дёргаешь за рычаг в стене, чтобы открыть люк в соединительный тракт между отсеками, где побольше пространства.</w:t>
       </w:r>
     </w:p>
     <w:p>
@@ -214,12 +243,44 @@
         <w:t xml:space="preserve"> и правда</w:t>
       </w:r>
       <w:r>
-        <w:t xml:space="preserve"> сдаёт после долгих полётов. Поэтому к экипажам приписан политкор — в бранке он не летает, редко какой политкор это выдержит, — но по возращении проводит с каждым тщательные беседы, как мозгоправ из психиатрической больницы. Некоторых даже снимают с полётов, отправляют на минводы, как в ссылку, на принудительное лечение.</w:t>
-      </w:r>
-    </w:p>
-    <w:p>
-      <w:r>
-        <w:t xml:space="preserve">Мой самый первый бранк длился всего шесть с небольшим часов — спать было некогда и даже испугаться толком я не успел. Было лишь странное чувство после выхода. Вроде всё хорошо, ничего не болит, сознание ясное, </w:t>
+        <w:t xml:space="preserve"> сдаёт после долгих полётов. Поэтому к экипажам приписан </w:t>
+      </w:r>
+      <w:proofErr w:type="spellStart"/>
+      <w:r>
+        <w:t>политкор</w:t>
+      </w:r>
+      <w:proofErr w:type="spellEnd"/>
+      <w:r>
+        <w:t xml:space="preserve"> — в </w:t>
+      </w:r>
+      <w:proofErr w:type="spellStart"/>
+      <w:r>
+        <w:t>бранке</w:t>
+      </w:r>
+      <w:proofErr w:type="spellEnd"/>
+      <w:r>
+        <w:t xml:space="preserve"> он не летает, редко какой </w:t>
+      </w:r>
+      <w:proofErr w:type="spellStart"/>
+      <w:r>
+        <w:t>политкор</w:t>
+      </w:r>
+      <w:proofErr w:type="spellEnd"/>
+      <w:r>
+        <w:t xml:space="preserve"> это выдержит, — но по возращении проводит с каждым тщательные беседы, как мозгоправ из психиатрической больницы. Некоторых даже снимают с полётов, отправляют на минводы, как в ссылку, на принудительное лечение.</w:t>
+      </w:r>
+    </w:p>
+    <w:p>
+      <w:r>
+        <w:t xml:space="preserve">Мой самый первый </w:t>
+      </w:r>
+      <w:proofErr w:type="spellStart"/>
+      <w:r>
+        <w:t>бранк</w:t>
+      </w:r>
+      <w:proofErr w:type="spellEnd"/>
+      <w:r>
+        <w:t xml:space="preserve"> длился всего шесть с небольшим часов — спать было некогда и даже испугаться толком я не успел. Было лишь странное чувство после выхода. Вроде всё хорошо, ничего не болит, сознание ясное, </w:t>
       </w:r>
       <w:r>
         <w:t>но</w:t>
@@ -231,7 +292,15 @@
     <w:p>
       <w:r>
         <w:lastRenderedPageBreak/>
-        <w:t xml:space="preserve">Следующий бранк, через пару недель, занял уже почти трое суток — кошмары были, но реальный кошмар поджидал меня после пробуждения. Я боялся самого балка, </w:t>
+        <w:t xml:space="preserve">Следующий </w:t>
+      </w:r>
+      <w:proofErr w:type="spellStart"/>
+      <w:r>
+        <w:t>бранк</w:t>
+      </w:r>
+      <w:proofErr w:type="spellEnd"/>
+      <w:r>
+        <w:t xml:space="preserve">, через пару недель, занял уже почти трое суток — кошмары были, но реальный кошмар поджидал меня после пробуждения. Я боялся самого балка, </w:t>
       </w:r>
       <w:r>
         <w:t>неисчислимой</w:t>
@@ -271,7 +340,15 @@
         <w:t>обжигающий</w:t>
       </w:r>
       <w:r>
-        <w:t xml:space="preserve"> ужас от перехода сменился скукой и дежурной рутиной во время вахты. Тело больше не казалось чужим, а кошмары, скорее, утомляли, чем пугали. Но потом меня включили в экипаж «Грозного», который шёл по срочному приказу к научно-исследовательской станции в Бете Громовой. Это был бранк длиною в четыреста девяносто семь часов.</w:t>
+        <w:t xml:space="preserve"> ужас от перехода сменился скукой и дежурной рутиной во время вахты. Тело больше не казалось чужим, а кошмары, скорее, утомляли, чем пугали. Но потом меня включили в экипаж «Грозного», который шёл по срочному приказу к научно-исследовательской станции в Бете Громовой. Это был </w:t>
+      </w:r>
+      <w:proofErr w:type="spellStart"/>
+      <w:r>
+        <w:t>бранк</w:t>
+      </w:r>
+      <w:proofErr w:type="spellEnd"/>
+      <w:r>
+        <w:t xml:space="preserve"> длиною в четыреста девяносто семь часов.</w:t>
       </w:r>
     </w:p>
     <w:p>
@@ -299,7 +376,15 @@
     </w:p>
     <w:p>
       <w:r>
-        <w:t>Плавание — это не моё. Моих умений едва хватает на то, чтобы сдавать предполётные нормативы. Вырос я в Стальске-12, промышленном городе в центральной полосе, который забывают иногда отметить на картах. В Стальске естественных водоёмов нет, а бассейн, куда меня однажды сводил отец, так провонял жгучей хлоркой, что напомина</w:t>
+        <w:t xml:space="preserve">Плавание — это не моё. Моих умений едва хватает на то, чтобы сдавать предполётные нормативы. Вырос я в Стальске-12, промышленном городе в центральной полосе, который забывают иногда отметить на картах. В </w:t>
+      </w:r>
+      <w:proofErr w:type="spellStart"/>
+      <w:r>
+        <w:t>Стальске</w:t>
+      </w:r>
+      <w:proofErr w:type="spellEnd"/>
+      <w:r>
+        <w:t xml:space="preserve"> естественных водоёмов нет, а бассейн, куда меня однажды сводил отец, так провонял жгучей хлоркой, что напомина</w:t>
       </w:r>
       <w:r>
         <w:t>л</w:t>
@@ -742,7 +827,23 @@
     </w:p>
     <w:p>
       <w:r>
-        <w:t>Я выбрался из амниона — запутавшись как обычно в застёжках — и завис посреди каюты, едва не приложившись головой о торчащий из стены поручень. Гравитонная камера во время бранка не работает, и приходится мириться с невесомостью.</w:t>
+        <w:t xml:space="preserve">Я выбрался из амниона — запутавшись как обычно в застёжках — и завис посреди каюты, едва не приложившись головой о торчащий из стены поручень. </w:t>
+      </w:r>
+      <w:proofErr w:type="spellStart"/>
+      <w:r>
+        <w:t>Гравитонная</w:t>
+      </w:r>
+      <w:proofErr w:type="spellEnd"/>
+      <w:r>
+        <w:t xml:space="preserve"> камера во время </w:t>
+      </w:r>
+      <w:proofErr w:type="spellStart"/>
+      <w:r>
+        <w:t>бранка</w:t>
+      </w:r>
+      <w:proofErr w:type="spellEnd"/>
+      <w:r>
+        <w:t xml:space="preserve"> не работает, и приходится мириться с невесомостью.</w:t>
       </w:r>
     </w:p>
     <w:p>
@@ -768,7 +869,15 @@
     </w:p>
     <w:p>
       <w:r>
-        <w:t>Табельные часы с логотипом «Грозного», которые в бранке используются как будильник, сердито вибрировали и покалывали кожу. Я раздражённо содрал часы с запястья.</w:t>
+        <w:t xml:space="preserve">Табельные часы с логотипом «Грозного», которые в </w:t>
+      </w:r>
+      <w:proofErr w:type="spellStart"/>
+      <w:r>
+        <w:t>бранке</w:t>
+      </w:r>
+      <w:proofErr w:type="spellEnd"/>
+      <w:r>
+        <w:t xml:space="preserve"> используются как будильник, сердито вибрировали и покалывали кожу. Я раздражённо содрал часы с запястья.</w:t>
       </w:r>
     </w:p>
     <w:p>
@@ -871,7 +980,15 @@
     </w:p>
     <w:p>
       <w:r>
-        <w:t>Электронные аппараты во время бранка не работают, и вместо них трудятся механические интегралы, которые устроены примерно так же, как мои наручные часы.</w:t>
+        <w:t xml:space="preserve">Электронные аппараты во время </w:t>
+      </w:r>
+      <w:proofErr w:type="spellStart"/>
+      <w:r>
+        <w:t>бранка</w:t>
+      </w:r>
+      <w:proofErr w:type="spellEnd"/>
+      <w:r>
+        <w:t xml:space="preserve"> не работают, и вместо них трудятся механические интегралы, которые устроены примерно так же, как мои наручные часы.</w:t>
       </w:r>
     </w:p>
     <w:p>
@@ -953,7 +1070,15 @@
     </w:p>
     <w:p>
       <w:r>
-        <w:t>Три огня — навигатор мёртв. Такого в бранке никогда не происходит.</w:t>
+        <w:t xml:space="preserve">Три огня — навигатор мёртв. Такого в </w:t>
+      </w:r>
+      <w:proofErr w:type="spellStart"/>
+      <w:r>
+        <w:t>бранке</w:t>
+      </w:r>
+      <w:proofErr w:type="spellEnd"/>
+      <w:r>
+        <w:t xml:space="preserve"> никогда не происходит.</w:t>
       </w:r>
     </w:p>
     <w:p>
@@ -1068,7 +1193,15 @@
     </w:p>
     <w:p>
       <w:r>
-        <w:t>Люк глухо клацнул, примагнитившись к стене.</w:t>
+        <w:t xml:space="preserve">Люк глухо клацнул, </w:t>
+      </w:r>
+      <w:proofErr w:type="spellStart"/>
+      <w:r>
+        <w:t>примагнитившись</w:t>
+      </w:r>
+      <w:proofErr w:type="spellEnd"/>
+      <w:r>
+        <w:t xml:space="preserve"> к стене.</w:t>
       </w:r>
     </w:p>
     <w:p>
@@ -1157,7 +1290,15 @@
     </w:p>
     <w:p>
       <w:r>
-        <w:t>— Понятно, почему я проснулся! — Ключ ритмично поворачивался в модуле, громко чеканя секунды. — Говорят же, что сны в бранке не просто так снятся!</w:t>
+        <w:t xml:space="preserve">— Понятно, почему я проснулся! — Ключ ритмично поворачивался в модуле, громко чеканя секунды. — Говорят же, что сны в </w:t>
+      </w:r>
+      <w:proofErr w:type="spellStart"/>
+      <w:r>
+        <w:t>бранке</w:t>
+      </w:r>
+      <w:proofErr w:type="spellEnd"/>
+      <w:r>
+        <w:t xml:space="preserve"> не просто так снятся!</w:t>
       </w:r>
     </w:p>
     <w:p>
@@ -1204,7 +1345,15 @@
     </w:p>
     <w:p>
       <w:r>
-        <w:t>Майоров переместился к центральному анализатору, циану — встроенному в стену металлическому шкафу с похожими на лимбовые замки регуляторами.</w:t>
+        <w:t xml:space="preserve">Майоров переместился к центральному анализатору, циану — встроенному в стену металлическому шкафу с похожими на </w:t>
+      </w:r>
+      <w:proofErr w:type="spellStart"/>
+      <w:r>
+        <w:t>лимбовые</w:t>
+      </w:r>
+      <w:proofErr w:type="spellEnd"/>
+      <w:r>
+        <w:t xml:space="preserve"> замки регуляторами.</w:t>
       </w:r>
     </w:p>
     <w:p>
@@ -1293,7 +1442,15 @@
     </w:p>
     <w:p>
       <w:r>
-        <w:t xml:space="preserve">— А чего тут решать? — проговорил Керман, с трудом ворочая во рту словами, как после заморозки. — Так-то мы уже раз двадцать всё проверили. Циан в порядке. Ты от меня чего хочешь? Из бранка же </w:t>
+        <w:t xml:space="preserve">— А чего тут решать? — проговорил Керман, с трудом ворочая во рту словами, как после заморозки. — Так-то мы уже раз двадцать всё проверили. Циан в порядке. Ты от меня чего хочешь? Из </w:t>
+      </w:r>
+      <w:proofErr w:type="spellStart"/>
+      <w:r>
+        <w:t>бранка</w:t>
+      </w:r>
+      <w:proofErr w:type="spellEnd"/>
+      <w:r>
+        <w:t xml:space="preserve"> же </w:t>
       </w:r>
       <w:r>
         <w:t xml:space="preserve">мы досрочно </w:t>
@@ -1304,7 +1461,15 @@
     </w:p>
     <w:p>
       <w:r>
-        <w:t xml:space="preserve">— Я понимаю, что из бранка не выйдем! — </w:t>
+        <w:t xml:space="preserve">— Я понимаю, что из </w:t>
+      </w:r>
+      <w:proofErr w:type="spellStart"/>
+      <w:r>
+        <w:t>бранка</w:t>
+      </w:r>
+      <w:proofErr w:type="spellEnd"/>
+      <w:r>
+        <w:t xml:space="preserve"> не выйдем! — </w:t>
       </w:r>
       <w:r>
         <w:t>выдохнул</w:t>
@@ -1410,7 +1575,15 @@
     </w:p>
     <w:p>
       <w:r>
-        <w:t>— Во-о-от! — закивал Керман. — Так-то я тебя понимаю. Руки чешутся, хочется что-то сделать. Подвиг там гражданский совершить. После нескольких бранков ещё не успеваешь вникнуть во всю, так сказать, философию нашей ситуации.</w:t>
+        <w:t xml:space="preserve">— Во-о-от! — закивал Керман. — Так-то я тебя понимаю. Руки чешутся, хочется что-то сделать. Подвиг там гражданский совершить. После нескольких </w:t>
+      </w:r>
+      <w:proofErr w:type="spellStart"/>
+      <w:r>
+        <w:t>бранков</w:t>
+      </w:r>
+      <w:proofErr w:type="spellEnd"/>
+      <w:r>
+        <w:t xml:space="preserve"> ещё не успеваешь вникнуть во всю, так сказать, философию нашей ситуации.</w:t>
       </w:r>
     </w:p>
     <w:p>
@@ -1462,7 +1635,23 @@
     </w:p>
     <w:p>
       <w:r>
-        <w:t>— Я и не преувеличиваю. Все же понимают, на что идут, когда на трёхнедельный бранк подписываются. Теперь вот и молодёжь понимает. Ты не бледней так быстро, — подмигнул мне Керман. — Если что, у меня пятьдесят шестой бранк, а я до сих пор тут с вами беседы беседую.</w:t>
+        <w:t xml:space="preserve">— Я и не преувеличиваю. Все же понимают, на что идут, когда на трёхнедельный </w:t>
+      </w:r>
+      <w:proofErr w:type="spellStart"/>
+      <w:r>
+        <w:t>бранк</w:t>
+      </w:r>
+      <w:proofErr w:type="spellEnd"/>
+      <w:r>
+        <w:t xml:space="preserve"> подписываются. Теперь вот и молодёжь понимает. Ты не бледней так быстро, — подмигнул мне Керман. — Если что, у меня пятьдесят шестой </w:t>
+      </w:r>
+      <w:proofErr w:type="spellStart"/>
+      <w:r>
+        <w:t>бранк</w:t>
+      </w:r>
+      <w:proofErr w:type="spellEnd"/>
+      <w:r>
+        <w:t>, а я до сих пор тут с вами беседы беседую.</w:t>
       </w:r>
     </w:p>
     <w:p>
@@ -1540,7 +1729,15 @@
         <w:t xml:space="preserve">лет </w:t>
       </w:r>
       <w:r>
-        <w:t>меня старше. Керман ещё в начале полёта сказал, что Григорьев никогда не спит во время бранка. Поверить в то, что главный пилот почти три недели прожил без сна было решительно невозможно, но пару раз я сталкивался с ним во время вахты, когда он плавал по коридору, как лунатик.</w:t>
+        <w:t xml:space="preserve">меня старше. Керман ещё в начале полёта сказал, что Григорьев никогда не спит во время </w:t>
+      </w:r>
+      <w:proofErr w:type="spellStart"/>
+      <w:r>
+        <w:t>бранка</w:t>
+      </w:r>
+      <w:proofErr w:type="spellEnd"/>
+      <w:r>
+        <w:t>. Поверить в то, что главный пилот почти три недели прожил без сна было решительно невозможно, но пару раз я сталкивался с ним во время вахты, когда он плавал по коридору, как лунатик.</w:t>
       </w:r>
     </w:p>
     <w:p>
@@ -1574,7 +1771,15 @@
     </w:p>
     <w:p>
       <w:r>
-        <w:t>Григорьев осмотрел обесточенную консоль — во время бранка рубка напомина</w:t>
+        <w:t xml:space="preserve">Григорьев осмотрел обесточенную консоль — во время </w:t>
+      </w:r>
+      <w:proofErr w:type="spellStart"/>
+      <w:r>
+        <w:t>бранка</w:t>
+      </w:r>
+      <w:proofErr w:type="spellEnd"/>
+      <w:r>
+        <w:t xml:space="preserve"> рубка напомина</w:t>
       </w:r>
       <w:r>
         <w:t>ет</w:t>
@@ -1607,7 +1812,15 @@
         <w:t xml:space="preserve"> ж</w:t>
       </w:r>
       <w:r>
-        <w:t xml:space="preserve"> его знает, что вы там, инженеры, напридумали. Смысла дёргаться в любом случае нет. Всё равно раньше времени отсюда не выберемся.</w:t>
+        <w:t xml:space="preserve"> его знает, что вы там, инженеры, </w:t>
+      </w:r>
+      <w:proofErr w:type="spellStart"/>
+      <w:r>
+        <w:t>напридумали</w:t>
+      </w:r>
+      <w:proofErr w:type="spellEnd"/>
+      <w:r>
+        <w:t>. Смысла дёргаться в любом случае нет. Всё равно раньше времени отсюда не выберемся.</w:t>
       </w:r>
     </w:p>
     <w:p>
@@ -1650,7 +1863,15 @@
         <w:t xml:space="preserve">— </w:t>
       </w:r>
       <w:r>
-        <w:t>в гости на стыковку. А там автоматы в основном работают. Вместе с пулемётами. Пилот — самый бесполезный член экипажа во время бранка.</w:t>
+        <w:t xml:space="preserve">в гости на стыковку. А там автоматы в основном работают. Вместе с пулемётами. Пилот — самый бесполезный член экипажа во время </w:t>
+      </w:r>
+      <w:proofErr w:type="spellStart"/>
+      <w:r>
+        <w:t>бранка</w:t>
+      </w:r>
+      <w:proofErr w:type="spellEnd"/>
+      <w:r>
+        <w:t>.</w:t>
       </w:r>
     </w:p>
     <w:p>
@@ -1660,7 +1881,15 @@
     </w:p>
     <w:p>
       <w:r>
-        <w:t>— А что, разве не правда? — Григорьев откинулся на подголовник и прикрыл глаза. Потолочный свет тут же выбелил его ещё молодое лицо, превратив в гипсовую маску. — Я, между прочим, спал. Недолго, правда. Майоров разбудил, люками гремел. Хотя спать во время бранка — сомнительное удовольствие.</w:t>
+        <w:t xml:space="preserve">— А что, разве не правда? — Григорьев откинулся на подголовник и прикрыл глаза. Потолочный свет тут же выбелил его ещё молодое лицо, превратив в гипсовую маску. — Я, между прочим, спал. Недолго, правда. Майоров разбудил, люками гремел. Хотя спать во время </w:t>
+      </w:r>
+      <w:proofErr w:type="spellStart"/>
+      <w:r>
+        <w:t>бранка</w:t>
+      </w:r>
+      <w:proofErr w:type="spellEnd"/>
+      <w:r>
+        <w:t xml:space="preserve"> — сомнительное удовольствие.</w:t>
       </w:r>
     </w:p>
     <w:p>
@@ -1691,7 +1920,15 @@
     </w:p>
     <w:p>
       <w:r>
-        <w:t xml:space="preserve">Сны в бранке у всех разные, но большинство либо плывут (и тонут), либо куда-то летят и закономерно падают. И то, и другое считается естественным откликом здоровой психики на невесомость и </w:t>
+        <w:t xml:space="preserve">Сны в </w:t>
+      </w:r>
+      <w:proofErr w:type="spellStart"/>
+      <w:r>
+        <w:t>бранке</w:t>
+      </w:r>
+      <w:proofErr w:type="spellEnd"/>
+      <w:r>
+        <w:t xml:space="preserve"> у всех разные, но большинство либо плывут (и тонут), либо куда-то летят и закономерно падают. И то, и другое считается естественным откликом здоровой психики на невесомость и </w:t>
       </w:r>
       <w:r>
         <w:t>чёрную бездн</w:t>
@@ -1733,7 +1970,15 @@
         <w:t>сказал</w:t>
       </w:r>
       <w:r>
-        <w:t xml:space="preserve"> Григорьев. — Видел я результаты твоих нормативов. По нижней планке идёшь. Говорят, на следующей партийной деке нормативы усилят. Я бы советовал, как вернёшься, взять в бассейн абонементик. Глупо будет вылететь из-за такой ерунды.</w:t>
+        <w:t xml:space="preserve"> Григорьев. — Видел я результаты твоих нормативов. По нижней планке идёшь. Говорят, на следующей партийной деке нормативы усилят. Я бы советовал, как вернёшься, взять в бассейн </w:t>
+      </w:r>
+      <w:proofErr w:type="spellStart"/>
+      <w:r>
+        <w:t>абонементик</w:t>
+      </w:r>
+      <w:proofErr w:type="spellEnd"/>
+      <w:r>
+        <w:t>. Глупо будет вылететь из-за такой ерунды.</w:t>
       </w:r>
     </w:p>
     <w:p>
@@ -1906,7 +2151,15 @@
     </w:p>
     <w:p>
       <w:r>
-        <w:t>— Чем она примечательна, «Заря» эта, что мы ради неё три недели в бранке торчим?</w:t>
+        <w:t xml:space="preserve">— Чем она примечательна, «Заря» эта, что мы ради неё три недели в </w:t>
+      </w:r>
+      <w:proofErr w:type="spellStart"/>
+      <w:r>
+        <w:t>бранке</w:t>
+      </w:r>
+      <w:proofErr w:type="spellEnd"/>
+      <w:r>
+        <w:t xml:space="preserve"> торчим?</w:t>
       </w:r>
     </w:p>
     <w:p>
@@ -2053,7 +2306,15 @@
     </w:p>
     <w:p>
       <w:r>
-        <w:t>— Ни разу ещё секунда в секунду не выходил из бранка, — сказал Григорьев.</w:t>
+        <w:t xml:space="preserve">— Ни разу ещё секунда в секунду не выходил из </w:t>
+      </w:r>
+      <w:proofErr w:type="spellStart"/>
+      <w:r>
+        <w:t>бранка</w:t>
+      </w:r>
+      <w:proofErr w:type="spellEnd"/>
+      <w:r>
+        <w:t>, — сказал Григорьев.</w:t>
       </w:r>
     </w:p>
     <w:p>
@@ -2074,7 +2335,15 @@
     </w:p>
     <w:p>
       <w:r>
-        <w:t>Майоров, насколько я успел понять, всегда с параноидальной точностью придерживался уставов и негласных правил — видимо, боялся, что за ним следит незримый политкор.</w:t>
+        <w:t xml:space="preserve">Майоров, насколько я успел понять, всегда с параноидальной точностью придерживался уставов и негласных правил — видимо, боялся, что за ним следит незримый </w:t>
+      </w:r>
+      <w:proofErr w:type="spellStart"/>
+      <w:r>
+        <w:t>политкор</w:t>
+      </w:r>
+      <w:proofErr w:type="spellEnd"/>
+      <w:r>
+        <w:t>.</w:t>
       </w:r>
     </w:p>
     <w:p>
@@ -2186,7 +2455,13 @@
     </w:p>
     <w:p>
       <w:r>
-        <w:t>Мне никто не ответил. Лампа загорелась снова</w:t>
+        <w:t>Мне не ответил</w:t>
+      </w:r>
+      <w:r>
+        <w:t>и</w:t>
+      </w:r>
+      <w:r>
+        <w:t>. Лампа загорелась снова</w:t>
       </w:r>
       <w:r>
         <w:t xml:space="preserve"> —</w:t>
@@ -2268,7 +2543,15 @@
     </w:p>
     <w:p>
       <w:r>
-        <w:t xml:space="preserve">— Отлично, все молодцы. — Странно было слышать похвалу, когда ты лежал в ложементе и ничего не делал. — Олег, заведи аппараты и гравитонную камеру. Понял? Сначала аппараты, </w:t>
+        <w:t xml:space="preserve">— Отлично, все молодцы. — Странно было слышать похвалу, когда ты лежал в ложементе и ничего не делал. — Олег, заведи аппараты и </w:t>
+      </w:r>
+      <w:proofErr w:type="spellStart"/>
+      <w:r>
+        <w:t>гравитонную</w:t>
+      </w:r>
+      <w:proofErr w:type="spellEnd"/>
+      <w:r>
+        <w:t xml:space="preserve"> камеру. Понял? Сначала аппараты, </w:t>
       </w:r>
       <w:r>
         <w:t>потом</w:t>
@@ -2379,7 +2662,15 @@
     <w:p>
       <w:r>
         <w:lastRenderedPageBreak/>
-        <w:t xml:space="preserve"> Я ухватился обеими руками за страховочный поручень, любезно отмеченный табличкой: «Держаться здесь». Гравитонный привод заводится обычно долго.</w:t>
+        <w:t xml:space="preserve"> Я ухватился обеими руками за страховочный поручень, любезно отмеченный табличкой: «Держаться здесь». </w:t>
+      </w:r>
+      <w:proofErr w:type="spellStart"/>
+      <w:r>
+        <w:t>Гравитонный</w:t>
+      </w:r>
+      <w:proofErr w:type="spellEnd"/>
+      <w:r>
+        <w:t xml:space="preserve"> привод заводится обычно долго.</w:t>
       </w:r>
     </w:p>
     <w:p>
@@ -2404,7 +2695,15 @@
     </w:p>
     <w:p>
       <w:r>
-        <w:t>Табличка с расцарапанным предупреждением замигала, и меня, как магнитом, притянуло к полу. Ноги с непривычки затряслись, и я, не выдержав, упал на колени, преклонился перед гравитонной камерой, которая с пугающей убедительностью обманыва</w:t>
+        <w:t xml:space="preserve">Табличка с расцарапанным предупреждением замигала, и меня, как магнитом, притянуло к полу. Ноги с непривычки затряслись, и я, не выдержав, упал на колени, преклонился перед </w:t>
+      </w:r>
+      <w:proofErr w:type="spellStart"/>
+      <w:r>
+        <w:t>гравитонной</w:t>
+      </w:r>
+      <w:proofErr w:type="spellEnd"/>
+      <w:r>
+        <w:t xml:space="preserve"> камерой, которая с пугающей убедительностью обманыва</w:t>
       </w:r>
       <w:r>
         <w:t>ет</w:t>
@@ -2510,7 +2809,15 @@
     </w:p>
     <w:p>
       <w:r>
-        <w:t>Керман покрутил лимбовые замки на циане, присмотрелся к рискам, сощурив глаза так, что брови наползли на веки, и громко выругался.</w:t>
+        <w:t xml:space="preserve">Керман покрутил </w:t>
+      </w:r>
+      <w:proofErr w:type="spellStart"/>
+      <w:r>
+        <w:t>лимбовые</w:t>
+      </w:r>
+      <w:proofErr w:type="spellEnd"/>
+      <w:r>
+        <w:t xml:space="preserve"> замки на циане, присмотрелся к рискам, сощурив глаза так, что брови наползли на веки, и громко выругался.</w:t>
       </w:r>
     </w:p>
     <w:p>
@@ -2551,11 +2858,6 @@
     </w:p>
     <w:p>
       <w:r>
-        <w:t>Ему никто не ответил.</w:t>
-      </w:r>
-    </w:p>
-    <w:p>
-      <w:r>
         <w:t>Майоров стал поворачивать клацающие замки на капсуле</w:t>
       </w:r>
       <w:r>
@@ -2582,7 +2884,15 @@
     </w:p>
     <w:p>
       <w:r>
-        <w:t>— Олег! — сказал он. — Реаниматор в медотсеке!</w:t>
+        <w:t xml:space="preserve">— Олег! — сказал он. — Реаниматор в </w:t>
+      </w:r>
+      <w:proofErr w:type="spellStart"/>
+      <w:r>
+        <w:t>медотсеке</w:t>
+      </w:r>
+      <w:proofErr w:type="spellEnd"/>
+      <w:r>
+        <w:t>!</w:t>
       </w:r>
     </w:p>
     <w:p>
@@ -2738,7 +3048,13 @@
     </w:p>
     <w:p>
       <w:r>
-        <w:t xml:space="preserve">Никто Григорьеву не мешал. Майоров отвернулся от тела. Чёрный диск глухо </w:t>
+        <w:t>Григорьеву не мешал</w:t>
+      </w:r>
+      <w:r>
+        <w:t>и</w:t>
+      </w:r>
+      <w:r>
+        <w:t xml:space="preserve">. Майоров отвернулся от тела. Чёрный диск глухо </w:t>
       </w:r>
       <w:r>
         <w:t>делил на вечность</w:t>
@@ -2754,12 +3070,18 @@
     </w:p>
     <w:p>
       <w:r>
-        <w:t>— Навигатора? — моргнул Керман. — Кто ж его знает!</w:t>
-      </w:r>
-    </w:p>
-    <w:p>
-      <w:r>
-        <w:t>— У них нет имён, — сказал Майоров.</w:t>
+        <w:t>— Навигатора? — моргнул Керман.</w:t>
+      </w:r>
+    </w:p>
+    <w:p>
+      <w:r>
+        <w:t xml:space="preserve">— </w:t>
+      </w:r>
+      <w:r>
+        <w:t>Никто не знает их</w:t>
+      </w:r>
+      <w:r>
+        <w:t xml:space="preserve"> имён, — сказал Майоров.</w:t>
       </w:r>
       <w:r>
         <w:t xml:space="preserve"> — Где-то в документах должна быть фамилия. Я уже не помню. Да и какая вам разница?</w:t>
@@ -2767,6 +3089,31 @@
     </w:p>
     <w:p>
       <w:r>
+        <w:t>— Как же это, какая разница</w:t>
+      </w:r>
+      <w:r>
+        <w:t>?</w:t>
+      </w:r>
+      <w:r>
+        <w:t xml:space="preserve"> — прошептал </w:t>
+      </w:r>
+      <w:r>
+        <w:t>я</w:t>
+      </w:r>
+      <w:r>
+        <w:t>. — Человек всё-таки</w:t>
+      </w:r>
+      <w:r>
+        <w:t xml:space="preserve"> умер.</w:t>
+      </w:r>
+    </w:p>
+    <w:p>
+      <w:r>
+        <w:t>— Она уже не… — начал Майоров, но не договорил.</w:t>
+      </w:r>
+    </w:p>
+    <w:p>
+      <w:r>
         <w:t xml:space="preserve">Реаниматор отработал свою заводную песню. Не было больше посмертной агонии мышц. Тело лежало молча, закостенело. </w:t>
       </w:r>
     </w:p>
@@ -2788,11 +3135,16 @@
         <w:t>Давайте в</w:t>
       </w:r>
       <w:r>
-        <w:t xml:space="preserve"> медкапсулу</w:t>
-      </w:r>
-      <w:r>
         <w:t xml:space="preserve"> </w:t>
       </w:r>
+      <w:proofErr w:type="spellStart"/>
+      <w:r>
+        <w:t>медкапсулу</w:t>
+      </w:r>
+      <w:proofErr w:type="spellEnd"/>
+      <w:r>
+        <w:t xml:space="preserve"> </w:t>
+      </w:r>
       <w:r>
         <w:t>её положим.</w:t>
       </w:r>
@@ -2823,7 +3175,15 @@
         <w:t xml:space="preserve">— Она мертва, — сказал Керман. — </w:t>
       </w:r>
       <w:r>
-        <w:t>Чем медкапсула сейчас поможет?</w:t>
+        <w:t xml:space="preserve">Чем </w:t>
+      </w:r>
+      <w:proofErr w:type="spellStart"/>
+      <w:r>
+        <w:t>медкапсула</w:t>
+      </w:r>
+      <w:proofErr w:type="spellEnd"/>
+      <w:r>
+        <w:t xml:space="preserve"> сейчас поможет?</w:t>
       </w:r>
       <w:r>
         <w:t xml:space="preserve"> </w:t>
@@ -2861,7 +3221,15 @@
         <w:t>пробормотал</w:t>
       </w:r>
       <w:r>
-        <w:t xml:space="preserve"> Керман. — В бранке она была живая, иначе мы бы не вышли.</w:t>
+        <w:t xml:space="preserve"> Керман. — В </w:t>
+      </w:r>
+      <w:proofErr w:type="spellStart"/>
+      <w:r>
+        <w:t>бранке</w:t>
+      </w:r>
+      <w:proofErr w:type="spellEnd"/>
+      <w:r>
+        <w:t xml:space="preserve"> она была живая, иначе мы бы не вышли.</w:t>
       </w:r>
     </w:p>
     <w:p>
@@ -2882,6 +3250,7 @@
     </w:p>
     <w:p>
       <w:r>
+        <w:lastRenderedPageBreak/>
         <w:t>Майоров вздохнул — медленно, с каким-то внезапным тактом.</w:t>
       </w:r>
     </w:p>
@@ -2892,7 +3261,6 @@
     </w:p>
     <w:p>
       <w:r>
-        <w:lastRenderedPageBreak/>
         <w:t>— В какой мешок, капитан? — задёргал острыми плечами Григорьев. — У нас тут не морг!</w:t>
       </w:r>
     </w:p>
@@ -3015,7 +3383,15 @@
     </w:p>
     <w:p>
       <w:r>
-        <w:t>— Какая разница, сколько летает! — сказал Григорьев. — Рано или поздно бранк тебя достанет</w:t>
+        <w:t xml:space="preserve">— Какая разница, сколько летает! — сказал Григорьев. — Рано или поздно </w:t>
+      </w:r>
+      <w:proofErr w:type="spellStart"/>
+      <w:r>
+        <w:t>бранк</w:t>
+      </w:r>
+      <w:proofErr w:type="spellEnd"/>
+      <w:r>
+        <w:t xml:space="preserve"> тебя достанет</w:t>
       </w:r>
       <w:r>
         <w:t>!</w:t>
@@ -3023,6 +3399,7 @@
     </w:p>
     <w:p>
       <w:r>
+        <w:lastRenderedPageBreak/>
         <w:t>— Ты сам-то как, Андрей? — спросил Майоров. — Сможешь в одиночку рассчитать курс?</w:t>
       </w:r>
     </w:p>
@@ -3033,291 +3410,320 @@
     </w:p>
     <w:p>
       <w:r>
+        <w:t>— Вот и займись этим.</w:t>
+      </w:r>
+    </w:p>
+    <w:p>
+      <w:r>
+        <w:t>Время тянулось медленно, как на орбите чёрной дыры.</w:t>
+      </w:r>
+    </w:p>
+    <w:p>
+      <w:r>
+        <w:t>Керман отстукивал на подлокотнике какой-то легкомысленный мотивчик, но постоянно сбивался и делал короткие передышки — как певец, у которого кончается в лёгких воздух. Григорьев в одиночку заканчивал расчёты по сближению с осой.</w:t>
+      </w:r>
+    </w:p>
+    <w:p>
+      <w:r>
+        <w:t>Все молчали.</w:t>
+      </w:r>
+    </w:p>
+    <w:p>
+      <w:r>
+        <w:t xml:space="preserve">Тихо клацала клавиатура, навигационный аппарат время от времени издавал </w:t>
+      </w:r>
+      <w:r>
+        <w:t>звонкие</w:t>
+      </w:r>
+      <w:r>
+        <w:t xml:space="preserve"> звуки, недовольный параметрами траекторных корректировок или залповых пусков двигателей.</w:t>
+      </w:r>
+    </w:p>
+    <w:p>
+      <w:r>
+        <w:t>— Сколько можно ошибаться, Андрей? — не выдержал Майоров. — Или тебе тоже перерыв нужен?</w:t>
+      </w:r>
+    </w:p>
+    <w:p>
+      <w:r>
+        <w:t>— Автоматика полное дерьмо выдаёт! —</w:t>
+      </w:r>
+      <w:r>
+        <w:t xml:space="preserve"> ответил </w:t>
+      </w:r>
+      <w:r>
+        <w:t>Григорьев. — Света здесь слишком много, сенсоры слепнут.</w:t>
+      </w:r>
+    </w:p>
+    <w:p>
+      <w:r>
+        <w:t>— Мне не нужны оправдания! Просто доставь нас на эту чёртову осу!</w:t>
+      </w:r>
+    </w:p>
+    <w:p>
+      <w:r>
+        <w:t>— Хорошо. Ещё пару минут.</w:t>
+      </w:r>
+    </w:p>
+    <w:p>
+      <w:r>
+        <w:t>— Вот прямо сейчас нас куда несёт? — прорычал Майоров. — В темноту падаем! Траекторию хотя бы скорректируй!</w:t>
+      </w:r>
+    </w:p>
+    <w:p>
+      <w:r>
+        <w:t>Григорьев отодвинулся от клавиатуры и толкнул несколько тумблеров на панели — завёл маневровые двигатели. В стенах протяжно засвистело, фюзеляж дал течь. Фонарь качнулся, звёзды поплыли в темноте, как пылинки в броуновском движении, и в обзор яростно влетел горящий диск Кратера Водолея, окруженный ясным лазурным нимбом.</w:t>
+      </w:r>
+    </w:p>
+    <w:p>
+      <w:r>
+        <w:t xml:space="preserve">— Товарищи! — сказал Майоров. — Я понимаю, что все устали после </w:t>
+      </w:r>
+      <w:proofErr w:type="spellStart"/>
+      <w:r>
+        <w:t>бранка</w:t>
+      </w:r>
+      <w:proofErr w:type="spellEnd"/>
+      <w:r>
+        <w:t>, особенно с таким выходом. Но давайте соберёмся, задачу никто не отменял.</w:t>
+      </w:r>
+    </w:p>
+    <w:p>
+      <w:r>
+        <w:t>— Почти закончил, — буркнул Григорьев.</w:t>
+      </w:r>
+    </w:p>
+    <w:p>
+      <w:r>
+        <w:t>Я залюбовался газовым гигантом.</w:t>
+      </w:r>
+      <w:r>
+        <w:t xml:space="preserve"> </w:t>
+      </w:r>
+      <w:r>
+        <w:t>Второй класс экзопланет, почти земная орбита, густые облака из водяного пара. Кратер вошёл в перигелий и жадно вбирал в себя свет Беты Громовой. Мы и сами летели к нему навстречу на солнечном луче — медленно, пока не заработали маршевые двигатели, отдаляясь от звезды, выжигающей нашу обшивку.</w:t>
+      </w:r>
+    </w:p>
+    <w:p>
+      <w:r>
+        <w:t>— Что теперь будет? — спросил я. — Пришлют нового навигатора?</w:t>
+      </w:r>
+    </w:p>
+    <w:p>
+      <w:r>
+        <w:t>— По уставу роль навигатора может взять на себя член экипажа, — сказал Григорьев. — На добровольных началах, разумеется.</w:t>
+      </w:r>
+    </w:p>
+    <w:p>
+      <w:r>
         <w:lastRenderedPageBreak/>
-        <w:t>— Вот и займись этим.</w:t>
-      </w:r>
-    </w:p>
-    <w:p>
-      <w:r>
-        <w:t>Время тянулось медленно, как на орбите чёрной дыры.</w:t>
-      </w:r>
-    </w:p>
-    <w:p>
-      <w:r>
-        <w:t>Керман отстукивал на подлокотнике какой-то легкомысленный мотивчик, но постоянно сбивался и делал короткие передышки — как певец, у которого кончается в лёгких воздух. Григорьев в одиночку заканчивал расчёты по сближению с осой.</w:t>
-      </w:r>
-    </w:p>
-    <w:p>
-      <w:r>
-        <w:t>Все молчали.</w:t>
-      </w:r>
-    </w:p>
-    <w:p>
-      <w:r>
-        <w:t xml:space="preserve">Тихо клацала клавиатура, навигационный аппарат время от времени издавал </w:t>
-      </w:r>
-      <w:r>
-        <w:t>звонкие</w:t>
-      </w:r>
-      <w:r>
-        <w:t xml:space="preserve"> звуки, недовольный параметрами траекторных корректировок или залповых пусков двигателей.</w:t>
-      </w:r>
-    </w:p>
-    <w:p>
-      <w:r>
-        <w:t>— Сколько можно ошибаться, Андрей? — не выдержал Майоров. — Или тебе тоже перерыв нужен?</w:t>
-      </w:r>
-    </w:p>
-    <w:p>
-      <w:r>
-        <w:t>— Автоматика полное дерьмо выдаёт! —</w:t>
-      </w:r>
-      <w:r>
-        <w:t xml:space="preserve"> ответил </w:t>
-      </w:r>
-      <w:r>
-        <w:t>Григорьев. — Света здесь слишком много, сенсоры слепнут.</w:t>
-      </w:r>
-    </w:p>
-    <w:p>
-      <w:r>
-        <w:t>— Мне не нужны оправдания! Просто доставь нас на эту чёртову осу!</w:t>
-      </w:r>
-    </w:p>
-    <w:p>
-      <w:r>
-        <w:t>— Хорошо. Ещё пару минут.</w:t>
-      </w:r>
-    </w:p>
-    <w:p>
-      <w:r>
-        <w:t>— Вот прямо сейчас нас куда несёт? — прорычал Майоров. — В темноту падаем! Траекторию хотя бы скорректируй!</w:t>
-      </w:r>
-    </w:p>
-    <w:p>
-      <w:r>
-        <w:t>Григорьев отодвинулся от клавиатуры и толкнул несколько тумблеров на панели — завёл маневровые двигатели. В стенах протяжно засвистело, фюзеляж дал течь. Фонарь качнулся, звёзды поплыли в темноте, как пылинки в броуновском движении, и в обзор яростно влетел горящий диск Кратера Водолея, окруженный ясным лазурным нимбом.</w:t>
-      </w:r>
-    </w:p>
-    <w:p>
-      <w:r>
-        <w:t>— Товарищи! — сказал Майоров. — Я понимаю, что все устали после бранка, особенно с таким выходом. Но давайте соберёмся, задачу никто не отменял.</w:t>
-      </w:r>
-    </w:p>
-    <w:p>
-      <w:r>
-        <w:t>— Почти закончил, — буркнул Григорьев.</w:t>
-      </w:r>
-    </w:p>
-    <w:p>
-      <w:r>
-        <w:t>Я залюбовался газовым гигантом.</w:t>
+        <w:t>— Ты, Андрюш, ерунду-то не пори! — огрызнулся Керман. — У неё и так глаза на мокром месте! Вы же не будете всерьёз это обсуждать? Тр</w:t>
+      </w:r>
+      <w:r>
+        <w:t>ё</w:t>
+      </w:r>
+      <w:r>
+        <w:t xml:space="preserve">хнедельный </w:t>
+      </w:r>
+      <w:proofErr w:type="spellStart"/>
+      <w:r>
+        <w:t>бранк</w:t>
+      </w:r>
+      <w:proofErr w:type="spellEnd"/>
+      <w:r>
+        <w:t xml:space="preserve"> — дорога в один конец, это </w:t>
+      </w:r>
+      <w:r>
+        <w:t xml:space="preserve">все </w:t>
+      </w:r>
+      <w:r>
+        <w:t>понимают.</w:t>
+      </w:r>
+    </w:p>
+    <w:p>
+      <w:r>
+        <w:t>— Я даже не хочу на это отвечать, — утомлённ</w:t>
+      </w:r>
+      <w:r>
+        <w:t>о</w:t>
+      </w:r>
+      <w:r>
+        <w:t xml:space="preserve"> вздох</w:t>
+      </w:r>
+      <w:r>
+        <w:t>нул</w:t>
+      </w:r>
+      <w:r>
+        <w:t xml:space="preserve"> Майоров. — То, что в уставах написано, нас совершенно не касается. Речь там исключительно о коротких переходах.</w:t>
+      </w:r>
+    </w:p>
+    <w:p>
+      <w:r>
+        <w:t>— Значит, будем ждать навигатора с Земли? — спросил я.</w:t>
+      </w:r>
+    </w:p>
+    <w:p>
+      <w:r>
+        <w:t>— Олег, к чему эти вопросы? — Майоров замялся на секунду, и я почувствовал спиной его взгляд</w:t>
+      </w:r>
+      <w:r>
+        <w:t>.</w:t>
+      </w:r>
+      <w:r>
+        <w:t xml:space="preserve"> — </w:t>
+      </w:r>
+      <w:r>
+        <w:t>Я</w:t>
+      </w:r>
+      <w:r>
+        <w:t xml:space="preserve"> в такую ситуацию раньше не попадал, а что там в инструкциях написано, всем должно быть известно. С Земли навигатора пришлют или не с Земли, я не знаю.</w:t>
+      </w:r>
+    </w:p>
+    <w:p>
+      <w:r>
+        <w:t>— Мы, что называется, выбиваемся из графика, — стал объяснять Керман. — Так-то нормативы есть, всё прозрачно. А они уж выберут кого и когда к нам послать. На спасательном, если простите мой пафос, судне должен быть в таком случае второй навигатор.</w:t>
+      </w:r>
+    </w:p>
+    <w:p>
+      <w:r>
+        <w:t>— Получается, мы пробудем на станции месяца два? — спросил я.</w:t>
+      </w:r>
+    </w:p>
+    <w:p>
+      <w:r>
+        <w:t>— Это в лучшем случае, — сказал Майоров. — Тебя что, на Земле дождаться не могут? Или в отпуск опаздываешь?</w:t>
+      </w:r>
+    </w:p>
+    <w:p>
+      <w:r>
+        <w:t>— Особо не жд</w:t>
+      </w:r>
+      <w:r>
+        <w:t>у</w:t>
+      </w:r>
+      <w:r>
+        <w:t>т.</w:t>
+      </w:r>
+    </w:p>
+    <w:p>
+      <w:r>
+        <w:t>— Тогда считай, что у тебя на «Заре» будет отпуск.</w:t>
+      </w:r>
+    </w:p>
+    <w:p>
+      <w:r>
+        <w:t>— Орбитальный, мать его, санаторий! — вставил Григорьев.</w:t>
+      </w:r>
+    </w:p>
+    <w:p>
+      <w:r>
+        <w:t>Его тут же перебил гудок вычислительного аппарата.</w:t>
+      </w:r>
+    </w:p>
+    <w:p>
+      <w:r>
+        <w:t>— Андрей! — раздражённо сказал Майоров. — Маршрут!</w:t>
+      </w:r>
+    </w:p>
+    <w:p>
+      <w:r>
+        <w:t>— Два месяца, — проговорил я, ни к кому не обращаясь.</w:t>
+      </w:r>
+    </w:p>
+    <w:p>
+      <w:r>
+        <w:t xml:space="preserve">Жизнь на станции после </w:t>
+      </w:r>
+      <w:proofErr w:type="spellStart"/>
+      <w:r>
+        <w:t>бранка</w:t>
+      </w:r>
+      <w:proofErr w:type="spellEnd"/>
+      <w:r>
+        <w:t xml:space="preserve"> меня не пугала. Скорее, даже немного интриговала. Два месяца, так два месяца. Люди зачастую годами живут на осах и с ума не сходят — не то, что во время перехода. Там будет стабильная гравитация, спокойные сны без кошмаров.</w:t>
+      </w:r>
+    </w:p>
+    <w:p>
+      <w:r>
+        <w:t>И черви.</w:t>
+      </w:r>
+    </w:p>
+    <w:p>
+      <w:r>
+        <w:t>— Сколько ещё делать расчёт?</w:t>
+      </w:r>
+    </w:p>
+    <w:p>
+      <w:r>
+        <w:t>Ложемент Майорова заскрипел, и я представил, как он нетерпеливо ёрзает, поправляя врезающиеся в грудь ремни.</w:t>
+      </w:r>
+    </w:p>
+    <w:p>
+      <w:r>
+        <w:t>— Почти готово, — сказал Григорьев.</w:t>
+      </w:r>
+    </w:p>
+    <w:p>
+      <w:r>
+        <w:t>— Пять минут назад ты то же самое говорил</w:t>
+      </w:r>
+      <w:r>
+        <w:t>!</w:t>
+      </w:r>
+    </w:p>
+    <w:p>
+      <w:r>
+        <w:t>— Всё! — Григорьев выстукал финальный аккорд на клавиатуре. — Семь часов двенадцать минут на полный цикл.</w:t>
+      </w:r>
+    </w:p>
+    <w:p>
+      <w:r>
+        <w:t>— Проверка прошла?</w:t>
+      </w:r>
+    </w:p>
+    <w:p>
+      <w:r>
+        <w:t>— Нет смысла в автоматах, я же говорю. Сенсоры слепые.</w:t>
+      </w:r>
+    </w:p>
+    <w:p>
+      <w:r>
+        <w:t>— Ладно. Где Мерцель? Начинайте ускорение.</w:t>
+      </w:r>
+    </w:p>
+    <w:p>
+      <w:r>
+        <w:lastRenderedPageBreak/>
+        <w:t>Я подумал, что кто-нибудь за ней сходит, но Григорьев вместо этого врубил предпусковую сигнализацию. Под потолком замерцала красная лампа.</w:t>
+      </w:r>
+    </w:p>
+    <w:p>
+      <w:r>
+        <w:t>— Ты, Андрюш, без церемоний сегодня, — сказал Керман.</w:t>
+      </w:r>
+    </w:p>
+    <w:p>
+      <w:r>
+        <w:t>— Время ведь? Меня все торопили!</w:t>
+      </w:r>
+    </w:p>
+    <w:p>
+      <w:r>
+        <w:t>Мерцель зашла в рубку</w:t>
+      </w:r>
+      <w:r>
+        <w:t xml:space="preserve"> и</w:t>
+      </w:r>
+      <w:r>
+        <w:t xml:space="preserve"> посмотрела на пульсирующую лампу, склонив на бок голову</w:t>
+      </w:r>
+      <w:r>
+        <w:t>.</w:t>
       </w:r>
       <w:r>
         <w:t xml:space="preserve"> </w:t>
       </w:r>
       <w:r>
-        <w:t>Второй класс экзопланет, почти земная орбита, густые облака из водяного пара. Кратер вошёл в перигелий и жадно вбирал в себя свет Беты Громовой. Мы и сами летели к нему навстречу на солнечном луче — медленно, пока не заработали маршевые двигатели, отдаляясь от звезды, выжигающей нашу обшивку.</w:t>
-      </w:r>
-    </w:p>
-    <w:p>
-      <w:r>
-        <w:t>— Что теперь будет? — спросил я. — Пришлют нового навигатора?</w:t>
-      </w:r>
-    </w:p>
-    <w:p>
-      <w:r>
-        <w:t>— По уставу роль навигатора может взять на себя член экипажа, — сказал Григорьев. — На добровольных началах, разумеется.</w:t>
-      </w:r>
-    </w:p>
-    <w:p>
-      <w:r>
-        <w:t>— Ты, Андрюш, ерунду-то не пори! — огрызнулся Керман. — У неё и так глаза на мокром месте! Вы же не будете всерьёз это обсуждать? Тр</w:t>
-      </w:r>
-      <w:r>
-        <w:t>ё</w:t>
-      </w:r>
-      <w:r>
-        <w:t xml:space="preserve">хнедельный бранк — дорога в один конец, это </w:t>
-      </w:r>
-      <w:r>
-        <w:t xml:space="preserve">все </w:t>
-      </w:r>
-      <w:r>
-        <w:t>понимают.</w:t>
-      </w:r>
-    </w:p>
-    <w:p>
-      <w:r>
-        <w:lastRenderedPageBreak/>
-        <w:t>— Я даже не хочу на это отвечать, — утомлённ</w:t>
-      </w:r>
-      <w:r>
-        <w:t>о</w:t>
-      </w:r>
-      <w:r>
-        <w:t xml:space="preserve"> вздох</w:t>
-      </w:r>
-      <w:r>
-        <w:t>нул</w:t>
-      </w:r>
-      <w:r>
-        <w:t xml:space="preserve"> Майоров. — То, что в уставах написано, нас совершенно не касается. Речь там исключительно о коротких переходах.</w:t>
-      </w:r>
-    </w:p>
-    <w:p>
-      <w:r>
-        <w:t>— Значит, будем ждать навигатора с Земли? — спросил я.</w:t>
-      </w:r>
-    </w:p>
-    <w:p>
-      <w:r>
-        <w:t>— Олег, к чему эти вопросы? — Майоров замялся на секунду, и я почувствовал спиной его взгляд</w:t>
-      </w:r>
-      <w:r>
-        <w:t>.</w:t>
-      </w:r>
-      <w:r>
-        <w:t xml:space="preserve"> — </w:t>
-      </w:r>
-      <w:r>
-        <w:t>Н</w:t>
-      </w:r>
-      <w:r>
-        <w:t>икто в такую ситуацию раньше не попадал, а что там в инструкциях написано, всем должно быть известно. С Земли навигатора пришлют или не с Земли, я не знаю.</w:t>
-      </w:r>
-    </w:p>
-    <w:p>
-      <w:r>
-        <w:t>— Мы, что называется, выбиваемся из графика, — стал объяснять Керман. — Так-то нормативы есть, всё прозрачно. А они уж выберут кого и когда к нам послать. На спасательном, если простите мой пафос, судне должен быть в таком случае второй навигатор.</w:t>
-      </w:r>
-    </w:p>
-    <w:p>
-      <w:r>
-        <w:t>— Получается, мы пробудем на станции месяца два? — спросил я.</w:t>
-      </w:r>
-    </w:p>
-    <w:p>
-      <w:r>
-        <w:t>— Это в лучшем случае, — сказал Майоров. — Тебя что, на Земле дождаться не могут? Или в отпуск опаздываешь?</w:t>
-      </w:r>
-    </w:p>
-    <w:p>
-      <w:r>
-        <w:t>— Особо никто не ждёт.</w:t>
-      </w:r>
-    </w:p>
-    <w:p>
-      <w:r>
-        <w:t>— Тогда считай, что у тебя на «Заре» будет отпуск.</w:t>
-      </w:r>
-    </w:p>
-    <w:p>
-      <w:r>
-        <w:t>— Орбитальный, мать его, санаторий! — вставил Григорьев.</w:t>
-      </w:r>
-    </w:p>
-    <w:p>
-      <w:r>
-        <w:t>Его тут же перебил гудок вычислительного аппарата.</w:t>
-      </w:r>
-    </w:p>
-    <w:p>
-      <w:r>
-        <w:t>— Андрей! — раздражённо сказал Майоров. — Маршрут!</w:t>
-      </w:r>
-    </w:p>
-    <w:p>
-      <w:r>
-        <w:t>— Два месяца, — проговорил я, ни к кому не обращаясь.</w:t>
-      </w:r>
-    </w:p>
-    <w:p>
-      <w:r>
-        <w:t>Жизнь на станции после бранка меня не пугала. Скорее, даже немного интриговала. Два месяца, так два месяца. Люди зачастую годами живут на осах и с ума не сходят — не то, что во время перехода. Там будет стабильная гравитация, спокойные сны без кошмаров.</w:t>
-      </w:r>
-    </w:p>
-    <w:p>
-      <w:r>
-        <w:t>И черви.</w:t>
-      </w:r>
-    </w:p>
-    <w:p>
-      <w:r>
-        <w:t>— Сколько ещё делать расчёт?</w:t>
-      </w:r>
-    </w:p>
-    <w:p>
-      <w:r>
-        <w:t>Ложемент Майорова заскрипел, и я представил, как он нетерпеливо ёрзает, поправляя врезающиеся в грудь ремни.</w:t>
-      </w:r>
-    </w:p>
-    <w:p>
-      <w:r>
-        <w:t>— Почти готово, — сказал Григорьев.</w:t>
-      </w:r>
-    </w:p>
-    <w:p>
-      <w:r>
-        <w:t>— Пять минут назад ты то же самое говорил</w:t>
-      </w:r>
-      <w:r>
-        <w:t>!</w:t>
-      </w:r>
-    </w:p>
-    <w:p>
-      <w:r>
-        <w:t>— Всё! — Григорьев выстукал финальный аккорд на клавиатуре. — Семь часов двенадцать минут на полный цикл.</w:t>
-      </w:r>
-    </w:p>
-    <w:p>
-      <w:r>
-        <w:t>— Проверка прошла?</w:t>
-      </w:r>
-    </w:p>
-    <w:p>
-      <w:r>
-        <w:t>— Нет смысла в автоматах, я же говорю. Сенсоры слепые.</w:t>
-      </w:r>
-    </w:p>
-    <w:p>
-      <w:r>
-        <w:t>— Ладно. Где Мерцель? Начинайте ускорение.</w:t>
-      </w:r>
-    </w:p>
-    <w:p>
-      <w:r>
-        <w:t>Я подумал, что кто-нибудь за ней сходит, но Григорьев вместо этого врубил предпусковую сигнализацию. Под потолком замерцала красная лампа.</w:t>
-      </w:r>
-    </w:p>
-    <w:p>
-      <w:r>
-        <w:t>— Ты, Андрюш, без церемоний сегодня, — сказал Керман.</w:t>
-      </w:r>
-    </w:p>
-    <w:p>
-      <w:r>
-        <w:t>— Время ведь? Меня все торопили!</w:t>
-      </w:r>
-    </w:p>
-    <w:p>
-      <w:r>
-        <w:lastRenderedPageBreak/>
-        <w:t>Мерцель зашла в рубку</w:t>
-      </w:r>
-      <w:r>
-        <w:t xml:space="preserve"> и</w:t>
-      </w:r>
-      <w:r>
-        <w:t xml:space="preserve"> посмотрела на пульсирующую лампу, склонив на бок голову</w:t>
-      </w:r>
-      <w:r>
-        <w:t>.</w:t>
-      </w:r>
-      <w:r>
-        <w:t xml:space="preserve"> </w:t>
-      </w:r>
-      <w:r>
         <w:t>Л</w:t>
       </w:r>
       <w:r>
@@ -3344,7 +3750,15 @@
         <w:t>, товарищи</w:t>
       </w:r>
       <w:r>
-        <w:t xml:space="preserve">. Слишком долгий бранк. И выход. Наверняка не я одна себя </w:t>
+        <w:t xml:space="preserve">. Слишком долгий </w:t>
+      </w:r>
+      <w:proofErr w:type="spellStart"/>
+      <w:r>
+        <w:t>бранк</w:t>
+      </w:r>
+      <w:proofErr w:type="spellEnd"/>
+      <w:r>
+        <w:t xml:space="preserve">. И выход. Наверняка не я одна себя </w:t>
       </w:r>
       <w:r>
         <w:t xml:space="preserve">так </w:t>
@@ -3479,7 +3893,11 @@
         <w:t>,</w:t>
       </w:r>
       <w:r>
-        <w:t xml:space="preserve"> и смотрел в потолок, ожидая, когда его начнёт кроить от инверсионной тяги. Во рту ещё чувствовался тошнотворно-сладкий привкус жижи из пакетов, которая во время полёта заменяла нам питательны</w:t>
+        <w:t xml:space="preserve"> и смотрел в потолок, ожидая, когда его начнёт кроить от инверсионной тяги. Во рту ещё </w:t>
+      </w:r>
+      <w:r>
+        <w:lastRenderedPageBreak/>
+        <w:t>чувствовался тошнотворно-сладкий привкус жижи из пакетов, которая во время полёта заменяла нам питательны</w:t>
       </w:r>
       <w:r>
         <w:t>е</w:t>
@@ -3509,136 +3927,136 @@
     </w:p>
     <w:p>
       <w:r>
+        <w:t>— Компенсаторы? — рявкнул Майоров.</w:t>
+      </w:r>
+    </w:p>
+    <w:p>
+      <w:r>
+        <w:t>— Штатно… — с трудом выдавил из себя Григорьев. — Но идём… на пределе.</w:t>
+      </w:r>
+    </w:p>
+    <w:p>
+      <w:r>
+        <w:t>Ложемент тисками сдавил мне рёбра. Я закрыл глаза — глазные яблоки лопались от давления.</w:t>
+      </w:r>
+    </w:p>
+    <w:p>
+      <w:r>
+        <w:t xml:space="preserve">Несколько пыточных минут — и моё истерзанное тело швырнуло на спинку ложемента. Надсадный свист в ушах сменился </w:t>
+      </w:r>
+      <w:r>
+        <w:t>звенящей</w:t>
+      </w:r>
+      <w:r>
+        <w:t xml:space="preserve"> тишиной. Корабль вышел из торможения.</w:t>
+      </w:r>
+    </w:p>
+    <w:p>
+      <w:r>
+        <w:t>Звёзд больше не было. Мы врезались в темноту.</w:t>
+      </w:r>
+    </w:p>
+    <w:p>
+      <w:r>
+        <w:t>— Почему сразу не вышли на планету? — спросил Майоров.</w:t>
+      </w:r>
+    </w:p>
+    <w:p>
+      <w:r>
+        <w:t xml:space="preserve">— Есть небольшая погрешность, — сказал Григорьев. — Тысячные доли буквально. </w:t>
+      </w:r>
+      <w:r>
+        <w:t>С</w:t>
+      </w:r>
+      <w:r>
+        <w:t>корректируем</w:t>
+      </w:r>
+      <w:r>
+        <w:t>!</w:t>
+      </w:r>
+    </w:p>
+    <w:p>
+      <w:r>
+        <w:t>По всему фюзеляжу разошлось едкое шипение. Включились маневровые. В фонарь «Грозного» влилась сверкающая синева.</w:t>
+      </w:r>
+    </w:p>
+    <w:p>
+      <w:r>
+        <w:t>Корабль поплыл в мягком дрейфе навстречу океану из облаков.</w:t>
+      </w:r>
+    </w:p>
+    <w:p>
+      <w:r>
+        <w:t>— Ух ты! — выдохнул я, потирая пережатые ремнями рёбра. — Как Земля!</w:t>
+      </w:r>
+    </w:p>
+    <w:p>
+      <w:r>
+        <w:t>Никогда бы не подумал, что газовый гигант напомнит мне родную планету —</w:t>
+      </w:r>
+      <w:r>
+        <w:t xml:space="preserve"> </w:t>
+      </w:r>
+      <w:r>
+        <w:t>пасмурную, взволнованную тысячами бурь.</w:t>
+      </w:r>
+    </w:p>
+    <w:p>
+      <w:r>
+        <w:t>— Так-то похоже, да, — сказал Керман. — Всего</w:t>
+      </w:r>
+      <w:r>
+        <w:t xml:space="preserve"> лишь</w:t>
+      </w:r>
+      <w:r>
+        <w:t xml:space="preserve"> раз в двадцать больше.</w:t>
+      </w:r>
+    </w:p>
+    <w:p>
+      <w:r>
+        <w:t>— Даю корректировку по орбитальному галсу, — сообщил Григорьев. — Выйдем на осу через девятнадцать минут.</w:t>
+      </w:r>
+    </w:p>
+    <w:p>
+      <w:r>
+        <w:t xml:space="preserve">Корабль спустился в темноту, и я заметил мерцающий </w:t>
+      </w:r>
+      <w:r>
+        <w:t xml:space="preserve">рядом с планетой </w:t>
+      </w:r>
+      <w:r>
+        <w:t>огонёк — «Зарю».</w:t>
+      </w:r>
+    </w:p>
+    <w:p>
+      <w:r>
+        <w:t>— Всё штатно. — Григорьев следил по экрану за пересекающимися пунктирами траекторных линий.</w:t>
+      </w:r>
+    </w:p>
+    <w:p>
+      <w:r>
+        <w:t xml:space="preserve">Ощущения того, что мы идём по орбите, не было. Гигантская планета казалась плоским изображением, вклеенным в фонарь, и слепила нас отражённым светом. Мы </w:t>
+      </w:r>
+      <w:r>
+        <w:t xml:space="preserve">снова </w:t>
+      </w:r>
+      <w:r>
+        <w:t>застыли на липучке. И только «Заря» радостно стремилась нам навстречу.</w:t>
+      </w:r>
+    </w:p>
+    <w:p>
+      <w:r>
+        <w:t>Через несколько минут станция уже напоминала летящее над световым приливом насекомое. Прошло ещё немного — и я стал различать отдельные модули и даже длинный мост стыковочного причала.</w:t>
+      </w:r>
+    </w:p>
+    <w:p>
+      <w:r>
+        <w:t>«Заря» на глазах рождалась из темноты.</w:t>
+      </w:r>
+    </w:p>
+    <w:p>
+      <w:r>
         <w:lastRenderedPageBreak/>
-        <w:t>— Компенсаторы? — рявкнул Майоров.</w:t>
-      </w:r>
-    </w:p>
-    <w:p>
-      <w:r>
-        <w:t>— Штатно… — с трудом выдавил из себя Григорьев. — Но идём… на пределе.</w:t>
-      </w:r>
-    </w:p>
-    <w:p>
-      <w:r>
-        <w:t>Ложемент тисками сдавил мне рёбра. Я закрыл глаза — глазные яблоки лопались от давления.</w:t>
-      </w:r>
-    </w:p>
-    <w:p>
-      <w:r>
-        <w:t xml:space="preserve">Несколько пыточных минут — и моё истерзанное тело швырнуло на спинку ложемента. Надсадный свист в ушах сменился </w:t>
-      </w:r>
-      <w:r>
-        <w:t>звенящей</w:t>
-      </w:r>
-      <w:r>
-        <w:t xml:space="preserve"> тишиной. Корабль вышел из торможения.</w:t>
-      </w:r>
-    </w:p>
-    <w:p>
-      <w:r>
-        <w:t>Звёзд больше не было. Мы врезались в темноту.</w:t>
-      </w:r>
-    </w:p>
-    <w:p>
-      <w:r>
-        <w:t>— Почему сразу не вышли на планету? — спросил Майоров.</w:t>
-      </w:r>
-    </w:p>
-    <w:p>
-      <w:r>
-        <w:t xml:space="preserve">— Есть небольшая погрешность, — сказал Григорьев. — Тысячные доли буквально. </w:t>
-      </w:r>
-      <w:r>
-        <w:t>С</w:t>
-      </w:r>
-      <w:r>
-        <w:t>корректируем</w:t>
-      </w:r>
-      <w:r>
-        <w:t>!</w:t>
-      </w:r>
-    </w:p>
-    <w:p>
-      <w:r>
-        <w:t>По всему фюзеляжу разошлось едкое шипение. Включились маневровые. В фонарь «Грозного» влилась сверкающая синева.</w:t>
-      </w:r>
-    </w:p>
-    <w:p>
-      <w:r>
-        <w:t>Корабль поплыл в мягком дрейфе навстречу океану из облаков.</w:t>
-      </w:r>
-    </w:p>
-    <w:p>
-      <w:r>
-        <w:t>— Ух ты! — выдохнул я, потирая пережатые ремнями рёбра. — Как Земля!</w:t>
-      </w:r>
-    </w:p>
-    <w:p>
-      <w:r>
-        <w:t>Никогда бы не подумал, что газовый гигант напомнит мне родную планету —</w:t>
-      </w:r>
-      <w:r>
-        <w:t xml:space="preserve"> </w:t>
-      </w:r>
-      <w:r>
-        <w:t>пасмурную, взволнованную тысячами бурь.</w:t>
-      </w:r>
-    </w:p>
-    <w:p>
-      <w:r>
-        <w:t>— Так-то похоже, да, — сказал Керман. — Всего</w:t>
-      </w:r>
-      <w:r>
-        <w:t xml:space="preserve"> лишь</w:t>
-      </w:r>
-      <w:r>
-        <w:t xml:space="preserve"> раз в двадцать больше.</w:t>
-      </w:r>
-    </w:p>
-    <w:p>
-      <w:r>
-        <w:t>— Даю корректировку по орбитальному галсу, — сообщил Григорьев. — Выйдем на осу через девятнадцать минут.</w:t>
-      </w:r>
-    </w:p>
-    <w:p>
-      <w:r>
-        <w:t xml:space="preserve">Корабль спустился в темноту, и я заметил мерцающий </w:t>
-      </w:r>
-      <w:r>
-        <w:t xml:space="preserve">рядом с планетой </w:t>
-      </w:r>
-      <w:r>
-        <w:t>огонёк — «Зарю».</w:t>
-      </w:r>
-    </w:p>
-    <w:p>
-      <w:r>
-        <w:t>— Всё штатно. — Григорьев следил по экрану за пересекающимися пунктирами траекторных линий.</w:t>
-      </w:r>
-    </w:p>
-    <w:p>
-      <w:r>
-        <w:t xml:space="preserve">Ощущения того, что мы идём по орбите, не было. Гигантская планета казалась плоским изображением, вклеенным в фонарь, и слепила нас отражённым светом. Мы </w:t>
-      </w:r>
-      <w:r>
-        <w:t xml:space="preserve">снова </w:t>
-      </w:r>
-      <w:r>
-        <w:t>застыли на липучке. И только «Заря» радостно стремилась нам навстречу.</w:t>
-      </w:r>
-    </w:p>
-    <w:p>
-      <w:r>
-        <w:t>Через несколько минут станция уже напоминала летящее над световым приливом насекомое. Прошло ещё немного — и я стал различать отдельные модули и даже длинный мост стыковочного причала.</w:t>
-      </w:r>
-    </w:p>
-    <w:p>
-      <w:r>
-        <w:t>«Заря» на глазах рождалась из темноты.</w:t>
-      </w:r>
-    </w:p>
-    <w:p>
-      <w:r>
         <w:t>— Мы не слишком быстро идём? — спросил Майоров.</w:t>
       </w:r>
     </w:p>
@@ -3654,7 +4072,6 @@
     </w:p>
     <w:p>
       <w:r>
-        <w:lastRenderedPageBreak/>
         <w:t xml:space="preserve">— Я слежу за скоростью, — сказал Григорьев. — </w:t>
       </w:r>
       <w:r>
@@ -3774,7 +4191,15 @@
     </w:p>
     <w:p>
       <w:r>
-        <w:t xml:space="preserve">Я забрался в узкую кишку стыковочного модуля и повис на лестнице, надеясь унять дрожь в руках. Майоров приказал отключить электрику и раздраить люк вручную. После всего произошедшего </w:t>
+        <w:t xml:space="preserve">Я забрался в узкую кишку стыковочного модуля и повис на лестнице, надеясь унять дрожь в руках. Майоров приказал отключить электрику и </w:t>
+      </w:r>
+      <w:proofErr w:type="spellStart"/>
+      <w:r>
+        <w:t>раздраить</w:t>
+      </w:r>
+      <w:proofErr w:type="spellEnd"/>
+      <w:r>
+        <w:t xml:space="preserve"> люк вручную. После всего произошедшего </w:t>
       </w:r>
       <w:r>
         <w:t xml:space="preserve">я </w:t>
@@ -3799,7 +4224,15 @@
     </w:p>
     <w:p>
       <w:r>
-        <w:t xml:space="preserve">Я ухватился обеими руками за вентиль, стараясь не сорваться в соединительный тракт, и только потом понял, что забыл загерметизировать модуль. Такие выкрутасы ни один политкор не прощает — </w:t>
+        <w:t xml:space="preserve">Я ухватился обеими руками за вентиль, стараясь не сорваться в соединительный тракт, и только потом понял, что забыл загерметизировать модуль. Такие выкрутасы ни один </w:t>
+      </w:r>
+      <w:proofErr w:type="spellStart"/>
+      <w:r>
+        <w:t>политкор</w:t>
+      </w:r>
+      <w:proofErr w:type="spellEnd"/>
+      <w:r>
+        <w:t xml:space="preserve"> не прощает — </w:t>
       </w:r>
       <w:r>
         <w:t>повезёт</w:t>
@@ -3959,12 +4392,28 @@
     </w:p>
     <w:p>
       <w:r>
-        <w:t>— Вереснев Олег Петрович, — проговорил я. Воздуха на отчество едва хватило. Я не сразу сообразил, как правильно дышать — вымотался после подъёма. — Я из инженерной службы.</w:t>
-      </w:r>
-    </w:p>
-    <w:p>
-      <w:r>
-        <w:t>— У вас всё в порядке? — спросил Мицюкин. — Вы вручную открывали гермошлюз?</w:t>
+        <w:t xml:space="preserve">— </w:t>
+      </w:r>
+      <w:proofErr w:type="spellStart"/>
+      <w:r>
+        <w:t>Вереснев</w:t>
+      </w:r>
+      <w:proofErr w:type="spellEnd"/>
+      <w:r>
+        <w:t xml:space="preserve"> Олег Петрович, — проговорил я. Воздуха на отчество едва хватило. Я не сразу сообразил, как правильно дышать — вымотался после подъёма. — Я из инженерной службы.</w:t>
+      </w:r>
+    </w:p>
+    <w:p>
+      <w:r>
+        <w:t xml:space="preserve">— У вас всё в порядке? — спросил Мицюкин. — Вы вручную открывали </w:t>
+      </w:r>
+      <w:proofErr w:type="spellStart"/>
+      <w:r>
+        <w:t>гермошлюз</w:t>
+      </w:r>
+      <w:proofErr w:type="spellEnd"/>
+      <w:r>
+        <w:t>?</w:t>
       </w:r>
     </w:p>
     <w:p>
@@ -4066,7 +4515,15 @@
         <w:t>— Я — Олег, — запоздало представился я.</w:t>
       </w:r>
       <w:r>
-        <w:t xml:space="preserve"> — Вереснев Олег Петрович.</w:t>
+        <w:t xml:space="preserve"> — </w:t>
+      </w:r>
+      <w:proofErr w:type="spellStart"/>
+      <w:r>
+        <w:t>Вереснев</w:t>
+      </w:r>
+      <w:proofErr w:type="spellEnd"/>
+      <w:r>
+        <w:t xml:space="preserve"> Олег Петрович.</w:t>
       </w:r>
     </w:p>
     <w:p>
@@ -4872,7 +5329,15 @@
         <w:t>а</w:t>
       </w:r>
       <w:r>
-        <w:t>н во время бранка говорил</w:t>
+        <w:t xml:space="preserve">н во время </w:t>
+      </w:r>
+      <w:proofErr w:type="spellStart"/>
+      <w:r>
+        <w:t>бранка</w:t>
+      </w:r>
+      <w:proofErr w:type="spellEnd"/>
+      <w:r>
+        <w:t xml:space="preserve"> говорил</w:t>
       </w:r>
       <w:r>
         <w:t>, — сказал я</w:t>
@@ -5224,7 +5689,15 @@
         </w:tabs>
       </w:pPr>
       <w:r>
-        <w:t>В узкие, как бойницы, иллюминаторы ничего не было видно. Я так устал от стерильной пустоты во время бранка, что хотел задержаться на минутку, вглядеться во мрак, надеясь, что он рассеется под моим взглядом, но Лысанов упрямо тянул вперёд.</w:t>
+        <w:t xml:space="preserve">В узкие, как бойницы, иллюминаторы ничего не было видно. Я так устал от стерильной пустоты во время </w:t>
+      </w:r>
+      <w:proofErr w:type="spellStart"/>
+      <w:r>
+        <w:t>бранка</w:t>
+      </w:r>
+      <w:proofErr w:type="spellEnd"/>
+      <w:r>
+        <w:t>, что хотел задержаться на минутку, вглядеться во мрак, надеясь, что он рассеется под моим взглядом, но Лысанов упрямо тянул вперёд.</w:t>
       </w:r>
     </w:p>
     <w:p>
@@ -5272,7 +5745,15 @@
         </w:tabs>
       </w:pPr>
       <w:r>
-        <w:t>— Не беспокойтесь, — сказал Лысанов. — Местная особенность. Есть небольшой сбой в гравитонной камере</w:t>
+        <w:t xml:space="preserve">— Не беспокойтесь, — сказал Лысанов. — Местная особенность. Есть небольшой сбой в </w:t>
+      </w:r>
+      <w:proofErr w:type="spellStart"/>
+      <w:r>
+        <w:t>гравитонной</w:t>
+      </w:r>
+      <w:proofErr w:type="spellEnd"/>
+      <w:r>
+        <w:t xml:space="preserve"> камере</w:t>
       </w:r>
       <w:r>
         <w:t>, у</w:t>
@@ -6147,7 +6628,15 @@
         </w:tabs>
       </w:pPr>
       <w:r>
-        <w:t>— Можно на «ты», Олег, — сказала Вера. — Я здесь в химлабе работаю, два года уже. — Она взглянула на меня через плечо. — Ты не смотри так! Я старше, чем выгляжу. А то все, кто прилетает, удивляются, как я вообще здесь оказалась.</w:t>
+        <w:t xml:space="preserve">— Можно на «ты», Олег, — сказала Вера. — Я здесь в </w:t>
+      </w:r>
+      <w:proofErr w:type="spellStart"/>
+      <w:r>
+        <w:t>химлабе</w:t>
+      </w:r>
+      <w:proofErr w:type="spellEnd"/>
+      <w:r>
+        <w:t xml:space="preserve"> работаю, два года уже. — Она взглянула на меня через плечо. — Ты не смотри так! Я старше, чем выгляжу. А то все, кто прилетает, удивляются, как я вообще здесь оказалась.</w:t>
       </w:r>
     </w:p>
     <w:p>
@@ -6410,7 +6899,15 @@
         </w:tabs>
       </w:pPr>
       <w:r>
-        <w:t>— Правильно говорить не эс, а цэ. Мы, кстати, соседи. — Вера подошла к гермодвери</w:t>
+        <w:t xml:space="preserve">— Правильно говорить не эс, а </w:t>
+      </w:r>
+      <w:proofErr w:type="spellStart"/>
+      <w:r>
+        <w:t>цэ</w:t>
+      </w:r>
+      <w:proofErr w:type="spellEnd"/>
+      <w:r>
+        <w:t>. Мы, кстати, соседи. — Вера подошла к гермодвери</w:t>
       </w:r>
       <w:r>
         <w:t>.</w:t>
@@ -6516,7 +7013,15 @@
         </w:tabs>
       </w:pPr>
       <w:r>
-        <w:t>На стекле сидела обычная земная муха и суматошно перебирала лапками, прочищая хоботок. Я моргнул и потёр глаза. После бранка может померещиться и не такое. Но муха никуда не делась. Она деловито ползла к кромке иллюминатора — живая, объёмная, настоящая.</w:t>
+        <w:t xml:space="preserve">На стекле сидела обычная земная муха и суматошно перебирала лапками, прочищая хоботок. Я моргнул и потёр глаза. После </w:t>
+      </w:r>
+      <w:proofErr w:type="spellStart"/>
+      <w:r>
+        <w:t>бранка</w:t>
+      </w:r>
+      <w:proofErr w:type="spellEnd"/>
+      <w:r>
+        <w:t xml:space="preserve"> может померещиться и не такое. Но муха никуда не делась. Она деловито ползла к кромке иллюминатора — живая, объёмная, настоящая.</w:t>
       </w:r>
     </w:p>
     <w:p>
@@ -6849,7 +7354,15 @@
     <w:p>
       <w:r>
         <w:lastRenderedPageBreak/>
-        <w:t>Я что, в бранке?</w:t>
+        <w:t xml:space="preserve">Я что, в </w:t>
+      </w:r>
+      <w:proofErr w:type="spellStart"/>
+      <w:r>
+        <w:t>бранке</w:t>
+      </w:r>
+      <w:proofErr w:type="spellEnd"/>
+      <w:r>
+        <w:t>?</w:t>
       </w:r>
     </w:p>
     <w:p>
@@ -7093,7 +7606,15 @@
     </w:p>
     <w:p>
       <w:r>
-        <w:t xml:space="preserve">— Ситуация такая, — начал он. — Мы хотим провести полную диагностику корабля, слишком много сюрпризов было после выхода. А нам на этой птичке ещё обратно лететь. Я понимаю, — он отхлебнул остывшего, судя по виду, кофе и поморщился, — после долгого бранка всем хочется отдыха, но </w:t>
+        <w:t xml:space="preserve">— Ситуация такая, — начал он. — Мы хотим провести полную диагностику корабля, слишком много сюрпризов было после выхода. А нам на этой птичке ещё обратно лететь. Я понимаю, — он отхлебнул остывшего, судя по виду, кофе и поморщился, — после долгого </w:t>
+      </w:r>
+      <w:proofErr w:type="spellStart"/>
+      <w:r>
+        <w:t>бранка</w:t>
+      </w:r>
+      <w:proofErr w:type="spellEnd"/>
+      <w:r>
+        <w:t xml:space="preserve"> всем хочется отдыха, но </w:t>
       </w:r>
       <w:r>
         <w:t>нам пока</w:t>
@@ -7165,7 +7686,15 @@
         <w:t>А в</w:t>
       </w:r>
       <w:r>
-        <w:t xml:space="preserve">ся электронка </w:t>
+        <w:t xml:space="preserve">ся </w:t>
+      </w:r>
+      <w:proofErr w:type="spellStart"/>
+      <w:r>
+        <w:t>электронка</w:t>
+      </w:r>
+      <w:proofErr w:type="spellEnd"/>
+      <w:r>
+        <w:t xml:space="preserve"> </w:t>
       </w:r>
       <w:r>
         <w:t>так-то</w:t>
@@ -7694,7 +8223,19 @@
     </w:p>
     <w:p>
       <w:r>
-        <w:t>— Мы так-то перевозкой пассажиров не занимаемся, — добавил Керман. — Никто в каютах для экипажа пассажиров не возит. Ты же, Олег, не первый год летаешь. Должен все эти вещи понимать.</w:t>
+        <w:t xml:space="preserve">— Мы так-то перевозкой пассажиров не занимаемся, — добавил Керман. — </w:t>
+      </w:r>
+      <w:r>
+        <w:t>В</w:t>
+      </w:r>
+      <w:r>
+        <w:t xml:space="preserve"> каютах для экипажа пассажиров не воз</w:t>
+      </w:r>
+      <w:r>
+        <w:t>я</w:t>
+      </w:r>
+      <w:r>
+        <w:t>т. Ты же, Олег, не первый год летаешь. Должен все эти вещи понимать.</w:t>
       </w:r>
     </w:p>
     <w:p>
@@ -7733,7 +8274,15 @@
     </w:p>
     <w:p>
       <w:r>
-        <w:t>В коридоре на втором уровне стали появляться обитатели станции. Я даже увидел Мицюкина из службы безопасности и кивнул ему, получив в ответ настороженный взгляд.</w:t>
+        <w:t xml:space="preserve">В коридоре на втором уровне стали появляться обитатели станции. Я даже увидел </w:t>
+      </w:r>
+      <w:proofErr w:type="spellStart"/>
+      <w:r>
+        <w:t>Мицюкина</w:t>
+      </w:r>
+      <w:proofErr w:type="spellEnd"/>
+      <w:r>
+        <w:t xml:space="preserve"> из службы безопасности и кивнул ему, получив в ответ настороженный взгляд.</w:t>
       </w:r>
     </w:p>
     <w:p>
@@ -8658,7 +9207,15 @@
     </w:p>
     <w:p>
       <w:r>
-        <w:t>— Я, помню, когда прилетела, дали недели три, чтобы в себя прийти. Гуляли по станции, аэробикой занимались, пили витаминные коктейли. А вы вообще без продыха. Выглядишь ты не очень. В обморок не хлопнешься? Уверен, что хочешь гулять?</w:t>
+        <w:t xml:space="preserve">— Я, помню, когда прилетела, дали недели три, чтобы в себя прийти. Гуляли по станции, аэробикой занимались, пили витаминные коктейли. А вы вообще без </w:t>
+      </w:r>
+      <w:proofErr w:type="spellStart"/>
+      <w:r>
+        <w:t>продыха</w:t>
+      </w:r>
+      <w:proofErr w:type="spellEnd"/>
+      <w:r>
+        <w:t>. Выглядишь ты не очень. В обморок не хлопнешься? Уверен, что хочешь гулять?</w:t>
       </w:r>
     </w:p>
     <w:p>
@@ -8982,13 +9539,19 @@
     </w:p>
     <w:p>
       <w:r>
-        <w:t xml:space="preserve">— Зачем, зачем! — фыркнула Вера. — Я же говорю, музей! По задумке это был главный хронометр станции. Сейчас-то по нему никто время </w:t>
+        <w:t xml:space="preserve">— Зачем, зачем! — фыркнула Вера. — Я же говорю, музей! По задумке это был главный хронометр станции. Сейчас-то по нему время </w:t>
       </w:r>
       <w:r>
         <w:t xml:space="preserve">уже </w:t>
       </w:r>
       <w:r>
-        <w:t>не смотрит.</w:t>
+        <w:t>не смотр</w:t>
+      </w:r>
+      <w:r>
+        <w:t>я</w:t>
+      </w:r>
+      <w:r>
+        <w:t>т.</w:t>
       </w:r>
     </w:p>
     <w:p>
@@ -9103,7 +9666,15 @@
     </w:p>
     <w:p>
       <w:r>
-        <w:t>— Здесь гравитонные камеры так работают. Сбой</w:t>
+        <w:t xml:space="preserve">— Здесь </w:t>
+      </w:r>
+      <w:proofErr w:type="spellStart"/>
+      <w:r>
+        <w:t>гравитонные</w:t>
+      </w:r>
+      <w:proofErr w:type="spellEnd"/>
+      <w:r>
+        <w:t xml:space="preserve"> камеры так работают. Сбой</w:t>
       </w:r>
       <w:r>
         <w:t xml:space="preserve"> такой</w:t>
@@ -9666,8 +10237,13 @@
       </w:r>
     </w:p>
     <w:p>
-      <w:r>
-        <w:t>Стальск я не любил. Вернее, ненавидел — глубинной, искренней, неприкрытой ненавистью, на</w:t>
+      <w:proofErr w:type="spellStart"/>
+      <w:r>
+        <w:t>Стальск</w:t>
+      </w:r>
+      <w:proofErr w:type="spellEnd"/>
+      <w:r>
+        <w:t xml:space="preserve"> я не любил. Вернее, ненавидел — глубинной, искренней, неприкрытой ненавистью, на</w:t>
       </w:r>
       <w:r>
         <w:t xml:space="preserve"> какую</w:t>
@@ -9790,8 +10366,21 @@
       </w:r>
     </w:p>
     <w:p>
-      <w:r>
-        <w:t>Стальск изначально проектировался не для людей, а для роботов, которые, как заведённые, работают по расписанию, едят по расписанию, спят по расписанию, умирают по расписанию — и не тратят время на бесполезные занятия, вроде прогулок в парке или отдыха на пляже. Единственный пруд, маленький и мелкий, как лужа, бороздили по концентрическим траекториям потрёпанные механические утки. О плавании я долгое время знал лишь понаслышке — из книжек или из тех же передач по телевизору, который регулярно, в соответствии с напечатанной в газете программой вещания, червоточил треском и помехами.</w:t>
+      <w:proofErr w:type="spellStart"/>
+      <w:r>
+        <w:t>Стальск</w:t>
+      </w:r>
+      <w:proofErr w:type="spellEnd"/>
+      <w:r>
+        <w:t xml:space="preserve"> изначально проектировался не для людей, а для роботов, которые, как заведённые, работают по расписанию, едят по расписанию, спят по расписанию, умирают по расписанию — и не тратят время на бесполезные занятия, вроде прогулок в парке или отдыха на пляже. Единственный пруд, маленький и мелкий, как лужа, бороздили по концентрическим траекториям потрёпанные механические утки. О плавании я долгое время знал лишь понаслышке — из книжек или из тех же передач по телевизору, который регулярно, в соответствии с напечатанной в газете программой вещания, </w:t>
+      </w:r>
+      <w:proofErr w:type="spellStart"/>
+      <w:r>
+        <w:t>червоточил</w:t>
+      </w:r>
+      <w:proofErr w:type="spellEnd"/>
+      <w:r>
+        <w:t xml:space="preserve"> треском и помехами.</w:t>
       </w:r>
     </w:p>
     <w:p>
@@ -10647,8 +11236,13 @@
         <w:t>обитатели</w:t>
       </w:r>
       <w:r>
-        <w:t xml:space="preserve"> — беспризорные пациенты после коматоза</w:t>
-      </w:r>
+        <w:t xml:space="preserve"> — беспризорные пациенты после </w:t>
+      </w:r>
+      <w:proofErr w:type="spellStart"/>
+      <w:r>
+        <w:t>коматоза</w:t>
+      </w:r>
+      <w:proofErr w:type="spellEnd"/>
       <w:r>
         <w:t xml:space="preserve">, </w:t>
       </w:r>
@@ -11351,7 +11945,15 @@
     </w:p>
     <w:p>
       <w:r>
-        <w:t>Нуболиды потихоньку приходили в себя после бранка. Из алой массы на дне камеры потянулись к потолку робкие ростки.</w:t>
+        <w:t xml:space="preserve">Нуболиды потихоньку приходили в себя после </w:t>
+      </w:r>
+      <w:proofErr w:type="spellStart"/>
+      <w:r>
+        <w:t>бранка</w:t>
+      </w:r>
+      <w:proofErr w:type="spellEnd"/>
+      <w:r>
+        <w:t>. Из алой массы на дне камеры потянулись к потолку робкие ростки.</w:t>
       </w:r>
     </w:p>
     <w:p>
@@ -11436,7 +12038,15 @@
     </w:p>
     <w:p>
       <w:r>
-        <w:t>— К сожалению, мы до сих пор знаем о нуболидах не так много, — вздохнул Марутян. —</w:t>
+        <w:t xml:space="preserve">— К сожалению, мы до сих пор знаем о </w:t>
+      </w:r>
+      <w:proofErr w:type="spellStart"/>
+      <w:r>
+        <w:t>нуболидах</w:t>
+      </w:r>
+      <w:proofErr w:type="spellEnd"/>
+      <w:r>
+        <w:t xml:space="preserve"> не так много, — вздохнул Марутян. —</w:t>
       </w:r>
       <w:r>
         <w:t xml:space="preserve"> </w:t>
@@ -11672,7 +12282,15 @@
         <w:t>у игрушечного болванчика</w:t>
       </w:r>
       <w:r>
-        <w:t>. — Я ровным счётом ничего не чувствую! А вы, если захотите, то, конечно, почувствуете. Самовнушение — великая сила! Я же опираюсь на факты. Нет в нуболидах никакой магии, и камера содержания их полностью изолирует.</w:t>
+        <w:t xml:space="preserve">. — Я ровным счётом ничего не чувствую! А вы, если захотите, то, конечно, почувствуете. Самовнушение — великая сила! Я же опираюсь на факты. Нет в </w:t>
+      </w:r>
+      <w:proofErr w:type="spellStart"/>
+      <w:r>
+        <w:t>нуболидах</w:t>
+      </w:r>
+      <w:proofErr w:type="spellEnd"/>
+      <w:r>
+        <w:t xml:space="preserve"> никакой магии, и камера содержания их полностью изолирует.</w:t>
       </w:r>
     </w:p>
     <w:p>
@@ -12138,7 +12756,15 @@
     </w:p>
     <w:p>
       <w:r>
-        <w:t>— Сергей Акимов, — сказал я. — Это же отец Веры из химлаба?</w:t>
+        <w:t xml:space="preserve">— Сергей Акимов, — сказал я. — Это же отец Веры из </w:t>
+      </w:r>
+      <w:proofErr w:type="spellStart"/>
+      <w:r>
+        <w:t>химлаба</w:t>
+      </w:r>
+      <w:proofErr w:type="spellEnd"/>
+      <w:r>
+        <w:t>?</w:t>
       </w:r>
     </w:p>
     <w:p>
@@ -12284,9 +12910,11 @@
       <w:r>
         <w:t xml:space="preserve">Марутян продолжал рассуждать о </w:t>
       </w:r>
+      <w:proofErr w:type="spellStart"/>
       <w:r>
         <w:t>нуболидах</w:t>
       </w:r>
+      <w:proofErr w:type="spellEnd"/>
       <w:r>
         <w:t xml:space="preserve">, собирая пальцами складки на лбу, </w:t>
       </w:r>
@@ -12435,7 +13063,15 @@
     </w:p>
     <w:p>
       <w:r>
-        <w:t>— Да, — хмыкнул Майоров. — Неплохое шоу, и зверушки дрессированные. Команду «бранк» даже выучили.</w:t>
+        <w:t>— Да, — хмыкнул Майоров. — Неплохое шоу, и зверушки дрессированные. Команду «</w:t>
+      </w:r>
+      <w:proofErr w:type="spellStart"/>
+      <w:r>
+        <w:t>бранк</w:t>
+      </w:r>
+      <w:proofErr w:type="spellEnd"/>
+      <w:r>
+        <w:t>» даже выучили.</w:t>
       </w:r>
     </w:p>
     <w:p>
@@ -12738,8 +13374,13 @@
     </w:p>
     <w:p>
       <w:r>
-        <w:t>В конце дня Марутян решил провести ещё один эксперимент с нуболидами</w:t>
-      </w:r>
+        <w:t xml:space="preserve">В конце дня Марутян решил провести ещё один эксперимент с </w:t>
+      </w:r>
+      <w:proofErr w:type="spellStart"/>
+      <w:r>
+        <w:t>нуболидами</w:t>
+      </w:r>
+      <w:proofErr w:type="spellEnd"/>
       <w:r>
         <w:t>.</w:t>
       </w:r>
@@ -13062,7 +13703,15 @@
         <w:t>, к счастью,</w:t>
       </w:r>
       <w:r>
-        <w:t xml:space="preserve"> вспомнил о сбоях в гравитонной камере.</w:t>
+        <w:t xml:space="preserve"> вспомнил о сбоях в </w:t>
+      </w:r>
+      <w:proofErr w:type="spellStart"/>
+      <w:r>
+        <w:t>гравитонной</w:t>
+      </w:r>
+      <w:proofErr w:type="spellEnd"/>
+      <w:r>
+        <w:t xml:space="preserve"> камере.</w:t>
       </w:r>
     </w:p>
     <w:p>
@@ -13197,7 +13846,15 @@
     </w:p>
     <w:p>
       <w:r>
-        <w:t>— Ну так, — лениво отозвалась Вера, — полистываю. Вы же нам это зачем-то привозите. Может, там что-то важное произошло на Земле, пока меня не было. Коммунизм, например, построили.</w:t>
+        <w:t xml:space="preserve">— Ну так, — лениво отозвалась Вера, — </w:t>
+      </w:r>
+      <w:proofErr w:type="spellStart"/>
+      <w:r>
+        <w:t>полистываю</w:t>
+      </w:r>
+      <w:proofErr w:type="spellEnd"/>
+      <w:r>
+        <w:t>. Вы же нам это зачем-то привозите. Может, там что-то важное произошло на Земле, пока меня не было. Коммунизм, например, построили.</w:t>
       </w:r>
     </w:p>
     <w:p>
@@ -13700,7 +14357,15 @@
     </w:p>
     <w:p>
       <w:r>
-        <w:t>Меня выбросило из этого кошмара, как из бранка — я открыл глаза в темноту, лёгкие разрывало от апноэ. Пощёлкали закрытые тенью датчики, и медленно, как электрический восход, разгорелись лампы. Треклятая муха злорадно прожужжала над ухом.</w:t>
+        <w:t xml:space="preserve">Меня выбросило из этого кошмара, как из </w:t>
+      </w:r>
+      <w:proofErr w:type="spellStart"/>
+      <w:r>
+        <w:t>бранка</w:t>
+      </w:r>
+      <w:proofErr w:type="spellEnd"/>
+      <w:r>
+        <w:t xml:space="preserve"> — я открыл глаза в темноту, лёгкие разрывало от апноэ. Пощёлкали закрытые тенью датчики, и медленно, как электрический восход, разгорелись лампы. Треклятая муха злорадно прожужжала над ухом.</w:t>
       </w:r>
     </w:p>
     <w:p>
@@ -13716,7 +14381,15 @@
         <w:t>бил</w:t>
       </w:r>
       <w:r>
-        <w:t xml:space="preserve"> сквозь веки. На языке тихо таял солоноватый привкус крови — я раскусал себе во сне губу. В уши врезался яростный трезвон сигнала к побудке.</w:t>
+        <w:t xml:space="preserve"> сквозь веки. На языке тихо таял солоноватый привкус крови — я </w:t>
+      </w:r>
+      <w:proofErr w:type="spellStart"/>
+      <w:r>
+        <w:t>раскусал</w:t>
+      </w:r>
+      <w:proofErr w:type="spellEnd"/>
+      <w:r>
+        <w:t xml:space="preserve"> себе во сне губу. В уши врезался яростный трезвон сигнала к побудке.</w:t>
       </w:r>
     </w:p>
     <w:p>
@@ -13874,7 +14547,15 @@
     </w:p>
     <w:p>
       <w:r>
-        <w:t>Я закрыл глаза и несколько раз медленно вздохнул. У космонавтов после долгого бранка часто случаются галлюцинации. Недели непрекращающихся кошмаров оставляют в сознании рубец.</w:t>
+        <w:t xml:space="preserve">Я закрыл глаза и несколько раз медленно вздохнул. У космонавтов после долгого </w:t>
+      </w:r>
+      <w:proofErr w:type="spellStart"/>
+      <w:r>
+        <w:t>бранка</w:t>
+      </w:r>
+      <w:proofErr w:type="spellEnd"/>
+      <w:r>
+        <w:t xml:space="preserve"> часто случаются галлюцинации. Недели непрекращающихся кошмаров оставляют в сознании рубец.</w:t>
       </w:r>
     </w:p>
     <w:p>
@@ -14621,7 +15302,15 @@
     </w:p>
     <w:p>
       <w:r>
-        <w:t>— Сергей Владимирович, — пробормотал я, — со мной всё в порядке. Я готов ответить на все вопросы, — и тут же спросил сам: — Что с Марутяном? Он жив?</w:t>
+        <w:t xml:space="preserve">— Сергей Владимирович, — пробормотал я, — со мной всё в порядке. Я готов ответить на все вопросы, — и тут же спросил сам: — Что с </w:t>
+      </w:r>
+      <w:proofErr w:type="spellStart"/>
+      <w:r>
+        <w:t>Марутяном</w:t>
+      </w:r>
+      <w:proofErr w:type="spellEnd"/>
+      <w:r>
+        <w:t>? Он жив?</w:t>
       </w:r>
     </w:p>
     <w:p>
@@ -14649,7 +15338,15 @@
     </w:p>
     <w:p>
       <w:r>
-        <w:t>— Константин Игоревич, — Лысанов показал Мицюкину завёрнутую в целлофан ручку, — без экспертизы я, конечно, судить не берусь, но похоже, что это и есть орудие убийства.</w:t>
+        <w:t xml:space="preserve">— Константин Игоревич, — Лысанов показал </w:t>
+      </w:r>
+      <w:proofErr w:type="spellStart"/>
+      <w:r>
+        <w:t>Мицюкину</w:t>
+      </w:r>
+      <w:proofErr w:type="spellEnd"/>
+      <w:r>
+        <w:t xml:space="preserve"> завёрнутую в целлофан ручку, — без экспертизы я, конечно, судить не берусь, но похоже, что это и есть орудие убийства.</w:t>
       </w:r>
     </w:p>
     <w:p>
@@ -14746,7 +15443,15 @@
     </w:p>
     <w:p>
       <w:r>
-        <w:t>— Значит, — Лысанов ещё раз показал Мицюкину ручку, — орудие убийства было у Марутяна.</w:t>
+        <w:t xml:space="preserve">— Значит, — Лысанов ещё раз показал </w:t>
+      </w:r>
+      <w:proofErr w:type="spellStart"/>
+      <w:r>
+        <w:t>Мицюкину</w:t>
+      </w:r>
+      <w:proofErr w:type="spellEnd"/>
+      <w:r>
+        <w:t xml:space="preserve"> ручку, — орудие убийства было у Марутяна.</w:t>
       </w:r>
     </w:p>
     <w:p>
@@ -14767,7 +15472,15 @@
     </w:p>
     <w:p>
       <w:r>
-        <w:t>— Перекройте здесь всё, — раздался за спиной голос Мицюкина, — и кровь у обоих на анализ. Будем разбираться.</w:t>
+        <w:t xml:space="preserve">— Перекройте здесь всё, — раздался за спиной голос </w:t>
+      </w:r>
+      <w:proofErr w:type="spellStart"/>
+      <w:r>
+        <w:t>Мицюкина</w:t>
+      </w:r>
+      <w:proofErr w:type="spellEnd"/>
+      <w:r>
+        <w:t>, — и кровь у обоих на анализ. Будем разбираться.</w:t>
       </w:r>
     </w:p>
     <w:p>
@@ -14940,7 +15653,15 @@
     </w:p>
     <w:p>
       <w:r>
-        <w:t>— Болит, — признался я. — Но она уже несколько дней болит. Я думал, это последствия бранка.</w:t>
+        <w:t xml:space="preserve">— Болит, — признался я. — Но она уже несколько дней болит. Я думал, это последствия </w:t>
+      </w:r>
+      <w:proofErr w:type="spellStart"/>
+      <w:r>
+        <w:t>бранка</w:t>
+      </w:r>
+      <w:proofErr w:type="spellEnd"/>
+      <w:r>
+        <w:t>.</w:t>
       </w:r>
     </w:p>
     <w:p>
@@ -15502,7 +16223,15 @@
         <w:t>требовало</w:t>
       </w:r>
       <w:r>
-        <w:t xml:space="preserve"> ленивой невесомости бранка.</w:t>
+        <w:t xml:space="preserve"> ленивой невесомости </w:t>
+      </w:r>
+      <w:proofErr w:type="spellStart"/>
+      <w:r>
+        <w:t>бранка</w:t>
+      </w:r>
+      <w:proofErr w:type="spellEnd"/>
+      <w:r>
+        <w:t>.</w:t>
       </w:r>
     </w:p>
     <w:p>
@@ -15833,7 +16562,15 @@
     </w:p>
     <w:p>
       <w:r>
-        <w:t xml:space="preserve">— Качкой? — смутился Алексин. — Тоже скажешь! — Он перевернул мыском расколовшийся корпус диспенсера и покачал головой. — Это сбои такие в гравитонных камерах. Говорят, они тут с самого первого дня. Ошибок в логах нет, никак починить не можем. Достаёт страшно. — Он потёр грудь </w:t>
+        <w:t xml:space="preserve">— Качкой? — смутился Алексин. — Тоже скажешь! — Он перевернул мыском расколовшийся корпус диспенсера и покачал головой. — Это сбои такие в </w:t>
+      </w:r>
+      <w:proofErr w:type="spellStart"/>
+      <w:r>
+        <w:t>гравитонных</w:t>
+      </w:r>
+      <w:proofErr w:type="spellEnd"/>
+      <w:r>
+        <w:t xml:space="preserve"> камерах. Говорят, они тут с самого первого дня. Ошибок в логах нет, никак починить не можем. Достаёт страшно. — Он потёр грудь </w:t>
       </w:r>
       <w:r>
         <w:t>ладонью</w:t>
@@ -15955,7 +16692,15 @@
         <w:t xml:space="preserve">но </w:t>
       </w:r>
       <w:r>
-        <w:t>объём поменьше. Хотя смысл, если диспенсер такой же? — Алексин задумчиво пожевал губы. — Думаешь, их траванул кто-то?</w:t>
+        <w:t xml:space="preserve">объём поменьше. Хотя смысл, если диспенсер такой же? — Алексин задумчиво пожевал губы. — Думаешь, их </w:t>
+      </w:r>
+      <w:proofErr w:type="spellStart"/>
+      <w:r>
+        <w:t>траванул</w:t>
+      </w:r>
+      <w:proofErr w:type="spellEnd"/>
+      <w:r>
+        <w:t xml:space="preserve"> кто-то?</w:t>
       </w:r>
     </w:p>
     <w:p>
@@ -16350,7 +17095,15 @@
         <w:t>должно</w:t>
       </w:r>
       <w:r>
-        <w:t xml:space="preserve">. Все договорённости у меня были с Марутяном. И ситуация была другая, если ты не заметил. Сейчас </w:t>
+        <w:t xml:space="preserve">. Все договорённости у меня были с </w:t>
+      </w:r>
+      <w:proofErr w:type="spellStart"/>
+      <w:r>
+        <w:t>Марутяном</w:t>
+      </w:r>
+      <w:proofErr w:type="spellEnd"/>
+      <w:r>
+        <w:t xml:space="preserve">. И ситуация была другая, если ты не заметил. Сейчас </w:t>
       </w:r>
       <w:r>
         <w:t xml:space="preserve">вся </w:t>
@@ -16367,8 +17120,13 @@
     </w:p>
     <w:p>
       <w:r>
-        <w:t>— Хорошо. — Я подумал, что вряд ли буду скучать по нуболидам</w:t>
-      </w:r>
+        <w:t xml:space="preserve">— Хорошо. — Я подумал, что вряд ли буду скучать по </w:t>
+      </w:r>
+      <w:proofErr w:type="spellStart"/>
+      <w:r>
+        <w:t>нуболидам</w:t>
+      </w:r>
+      <w:proofErr w:type="spellEnd"/>
       <w:r>
         <w:t xml:space="preserve"> с их бешеными плясками под дымовой завесой.</w:t>
       </w:r>
@@ -16450,7 +17208,15 @@
     </w:p>
     <w:p>
       <w:r>
-        <w:t>— Медики так-то с нами не шибко охотнее Мицюкина общаются, — сказал Керман.</w:t>
+        <w:t xml:space="preserve">— Медики так-то с нами не шибко охотнее </w:t>
+      </w:r>
+      <w:proofErr w:type="spellStart"/>
+      <w:r>
+        <w:t>Мицюкина</w:t>
+      </w:r>
+      <w:proofErr w:type="spellEnd"/>
+      <w:r>
+        <w:t xml:space="preserve"> общаются, — сказал Керман.</w:t>
       </w:r>
     </w:p>
     <w:p>
@@ -16551,7 +17317,15 @@
     <w:p>
       <w:r>
         <w:lastRenderedPageBreak/>
-        <w:t>— Я себя плохо чувствовал, — сказал я. — Тяжело прихожу в себя после бранка.</w:t>
+        <w:t xml:space="preserve">— Я себя плохо чувствовал, — сказал я. — Тяжело прихожу в себя после </w:t>
+      </w:r>
+      <w:proofErr w:type="spellStart"/>
+      <w:r>
+        <w:t>бранка</w:t>
+      </w:r>
+      <w:proofErr w:type="spellEnd"/>
+      <w:r>
+        <w:t>.</w:t>
       </w:r>
     </w:p>
     <w:p>
@@ -16576,7 +17350,13 @@
     </w:p>
     <w:p>
       <w:r>
-        <w:t>— Разве я говорю, что он виноват? Я как раз хочу, чтобы в нашем экипаже никто не нашёл виноватых. А вы мне не помогаете.</w:t>
+        <w:t>— Разве я говорю, что он виноват? Я как раз хочу, чтобы в нашем экипаже не нашл</w:t>
+      </w:r>
+      <w:r>
+        <w:t>и</w:t>
+      </w:r>
+      <w:r>
+        <w:t xml:space="preserve"> виноватых. А вы мне не помогаете.</w:t>
       </w:r>
     </w:p>
     <w:p>
@@ -16656,7 +17436,13 @@
       </w:r>
       <w:r>
         <w:lastRenderedPageBreak/>
-        <w:t>Защипало кожу на руках. У меня вдруг возникло чувство, что я никогда не покину эту станцию, что никто за нами не прилетит.</w:t>
+        <w:t>Защипало кожу на руках. У меня вдруг возникло чувство, что я никогда не покину эту станцию, что за нами не прилет</w:t>
+      </w:r>
+      <w:r>
+        <w:t>я</w:t>
+      </w:r>
+      <w:r>
+        <w:t>т.</w:t>
       </w:r>
     </w:p>
     <w:p>
@@ -16860,7 +17646,7 @@
       </w:pPr>
       <w:r>
         <w:lastRenderedPageBreak/>
-        <w:t>МЕРЦЕЛЬ</w:t>
+        <w:t>СЛИШКОМ МНОГО ЧЕРВЕЙ</w:t>
       </w:r>
     </w:p>
     <w:p>
@@ -16900,7 +17686,15 @@
     </w:p>
     <w:p>
       <w:r>
-        <w:t>Слышались голоса, шипели и клацали двери. Рядом с лифтом я едва не столкнулся с Мицюкиным, рассеянным и потерянным, как бы выброшенным из привычной колеи. Мицюкин ухватился за меня взглядом, но ничего не сказал и молча прошёл мимо.</w:t>
+        <w:t xml:space="preserve">Слышались голоса, шипели и клацали двери. Рядом с лифтом я едва не столкнулся с </w:t>
+      </w:r>
+      <w:proofErr w:type="spellStart"/>
+      <w:r>
+        <w:t>Мицюкиным</w:t>
+      </w:r>
+      <w:proofErr w:type="spellEnd"/>
+      <w:r>
+        <w:t>, рассеянным и потерянным, как бы выброшенным из привычной колеи. Мицюкин ухватился за меня взглядом, но ничего не сказал и молча прошёл мимо.</w:t>
       </w:r>
     </w:p>
     <w:p>
@@ -17115,7 +17909,19 @@
         <w:t>.</w:t>
       </w:r>
       <w:r>
-        <w:t xml:space="preserve"> Никто не знает, откуда они берутся. И, — добавил зачем-то я, — Марутян их тоже видел.</w:t>
+        <w:t xml:space="preserve"> </w:t>
+      </w:r>
+      <w:r>
+        <w:t>Н</w:t>
+      </w:r>
+      <w:r>
+        <w:t>е зна</w:t>
+      </w:r>
+      <w:r>
+        <w:t>ю</w:t>
+      </w:r>
+      <w:r>
+        <w:t>, откуда они берутся. И, — добавил зачем-то я, — Марутян их тоже видел.</w:t>
       </w:r>
     </w:p>
     <w:p>
@@ -17388,7 +18194,15 @@
     </w:p>
     <w:p>
       <w:r>
-        <w:t>— И вы её никому не показывали? Надо было отдать записку Мицюкину, он ведёт расследование и…</w:t>
+        <w:t xml:space="preserve">— И вы её никому не показывали? Надо было отдать записку </w:t>
+      </w:r>
+      <w:proofErr w:type="spellStart"/>
+      <w:r>
+        <w:t>Мицюкину</w:t>
+      </w:r>
+      <w:proofErr w:type="spellEnd"/>
+      <w:r>
+        <w:t>, он ведёт расследование и…</w:t>
       </w:r>
     </w:p>
     <w:p>
@@ -17703,7 +18517,23 @@
     </w:p>
     <w:p>
       <w:r>
-        <w:t>— «Минск» знаю. — Мерцель поёжилась и провела по плечу ладонью, смахивая невидимое насекомое. — «Минск» все знают. Кто же не знает «Минск»? Правильно, его все знают. Ты не переживай, Олег! Будет ещё шанс сделать снимок на память. Красивый яркий снимок на память. Правильно я говорю? «Минск» — корабль новый, вовсю ещё летает. Это вот «Мурманск» давно списали. Он и тогда уже был старой развалиной. — Уголки губ у Мерцель задрожали. — Помню, сбои были в гравитонной камере. — Мерцель провела по лицу ладонью и вдруг стёрла всякое выражение — скорбь, усталость, печаль. Осталась бледная белая маска. — Сбои в гравитонной камере. Правильно, да? Это вот когда идёшь ты по коридору, не трогаешь никого, а тебя на стены швыряет. Или на потолок.</w:t>
+        <w:t xml:space="preserve">— «Минск» знаю. — Мерцель поёжилась и провела по плечу ладонью, смахивая невидимое насекомое. — «Минск» все знают. Кто же не знает «Минск»? Правильно, его все знают. Ты не переживай, Олег! Будет ещё шанс сделать снимок на память. Красивый яркий снимок на память. Правильно я говорю? «Минск» — корабль новый, вовсю ещё летает. Это вот «Мурманск» давно списали. Он и тогда уже был старой развалиной. — Уголки губ у Мерцель задрожали. — Помню, сбои были в </w:t>
+      </w:r>
+      <w:proofErr w:type="spellStart"/>
+      <w:r>
+        <w:t>гравитонной</w:t>
+      </w:r>
+      <w:proofErr w:type="spellEnd"/>
+      <w:r>
+        <w:t xml:space="preserve"> камере. — Мерцель провела по лицу ладонью и вдруг стёрла всякое выражение — скорбь, усталость, печаль. Осталась бледная белая маска. — Сбои в </w:t>
+      </w:r>
+      <w:proofErr w:type="spellStart"/>
+      <w:r>
+        <w:t>гравитонной</w:t>
+      </w:r>
+      <w:proofErr w:type="spellEnd"/>
+      <w:r>
+        <w:t xml:space="preserve"> камере. Правильно, да? Это вот когда идёшь ты по коридору, не трогаешь никого, а тебя на стены швыряет. Или на потолок.</w:t>
       </w:r>
     </w:p>
     <w:p>
@@ -18071,7 +18901,13 @@
         <w:t>!</w:t>
       </w:r>
       <w:r>
-        <w:t xml:space="preserve"> Странно, что никто об этом не подумал. Надо срочно сообщить! </w:t>
+        <w:t xml:space="preserve"> Странно, что об этом не подумал</w:t>
+      </w:r>
+      <w:r>
+        <w:t>и раньше</w:t>
+      </w:r>
+      <w:r>
+        <w:t xml:space="preserve">. Надо срочно сообщить! </w:t>
       </w:r>
       <w:r>
         <w:t xml:space="preserve">— спохватился я. — </w:t>
@@ -18187,7 +19023,15 @@
         <w:t>,</w:t>
       </w:r>
       <w:r>
-        <w:t xml:space="preserve"> когда моложе была, вообще ничего не боялась. Все вокруг боялись чего-то, боялись того, что будет завтра, того, что было вчера. Боялись пустоты, темноты, расстояний. Боялись балка, бреда, политкора, яркого света. А я не боялась. Правильно я говорю, Олег?</w:t>
+        <w:t xml:space="preserve"> когда моложе была, вообще ничего не боялась. Все вокруг боялись чего-то, боялись того, что будет завтра, того, что было вчера. Боялись пустоты, темноты, расстояний. Боялись балка, бреда, </w:t>
+      </w:r>
+      <w:proofErr w:type="spellStart"/>
+      <w:r>
+        <w:t>политкора</w:t>
+      </w:r>
+      <w:proofErr w:type="spellEnd"/>
+      <w:r>
+        <w:t>, яркого света. А я не боялась. Правильно я говорю, Олег?</w:t>
       </w:r>
     </w:p>
     <w:p>
@@ -18411,7 +19255,19 @@
         <w:t>справимся</w:t>
       </w:r>
       <w:r>
-        <w:t>. — Я посмотрел на окровавленный осколок в руке, и из него на меня уставились чьи-то тяжёлые мёртвые глаза. — Нас никто не заберёт. Не будет никакого другого корабля. Мы останемся здесь.</w:t>
+        <w:t xml:space="preserve">. — Я посмотрел на окровавленный осколок в руке, и из него на меня уставились чьи-то тяжёлые мёртвые глаза. — Нас </w:t>
+      </w:r>
+      <w:r>
+        <w:t>отсюда</w:t>
+      </w:r>
+      <w:r>
+        <w:t xml:space="preserve"> не забер</w:t>
+      </w:r>
+      <w:r>
+        <w:t>у</w:t>
+      </w:r>
+      <w:r>
+        <w:t>т. Не будет никакого другого корабля. Мы останемся здесь.</w:t>
       </w:r>
     </w:p>
     <w:p>
@@ -18661,7 +19517,15 @@
         <w:t xml:space="preserve">мы </w:t>
       </w:r>
       <w:r>
-        <w:t>как-нибудь ещё поговорим о нуболидах. Времени у нас много.</w:t>
+        <w:t xml:space="preserve">как-нибудь ещё поговорим о </w:t>
+      </w:r>
+      <w:proofErr w:type="spellStart"/>
+      <w:r>
+        <w:t>нуболидах</w:t>
+      </w:r>
+      <w:proofErr w:type="spellEnd"/>
+      <w:r>
+        <w:t>. Времени у нас много.</w:t>
       </w:r>
     </w:p>
     <w:p>
@@ -18723,7 +19587,20 @@
     </w:p>
     <w:p>
       <w:r>
-        <w:t>Я постучал. Никто не ответил. Я постучал</w:t>
+        <w:t>Я постучал.</w:t>
+      </w:r>
+    </w:p>
+    <w:p>
+      <w:r>
+        <w:t>Нет ответа</w:t>
+      </w:r>
+      <w:r>
+        <w:t>.</w:t>
+      </w:r>
+    </w:p>
+    <w:p>
+      <w:r>
+        <w:t>Я постучал</w:t>
       </w:r>
       <w:r>
         <w:t xml:space="preserve"> ещё раз</w:t>
@@ -18825,6 +19702,7 @@
     </w:p>
     <w:p>
       <w:r>
+        <w:lastRenderedPageBreak/>
         <w:t>Впрочем, нет. Говорить я хочу не с ней.</w:t>
       </w:r>
     </w:p>
@@ -18835,16 +19713,212 @@
     </w:p>
     <w:p>
       <w:r>
+        <w:t>Нужно преодолеть эту высоту, эту долготу, вылезти из мёртвого колодца. А потом — синева и рай. Короткий, быстро уходящий под тяжестью ног коридор. И я уже дома. Перестанет идти кровь, схлынет бушующая в теле боль. Я засну и увижу сон.</w:t>
+      </w:r>
+    </w:p>
+    <w:p>
+      <w:r>
+        <w:t xml:space="preserve">Любой кошмар лучше того, что происходит </w:t>
+      </w:r>
+      <w:r>
+        <w:t>наяву</w:t>
+      </w:r>
+      <w:r>
+        <w:t>.</w:t>
+      </w:r>
+    </w:p>
+    <w:p>
+      <w:r>
+        <w:t>— Любой кошмар лучше, — сказал я вслух и ударил по кнопке.</w:t>
+      </w:r>
+    </w:p>
+    <w:p>
+      <w:r>
+        <w:t>Передо мной открылся проём в забрызганную светом тишину, я потянулся вперёд, что-то мягко подхватило меня под руки и тут же вытянуло, вывернуло наверх резким рывком.</w:t>
+      </w:r>
+    </w:p>
+    <w:p>
+      <w:r>
+        <w:t>Я привалился к стене. Внутренности скрутило гаечным ключом. Меня вырвало. В глаза сквозь иллюминаторы светила колким светом проснувшаяся звезда.</w:t>
+      </w:r>
+    </w:p>
+    <w:p>
+      <w:r>
+        <w:t>Бета Громовой.</w:t>
+      </w:r>
+    </w:p>
+    <w:p>
+      <w:r>
+        <w:t xml:space="preserve">Я сплю. </w:t>
+      </w:r>
+      <w:r>
+        <w:t>В</w:t>
+      </w:r>
+      <w:r>
+        <w:t xml:space="preserve">ижу кошмар, как в </w:t>
+      </w:r>
+      <w:proofErr w:type="spellStart"/>
+      <w:r>
+        <w:t>бранке</w:t>
+      </w:r>
+      <w:proofErr w:type="spellEnd"/>
+      <w:r>
+        <w:t xml:space="preserve">, только вместо </w:t>
+      </w:r>
+      <w:r>
+        <w:t>фрактального озера</w:t>
+      </w:r>
+      <w:r>
+        <w:t xml:space="preserve"> — коридор, в конце которого меня ждут пробуждение и мигрень. </w:t>
+      </w:r>
+      <w:r>
+        <w:t>И</w:t>
+      </w:r>
+      <w:r>
+        <w:t xml:space="preserve"> весь сон развеется в памяти, оставив после себя смутное беспокойство и тянущую боль в груди.</w:t>
+      </w:r>
+    </w:p>
+    <w:p>
+      <w:r>
+        <w:t>Может, я очнусь в своей каюте в «Грозном»? Сорву впившиеся в горло застёжки спального амниона — и опять начнётся, как по заводу, очередная вахта.</w:t>
+      </w:r>
+    </w:p>
+    <w:p>
+      <w:r>
+        <w:t>Во время которой ничего не будет происходить.</w:t>
+      </w:r>
+    </w:p>
+    <w:p>
+      <w:r>
+        <w:t>Я распрямился, сделал неуверенный шаг.</w:t>
+      </w:r>
+    </w:p>
+    <w:p>
+      <w:r>
+        <w:t>Пол под ногами уже не шатался, качка закончилась, но я всё равно придерживался за поручень в стене. Сияние звезды стихло, яркие росчерки света на переборках поблекли, пропуская меня вперёд. Я пошёл быстрее, уверенно вышагивая по кромке чёртова колеса.</w:t>
+      </w:r>
+    </w:p>
+    <w:p>
+      <w:r>
+        <w:t>Д</w:t>
+      </w:r>
+      <w:r>
+        <w:t>обрался до гермодвери и долго не мог найти нужную кнопку. Сердце отстукивало какой-то безумный ритм, кровь била в виски. Я едва соображал.</w:t>
+      </w:r>
+    </w:p>
+    <w:p>
+      <w:r>
+        <w:t>Сон не отпускал.</w:t>
+      </w:r>
+    </w:p>
+    <w:p>
+      <w:r>
+        <w:t>Я перевёл дыхание, закрыл на секунду глаза — и понял, что всё это время проклятая кнопка была прямо передо мной.</w:t>
+      </w:r>
+    </w:p>
+    <w:p>
+      <w:r>
+        <w:t>Открылась дверь.</w:t>
+      </w:r>
+    </w:p>
+    <w:p>
+      <w:r>
+        <w:t>Я набрал побольше воздуха в грудь, шагнул под откос и тут же повалился на колени, когда меня подхватила гравитационная волна.</w:t>
+      </w:r>
+    </w:p>
+    <w:p>
+      <w:r>
+        <w:t>Я не проснулся.</w:t>
+      </w:r>
+    </w:p>
+    <w:p>
+      <w:r>
+        <w:t>Под кожу на щеке заливали кислоту. Я как-то поднялся, продираясь сквозь режущий свет, сквозь боль, сквозь сковывающую движения тяжесть.</w:t>
+      </w:r>
+    </w:p>
+    <w:p>
+      <w:r>
+        <w:t>Д</w:t>
+      </w:r>
+      <w:r>
+        <w:t>ошёл.</w:t>
+      </w:r>
+    </w:p>
+    <w:p>
+      <w:r>
         <w:lastRenderedPageBreak/>
-        <w:t>Нужно преодолеть эту высоту, эту долготу, вылезти из мёртвого колодца. А потом — синева и рай. Короткий, быстро уходящий под тяжестью ног коридор. И я уже дома. Перестанет идти кровь, схлынет бушующая в теле боль. Я засну и увижу сон.</w:t>
-      </w:r>
-    </w:p>
-    <w:p>
-      <w:r>
-        <w:t xml:space="preserve">Любой кошмар лучше того, что происходит </w:t>
-      </w:r>
-      <w:r>
-        <w:t>наяву</w:t>
+        <w:t xml:space="preserve">Полез в карман за ключом, и тут же подумал — зачем мне ключ? Мне откроют и так. </w:t>
+      </w:r>
+      <w:r>
+        <w:t>Во сне не нужны ключи.</w:t>
+      </w:r>
+    </w:p>
+    <w:p>
+      <w:r>
+        <w:t xml:space="preserve">Я постучал — размашисто, сильно, как мог, разбивая о металл костяшки пальцев. </w:t>
+      </w:r>
+    </w:p>
+    <w:p>
+      <w:r>
+        <w:t>Тишина.</w:t>
+      </w:r>
+    </w:p>
+    <w:p>
+      <w:r>
+        <w:t xml:space="preserve">Я </w:t>
+      </w:r>
+      <w:r>
+        <w:t>продолжал стучать</w:t>
+      </w:r>
+      <w:r>
+        <w:t>. За дверью раздался сначала дробный перестук, затем отчаянный звон — невидимые предметы цугом попадали на пол и разбежались, рассыпались по углам.</w:t>
+      </w:r>
+    </w:p>
+    <w:p>
+      <w:r>
+        <w:t xml:space="preserve">Дверь щёлкнула, подалась вперёд, приоткрылась и захлопнулась. </w:t>
+      </w:r>
+      <w:r>
+        <w:t>Быстро за</w:t>
+      </w:r>
+      <w:r>
+        <w:t>шла по второму кругу, обнажила взволнованную щель щедрого света, помедлила и вдруг — ярко распахнулась. Я едва не сверзился в открывшейся проём. Кто-то удержал меня за плечи.</w:t>
+      </w:r>
+    </w:p>
+    <w:p>
+      <w:r>
+        <w:t>— Олег? — выдохнула Вера. — Что с тобой? Ты весь в крови!</w:t>
+      </w:r>
+    </w:p>
+    <w:p>
+      <w:r>
+        <w:t>— Это не кровь.</w:t>
+      </w:r>
+    </w:p>
+    <w:p>
+      <w:r>
+        <w:t>Я сделал несколько шагов к бьющему из иллюминатора свету и осел на пол.</w:t>
+      </w:r>
+    </w:p>
+    <w:p>
+      <w:r>
+        <w:t>— О чём ты? У тебя страшная рана на щеке!</w:t>
+      </w:r>
+    </w:p>
+    <w:p>
+      <w:r>
+        <w:t>Вера куда-то исчезла. Я успел несколько раз моргнуть, давая короткие передышки глазам. Без Веры я весь как-то потерялся, рассеялся по комнате, перестал существовать.</w:t>
+      </w:r>
+    </w:p>
+    <w:p>
+      <w:r>
+        <w:t>О</w:t>
+      </w:r>
+      <w:r>
+        <w:t xml:space="preserve">на появилась снова, и шею обожгло </w:t>
+      </w:r>
+      <w:r>
+        <w:t>едким раствором</w:t>
       </w:r>
       <w:r>
         <w:t>.</w:t>
@@ -18852,266 +19926,78 @@
     </w:p>
     <w:p>
       <w:r>
-        <w:t>— Любой кошмар лучше, — сказал я вслух и ударил по кнопке.</w:t>
-      </w:r>
-    </w:p>
-    <w:p>
-      <w:r>
-        <w:t>Передо мной открылся проём в забрызганную светом тишину, я потянулся вперёд, что-то мягко подхватило меня под руки и тут же вытянуло, вывернуло наверх резким рывком.</w:t>
-      </w:r>
-    </w:p>
-    <w:p>
-      <w:r>
-        <w:t>Я привалился к стене. Внутренности скрутило гаечным ключом. Меня вырвало. В глаза сквозь иллюминаторы светила колким светом проснувшаяся звезда.</w:t>
-      </w:r>
-    </w:p>
-    <w:p>
-      <w:r>
-        <w:t>Бета Громовой.</w:t>
-      </w:r>
-    </w:p>
-    <w:p>
-      <w:r>
-        <w:t xml:space="preserve">Я сплю. </w:t>
-      </w:r>
-      <w:r>
-        <w:t>В</w:t>
-      </w:r>
-      <w:r>
-        <w:t xml:space="preserve">ижу кошмар, как в бранке, только вместо </w:t>
-      </w:r>
-      <w:r>
-        <w:t>фрактального озера</w:t>
-      </w:r>
-      <w:r>
-        <w:t xml:space="preserve"> — коридор, в конце которого меня ждут пробуждение и мигрень. </w:t>
-      </w:r>
-      <w:r>
-        <w:t>И</w:t>
-      </w:r>
-      <w:r>
-        <w:t xml:space="preserve"> весь сон развеется в памяти, оставив после себя смутное беспокойство и тянущую боль в груди.</w:t>
-      </w:r>
-    </w:p>
-    <w:p>
-      <w:r>
-        <w:t>Может, я очнусь в своей каюте в «Грозном»? Сорву впившиеся в горло застёжки спального амниона — и опять начнётся, как по заводу, очередная вахта.</w:t>
-      </w:r>
-    </w:p>
-    <w:p>
-      <w:r>
-        <w:t>Во время которой ничего не будет происходить.</w:t>
-      </w:r>
-    </w:p>
-    <w:p>
-      <w:r>
-        <w:t>Я распрямился, сделал неуверенный шаг.</w:t>
-      </w:r>
-    </w:p>
-    <w:p>
-      <w:r>
-        <w:t>Пол под ногами уже не шатался, качка закончилась, но я всё равно придерживался за поручень в стене. Сияние звезды стихло, яркие росчерки света на переборках поблекли, пропуская меня вперёд. Я пошёл быстрее, уверенно вышагивая по кромке чёртова колеса.</w:t>
-      </w:r>
-    </w:p>
-    <w:p>
-      <w:r>
-        <w:t>Д</w:t>
-      </w:r>
-      <w:r>
-        <w:t>обрался до гермодвери и долго не мог найти нужную кнопку. Сердце отстукивало какой-то безумный ритм, кровь била в виски. Я едва соображал.</w:t>
-      </w:r>
-    </w:p>
-    <w:p>
-      <w:r>
-        <w:t>Сон не отпускал.</w:t>
-      </w:r>
-    </w:p>
-    <w:p>
-      <w:r>
-        <w:t>Я перевёл дыхание, закрыл на секунду глаза — и понял, что всё это время проклятая кнопка была прямо передо мной.</w:t>
-      </w:r>
-    </w:p>
-    <w:p>
-      <w:r>
-        <w:t>Открылась дверь.</w:t>
-      </w:r>
-    </w:p>
-    <w:p>
-      <w:r>
-        <w:t>Я набрал побольше воздуха в грудь, шагнул под откос и тут же повалился на колени, когда меня подхватила гравитационная волна.</w:t>
-      </w:r>
-    </w:p>
-    <w:p>
-      <w:r>
-        <w:t>Я не проснулся.</w:t>
-      </w:r>
-    </w:p>
-    <w:p>
-      <w:r>
-        <w:t>Под кожу на щеке заливали кислоту. Я как-то поднялся, продираясь сквозь режущий свет, сквозь боль, сквозь сковывающую движения тяжесть.</w:t>
-      </w:r>
-    </w:p>
-    <w:p>
-      <w:r>
-        <w:t>Д</w:t>
-      </w:r>
-      <w:r>
-        <w:t>ошёл.</w:t>
-      </w:r>
-    </w:p>
-    <w:p>
-      <w:r>
-        <w:t xml:space="preserve">Полез в карман за ключом, и тут же подумал — зачем мне ключ? Мне откроют и так. </w:t>
-      </w:r>
-      <w:r>
-        <w:t>Во сне не нужны ключи.</w:t>
+        <w:t>— Нет!</w:t>
+      </w:r>
+      <w:r>
+        <w:t xml:space="preserve"> </w:t>
+      </w:r>
+      <w:r>
+        <w:t>— простонал я.</w:t>
+      </w:r>
+      <w:r>
+        <w:t xml:space="preserve"> — Прекрати!</w:t>
+      </w:r>
+    </w:p>
+    <w:p>
+      <w:r>
+        <w:t>— Не двигайся! — сказала Вера.</w:t>
+      </w:r>
+    </w:p>
+    <w:p>
+      <w:r>
+        <w:t>Я ещё раз моргнул и наконец смог разглядеть её лицо. Она была бледной, измотанной, едва живой. Под глазами собрались тени — просвечивала скопившаяся под кожей темнота.</w:t>
+      </w:r>
+    </w:p>
+    <w:p>
+      <w:r>
+        <w:t>— С тобой всё в порядке? — спросил я.</w:t>
+      </w:r>
+    </w:p>
+    <w:p>
+      <w:r>
+        <w:t>— Со мной? — опешила Вера. — Ты о чём? Что с тобой случилось, Олег? На тебя кто-то напал?</w:t>
+      </w:r>
+    </w:p>
+    <w:p>
+      <w:r>
+        <w:t xml:space="preserve">— Нет-нет, никто на меня не нападал. О чём ты вообще говоришь? Кто мог на меня напасть? </w:t>
+      </w:r>
+      <w:r>
+        <w:t>Я</w:t>
+      </w:r>
+      <w:r>
+        <w:t xml:space="preserve"> очень поздно пришёл, это невежливо с моей стороны. Да! — </w:t>
+      </w:r>
+      <w:r>
+        <w:t>Я</w:t>
+      </w:r>
+      <w:r>
+        <w:t xml:space="preserve"> понял, что её смутило. — Извини, что пришёл так поздно. Я не подумал. Я тебя разбудил.</w:t>
+      </w:r>
+    </w:p>
+    <w:p>
+      <w:r>
+        <w:t>Губы у Веры побелели.</w:t>
+      </w:r>
+    </w:p>
+    <w:p>
+      <w:r>
+        <w:t>— Извини, — проговорил я. — Не стоило мне заходить. Я пойду. Увидимся завтра.</w:t>
+      </w:r>
+    </w:p>
+    <w:p>
+      <w:r>
+        <w:t>Я качнулся, балансируя между светом и темнотой, и расставил по сторонам руки.</w:t>
+      </w:r>
+    </w:p>
+    <w:p>
+      <w:r>
+        <w:t>— Стой! — Вера бросилась ко мне и схватила за плечо. — Я позвоню в медблок!</w:t>
       </w:r>
     </w:p>
     <w:p>
       <w:r>
         <w:lastRenderedPageBreak/>
-        <w:t xml:space="preserve">Я постучал — размашисто, сильно, как мог, разбивая о металл костяшки пальцев. </w:t>
-      </w:r>
-    </w:p>
-    <w:p>
-      <w:r>
-        <w:t>Тишина.</w:t>
-      </w:r>
-    </w:p>
-    <w:p>
-      <w:r>
-        <w:t xml:space="preserve">Я </w:t>
-      </w:r>
-      <w:r>
-        <w:t>продолжал стучать</w:t>
-      </w:r>
-      <w:r>
-        <w:t>. За дверью раздался сначала дробный перестук, затем отчаянный звон — невидимые предметы цугом попадали на пол и разбежались, рассыпались по углам.</w:t>
-      </w:r>
-    </w:p>
-    <w:p>
-      <w:r>
-        <w:t xml:space="preserve">Дверь щёлкнула, подалась вперёд, приоткрылась и захлопнулась. </w:t>
-      </w:r>
-      <w:r>
-        <w:t>Быстро за</w:t>
-      </w:r>
-      <w:r>
-        <w:t>шла по второму кругу, обнажила взволнованную щель щедрого света, помедлила и вдруг — ярко распахнулась. Я едва не сверзился в открывшейся проём. Кто-то удержал меня за плечи.</w:t>
-      </w:r>
-    </w:p>
-    <w:p>
-      <w:r>
-        <w:t>— Олег? — выдохнула Вера. — Что с тобой? Ты весь в крови!</w:t>
-      </w:r>
-    </w:p>
-    <w:p>
-      <w:r>
-        <w:t>— Это не кровь.</w:t>
-      </w:r>
-    </w:p>
-    <w:p>
-      <w:r>
-        <w:t>Я сделал несколько шагов к бьющему из иллюминатора свету и осел на пол.</w:t>
-      </w:r>
-    </w:p>
-    <w:p>
-      <w:r>
-        <w:t>— О чём ты? У тебя страшная рана на щеке!</w:t>
-      </w:r>
-    </w:p>
-    <w:p>
-      <w:r>
-        <w:t>Вера куда-то исчезла. Я успел несколько раз моргнуть, давая короткие передышки глазам. Без Веры я весь как-то потерялся, рассеялся по комнате, перестал существовать.</w:t>
-      </w:r>
-    </w:p>
-    <w:p>
-      <w:r>
-        <w:t>О</w:t>
-      </w:r>
-      <w:r>
-        <w:t xml:space="preserve">на появилась снова, и шею обожгло </w:t>
-      </w:r>
-      <w:r>
-        <w:t>едким раствором</w:t>
-      </w:r>
-      <w:r>
-        <w:t>.</w:t>
-      </w:r>
-    </w:p>
-    <w:p>
-      <w:r>
-        <w:t>— Нет!</w:t>
-      </w:r>
-      <w:r>
-        <w:t xml:space="preserve"> </w:t>
-      </w:r>
-      <w:r>
-        <w:t>— простонал я.</w:t>
-      </w:r>
-      <w:r>
-        <w:t xml:space="preserve"> — Прекрати!</w:t>
-      </w:r>
-    </w:p>
-    <w:p>
-      <w:r>
-        <w:t>— Не двигайся! — сказала Вера.</w:t>
-      </w:r>
-    </w:p>
-    <w:p>
-      <w:r>
-        <w:t>Я ещё раз моргнул и наконец смог разглядеть её лицо. Она была бледной, измотанной, едва живой. Под глазами собрались тени — просвечивала скопившаяся под кожей темнота.</w:t>
-      </w:r>
-    </w:p>
-    <w:p>
-      <w:r>
-        <w:t>— С тобой всё в порядке? — спросил я.</w:t>
-      </w:r>
-    </w:p>
-    <w:p>
-      <w:r>
-        <w:t>— Со мной? — опешила Вера. — Ты о чём? Что с тобой случилось, Олег? На тебя кто-то напал?</w:t>
-      </w:r>
-    </w:p>
-    <w:p>
-      <w:r>
-        <w:t xml:space="preserve">— Нет-нет, никто на меня не нападал. О чём ты вообще говоришь? Кто мог на меня напасть? </w:t>
-      </w:r>
-      <w:r>
-        <w:t>Я</w:t>
-      </w:r>
-      <w:r>
-        <w:t xml:space="preserve"> очень поздно пришёл, это невежливо с моей стороны. Да! — </w:t>
-      </w:r>
-      <w:r>
-        <w:t>Я</w:t>
-      </w:r>
-      <w:r>
-        <w:t xml:space="preserve"> понял, что её смутило. — Извини, что пришёл так поздно. Я не подумал. Я тебя разбудил.</w:t>
-      </w:r>
-    </w:p>
-    <w:p>
-      <w:r>
-        <w:t>Губы у Веры побелели.</w:t>
-      </w:r>
-    </w:p>
-    <w:p>
-      <w:r>
-        <w:t>— Извини, — проговорил я. — Не стоило мне заходить. Я пойду. Увидимся завтра.</w:t>
-      </w:r>
-    </w:p>
-    <w:p>
-      <w:r>
-        <w:t>Я качнулся, балансируя между светом и темнотой, и расставил по сторонам руки.</w:t>
-      </w:r>
-    </w:p>
-    <w:p>
-      <w:r>
-        <w:t>— Стой! — Вера бросилась ко мне и схватила за плечо. — Я позвоню в медблок!</w:t>
-      </w:r>
-    </w:p>
-    <w:p>
-      <w:r>
         <w:t>— Какой медблок? Зачем мне в медблок?</w:t>
       </w:r>
     </w:p>
@@ -19122,7 +20008,6 @@
     </w:p>
     <w:p>
       <w:r>
-        <w:lastRenderedPageBreak/>
         <w:t>— Что ты сделаешь?</w:t>
       </w:r>
     </w:p>
@@ -19472,7 +20357,15 @@
     </w:p>
     <w:p>
       <w:r>
-        <w:t>Я подумал, что опять произошёл сбой в гравитонной камере.</w:t>
+        <w:t xml:space="preserve">Я подумал, что опять произошёл сбой в </w:t>
+      </w:r>
+      <w:proofErr w:type="spellStart"/>
+      <w:r>
+        <w:t>гравитонной</w:t>
+      </w:r>
+      <w:proofErr w:type="spellEnd"/>
+      <w:r>
+        <w:t xml:space="preserve"> камере.</w:t>
       </w:r>
     </w:p>
     <w:p>
@@ -20012,7 +20905,15 @@
     </w:p>
     <w:p>
       <w:r>
-        <w:t>— Я плохо помню, — сказал я. — Она просила зайти к ней, поговорить о нуболидах. А потом…</w:t>
+        <w:t xml:space="preserve">— Я плохо помню, — сказал я. — Она просила зайти к ней, поговорить о </w:t>
+      </w:r>
+      <w:proofErr w:type="spellStart"/>
+      <w:r>
+        <w:t>нуболидах</w:t>
+      </w:r>
+      <w:proofErr w:type="spellEnd"/>
+      <w:r>
+        <w:t>. А потом…</w:t>
       </w:r>
     </w:p>
     <w:p>
@@ -20136,7 +21037,15 @@
     </w:p>
     <w:p>
       <w:r>
-        <w:t>— Мерцель пригласила меня к себе, чтобы поговорить о нуболидах. Или нет. Она хотела мне что-то показать. Записку.</w:t>
+        <w:t xml:space="preserve">— Мерцель пригласила меня к себе, чтобы поговорить о </w:t>
+      </w:r>
+      <w:proofErr w:type="spellStart"/>
+      <w:r>
+        <w:t>нуболидах</w:t>
+      </w:r>
+      <w:proofErr w:type="spellEnd"/>
+      <w:r>
+        <w:t>. Или нет. Она хотела мне что-то показать. Записку.</w:t>
       </w:r>
     </w:p>
     <w:p>
@@ -20216,7 +21125,15 @@
         <w:t xml:space="preserve"> сейчас</w:t>
       </w:r>
       <w:r>
-        <w:t xml:space="preserve"> уложат на каталку и увезут, громыхая по металлическому полу восьмерящими колёсами, в пропахшую смертью операционную.</w:t>
+        <w:t xml:space="preserve"> уложат на каталку и увезут, громыхая по металлическому полу </w:t>
+      </w:r>
+      <w:proofErr w:type="spellStart"/>
+      <w:r>
+        <w:t>восьмерящими</w:t>
+      </w:r>
+      <w:proofErr w:type="spellEnd"/>
+      <w:r>
+        <w:t xml:space="preserve"> колёсами, в пропахшую смертью операционную.</w:t>
       </w:r>
     </w:p>
     <w:p>
@@ -20231,7 +21148,15 @@
     </w:p>
     <w:p>
       <w:r>
-        <w:t xml:space="preserve">Мицюкин скривился, но промолчал. Я вдруг подумал о Майорове — странно, что он ещё не ворвался в медотсек и не потребовал объяснений, тряся папкой с какими-нибудь захватанными отчётами, трассировками, </w:t>
+        <w:t xml:space="preserve">Мицюкин скривился, но промолчал. Я вдруг подумал о Майорове — странно, что он ещё не ворвался в </w:t>
+      </w:r>
+      <w:proofErr w:type="spellStart"/>
+      <w:r>
+        <w:t>медотсек</w:t>
+      </w:r>
+      <w:proofErr w:type="spellEnd"/>
+      <w:r>
+        <w:t xml:space="preserve"> и не потребовал объяснений, тряся папкой с какими-нибудь захватанными отчётами, трассировками, </w:t>
       </w:r>
       <w:r>
         <w:lastRenderedPageBreak/>
@@ -20475,7 +21400,15 @@
     </w:p>
     <w:p>
       <w:r>
-        <w:t xml:space="preserve">Я не сомневался, что увижу скрюченного от ярости Мицюкина, который вцепится в меня холодными пальцами и утащит в тайную тюрьму, но в отсек </w:t>
+        <w:t xml:space="preserve">Я не сомневался, что увижу скрюченного от ярости </w:t>
+      </w:r>
+      <w:proofErr w:type="spellStart"/>
+      <w:r>
+        <w:t>Мицюкина</w:t>
+      </w:r>
+      <w:proofErr w:type="spellEnd"/>
+      <w:r>
+        <w:t xml:space="preserve">, который вцепится в меня холодными пальцами и утащит в тайную тюрьму, но в отсек </w:t>
       </w:r>
       <w:r>
         <w:t>воровато</w:t>
@@ -20513,7 +21446,13 @@
     </w:p>
     <w:p>
       <w:r>
-        <w:t>— Меня никто не сторожит? — удивился я. — У входа никто не стоит?</w:t>
+        <w:t xml:space="preserve">— Меня никто не сторожит? — удивился я. — У входа </w:t>
+      </w:r>
+      <w:r>
+        <w:t>никого нет</w:t>
+      </w:r>
+      <w:r>
+        <w:t>?</w:t>
       </w:r>
     </w:p>
     <w:p>
@@ -20608,7 +21547,15 @@
     </w:p>
     <w:p>
       <w:r>
-        <w:t xml:space="preserve">— От дерготни Мицюкина лучше не становится. Хорошо хоть Майорова сразу положили, а то бы </w:t>
+        <w:t xml:space="preserve">— От дерготни </w:t>
+      </w:r>
+      <w:proofErr w:type="spellStart"/>
+      <w:r>
+        <w:t>Мицюкина</w:t>
+      </w:r>
+      <w:proofErr w:type="spellEnd"/>
+      <w:r>
+        <w:t xml:space="preserve"> лучше не становится. Хорошо хоть Майорова сразу положили, а то бы </w:t>
       </w:r>
       <w:r>
         <w:t xml:space="preserve">они </w:t>
@@ -20805,7 +21752,15 @@
         <w:t>обожгло</w:t>
       </w:r>
       <w:r>
-        <w:t xml:space="preserve"> металлическим холодом. Я сделал осторожный шаг, и в этот момент отсек тряхнуло — гравитонный привод опять решил поиздеваться над вестибулярным аппаратом.</w:t>
+        <w:t xml:space="preserve"> металлическим холодом. Я сделал осторожный шаг, и в этот момент отсек тряхнуло — </w:t>
+      </w:r>
+      <w:proofErr w:type="spellStart"/>
+      <w:r>
+        <w:t>гравитонный</w:t>
+      </w:r>
+      <w:proofErr w:type="spellEnd"/>
+      <w:r>
+        <w:t xml:space="preserve"> привод опять решил поиздеваться над вестибулярным аппаратом.</w:t>
       </w:r>
     </w:p>
     <w:p>
@@ -20881,7 +21836,10 @@
     </w:p>
     <w:p>
       <w:r>
-        <w:t>Никто не вмешивался. Григорьев был занят разговором. Минаева так и не появилась.</w:t>
+        <w:t>Все словно отстранились от нас, разошлись по углам</w:t>
+      </w:r>
+      <w:r>
+        <w:t>. Григорьев был занят разговором. Минаева так и не появилась.</w:t>
       </w:r>
     </w:p>
     <w:p>
@@ -21517,7 +22475,15 @@
     </w:p>
     <w:p>
       <w:r>
-        <w:t>— В нуболидах?</w:t>
+        <w:t xml:space="preserve">— В </w:t>
+      </w:r>
+      <w:proofErr w:type="spellStart"/>
+      <w:r>
+        <w:t>нуболидах</w:t>
+      </w:r>
+      <w:proofErr w:type="spellEnd"/>
+      <w:r>
+        <w:t>?</w:t>
       </w:r>
     </w:p>
     <w:p>
@@ -21745,7 +22711,15 @@
     </w:p>
     <w:p>
       <w:r>
-        <w:t>Больше мы ни о чём не говорили. Вопросов было много, сердце взволнованно ёрзало в груди, когда я думал о токсине или нуболидах, однако нужные слова не приходили в голову.</w:t>
+        <w:t xml:space="preserve">Больше мы ни о чём не говорили. Вопросов было много, сердце взволнованно ёрзало в груди, когда я думал о токсине или </w:t>
+      </w:r>
+      <w:proofErr w:type="spellStart"/>
+      <w:r>
+        <w:t>нуболидах</w:t>
+      </w:r>
+      <w:proofErr w:type="spellEnd"/>
+      <w:r>
+        <w:t>, однако нужные слова не приходили в голову.</w:t>
       </w:r>
     </w:p>
     <w:p>
@@ -22173,7 +23147,15 @@
     </w:p>
     <w:p>
       <w:r>
-        <w:t>— Родители есть, — сказал я, — но я их редко последнее время навещаю. Нехорошо это, конечно. Надо будет обязательно съездить в Стальск, когда вернусь. Если вернусь, — добавил я.</w:t>
+        <w:t xml:space="preserve">— Родители есть, — сказал я, — но я их редко последнее время навещаю. Нехорошо это, конечно. Надо будет обязательно съездить в </w:t>
+      </w:r>
+      <w:proofErr w:type="spellStart"/>
+      <w:r>
+        <w:t>Стальск</w:t>
+      </w:r>
+      <w:proofErr w:type="spellEnd"/>
+      <w:r>
+        <w:t>, когда вернусь. Если вернусь, — добавил я.</w:t>
       </w:r>
     </w:p>
     <w:p>
@@ -22188,7 +23170,15 @@
     </w:p>
     <w:p>
       <w:r>
-        <w:t xml:space="preserve">— Стальск… </w:t>
+        <w:t xml:space="preserve">— </w:t>
+      </w:r>
+      <w:proofErr w:type="spellStart"/>
+      <w:r>
+        <w:t>Стальск</w:t>
+      </w:r>
+      <w:proofErr w:type="spellEnd"/>
+      <w:r>
+        <w:t xml:space="preserve">… </w:t>
       </w:r>
       <w:r>
         <w:t xml:space="preserve">— проговорила Вера. — </w:t>
@@ -22199,7 +23189,15 @@
     </w:p>
     <w:p>
       <w:r>
-        <w:t>— Вряд ли, — сказал я. — Их много, Стальсков этих. Мой — двенадцатый по счёту.</w:t>
+        <w:t xml:space="preserve">— Вряд ли, — сказал я. — Их много, </w:t>
+      </w:r>
+      <w:proofErr w:type="spellStart"/>
+      <w:r>
+        <w:t>Стальсков</w:t>
+      </w:r>
+      <w:proofErr w:type="spellEnd"/>
+      <w:r>
+        <w:t xml:space="preserve"> этих. Мой — двенадцатый по счёту.</w:t>
       </w:r>
     </w:p>
     <w:p>
@@ -22745,7 +23743,15 @@
     </w:p>
     <w:p>
       <w:r>
-        <w:t>Внутри меня что-то забурлило. Всё вокруг — синий глаз иллюминатора, затянутые тенью стены, потолок и маленькая фотография у кровати — закачалось в такт возбуждённому дыханию. Я сорвал с неё блузку. Заклацали по полу, как россыпь жемчужинок, вылетевшие пуговицы — и рассеянно разбежались по сторонам.</w:t>
+        <w:t xml:space="preserve">Внутри меня что-то забурлило. Всё вокруг — синий глаз иллюминатора, затянутые тенью стены, потолок и маленькая фотография у кровати — закачалось в такт возбуждённому дыханию. Я сорвал с неё блузку. </w:t>
+      </w:r>
+      <w:proofErr w:type="spellStart"/>
+      <w:r>
+        <w:t>Заклацали</w:t>
+      </w:r>
+      <w:proofErr w:type="spellEnd"/>
+      <w:r>
+        <w:t xml:space="preserve"> по полу, как россыпь жемчужинок, вылетевшие пуговицы — и рассеянно разбежались по сторонам.</w:t>
       </w:r>
     </w:p>
     <w:p>
@@ -22753,6 +23759,7 @@
         <w:lastRenderedPageBreak/>
         <w:t xml:space="preserve">— От тебя пахнет кровью и фурацилином. — Вера слегка отодвинулась, откинула голову и посмотрела сквозь прищуренные веки, едва заметно улыбаясь. — А ещё </w:t>
       </w:r>
+      <w:proofErr w:type="spellStart"/>
       <w:r>
         <w:t>по</w:t>
       </w:r>
@@ -22762,6 +23769,7 @@
       <w:r>
         <w:t>том</w:t>
       </w:r>
+      <w:proofErr w:type="spellEnd"/>
       <w:r>
         <w:t>.</w:t>
       </w:r>
@@ -22795,6 +23803,9 @@
         <w:lastRenderedPageBreak/>
         <w:t>СТОЛКНОВЕНИЕ</w:t>
       </w:r>
+      <w:r>
+        <w:t xml:space="preserve"> С БУШУЮЩЕЙ КРАСОТОЙ</w:t>
+      </w:r>
     </w:p>
     <w:p>
       <w:r>
@@ -22834,7 +23845,15 @@
     </w:p>
     <w:p>
       <w:r>
-        <w:t>Первый полёт в космос. Первый бранк. Первый сон во время перехода. Знакомство с ней.</w:t>
+        <w:t xml:space="preserve">Первый полёт в космос. Первый </w:t>
+      </w:r>
+      <w:proofErr w:type="spellStart"/>
+      <w:r>
+        <w:t>бранк</w:t>
+      </w:r>
+      <w:proofErr w:type="spellEnd"/>
+      <w:r>
+        <w:t>. Первый сон во время перехода. Знакомство с ней.</w:t>
       </w:r>
     </w:p>
     <w:p>
@@ -22903,8 +23922,13 @@
       </w:r>
     </w:p>
     <w:p>
-      <w:r>
-        <w:t>Пшикнул диспенсер, зажурчала в кружке вода.</w:t>
+      <w:proofErr w:type="spellStart"/>
+      <w:r>
+        <w:t>Пшикнул</w:t>
+      </w:r>
+      <w:proofErr w:type="spellEnd"/>
+      <w:r>
+        <w:t xml:space="preserve"> диспенсер, зажурчала в кружке вода.</w:t>
       </w:r>
     </w:p>
     <w:p>
@@ -23173,7 +24197,15 @@
         <w:t xml:space="preserve">Какая разница, сколько лет изучаем? </w:t>
       </w:r>
       <w:r>
-        <w:t>Я вообще в химлабе сижу, откуда мне знать?</w:t>
+        <w:t xml:space="preserve">Я вообще в </w:t>
+      </w:r>
+      <w:proofErr w:type="spellStart"/>
+      <w:r>
+        <w:t>химлабе</w:t>
+      </w:r>
+      <w:proofErr w:type="spellEnd"/>
+      <w:r>
+        <w:t xml:space="preserve"> сижу, откуда мне знать?</w:t>
       </w:r>
     </w:p>
     <w:p>
@@ -23253,7 +24285,15 @@
     </w:p>
     <w:p>
       <w:r>
-        <w:t>Сбой в гравитонной камере?</w:t>
+        <w:t xml:space="preserve">Сбой в </w:t>
+      </w:r>
+      <w:proofErr w:type="spellStart"/>
+      <w:r>
+        <w:t>гравитонной</w:t>
+      </w:r>
+      <w:proofErr w:type="spellEnd"/>
+      <w:r>
+        <w:t xml:space="preserve"> камере?</w:t>
       </w:r>
     </w:p>
     <w:p>
@@ -23756,8 +24796,13 @@
       </w:r>
     </w:p>
     <w:p>
-      <w:r>
-        <w:t>Гравитонный привод едва работал.</w:t>
+      <w:proofErr w:type="spellStart"/>
+      <w:r>
+        <w:t>Гравитонный</w:t>
+      </w:r>
+      <w:proofErr w:type="spellEnd"/>
+      <w:r>
+        <w:t xml:space="preserve"> привод едва работал.</w:t>
       </w:r>
     </w:p>
     <w:p>
@@ -23846,7 +24891,15 @@
     </w:p>
     <w:p>
       <w:r>
-        <w:t xml:space="preserve">Глаза мои уже немного привыкли к расходящейся тряске и мелькающему свету. Я узнал искривлённое лицо Мицюкина, который </w:t>
+        <w:t xml:space="preserve">Глаза мои уже немного привыкли к расходящейся тряске и мелькающему свету. Я узнал искривлённое лицо </w:t>
+      </w:r>
+      <w:proofErr w:type="spellStart"/>
+      <w:r>
+        <w:t>Мицюкина</w:t>
+      </w:r>
+      <w:proofErr w:type="spellEnd"/>
+      <w:r>
+        <w:t xml:space="preserve">, который </w:t>
       </w:r>
       <w:r>
         <w:t>жёг</w:t>
@@ -23861,8 +24914,13 @@
       </w:r>
     </w:p>
     <w:p>
-      <w:r>
-        <w:t xml:space="preserve">Мицюкина перекосило, как засбоившую машину. Резак, изрыгнув последнюю струю пламени, погас у него в руке, и он уставился на меня, как на чудище из ночного кошмара. Появилось ещё несколько теней, вылезших из </w:t>
+      <w:proofErr w:type="spellStart"/>
+      <w:r>
+        <w:t>Мицюкина</w:t>
+      </w:r>
+      <w:proofErr w:type="spellEnd"/>
+      <w:r>
+        <w:t xml:space="preserve"> перекосило, как засбоившую машину. Резак, изрыгнув последнюю струю пламени, погас у него в руке, и он уставился на меня, как на чудище из ночного кошмара. Появилось ещё несколько теней, вылезших из </w:t>
       </w:r>
       <w:r>
         <w:lastRenderedPageBreak/>
@@ -23989,9 +25047,11 @@
       <w:r>
         <w:t xml:space="preserve">Всё перед глазами завязло в крови. Я решил, что огонь с реактивной тягой рвётся ко мне навстречу. Раскинул руки, ожидая избавления от этого ревущего ада, но огонь отступил, превратившись в </w:t>
       </w:r>
+      <w:proofErr w:type="spellStart"/>
       <w:r>
         <w:t>стробящие</w:t>
       </w:r>
+      <w:proofErr w:type="spellEnd"/>
       <w:r>
         <w:t>, как иллюминация, аварийные люминофоры.</w:t>
       </w:r>
@@ -24385,7 +25445,15 @@
     </w:p>
     <w:p>
       <w:r>
-        <w:t xml:space="preserve">Тяжёлый тёмный взгляд Мицюкина прожигал насквозь. </w:t>
+        <w:t xml:space="preserve">Тяжёлый тёмный взгляд </w:t>
+      </w:r>
+      <w:proofErr w:type="spellStart"/>
+      <w:r>
+        <w:t>Мицюкина</w:t>
+      </w:r>
+      <w:proofErr w:type="spellEnd"/>
+      <w:r>
+        <w:t xml:space="preserve"> прожигал насквозь. </w:t>
       </w:r>
     </w:p>
     <w:p>
@@ -24425,7 +25493,15 @@
     </w:p>
     <w:p>
       <w:r>
-        <w:t>Тень Мицюкина нависала надо мной, прижимала к стене. Я невольно попятился, задел за что-то ногой и едва не свалился на пол.</w:t>
+        <w:t xml:space="preserve">Тень </w:t>
+      </w:r>
+      <w:proofErr w:type="spellStart"/>
+      <w:r>
+        <w:t>Мицюкина</w:t>
+      </w:r>
+      <w:proofErr w:type="spellEnd"/>
+      <w:r>
+        <w:t xml:space="preserve"> нависала надо мной, прижимала к стене. Я невольно попятился, задел за что-то ногой и едва не свалился на пол.</w:t>
       </w:r>
     </w:p>
     <w:p>
@@ -25540,7 +26616,15 @@
     </w:p>
     <w:p>
       <w:r>
-        <w:t>Вера подбежала, вышла из аварийного мрака, как из бранка, и обхватила меня за плечи. Я остолбенел. Дыхание перехватило от радости. Я прижался к её губам.</w:t>
+        <w:t xml:space="preserve">Вера подбежала, вышла из аварийного мрака, как из </w:t>
+      </w:r>
+      <w:proofErr w:type="spellStart"/>
+      <w:r>
+        <w:t>бранка</w:t>
+      </w:r>
+      <w:proofErr w:type="spellEnd"/>
+      <w:r>
+        <w:t>, и обхватила меня за плечи. Я остолбенел. Дыхание перехватило от радости. Я прижался к её губам.</w:t>
       </w:r>
     </w:p>
     <w:p>
@@ -25730,7 +26814,15 @@
     </w:p>
     <w:p>
       <w:r>
-        <w:t>Камеру с нуболидами закрывала дымная пелена.</w:t>
+        <w:t xml:space="preserve">Камеру с </w:t>
+      </w:r>
+      <w:proofErr w:type="spellStart"/>
+      <w:r>
+        <w:t>нуболидами</w:t>
+      </w:r>
+      <w:proofErr w:type="spellEnd"/>
+      <w:r>
+        <w:t xml:space="preserve"> закрывала дымная пелена.</w:t>
       </w:r>
     </w:p>
     <w:p>
@@ -26560,7 +27652,15 @@
     </w:p>
     <w:p>
       <w:r>
-        <w:t>У выхода в коридор Майоров спорил о чём-то с Мицюкиным — так яростно и увлечённо, что даже не обратил на меня внимания. На скамейке у стены сидела Симонова, опрятная, с затянутыми в пучок волосами — ударница труда с цветастого плаката, которая прихорошилась, но не слишком, чтобы отправиться на работу, в вопящий цех, по утру. Она посмотрела на меня тёмным испуганным взглядом.</w:t>
+        <w:t xml:space="preserve">У выхода в коридор Майоров спорил о чём-то с </w:t>
+      </w:r>
+      <w:proofErr w:type="spellStart"/>
+      <w:r>
+        <w:t>Мицюкиным</w:t>
+      </w:r>
+      <w:proofErr w:type="spellEnd"/>
+      <w:r>
+        <w:t xml:space="preserve"> — так яростно и увлечённо, что даже не обратил на меня внимания. На скамейке у стены сидела Симонова, опрятная, с затянутыми в пучок волосами — ударница труда с цветастого плаката, которая прихорошилась, но не слишком, чтобы отправиться на работу, в вопящий цех, по утру. Она посмотрела на меня тёмным испуганным взглядом.</w:t>
       </w:r>
     </w:p>
     <w:p>
@@ -26717,7 +27817,15 @@
     </w:p>
     <w:p>
       <w:r>
-        <w:t>— Петя, — сказала она и тут же добавила, заметив мой недоумённый взгляд: — Пётр Верховенцев из химической. Он в реанимации, это третий отсек. А то я что-то боюсь.</w:t>
+        <w:t xml:space="preserve">— Петя, — сказала она и тут же добавила, заметив мой недоумённый взгляд: — Пётр </w:t>
+      </w:r>
+      <w:proofErr w:type="spellStart"/>
+      <w:r>
+        <w:t>Верховенцев</w:t>
+      </w:r>
+      <w:proofErr w:type="spellEnd"/>
+      <w:r>
+        <w:t xml:space="preserve"> из химической. Он в реанимации, это третий отсек. А то я что-то боюсь.</w:t>
       </w:r>
     </w:p>
     <w:p>
@@ -26753,7 +27861,15 @@
     </w:p>
     <w:p>
       <w:r>
-        <w:t>— Какого чёрта ты вообще на этот уровень попёрся?</w:t>
+        <w:t xml:space="preserve">— Какого чёрта ты вообще на этот уровень </w:t>
+      </w:r>
+      <w:proofErr w:type="spellStart"/>
+      <w:r>
+        <w:t>попёрся</w:t>
+      </w:r>
+      <w:proofErr w:type="spellEnd"/>
+      <w:r>
+        <w:t>?</w:t>
       </w:r>
     </w:p>
     <w:p>
@@ -26877,7 +27993,15 @@
     </w:p>
     <w:p>
       <w:r>
-        <w:t>— Мы, — этот долгий слог едва не застрял у Мицюкина в горле, — проводим ремонт двигательных модулей. Спасибо вам за участие, но ваша помощь пока не требуется.</w:t>
+        <w:t xml:space="preserve">— Мы, — этот долгий слог едва не застрял у </w:t>
+      </w:r>
+      <w:proofErr w:type="spellStart"/>
+      <w:r>
+        <w:t>Мицюкина</w:t>
+      </w:r>
+      <w:proofErr w:type="spellEnd"/>
+      <w:r>
+        <w:t xml:space="preserve"> в горле, — проводим ремонт двигательных модулей. Спасибо вам за участие, но ваша помощь пока не требуется.</w:t>
       </w:r>
     </w:p>
     <w:p>
@@ -26969,7 +28093,15 @@
         <w:t>Что хотите</w:t>
       </w:r>
       <w:r>
-        <w:t>? — Губы у Мицюкина задрожали.</w:t>
+        <w:t xml:space="preserve">? — Губы у </w:t>
+      </w:r>
+      <w:proofErr w:type="spellStart"/>
+      <w:r>
+        <w:t>Мицюкина</w:t>
+      </w:r>
+      <w:proofErr w:type="spellEnd"/>
+      <w:r>
+        <w:t xml:space="preserve"> задрожали.</w:t>
       </w:r>
     </w:p>
     <w:p>
@@ -27007,7 +28139,15 @@
     </w:p>
     <w:p>
       <w:r>
-        <w:t>Я подумал, что на месте Мицюкина тоже не подпустил бы никого из нас ни к ремонту двигательных модулей, ни к управлению станцией.</w:t>
+        <w:t xml:space="preserve">Я подумал, что на месте </w:t>
+      </w:r>
+      <w:proofErr w:type="spellStart"/>
+      <w:r>
+        <w:t>Мицюкина</w:t>
+      </w:r>
+      <w:proofErr w:type="spellEnd"/>
+      <w:r>
+        <w:t xml:space="preserve"> тоже не подпустил бы никого из нас ни к ремонту двигательных модулей, ни к управлению станцией.</w:t>
       </w:r>
     </w:p>
     <w:p>
@@ -27048,7 +28188,15 @@
     </w:p>
     <w:p>
       <w:r>
-        <w:t>— Меня просили узнать про Верховенцева.</w:t>
+        <w:t xml:space="preserve">— Меня просили узнать про </w:t>
+      </w:r>
+      <w:proofErr w:type="spellStart"/>
+      <w:r>
+        <w:t>Верховенцева</w:t>
+      </w:r>
+      <w:proofErr w:type="spellEnd"/>
+      <w:r>
+        <w:t>.</w:t>
       </w:r>
     </w:p>
     <w:p>
@@ -27058,7 +28206,15 @@
     </w:p>
     <w:p>
       <w:r>
-        <w:t>— По поводу Верховенцева ничего сказать не могу, — ответил Синицын. — Состояние тяжёлое, насколько я могу судить. Сложно пока что-то обещать. Скажите, что он стабилен, но в сознание не приходил.</w:t>
+        <w:t xml:space="preserve">— По поводу </w:t>
+      </w:r>
+      <w:proofErr w:type="spellStart"/>
+      <w:r>
+        <w:t>Верховенцева</w:t>
+      </w:r>
+      <w:proofErr w:type="spellEnd"/>
+      <w:r>
+        <w:t xml:space="preserve"> ничего сказать не могу, — ответил Синицын. — Состояние тяжёлое, насколько я могу судить. Сложно пока что-то обещать. Скажите, что он стабилен, но в сознание не приходил.</w:t>
       </w:r>
     </w:p>
     <w:p>
@@ -27149,7 +28305,15 @@
     </w:p>
     <w:p>
       <w:r>
-        <w:t>— В химлабе. Я потом объясню.</w:t>
+        <w:t xml:space="preserve">— В </w:t>
+      </w:r>
+      <w:proofErr w:type="spellStart"/>
+      <w:r>
+        <w:t>химлабе</w:t>
+      </w:r>
+      <w:proofErr w:type="spellEnd"/>
+      <w:r>
+        <w:t>. Я потом объясню.</w:t>
       </w:r>
     </w:p>
     <w:p>
@@ -27340,7 +28504,13 @@
     </w:p>
     <w:p>
       <w:r>
-        <w:t>Андреева окружили, облепили, не давали пройти. Он пугливо попятился к двери, но никто не собирался его отпускать.</w:t>
+        <w:t xml:space="preserve">Андреева окружили, облепили, не давали пройти. Он пугливо попятился к двери, но его </w:t>
+      </w:r>
+      <w:r>
+        <w:t xml:space="preserve">не собирались </w:t>
+      </w:r>
+      <w:r>
+        <w:t>отпускать.</w:t>
       </w:r>
     </w:p>
     <w:p>
@@ -27699,7 +28869,15 @@
     </w:p>
     <w:p>
       <w:r>
-        <w:t>Другая команда специалистов, о которой говорил Андреев, состояла из одной Веры. Если не считать меня. Руководителя химической лаборатории на глазах у Веры запаковали в чёрный мешок, а Верховенцев лежал в реанимации, подключённый к ревущему от перебоев пульса аппарату.</w:t>
+        <w:t xml:space="preserve">Другая команда специалистов, о которой говорил Андреев, состояла из одной Веры. Если не считать меня. Руководителя химической лаборатории на глазах у Веры запаковали в чёрный мешок, а </w:t>
+      </w:r>
+      <w:proofErr w:type="spellStart"/>
+      <w:r>
+        <w:t>Верховенцев</w:t>
+      </w:r>
+      <w:proofErr w:type="spellEnd"/>
+      <w:r>
+        <w:t xml:space="preserve"> лежал в реанимации, подключённый к ревущему от перебоев пульса аппарату.</w:t>
       </w:r>
     </w:p>
     <w:p>
@@ -28001,7 +29179,15 @@
     </w:p>
     <w:p>
       <w:r>
-        <w:t>— Он так работает, к сожалению. Не всегда с первого раза. — Вера всмотрелась в мреющие строчки. — Надеюсь, анализатор не сдох.</w:t>
+        <w:t xml:space="preserve">— Он так работает, к сожалению. Не всегда с первого раза. — Вера всмотрелась в </w:t>
+      </w:r>
+      <w:proofErr w:type="spellStart"/>
+      <w:r>
+        <w:t>мреющие</w:t>
+      </w:r>
+      <w:proofErr w:type="spellEnd"/>
+      <w:r>
+        <w:t xml:space="preserve"> строчки. — Надеюсь, анализатор не сдох.</w:t>
       </w:r>
     </w:p>
     <w:p>
@@ -28233,7 +29419,15 @@
         <w:t>С</w:t>
       </w:r>
       <w:r>
-        <w:t>бой в гравитонной камере. Просто сбой. Такой же, как раньше. Качка.</w:t>
+        <w:t xml:space="preserve">бой в </w:t>
+      </w:r>
+      <w:proofErr w:type="spellStart"/>
+      <w:r>
+        <w:t>гравитонной</w:t>
+      </w:r>
+      <w:proofErr w:type="spellEnd"/>
+      <w:r>
+        <w:t xml:space="preserve"> камере. Просто сбой. Такой же, как раньше. Качка.</w:t>
       </w:r>
     </w:p>
     <w:p>
@@ -28307,7 +29501,15 @@
         <w:t>Е</w:t>
       </w:r>
       <w:r>
-        <w:t>сли хочешь, иди к своему Мицюкину. Вдруг он передумает. Будешь там под его присмотром гайки крутить. А я сама справлюсь.</w:t>
+        <w:t xml:space="preserve">сли хочешь, иди к своему </w:t>
+      </w:r>
+      <w:proofErr w:type="spellStart"/>
+      <w:r>
+        <w:t>Мицюкину</w:t>
+      </w:r>
+      <w:proofErr w:type="spellEnd"/>
+      <w:r>
+        <w:t>. Вдруг он передумает. Будешь там под его присмотром гайки крутить. А я сама справлюсь.</w:t>
       </w:r>
     </w:p>
     <w:p>
@@ -28317,7 +29519,15 @@
     </w:p>
     <w:p>
       <w:r>
-        <w:t>— Прости. Я тебя тут одну не оставлю. Нет никакого смысла с Мицюкиным пререкаться. Ни к чему он меня не подпустит, это я уже понял.</w:t>
+        <w:t xml:space="preserve">— Прости. Я тебя тут одну не оставлю. Нет никакого смысла с </w:t>
+      </w:r>
+      <w:proofErr w:type="spellStart"/>
+      <w:r>
+        <w:t>Мицюкиным</w:t>
+      </w:r>
+      <w:proofErr w:type="spellEnd"/>
+      <w:r>
+        <w:t xml:space="preserve"> пререкаться. Ни к чему он меня не подпустит, это я уже понял.</w:t>
       </w:r>
     </w:p>
     <w:p>
@@ -28332,7 +29542,15 @@
     </w:p>
     <w:p>
       <w:r>
-        <w:t>— Надо собрать образцы. Что там в каюте Марутяна творится, я не знаю, могут не пускать никого. Как и в лабораторию. К Марутяну я попробую сама сходить, ко мне спокойнее отнесутся.</w:t>
+        <w:t xml:space="preserve">— Надо собрать образцы. Что там в каюте Марутяна творится, я не знаю, могут не пускать никого. Как и в лабораторию. К </w:t>
+      </w:r>
+      <w:proofErr w:type="spellStart"/>
+      <w:r>
+        <w:t>Марутяну</w:t>
+      </w:r>
+      <w:proofErr w:type="spellEnd"/>
+      <w:r>
+        <w:t xml:space="preserve"> я попробую сама сходить, ко мне спокойнее отнесутся.</w:t>
       </w:r>
     </w:p>
     <w:p>
@@ -28564,7 +29782,15 @@
     <w:p>
       <w:r>
         <w:lastRenderedPageBreak/>
-        <w:t>— Я не предлагаю здесь сидеть. Пойдём к Мицюкину или Андрееву, спорить будем, нашу правду-матку отстаивать. А парня оставь. Он тоже полезным делом занимается.</w:t>
+        <w:t xml:space="preserve">— Я не предлагаю здесь сидеть. Пойдём к </w:t>
+      </w:r>
+      <w:proofErr w:type="spellStart"/>
+      <w:r>
+        <w:t>Мицюкину</w:t>
+      </w:r>
+      <w:proofErr w:type="spellEnd"/>
+      <w:r>
+        <w:t xml:space="preserve"> или Андрееву, спорить будем, нашу правду-матку отстаивать. А парня оставь. Он тоже полезным делом занимается.</w:t>
       </w:r>
     </w:p>
     <w:p>
@@ -28906,6 +30132,9 @@
       </w:pPr>
       <w:r>
         <w:lastRenderedPageBreak/>
+        <w:t xml:space="preserve">ЗДЕСЬ МОЙ </w:t>
+      </w:r>
+      <w:r>
         <w:t>ПРЕДЕЛ</w:t>
       </w:r>
     </w:p>
@@ -29305,7 +30534,13 @@
         <w:t>— Боюсь, — ответил Синицын, — это уже не в моих силах</w:t>
       </w:r>
       <w:r>
-        <w:t xml:space="preserve">. Это мой предел. Моя точка невозврата. </w:t>
+        <w:t xml:space="preserve">. </w:t>
+      </w:r>
+      <w:r>
+        <w:t>Здесь</w:t>
+      </w:r>
+      <w:r>
+        <w:t xml:space="preserve"> мой предел. Моя точка невозврата. </w:t>
       </w:r>
     </w:p>
     <w:p>
@@ -29531,13 +30766,26 @@
       <w:r>
         <w:t xml:space="preserve">вообще </w:t>
       </w:r>
-      <w:r>
-        <w:t>попёрся в лабораторию?</w:t>
-      </w:r>
-    </w:p>
-    <w:p>
-      <w:r>
-        <w:t>За спиной у Мицюкина материализовался неизменно следующий за ним Лысанов.</w:t>
+      <w:proofErr w:type="spellStart"/>
+      <w:r>
+        <w:t>попёрся</w:t>
+      </w:r>
+      <w:proofErr w:type="spellEnd"/>
+      <w:r>
+        <w:t xml:space="preserve"> в лабораторию?</w:t>
+      </w:r>
+    </w:p>
+    <w:p>
+      <w:r>
+        <w:t xml:space="preserve">За спиной у </w:t>
+      </w:r>
+      <w:proofErr w:type="spellStart"/>
+      <w:r>
+        <w:t>Мицюкина</w:t>
+      </w:r>
+      <w:proofErr w:type="spellEnd"/>
+      <w:r>
+        <w:t xml:space="preserve"> материализовался неизменно следующий за ним Лысанов.</w:t>
       </w:r>
     </w:p>
     <w:p>
@@ -29611,7 +30859,15 @@
     </w:p>
     <w:p>
       <w:r>
-        <w:t>Он открыл дверь в лабораторию и отвёл глаза от пролившегося наружу красного света. Кто-то наблюдал за нуболидами, но забыл отключить подкрашенное, как в комнате для проявки фотографий, освещение.</w:t>
+        <w:t xml:space="preserve">Он открыл дверь в лабораторию и отвёл глаза от пролившегося наружу красного света. Кто-то наблюдал за </w:t>
+      </w:r>
+      <w:proofErr w:type="spellStart"/>
+      <w:r>
+        <w:t>нуболидами</w:t>
+      </w:r>
+      <w:proofErr w:type="spellEnd"/>
+      <w:r>
+        <w:t>, но забыл отключить подкрашенное, как в комнате для проявки фотографий, освещение.</w:t>
       </w:r>
     </w:p>
     <w:p>
@@ -29736,7 +30992,23 @@
     </w:p>
     <w:p>
       <w:r>
-        <w:t>— Удобно как! — прорычал Мицюкин. — Хорошо что Верховенцеву с Кавинским уже ничего не требуется!</w:t>
+        <w:t xml:space="preserve">— Удобно как! — прорычал Мицюкин. — Хорошо что </w:t>
+      </w:r>
+      <w:proofErr w:type="spellStart"/>
+      <w:r>
+        <w:t>Верховенцеву</w:t>
+      </w:r>
+      <w:proofErr w:type="spellEnd"/>
+      <w:r>
+        <w:t xml:space="preserve"> с </w:t>
+      </w:r>
+      <w:proofErr w:type="spellStart"/>
+      <w:r>
+        <w:t>Кавинским</w:t>
+      </w:r>
+      <w:proofErr w:type="spellEnd"/>
+      <w:r>
+        <w:t xml:space="preserve"> уже ничего не требуется!</w:t>
       </w:r>
     </w:p>
     <w:p>
@@ -29751,7 +31023,23 @@
     </w:p>
     <w:p>
       <w:r>
-        <w:t>— А Верховенцев в чём виноват? А Кавинский? И ты собираешься время на него тратить? Всё с ним будет в порядке. До суда оклемается.</w:t>
+        <w:t xml:space="preserve">— А </w:t>
+      </w:r>
+      <w:proofErr w:type="spellStart"/>
+      <w:r>
+        <w:t>Верховенцев</w:t>
+      </w:r>
+      <w:proofErr w:type="spellEnd"/>
+      <w:r>
+        <w:t xml:space="preserve"> в чём виноват? А </w:t>
+      </w:r>
+      <w:proofErr w:type="spellStart"/>
+      <w:r>
+        <w:t>Кавинский</w:t>
+      </w:r>
+      <w:proofErr w:type="spellEnd"/>
+      <w:r>
+        <w:t>? И ты собираешься время на него тратить? Всё с ним будет в порядке. До суда оклемается.</w:t>
       </w:r>
     </w:p>
     <w:p>
@@ -29834,7 +31122,15 @@
     </w:p>
     <w:p>
       <w:r>
-        <w:t>В соседнем отсеке Минаева спорила с Мицюкиным — я слышал их голоса, но не различал ни единого слова.</w:t>
+        <w:t xml:space="preserve">В соседнем отсеке Минаева спорила с </w:t>
+      </w:r>
+      <w:proofErr w:type="spellStart"/>
+      <w:r>
+        <w:t>Мицюкиным</w:t>
+      </w:r>
+      <w:proofErr w:type="spellEnd"/>
+      <w:r>
+        <w:t xml:space="preserve"> — я слышал их голоса, но не различал ни единого слова.</w:t>
       </w:r>
     </w:p>
     <w:p>
@@ -29968,7 +31264,15 @@
         <w:t>П</w:t>
       </w:r>
       <w:r>
-        <w:t>робирка разбилась, мне надо сходить за новой. У нас в химлабе должны ещё быть.</w:t>
+        <w:t xml:space="preserve">робирка разбилась, мне надо сходить за новой. У нас в </w:t>
+      </w:r>
+      <w:proofErr w:type="spellStart"/>
+      <w:r>
+        <w:t>химлабе</w:t>
+      </w:r>
+      <w:proofErr w:type="spellEnd"/>
+      <w:r>
+        <w:t xml:space="preserve"> должны ещё быть.</w:t>
       </w:r>
     </w:p>
     <w:p>
@@ -30014,7 +31318,15 @@
         <w:t>В</w:t>
       </w:r>
       <w:r>
-        <w:t xml:space="preserve"> гравитонной камере вновь начались электронные судороги.</w:t>
+        <w:t xml:space="preserve"> </w:t>
+      </w:r>
+      <w:proofErr w:type="spellStart"/>
+      <w:r>
+        <w:t>гравитонной</w:t>
+      </w:r>
+      <w:proofErr w:type="spellEnd"/>
+      <w:r>
+        <w:t xml:space="preserve"> камере вновь начались электронные судороги.</w:t>
       </w:r>
     </w:p>
     <w:p>
@@ -30297,7 +31609,13 @@
     </w:p>
     <w:p>
       <w:r>
-        <w:t xml:space="preserve">Мне никто не ответил. Взгляд у Ефимовой затуманился, её утянуло в </w:t>
+        <w:t>Мне не ответил</w:t>
+      </w:r>
+      <w:r>
+        <w:t>и</w:t>
+      </w:r>
+      <w:r>
+        <w:t xml:space="preserve">. Взгляд у Ефимовой затуманился, её утянуло в </w:t>
       </w:r>
       <w:r>
         <w:t>трясину</w:t>
@@ -30341,7 +31659,13 @@
     </w:p>
     <w:p>
       <w:r>
-        <w:t>Вера стояла посреди синего зала и смотрела на валяющийся под ногами окровавленный скальпель, который никто не удосужился убрать.</w:t>
+        <w:t xml:space="preserve">Вера стояла посреди синего зала и смотрела на валяющийся под ногами окровавленный скальпель, который </w:t>
+      </w:r>
+      <w:r>
+        <w:t>так и</w:t>
+      </w:r>
+      <w:r>
+        <w:t xml:space="preserve"> не удосужился убрать.</w:t>
       </w:r>
     </w:p>
     <w:p>
@@ -30427,7 +31751,15 @@
     </w:p>
     <w:p>
       <w:r>
-        <w:t xml:space="preserve">— Зачем вам столько фибры в химлабе? К тому же закрытой на ключ. Как раз в том ящике, который ты </w:t>
+        <w:t xml:space="preserve">— Зачем вам столько фибры в </w:t>
+      </w:r>
+      <w:proofErr w:type="spellStart"/>
+      <w:r>
+        <w:t>химлабе</w:t>
+      </w:r>
+      <w:proofErr w:type="spellEnd"/>
+      <w:r>
+        <w:t xml:space="preserve">? К тому же закрытой на ключ. Как раз в том ящике, который ты </w:t>
       </w:r>
       <w:r>
         <w:t>открывать</w:t>
@@ -30438,7 +31770,15 @@
     </w:p>
     <w:p>
       <w:r>
-        <w:t xml:space="preserve">— Олег! — Вера нервно дёрнула за лямку висящей на плече сумки, шагнула ко мне и остановилась, не решилась подойти слишком близко. — Ты о чём вообще говоришь? Откуда я знаю, что лежит в химлабе! Ты же видел, там полный бардак! У нас и работы-то последний год толковой не было, не лаборатория, а сплошная свалка. </w:t>
+        <w:t xml:space="preserve">— Олег! — Вера нервно дёрнула за лямку висящей на плече сумки, шагнула ко мне и остановилась, не решилась подойти слишком близко. — Ты о чём вообще говоришь? Откуда я знаю, что лежит в </w:t>
+      </w:r>
+      <w:proofErr w:type="spellStart"/>
+      <w:r>
+        <w:t>химлабе</w:t>
+      </w:r>
+      <w:proofErr w:type="spellEnd"/>
+      <w:r>
+        <w:t xml:space="preserve">! Ты же видел, там полный бардак! У нас и работы-то последний год толковой не было, не лаборатория, а сплошная свалка. </w:t>
       </w:r>
       <w:r>
         <w:t>Наверное</w:t>
@@ -30715,7 +32055,7 @@
       </w:pPr>
       <w:r>
         <w:lastRenderedPageBreak/>
-        <w:t>НАВИГАТОР</w:t>
+        <w:t>НИКТО НЕ ЗНАЕТ ИХ ИМЁН</w:t>
       </w:r>
     </w:p>
     <w:p>
@@ -30968,7 +32308,15 @@
         <w:t>карточку</w:t>
       </w:r>
       <w:r>
-        <w:t>. Верховенцев.</w:t>
+        <w:t xml:space="preserve">. </w:t>
+      </w:r>
+      <w:proofErr w:type="spellStart"/>
+      <w:r>
+        <w:t>Верховенцев</w:t>
+      </w:r>
+      <w:proofErr w:type="spellEnd"/>
+      <w:r>
+        <w:t>.</w:t>
       </w:r>
     </w:p>
     <w:p>
@@ -30983,7 +32331,15 @@
     </w:p>
     <w:p>
       <w:r>
-        <w:t xml:space="preserve">Несколько часов назад здесь сидела Симонова, пока я пытался разузнать о Верховенцеве — у того самого человека, который зарезал его </w:t>
+        <w:t xml:space="preserve">Несколько часов назад здесь сидела Симонова, пока я пытался разузнать о </w:t>
+      </w:r>
+      <w:proofErr w:type="spellStart"/>
+      <w:r>
+        <w:t>Верховенцеве</w:t>
+      </w:r>
+      <w:proofErr w:type="spellEnd"/>
+      <w:r>
+        <w:t xml:space="preserve"> — у того самого человека, который зарезал его </w:t>
       </w:r>
       <w:r>
         <w:t>скальпелем</w:t>
@@ -30995,7 +32351,15 @@
         <w:t>,</w:t>
       </w:r>
       <w:r>
-        <w:t xml:space="preserve"> казалось, стоит зажмурить глаза, и время покатится вспять, как поставленная на перемотку запись. Я ведь даже ни разу не видел этого Верховенцева до катастрофы, но всё равно что-то болезненно ныло в груди, как вымотанная бегом мышца.</w:t>
+        <w:t xml:space="preserve"> казалось, стоит зажмурить глаза, и время покатится вспять, как поставленная на перемотку запись. Я ведь даже ни разу не видел этого </w:t>
+      </w:r>
+      <w:proofErr w:type="spellStart"/>
+      <w:r>
+        <w:t>Верховенцева</w:t>
+      </w:r>
+      <w:proofErr w:type="spellEnd"/>
+      <w:r>
+        <w:t xml:space="preserve"> до катастрофы, но всё равно что-то болезненно ныло в груди, как вымотанная бегом мышца.</w:t>
       </w:r>
     </w:p>
     <w:p>
@@ -32364,13 +33728,29 @@
     </w:p>
     <w:p>
       <w:r>
-        <w:t>— Да, странный дефект. Или она моток проволоки проглотила. Или… — Я положил снимок на стол. — Или это нуболид.</w:t>
+        <w:t xml:space="preserve">— Да, странный дефект. Или она моток проволоки проглотила. Или… — Я положил снимок на стол. — Или это </w:t>
+      </w:r>
+      <w:proofErr w:type="spellStart"/>
+      <w:r>
+        <w:t>нуболид</w:t>
+      </w:r>
+      <w:proofErr w:type="spellEnd"/>
+      <w:r>
+        <w:t>.</w:t>
       </w:r>
     </w:p>
     <w:p>
       <w:r>
         <w:lastRenderedPageBreak/>
-        <w:t>— Нуболид в человеческом теле, — прошептала Вера. —</w:t>
+        <w:t xml:space="preserve">— </w:t>
+      </w:r>
+      <w:proofErr w:type="spellStart"/>
+      <w:r>
+        <w:t>Нуболид</w:t>
+      </w:r>
+      <w:proofErr w:type="spellEnd"/>
+      <w:r>
+        <w:t xml:space="preserve"> в человеческом теле, — прошептала Вера. —</w:t>
       </w:r>
       <w:r>
         <w:t xml:space="preserve"> </w:t>
@@ -32403,7 +33783,15 @@
         <w:t>, — ответила Вера. —</w:t>
       </w:r>
       <w:r>
-        <w:t xml:space="preserve"> Вдруг это сбой, а мы тут напридумали всякой ерунды.</w:t>
+        <w:t xml:space="preserve"> Вдруг это сбой, а мы тут </w:t>
+      </w:r>
+      <w:proofErr w:type="spellStart"/>
+      <w:r>
+        <w:t>напридумали</w:t>
+      </w:r>
+      <w:proofErr w:type="spellEnd"/>
+      <w:r>
+        <w:t xml:space="preserve"> всякой ерунды.</w:t>
       </w:r>
     </w:p>
     <w:p>
@@ -32424,13 +33812,29 @@
     </w:p>
     <w:p>
       <w:r>
-        <w:t xml:space="preserve">— Получается, мы ходим через червоточины благодаря нуболидам? — </w:t>
+        <w:t xml:space="preserve">— Получается, мы ходим через червоточины благодаря </w:t>
+      </w:r>
+      <w:proofErr w:type="spellStart"/>
+      <w:r>
+        <w:t>нуболидам</w:t>
+      </w:r>
+      <w:proofErr w:type="spellEnd"/>
+      <w:r>
+        <w:t xml:space="preserve">? — </w:t>
       </w:r>
       <w:r>
         <w:t>проговорил</w:t>
       </w:r>
       <w:r>
-        <w:t xml:space="preserve"> я. — Нуболид в симбиозе с навигатором? </w:t>
+        <w:t xml:space="preserve"> я. — </w:t>
+      </w:r>
+      <w:proofErr w:type="spellStart"/>
+      <w:r>
+        <w:t>Нуболид</w:t>
+      </w:r>
+      <w:proofErr w:type="spellEnd"/>
+      <w:r>
+        <w:t xml:space="preserve"> в симбиозе с навигатором? </w:t>
       </w:r>
       <w:r>
         <w:t>Видимо, и</w:t>
@@ -32685,7 +34089,15 @@
     </w:p>
     <w:p>
       <w:r>
-        <w:t xml:space="preserve">Освещение в столовой приглушили — или же коротнула очередная </w:t>
+        <w:t xml:space="preserve">Освещение в столовой приглушили — или же </w:t>
+      </w:r>
+      <w:proofErr w:type="spellStart"/>
+      <w:r>
+        <w:t>коротнула</w:t>
+      </w:r>
+      <w:proofErr w:type="spellEnd"/>
+      <w:r>
+        <w:t xml:space="preserve"> очередная </w:t>
       </w:r>
       <w:r>
         <w:t xml:space="preserve">старая </w:t>
@@ -33133,10 +34545,19 @@
         <w:t>а</w:t>
       </w:r>
       <w:r>
-        <w:t xml:space="preserve"> в её модуль, никто не </w:t>
+        <w:t xml:space="preserve"> в её модуль, </w:t>
+      </w:r>
+      <w:r>
+        <w:t>мне</w:t>
+      </w:r>
+      <w:r>
+        <w:t xml:space="preserve"> не </w:t>
       </w:r>
       <w:r>
         <w:t>ответил</w:t>
+      </w:r>
+      <w:r>
+        <w:t>и</w:t>
       </w:r>
       <w:r>
         <w:t>, вот я и решила, что она здесь.</w:t>
@@ -33173,7 +34594,7 @@
       </w:pPr>
       <w:r>
         <w:lastRenderedPageBreak/>
-        <w:t>МАЙОРОВ</w:t>
+        <w:t>ОТЛОЖЕННЫЙ ПРИКАЗ</w:t>
       </w:r>
     </w:p>
     <w:p>
@@ -33184,7 +34605,15 @@
         <w:t xml:space="preserve"> и</w:t>
       </w:r>
       <w:r>
-        <w:t xml:space="preserve"> оказались в заложниках у собственной чумы, когда не сумели вовремя сбежать. Раньше я втайне думал, что Марутян свихнулся со своими нуболидами, решил потравить себя и коллег, хотя в этом не было ни малейшего смысла. Я даже </w:t>
+        <w:t xml:space="preserve"> оказались в заложниках у собственной чумы, когда не сумели вовремя сбежать. Раньше я втайне думал, что Марутян свихнулся со своими </w:t>
+      </w:r>
+      <w:proofErr w:type="spellStart"/>
+      <w:r>
+        <w:t>нуболидами</w:t>
+      </w:r>
+      <w:proofErr w:type="spellEnd"/>
+      <w:r>
+        <w:t xml:space="preserve">, решил потравить себя и коллег, хотя в этом не было ни малейшего смысла. Я даже </w:t>
       </w:r>
       <w:r>
         <w:t>подозревал</w:t>
@@ -33335,7 +34764,15 @@
     </w:p>
     <w:p>
       <w:r>
-        <w:t>— Что опять случилось? С Мицюкиным что-то не поделили? Я рапорт на него напишу, когда вернёмся! Устроил тут цирк с конями!</w:t>
+        <w:t xml:space="preserve">— Что опять случилось? С </w:t>
+      </w:r>
+      <w:proofErr w:type="spellStart"/>
+      <w:r>
+        <w:t>Мицюкиным</w:t>
+      </w:r>
+      <w:proofErr w:type="spellEnd"/>
+      <w:r>
+        <w:t xml:space="preserve"> что-то не поделили? Я рапорт на него напишу, когда вернёмся! Устроил тут цирк с конями!</w:t>
       </w:r>
     </w:p>
     <w:p>
@@ -33345,7 +34782,15 @@
     </w:p>
     <w:p>
       <w:r>
-        <w:t>— С Мицюкиным всё в порядке, — сказал я.</w:t>
+        <w:t xml:space="preserve">— С </w:t>
+      </w:r>
+      <w:proofErr w:type="spellStart"/>
+      <w:r>
+        <w:t>Мицюкиным</w:t>
+      </w:r>
+      <w:proofErr w:type="spellEnd"/>
+      <w:r>
+        <w:t xml:space="preserve"> всё в порядке, — сказал я.</w:t>
       </w:r>
     </w:p>
     <w:p>
@@ -34144,7 +35589,31 @@
     </w:p>
     <w:p>
       <w:r>
-        <w:t>— А что я мог сделать? — Майоров говорил, отвернувшись и глядя в тень. — У нас конвоиров в экипаже нет, не предусмотрено уставом таких должностей. А вот эсбэ на любой станции имеется. Очередной хрен вроде Мицюкина. Ну я подошёл к этим эсбэшникам, и вопрос решился. Там же, на станции, кстати, и новый пилот сразу нашёлся.</w:t>
+        <w:t xml:space="preserve">— А что я мог сделать? — Майоров говорил, отвернувшись и глядя в тень. — У нас конвоиров в экипаже нет, не предусмотрено уставом таких должностей. А вот </w:t>
+      </w:r>
+      <w:proofErr w:type="spellStart"/>
+      <w:r>
+        <w:t>эсбэ</w:t>
+      </w:r>
+      <w:proofErr w:type="spellEnd"/>
+      <w:r>
+        <w:t xml:space="preserve"> на любой станции имеется. Очередной хрен вроде </w:t>
+      </w:r>
+      <w:proofErr w:type="spellStart"/>
+      <w:r>
+        <w:t>Мицюкина</w:t>
+      </w:r>
+      <w:proofErr w:type="spellEnd"/>
+      <w:r>
+        <w:t xml:space="preserve">. Ну я подошёл к этим </w:t>
+      </w:r>
+      <w:proofErr w:type="spellStart"/>
+      <w:r>
+        <w:t>эсбэшникам</w:t>
+      </w:r>
+      <w:proofErr w:type="spellEnd"/>
+      <w:r>
+        <w:t>, и вопрос решился. Там же, на станции, кстати, и новый пилот сразу нашёлся.</w:t>
       </w:r>
     </w:p>
     <w:p>
@@ -34252,7 +35721,15 @@
     <w:p>
       <w:r>
         <w:lastRenderedPageBreak/>
-        <w:t>— О том, что в теле навигатора — нуболид, —</w:t>
+        <w:t xml:space="preserve">— О том, что в теле навигатора — </w:t>
+      </w:r>
+      <w:proofErr w:type="spellStart"/>
+      <w:r>
+        <w:t>нуболид</w:t>
+      </w:r>
+      <w:proofErr w:type="spellEnd"/>
+      <w:r>
+        <w:t>, —</w:t>
       </w:r>
       <w:r>
         <w:t xml:space="preserve"> спросил </w:t>
@@ -34397,7 +35874,15 @@
         <w:t xml:space="preserve">именно </w:t>
       </w:r>
       <w:r>
-        <w:t>так на тебя смотрит политкор, когда ты возвращаешься с рейса.</w:t>
+        <w:t xml:space="preserve">так на тебя смотрит </w:t>
+      </w:r>
+      <w:proofErr w:type="spellStart"/>
+      <w:r>
+        <w:t>политкор</w:t>
+      </w:r>
+      <w:proofErr w:type="spellEnd"/>
+      <w:r>
+        <w:t>, когда ты возвращаешься с рейса.</w:t>
       </w:r>
     </w:p>
     <w:p>
@@ -34424,7 +35909,15 @@
         <w:t>образование, похожее на</w:t>
       </w:r>
       <w:r>
-        <w:t xml:space="preserve"> нуболида,</w:t>
+        <w:t xml:space="preserve"> </w:t>
+      </w:r>
+      <w:proofErr w:type="spellStart"/>
+      <w:r>
+        <w:t>нуболида</w:t>
+      </w:r>
+      <w:proofErr w:type="spellEnd"/>
+      <w:r>
+        <w:t>,</w:t>
       </w:r>
       <w:r>
         <w:t xml:space="preserve"> — </w:t>
@@ -34520,7 +36013,15 @@
     </w:p>
     <w:p>
       <w:r>
-        <w:t>— Олег, я в таком ключе общаться не намерен! Центру надо установить точную причину смерти. Не так часто навигатор умирает сразу после выхода из бранка.</w:t>
+        <w:t xml:space="preserve">— Олег, я в таком ключе общаться не намерен! Центру надо установить точную причину смерти. Не так часто навигатор умирает сразу после выхода из </w:t>
+      </w:r>
+      <w:proofErr w:type="spellStart"/>
+      <w:r>
+        <w:t>бранка</w:t>
+      </w:r>
+      <w:proofErr w:type="spellEnd"/>
+      <w:r>
+        <w:t>.</w:t>
       </w:r>
     </w:p>
     <w:p>
@@ -34536,7 +36037,15 @@
     </w:p>
     <w:p>
       <w:r>
-        <w:t>— Да чего ты от меня хочешь? — взревел Майоров. Лицо его стало пунцовым, как при удушье, на лбу выступил пот. — Почему вы вообще решили, что это нуболид! Это же полный бред! Все нуболиды, с которым мы вступали в контакт, сидят в герметичной банке. Пойдём! — махнул он рукой. — Покажешь мне снимки!</w:t>
+        <w:t xml:space="preserve">— Да чего ты от меня хочешь? — взревел Майоров. Лицо его стало пунцовым, как при удушье, на лбу выступил пот. — Почему вы вообще решили, что это </w:t>
+      </w:r>
+      <w:proofErr w:type="spellStart"/>
+      <w:r>
+        <w:t>нуболид</w:t>
+      </w:r>
+      <w:proofErr w:type="spellEnd"/>
+      <w:r>
+        <w:t>! Это же полный бред! Все нуболиды, с которым мы вступали в контакт, сидят в герметичной банке. Пойдём! — махнул он рукой. — Покажешь мне снимки!</w:t>
       </w:r>
     </w:p>
     <w:p>
@@ -34647,7 +36156,23 @@
     </w:p>
     <w:p>
       <w:r>
-        <w:t xml:space="preserve">— Был перед нашим вылетом случай, — начал Майоров. — Умер навигатор. Не после выхода из бранка, нет, обошлось без таких совпадений. Вроде как везли её куда-то на шнявке, может, на другой корабль. Неважно. — </w:t>
+        <w:t xml:space="preserve">— Был перед нашим вылетом случай, — начал Майоров. — Умер навигатор. Не после выхода из </w:t>
+      </w:r>
+      <w:proofErr w:type="spellStart"/>
+      <w:r>
+        <w:t>бранка</w:t>
+      </w:r>
+      <w:proofErr w:type="spellEnd"/>
+      <w:r>
+        <w:t xml:space="preserve">, нет, обошлось без таких совпадений. Вроде как везли её куда-то на </w:t>
+      </w:r>
+      <w:proofErr w:type="spellStart"/>
+      <w:r>
+        <w:t>шнявке</w:t>
+      </w:r>
+      <w:proofErr w:type="spellEnd"/>
+      <w:r>
+        <w:t xml:space="preserve">, может, на другой корабль. Неважно. — </w:t>
       </w:r>
       <w:r>
         <w:lastRenderedPageBreak/>
@@ -34750,7 +36275,15 @@
         <w:t>а</w:t>
       </w:r>
       <w:r>
-        <w:t xml:space="preserve"> нуболид, я вообще ни черта не понимаю! Откуда он там взялся? </w:t>
+        <w:t xml:space="preserve"> </w:t>
+      </w:r>
+      <w:proofErr w:type="spellStart"/>
+      <w:r>
+        <w:t>нуболид</w:t>
+      </w:r>
+      <w:proofErr w:type="spellEnd"/>
+      <w:r>
+        <w:t xml:space="preserve">, я вообще ни черта не понимаю! Откуда он там взялся? </w:t>
       </w:r>
       <w:r>
         <w:t>Может, о</w:t>
@@ -34796,7 +36329,15 @@
         <w:t xml:space="preserve">дурацкие </w:t>
       </w:r>
       <w:r>
-        <w:t>вроде бесконечных снов во время бранка, которыми желторотиков пугают.</w:t>
+        <w:t xml:space="preserve">вроде бесконечных снов во время </w:t>
+      </w:r>
+      <w:proofErr w:type="spellStart"/>
+      <w:r>
+        <w:t>бранка</w:t>
+      </w:r>
+      <w:proofErr w:type="spellEnd"/>
+      <w:r>
+        <w:t>, которыми желторотиков пугают.</w:t>
       </w:r>
     </w:p>
     <w:p>
@@ -34806,7 +36347,15 @@
     </w:p>
     <w:p>
       <w:r>
-        <w:t>— Так и нуболидом это быть не может, — посмотрел на меня Майоров.</w:t>
+        <w:t xml:space="preserve">— Так и </w:t>
+      </w:r>
+      <w:proofErr w:type="spellStart"/>
+      <w:r>
+        <w:t>нуболидом</w:t>
+      </w:r>
+      <w:proofErr w:type="spellEnd"/>
+      <w:r>
+        <w:t xml:space="preserve"> это быть не может, — посмотрел на меня Майоров.</w:t>
       </w:r>
     </w:p>
     <w:p>
@@ -34948,7 +36497,7 @@
       </w:pPr>
       <w:r>
         <w:lastRenderedPageBreak/>
-        <w:t>ГРИГОРЬЕВ</w:t>
+        <w:t>НЕТ ВРЕМЕНИ ДЛЯ ПОИСКОВ СМЫСЛА</w:t>
       </w:r>
     </w:p>
     <w:p>
@@ -34965,7 +36514,15 @@
         <w:t>, когда правая сторона лица не поспевает за левой</w:t>
       </w:r>
       <w:r>
-        <w:t>. И мне стало жутко — куда сильнее, чем от нуболида на рентгеновском снимке.</w:t>
+        <w:t xml:space="preserve">. И мне стало жутко — куда сильнее, чем от </w:t>
+      </w:r>
+      <w:proofErr w:type="spellStart"/>
+      <w:r>
+        <w:t>нуболида</w:t>
+      </w:r>
+      <w:proofErr w:type="spellEnd"/>
+      <w:r>
+        <w:t xml:space="preserve"> на рентгеновском снимке.</w:t>
       </w:r>
     </w:p>
     <w:p>
@@ -35542,7 +37099,23 @@
     </w:p>
     <w:p>
       <w:r>
-        <w:t>— Ага, из кэбэ, если тебе так понятнее. Ты, Олежка, парень молодой, конечно, но, надеюсь, не глупый. На каждом рейсе есть кто-нибудь из Комитета. Это всегда член экипажа, и «кэбэ» на лбу тоже обычно не написано.</w:t>
+        <w:t xml:space="preserve">— Ага, из </w:t>
+      </w:r>
+      <w:proofErr w:type="spellStart"/>
+      <w:r>
+        <w:t>кэбэ</w:t>
+      </w:r>
+      <w:proofErr w:type="spellEnd"/>
+      <w:r>
+        <w:t>, если тебе так понятнее. Ты, Олежка, парень молодой, конечно, но, надеюсь, не глупый. На каждом рейсе есть кто-нибудь из Комитета. Это всегда член экипажа, и «</w:t>
+      </w:r>
+      <w:proofErr w:type="spellStart"/>
+      <w:r>
+        <w:t>кэбэ</w:t>
+      </w:r>
+      <w:proofErr w:type="spellEnd"/>
+      <w:r>
+        <w:t>» на лбу тоже обычно не написано.</w:t>
       </w:r>
     </w:p>
     <w:p>
@@ -35629,7 +37202,15 @@
         <w:t xml:space="preserve"> —</w:t>
       </w:r>
       <w:r>
-        <w:t xml:space="preserve"> Они путешествуют бранком, как мы</w:t>
+        <w:t xml:space="preserve"> Они путешествуют </w:t>
+      </w:r>
+      <w:proofErr w:type="spellStart"/>
+      <w:r>
+        <w:t>бранком</w:t>
+      </w:r>
+      <w:proofErr w:type="spellEnd"/>
+      <w:r>
+        <w:t>, как мы</w:t>
       </w:r>
       <w:r>
         <w:t>, Олег</w:t>
@@ -35675,7 +37256,15 @@
     </w:p>
     <w:p>
       <w:r>
-        <w:t>— Понятия не имею! — пожал плечами Григорьев. — Может, эксперименты твоего Марутяна так на них повлияли, а может, они всегда это умели. Мы же, Олежка, ничего толком о нуболидах не знаем, несмотря на то, что десять лет их тут под микроскопом рассматрива</w:t>
+        <w:t xml:space="preserve">— Понятия не имею! — пожал плечами Григорьев. — Может, эксперименты твоего Марутяна так на них повлияли, а может, они всегда это умели. Мы же, Олежка, ничего толком о </w:t>
+      </w:r>
+      <w:proofErr w:type="spellStart"/>
+      <w:r>
+        <w:t>нуболидах</w:t>
+      </w:r>
+      <w:proofErr w:type="spellEnd"/>
+      <w:r>
+        <w:t xml:space="preserve"> не знаем, несмотря на то, что десять лет их тут под микроскопом рассматрива</w:t>
       </w:r>
       <w:r>
         <w:t>ем</w:t>
@@ -35779,7 +37368,15 @@
     </w:p>
     <w:p>
       <w:r>
-        <w:t xml:space="preserve">— Можно и так сказать. Мы туннель открыли, нуболиды по нему прошли. Понимаешь, что это означает? — Григорьев повернулся к терминалу и склонил голову над выключенным экраном. На панели мигал красным какой-то испуганный индикатор. — Мы открыли ящик Пандоры. Мы заходим в бранк </w:t>
+        <w:t xml:space="preserve">— Можно и так сказать. Мы туннель открыли, нуболиды по нему прошли. Понимаешь, что это означает? — Григорьев повернулся к терминалу и склонил голову над выключенным экраном. На панели мигал красным какой-то испуганный индикатор. — Мы открыли ящик Пандоры. Мы заходим в </w:t>
+      </w:r>
+      <w:proofErr w:type="spellStart"/>
+      <w:r>
+        <w:t>бранк</w:t>
+      </w:r>
+      <w:proofErr w:type="spellEnd"/>
+      <w:r>
+        <w:t xml:space="preserve"> </w:t>
       </w:r>
       <w:r>
         <w:lastRenderedPageBreak/>
@@ -36013,7 +37610,15 @@
     </w:p>
     <w:p>
       <w:r>
-        <w:t>— Мы тоже нашли нуболида в теле нашего навигатора, — сказал я. — Он обвивал её сердце.</w:t>
+        <w:t xml:space="preserve">— Мы тоже нашли </w:t>
+      </w:r>
+      <w:proofErr w:type="spellStart"/>
+      <w:r>
+        <w:t>нуболида</w:t>
+      </w:r>
+      <w:proofErr w:type="spellEnd"/>
+      <w:r>
+        <w:t xml:space="preserve"> в теле нашего навигатора, — сказал я. — Он обвивал её сердце.</w:t>
       </w:r>
     </w:p>
     <w:p>
@@ -36098,7 +37703,15 @@
         <w:t>Эпсилону</w:t>
       </w:r>
       <w:r>
-        <w:t xml:space="preserve"> Арефьевой. Там ещё были живые следы от бранка в</w:t>
+        <w:t xml:space="preserve"> Арефьевой. Там ещё были живые следы от </w:t>
+      </w:r>
+      <w:proofErr w:type="spellStart"/>
+      <w:r>
+        <w:t>бранка</w:t>
+      </w:r>
+      <w:proofErr w:type="spellEnd"/>
+      <w:r>
+        <w:t xml:space="preserve"> в</w:t>
       </w:r>
       <w:r>
         <w:t>о вторую</w:t>
@@ -36222,7 +37835,15 @@
     </w:p>
     <w:p>
       <w:r>
-        <w:t>Я молчал. Свой самый первый бранк я пережил на «Минске».</w:t>
+        <w:t xml:space="preserve">Я молчал. Свой самый первый </w:t>
+      </w:r>
+      <w:proofErr w:type="spellStart"/>
+      <w:r>
+        <w:t>бранк</w:t>
+      </w:r>
+      <w:proofErr w:type="spellEnd"/>
+      <w:r>
+        <w:t xml:space="preserve"> я пережил на «Минске».</w:t>
       </w:r>
     </w:p>
     <w:p>
@@ -36301,7 +37922,15 @@
         <w:t>.</w:t>
       </w:r>
       <w:r>
-        <w:t xml:space="preserve"> И ты это прекрасно знаешь. За кого ты тут на меня с кулаками наброситься хочешь? За Андреева, за нашего доблестного Мицюкина? Или всё-таки за ту бойкую девчонку, с которой ты </w:t>
+        <w:t xml:space="preserve"> И ты это прекрасно знаешь. За кого ты тут на меня с кулаками наброситься хочешь? За Андреева, за нашего доблестного </w:t>
+      </w:r>
+      <w:proofErr w:type="spellStart"/>
+      <w:r>
+        <w:t>Мицюкина</w:t>
+      </w:r>
+      <w:proofErr w:type="spellEnd"/>
+      <w:r>
+        <w:t xml:space="preserve">? Или всё-таки за ту бойкую девчонку, с которой ты </w:t>
       </w:r>
       <w:r>
         <w:t xml:space="preserve">тут </w:t>
@@ -36474,7 +38103,15 @@
     </w:p>
     <w:p>
       <w:r>
-        <w:t>Я метнулся туда, где мрели последние огни, спотыкаясь о чёрные, вылезающие из-под пола корни, и — остановился.</w:t>
+        <w:t xml:space="preserve">Я метнулся туда, где </w:t>
+      </w:r>
+      <w:proofErr w:type="spellStart"/>
+      <w:r>
+        <w:t>мрели</w:t>
+      </w:r>
+      <w:proofErr w:type="spellEnd"/>
+      <w:r>
+        <w:t xml:space="preserve"> последние огни, спотыкаясь о чёрные, вылезающие из-под пола корни, и — остановился.</w:t>
       </w:r>
     </w:p>
     <w:p>
@@ -36603,7 +38240,23 @@
     </w:p>
     <w:p>
       <w:r>
-        <w:t>Уже подобравшись к полосе света, я столкнулся с Мицюкиным. Мне было всё равно, ударит он меня или выстрелит. Но Мицюкина я не заинтересовал. Он молча отпихнул меня и рванул в красное марево, сжимая шоковый пистолет.</w:t>
+        <w:t xml:space="preserve">Уже подобравшись к полосе света, я столкнулся с </w:t>
+      </w:r>
+      <w:proofErr w:type="spellStart"/>
+      <w:r>
+        <w:t>Мицюкиным</w:t>
+      </w:r>
+      <w:proofErr w:type="spellEnd"/>
+      <w:r>
+        <w:t xml:space="preserve">. Мне было всё равно, ударит он меня или выстрелит. Но </w:t>
+      </w:r>
+      <w:proofErr w:type="spellStart"/>
+      <w:r>
+        <w:t>Мицюкина</w:t>
+      </w:r>
+      <w:proofErr w:type="spellEnd"/>
+      <w:r>
+        <w:t xml:space="preserve"> я не заинтересовал. Он молча отпихнул меня и рванул в красное марево, сжимая шоковый пистолет.</w:t>
       </w:r>
     </w:p>
     <w:p>
@@ -36736,7 +38389,7 @@
       </w:pPr>
       <w:r>
         <w:lastRenderedPageBreak/>
-        <w:t>ПРОРЫВ</w:t>
+        <w:t>ОТПУСТИТЕ ИХ ДОМОЙ</w:t>
       </w:r>
     </w:p>
     <w:p>
@@ -36790,7 +38443,15 @@
     </w:p>
     <w:p>
       <w:r>
-        <w:t>В лаборатории горел ровный спокойный свет, будто я перенёсся назад во времени. Камеру с нуболидами закрывала тень. Симонова сидела у вычислительного аппарата и что-то торопливо выщёлкивала на клавиатуре, деловито сдвинув брови. Вера стояла рядом, вглядываясь в экран.</w:t>
+        <w:t xml:space="preserve">В лаборатории горел ровный спокойный свет, будто я перенёсся назад во времени. Камеру с </w:t>
+      </w:r>
+      <w:proofErr w:type="spellStart"/>
+      <w:r>
+        <w:t>нуболидами</w:t>
+      </w:r>
+      <w:proofErr w:type="spellEnd"/>
+      <w:r>
+        <w:t xml:space="preserve"> закрывала тень. Симонова сидела у вычислительного аппарата и что-то торопливо выщёлкивала на клавиатуре, деловито сдвинув брови. Вера стояла рядом, вглядываясь в экран.</w:t>
       </w:r>
     </w:p>
     <w:p>
@@ -37149,7 +38810,23 @@
     </w:p>
     <w:p>
       <w:r>
-        <w:t>— Нет! — Симонова перебила меня раздражённым взмахом руки. — Что вы, Олег! Я же не сошла с ума! Мы откроем им путь домой, сделаем ма-а-а-а-ленькую, — она показала пальцами невидимую песчинку, — червоточинку.</w:t>
+        <w:t xml:space="preserve">— Нет! — Симонова перебила меня раздражённым взмахом руки. — Что вы, Олег! Я же не сошла с ума! Мы откроем им путь домой, сделаем </w:t>
+      </w:r>
+      <w:proofErr w:type="spellStart"/>
+      <w:r>
+        <w:t>ма</w:t>
+      </w:r>
+      <w:proofErr w:type="spellEnd"/>
+      <w:r>
+        <w:t>-а-а-а-</w:t>
+      </w:r>
+      <w:proofErr w:type="spellStart"/>
+      <w:r>
+        <w:t>ленькую</w:t>
+      </w:r>
+      <w:proofErr w:type="spellEnd"/>
+      <w:r>
+        <w:t>, — она показала пальцами невидимую песчинку, — червоточинку.</w:t>
       </w:r>
     </w:p>
     <w:p>
@@ -37893,7 +39570,15 @@
     </w:p>
     <w:p>
       <w:r>
-        <w:t>— Они свободны! — с детской радостью улыбнулась Симонова и протянула к нуболидам руки.</w:t>
+        <w:t xml:space="preserve">— Они свободны! — с детской радостью улыбнулась Симонова и протянула к </w:t>
+      </w:r>
+      <w:proofErr w:type="spellStart"/>
+      <w:r>
+        <w:t>нуболидам</w:t>
+      </w:r>
+      <w:proofErr w:type="spellEnd"/>
+      <w:r>
+        <w:t xml:space="preserve"> руки.</w:t>
       </w:r>
       <w:r>
         <w:t xml:space="preserve"> — Как </w:t>
@@ -38615,7 +40300,15 @@
     </w:p>
     <w:p>
       <w:r>
-        <w:t>— Ты не ошибся! — сказала Вера, пряча глаза. — Я хотела его отравить. Сначала думала подмешать ему что-нибудь в его любимый кофе, но, увы, кофе закончился. А потом решила, что можно травануть его вместе со всеми остальными. Отравить к чёртовой матери! Вместе с Аней. Вместе со всеми</w:t>
+        <w:t xml:space="preserve">— Ты не ошибся! — сказала Вера, пряча глаза. — Я хотела его отравить. Сначала думала подмешать ему что-нибудь в его любимый кофе, но, увы, кофе закончился. А потом решила, что можно </w:t>
+      </w:r>
+      <w:proofErr w:type="spellStart"/>
+      <w:r>
+        <w:t>травануть</w:t>
+      </w:r>
+      <w:proofErr w:type="spellEnd"/>
+      <w:r>
+        <w:t xml:space="preserve"> его вместе со всеми остальными. Отравить к чёртовой матери! Вместе с Аней. Вместе со всеми</w:t>
       </w:r>
       <w:r>
         <w:t>!</w:t>
@@ -38701,7 +40394,7 @@
       </w:pPr>
       <w:r>
         <w:lastRenderedPageBreak/>
-        <w:t>ЭВАКУАЦИЯ</w:t>
+        <w:t>ПУСТЬ НОЧЬ ТЕМНА…</w:t>
       </w:r>
     </w:p>
     <w:p>
@@ -38813,7 +40506,15 @@
     </w:p>
     <w:p>
       <w:r>
-        <w:t>Темнота накатывала и отступала волнами, как морской прибой. Где-то вдалеке вспыхивал и тут же гас коротящий из-за истерзанной проводки свет.</w:t>
+        <w:t xml:space="preserve">Темнота накатывала и отступала волнами, как морской прибой. Где-то вдалеке вспыхивал и тут же гас </w:t>
+      </w:r>
+      <w:proofErr w:type="spellStart"/>
+      <w:r>
+        <w:t>коротящий</w:t>
+      </w:r>
+      <w:proofErr w:type="spellEnd"/>
+      <w:r>
+        <w:t xml:space="preserve"> из-за истерзанной проводки свет.</w:t>
       </w:r>
     </w:p>
     <w:p>
@@ -38970,7 +40671,15 @@
         <w:t>ожидая</w:t>
       </w:r>
       <w:r>
-        <w:t xml:space="preserve"> увидеть алые нити, стекающие из воздушной решётки, но вместо этого столкнулся взглядом с Мицюкиным, который стоял, широко расставив </w:t>
+        <w:t xml:space="preserve"> увидеть алые нити, стекающие из воздушной решётки, но вместо этого столкнулся взглядом с </w:t>
+      </w:r>
+      <w:proofErr w:type="spellStart"/>
+      <w:r>
+        <w:t>Мицюкиным</w:t>
+      </w:r>
+      <w:proofErr w:type="spellEnd"/>
+      <w:r>
+        <w:t xml:space="preserve">, который стоял, широко расставив </w:t>
       </w:r>
       <w:r>
         <w:t>ноги</w:t>
@@ -39128,7 +40837,15 @@
     </w:p>
     <w:p>
       <w:r>
-        <w:t>Изо рта Мицюкина вырвались, как сноп пламени, красные нити и нетерпеливо затряслись, наползая ему на лицо.</w:t>
+        <w:t xml:space="preserve">Изо рта </w:t>
+      </w:r>
+      <w:proofErr w:type="spellStart"/>
+      <w:r>
+        <w:t>Мицюкина</w:t>
+      </w:r>
+      <w:proofErr w:type="spellEnd"/>
+      <w:r>
+        <w:t xml:space="preserve"> вырвались, как сноп пламени, красные нити и нетерпеливо затряслись, наползая ему на лицо.</w:t>
       </w:r>
     </w:p>
     <w:p>
@@ -39624,7 +41341,15 @@
     </w:p>
     <w:p>
       <w:r>
-        <w:t xml:space="preserve">Уставшие механизмы загудели, дверь втянулась в стену. Нуболиды ещё выплясывали хаотичный танец над телом Мицюкина. Они быстро почувствовали нас — по страху или по запаху крови, как хищные рыбы, — и </w:t>
+        <w:t xml:space="preserve">Уставшие механизмы загудели, дверь втянулась в стену. Нуболиды ещё выплясывали хаотичный танец над телом </w:t>
+      </w:r>
+      <w:proofErr w:type="spellStart"/>
+      <w:r>
+        <w:t>Мицюкина</w:t>
+      </w:r>
+      <w:proofErr w:type="spellEnd"/>
+      <w:r>
+        <w:t xml:space="preserve">. Они быстро почувствовали нас — по страху или по запаху крови, как хищные рыбы, — и </w:t>
       </w:r>
       <w:r>
         <w:t>потянулись</w:t>
@@ -40244,7 +41969,15 @@
     </w:p>
     <w:p>
       <w:r>
-        <w:t>— Не падайте, Олег! Вы нам ещё потребуетесь для по-по-по… — его заклинило, он отвернулся и сплюнул кровь, — для починки оборудования.</w:t>
+        <w:t xml:space="preserve">— Не падайте, Олег! Вы нам ещё потребуетесь для </w:t>
+      </w:r>
+      <w:proofErr w:type="spellStart"/>
+      <w:r>
+        <w:t>по-по-по</w:t>
+      </w:r>
+      <w:proofErr w:type="spellEnd"/>
+      <w:r>
+        <w:t>… — его заклинило, он отвернулся и сплюнул кровь, — для починки оборудования.</w:t>
       </w:r>
     </w:p>
     <w:p>
@@ -40373,7 +42106,15 @@
     </w:p>
     <w:p>
       <w:r>
-        <w:t>— То же, что и с Мицюкиным! — крикнул я. — Выключите этот долбаный фонарь!</w:t>
+        <w:t xml:space="preserve">— То же, что и с </w:t>
+      </w:r>
+      <w:proofErr w:type="spellStart"/>
+      <w:r>
+        <w:t>Мицюкиным</w:t>
+      </w:r>
+      <w:proofErr w:type="spellEnd"/>
+      <w:r>
+        <w:t>! — крикнул я. — Выключите этот долбаный фонарь!</w:t>
       </w:r>
     </w:p>
     <w:p>
@@ -40868,7 +42609,15 @@
     </w:p>
     <w:p>
       <w:r>
-        <w:t>Гравитация разметала червей по стенам. Нуболиды потянулись к стробящему аварийному свету. Когда освещение гасло, их отбрасывала подкрашенная синевой темнота, но уже через мгновение они поднимались снова и быстро ползли по переборкам.</w:t>
+        <w:t xml:space="preserve">Гравитация разметала червей по стенам. Нуболиды потянулись к </w:t>
+      </w:r>
+      <w:proofErr w:type="spellStart"/>
+      <w:r>
+        <w:t>стробящему</w:t>
+      </w:r>
+      <w:proofErr w:type="spellEnd"/>
+      <w:r>
+        <w:t xml:space="preserve"> аварийному свету. Когда освещение гасло, их отбрасывала подкрашенная синевой темнота, но уже через мгновение они поднимались снова и быстро ползли по переборкам.</w:t>
       </w:r>
     </w:p>
     <w:p>
@@ -41697,7 +43446,15 @@
     </w:p>
     <w:p>
       <w:r>
-        <w:t>Вера долго смотрела на меня, прижимаясь к переборке. Руки у неё были сведены за спиной, как у заключённой. Нижняя губа — раскусана до крови.</w:t>
+        <w:t xml:space="preserve">Вера долго смотрела на меня, прижимаясь к переборке. Руки у неё были сведены за спиной, как у заключённой. Нижняя губа — </w:t>
+      </w:r>
+      <w:proofErr w:type="spellStart"/>
+      <w:r>
+        <w:t>раскусана</w:t>
+      </w:r>
+      <w:proofErr w:type="spellEnd"/>
+      <w:r>
+        <w:t xml:space="preserve"> до крови.</w:t>
       </w:r>
     </w:p>
     <w:p>
@@ -41994,7 +43751,15 @@
     </w:p>
     <w:p>
       <w:r>
-        <w:t>Я чувствую себя, как после коматоза.</w:t>
+        <w:t xml:space="preserve">Я чувствую себя, как после </w:t>
+      </w:r>
+      <w:proofErr w:type="spellStart"/>
+      <w:r>
+        <w:t>коматоза</w:t>
+      </w:r>
+      <w:proofErr w:type="spellEnd"/>
+      <w:r>
+        <w:t>.</w:t>
       </w:r>
     </w:p>
     <w:p>
@@ -42214,7 +43979,15 @@
     </w:p>
     <w:p>
       <w:r>
-        <w:t xml:space="preserve">— «Оним двенадцать дробь четыре три </w:t>
+        <w:t>— «</w:t>
+      </w:r>
+      <w:proofErr w:type="spellStart"/>
+      <w:r>
+        <w:t>Оним</w:t>
+      </w:r>
+      <w:proofErr w:type="spellEnd"/>
+      <w:r>
+        <w:t xml:space="preserve"> двенадцать дробь четыре три </w:t>
       </w:r>
       <w:r>
         <w:t>а</w:t>
@@ -42245,7 +44018,15 @@
     </w:p>
     <w:p>
       <w:r>
-        <w:t xml:space="preserve">— «Оним двенадцать дробь четыре три </w:t>
+        <w:t>— «</w:t>
+      </w:r>
+      <w:proofErr w:type="spellStart"/>
+      <w:r>
+        <w:t>Оним</w:t>
+      </w:r>
+      <w:proofErr w:type="spellEnd"/>
+      <w:r>
+        <w:t xml:space="preserve"> двенадцать дробь четыре три </w:t>
       </w:r>
       <w:r>
         <w:t>а</w:t>
@@ -42267,7 +44048,13 @@
     <w:p>
       <w:r>
         <w:lastRenderedPageBreak/>
-        <w:t>— Олег! — Майоров поднялся из скрипнувшего ложемента. В иллюминатор, будто занесённая космическим бризом, пролилась тусклая синева. — Ты же понимаешь, что ждать нас там никто не будет? Мы проторчим две недели на карантине. А потом всё равно придётся идти к Земле.</w:t>
+        <w:t>— Олег! — Майоров поднялся из скрипнувшего ложемента. В иллюминатор, будто занесённая космическим бризом, пролилась тусклая синева. — Ты же понимаешь, что ждать нас там не буд</w:t>
+      </w:r>
+      <w:r>
+        <w:t>ут</w:t>
+      </w:r>
+      <w:r>
+        <w:t>? Мы проторчим две недели на карантине. А потом всё равно придётся идти к Земле.</w:t>
       </w:r>
     </w:p>
     <w:p>
@@ -42290,7 +44077,15 @@
     </w:p>
     <w:p>
       <w:r>
-        <w:t>Пункт назначения: Оним 12/43</w:t>
+        <w:t xml:space="preserve">Пункт назначения: </w:t>
+      </w:r>
+      <w:proofErr w:type="spellStart"/>
+      <w:r>
+        <w:t>Оним</w:t>
+      </w:r>
+      <w:proofErr w:type="spellEnd"/>
+      <w:r>
+        <w:t xml:space="preserve"> 12/43</w:t>
       </w:r>
       <w:r>
         <w:t>а</w:t>
@@ -42306,10 +44101,24 @@
     </w:p>
     <w:p>
       <w:r>
-        <w:t>Отправная точка: Оним 12/43</w:t>
-      </w:r>
-      <w:r>
-        <w:t>а (Альфа Акимовой)</w:t>
+        <w:t xml:space="preserve">Отправная точка: </w:t>
+      </w:r>
+      <w:r>
+        <w:t>Альфа Акимовой</w:t>
+      </w:r>
+      <w:r>
+        <w:t xml:space="preserve"> (ранее — </w:t>
+      </w:r>
+      <w:proofErr w:type="spellStart"/>
+      <w:r>
+        <w:t>Оним</w:t>
+      </w:r>
+      <w:proofErr w:type="spellEnd"/>
+      <w:r>
+        <w:t xml:space="preserve"> 12/43а</w:t>
+      </w:r>
+      <w:r>
+        <w:t>)</w:t>
       </w:r>
     </w:p>
     <w:p>
@@ -42611,7 +44420,7 @@
     </w:p>
     <w:p>
       <w:r>
-        <w:t>Ветер растрепал волосы, и всё озеро встревожилось, разволновалось — решило превратиться в большое неистовое море. Волны накатывали на песок, утаскивали в зеленоватые воды мелкие камешки и битые ракушки.</w:t>
+        <w:t>Ветер растрепал волосы, и озеро встревожилось, разволновалось — решило превратиться в большое неистовое море. Волны накатывали на песок, утаскивали в зеленоватые воды мелкие камешки и битые ракушки.</w:t>
       </w:r>
     </w:p>
     <w:p>
@@ -42647,6 +44456,35 @@
     </w:p>
     <w:p>
       <w:r>
+        <w:t>— Ты в свет идёшь, — прошептал я ледяным шёпотом, — ты ждёшь ответа…</w:t>
+      </w:r>
+    </w:p>
+    <w:p>
+      <w:r>
+        <w:t xml:space="preserve">Я мотнул головой. Неприятные мысли лезли сквозь прибрежную тишину, и </w:t>
+      </w:r>
+      <w:r>
+        <w:t>робкая летняя радость</w:t>
+      </w:r>
+      <w:r>
+        <w:t xml:space="preserve"> уходил</w:t>
+      </w:r>
+      <w:r>
+        <w:t>а</w:t>
+      </w:r>
+      <w:r>
+        <w:t>, как далёкая волна, тускнел</w:t>
+      </w:r>
+      <w:r>
+        <w:t>а</w:t>
+      </w:r>
+      <w:r>
+        <w:t xml:space="preserve"> вместе с солнечным светом.</w:t>
+      </w:r>
+    </w:p>
+    <w:p>
+      <w:r>
+        <w:lastRenderedPageBreak/>
         <w:t>Надо искупаться, подумал я, пока не налетел холод. Отличный выходной. Последние дни настоящего</w:t>
       </w:r>
       <w:r>
@@ -42660,7 +44498,6 @@
     </w:p>
     <w:p>
       <w:r>
-        <w:lastRenderedPageBreak/>
         <w:t>Всё вокруг потемнело, загорелось закатным багрянцем. Растерзанные ветром облака с пугающей ясностью отразились в озере, как будто вода превратилась в жидкий металл.</w:t>
       </w:r>
     </w:p>
@@ -42711,7 +44548,23 @@
     </w:p>
     <w:p>
       <w:r>
-        <w:t>Всё в порядке. Мы — в бранке. Точка выхода — Оним 12/43</w:t>
+        <w:t xml:space="preserve">Всё в порядке. Мы — в </w:t>
+      </w:r>
+      <w:proofErr w:type="spellStart"/>
+      <w:r>
+        <w:t>бранке</w:t>
+      </w:r>
+      <w:proofErr w:type="spellEnd"/>
+      <w:r>
+        <w:t xml:space="preserve">. Точка выхода — </w:t>
+      </w:r>
+      <w:proofErr w:type="spellStart"/>
+      <w:r>
+        <w:t>Оним</w:t>
+      </w:r>
+      <w:proofErr w:type="spellEnd"/>
+      <w:r>
+        <w:t xml:space="preserve"> 12/43</w:t>
       </w:r>
       <w:r>
         <w:t>а</w:t>

--- a/abyss/Воронков_В_Бездна_света.docx
+++ b/abyss/Воронков_В_Бездна_света.docx
@@ -71,15 +71,7 @@
     </w:p>
     <w:p>
       <w:r>
-        <w:t xml:space="preserve">Сам переход космонавты называют </w:t>
-      </w:r>
-      <w:proofErr w:type="spellStart"/>
-      <w:r>
-        <w:t>бранком</w:t>
-      </w:r>
-      <w:proofErr w:type="spellEnd"/>
-      <w:r>
-        <w:t xml:space="preserve">. </w:t>
+        <w:t xml:space="preserve">Сам переход космонавты называют бранком. </w:t>
       </w:r>
       <w:r>
         <w:t>Потому что о</w:t>
@@ -95,47 +87,204 @@
       </w:r>
     </w:p>
     <w:p>
-      <w:proofErr w:type="spellStart"/>
-      <w:r>
-        <w:t>Бранк</w:t>
-      </w:r>
-      <w:proofErr w:type="spellEnd"/>
+      <w:r>
+        <w:t>Бранк.</w:t>
+      </w:r>
+    </w:p>
+    <w:p>
+      <w:r>
+        <w:t>В</w:t>
+      </w:r>
+      <w:r>
+        <w:t xml:space="preserve"> бранк</w:t>
+      </w:r>
+      <w:r>
+        <w:t>е</w:t>
+      </w:r>
+      <w:r>
+        <w:t xml:space="preserve"> снятся кошмары. Об этом все знают. Так человеческое сознание </w:t>
+      </w:r>
+      <w:r>
+        <w:t>отзывается</w:t>
+      </w:r>
+      <w:r>
+        <w:t xml:space="preserve"> на </w:t>
+      </w:r>
+      <w:r>
+        <w:t xml:space="preserve">чёрную, как смерть, </w:t>
+      </w:r>
+      <w:r>
+        <w:t xml:space="preserve">тьму за переборками корабельных модулей. </w:t>
+      </w:r>
+      <w:r>
+        <w:t>Н</w:t>
+      </w:r>
+      <w:r>
+        <w:t>ичего удивительного тут нет. Многим и на Земле снятся</w:t>
+      </w:r>
+      <w:r>
+        <w:t xml:space="preserve"> кошмары</w:t>
+      </w:r>
       <w:r>
         <w:t>.</w:t>
       </w:r>
     </w:p>
     <w:p>
       <w:r>
-        <w:t xml:space="preserve">Во время </w:t>
-      </w:r>
-      <w:proofErr w:type="spellStart"/>
-      <w:r>
-        <w:t>бранка</w:t>
-      </w:r>
-      <w:proofErr w:type="spellEnd"/>
-      <w:r>
-        <w:t xml:space="preserve"> снятся кошмары. Об этом все знают. Так человеческое сознание </w:t>
-      </w:r>
-      <w:r>
-        <w:t>отзывается</w:t>
-      </w:r>
-      <w:r>
-        <w:t xml:space="preserve"> на </w:t>
-      </w:r>
-      <w:r>
-        <w:t xml:space="preserve">чёрную, как смерть, </w:t>
-      </w:r>
-      <w:r>
-        <w:t xml:space="preserve">тьму за переборками корабельных модулей. </w:t>
-      </w:r>
-      <w:r>
-        <w:t>Н</w:t>
-      </w:r>
-      <w:r>
-        <w:t>ичего удивительного тут нет. Многим и на Земле снятся</w:t>
-      </w:r>
-      <w:r>
-        <w:t xml:space="preserve"> кошмары</w:t>
+        <w:t>Новички, впрочем, обожают страшилки на эту тему.</w:t>
+      </w:r>
+    </w:p>
+    <w:p>
+      <w:r>
+        <w:t xml:space="preserve">Рассказывают, что космонавты сходят с ума, что обычный сон </w:t>
+      </w:r>
+      <w:r>
+        <w:t>перерастает</w:t>
+      </w:r>
+      <w:r>
+        <w:t xml:space="preserve"> в конверсионную фугу, как у навигаторов на последнем цикле, что все воспоминания стираются напрочь, и получается чистое, лишённое разума сознание. </w:t>
+      </w:r>
+    </w:p>
+    <w:p>
+      <w:r>
+        <w:t>Самая популярная страшилка — о вечном пробуждении.</w:t>
+      </w:r>
+    </w:p>
+    <w:p>
+      <w:r>
+        <w:t>Тебе снится обычный для бранка кошмар, к которым все мы давно привыкли. Ты просыпаешься, вылезаешь из амниона, неуклюже барахтаясь в невесомости, точно едва успел родиться на свет. Дёргаешь за рычаг в стене, чтобы открыть люк в соединительный тракт между отсеками, где побольше пространства.</w:t>
+      </w:r>
+    </w:p>
+    <w:p>
+      <w:r>
+        <w:t>И просыпаешься снова.</w:t>
+      </w:r>
+    </w:p>
+    <w:p>
+      <w:r>
+        <w:t xml:space="preserve">Впрочем, </w:t>
+      </w:r>
+      <w:r>
+        <w:t>вечным пробуждение становится</w:t>
+      </w:r>
+      <w:r>
+        <w:t xml:space="preserve"> лишь в особ</w:t>
+      </w:r>
+      <w:r>
+        <w:t>енно</w:t>
+      </w:r>
+      <w:r>
+        <w:t xml:space="preserve"> драматичных случаях. Обычно космонавта заставляют </w:t>
+      </w:r>
+      <w:r>
+        <w:t>по</w:t>
+      </w:r>
+      <w:r>
+        <w:t>мучиться</w:t>
+      </w:r>
+      <w:r>
+        <w:t xml:space="preserve"> несколько лет</w:t>
+      </w:r>
+      <w:r>
+        <w:t xml:space="preserve">, </w:t>
+      </w:r>
+      <w:r>
+        <w:t xml:space="preserve">пока </w:t>
+      </w:r>
+      <w:r>
+        <w:t>парад планет</w:t>
+      </w:r>
+      <w:r>
+        <w:t xml:space="preserve"> или солнечное затмение</w:t>
+      </w:r>
+      <w:r>
+        <w:t xml:space="preserve"> не разрывают мёртвую петлю</w:t>
+      </w:r>
+      <w:r>
+        <w:t xml:space="preserve"> сна, возвращая сознание в прикованное к больничной койке тело.</w:t>
+      </w:r>
+      <w:r>
+        <w:t xml:space="preserve"> Есть и менее жестокий вариант — кошмар заканчивается вместе с переходом.</w:t>
+      </w:r>
+    </w:p>
+    <w:p>
+      <w:r>
+        <w:t>Про истории о вечном переходе я, пожалуй, упоминать не буду.</w:t>
+      </w:r>
+    </w:p>
+    <w:p>
+      <w:r>
+        <w:t>П</w:t>
+      </w:r>
+      <w:r>
+        <w:t>сихика у многих</w:t>
+      </w:r>
+      <w:r>
+        <w:t xml:space="preserve"> и правда</w:t>
+      </w:r>
+      <w:r>
+        <w:t xml:space="preserve"> сдаёт после долгих полётов. Поэтому к экипажам приписан политкор — в бранке он не летает, редко какой политкор это выдержит, — но по возращении проводит с каждым тщательные беседы, как мозгоправ из психиатрической больницы. Некоторых даже снимают с полётов, отправляют на минводы, как в ссылку, на принудительное лечение.</w:t>
+      </w:r>
+    </w:p>
+    <w:p>
+      <w:r>
+        <w:t xml:space="preserve">Мой самый первый бранк длился всего шесть с небольшим часов — спать было некогда и даже испугаться толком я не успел. Было лишь странное чувство после выхода. Вроде всё хорошо, ничего не болит, сознание ясное, </w:t>
+      </w:r>
+      <w:r>
+        <w:t>но</w:t>
+      </w:r>
+      <w:r>
+        <w:t xml:space="preserve"> тело чужое — руки с незнакомыми узловатыми пальцами, неуклюжие ноги… Как будто поменялся с кем-то телами, а все зеркала беспощадно врут.</w:t>
+      </w:r>
+    </w:p>
+    <w:p>
+      <w:r>
+        <w:lastRenderedPageBreak/>
+        <w:t xml:space="preserve">Следующий бранк, через пару недель, занял уже почти трое суток — кошмары были, но реальный кошмар поджидал меня после пробуждения. Я боялся самого балка, </w:t>
+      </w:r>
+      <w:r>
+        <w:t>неисчислимой</w:t>
+      </w:r>
+      <w:r>
+        <w:t xml:space="preserve"> пустоты, в которую падал корабль, отданный на милость погружённому в искусственный сон навигатору. Слепая беспомощность — при аварии я не успею даже помолиться — сводила с ума. </w:t>
+      </w:r>
+      <w:r>
+        <w:t>В</w:t>
+      </w:r>
+      <w:r>
+        <w:t xml:space="preserve">се жилы в теле </w:t>
+      </w:r>
+      <w:r>
+        <w:t xml:space="preserve">были </w:t>
+      </w:r>
+      <w:r>
+        <w:t xml:space="preserve">натянуты до треска. Я несколько часов провёл в каюте, пытаясь заново, подобно новорождённому, научиться спокойно дышать, а не хрипеть, до одури глотая воздух, как вытащенная на берег рыба. Весь остальной экипаж тем временем </w:t>
+      </w:r>
+      <w:r>
+        <w:t xml:space="preserve">спокойно </w:t>
+      </w:r>
+      <w:r>
+        <w:t>спал и видел сны. Я даже хотел разбудить капитана, чтобы услышать его голос.</w:t>
+      </w:r>
+    </w:p>
+    <w:p>
+      <w:r>
+        <w:t xml:space="preserve">Так было </w:t>
+      </w:r>
+      <w:r>
+        <w:t>в</w:t>
+      </w:r>
+      <w:r>
+        <w:t xml:space="preserve"> первы</w:t>
+      </w:r>
+      <w:r>
+        <w:t>е</w:t>
+      </w:r>
+      <w:r>
+        <w:t xml:space="preserve"> полёт</w:t>
+      </w:r>
+      <w:r>
+        <w:t>ы</w:t>
       </w:r>
       <w:r>
         <w:t>.</w:t>
@@ -143,212 +292,13 @@
     </w:p>
     <w:p>
       <w:r>
-        <w:t>Новички, впрочем, обожают страшилки на эту тему.</w:t>
-      </w:r>
-    </w:p>
-    <w:p>
-      <w:r>
-        <w:t xml:space="preserve">Рассказывают, что космонавты сходят с ума, что обычный сон </w:t>
-      </w:r>
-      <w:r>
-        <w:t>перерастает</w:t>
-      </w:r>
-      <w:r>
-        <w:t xml:space="preserve"> в конверсионную фугу, как у навигаторов на последнем цикле, что все воспоминания стираются напрочь, и получается чистое, лишённое разума сознание. </w:t>
-      </w:r>
-    </w:p>
-    <w:p>
-      <w:r>
-        <w:t>Самая популярная страшилка — о вечном пробуждении.</w:t>
-      </w:r>
-    </w:p>
-    <w:p>
-      <w:r>
-        <w:t xml:space="preserve">Тебе снится обычный для </w:t>
-      </w:r>
-      <w:proofErr w:type="spellStart"/>
-      <w:r>
-        <w:t>бранка</w:t>
-      </w:r>
-      <w:proofErr w:type="spellEnd"/>
-      <w:r>
-        <w:t xml:space="preserve"> кошмар, к которым все мы давно привыкли. Ты просыпаешься, вылезаешь из амниона, неуклюже барахтаясь в невесомости, точно едва успел родиться на свет. Дёргаешь за рычаг в стене, чтобы открыть люк в соединительный тракт между отсеками, где побольше пространства.</w:t>
-      </w:r>
-    </w:p>
-    <w:p>
-      <w:r>
-        <w:t>И просыпаешься снова.</w:t>
-      </w:r>
-    </w:p>
-    <w:p>
-      <w:r>
-        <w:t xml:space="preserve">Впрочем, </w:t>
-      </w:r>
-      <w:r>
-        <w:t>вечным пробуждение становится</w:t>
-      </w:r>
-      <w:r>
-        <w:t xml:space="preserve"> лишь в особ</w:t>
-      </w:r>
-      <w:r>
-        <w:t>енно</w:t>
-      </w:r>
-      <w:r>
-        <w:t xml:space="preserve"> драматичных случаях. Обычно космонавта заставляют </w:t>
-      </w:r>
-      <w:r>
-        <w:t>по</w:t>
-      </w:r>
-      <w:r>
-        <w:t>мучиться</w:t>
-      </w:r>
-      <w:r>
-        <w:t xml:space="preserve"> несколько лет</w:t>
-      </w:r>
-      <w:r>
-        <w:t xml:space="preserve">, </w:t>
-      </w:r>
-      <w:r>
-        <w:t xml:space="preserve">пока </w:t>
-      </w:r>
-      <w:r>
-        <w:t>парад планет</w:t>
-      </w:r>
-      <w:r>
-        <w:t xml:space="preserve"> или солнечное затмение</w:t>
-      </w:r>
-      <w:r>
-        <w:t xml:space="preserve"> не разрывают мёртвую петлю</w:t>
-      </w:r>
-      <w:r>
-        <w:t xml:space="preserve"> сна, возвращая сознание в прикованное к больничной койке тело.</w:t>
-      </w:r>
-      <w:r>
-        <w:t xml:space="preserve"> Есть и менее жестокий вариант — кошмар заканчивается вместе с переходом.</w:t>
-      </w:r>
-    </w:p>
-    <w:p>
-      <w:r>
-        <w:t>Про истории о вечном переходе я, пожалуй, упоминать не буду.</w:t>
-      </w:r>
-    </w:p>
-    <w:p>
-      <w:r>
-        <w:t>П</w:t>
-      </w:r>
-      <w:r>
-        <w:t>сихика у многих</w:t>
-      </w:r>
-      <w:r>
-        <w:t xml:space="preserve"> и правда</w:t>
-      </w:r>
-      <w:r>
-        <w:t xml:space="preserve"> сдаёт после долгих полётов. Поэтому к экипажам приписан </w:t>
-      </w:r>
-      <w:proofErr w:type="spellStart"/>
-      <w:r>
-        <w:t>политкор</w:t>
-      </w:r>
-      <w:proofErr w:type="spellEnd"/>
-      <w:r>
-        <w:t xml:space="preserve"> — в </w:t>
-      </w:r>
-      <w:proofErr w:type="spellStart"/>
-      <w:r>
-        <w:t>бранке</w:t>
-      </w:r>
-      <w:proofErr w:type="spellEnd"/>
-      <w:r>
-        <w:t xml:space="preserve"> он не летает, редко какой </w:t>
-      </w:r>
-      <w:proofErr w:type="spellStart"/>
-      <w:r>
-        <w:t>политкор</w:t>
-      </w:r>
-      <w:proofErr w:type="spellEnd"/>
-      <w:r>
-        <w:t xml:space="preserve"> это выдержит, — но по возращении проводит с каждым тщательные беседы, как мозгоправ из психиатрической больницы. Некоторых даже снимают с полётов, отправляют на минводы, как в ссылку, на принудительное лечение.</w:t>
-      </w:r>
-    </w:p>
-    <w:p>
-      <w:r>
-        <w:t xml:space="preserve">Мой самый первый </w:t>
-      </w:r>
-      <w:proofErr w:type="spellStart"/>
-      <w:r>
-        <w:t>бранк</w:t>
-      </w:r>
-      <w:proofErr w:type="spellEnd"/>
-      <w:r>
-        <w:t xml:space="preserve"> длился всего шесть с небольшим часов — спать было некогда и даже испугаться толком я не успел. Было лишь странное чувство после выхода. Вроде всё хорошо, ничего не болит, сознание ясное, </w:t>
-      </w:r>
-      <w:r>
-        <w:t>но</w:t>
-      </w:r>
-      <w:r>
-        <w:t xml:space="preserve"> тело чужое — руки с незнакомыми узловатыми пальцами, неуклюжие ноги… Как будто поменялся с кем-то телами, а все зеркала беспощадно врут.</w:t>
-      </w:r>
-    </w:p>
-    <w:p>
-      <w:r>
-        <w:lastRenderedPageBreak/>
-        <w:t xml:space="preserve">Следующий </w:t>
-      </w:r>
-      <w:proofErr w:type="spellStart"/>
-      <w:r>
-        <w:t>бранк</w:t>
-      </w:r>
-      <w:proofErr w:type="spellEnd"/>
-      <w:r>
-        <w:t xml:space="preserve">, через пару недель, занял уже почти трое суток — кошмары были, но реальный кошмар поджидал меня после пробуждения. Я боялся самого балка, </w:t>
-      </w:r>
-      <w:r>
-        <w:t>неисчислимой</w:t>
-      </w:r>
-      <w:r>
-        <w:t xml:space="preserve"> пустоты, в которую падал корабль, отданный на милость погружённому в искусственный сон навигатору. Слепая беспомощность — при аварии я не успею даже помолиться — сводила с ума. </w:t>
-      </w:r>
-      <w:r>
-        <w:t>В</w:t>
-      </w:r>
-      <w:r>
-        <w:t xml:space="preserve">се жилы в теле </w:t>
-      </w:r>
-      <w:r>
-        <w:t xml:space="preserve">были </w:t>
-      </w:r>
-      <w:r>
-        <w:t xml:space="preserve">натянуты до треска. Я несколько часов провёл в каюте, пытаясь заново, подобно новорождённому, научиться спокойно дышать, а не хрипеть, до одури глотая воздух, как вытащенная на берег рыба. Весь остальной экипаж тем временем </w:t>
-      </w:r>
-      <w:r>
-        <w:t xml:space="preserve">спокойно </w:t>
-      </w:r>
-      <w:r>
-        <w:t>спал и видел сны. Я даже хотел разбудить капитана, чтобы услышать его голос.</w:t>
-      </w:r>
-    </w:p>
-    <w:p>
-      <w:r>
-        <w:t>Так было во время первых полётов.</w:t>
-      </w:r>
-    </w:p>
-    <w:p>
-      <w:r>
         <w:t xml:space="preserve">Спустя несколько лет </w:t>
       </w:r>
       <w:r>
         <w:t>обжигающий</w:t>
       </w:r>
       <w:r>
-        <w:t xml:space="preserve"> ужас от перехода сменился скукой и дежурной рутиной во время вахты. Тело больше не казалось чужим, а кошмары, скорее, утомляли, чем пугали. Но потом меня включили в экипаж «Грозного», который шёл по срочному приказу к научно-исследовательской станции в Бете Громовой. Это был </w:t>
-      </w:r>
-      <w:proofErr w:type="spellStart"/>
-      <w:r>
-        <w:t>бранк</w:t>
-      </w:r>
-      <w:proofErr w:type="spellEnd"/>
-      <w:r>
-        <w:t xml:space="preserve"> длиною в четыреста девяносто семь часов.</w:t>
+        <w:t xml:space="preserve"> ужас от перехода сменился скукой и дежурной рутиной во время вахты. Тело больше не казалось чужим, а кошмары, скорее, утомляли, чем пугали. Но потом меня включили в экипаж «Грозного», который шёл по срочному приказу к научно-исследовательской станции в Бете Громовой. Это был бранк длиною в четыреста девяносто семь часов.</w:t>
       </w:r>
     </w:p>
     <w:p>
@@ -376,15 +326,7 @@
     </w:p>
     <w:p>
       <w:r>
-        <w:t xml:space="preserve">Плавание — это не моё. Моих умений едва хватает на то, чтобы сдавать предполётные нормативы. Вырос я в Стальске-12, промышленном городе в центральной полосе, который забывают иногда отметить на картах. В </w:t>
-      </w:r>
-      <w:proofErr w:type="spellStart"/>
-      <w:r>
-        <w:t>Стальске</w:t>
-      </w:r>
-      <w:proofErr w:type="spellEnd"/>
-      <w:r>
-        <w:t xml:space="preserve"> естественных водоёмов нет, а бассейн, куда меня однажды сводил отец, так провонял жгучей хлоркой, что напомина</w:t>
+        <w:t>Плавание — это не моё. Моих умений едва хватает на то, чтобы сдавать предполётные нормативы. Вырос я в Стальске-12, промышленном городе в центральной полосе, который забывают иногда отметить на картах. В Стальске естественных водоёмов нет, а бассейн, куда меня однажды сводил отец, так провонял жгучей хлоркой, что напомина</w:t>
       </w:r>
       <w:r>
         <w:t>л</w:t>
@@ -827,21 +769,17 @@
     </w:p>
     <w:p>
       <w:r>
-        <w:t xml:space="preserve">Я выбрался из амниона — запутавшись как обычно в застёжках — и завис посреди каюты, едва не приложившись головой о торчащий из стены поручень. </w:t>
-      </w:r>
-      <w:proofErr w:type="spellStart"/>
-      <w:r>
-        <w:t>Гравитонная</w:t>
-      </w:r>
-      <w:proofErr w:type="spellEnd"/>
-      <w:r>
-        <w:t xml:space="preserve"> камера во время </w:t>
-      </w:r>
-      <w:proofErr w:type="spellStart"/>
-      <w:r>
-        <w:t>бранка</w:t>
-      </w:r>
-      <w:proofErr w:type="spellEnd"/>
+        <w:t xml:space="preserve">Я выбрался из амниона — запутавшись как обычно в застёжках — и завис посреди каюты, едва не приложившись головой о торчащий из стены поручень. Гравитонная камера </w:t>
+      </w:r>
+      <w:r>
+        <w:t>в</w:t>
+      </w:r>
+      <w:r>
+        <w:t xml:space="preserve"> бранк</w:t>
+      </w:r>
+      <w:r>
+        <w:t>е</w:t>
+      </w:r>
       <w:r>
         <w:t xml:space="preserve"> не работает, и приходится мириться с невесомостью.</w:t>
       </w:r>
@@ -869,15 +807,7 @@
     </w:p>
     <w:p>
       <w:r>
-        <w:t xml:space="preserve">Табельные часы с логотипом «Грозного», которые в </w:t>
-      </w:r>
-      <w:proofErr w:type="spellStart"/>
-      <w:r>
-        <w:t>бранке</w:t>
-      </w:r>
-      <w:proofErr w:type="spellEnd"/>
-      <w:r>
-        <w:t xml:space="preserve"> используются как будильник, сердито вибрировали и покалывали кожу. Я раздражённо содрал часы с запястья.</w:t>
+        <w:t>Табельные часы с логотипом «Грозного», которые в бранке используются как будильник, сердито вибрировали и покалывали кожу. Я раздражённо содрал часы с запястья.</w:t>
       </w:r>
     </w:p>
     <w:p>
@@ -980,15 +910,25 @@
     </w:p>
     <w:p>
       <w:r>
-        <w:t xml:space="preserve">Электронные аппараты во время </w:t>
-      </w:r>
-      <w:proofErr w:type="spellStart"/>
-      <w:r>
-        <w:t>бранка</w:t>
-      </w:r>
-      <w:proofErr w:type="spellEnd"/>
-      <w:r>
-        <w:t xml:space="preserve"> не работают, и вместо них трудятся механические интегралы, которые устроены примерно так же, как мои наручные часы.</w:t>
+        <w:t xml:space="preserve">Электронные аппараты </w:t>
+      </w:r>
+      <w:r>
+        <w:t>в</w:t>
+      </w:r>
+      <w:r>
+        <w:t xml:space="preserve"> бранк</w:t>
+      </w:r>
+      <w:r>
+        <w:t>е</w:t>
+      </w:r>
+      <w:r>
+        <w:t xml:space="preserve"> </w:t>
+      </w:r>
+      <w:r>
+        <w:t>поголовно обесточены</w:t>
+      </w:r>
+      <w:r>
+        <w:t>, и вместо них трудятся механические интегралы, которые устроены примерно так же, как мои наручные часы.</w:t>
       </w:r>
     </w:p>
     <w:p>
@@ -1070,15 +1010,7 @@
     </w:p>
     <w:p>
       <w:r>
-        <w:t xml:space="preserve">Три огня — навигатор мёртв. Такого в </w:t>
-      </w:r>
-      <w:proofErr w:type="spellStart"/>
-      <w:r>
-        <w:t>бранке</w:t>
-      </w:r>
-      <w:proofErr w:type="spellEnd"/>
-      <w:r>
-        <w:t xml:space="preserve"> никогда не происходит.</w:t>
+        <w:t>Три огня — навигатор мёртв. Такого в бранке никогда не происходит.</w:t>
       </w:r>
     </w:p>
     <w:p>
@@ -1193,15 +1125,7 @@
     </w:p>
     <w:p>
       <w:r>
-        <w:t xml:space="preserve">Люк глухо клацнул, </w:t>
-      </w:r>
-      <w:proofErr w:type="spellStart"/>
-      <w:r>
-        <w:t>примагнитившись</w:t>
-      </w:r>
-      <w:proofErr w:type="spellEnd"/>
-      <w:r>
-        <w:t xml:space="preserve"> к стене.</w:t>
+        <w:t>Люк глухо клацнул, примагнитившись к стене.</w:t>
       </w:r>
     </w:p>
     <w:p>
@@ -1290,15 +1214,7 @@
     </w:p>
     <w:p>
       <w:r>
-        <w:t xml:space="preserve">— Понятно, почему я проснулся! — Ключ ритмично поворачивался в модуле, громко чеканя секунды. — Говорят же, что сны в </w:t>
-      </w:r>
-      <w:proofErr w:type="spellStart"/>
-      <w:r>
-        <w:t>бранке</w:t>
-      </w:r>
-      <w:proofErr w:type="spellEnd"/>
-      <w:r>
-        <w:t xml:space="preserve"> не просто так снятся!</w:t>
+        <w:t>— Понятно, почему я проснулся! — Ключ ритмично поворачивался в модуле, громко чеканя секунды. — Говорят же, что сны в бранке не просто так снятся!</w:t>
       </w:r>
     </w:p>
     <w:p>
@@ -1345,15 +1261,7 @@
     </w:p>
     <w:p>
       <w:r>
-        <w:t xml:space="preserve">Майоров переместился к центральному анализатору, циану — встроенному в стену металлическому шкафу с похожими на </w:t>
-      </w:r>
-      <w:proofErr w:type="spellStart"/>
-      <w:r>
-        <w:t>лимбовые</w:t>
-      </w:r>
-      <w:proofErr w:type="spellEnd"/>
-      <w:r>
-        <w:t xml:space="preserve"> замки регуляторами.</w:t>
+        <w:t>Майоров переместился к центральному анализатору, циану — встроенному в стену металлическому шкафу с похожими на лимбовые замки регуляторами.</w:t>
       </w:r>
     </w:p>
     <w:p>
@@ -1442,15 +1350,7 @@
     </w:p>
     <w:p>
       <w:r>
-        <w:t xml:space="preserve">— А чего тут решать? — проговорил Керман, с трудом ворочая во рту словами, как после заморозки. — Так-то мы уже раз двадцать всё проверили. Циан в порядке. Ты от меня чего хочешь? Из </w:t>
-      </w:r>
-      <w:proofErr w:type="spellStart"/>
-      <w:r>
-        <w:t>бранка</w:t>
-      </w:r>
-      <w:proofErr w:type="spellEnd"/>
-      <w:r>
-        <w:t xml:space="preserve"> же </w:t>
+        <w:t xml:space="preserve">— А чего тут решать? — проговорил Керман, с трудом ворочая во рту словами, как после заморозки. — Так-то мы уже раз двадцать всё проверили. Циан в порядке. Ты от меня чего хочешь? Из бранка же </w:t>
       </w:r>
       <w:r>
         <w:t xml:space="preserve">мы досрочно </w:t>
@@ -1461,18 +1361,10 @@
     </w:p>
     <w:p>
       <w:r>
-        <w:t xml:space="preserve">— Я понимаю, что из </w:t>
-      </w:r>
-      <w:proofErr w:type="spellStart"/>
-      <w:r>
-        <w:t>бранка</w:t>
-      </w:r>
-      <w:proofErr w:type="spellEnd"/>
-      <w:r>
-        <w:t xml:space="preserve"> не выйдем! — </w:t>
-      </w:r>
-      <w:r>
-        <w:t>выдохнул</w:t>
+        <w:t xml:space="preserve">— Я понимаю, что из бранка не выйдем! — </w:t>
+      </w:r>
+      <w:r>
+        <w:t>сказал</w:t>
       </w:r>
       <w:r>
         <w:t xml:space="preserve"> Майоров. — Есть ещё какие-то способы диагностики? Может, заменить провизорный модуль?</w:t>
@@ -1480,7 +1372,13 @@
     </w:p>
     <w:p>
       <w:r>
-        <w:t>— Сергей, нет никаких секретных способов диагностики, о которых ты не знаешь! — лениво отозвался Керман. — А провизорный модуль во время перехода я менять не буду. Так-то, если ты, — он приподнялся в ложементе, — отдашь мне такой приказ, я, конечно, заменю. Какие проблемы! Но сам бы я лично не рекомендовал,</w:t>
+        <w:t xml:space="preserve">— Сергей, нет никаких секретных способов диагностики, о которых ты не знаешь! — лениво отозвался Керман. — А провизорный модуль в </w:t>
+      </w:r>
+      <w:r>
+        <w:t>бранке</w:t>
+      </w:r>
+      <w:r>
+        <w:t xml:space="preserve"> я менять не буду. Так-то, если ты, — он приподнялся в ложементе, — отдашь мне такой приказ, я, конечно, заменю. Какие проблемы! Но сам бы я лично не рекомендовал,</w:t>
       </w:r>
       <w:r>
         <w:t xml:space="preserve"> только</w:t>
@@ -1575,15 +1473,7 @@
     </w:p>
     <w:p>
       <w:r>
-        <w:t xml:space="preserve">— Во-о-от! — закивал Керман. — Так-то я тебя понимаю. Руки чешутся, хочется что-то сделать. Подвиг там гражданский совершить. После нескольких </w:t>
-      </w:r>
-      <w:proofErr w:type="spellStart"/>
-      <w:r>
-        <w:t>бранков</w:t>
-      </w:r>
-      <w:proofErr w:type="spellEnd"/>
-      <w:r>
-        <w:t xml:space="preserve"> ещё не успеваешь вникнуть во всю, так сказать, философию нашей ситуации.</w:t>
+        <w:t>— Во-о-от! — закивал Керман. — Так-то я тебя понимаю. Руки чешутся, хочется что-то сделать. Подвиг там гражданский совершить. После нескольких бранков ещё не успеваешь вникнуть во всю, так сказать, философию нашей ситуации.</w:t>
       </w:r>
     </w:p>
     <w:p>
@@ -1635,23 +1525,7 @@
     </w:p>
     <w:p>
       <w:r>
-        <w:t xml:space="preserve">— Я и не преувеличиваю. Все же понимают, на что идут, когда на трёхнедельный </w:t>
-      </w:r>
-      <w:proofErr w:type="spellStart"/>
-      <w:r>
-        <w:t>бранк</w:t>
-      </w:r>
-      <w:proofErr w:type="spellEnd"/>
-      <w:r>
-        <w:t xml:space="preserve"> подписываются. Теперь вот и молодёжь понимает. Ты не бледней так быстро, — подмигнул мне Керман. — Если что, у меня пятьдесят шестой </w:t>
-      </w:r>
-      <w:proofErr w:type="spellStart"/>
-      <w:r>
-        <w:t>бранк</w:t>
-      </w:r>
-      <w:proofErr w:type="spellEnd"/>
-      <w:r>
-        <w:t>, а я до сих пор тут с вами беседы беседую.</w:t>
+        <w:t>— Я и не преувеличиваю. Все же понимают, на что идут, когда на трёхнедельный бранк подписываются. Теперь вот и молодёжь понимает. Ты не бледней так быстро, — подмигнул мне Керман. — Если что, у меня пятьдесят шестой бранк, а я до сих пор тут с вами беседы беседую.</w:t>
       </w:r>
     </w:p>
     <w:p>
@@ -1729,13 +1603,11 @@
         <w:t xml:space="preserve">лет </w:t>
       </w:r>
       <w:r>
-        <w:t xml:space="preserve">меня старше. Керман ещё в начале полёта сказал, что Григорьев никогда не спит во время </w:t>
-      </w:r>
-      <w:proofErr w:type="spellStart"/>
-      <w:r>
-        <w:t>бранка</w:t>
-      </w:r>
-      <w:proofErr w:type="spellEnd"/>
+        <w:t>меня старше. Керман ещё в начале полёта сказал, что Григорьев никогда не спит в бранк</w:t>
+      </w:r>
+      <w:r>
+        <w:t>е</w:t>
+      </w:r>
       <w:r>
         <w:t>. Поверить в то, что главный пилот почти три недели прожил без сна было решительно невозможно, но пару раз я сталкивался с ним во время вахты, когда он плавал по коридору, как лунатик.</w:t>
       </w:r>
@@ -1771,13 +1643,17 @@
     </w:p>
     <w:p>
       <w:r>
-        <w:t xml:space="preserve">Григорьев осмотрел обесточенную консоль — во время </w:t>
-      </w:r>
-      <w:proofErr w:type="spellStart"/>
-      <w:r>
-        <w:t>бранка</w:t>
-      </w:r>
-      <w:proofErr w:type="spellEnd"/>
+        <w:t xml:space="preserve">Григорьев осмотрел обесточенную консоль — </w:t>
+      </w:r>
+      <w:r>
+        <w:t>в</w:t>
+      </w:r>
+      <w:r>
+        <w:t xml:space="preserve"> бранк</w:t>
+      </w:r>
+      <w:r>
+        <w:t>е</w:t>
+      </w:r>
       <w:r>
         <w:t xml:space="preserve"> рубка напомина</w:t>
       </w:r>
@@ -1812,15 +1688,7 @@
         <w:t xml:space="preserve"> ж</w:t>
       </w:r>
       <w:r>
-        <w:t xml:space="preserve"> его знает, что вы там, инженеры, </w:t>
-      </w:r>
-      <w:proofErr w:type="spellStart"/>
-      <w:r>
-        <w:t>напридумали</w:t>
-      </w:r>
-      <w:proofErr w:type="spellEnd"/>
-      <w:r>
-        <w:t>. Смысла дёргаться в любом случае нет. Всё равно раньше времени отсюда не выберемся.</w:t>
+        <w:t xml:space="preserve"> его знает, что вы там, инженеры, напридумали. Смысла дёргаться в любом случае нет. Всё равно раньше времени отсюда не выберемся.</w:t>
       </w:r>
     </w:p>
     <w:p>
@@ -1863,13 +1731,11 @@
         <w:t xml:space="preserve">— </w:t>
       </w:r>
       <w:r>
-        <w:t xml:space="preserve">в гости на стыковку. А там автоматы в основном работают. Вместе с пулемётами. Пилот — самый бесполезный член экипажа во время </w:t>
-      </w:r>
-      <w:proofErr w:type="spellStart"/>
-      <w:r>
-        <w:t>бранка</w:t>
-      </w:r>
-      <w:proofErr w:type="spellEnd"/>
+        <w:t>в гости на стыковку. А там автоматы в основном работают. Вместе с пулемётами. Пилот — самый бесполезный член экипажа в бранк</w:t>
+      </w:r>
+      <w:r>
+        <w:t>е</w:t>
+      </w:r>
       <w:r>
         <w:t>.</w:t>
       </w:r>
@@ -1881,13 +1747,11 @@
     </w:p>
     <w:p>
       <w:r>
-        <w:t xml:space="preserve">— А что, разве не правда? — Григорьев откинулся на подголовник и прикрыл глаза. Потолочный свет тут же выбелил его ещё молодое лицо, превратив в гипсовую маску. — Я, между прочим, спал. Недолго, правда. Майоров разбудил, люками гремел. Хотя спать во время </w:t>
-      </w:r>
-      <w:proofErr w:type="spellStart"/>
-      <w:r>
-        <w:t>бранка</w:t>
-      </w:r>
-      <w:proofErr w:type="spellEnd"/>
+        <w:t>— А что, разве не правда? — Григорьев откинулся на подголовник и прикрыл глаза. Потолочный свет тут же выбелил его ещё молодое лицо, превратив в гипсовую маску. — Я, между прочим, спал. Недолго, правда. Майоров разбудил, люками гремел. Хотя спать в бранк</w:t>
+      </w:r>
+      <w:r>
+        <w:t>е</w:t>
+      </w:r>
       <w:r>
         <w:t xml:space="preserve"> — сомнительное удовольствие.</w:t>
       </w:r>
@@ -1920,15 +1784,7 @@
     </w:p>
     <w:p>
       <w:r>
-        <w:t xml:space="preserve">Сны в </w:t>
-      </w:r>
-      <w:proofErr w:type="spellStart"/>
-      <w:r>
-        <w:t>бранке</w:t>
-      </w:r>
-      <w:proofErr w:type="spellEnd"/>
-      <w:r>
-        <w:t xml:space="preserve"> у всех разные, но большинство либо плывут (и тонут), либо куда-то летят и закономерно падают. И то, и другое считается естественным откликом здоровой психики на невесомость и </w:t>
+        <w:t xml:space="preserve">Сны в бранке у всех разные, но большинство либо плывут (и тонут), либо куда-то летят и закономерно падают. И то, и другое считается естественным откликом здоровой психики на невесомость и </w:t>
       </w:r>
       <w:r>
         <w:t>чёрную бездн</w:t>
@@ -1970,15 +1826,7 @@
         <w:t>сказал</w:t>
       </w:r>
       <w:r>
-        <w:t xml:space="preserve"> Григорьев. — Видел я результаты твоих нормативов. По нижней планке идёшь. Говорят, на следующей партийной деке нормативы усилят. Я бы советовал, как вернёшься, взять в бассейн </w:t>
-      </w:r>
-      <w:proofErr w:type="spellStart"/>
-      <w:r>
-        <w:t>абонементик</w:t>
-      </w:r>
-      <w:proofErr w:type="spellEnd"/>
-      <w:r>
-        <w:t>. Глупо будет вылететь из-за такой ерунды.</w:t>
+        <w:t xml:space="preserve"> Григорьев. — Видел я результаты твоих нормативов. По нижней планке идёшь. Говорят, на следующей партийной деке нормативы усилят. Я бы советовал, как вернёшься, взять в бассейн абонементик. Глупо будет вылететь из-за такой ерунды.</w:t>
       </w:r>
     </w:p>
     <w:p>
@@ -2151,15 +1999,7 @@
     </w:p>
     <w:p>
       <w:r>
-        <w:t xml:space="preserve">— Чем она примечательна, «Заря» эта, что мы ради неё три недели в </w:t>
-      </w:r>
-      <w:proofErr w:type="spellStart"/>
-      <w:r>
-        <w:t>бранке</w:t>
-      </w:r>
-      <w:proofErr w:type="spellEnd"/>
-      <w:r>
-        <w:t xml:space="preserve"> торчим?</w:t>
+        <w:t>— Чем она примечательна, «Заря» эта, что мы ради неё три недели в бранке торчим?</w:t>
       </w:r>
     </w:p>
     <w:p>
@@ -2306,15 +2146,7 @@
     </w:p>
     <w:p>
       <w:r>
-        <w:t xml:space="preserve">— Ни разу ещё секунда в секунду не выходил из </w:t>
-      </w:r>
-      <w:proofErr w:type="spellStart"/>
-      <w:r>
-        <w:t>бранка</w:t>
-      </w:r>
-      <w:proofErr w:type="spellEnd"/>
-      <w:r>
-        <w:t>, — сказал Григорьев.</w:t>
+        <w:t>— Ни разу ещё секунда в секунду не выходил из бранка, — сказал Григорьев.</w:t>
       </w:r>
     </w:p>
     <w:p>
@@ -2335,15 +2167,7 @@
     </w:p>
     <w:p>
       <w:r>
-        <w:t xml:space="preserve">Майоров, насколько я успел понять, всегда с параноидальной точностью придерживался уставов и негласных правил — видимо, боялся, что за ним следит незримый </w:t>
-      </w:r>
-      <w:proofErr w:type="spellStart"/>
-      <w:r>
-        <w:t>политкор</w:t>
-      </w:r>
-      <w:proofErr w:type="spellEnd"/>
-      <w:r>
-        <w:t>.</w:t>
+        <w:t>Майоров, насколько я успел понять, всегда с параноидальной точностью придерживался уставов и негласных правил — видимо, боялся, что за ним следит незримый политкор.</w:t>
       </w:r>
     </w:p>
     <w:p>
@@ -2543,15 +2367,7 @@
     </w:p>
     <w:p>
       <w:r>
-        <w:t xml:space="preserve">— Отлично, все молодцы. — Странно было слышать похвалу, когда ты лежал в ложементе и ничего не делал. — Олег, заведи аппараты и </w:t>
-      </w:r>
-      <w:proofErr w:type="spellStart"/>
-      <w:r>
-        <w:t>гравитонную</w:t>
-      </w:r>
-      <w:proofErr w:type="spellEnd"/>
-      <w:r>
-        <w:t xml:space="preserve"> камеру. Понял? Сначала аппараты, </w:t>
+        <w:t xml:space="preserve">— Отлично, все молодцы. — Странно было слышать похвалу, когда ты лежал в ложементе и ничего не делал. — Олег, заведи аппараты и гравитонную камеру. Понял? Сначала аппараты, </w:t>
       </w:r>
       <w:r>
         <w:t>потом</w:t>
@@ -2662,15 +2478,7 @@
     <w:p>
       <w:r>
         <w:lastRenderedPageBreak/>
-        <w:t xml:space="preserve"> Я ухватился обеими руками за страховочный поручень, любезно отмеченный табличкой: «Держаться здесь». </w:t>
-      </w:r>
-      <w:proofErr w:type="spellStart"/>
-      <w:r>
-        <w:t>Гравитонный</w:t>
-      </w:r>
-      <w:proofErr w:type="spellEnd"/>
-      <w:r>
-        <w:t xml:space="preserve"> привод заводится обычно долго.</w:t>
+        <w:t xml:space="preserve"> Я ухватился обеими руками за страховочный поручень, любезно отмеченный табличкой: «Держаться здесь». Гравитонный привод заводится обычно долго.</w:t>
       </w:r>
     </w:p>
     <w:p>
@@ -2695,15 +2503,7 @@
     </w:p>
     <w:p>
       <w:r>
-        <w:t xml:space="preserve">Табличка с расцарапанным предупреждением замигала, и меня, как магнитом, притянуло к полу. Ноги с непривычки затряслись, и я, не выдержав, упал на колени, преклонился перед </w:t>
-      </w:r>
-      <w:proofErr w:type="spellStart"/>
-      <w:r>
-        <w:t>гравитонной</w:t>
-      </w:r>
-      <w:proofErr w:type="spellEnd"/>
-      <w:r>
-        <w:t xml:space="preserve"> камерой, которая с пугающей убедительностью обманыва</w:t>
+        <w:t>Табличка с расцарапанным предупреждением замигала, и меня, как магнитом, притянуло к полу. Ноги с непривычки затряслись, и я, не выдержав, упал на колени, преклонился перед гравитонной камерой, которая с пугающей убедительностью обманыва</w:t>
       </w:r>
       <w:r>
         <w:t>ет</w:t>
@@ -2809,15 +2609,7 @@
     </w:p>
     <w:p>
       <w:r>
-        <w:t xml:space="preserve">Керман покрутил </w:t>
-      </w:r>
-      <w:proofErr w:type="spellStart"/>
-      <w:r>
-        <w:t>лимбовые</w:t>
-      </w:r>
-      <w:proofErr w:type="spellEnd"/>
-      <w:r>
-        <w:t xml:space="preserve"> замки на циане, присмотрелся к рискам, сощурив глаза так, что брови наползли на веки, и громко выругался.</w:t>
+        <w:t>Керман покрутил лимбовые замки на циане, присмотрелся к рискам, сощурив глаза так, что брови наползли на веки, и громко выругался.</w:t>
       </w:r>
     </w:p>
     <w:p>
@@ -2884,15 +2676,7 @@
     </w:p>
     <w:p>
       <w:r>
-        <w:t xml:space="preserve">— Олег! — сказал он. — Реаниматор в </w:t>
-      </w:r>
-      <w:proofErr w:type="spellStart"/>
-      <w:r>
-        <w:t>медотсеке</w:t>
-      </w:r>
-      <w:proofErr w:type="spellEnd"/>
-      <w:r>
-        <w:t>!</w:t>
+        <w:t>— Олег! — сказал он. — Реаниматор в медотсеке!</w:t>
       </w:r>
     </w:p>
     <w:p>
@@ -3135,60 +2919,47 @@
         <w:t>Давайте в</w:t>
       </w:r>
       <w:r>
+        <w:t xml:space="preserve"> медкапсулу</w:t>
+      </w:r>
+      <w:r>
         <w:t xml:space="preserve"> </w:t>
       </w:r>
-      <w:proofErr w:type="spellStart"/>
-      <w:r>
-        <w:t>медкапсулу</w:t>
-      </w:r>
-      <w:proofErr w:type="spellEnd"/>
+      <w:r>
+        <w:t>её положим.</w:t>
+      </w:r>
+      <w:r>
+        <w:t xml:space="preserve"> — </w:t>
+      </w:r>
+      <w:r>
+        <w:t>Ж</w:t>
+      </w:r>
+      <w:r>
+        <w:t>илы на шее у Григорьева напряглись</w:t>
+      </w:r>
+      <w:r>
+        <w:t>.</w:t>
+      </w:r>
+      <w:r>
+        <w:t xml:space="preserve"> —</w:t>
+      </w:r>
       <w:r>
         <w:t xml:space="preserve"> </w:t>
       </w:r>
       <w:r>
-        <w:t>её положим.</w:t>
-      </w:r>
-      <w:r>
-        <w:t xml:space="preserve"> — </w:t>
-      </w:r>
-      <w:r>
-        <w:t>Ж</w:t>
-      </w:r>
-      <w:r>
-        <w:t>илы на шее у Григорьева напряглись</w:t>
-      </w:r>
-      <w:r>
-        <w:t>.</w:t>
-      </w:r>
-      <w:r>
-        <w:t xml:space="preserve"> —</w:t>
+        <w:t>Вдруг мы чего…</w:t>
+      </w:r>
+    </w:p>
+    <w:p>
+      <w:r>
+        <w:t xml:space="preserve">— Она мертва, — сказал Керман. — </w:t>
+      </w:r>
+      <w:r>
+        <w:t>Чем медкапсула сейчас поможет?</w:t>
       </w:r>
       <w:r>
         <w:t xml:space="preserve"> </w:t>
       </w:r>
       <w:r>
-        <w:t>Вдруг мы чего…</w:t>
-      </w:r>
-    </w:p>
-    <w:p>
-      <w:r>
-        <w:t xml:space="preserve">— Она мертва, — сказал Керман. — </w:t>
-      </w:r>
-      <w:r>
-        <w:t xml:space="preserve">Чем </w:t>
-      </w:r>
-      <w:proofErr w:type="spellStart"/>
-      <w:r>
-        <w:t>медкапсула</w:t>
-      </w:r>
-      <w:proofErr w:type="spellEnd"/>
-      <w:r>
-        <w:t xml:space="preserve"> сейчас поможет?</w:t>
-      </w:r>
-      <w:r>
-        <w:t xml:space="preserve"> </w:t>
-      </w:r>
-      <w:r>
         <w:t xml:space="preserve">Ты ей </w:t>
       </w:r>
       <w:r>
@@ -3221,15 +2992,7 @@
         <w:t>пробормотал</w:t>
       </w:r>
       <w:r>
-        <w:t xml:space="preserve"> Керман. — В </w:t>
-      </w:r>
-      <w:proofErr w:type="spellStart"/>
-      <w:r>
-        <w:t>бранке</w:t>
-      </w:r>
-      <w:proofErr w:type="spellEnd"/>
-      <w:r>
-        <w:t xml:space="preserve"> она была живая, иначе мы бы не вышли.</w:t>
+        <w:t xml:space="preserve"> Керман. — В бранке она была живая, иначе мы бы не вышли.</w:t>
       </w:r>
     </w:p>
     <w:p>
@@ -3383,15 +3146,7 @@
     </w:p>
     <w:p>
       <w:r>
-        <w:t xml:space="preserve">— Какая разница, сколько летает! — сказал Григорьев. — Рано или поздно </w:t>
-      </w:r>
-      <w:proofErr w:type="spellStart"/>
-      <w:r>
-        <w:t>бранк</w:t>
-      </w:r>
-      <w:proofErr w:type="spellEnd"/>
-      <w:r>
-        <w:t xml:space="preserve"> тебя достанет</w:t>
+        <w:t>— Какая разница, сколько летает! — сказал Григорьев. — Рано или поздно бранк тебя достанет</w:t>
       </w:r>
       <w:r>
         <w:t>!</w:t>
@@ -3477,15 +3232,7 @@
     </w:p>
     <w:p>
       <w:r>
-        <w:t xml:space="preserve">— Товарищи! — сказал Майоров. — Я понимаю, что все устали после </w:t>
-      </w:r>
-      <w:proofErr w:type="spellStart"/>
-      <w:r>
-        <w:t>бранка</w:t>
-      </w:r>
-      <w:proofErr w:type="spellEnd"/>
-      <w:r>
-        <w:t>, особенно с таким выходом. Но давайте соберёмся, задачу никто не отменял.</w:t>
+        <w:t>— Товарищи! — сказал Майоров. — Я понимаю, что все устали после бранка, особенно с таким выходом. Но давайте соберёмся, задачу никто не отменял.</w:t>
       </w:r>
     </w:p>
     <w:p>
@@ -3523,15 +3270,7 @@
         <w:t>ё</w:t>
       </w:r>
       <w:r>
-        <w:t xml:space="preserve">хнедельный </w:t>
-      </w:r>
-      <w:proofErr w:type="spellStart"/>
-      <w:r>
-        <w:t>бранк</w:t>
-      </w:r>
-      <w:proofErr w:type="spellEnd"/>
-      <w:r>
-        <w:t xml:space="preserve"> — дорога в один конец, это </w:t>
+        <w:t xml:space="preserve">хнедельный бранк — дорога в один конец, это </w:t>
       </w:r>
       <w:r>
         <w:t xml:space="preserve">все </w:t>
@@ -3632,15 +3371,13 @@
     </w:p>
     <w:p>
       <w:r>
-        <w:t xml:space="preserve">Жизнь на станции после </w:t>
-      </w:r>
-      <w:proofErr w:type="spellStart"/>
-      <w:r>
-        <w:t>бранка</w:t>
-      </w:r>
-      <w:proofErr w:type="spellEnd"/>
-      <w:r>
-        <w:t xml:space="preserve"> меня не пугала. Скорее, даже немного интриговала. Два месяца, так два месяца. Люди зачастую годами живут на осах и с ума не сходят — не то, что во время перехода. Там будет стабильная гравитация, спокойные сны без кошмаров.</w:t>
+        <w:t>Жизнь на станции после бранка меня не пугала. Скорее, даже немного интриговала. Два месяца, так два месяца. Люди зачастую годами живут на осах и с ума не сходят — не то, что в</w:t>
+      </w:r>
+      <w:r>
+        <w:t xml:space="preserve"> бранке</w:t>
+      </w:r>
+      <w:r>
+        <w:t>. Там будет стабильная гравитация, спокойные сны без кошмаров.</w:t>
       </w:r>
     </w:p>
     <w:p>
@@ -3750,15 +3487,7 @@
         <w:t>, товарищи</w:t>
       </w:r>
       <w:r>
-        <w:t xml:space="preserve">. Слишком долгий </w:t>
-      </w:r>
-      <w:proofErr w:type="spellStart"/>
-      <w:r>
-        <w:t>бранк</w:t>
-      </w:r>
-      <w:proofErr w:type="spellEnd"/>
-      <w:r>
-        <w:t xml:space="preserve">. И выход. Наверняка не я одна себя </w:t>
+        <w:t xml:space="preserve">. Слишком долгий бранк. И выход. Наверняка не я одна себя </w:t>
       </w:r>
       <w:r>
         <w:t xml:space="preserve">так </w:t>
@@ -4003,13 +3732,13 @@
     </w:p>
     <w:p>
       <w:r>
-        <w:t>— Так-то похоже, да, — сказал Керман. — Всего</w:t>
-      </w:r>
-      <w:r>
-        <w:t xml:space="preserve"> лишь</w:t>
-      </w:r>
-      <w:r>
-        <w:t xml:space="preserve"> раз в двадцать больше.</w:t>
+        <w:t xml:space="preserve">— Так-то похоже, да, — сказал Керман. — </w:t>
+      </w:r>
+      <w:r>
+        <w:t>Только чуть-чуть побольше</w:t>
+      </w:r>
+      <w:r>
+        <w:t>.</w:t>
       </w:r>
     </w:p>
     <w:p>
@@ -4056,12 +3785,12 @@
     </w:p>
     <w:p>
       <w:r>
+        <w:t>— Мы не слишком быстро идём? — спросил Майоров.</w:t>
+      </w:r>
+    </w:p>
+    <w:p>
+      <w:r>
         <w:lastRenderedPageBreak/>
-        <w:t>— Мы не слишком быстро идём? — спросил Майоров.</w:t>
-      </w:r>
-    </w:p>
-    <w:p>
-      <w:r>
         <w:t>— Всё в норме, — ответила Мерцель. — Автоматика сама рассчитала такой фактор скорости.</w:t>
       </w:r>
     </w:p>
@@ -4191,15 +3920,7 @@
     </w:p>
     <w:p>
       <w:r>
-        <w:t xml:space="preserve">Я забрался в узкую кишку стыковочного модуля и повис на лестнице, надеясь унять дрожь в руках. Майоров приказал отключить электрику и </w:t>
-      </w:r>
-      <w:proofErr w:type="spellStart"/>
-      <w:r>
-        <w:t>раздраить</w:t>
-      </w:r>
-      <w:proofErr w:type="spellEnd"/>
-      <w:r>
-        <w:t xml:space="preserve"> люк вручную. После всего произошедшего </w:t>
+        <w:t xml:space="preserve">Я забрался в узкую кишку стыковочного модуля и повис на лестнице, надеясь унять дрожь в руках. Майоров приказал отключить электрику и раздраить люк вручную. После всего произошедшего </w:t>
       </w:r>
       <w:r>
         <w:t xml:space="preserve">я </w:t>
@@ -4224,15 +3945,7 @@
     </w:p>
     <w:p>
       <w:r>
-        <w:t xml:space="preserve">Я ухватился обеими руками за вентиль, стараясь не сорваться в соединительный тракт, и только потом понял, что забыл загерметизировать модуль. Такие выкрутасы ни один </w:t>
-      </w:r>
-      <w:proofErr w:type="spellStart"/>
-      <w:r>
-        <w:t>политкор</w:t>
-      </w:r>
-      <w:proofErr w:type="spellEnd"/>
-      <w:r>
-        <w:t xml:space="preserve"> не прощает — </w:t>
+        <w:t xml:space="preserve">Я ухватился обеими руками за вентиль, стараясь не сорваться в соединительный тракт, и только потом понял, что забыл загерметизировать модуль. Такие выкрутасы ни один политкор не прощает — </w:t>
       </w:r>
       <w:r>
         <w:t>повезёт</w:t>
@@ -4392,28 +4105,12 @@
     </w:p>
     <w:p>
       <w:r>
-        <w:t xml:space="preserve">— </w:t>
-      </w:r>
-      <w:proofErr w:type="spellStart"/>
-      <w:r>
-        <w:t>Вереснев</w:t>
-      </w:r>
-      <w:proofErr w:type="spellEnd"/>
-      <w:r>
-        <w:t xml:space="preserve"> Олег Петрович, — проговорил я. Воздуха на отчество едва хватило. Я не сразу сообразил, как правильно дышать — вымотался после подъёма. — Я из инженерной службы.</w:t>
-      </w:r>
-    </w:p>
-    <w:p>
-      <w:r>
-        <w:t xml:space="preserve">— У вас всё в порядке? — спросил Мицюкин. — Вы вручную открывали </w:t>
-      </w:r>
-      <w:proofErr w:type="spellStart"/>
-      <w:r>
-        <w:t>гермошлюз</w:t>
-      </w:r>
-      <w:proofErr w:type="spellEnd"/>
-      <w:r>
-        <w:t>?</w:t>
+        <w:t>— Вереснев Олег Петрович, — проговорил я. Воздуха на отчество едва хватило. Я не сразу сообразил, как правильно дышать — вымотался после подъёма. — Я из инженерной службы.</w:t>
+      </w:r>
+    </w:p>
+    <w:p>
+      <w:r>
+        <w:t>— У вас всё в порядке? — спросил Мицюкин. — Вы вручную открывали гермошлюз?</w:t>
       </w:r>
     </w:p>
     <w:p>
@@ -4515,15 +4212,7 @@
         <w:t>— Я — Олег, — запоздало представился я.</w:t>
       </w:r>
       <w:r>
-        <w:t xml:space="preserve"> — </w:t>
-      </w:r>
-      <w:proofErr w:type="spellStart"/>
-      <w:r>
-        <w:t>Вереснев</w:t>
-      </w:r>
-      <w:proofErr w:type="spellEnd"/>
-      <w:r>
-        <w:t xml:space="preserve"> Олег Петрович.</w:t>
+        <w:t xml:space="preserve"> — Вереснев Олег Петрович.</w:t>
       </w:r>
     </w:p>
     <w:p>
@@ -5323,21 +5012,10 @@
         </w:tabs>
       </w:pPr>
       <w:r>
-        <w:t>— То же самое мне Керм</w:t>
-      </w:r>
-      <w:r>
-        <w:t>а</w:t>
-      </w:r>
-      <w:r>
-        <w:t xml:space="preserve">н во время </w:t>
-      </w:r>
-      <w:proofErr w:type="spellStart"/>
-      <w:r>
-        <w:t>бранка</w:t>
-      </w:r>
-      <w:proofErr w:type="spellEnd"/>
-      <w:r>
-        <w:t xml:space="preserve"> говорил</w:t>
+        <w:t xml:space="preserve">— </w:t>
+      </w:r>
+      <w:r>
+        <w:t>Мне Керман то же самое в бранке говорил</w:t>
       </w:r>
       <w:r>
         <w:t>, — сказал я</w:t>
@@ -5689,13 +5367,11 @@
         </w:tabs>
       </w:pPr>
       <w:r>
-        <w:t xml:space="preserve">В узкие, как бойницы, иллюминаторы ничего не было видно. Я так устал от стерильной пустоты во время </w:t>
-      </w:r>
-      <w:proofErr w:type="spellStart"/>
-      <w:r>
-        <w:t>бранка</w:t>
-      </w:r>
-      <w:proofErr w:type="spellEnd"/>
+        <w:t>В узкие, как бойницы, иллюминаторы ничего не было видно. Я так устал от стерильной пустоты в бранк</w:t>
+      </w:r>
+      <w:r>
+        <w:t>е</w:t>
+      </w:r>
       <w:r>
         <w:t>, что хотел задержаться на минутку, вглядеться во мрак, надеясь, что он рассеется под моим взглядом, но Лысанов упрямо тянул вперёд.</w:t>
       </w:r>
@@ -5745,15 +5421,7 @@
         </w:tabs>
       </w:pPr>
       <w:r>
-        <w:t xml:space="preserve">— Не беспокойтесь, — сказал Лысанов. — Местная особенность. Есть небольшой сбой в </w:t>
-      </w:r>
-      <w:proofErr w:type="spellStart"/>
-      <w:r>
-        <w:t>гравитонной</w:t>
-      </w:r>
-      <w:proofErr w:type="spellEnd"/>
-      <w:r>
-        <w:t xml:space="preserve"> камере</w:t>
+        <w:t>— Не беспокойтесь, — сказал Лысанов. — Местная особенность. Есть небольшой сбой в гравитонной камере</w:t>
       </w:r>
       <w:r>
         <w:t>, у</w:t>
@@ -6628,15 +6296,7 @@
         </w:tabs>
       </w:pPr>
       <w:r>
-        <w:t xml:space="preserve">— Можно на «ты», Олег, — сказала Вера. — Я здесь в </w:t>
-      </w:r>
-      <w:proofErr w:type="spellStart"/>
-      <w:r>
-        <w:t>химлабе</w:t>
-      </w:r>
-      <w:proofErr w:type="spellEnd"/>
-      <w:r>
-        <w:t xml:space="preserve"> работаю, два года уже. — Она взглянула на меня через плечо. — Ты не смотри так! Я старше, чем выгляжу. А то все, кто прилетает, удивляются, как я вообще здесь оказалась.</w:t>
+        <w:t>— Можно на «ты», Олег, — сказала Вера. — Я здесь в химлабе работаю, два года уже. — Она взглянула на меня через плечо. — Ты не смотри так! Я старше, чем выгляжу. А то все, кто прилетает, удивляются, как я вообще здесь оказалась.</w:t>
       </w:r>
     </w:p>
     <w:p>
@@ -6899,15 +6559,7 @@
         </w:tabs>
       </w:pPr>
       <w:r>
-        <w:t xml:space="preserve">— Правильно говорить не эс, а </w:t>
-      </w:r>
-      <w:proofErr w:type="spellStart"/>
-      <w:r>
-        <w:t>цэ</w:t>
-      </w:r>
-      <w:proofErr w:type="spellEnd"/>
-      <w:r>
-        <w:t>. Мы, кстати, соседи. — Вера подошла к гермодвери</w:t>
+        <w:t>— Правильно говорить не эс, а цэ. Мы, кстати, соседи. — Вера подошла к гермодвери</w:t>
       </w:r>
       <w:r>
         <w:t>.</w:t>
@@ -7013,15 +6665,7 @@
         </w:tabs>
       </w:pPr>
       <w:r>
-        <w:t xml:space="preserve">На стекле сидела обычная земная муха и суматошно перебирала лапками, прочищая хоботок. Я моргнул и потёр глаза. После </w:t>
-      </w:r>
-      <w:proofErr w:type="spellStart"/>
-      <w:r>
-        <w:t>бранка</w:t>
-      </w:r>
-      <w:proofErr w:type="spellEnd"/>
-      <w:r>
-        <w:t xml:space="preserve"> может померещиться и не такое. Но муха никуда не делась. Она деловито ползла к кромке иллюминатора — живая, объёмная, настоящая.</w:t>
+        <w:t>На стекле сидела обычная земная муха и суматошно перебирала лапками, прочищая хоботок. Я моргнул и потёр глаза. После бранка может померещиться и не такое. Но муха никуда не делась. Она деловито ползла к кромке иллюминатора — живая, объёмная, настоящая.</w:t>
       </w:r>
     </w:p>
     <w:p>
@@ -7354,15 +6998,7 @@
     <w:p>
       <w:r>
         <w:lastRenderedPageBreak/>
-        <w:t xml:space="preserve">Я что, в </w:t>
-      </w:r>
-      <w:proofErr w:type="spellStart"/>
-      <w:r>
-        <w:t>бранке</w:t>
-      </w:r>
-      <w:proofErr w:type="spellEnd"/>
-      <w:r>
-        <w:t>?</w:t>
+        <w:t>Я что, в бранке?</w:t>
       </w:r>
     </w:p>
     <w:p>
@@ -7606,15 +7242,7 @@
     </w:p>
     <w:p>
       <w:r>
-        <w:t xml:space="preserve">— Ситуация такая, — начал он. — Мы хотим провести полную диагностику корабля, слишком много сюрпризов было после выхода. А нам на этой птичке ещё обратно лететь. Я понимаю, — он отхлебнул остывшего, судя по виду, кофе и поморщился, — после долгого </w:t>
-      </w:r>
-      <w:proofErr w:type="spellStart"/>
-      <w:r>
-        <w:t>бранка</w:t>
-      </w:r>
-      <w:proofErr w:type="spellEnd"/>
-      <w:r>
-        <w:t xml:space="preserve"> всем хочется отдыха, но </w:t>
+        <w:t xml:space="preserve">— Ситуация такая, — начал он. — Мы хотим провести полную диагностику корабля, слишком много сюрпризов было после выхода. А нам на этой птичке ещё обратно лететь. Я понимаю, — он отхлебнул остывшего, судя по виду, кофе и поморщился, — после долгого бранка всем хочется отдыха, но </w:t>
       </w:r>
       <w:r>
         <w:t>нам пока</w:t>
@@ -7686,15 +7314,7 @@
         <w:t>А в</w:t>
       </w:r>
       <w:r>
-        <w:t xml:space="preserve">ся </w:t>
-      </w:r>
-      <w:proofErr w:type="spellStart"/>
-      <w:r>
-        <w:t>электронка</w:t>
-      </w:r>
-      <w:proofErr w:type="spellEnd"/>
-      <w:r>
-        <w:t xml:space="preserve"> </w:t>
+        <w:t xml:space="preserve">ся электронка </w:t>
       </w:r>
       <w:r>
         <w:t>так-то</w:t>
@@ -8274,15 +7894,7 @@
     </w:p>
     <w:p>
       <w:r>
-        <w:t xml:space="preserve">В коридоре на втором уровне стали появляться обитатели станции. Я даже увидел </w:t>
-      </w:r>
-      <w:proofErr w:type="spellStart"/>
-      <w:r>
-        <w:t>Мицюкина</w:t>
-      </w:r>
-      <w:proofErr w:type="spellEnd"/>
-      <w:r>
-        <w:t xml:space="preserve"> из службы безопасности и кивнул ему, получив в ответ настороженный взгляд.</w:t>
+        <w:t>В коридоре на втором уровне стали появляться обитатели станции. Я даже увидел Мицюкина из службы безопасности и кивнул ему, получив в ответ настороженный взгляд.</w:t>
       </w:r>
     </w:p>
     <w:p>
@@ -8653,7 +8265,22 @@
     </w:p>
     <w:p>
       <w:r>
-        <w:t>— Разбираю циан, — ответил Керман. — Такие вещи, Сергей, быстро не делаются, ты уж нас не торопи.</w:t>
+        <w:t xml:space="preserve">— </w:t>
+      </w:r>
+      <w:r>
+        <w:t>Я тоже ничего не нашёл,</w:t>
+      </w:r>
+      <w:r>
+        <w:t xml:space="preserve"> — ответил Керман. — </w:t>
+      </w:r>
+      <w:r>
+        <w:t>Буду разбирать циан</w:t>
+      </w:r>
+      <w:r>
+        <w:t>. А т</w:t>
+      </w:r>
+      <w:r>
+        <w:t>акие вещи, Сергей, быстро не делаются, ты уж нас не торопи.</w:t>
       </w:r>
     </w:p>
     <w:p>
@@ -9207,15 +8834,7 @@
     </w:p>
     <w:p>
       <w:r>
-        <w:t xml:space="preserve">— Я, помню, когда прилетела, дали недели три, чтобы в себя прийти. Гуляли по станции, аэробикой занимались, пили витаминные коктейли. А вы вообще без </w:t>
-      </w:r>
-      <w:proofErr w:type="spellStart"/>
-      <w:r>
-        <w:t>продыха</w:t>
-      </w:r>
-      <w:proofErr w:type="spellEnd"/>
-      <w:r>
-        <w:t>. Выглядишь ты не очень. В обморок не хлопнешься? Уверен, что хочешь гулять?</w:t>
+        <w:t>— Я, помню, когда прилетела, дали недели три, чтобы в себя прийти. Гуляли по станции, аэробикой занимались, пили витаминные коктейли. А вы вообще без продыха. Выглядишь ты не очень. В обморок не хлопнешься? Уверен, что хочешь гулять?</w:t>
       </w:r>
     </w:p>
     <w:p>
@@ -9666,15 +9285,7 @@
     </w:p>
     <w:p>
       <w:r>
-        <w:t xml:space="preserve">— Здесь </w:t>
-      </w:r>
-      <w:proofErr w:type="spellStart"/>
-      <w:r>
-        <w:t>гравитонные</w:t>
-      </w:r>
-      <w:proofErr w:type="spellEnd"/>
-      <w:r>
-        <w:t xml:space="preserve"> камеры так работают. Сбой</w:t>
+        <w:t>— Здесь гравитонные камеры так работают. Сбой</w:t>
       </w:r>
       <w:r>
         <w:t xml:space="preserve"> такой</w:t>
@@ -10237,13 +9848,8 @@
       </w:r>
     </w:p>
     <w:p>
-      <w:proofErr w:type="spellStart"/>
-      <w:r>
-        <w:t>Стальск</w:t>
-      </w:r>
-      <w:proofErr w:type="spellEnd"/>
-      <w:r>
-        <w:t xml:space="preserve"> я не любил. Вернее, ненавидел — глубинной, искренней, неприкрытой ненавистью, на</w:t>
+      <w:r>
+        <w:t>Стальск я не любил. Вернее, ненавидел — глубинной, искренней, неприкрытой ненавистью, на</w:t>
       </w:r>
       <w:r>
         <w:t xml:space="preserve"> какую</w:t>
@@ -10366,21 +9972,8 @@
       </w:r>
     </w:p>
     <w:p>
-      <w:proofErr w:type="spellStart"/>
-      <w:r>
-        <w:t>Стальск</w:t>
-      </w:r>
-      <w:proofErr w:type="spellEnd"/>
-      <w:r>
-        <w:t xml:space="preserve"> изначально проектировался не для людей, а для роботов, которые, как заведённые, работают по расписанию, едят по расписанию, спят по расписанию, умирают по расписанию — и не тратят время на бесполезные занятия, вроде прогулок в парке или отдыха на пляже. Единственный пруд, маленький и мелкий, как лужа, бороздили по концентрическим траекториям потрёпанные механические утки. О плавании я долгое время знал лишь понаслышке — из книжек или из тех же передач по телевизору, который регулярно, в соответствии с напечатанной в газете программой вещания, </w:t>
-      </w:r>
-      <w:proofErr w:type="spellStart"/>
-      <w:r>
-        <w:t>червоточил</w:t>
-      </w:r>
-      <w:proofErr w:type="spellEnd"/>
-      <w:r>
-        <w:t xml:space="preserve"> треском и помехами.</w:t>
+      <w:r>
+        <w:t>Стальск изначально проектировался не для людей, а для роботов, которые, как заведённые, работают по расписанию, едят по расписанию, спят по расписанию, умирают по расписанию — и не тратят время на бесполезные занятия, вроде прогулок в парке или отдыха на пляже. Единственный пруд, маленький и мелкий, как лужа, бороздили по концентрическим траекториям потрёпанные механические утки. О плавании я долгое время знал лишь понаслышке — из книжек или из тех же передач по телевизору, который регулярно, в соответствии с напечатанной в газете программой вещания, червоточил треском и помехами.</w:t>
       </w:r>
     </w:p>
     <w:p>
@@ -11236,13 +10829,8 @@
         <w:t>обитатели</w:t>
       </w:r>
       <w:r>
-        <w:t xml:space="preserve"> — беспризорные пациенты после </w:t>
-      </w:r>
-      <w:proofErr w:type="spellStart"/>
-      <w:r>
-        <w:t>коматоза</w:t>
-      </w:r>
-      <w:proofErr w:type="spellEnd"/>
+        <w:t xml:space="preserve"> — беспризорные пациенты после коматоза</w:t>
+      </w:r>
       <w:r>
         <w:t xml:space="preserve">, </w:t>
       </w:r>
@@ -11945,15 +11533,7 @@
     </w:p>
     <w:p>
       <w:r>
-        <w:t xml:space="preserve">Нуболиды потихоньку приходили в себя после </w:t>
-      </w:r>
-      <w:proofErr w:type="spellStart"/>
-      <w:r>
-        <w:t>бранка</w:t>
-      </w:r>
-      <w:proofErr w:type="spellEnd"/>
-      <w:r>
-        <w:t>. Из алой массы на дне камеры потянулись к потолку робкие ростки.</w:t>
+        <w:t>Нуболиды потихоньку приходили в себя после бранка. Из алой массы на дне камеры потянулись к потолку робкие ростки.</w:t>
       </w:r>
     </w:p>
     <w:p>
@@ -12038,15 +11618,7 @@
     </w:p>
     <w:p>
       <w:r>
-        <w:t xml:space="preserve">— К сожалению, мы до сих пор знаем о </w:t>
-      </w:r>
-      <w:proofErr w:type="spellStart"/>
-      <w:r>
-        <w:t>нуболидах</w:t>
-      </w:r>
-      <w:proofErr w:type="spellEnd"/>
-      <w:r>
-        <w:t xml:space="preserve"> не так много, — вздохнул Марутян. —</w:t>
+        <w:t>— К сожалению, мы до сих пор знаем о нуболидах не так много, — вздохнул Марутян. —</w:t>
       </w:r>
       <w:r>
         <w:t xml:space="preserve"> </w:t>
@@ -12282,15 +11854,7 @@
         <w:t>у игрушечного болванчика</w:t>
       </w:r>
       <w:r>
-        <w:t xml:space="preserve">. — Я ровным счётом ничего не чувствую! А вы, если захотите, то, конечно, почувствуете. Самовнушение — великая сила! Я же опираюсь на факты. Нет в </w:t>
-      </w:r>
-      <w:proofErr w:type="spellStart"/>
-      <w:r>
-        <w:t>нуболидах</w:t>
-      </w:r>
-      <w:proofErr w:type="spellEnd"/>
-      <w:r>
-        <w:t xml:space="preserve"> никакой магии, и камера содержания их полностью изолирует.</w:t>
+        <w:t>. — Я ровным счётом ничего не чувствую! А вы, если захотите, то, конечно, почувствуете. Самовнушение — великая сила! Я же опираюсь на факты. Нет в нуболидах никакой магии, и камера содержания их полностью изолирует.</w:t>
       </w:r>
     </w:p>
     <w:p>
@@ -12339,10 +11903,13 @@
         <w:t xml:space="preserve">Меня отдали в распоряжение старшему инженеру, Игорю Алексину, который </w:t>
       </w:r>
       <w:r>
+        <w:t xml:space="preserve">таращился </w:t>
+      </w:r>
+      <w:r>
         <w:t xml:space="preserve">по соседству </w:t>
       </w:r>
       <w:r>
-        <w:t>щурился в такой же рябящий экран. Алексин был невысоким, кряжистым, с густой окладистой бородой, и до смешного походил на гнома из сказок.</w:t>
+        <w:t>в такой же рябящий экран. Алексин был невысоким, кряжистым, с густой окладистой бородой, и до смешного походил на гнома из сказок.</w:t>
       </w:r>
     </w:p>
     <w:p>
@@ -12756,15 +12323,7 @@
     </w:p>
     <w:p>
       <w:r>
-        <w:t xml:space="preserve">— Сергей Акимов, — сказал я. — Это же отец Веры из </w:t>
-      </w:r>
-      <w:proofErr w:type="spellStart"/>
-      <w:r>
-        <w:t>химлаба</w:t>
-      </w:r>
-      <w:proofErr w:type="spellEnd"/>
-      <w:r>
-        <w:t>?</w:t>
+        <w:t>— Сергей Акимов, — сказал я. — Это же отец Веры из химлаба?</w:t>
       </w:r>
     </w:p>
     <w:p>
@@ -12910,11 +12469,9 @@
       <w:r>
         <w:t xml:space="preserve">Марутян продолжал рассуждать о </w:t>
       </w:r>
-      <w:proofErr w:type="spellStart"/>
       <w:r>
         <w:t>нуболидах</w:t>
       </w:r>
-      <w:proofErr w:type="spellEnd"/>
       <w:r>
         <w:t xml:space="preserve">, собирая пальцами складки на лбу, </w:t>
       </w:r>
@@ -12973,7 +12530,7 @@
     <w:p>
       <w:r>
         <w:lastRenderedPageBreak/>
-        <w:t>— Я не отниму у вас много времени, Алиночка! Но я тут, как слепой котёнок! Не пойму, что и где находится. Еле столовую нашёл. Показали бы станцию, устроили небольшую экскурсию.</w:t>
+        <w:t>— Я не отниму у вас много времени, Алиночка! Но я тут, как слепой котёнок! Не пойму, что где находится. Еле столовую нашёл. Показали бы станцию, устроили небольшую экскурсию.</w:t>
       </w:r>
     </w:p>
     <w:p>
@@ -12983,10 +12540,10 @@
     </w:p>
     <w:p>
       <w:r>
-        <w:t>— Да когда это было! Всё уже давно из головы вылетело. Я же кручусь всё время, как заводн</w:t>
-      </w:r>
-      <w:r>
-        <w:t>ая игрушка</w:t>
+        <w:t xml:space="preserve">— Да когда это было! Всё уже давно из головы вылетело. Я же кручусь всё время, как </w:t>
+      </w:r>
+      <w:r>
+        <w:t>волчок</w:t>
       </w:r>
       <w:r>
         <w:t>, столько станций повидал, что все и не вспомню уже.</w:t>
@@ -13063,15 +12620,7 @@
     </w:p>
     <w:p>
       <w:r>
-        <w:t>— Да, — хмыкнул Майоров. — Неплохое шоу, и зверушки дрессированные. Команду «</w:t>
-      </w:r>
-      <w:proofErr w:type="spellStart"/>
-      <w:r>
-        <w:t>бранк</w:t>
-      </w:r>
-      <w:proofErr w:type="spellEnd"/>
-      <w:r>
-        <w:t>» даже выучили.</w:t>
+        <w:t>— Да, — хмыкнул Майоров. — Неплохое шоу, и зверушки дрессированные. Команду «бранк» даже выучили.</w:t>
       </w:r>
     </w:p>
     <w:p>
@@ -13139,7 +12688,13 @@
     </w:p>
     <w:p>
       <w:r>
-        <w:t>— Быстрее что? — перебил его Керман. — Раньше, чем через два месяца мы отсюда не улетим. Боюсь, использовать червей в качестве навигаторов пока не выйдет.</w:t>
+        <w:t xml:space="preserve">— Быстрее что? — перебил его Керман. — Раньше, чем через два месяца мы отсюда не улетим. Боюсь, использовать червей в качестве навигаторов пока не </w:t>
+      </w:r>
+      <w:r>
+        <w:t>получим</w:t>
+      </w:r>
+      <w:r>
+        <w:t>.</w:t>
       </w:r>
     </w:p>
     <w:p>
@@ -13150,7 +12705,7 @@
         <w:t>!</w:t>
       </w:r>
       <w:r>
-        <w:t xml:space="preserve"> Обсуждать этот вопрос с тобой я больше не намерен. Мне от вас нужна полная информация о произошедшем, и на её основе будем делать дальнейшие выводы.</w:t>
+        <w:t xml:space="preserve"> Обсуждать это с тобой я больше не намерен. Мне от вас нужна полная информация о произошедшем, и на её основе будем делать дальнейшие выводы.</w:t>
       </w:r>
     </w:p>
     <w:p>
@@ -13192,7 +12747,22 @@
     </w:p>
     <w:p>
       <w:r>
-        <w:t>Я поднялся на верхний уровень, зашёл в лабораторию и — остолбенел. По жилам растёкся обжигающий холод. Вместо ослепительного синего гиганта в панорамном иллюминаторе зияла бездонная темнота. Прошла секунда, прежде чем я понял, что станция прошла через линию терминатора.</w:t>
+        <w:t xml:space="preserve">Я поднялся на верхний уровень, зашёл в лабораторию и — остолбенел. По жилам растёкся обжигающий холод. Вместо ослепительного синего </w:t>
+      </w:r>
+      <w:r>
+        <w:t>океана</w:t>
+      </w:r>
+      <w:r>
+        <w:t xml:space="preserve"> в панорамном иллюминаторе зияла </w:t>
+      </w:r>
+      <w:r>
+        <w:t>безобразная</w:t>
+      </w:r>
+      <w:r>
+        <w:t xml:space="preserve"> </w:t>
+      </w:r>
+      <w:r>
+        <w:t>темнота. Прошла секунда, прежде чем я понял, что станция прошла через линию терминатора.</w:t>
       </w:r>
     </w:p>
     <w:p>
@@ -13374,13 +12944,8 @@
     </w:p>
     <w:p>
       <w:r>
-        <w:t xml:space="preserve">В конце дня Марутян решил провести ещё один эксперимент с </w:t>
-      </w:r>
-      <w:proofErr w:type="spellStart"/>
-      <w:r>
-        <w:t>нуболидами</w:t>
-      </w:r>
-      <w:proofErr w:type="spellEnd"/>
+        <w:t>В конце дня Марутян решил провести ещё один эксперимент с нуболидами</w:t>
+      </w:r>
       <w:r>
         <w:t>.</w:t>
       </w:r>
@@ -13703,15 +13268,7 @@
         <w:t>, к счастью,</w:t>
       </w:r>
       <w:r>
-        <w:t xml:space="preserve"> вспомнил о сбоях в </w:t>
-      </w:r>
-      <w:proofErr w:type="spellStart"/>
-      <w:r>
-        <w:t>гравитонной</w:t>
-      </w:r>
-      <w:proofErr w:type="spellEnd"/>
-      <w:r>
-        <w:t xml:space="preserve"> камере.</w:t>
+        <w:t xml:space="preserve"> вспомнил о сбоях в гравитонной камере.</w:t>
       </w:r>
     </w:p>
     <w:p>
@@ -13846,15 +13403,7 @@
     </w:p>
     <w:p>
       <w:r>
-        <w:t xml:space="preserve">— Ну так, — лениво отозвалась Вера, — </w:t>
-      </w:r>
-      <w:proofErr w:type="spellStart"/>
-      <w:r>
-        <w:t>полистываю</w:t>
-      </w:r>
-      <w:proofErr w:type="spellEnd"/>
-      <w:r>
-        <w:t>. Вы же нам это зачем-то привозите. Может, там что-то важное произошло на Земле, пока меня не было. Коммунизм, например, построили.</w:t>
+        <w:t>— Ну так, — лениво отозвалась Вера, — полистываю. Вы же нам это зачем-то привозите. Может, там что-то важное произошло на Земле, пока меня не было. Коммунизм, например, построили.</w:t>
       </w:r>
     </w:p>
     <w:p>
@@ -14287,6 +13836,11 @@
       </w:r>
     </w:p>
     <w:p>
+      <w:pPr>
+        <w:rPr>
+          <w:lang w:val="en-US"/>
+        </w:rPr>
+      </w:pPr>
       <w:r>
         <w:t>И Вера вытолкала меня в коридор.</w:t>
       </w:r>
@@ -14294,11 +13848,14 @@
     <w:p>
       <w:pPr>
         <w:pStyle w:val="10"/>
+        <w:rPr>
+          <w:lang w:val="en-US"/>
+        </w:rPr>
       </w:pPr>
       <w:bookmarkStart w:id="0" w:name="_Hlk182736777"/>
       <w:r>
         <w:lastRenderedPageBreak/>
-        <w:t>ОДЕРЖИМЫЕ СВЕТОМ</w:t>
+        <w:t>ГЛАВНОЕ, НЕ СМОТРИ</w:t>
       </w:r>
     </w:p>
     <w:p>
@@ -14325,7 +13882,13 @@
     </w:p>
     <w:p>
       <w:r>
-        <w:t xml:space="preserve">Я закрыл диафрагму иллюминатора, и весь модуль провалился в густую, как забытье, темноту. </w:t>
+        <w:t>Я закрыл диафрагму иллюминатора, и весь модуль провалился в густую, как забыть</w:t>
+      </w:r>
+      <w:r>
+        <w:t>ё</w:t>
+      </w:r>
+      <w:r>
+        <w:t xml:space="preserve">, темноту. </w:t>
       </w:r>
       <w:r>
         <w:t>Добрался</w:t>
@@ -14357,15 +13920,37 @@
     </w:p>
     <w:p>
       <w:r>
-        <w:t xml:space="preserve">Меня выбросило из этого кошмара, как из </w:t>
-      </w:r>
-      <w:proofErr w:type="spellStart"/>
-      <w:r>
-        <w:t>бранка</w:t>
-      </w:r>
-      <w:proofErr w:type="spellEnd"/>
-      <w:r>
-        <w:t xml:space="preserve"> — я открыл глаза в темноту, лёгкие разрывало от апноэ. Пощёлкали закрытые тенью датчики, и медленно, как электрический восход, разгорелись лампы. Треклятая муха злорадно прожужжала над ухом.</w:t>
+        <w:t xml:space="preserve">Меня выбросило из кошмара, </w:t>
+      </w:r>
+      <w:r>
+        <w:t>словно</w:t>
+      </w:r>
+      <w:r>
+        <w:t xml:space="preserve"> из бранка</w:t>
+      </w:r>
+      <w:r>
+        <w:t>.</w:t>
+      </w:r>
+      <w:r>
+        <w:t xml:space="preserve"> </w:t>
+      </w:r>
+      <w:r>
+        <w:t>Я</w:t>
+      </w:r>
+      <w:r>
+        <w:t xml:space="preserve"> открыл глаза в темноту</w:t>
+      </w:r>
+      <w:r>
+        <w:t>.</w:t>
+      </w:r>
+      <w:r>
+        <w:t xml:space="preserve"> </w:t>
+      </w:r>
+      <w:r>
+        <w:t>Л</w:t>
+      </w:r>
+      <w:r>
+        <w:t>ёгкие разрывало от апноэ. Пощёлкали закрытые тенью датчики, и медленно, как электрический восход, разгорелись лампы. Треклятая муха злорадно прожужжала над ухом.</w:t>
       </w:r>
     </w:p>
     <w:p>
@@ -14381,15 +13966,7 @@
         <w:t>бил</w:t>
       </w:r>
       <w:r>
-        <w:t xml:space="preserve"> сквозь веки. На языке тихо таял солоноватый привкус крови — я </w:t>
-      </w:r>
-      <w:proofErr w:type="spellStart"/>
-      <w:r>
-        <w:t>раскусал</w:t>
-      </w:r>
-      <w:proofErr w:type="spellEnd"/>
-      <w:r>
-        <w:t xml:space="preserve"> себе во сне губу. В уши врезался яростный трезвон сигнала к побудке.</w:t>
+        <w:t xml:space="preserve"> сквозь веки. На языке тихо таял солоноватый привкус крови — я раскусал во сне губу. В уши врезался яростный трезвон сигнала к побудке.</w:t>
       </w:r>
     </w:p>
     <w:p>
@@ -14454,12 +14031,18 @@
     </w:p>
     <w:p>
       <w:r>
-        <w:t>Новый механический день начинался вопреки мои желаниям.</w:t>
-      </w:r>
-    </w:p>
-    <w:p>
-      <w:r>
-        <w:t>Я принял душ, вышел из санузла, и тут же в лицо мне метнулась жирная муха — бросилась, как хищник на добычу.</w:t>
+        <w:t>Новый механический день начинался вопреки мои</w:t>
+      </w:r>
+      <w:r>
+        <w:t>м</w:t>
+      </w:r>
+      <w:r>
+        <w:t xml:space="preserve"> желаниям.</w:t>
+      </w:r>
+    </w:p>
+    <w:p>
+      <w:r>
+        <w:t>Я принял душ, вышел из санузла, и тут же в лицо метнулась жирная муха — бросилась, как хищник на добычу.</w:t>
       </w:r>
     </w:p>
     <w:p>
@@ -14547,15 +14130,16 @@
     </w:p>
     <w:p>
       <w:r>
-        <w:t xml:space="preserve">Я закрыл глаза и несколько раз медленно вздохнул. У космонавтов после долгого </w:t>
-      </w:r>
-      <w:proofErr w:type="spellStart"/>
-      <w:r>
-        <w:t>бранка</w:t>
-      </w:r>
-      <w:proofErr w:type="spellEnd"/>
-      <w:r>
-        <w:t xml:space="preserve"> часто случаются галлюцинации. Недели непрекращающихся кошмаров оставляют в сознании рубец.</w:t>
+        <w:t xml:space="preserve">Я закрыл глаза и несколько раз медленно вздохнул. У космонавтов после долгого бранка часто случаются галлюцинации. Недели </w:t>
+      </w:r>
+      <w:r>
+        <w:t>постоянных</w:t>
+      </w:r>
+      <w:r>
+        <w:t xml:space="preserve"> </w:t>
+      </w:r>
+      <w:r>
+        <w:t>кошмаров оставляют в сознании рубец.</w:t>
       </w:r>
     </w:p>
     <w:p>
@@ -14711,7 +14295,13 @@
     </w:p>
     <w:p>
       <w:r>
-        <w:t>— Произошло? — Марутян собрал на лбу изумлённые морщины и несколько раз моргнул уцелевшим глазом. — Ничего не произошло</w:t>
+        <w:t>— Произошло? — Марутян собрал на лбу изумлённые морщины и несколько раз моргнул</w:t>
+      </w:r>
+      <w:r>
+        <w:t xml:space="preserve"> единственным</w:t>
+      </w:r>
+      <w:r>
+        <w:t xml:space="preserve"> глазом. — Ничего не произошло</w:t>
       </w:r>
       <w:r>
         <w:t>!</w:t>
@@ -14994,7 +14584,13 @@
     </w:p>
     <w:p>
       <w:r>
-        <w:t>— Я не понимаю, — сказал я. — Арто, лежи здесь! А я…</w:t>
+        <w:t>— Я не понимаю, — сказал я. — Арто, леж</w:t>
+      </w:r>
+      <w:r>
+        <w:t>и, не двигайся</w:t>
+      </w:r>
+      <w:r>
+        <w:t>! А я…</w:t>
       </w:r>
     </w:p>
     <w:p>
@@ -15287,7 +14883,13 @@
     </w:p>
     <w:p>
       <w:r>
-        <w:t>— Это жилой модуль супружеской пары! Там нет камер! У нас здесь не зоопарк! На станции уважают приватность!</w:t>
+        <w:t xml:space="preserve">— Это жилой модуль супружеской пары! </w:t>
+      </w:r>
+      <w:r>
+        <w:t>В нём</w:t>
+      </w:r>
+      <w:r>
+        <w:t xml:space="preserve"> нет камер! У нас здесь не зоопарк! На станции уважают приватность!</w:t>
       </w:r>
     </w:p>
     <w:p>
@@ -15302,15 +14904,7 @@
     </w:p>
     <w:p>
       <w:r>
-        <w:t xml:space="preserve">— Сергей Владимирович, — пробормотал я, — со мной всё в порядке. Я готов ответить на все вопросы, — и тут же спросил сам: — Что с </w:t>
-      </w:r>
-      <w:proofErr w:type="spellStart"/>
-      <w:r>
-        <w:t>Марутяном</w:t>
-      </w:r>
-      <w:proofErr w:type="spellEnd"/>
-      <w:r>
-        <w:t>? Он жив?</w:t>
+        <w:t>— Сергей Владимирович, — пробормотал я, — со мной всё в порядке. Я готов ответить на все вопросы, — и тут же спросил сам: — Что с Марутяном? Он жив?</w:t>
       </w:r>
     </w:p>
     <w:p>
@@ -15338,15 +14932,7 @@
     </w:p>
     <w:p>
       <w:r>
-        <w:t xml:space="preserve">— Константин Игоревич, — Лысанов показал </w:t>
-      </w:r>
-      <w:proofErr w:type="spellStart"/>
-      <w:r>
-        <w:t>Мицюкину</w:t>
-      </w:r>
-      <w:proofErr w:type="spellEnd"/>
-      <w:r>
-        <w:t xml:space="preserve"> завёрнутую в целлофан ручку, — без экспертизы я, конечно, судить не берусь, но похоже, что это и есть орудие убийства.</w:t>
+        <w:t>— Константин Игоревич, — Лысанов показал Мицюкину завёрнутую в целлофан ручку, — без экспертизы я, конечно, судить не берусь, но похоже, что это и есть орудие убийства.</w:t>
       </w:r>
     </w:p>
     <w:p>
@@ -15417,7 +15003,7 @@
     </w:p>
     <w:p>
       <w:r>
-        <w:t>Он говорил любезным тоном, как на дружеском чаепитии.</w:t>
+        <w:t>Он говорил любезным тоном, как на чаепитии.</w:t>
       </w:r>
     </w:p>
     <w:p>
@@ -15425,7 +15011,7 @@
         <w:t xml:space="preserve">— Арто нёс какую-то околесицу, — </w:t>
       </w:r>
       <w:r>
-        <w:t>заговорил</w:t>
+        <w:t>сказал</w:t>
       </w:r>
       <w:r>
         <w:t xml:space="preserve"> я. — Не понимал, где находится. Думал мы в лаборатории, стал меня за опоздание отчитывать. Потом сунул мне эту ручку, сказал идти спасать Марьям.</w:t>
@@ -15443,15 +15029,7 @@
     </w:p>
     <w:p>
       <w:r>
-        <w:t xml:space="preserve">— Значит, — Лысанов ещё раз показал </w:t>
-      </w:r>
-      <w:proofErr w:type="spellStart"/>
-      <w:r>
-        <w:t>Мицюкину</w:t>
-      </w:r>
-      <w:proofErr w:type="spellEnd"/>
-      <w:r>
-        <w:t xml:space="preserve"> ручку, — орудие убийства было у Марутяна.</w:t>
+        <w:t>— Значит, — Лысанов ещё раз показал Мицюкину ручку, — орудие убийства было у Марутяна.</w:t>
       </w:r>
     </w:p>
     <w:p>
@@ -15472,15 +15050,7 @@
     </w:p>
     <w:p>
       <w:r>
-        <w:t xml:space="preserve">— Перекройте здесь всё, — раздался за спиной голос </w:t>
-      </w:r>
-      <w:proofErr w:type="spellStart"/>
-      <w:r>
-        <w:t>Мицюкина</w:t>
-      </w:r>
-      <w:proofErr w:type="spellEnd"/>
-      <w:r>
-        <w:t>, — и кровь у обоих на анализ. Будем разбираться.</w:t>
+        <w:t>— Перекройте здесь всё, — раздался за спиной голос Мицюкина, — и кровь у обоих на анализ. Будем разбираться.</w:t>
       </w:r>
     </w:p>
     <w:p>
@@ -15627,7 +15197,13 @@
     </w:p>
     <w:p>
       <w:r>
-        <w:t>— Понятно. Голова кружи</w:t>
+        <w:t xml:space="preserve">— </w:t>
+      </w:r>
+      <w:r>
+        <w:t>Ребята говорят, долго вас в чувство привести не могли</w:t>
+      </w:r>
+      <w:r>
+        <w:t>. Голова кружи</w:t>
       </w:r>
       <w:r>
         <w:t>тся</w:t>
@@ -15653,214 +15229,215 @@
     </w:p>
     <w:p>
       <w:r>
-        <w:t xml:space="preserve">— Болит, — признался я. — Но она уже несколько дней болит. Я думал, это последствия </w:t>
-      </w:r>
-      <w:proofErr w:type="spellStart"/>
-      <w:r>
-        <w:t>бранка</w:t>
-      </w:r>
-      <w:proofErr w:type="spellEnd"/>
+        <w:t>— Болит, — признался я. — Но она уже несколько дней болит. Я думал, это последствия бранка.</w:t>
+      </w:r>
+    </w:p>
+    <w:p>
+      <w:r>
+        <w:t>— Последствия чего? — нахмурилась Минаева.</w:t>
+      </w:r>
+    </w:p>
+    <w:p>
+      <w:r>
+        <w:t>— Перехода через балк.</w:t>
+      </w:r>
+    </w:p>
+    <w:p>
+      <w:r>
+        <w:lastRenderedPageBreak/>
+        <w:t>— Всё может быть, — она кивнула. — Всё может быть.</w:t>
+      </w:r>
+    </w:p>
+    <w:p>
+      <w:r>
+        <w:t xml:space="preserve">Минаева завела тонометр, и стрелка на циферблате задёргалась, </w:t>
+      </w:r>
+      <w:r>
+        <w:t>пугливо</w:t>
+      </w:r>
+      <w:r>
+        <w:t xml:space="preserve"> путаясь в показаниях. Плечо свело. Манжета перетянула вену, и вся рука онемела.</w:t>
+      </w:r>
+    </w:p>
+    <w:p>
+      <w:r>
+        <w:t>Я поморщился.</w:t>
+      </w:r>
+    </w:p>
+    <w:p>
+      <w:r>
+        <w:t>— Больно быть не должно, — сказала Минаева.</w:t>
+      </w:r>
+    </w:p>
+    <w:p>
+      <w:r>
+        <w:t>Аппарат выдохнул, стравляя воздух.</w:t>
+      </w:r>
+    </w:p>
+    <w:p>
+      <w:r>
+        <w:t>— Почти не больно, — сказал я.</w:t>
+      </w:r>
+    </w:p>
+    <w:p>
+      <w:r>
+        <w:t>Минаева сосредоточенно, сквозь опущенные брови, наблюдая за рывками стрелки.</w:t>
+      </w:r>
+    </w:p>
+    <w:p>
+      <w:r>
+        <w:t>— Давление повышенное, — заключила она, — но ничего страшного. Я бы удивилась, увидев сто двадцать на восемьдесят. Сегодня не завтракали, кофе не пили?</w:t>
+      </w:r>
+    </w:p>
+    <w:p>
+      <w:r>
+        <w:t>— Нет, не успел. А что?</w:t>
+      </w:r>
+    </w:p>
+    <w:p>
+      <w:r>
+        <w:t>Минаева стянула с руки манжету и тут же стала перетягивать предплечье резиновым жгутом.</w:t>
+      </w:r>
+    </w:p>
+    <w:p>
+      <w:r>
+        <w:t xml:space="preserve">— Я кровь </w:t>
+      </w:r>
+      <w:r>
+        <w:t xml:space="preserve">возьму </w:t>
+      </w:r>
+      <w:r>
+        <w:t>на анализ, не пугайтесь.</w:t>
+      </w:r>
+    </w:p>
+    <w:p>
+      <w:r>
+        <w:t>— Кровь?</w:t>
+      </w:r>
+    </w:p>
+    <w:p>
+      <w:r>
+        <w:t>— Да, на всякий случай. Вряд ли мы что-нибудь найдём.</w:t>
+      </w:r>
+    </w:p>
+    <w:p>
+      <w:r>
+        <w:t>Она ловко ввела в набухшую вену иглу</w:t>
+      </w:r>
       <w:r>
         <w:t>.</w:t>
       </w:r>
-    </w:p>
-    <w:p>
-      <w:r>
-        <w:t>— Последствия чего? — нахмурилась Минаева.</w:t>
-      </w:r>
-    </w:p>
-    <w:p>
-      <w:r>
-        <w:t>— Перехода через балк.</w:t>
-      </w:r>
-    </w:p>
-    <w:p>
-      <w:r>
-        <w:t>— Всё может быть, — она кивнула. — Всё может быть.</w:t>
-      </w:r>
-    </w:p>
-    <w:p>
+      <w:r>
+        <w:t xml:space="preserve"> </w:t>
+      </w:r>
+      <w:r>
+        <w:t>Я</w:t>
+      </w:r>
+      <w:r>
+        <w:t xml:space="preserve"> почти ничего не почувствовал. Заполнила одну пробирку, вставила в шприц вторую, третью. </w:t>
+      </w:r>
+    </w:p>
+    <w:p>
+      <w:r>
+        <w:t xml:space="preserve">— Мне кровь </w:t>
+      </w:r>
+      <w:r>
+        <w:t xml:space="preserve">ещё </w:t>
+      </w:r>
+      <w:r>
+        <w:t>потребуется, — сказал я.</w:t>
+      </w:r>
+    </w:p>
+    <w:p>
+      <w:r>
+        <w:t>— Несколько анализов проведём. — Минаева протёрла ранку вонючей спиртовой ваткой и быстро перевязала предплечье бинтом. — Вот и всё. Согните в локте и посидите так минутку.</w:t>
+      </w:r>
+    </w:p>
+    <w:p>
+      <w:r>
+        <w:t xml:space="preserve">Я </w:t>
+      </w:r>
+      <w:r>
+        <w:t xml:space="preserve">покорно </w:t>
+      </w:r>
+      <w:r>
+        <w:t>сидел перед ней, согнув руку в локте, и ждал.</w:t>
+      </w:r>
+    </w:p>
+    <w:p>
+      <w:r>
+        <w:t>— Голова как болит? — спросила Минаева. — Могу дать таблетки.</w:t>
+      </w:r>
+    </w:p>
+    <w:p>
+      <w:r>
+        <w:t xml:space="preserve">— </w:t>
+      </w:r>
+      <w:r>
+        <w:t>В</w:t>
+      </w:r>
+      <w:r>
+        <w:t xml:space="preserve"> виск</w:t>
+      </w:r>
+      <w:r>
+        <w:t>ах</w:t>
+      </w:r>
+      <w:r>
+        <w:t xml:space="preserve"> стучит. </w:t>
+      </w:r>
+      <w:r>
+        <w:t>Как будто</w:t>
+      </w:r>
+      <w:r>
+        <w:t xml:space="preserve"> у меня там, — я коснулся лба, — кто-то обратный отсчёт запустил.</w:t>
+      </w:r>
+    </w:p>
+    <w:p>
+      <w:r>
+        <w:t xml:space="preserve">— Понятно. А фибру вы же не принимали, когда прилетели? </w:t>
+      </w:r>
+      <w:r>
+        <w:t>Вот</w:t>
+      </w:r>
+      <w:r>
+        <w:t xml:space="preserve"> из-за этого и головная боль</w:t>
+      </w:r>
+      <w:r>
+        <w:t>!</w:t>
+      </w:r>
+    </w:p>
+    <w:p>
+      <w:r>
+        <w:t>— Не люблю я её. У меня после фибры ещё сильнее голова болит.</w:t>
+      </w:r>
+    </w:p>
+    <w:p>
+      <w:r>
+        <w:t>— Не должна после фибры голова болеть, но смотрите сами. Заставлять я вас не буду. За результатами анализов можете заглянуть через пару дней, если интересно. А пока никакой угрозы для жизни, — Минаева вяло улыбнулась, — я не вижу.</w:t>
+      </w:r>
+    </w:p>
+    <w:p>
+      <w:r>
+        <w:t>— Я уже получше себя чувствую.</w:t>
+      </w:r>
+    </w:p>
+    <w:p>
+      <w:r>
+        <w:t xml:space="preserve">— Вот и отлично. Передумаете по поводу таблеток — знаете, где медблок находится. </w:t>
+      </w:r>
+      <w:r>
+        <w:t xml:space="preserve">Я бы </w:t>
+      </w:r>
+      <w:r>
+        <w:t xml:space="preserve">советовала вам вернуться к себе и отдохнуть. </w:t>
+      </w:r>
       <w:r>
         <w:lastRenderedPageBreak/>
-        <w:t xml:space="preserve">Минаева завела тонометр, и стрелка на циферблате задёргалась, </w:t>
-      </w:r>
-      <w:r>
-        <w:t>пугливо</w:t>
-      </w:r>
-      <w:r>
-        <w:t xml:space="preserve"> путаясь в показаниях. Плечо свело. Манжета перетянула вену, и вся рука онемела.</w:t>
-      </w:r>
-    </w:p>
-    <w:p>
-      <w:r>
-        <w:t>Я поморщился.</w:t>
-      </w:r>
-    </w:p>
-    <w:p>
-      <w:r>
-        <w:t>— Больно быть не должно, — сказала Минаева.</w:t>
-      </w:r>
-    </w:p>
-    <w:p>
-      <w:r>
-        <w:t>Аппарат выдохнул, стравляя воздух.</w:t>
-      </w:r>
-    </w:p>
-    <w:p>
-      <w:r>
-        <w:t>— Почти не больно, — сказал я.</w:t>
-      </w:r>
-    </w:p>
-    <w:p>
-      <w:r>
-        <w:t>Минаева сосредоточенно, сквозь опущенные брови, наблюдая за рывками стрелки.</w:t>
-      </w:r>
-    </w:p>
-    <w:p>
-      <w:r>
-        <w:t>— Давление повышенное, — заключила она, — но ничего страшного. Я бы удивилась, увидев сто двадцать на восемьдесят. Сегодня не завтракали, кофе не пили?</w:t>
-      </w:r>
-    </w:p>
-    <w:p>
-      <w:r>
-        <w:t>— Нет, не успел. А что?</w:t>
-      </w:r>
-    </w:p>
-    <w:p>
-      <w:r>
-        <w:t>Минаева стянула с руки манжету и тут же стала перетягивать предплечье резиновым жгутом.</w:t>
-      </w:r>
-    </w:p>
-    <w:p>
-      <w:r>
-        <w:t>— Я возьму кровь на анализ, не пугайтесь.</w:t>
-      </w:r>
-    </w:p>
-    <w:p>
-      <w:r>
-        <w:t>— Кровь?</w:t>
-      </w:r>
-    </w:p>
-    <w:p>
-      <w:r>
-        <w:t>— Да, на всякий случай. Вряд ли мы что-нибудь найдём.</w:t>
-      </w:r>
-    </w:p>
-    <w:p>
-      <w:r>
-        <w:t>Она ловко ввела в набухшую вену иглу</w:t>
-      </w:r>
-      <w:r>
-        <w:t>.</w:t>
-      </w:r>
-      <w:r>
-        <w:t xml:space="preserve"> </w:t>
-      </w:r>
-      <w:r>
-        <w:t>Я</w:t>
-      </w:r>
-      <w:r>
-        <w:t xml:space="preserve"> почти ничего не почувствовал. Заполнила одну пробирку, вставила в шприц вторую, третью. </w:t>
-      </w:r>
-    </w:p>
-    <w:p>
-      <w:r>
-        <w:t xml:space="preserve">— Мне кровь </w:t>
-      </w:r>
-      <w:r>
-        <w:t xml:space="preserve">ещё </w:t>
-      </w:r>
-      <w:r>
-        <w:t>потребуется, — сказал я.</w:t>
-      </w:r>
-    </w:p>
-    <w:p>
-      <w:r>
-        <w:t>— Несколько анализов проведём. — Минаева протёрла ранку вонючей спиртовой ваткой и быстро перевязала предплечье бинтом. — Вот и всё. Согните в локте и посидите так минутку.</w:t>
-      </w:r>
-    </w:p>
-    <w:p>
-      <w:r>
-        <w:t xml:space="preserve">Я </w:t>
-      </w:r>
-      <w:r>
-        <w:t xml:space="preserve">покорно </w:t>
-      </w:r>
-      <w:r>
-        <w:t>сидел перед ней, согнув руку в локте, и ждал.</w:t>
-      </w:r>
-    </w:p>
-    <w:p>
-      <w:r>
-        <w:t>— Голова как болит? — спросила Минаева. — Могу дать таблетки.</w:t>
-      </w:r>
-    </w:p>
-    <w:p>
-      <w:r>
-        <w:t xml:space="preserve">— </w:t>
-      </w:r>
-      <w:r>
-        <w:t>В</w:t>
-      </w:r>
-      <w:r>
-        <w:t xml:space="preserve"> виск</w:t>
-      </w:r>
-      <w:r>
-        <w:t>ах</w:t>
-      </w:r>
-      <w:r>
-        <w:t xml:space="preserve"> стучит. </w:t>
-      </w:r>
-      <w:r>
-        <w:t>Как будто</w:t>
-      </w:r>
-      <w:r>
-        <w:t xml:space="preserve"> у меня там, — я коснулся лба, — кто-то обратный отсчёт запустил.</w:t>
-      </w:r>
-    </w:p>
-    <w:p>
-      <w:r>
-        <w:t xml:space="preserve">— Понятно. А фибру вы же не принимали, когда прилетели? </w:t>
-      </w:r>
-      <w:r>
-        <w:t>Вот</w:t>
-      </w:r>
-      <w:r>
-        <w:t xml:space="preserve"> из-за этого и головная боль</w:t>
-      </w:r>
-      <w:r>
-        <w:t>!</w:t>
-      </w:r>
-    </w:p>
-    <w:p>
-      <w:r>
-        <w:t>— Не люблю я её. У меня после фибры ещё сильнее голова болит.</w:t>
-      </w:r>
-    </w:p>
-    <w:p>
-      <w:r>
-        <w:t>— Не должна после фибры голова болеть, но смотрите сами. Заставлять я вас не буду. За результатами анализов можете заглянуть через пару дней, если интересно. А пока никакой угрозы для жизни, — Минаева вяло улыбнулась, — я не вижу.</w:t>
-      </w:r>
-    </w:p>
-    <w:p>
-      <w:r>
-        <w:t>— Я уже получше себя чувствую.</w:t>
-      </w:r>
-    </w:p>
-    <w:p>
-      <w:r>
-        <w:t xml:space="preserve">— Вот и отлично. Передумаете по поводу таблеток — знаете, где медблок находится. </w:t>
-      </w:r>
-      <w:r>
-        <w:t xml:space="preserve">Я бы </w:t>
-      </w:r>
-      <w:r>
-        <w:t>советовала вам вернуться к себе и отдохнуть. Попробуйте заснуть. Если, конечно, — Минаева покосилась на меня из-под бровей, — кошмары не мучают.</w:t>
-      </w:r>
-    </w:p>
-    <w:p>
-      <w:r>
-        <w:lastRenderedPageBreak/>
+        <w:t>Попробуйте заснуть. Если, конечно, — Минаева покосилась на меня из-под бровей, — кошмары не мучают.</w:t>
+      </w:r>
+    </w:p>
+    <w:p>
+      <w:r>
         <w:t xml:space="preserve">— А если мучают? — спросил я. — У многих такое после </w:t>
       </w:r>
       <w:r>
@@ -15991,12 +15568,12 @@
         <w:pStyle w:val="25"/>
       </w:pPr>
       <w:r>
+        <w:lastRenderedPageBreak/>
         <w:t>* * *</w:t>
       </w:r>
     </w:p>
     <w:p>
       <w:r>
-        <w:lastRenderedPageBreak/>
         <w:t>Симонова как обычно стояла в зале напротив иллюминатора, обнимая себя за плечи.</w:t>
       </w:r>
     </w:p>
@@ -16223,15 +15800,7 @@
         <w:t>требовало</w:t>
       </w:r>
       <w:r>
-        <w:t xml:space="preserve"> ленивой невесомости </w:t>
-      </w:r>
-      <w:proofErr w:type="spellStart"/>
-      <w:r>
-        <w:t>бранка</w:t>
-      </w:r>
-      <w:proofErr w:type="spellEnd"/>
-      <w:r>
-        <w:t>.</w:t>
+        <w:t xml:space="preserve"> ленивой невесомости бранка.</w:t>
       </w:r>
     </w:p>
     <w:p>
@@ -16562,15 +16131,7 @@
     </w:p>
     <w:p>
       <w:r>
-        <w:t xml:space="preserve">— Качкой? — смутился Алексин. — Тоже скажешь! — Он перевернул мыском расколовшийся корпус диспенсера и покачал головой. — Это сбои такие в </w:t>
-      </w:r>
-      <w:proofErr w:type="spellStart"/>
-      <w:r>
-        <w:t>гравитонных</w:t>
-      </w:r>
-      <w:proofErr w:type="spellEnd"/>
-      <w:r>
-        <w:t xml:space="preserve"> камерах. Говорят, они тут с самого первого дня. Ошибок в логах нет, никак починить не можем. Достаёт страшно. — Он потёр грудь </w:t>
+        <w:t xml:space="preserve">— Качкой? — смутился Алексин. — Тоже скажешь! — Он перевернул мыском расколовшийся корпус диспенсера и покачал головой. — Это сбои такие в гравитонных камерах. Говорят, они тут с самого первого дня. Ошибок в логах нет, никак починить не можем. Достаёт страшно. — Он потёр грудь </w:t>
       </w:r>
       <w:r>
         <w:t>ладонью</w:t>
@@ -16692,15 +16253,7 @@
         <w:t xml:space="preserve">но </w:t>
       </w:r>
       <w:r>
-        <w:t xml:space="preserve">объём поменьше. Хотя смысл, если диспенсер такой же? — Алексин задумчиво пожевал губы. — Думаешь, их </w:t>
-      </w:r>
-      <w:proofErr w:type="spellStart"/>
-      <w:r>
-        <w:t>траванул</w:t>
-      </w:r>
-      <w:proofErr w:type="spellEnd"/>
-      <w:r>
-        <w:t xml:space="preserve"> кто-то?</w:t>
+        <w:t>объём поменьше. Хотя смысл, если диспенсер такой же? — Алексин задумчиво пожевал губы. — Думаешь, их траванул кто-то?</w:t>
       </w:r>
     </w:p>
     <w:p>
@@ -17095,15 +16648,7 @@
         <w:t>должно</w:t>
       </w:r>
       <w:r>
-        <w:t xml:space="preserve">. Все договорённости у меня были с </w:t>
-      </w:r>
-      <w:proofErr w:type="spellStart"/>
-      <w:r>
-        <w:t>Марутяном</w:t>
-      </w:r>
-      <w:proofErr w:type="spellEnd"/>
-      <w:r>
-        <w:t xml:space="preserve">. И ситуация была другая, если ты не заметил. Сейчас </w:t>
+        <w:t xml:space="preserve">. Все договорённости у меня были с Марутяном. И ситуация была другая, если ты не заметил. Сейчас </w:t>
       </w:r>
       <w:r>
         <w:t xml:space="preserve">вся </w:t>
@@ -17120,13 +16665,8 @@
     </w:p>
     <w:p>
       <w:r>
-        <w:t xml:space="preserve">— Хорошо. — Я подумал, что вряд ли буду скучать по </w:t>
-      </w:r>
-      <w:proofErr w:type="spellStart"/>
-      <w:r>
-        <w:t>нуболидам</w:t>
-      </w:r>
-      <w:proofErr w:type="spellEnd"/>
+        <w:t>— Хорошо. — Я подумал, что вряд ли буду скучать по нуболидам</w:t>
+      </w:r>
       <w:r>
         <w:t xml:space="preserve"> с их бешеными плясками под дымовой завесой.</w:t>
       </w:r>
@@ -17208,15 +16748,7 @@
     </w:p>
     <w:p>
       <w:r>
-        <w:t xml:space="preserve">— Медики так-то с нами не шибко охотнее </w:t>
-      </w:r>
-      <w:proofErr w:type="spellStart"/>
-      <w:r>
-        <w:t>Мицюкина</w:t>
-      </w:r>
-      <w:proofErr w:type="spellEnd"/>
-      <w:r>
-        <w:t xml:space="preserve"> общаются, — сказал Керман.</w:t>
+        <w:t>— Медики так-то с нами не шибко охотнее Мицюкина общаются, — сказал Керман.</w:t>
       </w:r>
     </w:p>
     <w:p>
@@ -17317,15 +16849,7 @@
     <w:p>
       <w:r>
         <w:lastRenderedPageBreak/>
-        <w:t xml:space="preserve">— Я себя плохо чувствовал, — сказал я. — Тяжело прихожу в себя после </w:t>
-      </w:r>
-      <w:proofErr w:type="spellStart"/>
-      <w:r>
-        <w:t>бранка</w:t>
-      </w:r>
-      <w:proofErr w:type="spellEnd"/>
-      <w:r>
-        <w:t>.</w:t>
+        <w:t>— Я себя плохо чувствовал, — сказал я. — Тяжело прихожу в себя после бранка.</w:t>
       </w:r>
     </w:p>
     <w:p>
@@ -17686,15 +17210,7 @@
     </w:p>
     <w:p>
       <w:r>
-        <w:t xml:space="preserve">Слышались голоса, шипели и клацали двери. Рядом с лифтом я едва не столкнулся с </w:t>
-      </w:r>
-      <w:proofErr w:type="spellStart"/>
-      <w:r>
-        <w:t>Мицюкиным</w:t>
-      </w:r>
-      <w:proofErr w:type="spellEnd"/>
-      <w:r>
-        <w:t>, рассеянным и потерянным, как бы выброшенным из привычной колеи. Мицюкин ухватился за меня взглядом, но ничего не сказал и молча прошёл мимо.</w:t>
+        <w:t>Слышались голоса, шипели и клацали двери. Рядом с лифтом я едва не столкнулся с Мицюкиным, рассеянным и потерянным, как бы выброшенным из привычной колеи. Мицюкин ухватился за меня взглядом, но ничего не сказал и молча прошёл мимо.</w:t>
       </w:r>
     </w:p>
     <w:p>
@@ -18194,15 +17710,7 @@
     </w:p>
     <w:p>
       <w:r>
-        <w:t xml:space="preserve">— И вы её никому не показывали? Надо было отдать записку </w:t>
-      </w:r>
-      <w:proofErr w:type="spellStart"/>
-      <w:r>
-        <w:t>Мицюкину</w:t>
-      </w:r>
-      <w:proofErr w:type="spellEnd"/>
-      <w:r>
-        <w:t>, он ведёт расследование и…</w:t>
+        <w:t>— И вы её никому не показывали? Надо было отдать записку Мицюкину, он ведёт расследование и…</w:t>
       </w:r>
     </w:p>
     <w:p>
@@ -18517,23 +18025,7 @@
     </w:p>
     <w:p>
       <w:r>
-        <w:t xml:space="preserve">— «Минск» знаю. — Мерцель поёжилась и провела по плечу ладонью, смахивая невидимое насекомое. — «Минск» все знают. Кто же не знает «Минск»? Правильно, его все знают. Ты не переживай, Олег! Будет ещё шанс сделать снимок на память. Красивый яркий снимок на память. Правильно я говорю? «Минск» — корабль новый, вовсю ещё летает. Это вот «Мурманск» давно списали. Он и тогда уже был старой развалиной. — Уголки губ у Мерцель задрожали. — Помню, сбои были в </w:t>
-      </w:r>
-      <w:proofErr w:type="spellStart"/>
-      <w:r>
-        <w:t>гравитонной</w:t>
-      </w:r>
-      <w:proofErr w:type="spellEnd"/>
-      <w:r>
-        <w:t xml:space="preserve"> камере. — Мерцель провела по лицу ладонью и вдруг стёрла всякое выражение — скорбь, усталость, печаль. Осталась бледная белая маска. — Сбои в </w:t>
-      </w:r>
-      <w:proofErr w:type="spellStart"/>
-      <w:r>
-        <w:t>гравитонной</w:t>
-      </w:r>
-      <w:proofErr w:type="spellEnd"/>
-      <w:r>
-        <w:t xml:space="preserve"> камере. Правильно, да? Это вот когда идёшь ты по коридору, не трогаешь никого, а тебя на стены швыряет. Или на потолок.</w:t>
+        <w:t>— «Минск» знаю. — Мерцель поёжилась и провела по плечу ладонью, смахивая невидимое насекомое. — «Минск» все знают. Кто же не знает «Минск»? Правильно, его все знают. Ты не переживай, Олег! Будет ещё шанс сделать снимок на память. Красивый яркий снимок на память. Правильно я говорю? «Минск» — корабль новый, вовсю ещё летает. Это вот «Мурманск» давно списали. Он и тогда уже был старой развалиной. — Уголки губ у Мерцель задрожали. — Помню, сбои были в гравитонной камере. — Мерцель провела по лицу ладонью и вдруг стёрла всякое выражение — скорбь, усталость, печаль. Осталась бледная белая маска. — Сбои в гравитонной камере. Правильно, да? Это вот когда идёшь ты по коридору, не трогаешь никого, а тебя на стены швыряет. Или на потолок.</w:t>
       </w:r>
     </w:p>
     <w:p>
@@ -19023,15 +18515,7 @@
         <w:t>,</w:t>
       </w:r>
       <w:r>
-        <w:t xml:space="preserve"> когда моложе была, вообще ничего не боялась. Все вокруг боялись чего-то, боялись того, что будет завтра, того, что было вчера. Боялись пустоты, темноты, расстояний. Боялись балка, бреда, </w:t>
-      </w:r>
-      <w:proofErr w:type="spellStart"/>
-      <w:r>
-        <w:t>политкора</w:t>
-      </w:r>
-      <w:proofErr w:type="spellEnd"/>
-      <w:r>
-        <w:t>, яркого света. А я не боялась. Правильно я говорю, Олег?</w:t>
+        <w:t xml:space="preserve"> когда моложе была, вообще ничего не боялась. Все вокруг боялись чего-то, боялись того, что будет завтра, того, что было вчера. Боялись пустоты, темноты, расстояний. Боялись балка, бреда, политкора, яркого света. А я не боялась. Правильно я говорю, Олег?</w:t>
       </w:r>
     </w:p>
     <w:p>
@@ -19517,15 +19001,7 @@
         <w:t xml:space="preserve">мы </w:t>
       </w:r>
       <w:r>
-        <w:t xml:space="preserve">как-нибудь ещё поговорим о </w:t>
-      </w:r>
-      <w:proofErr w:type="spellStart"/>
-      <w:r>
-        <w:t>нуболидах</w:t>
-      </w:r>
-      <w:proofErr w:type="spellEnd"/>
-      <w:r>
-        <w:t>. Времени у нас много.</w:t>
+        <w:t>как-нибудь ещё поговорим о нуболидах. Времени у нас много.</w:t>
       </w:r>
     </w:p>
     <w:p>
@@ -19755,15 +19231,7 @@
         <w:t>В</w:t>
       </w:r>
       <w:r>
-        <w:t xml:space="preserve">ижу кошмар, как в </w:t>
-      </w:r>
-      <w:proofErr w:type="spellStart"/>
-      <w:r>
-        <w:t>бранке</w:t>
-      </w:r>
-      <w:proofErr w:type="spellEnd"/>
-      <w:r>
-        <w:t xml:space="preserve">, только вместо </w:t>
+        <w:t xml:space="preserve">ижу кошмар, как в бранке, только вместо </w:t>
       </w:r>
       <w:r>
         <w:t>фрактального озера</w:t>
@@ -20357,15 +19825,7 @@
     </w:p>
     <w:p>
       <w:r>
-        <w:t xml:space="preserve">Я подумал, что опять произошёл сбой в </w:t>
-      </w:r>
-      <w:proofErr w:type="spellStart"/>
-      <w:r>
-        <w:t>гравитонной</w:t>
-      </w:r>
-      <w:proofErr w:type="spellEnd"/>
-      <w:r>
-        <w:t xml:space="preserve"> камере.</w:t>
+        <w:t>Я подумал, что опять произошёл сбой в гравитонной камере.</w:t>
       </w:r>
     </w:p>
     <w:p>
@@ -20905,15 +20365,7 @@
     </w:p>
     <w:p>
       <w:r>
-        <w:t xml:space="preserve">— Я плохо помню, — сказал я. — Она просила зайти к ней, поговорить о </w:t>
-      </w:r>
-      <w:proofErr w:type="spellStart"/>
-      <w:r>
-        <w:t>нуболидах</w:t>
-      </w:r>
-      <w:proofErr w:type="spellEnd"/>
-      <w:r>
-        <w:t>. А потом…</w:t>
+        <w:t>— Я плохо помню, — сказал я. — Она просила зайти к ней, поговорить о нуболидах. А потом…</w:t>
       </w:r>
     </w:p>
     <w:p>
@@ -21037,15 +20489,7 @@
     </w:p>
     <w:p>
       <w:r>
-        <w:t xml:space="preserve">— Мерцель пригласила меня к себе, чтобы поговорить о </w:t>
-      </w:r>
-      <w:proofErr w:type="spellStart"/>
-      <w:r>
-        <w:t>нуболидах</w:t>
-      </w:r>
-      <w:proofErr w:type="spellEnd"/>
-      <w:r>
-        <w:t>. Или нет. Она хотела мне что-то показать. Записку.</w:t>
+        <w:t>— Мерцель пригласила меня к себе, чтобы поговорить о нуболидах. Или нет. Она хотела мне что-то показать. Записку.</w:t>
       </w:r>
     </w:p>
     <w:p>
@@ -21125,15 +20569,7 @@
         <w:t xml:space="preserve"> сейчас</w:t>
       </w:r>
       <w:r>
-        <w:t xml:space="preserve"> уложат на каталку и увезут, громыхая по металлическому полу </w:t>
-      </w:r>
-      <w:proofErr w:type="spellStart"/>
-      <w:r>
-        <w:t>восьмерящими</w:t>
-      </w:r>
-      <w:proofErr w:type="spellEnd"/>
-      <w:r>
-        <w:t xml:space="preserve"> колёсами, в пропахшую смертью операционную.</w:t>
+        <w:t xml:space="preserve"> уложат на каталку и увезут, громыхая по металлическому полу восьмерящими колёсами, в пропахшую смертью операционную.</w:t>
       </w:r>
     </w:p>
     <w:p>
@@ -21148,15 +20584,7 @@
     </w:p>
     <w:p>
       <w:r>
-        <w:t xml:space="preserve">Мицюкин скривился, но промолчал. Я вдруг подумал о Майорове — странно, что он ещё не ворвался в </w:t>
-      </w:r>
-      <w:proofErr w:type="spellStart"/>
-      <w:r>
-        <w:t>медотсек</w:t>
-      </w:r>
-      <w:proofErr w:type="spellEnd"/>
-      <w:r>
-        <w:t xml:space="preserve"> и не потребовал объяснений, тряся папкой с какими-нибудь захватанными отчётами, трассировками, </w:t>
+        <w:t xml:space="preserve">Мицюкин скривился, но промолчал. Я вдруг подумал о Майорове — странно, что он ещё не ворвался в медотсек и не потребовал объяснений, тряся папкой с какими-нибудь захватанными отчётами, трассировками, </w:t>
       </w:r>
       <w:r>
         <w:lastRenderedPageBreak/>
@@ -21400,15 +20828,7 @@
     </w:p>
     <w:p>
       <w:r>
-        <w:t xml:space="preserve">Я не сомневался, что увижу скрюченного от ярости </w:t>
-      </w:r>
-      <w:proofErr w:type="spellStart"/>
-      <w:r>
-        <w:t>Мицюкина</w:t>
-      </w:r>
-      <w:proofErr w:type="spellEnd"/>
-      <w:r>
-        <w:t xml:space="preserve">, который вцепится в меня холодными пальцами и утащит в тайную тюрьму, но в отсек </w:t>
+        <w:t xml:space="preserve">Я не сомневался, что увижу скрюченного от ярости Мицюкина, который вцепится в меня холодными пальцами и утащит в тайную тюрьму, но в отсек </w:t>
       </w:r>
       <w:r>
         <w:t>воровато</w:t>
@@ -21547,15 +20967,7 @@
     </w:p>
     <w:p>
       <w:r>
-        <w:t xml:space="preserve">— От дерготни </w:t>
-      </w:r>
-      <w:proofErr w:type="spellStart"/>
-      <w:r>
-        <w:t>Мицюкина</w:t>
-      </w:r>
-      <w:proofErr w:type="spellEnd"/>
-      <w:r>
-        <w:t xml:space="preserve"> лучше не становится. Хорошо хоть Майорова сразу положили, а то бы </w:t>
+        <w:t xml:space="preserve">— От дерготни Мицюкина лучше не становится. Хорошо хоть Майорова сразу положили, а то бы </w:t>
       </w:r>
       <w:r>
         <w:t xml:space="preserve">они </w:t>
@@ -21752,15 +21164,7 @@
         <w:t>обожгло</w:t>
       </w:r>
       <w:r>
-        <w:t xml:space="preserve"> металлическим холодом. Я сделал осторожный шаг, и в этот момент отсек тряхнуло — </w:t>
-      </w:r>
-      <w:proofErr w:type="spellStart"/>
-      <w:r>
-        <w:t>гравитонный</w:t>
-      </w:r>
-      <w:proofErr w:type="spellEnd"/>
-      <w:r>
-        <w:t xml:space="preserve"> привод опять решил поиздеваться над вестибулярным аппаратом.</w:t>
+        <w:t xml:space="preserve"> металлическим холодом. Я сделал осторожный шаг, и в этот момент отсек тряхнуло — гравитонный привод опять решил поиздеваться над вестибулярным аппаратом.</w:t>
       </w:r>
     </w:p>
     <w:p>
@@ -22475,15 +21879,7 @@
     </w:p>
     <w:p>
       <w:r>
-        <w:t xml:space="preserve">— В </w:t>
-      </w:r>
-      <w:proofErr w:type="spellStart"/>
-      <w:r>
-        <w:t>нуболидах</w:t>
-      </w:r>
-      <w:proofErr w:type="spellEnd"/>
-      <w:r>
-        <w:t>?</w:t>
+        <w:t>— В нуболидах?</w:t>
       </w:r>
     </w:p>
     <w:p>
@@ -22711,15 +22107,7 @@
     </w:p>
     <w:p>
       <w:r>
-        <w:t xml:space="preserve">Больше мы ни о чём не говорили. Вопросов было много, сердце взволнованно ёрзало в груди, когда я думал о токсине или </w:t>
-      </w:r>
-      <w:proofErr w:type="spellStart"/>
-      <w:r>
-        <w:t>нуболидах</w:t>
-      </w:r>
-      <w:proofErr w:type="spellEnd"/>
-      <w:r>
-        <w:t>, однако нужные слова не приходили в голову.</w:t>
+        <w:t>Больше мы ни о чём не говорили. Вопросов было много, сердце взволнованно ёрзало в груди, когда я думал о токсине или нуболидах, однако нужные слова не приходили в голову.</w:t>
       </w:r>
     </w:p>
     <w:p>
@@ -23147,15 +22535,7 @@
     </w:p>
     <w:p>
       <w:r>
-        <w:t xml:space="preserve">— Родители есть, — сказал я, — но я их редко последнее время навещаю. Нехорошо это, конечно. Надо будет обязательно съездить в </w:t>
-      </w:r>
-      <w:proofErr w:type="spellStart"/>
-      <w:r>
-        <w:t>Стальск</w:t>
-      </w:r>
-      <w:proofErr w:type="spellEnd"/>
-      <w:r>
-        <w:t>, когда вернусь. Если вернусь, — добавил я.</w:t>
+        <w:t>— Родители есть, — сказал я, — но я их редко последнее время навещаю. Нехорошо это, конечно. Надо будет обязательно съездить в Стальск, когда вернусь. Если вернусь, — добавил я.</w:t>
       </w:r>
     </w:p>
     <w:p>
@@ -23170,15 +22550,7 @@
     </w:p>
     <w:p>
       <w:r>
-        <w:t xml:space="preserve">— </w:t>
-      </w:r>
-      <w:proofErr w:type="spellStart"/>
-      <w:r>
-        <w:t>Стальск</w:t>
-      </w:r>
-      <w:proofErr w:type="spellEnd"/>
-      <w:r>
-        <w:t xml:space="preserve">… </w:t>
+        <w:t xml:space="preserve">— Стальск… </w:t>
       </w:r>
       <w:r>
         <w:t xml:space="preserve">— проговорила Вера. — </w:t>
@@ -23189,15 +22561,7 @@
     </w:p>
     <w:p>
       <w:r>
-        <w:t xml:space="preserve">— Вряд ли, — сказал я. — Их много, </w:t>
-      </w:r>
-      <w:proofErr w:type="spellStart"/>
-      <w:r>
-        <w:t>Стальсков</w:t>
-      </w:r>
-      <w:proofErr w:type="spellEnd"/>
-      <w:r>
-        <w:t xml:space="preserve"> этих. Мой — двенадцатый по счёту.</w:t>
+        <w:t>— Вряд ли, — сказал я. — Их много, Стальсков этих. Мой — двенадцатый по счёту.</w:t>
       </w:r>
     </w:p>
     <w:p>
@@ -23743,15 +23107,7 @@
     </w:p>
     <w:p>
       <w:r>
-        <w:t xml:space="preserve">Внутри меня что-то забурлило. Всё вокруг — синий глаз иллюминатора, затянутые тенью стены, потолок и маленькая фотография у кровати — закачалось в такт возбуждённому дыханию. Я сорвал с неё блузку. </w:t>
-      </w:r>
-      <w:proofErr w:type="spellStart"/>
-      <w:r>
-        <w:t>Заклацали</w:t>
-      </w:r>
-      <w:proofErr w:type="spellEnd"/>
-      <w:r>
-        <w:t xml:space="preserve"> по полу, как россыпь жемчужинок, вылетевшие пуговицы — и рассеянно разбежались по сторонам.</w:t>
+        <w:t>Внутри меня что-то забурлило. Всё вокруг — синий глаз иллюминатора, затянутые тенью стены, потолок и маленькая фотография у кровати — закачалось в такт возбуждённому дыханию. Я сорвал с неё блузку. Заклацали по полу, как россыпь жемчужинок, вылетевшие пуговицы — и рассеянно разбежались по сторонам.</w:t>
       </w:r>
     </w:p>
     <w:p>
@@ -23759,7 +23115,6 @@
         <w:lastRenderedPageBreak/>
         <w:t xml:space="preserve">— От тебя пахнет кровью и фурацилином. — Вера слегка отодвинулась, откинула голову и посмотрела сквозь прищуренные веки, едва заметно улыбаясь. — А ещё </w:t>
       </w:r>
-      <w:proofErr w:type="spellStart"/>
       <w:r>
         <w:t>по</w:t>
       </w:r>
@@ -23769,7 +23124,6 @@
       <w:r>
         <w:t>том</w:t>
       </w:r>
-      <w:proofErr w:type="spellEnd"/>
       <w:r>
         <w:t>.</w:t>
       </w:r>
@@ -23845,15 +23199,7 @@
     </w:p>
     <w:p>
       <w:r>
-        <w:t xml:space="preserve">Первый полёт в космос. Первый </w:t>
-      </w:r>
-      <w:proofErr w:type="spellStart"/>
-      <w:r>
-        <w:t>бранк</w:t>
-      </w:r>
-      <w:proofErr w:type="spellEnd"/>
-      <w:r>
-        <w:t>. Первый сон во время перехода. Знакомство с ней.</w:t>
+        <w:t>Первый полёт в космос. Первый бранк. Первый сон во время перехода. Знакомство с ней.</w:t>
       </w:r>
     </w:p>
     <w:p>
@@ -23922,13 +23268,8 @@
       </w:r>
     </w:p>
     <w:p>
-      <w:proofErr w:type="spellStart"/>
-      <w:r>
-        <w:t>Пшикнул</w:t>
-      </w:r>
-      <w:proofErr w:type="spellEnd"/>
-      <w:r>
-        <w:t xml:space="preserve"> диспенсер, зажурчала в кружке вода.</w:t>
+      <w:r>
+        <w:t>Пшикнул диспенсер, зажурчала в кружке вода.</w:t>
       </w:r>
     </w:p>
     <w:p>
@@ -24136,7 +23477,13 @@
         <w:t xml:space="preserve"> головой</w:t>
       </w:r>
       <w:r>
-        <w:t>. — Там же страшная гравитация! Как это вообще могло…</w:t>
+        <w:t>. — Там же гравитация</w:t>
+      </w:r>
+      <w:r>
+        <w:t xml:space="preserve"> куда больше земной</w:t>
+      </w:r>
+      <w:r>
+        <w:t>! Как это вообще могло…</w:t>
       </w:r>
     </w:p>
     <w:p>
@@ -24197,15 +23544,7 @@
         <w:t xml:space="preserve">Какая разница, сколько лет изучаем? </w:t>
       </w:r>
       <w:r>
-        <w:t xml:space="preserve">Я вообще в </w:t>
-      </w:r>
-      <w:proofErr w:type="spellStart"/>
-      <w:r>
-        <w:t>химлабе</w:t>
-      </w:r>
-      <w:proofErr w:type="spellEnd"/>
-      <w:r>
-        <w:t xml:space="preserve"> сижу, откуда мне знать?</w:t>
+        <w:t>Я вообще в химлабе сижу, откуда мне знать?</w:t>
       </w:r>
     </w:p>
     <w:p>
@@ -24285,15 +23624,7 @@
     </w:p>
     <w:p>
       <w:r>
-        <w:t xml:space="preserve">Сбой в </w:t>
-      </w:r>
-      <w:proofErr w:type="spellStart"/>
-      <w:r>
-        <w:t>гравитонной</w:t>
-      </w:r>
-      <w:proofErr w:type="spellEnd"/>
-      <w:r>
-        <w:t xml:space="preserve"> камере?</w:t>
+        <w:t>Сбой в гравитонной камере?</w:t>
       </w:r>
     </w:p>
     <w:p>
@@ -24796,13 +24127,8 @@
       </w:r>
     </w:p>
     <w:p>
-      <w:proofErr w:type="spellStart"/>
-      <w:r>
-        <w:t>Гравитонный</w:t>
-      </w:r>
-      <w:proofErr w:type="spellEnd"/>
-      <w:r>
-        <w:t xml:space="preserve"> привод едва работал.</w:t>
+      <w:r>
+        <w:t>Гравитонный привод едва работал.</w:t>
       </w:r>
     </w:p>
     <w:p>
@@ -24891,15 +24217,7 @@
     </w:p>
     <w:p>
       <w:r>
-        <w:t xml:space="preserve">Глаза мои уже немного привыкли к расходящейся тряске и мелькающему свету. Я узнал искривлённое лицо </w:t>
-      </w:r>
-      <w:proofErr w:type="spellStart"/>
-      <w:r>
-        <w:t>Мицюкина</w:t>
-      </w:r>
-      <w:proofErr w:type="spellEnd"/>
-      <w:r>
-        <w:t xml:space="preserve">, который </w:t>
+        <w:t xml:space="preserve">Глаза мои уже немного привыкли к расходящейся тряске и мелькающему свету. Я узнал искривлённое лицо Мицюкина, который </w:t>
       </w:r>
       <w:r>
         <w:t>жёг</w:t>
@@ -24914,13 +24232,8 @@
       </w:r>
     </w:p>
     <w:p>
-      <w:proofErr w:type="spellStart"/>
-      <w:r>
-        <w:t>Мицюкина</w:t>
-      </w:r>
-      <w:proofErr w:type="spellEnd"/>
-      <w:r>
-        <w:t xml:space="preserve"> перекосило, как засбоившую машину. Резак, изрыгнув последнюю струю пламени, погас у него в руке, и он уставился на меня, как на чудище из ночного кошмара. Появилось ещё несколько теней, вылезших из </w:t>
+      <w:r>
+        <w:t xml:space="preserve">Мицюкина перекосило, как засбоившую машину. Резак, изрыгнув последнюю струю пламени, погас у него в руке, и он уставился на меня, как на чудище из ночного кошмара. Появилось ещё несколько теней, вылезших из </w:t>
       </w:r>
       <w:r>
         <w:lastRenderedPageBreak/>
@@ -25047,11 +24360,9 @@
       <w:r>
         <w:t xml:space="preserve">Всё перед глазами завязло в крови. Я решил, что огонь с реактивной тягой рвётся ко мне навстречу. Раскинул руки, ожидая избавления от этого ревущего ада, но огонь отступил, превратившись в </w:t>
       </w:r>
-      <w:proofErr w:type="spellStart"/>
       <w:r>
         <w:t>стробящие</w:t>
       </w:r>
-      <w:proofErr w:type="spellEnd"/>
       <w:r>
         <w:t>, как иллюминация, аварийные люминофоры.</w:t>
       </w:r>
@@ -25445,15 +24756,7 @@
     </w:p>
     <w:p>
       <w:r>
-        <w:t xml:space="preserve">Тяжёлый тёмный взгляд </w:t>
-      </w:r>
-      <w:proofErr w:type="spellStart"/>
-      <w:r>
-        <w:t>Мицюкина</w:t>
-      </w:r>
-      <w:proofErr w:type="spellEnd"/>
-      <w:r>
-        <w:t xml:space="preserve"> прожигал насквозь. </w:t>
+        <w:t xml:space="preserve">Тяжёлый тёмный взгляд Мицюкина прожигал насквозь. </w:t>
       </w:r>
     </w:p>
     <w:p>
@@ -25493,15 +24796,7 @@
     </w:p>
     <w:p>
       <w:r>
-        <w:t xml:space="preserve">Тень </w:t>
-      </w:r>
-      <w:proofErr w:type="spellStart"/>
-      <w:r>
-        <w:t>Мицюкина</w:t>
-      </w:r>
-      <w:proofErr w:type="spellEnd"/>
-      <w:r>
-        <w:t xml:space="preserve"> нависала надо мной, прижимала к стене. Я невольно попятился, задел за что-то ногой и едва не свалился на пол.</w:t>
+        <w:t>Тень Мицюкина нависала надо мной, прижимала к стене. Я невольно попятился, задел за что-то ногой и едва не свалился на пол.</w:t>
       </w:r>
     </w:p>
     <w:p>
@@ -26616,15 +25911,7 @@
     </w:p>
     <w:p>
       <w:r>
-        <w:t xml:space="preserve">Вера подбежала, вышла из аварийного мрака, как из </w:t>
-      </w:r>
-      <w:proofErr w:type="spellStart"/>
-      <w:r>
-        <w:t>бранка</w:t>
-      </w:r>
-      <w:proofErr w:type="spellEnd"/>
-      <w:r>
-        <w:t>, и обхватила меня за плечи. Я остолбенел. Дыхание перехватило от радости. Я прижался к её губам.</w:t>
+        <w:t>Вера подбежала, вышла из аварийного мрака, как из бранка, и обхватила меня за плечи. Я остолбенел. Дыхание перехватило от радости. Я прижался к её губам.</w:t>
       </w:r>
     </w:p>
     <w:p>
@@ -26814,15 +26101,7 @@
     </w:p>
     <w:p>
       <w:r>
-        <w:t xml:space="preserve">Камеру с </w:t>
-      </w:r>
-      <w:proofErr w:type="spellStart"/>
-      <w:r>
-        <w:t>нуболидами</w:t>
-      </w:r>
-      <w:proofErr w:type="spellEnd"/>
-      <w:r>
-        <w:t xml:space="preserve"> закрывала дымная пелена.</w:t>
+        <w:t>Камеру с нуболидами закрывала дымная пелена.</w:t>
       </w:r>
     </w:p>
     <w:p>
@@ -27652,15 +26931,7 @@
     </w:p>
     <w:p>
       <w:r>
-        <w:t xml:space="preserve">У выхода в коридор Майоров спорил о чём-то с </w:t>
-      </w:r>
-      <w:proofErr w:type="spellStart"/>
-      <w:r>
-        <w:t>Мицюкиным</w:t>
-      </w:r>
-      <w:proofErr w:type="spellEnd"/>
-      <w:r>
-        <w:t xml:space="preserve"> — так яростно и увлечённо, что даже не обратил на меня внимания. На скамейке у стены сидела Симонова, опрятная, с затянутыми в пучок волосами — ударница труда с цветастого плаката, которая прихорошилась, но не слишком, чтобы отправиться на работу, в вопящий цех, по утру. Она посмотрела на меня тёмным испуганным взглядом.</w:t>
+        <w:t>У выхода в коридор Майоров спорил о чём-то с Мицюкиным — так яростно и увлечённо, что даже не обратил на меня внимания. На скамейке у стены сидела Симонова, опрятная, с затянутыми в пучок волосами — ударница труда с цветастого плаката, которая прихорошилась, но не слишком, чтобы отправиться на работу, в вопящий цех, по утру. Она посмотрела на меня тёмным испуганным взглядом.</w:t>
       </w:r>
     </w:p>
     <w:p>
@@ -27817,15 +27088,7 @@
     </w:p>
     <w:p>
       <w:r>
-        <w:t xml:space="preserve">— Петя, — сказала она и тут же добавила, заметив мой недоумённый взгляд: — Пётр </w:t>
-      </w:r>
-      <w:proofErr w:type="spellStart"/>
-      <w:r>
-        <w:t>Верховенцев</w:t>
-      </w:r>
-      <w:proofErr w:type="spellEnd"/>
-      <w:r>
-        <w:t xml:space="preserve"> из химической. Он в реанимации, это третий отсек. А то я что-то боюсь.</w:t>
+        <w:t>— Петя, — сказала она и тут же добавила, заметив мой недоумённый взгляд: — Пётр Верховенцев из химической. Он в реанимации, это третий отсек. А то я что-то боюсь.</w:t>
       </w:r>
     </w:p>
     <w:p>
@@ -27861,15 +27124,7 @@
     </w:p>
     <w:p>
       <w:r>
-        <w:t xml:space="preserve">— Какого чёрта ты вообще на этот уровень </w:t>
-      </w:r>
-      <w:proofErr w:type="spellStart"/>
-      <w:r>
-        <w:t>попёрся</w:t>
-      </w:r>
-      <w:proofErr w:type="spellEnd"/>
-      <w:r>
-        <w:t>?</w:t>
+        <w:t>— Какого чёрта ты вообще на этот уровень попёрся?</w:t>
       </w:r>
     </w:p>
     <w:p>
@@ -27993,15 +27248,7 @@
     </w:p>
     <w:p>
       <w:r>
-        <w:t xml:space="preserve">— Мы, — этот долгий слог едва не застрял у </w:t>
-      </w:r>
-      <w:proofErr w:type="spellStart"/>
-      <w:r>
-        <w:t>Мицюкина</w:t>
-      </w:r>
-      <w:proofErr w:type="spellEnd"/>
-      <w:r>
-        <w:t xml:space="preserve"> в горле, — проводим ремонт двигательных модулей. Спасибо вам за участие, но ваша помощь пока не требуется.</w:t>
+        <w:t>— Мы, — этот долгий слог едва не застрял у Мицюкина в горле, — проводим ремонт двигательных модулей. Спасибо вам за участие, но ваша помощь пока не требуется.</w:t>
       </w:r>
     </w:p>
     <w:p>
@@ -28093,15 +27340,7 @@
         <w:t>Что хотите</w:t>
       </w:r>
       <w:r>
-        <w:t xml:space="preserve">? — Губы у </w:t>
-      </w:r>
-      <w:proofErr w:type="spellStart"/>
-      <w:r>
-        <w:t>Мицюкина</w:t>
-      </w:r>
-      <w:proofErr w:type="spellEnd"/>
-      <w:r>
-        <w:t xml:space="preserve"> задрожали.</w:t>
+        <w:t>? — Губы у Мицюкина задрожали.</w:t>
       </w:r>
     </w:p>
     <w:p>
@@ -28139,15 +27378,7 @@
     </w:p>
     <w:p>
       <w:r>
-        <w:t xml:space="preserve">Я подумал, что на месте </w:t>
-      </w:r>
-      <w:proofErr w:type="spellStart"/>
-      <w:r>
-        <w:t>Мицюкина</w:t>
-      </w:r>
-      <w:proofErr w:type="spellEnd"/>
-      <w:r>
-        <w:t xml:space="preserve"> тоже не подпустил бы никого из нас ни к ремонту двигательных модулей, ни к управлению станцией.</w:t>
+        <w:t>Я подумал, что на месте Мицюкина тоже не подпустил бы никого из нас ни к ремонту двигательных модулей, ни к управлению станцией.</w:t>
       </w:r>
     </w:p>
     <w:p>
@@ -28188,15 +27419,7 @@
     </w:p>
     <w:p>
       <w:r>
-        <w:t xml:space="preserve">— Меня просили узнать про </w:t>
-      </w:r>
-      <w:proofErr w:type="spellStart"/>
-      <w:r>
-        <w:t>Верховенцева</w:t>
-      </w:r>
-      <w:proofErr w:type="spellEnd"/>
-      <w:r>
-        <w:t>.</w:t>
+        <w:t>— Меня просили узнать про Верховенцева.</w:t>
       </w:r>
     </w:p>
     <w:p>
@@ -28206,15 +27429,7 @@
     </w:p>
     <w:p>
       <w:r>
-        <w:t xml:space="preserve">— По поводу </w:t>
-      </w:r>
-      <w:proofErr w:type="spellStart"/>
-      <w:r>
-        <w:t>Верховенцева</w:t>
-      </w:r>
-      <w:proofErr w:type="spellEnd"/>
-      <w:r>
-        <w:t xml:space="preserve"> ничего сказать не могу, — ответил Синицын. — Состояние тяжёлое, насколько я могу судить. Сложно пока что-то обещать. Скажите, что он стабилен, но в сознание не приходил.</w:t>
+        <w:t>— По поводу Верховенцева ничего сказать не могу, — ответил Синицын. — Состояние тяжёлое, насколько я могу судить. Сложно пока что-то обещать. Скажите, что он стабилен, но в сознание не приходил.</w:t>
       </w:r>
     </w:p>
     <w:p>
@@ -28305,15 +27520,7 @@
     </w:p>
     <w:p>
       <w:r>
-        <w:t xml:space="preserve">— В </w:t>
-      </w:r>
-      <w:proofErr w:type="spellStart"/>
-      <w:r>
-        <w:t>химлабе</w:t>
-      </w:r>
-      <w:proofErr w:type="spellEnd"/>
-      <w:r>
-        <w:t>. Я потом объясню.</w:t>
+        <w:t>— В химлабе. Я потом объясню.</w:t>
       </w:r>
     </w:p>
     <w:p>
@@ -28869,15 +28076,7 @@
     </w:p>
     <w:p>
       <w:r>
-        <w:t xml:space="preserve">Другая команда специалистов, о которой говорил Андреев, состояла из одной Веры. Если не считать меня. Руководителя химической лаборатории на глазах у Веры запаковали в чёрный мешок, а </w:t>
-      </w:r>
-      <w:proofErr w:type="spellStart"/>
-      <w:r>
-        <w:t>Верховенцев</w:t>
-      </w:r>
-      <w:proofErr w:type="spellEnd"/>
-      <w:r>
-        <w:t xml:space="preserve"> лежал в реанимации, подключённый к ревущему от перебоев пульса аппарату.</w:t>
+        <w:t>Другая команда специалистов, о которой говорил Андреев, состояла из одной Веры. Если не считать меня. Руководителя химической лаборатории на глазах у Веры запаковали в чёрный мешок, а Верховенцев лежал в реанимации, подключённый к ревущему от перебоев пульса аппарату.</w:t>
       </w:r>
     </w:p>
     <w:p>
@@ -29179,15 +28378,7 @@
     </w:p>
     <w:p>
       <w:r>
-        <w:t xml:space="preserve">— Он так работает, к сожалению. Не всегда с первого раза. — Вера всмотрелась в </w:t>
-      </w:r>
-      <w:proofErr w:type="spellStart"/>
-      <w:r>
-        <w:t>мреющие</w:t>
-      </w:r>
-      <w:proofErr w:type="spellEnd"/>
-      <w:r>
-        <w:t xml:space="preserve"> строчки. — Надеюсь, анализатор не сдох.</w:t>
+        <w:t>— Он так работает, к сожалению. Не всегда с первого раза. — Вера всмотрелась в мреющие строчки. — Надеюсь, анализатор не сдох.</w:t>
       </w:r>
     </w:p>
     <w:p>
@@ -29419,15 +28610,7 @@
         <w:t>С</w:t>
       </w:r>
       <w:r>
-        <w:t xml:space="preserve">бой в </w:t>
-      </w:r>
-      <w:proofErr w:type="spellStart"/>
-      <w:r>
-        <w:t>гравитонной</w:t>
-      </w:r>
-      <w:proofErr w:type="spellEnd"/>
-      <w:r>
-        <w:t xml:space="preserve"> камере. Просто сбой. Такой же, как раньше. Качка.</w:t>
+        <w:t>бой в гравитонной камере. Просто сбой. Такой же, как раньше. Качка.</w:t>
       </w:r>
     </w:p>
     <w:p>
@@ -29501,15 +28684,7 @@
         <w:t>Е</w:t>
       </w:r>
       <w:r>
-        <w:t xml:space="preserve">сли хочешь, иди к своему </w:t>
-      </w:r>
-      <w:proofErr w:type="spellStart"/>
-      <w:r>
-        <w:t>Мицюкину</w:t>
-      </w:r>
-      <w:proofErr w:type="spellEnd"/>
-      <w:r>
-        <w:t>. Вдруг он передумает. Будешь там под его присмотром гайки крутить. А я сама справлюсь.</w:t>
+        <w:t>сли хочешь, иди к своему Мицюкину. Вдруг он передумает. Будешь там под его присмотром гайки крутить. А я сама справлюсь.</w:t>
       </w:r>
     </w:p>
     <w:p>
@@ -29519,15 +28694,7 @@
     </w:p>
     <w:p>
       <w:r>
-        <w:t xml:space="preserve">— Прости. Я тебя тут одну не оставлю. Нет никакого смысла с </w:t>
-      </w:r>
-      <w:proofErr w:type="spellStart"/>
-      <w:r>
-        <w:t>Мицюкиным</w:t>
-      </w:r>
-      <w:proofErr w:type="spellEnd"/>
-      <w:r>
-        <w:t xml:space="preserve"> пререкаться. Ни к чему он меня не подпустит, это я уже понял.</w:t>
+        <w:t>— Прости. Я тебя тут одну не оставлю. Нет никакого смысла с Мицюкиным пререкаться. Ни к чему он меня не подпустит, это я уже понял.</w:t>
       </w:r>
     </w:p>
     <w:p>
@@ -29542,15 +28709,7 @@
     </w:p>
     <w:p>
       <w:r>
-        <w:t xml:space="preserve">— Надо собрать образцы. Что там в каюте Марутяна творится, я не знаю, могут не пускать никого. Как и в лабораторию. К </w:t>
-      </w:r>
-      <w:proofErr w:type="spellStart"/>
-      <w:r>
-        <w:t>Марутяну</w:t>
-      </w:r>
-      <w:proofErr w:type="spellEnd"/>
-      <w:r>
-        <w:t xml:space="preserve"> я попробую сама сходить, ко мне спокойнее отнесутся.</w:t>
+        <w:t>— Надо собрать образцы. Что там в каюте Марутяна творится, я не знаю, могут не пускать никого. Как и в лабораторию. К Марутяну я попробую сама сходить, ко мне спокойнее отнесутся.</w:t>
       </w:r>
     </w:p>
     <w:p>
@@ -29782,15 +28941,7 @@
     <w:p>
       <w:r>
         <w:lastRenderedPageBreak/>
-        <w:t xml:space="preserve">— Я не предлагаю здесь сидеть. Пойдём к </w:t>
-      </w:r>
-      <w:proofErr w:type="spellStart"/>
-      <w:r>
-        <w:t>Мицюкину</w:t>
-      </w:r>
-      <w:proofErr w:type="spellEnd"/>
-      <w:r>
-        <w:t xml:space="preserve"> или Андрееву, спорить будем, нашу правду-матку отстаивать. А парня оставь. Он тоже полезным делом занимается.</w:t>
+        <w:t>— Я не предлагаю здесь сидеть. Пойдём к Мицюкину или Андрееву, спорить будем, нашу правду-матку отстаивать. А парня оставь. Он тоже полезным делом занимается.</w:t>
       </w:r>
     </w:p>
     <w:p>
@@ -30766,26 +29917,13 @@
       <w:r>
         <w:t xml:space="preserve">вообще </w:t>
       </w:r>
-      <w:proofErr w:type="spellStart"/>
-      <w:r>
-        <w:t>попёрся</w:t>
-      </w:r>
-      <w:proofErr w:type="spellEnd"/>
-      <w:r>
-        <w:t xml:space="preserve"> в лабораторию?</w:t>
-      </w:r>
-    </w:p>
-    <w:p>
-      <w:r>
-        <w:t xml:space="preserve">За спиной у </w:t>
-      </w:r>
-      <w:proofErr w:type="spellStart"/>
-      <w:r>
-        <w:t>Мицюкина</w:t>
-      </w:r>
-      <w:proofErr w:type="spellEnd"/>
-      <w:r>
-        <w:t xml:space="preserve"> материализовался неизменно следующий за ним Лысанов.</w:t>
+      <w:r>
+        <w:t>попёрся в лабораторию?</w:t>
+      </w:r>
+    </w:p>
+    <w:p>
+      <w:r>
+        <w:t>За спиной у Мицюкина материализовался неизменно следующий за ним Лысанов.</w:t>
       </w:r>
     </w:p>
     <w:p>
@@ -30859,15 +29997,7 @@
     </w:p>
     <w:p>
       <w:r>
-        <w:t xml:space="preserve">Он открыл дверь в лабораторию и отвёл глаза от пролившегося наружу красного света. Кто-то наблюдал за </w:t>
-      </w:r>
-      <w:proofErr w:type="spellStart"/>
-      <w:r>
-        <w:t>нуболидами</w:t>
-      </w:r>
-      <w:proofErr w:type="spellEnd"/>
-      <w:r>
-        <w:t>, но забыл отключить подкрашенное, как в комнате для проявки фотографий, освещение.</w:t>
+        <w:t>Он открыл дверь в лабораторию и отвёл глаза от пролившегося наружу красного света. Кто-то наблюдал за нуболидами, но забыл отключить подкрашенное, как в комнате для проявки фотографий, освещение.</w:t>
       </w:r>
     </w:p>
     <w:p>
@@ -30992,23 +30122,7 @@
     </w:p>
     <w:p>
       <w:r>
-        <w:t xml:space="preserve">— Удобно как! — прорычал Мицюкин. — Хорошо что </w:t>
-      </w:r>
-      <w:proofErr w:type="spellStart"/>
-      <w:r>
-        <w:t>Верховенцеву</w:t>
-      </w:r>
-      <w:proofErr w:type="spellEnd"/>
-      <w:r>
-        <w:t xml:space="preserve"> с </w:t>
-      </w:r>
-      <w:proofErr w:type="spellStart"/>
-      <w:r>
-        <w:t>Кавинским</w:t>
-      </w:r>
-      <w:proofErr w:type="spellEnd"/>
-      <w:r>
-        <w:t xml:space="preserve"> уже ничего не требуется!</w:t>
+        <w:t>— Удобно как! — прорычал Мицюкин. — Хорошо что Верховенцеву с Кавинским уже ничего не требуется!</w:t>
       </w:r>
     </w:p>
     <w:p>
@@ -31023,23 +30137,7 @@
     </w:p>
     <w:p>
       <w:r>
-        <w:t xml:space="preserve">— А </w:t>
-      </w:r>
-      <w:proofErr w:type="spellStart"/>
-      <w:r>
-        <w:t>Верховенцев</w:t>
-      </w:r>
-      <w:proofErr w:type="spellEnd"/>
-      <w:r>
-        <w:t xml:space="preserve"> в чём виноват? А </w:t>
-      </w:r>
-      <w:proofErr w:type="spellStart"/>
-      <w:r>
-        <w:t>Кавинский</w:t>
-      </w:r>
-      <w:proofErr w:type="spellEnd"/>
-      <w:r>
-        <w:t>? И ты собираешься время на него тратить? Всё с ним будет в порядке. До суда оклемается.</w:t>
+        <w:t>— А Верховенцев в чём виноват? А Кавинский? И ты собираешься время на него тратить? Всё с ним будет в порядке. До суда оклемается.</w:t>
       </w:r>
     </w:p>
     <w:p>
@@ -31122,15 +30220,7 @@
     </w:p>
     <w:p>
       <w:r>
-        <w:t xml:space="preserve">В соседнем отсеке Минаева спорила с </w:t>
-      </w:r>
-      <w:proofErr w:type="spellStart"/>
-      <w:r>
-        <w:t>Мицюкиным</w:t>
-      </w:r>
-      <w:proofErr w:type="spellEnd"/>
-      <w:r>
-        <w:t xml:space="preserve"> — я слышал их голоса, но не различал ни единого слова.</w:t>
+        <w:t>В соседнем отсеке Минаева спорила с Мицюкиным — я слышал их голоса, но не различал ни единого слова.</w:t>
       </w:r>
     </w:p>
     <w:p>
@@ -31264,15 +30354,7 @@
         <w:t>П</w:t>
       </w:r>
       <w:r>
-        <w:t xml:space="preserve">робирка разбилась, мне надо сходить за новой. У нас в </w:t>
-      </w:r>
-      <w:proofErr w:type="spellStart"/>
-      <w:r>
-        <w:t>химлабе</w:t>
-      </w:r>
-      <w:proofErr w:type="spellEnd"/>
-      <w:r>
-        <w:t xml:space="preserve"> должны ещё быть.</w:t>
+        <w:t>робирка разбилась, мне надо сходить за новой. У нас в химлабе должны ещё быть.</w:t>
       </w:r>
     </w:p>
     <w:p>
@@ -31318,15 +30400,7 @@
         <w:t>В</w:t>
       </w:r>
       <w:r>
-        <w:t xml:space="preserve"> </w:t>
-      </w:r>
-      <w:proofErr w:type="spellStart"/>
-      <w:r>
-        <w:t>гравитонной</w:t>
-      </w:r>
-      <w:proofErr w:type="spellEnd"/>
-      <w:r>
-        <w:t xml:space="preserve"> камере вновь начались электронные судороги.</w:t>
+        <w:t xml:space="preserve"> гравитонной камере вновь начались электронные судороги.</w:t>
       </w:r>
     </w:p>
     <w:p>
@@ -31751,15 +30825,7 @@
     </w:p>
     <w:p>
       <w:r>
-        <w:t xml:space="preserve">— Зачем вам столько фибры в </w:t>
-      </w:r>
-      <w:proofErr w:type="spellStart"/>
-      <w:r>
-        <w:t>химлабе</w:t>
-      </w:r>
-      <w:proofErr w:type="spellEnd"/>
-      <w:r>
-        <w:t xml:space="preserve">? К тому же закрытой на ключ. Как раз в том ящике, который ты </w:t>
+        <w:t xml:space="preserve">— Зачем вам столько фибры в химлабе? К тому же закрытой на ключ. Как раз в том ящике, который ты </w:t>
       </w:r>
       <w:r>
         <w:t>открывать</w:t>
@@ -31770,15 +30836,7 @@
     </w:p>
     <w:p>
       <w:r>
-        <w:t xml:space="preserve">— Олег! — Вера нервно дёрнула за лямку висящей на плече сумки, шагнула ко мне и остановилась, не решилась подойти слишком близко. — Ты о чём вообще говоришь? Откуда я знаю, что лежит в </w:t>
-      </w:r>
-      <w:proofErr w:type="spellStart"/>
-      <w:r>
-        <w:t>химлабе</w:t>
-      </w:r>
-      <w:proofErr w:type="spellEnd"/>
-      <w:r>
-        <w:t xml:space="preserve">! Ты же видел, там полный бардак! У нас и работы-то последний год толковой не было, не лаборатория, а сплошная свалка. </w:t>
+        <w:t xml:space="preserve">— Олег! — Вера нервно дёрнула за лямку висящей на плече сумки, шагнула ко мне и остановилась, не решилась подойти слишком близко. — Ты о чём вообще говоришь? Откуда я знаю, что лежит в химлабе! Ты же видел, там полный бардак! У нас и работы-то последний год толковой не было, не лаборатория, а сплошная свалка. </w:t>
       </w:r>
       <w:r>
         <w:t>Наверное</w:t>
@@ -32308,15 +31366,7 @@
         <w:t>карточку</w:t>
       </w:r>
       <w:r>
-        <w:t xml:space="preserve">. </w:t>
-      </w:r>
-      <w:proofErr w:type="spellStart"/>
-      <w:r>
-        <w:t>Верховенцев</w:t>
-      </w:r>
-      <w:proofErr w:type="spellEnd"/>
-      <w:r>
-        <w:t>.</w:t>
+        <w:t>. Верховенцев.</w:t>
       </w:r>
     </w:p>
     <w:p>
@@ -32331,15 +31381,7 @@
     </w:p>
     <w:p>
       <w:r>
-        <w:t xml:space="preserve">Несколько часов назад здесь сидела Симонова, пока я пытался разузнать о </w:t>
-      </w:r>
-      <w:proofErr w:type="spellStart"/>
-      <w:r>
-        <w:t>Верховенцеве</w:t>
-      </w:r>
-      <w:proofErr w:type="spellEnd"/>
-      <w:r>
-        <w:t xml:space="preserve"> — у того самого человека, который зарезал его </w:t>
+        <w:t xml:space="preserve">Несколько часов назад здесь сидела Симонова, пока я пытался разузнать о Верховенцеве — у того самого человека, который зарезал его </w:t>
       </w:r>
       <w:r>
         <w:t>скальпелем</w:t>
@@ -32351,15 +31393,7 @@
         <w:t>,</w:t>
       </w:r>
       <w:r>
-        <w:t xml:space="preserve"> казалось, стоит зажмурить глаза, и время покатится вспять, как поставленная на перемотку запись. Я ведь даже ни разу не видел этого </w:t>
-      </w:r>
-      <w:proofErr w:type="spellStart"/>
-      <w:r>
-        <w:t>Верховенцева</w:t>
-      </w:r>
-      <w:proofErr w:type="spellEnd"/>
-      <w:r>
-        <w:t xml:space="preserve"> до катастрофы, но всё равно что-то болезненно ныло в груди, как вымотанная бегом мышца.</w:t>
+        <w:t xml:space="preserve"> казалось, стоит зажмурить глаза, и время покатится вспять, как поставленная на перемотку запись. Я ведь даже ни разу не видел этого Верховенцева до катастрофы, но всё равно что-то болезненно ныло в груди, как вымотанная бегом мышца.</w:t>
       </w:r>
     </w:p>
     <w:p>
@@ -33728,113 +32762,73 @@
     </w:p>
     <w:p>
       <w:r>
-        <w:t xml:space="preserve">— Да, странный дефект. Или она моток проволоки проглотила. Или… — Я положил снимок на стол. — Или это </w:t>
-      </w:r>
-      <w:proofErr w:type="spellStart"/>
-      <w:r>
-        <w:t>нуболид</w:t>
-      </w:r>
-      <w:proofErr w:type="spellEnd"/>
+        <w:t>— Да, странный дефект. Или она моток проволоки проглотила. Или… — Я положил снимок на стол. — Или это нуболид.</w:t>
+      </w:r>
+    </w:p>
+    <w:p>
+      <w:r>
+        <w:lastRenderedPageBreak/>
+        <w:t>— Нуболид в человеческом теле, — прошептала Вера. —</w:t>
+      </w:r>
+      <w:r>
+        <w:t xml:space="preserve"> </w:t>
+      </w:r>
+      <w:r>
+        <w:t>Мне бы такое в кошмарном сне не приснилось!</w:t>
+      </w:r>
+    </w:p>
+    <w:p>
+      <w:r>
+        <w:t>На мгновение перед глазами мелькнул поблекший уже образ — Вера, идущая ко мне навстречу вопреки урагану, тонкие алые нити, прорастающие у неё из груди.</w:t>
+      </w:r>
+    </w:p>
+    <w:p>
+      <w:r>
+        <w:t>— Вскрытие мы с тобой всё равно не сделаем, — сказал я. — К тому же для нас это ничего не изменит.</w:t>
+      </w:r>
+    </w:p>
+    <w:p>
+      <w:r>
+        <w:t xml:space="preserve">— </w:t>
+      </w:r>
+      <w:r>
+        <w:t>Р</w:t>
+      </w:r>
+      <w:r>
+        <w:t>ентген я всё же сделаю</w:t>
+      </w:r>
+      <w:r>
+        <w:t>, — ответила Вера. —</w:t>
+      </w:r>
+      <w:r>
+        <w:t xml:space="preserve"> Вдруг это сбой, а мы тут напридумали всякой ерунды.</w:t>
+      </w:r>
+    </w:p>
+    <w:p>
+      <w:r>
+        <w:t>— Если это сбой, — сказал я, — то мы потратили время, а времени у нас как раз и нет. А если не сбой…</w:t>
+      </w:r>
+    </w:p>
+    <w:p>
+      <w:r>
+        <w:t xml:space="preserve">— То, что? — тихо спросила </w:t>
+      </w:r>
+      <w:r>
+        <w:t>Вера</w:t>
+      </w:r>
       <w:r>
         <w:t>.</w:t>
       </w:r>
     </w:p>
     <w:p>
       <w:r>
-        <w:lastRenderedPageBreak/>
-        <w:t xml:space="preserve">— </w:t>
-      </w:r>
-      <w:proofErr w:type="spellStart"/>
-      <w:r>
-        <w:t>Нуболид</w:t>
-      </w:r>
-      <w:proofErr w:type="spellEnd"/>
-      <w:r>
-        <w:t xml:space="preserve"> в человеческом теле, — прошептала Вера. —</w:t>
-      </w:r>
-      <w:r>
-        <w:t xml:space="preserve"> </w:t>
-      </w:r>
-      <w:r>
-        <w:t>Мне бы такое в кошмарном сне не приснилось!</w:t>
-      </w:r>
-    </w:p>
-    <w:p>
-      <w:r>
-        <w:t>На мгновение перед глазами мелькнул поблекший уже образ — Вера, идущая ко мне навстречу вопреки урагану, тонкие алые нити, прорастающие у неё из груди.</w:t>
-      </w:r>
-    </w:p>
-    <w:p>
-      <w:r>
-        <w:t>— Вскрытие мы с тобой всё равно не сделаем, — сказал я. — К тому же для нас это ничего не изменит.</w:t>
-      </w:r>
-    </w:p>
-    <w:p>
-      <w:r>
-        <w:t xml:space="preserve">— </w:t>
-      </w:r>
-      <w:r>
-        <w:t>Р</w:t>
-      </w:r>
-      <w:r>
-        <w:t>ентген я всё же сделаю</w:t>
-      </w:r>
-      <w:r>
-        <w:t>, — ответила Вера. —</w:t>
-      </w:r>
-      <w:r>
-        <w:t xml:space="preserve"> Вдруг это сбой, а мы тут </w:t>
-      </w:r>
-      <w:proofErr w:type="spellStart"/>
-      <w:r>
-        <w:t>напридумали</w:t>
-      </w:r>
-      <w:proofErr w:type="spellEnd"/>
-      <w:r>
-        <w:t xml:space="preserve"> всякой ерунды.</w:t>
-      </w:r>
-    </w:p>
-    <w:p>
-      <w:r>
-        <w:t>— Если это сбой, — сказал я, — то мы потратили время, а времени у нас как раз и нет. А если не сбой…</w:t>
-      </w:r>
-    </w:p>
-    <w:p>
-      <w:r>
-        <w:t xml:space="preserve">— То, что? — тихо спросила </w:t>
-      </w:r>
-      <w:r>
-        <w:t>Вера</w:t>
-      </w:r>
-      <w:r>
-        <w:t>.</w:t>
-      </w:r>
-    </w:p>
-    <w:p>
-      <w:r>
-        <w:t xml:space="preserve">— Получается, мы ходим через червоточины благодаря </w:t>
-      </w:r>
-      <w:proofErr w:type="spellStart"/>
-      <w:r>
-        <w:t>нуболидам</w:t>
-      </w:r>
-      <w:proofErr w:type="spellEnd"/>
-      <w:r>
-        <w:t xml:space="preserve">? — </w:t>
+        <w:t xml:space="preserve">— Получается, мы ходим через червоточины благодаря нуболидам? — </w:t>
       </w:r>
       <w:r>
         <w:t>проговорил</w:t>
       </w:r>
       <w:r>
-        <w:t xml:space="preserve"> я. — </w:t>
-      </w:r>
-      <w:proofErr w:type="spellStart"/>
-      <w:r>
-        <w:t>Нуболид</w:t>
-      </w:r>
-      <w:proofErr w:type="spellEnd"/>
-      <w:r>
-        <w:t xml:space="preserve"> в симбиозе с навигатором? </w:t>
+        <w:t xml:space="preserve"> я. — Нуболид в симбиозе с навигатором? </w:t>
       </w:r>
       <w:r>
         <w:t>Видимо, и</w:t>
@@ -34089,15 +33083,7 @@
     </w:p>
     <w:p>
       <w:r>
-        <w:t xml:space="preserve">Освещение в столовой приглушили — или же </w:t>
-      </w:r>
-      <w:proofErr w:type="spellStart"/>
-      <w:r>
-        <w:t>коротнула</w:t>
-      </w:r>
-      <w:proofErr w:type="spellEnd"/>
-      <w:r>
-        <w:t xml:space="preserve"> очередная </w:t>
+        <w:t xml:space="preserve">Освещение в столовой приглушили — или же коротнула очередная </w:t>
       </w:r>
       <w:r>
         <w:t xml:space="preserve">старая </w:t>
@@ -34605,15 +33591,7 @@
         <w:t xml:space="preserve"> и</w:t>
       </w:r>
       <w:r>
-        <w:t xml:space="preserve"> оказались в заложниках у собственной чумы, когда не сумели вовремя сбежать. Раньше я втайне думал, что Марутян свихнулся со своими </w:t>
-      </w:r>
-      <w:proofErr w:type="spellStart"/>
-      <w:r>
-        <w:t>нуболидами</w:t>
-      </w:r>
-      <w:proofErr w:type="spellEnd"/>
-      <w:r>
-        <w:t xml:space="preserve">, решил потравить себя и коллег, хотя в этом не было ни малейшего смысла. Я даже </w:t>
+        <w:t xml:space="preserve"> оказались в заложниках у собственной чумы, когда не сумели вовремя сбежать. Раньше я втайне думал, что Марутян свихнулся со своими нуболидами, решил потравить себя и коллег, хотя в этом не было ни малейшего смысла. Я даже </w:t>
       </w:r>
       <w:r>
         <w:t>подозревал</w:t>
@@ -34764,15 +33742,7 @@
     </w:p>
     <w:p>
       <w:r>
-        <w:t xml:space="preserve">— Что опять случилось? С </w:t>
-      </w:r>
-      <w:proofErr w:type="spellStart"/>
-      <w:r>
-        <w:t>Мицюкиным</w:t>
-      </w:r>
-      <w:proofErr w:type="spellEnd"/>
-      <w:r>
-        <w:t xml:space="preserve"> что-то не поделили? Я рапорт на него напишу, когда вернёмся! Устроил тут цирк с конями!</w:t>
+        <w:t>— Что опять случилось? С Мицюкиным что-то не поделили? Я рапорт на него напишу, когда вернёмся! Устроил тут цирк с конями!</w:t>
       </w:r>
     </w:p>
     <w:p>
@@ -34782,15 +33752,7 @@
     </w:p>
     <w:p>
       <w:r>
-        <w:t xml:space="preserve">— С </w:t>
-      </w:r>
-      <w:proofErr w:type="spellStart"/>
-      <w:r>
-        <w:t>Мицюкиным</w:t>
-      </w:r>
-      <w:proofErr w:type="spellEnd"/>
-      <w:r>
-        <w:t xml:space="preserve"> всё в порядке, — сказал я.</w:t>
+        <w:t>— С Мицюкиным всё в порядке, — сказал я.</w:t>
       </w:r>
     </w:p>
     <w:p>
@@ -35589,31 +34551,7 @@
     </w:p>
     <w:p>
       <w:r>
-        <w:t xml:space="preserve">— А что я мог сделать? — Майоров говорил, отвернувшись и глядя в тень. — У нас конвоиров в экипаже нет, не предусмотрено уставом таких должностей. А вот </w:t>
-      </w:r>
-      <w:proofErr w:type="spellStart"/>
-      <w:r>
-        <w:t>эсбэ</w:t>
-      </w:r>
-      <w:proofErr w:type="spellEnd"/>
-      <w:r>
-        <w:t xml:space="preserve"> на любой станции имеется. Очередной хрен вроде </w:t>
-      </w:r>
-      <w:proofErr w:type="spellStart"/>
-      <w:r>
-        <w:t>Мицюкина</w:t>
-      </w:r>
-      <w:proofErr w:type="spellEnd"/>
-      <w:r>
-        <w:t xml:space="preserve">. Ну я подошёл к этим </w:t>
-      </w:r>
-      <w:proofErr w:type="spellStart"/>
-      <w:r>
-        <w:t>эсбэшникам</w:t>
-      </w:r>
-      <w:proofErr w:type="spellEnd"/>
-      <w:r>
-        <w:t>, и вопрос решился. Там же, на станции, кстати, и новый пилот сразу нашёлся.</w:t>
+        <w:t>— А что я мог сделать? — Майоров говорил, отвернувшись и глядя в тень. — У нас конвоиров в экипаже нет, не предусмотрено уставом таких должностей. А вот эсбэ на любой станции имеется. Очередной хрен вроде Мицюкина. Ну я подошёл к этим эсбэшникам, и вопрос решился. Там же, на станции, кстати, и новый пилот сразу нашёлся.</w:t>
       </w:r>
     </w:p>
     <w:p>
@@ -35721,15 +34659,7 @@
     <w:p>
       <w:r>
         <w:lastRenderedPageBreak/>
-        <w:t xml:space="preserve">— О том, что в теле навигатора — </w:t>
-      </w:r>
-      <w:proofErr w:type="spellStart"/>
-      <w:r>
-        <w:t>нуболид</w:t>
-      </w:r>
-      <w:proofErr w:type="spellEnd"/>
-      <w:r>
-        <w:t>, —</w:t>
+        <w:t>— О том, что в теле навигатора — нуболид, —</w:t>
       </w:r>
       <w:r>
         <w:t xml:space="preserve"> спросил </w:t>
@@ -35874,15 +34804,7 @@
         <w:t xml:space="preserve">именно </w:t>
       </w:r>
       <w:r>
-        <w:t xml:space="preserve">так на тебя смотрит </w:t>
-      </w:r>
-      <w:proofErr w:type="spellStart"/>
-      <w:r>
-        <w:t>политкор</w:t>
-      </w:r>
-      <w:proofErr w:type="spellEnd"/>
-      <w:r>
-        <w:t>, когда ты возвращаешься с рейса.</w:t>
+        <w:t>так на тебя смотрит политкор, когда ты возвращаешься с рейса.</w:t>
       </w:r>
     </w:p>
     <w:p>
@@ -35909,15 +34831,7 @@
         <w:t>образование, похожее на</w:t>
       </w:r>
       <w:r>
-        <w:t xml:space="preserve"> </w:t>
-      </w:r>
-      <w:proofErr w:type="spellStart"/>
-      <w:r>
-        <w:t>нуболида</w:t>
-      </w:r>
-      <w:proofErr w:type="spellEnd"/>
-      <w:r>
-        <w:t>,</w:t>
+        <w:t xml:space="preserve"> нуболида,</w:t>
       </w:r>
       <w:r>
         <w:t xml:space="preserve"> — </w:t>
@@ -36013,138 +34927,122 @@
     </w:p>
     <w:p>
       <w:r>
-        <w:t xml:space="preserve">— Олег, я в таком ключе общаться не намерен! Центру надо установить точную причину смерти. Не так часто навигатор умирает сразу после выхода из </w:t>
-      </w:r>
-      <w:proofErr w:type="spellStart"/>
-      <w:r>
-        <w:t>бранка</w:t>
-      </w:r>
-      <w:proofErr w:type="spellEnd"/>
+        <w:t>— Олег, я в таком ключе общаться не намерен! Центру надо установить точную причину смерти. Не так часто навигатор умирает сразу после выхода из бранка.</w:t>
+      </w:r>
+    </w:p>
+    <w:p>
+      <w:r>
+        <w:t>— О причине её смерти</w:t>
+      </w:r>
+      <w:r>
+        <w:t>, судя по рентгену,</w:t>
+      </w:r>
+      <w:r>
+        <w:t xml:space="preserve"> догадаться несложно.</w:t>
+      </w:r>
+    </w:p>
+    <w:p>
+      <w:r>
+        <w:t>— Да чего ты от меня хочешь? — взревел Майоров. Лицо его стало пунцовым, как при удушье, на лбу выступил пот. — Почему вы вообще решили, что это нуболид! Это же полный бред! Все нуболиды, с которым мы вступали в контакт, сидят в герметичной банке. Пойдём! — махнул он рукой. — Покажешь мне снимки!</w:t>
+      </w:r>
+    </w:p>
+    <w:p>
+      <w:r>
+        <w:t>И шагнул к двери.</w:t>
+      </w:r>
+    </w:p>
+    <w:p>
+      <w:r>
+        <w:t>— Постойте, Сергей Владимирович! — сказал я. — Снимок у меня с собой.</w:t>
+      </w:r>
+    </w:p>
+    <w:p>
+      <w:r>
+        <w:t>Я протянул Майорову папку. Тот нервным движением, как в припадке, вытряс из неё чёрный глянцевый лист и задрал над головой, вглядываясь в изображение сквозь наползающие на глаза брови.</w:t>
+      </w:r>
+    </w:p>
+    <w:p>
+      <w:r>
+        <w:t xml:space="preserve">— Ни черта здесь не видно! Ну да, есть какое-то образование. </w:t>
+      </w:r>
+      <w:r>
+        <w:t>Д</w:t>
+      </w:r>
+      <w:r>
+        <w:t>ефект снимка?</w:t>
+      </w:r>
+    </w:p>
+    <w:p>
+      <w:r>
+        <w:t>— Мы тоже сначала подумали про дефект. Поэтому сделали ещё один снимок. Вы как раз его в руках и держите.</w:t>
+      </w:r>
+    </w:p>
+    <w:p>
+      <w:r>
+        <w:t>Майоров сел на кровать.</w:t>
+      </w:r>
+      <w:r>
+        <w:t xml:space="preserve"> Долго молчал.</w:t>
+      </w:r>
+    </w:p>
+    <w:p>
+      <w:r>
+        <w:t xml:space="preserve">— Слышал я о подобном случае </w:t>
+      </w:r>
+      <w:r>
+        <w:t>незадолго до</w:t>
+      </w:r>
+      <w:r>
+        <w:t xml:space="preserve"> вылет</w:t>
+      </w:r>
+      <w:r>
+        <w:t>а</w:t>
+      </w:r>
+      <w:r>
+        <w:t>, — тихо проговорил он.</w:t>
+      </w:r>
+    </w:p>
+    <w:p>
+      <w:r>
+        <w:t>— В смысле слышали?</w:t>
+      </w:r>
+    </w:p>
+    <w:p>
+      <w:r>
+        <w:t>— Просто слухи. Я сам-то ни черта не знаю.</w:t>
+      </w:r>
+    </w:p>
+    <w:p>
+      <w:r>
+        <w:t xml:space="preserve">В иллюминатор пролился свет от планеты. Станция, как идущий на дно корабль, стала смертельно заваливаться на бок. Весь модуль тут же затянуло </w:t>
+      </w:r>
+      <w:r>
+        <w:t>вязкой</w:t>
+      </w:r>
+      <w:r>
+        <w:t xml:space="preserve"> синевой.</w:t>
+      </w:r>
+    </w:p>
+    <w:p>
+      <w:r>
+        <w:t>Майоров поморщился.</w:t>
+      </w:r>
+    </w:p>
+    <w:p>
+      <w:r>
+        <w:t>— Закрой.</w:t>
+      </w:r>
+    </w:p>
+    <w:p>
+      <w:r>
+        <w:t>Я надавил на кнопку в переборке</w:t>
+      </w:r>
       <w:r>
         <w:t>.</w:t>
       </w:r>
     </w:p>
     <w:p>
       <w:r>
-        <w:t>— О причине её смерти</w:t>
-      </w:r>
-      <w:r>
-        <w:t>, судя по рентгену,</w:t>
-      </w:r>
-      <w:r>
-        <w:t xml:space="preserve"> догадаться несложно.</w:t>
-      </w:r>
-    </w:p>
-    <w:p>
-      <w:r>
-        <w:t xml:space="preserve">— Да чего ты от меня хочешь? — взревел Майоров. Лицо его стало пунцовым, как при удушье, на лбу выступил пот. — Почему вы вообще решили, что это </w:t>
-      </w:r>
-      <w:proofErr w:type="spellStart"/>
-      <w:r>
-        <w:t>нуболид</w:t>
-      </w:r>
-      <w:proofErr w:type="spellEnd"/>
-      <w:r>
-        <w:t>! Это же полный бред! Все нуболиды, с которым мы вступали в контакт, сидят в герметичной банке. Пойдём! — махнул он рукой. — Покажешь мне снимки!</w:t>
-      </w:r>
-    </w:p>
-    <w:p>
-      <w:r>
-        <w:t>И шагнул к двери.</w:t>
-      </w:r>
-    </w:p>
-    <w:p>
-      <w:r>
-        <w:t>— Постойте, Сергей Владимирович! — сказал я. — Снимок у меня с собой.</w:t>
-      </w:r>
-    </w:p>
-    <w:p>
-      <w:r>
-        <w:t>Я протянул Майорову папку. Тот нервным движением, как в припадке, вытряс из неё чёрный глянцевый лист и задрал над головой, вглядываясь в изображение сквозь наползающие на глаза брови.</w:t>
-      </w:r>
-    </w:p>
-    <w:p>
-      <w:r>
-        <w:t xml:space="preserve">— Ни черта здесь не видно! Ну да, есть какое-то образование. </w:t>
-      </w:r>
-      <w:r>
-        <w:t>Д</w:t>
-      </w:r>
-      <w:r>
-        <w:t>ефект снимка?</w:t>
-      </w:r>
-    </w:p>
-    <w:p>
-      <w:r>
-        <w:t>— Мы тоже сначала подумали про дефект. Поэтому сделали ещё один снимок. Вы как раз его в руках и держите.</w:t>
-      </w:r>
-    </w:p>
-    <w:p>
-      <w:r>
-        <w:t>Майоров сел на кровать.</w:t>
-      </w:r>
-      <w:r>
-        <w:t xml:space="preserve"> Долго молчал.</w:t>
-      </w:r>
-    </w:p>
-    <w:p>
-      <w:r>
-        <w:t xml:space="preserve">— Слышал я о подобном случае </w:t>
-      </w:r>
-      <w:r>
-        <w:t>незадолго до</w:t>
-      </w:r>
-      <w:r>
-        <w:t xml:space="preserve"> вылет</w:t>
-      </w:r>
-      <w:r>
-        <w:t>а</w:t>
-      </w:r>
-      <w:r>
-        <w:t>, — тихо проговорил он.</w:t>
-      </w:r>
-    </w:p>
-    <w:p>
-      <w:r>
-        <w:t>— В смысле слышали?</w:t>
-      </w:r>
-    </w:p>
-    <w:p>
-      <w:r>
-        <w:t>— Просто слухи. Я сам-то ни черта не знаю.</w:t>
-      </w:r>
-    </w:p>
-    <w:p>
-      <w:r>
-        <w:t xml:space="preserve">В иллюминатор пролился свет от планеты. Станция, как идущий на дно корабль, стала смертельно заваливаться на бок. Весь модуль тут же затянуло </w:t>
-      </w:r>
-      <w:r>
-        <w:t>вязкой</w:t>
-      </w:r>
-      <w:r>
-        <w:t xml:space="preserve"> синевой.</w:t>
-      </w:r>
-    </w:p>
-    <w:p>
-      <w:r>
-        <w:t>Майоров поморщился.</w:t>
-      </w:r>
-    </w:p>
-    <w:p>
-      <w:r>
-        <w:t>— Закрой.</w:t>
-      </w:r>
-    </w:p>
-    <w:p>
-      <w:r>
-        <w:t>Я надавил на кнопку в переборке</w:t>
-      </w:r>
-      <w:r>
-        <w:t>.</w:t>
-      </w:r>
-    </w:p>
-    <w:p>
-      <w:r>
         <w:t xml:space="preserve">— </w:t>
       </w:r>
       <w:r>
@@ -36156,23 +35054,7 @@
     </w:p>
     <w:p>
       <w:r>
-        <w:t xml:space="preserve">— Был перед нашим вылетом случай, — начал Майоров. — Умер навигатор. Не после выхода из </w:t>
-      </w:r>
-      <w:proofErr w:type="spellStart"/>
-      <w:r>
-        <w:t>бранка</w:t>
-      </w:r>
-      <w:proofErr w:type="spellEnd"/>
-      <w:r>
-        <w:t xml:space="preserve">, нет, обошлось без таких совпадений. Вроде как везли её куда-то на </w:t>
-      </w:r>
-      <w:proofErr w:type="spellStart"/>
-      <w:r>
-        <w:t>шнявке</w:t>
-      </w:r>
-      <w:proofErr w:type="spellEnd"/>
-      <w:r>
-        <w:t xml:space="preserve">, может, на другой корабль. Неважно. — </w:t>
+        <w:t xml:space="preserve">— Был перед нашим вылетом случай, — начал Майоров. — Умер навигатор. Не после выхода из бранка, нет, обошлось без таких совпадений. Вроде как везли её куда-то на шнявке, может, на другой корабль. Неважно. — </w:t>
       </w:r>
       <w:r>
         <w:lastRenderedPageBreak/>
@@ -36275,15 +35157,7 @@
         <w:t>а</w:t>
       </w:r>
       <w:r>
-        <w:t xml:space="preserve"> </w:t>
-      </w:r>
-      <w:proofErr w:type="spellStart"/>
-      <w:r>
-        <w:t>нуболид</w:t>
-      </w:r>
-      <w:proofErr w:type="spellEnd"/>
-      <w:r>
-        <w:t xml:space="preserve">, я вообще ни черта не понимаю! Откуда он там взялся? </w:t>
+        <w:t xml:space="preserve"> нуболид, я вообще ни черта не понимаю! Откуда он там взялся? </w:t>
       </w:r>
       <w:r>
         <w:t>Может, о</w:t>
@@ -36329,15 +35203,7 @@
         <w:t xml:space="preserve">дурацкие </w:t>
       </w:r>
       <w:r>
-        <w:t xml:space="preserve">вроде бесконечных снов во время </w:t>
-      </w:r>
-      <w:proofErr w:type="spellStart"/>
-      <w:r>
-        <w:t>бранка</w:t>
-      </w:r>
-      <w:proofErr w:type="spellEnd"/>
-      <w:r>
-        <w:t>, которыми желторотиков пугают.</w:t>
+        <w:t>вроде бесконечных снов во время бранка, которыми желторотиков пугают.</w:t>
       </w:r>
     </w:p>
     <w:p>
@@ -36347,15 +35213,7 @@
     </w:p>
     <w:p>
       <w:r>
-        <w:t xml:space="preserve">— Так и </w:t>
-      </w:r>
-      <w:proofErr w:type="spellStart"/>
-      <w:r>
-        <w:t>нуболидом</w:t>
-      </w:r>
-      <w:proofErr w:type="spellEnd"/>
-      <w:r>
-        <w:t xml:space="preserve"> это быть не может, — посмотрел на меня Майоров.</w:t>
+        <w:t>— Так и нуболидом это быть не может, — посмотрел на меня Майоров.</w:t>
       </w:r>
     </w:p>
     <w:p>
@@ -36514,15 +35372,7 @@
         <w:t>, когда правая сторона лица не поспевает за левой</w:t>
       </w:r>
       <w:r>
-        <w:t xml:space="preserve">. И мне стало жутко — куда сильнее, чем от </w:t>
-      </w:r>
-      <w:proofErr w:type="spellStart"/>
-      <w:r>
-        <w:t>нуболида</w:t>
-      </w:r>
-      <w:proofErr w:type="spellEnd"/>
-      <w:r>
-        <w:t xml:space="preserve"> на рентгеновском снимке.</w:t>
+        <w:t>. И мне стало жутко — куда сильнее, чем от нуболида на рентгеновском снимке.</w:t>
       </w:r>
     </w:p>
     <w:p>
@@ -37099,23 +35949,7 @@
     </w:p>
     <w:p>
       <w:r>
-        <w:t xml:space="preserve">— Ага, из </w:t>
-      </w:r>
-      <w:proofErr w:type="spellStart"/>
-      <w:r>
-        <w:t>кэбэ</w:t>
-      </w:r>
-      <w:proofErr w:type="spellEnd"/>
-      <w:r>
-        <w:t>, если тебе так понятнее. Ты, Олежка, парень молодой, конечно, но, надеюсь, не глупый. На каждом рейсе есть кто-нибудь из Комитета. Это всегда член экипажа, и «</w:t>
-      </w:r>
-      <w:proofErr w:type="spellStart"/>
-      <w:r>
-        <w:t>кэбэ</w:t>
-      </w:r>
-      <w:proofErr w:type="spellEnd"/>
-      <w:r>
-        <w:t>» на лбу тоже обычно не написано.</w:t>
+        <w:t>— Ага, из кэбэ, если тебе так понятнее. Ты, Олежка, парень молодой, конечно, но, надеюсь, не глупый. На каждом рейсе есть кто-нибудь из Комитета. Это всегда член экипажа, и «кэбэ» на лбу тоже обычно не написано.</w:t>
       </w:r>
     </w:p>
     <w:p>
@@ -37202,15 +36036,7 @@
         <w:t xml:space="preserve"> —</w:t>
       </w:r>
       <w:r>
-        <w:t xml:space="preserve"> Они путешествуют </w:t>
-      </w:r>
-      <w:proofErr w:type="spellStart"/>
-      <w:r>
-        <w:t>бранком</w:t>
-      </w:r>
-      <w:proofErr w:type="spellEnd"/>
-      <w:r>
-        <w:t>, как мы</w:t>
+        <w:t xml:space="preserve"> Они путешествуют бранком, как мы</w:t>
       </w:r>
       <w:r>
         <w:t>, Олег</w:t>
@@ -37256,15 +36082,7 @@
     </w:p>
     <w:p>
       <w:r>
-        <w:t xml:space="preserve">— Понятия не имею! — пожал плечами Григорьев. — Может, эксперименты твоего Марутяна так на них повлияли, а может, они всегда это умели. Мы же, Олежка, ничего толком о </w:t>
-      </w:r>
-      <w:proofErr w:type="spellStart"/>
-      <w:r>
-        <w:t>нуболидах</w:t>
-      </w:r>
-      <w:proofErr w:type="spellEnd"/>
-      <w:r>
-        <w:t xml:space="preserve"> не знаем, несмотря на то, что десять лет их тут под микроскопом рассматрива</w:t>
+        <w:t>— Понятия не имею! — пожал плечами Григорьев. — Может, эксперименты твоего Марутяна так на них повлияли, а может, они всегда это умели. Мы же, Олежка, ничего толком о нуболидах не знаем, несмотря на то, что десять лет их тут под микроскопом рассматрива</w:t>
       </w:r>
       <w:r>
         <w:t>ем</w:t>
@@ -37368,15 +36186,7 @@
     </w:p>
     <w:p>
       <w:r>
-        <w:t xml:space="preserve">— Можно и так сказать. Мы туннель открыли, нуболиды по нему прошли. Понимаешь, что это означает? — Григорьев повернулся к терминалу и склонил голову над выключенным экраном. На панели мигал красным какой-то испуганный индикатор. — Мы открыли ящик Пандоры. Мы заходим в </w:t>
-      </w:r>
-      <w:proofErr w:type="spellStart"/>
-      <w:r>
-        <w:t>бранк</w:t>
-      </w:r>
-      <w:proofErr w:type="spellEnd"/>
-      <w:r>
-        <w:t xml:space="preserve"> </w:t>
+        <w:t xml:space="preserve">— Можно и так сказать. Мы туннель открыли, нуболиды по нему прошли. Понимаешь, что это означает? — Григорьев повернулся к терминалу и склонил голову над выключенным экраном. На панели мигал красным какой-то испуганный индикатор. — Мы открыли ящик Пандоры. Мы заходим в бранк </w:t>
       </w:r>
       <w:r>
         <w:lastRenderedPageBreak/>
@@ -37610,15 +36420,7 @@
     </w:p>
     <w:p>
       <w:r>
-        <w:t xml:space="preserve">— Мы тоже нашли </w:t>
-      </w:r>
-      <w:proofErr w:type="spellStart"/>
-      <w:r>
-        <w:t>нуболида</w:t>
-      </w:r>
-      <w:proofErr w:type="spellEnd"/>
-      <w:r>
-        <w:t xml:space="preserve"> в теле нашего навигатора, — сказал я. — Он обвивал её сердце.</w:t>
+        <w:t>— Мы тоже нашли нуболида в теле нашего навигатора, — сказал я. — Он обвивал её сердце.</w:t>
       </w:r>
     </w:p>
     <w:p>
@@ -37703,15 +36505,7 @@
         <w:t>Эпсилону</w:t>
       </w:r>
       <w:r>
-        <w:t xml:space="preserve"> Арефьевой. Там ещё были живые следы от </w:t>
-      </w:r>
-      <w:proofErr w:type="spellStart"/>
-      <w:r>
-        <w:t>бранка</w:t>
-      </w:r>
-      <w:proofErr w:type="spellEnd"/>
-      <w:r>
-        <w:t xml:space="preserve"> в</w:t>
+        <w:t xml:space="preserve"> Арефьевой. Там ещё были живые следы от бранка в</w:t>
       </w:r>
       <w:r>
         <w:t>о вторую</w:t>
@@ -37835,15 +36629,7 @@
     </w:p>
     <w:p>
       <w:r>
-        <w:t xml:space="preserve">Я молчал. Свой самый первый </w:t>
-      </w:r>
-      <w:proofErr w:type="spellStart"/>
-      <w:r>
-        <w:t>бранк</w:t>
-      </w:r>
-      <w:proofErr w:type="spellEnd"/>
-      <w:r>
-        <w:t xml:space="preserve"> я пережил на «Минске».</w:t>
+        <w:t>Я молчал. Свой самый первый бранк я пережил на «Минске».</w:t>
       </w:r>
     </w:p>
     <w:p>
@@ -37922,15 +36708,7 @@
         <w:t>.</w:t>
       </w:r>
       <w:r>
-        <w:t xml:space="preserve"> И ты это прекрасно знаешь. За кого ты тут на меня с кулаками наброситься хочешь? За Андреева, за нашего доблестного </w:t>
-      </w:r>
-      <w:proofErr w:type="spellStart"/>
-      <w:r>
-        <w:t>Мицюкина</w:t>
-      </w:r>
-      <w:proofErr w:type="spellEnd"/>
-      <w:r>
-        <w:t xml:space="preserve">? Или всё-таки за ту бойкую девчонку, с которой ты </w:t>
+        <w:t xml:space="preserve"> И ты это прекрасно знаешь. За кого ты тут на меня с кулаками наброситься хочешь? За Андреева, за нашего доблестного Мицюкина? Или всё-таки за ту бойкую девчонку, с которой ты </w:t>
       </w:r>
       <w:r>
         <w:t xml:space="preserve">тут </w:t>
@@ -38103,15 +36881,7 @@
     </w:p>
     <w:p>
       <w:r>
-        <w:t xml:space="preserve">Я метнулся туда, где </w:t>
-      </w:r>
-      <w:proofErr w:type="spellStart"/>
-      <w:r>
-        <w:t>мрели</w:t>
-      </w:r>
-      <w:proofErr w:type="spellEnd"/>
-      <w:r>
-        <w:t xml:space="preserve"> последние огни, спотыкаясь о чёрные, вылезающие из-под пола корни, и — остановился.</w:t>
+        <w:t>Я метнулся туда, где мрели последние огни, спотыкаясь о чёрные, вылезающие из-под пола корни, и — остановился.</w:t>
       </w:r>
     </w:p>
     <w:p>
@@ -38240,23 +37010,7 @@
     </w:p>
     <w:p>
       <w:r>
-        <w:t xml:space="preserve">Уже подобравшись к полосе света, я столкнулся с </w:t>
-      </w:r>
-      <w:proofErr w:type="spellStart"/>
-      <w:r>
-        <w:t>Мицюкиным</w:t>
-      </w:r>
-      <w:proofErr w:type="spellEnd"/>
-      <w:r>
-        <w:t xml:space="preserve">. Мне было всё равно, ударит он меня или выстрелит. Но </w:t>
-      </w:r>
-      <w:proofErr w:type="spellStart"/>
-      <w:r>
-        <w:t>Мицюкина</w:t>
-      </w:r>
-      <w:proofErr w:type="spellEnd"/>
-      <w:r>
-        <w:t xml:space="preserve"> я не заинтересовал. Он молча отпихнул меня и рванул в красное марево, сжимая шоковый пистолет.</w:t>
+        <w:t>Уже подобравшись к полосе света, я столкнулся с Мицюкиным. Мне было всё равно, ударит он меня или выстрелит. Но Мицюкина я не заинтересовал. Он молча отпихнул меня и рванул в красное марево, сжимая шоковый пистолет.</w:t>
       </w:r>
     </w:p>
     <w:p>
@@ -38443,15 +37197,7 @@
     </w:p>
     <w:p>
       <w:r>
-        <w:t xml:space="preserve">В лаборатории горел ровный спокойный свет, будто я перенёсся назад во времени. Камеру с </w:t>
-      </w:r>
-      <w:proofErr w:type="spellStart"/>
-      <w:r>
-        <w:t>нуболидами</w:t>
-      </w:r>
-      <w:proofErr w:type="spellEnd"/>
-      <w:r>
-        <w:t xml:space="preserve"> закрывала тень. Симонова сидела у вычислительного аппарата и что-то торопливо выщёлкивала на клавиатуре, деловито сдвинув брови. Вера стояла рядом, вглядываясь в экран.</w:t>
+        <w:t>В лаборатории горел ровный спокойный свет, будто я перенёсся назад во времени. Камеру с нуболидами закрывала тень. Симонова сидела у вычислительного аппарата и что-то торопливо выщёлкивала на клавиатуре, деловито сдвинув брови. Вера стояла рядом, вглядываясь в экран.</w:t>
       </w:r>
     </w:p>
     <w:p>
@@ -38810,23 +37556,7 @@
     </w:p>
     <w:p>
       <w:r>
-        <w:t xml:space="preserve">— Нет! — Симонова перебила меня раздражённым взмахом руки. — Что вы, Олег! Я же не сошла с ума! Мы откроем им путь домой, сделаем </w:t>
-      </w:r>
-      <w:proofErr w:type="spellStart"/>
-      <w:r>
-        <w:t>ма</w:t>
-      </w:r>
-      <w:proofErr w:type="spellEnd"/>
-      <w:r>
-        <w:t>-а-а-а-</w:t>
-      </w:r>
-      <w:proofErr w:type="spellStart"/>
-      <w:r>
-        <w:t>ленькую</w:t>
-      </w:r>
-      <w:proofErr w:type="spellEnd"/>
-      <w:r>
-        <w:t>, — она показала пальцами невидимую песчинку, — червоточинку.</w:t>
+        <w:t>— Нет! — Симонова перебила меня раздражённым взмахом руки. — Что вы, Олег! Я же не сошла с ума! Мы откроем им путь домой, сделаем ма-а-а-а-ленькую, — она показала пальцами невидимую песчинку, — червоточинку.</w:t>
       </w:r>
     </w:p>
     <w:p>
@@ -39570,15 +38300,7 @@
     </w:p>
     <w:p>
       <w:r>
-        <w:t xml:space="preserve">— Они свободны! — с детской радостью улыбнулась Симонова и протянула к </w:t>
-      </w:r>
-      <w:proofErr w:type="spellStart"/>
-      <w:r>
-        <w:t>нуболидам</w:t>
-      </w:r>
-      <w:proofErr w:type="spellEnd"/>
-      <w:r>
-        <w:t xml:space="preserve"> руки.</w:t>
+        <w:t>— Они свободны! — с детской радостью улыбнулась Симонова и протянула к нуболидам руки.</w:t>
       </w:r>
       <w:r>
         <w:t xml:space="preserve"> — Как </w:t>
@@ -40300,15 +39022,7 @@
     </w:p>
     <w:p>
       <w:r>
-        <w:t xml:space="preserve">— Ты не ошибся! — сказала Вера, пряча глаза. — Я хотела его отравить. Сначала думала подмешать ему что-нибудь в его любимый кофе, но, увы, кофе закончился. А потом решила, что можно </w:t>
-      </w:r>
-      <w:proofErr w:type="spellStart"/>
-      <w:r>
-        <w:t>травануть</w:t>
-      </w:r>
-      <w:proofErr w:type="spellEnd"/>
-      <w:r>
-        <w:t xml:space="preserve"> его вместе со всеми остальными. Отравить к чёртовой матери! Вместе с Аней. Вместе со всеми</w:t>
+        <w:t>— Ты не ошибся! — сказала Вера, пряча глаза. — Я хотела его отравить. Сначала думала подмешать ему что-нибудь в его любимый кофе, но, увы, кофе закончился. А потом решила, что можно травануть его вместе со всеми остальными. Отравить к чёртовой матери! Вместе с Аней. Вместе со всеми</w:t>
       </w:r>
       <w:r>
         <w:t>!</w:t>
@@ -40394,7 +39108,7 @@
       </w:pPr>
       <w:r>
         <w:lastRenderedPageBreak/>
-        <w:t>ПУСТЬ НОЧЬ ТЕМНА…</w:t>
+        <w:t>ПОСЛЕДНЯЯ ЛИНИЯ</w:t>
       </w:r>
     </w:p>
     <w:p>
@@ -40506,15 +39220,7 @@
     </w:p>
     <w:p>
       <w:r>
-        <w:t xml:space="preserve">Темнота накатывала и отступала волнами, как морской прибой. Где-то вдалеке вспыхивал и тут же гас </w:t>
-      </w:r>
-      <w:proofErr w:type="spellStart"/>
-      <w:r>
-        <w:t>коротящий</w:t>
-      </w:r>
-      <w:proofErr w:type="spellEnd"/>
-      <w:r>
-        <w:t xml:space="preserve"> из-за истерзанной проводки свет.</w:t>
+        <w:t>Темнота накатывала и отступала волнами, как морской прибой. Где-то вдалеке вспыхивал и тут же гас коротящий из-за истерзанной проводки свет.</w:t>
       </w:r>
     </w:p>
     <w:p>
@@ -40671,15 +39377,7 @@
         <w:t>ожидая</w:t>
       </w:r>
       <w:r>
-        <w:t xml:space="preserve"> увидеть алые нити, стекающие из воздушной решётки, но вместо этого столкнулся взглядом с </w:t>
-      </w:r>
-      <w:proofErr w:type="spellStart"/>
-      <w:r>
-        <w:t>Мицюкиным</w:t>
-      </w:r>
-      <w:proofErr w:type="spellEnd"/>
-      <w:r>
-        <w:t xml:space="preserve">, который стоял, широко расставив </w:t>
+        <w:t xml:space="preserve"> увидеть алые нити, стекающие из воздушной решётки, но вместо этого столкнулся взглядом с Мицюкиным, который стоял, широко расставив </w:t>
       </w:r>
       <w:r>
         <w:t>ноги</w:t>
@@ -40837,15 +39535,7 @@
     </w:p>
     <w:p>
       <w:r>
-        <w:t xml:space="preserve">Изо рта </w:t>
-      </w:r>
-      <w:proofErr w:type="spellStart"/>
-      <w:r>
-        <w:t>Мицюкина</w:t>
-      </w:r>
-      <w:proofErr w:type="spellEnd"/>
-      <w:r>
-        <w:t xml:space="preserve"> вырвались, как сноп пламени, красные нити и нетерпеливо затряслись, наползая ему на лицо.</w:t>
+        <w:t>Изо рта Мицюкина вырвались, как сноп пламени, красные нити и нетерпеливо затряслись, наползая ему на лицо.</w:t>
       </w:r>
     </w:p>
     <w:p>
@@ -41341,15 +40031,7 @@
     </w:p>
     <w:p>
       <w:r>
-        <w:t xml:space="preserve">Уставшие механизмы загудели, дверь втянулась в стену. Нуболиды ещё выплясывали хаотичный танец над телом </w:t>
-      </w:r>
-      <w:proofErr w:type="spellStart"/>
-      <w:r>
-        <w:t>Мицюкина</w:t>
-      </w:r>
-      <w:proofErr w:type="spellEnd"/>
-      <w:r>
-        <w:t xml:space="preserve">. Они быстро почувствовали нас — по страху или по запаху крови, как хищные рыбы, — и </w:t>
+        <w:t xml:space="preserve">Уставшие механизмы загудели, дверь втянулась в стену. Нуболиды ещё выплясывали хаотичный танец над телом Мицюкина. Они быстро почувствовали нас — по страху или по запаху крови, как хищные рыбы, — и </w:t>
       </w:r>
       <w:r>
         <w:t>потянулись</w:t>
@@ -41969,15 +40651,7 @@
     </w:p>
     <w:p>
       <w:r>
-        <w:t xml:space="preserve">— Не падайте, Олег! Вы нам ещё потребуетесь для </w:t>
-      </w:r>
-      <w:proofErr w:type="spellStart"/>
-      <w:r>
-        <w:t>по-по-по</w:t>
-      </w:r>
-      <w:proofErr w:type="spellEnd"/>
-      <w:r>
-        <w:t>… — его заклинило, он отвернулся и сплюнул кровь, — для починки оборудования.</w:t>
+        <w:t>— Не падайте, Олег! Вы нам ещё потребуетесь для по-по-по… — его заклинило, он отвернулся и сплюнул кровь, — для починки оборудования.</w:t>
       </w:r>
     </w:p>
     <w:p>
@@ -42106,15 +40780,7 @@
     </w:p>
     <w:p>
       <w:r>
-        <w:t xml:space="preserve">— То же, что и с </w:t>
-      </w:r>
-      <w:proofErr w:type="spellStart"/>
-      <w:r>
-        <w:t>Мицюкиным</w:t>
-      </w:r>
-      <w:proofErr w:type="spellEnd"/>
-      <w:r>
-        <w:t>! — крикнул я. — Выключите этот долбаный фонарь!</w:t>
+        <w:t>— То же, что и с Мицюкиным! — крикнул я. — Выключите этот долбаный фонарь!</w:t>
       </w:r>
     </w:p>
     <w:p>
@@ -42609,15 +41275,7 @@
     </w:p>
     <w:p>
       <w:r>
-        <w:t xml:space="preserve">Гравитация разметала червей по стенам. Нуболиды потянулись к </w:t>
-      </w:r>
-      <w:proofErr w:type="spellStart"/>
-      <w:r>
-        <w:t>стробящему</w:t>
-      </w:r>
-      <w:proofErr w:type="spellEnd"/>
-      <w:r>
-        <w:t xml:space="preserve"> аварийному свету. Когда освещение гасло, их отбрасывала подкрашенная синевой темнота, но уже через мгновение они поднимались снова и быстро ползли по переборкам.</w:t>
+        <w:t>Гравитация разметала червей по стенам. Нуболиды потянулись к стробящему аварийному свету. Когда освещение гасло, их отбрасывала подкрашенная синевой темнота, но уже через мгновение они поднимались снова и быстро ползли по переборкам.</w:t>
       </w:r>
     </w:p>
     <w:p>
@@ -43446,15 +42104,7 @@
     </w:p>
     <w:p>
       <w:r>
-        <w:t xml:space="preserve">Вера долго смотрела на меня, прижимаясь к переборке. Руки у неё были сведены за спиной, как у заключённой. Нижняя губа — </w:t>
-      </w:r>
-      <w:proofErr w:type="spellStart"/>
-      <w:r>
-        <w:t>раскусана</w:t>
-      </w:r>
-      <w:proofErr w:type="spellEnd"/>
-      <w:r>
-        <w:t xml:space="preserve"> до крови.</w:t>
+        <w:t>Вера долго смотрела на меня, прижимаясь к переборке. Руки у неё были сведены за спиной, как у заключённой. Нижняя губа — раскусана до крови.</w:t>
       </w:r>
     </w:p>
     <w:p>
@@ -43751,15 +42401,7 @@
     </w:p>
     <w:p>
       <w:r>
-        <w:t xml:space="preserve">Я чувствую себя, как после </w:t>
-      </w:r>
-      <w:proofErr w:type="spellStart"/>
-      <w:r>
-        <w:t>коматоза</w:t>
-      </w:r>
-      <w:proofErr w:type="spellEnd"/>
-      <w:r>
-        <w:t>.</w:t>
+        <w:t>Я чувствую себя, как после коматоза.</w:t>
       </w:r>
     </w:p>
     <w:p>
@@ -43979,15 +42621,7 @@
     </w:p>
     <w:p>
       <w:r>
-        <w:t>— «</w:t>
-      </w:r>
-      <w:proofErr w:type="spellStart"/>
-      <w:r>
-        <w:t>Оним</w:t>
-      </w:r>
-      <w:proofErr w:type="spellEnd"/>
-      <w:r>
-        <w:t xml:space="preserve"> двенадцать дробь четыре три </w:t>
+        <w:t xml:space="preserve">— «Оним двенадцать дробь четыре три </w:t>
       </w:r>
       <w:r>
         <w:t>а</w:t>
@@ -44018,15 +42652,7 @@
     </w:p>
     <w:p>
       <w:r>
-        <w:t>— «</w:t>
-      </w:r>
-      <w:proofErr w:type="spellStart"/>
-      <w:r>
-        <w:t>Оним</w:t>
-      </w:r>
-      <w:proofErr w:type="spellEnd"/>
-      <w:r>
-        <w:t xml:space="preserve"> двенадцать дробь четыре три </w:t>
+        <w:t xml:space="preserve">— «Оним двенадцать дробь четыре три </w:t>
       </w:r>
       <w:r>
         <w:t>а</w:t>
@@ -44077,15 +42703,7 @@
     </w:p>
     <w:p>
       <w:r>
-        <w:t xml:space="preserve">Пункт назначения: </w:t>
-      </w:r>
-      <w:proofErr w:type="spellStart"/>
-      <w:r>
-        <w:t>Оним</w:t>
-      </w:r>
-      <w:proofErr w:type="spellEnd"/>
-      <w:r>
-        <w:t xml:space="preserve"> 12/43</w:t>
+        <w:t>Пункт назначения: Оним 12/43</w:t>
       </w:r>
       <w:r>
         <w:t>а</w:t>
@@ -44107,18 +42725,7 @@
         <w:t>Альфа Акимовой</w:t>
       </w:r>
       <w:r>
-        <w:t xml:space="preserve"> (ранее — </w:t>
-      </w:r>
-      <w:proofErr w:type="spellStart"/>
-      <w:r>
-        <w:t>Оним</w:t>
-      </w:r>
-      <w:proofErr w:type="spellEnd"/>
-      <w:r>
-        <w:t xml:space="preserve"> 12/43а</w:t>
-      </w:r>
-      <w:r>
-        <w:t>)</w:t>
+        <w:t xml:space="preserve"> (ранее — Оним 12/43а)</w:t>
       </w:r>
     </w:p>
     <w:p>
@@ -44136,7 +42743,7 @@
     </w:p>
     <w:p>
       <w:r>
-        <w:t>К твёрдой земле без искусственной гравитации привыкаешь после полётов долго. Тело клонится к земле под тяжестью собственной крови. От огромных пространств, обрезанных горизонтом, кружится голова. При этом система рециркуляции молчит, не издаёт привычного шипения, а значит произошла авария, и воздуха скоро не будет — однако же ты спокойно дышишь полной грудью.</w:t>
+        <w:t>К твёрдой земле без искусственной гравитации привыкаешь после полётов долго. Тело клонится под тяжестью собственной крови. От огромных пространств, обрезанных горизонтом, кружится голова. При этом система рециркуляции молчит, не издаёт привычного шипения, а значит произошла авария, и воздуха скоро не будет — однако же ты спокойно дышишь полной грудью.</w:t>
       </w:r>
     </w:p>
     <w:p>
@@ -44178,11 +42785,11 @@
     </w:p>
     <w:p>
       <w:r>
-        <w:t xml:space="preserve">Как ни странно, на узкой полоске песчаного пляжа не было никого, кроме нас, хотя при такой погоде только и думаешь о том, как бы найти спасения у </w:t>
+        <w:t xml:space="preserve">Как ни странно, на узкой полоске песчаного пляжа не было никого, кроме нас, хотя при такой погоде только и думаешь о том, как бы найти спасения у воды. Я долго искал хорошее местечко — поближе к берегу, но не на </w:t>
       </w:r>
       <w:r>
         <w:lastRenderedPageBreak/>
-        <w:t xml:space="preserve">воды. Я долго искал хорошее местечко — поближе к берегу, но не на солнцепёке, — и в итоге развернул наш лежак на </w:t>
+        <w:t xml:space="preserve">солнцепёке, — и в итоге развернул наш лежак на </w:t>
       </w:r>
       <w:r>
         <w:t>жухлой</w:t>
@@ -44548,23 +43155,7 @@
     </w:p>
     <w:p>
       <w:r>
-        <w:t xml:space="preserve">Всё в порядке. Мы — в </w:t>
-      </w:r>
-      <w:proofErr w:type="spellStart"/>
-      <w:r>
-        <w:t>бранке</w:t>
-      </w:r>
-      <w:proofErr w:type="spellEnd"/>
-      <w:r>
-        <w:t xml:space="preserve">. Точка выхода — </w:t>
-      </w:r>
-      <w:proofErr w:type="spellStart"/>
-      <w:r>
-        <w:t>Оним</w:t>
-      </w:r>
-      <w:proofErr w:type="spellEnd"/>
-      <w:r>
-        <w:t xml:space="preserve"> 12/43</w:t>
+        <w:t>Всё в порядке. Мы — в бранке. Точка выхода — Оним 12/43</w:t>
       </w:r>
       <w:r>
         <w:t>а</w:t>
@@ -45282,7 +43873,6 @@
   <w:style w:type="character" w:default="1" w:styleId="a0">
     <w:name w:val="Default Paragraph Font"/>
     <w:uiPriority w:val="1"/>
-    <w:semiHidden/>
     <w:unhideWhenUsed/>
   </w:style>
   <w:style w:type="table" w:default="1" w:styleId="a1">

--- a/abyss/Воронков_В_Бездна_света.docx
+++ b/abyss/Воронков_В_Бездна_света.docx
@@ -400,7 +400,13 @@
     </w:p>
     <w:p>
       <w:r>
-        <w:t xml:space="preserve">Плавание — это не моё. Моих умений едва хватает на то, чтобы сдавать предполётные нормативы. Вырос я в Стальске-12, промышленном городе в центральной полосе, который забывают иногда отметить на картах. В </w:t>
+        <w:t>Плавание — это не моё. Моих умений едва хватает на то, чтобы сдавать предполётные нормативы. Вырос я в Стальске-</w:t>
+      </w:r>
+      <w:r>
+        <w:t>8</w:t>
+      </w:r>
+      <w:r>
+        <w:t xml:space="preserve">, промышленном городе в центральной полосе, который забывают иногда отметить на картах. В </w:t>
       </w:r>
       <w:proofErr w:type="spellStart"/>
       <w:r>
@@ -7360,7 +7366,13 @@
     </w:p>
     <w:p>
       <w:r>
-        <w:t xml:space="preserve">Горло резал ядовитый запах хлорки, как в бассейне из Стальска-12. Когда я чуть не утонул под безумный галдёж других детей. </w:t>
+        <w:t>Горло резал ядовитый запах хлорки, как в бассейне из Стальска-</w:t>
+      </w:r>
+      <w:r>
+        <w:t>8</w:t>
+      </w:r>
+      <w:r>
+        <w:t xml:space="preserve">. Когда я чуть не утонул под безумный галдёж других детей. </w:t>
       </w:r>
     </w:p>
     <w:p>
@@ -10309,7 +10321,13 @@
     </w:p>
     <w:p>
       <w:r>
-        <w:t xml:space="preserve">Стальск-12, один из множества пронумерованных городов, выросших в ударном темпе всесоюзной стройки, был похож на огромный, вопящий конвейерным гвалтом завод. Несмотря на центральную полосу, я всегда вижу его в памяти душным и раскалённым, как жестяная крыша в солнечный день. </w:t>
+        <w:t>Стальск-</w:t>
+      </w:r>
+      <w:r>
+        <w:t>8</w:t>
+      </w:r>
+      <w:r>
+        <w:t xml:space="preserve">, один из множества пронумерованных городов, выросших в ударном темпе всесоюзной стройки, был похож на огромный, вопящий конвейерным гвалтом завод. Несмотря на центральную полосу, я всегда вижу его в памяти душным и раскалённым, как жестяная крыша в солнечный день. </w:t>
       </w:r>
     </w:p>
     <w:p>
@@ -10373,7 +10391,13 @@
     </w:p>
     <w:p>
       <w:r>
-        <w:t xml:space="preserve">В Стальске-12 производили какие-то модули для кораблей дальнего следования, и за счёт этого жил весь город — вернее, умирал </w:t>
+        <w:t>В Стальске-</w:t>
+      </w:r>
+      <w:r>
+        <w:t>8</w:t>
+      </w:r>
+      <w:r>
+        <w:t xml:space="preserve"> производили какие-то модули для кораблей дальнего следования, и за счёт этого жил весь город — вернее, умирал </w:t>
       </w:r>
       <w:r>
         <w:t>в чаду</w:t>
@@ -10774,7 +10798,13 @@
     </w:p>
     <w:p>
       <w:r>
-        <w:t>Но в бассейн в Стальске-12 я больше не ходил. Отец об этом случае никогда не вспоминал. Наверное, его вины в этом было куда больше моей, но для меня это на всю жизнь осталось воспоминанием о том, как я едва кого-то не утопил.</w:t>
+        <w:t>Но в бассейн в Стальске-</w:t>
+      </w:r>
+      <w:r>
+        <w:t>8</w:t>
+      </w:r>
+      <w:r>
+        <w:t xml:space="preserve"> я больше не ходил. Отец об этом случае никогда не вспоминал. Наверное, его вины в этом было куда больше моей, но для меня это на всю жизнь осталось воспоминанием о том, как я едва кого-то не утопил.</w:t>
       </w:r>
     </w:p>
     <w:p>
@@ -22157,11 +22187,6 @@
       </w:r>
     </w:p>
     <w:p>
-      <w:pPr>
-        <w:rPr>
-          <w:lang w:val="en-US"/>
-        </w:rPr>
-      </w:pPr>
       <w:r>
         <w:t>Верхний уровень весь накалился от назревающей паники. Открывались двери. Бесперебойно звенел прибывающий лифт. Вздрагивали голоса, сливаясь в стальном резонансе.</w:t>
       </w:r>
@@ -23506,7 +23531,13 @@
       </w:r>
       <w:proofErr w:type="spellEnd"/>
       <w:r>
-        <w:t xml:space="preserve"> этих. Мой — двенадцатый по счёту.</w:t>
+        <w:t xml:space="preserve"> этих. Мой — </w:t>
+      </w:r>
+      <w:r>
+        <w:t>восьмой</w:t>
+      </w:r>
+      <w:r>
+        <w:t xml:space="preserve"> по счёту.</w:t>
       </w:r>
     </w:p>
     <w:p>
@@ -24117,11 +24148,6 @@
       </w:r>
     </w:p>
     <w:p>
-      <w:pPr>
-        <w:rPr>
-          <w:lang w:val="en-US"/>
-        </w:rPr>
-      </w:pPr>
       <w:r>
         <w:t>Она была неловкой, но страстной, словно занималась любовью в первый раз.</w:t>
       </w:r>

--- a/abyss/Воронков_В_Бездна_света.docx
+++ b/abyss/Воронков_В_Бездна_света.docx
@@ -24567,7 +24567,7 @@
         <w:t xml:space="preserve">— Но что это всё-таки такое? — </w:t>
       </w:r>
       <w:r>
-        <w:t>проговорил</w:t>
+        <w:t>настаивал</w:t>
       </w:r>
       <w:r>
         <w:t xml:space="preserve"> я. — Хотя бы теоретически?</w:t>
@@ -24977,7 +24977,37 @@
     </w:p>
     <w:p>
       <w:r>
-        <w:t>Я пополз в темноту.</w:t>
+        <w:t>Теперь нужно ползти</w:t>
+      </w:r>
+      <w:r>
+        <w:t xml:space="preserve"> </w:t>
+      </w:r>
+      <w:r>
+        <w:t xml:space="preserve">сквозь </w:t>
+      </w:r>
+      <w:r>
+        <w:t xml:space="preserve">тугую </w:t>
+      </w:r>
+      <w:r>
+        <w:t>индукцию</w:t>
+      </w:r>
+      <w:r>
+        <w:t>, которая грубо дави</w:t>
+      </w:r>
+      <w:r>
+        <w:t>т</w:t>
+      </w:r>
+      <w:r>
+        <w:t xml:space="preserve"> на плечи, как при ускорении в несколько </w:t>
+      </w:r>
+      <w:r>
+        <w:rPr>
+          <w:lang w:val="en-US"/>
+        </w:rPr>
+        <w:t>G</w:t>
+      </w:r>
+      <w:r>
+        <w:t>.</w:t>
       </w:r>
     </w:p>
     <w:p>
@@ -24988,7 +25018,13 @@
         <w:t xml:space="preserve"> </w:t>
       </w:r>
       <w:r>
-        <w:t>лампа оставалась внизу. Над головой узкими сводами смыкалась липкая, пропитанная запахом пыли темнота. Я на пределе сил вытягивал себя из гравитационной воронки, которая пылала подо мной, как жерло разбуженного вулкана.</w:t>
+        <w:t>лампа оставалась внизу. Над головой узкими сводами смыкалась липкая, пропитанная запахом пыли темнота. Я на пределе сил вытягивал себя из гравитационной воронки, пыла</w:t>
+      </w:r>
+      <w:r>
+        <w:t>вшей</w:t>
+      </w:r>
+      <w:r>
+        <w:t xml:space="preserve"> подо мной, как жерло разбуженного вулкана.</w:t>
       </w:r>
     </w:p>
     <w:p>
@@ -24998,7 +25034,13 @@
     </w:p>
     <w:p>
       <w:r>
-        <w:t>Проступили очертания закупоренной двери и массивного рычага, похожего на заклинившую часовую стрелку. Я потянулся к рычагу, нога соскочила с перекладины, и я невольно охнул, повиснув на одной руке.</w:t>
+        <w:t xml:space="preserve">Проступили очертания закупоренной двери и массивного рычага, похожего на заклинившую </w:t>
+      </w:r>
+      <w:r>
+        <w:t>железнодорожную</w:t>
+      </w:r>
+      <w:r>
+        <w:t xml:space="preserve"> стрелку. Я потянулся к рычагу, нога соскочила с перекладины, и я невольно охнул, повиснув на одной руке.</w:t>
       </w:r>
     </w:p>
     <w:p>
@@ -25244,6 +25286,11 @@
       </w:r>
     </w:p>
     <w:p>
+      <w:pPr>
+        <w:rPr>
+          <w:lang w:val="en-US"/>
+        </w:rPr>
+      </w:pPr>
       <w:r>
         <w:t xml:space="preserve">Глаза мои уже немного привыкли к расходящейся тряске и мелькающему свету. Я узнал искривлённое лицо </w:t>
       </w:r>
@@ -25470,7 +25517,16 @@
     </w:p>
     <w:p>
       <w:r>
-        <w:t>Он лежал рядом, на боку, поджав по себя ноги. Можно было подумать, что он спит, но глаза у него были открыты, и он смотрел на меня в ответ сердитым взглядом, от которого спирало дыхание в груди.</w:t>
+        <w:t xml:space="preserve">Он лежал рядом, на боку, поджав по себя ноги. </w:t>
+      </w:r>
+      <w:r>
+        <w:t>Казалось,</w:t>
+      </w:r>
+      <w:r>
+        <w:t xml:space="preserve"> </w:t>
+      </w:r>
+      <w:r>
+        <w:t>он спит, но глаза у него были открыты, и он смотрел на меня в ответ сердитым взглядом, от которого спирало дыхание в груди.</w:t>
       </w:r>
     </w:p>
     <w:p>
@@ -25494,7 +25550,7 @@
       </w:r>
       <w:r>
         <w:lastRenderedPageBreak/>
-        <w:t xml:space="preserve">Я говорил долго — так, по крайней мере, мне казалось. </w:t>
+        <w:t xml:space="preserve">Я говорил долго. </w:t>
       </w:r>
       <w:r>
         <w:t>П</w:t>
@@ -25666,6 +25722,11 @@
     </w:p>
     <w:p>
       <w:r>
+        <w:t>Мне повезло.</w:t>
+      </w:r>
+    </w:p>
+    <w:p>
+      <w:r>
         <w:t>— Вера! — опомнился я. — Где Вера?</w:t>
       </w:r>
     </w:p>
@@ -25726,12 +25787,12 @@
     </w:p>
     <w:p>
       <w:r>
+        <w:lastRenderedPageBreak/>
         <w:t>— Вера! — закричал я, глотая горелый воздух. — Вера!</w:t>
       </w:r>
     </w:p>
     <w:p>
       <w:r>
-        <w:lastRenderedPageBreak/>
         <w:t>Ко мне подбежал Мицюкин.</w:t>
       </w:r>
     </w:p>
@@ -26119,7 +26180,19 @@
     </w:p>
     <w:p>
       <w:r>
-        <w:t>— Кофе хотела выпить, — пробормотала Светлана Васильевна. Она напоминала слепую старуху, которая секунду назад лишилась зрения и всё ещё верит, что может видеть. — Но уже поздно! — Светлана Васильевна вытянула руку, ухватилась за невидимую нить, и голова у неё вскинулась, как у марионетки. — Мне надо вернуться на рабочее место. Меня ждут. Понимаете?</w:t>
+        <w:t xml:space="preserve">— Кофе хотела выпить, — пробормотала Светлана Васильевна. Она напоминала слепую старуху, которая секунду назад лишилась зрения и всё ещё верит, что может видеть. — Но уже поздно! — Светлана Васильевна вытянула руку, </w:t>
+      </w:r>
+      <w:r>
+        <w:t>хватаясь</w:t>
+      </w:r>
+      <w:r>
+        <w:t xml:space="preserve"> за </w:t>
+      </w:r>
+      <w:r>
+        <w:t>что-то невидимое, за призрак несбыточного спасения</w:t>
+      </w:r>
+      <w:r>
+        <w:t>. — Мне надо вернуться на рабочее место. Меня ждут. Понимаете?</w:t>
       </w:r>
     </w:p>
     <w:p>
@@ -26547,7 +26620,13 @@
         <w:t>вправляясь</w:t>
       </w:r>
       <w:r>
-        <w:t xml:space="preserve"> в стену. Я перевёл дыхание, толкнул всем весом, и приводной механизм внезапно ожил.</w:t>
+        <w:t xml:space="preserve"> в стену. Я перевёл дыхание, </w:t>
+      </w:r>
+      <w:r>
+        <w:t>навалился</w:t>
+      </w:r>
+      <w:r>
+        <w:t xml:space="preserve"> всем весом, и приводной механизм внезапно ожил.</w:t>
       </w:r>
     </w:p>
     <w:p>
@@ -26965,7 +27044,7 @@
         </w:tabs>
       </w:pPr>
       <w:r>
-        <w:t>— Олег! — услышал я окрик за спиной.</w:t>
+        <w:t>— Олег! — услышал я за спиной.</w:t>
       </w:r>
     </w:p>
     <w:p>
@@ -27019,7 +27098,7 @@
     </w:p>
     <w:p>
       <w:r>
-        <w:t>— С тобой всё в порядке? — Вера поблекла и отступила на полшага, убежала из моих объятий. — Тебе в медблок надо!</w:t>
+        <w:t>— С тобой всё в порядке? — Вера поблекла и отступила на шаг, убежала из моих объятий. — Тебе в медблок надо!</w:t>
       </w:r>
     </w:p>
     <w:p>
@@ -27086,10 +27165,10 @@
         <w:t>раскроенной</w:t>
       </w:r>
       <w:r>
-        <w:t xml:space="preserve"> бездны, которая затягивала нас, как </w:t>
-      </w:r>
-      <w:r>
-        <w:t>мелкую мошку</w:t>
+        <w:t xml:space="preserve"> бездны, </w:t>
+      </w:r>
+      <w:r>
+        <w:t>падали в пустоту</w:t>
       </w:r>
       <w:r>
         <w:t>.</w:t>
@@ -27401,7 +27480,7 @@
     </w:p>
     <w:p>
       <w:r>
-        <w:t>Мицюкин не ответил. Он встал — медленно и неуклюже, превозмогая бессилие и расходящуюся по всему телу боль. Вразвалку, нестройно, как разлаженный механизм, приблизился ко мне. Я подумал, что он полоснёт меня полным ненависти взглядом, вцепится в горло с бульдожьей хваткой, но Мицюкин спокойно положил мне руку на плечо.</w:t>
+        <w:t>Мицюкин не ответил. Он встал — медленно и неуклюже, превозмогая бессилие и расходящуюся по всему телу боль. Вразвалку, нестройно, как разлаженный механизм, приблизился ко мне. Я подумал, что он полоснёт меня полным ненависти взглядом, вцепится в горло, но Мицюкин спокойно положил мне руку на плечо.</w:t>
       </w:r>
     </w:p>
     <w:p>
@@ -27467,6 +27546,9 @@
         <w:pStyle w:val="10"/>
       </w:pPr>
       <w:r>
+        <w:rPr>
+          <w:highlight w:val="yellow"/>
+        </w:rPr>
         <w:lastRenderedPageBreak/>
         <w:t>ВЫСОКОЕ ДАВЛЕНИЕ</w:t>
       </w:r>

--- a/abyss/Воронков_В_Бездна_света.docx
+++ b/abyss/Воронков_В_Бездна_света.docx
@@ -273,7 +273,13 @@
       </w:r>
       <w:proofErr w:type="spellEnd"/>
       <w:r>
-        <w:t xml:space="preserve"> это выдержит, — но по возращении проводит с каждым тщательные беседы, как мозгоправ из психиатрической больницы. Некоторых даже снимают с полётов, отправляют на минводы, как в ссылку, на принудительное лечение.</w:t>
+        <w:t xml:space="preserve"> это выдержит, — но по воз</w:t>
+      </w:r>
+      <w:r>
+        <w:t>в</w:t>
+      </w:r>
+      <w:r>
+        <w:t>ращении проводит с каждым тщательные беседы, как мозгоправ из психиатрической больницы. Некоторых даже снимают с полётов, отправляют на минводы, как в ссылку, на принудительное лечение.</w:t>
       </w:r>
     </w:p>
     <w:p>
@@ -1752,7 +1758,10 @@
     </w:p>
     <w:p>
       <w:r>
-        <w:t xml:space="preserve">В сущности, балк не является пространством в привычном смысле — по крайней мере, таким, которое мы способны помыслить. Меня поначалу пугала эта </w:t>
+        <w:t>Б</w:t>
+      </w:r>
+      <w:r>
+        <w:t xml:space="preserve">алк не является пространством в привычном смысле — по крайней мере, таким, которое мы способны помыслить. Меня поначалу пугала эта </w:t>
       </w:r>
       <w:r>
         <w:t>иррациональная</w:t>
@@ -2571,7 +2580,13 @@
     </w:p>
     <w:p>
       <w:r>
-        <w:t>Лампа вспыхнула, отбросив на стены угловатую алую тень, и череп тут же пробуравил металлический вопль системы оповещения. Вздрогнула, всплеснув руками, Мерцель. Григорьев зажмурил глаза.</w:t>
+        <w:t>Лампа отброси</w:t>
+      </w:r>
+      <w:r>
+        <w:t>ла</w:t>
+      </w:r>
+      <w:r>
+        <w:t xml:space="preserve"> на стены угловатую алую тень, и череп тут же пробуравил металлический вопль системы оповещения. Вздрогнула, всплеснув руками, Мерцель. Григорьев зажмурил глаза.</w:t>
       </w:r>
     </w:p>
     <w:p>
@@ -3915,7 +3930,7 @@
     </w:p>
     <w:p>
       <w:r>
-        <w:t>Я успел дойти до трёх, когда рубка раскатисто загрохотала, и ускорение вдавило меня в трещащий ложемент — как муху, которую прибили хлопушкой.</w:t>
+        <w:t>Я успел дойти до трёх, когда рубка раскатисто загрохотала, и ускорение вдавило меня в трещащий ложемент.</w:t>
       </w:r>
     </w:p>
     <w:p>
@@ -3984,20 +3999,117 @@
         <w:t>,</w:t>
       </w:r>
       <w:r>
-        <w:t xml:space="preserve"> и смотрел в потолок, ожидая, когда его начнёт кроить от инверсионной тяги. Во рту ещё </w:t>
-      </w:r>
+        <w:t xml:space="preserve"> и смотрел в потолок, ожидая, когда его начнёт кроить от инверсионной тяги. Во рту ещё чувствовался тошнотворно-сладкий привкус жижи из пакетов, которая во время полёта заменяла нам питательны</w:t>
+      </w:r>
+      <w:r>
+        <w:t>е</w:t>
+      </w:r>
+      <w:r>
+        <w:t xml:space="preserve"> рацион</w:t>
+      </w:r>
+      <w:r>
+        <w:t>ы</w:t>
+      </w:r>
+      <w:r>
+        <w:t>.</w:t>
+      </w:r>
+    </w:p>
+    <w:p>
       <w:r>
         <w:lastRenderedPageBreak/>
-        <w:t>чувствовался тошнотворно-сладкий привкус жижи из пакетов, которая во время полёта заменяла нам питательны</w:t>
-      </w:r>
-      <w:r>
-        <w:t>е</w:t>
-      </w:r>
-      <w:r>
-        <w:t xml:space="preserve"> рацион</w:t>
-      </w:r>
-      <w:r>
-        <w:t>ы</w:t>
+        <w:t>Я</w:t>
+      </w:r>
+      <w:r>
+        <w:t xml:space="preserve"> ненадолго задремал, несмотря на перегрузки. Но когда меня едва не выкинуло из кресла, от сонливости не осталось и следа.</w:t>
+      </w:r>
+    </w:p>
+    <w:p>
+      <w:r>
+        <w:t>Началась фаза интенсивного торможения.</w:t>
+      </w:r>
+    </w:p>
+    <w:p>
+      <w:r>
+        <w:t>— Компенсаторы? — рявкнул Майоров.</w:t>
+      </w:r>
+    </w:p>
+    <w:p>
+      <w:r>
+        <w:t>— Штатно… — с трудом выдавил из себя Григорьев. — Но идём… на пределе.</w:t>
+      </w:r>
+    </w:p>
+    <w:p>
+      <w:r>
+        <w:t>Ложемент тисками сдавил мне рёбра. Я закрыл глаза — глазные яблоки лопались от давления.</w:t>
+      </w:r>
+    </w:p>
+    <w:p>
+      <w:r>
+        <w:t xml:space="preserve">Несколько пыточных минут — и моё истерзанное тело швырнуло на спинку ложемента. Надсадный свист в ушах сменился </w:t>
+      </w:r>
+      <w:r>
+        <w:t>звенящей</w:t>
+      </w:r>
+      <w:r>
+        <w:t xml:space="preserve"> тишиной. Корабль вышел из торможения.</w:t>
+      </w:r>
+    </w:p>
+    <w:p>
+      <w:r>
+        <w:t>Звёзд больше не было. Мы врезались в темноту.</w:t>
+      </w:r>
+    </w:p>
+    <w:p>
+      <w:r>
+        <w:t>— Почему сразу не вышли на планету? — спросил Майоров.</w:t>
+      </w:r>
+    </w:p>
+    <w:p>
+      <w:r>
+        <w:t xml:space="preserve">— Есть небольшая погрешность, — сказал Григорьев. — Тысячные доли буквально. </w:t>
+      </w:r>
+      <w:r>
+        <w:t>С</w:t>
+      </w:r>
+      <w:r>
+        <w:t>корректируем</w:t>
+      </w:r>
+      <w:r>
+        <w:t>!</w:t>
+      </w:r>
+    </w:p>
+    <w:p>
+      <w:r>
+        <w:t>По всему фюзеляжу разошлось едкое шипение. Включились маневровые. В фонарь «Грозного» влилась сверкающая синева.</w:t>
+      </w:r>
+    </w:p>
+    <w:p>
+      <w:r>
+        <w:t>Корабль поплыл в мягком дрейфе навстречу океану из облаков.</w:t>
+      </w:r>
+    </w:p>
+    <w:p>
+      <w:r>
+        <w:t>— Ух ты! — выдохнул я, потирая пережатые ремнями рёбра. — Как Земля!</w:t>
+      </w:r>
+    </w:p>
+    <w:p>
+      <w:r>
+        <w:t>Никогда бы не подумал, что газовый гигант напомнит мне родную планету —</w:t>
+      </w:r>
+      <w:r>
+        <w:t xml:space="preserve"> </w:t>
+      </w:r>
+      <w:r>
+        <w:t>пасмурную, взволнованную тысячами бурь.</w:t>
+      </w:r>
+    </w:p>
+    <w:p>
+      <w:r>
+        <w:t xml:space="preserve">— Так-то похоже, да, — сказал Керман. — </w:t>
+      </w:r>
+      <w:r>
+        <w:t>Только чуть-чуть побольше</w:t>
       </w:r>
       <w:r>
         <w:t>.</w:t>
@@ -4005,106 +4117,6 @@
     </w:p>
     <w:p>
       <w:r>
-        <w:t>Я</w:t>
-      </w:r>
-      <w:r>
-        <w:t xml:space="preserve"> ненадолго задремал, несмотря на перегрузки. Но когда меня едва не выкинуло из кресла, от сонливости не осталось и следа.</w:t>
-      </w:r>
-    </w:p>
-    <w:p>
-      <w:r>
-        <w:t>Началась фаза интенсивного торможения.</w:t>
-      </w:r>
-    </w:p>
-    <w:p>
-      <w:r>
-        <w:t>— Компенсаторы? — рявкнул Майоров.</w:t>
-      </w:r>
-    </w:p>
-    <w:p>
-      <w:r>
-        <w:t>— Штатно… — с трудом выдавил из себя Григорьев. — Но идём… на пределе.</w:t>
-      </w:r>
-    </w:p>
-    <w:p>
-      <w:r>
-        <w:t>Ложемент тисками сдавил мне рёбра. Я закрыл глаза — глазные яблоки лопались от давления.</w:t>
-      </w:r>
-    </w:p>
-    <w:p>
-      <w:r>
-        <w:t xml:space="preserve">Несколько пыточных минут — и моё истерзанное тело швырнуло на спинку ложемента. Надсадный свист в ушах сменился </w:t>
-      </w:r>
-      <w:r>
-        <w:t>звенящей</w:t>
-      </w:r>
-      <w:r>
-        <w:t xml:space="preserve"> тишиной. Корабль вышел из торможения.</w:t>
-      </w:r>
-    </w:p>
-    <w:p>
-      <w:r>
-        <w:t>Звёзд больше не было. Мы врезались в темноту.</w:t>
-      </w:r>
-    </w:p>
-    <w:p>
-      <w:r>
-        <w:t>— Почему сразу не вышли на планету? — спросил Майоров.</w:t>
-      </w:r>
-    </w:p>
-    <w:p>
-      <w:r>
-        <w:t xml:space="preserve">— Есть небольшая погрешность, — сказал Григорьев. — Тысячные доли буквально. </w:t>
-      </w:r>
-      <w:r>
-        <w:t>С</w:t>
-      </w:r>
-      <w:r>
-        <w:t>корректируем</w:t>
-      </w:r>
-      <w:r>
-        <w:t>!</w:t>
-      </w:r>
-    </w:p>
-    <w:p>
-      <w:r>
-        <w:t>По всему фюзеляжу разошлось едкое шипение. Включились маневровые. В фонарь «Грозного» влилась сверкающая синева.</w:t>
-      </w:r>
-    </w:p>
-    <w:p>
-      <w:r>
-        <w:t>Корабль поплыл в мягком дрейфе навстречу океану из облаков.</w:t>
-      </w:r>
-    </w:p>
-    <w:p>
-      <w:r>
-        <w:t>— Ух ты! — выдохнул я, потирая пережатые ремнями рёбра. — Как Земля!</w:t>
-      </w:r>
-    </w:p>
-    <w:p>
-      <w:r>
-        <w:t>Никогда бы не подумал, что газовый гигант напомнит мне родную планету —</w:t>
-      </w:r>
-      <w:r>
-        <w:t xml:space="preserve"> </w:t>
-      </w:r>
-      <w:r>
-        <w:t>пасмурную, взволнованную тысячами бурь.</w:t>
-      </w:r>
-    </w:p>
-    <w:p>
-      <w:r>
-        <w:t xml:space="preserve">— Так-то похоже, да, — сказал Керман. — </w:t>
-      </w:r>
-      <w:r>
-        <w:t>Только чуть-чуть побольше</w:t>
-      </w:r>
-      <w:r>
-        <w:t>.</w:t>
-      </w:r>
-    </w:p>
-    <w:p>
-      <w:r>
         <w:t>— Даю корректировку по орбитальному галсу, — сообщил Григорьев. — Выйдем на осу через девятнадцать минут.</w:t>
       </w:r>
     </w:p>
@@ -4152,12 +4164,12 @@
     </w:p>
     <w:p>
       <w:r>
+        <w:t>— Всё в норме, — ответила Мерцель. — Автоматика сама рассчитала такой фактор скорости.</w:t>
+      </w:r>
+    </w:p>
+    <w:p>
+      <w:r>
         <w:lastRenderedPageBreak/>
-        <w:t>— Всё в норме, — ответила Мерцель. — Автоматика сама рассчитала такой фактор скорости.</w:t>
-      </w:r>
-    </w:p>
-    <w:p>
-      <w:r>
         <w:t>— Вы же говорили, сенсоры слепнут?</w:t>
       </w:r>
     </w:p>
@@ -25177,7 +25189,7 @@
     </w:p>
     <w:p>
       <w:r>
-        <w:t>Лампы горели вразнобой, мерцали, вспыхивали и гасли. Переборки натужно вибрировали, как у кораблей, которые проходят сквозь плотные скопления газа.</w:t>
+        <w:t>Лампы горели вразнобой, мерцали и гасли. Переборки натужно вибрировали, как у кораблей, которые проходят сквозь плотные скопления газа.</w:t>
       </w:r>
     </w:p>
     <w:p>
@@ -25286,11 +25298,6 @@
       </w:r>
     </w:p>
     <w:p>
-      <w:pPr>
-        <w:rPr>
-          <w:lang w:val="en-US"/>
-        </w:rPr>
-      </w:pPr>
       <w:r>
         <w:t xml:space="preserve">Глаза мои уже немного привыкли к расходящейся тряске и мелькающему свету. Я узнал искривлённое лицо </w:t>
       </w:r>
@@ -25321,15 +25328,12 @@
       </w:r>
       <w:proofErr w:type="spellEnd"/>
       <w:r>
-        <w:t xml:space="preserve"> перекосило, как засбоившую машину. Резак, изрыгнув последнюю струю пламени, погас у него в руке, и он уставился на меня, как на чудище из ночного кошмара. Появилось ещё несколько теней, вылезших из </w:t>
-      </w:r>
+        <w:t xml:space="preserve"> перекосило, как засбоившую машину. Резак, изрыгнув последнюю струю пламени, погас у него в руке, и он уставился на меня, как на чудище из ночного кошмара. Появилось ещё несколько теней, вылезших из складок в пространстве. Одна из них отделилась от стены и побежала ко мне, размахивая руками.</w:t>
+      </w:r>
+    </w:p>
+    <w:p>
       <w:r>
         <w:lastRenderedPageBreak/>
-        <w:t>складок в пространстве. Одна из них отделилась от стены и побежала ко мне, размахивая руками.</w:t>
-      </w:r>
-    </w:p>
-    <w:p>
-      <w:r>
         <w:t>— Что здесь… — начал я и не договорил.</w:t>
       </w:r>
     </w:p>
@@ -25428,8 +25432,11 @@
     </w:p>
     <w:p>
       <w:r>
+        <w:t xml:space="preserve">Я встал, и все нервные окончания завопили от боли. Голова свесилась, как у пьяного, который не в состоянии удержать ровный взгляд. Я сделал </w:t>
+      </w:r>
+      <w:r>
         <w:lastRenderedPageBreak/>
-        <w:t xml:space="preserve">Я встал, и все нервные окончания завопили от боли. Голова свесилась, как у пьяного, который не в состоянии удержать ровный взгляд. Я сделал несколько шагов, и тело согнулось под собственной </w:t>
+        <w:t xml:space="preserve">несколько шагов, и тело согнулось под собственной </w:t>
       </w:r>
       <w:r>
         <w:t>тяжестью</w:t>
@@ -25546,17 +25553,17 @@
     </w:p>
     <w:p>
       <w:r>
-        <w:t xml:space="preserve">Я перевёл дыхание, облизнул потрескавшиеся губы и стал говорить, но слова как-то путались, цеплялись друг за друга, утрачивали даже тень смысла. </w:t>
+        <w:t xml:space="preserve">Я перевёл дыхание, облизнул потрескавшиеся губы и стал говорить, но слова как-то путались, цеплялись друг за друга, утрачивали даже тень смысла. Я говорил долго. </w:t>
+      </w:r>
+      <w:r>
+        <w:t>П</w:t>
+      </w:r>
+      <w:r>
+        <w:t xml:space="preserve">ытался что-то объяснить Алексину, втолковывал про операционные модули, про тот самый «десятый», который не успели вовремя </w:t>
       </w:r>
       <w:r>
         <w:lastRenderedPageBreak/>
-        <w:t xml:space="preserve">Я говорил долго. </w:t>
-      </w:r>
-      <w:r>
-        <w:t>П</w:t>
-      </w:r>
-      <w:r>
-        <w:t>ытался что-то объяснить Алексину, втолковывал про операционные модули, про тот самый «десятый», который не успели вовремя заменить, вспомнил про нуболидов, про прочность камеры, про условия содержания.</w:t>
+        <w:t>заменить, вспомнил про нуболидов, про прочность камеры, про условия содержания.</w:t>
       </w:r>
     </w:p>
     <w:p>
@@ -25656,8 +25663,11 @@
     </w:p>
     <w:p>
       <w:r>
+        <w:t xml:space="preserve">Огромные часы, сердце станции, перемалывали шестернями скопившуюся вокруг них темноту. Зубчатые колёса слетели, оголив уродливые штыри, </w:t>
+      </w:r>
+      <w:r>
         <w:lastRenderedPageBreak/>
-        <w:t>Огромные часы, сердце станции, перемалывали шестернями скопившуюся вокруг них темноту. Зубчатые колёса слетели, оголив уродливые штыри, и валялись на полу, придавленные падающей с потолка тенью. Тонкий диск, отмеря</w:t>
+        <w:t>и валялись на полу, придавленные падающей с потолка тенью. Тонкий диск, отмеря</w:t>
       </w:r>
       <w:r>
         <w:t>ющ</w:t>
@@ -37187,9 +37197,6 @@
       </w:r>
       <w:r>
         <w:t>Говорим о чём-то. Смотрим на наручные часы. Считаем тени на переборках.</w:t>
-      </w:r>
-      <w:r>
-        <w:t xml:space="preserve"> Ходячие трупы, изображающие живых людей.</w:t>
       </w:r>
     </w:p>
     <w:p>

--- a/abyss/Воронков_В_Бездна_света.docx
+++ b/abyss/Воронков_В_Бездна_света.docx
@@ -71,15 +71,7 @@
     </w:p>
     <w:p>
       <w:r>
-        <w:t xml:space="preserve">Сам переход космонавты называют </w:t>
-      </w:r>
-      <w:proofErr w:type="spellStart"/>
-      <w:r>
-        <w:t>бранком</w:t>
-      </w:r>
-      <w:proofErr w:type="spellEnd"/>
-      <w:r>
-        <w:t xml:space="preserve">. </w:t>
+        <w:t xml:space="preserve">Сам переход космонавты называют бранком. </w:t>
       </w:r>
       <w:r>
         <w:t>Потому что о</w:t>
@@ -95,53 +87,210 @@
       </w:r>
     </w:p>
     <w:p>
-      <w:proofErr w:type="spellStart"/>
-      <w:r>
-        <w:t>Бранк</w:t>
-      </w:r>
-      <w:proofErr w:type="spellEnd"/>
+      <w:r>
+        <w:t>Бранк.</w:t>
+      </w:r>
+    </w:p>
+    <w:p>
+      <w:r>
+        <w:t>В</w:t>
+      </w:r>
+      <w:r>
+        <w:t xml:space="preserve"> бранк</w:t>
+      </w:r>
+      <w:r>
+        <w:t>е</w:t>
+      </w:r>
+      <w:r>
+        <w:t xml:space="preserve"> снятся кошмары. Об этом все знают. Так человеческое сознание </w:t>
+      </w:r>
+      <w:r>
+        <w:t>отзывается</w:t>
+      </w:r>
+      <w:r>
+        <w:t xml:space="preserve"> на </w:t>
+      </w:r>
+      <w:r>
+        <w:t xml:space="preserve">чёрную, как смерть, </w:t>
+      </w:r>
+      <w:r>
+        <w:t xml:space="preserve">тьму за переборками корабельных модулей. </w:t>
+      </w:r>
+      <w:r>
+        <w:t>Н</w:t>
+      </w:r>
+      <w:r>
+        <w:t>ичего удивительного тут нет. Многим и на Земле снятся</w:t>
+      </w:r>
+      <w:r>
+        <w:t xml:space="preserve"> кошмары</w:t>
+      </w:r>
       <w:r>
         <w:t>.</w:t>
       </w:r>
     </w:p>
     <w:p>
       <w:r>
+        <w:t>Новички, впрочем, обожают страшилки на эту тему.</w:t>
+      </w:r>
+    </w:p>
+    <w:p>
+      <w:r>
+        <w:t xml:space="preserve">Рассказывают, что космонавты сходят с ума, что обычный сон </w:t>
+      </w:r>
+      <w:r>
+        <w:t>перерастает</w:t>
+      </w:r>
+      <w:r>
+        <w:t xml:space="preserve"> в конверсионную фугу, как у навигаторов на последнем цикле, что все воспоминания стираются напрочь, и получается чистое, лишённое разума сознание. </w:t>
+      </w:r>
+    </w:p>
+    <w:p>
+      <w:r>
+        <w:t>Самая популярная страшилка — о вечном пробуждении.</w:t>
+      </w:r>
+    </w:p>
+    <w:p>
+      <w:r>
+        <w:t>Тебе снится обычный для бранка кошмар, к которым все мы давно привыкли. Ты просыпаешься, вылезаешь из амниона, неуклюже барахтаясь в невесомости, точно едва успел родиться на свет. Дёргаешь за рычаг в стене, чтобы открыть люк в соединительный тракт между отсеками, где побольше пространства.</w:t>
+      </w:r>
+    </w:p>
+    <w:p>
+      <w:r>
+        <w:t>И просыпаешься снова.</w:t>
+      </w:r>
+    </w:p>
+    <w:p>
+      <w:r>
+        <w:t xml:space="preserve">Впрочем, </w:t>
+      </w:r>
+      <w:r>
+        <w:t>вечным пробуждение становится</w:t>
+      </w:r>
+      <w:r>
+        <w:t xml:space="preserve"> лишь в особ</w:t>
+      </w:r>
+      <w:r>
+        <w:t>енно</w:t>
+      </w:r>
+      <w:r>
+        <w:t xml:space="preserve"> драматичных случаях. Обычно космонавта заставляют </w:t>
+      </w:r>
+      <w:r>
+        <w:t>по</w:t>
+      </w:r>
+      <w:r>
+        <w:t>мучиться</w:t>
+      </w:r>
+      <w:r>
+        <w:t xml:space="preserve"> несколько лет</w:t>
+      </w:r>
+      <w:r>
+        <w:t xml:space="preserve">, </w:t>
+      </w:r>
+      <w:r>
+        <w:t xml:space="preserve">пока </w:t>
+      </w:r>
+      <w:r>
+        <w:t>парад планет</w:t>
+      </w:r>
+      <w:r>
+        <w:t xml:space="preserve"> или солнечное затмение</w:t>
+      </w:r>
+      <w:r>
+        <w:t xml:space="preserve"> не разрывают мёртвую петлю</w:t>
+      </w:r>
+      <w:r>
+        <w:t xml:space="preserve"> сна, возвращая сознание в прикованное к больничной койке тело.</w:t>
+      </w:r>
+      <w:r>
+        <w:t xml:space="preserve"> Есть и менее жестокий вариант — кошмар заканчивается вместе с переходом.</w:t>
+      </w:r>
+    </w:p>
+    <w:p>
+      <w:r>
+        <w:t>Про истории о вечном переходе я, пожалуй, упоминать не буду.</w:t>
+      </w:r>
+    </w:p>
+    <w:p>
+      <w:r>
+        <w:t>П</w:t>
+      </w:r>
+      <w:r>
+        <w:t>сихика у многих</w:t>
+      </w:r>
+      <w:r>
+        <w:t xml:space="preserve"> и правда</w:t>
+      </w:r>
+      <w:r>
+        <w:t xml:space="preserve"> сдаёт после долгих полётов. Поэтому к экипажам приписан политкор — в бранке он не летает, редко какой политкор это выдержит, — но по воз</w:t>
+      </w:r>
+      <w:r>
+        <w:t>в</w:t>
+      </w:r>
+      <w:r>
+        <w:t>ращении проводит с каждым тщательные беседы, как мозгоправ из психиатрической больницы. Некоторых даже снимают с полётов, отправляют на минводы, как в ссылку, на принудительное лечение.</w:t>
+      </w:r>
+    </w:p>
+    <w:p>
+      <w:r>
+        <w:t xml:space="preserve">Мой самый первый бранк длился всего шесть с небольшим часов — спать было некогда и даже испугаться толком я не успел. Было лишь странное чувство после выхода. Вроде всё хорошо, ничего не болит, сознание ясное, </w:t>
+      </w:r>
+      <w:r>
+        <w:t>но</w:t>
+      </w:r>
+      <w:r>
+        <w:t xml:space="preserve"> тело чужое — руки с незнакомыми узловатыми пальцами, неуклюжие ноги… Как будто поменялся с кем-то телами, а все зеркала беспощадно врут.</w:t>
+      </w:r>
+    </w:p>
+    <w:p>
+      <w:r>
+        <w:lastRenderedPageBreak/>
+        <w:t xml:space="preserve">Следующий бранк, через пару недель, занял уже почти трое суток — кошмары были, но реальный кошмар поджидал меня после пробуждения. Я боялся самого балка, </w:t>
+      </w:r>
+      <w:r>
+        <w:t>неисчислимой</w:t>
+      </w:r>
+      <w:r>
+        <w:t xml:space="preserve"> пустоты, в которую падал корабль, отданный на милость погружённому в искусственный сон навигатору. Слепая беспомощность — при аварии я не успею даже помолиться — сводила с ума. </w:t>
+      </w:r>
+      <w:r>
         <w:t>В</w:t>
       </w:r>
       <w:r>
-        <w:t xml:space="preserve"> </w:t>
-      </w:r>
-      <w:proofErr w:type="spellStart"/>
-      <w:r>
-        <w:t>бранк</w:t>
+        <w:t xml:space="preserve">се жилы в теле </w:t>
+      </w:r>
+      <w:r>
+        <w:t xml:space="preserve">были </w:t>
+      </w:r>
+      <w:r>
+        <w:t xml:space="preserve">натянуты до треска. Я несколько часов провёл в каюте, пытаясь заново, подобно новорождённому, научиться спокойно дышать, а не хрипеть, до одури глотая воздух, как вытащенная на берег рыба. Весь остальной экипаж тем временем </w:t>
+      </w:r>
+      <w:r>
+        <w:t xml:space="preserve">спокойно </w:t>
+      </w:r>
+      <w:r>
+        <w:t>спал и видел сны. Я даже хотел разбудить капитана, чтобы услышать его голос.</w:t>
+      </w:r>
+    </w:p>
+    <w:p>
+      <w:r>
+        <w:t xml:space="preserve">Так было </w:t>
+      </w:r>
+      <w:r>
+        <w:t>в</w:t>
+      </w:r>
+      <w:r>
+        <w:t xml:space="preserve"> первы</w:t>
       </w:r>
       <w:r>
         <w:t>е</w:t>
       </w:r>
-      <w:proofErr w:type="spellEnd"/>
-      <w:r>
-        <w:t xml:space="preserve"> снятся кошмары. Об этом все знают. Так человеческое сознание </w:t>
-      </w:r>
-      <w:r>
-        <w:t>отзывается</w:t>
-      </w:r>
-      <w:r>
-        <w:t xml:space="preserve"> на </w:t>
-      </w:r>
-      <w:r>
-        <w:t xml:space="preserve">чёрную, как смерть, </w:t>
-      </w:r>
-      <w:r>
-        <w:t xml:space="preserve">тьму за переборками корабельных модулей. </w:t>
-      </w:r>
-      <w:r>
-        <w:t>Н</w:t>
-      </w:r>
-      <w:r>
-        <w:t>ичего удивительного тут нет. Многим и на Земле снятся</w:t>
-      </w:r>
-      <w:r>
-        <w:t xml:space="preserve"> кошмары</w:t>
+      <w:r>
+        <w:t xml:space="preserve"> полёт</w:t>
+      </w:r>
+      <w:r>
+        <w:t>ы</w:t>
       </w:r>
       <w:r>
         <w:t>.</w:t>
@@ -149,236 +298,13 @@
     </w:p>
     <w:p>
       <w:r>
-        <w:t>Новички, впрочем, обожают страшилки на эту тему.</w:t>
-      </w:r>
-    </w:p>
-    <w:p>
-      <w:r>
-        <w:t xml:space="preserve">Рассказывают, что космонавты сходят с ума, что обычный сон </w:t>
-      </w:r>
-      <w:r>
-        <w:t>перерастает</w:t>
-      </w:r>
-      <w:r>
-        <w:t xml:space="preserve"> в конверсионную фугу, как у навигаторов на последнем цикле, что все воспоминания стираются напрочь, и получается чистое, лишённое разума сознание. </w:t>
-      </w:r>
-    </w:p>
-    <w:p>
-      <w:r>
-        <w:t>Самая популярная страшилка — о вечном пробуждении.</w:t>
-      </w:r>
-    </w:p>
-    <w:p>
-      <w:r>
-        <w:t xml:space="preserve">Тебе снится обычный для </w:t>
-      </w:r>
-      <w:proofErr w:type="spellStart"/>
-      <w:r>
-        <w:t>бранка</w:t>
-      </w:r>
-      <w:proofErr w:type="spellEnd"/>
-      <w:r>
-        <w:t xml:space="preserve"> кошмар, к которым все мы давно привыкли. Ты просыпаешься, вылезаешь из амниона, неуклюже барахтаясь в невесомости, точно едва успел родиться на свет. Дёргаешь за рычаг в стене, чтобы открыть люк в соединительный тракт между отсеками, где побольше пространства.</w:t>
-      </w:r>
-    </w:p>
-    <w:p>
-      <w:r>
-        <w:t>И просыпаешься снова.</w:t>
-      </w:r>
-    </w:p>
-    <w:p>
-      <w:r>
-        <w:t xml:space="preserve">Впрочем, </w:t>
-      </w:r>
-      <w:r>
-        <w:t>вечным пробуждение становится</w:t>
-      </w:r>
-      <w:r>
-        <w:t xml:space="preserve"> лишь в особ</w:t>
-      </w:r>
-      <w:r>
-        <w:t>енно</w:t>
-      </w:r>
-      <w:r>
-        <w:t xml:space="preserve"> драматичных случаях. Обычно космонавта заставляют </w:t>
-      </w:r>
-      <w:r>
-        <w:t>по</w:t>
-      </w:r>
-      <w:r>
-        <w:t>мучиться</w:t>
-      </w:r>
-      <w:r>
-        <w:t xml:space="preserve"> несколько лет</w:t>
-      </w:r>
-      <w:r>
-        <w:t xml:space="preserve">, </w:t>
-      </w:r>
-      <w:r>
-        <w:t xml:space="preserve">пока </w:t>
-      </w:r>
-      <w:r>
-        <w:t>парад планет</w:t>
-      </w:r>
-      <w:r>
-        <w:t xml:space="preserve"> или солнечное затмение</w:t>
-      </w:r>
-      <w:r>
-        <w:t xml:space="preserve"> не разрывают мёртвую петлю</w:t>
-      </w:r>
-      <w:r>
-        <w:t xml:space="preserve"> сна, возвращая сознание в прикованное к больничной койке тело.</w:t>
-      </w:r>
-      <w:r>
-        <w:t xml:space="preserve"> Есть и менее жестокий вариант — кошмар заканчивается вместе с переходом.</w:t>
-      </w:r>
-    </w:p>
-    <w:p>
-      <w:r>
-        <w:t>Про истории о вечном переходе я, пожалуй, упоминать не буду.</w:t>
-      </w:r>
-    </w:p>
-    <w:p>
-      <w:r>
-        <w:t>П</w:t>
-      </w:r>
-      <w:r>
-        <w:t>сихика у многих</w:t>
-      </w:r>
-      <w:r>
-        <w:t xml:space="preserve"> и правда</w:t>
-      </w:r>
-      <w:r>
-        <w:t xml:space="preserve"> сдаёт после долгих полётов. Поэтому к экипажам приписан </w:t>
-      </w:r>
-      <w:proofErr w:type="spellStart"/>
-      <w:r>
-        <w:t>политкор</w:t>
-      </w:r>
-      <w:proofErr w:type="spellEnd"/>
-      <w:r>
-        <w:t xml:space="preserve"> — в </w:t>
-      </w:r>
-      <w:proofErr w:type="spellStart"/>
-      <w:r>
-        <w:t>бранке</w:t>
-      </w:r>
-      <w:proofErr w:type="spellEnd"/>
-      <w:r>
-        <w:t xml:space="preserve"> он не летает, редко какой </w:t>
-      </w:r>
-      <w:proofErr w:type="spellStart"/>
-      <w:r>
-        <w:t>политкор</w:t>
-      </w:r>
-      <w:proofErr w:type="spellEnd"/>
-      <w:r>
-        <w:t xml:space="preserve"> это выдержит, — но по воз</w:t>
-      </w:r>
-      <w:r>
-        <w:t>в</w:t>
-      </w:r>
-      <w:r>
-        <w:t>ращении проводит с каждым тщательные беседы, как мозгоправ из психиатрической больницы. Некоторых даже снимают с полётов, отправляют на минводы, как в ссылку, на принудительное лечение.</w:t>
-      </w:r>
-    </w:p>
-    <w:p>
-      <w:r>
-        <w:t xml:space="preserve">Мой самый первый </w:t>
-      </w:r>
-      <w:proofErr w:type="spellStart"/>
-      <w:r>
-        <w:t>бранк</w:t>
-      </w:r>
-      <w:proofErr w:type="spellEnd"/>
-      <w:r>
-        <w:t xml:space="preserve"> длился всего шесть с небольшим часов — спать было некогда и даже испугаться толком я не успел. Было лишь странное чувство после выхода. Вроде всё хорошо, ничего не болит, сознание ясное, </w:t>
-      </w:r>
-      <w:r>
-        <w:t>но</w:t>
-      </w:r>
-      <w:r>
-        <w:t xml:space="preserve"> тело чужое — руки с незнакомыми узловатыми пальцами, неуклюжие ноги… Как будто поменялся с кем-то телами, а все зеркала беспощадно врут.</w:t>
-      </w:r>
-    </w:p>
-    <w:p>
-      <w:r>
-        <w:lastRenderedPageBreak/>
-        <w:t xml:space="preserve">Следующий </w:t>
-      </w:r>
-      <w:proofErr w:type="spellStart"/>
-      <w:r>
-        <w:t>бранк</w:t>
-      </w:r>
-      <w:proofErr w:type="spellEnd"/>
-      <w:r>
-        <w:t xml:space="preserve">, через пару недель, занял уже почти трое суток — кошмары были, но реальный кошмар поджидал меня после пробуждения. Я боялся самого балка, </w:t>
-      </w:r>
-      <w:r>
-        <w:t>неисчислимой</w:t>
-      </w:r>
-      <w:r>
-        <w:t xml:space="preserve"> пустоты, в которую падал корабль, отданный на милость погружённому в искусственный сон навигатору. Слепая беспомощность — при аварии я не успею даже помолиться — сводила с ума. </w:t>
-      </w:r>
-      <w:r>
-        <w:t>В</w:t>
-      </w:r>
-      <w:r>
-        <w:t xml:space="preserve">се жилы в теле </w:t>
-      </w:r>
-      <w:r>
-        <w:t xml:space="preserve">были </w:t>
-      </w:r>
-      <w:r>
-        <w:t xml:space="preserve">натянуты до треска. Я несколько часов провёл в каюте, пытаясь заново, подобно новорождённому, научиться спокойно дышать, а не хрипеть, до одури глотая воздух, как вытащенная на берег рыба. Весь остальной экипаж тем временем </w:t>
-      </w:r>
-      <w:r>
-        <w:t xml:space="preserve">спокойно </w:t>
-      </w:r>
-      <w:r>
-        <w:t>спал и видел сны. Я даже хотел разбудить капитана, чтобы услышать его голос.</w:t>
-      </w:r>
-    </w:p>
-    <w:p>
-      <w:r>
-        <w:t xml:space="preserve">Так было </w:t>
-      </w:r>
-      <w:r>
-        <w:t>в</w:t>
-      </w:r>
-      <w:r>
-        <w:t xml:space="preserve"> первы</w:t>
-      </w:r>
-      <w:r>
-        <w:t>е</w:t>
-      </w:r>
-      <w:r>
-        <w:t xml:space="preserve"> полёт</w:t>
-      </w:r>
-      <w:r>
-        <w:t>ы</w:t>
-      </w:r>
-      <w:r>
-        <w:t>.</w:t>
-      </w:r>
-    </w:p>
-    <w:p>
-      <w:r>
         <w:t xml:space="preserve">Спустя несколько лет </w:t>
       </w:r>
       <w:r>
         <w:t>обжигающий</w:t>
       </w:r>
       <w:r>
-        <w:t xml:space="preserve"> ужас от перехода сменился скукой и дежурной рутиной во время вахты. Тело больше не казалось чужим, а кошмары, скорее, утомляли, чем пугали. Но потом меня включили в экипаж «Грозного», который шёл по срочному приказу к научно-исследовательской станции в Бете Громовой. Это был </w:t>
-      </w:r>
-      <w:proofErr w:type="spellStart"/>
-      <w:r>
-        <w:t>бранк</w:t>
-      </w:r>
-      <w:proofErr w:type="spellEnd"/>
-      <w:r>
-        <w:t xml:space="preserve"> длиною в четыреста девяносто семь часов.</w:t>
+        <w:t xml:space="preserve"> ужас от перехода сменился скукой и дежурной рутиной во время вахты. Тело больше не казалось чужим, а кошмары, скорее, утомляли, чем пугали. Но потом меня включили в экипаж «Грозного», который шёл по срочному приказу к научно-исследовательской станции в Бете Громовой. Это был бранк длиною в четыреста девяносто семь часов.</w:t>
       </w:r>
     </w:p>
     <w:p>
@@ -412,15 +338,7 @@
         <w:t>8</w:t>
       </w:r>
       <w:r>
-        <w:t xml:space="preserve">, промышленном городе в центральной полосе, который забывают иногда отметить на картах. В </w:t>
-      </w:r>
-      <w:proofErr w:type="spellStart"/>
-      <w:r>
-        <w:t>Стальске</w:t>
-      </w:r>
-      <w:proofErr w:type="spellEnd"/>
-      <w:r>
-        <w:t xml:space="preserve"> естественных водоёмов нет, а бассейн, куда меня однажды сводил отец, так провонял жгучей хлоркой, что напомина</w:t>
+        <w:t>, промышленном городе в центральной полосе, который забывают иногда отметить на картах. В Стальске естественных водоёмов нет, а бассейн, куда меня однажды сводил отец, так провонял жгучей хлоркой, что напомина</w:t>
       </w:r>
       <w:r>
         <w:t>л</w:t>
@@ -863,30 +781,17 @@
     </w:p>
     <w:p>
       <w:r>
-        <w:t xml:space="preserve">Я выбрался из амниона — запутавшись как обычно в застёжках — и завис посреди каюты, едва не приложившись головой о торчащий из стены поручень. </w:t>
-      </w:r>
-      <w:proofErr w:type="spellStart"/>
-      <w:r>
-        <w:t>Гравитонная</w:t>
-      </w:r>
-      <w:proofErr w:type="spellEnd"/>
-      <w:r>
-        <w:t xml:space="preserve"> камера </w:t>
+        <w:t xml:space="preserve">Я выбрался из амниона — запутавшись как обычно в застёжках — и завис посреди каюты, едва не приложившись головой о торчащий из стены поручень. Гравитонная камера </w:t>
       </w:r>
       <w:r>
         <w:t>в</w:t>
       </w:r>
       <w:r>
-        <w:t xml:space="preserve"> </w:t>
-      </w:r>
-      <w:proofErr w:type="spellStart"/>
-      <w:r>
-        <w:t>бранк</w:t>
+        <w:t xml:space="preserve"> бранк</w:t>
       </w:r>
       <w:r>
         <w:t>е</w:t>
       </w:r>
-      <w:proofErr w:type="spellEnd"/>
       <w:r>
         <w:t xml:space="preserve"> не работает, и приходится мириться с невесомостью.</w:t>
       </w:r>
@@ -914,15 +819,7 @@
     </w:p>
     <w:p>
       <w:r>
-        <w:t xml:space="preserve">Табельные часы с логотипом «Грозного», которые в </w:t>
-      </w:r>
-      <w:proofErr w:type="spellStart"/>
-      <w:r>
-        <w:t>бранке</w:t>
-      </w:r>
-      <w:proofErr w:type="spellEnd"/>
-      <w:r>
-        <w:t xml:space="preserve"> используются как будильник, сердито вибрировали и покалывали кожу. Я раздражённо содрал часы с запястья.</w:t>
+        <w:t>Табельные часы с логотипом «Грозного», которые в бранке используются как будильник, сердито вибрировали и покалывали кожу. Я раздражённо содрал часы с запястья.</w:t>
       </w:r>
     </w:p>
     <w:p>
@@ -1031,16 +928,11 @@
         <w:t>в</w:t>
       </w:r>
       <w:r>
-        <w:t xml:space="preserve"> </w:t>
-      </w:r>
-      <w:proofErr w:type="spellStart"/>
-      <w:r>
-        <w:t>бранк</w:t>
+        <w:t xml:space="preserve"> бранк</w:t>
       </w:r>
       <w:r>
         <w:t>е</w:t>
       </w:r>
-      <w:proofErr w:type="spellEnd"/>
       <w:r>
         <w:t xml:space="preserve"> </w:t>
       </w:r>
@@ -1130,15 +1022,7 @@
     </w:p>
     <w:p>
       <w:r>
-        <w:t xml:space="preserve">Три огня — навигатор мёртв. Такого в </w:t>
-      </w:r>
-      <w:proofErr w:type="spellStart"/>
-      <w:r>
-        <w:t>бранке</w:t>
-      </w:r>
-      <w:proofErr w:type="spellEnd"/>
-      <w:r>
-        <w:t xml:space="preserve"> никогда не происходит.</w:t>
+        <w:t>Три огня — навигатор мёртв. Такого в бранке никогда не происходит.</w:t>
       </w:r>
     </w:p>
     <w:p>
@@ -1253,15 +1137,7 @@
     </w:p>
     <w:p>
       <w:r>
-        <w:t xml:space="preserve">Люк глухо клацнул, </w:t>
-      </w:r>
-      <w:proofErr w:type="spellStart"/>
-      <w:r>
-        <w:t>примагнитившись</w:t>
-      </w:r>
-      <w:proofErr w:type="spellEnd"/>
-      <w:r>
-        <w:t xml:space="preserve"> к стене.</w:t>
+        <w:t>Люк глухо клацнул, примагнитившись к стене.</w:t>
       </w:r>
     </w:p>
     <w:p>
@@ -1350,15 +1226,7 @@
     </w:p>
     <w:p>
       <w:r>
-        <w:t xml:space="preserve">— Понятно, почему я проснулся! — Ключ ритмично поворачивался в модуле, громко чеканя секунды. — Говорят же, что сны в </w:t>
-      </w:r>
-      <w:proofErr w:type="spellStart"/>
-      <w:r>
-        <w:t>бранке</w:t>
-      </w:r>
-      <w:proofErr w:type="spellEnd"/>
-      <w:r>
-        <w:t xml:space="preserve"> не просто так снятся!</w:t>
+        <w:t>— Понятно, почему я проснулся! — Ключ ритмично поворачивался в модуле, громко чеканя секунды. — Говорят же, что сны в бранке не просто так снятся!</w:t>
       </w:r>
     </w:p>
     <w:p>
@@ -1405,15 +1273,7 @@
     </w:p>
     <w:p>
       <w:r>
-        <w:t xml:space="preserve">Майоров переместился к центральному анализатору, циану — встроенному в стену металлическому шкафу с похожими на </w:t>
-      </w:r>
-      <w:proofErr w:type="spellStart"/>
-      <w:r>
-        <w:t>лимбовые</w:t>
-      </w:r>
-      <w:proofErr w:type="spellEnd"/>
-      <w:r>
-        <w:t xml:space="preserve"> замки регуляторами.</w:t>
+        <w:t>Майоров переместился к центральному анализатору, циану — встроенному в стену металлическому шкафу с похожими на лимбовые замки регуляторами.</w:t>
       </w:r>
     </w:p>
     <w:p>
@@ -1502,15 +1362,7 @@
     </w:p>
     <w:p>
       <w:r>
-        <w:t xml:space="preserve">— А чего тут решать? — проговорил Керман, с трудом ворочая во рту словами, как после заморозки. — Так-то мы уже раз двадцать всё проверили. Циан в порядке. Ты от меня чего хочешь? Из </w:t>
-      </w:r>
-      <w:proofErr w:type="spellStart"/>
-      <w:r>
-        <w:t>бранка</w:t>
-      </w:r>
-      <w:proofErr w:type="spellEnd"/>
-      <w:r>
-        <w:t xml:space="preserve"> же </w:t>
+        <w:t xml:space="preserve">— А чего тут решать? — проговорил Керман, с трудом ворочая во рту словами, как после заморозки. — Так-то мы уже раз двадцать всё проверили. Циан в порядке. Ты от меня чего хочешь? Из бранка же </w:t>
       </w:r>
       <w:r>
         <w:t xml:space="preserve">мы досрочно </w:t>
@@ -1521,15 +1373,7 @@
     </w:p>
     <w:p>
       <w:r>
-        <w:t xml:space="preserve">— Я понимаю, что из </w:t>
-      </w:r>
-      <w:proofErr w:type="spellStart"/>
-      <w:r>
-        <w:t>бранка</w:t>
-      </w:r>
-      <w:proofErr w:type="spellEnd"/>
-      <w:r>
-        <w:t xml:space="preserve"> не выйдем! — </w:t>
+        <w:t xml:space="preserve">— Я понимаю, что из бранка не выйдем! — </w:t>
       </w:r>
       <w:r>
         <w:t>сказал</w:t>
@@ -1542,11 +1386,9 @@
       <w:r>
         <w:t xml:space="preserve">— Сергей, нет никаких секретных способов диагностики, о которых ты не знаешь! — лениво отозвался Керман. — А провизорный модуль в </w:t>
       </w:r>
-      <w:proofErr w:type="spellStart"/>
       <w:r>
         <w:t>бранке</w:t>
       </w:r>
-      <w:proofErr w:type="spellEnd"/>
       <w:r>
         <w:t xml:space="preserve"> я менять не буду. Так-то, если ты, — он приподнялся в ложементе, — отдашь мне такой приказ, я, конечно, заменю. Какие проблемы! Но сам бы я лично не рекомендовал,</w:t>
       </w:r>
@@ -1643,15 +1485,7 @@
     </w:p>
     <w:p>
       <w:r>
-        <w:t xml:space="preserve">— Во-о-от! — закивал Керман. — Так-то я тебя понимаю. Руки чешутся, хочется что-то сделать. Подвиг там гражданский совершить. После нескольких </w:t>
-      </w:r>
-      <w:proofErr w:type="spellStart"/>
-      <w:r>
-        <w:t>бранков</w:t>
-      </w:r>
-      <w:proofErr w:type="spellEnd"/>
-      <w:r>
-        <w:t xml:space="preserve"> ещё не успеваешь вникнуть во всю, так сказать, философию нашей ситуации.</w:t>
+        <w:t>— Во-о-от! — закивал Керман. — Так-то я тебя понимаю. Руки чешутся, хочется что-то сделать. Подвиг там гражданский совершить. После нескольких бранков ещё не успеваешь вникнуть во всю, так сказать, философию нашей ситуации.</w:t>
       </w:r>
     </w:p>
     <w:p>
@@ -1703,23 +1537,7 @@
     </w:p>
     <w:p>
       <w:r>
-        <w:t xml:space="preserve">— Я и не преувеличиваю. Все же понимают, на что идут, когда на трёхнедельный </w:t>
-      </w:r>
-      <w:proofErr w:type="spellStart"/>
-      <w:r>
-        <w:t>бранк</w:t>
-      </w:r>
-      <w:proofErr w:type="spellEnd"/>
-      <w:r>
-        <w:t xml:space="preserve"> подписываются. Теперь вот и молодёжь понимает. Ты не бледней так быстро, — подмигнул мне Керман. — Если что, у меня пятьдесят шестой </w:t>
-      </w:r>
-      <w:proofErr w:type="spellStart"/>
-      <w:r>
-        <w:t>бранк</w:t>
-      </w:r>
-      <w:proofErr w:type="spellEnd"/>
-      <w:r>
-        <w:t>, а я до сих пор тут с вами беседы беседую.</w:t>
+        <w:t>— Я и не преувеличиваю. Все же понимают, на что идут, когда на трёхнедельный бранк подписываются. Теперь вот и молодёжь понимает. Ты не бледней так быстро, — подмигнул мне Керман. — Если что, у меня пятьдесят шестой бранк, а я до сих пор тут с вами беседы беседую.</w:t>
       </w:r>
     </w:p>
     <w:p>
@@ -1800,16 +1618,11 @@
         <w:t xml:space="preserve">лет </w:t>
       </w:r>
       <w:r>
-        <w:t xml:space="preserve">меня старше. Керман ещё в начале полёта сказал, что Григорьев никогда не спит в </w:t>
-      </w:r>
-      <w:proofErr w:type="spellStart"/>
-      <w:r>
-        <w:t>бранк</w:t>
+        <w:t>меня старше. Керман ещё в начале полёта сказал, что Григорьев никогда не спит в бранк</w:t>
       </w:r>
       <w:r>
         <w:t>е</w:t>
       </w:r>
-      <w:proofErr w:type="spellEnd"/>
       <w:r>
         <w:t>. Поверить в то, что главный пилот почти три недели прожил без сна было решительно невозможно, но пару раз я сталкивался с ним во время вахты, когда он плавал по коридору, как лунатик.</w:t>
       </w:r>
@@ -1851,16 +1664,11 @@
         <w:t>в</w:t>
       </w:r>
       <w:r>
-        <w:t xml:space="preserve"> </w:t>
-      </w:r>
-      <w:proofErr w:type="spellStart"/>
-      <w:r>
-        <w:t>бранк</w:t>
+        <w:t xml:space="preserve"> бранк</w:t>
       </w:r>
       <w:r>
         <w:t>е</w:t>
       </w:r>
-      <w:proofErr w:type="spellEnd"/>
       <w:r>
         <w:t xml:space="preserve"> рубка напомина</w:t>
       </w:r>
@@ -1895,15 +1703,7 @@
         <w:t xml:space="preserve"> ж</w:t>
       </w:r>
       <w:r>
-        <w:t xml:space="preserve"> его знает, что вы там, инженеры, </w:t>
-      </w:r>
-      <w:proofErr w:type="spellStart"/>
-      <w:r>
-        <w:t>напридумали</w:t>
-      </w:r>
-      <w:proofErr w:type="spellEnd"/>
-      <w:r>
-        <w:t>. Смысла дёргаться в любом случае нет. Всё равно раньше времени отсюда не выберемся.</w:t>
+        <w:t xml:space="preserve"> его знает, что вы там, инженеры, напридумали. Смысла дёргаться в любом случае нет. Всё равно раньше времени отсюда не выберемся.</w:t>
       </w:r>
     </w:p>
     <w:p>
@@ -1946,16 +1746,11 @@
         <w:t xml:space="preserve">— </w:t>
       </w:r>
       <w:r>
-        <w:t xml:space="preserve">в гости на стыковку. А там автоматы в основном работают. Вместе с пулемётами. Пилот — самый бесполезный член экипажа в </w:t>
-      </w:r>
-      <w:proofErr w:type="spellStart"/>
-      <w:r>
-        <w:t>бранк</w:t>
+        <w:t>в гости на стыковку. А там автоматы в основном работают. Вместе с пулемётами. Пилот — самый бесполезный член экипажа в бранк</w:t>
       </w:r>
       <w:r>
         <w:t>е</w:t>
       </w:r>
-      <w:proofErr w:type="spellEnd"/>
       <w:r>
         <w:t>.</w:t>
       </w:r>
@@ -1967,16 +1762,11 @@
     </w:p>
     <w:p>
       <w:r>
-        <w:t xml:space="preserve">— А что, разве не правда? — Григорьев откинулся на подголовник и прикрыл глаза. Потолочный свет тут же выбелил его ещё молодое лицо, превратив в гипсовую маску. — Я, между прочим, спал. Недолго, правда. Майоров разбудил, люками гремел. Хотя спать в </w:t>
-      </w:r>
-      <w:proofErr w:type="spellStart"/>
-      <w:r>
-        <w:t>бранк</w:t>
+        <w:t>— А что, разве не правда? — Григорьев откинулся на подголовник и прикрыл глаза. Потолочный свет тут же выбелил его ещё молодое лицо, превратив в гипсовую маску. — Я, между прочим, спал. Недолго, правда. Майоров разбудил, люками гремел. Хотя спать в бранк</w:t>
       </w:r>
       <w:r>
         <w:t>е</w:t>
       </w:r>
-      <w:proofErr w:type="spellEnd"/>
       <w:r>
         <w:t xml:space="preserve"> — сомнительное удовольствие.</w:t>
       </w:r>
@@ -2009,15 +1799,7 @@
     </w:p>
     <w:p>
       <w:r>
-        <w:t xml:space="preserve">Сны в </w:t>
-      </w:r>
-      <w:proofErr w:type="spellStart"/>
-      <w:r>
-        <w:t>бранке</w:t>
-      </w:r>
-      <w:proofErr w:type="spellEnd"/>
-      <w:r>
-        <w:t xml:space="preserve"> у всех разные, но большинство либо плывут (и тонут), либо куда-то летят и закономерно падают. И то, и другое считается естественным откликом здоровой психики на невесомость и </w:t>
+        <w:t xml:space="preserve">Сны в бранке у всех разные, но большинство либо плывут (и тонут), либо куда-то летят и закономерно падают. И то, и другое считается естественным откликом здоровой психики на невесомость и </w:t>
       </w:r>
       <w:r>
         <w:t>чёрную бездн</w:t>
@@ -2059,15 +1841,7 @@
         <w:t>сказал</w:t>
       </w:r>
       <w:r>
-        <w:t xml:space="preserve"> Григорьев. — Видел я результаты твоих нормативов. По нижней планке идёшь. Говорят, на следующей партийной деке нормативы усилят. Я бы советовал, как вернёшься, взять в бассейн </w:t>
-      </w:r>
-      <w:proofErr w:type="spellStart"/>
-      <w:r>
-        <w:t>абонементик</w:t>
-      </w:r>
-      <w:proofErr w:type="spellEnd"/>
-      <w:r>
-        <w:t>. Глупо будет вылететь из-за такой ерунды.</w:t>
+        <w:t xml:space="preserve"> Григорьев. — Видел я результаты твоих нормативов. По нижней планке идёшь. Говорят, на следующей партийной деке нормативы усилят. Я бы советовал, как вернёшься, взять в бассейн абонементик. Глупо будет вылететь из-за такой ерунды.</w:t>
       </w:r>
     </w:p>
     <w:p>
@@ -2240,15 +2014,7 @@
     </w:p>
     <w:p>
       <w:r>
-        <w:t xml:space="preserve">— Чем она примечательна, «Заря» эта, что мы ради неё три недели в </w:t>
-      </w:r>
-      <w:proofErr w:type="spellStart"/>
-      <w:r>
-        <w:t>бранке</w:t>
-      </w:r>
-      <w:proofErr w:type="spellEnd"/>
-      <w:r>
-        <w:t xml:space="preserve"> торчим?</w:t>
+        <w:t>— Чем она примечательна, «Заря» эта, что мы ради неё три недели в бранке торчим?</w:t>
       </w:r>
     </w:p>
     <w:p>
@@ -2395,15 +2161,7 @@
     </w:p>
     <w:p>
       <w:r>
-        <w:t xml:space="preserve">— Ни разу ещё секунда в секунду не выходил из </w:t>
-      </w:r>
-      <w:proofErr w:type="spellStart"/>
-      <w:r>
-        <w:t>бранка</w:t>
-      </w:r>
-      <w:proofErr w:type="spellEnd"/>
-      <w:r>
-        <w:t>, — сказал Григорьев.</w:t>
+        <w:t>— Ни разу ещё секунда в секунду не выходил из бранка, — сказал Григорьев.</w:t>
       </w:r>
     </w:p>
     <w:p>
@@ -2424,15 +2182,7 @@
     </w:p>
     <w:p>
       <w:r>
-        <w:t xml:space="preserve">Майоров, насколько я успел понять, всегда с параноидальной точностью придерживался уставов и негласных правил — видимо, боялся, что за ним следит незримый </w:t>
-      </w:r>
-      <w:proofErr w:type="spellStart"/>
-      <w:r>
-        <w:t>политкор</w:t>
-      </w:r>
-      <w:proofErr w:type="spellEnd"/>
-      <w:r>
-        <w:t>.</w:t>
+        <w:t>Майоров, насколько я успел понять, всегда с параноидальной точностью придерживался уставов и негласных правил — видимо, боялся, что за ним следит незримый политкор.</w:t>
       </w:r>
     </w:p>
     <w:p>
@@ -2638,15 +2388,7 @@
     </w:p>
     <w:p>
       <w:r>
-        <w:t xml:space="preserve">— Отлично, все молодцы. — Странно было слышать похвалу, когда ты лежал в ложементе и ничего не делал. — Олег, заведи аппараты и </w:t>
-      </w:r>
-      <w:proofErr w:type="spellStart"/>
-      <w:r>
-        <w:t>гравитонную</w:t>
-      </w:r>
-      <w:proofErr w:type="spellEnd"/>
-      <w:r>
-        <w:t xml:space="preserve"> камеру. Понял? Сначала аппараты, </w:t>
+        <w:t xml:space="preserve">— Отлично, все молодцы. — Странно было слышать похвалу, когда ты лежал в ложементе и ничего не делал. — Олег, заведи аппараты и гравитонную камеру. Понял? Сначала аппараты, </w:t>
       </w:r>
       <w:r>
         <w:t>потом</w:t>
@@ -2757,15 +2499,7 @@
     <w:p>
       <w:r>
         <w:lastRenderedPageBreak/>
-        <w:t xml:space="preserve"> Я ухватился обеими руками за страховочный поручень, любезно отмеченный табличкой: «Держаться здесь». </w:t>
-      </w:r>
-      <w:proofErr w:type="spellStart"/>
-      <w:r>
-        <w:t>Гравитонный</w:t>
-      </w:r>
-      <w:proofErr w:type="spellEnd"/>
-      <w:r>
-        <w:t xml:space="preserve"> привод заводится обычно долго.</w:t>
+        <w:t xml:space="preserve"> Я ухватился обеими руками за страховочный поручень, любезно отмеченный табличкой: «Держаться здесь». Гравитонный привод заводится обычно долго.</w:t>
       </w:r>
     </w:p>
     <w:p>
@@ -2790,15 +2524,7 @@
     </w:p>
     <w:p>
       <w:r>
-        <w:t xml:space="preserve">Табличка с расцарапанным предупреждением замигала, и меня, как магнитом, притянуло к полу. Ноги с непривычки затряслись, и я, не выдержав, упал на колени, преклонился перед </w:t>
-      </w:r>
-      <w:proofErr w:type="spellStart"/>
-      <w:r>
-        <w:t>гравитонной</w:t>
-      </w:r>
-      <w:proofErr w:type="spellEnd"/>
-      <w:r>
-        <w:t xml:space="preserve"> камерой, которая с пугающей убедительностью обманыва</w:t>
+        <w:t>Табличка с расцарапанным предупреждением замигала, и меня, как магнитом, притянуло к полу. Ноги с непривычки затряслись, и я, не выдержав, упал на колени, преклонился перед гравитонной камерой, которая с пугающей убедительностью обманыва</w:t>
       </w:r>
       <w:r>
         <w:t>ет</w:t>
@@ -2904,15 +2630,7 @@
     </w:p>
     <w:p>
       <w:r>
-        <w:t xml:space="preserve">Керман покрутил </w:t>
-      </w:r>
-      <w:proofErr w:type="spellStart"/>
-      <w:r>
-        <w:t>лимбовые</w:t>
-      </w:r>
-      <w:proofErr w:type="spellEnd"/>
-      <w:r>
-        <w:t xml:space="preserve"> замки на циане, присмотрелся к рискам, сощурив глаза так, что брови наползли на веки, и громко выругался.</w:t>
+        <w:t>Керман покрутил лимбовые замки на циане, присмотрелся к рискам, сощурив глаза так, что брови наползли на веки, и громко выругался.</w:t>
       </w:r>
     </w:p>
     <w:p>
@@ -2979,15 +2697,7 @@
     </w:p>
     <w:p>
       <w:r>
-        <w:t xml:space="preserve">— Олег! — сказал он. — Реаниматор в </w:t>
-      </w:r>
-      <w:proofErr w:type="spellStart"/>
-      <w:r>
-        <w:t>медотсеке</w:t>
-      </w:r>
-      <w:proofErr w:type="spellEnd"/>
-      <w:r>
-        <w:t>!</w:t>
+        <w:t>— Олег! — сказал он. — Реаниматор в медотсеке!</w:t>
       </w:r>
     </w:p>
     <w:p>
@@ -3230,60 +2940,47 @@
         <w:t>Давайте в</w:t>
       </w:r>
       <w:r>
+        <w:t xml:space="preserve"> медкапсулу</w:t>
+      </w:r>
+      <w:r>
         <w:t xml:space="preserve"> </w:t>
       </w:r>
-      <w:proofErr w:type="spellStart"/>
-      <w:r>
-        <w:t>медкапсулу</w:t>
-      </w:r>
-      <w:proofErr w:type="spellEnd"/>
+      <w:r>
+        <w:t>её положим.</w:t>
+      </w:r>
+      <w:r>
+        <w:t xml:space="preserve"> — </w:t>
+      </w:r>
+      <w:r>
+        <w:t>Ж</w:t>
+      </w:r>
+      <w:r>
+        <w:t>илы на шее у Григорьева напряглись</w:t>
+      </w:r>
+      <w:r>
+        <w:t>.</w:t>
+      </w:r>
+      <w:r>
+        <w:t xml:space="preserve"> —</w:t>
+      </w:r>
       <w:r>
         <w:t xml:space="preserve"> </w:t>
       </w:r>
       <w:r>
-        <w:t>её положим.</w:t>
-      </w:r>
-      <w:r>
-        <w:t xml:space="preserve"> — </w:t>
-      </w:r>
-      <w:r>
-        <w:t>Ж</w:t>
-      </w:r>
-      <w:r>
-        <w:t>илы на шее у Григорьева напряглись</w:t>
-      </w:r>
-      <w:r>
-        <w:t>.</w:t>
-      </w:r>
-      <w:r>
-        <w:t xml:space="preserve"> —</w:t>
+        <w:t>Вдруг мы чего…</w:t>
+      </w:r>
+    </w:p>
+    <w:p>
+      <w:r>
+        <w:t xml:space="preserve">— Она мертва, — сказал Керман. — </w:t>
+      </w:r>
+      <w:r>
+        <w:t>Чем медкапсула сейчас поможет?</w:t>
       </w:r>
       <w:r>
         <w:t xml:space="preserve"> </w:t>
       </w:r>
       <w:r>
-        <w:t>Вдруг мы чего…</w:t>
-      </w:r>
-    </w:p>
-    <w:p>
-      <w:r>
-        <w:t xml:space="preserve">— Она мертва, — сказал Керман. — </w:t>
-      </w:r>
-      <w:r>
-        <w:t xml:space="preserve">Чем </w:t>
-      </w:r>
-      <w:proofErr w:type="spellStart"/>
-      <w:r>
-        <w:t>медкапсула</w:t>
-      </w:r>
-      <w:proofErr w:type="spellEnd"/>
-      <w:r>
-        <w:t xml:space="preserve"> сейчас поможет?</w:t>
-      </w:r>
-      <w:r>
-        <w:t xml:space="preserve"> </w:t>
-      </w:r>
-      <w:r>
         <w:t xml:space="preserve">Ты ей </w:t>
       </w:r>
       <w:r>
@@ -3316,15 +3013,7 @@
         <w:t>пробормотал</w:t>
       </w:r>
       <w:r>
-        <w:t xml:space="preserve"> Керман. — В </w:t>
-      </w:r>
-      <w:proofErr w:type="spellStart"/>
-      <w:r>
-        <w:t>бранке</w:t>
-      </w:r>
-      <w:proofErr w:type="spellEnd"/>
-      <w:r>
-        <w:t xml:space="preserve"> она была живая, иначе мы бы не вышли.</w:t>
+        <w:t xml:space="preserve"> Керман. — В бранке она была живая, иначе мы бы не вышли.</w:t>
       </w:r>
     </w:p>
     <w:p>
@@ -3478,15 +3167,7 @@
     </w:p>
     <w:p>
       <w:r>
-        <w:t xml:space="preserve">— Какая разница, сколько летает! — сказал Григорьев. — Рано или поздно </w:t>
-      </w:r>
-      <w:proofErr w:type="spellStart"/>
-      <w:r>
-        <w:t>бранк</w:t>
-      </w:r>
-      <w:proofErr w:type="spellEnd"/>
-      <w:r>
-        <w:t xml:space="preserve"> тебя достанет</w:t>
+        <w:t>— Какая разница, сколько летает! — сказал Григорьев. — Рано или поздно бранк тебя достанет</w:t>
       </w:r>
       <w:r>
         <w:t>!</w:t>
@@ -3572,15 +3253,7 @@
     </w:p>
     <w:p>
       <w:r>
-        <w:t xml:space="preserve">— Товарищи! — сказал Майоров. — Я понимаю, что все устали после </w:t>
-      </w:r>
-      <w:proofErr w:type="spellStart"/>
-      <w:r>
-        <w:t>бранка</w:t>
-      </w:r>
-      <w:proofErr w:type="spellEnd"/>
-      <w:r>
-        <w:t>, особенно с таким выходом. Но давайте соберёмся, задачу никто не отменял.</w:t>
+        <w:t>— Товарищи! — сказал Майоров. — Я понимаю, что все устали после бранка, особенно с таким выходом. Но давайте соберёмся, задачу никто не отменял.</w:t>
       </w:r>
     </w:p>
     <w:p>
@@ -3618,15 +3291,7 @@
         <w:t>ё</w:t>
       </w:r>
       <w:r>
-        <w:t xml:space="preserve">хнедельный </w:t>
-      </w:r>
-      <w:proofErr w:type="spellStart"/>
-      <w:r>
-        <w:t>бранк</w:t>
-      </w:r>
-      <w:proofErr w:type="spellEnd"/>
-      <w:r>
-        <w:t xml:space="preserve"> — дорога в один конец, это </w:t>
+        <w:t xml:space="preserve">хнедельный бранк — дорога в один конец, это </w:t>
       </w:r>
       <w:r>
         <w:t xml:space="preserve">все </w:t>
@@ -3727,24 +3392,11 @@
     </w:p>
     <w:p>
       <w:r>
-        <w:t xml:space="preserve">Жизнь на станции после </w:t>
-      </w:r>
-      <w:proofErr w:type="spellStart"/>
-      <w:r>
-        <w:t>бранка</w:t>
-      </w:r>
-      <w:proofErr w:type="spellEnd"/>
-      <w:r>
-        <w:t xml:space="preserve"> меня не пугала. Скорее, даже немного интриговала. Два месяца, так два месяца. Люди зачастую годами живут на осах и с ума не сходят — не то, что в</w:t>
-      </w:r>
-      <w:r>
-        <w:t xml:space="preserve"> </w:t>
-      </w:r>
-      <w:proofErr w:type="spellStart"/>
-      <w:r>
-        <w:t>бранке</w:t>
-      </w:r>
-      <w:proofErr w:type="spellEnd"/>
+        <w:t>Жизнь на станции после бранка меня не пугала. Скорее, даже немного интриговала. Два месяца, так два месяца. Люди зачастую годами живут на осах и с ума не сходят — не то, что в</w:t>
+      </w:r>
+      <w:r>
+        <w:t xml:space="preserve"> бранке</w:t>
+      </w:r>
       <w:r>
         <w:t>. Там будет стабильная гравитация, спокойные сны без кошмаров.</w:t>
       </w:r>
@@ -3856,15 +3508,7 @@
         <w:t>, товарищи</w:t>
       </w:r>
       <w:r>
-        <w:t xml:space="preserve">. Слишком долгий </w:t>
-      </w:r>
-      <w:proofErr w:type="spellStart"/>
-      <w:r>
-        <w:t>бранк</w:t>
-      </w:r>
-      <w:proofErr w:type="spellEnd"/>
-      <w:r>
-        <w:t xml:space="preserve">. И выход. Наверняка не я одна себя </w:t>
+        <w:t xml:space="preserve">. Слишком долгий бранк. И выход. Наверняка не я одна себя </w:t>
       </w:r>
       <w:r>
         <w:t xml:space="preserve">так </w:t>
@@ -4294,15 +3938,7 @@
     </w:p>
     <w:p>
       <w:r>
-        <w:t xml:space="preserve">Я забрался в узкую кишку стыковочного модуля и повис на лестнице, надеясь унять дрожь в руках. Майоров приказал отключить электрику и </w:t>
-      </w:r>
-      <w:proofErr w:type="spellStart"/>
-      <w:r>
-        <w:t>раздраить</w:t>
-      </w:r>
-      <w:proofErr w:type="spellEnd"/>
-      <w:r>
-        <w:t xml:space="preserve"> люк вручную. После всего произошедшего </w:t>
+        <w:t xml:space="preserve">Я забрался в узкую кишку стыковочного модуля и повис на лестнице, надеясь унять дрожь в руках. Майоров приказал отключить электрику и раздраить люк вручную. После всего произошедшего </w:t>
       </w:r>
       <w:r>
         <w:t xml:space="preserve">я </w:t>
@@ -4327,15 +3963,7 @@
     </w:p>
     <w:p>
       <w:r>
-        <w:t xml:space="preserve">Я ухватился обеими руками за вентиль, стараясь не сорваться в соединительный тракт, и только потом понял, что забыл загерметизировать модуль. Такие выкрутасы ни один </w:t>
-      </w:r>
-      <w:proofErr w:type="spellStart"/>
-      <w:r>
-        <w:t>политкор</w:t>
-      </w:r>
-      <w:proofErr w:type="spellEnd"/>
-      <w:r>
-        <w:t xml:space="preserve"> не прощает — </w:t>
+        <w:t xml:space="preserve">Я ухватился обеими руками за вентиль, стараясь не сорваться в соединительный тракт, и только потом понял, что забыл загерметизировать модуль. Такие выкрутасы ни один политкор не прощает — </w:t>
       </w:r>
       <w:r>
         <w:t>повезёт</w:t>
@@ -4428,7 +4056,7 @@
     </w:p>
     <w:p>
       <w:r>
-        <w:t>Люминофоры в стенах погасли. Где-то высоко над головой звенела чужим светом иная реальность. На лбу выступил пот — густой, как машинное масло. Я вытерся рукавом и разгерметизировал отсек.</w:t>
+        <w:t>Люминофоры в стенах погасли. Где-то высоко над головой звенела чужим светом иная реальность. На лбу выступил пот. Я вытерся рукавом и разгерметизировал отсек.</w:t>
       </w:r>
     </w:p>
     <w:p>
@@ -4495,28 +4123,12 @@
     </w:p>
     <w:p>
       <w:r>
-        <w:t xml:space="preserve">— </w:t>
-      </w:r>
-      <w:proofErr w:type="spellStart"/>
-      <w:r>
-        <w:t>Вереснев</w:t>
-      </w:r>
-      <w:proofErr w:type="spellEnd"/>
-      <w:r>
-        <w:t xml:space="preserve"> Олег Петрович, — проговорил я. Воздуха на отчество едва хватило. Я не сразу сообразил, как правильно дышать — вымотался после подъёма. — Я из инженерной службы.</w:t>
-      </w:r>
-    </w:p>
-    <w:p>
-      <w:r>
-        <w:t xml:space="preserve">— У вас всё в порядке? — спросил Мицюкин. — Вы вручную открывали </w:t>
-      </w:r>
-      <w:proofErr w:type="spellStart"/>
-      <w:r>
-        <w:t>гермошлюз</w:t>
-      </w:r>
-      <w:proofErr w:type="spellEnd"/>
-      <w:r>
-        <w:t>?</w:t>
+        <w:t>— Вереснев Олег Петрович, — проговорил я. Воздуха на отчество едва хватило. Я не сразу сообразил, как правильно дышать — вымотался после подъёма. — Я из инженерной службы.</w:t>
+      </w:r>
+    </w:p>
+    <w:p>
+      <w:r>
+        <w:t>— У вас всё в порядке? — спросил Мицюкин. — Вы вручную открывали гермошлюз?</w:t>
       </w:r>
     </w:p>
     <w:p>
@@ -4618,15 +4230,7 @@
         <w:t>— Я — Олег, — запоздало представился я.</w:t>
       </w:r>
       <w:r>
-        <w:t xml:space="preserve"> — </w:t>
-      </w:r>
-      <w:proofErr w:type="spellStart"/>
-      <w:r>
-        <w:t>Вереснев</w:t>
-      </w:r>
-      <w:proofErr w:type="spellEnd"/>
-      <w:r>
-        <w:t xml:space="preserve"> Олег Петрович.</w:t>
+        <w:t xml:space="preserve"> — Вереснев Олег Петрович.</w:t>
       </w:r>
     </w:p>
     <w:p>
@@ -5053,7 +4657,7 @@
         </w:tabs>
       </w:pPr>
       <w:r>
-        <w:t>Минаева — руки в карманы, голова втянута в плечи — быстро ушла в шум голосов. Можно было подумать, что внимание мужчин ей неприятно.</w:t>
+        <w:t>Минаева — руки в карманы, голова втянута в плечи — быстро ушла в шум голосов.</w:t>
       </w:r>
     </w:p>
     <w:p>
@@ -5429,15 +5033,7 @@
         <w:t xml:space="preserve">— </w:t>
       </w:r>
       <w:r>
-        <w:t xml:space="preserve">Мне Керман то же самое в </w:t>
-      </w:r>
-      <w:proofErr w:type="spellStart"/>
-      <w:r>
-        <w:t>бранке</w:t>
-      </w:r>
-      <w:proofErr w:type="spellEnd"/>
-      <w:r>
-        <w:t xml:space="preserve"> говорил</w:t>
+        <w:t>Мне Керман то же самое в бранке говорил</w:t>
       </w:r>
       <w:r>
         <w:t>, — сказал я</w:t>
@@ -5789,16 +5385,11 @@
         </w:tabs>
       </w:pPr>
       <w:r>
-        <w:t xml:space="preserve">В узкие, как бойницы, иллюминаторы ничего не было видно. Я так устал от стерильной пустоты в </w:t>
-      </w:r>
-      <w:proofErr w:type="spellStart"/>
-      <w:r>
-        <w:t>бранк</w:t>
+        <w:t>В узкие, как бойницы, иллюминаторы ничего не было видно. Я так устал от стерильной пустоты в бранк</w:t>
       </w:r>
       <w:r>
         <w:t>е</w:t>
       </w:r>
-      <w:proofErr w:type="spellEnd"/>
       <w:r>
         <w:t>, что хотел задержаться на минутку, вглядеться во мрак, надеясь, что он рассеется под моим взглядом, но Лысанов упрямо тянул вперёд.</w:t>
       </w:r>
@@ -5848,15 +5439,7 @@
         </w:tabs>
       </w:pPr>
       <w:r>
-        <w:t xml:space="preserve">— Не беспокойтесь, — сказал Лысанов. — Местная особенность. Есть небольшой сбой в </w:t>
-      </w:r>
-      <w:proofErr w:type="spellStart"/>
-      <w:r>
-        <w:t>гравитонной</w:t>
-      </w:r>
-      <w:proofErr w:type="spellEnd"/>
-      <w:r>
-        <w:t xml:space="preserve"> камере</w:t>
+        <w:t>— Не беспокойтесь, — сказал Лысанов. — Местная особенность. Есть небольшой сбой в гравитонной камере</w:t>
       </w:r>
       <w:r>
         <w:t>, у</w:t>
@@ -6731,15 +6314,7 @@
         </w:tabs>
       </w:pPr>
       <w:r>
-        <w:t xml:space="preserve">— Можно на «ты», Олег, — сказала Вера. — Я здесь в </w:t>
-      </w:r>
-      <w:proofErr w:type="spellStart"/>
-      <w:r>
-        <w:t>химлабе</w:t>
-      </w:r>
-      <w:proofErr w:type="spellEnd"/>
-      <w:r>
-        <w:t xml:space="preserve"> работаю, два года уже. — Она взглянула на меня через плечо. — Ты не смотри так! Я старше, чем выгляжу. А то все, кто прилетает, удивляются, как я вообще здесь оказалась.</w:t>
+        <w:t>— Можно на «ты», Олег, — сказала Вера. — Я здесь в химлабе работаю, два года уже. — Она взглянула на меня через плечо. — Ты не смотри так! Я старше, чем выгляжу. А то все, кто прилетает, удивляются, как я вообще здесь оказалась.</w:t>
       </w:r>
     </w:p>
     <w:p>
@@ -7002,15 +6577,7 @@
         </w:tabs>
       </w:pPr>
       <w:r>
-        <w:t xml:space="preserve">— Правильно говорить не эс, а </w:t>
-      </w:r>
-      <w:proofErr w:type="spellStart"/>
-      <w:r>
-        <w:t>цэ</w:t>
-      </w:r>
-      <w:proofErr w:type="spellEnd"/>
-      <w:r>
-        <w:t>. Мы, кстати, соседи. — Вера подошла к гермодвери</w:t>
+        <w:t>— Правильно говорить не эс, а цэ. Мы, кстати, соседи. — Вера подошла к гермодвери</w:t>
       </w:r>
       <w:r>
         <w:t>.</w:t>
@@ -7116,15 +6683,7 @@
         </w:tabs>
       </w:pPr>
       <w:r>
-        <w:t xml:space="preserve">На стекле сидела обычная земная муха и суматошно перебирала лапками, прочищая хоботок. Я моргнул и потёр глаза. После </w:t>
-      </w:r>
-      <w:proofErr w:type="spellStart"/>
-      <w:r>
-        <w:t>бранка</w:t>
-      </w:r>
-      <w:proofErr w:type="spellEnd"/>
-      <w:r>
-        <w:t xml:space="preserve"> может померещиться и не такое. Но муха никуда не делась. Она деловито ползла к кромке иллюминатора — живая, объёмная, настоящая.</w:t>
+        <w:t>На стекле сидела обычная земная муха и суматошно перебирала лапками, прочищая хоботок. Я моргнул и потёр глаза. После бранка может померещиться и не такое. Но муха никуда не делась. Она деловито ползла к кромке иллюминатора — живая, объёмная, настоящая.</w:t>
       </w:r>
     </w:p>
     <w:p>
@@ -7463,15 +7022,7 @@
     <w:p>
       <w:r>
         <w:lastRenderedPageBreak/>
-        <w:t xml:space="preserve">Я что, в </w:t>
-      </w:r>
-      <w:proofErr w:type="spellStart"/>
-      <w:r>
-        <w:t>бранке</w:t>
-      </w:r>
-      <w:proofErr w:type="spellEnd"/>
-      <w:r>
-        <w:t>?</w:t>
+        <w:t>Я что, в бранке?</w:t>
       </w:r>
     </w:p>
     <w:p>
@@ -7715,15 +7266,7 @@
     </w:p>
     <w:p>
       <w:r>
-        <w:t xml:space="preserve">— Ситуация такая, — начал он. — Мы хотим провести полную диагностику корабля, слишком много сюрпризов было после выхода. А нам на этой птичке ещё обратно лететь. Я понимаю, — он отхлебнул остывшего, судя по виду, кофе и поморщился, — после долгого </w:t>
-      </w:r>
-      <w:proofErr w:type="spellStart"/>
-      <w:r>
-        <w:t>бранка</w:t>
-      </w:r>
-      <w:proofErr w:type="spellEnd"/>
-      <w:r>
-        <w:t xml:space="preserve"> всем хочется отдыха, но </w:t>
+        <w:t xml:space="preserve">— Ситуация такая, — начал он. — Мы хотим провести полную диагностику корабля, слишком много сюрпризов было после выхода. А нам на этой птичке ещё обратно лететь. Я понимаю, — он отхлебнул остывшего, судя по виду, кофе и поморщился, — после долгого бранка всем хочется отдыха, но </w:t>
       </w:r>
       <w:r>
         <w:t>нам пока</w:t>
@@ -7795,15 +7338,7 @@
         <w:t>А в</w:t>
       </w:r>
       <w:r>
-        <w:t xml:space="preserve">ся </w:t>
-      </w:r>
-      <w:proofErr w:type="spellStart"/>
-      <w:r>
-        <w:t>электронка</w:t>
-      </w:r>
-      <w:proofErr w:type="spellEnd"/>
-      <w:r>
-        <w:t xml:space="preserve"> </w:t>
+        <w:t xml:space="preserve">ся электронка </w:t>
       </w:r>
       <w:r>
         <w:t>так-то</w:t>
@@ -8383,15 +7918,7 @@
     </w:p>
     <w:p>
       <w:r>
-        <w:t xml:space="preserve">В коридоре на втором уровне стали появляться обитатели станции. Я даже увидел </w:t>
-      </w:r>
-      <w:proofErr w:type="spellStart"/>
-      <w:r>
-        <w:t>Мицюкина</w:t>
-      </w:r>
-      <w:proofErr w:type="spellEnd"/>
-      <w:r>
-        <w:t xml:space="preserve"> из службы безопасности и кивнул ему, получив в ответ настороженный взгляд.</w:t>
+        <w:t>В коридоре на втором уровне стали появляться обитатели станции. Я даже увидел Мицюкина из службы безопасности и кивнул ему, получив в ответ настороженный взгляд.</w:t>
       </w:r>
     </w:p>
     <w:p>
@@ -9328,15 +8855,7 @@
     </w:p>
     <w:p>
       <w:r>
-        <w:t xml:space="preserve">— Я, помню, когда прилетела, дали недели три, чтобы в себя прийти. Гуляли по станции, аэробикой занимались, пили витаминные коктейли. А вы вообще без </w:t>
-      </w:r>
-      <w:proofErr w:type="spellStart"/>
-      <w:r>
-        <w:t>продыха</w:t>
-      </w:r>
-      <w:proofErr w:type="spellEnd"/>
-      <w:r>
-        <w:t>. Выглядишь ты не очень. В обморок не хлопнешься? Уверен, что хочешь гулять?</w:t>
+        <w:t>— Я, помню, когда прилетела, дали недели три, чтобы в себя прийти. Гуляли по станции, аэробикой занимались, пили витаминные коктейли. А вы вообще без продыха. Выглядишь ты не очень. В обморок не хлопнешься? Уверен, что хочешь гулять?</w:t>
       </w:r>
     </w:p>
     <w:p>
@@ -9787,15 +9306,7 @@
     </w:p>
     <w:p>
       <w:r>
-        <w:t xml:space="preserve">— Здесь </w:t>
-      </w:r>
-      <w:proofErr w:type="spellStart"/>
-      <w:r>
-        <w:t>гравитонные</w:t>
-      </w:r>
-      <w:proofErr w:type="spellEnd"/>
-      <w:r>
-        <w:t xml:space="preserve"> камеры так работают. Сбой</w:t>
+        <w:t>— Здесь гравитонные камеры так работают. Сбой</w:t>
       </w:r>
       <w:r>
         <w:t xml:space="preserve"> такой</w:t>
@@ -10364,13 +9875,8 @@
       </w:r>
     </w:p>
     <w:p>
-      <w:proofErr w:type="spellStart"/>
-      <w:r>
-        <w:t>Стальск</w:t>
-      </w:r>
-      <w:proofErr w:type="spellEnd"/>
-      <w:r>
-        <w:t xml:space="preserve"> я не любил. Вернее, ненавидел — глубинной, искренней, неприкрытой ненавистью, на</w:t>
+      <w:r>
+        <w:t>Стальск я не любил. Вернее, ненавидел — глубинной, искренней, неприкрытой ненавистью, на</w:t>
       </w:r>
       <w:r>
         <w:t xml:space="preserve"> какую</w:t>
@@ -10499,21 +10005,8 @@
       </w:r>
     </w:p>
     <w:p>
-      <w:proofErr w:type="spellStart"/>
-      <w:r>
-        <w:t>Стальск</w:t>
-      </w:r>
-      <w:proofErr w:type="spellEnd"/>
-      <w:r>
-        <w:t xml:space="preserve"> изначально проектировался не для людей, а для роботов, которые, как заведённые, работают по расписанию, едят по расписанию, спят по расписанию, умирают по расписанию — и не тратят время на бесполезные занятия, вроде прогулок в парке или отдыха на пляже. Единственный пруд, маленький и мелкий, как лужа, бороздили по концентрическим траекториям потрёпанные механические утки. О плавании я долгое время знал лишь понаслышке — из книжек или из тех же передач по телевизору, который регулярно, в соответствии с напечатанной в газете программой вещания, </w:t>
-      </w:r>
-      <w:proofErr w:type="spellStart"/>
-      <w:r>
-        <w:t>червоточил</w:t>
-      </w:r>
-      <w:proofErr w:type="spellEnd"/>
-      <w:r>
-        <w:t xml:space="preserve"> треском и помехами.</w:t>
+      <w:r>
+        <w:t>Стальск изначально проектировался не для людей, а для роботов, которые, как заведённые, работают по расписанию, едят по расписанию, спят по расписанию, умирают по расписанию — и не тратят время на бесполезные занятия, вроде прогулок в парке или отдыха на пляже. Единственный пруд, маленький и мелкий, как лужа, бороздили по концентрическим траекториям потрёпанные механические утки. О плавании я долгое время знал лишь понаслышке — из книжек или из тех же передач по телевизору, который регулярно, в соответствии с напечатанной в газете программой вещания, червоточил треском и помехами.</w:t>
       </w:r>
     </w:p>
     <w:p>
@@ -11375,13 +10868,8 @@
         <w:t>обитатели</w:t>
       </w:r>
       <w:r>
-        <w:t xml:space="preserve"> — беспризорные пациенты после </w:t>
-      </w:r>
-      <w:proofErr w:type="spellStart"/>
-      <w:r>
-        <w:t>коматоза</w:t>
-      </w:r>
-      <w:proofErr w:type="spellEnd"/>
+        <w:t xml:space="preserve"> — беспризорные пациенты после коматоза</w:t>
+      </w:r>
       <w:r>
         <w:t xml:space="preserve">, </w:t>
       </w:r>
@@ -12084,15 +11572,7 @@
     </w:p>
     <w:p>
       <w:r>
-        <w:t xml:space="preserve">Нуболиды потихоньку приходили в себя после </w:t>
-      </w:r>
-      <w:proofErr w:type="spellStart"/>
-      <w:r>
-        <w:t>бранка</w:t>
-      </w:r>
-      <w:proofErr w:type="spellEnd"/>
-      <w:r>
-        <w:t>. Из алой массы на дне камеры потянулись к потолку робкие ростки.</w:t>
+        <w:t>Нуболиды потихоньку приходили в себя после бранка. Из алой массы на дне камеры потянулись к потолку робкие ростки.</w:t>
       </w:r>
     </w:p>
     <w:p>
@@ -12177,15 +11657,7 @@
     </w:p>
     <w:p>
       <w:r>
-        <w:t xml:space="preserve">— К сожалению, мы до сих пор знаем о </w:t>
-      </w:r>
-      <w:proofErr w:type="spellStart"/>
-      <w:r>
-        <w:t>нуболидах</w:t>
-      </w:r>
-      <w:proofErr w:type="spellEnd"/>
-      <w:r>
-        <w:t xml:space="preserve"> не так много, — вздохнул Марутян. —</w:t>
+        <w:t>— К сожалению, мы до сих пор знаем о нуболидах не так много, — вздохнул Марутян. —</w:t>
       </w:r>
       <w:r>
         <w:t xml:space="preserve"> </w:t>
@@ -12421,15 +11893,7 @@
         <w:t>у игрушечного болванчика</w:t>
       </w:r>
       <w:r>
-        <w:t xml:space="preserve">. — Я ровным счётом ничего не чувствую! А вы, если захотите, то, конечно, почувствуете. Самовнушение — великая сила! Я же опираюсь на факты. Нет в </w:t>
-      </w:r>
-      <w:proofErr w:type="spellStart"/>
-      <w:r>
-        <w:t>нуболидах</w:t>
-      </w:r>
-      <w:proofErr w:type="spellEnd"/>
-      <w:r>
-        <w:t xml:space="preserve"> никакой магии, и камера содержания их полностью изолирует.</w:t>
+        <w:t>. — Я ровным счётом ничего не чувствую! А вы, если захотите, то, конечно, почувствуете. Самовнушение — великая сила! Я же опираюсь на факты. Нет в нуболидах никакой магии, и камера содержания их полностью изолирует.</w:t>
       </w:r>
     </w:p>
     <w:p>
@@ -12898,15 +12362,7 @@
     </w:p>
     <w:p>
       <w:r>
-        <w:t xml:space="preserve">— Сергей Акимов, — сказал я. — Это же отец Веры из </w:t>
-      </w:r>
-      <w:proofErr w:type="spellStart"/>
-      <w:r>
-        <w:t>химлаба</w:t>
-      </w:r>
-      <w:proofErr w:type="spellEnd"/>
-      <w:r>
-        <w:t>?</w:t>
+        <w:t>— Сергей Акимов, — сказал я. — Это же отец Веры из химлаба?</w:t>
       </w:r>
     </w:p>
     <w:p>
@@ -13052,11 +12508,9 @@
       <w:r>
         <w:t xml:space="preserve">Марутян продолжал рассуждать о </w:t>
       </w:r>
-      <w:proofErr w:type="spellStart"/>
       <w:r>
         <w:t>нуболидах</w:t>
       </w:r>
-      <w:proofErr w:type="spellEnd"/>
       <w:r>
         <w:t xml:space="preserve">, собирая пальцами складки на лбу, </w:t>
       </w:r>
@@ -13205,15 +12659,7 @@
     </w:p>
     <w:p>
       <w:r>
-        <w:t>— Да, — хмыкнул Майоров. — Неплохое шоу, и зверушки дрессированные. Команду «</w:t>
-      </w:r>
-      <w:proofErr w:type="spellStart"/>
-      <w:r>
-        <w:t>бранк</w:t>
-      </w:r>
-      <w:proofErr w:type="spellEnd"/>
-      <w:r>
-        <w:t>» даже выучили.</w:t>
+        <w:t>— Да, — хмыкнул Майоров. — Неплохое шоу, и зверушки дрессированные. Команду «бранк» даже выучили.</w:t>
       </w:r>
     </w:p>
     <w:p>
@@ -13534,13 +12980,8 @@
     </w:p>
     <w:p>
       <w:r>
-        <w:t xml:space="preserve">В конце дня Марутян решил провести ещё один эксперимент с </w:t>
-      </w:r>
-      <w:proofErr w:type="spellStart"/>
-      <w:r>
-        <w:t>нуболидами</w:t>
-      </w:r>
-      <w:proofErr w:type="spellEnd"/>
+        <w:t>В конце дня Марутян решил провести ещё один эксперимент с нуболидами</w:t>
+      </w:r>
       <w:r>
         <w:t>.</w:t>
       </w:r>
@@ -13863,15 +13304,7 @@
         <w:t>, к счастью,</w:t>
       </w:r>
       <w:r>
-        <w:t xml:space="preserve"> вспомнил о сбоях в </w:t>
-      </w:r>
-      <w:proofErr w:type="spellStart"/>
-      <w:r>
-        <w:t>гравитонной</w:t>
-      </w:r>
-      <w:proofErr w:type="spellEnd"/>
-      <w:r>
-        <w:t xml:space="preserve"> камере.</w:t>
+        <w:t xml:space="preserve"> вспомнил о сбоях в гравитонной камере.</w:t>
       </w:r>
     </w:p>
     <w:p>
@@ -14006,15 +13439,7 @@
     </w:p>
     <w:p>
       <w:r>
-        <w:t xml:space="preserve">— Ну так, — лениво отозвалась Вера, — </w:t>
-      </w:r>
-      <w:proofErr w:type="spellStart"/>
-      <w:r>
-        <w:t>полистываю</w:t>
-      </w:r>
-      <w:proofErr w:type="spellEnd"/>
-      <w:r>
-        <w:t>. Вы же нам это зачем-то привозите. Может, там что-то важное произошло на Земле, пока меня не было. Коммунизм, например, построили.</w:t>
+        <w:t>— Ну так, — лениво отозвалась Вера, — полистываю. Вы же нам это зачем-то привозите. Может, там что-то важное произошло на Земле, пока меня не было. Коммунизм, например, построили.</w:t>
       </w:r>
     </w:p>
     <w:p>
@@ -14529,13 +13954,8 @@
         <w:t>словно</w:t>
       </w:r>
       <w:r>
-        <w:t xml:space="preserve"> из </w:t>
-      </w:r>
-      <w:proofErr w:type="spellStart"/>
-      <w:r>
-        <w:t>бранка</w:t>
-      </w:r>
-      <w:proofErr w:type="spellEnd"/>
+        <w:t xml:space="preserve"> из бранка</w:t>
+      </w:r>
       <w:r>
         <w:t>.</w:t>
       </w:r>
@@ -14574,15 +13994,7 @@
         <w:t>бил</w:t>
       </w:r>
       <w:r>
-        <w:t xml:space="preserve"> сквозь веки. На языке тихо таял солоноватый привкус крови — я </w:t>
-      </w:r>
-      <w:proofErr w:type="spellStart"/>
-      <w:r>
-        <w:t>раскусал</w:t>
-      </w:r>
-      <w:proofErr w:type="spellEnd"/>
-      <w:r>
-        <w:t xml:space="preserve"> во сне губу. В уши врезался яростный трезвон сигнала к побудке.</w:t>
+        <w:t xml:space="preserve"> сквозь веки. На языке тихо таял солоноватый привкус крови — я раскусал во сне губу. В уши врезался яростный трезвон сигнала к побудке.</w:t>
       </w:r>
     </w:p>
     <w:p>
@@ -14746,15 +14158,7 @@
     </w:p>
     <w:p>
       <w:r>
-        <w:t xml:space="preserve">Я закрыл глаза и несколько раз медленно вздохнул. У космонавтов после долгого </w:t>
-      </w:r>
-      <w:proofErr w:type="spellStart"/>
-      <w:r>
-        <w:t>бранка</w:t>
-      </w:r>
-      <w:proofErr w:type="spellEnd"/>
-      <w:r>
-        <w:t xml:space="preserve"> часто случаются галлюцинации. Недели </w:t>
+        <w:t xml:space="preserve">Я закрыл глаза и несколько раз медленно вздохнул. У космонавтов после долгого бранка часто случаются галлюцинации. Недели </w:t>
       </w:r>
       <w:r>
         <w:t>постоянных</w:t>
@@ -15528,15 +14932,7 @@
     </w:p>
     <w:p>
       <w:r>
-        <w:t xml:space="preserve">— Сергей Владимирович, — пробормотал я, — со мной всё в порядке. Я готов ответить на все вопросы, — и тут же спросил сам: — Что с </w:t>
-      </w:r>
-      <w:proofErr w:type="spellStart"/>
-      <w:r>
-        <w:t>Марутяном</w:t>
-      </w:r>
-      <w:proofErr w:type="spellEnd"/>
-      <w:r>
-        <w:t>? Он жив?</w:t>
+        <w:t>— Сергей Владимирович, — пробормотал я, — со мной всё в порядке. Я готов ответить на все вопросы, — и тут же спросил сам: — Что с Марутяном? Он жив?</w:t>
       </w:r>
     </w:p>
     <w:p>
@@ -15564,15 +14960,7 @@
     </w:p>
     <w:p>
       <w:r>
-        <w:t xml:space="preserve">— Константин Игоревич, — Лысанов показал </w:t>
-      </w:r>
-      <w:proofErr w:type="spellStart"/>
-      <w:r>
-        <w:t>Мицюкину</w:t>
-      </w:r>
-      <w:proofErr w:type="spellEnd"/>
-      <w:r>
-        <w:t xml:space="preserve"> завёрнутую в целлофан ручку, — без экспертизы я, конечно, судить не берусь, но похоже, что это и есть орудие убийства.</w:t>
+        <w:t>— Константин Игоревич, — Лысанов показал Мицюкину завёрнутую в целлофан ручку, — без экспертизы я, конечно, судить не берусь, но похоже, что это и есть орудие убийства.</w:t>
       </w:r>
     </w:p>
     <w:p>
@@ -15669,15 +15057,7 @@
     </w:p>
     <w:p>
       <w:r>
-        <w:t xml:space="preserve">— Значит, — Лысанов ещё раз показал </w:t>
-      </w:r>
-      <w:proofErr w:type="spellStart"/>
-      <w:r>
-        <w:t>Мицюкину</w:t>
-      </w:r>
-      <w:proofErr w:type="spellEnd"/>
-      <w:r>
-        <w:t xml:space="preserve"> ручку, — орудие убийства было у Марутяна.</w:t>
+        <w:t>— Значит, — Лысанов ещё раз показал Мицюкину ручку, — орудие убийства было у Марутяна.</w:t>
       </w:r>
     </w:p>
     <w:p>
@@ -15698,15 +15078,7 @@
     </w:p>
     <w:p>
       <w:r>
-        <w:t xml:space="preserve">— Перекройте здесь всё, — раздался за спиной голос </w:t>
-      </w:r>
-      <w:proofErr w:type="spellStart"/>
-      <w:r>
-        <w:t>Мицюкина</w:t>
-      </w:r>
-      <w:proofErr w:type="spellEnd"/>
-      <w:r>
-        <w:t>, — и кровь у обоих на анализ. Будем разбираться.</w:t>
+        <w:t>— Перекройте здесь всё, — раздался за спиной голос Мицюкина, — и кровь у обоих на анализ. Будем разбираться.</w:t>
       </w:r>
     </w:p>
     <w:p>
@@ -15891,15 +15263,7 @@
     </w:p>
     <w:p>
       <w:r>
-        <w:t xml:space="preserve">— Болит, — признался я. — Но она уже несколько дней болит. Я думал, это последствия </w:t>
-      </w:r>
-      <w:proofErr w:type="spellStart"/>
-      <w:r>
-        <w:t>бранка</w:t>
-      </w:r>
-      <w:proofErr w:type="spellEnd"/>
-      <w:r>
-        <w:t>.</w:t>
+        <w:t>— Болит, — признался я. — Но она уже несколько дней болит. Я думал, это последствия бранка.</w:t>
       </w:r>
     </w:p>
     <w:p>
@@ -16470,15 +15834,7 @@
         <w:t>требовало</w:t>
       </w:r>
       <w:r>
-        <w:t xml:space="preserve"> ленивой невесомости </w:t>
-      </w:r>
-      <w:proofErr w:type="spellStart"/>
-      <w:r>
-        <w:t>бранка</w:t>
-      </w:r>
-      <w:proofErr w:type="spellEnd"/>
-      <w:r>
-        <w:t>.</w:t>
+        <w:t xml:space="preserve"> ленивой невесомости бранка.</w:t>
       </w:r>
     </w:p>
     <w:p>
@@ -16821,15 +16177,7 @@
     </w:p>
     <w:p>
       <w:r>
-        <w:t xml:space="preserve">— Качкой? — смутился Алексин. — Тоже скажешь! — Он перевернул мыском расколовшийся корпус диспенсера и покачал головой. — Это сбои такие в </w:t>
-      </w:r>
-      <w:proofErr w:type="spellStart"/>
-      <w:r>
-        <w:t>гравитонных</w:t>
-      </w:r>
-      <w:proofErr w:type="spellEnd"/>
-      <w:r>
-        <w:t xml:space="preserve"> камерах. Говорят, они тут с самого первого дня. Ошибок в логах нет, никак починить не можем. Достаёт страшно. — Он потёр грудь </w:t>
+        <w:t xml:space="preserve">— Качкой? — смутился Алексин. — Тоже скажешь! — Он перевернул мыском расколовшийся корпус диспенсера и покачал головой. — Это сбои такие в гравитонных камерах. Говорят, они тут с самого первого дня. Ошибок в логах нет, никак починить не можем. Достаёт страшно. — Он потёр грудь </w:t>
       </w:r>
       <w:r>
         <w:t>ладонью</w:t>
@@ -16951,15 +16299,7 @@
         <w:t xml:space="preserve">но </w:t>
       </w:r>
       <w:r>
-        <w:t xml:space="preserve">объём поменьше. Хотя смысл, если диспенсер такой же? — Алексин задумчиво пожевал губы. — Думаешь, их </w:t>
-      </w:r>
-      <w:proofErr w:type="spellStart"/>
-      <w:r>
-        <w:t>траванул</w:t>
-      </w:r>
-      <w:proofErr w:type="spellEnd"/>
-      <w:r>
-        <w:t xml:space="preserve"> кто-то?</w:t>
+        <w:t>объём поменьше. Хотя смысл, если диспенсер такой же? — Алексин задумчиво пожевал губы. — Думаешь, их траванул кто-то?</w:t>
       </w:r>
     </w:p>
     <w:p>
@@ -17354,15 +16694,7 @@
         <w:t>должно</w:t>
       </w:r>
       <w:r>
-        <w:t xml:space="preserve">. Все договорённости у меня были с </w:t>
-      </w:r>
-      <w:proofErr w:type="spellStart"/>
-      <w:r>
-        <w:t>Марутяном</w:t>
-      </w:r>
-      <w:proofErr w:type="spellEnd"/>
-      <w:r>
-        <w:t xml:space="preserve">. И ситуация была другая, если ты не заметил. Сейчас </w:t>
+        <w:t xml:space="preserve">. Все договорённости у меня были с Марутяном. И ситуация была другая, если ты не заметил. Сейчас </w:t>
       </w:r>
       <w:r>
         <w:t xml:space="preserve">вся </w:t>
@@ -17379,13 +16711,8 @@
     </w:p>
     <w:p>
       <w:r>
-        <w:t xml:space="preserve">— Хорошо. — Я подумал, что вряд ли буду скучать по </w:t>
-      </w:r>
-      <w:proofErr w:type="spellStart"/>
-      <w:r>
-        <w:t>нуболидам</w:t>
-      </w:r>
-      <w:proofErr w:type="spellEnd"/>
+        <w:t>— Хорошо. — Я подумал, что вряд ли буду скучать по нуболидам</w:t>
+      </w:r>
       <w:r>
         <w:t xml:space="preserve"> с их бешеными плясками под дымовой завесой.</w:t>
       </w:r>
@@ -17467,15 +16794,7 @@
     </w:p>
     <w:p>
       <w:r>
-        <w:t xml:space="preserve">— Медики так-то с нами не шибко охотнее </w:t>
-      </w:r>
-      <w:proofErr w:type="spellStart"/>
-      <w:r>
-        <w:t>Мицюкина</w:t>
-      </w:r>
-      <w:proofErr w:type="spellEnd"/>
-      <w:r>
-        <w:t xml:space="preserve"> общаются, — сказал Керман.</w:t>
+        <w:t>— Медики так-то с нами не шибко охотнее Мицюкина общаются, — сказал Керман.</w:t>
       </w:r>
     </w:p>
     <w:p>
@@ -17576,15 +16895,7 @@
     <w:p>
       <w:r>
         <w:lastRenderedPageBreak/>
-        <w:t xml:space="preserve">— Я себя плохо чувствовал, — сказал я. — Тяжело прихожу в себя после </w:t>
-      </w:r>
-      <w:proofErr w:type="spellStart"/>
-      <w:r>
-        <w:t>бранка</w:t>
-      </w:r>
-      <w:proofErr w:type="spellEnd"/>
-      <w:r>
-        <w:t>.</w:t>
+        <w:t>— Я себя плохо чувствовал, — сказал я. — Тяжело прихожу в себя после бранка.</w:t>
       </w:r>
     </w:p>
     <w:p>
@@ -17945,15 +17256,7 @@
     </w:p>
     <w:p>
       <w:r>
-        <w:t xml:space="preserve">Слышались голоса, шипели и клацали двери. Рядом с лифтом я едва не столкнулся с </w:t>
-      </w:r>
-      <w:proofErr w:type="spellStart"/>
-      <w:r>
-        <w:t>Мицюкиным</w:t>
-      </w:r>
-      <w:proofErr w:type="spellEnd"/>
-      <w:r>
-        <w:t>, рассеянным и потерянным, как бы выброшенным из привычной колеи. Мицюкин ухватился за меня взглядом, но ничего не сказал и молча прошёл мимо.</w:t>
+        <w:t>Слышались голоса, шипели и клацали двери. Рядом с лифтом я едва не столкнулся с Мицюкиным, рассеянным и потерянным, как бы выброшенным из привычной колеи. Мицюкин ухватился за меня взглядом, но ничего не сказал и молча прошёл мимо.</w:t>
       </w:r>
     </w:p>
     <w:p>
@@ -18453,15 +17756,7 @@
     </w:p>
     <w:p>
       <w:r>
-        <w:t xml:space="preserve">— И вы её никому не показывали? Надо было отдать записку </w:t>
-      </w:r>
-      <w:proofErr w:type="spellStart"/>
-      <w:r>
-        <w:t>Мицюкину</w:t>
-      </w:r>
-      <w:proofErr w:type="spellEnd"/>
-      <w:r>
-        <w:t>, он ведёт расследование и…</w:t>
+        <w:t>— И вы её никому не показывали? Надо было отдать записку Мицюкину, он ведёт расследование и…</w:t>
       </w:r>
     </w:p>
     <w:p>
@@ -18776,23 +18071,7 @@
     </w:p>
     <w:p>
       <w:r>
-        <w:t xml:space="preserve">— «Минск» знаю. — Мерцель поёжилась и провела по плечу ладонью, смахивая невидимое насекомое. — «Минск» все знают. Кто же не знает «Минск»? Правильно, его все знают. Ты не переживай, Олег! Будет ещё шанс сделать снимок на память. Красивый яркий снимок на память. Правильно я говорю? «Минск» — корабль новый, вовсю ещё летает. Это вот «Мурманск» давно списали. Он и тогда уже был старой развалиной. — Уголки губ у Мерцель задрожали. — Помню, сбои были в </w:t>
-      </w:r>
-      <w:proofErr w:type="spellStart"/>
-      <w:r>
-        <w:t>гравитонной</w:t>
-      </w:r>
-      <w:proofErr w:type="spellEnd"/>
-      <w:r>
-        <w:t xml:space="preserve"> камере. — Мерцель провела по лицу ладонью и вдруг стёрла всякое выражение — скорбь, усталость, печаль. Осталась бледная белая маска. — Сбои в </w:t>
-      </w:r>
-      <w:proofErr w:type="spellStart"/>
-      <w:r>
-        <w:t>гравитонной</w:t>
-      </w:r>
-      <w:proofErr w:type="spellEnd"/>
-      <w:r>
-        <w:t xml:space="preserve"> камере. Правильно, да? Это вот когда идёшь ты по коридору, не трогаешь никого, а тебя на стены швыряет. Или на потолок.</w:t>
+        <w:t>— «Минск» знаю. — Мерцель поёжилась и провела по плечу ладонью, смахивая невидимое насекомое. — «Минск» все знают. Кто же не знает «Минск»? Правильно, его все знают. Ты не переживай, Олег! Будет ещё шанс сделать снимок на память. Красивый яркий снимок на память. Правильно я говорю? «Минск» — корабль новый, вовсю ещё летает. Это вот «Мурманск» давно списали. Он и тогда уже был старой развалиной. — Уголки губ у Мерцель задрожали. — Помню, сбои были в гравитонной камере. — Мерцель провела по лицу ладонью и вдруг стёрла всякое выражение — скорбь, усталость, печаль. Осталась бледная белая маска. — Сбои в гравитонной камере. Правильно, да? Это вот когда идёшь ты по коридору, не трогаешь никого, а тебя на стены швыряет. Или на потолок.</w:t>
       </w:r>
     </w:p>
     <w:p>
@@ -19288,15 +18567,7 @@
         <w:t>,</w:t>
       </w:r>
       <w:r>
-        <w:t xml:space="preserve"> когда моложе была, вообще ничего не боялась. Все вокруг боялись чего-то, боялись того, что будет завтра, того, что было вчера. Боялись пустоты, темноты, расстояний. Боялись балка, бреда, </w:t>
-      </w:r>
-      <w:proofErr w:type="spellStart"/>
-      <w:r>
-        <w:t>политкора</w:t>
-      </w:r>
-      <w:proofErr w:type="spellEnd"/>
-      <w:r>
-        <w:t>, яркого света. А я не боялась. Правильно я говорю, Олег?</w:t>
+        <w:t xml:space="preserve"> когда моложе была, вообще ничего не боялась. Все вокруг боялись чего-то, боялись того, что будет завтра, того, что было вчера. Боялись пустоты, темноты, расстояний. Боялись балка, бреда, политкора, яркого света. А я не боялась. Правильно я говорю, Олег?</w:t>
       </w:r>
     </w:p>
     <w:p>
@@ -19778,15 +19049,7 @@
         <w:t xml:space="preserve">мы </w:t>
       </w:r>
       <w:r>
-        <w:t xml:space="preserve">как-нибудь ещё поговорим о </w:t>
-      </w:r>
-      <w:proofErr w:type="spellStart"/>
-      <w:r>
-        <w:t>нуболидах</w:t>
-      </w:r>
-      <w:proofErr w:type="spellEnd"/>
-      <w:r>
-        <w:t>. Времени у нас много.</w:t>
+        <w:t>как-нибудь ещё поговорим о нуболидах. Времени у нас много.</w:t>
       </w:r>
     </w:p>
     <w:p>
@@ -20023,15 +19286,7 @@
         <w:t>В</w:t>
       </w:r>
       <w:r>
-        <w:t xml:space="preserve">ижу кошмар, как в </w:t>
-      </w:r>
-      <w:proofErr w:type="spellStart"/>
-      <w:r>
-        <w:t>бранке</w:t>
-      </w:r>
-      <w:proofErr w:type="spellEnd"/>
-      <w:r>
-        <w:t xml:space="preserve">, только вместо </w:t>
+        <w:t xml:space="preserve">ижу кошмар, как в бранке, только вместо </w:t>
       </w:r>
       <w:r>
         <w:t>фрактального озера</w:t>
@@ -20664,15 +19919,7 @@
     </w:p>
     <w:p>
       <w:r>
-        <w:t xml:space="preserve">Я подумал, что опять произошёл сбой в </w:t>
-      </w:r>
-      <w:proofErr w:type="spellStart"/>
-      <w:r>
-        <w:t>гравитонной</w:t>
-      </w:r>
-      <w:proofErr w:type="spellEnd"/>
-      <w:r>
-        <w:t xml:space="preserve"> камере.</w:t>
+        <w:t>Я подумал, что опять произошёл сбой в гравитонной камере.</w:t>
       </w:r>
     </w:p>
     <w:p>
@@ -21227,15 +20474,7 @@
     </w:p>
     <w:p>
       <w:r>
-        <w:t xml:space="preserve">— Я плохо помню, — сказал я. — Она просила зайти к ней, поговорить о </w:t>
-      </w:r>
-      <w:proofErr w:type="spellStart"/>
-      <w:r>
-        <w:t>нуболидах</w:t>
-      </w:r>
-      <w:proofErr w:type="spellEnd"/>
-      <w:r>
-        <w:t>. А потом…</w:t>
+        <w:t>— Я плохо помню, — сказал я. — Она просила зайти к ней, поговорить о нуболидах. А потом…</w:t>
       </w:r>
     </w:p>
     <w:p>
@@ -21359,15 +20598,7 @@
     </w:p>
     <w:p>
       <w:r>
-        <w:t xml:space="preserve">— Мерцель пригласила меня к себе, чтобы поговорить о </w:t>
-      </w:r>
-      <w:proofErr w:type="spellStart"/>
-      <w:r>
-        <w:t>нуболидах</w:t>
-      </w:r>
-      <w:proofErr w:type="spellEnd"/>
-      <w:r>
-        <w:t>. Или нет. Она хотела мне что-то показать. Записку.</w:t>
+        <w:t>— Мерцель пригласила меня к себе, чтобы поговорить о нуболидах. Или нет. Она хотела мне что-то показать. Записку.</w:t>
       </w:r>
     </w:p>
     <w:p>
@@ -21462,15 +20693,7 @@
         <w:t xml:space="preserve"> сейчас</w:t>
       </w:r>
       <w:r>
-        <w:t xml:space="preserve"> уложат на каталку и увезут, громыхая по металлическому полу </w:t>
-      </w:r>
-      <w:proofErr w:type="spellStart"/>
-      <w:r>
-        <w:t>восьмерящими</w:t>
-      </w:r>
-      <w:proofErr w:type="spellEnd"/>
-      <w:r>
-        <w:t xml:space="preserve"> колёсами, в пропахшую смертью операционную.</w:t>
+        <w:t xml:space="preserve"> уложат на каталку и увезут, громыхая по металлическому полу восьмерящими колёсами, в пропахшую смертью операционную.</w:t>
       </w:r>
     </w:p>
     <w:p>
@@ -21485,15 +20708,7 @@
     </w:p>
     <w:p>
       <w:r>
-        <w:t xml:space="preserve">Мицюкин скривился, но промолчал. Я вдруг подумал о Майорове — странно, что он ещё не ворвался в </w:t>
-      </w:r>
-      <w:proofErr w:type="spellStart"/>
-      <w:r>
-        <w:t>медотсек</w:t>
-      </w:r>
-      <w:proofErr w:type="spellEnd"/>
-      <w:r>
-        <w:t xml:space="preserve"> и не потребовал объяснений, тряся папкой с какими-нибудь захватанными отчётами, трассировками, </w:t>
+        <w:t xml:space="preserve">Мицюкин скривился, но промолчал. Я вдруг подумал о Майорове — странно, что он ещё не ворвался в медотсек и не потребовал объяснений, тряся папкой с какими-нибудь захватанными отчётами, трассировками, </w:t>
       </w:r>
       <w:r>
         <w:lastRenderedPageBreak/>
@@ -21737,15 +20952,7 @@
     </w:p>
     <w:p>
       <w:r>
-        <w:t xml:space="preserve">Я не сомневался, что увижу скрюченного от ярости </w:t>
-      </w:r>
-      <w:proofErr w:type="spellStart"/>
-      <w:r>
-        <w:t>Мицюкина</w:t>
-      </w:r>
-      <w:proofErr w:type="spellEnd"/>
-      <w:r>
-        <w:t xml:space="preserve">, который вцепится в меня холодными пальцами и утащит в тайную тюрьму, но в отсек </w:t>
+        <w:t xml:space="preserve">Я не сомневался, что увижу скрюченного от ярости Мицюкина, который вцепится в меня холодными пальцами и утащит в тайную тюрьму, но в отсек </w:t>
       </w:r>
       <w:r>
         <w:t>воровато</w:t>
@@ -21887,15 +21094,7 @@
     </w:p>
     <w:p>
       <w:r>
-        <w:t xml:space="preserve">— От дерготни </w:t>
-      </w:r>
-      <w:proofErr w:type="spellStart"/>
-      <w:r>
-        <w:t>Мицюкина</w:t>
-      </w:r>
-      <w:proofErr w:type="spellEnd"/>
-      <w:r>
-        <w:t xml:space="preserve"> лучше не становится. Хорошо хоть Майорова сразу положили, а то бы </w:t>
+        <w:t xml:space="preserve">— От дерготни Мицюкина лучше не становится. Хорошо хоть Майорова сразу положили, а то бы </w:t>
       </w:r>
       <w:r>
         <w:t xml:space="preserve">они </w:t>
@@ -22098,15 +21297,7 @@
         <w:t>обожгло</w:t>
       </w:r>
       <w:r>
-        <w:t xml:space="preserve"> металлическим холодом. Я сделал осторожный шаг, и в этот момент отсек тряхнуло — </w:t>
-      </w:r>
-      <w:proofErr w:type="spellStart"/>
-      <w:r>
-        <w:t>гравитонный</w:t>
-      </w:r>
-      <w:proofErr w:type="spellEnd"/>
-      <w:r>
-        <w:t xml:space="preserve"> привод опять решил поиздеваться над вестибулярным аппаратом.</w:t>
+        <w:t xml:space="preserve"> металлическим холодом. Я сделал осторожный шаг, и в этот момент отсек тряхнуло — гравитонный привод опять решил поиздеваться над вестибулярным аппаратом.</w:t>
       </w:r>
     </w:p>
     <w:p>
@@ -22821,15 +22012,7 @@
     </w:p>
     <w:p>
       <w:r>
-        <w:t xml:space="preserve">— В </w:t>
-      </w:r>
-      <w:proofErr w:type="spellStart"/>
-      <w:r>
-        <w:t>нуболидах</w:t>
-      </w:r>
-      <w:proofErr w:type="spellEnd"/>
-      <w:r>
-        <w:t>?</w:t>
+        <w:t>— В нуболидах?</w:t>
       </w:r>
     </w:p>
     <w:p>
@@ -23057,15 +22240,7 @@
     </w:p>
     <w:p>
       <w:r>
-        <w:t xml:space="preserve">Больше мы ни о чём не говорили. Вопросов было много, сердце взволнованно ёрзало в груди, когда я думал о токсине или </w:t>
-      </w:r>
-      <w:proofErr w:type="spellStart"/>
-      <w:r>
-        <w:t>нуболидах</w:t>
-      </w:r>
-      <w:proofErr w:type="spellEnd"/>
-      <w:r>
-        <w:t>, однако нужные слова не приходили в голову.</w:t>
+        <w:t>Больше мы ни о чём не говорили. Вопросов было много, сердце взволнованно ёрзало в груди, когда я думал о токсине или нуболидах, однако нужные слова не приходили в голову.</w:t>
       </w:r>
     </w:p>
     <w:p>
@@ -23493,15 +22668,7 @@
     </w:p>
     <w:p>
       <w:r>
-        <w:t xml:space="preserve">— Родители есть, — сказал я, — но я их редко последнее время навещаю. Нехорошо это, конечно. Надо будет обязательно съездить в </w:t>
-      </w:r>
-      <w:proofErr w:type="spellStart"/>
-      <w:r>
-        <w:t>Стальск</w:t>
-      </w:r>
-      <w:proofErr w:type="spellEnd"/>
-      <w:r>
-        <w:t>, когда вернусь. Если вернусь, — добавил я.</w:t>
+        <w:t>— Родители есть, — сказал я, — но я их редко последнее время навещаю. Нехорошо это, конечно. Надо будет обязательно съездить в Стальск, когда вернусь. Если вернусь, — добавил я.</w:t>
       </w:r>
     </w:p>
     <w:p>
@@ -23516,15 +22683,7 @@
     </w:p>
     <w:p>
       <w:r>
-        <w:t xml:space="preserve">— </w:t>
-      </w:r>
-      <w:proofErr w:type="spellStart"/>
-      <w:r>
-        <w:t>Стальск</w:t>
-      </w:r>
-      <w:proofErr w:type="spellEnd"/>
-      <w:r>
-        <w:t xml:space="preserve">… </w:t>
+        <w:t xml:space="preserve">— Стальск… </w:t>
       </w:r>
       <w:r>
         <w:t xml:space="preserve">— проговорила Вера. — </w:t>
@@ -23535,15 +22694,7 @@
     </w:p>
     <w:p>
       <w:r>
-        <w:t xml:space="preserve">— Вряд ли, — сказал я. — Их много, </w:t>
-      </w:r>
-      <w:proofErr w:type="spellStart"/>
-      <w:r>
-        <w:t>Стальсков</w:t>
-      </w:r>
-      <w:proofErr w:type="spellEnd"/>
-      <w:r>
-        <w:t xml:space="preserve"> этих. Мой — </w:t>
+        <w:t xml:space="preserve">— Вряд ли, — сказал я. — Их много, Стальсков этих. Мой — </w:t>
       </w:r>
       <w:r>
         <w:t>восьмой</w:t>
@@ -24095,15 +23246,7 @@
     </w:p>
     <w:p>
       <w:r>
-        <w:t xml:space="preserve">Внутри меня что-то забурлило. Всё вокруг — синий глаз иллюминатора, затянутые тенью стены, потолок и маленькая фотография у кровати — закачалось в такт возбуждённому дыханию. Я сорвал с неё блузку. </w:t>
-      </w:r>
-      <w:proofErr w:type="spellStart"/>
-      <w:r>
-        <w:t>Заклацали</w:t>
-      </w:r>
-      <w:proofErr w:type="spellEnd"/>
-      <w:r>
-        <w:t xml:space="preserve"> по полу, как россыпь жемчужинок, вылетевшие пуговицы — и рассеянно разбежались по сторонам.</w:t>
+        <w:t>Внутри меня что-то забурлило. Всё вокруг — синий глаз иллюминатора, затянутые тенью стены, потолок и маленькая фотография у кровати — закачалось в такт возбуждённому дыханию. Я сорвал с неё блузку. Заклацали по полу, как россыпь жемчужинок, вылетевшие пуговицы — и рассеянно разбежались по сторонам.</w:t>
       </w:r>
     </w:p>
     <w:p>
@@ -24111,7 +23254,6 @@
         <w:lastRenderedPageBreak/>
         <w:t xml:space="preserve">— От тебя пахнет кровью и фурацилином. — Вера слегка отодвинулась, откинула голову и посмотрела сквозь прищуренные веки, едва заметно улыбаясь. — А ещё </w:t>
       </w:r>
-      <w:proofErr w:type="spellStart"/>
       <w:r>
         <w:t>по</w:t>
       </w:r>
@@ -24121,7 +23263,6 @@
       <w:r>
         <w:t>том</w:t>
       </w:r>
-      <w:proofErr w:type="spellEnd"/>
       <w:r>
         <w:t>.</w:t>
       </w:r>
@@ -24197,15 +23338,7 @@
     </w:p>
     <w:p>
       <w:r>
-        <w:t xml:space="preserve">Первый полёт в космос. Первый </w:t>
-      </w:r>
-      <w:proofErr w:type="spellStart"/>
-      <w:r>
-        <w:t>бранк</w:t>
-      </w:r>
-      <w:proofErr w:type="spellEnd"/>
-      <w:r>
-        <w:t>. Первый сон во время перехода. Знакомство с ней.</w:t>
+        <w:t>Первый полёт в космос. Первый бранк. Первый сон во время перехода. Знакомство с ней.</w:t>
       </w:r>
     </w:p>
     <w:p>
@@ -24220,15 +23353,7 @@
     </w:p>
     <w:p>
       <w:r>
-        <w:t xml:space="preserve">— Сейчас мне кажется, что </w:t>
-      </w:r>
-      <w:proofErr w:type="gramStart"/>
-      <w:r>
-        <w:t>самое хорошее</w:t>
-      </w:r>
-      <w:proofErr w:type="gramEnd"/>
-      <w:r>
-        <w:t>, что было у меня в жизни — это ты, — сказал я.</w:t>
+        <w:t>— Сейчас мне кажется, что самое хорошее, что было у меня в жизни — это ты, — сказал я.</w:t>
       </w:r>
     </w:p>
     <w:p>
@@ -24282,13 +23407,8 @@
       </w:r>
     </w:p>
     <w:p>
-      <w:proofErr w:type="spellStart"/>
-      <w:r>
-        <w:t>Пшикнул</w:t>
-      </w:r>
-      <w:proofErr w:type="spellEnd"/>
-      <w:r>
-        <w:t xml:space="preserve"> диспенсер, зажурчала в кружке вода.</w:t>
+      <w:r>
+        <w:t>Пшикнул диспенсер, зажурчала в кружке вода.</w:t>
       </w:r>
     </w:p>
     <w:p>
@@ -24563,15 +23683,7 @@
         <w:t xml:space="preserve">Какая разница, сколько лет изучаем? </w:t>
       </w:r>
       <w:r>
-        <w:t xml:space="preserve">Я вообще в </w:t>
-      </w:r>
-      <w:proofErr w:type="spellStart"/>
-      <w:r>
-        <w:t>химлабе</w:t>
-      </w:r>
-      <w:proofErr w:type="spellEnd"/>
-      <w:r>
-        <w:t xml:space="preserve"> сижу, откуда мне знать?</w:t>
+        <w:t>Я вообще в химлабе сижу, откуда мне знать?</w:t>
       </w:r>
     </w:p>
     <w:p>
@@ -24651,15 +23763,7 @@
     </w:p>
     <w:p>
       <w:r>
-        <w:t xml:space="preserve">Сбой в </w:t>
-      </w:r>
-      <w:proofErr w:type="spellStart"/>
-      <w:r>
-        <w:t>гравитонной</w:t>
-      </w:r>
-      <w:proofErr w:type="spellEnd"/>
-      <w:r>
-        <w:t xml:space="preserve"> камере?</w:t>
+        <w:t>Сбой в гравитонной камере?</w:t>
       </w:r>
     </w:p>
     <w:p>
@@ -25204,13 +24308,8 @@
       </w:r>
     </w:p>
     <w:p>
-      <w:proofErr w:type="spellStart"/>
-      <w:r>
-        <w:t>Гравитонный</w:t>
-      </w:r>
-      <w:proofErr w:type="spellEnd"/>
-      <w:r>
-        <w:t xml:space="preserve"> привод едва работал.</w:t>
+      <w:r>
+        <w:t>Гравитонный привод едва работал.</w:t>
       </w:r>
     </w:p>
     <w:p>
@@ -25299,15 +24398,7 @@
     </w:p>
     <w:p>
       <w:r>
-        <w:t xml:space="preserve">Глаза мои уже немного привыкли к расходящейся тряске и мелькающему свету. Я узнал искривлённое лицо </w:t>
-      </w:r>
-      <w:proofErr w:type="spellStart"/>
-      <w:r>
-        <w:t>Мицюкина</w:t>
-      </w:r>
-      <w:proofErr w:type="spellEnd"/>
-      <w:r>
-        <w:t xml:space="preserve">, который </w:t>
+        <w:t xml:space="preserve">Глаза мои уже немного привыкли к расходящейся тряске и мелькающему свету. Я узнал искривлённое лицо Мицюкина, который </w:t>
       </w:r>
       <w:r>
         <w:t>жёг</w:t>
@@ -25322,13 +24413,8 @@
       </w:r>
     </w:p>
     <w:p>
-      <w:proofErr w:type="spellStart"/>
-      <w:r>
-        <w:t>Мицюкина</w:t>
-      </w:r>
-      <w:proofErr w:type="spellEnd"/>
-      <w:r>
-        <w:t xml:space="preserve"> перекосило, как засбоившую машину. Резак, изрыгнув последнюю струю пламени, погас у него в руке, и он уставился на меня, как на чудище из ночного кошмара. Появилось ещё несколько теней, вылезших из складок в пространстве. Одна из них отделилась от стены и побежала ко мне, размахивая руками.</w:t>
+      <w:r>
+        <w:t>Мицюкина перекосило, как засбоившую машину. Резак, изрыгнув последнюю струю пламени, погас у него в руке, и он уставился на меня, как на чудище из ночного кошмара. Появилось ещё несколько теней, вылезших из складок в пространстве. Одна из них отделилась от стены и побежала ко мне, размахивая руками.</w:t>
       </w:r>
     </w:p>
     <w:p>
@@ -25455,11 +24541,9 @@
       <w:r>
         <w:t xml:space="preserve">Всё перед глазами завязло в крови. Я решил, что огонь с реактивной тягой рвётся ко мне навстречу. Раскинул руки, ожидая избавления от этого ревущего ада, но огонь отступил, превратившись в </w:t>
       </w:r>
-      <w:proofErr w:type="spellStart"/>
       <w:r>
         <w:t>стробящие</w:t>
       </w:r>
-      <w:proofErr w:type="spellEnd"/>
       <w:r>
         <w:t>, как иллюминация, аварийные люминофоры.</w:t>
       </w:r>
@@ -25870,15 +24954,7 @@
     </w:p>
     <w:p>
       <w:r>
-        <w:t xml:space="preserve">Тяжёлый тёмный взгляд </w:t>
-      </w:r>
-      <w:proofErr w:type="spellStart"/>
-      <w:r>
-        <w:t>Мицюкина</w:t>
-      </w:r>
-      <w:proofErr w:type="spellEnd"/>
-      <w:r>
-        <w:t xml:space="preserve"> прожигал насквозь. </w:t>
+        <w:t xml:space="preserve">Тяжёлый тёмный взгляд Мицюкина прожигал насквозь. </w:t>
       </w:r>
     </w:p>
     <w:p>
@@ -25918,15 +24994,7 @@
     </w:p>
     <w:p>
       <w:r>
-        <w:t xml:space="preserve">Тень </w:t>
-      </w:r>
-      <w:proofErr w:type="spellStart"/>
-      <w:r>
-        <w:t>Мицюкина</w:t>
-      </w:r>
-      <w:proofErr w:type="spellEnd"/>
-      <w:r>
-        <w:t xml:space="preserve"> нависала надо мной, прижимала к стене. Я невольно попятился, задел за что-то ногой и едва не свалился на пол.</w:t>
+        <w:t>Тень Мицюкина нависала надо мной, прижимала к стене. Я невольно попятился, задел за что-то ногой и едва не свалился на пол.</w:t>
       </w:r>
     </w:p>
     <w:p>
@@ -27059,15 +26127,7 @@
     </w:p>
     <w:p>
       <w:r>
-        <w:t xml:space="preserve">Вера подбежала, вышла из аварийного мрака, как из </w:t>
-      </w:r>
-      <w:proofErr w:type="spellStart"/>
-      <w:r>
-        <w:t>бранка</w:t>
-      </w:r>
-      <w:proofErr w:type="spellEnd"/>
-      <w:r>
-        <w:t>, и обхватила меня за плечи. Я остолбенел. Дыхание перехватило от радости. Я прижался к её губам.</w:t>
+        <w:t>Вера подбежала, вышла из аварийного мрака, как из бранка, и обхватила меня за плечи. Я остолбенел. Дыхание перехватило от радости. Я прижался к её губам.</w:t>
       </w:r>
     </w:p>
     <w:p>
@@ -27257,15 +26317,7 @@
     </w:p>
     <w:p>
       <w:r>
-        <w:t xml:space="preserve">Камеру с </w:t>
-      </w:r>
-      <w:proofErr w:type="spellStart"/>
-      <w:r>
-        <w:t>нуболидами</w:t>
-      </w:r>
-      <w:proofErr w:type="spellEnd"/>
-      <w:r>
-        <w:t xml:space="preserve"> закрывала дымная пелена.</w:t>
+        <w:t>Камеру с нуболидами закрывала дымная пелена.</w:t>
       </w:r>
     </w:p>
     <w:p>
@@ -28098,15 +27150,7 @@
     </w:p>
     <w:p>
       <w:r>
-        <w:t xml:space="preserve">У выхода в коридор Майоров спорил о чём-то с </w:t>
-      </w:r>
-      <w:proofErr w:type="spellStart"/>
-      <w:r>
-        <w:t>Мицюкиным</w:t>
-      </w:r>
-      <w:proofErr w:type="spellEnd"/>
-      <w:r>
-        <w:t xml:space="preserve"> — так яростно и увлечённо, что даже не обратил на меня внимания. На скамейке у стены сидела Симонова, опрятная, с затянутыми в пучок волосами — ударница труда с цветастого плаката, которая прихорошилась, но не слишком, чтобы отправиться на работу, в вопящий цех, по утру. Она посмотрела на меня тёмным испуганным взглядом.</w:t>
+        <w:t>У выхода в коридор Майоров спорил о чём-то с Мицюкиным — так яростно и увлечённо, что даже не обратил на меня внимания. На скамейке у стены сидела Симонова, опрятная, с затянутыми в пучок волосами — ударница труда с цветастого плаката, которая прихорошилась, но не слишком, чтобы отправиться на работу, в вопящий цех, по утру. Она посмотрела на меня тёмным испуганным взглядом.</w:t>
       </w:r>
     </w:p>
     <w:p>
@@ -28263,15 +27307,7 @@
     </w:p>
     <w:p>
       <w:r>
-        <w:t xml:space="preserve">— Петя, — сказала она и тут же добавила, заметив мой недоумённый взгляд: — Пётр </w:t>
-      </w:r>
-      <w:proofErr w:type="spellStart"/>
-      <w:r>
-        <w:t>Верховенцев</w:t>
-      </w:r>
-      <w:proofErr w:type="spellEnd"/>
-      <w:r>
-        <w:t xml:space="preserve"> из химической. Он в реанимации, это третий отсек. А то я что-то боюсь.</w:t>
+        <w:t>— Петя, — сказала она и тут же добавила, заметив мой недоумённый взгляд: — Пётр Верховенцев из химической. Он в реанимации, это третий отсек. А то я что-то боюсь.</w:t>
       </w:r>
     </w:p>
     <w:p>
@@ -28307,15 +27343,7 @@
     </w:p>
     <w:p>
       <w:r>
-        <w:t xml:space="preserve">— Какого чёрта ты вообще на этот уровень </w:t>
-      </w:r>
-      <w:proofErr w:type="spellStart"/>
-      <w:r>
-        <w:t>попёрся</w:t>
-      </w:r>
-      <w:proofErr w:type="spellEnd"/>
-      <w:r>
-        <w:t>?</w:t>
+        <w:t>— Какого чёрта ты вообще на этот уровень попёрся?</w:t>
       </w:r>
     </w:p>
     <w:p>
@@ -28352,15 +27380,7 @@
     <w:p>
       <w:r>
         <w:lastRenderedPageBreak/>
-        <w:t xml:space="preserve">— Мы уже на второй круг пошли, — спокойно ответил Мицюкин. — </w:t>
-      </w:r>
-      <w:proofErr w:type="gramStart"/>
-      <w:r>
-        <w:t>На текущий момент</w:t>
-      </w:r>
-      <w:proofErr w:type="gramEnd"/>
-      <w:r>
-        <w:t xml:space="preserve"> я не готов подпускать кого-либо из вашей команды ни к ремонту, ни к управлению станцией. Если бы мой оператор не решил себе горло перерезать, ничего бы из этого не произошло.</w:t>
+        <w:t>— Мы уже на второй круг пошли, — спокойно ответил Мицюкин. — На текущий момент я не готов подпускать кого-либо из вашей команды ни к ремонту, ни к управлению станцией. Если бы мой оператор не решил себе горло перерезать, ничего бы из этого не произошло.</w:t>
       </w:r>
     </w:p>
     <w:p>
@@ -28447,15 +27467,7 @@
     </w:p>
     <w:p>
       <w:r>
-        <w:t xml:space="preserve">— Мы, — этот долгий слог едва не застрял у </w:t>
-      </w:r>
-      <w:proofErr w:type="spellStart"/>
-      <w:r>
-        <w:t>Мицюкина</w:t>
-      </w:r>
-      <w:proofErr w:type="spellEnd"/>
-      <w:r>
-        <w:t xml:space="preserve"> в горле, — проводим ремонт двигательных модулей. Спасибо вам за участие, но ваша помощь пока не требуется.</w:t>
+        <w:t>— Мы, — этот долгий слог едва не застрял у Мицюкина в горле, — проводим ремонт двигательных модулей. Спасибо вам за участие, но ваша помощь пока не требуется.</w:t>
       </w:r>
     </w:p>
     <w:p>
@@ -28547,15 +27559,7 @@
         <w:t>Что хотите</w:t>
       </w:r>
       <w:r>
-        <w:t xml:space="preserve">? — Губы у </w:t>
-      </w:r>
-      <w:proofErr w:type="spellStart"/>
-      <w:r>
-        <w:t>Мицюкина</w:t>
-      </w:r>
-      <w:proofErr w:type="spellEnd"/>
-      <w:r>
-        <w:t xml:space="preserve"> задрожали.</w:t>
+        <w:t>? — Губы у Мицюкина задрожали.</w:t>
       </w:r>
     </w:p>
     <w:p>
@@ -28593,15 +27597,7 @@
     </w:p>
     <w:p>
       <w:r>
-        <w:t xml:space="preserve">Я подумал, что на месте </w:t>
-      </w:r>
-      <w:proofErr w:type="spellStart"/>
-      <w:r>
-        <w:t>Мицюкина</w:t>
-      </w:r>
-      <w:proofErr w:type="spellEnd"/>
-      <w:r>
-        <w:t xml:space="preserve"> тоже не подпустил бы никого из нас ни к ремонту двигательных модулей, ни к управлению станцией.</w:t>
+        <w:t>Я подумал, что на месте Мицюкина тоже не подпустил бы никого из нас ни к ремонту двигательных модулей, ни к управлению станцией.</w:t>
       </w:r>
     </w:p>
     <w:p>
@@ -28642,15 +27638,7 @@
     </w:p>
     <w:p>
       <w:r>
-        <w:t xml:space="preserve">— Меня просили узнать про </w:t>
-      </w:r>
-      <w:proofErr w:type="spellStart"/>
-      <w:r>
-        <w:t>Верховенцева</w:t>
-      </w:r>
-      <w:proofErr w:type="spellEnd"/>
-      <w:r>
-        <w:t>.</w:t>
+        <w:t>— Меня просили узнать про Верховенцева.</w:t>
       </w:r>
     </w:p>
     <w:p>
@@ -28660,15 +27648,7 @@
     </w:p>
     <w:p>
       <w:r>
-        <w:t xml:space="preserve">— По поводу </w:t>
-      </w:r>
-      <w:proofErr w:type="spellStart"/>
-      <w:r>
-        <w:t>Верховенцева</w:t>
-      </w:r>
-      <w:proofErr w:type="spellEnd"/>
-      <w:r>
-        <w:t xml:space="preserve"> ничего сказать не могу, — ответил Синицын. — Состояние тяжёлое, насколько я могу судить. Сложно пока что-то обещать. Скажите, что он стабилен, но в сознание не приходил.</w:t>
+        <w:t>— По поводу Верховенцева ничего сказать не могу, — ответил Синицын. — Состояние тяжёлое, насколько я могу судить. Сложно пока что-то обещать. Скажите, что он стабилен, но в сознание не приходил.</w:t>
       </w:r>
     </w:p>
     <w:p>
@@ -28759,15 +27739,7 @@
     </w:p>
     <w:p>
       <w:r>
-        <w:t xml:space="preserve">— В </w:t>
-      </w:r>
-      <w:proofErr w:type="spellStart"/>
-      <w:r>
-        <w:t>химлабе</w:t>
-      </w:r>
-      <w:proofErr w:type="spellEnd"/>
-      <w:r>
-        <w:t>. Я потом объясню.</w:t>
+        <w:t>— В химлабе. Я потом объясню.</w:t>
       </w:r>
     </w:p>
     <w:p>
@@ -28808,15 +27780,7 @@
     </w:p>
     <w:p>
       <w:r>
-        <w:t xml:space="preserve">— Прошу вас, Сергей Владимирович, я же просил! — Голос Андреева вновь сорвался в кашель, сухой и судорожный, как при лихорадке. Он ссутулился, нависнув своим исполинским ростом над собравшимися, и прижал распяленную пятерню к груди. — Да, мы всё равно падаем, — проговорил он сквозь едва сдерживаемые спазмы. — Но это временно. Ведутся ремонтные работы, подключены наши </w:t>
-      </w:r>
-      <w:proofErr w:type="gramStart"/>
-      <w:r>
-        <w:t>лучшие специалисты</w:t>
-      </w:r>
-      <w:proofErr w:type="gramEnd"/>
-      <w:r>
-        <w:t>. Ремонтными работами руководит Константин Игоревич Мицюкин, вы все его прекрасно знаете.</w:t>
+        <w:t>— Прошу вас, Сергей Владимирович, я же просил! — Голос Андреева вновь сорвался в кашель, сухой и судорожный, как при лихорадке. Он ссутулился, нависнув своим исполинским ростом над собравшимися, и прижал распяленную пятерню к груди. — Да, мы всё равно падаем, — проговорил он сквозь едва сдерживаемые спазмы. — Но это временно. Ведутся ремонтные работы, подключены наши лучшие специалисты. Ремонтными работами руководит Константин Игоревич Мицюкин, вы все его прекрасно знаете.</w:t>
       </w:r>
     </w:p>
     <w:p>
@@ -28919,15 +27883,7 @@
         <w:t xml:space="preserve">— Товарищи! — проголосил Андреев. Кадык у него взволнованно заёрзал вверх и вниз. — Надо понимать, что эвакуация — это вопрос нескольких месяцев! Пока </w:t>
       </w:r>
       <w:r>
-        <w:t xml:space="preserve">что </w:t>
-      </w:r>
-      <w:proofErr w:type="gramStart"/>
-      <w:r>
-        <w:t>главный приоритет</w:t>
-      </w:r>
-      <w:proofErr w:type="gramEnd"/>
-      <w:r>
-        <w:t xml:space="preserve"> —</w:t>
+        <w:t>что главный приоритет —</w:t>
       </w:r>
       <w:r>
         <w:t xml:space="preserve"> </w:t>
@@ -29339,15 +28295,7 @@
     </w:p>
     <w:p>
       <w:r>
-        <w:t xml:space="preserve">Другая команда специалистов, о которой говорил Андреев, состояла из одной Веры. Если не считать меня. Руководителя химической лаборатории на глазах у Веры запаковали в чёрный мешок, а </w:t>
-      </w:r>
-      <w:proofErr w:type="spellStart"/>
-      <w:r>
-        <w:t>Верховенцев</w:t>
-      </w:r>
-      <w:proofErr w:type="spellEnd"/>
-      <w:r>
-        <w:t xml:space="preserve"> лежал в реанимации, подключённый к ревущему от перебоев пульса аппарату.</w:t>
+        <w:t>Другая команда специалистов, о которой говорил Андреев, состояла из одной Веры. Если не считать меня. Руководителя химической лаборатории на глазах у Веры запаковали в чёрный мешок, а Верховенцев лежал в реанимации, подключённый к ревущему от перебоев пульса аппарату.</w:t>
       </w:r>
     </w:p>
     <w:p>
@@ -29649,15 +28597,7 @@
     </w:p>
     <w:p>
       <w:r>
-        <w:t xml:space="preserve">— Он так работает, к сожалению. Не всегда с первого раза. — Вера всмотрелась в </w:t>
-      </w:r>
-      <w:proofErr w:type="spellStart"/>
-      <w:r>
-        <w:t>мреющие</w:t>
-      </w:r>
-      <w:proofErr w:type="spellEnd"/>
-      <w:r>
-        <w:t xml:space="preserve"> строчки. — Надеюсь, анализатор не сдох.</w:t>
+        <w:t>— Он так работает, к сожалению. Не всегда с первого раза. — Вера всмотрелась в мреющие строчки. — Надеюсь, анализатор не сдох.</w:t>
       </w:r>
     </w:p>
     <w:p>
@@ -29889,15 +28829,7 @@
         <w:t>С</w:t>
       </w:r>
       <w:r>
-        <w:t xml:space="preserve">бой в </w:t>
-      </w:r>
-      <w:proofErr w:type="spellStart"/>
-      <w:r>
-        <w:t>гравитонной</w:t>
-      </w:r>
-      <w:proofErr w:type="spellEnd"/>
-      <w:r>
-        <w:t xml:space="preserve"> камере. Просто сбой. Такой же, как раньше. Качка.</w:t>
+        <w:t>бой в гравитонной камере. Просто сбой. Такой же, как раньше. Качка.</w:t>
       </w:r>
     </w:p>
     <w:p>
@@ -29971,15 +28903,7 @@
         <w:t>Е</w:t>
       </w:r>
       <w:r>
-        <w:t xml:space="preserve">сли хочешь, иди к своему </w:t>
-      </w:r>
-      <w:proofErr w:type="spellStart"/>
-      <w:r>
-        <w:t>Мицюкину</w:t>
-      </w:r>
-      <w:proofErr w:type="spellEnd"/>
-      <w:r>
-        <w:t>. Вдруг он передумает. Будешь там под его присмотром гайки крутить. А я сама справлюсь.</w:t>
+        <w:t>сли хочешь, иди к своему Мицюкину. Вдруг он передумает. Будешь там под его присмотром гайки крутить. А я сама справлюсь.</w:t>
       </w:r>
     </w:p>
     <w:p>
@@ -29989,15 +28913,7 @@
     </w:p>
     <w:p>
       <w:r>
-        <w:t xml:space="preserve">— Прости. Я тебя тут одну не оставлю. Нет никакого смысла с </w:t>
-      </w:r>
-      <w:proofErr w:type="spellStart"/>
-      <w:r>
-        <w:t>Мицюкиным</w:t>
-      </w:r>
-      <w:proofErr w:type="spellEnd"/>
-      <w:r>
-        <w:t xml:space="preserve"> пререкаться. Ни к чему он меня не подпустит, это я уже понял.</w:t>
+        <w:t>— Прости. Я тебя тут одну не оставлю. Нет никакого смысла с Мицюкиным пререкаться. Ни к чему он меня не подпустит, это я уже понял.</w:t>
       </w:r>
     </w:p>
     <w:p>
@@ -30012,15 +28928,7 @@
     </w:p>
     <w:p>
       <w:r>
-        <w:t xml:space="preserve">— Надо собрать образцы. Что там в каюте Марутяна творится, я не знаю, могут не пускать никого. Как и в лабораторию. К </w:t>
-      </w:r>
-      <w:proofErr w:type="spellStart"/>
-      <w:r>
-        <w:t>Марутяну</w:t>
-      </w:r>
-      <w:proofErr w:type="spellEnd"/>
-      <w:r>
-        <w:t xml:space="preserve"> я попробую сама сходить, ко мне спокойнее отнесутся.</w:t>
+        <w:t>— Надо собрать образцы. Что там в каюте Марутяна творится, я не знаю, могут не пускать никого. Как и в лабораторию. К Марутяну я попробую сама сходить, ко мне спокойнее отнесутся.</w:t>
       </w:r>
     </w:p>
     <w:p>
@@ -30252,15 +29160,7 @@
     <w:p>
       <w:r>
         <w:lastRenderedPageBreak/>
-        <w:t xml:space="preserve">— Я не предлагаю здесь сидеть. Пойдём к </w:t>
-      </w:r>
-      <w:proofErr w:type="spellStart"/>
-      <w:r>
-        <w:t>Мицюкину</w:t>
-      </w:r>
-      <w:proofErr w:type="spellEnd"/>
-      <w:r>
-        <w:t xml:space="preserve"> или Андрееву, спорить будем, нашу правду-матку отстаивать. А парня оставь. Он тоже полезным делом занимается.</w:t>
+        <w:t>— Я не предлагаю здесь сидеть. Пойдём к Мицюкину или Андрееву, спорить будем, нашу правду-матку отстаивать. А парня оставь. Он тоже полезным делом занимается.</w:t>
       </w:r>
     </w:p>
     <w:p>
@@ -31236,26 +30136,13 @@
       <w:r>
         <w:t xml:space="preserve">вообще </w:t>
       </w:r>
-      <w:proofErr w:type="spellStart"/>
-      <w:r>
-        <w:t>попёрся</w:t>
-      </w:r>
-      <w:proofErr w:type="spellEnd"/>
-      <w:r>
-        <w:t xml:space="preserve"> в лабораторию?</w:t>
-      </w:r>
-    </w:p>
-    <w:p>
-      <w:r>
-        <w:t xml:space="preserve">За спиной у </w:t>
-      </w:r>
-      <w:proofErr w:type="spellStart"/>
-      <w:r>
-        <w:t>Мицюкина</w:t>
-      </w:r>
-      <w:proofErr w:type="spellEnd"/>
-      <w:r>
-        <w:t xml:space="preserve"> материализовался неизменно следующий за ним Лысанов.</w:t>
+      <w:r>
+        <w:t>попёрся в лабораторию?</w:t>
+      </w:r>
+    </w:p>
+    <w:p>
+      <w:r>
+        <w:t>За спиной у Мицюкина материализовался неизменно следующий за ним Лысанов.</w:t>
       </w:r>
     </w:p>
     <w:p>
@@ -31329,15 +30216,7 @@
     </w:p>
     <w:p>
       <w:r>
-        <w:t xml:space="preserve">Он открыл дверь в лабораторию и отвёл глаза от пролившегося наружу красного света. Кто-то наблюдал за </w:t>
-      </w:r>
-      <w:proofErr w:type="spellStart"/>
-      <w:r>
-        <w:t>нуболидами</w:t>
-      </w:r>
-      <w:proofErr w:type="spellEnd"/>
-      <w:r>
-        <w:t>, но забыл отключить подкрашенное, как в комнате для проявки фотографий, освещение.</w:t>
+        <w:t>Он открыл дверь в лабораторию и отвёл глаза от пролившегося наружу красного света. Кто-то наблюдал за нуболидами, но забыл отключить подкрашенное, как в комнате для проявки фотографий, освещение.</w:t>
       </w:r>
     </w:p>
     <w:p>
@@ -31462,23 +30341,7 @@
     </w:p>
     <w:p>
       <w:r>
-        <w:t xml:space="preserve">— Удобно как! — прорычал Мицюкин. — Хорошо что </w:t>
-      </w:r>
-      <w:proofErr w:type="spellStart"/>
-      <w:r>
-        <w:t>Верховенцеву</w:t>
-      </w:r>
-      <w:proofErr w:type="spellEnd"/>
-      <w:r>
-        <w:t xml:space="preserve"> с </w:t>
-      </w:r>
-      <w:proofErr w:type="spellStart"/>
-      <w:r>
-        <w:t>Кавинским</w:t>
-      </w:r>
-      <w:proofErr w:type="spellEnd"/>
-      <w:r>
-        <w:t xml:space="preserve"> уже ничего не требуется!</w:t>
+        <w:t>— Удобно как! — прорычал Мицюкин. — Хорошо что Верховенцеву с Кавинским уже ничего не требуется!</w:t>
       </w:r>
     </w:p>
     <w:p>
@@ -31493,23 +30356,7 @@
     </w:p>
     <w:p>
       <w:r>
-        <w:t xml:space="preserve">— А </w:t>
-      </w:r>
-      <w:proofErr w:type="spellStart"/>
-      <w:r>
-        <w:t>Верховенцев</w:t>
-      </w:r>
-      <w:proofErr w:type="spellEnd"/>
-      <w:r>
-        <w:t xml:space="preserve"> в чём виноват? А </w:t>
-      </w:r>
-      <w:proofErr w:type="spellStart"/>
-      <w:r>
-        <w:t>Кавинский</w:t>
-      </w:r>
-      <w:proofErr w:type="spellEnd"/>
-      <w:r>
-        <w:t>? И ты собираешься время на него тратить? Всё с ним будет в порядке. До суда оклемается.</w:t>
+        <w:t>— А Верховенцев в чём виноват? А Кавинский? И ты собираешься время на него тратить? Всё с ним будет в порядке. До суда оклемается.</w:t>
       </w:r>
     </w:p>
     <w:p>
@@ -31592,15 +30439,7 @@
     </w:p>
     <w:p>
       <w:r>
-        <w:t xml:space="preserve">В соседнем отсеке Минаева спорила с </w:t>
-      </w:r>
-      <w:proofErr w:type="spellStart"/>
-      <w:r>
-        <w:t>Мицюкиным</w:t>
-      </w:r>
-      <w:proofErr w:type="spellEnd"/>
-      <w:r>
-        <w:t xml:space="preserve"> — я слышал их голоса, но не различал ни единого слова.</w:t>
+        <w:t>В соседнем отсеке Минаева спорила с Мицюкиным — я слышал их голоса, но не различал ни единого слова.</w:t>
       </w:r>
     </w:p>
     <w:p>
@@ -31734,15 +30573,7 @@
         <w:t>П</w:t>
       </w:r>
       <w:r>
-        <w:t xml:space="preserve">робирка разбилась, мне надо сходить за новой. У нас в </w:t>
-      </w:r>
-      <w:proofErr w:type="spellStart"/>
-      <w:r>
-        <w:t>химлабе</w:t>
-      </w:r>
-      <w:proofErr w:type="spellEnd"/>
-      <w:r>
-        <w:t xml:space="preserve"> должны ещё быть.</w:t>
+        <w:t>робирка разбилась, мне надо сходить за новой. У нас в химлабе должны ещё быть.</w:t>
       </w:r>
     </w:p>
     <w:p>
@@ -31788,15 +30619,7 @@
         <w:t>В</w:t>
       </w:r>
       <w:r>
-        <w:t xml:space="preserve"> </w:t>
-      </w:r>
-      <w:proofErr w:type="spellStart"/>
-      <w:r>
-        <w:t>гравитонной</w:t>
-      </w:r>
-      <w:proofErr w:type="spellEnd"/>
-      <w:r>
-        <w:t xml:space="preserve"> камере вновь начались электронные судороги.</w:t>
+        <w:t xml:space="preserve"> гравитонной камере вновь начались электронные судороги.</w:t>
       </w:r>
     </w:p>
     <w:p>
@@ -32221,15 +31044,7 @@
     </w:p>
     <w:p>
       <w:r>
-        <w:t xml:space="preserve">— Зачем вам столько фибры в </w:t>
-      </w:r>
-      <w:proofErr w:type="spellStart"/>
-      <w:r>
-        <w:t>химлабе</w:t>
-      </w:r>
-      <w:proofErr w:type="spellEnd"/>
-      <w:r>
-        <w:t xml:space="preserve">? К тому же закрытой на ключ. Как раз в том ящике, который ты </w:t>
+        <w:t xml:space="preserve">— Зачем вам столько фибры в химлабе? К тому же закрытой на ключ. Как раз в том ящике, который ты </w:t>
       </w:r>
       <w:r>
         <w:t>открывать</w:t>
@@ -32240,15 +31055,7 @@
     </w:p>
     <w:p>
       <w:r>
-        <w:t xml:space="preserve">— Олег! — Вера нервно дёрнула за лямку висящей на плече сумки, шагнула ко мне и остановилась, не решилась подойти слишком близко. — Ты о чём вообще говоришь? Откуда я знаю, что лежит в </w:t>
-      </w:r>
-      <w:proofErr w:type="spellStart"/>
-      <w:r>
-        <w:t>химлабе</w:t>
-      </w:r>
-      <w:proofErr w:type="spellEnd"/>
-      <w:r>
-        <w:t xml:space="preserve">! Ты же видел, там полный бардак! У нас и работы-то последний год толковой не было, не лаборатория, а сплошная свалка. </w:t>
+        <w:t xml:space="preserve">— Олег! — Вера нервно дёрнула за лямку висящей на плече сумки, шагнула ко мне и остановилась, не решилась подойти слишком близко. — Ты о чём вообще говоришь? Откуда я знаю, что лежит в химлабе! Ты же видел, там полный бардак! У нас и работы-то последний год толковой не было, не лаборатория, а сплошная свалка. </w:t>
       </w:r>
       <w:r>
         <w:t>Наверное</w:t>
@@ -32778,15 +31585,7 @@
         <w:t>карточку</w:t>
       </w:r>
       <w:r>
-        <w:t xml:space="preserve">. </w:t>
-      </w:r>
-      <w:proofErr w:type="spellStart"/>
-      <w:r>
-        <w:t>Верховенцев</w:t>
-      </w:r>
-      <w:proofErr w:type="spellEnd"/>
-      <w:r>
-        <w:t>.</w:t>
+        <w:t>. Верховенцев.</w:t>
       </w:r>
     </w:p>
     <w:p>
@@ -32801,15 +31600,7 @@
     </w:p>
     <w:p>
       <w:r>
-        <w:t xml:space="preserve">Несколько часов назад здесь сидела Симонова, пока я пытался разузнать о </w:t>
-      </w:r>
-      <w:proofErr w:type="spellStart"/>
-      <w:r>
-        <w:t>Верховенцеве</w:t>
-      </w:r>
-      <w:proofErr w:type="spellEnd"/>
-      <w:r>
-        <w:t xml:space="preserve"> — у того самого человека, который зарезал его </w:t>
+        <w:t xml:space="preserve">Несколько часов назад здесь сидела Симонова, пока я пытался разузнать о Верховенцеве — у того самого человека, который зарезал его </w:t>
       </w:r>
       <w:r>
         <w:t>скальпелем</w:t>
@@ -32821,15 +31612,7 @@
         <w:t>,</w:t>
       </w:r>
       <w:r>
-        <w:t xml:space="preserve"> казалось, стоит зажмурить глаза, и время покатится вспять, как поставленная на перемотку запись. Я ведь даже ни разу не видел этого </w:t>
-      </w:r>
-      <w:proofErr w:type="spellStart"/>
-      <w:r>
-        <w:t>Верховенцева</w:t>
-      </w:r>
-      <w:proofErr w:type="spellEnd"/>
-      <w:r>
-        <w:t xml:space="preserve"> до катастрофы, но всё равно что-то болезненно ныло в груди, как вымотанная бегом мышца.</w:t>
+        <w:t xml:space="preserve"> казалось, стоит зажмурить глаза, и время покатится вспять, как поставленная на перемотку запись. Я ведь даже ни разу не видел этого Верховенцева до катастрофы, но всё равно что-то болезненно ныло в груди, как вымотанная бегом мышца.</w:t>
       </w:r>
     </w:p>
     <w:p>
@@ -34198,113 +32981,73 @@
     </w:p>
     <w:p>
       <w:r>
-        <w:t xml:space="preserve">— Да, странный дефект. Или она моток проволоки проглотила. Или… — Я положил снимок на стол. — Или это </w:t>
-      </w:r>
-      <w:proofErr w:type="spellStart"/>
-      <w:r>
-        <w:t>нуболид</w:t>
-      </w:r>
-      <w:proofErr w:type="spellEnd"/>
+        <w:t>— Да, странный дефект. Или она моток проволоки проглотила. Или… — Я положил снимок на стол. — Или это нуболид.</w:t>
+      </w:r>
+    </w:p>
+    <w:p>
+      <w:r>
+        <w:lastRenderedPageBreak/>
+        <w:t>— Нуболид в человеческом теле, — прошептала Вера. —</w:t>
+      </w:r>
+      <w:r>
+        <w:t xml:space="preserve"> </w:t>
+      </w:r>
+      <w:r>
+        <w:t>Мне бы такое в кошмарном сне не приснилось!</w:t>
+      </w:r>
+    </w:p>
+    <w:p>
+      <w:r>
+        <w:t>На мгновение перед глазами мелькнул поблекший уже образ — Вера, идущая ко мне навстречу вопреки урагану, тонкие алые нити, прорастающие у неё из груди.</w:t>
+      </w:r>
+    </w:p>
+    <w:p>
+      <w:r>
+        <w:t>— Вскрытие мы с тобой всё равно не сделаем, — сказал я. — К тому же для нас это ничего не изменит.</w:t>
+      </w:r>
+    </w:p>
+    <w:p>
+      <w:r>
+        <w:t xml:space="preserve">— </w:t>
+      </w:r>
+      <w:r>
+        <w:t>Р</w:t>
+      </w:r>
+      <w:r>
+        <w:t>ентген я всё же сделаю</w:t>
+      </w:r>
+      <w:r>
+        <w:t>, — ответила Вера. —</w:t>
+      </w:r>
+      <w:r>
+        <w:t xml:space="preserve"> Вдруг это сбой, а мы тут напридумали всякой ерунды.</w:t>
+      </w:r>
+    </w:p>
+    <w:p>
+      <w:r>
+        <w:t>— Если это сбой, — сказал я, — то мы потратили время, а времени у нас как раз и нет. А если не сбой…</w:t>
+      </w:r>
+    </w:p>
+    <w:p>
+      <w:r>
+        <w:t xml:space="preserve">— То, что? — тихо спросила </w:t>
+      </w:r>
+      <w:r>
+        <w:t>Вера</w:t>
+      </w:r>
       <w:r>
         <w:t>.</w:t>
       </w:r>
     </w:p>
     <w:p>
       <w:r>
-        <w:lastRenderedPageBreak/>
-        <w:t xml:space="preserve">— </w:t>
-      </w:r>
-      <w:proofErr w:type="spellStart"/>
-      <w:r>
-        <w:t>Нуболид</w:t>
-      </w:r>
-      <w:proofErr w:type="spellEnd"/>
-      <w:r>
-        <w:t xml:space="preserve"> в человеческом теле, — прошептала Вера. —</w:t>
-      </w:r>
-      <w:r>
-        <w:t xml:space="preserve"> </w:t>
-      </w:r>
-      <w:r>
-        <w:t>Мне бы такое в кошмарном сне не приснилось!</w:t>
-      </w:r>
-    </w:p>
-    <w:p>
-      <w:r>
-        <w:t>На мгновение перед глазами мелькнул поблекший уже образ — Вера, идущая ко мне навстречу вопреки урагану, тонкие алые нити, прорастающие у неё из груди.</w:t>
-      </w:r>
-    </w:p>
-    <w:p>
-      <w:r>
-        <w:t>— Вскрытие мы с тобой всё равно не сделаем, — сказал я. — К тому же для нас это ничего не изменит.</w:t>
-      </w:r>
-    </w:p>
-    <w:p>
-      <w:r>
-        <w:t xml:space="preserve">— </w:t>
-      </w:r>
-      <w:r>
-        <w:t>Р</w:t>
-      </w:r>
-      <w:r>
-        <w:t>ентген я всё же сделаю</w:t>
-      </w:r>
-      <w:r>
-        <w:t>, — ответила Вера. —</w:t>
-      </w:r>
-      <w:r>
-        <w:t xml:space="preserve"> Вдруг это сбой, а мы тут </w:t>
-      </w:r>
-      <w:proofErr w:type="spellStart"/>
-      <w:r>
-        <w:t>напридумали</w:t>
-      </w:r>
-      <w:proofErr w:type="spellEnd"/>
-      <w:r>
-        <w:t xml:space="preserve"> всякой ерунды.</w:t>
-      </w:r>
-    </w:p>
-    <w:p>
-      <w:r>
-        <w:t>— Если это сбой, — сказал я, — то мы потратили время, а времени у нас как раз и нет. А если не сбой…</w:t>
-      </w:r>
-    </w:p>
-    <w:p>
-      <w:r>
-        <w:t xml:space="preserve">— То, что? — тихо спросила </w:t>
-      </w:r>
-      <w:r>
-        <w:t>Вера</w:t>
-      </w:r>
-      <w:r>
-        <w:t>.</w:t>
-      </w:r>
-    </w:p>
-    <w:p>
-      <w:r>
-        <w:t xml:space="preserve">— Получается, мы ходим через червоточины благодаря </w:t>
-      </w:r>
-      <w:proofErr w:type="spellStart"/>
-      <w:r>
-        <w:t>нуболидам</w:t>
-      </w:r>
-      <w:proofErr w:type="spellEnd"/>
-      <w:r>
-        <w:t xml:space="preserve">? — </w:t>
+        <w:t xml:space="preserve">— Получается, мы ходим через червоточины благодаря нуболидам? — </w:t>
       </w:r>
       <w:r>
         <w:t>проговорил</w:t>
       </w:r>
       <w:r>
-        <w:t xml:space="preserve"> я. — </w:t>
-      </w:r>
-      <w:proofErr w:type="spellStart"/>
-      <w:r>
-        <w:t>Нуболид</w:t>
-      </w:r>
-      <w:proofErr w:type="spellEnd"/>
-      <w:r>
-        <w:t xml:space="preserve"> в симбиозе с навигатором? </w:t>
+        <w:t xml:space="preserve"> я. — Нуболид в симбиозе с навигатором? </w:t>
       </w:r>
       <w:r>
         <w:t>Видимо, и</w:t>
@@ -34559,15 +33302,7 @@
     </w:p>
     <w:p>
       <w:r>
-        <w:t xml:space="preserve">Освещение в столовой приглушили — или же </w:t>
-      </w:r>
-      <w:proofErr w:type="spellStart"/>
-      <w:r>
-        <w:t>коротнула</w:t>
-      </w:r>
-      <w:proofErr w:type="spellEnd"/>
-      <w:r>
-        <w:t xml:space="preserve"> очередная </w:t>
+        <w:t xml:space="preserve">Освещение в столовой приглушили — или же коротнула очередная </w:t>
       </w:r>
       <w:r>
         <w:t xml:space="preserve">старая </w:t>
@@ -35075,15 +33810,7 @@
         <w:t xml:space="preserve"> и</w:t>
       </w:r>
       <w:r>
-        <w:t xml:space="preserve"> оказались в заложниках у собственной чумы, когда не сумели вовремя сбежать. Раньше я втайне думал, что Марутян свихнулся со своими </w:t>
-      </w:r>
-      <w:proofErr w:type="spellStart"/>
-      <w:r>
-        <w:t>нуболидами</w:t>
-      </w:r>
-      <w:proofErr w:type="spellEnd"/>
-      <w:r>
-        <w:t xml:space="preserve">, решил потравить себя и коллег, хотя в этом не было ни малейшего смысла. Я даже </w:t>
+        <w:t xml:space="preserve"> оказались в заложниках у собственной чумы, когда не сумели вовремя сбежать. Раньше я втайне думал, что Марутян свихнулся со своими нуболидами, решил потравить себя и коллег, хотя в этом не было ни малейшего смысла. Я даже </w:t>
       </w:r>
       <w:r>
         <w:t>подозревал</w:t>
@@ -35234,15 +33961,7 @@
     </w:p>
     <w:p>
       <w:r>
-        <w:t xml:space="preserve">— Что опять случилось? С </w:t>
-      </w:r>
-      <w:proofErr w:type="spellStart"/>
-      <w:r>
-        <w:t>Мицюкиным</w:t>
-      </w:r>
-      <w:proofErr w:type="spellEnd"/>
-      <w:r>
-        <w:t xml:space="preserve"> что-то не поделили? Я рапорт на него напишу, когда вернёмся! Устроил тут цирк с конями!</w:t>
+        <w:t>— Что опять случилось? С Мицюкиным что-то не поделили? Я рапорт на него напишу, когда вернёмся! Устроил тут цирк с конями!</w:t>
       </w:r>
     </w:p>
     <w:p>
@@ -35252,15 +33971,7 @@
     </w:p>
     <w:p>
       <w:r>
-        <w:t xml:space="preserve">— С </w:t>
-      </w:r>
-      <w:proofErr w:type="spellStart"/>
-      <w:r>
-        <w:t>Мицюкиным</w:t>
-      </w:r>
-      <w:proofErr w:type="spellEnd"/>
-      <w:r>
-        <w:t xml:space="preserve"> всё в порядке, — сказал я.</w:t>
+        <w:t>— С Мицюкиным всё в порядке, — сказал я.</w:t>
       </w:r>
     </w:p>
     <w:p>
@@ -36059,31 +34770,7 @@
     </w:p>
     <w:p>
       <w:r>
-        <w:t xml:space="preserve">— А что я мог сделать? — Майоров говорил, отвернувшись и глядя в тень. — У нас конвоиров в экипаже нет, не предусмотрено уставом таких должностей. А вот </w:t>
-      </w:r>
-      <w:proofErr w:type="spellStart"/>
-      <w:r>
-        <w:t>эсбэ</w:t>
-      </w:r>
-      <w:proofErr w:type="spellEnd"/>
-      <w:r>
-        <w:t xml:space="preserve"> на любой станции имеется. Очередной хрен вроде </w:t>
-      </w:r>
-      <w:proofErr w:type="spellStart"/>
-      <w:r>
-        <w:t>Мицюкина</w:t>
-      </w:r>
-      <w:proofErr w:type="spellEnd"/>
-      <w:r>
-        <w:t xml:space="preserve">. Ну я подошёл к этим </w:t>
-      </w:r>
-      <w:proofErr w:type="spellStart"/>
-      <w:r>
-        <w:t>эсбэшникам</w:t>
-      </w:r>
-      <w:proofErr w:type="spellEnd"/>
-      <w:r>
-        <w:t>, и вопрос решился. Там же, на станции, кстати, и новый пилот сразу нашёлся.</w:t>
+        <w:t>— А что я мог сделать? — Майоров говорил, отвернувшись и глядя в тень. — У нас конвоиров в экипаже нет, не предусмотрено уставом таких должностей. А вот эсбэ на любой станции имеется. Очередной хрен вроде Мицюкина. Ну я подошёл к этим эсбэшникам, и вопрос решился. Там же, на станции, кстати, и новый пилот сразу нашёлся.</w:t>
       </w:r>
     </w:p>
     <w:p>
@@ -36191,15 +34878,7 @@
     <w:p>
       <w:r>
         <w:lastRenderedPageBreak/>
-        <w:t xml:space="preserve">— О том, что в теле навигатора — </w:t>
-      </w:r>
-      <w:proofErr w:type="spellStart"/>
-      <w:r>
-        <w:t>нуболид</w:t>
-      </w:r>
-      <w:proofErr w:type="spellEnd"/>
-      <w:r>
-        <w:t>, —</w:t>
+        <w:t>— О том, что в теле навигатора — нуболид, —</w:t>
       </w:r>
       <w:r>
         <w:t xml:space="preserve"> спросил </w:t>
@@ -36344,15 +35023,7 @@
         <w:t xml:space="preserve">именно </w:t>
       </w:r>
       <w:r>
-        <w:t xml:space="preserve">так на тебя смотрит </w:t>
-      </w:r>
-      <w:proofErr w:type="spellStart"/>
-      <w:r>
-        <w:t>политкор</w:t>
-      </w:r>
-      <w:proofErr w:type="spellEnd"/>
-      <w:r>
-        <w:t>, когда ты возвращаешься с рейса.</w:t>
+        <w:t>так на тебя смотрит политкор, когда ты возвращаешься с рейса.</w:t>
       </w:r>
     </w:p>
     <w:p>
@@ -36379,15 +35050,7 @@
         <w:t>образование, похожее на</w:t>
       </w:r>
       <w:r>
-        <w:t xml:space="preserve"> </w:t>
-      </w:r>
-      <w:proofErr w:type="spellStart"/>
-      <w:r>
-        <w:t>нуболида</w:t>
-      </w:r>
-      <w:proofErr w:type="spellEnd"/>
-      <w:r>
-        <w:t>,</w:t>
+        <w:t xml:space="preserve"> нуболида,</w:t>
       </w:r>
       <w:r>
         <w:t xml:space="preserve"> — </w:t>
@@ -36483,138 +35146,122 @@
     </w:p>
     <w:p>
       <w:r>
-        <w:t xml:space="preserve">— Олег, я в таком ключе общаться не намерен! Центру надо установить точную причину смерти. Не так часто навигатор умирает сразу после выхода из </w:t>
-      </w:r>
-      <w:proofErr w:type="spellStart"/>
-      <w:r>
-        <w:t>бранка</w:t>
-      </w:r>
-      <w:proofErr w:type="spellEnd"/>
+        <w:t>— Олег, я в таком ключе общаться не намерен! Центру надо установить точную причину смерти. Не так часто навигатор умирает сразу после выхода из бранка.</w:t>
+      </w:r>
+    </w:p>
+    <w:p>
+      <w:r>
+        <w:t>— О причине её смерти</w:t>
+      </w:r>
+      <w:r>
+        <w:t>, судя по рентгену,</w:t>
+      </w:r>
+      <w:r>
+        <w:t xml:space="preserve"> догадаться несложно.</w:t>
+      </w:r>
+    </w:p>
+    <w:p>
+      <w:r>
+        <w:t>— Да чего ты от меня хочешь? — взревел Майоров. Лицо его стало пунцовым, как при удушье, на лбу выступил пот. — Почему вы вообще решили, что это нуболид! Это же полный бред! Все нуболиды, с которым мы вступали в контакт, сидят в герметичной банке. Пойдём! — махнул он рукой. — Покажешь мне снимки!</w:t>
+      </w:r>
+    </w:p>
+    <w:p>
+      <w:r>
+        <w:t>И шагнул к двери.</w:t>
+      </w:r>
+    </w:p>
+    <w:p>
+      <w:r>
+        <w:t>— Постойте, Сергей Владимирович! — сказал я. — Снимок у меня с собой.</w:t>
+      </w:r>
+    </w:p>
+    <w:p>
+      <w:r>
+        <w:t>Я протянул Майорову папку. Тот нервным движением, как в припадке, вытряс из неё чёрный глянцевый лист и задрал над головой, вглядываясь в изображение сквозь наползающие на глаза брови.</w:t>
+      </w:r>
+    </w:p>
+    <w:p>
+      <w:r>
+        <w:t xml:space="preserve">— Ни черта здесь не видно! Ну да, есть какое-то образование. </w:t>
+      </w:r>
+      <w:r>
+        <w:t>Д</w:t>
+      </w:r>
+      <w:r>
+        <w:t>ефект снимка?</w:t>
+      </w:r>
+    </w:p>
+    <w:p>
+      <w:r>
+        <w:t>— Мы тоже сначала подумали про дефект. Поэтому сделали ещё один снимок. Вы как раз его в руках и держите.</w:t>
+      </w:r>
+    </w:p>
+    <w:p>
+      <w:r>
+        <w:t>Майоров сел на кровать.</w:t>
+      </w:r>
+      <w:r>
+        <w:t xml:space="preserve"> Долго молчал.</w:t>
+      </w:r>
+    </w:p>
+    <w:p>
+      <w:r>
+        <w:t xml:space="preserve">— Слышал я о подобном случае </w:t>
+      </w:r>
+      <w:r>
+        <w:t>незадолго до</w:t>
+      </w:r>
+      <w:r>
+        <w:t xml:space="preserve"> вылет</w:t>
+      </w:r>
+      <w:r>
+        <w:t>а</w:t>
+      </w:r>
+      <w:r>
+        <w:t>, — тихо проговорил он.</w:t>
+      </w:r>
+    </w:p>
+    <w:p>
+      <w:r>
+        <w:t>— В смысле слышали?</w:t>
+      </w:r>
+    </w:p>
+    <w:p>
+      <w:r>
+        <w:t>— Просто слухи. Я сам-то ни черта не знаю.</w:t>
+      </w:r>
+    </w:p>
+    <w:p>
+      <w:r>
+        <w:t xml:space="preserve">В иллюминатор пролился свет от планеты. Станция, как идущий на дно корабль, стала смертельно заваливаться на бок. Весь модуль тут же затянуло </w:t>
+      </w:r>
+      <w:r>
+        <w:t>вязкой</w:t>
+      </w:r>
+      <w:r>
+        <w:t xml:space="preserve"> синевой.</w:t>
+      </w:r>
+    </w:p>
+    <w:p>
+      <w:r>
+        <w:t>Майоров поморщился.</w:t>
+      </w:r>
+    </w:p>
+    <w:p>
+      <w:r>
+        <w:t>— Закрой.</w:t>
+      </w:r>
+    </w:p>
+    <w:p>
+      <w:r>
+        <w:t>Я надавил на кнопку в переборке</w:t>
+      </w:r>
       <w:r>
         <w:t>.</w:t>
       </w:r>
     </w:p>
     <w:p>
       <w:r>
-        <w:t>— О причине её смерти</w:t>
-      </w:r>
-      <w:r>
-        <w:t>, судя по рентгену,</w:t>
-      </w:r>
-      <w:r>
-        <w:t xml:space="preserve"> догадаться несложно.</w:t>
-      </w:r>
-    </w:p>
-    <w:p>
-      <w:r>
-        <w:t xml:space="preserve">— Да чего ты от меня хочешь? — взревел Майоров. Лицо его стало пунцовым, как при удушье, на лбу выступил пот. — Почему вы вообще решили, что это </w:t>
-      </w:r>
-      <w:proofErr w:type="spellStart"/>
-      <w:r>
-        <w:t>нуболид</w:t>
-      </w:r>
-      <w:proofErr w:type="spellEnd"/>
-      <w:r>
-        <w:t>! Это же полный бред! Все нуболиды, с которым мы вступали в контакт, сидят в герметичной банке. Пойдём! — махнул он рукой. — Покажешь мне снимки!</w:t>
-      </w:r>
-    </w:p>
-    <w:p>
-      <w:r>
-        <w:t>И шагнул к двери.</w:t>
-      </w:r>
-    </w:p>
-    <w:p>
-      <w:r>
-        <w:t>— Постойте, Сергей Владимирович! — сказал я. — Снимок у меня с собой.</w:t>
-      </w:r>
-    </w:p>
-    <w:p>
-      <w:r>
-        <w:t>Я протянул Майорову папку. Тот нервным движением, как в припадке, вытряс из неё чёрный глянцевый лист и задрал над головой, вглядываясь в изображение сквозь наползающие на глаза брови.</w:t>
-      </w:r>
-    </w:p>
-    <w:p>
-      <w:r>
-        <w:t xml:space="preserve">— Ни черта здесь не видно! Ну да, есть какое-то образование. </w:t>
-      </w:r>
-      <w:r>
-        <w:t>Д</w:t>
-      </w:r>
-      <w:r>
-        <w:t>ефект снимка?</w:t>
-      </w:r>
-    </w:p>
-    <w:p>
-      <w:r>
-        <w:t>— Мы тоже сначала подумали про дефект. Поэтому сделали ещё один снимок. Вы как раз его в руках и держите.</w:t>
-      </w:r>
-    </w:p>
-    <w:p>
-      <w:r>
-        <w:t>Майоров сел на кровать.</w:t>
-      </w:r>
-      <w:r>
-        <w:t xml:space="preserve"> Долго молчал.</w:t>
-      </w:r>
-    </w:p>
-    <w:p>
-      <w:r>
-        <w:t xml:space="preserve">— Слышал я о подобном случае </w:t>
-      </w:r>
-      <w:r>
-        <w:t>незадолго до</w:t>
-      </w:r>
-      <w:r>
-        <w:t xml:space="preserve"> вылет</w:t>
-      </w:r>
-      <w:r>
-        <w:t>а</w:t>
-      </w:r>
-      <w:r>
-        <w:t>, — тихо проговорил он.</w:t>
-      </w:r>
-    </w:p>
-    <w:p>
-      <w:r>
-        <w:t>— В смысле слышали?</w:t>
-      </w:r>
-    </w:p>
-    <w:p>
-      <w:r>
-        <w:t>— Просто слухи. Я сам-то ни черта не знаю.</w:t>
-      </w:r>
-    </w:p>
-    <w:p>
-      <w:r>
-        <w:t xml:space="preserve">В иллюминатор пролился свет от планеты. Станция, как идущий на дно корабль, стала смертельно заваливаться на бок. Весь модуль тут же затянуло </w:t>
-      </w:r>
-      <w:r>
-        <w:t>вязкой</w:t>
-      </w:r>
-      <w:r>
-        <w:t xml:space="preserve"> синевой.</w:t>
-      </w:r>
-    </w:p>
-    <w:p>
-      <w:r>
-        <w:t>Майоров поморщился.</w:t>
-      </w:r>
-    </w:p>
-    <w:p>
-      <w:r>
-        <w:t>— Закрой.</w:t>
-      </w:r>
-    </w:p>
-    <w:p>
-      <w:r>
-        <w:t>Я надавил на кнопку в переборке</w:t>
-      </w:r>
-      <w:r>
-        <w:t>.</w:t>
-      </w:r>
-    </w:p>
-    <w:p>
-      <w:r>
         <w:t xml:space="preserve">— </w:t>
       </w:r>
       <w:r>
@@ -36626,23 +35273,7 @@
     </w:p>
     <w:p>
       <w:r>
-        <w:t xml:space="preserve">— Был перед нашим вылетом случай, — начал Майоров. — Умер навигатор. Не после выхода из </w:t>
-      </w:r>
-      <w:proofErr w:type="spellStart"/>
-      <w:r>
-        <w:t>бранка</w:t>
-      </w:r>
-      <w:proofErr w:type="spellEnd"/>
-      <w:r>
-        <w:t xml:space="preserve">, нет, обошлось без таких совпадений. Вроде как везли её куда-то на </w:t>
-      </w:r>
-      <w:proofErr w:type="spellStart"/>
-      <w:r>
-        <w:t>шнявке</w:t>
-      </w:r>
-      <w:proofErr w:type="spellEnd"/>
-      <w:r>
-        <w:t xml:space="preserve">, может, на другой корабль. Неважно. — </w:t>
+        <w:t xml:space="preserve">— Был перед нашим вылетом случай, — начал Майоров. — Умер навигатор. Не после выхода из бранка, нет, обошлось без таких совпадений. Вроде как везли её куда-то на шнявке, может, на другой корабль. Неважно. — </w:t>
       </w:r>
       <w:r>
         <w:lastRenderedPageBreak/>
@@ -36745,15 +35376,7 @@
         <w:t>а</w:t>
       </w:r>
       <w:r>
-        <w:t xml:space="preserve"> </w:t>
-      </w:r>
-      <w:proofErr w:type="spellStart"/>
-      <w:r>
-        <w:t>нуболид</w:t>
-      </w:r>
-      <w:proofErr w:type="spellEnd"/>
-      <w:r>
-        <w:t xml:space="preserve">, я вообще ни черта не понимаю! Откуда он там взялся? </w:t>
+        <w:t xml:space="preserve"> нуболид, я вообще ни черта не понимаю! Откуда он там взялся? </w:t>
       </w:r>
       <w:r>
         <w:t>Может, о</w:t>
@@ -36799,15 +35422,7 @@
         <w:t xml:space="preserve">дурацкие </w:t>
       </w:r>
       <w:r>
-        <w:t xml:space="preserve">вроде бесконечных снов во время </w:t>
-      </w:r>
-      <w:proofErr w:type="spellStart"/>
-      <w:r>
-        <w:t>бранка</w:t>
-      </w:r>
-      <w:proofErr w:type="spellEnd"/>
-      <w:r>
-        <w:t>, которыми желторотиков пугают.</w:t>
+        <w:t>вроде бесконечных снов во время бранка, которыми желторотиков пугают.</w:t>
       </w:r>
     </w:p>
     <w:p>
@@ -36817,15 +35432,7 @@
     </w:p>
     <w:p>
       <w:r>
-        <w:t xml:space="preserve">— Так и </w:t>
-      </w:r>
-      <w:proofErr w:type="spellStart"/>
-      <w:r>
-        <w:t>нуболидом</w:t>
-      </w:r>
-      <w:proofErr w:type="spellEnd"/>
-      <w:r>
-        <w:t xml:space="preserve"> это быть не может, — посмотрел на меня Майоров.</w:t>
+        <w:t>— Так и нуболидом это быть не может, — посмотрел на меня Майоров.</w:t>
       </w:r>
     </w:p>
     <w:p>
@@ -36984,15 +35591,7 @@
         <w:t>, когда правая сторона лица не поспевает за левой</w:t>
       </w:r>
       <w:r>
-        <w:t xml:space="preserve">. И мне стало жутко — куда сильнее, чем от </w:t>
-      </w:r>
-      <w:proofErr w:type="spellStart"/>
-      <w:r>
-        <w:t>нуболида</w:t>
-      </w:r>
-      <w:proofErr w:type="spellEnd"/>
-      <w:r>
-        <w:t xml:space="preserve"> на рентгеновском снимке.</w:t>
+        <w:t>. И мне стало жутко — куда сильнее, чем от нуболида на рентгеновском снимке.</w:t>
       </w:r>
     </w:p>
     <w:p>
@@ -37566,23 +36165,7 @@
     </w:p>
     <w:p>
       <w:r>
-        <w:t xml:space="preserve">— Ага, из </w:t>
-      </w:r>
-      <w:proofErr w:type="spellStart"/>
-      <w:r>
-        <w:t>кэбэ</w:t>
-      </w:r>
-      <w:proofErr w:type="spellEnd"/>
-      <w:r>
-        <w:t>, если тебе так понятнее. Ты, Олежка, парень молодой, конечно, но, надеюсь, не глупый. На каждом рейсе есть кто-нибудь из Комитета. Это всегда член экипажа, и «</w:t>
-      </w:r>
-      <w:proofErr w:type="spellStart"/>
-      <w:r>
-        <w:t>кэбэ</w:t>
-      </w:r>
-      <w:proofErr w:type="spellEnd"/>
-      <w:r>
-        <w:t>» на лбу тоже обычно не написано.</w:t>
+        <w:t>— Ага, из кэбэ, если тебе так понятнее. Ты, Олежка, парень молодой, конечно, но, надеюсь, не глупый. На каждом рейсе есть кто-нибудь из Комитета. Это всегда член экипажа, и «кэбэ» на лбу тоже обычно не написано.</w:t>
       </w:r>
     </w:p>
     <w:p>
@@ -37669,15 +36252,7 @@
         <w:t xml:space="preserve"> —</w:t>
       </w:r>
       <w:r>
-        <w:t xml:space="preserve"> Они путешествуют </w:t>
-      </w:r>
-      <w:proofErr w:type="spellStart"/>
-      <w:r>
-        <w:t>бранком</w:t>
-      </w:r>
-      <w:proofErr w:type="spellEnd"/>
-      <w:r>
-        <w:t>, как мы</w:t>
+        <w:t xml:space="preserve"> Они путешествуют бранком, как мы</w:t>
       </w:r>
       <w:r>
         <w:t>, Олег</w:t>
@@ -37723,15 +36298,7 @@
     </w:p>
     <w:p>
       <w:r>
-        <w:t xml:space="preserve">— Понятия не имею! — пожал плечами Григорьев. — Может, эксперименты твоего Марутяна так на них повлияли, а может, они всегда это умели. Мы же, Олежка, ничего толком о </w:t>
-      </w:r>
-      <w:proofErr w:type="spellStart"/>
-      <w:r>
-        <w:t>нуболидах</w:t>
-      </w:r>
-      <w:proofErr w:type="spellEnd"/>
-      <w:r>
-        <w:t xml:space="preserve"> не знаем, несмотря на то, что десять лет их тут под микроскопом рассматрива</w:t>
+        <w:t>— Понятия не имею! — пожал плечами Григорьев. — Может, эксперименты твоего Марутяна так на них повлияли, а может, они всегда это умели. Мы же, Олежка, ничего толком о нуболидах не знаем, несмотря на то, что десять лет их тут под микроскопом рассматрива</w:t>
       </w:r>
       <w:r>
         <w:t>ем</w:t>
@@ -37835,15 +36402,7 @@
     </w:p>
     <w:p>
       <w:r>
-        <w:t xml:space="preserve">— Можно и так сказать. Мы туннель открыли, нуболиды по нему прошли. Понимаешь, что это означает? — Григорьев повернулся к терминалу и склонил голову над выключенным экраном. На панели мигал красным какой-то испуганный индикатор. — Мы открыли ящик Пандоры. Мы заходим в </w:t>
-      </w:r>
-      <w:proofErr w:type="spellStart"/>
-      <w:r>
-        <w:t>бранк</w:t>
-      </w:r>
-      <w:proofErr w:type="spellEnd"/>
-      <w:r>
-        <w:t xml:space="preserve"> </w:t>
+        <w:t xml:space="preserve">— Можно и так сказать. Мы туннель открыли, нуболиды по нему прошли. Понимаешь, что это означает? — Григорьев повернулся к терминалу и склонил голову над выключенным экраном. На панели мигал красным какой-то испуганный индикатор. — Мы открыли ящик Пандоры. Мы заходим в бранк </w:t>
       </w:r>
       <w:r>
         <w:lastRenderedPageBreak/>
@@ -38077,15 +36636,7 @@
     </w:p>
     <w:p>
       <w:r>
-        <w:t xml:space="preserve">— Мы тоже нашли </w:t>
-      </w:r>
-      <w:proofErr w:type="spellStart"/>
-      <w:r>
-        <w:t>нуболида</w:t>
-      </w:r>
-      <w:proofErr w:type="spellEnd"/>
-      <w:r>
-        <w:t xml:space="preserve"> в теле нашего навигатора, — сказал я. — Он обвивал её сердце.</w:t>
+        <w:t>— Мы тоже нашли нуболида в теле нашего навигатора, — сказал я. — Он обвивал её сердце.</w:t>
       </w:r>
     </w:p>
     <w:p>
@@ -38170,15 +36721,7 @@
         <w:t>Эпсилону</w:t>
       </w:r>
       <w:r>
-        <w:t xml:space="preserve"> Арефьевой. Там ещё были живые следы от </w:t>
-      </w:r>
-      <w:proofErr w:type="spellStart"/>
-      <w:r>
-        <w:t>бранка</w:t>
-      </w:r>
-      <w:proofErr w:type="spellEnd"/>
-      <w:r>
-        <w:t xml:space="preserve"> в</w:t>
+        <w:t xml:space="preserve"> Арефьевой. Там ещё были живые следы от бранка в</w:t>
       </w:r>
       <w:r>
         <w:t>о вторую</w:t>
@@ -38302,15 +36845,7 @@
     </w:p>
     <w:p>
       <w:r>
-        <w:t xml:space="preserve">Я молчал. Свой самый первый </w:t>
-      </w:r>
-      <w:proofErr w:type="spellStart"/>
-      <w:r>
-        <w:t>бранк</w:t>
-      </w:r>
-      <w:proofErr w:type="spellEnd"/>
-      <w:r>
-        <w:t xml:space="preserve"> я пережил на «Минске».</w:t>
+        <w:t>Я молчал. Свой самый первый бранк я пережил на «Минске».</w:t>
       </w:r>
     </w:p>
     <w:p>
@@ -38389,15 +36924,7 @@
         <w:t>.</w:t>
       </w:r>
       <w:r>
-        <w:t xml:space="preserve"> И ты это прекрасно знаешь. За кого ты тут на меня с кулаками наброситься хочешь? За Андреева, за нашего доблестного </w:t>
-      </w:r>
-      <w:proofErr w:type="spellStart"/>
-      <w:r>
-        <w:t>Мицюкина</w:t>
-      </w:r>
-      <w:proofErr w:type="spellEnd"/>
-      <w:r>
-        <w:t xml:space="preserve">? Или всё-таки за ту бойкую девчонку, с которой ты </w:t>
+        <w:t xml:space="preserve"> И ты это прекрасно знаешь. За кого ты тут на меня с кулаками наброситься хочешь? За Андреева, за нашего доблестного Мицюкина? Или всё-таки за ту бойкую девчонку, с которой ты </w:t>
       </w:r>
       <w:r>
         <w:t xml:space="preserve">тут </w:t>
@@ -38570,15 +37097,7 @@
     </w:p>
     <w:p>
       <w:r>
-        <w:t xml:space="preserve">Я метнулся туда, где </w:t>
-      </w:r>
-      <w:proofErr w:type="spellStart"/>
-      <w:r>
-        <w:t>мрели</w:t>
-      </w:r>
-      <w:proofErr w:type="spellEnd"/>
-      <w:r>
-        <w:t xml:space="preserve"> последние огни, спотыкаясь о чёрные, вылезающие из-под пола корни, и — остановился.</w:t>
+        <w:t>Я метнулся туда, где мрели последние огни, спотыкаясь о чёрные, вылезающие из-под пола корни, и — остановился.</w:t>
       </w:r>
     </w:p>
     <w:p>
@@ -38707,23 +37226,7 @@
     </w:p>
     <w:p>
       <w:r>
-        <w:t xml:space="preserve">Уже подобравшись к полосе света, я столкнулся с </w:t>
-      </w:r>
-      <w:proofErr w:type="spellStart"/>
-      <w:r>
-        <w:t>Мицюкиным</w:t>
-      </w:r>
-      <w:proofErr w:type="spellEnd"/>
-      <w:r>
-        <w:t xml:space="preserve">. Мне было всё равно, ударит он меня или выстрелит. Но </w:t>
-      </w:r>
-      <w:proofErr w:type="spellStart"/>
-      <w:r>
-        <w:t>Мицюкина</w:t>
-      </w:r>
-      <w:proofErr w:type="spellEnd"/>
-      <w:r>
-        <w:t xml:space="preserve"> я не заинтересовал. Он молча отпихнул меня и рванул в красное марево, сжимая шоковый пистолет.</w:t>
+        <w:t>Уже подобравшись к полосе света, я столкнулся с Мицюкиным. Мне было всё равно, ударит он меня или выстрелит. Но Мицюкина я не заинтересовал. Он молча отпихнул меня и рванул в красное марево, сжимая шоковый пистолет.</w:t>
       </w:r>
     </w:p>
     <w:p>
@@ -38910,15 +37413,7 @@
     </w:p>
     <w:p>
       <w:r>
-        <w:t xml:space="preserve">В лаборатории горел ровный спокойный свет, будто я перенёсся назад во времени. Камеру с </w:t>
-      </w:r>
-      <w:proofErr w:type="spellStart"/>
-      <w:r>
-        <w:t>нуболидами</w:t>
-      </w:r>
-      <w:proofErr w:type="spellEnd"/>
-      <w:r>
-        <w:t xml:space="preserve"> закрывала тень. Симонова сидела у вычислительного аппарата и что-то торопливо выщёлкивала на клавиатуре, деловито сдвинув брови. Вера стояла рядом, вглядываясь в экран.</w:t>
+        <w:t>В лаборатории горел ровный спокойный свет, будто я перенёсся назад во времени. Камеру с нуболидами закрывала тень. Симонова сидела у вычислительного аппарата и что-то торопливо выщёлкивала на клавиатуре, деловито сдвинув брови. Вера стояла рядом, вглядываясь в экран.</w:t>
       </w:r>
     </w:p>
     <w:p>
@@ -39277,23 +37772,7 @@
     </w:p>
     <w:p>
       <w:r>
-        <w:t xml:space="preserve">— Нет! — Симонова перебила меня раздражённым взмахом руки. — Что вы, Олег! Я же не сошла с ума! Мы откроем им путь домой, сделаем </w:t>
-      </w:r>
-      <w:proofErr w:type="spellStart"/>
-      <w:r>
-        <w:t>ма</w:t>
-      </w:r>
-      <w:proofErr w:type="spellEnd"/>
-      <w:r>
-        <w:t>-а-а-а-</w:t>
-      </w:r>
-      <w:proofErr w:type="spellStart"/>
-      <w:r>
-        <w:t>ленькую</w:t>
-      </w:r>
-      <w:proofErr w:type="spellEnd"/>
-      <w:r>
-        <w:t>, — она показала пальцами невидимую песчинку, — червоточинку.</w:t>
+        <w:t>— Нет! — Симонова перебила меня раздражённым взмахом руки. — Что вы, Олег! Я же не сошла с ума! Мы откроем им путь домой, сделаем ма-а-а-а-ленькую, — она показала пальцами невидимую песчинку, — червоточинку.</w:t>
       </w:r>
     </w:p>
     <w:p>
@@ -40037,15 +38516,7 @@
     </w:p>
     <w:p>
       <w:r>
-        <w:t xml:space="preserve">— Они свободны! — с детской радостью улыбнулась Симонова и протянула к </w:t>
-      </w:r>
-      <w:proofErr w:type="spellStart"/>
-      <w:r>
-        <w:t>нуболидам</w:t>
-      </w:r>
-      <w:proofErr w:type="spellEnd"/>
-      <w:r>
-        <w:t xml:space="preserve"> руки.</w:t>
+        <w:t>— Они свободны! — с детской радостью улыбнулась Симонова и протянула к нуболидам руки.</w:t>
       </w:r>
       <w:r>
         <w:t xml:space="preserve"> — Как </w:t>
@@ -40767,15 +39238,7 @@
     </w:p>
     <w:p>
       <w:r>
-        <w:t xml:space="preserve">— Ты не ошибся! — сказала Вера, пряча глаза. — Я хотела его отравить. Сначала думала подмешать ему что-нибудь в его любимый кофе, но, увы, кофе закончился. А потом решила, что можно </w:t>
-      </w:r>
-      <w:proofErr w:type="spellStart"/>
-      <w:r>
-        <w:t>травануть</w:t>
-      </w:r>
-      <w:proofErr w:type="spellEnd"/>
-      <w:r>
-        <w:t xml:space="preserve"> его вместе со всеми остальными. Отравить к чёртовой матери! Вместе с Аней. Вместе со всеми</w:t>
+        <w:t>— Ты не ошибся! — сказала Вера, пряча глаза. — Я хотела его отравить. Сначала думала подмешать ему что-нибудь в его любимый кофе, но, увы, кофе закончился. А потом решила, что можно травануть его вместе со всеми остальными. Отравить к чёртовой матери! Вместе с Аней. Вместе со всеми</w:t>
       </w:r>
       <w:r>
         <w:t>!</w:t>
@@ -40973,15 +39436,7 @@
     </w:p>
     <w:p>
       <w:r>
-        <w:t xml:space="preserve">Темнота накатывала и отступала волнами, как морской прибой. Где-то вдалеке вспыхивал и тут же гас </w:t>
-      </w:r>
-      <w:proofErr w:type="spellStart"/>
-      <w:r>
-        <w:t>коротящий</w:t>
-      </w:r>
-      <w:proofErr w:type="spellEnd"/>
-      <w:r>
-        <w:t xml:space="preserve"> из-за истерзанной проводки свет.</w:t>
+        <w:t>Темнота накатывала и отступала волнами, как морской прибой. Где-то вдалеке вспыхивал и тут же гас коротящий из-за истерзанной проводки свет.</w:t>
       </w:r>
     </w:p>
     <w:p>
@@ -41138,15 +39593,7 @@
         <w:t>ожидая</w:t>
       </w:r>
       <w:r>
-        <w:t xml:space="preserve"> увидеть алые нити, стекающие из воздушной решётки, но вместо этого столкнулся взглядом с </w:t>
-      </w:r>
-      <w:proofErr w:type="spellStart"/>
-      <w:r>
-        <w:t>Мицюкиным</w:t>
-      </w:r>
-      <w:proofErr w:type="spellEnd"/>
-      <w:r>
-        <w:t xml:space="preserve">, который стоял, широко расставив </w:t>
+        <w:t xml:space="preserve"> увидеть алые нити, стекающие из воздушной решётки, но вместо этого столкнулся взглядом с Мицюкиным, который стоял, широко расставив </w:t>
       </w:r>
       <w:r>
         <w:t>ноги</w:t>
@@ -41304,15 +39751,7 @@
     </w:p>
     <w:p>
       <w:r>
-        <w:t xml:space="preserve">Изо рта </w:t>
-      </w:r>
-      <w:proofErr w:type="spellStart"/>
-      <w:r>
-        <w:t>Мицюкина</w:t>
-      </w:r>
-      <w:proofErr w:type="spellEnd"/>
-      <w:r>
-        <w:t xml:space="preserve"> вырвались, как сноп пламени, красные нити и нетерпеливо затряслись, наползая ему на лицо.</w:t>
+        <w:t>Изо рта Мицюкина вырвались, как сноп пламени, красные нити и нетерпеливо затряслись, наползая ему на лицо.</w:t>
       </w:r>
     </w:p>
     <w:p>
@@ -41808,15 +40247,7 @@
     </w:p>
     <w:p>
       <w:r>
-        <w:t xml:space="preserve">Уставшие механизмы загудели, дверь втянулась в стену. Нуболиды ещё выплясывали хаотичный танец над телом </w:t>
-      </w:r>
-      <w:proofErr w:type="spellStart"/>
-      <w:r>
-        <w:t>Мицюкина</w:t>
-      </w:r>
-      <w:proofErr w:type="spellEnd"/>
-      <w:r>
-        <w:t xml:space="preserve">. Они быстро почувствовали нас — по страху или по запаху крови, как хищные рыбы, — и </w:t>
+        <w:t xml:space="preserve">Уставшие механизмы загудели, дверь втянулась в стену. Нуболиды ещё выплясывали хаотичный танец над телом Мицюкина. Они быстро почувствовали нас — по страху или по запаху крови, как хищные рыбы, — и </w:t>
       </w:r>
       <w:r>
         <w:t>потянулись</w:t>
@@ -42436,15 +40867,7 @@
     </w:p>
     <w:p>
       <w:r>
-        <w:t xml:space="preserve">— Не падайте, Олег! Вы нам ещё потребуетесь для </w:t>
-      </w:r>
-      <w:proofErr w:type="spellStart"/>
-      <w:r>
-        <w:t>по-по-по</w:t>
-      </w:r>
-      <w:proofErr w:type="spellEnd"/>
-      <w:r>
-        <w:t>… — его заклинило, он отвернулся и сплюнул кровь, — для починки оборудования.</w:t>
+        <w:t>— Не падайте, Олег! Вы нам ещё потребуетесь для по-по-по… — его заклинило, он отвернулся и сплюнул кровь, — для починки оборудования.</w:t>
       </w:r>
     </w:p>
     <w:p>
@@ -42573,15 +40996,7 @@
     </w:p>
     <w:p>
       <w:r>
-        <w:t xml:space="preserve">— То же, что и с </w:t>
-      </w:r>
-      <w:proofErr w:type="spellStart"/>
-      <w:r>
-        <w:t>Мицюкиным</w:t>
-      </w:r>
-      <w:proofErr w:type="spellEnd"/>
-      <w:r>
-        <w:t>! — крикнул я. — Выключите этот долбаный фонарь!</w:t>
+        <w:t>— То же, что и с Мицюкиным! — крикнул я. — Выключите этот долбаный фонарь!</w:t>
       </w:r>
     </w:p>
     <w:p>
@@ -43076,15 +41491,7 @@
     </w:p>
     <w:p>
       <w:r>
-        <w:t xml:space="preserve">Гравитация разметала червей по стенам. Нуболиды потянулись к </w:t>
-      </w:r>
-      <w:proofErr w:type="spellStart"/>
-      <w:r>
-        <w:t>стробящему</w:t>
-      </w:r>
-      <w:proofErr w:type="spellEnd"/>
-      <w:r>
-        <w:t xml:space="preserve"> аварийному свету. Когда освещение гасло, их отбрасывала подкрашенная синевой темнота, но уже через мгновение они поднимались снова и быстро ползли по переборкам.</w:t>
+        <w:t>Гравитация разметала червей по стенам. Нуболиды потянулись к стробящему аварийному свету. Когда освещение гасло, их отбрасывала подкрашенная синевой темнота, но уже через мгновение они поднимались снова и быстро ползли по переборкам.</w:t>
       </w:r>
     </w:p>
     <w:p>
@@ -43913,15 +42320,7 @@
     </w:p>
     <w:p>
       <w:r>
-        <w:t xml:space="preserve">Вера долго смотрела на меня, прижимаясь к переборке. Руки у неё были сведены за спиной, как у заключённой. Нижняя губа — </w:t>
-      </w:r>
-      <w:proofErr w:type="spellStart"/>
-      <w:r>
-        <w:t>раскусана</w:t>
-      </w:r>
-      <w:proofErr w:type="spellEnd"/>
-      <w:r>
-        <w:t xml:space="preserve"> до крови.</w:t>
+        <w:t>Вера долго смотрела на меня, прижимаясь к переборке. Руки у неё были сведены за спиной, как у заключённой. Нижняя губа — раскусана до крови.</w:t>
       </w:r>
     </w:p>
     <w:p>
@@ -44023,13 +42422,8 @@
     </w:p>
     <w:p>
       <w:r>
-        <w:t>— Я не знаю, что будет. Но вряд ли они из-за нас кораблём пожертвуют. «Грозный» — почти флагман. А после катастрофы на «</w:t>
-      </w:r>
-      <w:proofErr w:type="gramStart"/>
-      <w:r>
-        <w:t>Севастополе»…</w:t>
-      </w:r>
-      <w:proofErr w:type="gramEnd"/>
+        <w:t>— Я не знаю, что будет. Но вряд ли они из-за нас кораблём пожертвуют. «Грозный» — почти флагман. А после катастрофы на «Севастополе»…</w:t>
+      </w:r>
     </w:p>
     <w:p>
       <w:r>
@@ -44223,15 +42617,7 @@
     </w:p>
     <w:p>
       <w:r>
-        <w:t xml:space="preserve">Я чувствую себя, как после </w:t>
-      </w:r>
-      <w:proofErr w:type="spellStart"/>
-      <w:r>
-        <w:t>коматоза</w:t>
-      </w:r>
-      <w:proofErr w:type="spellEnd"/>
-      <w:r>
-        <w:t>.</w:t>
+        <w:t>Я чувствую себя, как после коматоза.</w:t>
       </w:r>
     </w:p>
     <w:p>
@@ -44451,15 +42837,7 @@
     </w:p>
     <w:p>
       <w:r>
-        <w:t>— «</w:t>
-      </w:r>
-      <w:proofErr w:type="spellStart"/>
-      <w:r>
-        <w:t>Оним</w:t>
-      </w:r>
-      <w:proofErr w:type="spellEnd"/>
-      <w:r>
-        <w:t xml:space="preserve"> двенадцать дробь четыре три </w:t>
+        <w:t xml:space="preserve">— «Оним двенадцать дробь четыре три </w:t>
       </w:r>
       <w:r>
         <w:t>а</w:t>
@@ -44490,15 +42868,7 @@
     </w:p>
     <w:p>
       <w:r>
-        <w:t>— «</w:t>
-      </w:r>
-      <w:proofErr w:type="spellStart"/>
-      <w:r>
-        <w:t>Оним</w:t>
-      </w:r>
-      <w:proofErr w:type="spellEnd"/>
-      <w:r>
-        <w:t xml:space="preserve"> двенадцать дробь четыре три </w:t>
+        <w:t xml:space="preserve">— «Оним двенадцать дробь четыре три </w:t>
       </w:r>
       <w:r>
         <w:t>а</w:t>
@@ -44549,15 +42919,7 @@
     </w:p>
     <w:p>
       <w:r>
-        <w:t xml:space="preserve">Пункт назначения: </w:t>
-      </w:r>
-      <w:proofErr w:type="spellStart"/>
-      <w:r>
-        <w:t>Оним</w:t>
-      </w:r>
-      <w:proofErr w:type="spellEnd"/>
-      <w:r>
-        <w:t xml:space="preserve"> 12/43</w:t>
+        <w:t>Пункт назначения: Оним 12/43</w:t>
       </w:r>
       <w:r>
         <w:t>а</w:t>
@@ -44579,15 +42941,7 @@
         <w:t>Альфа Акимовой</w:t>
       </w:r>
       <w:r>
-        <w:t xml:space="preserve"> (ранее — </w:t>
-      </w:r>
-      <w:proofErr w:type="spellStart"/>
-      <w:r>
-        <w:t>Оним</w:t>
-      </w:r>
-      <w:proofErr w:type="spellEnd"/>
-      <w:r>
-        <w:t xml:space="preserve"> 12/43а)</w:t>
+        <w:t xml:space="preserve"> (ранее — Оним 12/43а)</w:t>
       </w:r>
     </w:p>
     <w:p>
@@ -45017,23 +43371,7 @@
     </w:p>
     <w:p>
       <w:r>
-        <w:t xml:space="preserve">Всё в порядке. Мы — в </w:t>
-      </w:r>
-      <w:proofErr w:type="spellStart"/>
-      <w:r>
-        <w:t>бранке</w:t>
-      </w:r>
-      <w:proofErr w:type="spellEnd"/>
-      <w:r>
-        <w:t xml:space="preserve">. Точка выхода — </w:t>
-      </w:r>
-      <w:proofErr w:type="spellStart"/>
-      <w:r>
-        <w:t>Оним</w:t>
-      </w:r>
-      <w:proofErr w:type="spellEnd"/>
-      <w:r>
-        <w:t xml:space="preserve"> 12/43</w:t>
+        <w:t>Всё в порядке. Мы — в бранке. Точка выхода — Оним 12/43</w:t>
       </w:r>
       <w:r>
         <w:t>а</w:t>

--- a/abyss/Воронков_В_Бездна_света.docx
+++ b/abyss/Воронков_В_Бездна_света.docx
@@ -71,7 +71,15 @@
     </w:p>
     <w:p>
       <w:r>
-        <w:t xml:space="preserve">Сам переход космонавты называют бранком. </w:t>
+        <w:t xml:space="preserve">Сам переход космонавты называют </w:t>
+      </w:r>
+      <w:proofErr w:type="spellStart"/>
+      <w:r>
+        <w:t>бранком</w:t>
+      </w:r>
+      <w:proofErr w:type="spellEnd"/>
+      <w:r>
+        <w:t xml:space="preserve">. </w:t>
       </w:r>
       <w:r>
         <w:t>Потому что о</w:t>
@@ -87,8 +95,13 @@
       </w:r>
     </w:p>
     <w:p>
-      <w:r>
-        <w:t>Бранк.</w:t>
+      <w:proofErr w:type="spellStart"/>
+      <w:r>
+        <w:t>Бранк</w:t>
+      </w:r>
+      <w:proofErr w:type="spellEnd"/>
+      <w:r>
+        <w:t>.</w:t>
       </w:r>
     </w:p>
     <w:p>
@@ -96,11 +109,16 @@
         <w:t>В</w:t>
       </w:r>
       <w:r>
-        <w:t xml:space="preserve"> бранк</w:t>
+        <w:t xml:space="preserve"> </w:t>
+      </w:r>
+      <w:proofErr w:type="spellStart"/>
+      <w:r>
+        <w:t>бранк</w:t>
       </w:r>
       <w:r>
         <w:t>е</w:t>
       </w:r>
+      <w:proofErr w:type="spellEnd"/>
       <w:r>
         <w:t xml:space="preserve"> снятся кошмары. Об этом все знают. Так человеческое сознание </w:t>
       </w:r>
@@ -152,7 +170,15 @@
     </w:p>
     <w:p>
       <w:r>
-        <w:t>Тебе снится обычный для бранка кошмар, к которым все мы давно привыкли. Ты просыпаешься, вылезаешь из амниона, неуклюже барахтаясь в невесомости, точно едва успел родиться на свет. Дёргаешь за рычаг в стене, чтобы открыть люк в соединительный тракт между отсеками, где побольше пространства.</w:t>
+        <w:t xml:space="preserve">Тебе снится обычный для </w:t>
+      </w:r>
+      <w:proofErr w:type="spellStart"/>
+      <w:r>
+        <w:t>бранка</w:t>
+      </w:r>
+      <w:proofErr w:type="spellEnd"/>
+      <w:r>
+        <w:t xml:space="preserve"> кошмар, к которым все мы давно привыкли. Ты просыпаешься, вылезаешь из амниона, неуклюже барахтаясь в невесомости, точно едва успел родиться на свет. Дёргаешь за рычаг в стене, чтобы открыть люк в соединительный тракт между отсеками, где побольше пространства.</w:t>
       </w:r>
     </w:p>
     <w:p>
@@ -223,7 +249,31 @@
         <w:t xml:space="preserve"> и правда</w:t>
       </w:r>
       <w:r>
-        <w:t xml:space="preserve"> сдаёт после долгих полётов. Поэтому к экипажам приписан политкор — в бранке он не летает, редко какой политкор это выдержит, — но по воз</w:t>
+        <w:t xml:space="preserve"> сдаёт после долгих полётов. Поэтому к экипажам приписан </w:t>
+      </w:r>
+      <w:proofErr w:type="spellStart"/>
+      <w:r>
+        <w:t>политкор</w:t>
+      </w:r>
+      <w:proofErr w:type="spellEnd"/>
+      <w:r>
+        <w:t xml:space="preserve"> — в </w:t>
+      </w:r>
+      <w:proofErr w:type="spellStart"/>
+      <w:r>
+        <w:t>бранке</w:t>
+      </w:r>
+      <w:proofErr w:type="spellEnd"/>
+      <w:r>
+        <w:t xml:space="preserve"> он не летает, редко какой </w:t>
+      </w:r>
+      <w:proofErr w:type="spellStart"/>
+      <w:r>
+        <w:t>политкор</w:t>
+      </w:r>
+      <w:proofErr w:type="spellEnd"/>
+      <w:r>
+        <w:t xml:space="preserve"> это выдержит, — но по воз</w:t>
       </w:r>
       <w:r>
         <w:t>в</w:t>
@@ -234,7 +284,15 @@
     </w:p>
     <w:p>
       <w:r>
-        <w:t xml:space="preserve">Мой самый первый бранк длился всего шесть с небольшим часов — спать было некогда и даже испугаться толком я не успел. Было лишь странное чувство после выхода. Вроде всё хорошо, ничего не болит, сознание ясное, </w:t>
+        <w:t xml:space="preserve">Мой самый первый </w:t>
+      </w:r>
+      <w:proofErr w:type="spellStart"/>
+      <w:r>
+        <w:t>бранк</w:t>
+      </w:r>
+      <w:proofErr w:type="spellEnd"/>
+      <w:r>
+        <w:t xml:space="preserve"> длился всего шесть с небольшим часов — спать было некогда и даже испугаться толком я не успел. Было лишь странное чувство после выхода. Вроде всё хорошо, ничего не болит, сознание ясное, </w:t>
       </w:r>
       <w:r>
         <w:t>но</w:t>
@@ -246,7 +304,15 @@
     <w:p>
       <w:r>
         <w:lastRenderedPageBreak/>
-        <w:t xml:space="preserve">Следующий бранк, через пару недель, занял уже почти трое суток — кошмары были, но реальный кошмар поджидал меня после пробуждения. Я боялся самого балка, </w:t>
+        <w:t xml:space="preserve">Следующий </w:t>
+      </w:r>
+      <w:proofErr w:type="spellStart"/>
+      <w:r>
+        <w:t>бранк</w:t>
+      </w:r>
+      <w:proofErr w:type="spellEnd"/>
+      <w:r>
+        <w:t xml:space="preserve">, через пару недель, занял уже почти трое суток — кошмары были, но реальный кошмар поджидал меня после пробуждения. Я боялся самого балка, </w:t>
       </w:r>
       <w:r>
         <w:t>неисчислимой</w:t>
@@ -304,7 +370,15 @@
         <w:t>обжигающий</w:t>
       </w:r>
       <w:r>
-        <w:t xml:space="preserve"> ужас от перехода сменился скукой и дежурной рутиной во время вахты. Тело больше не казалось чужим, а кошмары, скорее, утомляли, чем пугали. Но потом меня включили в экипаж «Грозного», который шёл по срочному приказу к научно-исследовательской станции в Бете Громовой. Это был бранк длиною в четыреста девяносто семь часов.</w:t>
+        <w:t xml:space="preserve"> ужас от перехода сменился скукой и дежурной рутиной во время вахты. Тело больше не казалось чужим, а кошмары, скорее, утомляли, чем пугали. Но потом меня включили в экипаж «Грозного», который шёл по срочному приказу к научно-исследовательской станции в Бете Громовой. Это был </w:t>
+      </w:r>
+      <w:proofErr w:type="spellStart"/>
+      <w:r>
+        <w:t>бранк</w:t>
+      </w:r>
+      <w:proofErr w:type="spellEnd"/>
+      <w:r>
+        <w:t xml:space="preserve"> длиною в четыреста девяносто семь часов.</w:t>
       </w:r>
     </w:p>
     <w:p>
@@ -338,7 +412,15 @@
         <w:t>8</w:t>
       </w:r>
       <w:r>
-        <w:t>, промышленном городе в центральной полосе, который забывают иногда отметить на картах. В Стальске естественных водоёмов нет, а бассейн, куда меня однажды сводил отец, так провонял жгучей хлоркой, что напомина</w:t>
+        <w:t xml:space="preserve">, промышленном городе в центральной полосе, который забывают иногда отметить на картах. В </w:t>
+      </w:r>
+      <w:proofErr w:type="spellStart"/>
+      <w:r>
+        <w:t>Стальске</w:t>
+      </w:r>
+      <w:proofErr w:type="spellEnd"/>
+      <w:r>
+        <w:t xml:space="preserve"> естественных водоёмов нет, а бассейн, куда меня однажды сводил отец, так провонял жгучей хлоркой, что напомина</w:t>
       </w:r>
       <w:r>
         <w:t>л</w:t>
@@ -364,14 +446,8 @@
     </w:p>
     <w:p>
       <w:r>
-        <w:t xml:space="preserve">Я портил этот сюрреалистичный пейзаж неумелыми потугами выжить. Отражение заката дрожало на волнах, искажаясь, как под воздействием </w:t>
-      </w:r>
-      <w:r>
         <w:lastRenderedPageBreak/>
-        <w:t>гравитации</w:t>
-      </w:r>
-      <w:r>
-        <w:t>. Озеро спешило избавиться от меня, восстановить мистическое равновесие между закатом и</w:t>
+        <w:t>Я портил этот сюрреалистичный пейзаж неумелыми потугами выжить. Отражение заката дрожало на волнах. Озеро спешило избавиться от меня, восстановить мистическое равновесие между закатом и</w:t>
       </w:r>
       <w:r>
         <w:t xml:space="preserve"> его</w:t>
@@ -562,189 +638,189 @@
     </w:p>
     <w:p>
       <w:r>
+        <w:lastRenderedPageBreak/>
         <w:t>Надышавшись, я осмотрелся.</w:t>
       </w:r>
     </w:p>
     <w:p>
       <w:r>
+        <w:t>Это — не озеро. Это — фрактал.</w:t>
+      </w:r>
+    </w:p>
+    <w:p>
+      <w:r>
+        <w:t>Весь мир здесь состоит из бесконечно повторяющихся фрагментов, как лабиринт, из которого нет выхода.</w:t>
+      </w:r>
+    </w:p>
+    <w:p>
+      <w:r>
+        <w:t>Однако что-то изменилось.</w:t>
+      </w:r>
+    </w:p>
+    <w:p>
+      <w:r>
+        <w:t>Багрянец на небе сменила лиловая пастель, но само небо стало темнее, и солнце — или что бы это ни было — устало склонилось над горизонтом, едва не касаясь лимбом воды.</w:t>
+      </w:r>
+    </w:p>
+    <w:p>
+      <w:r>
+        <w:t xml:space="preserve">Я снова плыл, </w:t>
+      </w:r>
+      <w:r>
+        <w:t>стараясь</w:t>
+      </w:r>
+      <w:r>
+        <w:t xml:space="preserve"> осознать</w:t>
+      </w:r>
+      <w:r>
+        <w:t>,</w:t>
+      </w:r>
+      <w:r>
+        <w:t xml:space="preserve"> что происходит.</w:t>
+      </w:r>
+    </w:p>
+    <w:p>
+      <w:r>
+        <w:t>Время сдвинулось с мёртвой точки, и, хотя закат всё так же рисовал на поверхности озера повторяющиеся узоры, в воздухе чувствовалось неумолимое приближение ночи, и от этого становилось спокойнее, хотя темнота не поможет мне добраться до надуманного берега.</w:t>
+      </w:r>
+    </w:p>
+    <w:p>
+      <w:r>
+        <w:t xml:space="preserve">Быть может, я </w:t>
+      </w:r>
+      <w:r>
+        <w:t>сбегу</w:t>
+      </w:r>
+      <w:r>
+        <w:t xml:space="preserve"> из этой западни иначе? </w:t>
+      </w:r>
+      <w:r>
+        <w:t>С</w:t>
+      </w:r>
+      <w:r>
+        <w:t>да</w:t>
+      </w:r>
+      <w:r>
+        <w:t>мся</w:t>
+      </w:r>
+      <w:r>
+        <w:t xml:space="preserve"> тянущей меня вниз силе</w:t>
+      </w:r>
+      <w:r>
+        <w:t>?</w:t>
+      </w:r>
+    </w:p>
+    <w:p>
+      <w:r>
+        <w:t>Мышцы ноют, вскипает вокруг вода.</w:t>
+      </w:r>
+    </w:p>
+    <w:p>
+      <w:r>
+        <w:t>Я набрал побольше воздуха в грудь и — нырнул. Из глубины мне подмигнул огонёк.</w:t>
+      </w:r>
+    </w:p>
+    <w:p>
+      <w:r>
+        <w:t>Страха больше нет. Я нашёл выход — безумный, как смерть ради жизни. Я стал помогать течению, грёб дрожащими руками, врезаясь в самое острие хлещущего света…</w:t>
+      </w:r>
+    </w:p>
+    <w:p>
+      <w:r>
+        <w:t>И вынырнул из воды.</w:t>
+      </w:r>
+    </w:p>
+    <w:p>
+      <w:r>
+        <w:t>Я не ошибся. Небо стемнело. Солнце почти скрылось в озере, хмуро выглядывая над горизонтом, как затёкший кровью глаз.</w:t>
+      </w:r>
+    </w:p>
+    <w:p>
+      <w:r>
+        <w:t>Нет смысла чего-то ждать. Я добьюсь прихода ночи, окончательной темноты, как спасения. Несколько глотков воздуха — и я погрузился с головой в глубокую синеву.</w:t>
+      </w:r>
+    </w:p>
+    <w:p>
+      <w:r>
+        <w:t>Но всё изменилось.</w:t>
+      </w:r>
+    </w:p>
+    <w:p>
+      <w:r>
+        <w:t xml:space="preserve">Огонёк исчез. Свет исходит от меня самого. </w:t>
+      </w:r>
+      <w:r>
+        <w:t>Или я</w:t>
+      </w:r>
+      <w:r>
+        <w:t xml:space="preserve"> отражаю чьё-то </w:t>
+      </w:r>
+      <w:r>
+        <w:t>тревожное</w:t>
+      </w:r>
+      <w:r>
+        <w:t xml:space="preserve"> сияние.</w:t>
+      </w:r>
+    </w:p>
+    <w:p>
+      <w:r>
+        <w:t>Глаза открыты. Я всё вижу.</w:t>
+      </w:r>
+    </w:p>
+    <w:p>
+      <w:r>
+        <w:t xml:space="preserve">Вокруг меня вьются длинные красные ленты, как рой взбудораженных рыб, испуганный моим </w:t>
+      </w:r>
+      <w:r>
+        <w:t>наглым</w:t>
+      </w:r>
+      <w:r>
+        <w:t xml:space="preserve"> вторжением</w:t>
+      </w:r>
+      <w:r>
+        <w:t xml:space="preserve"> в их мрачное царство</w:t>
+      </w:r>
+      <w:r>
+        <w:t>.</w:t>
+      </w:r>
+      <w:r>
+        <w:t xml:space="preserve"> </w:t>
+      </w:r>
+    </w:p>
+    <w:p>
+      <w:r>
+        <w:t>В лёгкие наливается тяжесть. Нарастает горячими спазмами боль.</w:t>
+      </w:r>
+    </w:p>
+    <w:p>
+      <w:r>
+        <w:t>Я пригляделся к лентам</w:t>
+      </w:r>
+      <w:r>
+        <w:t>. В глазах смеркается от удушья, но я теперь вижу, что это — не рыбы. Меня окружает косяк красных червей.</w:t>
+      </w:r>
+    </w:p>
+    <w:p>
+      <w:r>
+        <w:t>Черви</w:t>
+      </w:r>
+      <w:r>
+        <w:t xml:space="preserve"> бесновались, приближаясь всё ближе, пронзая воду стремительными алыми проблесками. Когда я уже мог коснуться их рукой, а лёгкие рвались от боли, черви на мгновение замерли.</w:t>
+      </w:r>
+    </w:p>
+    <w:p>
+      <w:r>
+        <w:t>Течение времени остановилось, застыло в холодной воде.</w:t>
+      </w:r>
+    </w:p>
+    <w:p>
+      <w:r>
         <w:lastRenderedPageBreak/>
-        <w:t>Это — не озеро. Это — фрактал.</w:t>
-      </w:r>
-    </w:p>
-    <w:p>
-      <w:r>
-        <w:t>Весь мир здесь состоит из бесконечно повторяющихся фрагментов, как лабиринт, из которого нет выхода.</w:t>
-      </w:r>
-    </w:p>
-    <w:p>
-      <w:r>
-        <w:t>Однако что-то изменилось.</w:t>
-      </w:r>
-    </w:p>
-    <w:p>
-      <w:r>
-        <w:t>Багрянец на небе сменила лиловая пастель, но само небо стало темнее, и солнце — или что бы это ни было — устало склонилось над горизонтом, едва не касаясь лимбом воды.</w:t>
-      </w:r>
-    </w:p>
-    <w:p>
-      <w:r>
-        <w:t xml:space="preserve">Я снова плыл, </w:t>
-      </w:r>
-      <w:r>
-        <w:t>стараясь</w:t>
-      </w:r>
-      <w:r>
-        <w:t xml:space="preserve"> осознать</w:t>
-      </w:r>
-      <w:r>
-        <w:t>,</w:t>
-      </w:r>
-      <w:r>
-        <w:t xml:space="preserve"> что происходит.</w:t>
-      </w:r>
-    </w:p>
-    <w:p>
-      <w:r>
-        <w:t>Время сдвинулось с мёртвой точки, и, хотя закат всё так же рисовал на поверхности озера повторяющиеся узоры, в воздухе чувствовалось неумолимое приближение ночи, и от этого становилось спокойнее, хотя темнота не поможет мне добраться до надуманного берега.</w:t>
-      </w:r>
-    </w:p>
-    <w:p>
-      <w:r>
-        <w:t xml:space="preserve">Быть может, я </w:t>
-      </w:r>
-      <w:r>
-        <w:t>сбегу</w:t>
-      </w:r>
-      <w:r>
-        <w:t xml:space="preserve"> из этой западни иначе? </w:t>
-      </w:r>
-      <w:r>
-        <w:t>С</w:t>
-      </w:r>
-      <w:r>
-        <w:t>да</w:t>
-      </w:r>
-      <w:r>
-        <w:t>мся</w:t>
-      </w:r>
-      <w:r>
-        <w:t xml:space="preserve"> тянущей меня вниз силе</w:t>
-      </w:r>
-      <w:r>
-        <w:t>?</w:t>
-      </w:r>
-    </w:p>
-    <w:p>
-      <w:r>
-        <w:t>Мышцы ноют, вскипает вокруг вода.</w:t>
-      </w:r>
-    </w:p>
-    <w:p>
-      <w:r>
-        <w:t>Я набрал побольше воздуха в грудь и — нырнул. Из глубины мне подмигнул огонёк.</w:t>
-      </w:r>
-    </w:p>
-    <w:p>
-      <w:r>
-        <w:t>Страха больше нет. Я нашёл выход — безумный, как смерть ради жизни. Я стал помогать течению, грёб дрожащими руками, врезаясь в самое острие хлещущего света…</w:t>
-      </w:r>
-    </w:p>
-    <w:p>
-      <w:r>
-        <w:t>И вынырнул из воды.</w:t>
-      </w:r>
-    </w:p>
-    <w:p>
-      <w:r>
-        <w:t>Я не ошибся. Небо стемнело. Солнце почти скрылось в озере, хмуро выглядывая над горизонтом, как затёкший кровью глаз.</w:t>
-      </w:r>
-    </w:p>
-    <w:p>
-      <w:r>
-        <w:t>Нет смысла чего-то ждать. Я добьюсь прихода ночи, окончательной темноты, как спасения. Несколько глотков воздуха — и я погрузился с головой в глубокую синеву.</w:t>
-      </w:r>
-    </w:p>
-    <w:p>
-      <w:r>
-        <w:t>Но всё изменилось.</w:t>
-      </w:r>
-    </w:p>
-    <w:p>
-      <w:r>
-        <w:t xml:space="preserve">Огонёк исчез. Свет исходит от меня самого. </w:t>
-      </w:r>
-      <w:r>
-        <w:t>Или я</w:t>
-      </w:r>
-      <w:r>
-        <w:t xml:space="preserve"> отражаю чьё-то </w:t>
-      </w:r>
-      <w:r>
-        <w:t>тревожное</w:t>
-      </w:r>
-      <w:r>
-        <w:t xml:space="preserve"> сияние.</w:t>
-      </w:r>
-    </w:p>
-    <w:p>
-      <w:r>
-        <w:t>Глаза открыты. Я всё вижу.</w:t>
-      </w:r>
-    </w:p>
-    <w:p>
-      <w:r>
-        <w:t xml:space="preserve">Вокруг меня вьются длинные красные ленты, как рой взбудораженных рыб, испуганный моим </w:t>
-      </w:r>
-      <w:r>
-        <w:t>наглым</w:t>
-      </w:r>
-      <w:r>
-        <w:t xml:space="preserve"> вторжением</w:t>
-      </w:r>
-      <w:r>
-        <w:t xml:space="preserve"> в их мрачное царство</w:t>
-      </w:r>
-      <w:r>
-        <w:t>.</w:t>
-      </w:r>
-      <w:r>
-        <w:t xml:space="preserve"> </w:t>
-      </w:r>
-    </w:p>
-    <w:p>
-      <w:r>
-        <w:t>В лёгкие наливается тяжесть. Нарастает горячими спазмами боль.</w:t>
-      </w:r>
-    </w:p>
-    <w:p>
-      <w:r>
-        <w:t>Я пригляделся к лентам</w:t>
-      </w:r>
-      <w:r>
-        <w:t>. В глазах смеркается от удушья, но я теперь вижу, что это — не рыбы. Меня окружает косяк красных червей.</w:t>
-      </w:r>
-    </w:p>
-    <w:p>
-      <w:r>
-        <w:t>Черви</w:t>
-      </w:r>
-      <w:r>
-        <w:t xml:space="preserve"> бесновались, приближаясь всё ближе, пронзая воду стремительными алыми проблесками. Когда я уже мог коснуться их рукой, а лёгкие рвались от боли, черви на мгновение замерли.</w:t>
-      </w:r>
-    </w:p>
-    <w:p>
-      <w:r>
-        <w:t>Течение времени остановилось, застыло в холодной воде.</w:t>
-      </w:r>
-    </w:p>
-    <w:p>
-      <w:r>
         <w:t>И в этот момент я всё понял.</w:t>
       </w:r>
     </w:p>
     <w:p>
       <w:r>
-        <w:lastRenderedPageBreak/>
         <w:t xml:space="preserve">Я </w:t>
       </w:r>
       <w:r>
@@ -781,17 +857,30 @@
     </w:p>
     <w:p>
       <w:r>
-        <w:t xml:space="preserve">Я выбрался из амниона — запутавшись как обычно в застёжках — и завис посреди каюты, едва не приложившись головой о торчащий из стены поручень. Гравитонная камера </w:t>
+        <w:t xml:space="preserve">Я выбрался из амниона — запутавшись как обычно в застёжках — и завис посреди каюты, едва не приложившись головой о торчащий из стены поручень. </w:t>
+      </w:r>
+      <w:proofErr w:type="spellStart"/>
+      <w:r>
+        <w:t>Гравитонная</w:t>
+      </w:r>
+      <w:proofErr w:type="spellEnd"/>
+      <w:r>
+        <w:t xml:space="preserve"> камера </w:t>
       </w:r>
       <w:r>
         <w:t>в</w:t>
       </w:r>
       <w:r>
-        <w:t xml:space="preserve"> бранк</w:t>
+        <w:t xml:space="preserve"> </w:t>
+      </w:r>
+      <w:proofErr w:type="spellStart"/>
+      <w:r>
+        <w:t>бранк</w:t>
       </w:r>
       <w:r>
         <w:t>е</w:t>
       </w:r>
+      <w:proofErr w:type="spellEnd"/>
       <w:r>
         <w:t xml:space="preserve"> не работает, и приходится мириться с невесомостью.</w:t>
       </w:r>
@@ -819,7 +908,15 @@
     </w:p>
     <w:p>
       <w:r>
-        <w:t>Табельные часы с логотипом «Грозного», которые в бранке используются как будильник, сердито вибрировали и покалывали кожу. Я раздражённо содрал часы с запястья.</w:t>
+        <w:t xml:space="preserve">Табельные часы с логотипом «Грозного», которые в </w:t>
+      </w:r>
+      <w:proofErr w:type="spellStart"/>
+      <w:r>
+        <w:t>бранке</w:t>
+      </w:r>
+      <w:proofErr w:type="spellEnd"/>
+      <w:r>
+        <w:t xml:space="preserve"> используются как будильник, сердито вибрировали и покалывали кожу. Я раздражённо содрал часы с запястья.</w:t>
       </w:r>
     </w:p>
     <w:p>
@@ -865,7 +962,11 @@
         <w:t xml:space="preserve"> до упора коронку. В окошке на циферблате, где обычно выводится дата, поблёскивала цифра «20» — количество полных оборотов, — а единственная стрелка </w:t>
       </w:r>
       <w:r>
-        <w:t xml:space="preserve">успела уже перейти за длинную риску </w:t>
+        <w:t xml:space="preserve">успела </w:t>
+      </w:r>
+      <w:r>
+        <w:lastRenderedPageBreak/>
+        <w:t xml:space="preserve">уже перейти за длинную риску </w:t>
       </w:r>
       <w:r>
         <w:t>рядом с</w:t>
@@ -885,268 +986,286 @@
     </w:p>
     <w:p>
       <w:r>
+        <w:t>Я потянулся к рычагу, помедлил, как бы проверяя, что действительно проснулся, и открыл люк в коридор.</w:t>
+      </w:r>
+    </w:p>
+    <w:p>
+      <w:r>
+        <w:t>Автоматика немного запаздывала, сомневаясь, стоит ли тратить на меня ток.</w:t>
+      </w:r>
+    </w:p>
+    <w:p>
+      <w:r>
+        <w:t xml:space="preserve">Я полз в темноту, перехватывая поручни в стене, и передо мной с металлическими щелчками загорались лампы, обжигая вспышками, как от фотокамер. </w:t>
+      </w:r>
+    </w:p>
+    <w:p>
+      <w:r>
+        <w:t>В навигационном отсеке было хуже всего.</w:t>
+      </w:r>
+    </w:p>
+    <w:p>
+      <w:r>
+        <w:t>Я успел подплыть к едва различимой в темноте капсуле, вцепился в неё, как в якорь, словно подъёмная сила в любую минуту могла впечатать меня в переборки</w:t>
+      </w:r>
+      <w:r>
+        <w:t>,</w:t>
+      </w:r>
+      <w:r>
+        <w:t xml:space="preserve"> и потолок стал медленно насыщаться светом, изображая электрический восход.</w:t>
+      </w:r>
+    </w:p>
+    <w:p>
+      <w:r>
+        <w:t>Первый пункт вахты — проверка навигатора.</w:t>
+      </w:r>
+    </w:p>
+    <w:p>
+      <w:r>
+        <w:t xml:space="preserve">Электронные аппараты </w:t>
+      </w:r>
+      <w:r>
+        <w:t>в</w:t>
+      </w:r>
+      <w:r>
+        <w:t xml:space="preserve"> </w:t>
+      </w:r>
+      <w:proofErr w:type="spellStart"/>
+      <w:r>
+        <w:t>бранк</w:t>
+      </w:r>
+      <w:r>
+        <w:t>е</w:t>
+      </w:r>
+      <w:proofErr w:type="spellEnd"/>
+      <w:r>
+        <w:t xml:space="preserve"> </w:t>
+      </w:r>
+      <w:r>
+        <w:t>поголовно обесточены</w:t>
+      </w:r>
+      <w:r>
+        <w:t>, и вместо них трудятся механические интегралы, которые устроены примерно так же, как мои наручные часы.</w:t>
+      </w:r>
+    </w:p>
+    <w:p>
+      <w:r>
+        <w:t xml:space="preserve">Я </w:t>
+      </w:r>
+      <w:r>
+        <w:t>с</w:t>
+      </w:r>
+      <w:r>
+        <w:t>пустился к основанию капсулы, открыл панель и стал поворачивать ключ запуска диагностики. Провизорный модуль недовольно потрескивал, а ключ с широкими заушинами так и норовил выскользнуть из пальцев. Закончив завод, я распрямился. Из модуля стало доноситься мелодичное тикание — запустился огромный часовой механизм.</w:t>
+      </w:r>
+    </w:p>
+    <w:p>
+      <w:r>
+        <w:t>Теперь нужно ждать.</w:t>
+      </w:r>
+    </w:p>
+    <w:p>
+      <w:r>
+        <w:t>Я вздохнул. Смутное беспокойство не отпускало.</w:t>
+      </w:r>
+    </w:p>
+    <w:p>
+      <w:r>
+        <w:t xml:space="preserve">Вся верхняя часть капсулы сделана из толстого матового стекла, из-за чего кажется, что внутри нет ничего, кроме водяного пара. На самом деле, капсула заполнена питательным раствором, густым, как масло, и, если приглядеться, то </w:t>
+      </w:r>
+      <w:r>
+        <w:t>увидишь</w:t>
+      </w:r>
+      <w:r>
+        <w:t xml:space="preserve"> очертания её лица.</w:t>
+      </w:r>
+    </w:p>
+    <w:p>
+      <w:r>
+        <w:t>Навигатор четвёртого цикла.</w:t>
+      </w:r>
+    </w:p>
+    <w:p>
+      <w:r>
+        <w:t xml:space="preserve">В рот </w:t>
+      </w:r>
+      <w:r>
+        <w:t>вставлена</w:t>
+      </w:r>
+      <w:r>
+        <w:t xml:space="preserve"> толстая резиновая трубка, похожая на червя-паразита, череп оплетён проводами, а глаз не видно — вместо них тёмные провалы, слепая тень, и я иногда думаю, что глаза у неё открыты, что она всё видит и понимает.</w:t>
+      </w:r>
+    </w:p>
+    <w:p>
+      <w:r>
+        <w:t>Нет. Конечно, нет.</w:t>
+      </w:r>
+    </w:p>
+    <w:p>
+      <w:r>
+        <w:t xml:space="preserve">Если на первых циклах навигатор сохраняет человеческий разум, то на последнем, четвёртом, его уже не достают из капсулы. Она превращается в живой компьютер, который вычисляет наш путь сквозь балк. </w:t>
+      </w:r>
+    </w:p>
+    <w:p>
+      <w:r>
+        <w:t>Тик-так, тик-так.</w:t>
+      </w:r>
+    </w:p>
+    <w:p>
+      <w:r>
         <w:lastRenderedPageBreak/>
-        <w:t>Я потянулся к рычагу, помедлил, как бы проверяя, что действительно проснулся, и открыл люк в коридор.</w:t>
-      </w:r>
-    </w:p>
-    <w:p>
-      <w:r>
-        <w:t>Автоматика немного запаздывала, сомневаясь, стоит ли тратить на меня ток.</w:t>
-      </w:r>
-    </w:p>
-    <w:p>
-      <w:r>
-        <w:t xml:space="preserve">Я полз в темноту, перехватывая поручни в стене, и передо мной с металлическими щелчками загорались лампы, обжигая вспышками, как от фотокамер. </w:t>
-      </w:r>
-    </w:p>
-    <w:p>
-      <w:r>
-        <w:t>В навигационном отсеке было хуже всего.</w:t>
-      </w:r>
-    </w:p>
-    <w:p>
-      <w:r>
-        <w:t>Я успел подплыть к едва различимой в темноте капсуле, вцепился в неё, как в якорь, словно подъёмная сила в любую минуту могла впечатать меня в переборки</w:t>
-      </w:r>
-      <w:r>
-        <w:t>,</w:t>
-      </w:r>
-      <w:r>
-        <w:t xml:space="preserve"> и потолок стал медленно насыщаться светом, изображая электрический восход.</w:t>
-      </w:r>
-    </w:p>
-    <w:p>
-      <w:r>
-        <w:t>Первый пункт вахты — проверка навигатора.</w:t>
-      </w:r>
-    </w:p>
-    <w:p>
-      <w:r>
-        <w:t xml:space="preserve">Электронные аппараты </w:t>
-      </w:r>
-      <w:r>
-        <w:t>в</w:t>
-      </w:r>
-      <w:r>
-        <w:t xml:space="preserve"> бранк</w:t>
-      </w:r>
-      <w:r>
-        <w:t>е</w:t>
+        <w:t>Провизорный модуль работал. Я ждал, стараясь не смотреть на стеклянное забрало капсулы. Тикание сбилось, пропустило несколько щелчков, как больное сердце, и замолкло. На провизорном модуле загорелись три красных огня.</w:t>
+      </w:r>
+    </w:p>
+    <w:p>
+      <w:r>
+        <w:t>Невозможно!</w:t>
+      </w:r>
+    </w:p>
+    <w:p>
+      <w:r>
+        <w:t xml:space="preserve">Три огня — навигатор мёртв. Такого в </w:t>
+      </w:r>
+      <w:proofErr w:type="spellStart"/>
+      <w:r>
+        <w:t>бранке</w:t>
+      </w:r>
+      <w:proofErr w:type="spellEnd"/>
+      <w:r>
+        <w:t xml:space="preserve"> никогда не происходит.</w:t>
+      </w:r>
+    </w:p>
+    <w:p>
+      <w:r>
+        <w:t>Не должно происходить.</w:t>
+      </w:r>
+    </w:p>
+    <w:p>
+      <w:r>
+        <w:t>Значит, мы уже не идём по маршруту, а тонем в пустоте без всякой надежды выбраться наружу.</w:t>
+      </w:r>
+    </w:p>
+    <w:p>
+      <w:r>
+        <w:t>По инструкции проверку надо провести дважды.</w:t>
+      </w:r>
+    </w:p>
+    <w:p>
+      <w:r>
+        <w:t xml:space="preserve">Трясущейся рукой я повернул в провизорном модуле ключ. Сердце молотило, как на грани приступа. </w:t>
+      </w:r>
+    </w:p>
+    <w:p>
+      <w:r>
+        <w:t>Завёл.</w:t>
+      </w:r>
+    </w:p>
+    <w:p>
+      <w:r>
+        <w:t>Механизм мягко зашуршал, проигрывая записанную на валиках программу.</w:t>
+      </w:r>
+    </w:p>
+    <w:p>
+      <w:r>
+        <w:t>Тик-так, тик-так.</w:t>
+      </w:r>
+    </w:p>
+    <w:p>
+      <w:r>
+        <w:t>Не знаю, что мы будем делать, если проверка не пройдёт во второй раз. Не знаю, можно ли сделать хоть что-нибудь. В бога верить в союзном флоте не принято, но я бы помолился, если бы знал хоть одну молитву.</w:t>
+      </w:r>
+    </w:p>
+    <w:p>
+      <w:r>
+        <w:t xml:space="preserve">Модуль замолк. На панели загорелось три зелёных индикатора — всё в порядке. Я вытер рукавом со лба пот — для верности </w:t>
+      </w:r>
+      <w:r>
+        <w:t>хорошо бы</w:t>
+      </w:r>
+      <w:r>
+        <w:t xml:space="preserve"> провести проверку ещё раз.</w:t>
+      </w:r>
+    </w:p>
+    <w:p>
+      <w:r>
+        <w:t>Узкое окошко в коридор налилось светом. Я почувствовал это спиной и резко обернулся, как если бы невидимый шутник, подкравшись, ударил меня по плечу.</w:t>
+      </w:r>
+    </w:p>
+    <w:p>
+      <w:r>
+        <w:t>Кто-то ещё не спит, кроме меня.</w:t>
+      </w:r>
+    </w:p>
+    <w:p>
+      <w:r>
+        <w:t>Я вылез в коридор.</w:t>
+      </w:r>
+    </w:p>
+    <w:p>
+      <w:r>
+        <w:t xml:space="preserve">Сергей Владимирович Майоров, капитан «Грозного», висел под потолком, прижимаясь к переборке спиной, и устало тёр ладонью лоб. На вид Майорову </w:t>
+      </w:r>
+      <w:r>
+        <w:t>перевалило</w:t>
       </w:r>
       <w:r>
         <w:t xml:space="preserve"> </w:t>
       </w:r>
       <w:r>
-        <w:t>поголовно обесточены</w:t>
-      </w:r>
-      <w:r>
-        <w:t>, и вместо них трудятся механические интегралы, которые устроены примерно так же, как мои наручные часы.</w:t>
-      </w:r>
-    </w:p>
-    <w:p>
-      <w:r>
-        <w:t xml:space="preserve">Я </w:t>
-      </w:r>
-      <w:r>
-        <w:t>с</w:t>
-      </w:r>
-      <w:r>
-        <w:t>пустился к основанию капсулы, открыл панель и стал поворачивать ключ запуска диагностики. Провизорный модуль недовольно потрескивал, а ключ с широкими заушинами так и норовил выскользнуть из пальцев. Закончив завод, я распрямился. Из модуля стало доноситься мелодичное тикание — запустился огромный часовой механизм.</w:t>
-      </w:r>
-    </w:p>
-    <w:p>
-      <w:r>
-        <w:t>Теперь нужно ждать.</w:t>
-      </w:r>
-    </w:p>
-    <w:p>
-      <w:r>
-        <w:t>Я вздохнул. Смутное беспокойство не отпускало.</w:t>
-      </w:r>
-    </w:p>
-    <w:p>
-      <w:r>
-        <w:t xml:space="preserve">Вся верхняя часть капсулы сделана из толстого матового стекла, из-за чего кажется, что внутри нет ничего, кроме водяного пара. На самом деле, капсула заполнена питательным раствором, густым, как масло, и, если приглядеться, то </w:t>
-      </w:r>
-      <w:r>
-        <w:t>увидишь</w:t>
-      </w:r>
-      <w:r>
-        <w:t xml:space="preserve"> очертания её лица.</w:t>
-      </w:r>
-    </w:p>
-    <w:p>
-      <w:r>
-        <w:t>Навигатор четвёртого цикла.</w:t>
-      </w:r>
-    </w:p>
-    <w:p>
-      <w:r>
-        <w:t xml:space="preserve">В рот </w:t>
-      </w:r>
-      <w:r>
-        <w:t>вставлена</w:t>
-      </w:r>
-      <w:r>
-        <w:t xml:space="preserve"> толстая резиновая трубка, похожая на червя-паразита, череп оплетён проводами, а глаз не видно — вместо них тёмные провалы, слепая тень, и я иногда думаю, что глаза у неё открыты, что она всё видит и понимает.</w:t>
-      </w:r>
-    </w:p>
-    <w:p>
-      <w:r>
-        <w:t>Нет. Конечно, нет.</w:t>
-      </w:r>
-    </w:p>
-    <w:p>
-      <w:r>
-        <w:t xml:space="preserve">Если на первых циклах навигатор сохраняет человеческий разум, то на последнем, четвёртом, его уже не достают из капсулы. Она превращается в живой компьютер, который вычисляет наш путь сквозь балк. </w:t>
-      </w:r>
-    </w:p>
-    <w:p>
-      <w:r>
-        <w:t>Тик-так, тик-так.</w:t>
-      </w:r>
-    </w:p>
-    <w:p>
-      <w:r>
-        <w:t xml:space="preserve">Провизорный модуль работал. Я ждал, стараясь не смотреть на стеклянное забрало капсулы. Тикание сбилось, пропустило несколько щелчков, как </w:t>
-      </w:r>
+        <w:t>за</w:t>
+      </w:r>
+      <w:r>
+        <w:t xml:space="preserve"> пятьдесят — седые волосы, расчерченный морщинами лоб, — но в действительности </w:t>
+      </w:r>
+      <w:r>
+        <w:t>он был лет на десять моложе</w:t>
+      </w:r>
+      <w:r>
+        <w:t>. Видимо, заботы не отпускали капитана даже во сне.</w:t>
+      </w:r>
+    </w:p>
+    <w:p>
+      <w:r>
+        <w:t>— Олег? — Он сонно моргнул.</w:t>
+      </w:r>
+    </w:p>
+    <w:p>
+      <w:r>
+        <w:t xml:space="preserve">— Сергей Владимирович, </w:t>
+      </w:r>
+      <w:r>
+        <w:t>я думал</w:t>
+      </w:r>
+      <w:r>
+        <w:t>, сейчас моя вахта.</w:t>
+      </w:r>
+    </w:p>
+    <w:p>
+      <w:r>
+        <w:t>— Твоя, конечно, — Майоров прищурился, глядя, как доводчик медленно закрывает люк в навигационный отсек. — Буду я у тебя вахту забирать! Не спится просто. У тебя-то как дела?</w:t>
+      </w:r>
+    </w:p>
+    <w:p>
+      <w:r>
+        <w:t xml:space="preserve">Люк глухо клацнул, </w:t>
+      </w:r>
+      <w:proofErr w:type="spellStart"/>
+      <w:r>
+        <w:t>примагнитившись</w:t>
+      </w:r>
+      <w:proofErr w:type="spellEnd"/>
+      <w:r>
+        <w:t xml:space="preserve"> к стене.</w:t>
+      </w:r>
+    </w:p>
+    <w:p>
+      <w:r>
+        <w:t>— Провизор выдал три красных огня после проверки, — сказал я.</w:t>
+      </w:r>
+    </w:p>
+    <w:p>
       <w:r>
         <w:lastRenderedPageBreak/>
-        <w:t>больное сердце, и замолкло. На провизорном модуле загорелись три красных огня.</w:t>
-      </w:r>
-    </w:p>
-    <w:p>
-      <w:r>
-        <w:t>Невозможно!</w:t>
-      </w:r>
-    </w:p>
-    <w:p>
-      <w:r>
-        <w:t>Три огня — навигатор мёртв. Такого в бранке никогда не происходит.</w:t>
-      </w:r>
-    </w:p>
-    <w:p>
-      <w:r>
-        <w:t>Не должно происходить.</w:t>
-      </w:r>
-    </w:p>
-    <w:p>
-      <w:r>
-        <w:t>Значит, мы уже не идём по маршруту, а тонем в пустоте без всякой надежды выбраться наружу.</w:t>
-      </w:r>
-    </w:p>
-    <w:p>
-      <w:r>
-        <w:t>По инструкции проверку надо провести дважды.</w:t>
-      </w:r>
-    </w:p>
-    <w:p>
-      <w:r>
-        <w:t xml:space="preserve">Трясущейся рукой я повернул в провизорном модуле ключ. Сердце молотило, как на грани приступа. </w:t>
-      </w:r>
-    </w:p>
-    <w:p>
-      <w:r>
-        <w:t>Завёл.</w:t>
-      </w:r>
-    </w:p>
-    <w:p>
-      <w:r>
-        <w:t>Механизм мягко зашуршал, проигрывая записанную на валиках программу.</w:t>
-      </w:r>
-    </w:p>
-    <w:p>
-      <w:r>
-        <w:t>Тик-так, тик-так.</w:t>
-      </w:r>
-    </w:p>
-    <w:p>
-      <w:r>
-        <w:t>Не знаю, что мы будем делать, если проверка не пройдёт во второй раз. Не знаю, можно ли сделать хоть что-нибудь. В бога верить в союзном флоте не принято, но я бы помолился, если бы знал хоть одну молитву.</w:t>
-      </w:r>
-    </w:p>
-    <w:p>
-      <w:r>
-        <w:t xml:space="preserve">Модуль замолк. На панели загорелось три зелёных индикатора — всё в порядке. Я вытер рукавом со лба пот — для верности </w:t>
-      </w:r>
-      <w:r>
-        <w:t>хорошо бы</w:t>
-      </w:r>
-      <w:r>
-        <w:t xml:space="preserve"> провести проверку ещё раз.</w:t>
-      </w:r>
-    </w:p>
-    <w:p>
-      <w:r>
-        <w:t>Узкое окошко в коридор налилось светом. Я почувствовал это спиной и резко обернулся, как если бы невидимый шутник, подкравшись, ударил меня по плечу.</w:t>
-      </w:r>
-    </w:p>
-    <w:p>
-      <w:r>
-        <w:t>Кто-то ещё не спит, кроме меня.</w:t>
-      </w:r>
-    </w:p>
-    <w:p>
-      <w:r>
-        <w:t>Я вылез в коридор.</w:t>
-      </w:r>
-    </w:p>
-    <w:p>
-      <w:r>
-        <w:t xml:space="preserve">Сергей Владимирович Майоров, капитан «Грозного», висел под потолком, прижимаясь к переборке спиной, и устало тёр ладонью лоб. На вид Майорову </w:t>
-      </w:r>
-      <w:r>
-        <w:t>перевалило</w:t>
-      </w:r>
-      <w:r>
-        <w:t xml:space="preserve"> </w:t>
-      </w:r>
-      <w:r>
-        <w:t>за</w:t>
-      </w:r>
-      <w:r>
-        <w:t xml:space="preserve"> пятьдесят — седые волосы, расчерченный морщинами лоб, — но в действительности </w:t>
-      </w:r>
-      <w:r>
-        <w:t>он был лет на десять моложе</w:t>
-      </w:r>
-      <w:r>
-        <w:t>. Видимо, заботы не отпускали капитана даже во сне.</w:t>
-      </w:r>
-    </w:p>
-    <w:p>
-      <w:r>
-        <w:t>— Олег? — Он сонно моргнул.</w:t>
-      </w:r>
-    </w:p>
-    <w:p>
-      <w:r>
-        <w:t xml:space="preserve">— Сергей Владимирович, </w:t>
-      </w:r>
-      <w:r>
-        <w:t>я думал</w:t>
-      </w:r>
-      <w:r>
-        <w:t>, сейчас моя вахта.</w:t>
-      </w:r>
-    </w:p>
-    <w:p>
-      <w:r>
-        <w:t>— Твоя, конечно, — Майоров прищурился, глядя, как доводчик медленно закрывает люк в навигационный отсек. — Буду я у тебя вахту забирать! Не спится просто. У тебя-то как дела?</w:t>
-      </w:r>
-    </w:p>
-    <w:p>
-      <w:r>
-        <w:t>Люк глухо клацнул, примагнитившись к стене.</w:t>
-      </w:r>
-    </w:p>
-    <w:p>
-      <w:r>
-        <w:t>— Провизор выдал три красных огня после проверки, — сказал я.</w:t>
-      </w:r>
-    </w:p>
-    <w:p>
-      <w:r>
         <w:t>— Что? — вытаращился Майоров. — Так какого чёрта ты здесь? Давай повторную!</w:t>
       </w:r>
     </w:p>
@@ -1157,142 +1276,158 @@
     </w:p>
     <w:p>
       <w:r>
+        <w:t>— С повторной всё хорошо! — крикнул я.</w:t>
+      </w:r>
+    </w:p>
+    <w:p>
+      <w:r>
+        <w:t>Майоров влетел в навигационный отсек и склонился над провизорным модулем.</w:t>
+      </w:r>
+    </w:p>
+    <w:p>
+      <w:r>
+        <w:t>— Что после повторной было?</w:t>
+      </w:r>
+    </w:p>
+    <w:p>
+      <w:r>
+        <w:t>— Три зелёных.</w:t>
+      </w:r>
+    </w:p>
+    <w:p>
+      <w:r>
+        <w:t>— Одной повторной мало. — Майоров покрутил ключ и положил ладонь на забрало капсулы. — Не дури, девочка, — прошептал он.</w:t>
+      </w:r>
+    </w:p>
+    <w:p>
+      <w:r>
+        <w:t>— Никогда такого не было, чтобы провизор так сильно сбивался! — сказал я.</w:t>
+      </w:r>
+    </w:p>
+    <w:p>
+      <w:r>
+        <w:t>— Всё бывает в первый раз</w:t>
+      </w:r>
+      <w:r>
+        <w:t>!</w:t>
+      </w:r>
+    </w:p>
+    <w:p>
+      <w:r>
+        <w:t>Механизм отработал. Три зелёных индикатора.</w:t>
+      </w:r>
+    </w:p>
+    <w:p>
+      <w:r>
+        <w:t>Майоров покачал головой. Успешная диагностика расстроила его не меньше красных огней.</w:t>
+      </w:r>
+    </w:p>
+    <w:p>
+      <w:r>
+        <w:t>— Разбудить Дмитрия Геннадиевича? — спросил я.</w:t>
+      </w:r>
+    </w:p>
+    <w:p>
+      <w:r>
+        <w:t>Дмитрий Геннадиевич Керман — старший инженер, мой непосредственный начальник.</w:t>
+      </w:r>
+    </w:p>
+    <w:p>
+      <w:r>
+        <w:t>— Ключ мы и сами можем покрутить, — сказал Майоров и снова завёл провизор.</w:t>
+      </w:r>
+    </w:p>
+    <w:p>
+      <w:r>
+        <w:t>— Разве могут быть такие серьёзные сбои?</w:t>
+      </w:r>
+    </w:p>
+    <w:p>
+      <w:r>
+        <w:t xml:space="preserve">— Понятно, почему я проснулся! — Ключ ритмично поворачивался в модуле, громко чеканя секунды. — Говорят же, что сны в </w:t>
+      </w:r>
+      <w:proofErr w:type="spellStart"/>
+      <w:r>
+        <w:t>бранке</w:t>
+      </w:r>
+      <w:proofErr w:type="spellEnd"/>
+      <w:r>
+        <w:t xml:space="preserve"> не просто так снятся!</w:t>
+      </w:r>
+    </w:p>
+    <w:p>
+      <w:r>
+        <w:t>Зелёные огни.</w:t>
+      </w:r>
+    </w:p>
+    <w:p>
+      <w:r>
+        <w:t xml:space="preserve">— Значит, всё в порядке? — спросил я. — </w:t>
+      </w:r>
+      <w:r>
+        <w:t>Обычный</w:t>
+      </w:r>
+      <w:r>
+        <w:t xml:space="preserve"> сбой?</w:t>
+      </w:r>
+    </w:p>
+    <w:p>
+      <w:r>
+        <w:t xml:space="preserve">— Давай </w:t>
+      </w:r>
+      <w:r>
+        <w:t xml:space="preserve">сам </w:t>
+      </w:r>
+      <w:r>
+        <w:t>ещё раз.</w:t>
+      </w:r>
+    </w:p>
+    <w:p>
+      <w:r>
+        <w:t>Майоров качнул головой, похрустев позвонками. Я начал заводить провизор.</w:t>
+      </w:r>
+    </w:p>
+    <w:p>
+      <w:r>
+        <w:t>— Что бы ты сделал, если бы я не проснулся? — спросил он.</w:t>
+      </w:r>
+    </w:p>
+    <w:p>
+      <w:r>
+        <w:t>Я не ответил.</w:t>
+      </w:r>
+    </w:p>
+    <w:p>
+      <w:r>
+        <w:t xml:space="preserve">Майоров переместился к центральному анализатору, циану — встроенному в стену металлическому шкафу с похожими на </w:t>
+      </w:r>
+      <w:proofErr w:type="spellStart"/>
+      <w:r>
+        <w:t>лимбовые</w:t>
+      </w:r>
+      <w:proofErr w:type="spellEnd"/>
+      <w:r>
+        <w:t xml:space="preserve"> замки регуляторами.</w:t>
+      </w:r>
+    </w:p>
+    <w:p>
+      <w:r>
+        <w:t>— Ничего здесь не трогал?</w:t>
+      </w:r>
+    </w:p>
+    <w:p>
+      <w:r>
+        <w:t>— Нет, конечно.</w:t>
+      </w:r>
+    </w:p>
+    <w:p>
+      <w:r>
+        <w:t>Методичное тикание провизорного модуля было похоже на обратный отсчёт перед катастрофой.</w:t>
+      </w:r>
+    </w:p>
+    <w:p>
+      <w:r>
         <w:lastRenderedPageBreak/>
-        <w:t>— С повторной всё хорошо! — крикнул я.</w:t>
-      </w:r>
-    </w:p>
-    <w:p>
-      <w:r>
-        <w:t>Майоров влетел в навигационный отсек и склонился над провизорным модулем.</w:t>
-      </w:r>
-    </w:p>
-    <w:p>
-      <w:r>
-        <w:t>— Что после повторной было?</w:t>
-      </w:r>
-    </w:p>
-    <w:p>
-      <w:r>
-        <w:t>— Три зелёных.</w:t>
-      </w:r>
-    </w:p>
-    <w:p>
-      <w:r>
-        <w:t>— Одной повторной мало. — Майоров покрутил ключ и положил ладонь на забрало капсулы. — Не дури, девочка, — прошептал он.</w:t>
-      </w:r>
-    </w:p>
-    <w:p>
-      <w:r>
-        <w:t>— Никогда такого не было, чтобы провизор так сильно сбивался! — сказал я.</w:t>
-      </w:r>
-    </w:p>
-    <w:p>
-      <w:r>
-        <w:t>— Всё бывает в первый раз</w:t>
-      </w:r>
-      <w:r>
-        <w:t>!</w:t>
-      </w:r>
-    </w:p>
-    <w:p>
-      <w:r>
-        <w:t>Механизм отработал. Три зелёных индикатора.</w:t>
-      </w:r>
-    </w:p>
-    <w:p>
-      <w:r>
-        <w:t>Майоров покачал головой. Успешная диагностика расстроила его не меньше красных огней.</w:t>
-      </w:r>
-    </w:p>
-    <w:p>
-      <w:r>
-        <w:t>— Разбудить Дмитрия Геннадиевича? — спросил я.</w:t>
-      </w:r>
-    </w:p>
-    <w:p>
-      <w:r>
-        <w:t>Дмитрий Геннадиевич Керман — старший инженер, мой непосредственный начальник.</w:t>
-      </w:r>
-    </w:p>
-    <w:p>
-      <w:r>
-        <w:t>— Ключ мы и сами можем покрутить, — сказал Майоров и снова завёл провизор.</w:t>
-      </w:r>
-    </w:p>
-    <w:p>
-      <w:r>
-        <w:t>— Разве могут быть такие серьёзные сбои?</w:t>
-      </w:r>
-    </w:p>
-    <w:p>
-      <w:r>
-        <w:t>— Понятно, почему я проснулся! — Ключ ритмично поворачивался в модуле, громко чеканя секунды. — Говорят же, что сны в бранке не просто так снятся!</w:t>
-      </w:r>
-    </w:p>
-    <w:p>
-      <w:r>
-        <w:t>Зелёные огни.</w:t>
-      </w:r>
-    </w:p>
-    <w:p>
-      <w:r>
-        <w:t xml:space="preserve">— Значит, всё в порядке? — спросил я. — </w:t>
-      </w:r>
-      <w:r>
-        <w:t>Обычный</w:t>
-      </w:r>
-      <w:r>
-        <w:t xml:space="preserve"> сбой?</w:t>
-      </w:r>
-    </w:p>
-    <w:p>
-      <w:r>
-        <w:t xml:space="preserve">— Давай </w:t>
-      </w:r>
-      <w:r>
-        <w:t xml:space="preserve">сам </w:t>
-      </w:r>
-      <w:r>
-        <w:t>ещё раз.</w:t>
-      </w:r>
-    </w:p>
-    <w:p>
-      <w:r>
-        <w:t>Майоров качнул головой, похрустев позвонками. Я начал заводить провизор.</w:t>
-      </w:r>
-    </w:p>
-    <w:p>
-      <w:r>
-        <w:t>— Что бы ты сделал, если бы я не проснулся? — спросил он.</w:t>
-      </w:r>
-    </w:p>
-    <w:p>
-      <w:r>
-        <w:t>Я не ответил.</w:t>
-      </w:r>
-    </w:p>
-    <w:p>
-      <w:r>
-        <w:t>Майоров переместился к центральному анализатору, циану — встроенному в стену металлическому шкафу с похожими на лимбовые замки регуляторами.</w:t>
-      </w:r>
-    </w:p>
-    <w:p>
-      <w:r>
-        <w:t>— Ничего здесь не трогал?</w:t>
-      </w:r>
-    </w:p>
-    <w:p>
-      <w:r>
-        <w:t>— Нет, конечно.</w:t>
-      </w:r>
-    </w:p>
-    <w:p>
-      <w:r>
-        <w:t>Методичное тикание провизорного модуля было похоже на обратный отсчёт перед катастрофой.</w:t>
-      </w:r>
-    </w:p>
-    <w:p>
-      <w:r>
         <w:t>— Всё верно вроде. — Майоров коснулся пальцем одного из регуляторов.</w:t>
       </w:r>
     </w:p>
@@ -1329,110 +1464,128 @@
         <w:pStyle w:val="ad"/>
       </w:pPr>
       <w:r>
+        <w:t>* * *</w:t>
+      </w:r>
+    </w:p>
+    <w:p>
+      <w:r>
+        <w:t xml:space="preserve">Керман, опухший от невесомости, с полностью лысым бугристым черепом, напоминал утопленника. Он забрался в свой ложемент в рубке и смотрел в иллюминатор, в котором </w:t>
+      </w:r>
+      <w:r>
+        <w:t>хмуро и как будто нехотя отражалось его помятое лицо.</w:t>
+      </w:r>
+      <w:r>
+        <w:t xml:space="preserve"> Казалось, ложемент вопреки всем законам физики, несмотря на невесомость, сейчас подломится под его исполинской </w:t>
+      </w:r>
+      <w:r>
+        <w:t>спиной</w:t>
+      </w:r>
+      <w:r>
+        <w:t>.</w:t>
+      </w:r>
+    </w:p>
+    <w:p>
+      <w:r>
+        <w:t>— Дима, — спросил Майоров, — так чего решаем? Тут твоя зона ответственности.</w:t>
+      </w:r>
+    </w:p>
+    <w:p>
+      <w:r>
+        <w:t xml:space="preserve">Майоров то ли сидел, то ли лежал в ложементе пилота. За его спиной развернулся во всю стену огромный фонарь из прозрачного металла — панорамный вид на первозданную бездну, где мы существуем вопреки пространству и времени. </w:t>
+      </w:r>
+    </w:p>
+    <w:p>
+      <w:r>
+        <w:t xml:space="preserve">— А чего тут решать? — проговорил Керман, с трудом ворочая во рту словами, как после заморозки. — Так-то мы уже раз двадцать всё проверили. Циан в порядке. Ты от меня чего хочешь? Из </w:t>
+      </w:r>
+      <w:proofErr w:type="spellStart"/>
+      <w:r>
+        <w:t>бранка</w:t>
+      </w:r>
+      <w:proofErr w:type="spellEnd"/>
+      <w:r>
+        <w:t xml:space="preserve"> же </w:t>
+      </w:r>
+      <w:r>
+        <w:t xml:space="preserve">мы досрочно </w:t>
+      </w:r>
+      <w:r>
+        <w:t>не выйдем, правда? Считайте, что произошёл дежурный сбой.</w:t>
+      </w:r>
+    </w:p>
+    <w:p>
+      <w:r>
+        <w:t xml:space="preserve">— Я понимаю, что из </w:t>
+      </w:r>
+      <w:proofErr w:type="spellStart"/>
+      <w:r>
+        <w:t>бранка</w:t>
+      </w:r>
+      <w:proofErr w:type="spellEnd"/>
+      <w:r>
+        <w:t xml:space="preserve"> не выйдем! — </w:t>
+      </w:r>
+      <w:r>
+        <w:t>сказал</w:t>
+      </w:r>
+      <w:r>
+        <w:t xml:space="preserve"> Майоров. — Есть ещё какие-то способы диагностики? Может, заменить провизорный модуль?</w:t>
+      </w:r>
+    </w:p>
+    <w:p>
+      <w:r>
+        <w:t xml:space="preserve">— Сергей, нет никаких секретных способов диагностики, о которых ты не знаешь! — лениво отозвался Керман. — А провизорный модуль в </w:t>
+      </w:r>
+      <w:proofErr w:type="spellStart"/>
+      <w:r>
+        <w:t>бранке</w:t>
+      </w:r>
+      <w:proofErr w:type="spellEnd"/>
+      <w:r>
+        <w:t xml:space="preserve"> я менять не буду. Так-то, если ты, — он приподнялся в ложементе, — отдашь мне такой приказ, я, конечно, заменю. Какие проблемы! Но сам бы я лично не рекомендовал,</w:t>
+      </w:r>
+      <w:r>
+        <w:t xml:space="preserve"> только</w:t>
+      </w:r>
+      <w:r>
+        <w:t xml:space="preserve"> хуже сделаем.</w:t>
+      </w:r>
+    </w:p>
+    <w:p>
+      <w:r>
+        <w:t>— И что тогда? Делаем вид, что ничего не произошло?</w:t>
+      </w:r>
+    </w:p>
+    <w:p>
+      <w:r>
+        <w:t>— Я никакой вид делать не хочу. Я бы вообще ещё поспал. — Керман подмигнул своему отражению в иллюминаторе и наигранно зевнул. — Три огня у меня и раньше загорались. Как видишь, живой пока.</w:t>
+      </w:r>
+    </w:p>
+    <w:p>
+      <w:r>
+        <w:t>— И ты молчал? — дёрнулся Майоров.</w:t>
+      </w:r>
+    </w:p>
+    <w:p>
+      <w:r>
+        <w:t xml:space="preserve">— Ну вот говорю, и что? Как инженер я тут никаких аналогий проводить не могу. Разные корабли, разные провизорные модули. Причины сбоев тоже разные. Нет, — Керман прижал к груди пятерню, — если тебя эта информация успокаивает, я так-то очень рад, что смог помочь. </w:t>
+      </w:r>
+      <w:r>
+        <w:t>Глядишь</w:t>
+      </w:r>
+      <w:r>
+        <w:t xml:space="preserve">, </w:t>
+      </w:r>
+      <w:r>
+        <w:t>и сам</w:t>
+      </w:r>
+      <w:r>
+        <w:t xml:space="preserve"> поспишь немного. Всего семь часов до выхода осталось, и я бы предпочёл быть посвежее.</w:t>
+      </w:r>
+    </w:p>
+    <w:p>
+      <w:r>
         <w:lastRenderedPageBreak/>
-        <w:t>* * *</w:t>
-      </w:r>
-    </w:p>
-    <w:p>
-      <w:r>
-        <w:t xml:space="preserve">Керман, опухший от невесомости, с полностью лысым бугристым черепом, напоминал утопленника. Он забрался в свой ложемент в рубке и смотрел в иллюминатор, в котором </w:t>
-      </w:r>
-      <w:r>
-        <w:t>хмуро и как будто нехотя отражалось его помятое лицо.</w:t>
-      </w:r>
-      <w:r>
-        <w:t xml:space="preserve"> Казалось, ложемент вопреки всем законам физики, несмотря на невесомость, сейчас подломится под его исполинской </w:t>
-      </w:r>
-      <w:r>
-        <w:t>спиной</w:t>
-      </w:r>
-      <w:r>
-        <w:t>.</w:t>
-      </w:r>
-    </w:p>
-    <w:p>
-      <w:r>
-        <w:t>— Дима, — спросил Майоров, — так чего решаем? Тут твоя зона ответственности.</w:t>
-      </w:r>
-    </w:p>
-    <w:p>
-      <w:r>
-        <w:t xml:space="preserve">Майоров то ли сидел, то ли лежал в ложементе пилота. За его спиной развернулся во всю стену огромный фонарь из прозрачного металла — панорамный вид на первозданную бездну, где мы существуем вопреки пространству и времени. </w:t>
-      </w:r>
-    </w:p>
-    <w:p>
-      <w:r>
-        <w:t xml:space="preserve">— А чего тут решать? — проговорил Керман, с трудом ворочая во рту словами, как после заморозки. — Так-то мы уже раз двадцать всё проверили. Циан в порядке. Ты от меня чего хочешь? Из бранка же </w:t>
-      </w:r>
-      <w:r>
-        <w:t xml:space="preserve">мы досрочно </w:t>
-      </w:r>
-      <w:r>
-        <w:t>не выйдем, правда? Считайте, что произошёл дежурный сбой.</w:t>
-      </w:r>
-    </w:p>
-    <w:p>
-      <w:r>
-        <w:t xml:space="preserve">— Я понимаю, что из бранка не выйдем! — </w:t>
-      </w:r>
-      <w:r>
-        <w:t>сказал</w:t>
-      </w:r>
-      <w:r>
-        <w:t xml:space="preserve"> Майоров. — Есть ещё какие-то способы диагностики? Может, заменить провизорный модуль?</w:t>
-      </w:r>
-    </w:p>
-    <w:p>
-      <w:r>
-        <w:t xml:space="preserve">— Сергей, нет никаких секретных способов диагностики, о которых ты не знаешь! — лениво отозвался Керман. — А провизорный модуль в </w:t>
-      </w:r>
-      <w:r>
-        <w:t>бранке</w:t>
-      </w:r>
-      <w:r>
-        <w:t xml:space="preserve"> я менять не буду. Так-то, если ты, — он приподнялся в ложементе, — отдашь мне такой приказ, я, конечно, заменю. Какие проблемы! Но сам бы я лично не рекомендовал,</w:t>
-      </w:r>
-      <w:r>
-        <w:t xml:space="preserve"> только</w:t>
-      </w:r>
-      <w:r>
-        <w:t xml:space="preserve"> хуже сделаем.</w:t>
-      </w:r>
-    </w:p>
-    <w:p>
-      <w:r>
-        <w:t>— И что тогда? Делаем вид, что ничего не произошло?</w:t>
-      </w:r>
-    </w:p>
-    <w:p>
-      <w:r>
-        <w:t>— Я никакой вид делать не хочу. Я бы вообще ещё поспал. — Керман подмигнул своему отражению в иллюминаторе и наигранно зевнул. — Три огня у меня и раньше загорались. Как видишь, живой пока.</w:t>
-      </w:r>
-    </w:p>
-    <w:p>
-      <w:r>
-        <w:t>— И ты молчал? — дёрнулся Майоров.</w:t>
-      </w:r>
-    </w:p>
-    <w:p>
-      <w:r>
-        <w:t xml:space="preserve">— Ну вот говорю, и что? Как инженер я тут никаких аналогий проводить не могу. Разные корабли, разные провизорные модули. Причины сбоев тоже разные. Нет, — Керман прижал к груди пятерню, — если тебя эта информация успокаивает, я так-то очень рад, что смог помочь. </w:t>
-      </w:r>
-      <w:r>
-        <w:t>Глядишь</w:t>
-      </w:r>
-      <w:r>
-        <w:t xml:space="preserve">, </w:t>
-      </w:r>
-      <w:r>
-        <w:t>и сам</w:t>
-      </w:r>
-      <w:r>
-        <w:t xml:space="preserve"> поспишь немного. Всего семь часов до выхода осталось, и я бы предпочёл быть посвежее.</w:t>
-      </w:r>
-    </w:p>
-    <w:p>
-      <w:r>
         <w:t xml:space="preserve">— Я три красных не видел никогда. </w:t>
       </w:r>
     </w:p>
@@ -1449,105 +1602,132 @@
     </w:p>
     <w:p>
       <w:r>
+        <w:t>— Я уже ни в чём не уверен, — сказал Майоров.</w:t>
+      </w:r>
+    </w:p>
+    <w:p>
+      <w:r>
+        <w:t xml:space="preserve">— </w:t>
+      </w:r>
+      <w:r>
+        <w:t>Значит, м</w:t>
+      </w:r>
+      <w:r>
+        <w:t>ы ничего не будем делать</w:t>
+      </w:r>
+      <w:r>
+        <w:t xml:space="preserve">? — </w:t>
+      </w:r>
+      <w:r>
+        <w:t>спросил</w:t>
+      </w:r>
+      <w:r>
+        <w:t xml:space="preserve"> я.</w:t>
+      </w:r>
+    </w:p>
+    <w:p>
+      <w:r>
+        <w:t>— Олег! — улыбнулся Керман. — Это какой твой полёт? Четвёртый, пятый?</w:t>
+      </w:r>
+    </w:p>
+    <w:p>
+      <w:r>
+        <w:t>— Официальный рекорд! — хмыкнул Майоров. — Самый молодой инженер из всех, кого назначали до Беты Громовой. Я даже против был. Ты уж извини, Олег, к тебе лично никаких претензий.</w:t>
+      </w:r>
+    </w:p>
+    <w:p>
+      <w:r>
+        <w:t xml:space="preserve">— Во-о-от! — закивал Керман. — Так-то я тебя понимаю. Руки чешутся, хочется что-то сделать. Подвиг там гражданский совершить. После нескольких </w:t>
+      </w:r>
+      <w:proofErr w:type="spellStart"/>
+      <w:r>
+        <w:t>бранков</w:t>
+      </w:r>
+      <w:proofErr w:type="spellEnd"/>
+      <w:r>
+        <w:t xml:space="preserve"> ещё не успеваешь вникнуть во всю, так сказать, философию нашей ситуации.</w:t>
+      </w:r>
+    </w:p>
+    <w:p>
+      <w:r>
+        <w:t>— Я не совсем понимаю, о чём вы, — проговорил я.</w:t>
+      </w:r>
+    </w:p>
+    <w:p>
+      <w:r>
+        <w:t>— Пофигизм приходит с опытом! — сказал Майоров. — Ты же об этом, Дима?</w:t>
+      </w:r>
+    </w:p>
+    <w:p>
+      <w:r>
+        <w:t>Керман хмыкнул.</w:t>
+      </w:r>
+    </w:p>
+    <w:p>
+      <w:r>
+        <w:t>— На осах работал? — спросил он.</w:t>
+      </w:r>
+    </w:p>
+    <w:p>
+      <w:r>
+        <w:t>Я покачал головой.</w:t>
+      </w:r>
+    </w:p>
+    <w:p>
+      <w:r>
+        <w:t>— Ладно, так-то это и не столь важно. — Керман уже не глотал окончания слов, как минутой раньше. —</w:t>
+      </w:r>
+      <w:r>
+        <w:t xml:space="preserve"> П</w:t>
+      </w:r>
+      <w:r>
+        <w:t xml:space="preserve">редставь — вот оса на земной орбите. Там, поверь, катастрофы тоже случаются. Есть протоколы для эвакуации, всё по плану. И вот падаешь ты с осы в спасательной капсуле. Ни черта не видишь, стрелки приборов бешено по кругу ходят, а ты сделать ничего не можешь. Ты — пассажир. Ну там молится кто-то, наверное, заводному богу прогресса. Или детство вспоминает. Так я это к чему… — Керман сглотнул слюну. — </w:t>
+      </w:r>
+      <w:r>
+        <w:t>У</w:t>
+      </w:r>
+      <w:r>
+        <w:t xml:space="preserve"> нас точно такая же ситуация — только вместо стрелок лампочки горят.</w:t>
+      </w:r>
+    </w:p>
+    <w:p>
+      <w:r>
+        <w:t>— Не преувеличивай, Дима, — сказал Майоров.</w:t>
+      </w:r>
+    </w:p>
+    <w:p>
+      <w:r>
+        <w:t xml:space="preserve">— Я и не преувеличиваю. Все же понимают, на что идут, когда на трёхнедельный </w:t>
+      </w:r>
+      <w:proofErr w:type="spellStart"/>
+      <w:r>
+        <w:t>бранк</w:t>
+      </w:r>
+      <w:proofErr w:type="spellEnd"/>
+      <w:r>
+        <w:t xml:space="preserve"> подписываются. Теперь вот и молодёжь понимает. Ты не бледней так быстро, — подмигнул мне Керман. — Если что, у меня пятьдесят шестой </w:t>
+      </w:r>
+      <w:proofErr w:type="spellStart"/>
+      <w:r>
+        <w:t>бранк</w:t>
+      </w:r>
+      <w:proofErr w:type="spellEnd"/>
+      <w:r>
+        <w:t>, а я до сих пор тут с вами беседы беседую.</w:t>
+      </w:r>
+    </w:p>
+    <w:p>
+      <w:r>
+        <w:t>— Значит, предлагаешь замять? — проговорил Майоров и прикрыл ладонью лицо, стесняясь собственных слов.</w:t>
+      </w:r>
+    </w:p>
+    <w:p>
+      <w:r>
+        <w:t xml:space="preserve">— Так предлагать — это уже не моя зона ответственности! — радостно объявил Керман. — Можем проверять всё до тех пор, пока там шестерёнки не сотрутся. Можем провизор заменить. Или собрать консилиум. Жаль, Андрюши </w:t>
+      </w:r>
+      <w:r>
         <w:lastRenderedPageBreak/>
-        <w:t>— Я уже ни в чём не уверен, — сказал Майоров.</w:t>
-      </w:r>
-    </w:p>
-    <w:p>
-      <w:r>
-        <w:t xml:space="preserve">— </w:t>
-      </w:r>
-      <w:r>
-        <w:t>Значит, м</w:t>
-      </w:r>
-      <w:r>
-        <w:t>ы ничего не будем делать</w:t>
-      </w:r>
-      <w:r>
-        <w:t xml:space="preserve">? — </w:t>
-      </w:r>
-      <w:r>
-        <w:t>спросил</w:t>
-      </w:r>
-      <w:r>
-        <w:t xml:space="preserve"> я.</w:t>
-      </w:r>
-    </w:p>
-    <w:p>
-      <w:r>
-        <w:t>— Олег! — улыбнулся Керман. — Это какой твой полёт? Четвёртый, пятый?</w:t>
-      </w:r>
-    </w:p>
-    <w:p>
-      <w:r>
-        <w:t>— Официальный рекорд! — хмыкнул Майоров. — Самый молодой инженер из всех, кого назначали до Беты Громовой. Я даже против был. Ты уж извини, Олег, к тебе лично никаких претензий.</w:t>
-      </w:r>
-    </w:p>
-    <w:p>
-      <w:r>
-        <w:t>— Во-о-от! — закивал Керман. — Так-то я тебя понимаю. Руки чешутся, хочется что-то сделать. Подвиг там гражданский совершить. После нескольких бранков ещё не успеваешь вникнуть во всю, так сказать, философию нашей ситуации.</w:t>
-      </w:r>
-    </w:p>
-    <w:p>
-      <w:r>
-        <w:t>— Я не совсем понимаю, о чём вы, — проговорил я.</w:t>
-      </w:r>
-    </w:p>
-    <w:p>
-      <w:r>
-        <w:t>— Пофигизм приходит с опытом! — сказал Майоров. — Ты же об этом, Дима?</w:t>
-      </w:r>
-    </w:p>
-    <w:p>
-      <w:r>
-        <w:t>Керман хмыкнул.</w:t>
-      </w:r>
-    </w:p>
-    <w:p>
-      <w:r>
-        <w:t>— На осах работал? — спросил он.</w:t>
-      </w:r>
-    </w:p>
-    <w:p>
-      <w:r>
-        <w:t>Я покачал головой.</w:t>
-      </w:r>
-    </w:p>
-    <w:p>
-      <w:r>
-        <w:t>— Ладно, так-то это и не столь важно. — Керман уже не глотал окончания слов, как минутой раньше. —</w:t>
-      </w:r>
-      <w:r>
-        <w:t xml:space="preserve"> П</w:t>
-      </w:r>
-      <w:r>
-        <w:t xml:space="preserve">редставь — вот оса на земной орбите. Там, поверь, катастрофы тоже случаются. Есть протоколы для эвакуации, всё по плану. И вот падаешь ты с осы в спасательной капсуле. Ни черта не видишь, стрелки приборов бешено по кругу ходят, а ты сделать ничего не можешь. Ты — пассажир. Ну там молится кто-то, наверное, заводному богу прогресса. Или детство вспоминает. Так я это к чему… — Керман сглотнул слюну. — </w:t>
-      </w:r>
-      <w:r>
-        <w:t>У</w:t>
-      </w:r>
-      <w:r>
-        <w:t xml:space="preserve"> нас точно такая же ситуация — только вместо стрелок лампочки горят.</w:t>
-      </w:r>
-    </w:p>
-    <w:p>
-      <w:r>
-        <w:t>— Не преувеличивай, Дима, — сказал Майоров.</w:t>
-      </w:r>
-    </w:p>
-    <w:p>
-      <w:r>
-        <w:t>— Я и не преувеличиваю. Все же понимают, на что идут, когда на трёхнедельный бранк подписываются. Теперь вот и молодёжь понимает. Ты не бледней так быстро, — подмигнул мне Керман. — Если что, у меня пятьдесят шестой бранк, а я до сих пор тут с вами беседы беседую.</w:t>
-      </w:r>
-    </w:p>
-    <w:p>
-      <w:r>
-        <w:t>— Значит, предлагаешь замять? — проговорил Майоров и прикрыл ладонью лицо, стесняясь собственных слов.</w:t>
-      </w:r>
-    </w:p>
-    <w:p>
-      <w:r>
-        <w:t>— Так предлагать — это уже не моя зона ответственности! — радостно объявил Керман. — Можем проверять всё до тех пор, пока там шестерёнки не сотрутся. Можем провизор заменить. Или собрать консилиум. Жаль, Андрюши тут нету. Он свои ценные триста тридцать три слова никогда не забудет вставить. Так что командуй, мой капитан!</w:t>
+        <w:t>тут нету. Он свои ценные триста тридцать три слова никогда не забудет вставить. Так что командуй, мой капитан!</w:t>
       </w:r>
     </w:p>
     <w:p>
@@ -1560,196 +1740,388 @@
         <w:pStyle w:val="ad"/>
       </w:pPr>
       <w:r>
+        <w:t>* * *</w:t>
+      </w:r>
+    </w:p>
+    <w:p>
+      <w:r>
+        <w:t>Закончив оставшиеся проверки, я вернулся в рубку — торчать в похожей на гроб каюте не хотелось, — и разместился в ложементе.</w:t>
+      </w:r>
+    </w:p>
+    <w:p>
+      <w:r>
+        <w:t>Заплывший темнотой иллюминатор бил по глазам.</w:t>
+      </w:r>
+    </w:p>
+    <w:p>
+      <w:r>
+        <w:t>Б</w:t>
+      </w:r>
+      <w:r>
+        <w:t xml:space="preserve">алк не является пространством в привычном смысле — по крайней мере, таким, которое мы способны помыслить. Меня поначалу пугала эта </w:t>
+      </w:r>
+      <w:r>
+        <w:t>иррациональная</w:t>
+      </w:r>
+      <w:r>
+        <w:t xml:space="preserve"> темнота неевклидового измерения, а потом я понял, что безудержный свет, выжигающий роговицу, пугал бы куда сильнее. Нам же ничто не мешает засыпать, проваливаясь в темноту. Страх темноты, которых многих мучает в детстве</w:t>
+      </w:r>
+      <w:r>
+        <w:t>,</w:t>
+      </w:r>
+      <w:r>
+        <w:t xml:space="preserve"> — это страх перед тем, что мы не знаем. А повзрослев, мы понимаем, что ни черта не знаем. Поэтому бездна тьмы понятнее нам, чем бездна света.</w:t>
+      </w:r>
+    </w:p>
+    <w:p>
+      <w:r>
+        <w:t>Я задумался о балке и заснул под шепчущее тиканье часов — провалился в темноту. Разбудил меня скрип соседнего ложемента. Я дернулся, и ремень безопасности врезался в грудь.</w:t>
+      </w:r>
+    </w:p>
+    <w:p>
+      <w:r>
+        <w:t>— Спокойно! — сказал Григорьев, миролюбиво подняв ладони. — Чего все нервные такие стали!</w:t>
+      </w:r>
+    </w:p>
+    <w:p>
+      <w:r>
+        <w:t xml:space="preserve">Андрей Николаевич Григорьев, главный пилот, был в отличие от остальных всего на </w:t>
+      </w:r>
+      <w:r>
+        <w:t>восемь</w:t>
+      </w:r>
+      <w:r>
+        <w:t xml:space="preserve"> </w:t>
+      </w:r>
+      <w:r>
+        <w:t xml:space="preserve">лет </w:t>
+      </w:r>
+      <w:r>
+        <w:t xml:space="preserve">меня старше. Керман ещё в начале полёта сказал, что Григорьев никогда не спит в </w:t>
+      </w:r>
+      <w:proofErr w:type="spellStart"/>
+      <w:r>
+        <w:t>бранк</w:t>
+      </w:r>
+      <w:r>
+        <w:t>е</w:t>
+      </w:r>
+      <w:proofErr w:type="spellEnd"/>
+      <w:r>
+        <w:t>. Поверить в то, что главный пилот почти три недели прожил без сна было решительно невозможно, но пару раз я сталкивался с ним во время вахты, когда он плавал по коридору, как лунатик.</w:t>
+      </w:r>
+    </w:p>
+    <w:p>
+      <w:r>
+        <w:t>Я отстегнул ремень и потянулся навстречу невесомости, вылезая из ложемента.</w:t>
+      </w:r>
+    </w:p>
+    <w:p>
+      <w:r>
+        <w:t xml:space="preserve">— Лежи, Олежка, лежи! — сказал Григорьев. — Я не скажу </w:t>
+      </w:r>
+      <w:r>
+        <w:t>капитану, что ты заснул на по</w:t>
+      </w:r>
+      <w:r>
+        <w:t>с</w:t>
+      </w:r>
+      <w:r>
+        <w:t>ту!</w:t>
+      </w:r>
+    </w:p>
+    <w:p>
+      <w:r>
+        <w:t>— Вы опять не спите? — спросил я.</w:t>
+      </w:r>
+    </w:p>
+    <w:p>
+      <w:r>
+        <w:t>— Хватит мне выкать! Я же говорил, давай на «ты». Чего тебя всё время на официоз тянет?</w:t>
+      </w:r>
+    </w:p>
+    <w:p>
+      <w:r>
+        <w:t xml:space="preserve">Григорьев осмотрел обесточенную консоль — </w:t>
+      </w:r>
+      <w:r>
+        <w:t>в</w:t>
+      </w:r>
+      <w:r>
+        <w:t xml:space="preserve"> </w:t>
+      </w:r>
+      <w:proofErr w:type="spellStart"/>
+      <w:r>
+        <w:t>бранк</w:t>
+      </w:r>
+      <w:r>
+        <w:t>е</w:t>
+      </w:r>
+      <w:proofErr w:type="spellEnd"/>
+      <w:r>
+        <w:t xml:space="preserve"> рубка напомина</w:t>
+      </w:r>
+      <w:r>
+        <w:t>ет</w:t>
+      </w:r>
+      <w:r>
+        <w:t xml:space="preserve"> отсек на заброшенном корабле, где вышел из строя реактор, — и вхолостую пощёлкал громкими кнопками.</w:t>
+      </w:r>
+    </w:p>
+    <w:p>
+      <w:r>
         <w:lastRenderedPageBreak/>
-        <w:t>* * *</w:t>
-      </w:r>
-    </w:p>
-    <w:p>
-      <w:r>
-        <w:t>Закончив оставшиеся проверки, я вернулся в рубку — торчать в похожей на гроб каюте не хотелось, — и разместился в ложементе.</w:t>
-      </w:r>
-    </w:p>
-    <w:p>
-      <w:r>
-        <w:t>Заплывший темнотой иллюминатор бил по глазам.</w:t>
-      </w:r>
-    </w:p>
-    <w:p>
-      <w:r>
-        <w:t>Б</w:t>
-      </w:r>
-      <w:r>
-        <w:t xml:space="preserve">алк не является пространством в привычном смысле — по крайней мере, таким, которое мы способны помыслить. Меня поначалу пугала эта </w:t>
-      </w:r>
-      <w:r>
-        <w:t>иррациональная</w:t>
-      </w:r>
-      <w:r>
-        <w:t xml:space="preserve"> темнота неевклидового измерения, а потом я понял, что безудержный свет, выжигающий роговицу, пугал бы куда сильнее. Нам же ничто не мешает засыпать, проваливаясь в темноту. Страх темноты, которых многих мучает в детстве, — это, на самом деле, страх перед тем, что мы не видим</w:t>
-      </w:r>
-      <w:r>
-        <w:t xml:space="preserve"> и</w:t>
-      </w:r>
-      <w:r>
-        <w:t xml:space="preserve"> не знаем, страх того, что от нас в этой темноте скрыто. А повзрослев, мы понимаем, что ни черта не знаем. Поэтому бездна тьмы понятнее нам, чем бездна света.</w:t>
-      </w:r>
-    </w:p>
-    <w:p>
-      <w:r>
-        <w:t>Я задумался о балке и заснул под шепчущее тиканье часов — провалился в темноту. Разбудил меня скрип соседнего ложемента. Я дернулся, и ремень безопасности врезался в грудь.</w:t>
-      </w:r>
-    </w:p>
-    <w:p>
-      <w:r>
-        <w:t>— Спокойно! — сказал Григорьев, миролюбиво подняв ладони. — Чего все нервные такие стали!</w:t>
-      </w:r>
-    </w:p>
-    <w:p>
-      <w:r>
-        <w:t xml:space="preserve">Андрей Николаевич Григорьев, главный пилот, был в отличие от остальных всего на </w:t>
-      </w:r>
-      <w:r>
-        <w:t>восемь</w:t>
-      </w:r>
-      <w:r>
-        <w:t xml:space="preserve"> </w:t>
-      </w:r>
-      <w:r>
-        <w:t xml:space="preserve">лет </w:t>
-      </w:r>
-      <w:r>
-        <w:t>меня старше. Керман ещё в начале полёта сказал, что Григорьев никогда не спит в бранк</w:t>
+        <w:t>— Слышали уже? — поинтересовался я.</w:t>
+      </w:r>
+    </w:p>
+    <w:p>
+      <w:r>
+        <w:t>— Сложно не услышать. Капитан там по коридору носится, как угорелый. А твой начальник, походу, спать пошёл. Железобетонный человек прямо. Поражаюсь я его выдержке. Впрочем, с его-то опытом…</w:t>
+      </w:r>
+    </w:p>
+    <w:p>
+      <w:r>
+        <w:t>— И чего думаете? В смысле, думаешь?</w:t>
+      </w:r>
+    </w:p>
+    <w:p>
+      <w:r>
+        <w:t>— А чего тут думать, Олежка? — Григорьев поморщил щёку, сгоняя с лица наползающую тень. — Был сбой. Надеюсь, больше не будет. Корабль новый совсем, недавно с верфи вышел. Кто</w:t>
+      </w:r>
+      <w:r>
+        <w:t xml:space="preserve"> ж</w:t>
+      </w:r>
+      <w:r>
+        <w:t xml:space="preserve"> его знает, что вы там, инженеры, </w:t>
+      </w:r>
+      <w:proofErr w:type="spellStart"/>
+      <w:r>
+        <w:t>напридумали</w:t>
+      </w:r>
+      <w:proofErr w:type="spellEnd"/>
+      <w:r>
+        <w:t>. Смысла дёргаться в любом случае нет. Всё равно раньше времени отсюда не выберемся.</w:t>
+      </w:r>
+    </w:p>
+    <w:p>
+      <w:r>
+        <w:t>— Керман так же говорил.</w:t>
+      </w:r>
+    </w:p>
+    <w:p>
+      <w:r>
+        <w:t>— Правильно. Он-то понимает. По</w:t>
+      </w:r>
+      <w:r>
+        <w:t>э</w:t>
+      </w:r>
+      <w:r>
+        <w:t xml:space="preserve">тому и спит без задних ног. </w:t>
+      </w:r>
+    </w:p>
+    <w:p>
+      <w:r>
+        <w:t>— А ты почему не спишь?</w:t>
+      </w:r>
+    </w:p>
+    <w:p>
+      <w:r>
+        <w:t>Григорьев ответил не сразу, потянулся, изображая сонную истому, и снова пощёлкал переключателями на панели, передавая в окружающую нас тишину послание на азбуке Морзе.</w:t>
+      </w:r>
+    </w:p>
+    <w:p>
+      <w:r>
+        <w:t>— Хочется уже что-нибудь полезное сделать. Я говорил вроде, что летал раньше в Бету Громовой. Тогда, кстати, на редкость удачный был выход, совсем рядом со станцией выкинуло. Всё, что осталось — проложить короткий курс</w:t>
+      </w:r>
+      <w:r>
+        <w:t>,</w:t>
+      </w:r>
+      <w:r>
+        <w:t xml:space="preserve"> и </w:t>
+      </w:r>
+      <w:r>
+        <w:t xml:space="preserve">— </w:t>
+      </w:r>
+      <w:r>
+        <w:t xml:space="preserve">в гости на стыковку. А там автоматы в основном работают. Вместе с пулемётами. Пилот — самый бесполезный член экипажа в </w:t>
+      </w:r>
+      <w:proofErr w:type="spellStart"/>
+      <w:r>
+        <w:t>бранк</w:t>
       </w:r>
       <w:r>
         <w:t>е</w:t>
       </w:r>
-      <w:r>
-        <w:t>. Поверить в то, что главный пилот почти три недели прожил без сна было решительно невозможно, но пару раз я сталкивался с ним во время вахты, когда он плавал по коридору, как лунатик.</w:t>
-      </w:r>
-    </w:p>
-    <w:p>
-      <w:r>
-        <w:t>Я отстегнул ремень и потянулся навстречу невесомости, вылезая из ложемента.</w:t>
-      </w:r>
-    </w:p>
-    <w:p>
-      <w:r>
-        <w:t xml:space="preserve">— Лежи, Олежка, лежи! — сказал Григорьев. — Я не скажу </w:t>
-      </w:r>
-      <w:r>
-        <w:t>капитану, что ты заснул на по</w:t>
-      </w:r>
-      <w:r>
-        <w:t>с</w:t>
-      </w:r>
-      <w:r>
-        <w:t>ту!</w:t>
-      </w:r>
-    </w:p>
-    <w:p>
-      <w:r>
-        <w:t>— Вы опять не спите? — спросил я.</w:t>
-      </w:r>
-    </w:p>
-    <w:p>
-      <w:r>
-        <w:t>— Хватит мне выкать! Я же говорил, давай на «ты». Чего тебя всё время на официоз тянет?</w:t>
-      </w:r>
-    </w:p>
-    <w:p>
-      <w:r>
-        <w:t xml:space="preserve">Григорьев осмотрел обесточенную консоль — </w:t>
-      </w:r>
-      <w:r>
-        <w:t>в</w:t>
-      </w:r>
-      <w:r>
-        <w:t xml:space="preserve"> бранк</w:t>
+      <w:proofErr w:type="spellEnd"/>
+      <w:r>
+        <w:t>.</w:t>
+      </w:r>
+    </w:p>
+    <w:p>
+      <w:r>
+        <w:t>— Скажешь тоже.</w:t>
+      </w:r>
+    </w:p>
+    <w:p>
+      <w:r>
+        <w:t xml:space="preserve">— А что, разве не правда? — Григорьев откинулся на подголовник и прикрыл глаза. Потолочный свет тут же выбелил его ещё молодое лицо, превратив в гипсовую маску. — Я, между прочим, спал. Недолго, правда. Майоров разбудил, люками гремел. Хотя спать в </w:t>
+      </w:r>
+      <w:proofErr w:type="spellStart"/>
+      <w:r>
+        <w:t>бранк</w:t>
       </w:r>
       <w:r>
         <w:t>е</w:t>
       </w:r>
-      <w:r>
-        <w:t xml:space="preserve"> рубка напомина</w:t>
-      </w:r>
-      <w:r>
-        <w:t>ет</w:t>
-      </w:r>
-      <w:r>
-        <w:t xml:space="preserve"> отсек на заброшенном корабле, где вышел из строя реактор, — и вхолостую пощёлкал громкими кнопками.</w:t>
-      </w:r>
-    </w:p>
-    <w:p>
-      <w:r>
-        <w:t>— Слышали уже? — поинтересовался я.</w:t>
-      </w:r>
-    </w:p>
-    <w:p>
-      <w:r>
-        <w:t>— Сложно не услышать. Капитан там по коридору носится, как угорелый. А твой начальник, походу, спать пошёл. Железобетонный человек прямо. Поражаюсь я его выдержке. Впрочем, с его-то опытом…</w:t>
-      </w:r>
-    </w:p>
-    <w:p>
-      <w:r>
-        <w:t>— И чего думаете? В смысле, думаешь?</w:t>
+      <w:proofErr w:type="spellEnd"/>
+      <w:r>
+        <w:t xml:space="preserve"> — сомнительное удовольствие.</w:t>
+      </w:r>
+    </w:p>
+    <w:p>
+      <w:r>
+        <w:t>— Кошмары?</w:t>
+      </w:r>
+    </w:p>
+    <w:p>
+      <w:r>
+        <w:t xml:space="preserve">— Как и у всех, Олежка. Может, только Керману не снятся. Честно, не удивлюсь. А я после такого сна себя </w:t>
+      </w:r>
+      <w:r>
+        <w:t>совсем выжатым</w:t>
+      </w:r>
+      <w:r>
+        <w:t xml:space="preserve"> чувствую. Проще уж энергетик выпить. Хотя три недели, конечно, тяжело в таком режиме жить.</w:t>
+      </w:r>
+    </w:p>
+    <w:p>
+      <w:r>
+        <w:t>— Понимаю.</w:t>
+      </w:r>
+    </w:p>
+    <w:p>
+      <w:r>
+        <w:t>— Кстати, Олежка! Напомни, кто ты у нас — летун или пловец?</w:t>
+      </w:r>
+    </w:p>
+    <w:p>
+      <w:r>
+        <w:t xml:space="preserve">Сны в </w:t>
+      </w:r>
+      <w:proofErr w:type="spellStart"/>
+      <w:r>
+        <w:t>бранке</w:t>
+      </w:r>
+      <w:proofErr w:type="spellEnd"/>
+      <w:r>
+        <w:t xml:space="preserve"> у всех разные, но большинство либо плывут (и тонут), либо куда-то летят и закономерно падают. И то, и другое считается естественным откликом здоровой психики на невесомость и </w:t>
+      </w:r>
+      <w:r>
+        <w:t>чёрную бездн</w:t>
+      </w:r>
+      <w:r>
+        <w:t>у</w:t>
+      </w:r>
+      <w:r>
+        <w:t xml:space="preserve"> балка.</w:t>
+      </w:r>
+    </w:p>
+    <w:p>
+      <w:r>
+        <w:t>— Пловец.</w:t>
+      </w:r>
+    </w:p>
+    <w:p>
+      <w:r>
+        <w:t>— А я летаю. Вроде в порядке всё. Пилот, летает. — Григорьев усмехнулся. — Но там, — он качнул головой, — не те какие-то полёты. Вот представь, что ты в балке летишь. Хотя не летишь даже. Слово неподходящее. Падаешь, скорее. Впрочем, и это не подходит. Куда там можно падать?</w:t>
       </w:r>
     </w:p>
     <w:p>
       <w:r>
         <w:lastRenderedPageBreak/>
-        <w:t>— А чего тут думать, Олежка? — Григорьев поморщил щёку, сгоняя с лица наползающую тень. — Был сбой. Надеюсь, больше не будет. Корабль новый совсем, недавно с верфи вышел. Кто</w:t>
-      </w:r>
-      <w:r>
-        <w:t xml:space="preserve"> ж</w:t>
-      </w:r>
-      <w:r>
-        <w:t xml:space="preserve"> его знает, что вы там, инженеры, напридумали. Смысла дёргаться в любом случае нет. Всё равно раньше времени отсюда не выберемся.</w:t>
-      </w:r>
-    </w:p>
-    <w:p>
-      <w:r>
-        <w:t>— Керман так же говорил.</w:t>
-      </w:r>
-    </w:p>
-    <w:p>
-      <w:r>
-        <w:t>— Правильно. Он-то понимает. По</w:t>
-      </w:r>
-      <w:r>
-        <w:t>э</w:t>
-      </w:r>
-      <w:r>
-        <w:t xml:space="preserve">тому и спит без задних ног. </w:t>
-      </w:r>
-    </w:p>
-    <w:p>
-      <w:r>
-        <w:t>— А ты почему не спишь?</w:t>
-      </w:r>
-    </w:p>
-    <w:p>
-      <w:r>
-        <w:t>Григорьев ответил не сразу, потянулся, изображая сонную истому, и снова пощёлкал переключателями на панели, передавая в окружающую нас тишину послание на азбуке Морзе.</w:t>
-      </w:r>
-    </w:p>
-    <w:p>
-      <w:r>
-        <w:t>— Хочется уже что-нибудь полезное сделать. Я говорил вроде, что летал раньше в Бету Громовой. Тогда, кстати, на редкость удачный был выход, совсем рядом со станцией выкинуло. Всё, что осталось — проложить короткий курс</w:t>
-      </w:r>
-      <w:r>
-        <w:t>,</w:t>
-      </w:r>
-      <w:r>
-        <w:t xml:space="preserve"> и </w:t>
-      </w:r>
+        <w:t xml:space="preserve">— Я тоже устал этими заплывами заниматься, — сказал я. — Во время коротких переходов </w:t>
+      </w:r>
+      <w:r>
+        <w:t xml:space="preserve">кошмары </w:t>
+      </w:r>
+      <w:r>
+        <w:t>не сильно-то и мешали, но сейчас они въедливые какие-то. Слишком уж яркое всё. И никак из памяти не уходит. Да и плавать я не люблю. Я бы лучше полетал, пусть даже в балке.</w:t>
+      </w:r>
+    </w:p>
+    <w:p>
+      <w:r>
+        <w:t xml:space="preserve">— Плавать не любишь, знаю, — </w:t>
+      </w:r>
+      <w:r>
+        <w:t>сказал</w:t>
+      </w:r>
+      <w:r>
+        <w:t xml:space="preserve"> Григорьев. — Видел я результаты твоих нормативов. По нижней планке идёшь. Говорят, на следующей партийной деке нормативы усилят. Я бы советовал, как вернёшься, взять в бассейн </w:t>
+      </w:r>
+      <w:proofErr w:type="spellStart"/>
+      <w:r>
+        <w:t>абонементик</w:t>
+      </w:r>
+      <w:proofErr w:type="spellEnd"/>
+      <w:r>
+        <w:t>. Глупо будет вылететь из-за такой ерунды.</w:t>
+      </w:r>
+    </w:p>
+    <w:p>
+      <w:r>
+        <w:t>— Если вернёмся.</w:t>
+      </w:r>
+    </w:p>
+    <w:p>
+      <w:r>
+        <w:t>— Выше нос! Если не вернёмся, то и усиленные нормативы тебе не грозят!</w:t>
+      </w:r>
+    </w:p>
+    <w:p>
+      <w:r>
+        <w:t>— Да уж, — сказал я.</w:t>
+      </w:r>
+    </w:p>
+    <w:p>
+      <w:r>
+        <w:t>— А что снится-то? — спросил Григорьев. — Где плывешь?</w:t>
+      </w:r>
+    </w:p>
+    <w:p>
       <w:r>
         <w:t xml:space="preserve">— </w:t>
       </w:r>
       <w:r>
-        <w:t>в гости на стыковку. А там автоматы в основном работают. Вместе с пулемётами. Пилот — самый бесполезный член экипажа в бранк</w:t>
-      </w:r>
-      <w:r>
-        <w:t>е</w:t>
+        <w:t>По</w:t>
+      </w:r>
+      <w:r>
+        <w:t xml:space="preserve"> озер</w:t>
+      </w:r>
+      <w:r>
+        <w:t>у</w:t>
+      </w:r>
+      <w:r>
+        <w:t>. Вернее, во сне на озеро это совсем не похоже, краёв не видно, закат на небе странный, цветной такой. Но я почему-то уверен, что это именно озеро. Бывает такое во сне. Знаешь что-то, а откуда — непонятно. Как будто введение какое-то прочитал.</w:t>
+      </w:r>
+    </w:p>
+    <w:p>
+      <w:r>
+        <w:t>— Ага, — зевнул Григорьев. — Оз</w:t>
+      </w:r>
+      <w:r>
+        <w:t>ё</w:t>
+      </w:r>
+      <w:r>
+        <w:t>ра</w:t>
+      </w:r>
+      <w:r>
+        <w:t>, кстати,</w:t>
+      </w:r>
+      <w:r>
+        <w:t xml:space="preserve"> большие бывают. Краёв, как ты говоришь, не </w:t>
+      </w:r>
+      <w:r>
+        <w:t>видно</w:t>
       </w:r>
       <w:r>
         <w:t>.</w:t>
@@ -1757,215 +2129,67 @@
     </w:p>
     <w:p>
       <w:r>
-        <w:t>— Скажешь тоже.</w:t>
-      </w:r>
-    </w:p>
-    <w:p>
-      <w:r>
-        <w:t>— А что, разве не правда? — Григорьев откинулся на подголовник и прикрыл глаза. Потолочный свет тут же выбелил его ещё молодое лицо, превратив в гипсовую маску. — Я, между прочим, спал. Недолго, правда. Майоров разбудил, люками гремел. Хотя спать в бранк</w:t>
-      </w:r>
-      <w:r>
-        <w:t>е</w:t>
-      </w:r>
-      <w:r>
-        <w:t xml:space="preserve"> — сомнительное удовольствие.</w:t>
-      </w:r>
-    </w:p>
-    <w:p>
-      <w:r>
-        <w:t>— Кошмары?</w:t>
-      </w:r>
-    </w:p>
-    <w:p>
-      <w:r>
-        <w:t xml:space="preserve">— Как и у всех, Олежка. Может, только Керману не снятся. Честно, не удивлюсь. А я после такого сна себя </w:t>
-      </w:r>
-      <w:r>
-        <w:t>совсем выжатым</w:t>
-      </w:r>
-      <w:r>
-        <w:t xml:space="preserve"> чувствую. Проще уж энергетик выпить. Хотя три недели, конечно, тяжело в таком режиме жить.</w:t>
-      </w:r>
-    </w:p>
-    <w:p>
-      <w:r>
-        <w:t>— Понимаю.</w:t>
-      </w:r>
-    </w:p>
-    <w:p>
-      <w:r>
-        <w:t>— Кстати, Олежка! Напомни, кто ты у нас — летун или пловец?</w:t>
-      </w:r>
-    </w:p>
-    <w:p>
-      <w:r>
-        <w:t xml:space="preserve">Сны в бранке у всех разные, но большинство либо плывут (и тонут), либо куда-то летят и закономерно падают. И то, и другое считается естественным откликом здоровой психики на невесомость и </w:t>
-      </w:r>
-      <w:r>
-        <w:t>чёрную бездн</w:t>
-      </w:r>
-      <w:r>
-        <w:t>у</w:t>
-      </w:r>
-      <w:r>
-        <w:t xml:space="preserve"> балка.</w:t>
-      </w:r>
-    </w:p>
-    <w:p>
-      <w:r>
-        <w:t>— Пловец.</w:t>
-      </w:r>
-    </w:p>
-    <w:p>
-      <w:r>
-        <w:t>— А я летаю. Вроде в порядке всё. Пилот, летает. — Григорьев усмехнулся. — Но там, — он качнул головой, — не те какие-то полёты. Вот представь, что ты в балке летишь. Хотя не летишь даже. Слово неподходящее. Падаешь, скорее. Впрочем, и это не подходит. Куда там можно падать?</w:t>
-      </w:r>
-    </w:p>
-    <w:p>
-      <w:r>
-        <w:t xml:space="preserve">— Я тоже устал этими заплывами заниматься, — сказал я. — Во время коротких переходов </w:t>
-      </w:r>
-      <w:r>
-        <w:t xml:space="preserve">кошмары </w:t>
-      </w:r>
-      <w:r>
-        <w:t>не сильно-то и мешали, но сейчас они въедливые какие-то. Слишком уж яркое всё. И никак из памяти не уходит. Да и плавать я не люблю. Я бы лучше полетал, пусть даже в балке.</w:t>
+        <w:t>— Да не был я никогда на настоящем озере! — сказал я. — Не знаю, почему оно мне снится.</w:t>
+      </w:r>
+    </w:p>
+    <w:p>
+      <w:r>
+        <w:t xml:space="preserve">— </w:t>
+      </w:r>
+      <w:r>
+        <w:t>Не был на озере? — пошевелил бровями Григорьев. — Это как ты умудрился, Олежка! Столько озёр в нашей великой стране! И рек</w:t>
+      </w:r>
+      <w:r>
+        <w:t xml:space="preserve"> вместе с морями.</w:t>
+      </w:r>
+      <w:r>
+        <w:t xml:space="preserve"> На море-то хоть был?</w:t>
+      </w:r>
+    </w:p>
+    <w:p>
+      <w:r>
+        <w:t>— Не добрался я до моря.</w:t>
+      </w:r>
+    </w:p>
+    <w:p>
+      <w:r>
+        <w:t>— Понятно всё с тобой. Вот и плаваешь поэтому плохо. В общем, мы тебе уже целую программу для отпуска подготовили. Сначала бассейн, норматив подтянуть, после этого — на озеро, а там уже и на море можно! Куда-нибудь в Крым, а?</w:t>
+      </w:r>
+    </w:p>
+    <w:p>
+      <w:r>
+        <w:t>— Сомневаюсь, что я после этого поеду на озеро.</w:t>
+      </w:r>
+    </w:p>
+    <w:p>
+      <w:r>
+        <w:t>— А чего тебя во сне так пугает?</w:t>
+      </w:r>
+      <w:r>
+        <w:t xml:space="preserve"> — спросил Григорьев. —</w:t>
+      </w:r>
+      <w:r>
+        <w:t xml:space="preserve"> Плывёшь по озеру. И что?</w:t>
+      </w:r>
+    </w:p>
+    <w:p>
+      <w:r>
+        <w:t>— Это сложно объяснить. Озеро как лабиринт. Я не могу из него выбраться.</w:t>
+      </w:r>
+    </w:p>
+    <w:p>
+      <w:r>
+        <w:t>— Тонешь?</w:t>
+      </w:r>
+    </w:p>
+    <w:p>
+      <w:r>
+        <w:t>— Тону, но дело не в этом. — Я посмотрел на своё отражение в иллюминаторе, бледное, наполовину стёртое темнотой. — Когда меня в глубину утаскивает, я выныриваю, но как бы с другой стороны озера. Понимаешь? Вместо дна у него — новая поверхность.</w:t>
       </w:r>
     </w:p>
     <w:p>
       <w:r>
         <w:lastRenderedPageBreak/>
-        <w:t xml:space="preserve">— Плавать не любишь, знаю, — </w:t>
-      </w:r>
-      <w:r>
-        <w:t>сказал</w:t>
-      </w:r>
-      <w:r>
-        <w:t xml:space="preserve"> Григорьев. — Видел я результаты твоих нормативов. По нижней планке идёшь. Говорят, на следующей партийной деке нормативы усилят. Я бы советовал, как вернёшься, взять в бассейн абонементик. Глупо будет вылететь из-за такой ерунды.</w:t>
-      </w:r>
-    </w:p>
-    <w:p>
-      <w:r>
-        <w:t>— Если вернёмся.</w:t>
-      </w:r>
-    </w:p>
-    <w:p>
-      <w:r>
-        <w:t>— Выше нос! Если не вернёмся, то и усиленные нормативы тебе не грозят!</w:t>
-      </w:r>
-    </w:p>
-    <w:p>
-      <w:r>
-        <w:t>— Да уж, — сказал я.</w:t>
-      </w:r>
-    </w:p>
-    <w:p>
-      <w:r>
-        <w:t>— А что снится-то? — спросил Григорьев. — Где плывешь?</w:t>
-      </w:r>
-    </w:p>
-    <w:p>
-      <w:r>
-        <w:t xml:space="preserve">— </w:t>
-      </w:r>
-      <w:r>
-        <w:t>По</w:t>
-      </w:r>
-      <w:r>
-        <w:t xml:space="preserve"> озер</w:t>
-      </w:r>
-      <w:r>
-        <w:t>у</w:t>
-      </w:r>
-      <w:r>
-        <w:t>. Вернее, во сне на озеро это совсем не похоже, краёв не видно, закат на небе странный, цветной такой. Но я почему-то уверен, что это именно озеро. Бывает такое во сне. Знаешь что-то, а откуда — непонятно. Как будто введение какое-то прочитал.</w:t>
-      </w:r>
-    </w:p>
-    <w:p>
-      <w:r>
-        <w:t>— Ага, — зевнул Григорьев. — Оз</w:t>
-      </w:r>
-      <w:r>
-        <w:t>ё</w:t>
-      </w:r>
-      <w:r>
-        <w:t>ра</w:t>
-      </w:r>
-      <w:r>
-        <w:t>, кстати,</w:t>
-      </w:r>
-      <w:r>
-        <w:t xml:space="preserve"> большие бывают. Краёв, как ты говоришь, не </w:t>
-      </w:r>
-      <w:r>
-        <w:t>видно</w:t>
-      </w:r>
-      <w:r>
-        <w:t>.</w:t>
-      </w:r>
-    </w:p>
-    <w:p>
-      <w:r>
-        <w:t>— Да не был я никогда на настоящем озере! — сказал я. — Не знаю, почему оно мне снится.</w:t>
-      </w:r>
-    </w:p>
-    <w:p>
-      <w:r>
-        <w:t xml:space="preserve">— </w:t>
-      </w:r>
-      <w:r>
-        <w:t>Не был на озере? — пошевелил бровями Григорьев. — Это как ты умудрился, Олежка! Столько озёр в нашей великой стране! И рек</w:t>
-      </w:r>
-      <w:r>
-        <w:t xml:space="preserve"> вместе с морями.</w:t>
-      </w:r>
-      <w:r>
-        <w:t xml:space="preserve"> На море-то хоть был?</w:t>
-      </w:r>
-    </w:p>
-    <w:p>
-      <w:r>
-        <w:t>— Не добрался я до моря.</w:t>
-      </w:r>
-    </w:p>
-    <w:p>
-      <w:r>
-        <w:t>— Понятно всё с тобой. Вот и плаваешь поэтому плохо. В общем, мы тебе уже целую программу для отпуска подготовили. Сначала бассейн, норматив подтянуть, после этого — на озеро, а там уже и на море можно! Куда-нибудь в Крым, а?</w:t>
-      </w:r>
-    </w:p>
-    <w:p>
-      <w:r>
-        <w:t>— Сомневаюсь, что я после этого поеду на озеро.</w:t>
-      </w:r>
-    </w:p>
-    <w:p>
-      <w:r>
-        <w:t>— А чего тебя во сне так пугает?</w:t>
-      </w:r>
-      <w:r>
-        <w:t xml:space="preserve"> — спросил Григорьев. —</w:t>
-      </w:r>
-      <w:r>
-        <w:t xml:space="preserve"> Плывёшь по озеру. И что?</w:t>
-      </w:r>
-    </w:p>
-    <w:p>
-      <w:r>
-        <w:t>— Это сложно объяснить. Озеро как лабиринт. Я не могу из него выбраться.</w:t>
-      </w:r>
-    </w:p>
-    <w:p>
-      <w:r>
-        <w:t>— Тонешь?</w:t>
-      </w:r>
-    </w:p>
-    <w:p>
-      <w:r>
-        <w:t>— Тону, но дело не в этом. — Я посмотрел на своё отражение в иллюминаторе, бледное, наполовину стёртое темнотой. — Когда меня в глубину утаскивает, я выныриваю, но как бы с другой стороны озера. Понимаешь? Вместо дна у него — новая поверхность.</w:t>
-      </w:r>
-    </w:p>
-    <w:p>
-      <w:r>
         <w:t xml:space="preserve">— О-о-о! — </w:t>
       </w:r>
       <w:r>
@@ -1988,7 +2212,6 @@
     </w:p>
     <w:p>
       <w:r>
-        <w:lastRenderedPageBreak/>
         <w:t>— Что? — поморщился Григорьев. — Черви?</w:t>
       </w:r>
     </w:p>
@@ -2014,7 +2237,15 @@
     </w:p>
     <w:p>
       <w:r>
-        <w:t>— Чем она примечательна, «Заря» эта, что мы ради неё три недели в бранке торчим?</w:t>
+        <w:t xml:space="preserve">— Чем она примечательна, «Заря» эта, что мы ради неё три недели в </w:t>
+      </w:r>
+      <w:proofErr w:type="spellStart"/>
+      <w:r>
+        <w:t>бранке</w:t>
+      </w:r>
+      <w:proofErr w:type="spellEnd"/>
+      <w:r>
+        <w:t xml:space="preserve"> торчим?</w:t>
       </w:r>
     </w:p>
     <w:p>
@@ -2161,7 +2392,15 @@
     </w:p>
     <w:p>
       <w:r>
-        <w:t>— Ни разу ещё секунда в секунду не выходил из бранка, — сказал Григорьев.</w:t>
+        <w:t xml:space="preserve">— Ни разу ещё секунда в секунду не выходил из </w:t>
+      </w:r>
+      <w:proofErr w:type="spellStart"/>
+      <w:r>
+        <w:t>бранка</w:t>
+      </w:r>
+      <w:proofErr w:type="spellEnd"/>
+      <w:r>
+        <w:t>, — сказал Григорьев.</w:t>
       </w:r>
     </w:p>
     <w:p>
@@ -2182,7 +2421,15 @@
     </w:p>
     <w:p>
       <w:r>
-        <w:t>Майоров, насколько я успел понять, всегда с параноидальной точностью придерживался уставов и негласных правил — видимо, боялся, что за ним следит незримый политкор.</w:t>
+        <w:t xml:space="preserve">Майоров, насколько я успел понять, всегда с параноидальной точностью придерживался уставов и негласных правил — видимо, боялся, что за ним следит незримый </w:t>
+      </w:r>
+      <w:proofErr w:type="spellStart"/>
+      <w:r>
+        <w:t>политкор</w:t>
+      </w:r>
+      <w:proofErr w:type="spellEnd"/>
+      <w:r>
+        <w:t>.</w:t>
       </w:r>
     </w:p>
     <w:p>
@@ -2388,7 +2635,15 @@
     </w:p>
     <w:p>
       <w:r>
-        <w:t xml:space="preserve">— Отлично, все молодцы. — Странно было слышать похвалу, когда ты лежал в ложементе и ничего не делал. — Олег, заведи аппараты и гравитонную камеру. Понял? Сначала аппараты, </w:t>
+        <w:t xml:space="preserve">— Отлично, все молодцы. — Странно было слышать похвалу, когда ты лежал в ложементе и ничего не делал. — Олег, заведи аппараты и </w:t>
+      </w:r>
+      <w:proofErr w:type="spellStart"/>
+      <w:r>
+        <w:t>гравитонную</w:t>
+      </w:r>
+      <w:proofErr w:type="spellEnd"/>
+      <w:r>
+        <w:t xml:space="preserve"> камеру. Понял? Сначала аппараты, </w:t>
       </w:r>
       <w:r>
         <w:t>потом</w:t>
@@ -2499,7 +2754,15 @@
     <w:p>
       <w:r>
         <w:lastRenderedPageBreak/>
-        <w:t xml:space="preserve"> Я ухватился обеими руками за страховочный поручень, любезно отмеченный табличкой: «Держаться здесь». Гравитонный привод заводится обычно долго.</w:t>
+        <w:t xml:space="preserve"> Я ухватился обеими руками за страховочный поручень, любезно отмеченный табличкой: «Держаться здесь». </w:t>
+      </w:r>
+      <w:proofErr w:type="spellStart"/>
+      <w:r>
+        <w:t>Гравитонный</w:t>
+      </w:r>
+      <w:proofErr w:type="spellEnd"/>
+      <w:r>
+        <w:t xml:space="preserve"> привод заводится обычно долго.</w:t>
       </w:r>
     </w:p>
     <w:p>
@@ -2524,7 +2787,15 @@
     </w:p>
     <w:p>
       <w:r>
-        <w:t>Табличка с расцарапанным предупреждением замигала, и меня, как магнитом, притянуло к полу. Ноги с непривычки затряслись, и я, не выдержав, упал на колени, преклонился перед гравитонной камерой, которая с пугающей убедительностью обманыва</w:t>
+        <w:t xml:space="preserve">Табличка с расцарапанным предупреждением замигала, и меня, как магнитом, притянуло к полу. Ноги с непривычки затряслись, и я, не выдержав, упал на колени, преклонился перед </w:t>
+      </w:r>
+      <w:proofErr w:type="spellStart"/>
+      <w:r>
+        <w:t>гравитонной</w:t>
+      </w:r>
+      <w:proofErr w:type="spellEnd"/>
+      <w:r>
+        <w:t xml:space="preserve"> камерой, которая с пугающей убедительностью обманыва</w:t>
       </w:r>
       <w:r>
         <w:t>ет</w:t>
@@ -2630,7 +2901,15 @@
     </w:p>
     <w:p>
       <w:r>
-        <w:t>Керман покрутил лимбовые замки на циане, присмотрелся к рискам, сощурив глаза так, что брови наползли на веки, и громко выругался.</w:t>
+        <w:t xml:space="preserve">Керман покрутил </w:t>
+      </w:r>
+      <w:proofErr w:type="spellStart"/>
+      <w:r>
+        <w:t>лимбовые</w:t>
+      </w:r>
+      <w:proofErr w:type="spellEnd"/>
+      <w:r>
+        <w:t xml:space="preserve"> замки на циане, присмотрелся к рискам, сощурив глаза так, что брови наползли на веки, и громко выругался.</w:t>
       </w:r>
     </w:p>
     <w:p>
@@ -2697,7 +2976,15 @@
     </w:p>
     <w:p>
       <w:r>
-        <w:t>— Олег! — сказал он. — Реаниматор в медотсеке!</w:t>
+        <w:t xml:space="preserve">— Олег! — сказал он. — Реаниматор в </w:t>
+      </w:r>
+      <w:proofErr w:type="spellStart"/>
+      <w:r>
+        <w:t>медотсеке</w:t>
+      </w:r>
+      <w:proofErr w:type="spellEnd"/>
+      <w:r>
+        <w:t>!</w:t>
       </w:r>
     </w:p>
     <w:p>
@@ -2940,11 +3227,16 @@
         <w:t>Давайте в</w:t>
       </w:r>
       <w:r>
-        <w:t xml:space="preserve"> медкапсулу</w:t>
-      </w:r>
-      <w:r>
         <w:t xml:space="preserve"> </w:t>
       </w:r>
+      <w:proofErr w:type="spellStart"/>
+      <w:r>
+        <w:t>медкапсулу</w:t>
+      </w:r>
+      <w:proofErr w:type="spellEnd"/>
+      <w:r>
+        <w:t xml:space="preserve"> </w:t>
+      </w:r>
       <w:r>
         <w:t>её положим.</w:t>
       </w:r>
@@ -2975,7 +3267,15 @@
         <w:t xml:space="preserve">— Она мертва, — сказал Керман. — </w:t>
       </w:r>
       <w:r>
-        <w:t>Чем медкапсула сейчас поможет?</w:t>
+        <w:t xml:space="preserve">Чем </w:t>
+      </w:r>
+      <w:proofErr w:type="spellStart"/>
+      <w:r>
+        <w:t>медкапсула</w:t>
+      </w:r>
+      <w:proofErr w:type="spellEnd"/>
+      <w:r>
+        <w:t xml:space="preserve"> сейчас поможет?</w:t>
       </w:r>
       <w:r>
         <w:t xml:space="preserve"> </w:t>
@@ -3013,7 +3313,15 @@
         <w:t>пробормотал</w:t>
       </w:r>
       <w:r>
-        <w:t xml:space="preserve"> Керман. — В бранке она была живая, иначе мы бы не вышли.</w:t>
+        <w:t xml:space="preserve"> Керман. — В </w:t>
+      </w:r>
+      <w:proofErr w:type="spellStart"/>
+      <w:r>
+        <w:t>бранке</w:t>
+      </w:r>
+      <w:proofErr w:type="spellEnd"/>
+      <w:r>
+        <w:t xml:space="preserve"> она была живая, иначе мы бы не вышли.</w:t>
       </w:r>
     </w:p>
     <w:p>
@@ -3167,7 +3475,15 @@
     </w:p>
     <w:p>
       <w:r>
-        <w:t>— Какая разница, сколько летает! — сказал Григорьев. — Рано или поздно бранк тебя достанет</w:t>
+        <w:t xml:space="preserve">— Какая разница, сколько летает! — сказал Григорьев. — Рано или поздно </w:t>
+      </w:r>
+      <w:proofErr w:type="spellStart"/>
+      <w:r>
+        <w:t>бранк</w:t>
+      </w:r>
+      <w:proofErr w:type="spellEnd"/>
+      <w:r>
+        <w:t xml:space="preserve"> тебя достанет</w:t>
       </w:r>
       <w:r>
         <w:t>!</w:t>
@@ -3253,7 +3569,15 @@
     </w:p>
     <w:p>
       <w:r>
-        <w:t>— Товарищи! — сказал Майоров. — Я понимаю, что все устали после бранка, особенно с таким выходом. Но давайте соберёмся, задачу никто не отменял.</w:t>
+        <w:t xml:space="preserve">— Товарищи! — сказал Майоров. — Я понимаю, что все устали после </w:t>
+      </w:r>
+      <w:proofErr w:type="spellStart"/>
+      <w:r>
+        <w:t>бранка</w:t>
+      </w:r>
+      <w:proofErr w:type="spellEnd"/>
+      <w:r>
+        <w:t>, особенно с таким выходом. Но давайте соберёмся, задачу никто не отменял.</w:t>
       </w:r>
     </w:p>
     <w:p>
@@ -3291,7 +3615,15 @@
         <w:t>ё</w:t>
       </w:r>
       <w:r>
-        <w:t xml:space="preserve">хнедельный бранк — дорога в один конец, это </w:t>
+        <w:t xml:space="preserve">хнедельный </w:t>
+      </w:r>
+      <w:proofErr w:type="spellStart"/>
+      <w:r>
+        <w:t>бранк</w:t>
+      </w:r>
+      <w:proofErr w:type="spellEnd"/>
+      <w:r>
+        <w:t xml:space="preserve"> — дорога в один конец, это </w:t>
       </w:r>
       <w:r>
         <w:t xml:space="preserve">все </w:t>
@@ -3392,11 +3724,24 @@
     </w:p>
     <w:p>
       <w:r>
-        <w:t>Жизнь на станции после бранка меня не пугала. Скорее, даже немного интриговала. Два месяца, так два месяца. Люди зачастую годами живут на осах и с ума не сходят — не то, что в</w:t>
-      </w:r>
-      <w:r>
-        <w:t xml:space="preserve"> бранке</w:t>
-      </w:r>
+        <w:t xml:space="preserve">Жизнь на станции после </w:t>
+      </w:r>
+      <w:proofErr w:type="spellStart"/>
+      <w:r>
+        <w:t>бранка</w:t>
+      </w:r>
+      <w:proofErr w:type="spellEnd"/>
+      <w:r>
+        <w:t xml:space="preserve"> меня не пугала. Скорее, даже немного интриговала. Два месяца, так два месяца. Люди зачастую годами живут на осах и с ума не сходят — не то, что в</w:t>
+      </w:r>
+      <w:r>
+        <w:t xml:space="preserve"> </w:t>
+      </w:r>
+      <w:proofErr w:type="spellStart"/>
+      <w:r>
+        <w:t>бранке</w:t>
+      </w:r>
+      <w:proofErr w:type="spellEnd"/>
       <w:r>
         <w:t>. Там будет стабильная гравитация, спокойные сны без кошмаров.</w:t>
       </w:r>
@@ -3508,7 +3853,15 @@
         <w:t>, товарищи</w:t>
       </w:r>
       <w:r>
-        <w:t xml:space="preserve">. Слишком долгий бранк. И выход. Наверняка не я одна себя </w:t>
+        <w:t xml:space="preserve">. Слишком долгий </w:t>
+      </w:r>
+      <w:proofErr w:type="spellStart"/>
+      <w:r>
+        <w:t>бранк</w:t>
+      </w:r>
+      <w:proofErr w:type="spellEnd"/>
+      <w:r>
+        <w:t xml:space="preserve">. И выход. Наверняка не я одна себя </w:t>
       </w:r>
       <w:r>
         <w:t xml:space="preserve">так </w:t>
@@ -3938,7 +4291,15 @@
     </w:p>
     <w:p>
       <w:r>
-        <w:t xml:space="preserve">Я забрался в узкую кишку стыковочного модуля и повис на лестнице, надеясь унять дрожь в руках. Майоров приказал отключить электрику и раздраить люк вручную. После всего произошедшего </w:t>
+        <w:t xml:space="preserve">Я забрался в узкую кишку стыковочного модуля и повис на лестнице, надеясь унять дрожь в руках. Майоров приказал отключить электрику и </w:t>
+      </w:r>
+      <w:proofErr w:type="spellStart"/>
+      <w:r>
+        <w:t>раздраить</w:t>
+      </w:r>
+      <w:proofErr w:type="spellEnd"/>
+      <w:r>
+        <w:t xml:space="preserve"> люк вручную. После всего произошедшего </w:t>
       </w:r>
       <w:r>
         <w:t xml:space="preserve">я </w:t>
@@ -3963,7 +4324,15 @@
     </w:p>
     <w:p>
       <w:r>
-        <w:t xml:space="preserve">Я ухватился обеими руками за вентиль, стараясь не сорваться в соединительный тракт, и только потом понял, что забыл загерметизировать модуль. Такие выкрутасы ни один политкор не прощает — </w:t>
+        <w:t xml:space="preserve">Я ухватился обеими руками за вентиль, стараясь не сорваться в соединительный тракт, и только потом понял, что забыл загерметизировать модуль. Такие выкрутасы ни один </w:t>
+      </w:r>
+      <w:proofErr w:type="spellStart"/>
+      <w:r>
+        <w:t>политкор</w:t>
+      </w:r>
+      <w:proofErr w:type="spellEnd"/>
+      <w:r>
+        <w:t xml:space="preserve"> не прощает — </w:t>
       </w:r>
       <w:r>
         <w:t>повезёт</w:t>
@@ -4123,12 +4492,28 @@
     </w:p>
     <w:p>
       <w:r>
-        <w:t>— Вереснев Олег Петрович, — проговорил я. Воздуха на отчество едва хватило. Я не сразу сообразил, как правильно дышать — вымотался после подъёма. — Я из инженерной службы.</w:t>
-      </w:r>
-    </w:p>
-    <w:p>
-      <w:r>
-        <w:t>— У вас всё в порядке? — спросил Мицюкин. — Вы вручную открывали гермошлюз?</w:t>
+        <w:t xml:space="preserve">— </w:t>
+      </w:r>
+      <w:proofErr w:type="spellStart"/>
+      <w:r>
+        <w:t>Вереснев</w:t>
+      </w:r>
+      <w:proofErr w:type="spellEnd"/>
+      <w:r>
+        <w:t xml:space="preserve"> Олег Петрович, — проговорил я. Воздуха на отчество едва хватило. Я не сразу сообразил, как правильно дышать — вымотался после подъёма. — Я из инженерной службы.</w:t>
+      </w:r>
+    </w:p>
+    <w:p>
+      <w:r>
+        <w:t xml:space="preserve">— У вас всё в порядке? — спросил Мицюкин. — Вы вручную открывали </w:t>
+      </w:r>
+      <w:proofErr w:type="spellStart"/>
+      <w:r>
+        <w:t>гермошлюз</w:t>
+      </w:r>
+      <w:proofErr w:type="spellEnd"/>
+      <w:r>
+        <w:t>?</w:t>
       </w:r>
     </w:p>
     <w:p>
@@ -4230,7 +4615,15 @@
         <w:t>— Я — Олег, — запоздало представился я.</w:t>
       </w:r>
       <w:r>
-        <w:t xml:space="preserve"> — Вереснев Олег Петрович.</w:t>
+        <w:t xml:space="preserve"> — </w:t>
+      </w:r>
+      <w:proofErr w:type="spellStart"/>
+      <w:r>
+        <w:t>Вереснев</w:t>
+      </w:r>
+      <w:proofErr w:type="spellEnd"/>
+      <w:r>
+        <w:t xml:space="preserve"> Олег Петрович.</w:t>
       </w:r>
     </w:p>
     <w:p>
@@ -5033,7 +5426,15 @@
         <w:t xml:space="preserve">— </w:t>
       </w:r>
       <w:r>
-        <w:t>Мне Керман то же самое в бранке говорил</w:t>
+        <w:t xml:space="preserve">Мне Керман то же самое в </w:t>
+      </w:r>
+      <w:proofErr w:type="spellStart"/>
+      <w:r>
+        <w:t>бранке</w:t>
+      </w:r>
+      <w:proofErr w:type="spellEnd"/>
+      <w:r>
+        <w:t xml:space="preserve"> говорил</w:t>
       </w:r>
       <w:r>
         <w:t>, — сказал я</w:t>
@@ -5385,11 +5786,16 @@
         </w:tabs>
       </w:pPr>
       <w:r>
-        <w:t>В узкие, как бойницы, иллюминаторы ничего не было видно. Я так устал от стерильной пустоты в бранк</w:t>
+        <w:t xml:space="preserve">В узкие, как бойницы, иллюминаторы ничего не было видно. Я так устал от стерильной пустоты в </w:t>
+      </w:r>
+      <w:proofErr w:type="spellStart"/>
+      <w:r>
+        <w:t>бранк</w:t>
       </w:r>
       <w:r>
         <w:t>е</w:t>
       </w:r>
+      <w:proofErr w:type="spellEnd"/>
       <w:r>
         <w:t>, что хотел задержаться на минутку, вглядеться во мрак, надеясь, что он рассеется под моим взглядом, но Лысанов упрямо тянул вперёд.</w:t>
       </w:r>
@@ -5439,7 +5845,15 @@
         </w:tabs>
       </w:pPr>
       <w:r>
-        <w:t>— Не беспокойтесь, — сказал Лысанов. — Местная особенность. Есть небольшой сбой в гравитонной камере</w:t>
+        <w:t xml:space="preserve">— Не беспокойтесь, — сказал Лысанов. — Местная особенность. Есть небольшой сбой в </w:t>
+      </w:r>
+      <w:proofErr w:type="spellStart"/>
+      <w:r>
+        <w:t>гравитонной</w:t>
+      </w:r>
+      <w:proofErr w:type="spellEnd"/>
+      <w:r>
+        <w:t xml:space="preserve"> камере</w:t>
       </w:r>
       <w:r>
         <w:t>, у</w:t>
@@ -6314,7 +6728,15 @@
         </w:tabs>
       </w:pPr>
       <w:r>
-        <w:t>— Можно на «ты», Олег, — сказала Вера. — Я здесь в химлабе работаю, два года уже. — Она взглянула на меня через плечо. — Ты не смотри так! Я старше, чем выгляжу. А то все, кто прилетает, удивляются, как я вообще здесь оказалась.</w:t>
+        <w:t xml:space="preserve">— Можно на «ты», Олег, — сказала Вера. — Я здесь в </w:t>
+      </w:r>
+      <w:proofErr w:type="spellStart"/>
+      <w:r>
+        <w:t>химлабе</w:t>
+      </w:r>
+      <w:proofErr w:type="spellEnd"/>
+      <w:r>
+        <w:t xml:space="preserve"> работаю, два года уже. — Она взглянула на меня через плечо. — Ты не смотри так! Я старше, чем выгляжу. А то все, кто прилетает, удивляются, как я вообще здесь оказалась.</w:t>
       </w:r>
     </w:p>
     <w:p>
@@ -6577,7 +6999,15 @@
         </w:tabs>
       </w:pPr>
       <w:r>
-        <w:t>— Правильно говорить не эс, а цэ. Мы, кстати, соседи. — Вера подошла к гермодвери</w:t>
+        <w:t xml:space="preserve">— Правильно говорить не эс, а </w:t>
+      </w:r>
+      <w:proofErr w:type="spellStart"/>
+      <w:r>
+        <w:t>цэ</w:t>
+      </w:r>
+      <w:proofErr w:type="spellEnd"/>
+      <w:r>
+        <w:t>. Мы, кстати, соседи. — Вера подошла к гермодвери</w:t>
       </w:r>
       <w:r>
         <w:t>.</w:t>
@@ -6683,7 +7113,15 @@
         </w:tabs>
       </w:pPr>
       <w:r>
-        <w:t>На стекле сидела обычная земная муха и суматошно перебирала лапками, прочищая хоботок. Я моргнул и потёр глаза. После бранка может померещиться и не такое. Но муха никуда не делась. Она деловито ползла к кромке иллюминатора — живая, объёмная, настоящая.</w:t>
+        <w:t xml:space="preserve">На стекле сидела обычная земная муха и суматошно перебирала лапками, прочищая хоботок. Я моргнул и потёр глаза. После </w:t>
+      </w:r>
+      <w:proofErr w:type="spellStart"/>
+      <w:r>
+        <w:t>бранка</w:t>
+      </w:r>
+      <w:proofErr w:type="spellEnd"/>
+      <w:r>
+        <w:t xml:space="preserve"> может померещиться и не такое. Но муха никуда не делась. Она деловито ползла к кромке иллюминатора — живая, объёмная, настоящая.</w:t>
       </w:r>
     </w:p>
     <w:p>
@@ -6959,7 +7397,13 @@
         <w:t xml:space="preserve">я </w:t>
       </w:r>
       <w:r>
-        <w:t>держался на воде. Озеро густело, как клей, под воздействием света.</w:t>
+        <w:t xml:space="preserve">держался на воде. Озеро, как клей, </w:t>
+      </w:r>
+      <w:r>
+        <w:t>густело от</w:t>
+      </w:r>
+      <w:r>
+        <w:t xml:space="preserve"> света.</w:t>
       </w:r>
     </w:p>
     <w:p>
@@ -7022,7 +7466,15 @@
     <w:p>
       <w:r>
         <w:lastRenderedPageBreak/>
-        <w:t>Я что, в бранке?</w:t>
+        <w:t xml:space="preserve">Я что, в </w:t>
+      </w:r>
+      <w:proofErr w:type="spellStart"/>
+      <w:r>
+        <w:t>бранке</w:t>
+      </w:r>
+      <w:proofErr w:type="spellEnd"/>
+      <w:r>
+        <w:t>?</w:t>
       </w:r>
     </w:p>
     <w:p>
@@ -7266,7 +7718,15 @@
     </w:p>
     <w:p>
       <w:r>
-        <w:t xml:space="preserve">— Ситуация такая, — начал он. — Мы хотим провести полную диагностику корабля, слишком много сюрпризов было после выхода. А нам на этой птичке ещё обратно лететь. Я понимаю, — он отхлебнул остывшего, судя по виду, кофе и поморщился, — после долгого бранка всем хочется отдыха, но </w:t>
+        <w:t xml:space="preserve">— Ситуация такая, — начал он. — Мы хотим провести полную диагностику корабля, слишком много сюрпризов было после выхода. А нам на этой птичке ещё обратно лететь. Я понимаю, — он отхлебнул остывшего, судя по виду, кофе и поморщился, — после долгого </w:t>
+      </w:r>
+      <w:proofErr w:type="spellStart"/>
+      <w:r>
+        <w:t>бранка</w:t>
+      </w:r>
+      <w:proofErr w:type="spellEnd"/>
+      <w:r>
+        <w:t xml:space="preserve"> всем хочется отдыха, но </w:t>
       </w:r>
       <w:r>
         <w:t>нам пока</w:t>
@@ -7338,7 +7798,15 @@
         <w:t>А в</w:t>
       </w:r>
       <w:r>
-        <w:t xml:space="preserve">ся электронка </w:t>
+        <w:t xml:space="preserve">ся </w:t>
+      </w:r>
+      <w:proofErr w:type="spellStart"/>
+      <w:r>
+        <w:t>электронка</w:t>
+      </w:r>
+      <w:proofErr w:type="spellEnd"/>
+      <w:r>
+        <w:t xml:space="preserve"> </w:t>
       </w:r>
       <w:r>
         <w:t>так-то</w:t>
@@ -7918,7 +8386,15 @@
     </w:p>
     <w:p>
       <w:r>
-        <w:t>В коридоре на втором уровне стали появляться обитатели станции. Я даже увидел Мицюкина из службы безопасности и кивнул ему, получив в ответ настороженный взгляд.</w:t>
+        <w:t xml:space="preserve">В коридоре на втором уровне стали появляться обитатели станции. Я даже увидел </w:t>
+      </w:r>
+      <w:proofErr w:type="spellStart"/>
+      <w:r>
+        <w:t>Мицюкина</w:t>
+      </w:r>
+      <w:proofErr w:type="spellEnd"/>
+      <w:r>
+        <w:t xml:space="preserve"> из службы безопасности и кивнул ему, получив в ответ настороженный взгляд.</w:t>
       </w:r>
     </w:p>
     <w:p>
@@ -8855,7 +9331,15 @@
     </w:p>
     <w:p>
       <w:r>
-        <w:t>— Я, помню, когда прилетела, дали недели три, чтобы в себя прийти. Гуляли по станции, аэробикой занимались, пили витаминные коктейли. А вы вообще без продыха. Выглядишь ты не очень. В обморок не хлопнешься? Уверен, что хочешь гулять?</w:t>
+        <w:t xml:space="preserve">— Я, помню, когда прилетела, дали недели три, чтобы в себя прийти. Гуляли по станции, аэробикой занимались, пили витаминные коктейли. А вы вообще без </w:t>
+      </w:r>
+      <w:proofErr w:type="spellStart"/>
+      <w:r>
+        <w:t>продыха</w:t>
+      </w:r>
+      <w:proofErr w:type="spellEnd"/>
+      <w:r>
+        <w:t>. Выглядишь ты не очень. В обморок не хлопнешься? Уверен, что хочешь гулять?</w:t>
       </w:r>
     </w:p>
     <w:p>
@@ -9306,7 +9790,15 @@
     </w:p>
     <w:p>
       <w:r>
-        <w:t>— Здесь гравитонные камеры так работают. Сбой</w:t>
+        <w:t xml:space="preserve">— Здесь </w:t>
+      </w:r>
+      <w:proofErr w:type="spellStart"/>
+      <w:r>
+        <w:t>гравитонные</w:t>
+      </w:r>
+      <w:proofErr w:type="spellEnd"/>
+      <w:r>
+        <w:t xml:space="preserve"> камеры так работают. Сбой</w:t>
       </w:r>
       <w:r>
         <w:t xml:space="preserve"> такой</w:t>
@@ -9875,8 +10367,13 @@
       </w:r>
     </w:p>
     <w:p>
-      <w:r>
-        <w:t>Стальск я не любил. Вернее, ненавидел — глубинной, искренней, неприкрытой ненавистью, на</w:t>
+      <w:proofErr w:type="spellStart"/>
+      <w:r>
+        <w:t>Стальск</w:t>
+      </w:r>
+      <w:proofErr w:type="spellEnd"/>
+      <w:r>
+        <w:t xml:space="preserve"> я не любил. Вернее, ненавидел — глубинной, искренней, неприкрытой ненавистью, на</w:t>
       </w:r>
       <w:r>
         <w:t xml:space="preserve"> какую</w:t>
@@ -10005,8 +10502,21 @@
       </w:r>
     </w:p>
     <w:p>
-      <w:r>
-        <w:t>Стальск изначально проектировался не для людей, а для роботов, которые, как заведённые, работают по расписанию, едят по расписанию, спят по расписанию, умирают по расписанию — и не тратят время на бесполезные занятия, вроде прогулок в парке или отдыха на пляже. Единственный пруд, маленький и мелкий, как лужа, бороздили по концентрическим траекториям потрёпанные механические утки. О плавании я долгое время знал лишь понаслышке — из книжек или из тех же передач по телевизору, который регулярно, в соответствии с напечатанной в газете программой вещания, червоточил треском и помехами.</w:t>
+      <w:proofErr w:type="spellStart"/>
+      <w:r>
+        <w:t>Стальск</w:t>
+      </w:r>
+      <w:proofErr w:type="spellEnd"/>
+      <w:r>
+        <w:t xml:space="preserve"> изначально проектировался не для людей, а для роботов, которые, как заведённые, работают по расписанию, едят по расписанию, спят по расписанию, умирают по расписанию — и не тратят время на бесполезные занятия, вроде прогулок в парке или отдыха на пляже. Единственный пруд, маленький и мелкий, как лужа, бороздили по концентрическим траекториям потрёпанные механические утки. О плавании я долгое время знал лишь понаслышке — из книжек или из тех же передач по телевизору, который регулярно, в соответствии с напечатанной в газете программой вещания, </w:t>
+      </w:r>
+      <w:proofErr w:type="spellStart"/>
+      <w:r>
+        <w:t>червоточил</w:t>
+      </w:r>
+      <w:proofErr w:type="spellEnd"/>
+      <w:r>
+        <w:t xml:space="preserve"> треском и помехами.</w:t>
       </w:r>
     </w:p>
     <w:p>
@@ -10868,8 +11378,13 @@
         <w:t>обитатели</w:t>
       </w:r>
       <w:r>
-        <w:t xml:space="preserve"> — беспризорные пациенты после коматоза</w:t>
-      </w:r>
+        <w:t xml:space="preserve"> — беспризорные пациенты после </w:t>
+      </w:r>
+      <w:proofErr w:type="spellStart"/>
+      <w:r>
+        <w:t>коматоза</w:t>
+      </w:r>
+      <w:proofErr w:type="spellEnd"/>
       <w:r>
         <w:t xml:space="preserve">, </w:t>
       </w:r>
@@ -11572,7 +12087,15 @@
     </w:p>
     <w:p>
       <w:r>
-        <w:t>Нуболиды потихоньку приходили в себя после бранка. Из алой массы на дне камеры потянулись к потолку робкие ростки.</w:t>
+        <w:t xml:space="preserve">Нуболиды потихоньку приходили в себя после </w:t>
+      </w:r>
+      <w:proofErr w:type="spellStart"/>
+      <w:r>
+        <w:t>бранка</w:t>
+      </w:r>
+      <w:proofErr w:type="spellEnd"/>
+      <w:r>
+        <w:t>. Из алой массы на дне камеры потянулись к потолку робкие ростки.</w:t>
       </w:r>
     </w:p>
     <w:p>
@@ -11657,7 +12180,15 @@
     </w:p>
     <w:p>
       <w:r>
-        <w:t>— К сожалению, мы до сих пор знаем о нуболидах не так много, — вздохнул Марутян. —</w:t>
+        <w:t xml:space="preserve">— К сожалению, мы до сих пор знаем о </w:t>
+      </w:r>
+      <w:proofErr w:type="spellStart"/>
+      <w:r>
+        <w:t>нуболидах</w:t>
+      </w:r>
+      <w:proofErr w:type="spellEnd"/>
+      <w:r>
+        <w:t xml:space="preserve"> не так много, — вздохнул Марутян. —</w:t>
       </w:r>
       <w:r>
         <w:t xml:space="preserve"> </w:t>
@@ -11893,7 +12424,15 @@
         <w:t>у игрушечного болванчика</w:t>
       </w:r>
       <w:r>
-        <w:t>. — Я ровным счётом ничего не чувствую! А вы, если захотите, то, конечно, почувствуете. Самовнушение — великая сила! Я же опираюсь на факты. Нет в нуболидах никакой магии, и камера содержания их полностью изолирует.</w:t>
+        <w:t xml:space="preserve">. — Я ровным счётом ничего не чувствую! А вы, если захотите, то, конечно, почувствуете. Самовнушение — великая сила! Я же опираюсь на факты. Нет в </w:t>
+      </w:r>
+      <w:proofErr w:type="spellStart"/>
+      <w:r>
+        <w:t>нуболидах</w:t>
+      </w:r>
+      <w:proofErr w:type="spellEnd"/>
+      <w:r>
+        <w:t xml:space="preserve"> никакой магии, и камера содержания их полностью изолирует.</w:t>
       </w:r>
     </w:p>
     <w:p>
@@ -12362,7 +12901,15 @@
     </w:p>
     <w:p>
       <w:r>
-        <w:t>— Сергей Акимов, — сказал я. — Это же отец Веры из химлаба?</w:t>
+        <w:t xml:space="preserve">— Сергей Акимов, — сказал я. — Это же отец Веры из </w:t>
+      </w:r>
+      <w:proofErr w:type="spellStart"/>
+      <w:r>
+        <w:t>химлаба</w:t>
+      </w:r>
+      <w:proofErr w:type="spellEnd"/>
+      <w:r>
+        <w:t>?</w:t>
       </w:r>
     </w:p>
     <w:p>
@@ -12508,9 +13055,11 @@
       <w:r>
         <w:t xml:space="preserve">Марутян продолжал рассуждать о </w:t>
       </w:r>
+      <w:proofErr w:type="spellStart"/>
       <w:r>
         <w:t>нуболидах</w:t>
       </w:r>
+      <w:proofErr w:type="spellEnd"/>
       <w:r>
         <w:t xml:space="preserve">, собирая пальцами складки на лбу, </w:t>
       </w:r>
@@ -12659,7 +13208,15 @@
     </w:p>
     <w:p>
       <w:r>
-        <w:t>— Да, — хмыкнул Майоров. — Неплохое шоу, и зверушки дрессированные. Команду «бранк» даже выучили.</w:t>
+        <w:t>— Да, — хмыкнул Майоров. — Неплохое шоу, и зверушки дрессированные. Команду «</w:t>
+      </w:r>
+      <w:proofErr w:type="spellStart"/>
+      <w:r>
+        <w:t>бранк</w:t>
+      </w:r>
+      <w:proofErr w:type="spellEnd"/>
+      <w:r>
+        <w:t>» даже выучили.</w:t>
       </w:r>
     </w:p>
     <w:p>
@@ -12980,8 +13537,13 @@
     </w:p>
     <w:p>
       <w:r>
-        <w:t>В конце дня Марутян решил провести ещё один эксперимент с нуболидами</w:t>
-      </w:r>
+        <w:t xml:space="preserve">В конце дня Марутян решил провести ещё один эксперимент с </w:t>
+      </w:r>
+      <w:proofErr w:type="spellStart"/>
+      <w:r>
+        <w:t>нуболидами</w:t>
+      </w:r>
+      <w:proofErr w:type="spellEnd"/>
       <w:r>
         <w:t>.</w:t>
       </w:r>
@@ -13192,7 +13754,13 @@
     </w:p>
     <w:p>
       <w:r>
-        <w:t>Облака закрутились в вихре. На меня укоризненно взирал тёмный глаз, огромная чёрная кальдера, окружённая пепельными разводами. Вся поверхность планеты исказилась под воздействием бури.</w:t>
+        <w:t xml:space="preserve">Облака закрутились в вихре. На меня укоризненно взирал тёмный глаз, огромная чёрная кальдера, окружённая пепельными разводами. Вся поверхность планеты исказилась </w:t>
+      </w:r>
+      <w:r>
+        <w:t>от</w:t>
+      </w:r>
+      <w:r>
+        <w:t xml:space="preserve"> бури.</w:t>
       </w:r>
     </w:p>
     <w:p>
@@ -13304,7 +13872,15 @@
         <w:t>, к счастью,</w:t>
       </w:r>
       <w:r>
-        <w:t xml:space="preserve"> вспомнил о сбоях в гравитонной камере.</w:t>
+        <w:t xml:space="preserve"> вспомнил о сбоях в </w:t>
+      </w:r>
+      <w:proofErr w:type="spellStart"/>
+      <w:r>
+        <w:t>гравитонной</w:t>
+      </w:r>
+      <w:proofErr w:type="spellEnd"/>
+      <w:r>
+        <w:t xml:space="preserve"> камере.</w:t>
       </w:r>
     </w:p>
     <w:p>
@@ -13439,7 +14015,15 @@
     </w:p>
     <w:p>
       <w:r>
-        <w:t>— Ну так, — лениво отозвалась Вера, — полистываю. Вы же нам это зачем-то привозите. Может, там что-то важное произошло на Земле, пока меня не было. Коммунизм, например, построили.</w:t>
+        <w:t xml:space="preserve">— Ну так, — лениво отозвалась Вера, — </w:t>
+      </w:r>
+      <w:proofErr w:type="spellStart"/>
+      <w:r>
+        <w:t>полистываю</w:t>
+      </w:r>
+      <w:proofErr w:type="spellEnd"/>
+      <w:r>
+        <w:t>. Вы же нам это зачем-то привозите. Может, там что-то важное произошло на Земле, пока меня не было. Коммунизм, например, построили.</w:t>
       </w:r>
     </w:p>
     <w:p>
@@ -13954,8 +14538,13 @@
         <w:t>словно</w:t>
       </w:r>
       <w:r>
-        <w:t xml:space="preserve"> из бранка</w:t>
-      </w:r>
+        <w:t xml:space="preserve"> из </w:t>
+      </w:r>
+      <w:proofErr w:type="spellStart"/>
+      <w:r>
+        <w:t>бранка</w:t>
+      </w:r>
+      <w:proofErr w:type="spellEnd"/>
       <w:r>
         <w:t>.</w:t>
       </w:r>
@@ -13994,7 +14583,15 @@
         <w:t>бил</w:t>
       </w:r>
       <w:r>
-        <w:t xml:space="preserve"> сквозь веки. На языке тихо таял солоноватый привкус крови — я раскусал во сне губу. В уши врезался яростный трезвон сигнала к побудке.</w:t>
+        <w:t xml:space="preserve"> сквозь веки. На языке тихо таял солоноватый привкус крови — я </w:t>
+      </w:r>
+      <w:proofErr w:type="spellStart"/>
+      <w:r>
+        <w:t>раскусал</w:t>
+      </w:r>
+      <w:proofErr w:type="spellEnd"/>
+      <w:r>
+        <w:t xml:space="preserve"> во сне губу. В уши врезался яростный трезвон сигнала к побудке.</w:t>
       </w:r>
     </w:p>
     <w:p>
@@ -14158,7 +14755,15 @@
     </w:p>
     <w:p>
       <w:r>
-        <w:t xml:space="preserve">Я закрыл глаза и несколько раз медленно вздохнул. У космонавтов после долгого бранка часто случаются галлюцинации. Недели </w:t>
+        <w:t xml:space="preserve">Я закрыл глаза и несколько раз медленно вздохнул. У космонавтов после долгого </w:t>
+      </w:r>
+      <w:proofErr w:type="spellStart"/>
+      <w:r>
+        <w:t>бранка</w:t>
+      </w:r>
+      <w:proofErr w:type="spellEnd"/>
+      <w:r>
+        <w:t xml:space="preserve"> часто случаются галлюцинации. Недели </w:t>
       </w:r>
       <w:r>
         <w:t>постоянных</w:t>
@@ -14932,7 +15537,15 @@
     </w:p>
     <w:p>
       <w:r>
-        <w:t>— Сергей Владимирович, — пробормотал я, — со мной всё в порядке. Я готов ответить на все вопросы, — и тут же спросил сам: — Что с Марутяном? Он жив?</w:t>
+        <w:t xml:space="preserve">— Сергей Владимирович, — пробормотал я, — со мной всё в порядке. Я готов ответить на все вопросы, — и тут же спросил сам: — Что с </w:t>
+      </w:r>
+      <w:proofErr w:type="spellStart"/>
+      <w:r>
+        <w:t>Марутяном</w:t>
+      </w:r>
+      <w:proofErr w:type="spellEnd"/>
+      <w:r>
+        <w:t>? Он жив?</w:t>
       </w:r>
     </w:p>
     <w:p>
@@ -14960,7 +15573,15 @@
     </w:p>
     <w:p>
       <w:r>
-        <w:t>— Константин Игоревич, — Лысанов показал Мицюкину завёрнутую в целлофан ручку, — без экспертизы я, конечно, судить не берусь, но похоже, что это и есть орудие убийства.</w:t>
+        <w:t xml:space="preserve">— Константин Игоревич, — Лысанов показал </w:t>
+      </w:r>
+      <w:proofErr w:type="spellStart"/>
+      <w:r>
+        <w:t>Мицюкину</w:t>
+      </w:r>
+      <w:proofErr w:type="spellEnd"/>
+      <w:r>
+        <w:t xml:space="preserve"> завёрнутую в целлофан ручку, — без экспертизы я, конечно, судить не берусь, но похоже, что это и есть орудие убийства.</w:t>
       </w:r>
     </w:p>
     <w:p>
@@ -15057,7 +15678,15 @@
     </w:p>
     <w:p>
       <w:r>
-        <w:t>— Значит, — Лысанов ещё раз показал Мицюкину ручку, — орудие убийства было у Марутяна.</w:t>
+        <w:t xml:space="preserve">— Значит, — Лысанов ещё раз показал </w:t>
+      </w:r>
+      <w:proofErr w:type="spellStart"/>
+      <w:r>
+        <w:t>Мицюкину</w:t>
+      </w:r>
+      <w:proofErr w:type="spellEnd"/>
+      <w:r>
+        <w:t xml:space="preserve"> ручку, — орудие убийства было у Марутяна.</w:t>
       </w:r>
     </w:p>
     <w:p>
@@ -15078,7 +15707,15 @@
     </w:p>
     <w:p>
       <w:r>
-        <w:t>— Перекройте здесь всё, — раздался за спиной голос Мицюкина, — и кровь у обоих на анализ. Будем разбираться.</w:t>
+        <w:t xml:space="preserve">— Перекройте здесь всё, — раздался за спиной голос </w:t>
+      </w:r>
+      <w:proofErr w:type="spellStart"/>
+      <w:r>
+        <w:t>Мицюкина</w:t>
+      </w:r>
+      <w:proofErr w:type="spellEnd"/>
+      <w:r>
+        <w:t>, — и кровь у обоих на анализ. Будем разбираться.</w:t>
       </w:r>
     </w:p>
     <w:p>
@@ -15263,7 +15900,15 @@
     </w:p>
     <w:p>
       <w:r>
-        <w:t>— Болит, — признался я. — Но она уже несколько дней болит. Я думал, это последствия бранка.</w:t>
+        <w:t xml:space="preserve">— Болит, — признался я. — Но она уже несколько дней болит. Я думал, это последствия </w:t>
+      </w:r>
+      <w:proofErr w:type="spellStart"/>
+      <w:r>
+        <w:t>бранка</w:t>
+      </w:r>
+      <w:proofErr w:type="spellEnd"/>
+      <w:r>
+        <w:t>.</w:t>
       </w:r>
     </w:p>
     <w:p>
@@ -15834,7 +16479,15 @@
         <w:t>требовало</w:t>
       </w:r>
       <w:r>
-        <w:t xml:space="preserve"> ленивой невесомости бранка.</w:t>
+        <w:t xml:space="preserve"> ленивой невесомости </w:t>
+      </w:r>
+      <w:proofErr w:type="spellStart"/>
+      <w:r>
+        <w:t>бранка</w:t>
+      </w:r>
+      <w:proofErr w:type="spellEnd"/>
+      <w:r>
+        <w:t>.</w:t>
       </w:r>
     </w:p>
     <w:p>
@@ -16177,7 +16830,15 @@
     </w:p>
     <w:p>
       <w:r>
-        <w:t xml:space="preserve">— Качкой? — смутился Алексин. — Тоже скажешь! — Он перевернул мыском расколовшийся корпус диспенсера и покачал головой. — Это сбои такие в гравитонных камерах. Говорят, они тут с самого первого дня. Ошибок в логах нет, никак починить не можем. Достаёт страшно. — Он потёр грудь </w:t>
+        <w:t xml:space="preserve">— Качкой? — смутился Алексин. — Тоже скажешь! — Он перевернул мыском расколовшийся корпус диспенсера и покачал головой. — Это сбои такие в </w:t>
+      </w:r>
+      <w:proofErr w:type="spellStart"/>
+      <w:r>
+        <w:t>гравитонных</w:t>
+      </w:r>
+      <w:proofErr w:type="spellEnd"/>
+      <w:r>
+        <w:t xml:space="preserve"> камерах. Говорят, они тут с самого первого дня. Ошибок в логах нет, никак починить не можем. Достаёт страшно. — Он потёр грудь </w:t>
       </w:r>
       <w:r>
         <w:t>ладонью</w:t>
@@ -16299,7 +16960,15 @@
         <w:t xml:space="preserve">но </w:t>
       </w:r>
       <w:r>
-        <w:t>объём поменьше. Хотя смысл, если диспенсер такой же? — Алексин задумчиво пожевал губы. — Думаешь, их траванул кто-то?</w:t>
+        <w:t xml:space="preserve">объём поменьше. Хотя смысл, если диспенсер такой же? — Алексин задумчиво пожевал губы. — Думаешь, их </w:t>
+      </w:r>
+      <w:proofErr w:type="spellStart"/>
+      <w:r>
+        <w:t>траванул</w:t>
+      </w:r>
+      <w:proofErr w:type="spellEnd"/>
+      <w:r>
+        <w:t xml:space="preserve"> кто-то?</w:t>
       </w:r>
     </w:p>
     <w:p>
@@ -16694,7 +17363,15 @@
         <w:t>должно</w:t>
       </w:r>
       <w:r>
-        <w:t xml:space="preserve">. Все договорённости у меня были с Марутяном. И ситуация была другая, если ты не заметил. Сейчас </w:t>
+        <w:t xml:space="preserve">. Все договорённости у меня были с </w:t>
+      </w:r>
+      <w:proofErr w:type="spellStart"/>
+      <w:r>
+        <w:t>Марутяном</w:t>
+      </w:r>
+      <w:proofErr w:type="spellEnd"/>
+      <w:r>
+        <w:t xml:space="preserve">. И ситуация была другая, если ты не заметил. Сейчас </w:t>
       </w:r>
       <w:r>
         <w:t xml:space="preserve">вся </w:t>
@@ -16711,8 +17388,13 @@
     </w:p>
     <w:p>
       <w:r>
-        <w:t>— Хорошо. — Я подумал, что вряд ли буду скучать по нуболидам</w:t>
-      </w:r>
+        <w:t xml:space="preserve">— Хорошо. — Я подумал, что вряд ли буду скучать по </w:t>
+      </w:r>
+      <w:proofErr w:type="spellStart"/>
+      <w:r>
+        <w:t>нуболидам</w:t>
+      </w:r>
+      <w:proofErr w:type="spellEnd"/>
       <w:r>
         <w:t xml:space="preserve"> с их бешеными плясками под дымовой завесой.</w:t>
       </w:r>
@@ -16794,7 +17476,15 @@
     </w:p>
     <w:p>
       <w:r>
-        <w:t>— Медики так-то с нами не шибко охотнее Мицюкина общаются, — сказал Керман.</w:t>
+        <w:t xml:space="preserve">— Медики так-то с нами не шибко охотнее </w:t>
+      </w:r>
+      <w:proofErr w:type="spellStart"/>
+      <w:r>
+        <w:t>Мицюкина</w:t>
+      </w:r>
+      <w:proofErr w:type="spellEnd"/>
+      <w:r>
+        <w:t xml:space="preserve"> общаются, — сказал Керман.</w:t>
       </w:r>
     </w:p>
     <w:p>
@@ -16895,7 +17585,15 @@
     <w:p>
       <w:r>
         <w:lastRenderedPageBreak/>
-        <w:t>— Я себя плохо чувствовал, — сказал я. — Тяжело прихожу в себя после бранка.</w:t>
+        <w:t xml:space="preserve">— Я себя плохо чувствовал, — сказал я. — Тяжело прихожу в себя после </w:t>
+      </w:r>
+      <w:proofErr w:type="spellStart"/>
+      <w:r>
+        <w:t>бранка</w:t>
+      </w:r>
+      <w:proofErr w:type="spellEnd"/>
+      <w:r>
+        <w:t>.</w:t>
       </w:r>
     </w:p>
     <w:p>
@@ -17256,7 +17954,15 @@
     </w:p>
     <w:p>
       <w:r>
-        <w:t>Слышались голоса, шипели и клацали двери. Рядом с лифтом я едва не столкнулся с Мицюкиным, рассеянным и потерянным, как бы выброшенным из привычной колеи. Мицюкин ухватился за меня взглядом, но ничего не сказал и молча прошёл мимо.</w:t>
+        <w:t xml:space="preserve">Слышались голоса, шипели и клацали двери. Рядом с лифтом я едва не столкнулся с </w:t>
+      </w:r>
+      <w:proofErr w:type="spellStart"/>
+      <w:r>
+        <w:t>Мицюкиным</w:t>
+      </w:r>
+      <w:proofErr w:type="spellEnd"/>
+      <w:r>
+        <w:t>, рассеянным и потерянным, как бы выброшенным из привычной колеи. Мицюкин ухватился за меня взглядом, но ничего не сказал и молча прошёл мимо.</w:t>
       </w:r>
     </w:p>
     <w:p>
@@ -17756,7 +18462,15 @@
     </w:p>
     <w:p>
       <w:r>
-        <w:t>— И вы её никому не показывали? Надо было отдать записку Мицюкину, он ведёт расследование и…</w:t>
+        <w:t xml:space="preserve">— И вы её никому не показывали? Надо было отдать записку </w:t>
+      </w:r>
+      <w:proofErr w:type="spellStart"/>
+      <w:r>
+        <w:t>Мицюкину</w:t>
+      </w:r>
+      <w:proofErr w:type="spellEnd"/>
+      <w:r>
+        <w:t>, он ведёт расследование и…</w:t>
       </w:r>
     </w:p>
     <w:p>
@@ -18071,7 +18785,23 @@
     </w:p>
     <w:p>
       <w:r>
-        <w:t>— «Минск» знаю. — Мерцель поёжилась и провела по плечу ладонью, смахивая невидимое насекомое. — «Минск» все знают. Кто же не знает «Минск»? Правильно, его все знают. Ты не переживай, Олег! Будет ещё шанс сделать снимок на память. Красивый яркий снимок на память. Правильно я говорю? «Минск» — корабль новый, вовсю ещё летает. Это вот «Мурманск» давно списали. Он и тогда уже был старой развалиной. — Уголки губ у Мерцель задрожали. — Помню, сбои были в гравитонной камере. — Мерцель провела по лицу ладонью и вдруг стёрла всякое выражение — скорбь, усталость, печаль. Осталась бледная белая маска. — Сбои в гравитонной камере. Правильно, да? Это вот когда идёшь ты по коридору, не трогаешь никого, а тебя на стены швыряет. Или на потолок.</w:t>
+        <w:t xml:space="preserve">— «Минск» знаю. — Мерцель поёжилась и провела по плечу ладонью, смахивая невидимое насекомое. — «Минск» все знают. Кто же не знает «Минск»? Правильно, его все знают. Ты не переживай, Олег! Будет ещё шанс сделать снимок на память. Красивый яркий снимок на память. Правильно я говорю? «Минск» — корабль новый, вовсю ещё летает. Это вот «Мурманск» давно списали. Он и тогда уже был старой развалиной. — Уголки губ у Мерцель задрожали. — Помню, сбои были в </w:t>
+      </w:r>
+      <w:proofErr w:type="spellStart"/>
+      <w:r>
+        <w:t>гравитонной</w:t>
+      </w:r>
+      <w:proofErr w:type="spellEnd"/>
+      <w:r>
+        <w:t xml:space="preserve"> камере. — Мерцель провела по лицу ладонью и вдруг стёрла всякое выражение — скорбь, усталость, печаль. Осталась бледная белая маска. — Сбои в </w:t>
+      </w:r>
+      <w:proofErr w:type="spellStart"/>
+      <w:r>
+        <w:t>гравитонной</w:t>
+      </w:r>
+      <w:proofErr w:type="spellEnd"/>
+      <w:r>
+        <w:t xml:space="preserve"> камере. Правильно, да? Это вот когда идёшь ты по коридору, не трогаешь никого, а тебя на стены швыряет. Или на потолок.</w:t>
       </w:r>
     </w:p>
     <w:p>
@@ -18252,7 +18982,13 @@
     </w:p>
     <w:p>
       <w:r>
-        <w:t>— Мне не до нуболидов, — сказал я. — Столько всего произошло, что сейчас не до этого.</w:t>
+        <w:t xml:space="preserve">— Мне не до нуболидов, — сказал я. — Столько всего произошло, </w:t>
+      </w:r>
+      <w:r>
+        <w:t>сил нет о них думать</w:t>
+      </w:r>
+      <w:r>
+        <w:t>.</w:t>
       </w:r>
     </w:p>
     <w:p>
@@ -18567,7 +19303,15 @@
         <w:t>,</w:t>
       </w:r>
       <w:r>
-        <w:t xml:space="preserve"> когда моложе была, вообще ничего не боялась. Все вокруг боялись чего-то, боялись того, что будет завтра, того, что было вчера. Боялись пустоты, темноты, расстояний. Боялись балка, бреда, политкора, яркого света. А я не боялась. Правильно я говорю, Олег?</w:t>
+        <w:t xml:space="preserve"> когда моложе была, вообще ничего не боялась. Все вокруг боялись чего-то, боялись того, что будет завтра, того, что было вчера. Боялись пустоты, темноты, расстояний. Боялись балка, бреда, </w:t>
+      </w:r>
+      <w:proofErr w:type="spellStart"/>
+      <w:r>
+        <w:t>политкора</w:t>
+      </w:r>
+      <w:proofErr w:type="spellEnd"/>
+      <w:r>
+        <w:t>, яркого света. А я не боялась. Правильно я говорю, Олег?</w:t>
       </w:r>
     </w:p>
     <w:p>
@@ -19049,7 +19793,15 @@
         <w:t xml:space="preserve">мы </w:t>
       </w:r>
       <w:r>
-        <w:t>как-нибудь ещё поговорим о нуболидах. Времени у нас много.</w:t>
+        <w:t xml:space="preserve">как-нибудь ещё поговорим о </w:t>
+      </w:r>
+      <w:proofErr w:type="spellStart"/>
+      <w:r>
+        <w:t>нуболидах</w:t>
+      </w:r>
+      <w:proofErr w:type="spellEnd"/>
+      <w:r>
+        <w:t>. Времени у нас много.</w:t>
       </w:r>
     </w:p>
     <w:p>
@@ -19286,7 +20038,15 @@
         <w:t>В</w:t>
       </w:r>
       <w:r>
-        <w:t xml:space="preserve">ижу кошмар, как в бранке, только вместо </w:t>
+        <w:t xml:space="preserve">ижу кошмар, как в </w:t>
+      </w:r>
+      <w:proofErr w:type="spellStart"/>
+      <w:r>
+        <w:t>бранке</w:t>
+      </w:r>
+      <w:proofErr w:type="spellEnd"/>
+      <w:r>
+        <w:t xml:space="preserve">, только вместо </w:t>
       </w:r>
       <w:r>
         <w:t>фрактального озера</w:t>
@@ -19919,7 +20679,15 @@
     </w:p>
     <w:p>
       <w:r>
-        <w:t>Я подумал, что опять произошёл сбой в гравитонной камере.</w:t>
+        <w:t xml:space="preserve">Я подумал, что опять произошёл сбой в </w:t>
+      </w:r>
+      <w:proofErr w:type="spellStart"/>
+      <w:r>
+        <w:t>гравитонной</w:t>
+      </w:r>
+      <w:proofErr w:type="spellEnd"/>
+      <w:r>
+        <w:t xml:space="preserve"> камере.</w:t>
       </w:r>
     </w:p>
     <w:p>
@@ -20474,7 +21242,15 @@
     </w:p>
     <w:p>
       <w:r>
-        <w:t>— Я плохо помню, — сказал я. — Она просила зайти к ней, поговорить о нуболидах. А потом…</w:t>
+        <w:t xml:space="preserve">— Я плохо помню, — сказал я. — Она просила зайти к ней, поговорить о </w:t>
+      </w:r>
+      <w:proofErr w:type="spellStart"/>
+      <w:r>
+        <w:t>нуболидах</w:t>
+      </w:r>
+      <w:proofErr w:type="spellEnd"/>
+      <w:r>
+        <w:t>. А потом…</w:t>
       </w:r>
     </w:p>
     <w:p>
@@ -20598,7 +21374,15 @@
     </w:p>
     <w:p>
       <w:r>
-        <w:t>— Мерцель пригласила меня к себе, чтобы поговорить о нуболидах. Или нет. Она хотела мне что-то показать. Записку.</w:t>
+        <w:t xml:space="preserve">— Мерцель пригласила меня к себе, чтобы поговорить о </w:t>
+      </w:r>
+      <w:proofErr w:type="spellStart"/>
+      <w:r>
+        <w:t>нуболидах</w:t>
+      </w:r>
+      <w:proofErr w:type="spellEnd"/>
+      <w:r>
+        <w:t>. Или нет. Она хотела мне что-то показать. Записку.</w:t>
       </w:r>
     </w:p>
     <w:p>
@@ -20693,7 +21477,15 @@
         <w:t xml:space="preserve"> сейчас</w:t>
       </w:r>
       <w:r>
-        <w:t xml:space="preserve"> уложат на каталку и увезут, громыхая по металлическому полу восьмерящими колёсами, в пропахшую смертью операционную.</w:t>
+        <w:t xml:space="preserve"> уложат на каталку и увезут, громыхая по металлическому полу </w:t>
+      </w:r>
+      <w:proofErr w:type="spellStart"/>
+      <w:r>
+        <w:t>восьмерящими</w:t>
+      </w:r>
+      <w:proofErr w:type="spellEnd"/>
+      <w:r>
+        <w:t xml:space="preserve"> колёсами, в пропахшую смертью операционную.</w:t>
       </w:r>
     </w:p>
     <w:p>
@@ -20708,7 +21500,15 @@
     </w:p>
     <w:p>
       <w:r>
-        <w:t xml:space="preserve">Мицюкин скривился, но промолчал. Я вдруг подумал о Майорове — странно, что он ещё не ворвался в медотсек и не потребовал объяснений, тряся папкой с какими-нибудь захватанными отчётами, трассировками, </w:t>
+        <w:t xml:space="preserve">Мицюкин скривился, но промолчал. Я вдруг подумал о Майорове — странно, что он ещё не ворвался в </w:t>
+      </w:r>
+      <w:proofErr w:type="spellStart"/>
+      <w:r>
+        <w:t>медотсек</w:t>
+      </w:r>
+      <w:proofErr w:type="spellEnd"/>
+      <w:r>
+        <w:t xml:space="preserve"> и не потребовал объяснений, тряся папкой с какими-нибудь захватанными отчётами, трассировками, </w:t>
       </w:r>
       <w:r>
         <w:lastRenderedPageBreak/>
@@ -20952,7 +21752,15 @@
     </w:p>
     <w:p>
       <w:r>
-        <w:t xml:space="preserve">Я не сомневался, что увижу скрюченного от ярости Мицюкина, который вцепится в меня холодными пальцами и утащит в тайную тюрьму, но в отсек </w:t>
+        <w:t xml:space="preserve">Я не сомневался, что увижу скрюченного от ярости </w:t>
+      </w:r>
+      <w:proofErr w:type="spellStart"/>
+      <w:r>
+        <w:t>Мицюкина</w:t>
+      </w:r>
+      <w:proofErr w:type="spellEnd"/>
+      <w:r>
+        <w:t xml:space="preserve">, который вцепится в меня холодными пальцами и утащит в тайную тюрьму, но в отсек </w:t>
       </w:r>
       <w:r>
         <w:t>воровато</w:t>
@@ -21094,7 +21902,15 @@
     </w:p>
     <w:p>
       <w:r>
-        <w:t xml:space="preserve">— От дерготни Мицюкина лучше не становится. Хорошо хоть Майорова сразу положили, а то бы </w:t>
+        <w:t xml:space="preserve">— От дерготни </w:t>
+      </w:r>
+      <w:proofErr w:type="spellStart"/>
+      <w:r>
+        <w:t>Мицюкина</w:t>
+      </w:r>
+      <w:proofErr w:type="spellEnd"/>
+      <w:r>
+        <w:t xml:space="preserve"> лучше не становится. Хорошо хоть Майорова сразу положили, а то бы </w:t>
       </w:r>
       <w:r>
         <w:t xml:space="preserve">они </w:t>
@@ -21297,7 +22113,15 @@
         <w:t>обожгло</w:t>
       </w:r>
       <w:r>
-        <w:t xml:space="preserve"> металлическим холодом. Я сделал осторожный шаг, и в этот момент отсек тряхнуло — гравитонный привод опять решил поиздеваться над вестибулярным аппаратом.</w:t>
+        <w:t xml:space="preserve"> металлическим холодом. Я сделал осторожный шаг, и в этот момент отсек тряхнуло — </w:t>
+      </w:r>
+      <w:proofErr w:type="spellStart"/>
+      <w:r>
+        <w:t>гравитонный</w:t>
+      </w:r>
+      <w:proofErr w:type="spellEnd"/>
+      <w:r>
+        <w:t xml:space="preserve"> привод опять решил поиздеваться над вестибулярным аппаратом.</w:t>
       </w:r>
     </w:p>
     <w:p>
@@ -22012,7 +22836,15 @@
     </w:p>
     <w:p>
       <w:r>
-        <w:t>— В нуболидах?</w:t>
+        <w:t xml:space="preserve">— В </w:t>
+      </w:r>
+      <w:proofErr w:type="spellStart"/>
+      <w:r>
+        <w:t>нуболидах</w:t>
+      </w:r>
+      <w:proofErr w:type="spellEnd"/>
+      <w:r>
+        <w:t>?</w:t>
       </w:r>
     </w:p>
     <w:p>
@@ -22240,7 +23072,15 @@
     </w:p>
     <w:p>
       <w:r>
-        <w:t>Больше мы ни о чём не говорили. Вопросов было много, сердце взволнованно ёрзало в груди, когда я думал о токсине или нуболидах, однако нужные слова не приходили в голову.</w:t>
+        <w:t xml:space="preserve">Больше мы ни о чём не говорили. Вопросов было много, сердце взволнованно ёрзало в груди, когда я думал о токсине или </w:t>
+      </w:r>
+      <w:proofErr w:type="spellStart"/>
+      <w:r>
+        <w:t>нуболидах</w:t>
+      </w:r>
+      <w:proofErr w:type="spellEnd"/>
+      <w:r>
+        <w:t>, однако нужные слова не приходили в голову.</w:t>
       </w:r>
     </w:p>
     <w:p>
@@ -22668,7 +23508,15 @@
     </w:p>
     <w:p>
       <w:r>
-        <w:t>— Родители есть, — сказал я, — но я их редко последнее время навещаю. Нехорошо это, конечно. Надо будет обязательно съездить в Стальск, когда вернусь. Если вернусь, — добавил я.</w:t>
+        <w:t xml:space="preserve">— Родители есть, — сказал я, — но я их редко последнее время навещаю. Нехорошо это, конечно. Надо будет обязательно съездить в </w:t>
+      </w:r>
+      <w:proofErr w:type="spellStart"/>
+      <w:r>
+        <w:t>Стальск</w:t>
+      </w:r>
+      <w:proofErr w:type="spellEnd"/>
+      <w:r>
+        <w:t>, когда вернусь. Если вернусь, — добавил я.</w:t>
       </w:r>
     </w:p>
     <w:p>
@@ -22683,7 +23531,15 @@
     </w:p>
     <w:p>
       <w:r>
-        <w:t xml:space="preserve">— Стальск… </w:t>
+        <w:t xml:space="preserve">— </w:t>
+      </w:r>
+      <w:proofErr w:type="spellStart"/>
+      <w:r>
+        <w:t>Стальск</w:t>
+      </w:r>
+      <w:proofErr w:type="spellEnd"/>
+      <w:r>
+        <w:t xml:space="preserve">… </w:t>
       </w:r>
       <w:r>
         <w:t xml:space="preserve">— проговорила Вера. — </w:t>
@@ -22694,7 +23550,15 @@
     </w:p>
     <w:p>
       <w:r>
-        <w:t xml:space="preserve">— Вряд ли, — сказал я. — Их много, Стальсков этих. Мой — </w:t>
+        <w:t xml:space="preserve">— Вряд ли, — сказал я. — Их много, </w:t>
+      </w:r>
+      <w:proofErr w:type="spellStart"/>
+      <w:r>
+        <w:t>Стальсков</w:t>
+      </w:r>
+      <w:proofErr w:type="spellEnd"/>
+      <w:r>
+        <w:t xml:space="preserve"> этих. Мой — </w:t>
       </w:r>
       <w:r>
         <w:t>восьмой</w:t>
@@ -23246,7 +24110,15 @@
     </w:p>
     <w:p>
       <w:r>
-        <w:t>Внутри меня что-то забурлило. Всё вокруг — синий глаз иллюминатора, затянутые тенью стены, потолок и маленькая фотография у кровати — закачалось в такт возбуждённому дыханию. Я сорвал с неё блузку. Заклацали по полу, как россыпь жемчужинок, вылетевшие пуговицы — и рассеянно разбежались по сторонам.</w:t>
+        <w:t xml:space="preserve">Внутри меня что-то забурлило. Всё вокруг — синий глаз иллюминатора, затянутые тенью стены, потолок и маленькая фотография у кровати — закачалось в такт возбуждённому дыханию. Я сорвал с неё блузку. </w:t>
+      </w:r>
+      <w:proofErr w:type="spellStart"/>
+      <w:r>
+        <w:t>Заклацали</w:t>
+      </w:r>
+      <w:proofErr w:type="spellEnd"/>
+      <w:r>
+        <w:t xml:space="preserve"> по полу, как россыпь жемчужинок, вылетевшие пуговицы — и рассеянно разбежались по сторонам.</w:t>
       </w:r>
     </w:p>
     <w:p>
@@ -23254,6 +24126,7 @@
         <w:lastRenderedPageBreak/>
         <w:t xml:space="preserve">— От тебя пахнет кровью и фурацилином. — Вера слегка отодвинулась, откинула голову и посмотрела сквозь прищуренные веки, едва заметно улыбаясь. — А ещё </w:t>
       </w:r>
+      <w:proofErr w:type="spellStart"/>
       <w:r>
         <w:t>по</w:t>
       </w:r>
@@ -23263,6 +24136,7 @@
       <w:r>
         <w:t>том</w:t>
       </w:r>
+      <w:proofErr w:type="spellEnd"/>
       <w:r>
         <w:t>.</w:t>
       </w:r>
@@ -23338,7 +24212,15 @@
     </w:p>
     <w:p>
       <w:r>
-        <w:t>Первый полёт в космос. Первый бранк. Первый сон во время перехода. Знакомство с ней.</w:t>
+        <w:t xml:space="preserve">Первый полёт в космос. Первый </w:t>
+      </w:r>
+      <w:proofErr w:type="spellStart"/>
+      <w:r>
+        <w:t>бранк</w:t>
+      </w:r>
+      <w:proofErr w:type="spellEnd"/>
+      <w:r>
+        <w:t>. Первый сон во время перехода. Знакомство с ней.</w:t>
       </w:r>
     </w:p>
     <w:p>
@@ -23407,8 +24289,13 @@
       </w:r>
     </w:p>
     <w:p>
-      <w:r>
-        <w:t>Пшикнул диспенсер, зажурчала в кружке вода.</w:t>
+      <w:proofErr w:type="spellStart"/>
+      <w:r>
+        <w:t>Пшикнул</w:t>
+      </w:r>
+      <w:proofErr w:type="spellEnd"/>
+      <w:r>
+        <w:t xml:space="preserve"> диспенсер, зажурчала в кружке вода.</w:t>
       </w:r>
     </w:p>
     <w:p>
@@ -23683,7 +24570,15 @@
         <w:t xml:space="preserve">Какая разница, сколько лет изучаем? </w:t>
       </w:r>
       <w:r>
-        <w:t>Я вообще в химлабе сижу, откуда мне знать?</w:t>
+        <w:t xml:space="preserve">Я вообще в </w:t>
+      </w:r>
+      <w:proofErr w:type="spellStart"/>
+      <w:r>
+        <w:t>химлабе</w:t>
+      </w:r>
+      <w:proofErr w:type="spellEnd"/>
+      <w:r>
+        <w:t xml:space="preserve"> сижу, откуда мне знать?</w:t>
       </w:r>
     </w:p>
     <w:p>
@@ -23763,7 +24658,15 @@
     </w:p>
     <w:p>
       <w:r>
-        <w:t>Сбой в гравитонной камере?</w:t>
+        <w:t xml:space="preserve">Сбой в </w:t>
+      </w:r>
+      <w:proofErr w:type="spellStart"/>
+      <w:r>
+        <w:t>гравитонной</w:t>
+      </w:r>
+      <w:proofErr w:type="spellEnd"/>
+      <w:r>
+        <w:t xml:space="preserve"> камере?</w:t>
       </w:r>
     </w:p>
     <w:p>
@@ -24308,8 +25211,13 @@
       </w:r>
     </w:p>
     <w:p>
-      <w:r>
-        <w:t>Гравитонный привод едва работал.</w:t>
+      <w:proofErr w:type="spellStart"/>
+      <w:r>
+        <w:t>Гравитонный</w:t>
+      </w:r>
+      <w:proofErr w:type="spellEnd"/>
+      <w:r>
+        <w:t xml:space="preserve"> привод едва работал.</w:t>
       </w:r>
     </w:p>
     <w:p>
@@ -24398,7 +25306,15 @@
     </w:p>
     <w:p>
       <w:r>
-        <w:t xml:space="preserve">Глаза мои уже немного привыкли к расходящейся тряске и мелькающему свету. Я узнал искривлённое лицо Мицюкина, который </w:t>
+        <w:t xml:space="preserve">Глаза мои уже немного привыкли к расходящейся тряске и мелькающему свету. Я узнал искривлённое лицо </w:t>
+      </w:r>
+      <w:proofErr w:type="spellStart"/>
+      <w:r>
+        <w:t>Мицюкина</w:t>
+      </w:r>
+      <w:proofErr w:type="spellEnd"/>
+      <w:r>
+        <w:t xml:space="preserve">, который </w:t>
       </w:r>
       <w:r>
         <w:t>жёг</w:t>
@@ -24413,8 +25329,13 @@
       </w:r>
     </w:p>
     <w:p>
-      <w:r>
-        <w:t>Мицюкина перекосило, как засбоившую машину. Резак, изрыгнув последнюю струю пламени, погас у него в руке, и он уставился на меня, как на чудище из ночного кошмара. Появилось ещё несколько теней, вылезших из складок в пространстве. Одна из них отделилась от стены и побежала ко мне, размахивая руками.</w:t>
+      <w:proofErr w:type="spellStart"/>
+      <w:r>
+        <w:t>Мицюкина</w:t>
+      </w:r>
+      <w:proofErr w:type="spellEnd"/>
+      <w:r>
+        <w:t xml:space="preserve"> перекосило, как засбоившую машину. Резак, изрыгнув последнюю струю пламени, погас у него в руке, и он уставился на меня, как на чудище из ночного кошмара. Появилось ещё несколько теней, вылезших из складок в пространстве. Одна из них отделилась от стены и побежала ко мне, размахивая руками.</w:t>
       </w:r>
     </w:p>
     <w:p>
@@ -24541,9 +25462,11 @@
       <w:r>
         <w:t xml:space="preserve">Всё перед глазами завязло в крови. Я решил, что огонь с реактивной тягой рвётся ко мне навстречу. Раскинул руки, ожидая избавления от этого ревущего ада, но огонь отступил, превратившись в </w:t>
       </w:r>
+      <w:proofErr w:type="spellStart"/>
       <w:r>
         <w:t>стробящие</w:t>
       </w:r>
+      <w:proofErr w:type="spellEnd"/>
       <w:r>
         <w:t>, как иллюминация, аварийные люминофоры.</w:t>
       </w:r>
@@ -24954,7 +25877,15 @@
     </w:p>
     <w:p>
       <w:r>
-        <w:t xml:space="preserve">Тяжёлый тёмный взгляд Мицюкина прожигал насквозь. </w:t>
+        <w:t xml:space="preserve">Тяжёлый тёмный взгляд </w:t>
+      </w:r>
+      <w:proofErr w:type="spellStart"/>
+      <w:r>
+        <w:t>Мицюкина</w:t>
+      </w:r>
+      <w:proofErr w:type="spellEnd"/>
+      <w:r>
+        <w:t xml:space="preserve"> прожигал насквозь. </w:t>
       </w:r>
     </w:p>
     <w:p>
@@ -24994,7 +25925,15 @@
     </w:p>
     <w:p>
       <w:r>
-        <w:t>Тень Мицюкина нависала надо мной, прижимала к стене. Я невольно попятился, задел за что-то ногой и едва не свалился на пол.</w:t>
+        <w:t xml:space="preserve">Тень </w:t>
+      </w:r>
+      <w:proofErr w:type="spellStart"/>
+      <w:r>
+        <w:t>Мицюкина</w:t>
+      </w:r>
+      <w:proofErr w:type="spellEnd"/>
+      <w:r>
+        <w:t xml:space="preserve"> нависала надо мной, прижимала к стене. Я невольно попятился, задел за что-то ногой и едва не свалился на пол.</w:t>
       </w:r>
     </w:p>
     <w:p>
@@ -26127,7 +27066,15 @@
     </w:p>
     <w:p>
       <w:r>
-        <w:t>Вера подбежала, вышла из аварийного мрака, как из бранка, и обхватила меня за плечи. Я остолбенел. Дыхание перехватило от радости. Я прижался к её губам.</w:t>
+        <w:t xml:space="preserve">Вера подбежала, вышла из аварийного мрака, как из </w:t>
+      </w:r>
+      <w:proofErr w:type="spellStart"/>
+      <w:r>
+        <w:t>бранка</w:t>
+      </w:r>
+      <w:proofErr w:type="spellEnd"/>
+      <w:r>
+        <w:t>, и обхватила меня за плечи. Я остолбенел. Дыхание перехватило от радости. Я прижался к её губам.</w:t>
       </w:r>
     </w:p>
     <w:p>
@@ -26317,7 +27264,15 @@
     </w:p>
     <w:p>
       <w:r>
-        <w:t>Камеру с нуболидами закрывала дымная пелена.</w:t>
+        <w:t xml:space="preserve">Камеру с </w:t>
+      </w:r>
+      <w:proofErr w:type="spellStart"/>
+      <w:r>
+        <w:t>нуболидами</w:t>
+      </w:r>
+      <w:proofErr w:type="spellEnd"/>
+      <w:r>
+        <w:t xml:space="preserve"> закрывала дымная пелена.</w:t>
       </w:r>
     </w:p>
     <w:p>
@@ -26380,7 +27335,19 @@
     </w:p>
     <w:p>
       <w:r>
-        <w:t>Нуболиды плавно, как под воздействием невидимых волн, сложились в новое сплетение, до ужаса похожее на человеческое лицо.</w:t>
+        <w:t xml:space="preserve">Нуболиды плавно, как </w:t>
+      </w:r>
+      <w:r>
+        <w:t>на</w:t>
+      </w:r>
+      <w:r>
+        <w:t xml:space="preserve"> невидимых волн</w:t>
+      </w:r>
+      <w:r>
+        <w:t>ах</w:t>
+      </w:r>
+      <w:r>
+        <w:t>, сложились в новое сплетение, до ужаса похожее на человеческое лицо.</w:t>
       </w:r>
     </w:p>
     <w:p>
@@ -27150,7 +28117,15 @@
     </w:p>
     <w:p>
       <w:r>
-        <w:t>У выхода в коридор Майоров спорил о чём-то с Мицюкиным — так яростно и увлечённо, что даже не обратил на меня внимания. На скамейке у стены сидела Симонова, опрятная, с затянутыми в пучок волосами — ударница труда с цветастого плаката, которая прихорошилась, но не слишком, чтобы отправиться на работу, в вопящий цех, по утру. Она посмотрела на меня тёмным испуганным взглядом.</w:t>
+        <w:t xml:space="preserve">У выхода в коридор Майоров спорил о чём-то с </w:t>
+      </w:r>
+      <w:proofErr w:type="spellStart"/>
+      <w:r>
+        <w:t>Мицюкиным</w:t>
+      </w:r>
+      <w:proofErr w:type="spellEnd"/>
+      <w:r>
+        <w:t xml:space="preserve"> — так яростно и увлечённо, что даже не обратил на меня внимания. На скамейке у стены сидела Симонова, опрятная, с затянутыми в пучок волосами — ударница труда с цветастого плаката, которая прихорошилась, но не слишком, чтобы отправиться на работу, в вопящий цех, по утру. Она посмотрела на меня тёмным испуганным взглядом.</w:t>
       </w:r>
     </w:p>
     <w:p>
@@ -27307,7 +28282,15 @@
     </w:p>
     <w:p>
       <w:r>
-        <w:t>— Петя, — сказала она и тут же добавила, заметив мой недоумённый взгляд: — Пётр Верховенцев из химической. Он в реанимации, это третий отсек. А то я что-то боюсь.</w:t>
+        <w:t xml:space="preserve">— Петя, — сказала она и тут же добавила, заметив мой недоумённый взгляд: — Пётр </w:t>
+      </w:r>
+      <w:proofErr w:type="spellStart"/>
+      <w:r>
+        <w:t>Верховенцев</w:t>
+      </w:r>
+      <w:proofErr w:type="spellEnd"/>
+      <w:r>
+        <w:t xml:space="preserve"> из химической. Он в реанимации, это третий отсек. А то я что-то боюсь.</w:t>
       </w:r>
     </w:p>
     <w:p>
@@ -27343,7 +28326,15 @@
     </w:p>
     <w:p>
       <w:r>
-        <w:t>— Какого чёрта ты вообще на этот уровень попёрся?</w:t>
+        <w:t xml:space="preserve">— Какого чёрта ты вообще на этот уровень </w:t>
+      </w:r>
+      <w:proofErr w:type="spellStart"/>
+      <w:r>
+        <w:t>попёрся</w:t>
+      </w:r>
+      <w:proofErr w:type="spellEnd"/>
+      <w:r>
+        <w:t>?</w:t>
       </w:r>
     </w:p>
     <w:p>
@@ -27467,7 +28458,15 @@
     </w:p>
     <w:p>
       <w:r>
-        <w:t>— Мы, — этот долгий слог едва не застрял у Мицюкина в горле, — проводим ремонт двигательных модулей. Спасибо вам за участие, но ваша помощь пока не требуется.</w:t>
+        <w:t xml:space="preserve">— Мы, — этот долгий слог едва не застрял у </w:t>
+      </w:r>
+      <w:proofErr w:type="spellStart"/>
+      <w:r>
+        <w:t>Мицюкина</w:t>
+      </w:r>
+      <w:proofErr w:type="spellEnd"/>
+      <w:r>
+        <w:t xml:space="preserve"> в горле, — проводим ремонт двигательных модулей. Спасибо вам за участие, но ваша помощь пока не требуется.</w:t>
       </w:r>
     </w:p>
     <w:p>
@@ -27559,7 +28558,15 @@
         <w:t>Что хотите</w:t>
       </w:r>
       <w:r>
-        <w:t>? — Губы у Мицюкина задрожали.</w:t>
+        <w:t xml:space="preserve">? — Губы у </w:t>
+      </w:r>
+      <w:proofErr w:type="spellStart"/>
+      <w:r>
+        <w:t>Мицюкина</w:t>
+      </w:r>
+      <w:proofErr w:type="spellEnd"/>
+      <w:r>
+        <w:t xml:space="preserve"> задрожали.</w:t>
       </w:r>
     </w:p>
     <w:p>
@@ -27597,7 +28604,15 @@
     </w:p>
     <w:p>
       <w:r>
-        <w:t>Я подумал, что на месте Мицюкина тоже не подпустил бы никого из нас ни к ремонту двигательных модулей, ни к управлению станцией.</w:t>
+        <w:t xml:space="preserve">Я подумал, что на месте </w:t>
+      </w:r>
+      <w:proofErr w:type="spellStart"/>
+      <w:r>
+        <w:t>Мицюкина</w:t>
+      </w:r>
+      <w:proofErr w:type="spellEnd"/>
+      <w:r>
+        <w:t xml:space="preserve"> тоже не подпустил бы никого из нас ни к ремонту двигательных модулей, ни к управлению станцией.</w:t>
       </w:r>
     </w:p>
     <w:p>
@@ -27638,7 +28653,15 @@
     </w:p>
     <w:p>
       <w:r>
-        <w:t>— Меня просили узнать про Верховенцева.</w:t>
+        <w:t xml:space="preserve">— Меня просили узнать про </w:t>
+      </w:r>
+      <w:proofErr w:type="spellStart"/>
+      <w:r>
+        <w:t>Верховенцева</w:t>
+      </w:r>
+      <w:proofErr w:type="spellEnd"/>
+      <w:r>
+        <w:t>.</w:t>
       </w:r>
     </w:p>
     <w:p>
@@ -27648,7 +28671,15 @@
     </w:p>
     <w:p>
       <w:r>
-        <w:t>— По поводу Верховенцева ничего сказать не могу, — ответил Синицын. — Состояние тяжёлое, насколько я могу судить. Сложно пока что-то обещать. Скажите, что он стабилен, но в сознание не приходил.</w:t>
+        <w:t xml:space="preserve">— По поводу </w:t>
+      </w:r>
+      <w:proofErr w:type="spellStart"/>
+      <w:r>
+        <w:t>Верховенцева</w:t>
+      </w:r>
+      <w:proofErr w:type="spellEnd"/>
+      <w:r>
+        <w:t xml:space="preserve"> ничего сказать не могу, — ответил Синицын. — Состояние тяжёлое, насколько я могу судить. Сложно пока что-то обещать. Скажите, что он стабилен, но в сознание не приходил.</w:t>
       </w:r>
     </w:p>
     <w:p>
@@ -27739,7 +28770,15 @@
     </w:p>
     <w:p>
       <w:r>
-        <w:t>— В химлабе. Я потом объясню.</w:t>
+        <w:t xml:space="preserve">— В </w:t>
+      </w:r>
+      <w:proofErr w:type="spellStart"/>
+      <w:r>
+        <w:t>химлабе</w:t>
+      </w:r>
+      <w:proofErr w:type="spellEnd"/>
+      <w:r>
+        <w:t>. Я потом объясню.</w:t>
       </w:r>
     </w:p>
     <w:p>
@@ -28295,7 +29334,15 @@
     </w:p>
     <w:p>
       <w:r>
-        <w:t>Другая команда специалистов, о которой говорил Андреев, состояла из одной Веры. Если не считать меня. Руководителя химической лаборатории на глазах у Веры запаковали в чёрный мешок, а Верховенцев лежал в реанимации, подключённый к ревущему от перебоев пульса аппарату.</w:t>
+        <w:t xml:space="preserve">Другая команда специалистов, о которой говорил Андреев, состояла из одной Веры. Если не считать меня. Руководителя химической лаборатории на глазах у Веры запаковали в чёрный мешок, а </w:t>
+      </w:r>
+      <w:proofErr w:type="spellStart"/>
+      <w:r>
+        <w:t>Верховенцев</w:t>
+      </w:r>
+      <w:proofErr w:type="spellEnd"/>
+      <w:r>
+        <w:t xml:space="preserve"> лежал в реанимации, подключённый к ревущему от перебоев пульса аппарату.</w:t>
       </w:r>
     </w:p>
     <w:p>
@@ -28597,7 +29644,15 @@
     </w:p>
     <w:p>
       <w:r>
-        <w:t>— Он так работает, к сожалению. Не всегда с первого раза. — Вера всмотрелась в мреющие строчки. — Надеюсь, анализатор не сдох.</w:t>
+        <w:t xml:space="preserve">— Он так работает, к сожалению. Не всегда с первого раза. — Вера всмотрелась в </w:t>
+      </w:r>
+      <w:proofErr w:type="spellStart"/>
+      <w:r>
+        <w:t>мреющие</w:t>
+      </w:r>
+      <w:proofErr w:type="spellEnd"/>
+      <w:r>
+        <w:t xml:space="preserve"> строчки. — Надеюсь, анализатор не сдох.</w:t>
       </w:r>
     </w:p>
     <w:p>
@@ -28829,7 +29884,15 @@
         <w:t>С</w:t>
       </w:r>
       <w:r>
-        <w:t>бой в гравитонной камере. Просто сбой. Такой же, как раньше. Качка.</w:t>
+        <w:t xml:space="preserve">бой в </w:t>
+      </w:r>
+      <w:proofErr w:type="spellStart"/>
+      <w:r>
+        <w:t>гравитонной</w:t>
+      </w:r>
+      <w:proofErr w:type="spellEnd"/>
+      <w:r>
+        <w:t xml:space="preserve"> камере. Просто сбой. Такой же, как раньше. Качка.</w:t>
       </w:r>
     </w:p>
     <w:p>
@@ -28903,7 +29966,15 @@
         <w:t>Е</w:t>
       </w:r>
       <w:r>
-        <w:t>сли хочешь, иди к своему Мицюкину. Вдруг он передумает. Будешь там под его присмотром гайки крутить. А я сама справлюсь.</w:t>
+        <w:t xml:space="preserve">сли хочешь, иди к своему </w:t>
+      </w:r>
+      <w:proofErr w:type="spellStart"/>
+      <w:r>
+        <w:t>Мицюкину</w:t>
+      </w:r>
+      <w:proofErr w:type="spellEnd"/>
+      <w:r>
+        <w:t>. Вдруг он передумает. Будешь там под его присмотром гайки крутить. А я сама справлюсь.</w:t>
       </w:r>
     </w:p>
     <w:p>
@@ -28913,7 +29984,15 @@
     </w:p>
     <w:p>
       <w:r>
-        <w:t>— Прости. Я тебя тут одну не оставлю. Нет никакого смысла с Мицюкиным пререкаться. Ни к чему он меня не подпустит, это я уже понял.</w:t>
+        <w:t xml:space="preserve">— Прости. Я тебя тут одну не оставлю. Нет никакого смысла с </w:t>
+      </w:r>
+      <w:proofErr w:type="spellStart"/>
+      <w:r>
+        <w:t>Мицюкиным</w:t>
+      </w:r>
+      <w:proofErr w:type="spellEnd"/>
+      <w:r>
+        <w:t xml:space="preserve"> пререкаться. Ни к чему он меня не подпустит, это я уже понял.</w:t>
       </w:r>
     </w:p>
     <w:p>
@@ -28928,7 +30007,15 @@
     </w:p>
     <w:p>
       <w:r>
-        <w:t>— Надо собрать образцы. Что там в каюте Марутяна творится, я не знаю, могут не пускать никого. Как и в лабораторию. К Марутяну я попробую сама сходить, ко мне спокойнее отнесутся.</w:t>
+        <w:t xml:space="preserve">— Надо собрать образцы. Что там в каюте Марутяна творится, я не знаю, могут не пускать никого. Как и в лабораторию. К </w:t>
+      </w:r>
+      <w:proofErr w:type="spellStart"/>
+      <w:r>
+        <w:t>Марутяну</w:t>
+      </w:r>
+      <w:proofErr w:type="spellEnd"/>
+      <w:r>
+        <w:t xml:space="preserve"> я попробую сама сходить, ко мне спокойнее отнесутся.</w:t>
       </w:r>
     </w:p>
     <w:p>
@@ -29160,7 +30247,15 @@
     <w:p>
       <w:r>
         <w:lastRenderedPageBreak/>
-        <w:t>— Я не предлагаю здесь сидеть. Пойдём к Мицюкину или Андрееву, спорить будем, нашу правду-матку отстаивать. А парня оставь. Он тоже полезным делом занимается.</w:t>
+        <w:t xml:space="preserve">— Я не предлагаю здесь сидеть. Пойдём к </w:t>
+      </w:r>
+      <w:proofErr w:type="spellStart"/>
+      <w:r>
+        <w:t>Мицюкину</w:t>
+      </w:r>
+      <w:proofErr w:type="spellEnd"/>
+      <w:r>
+        <w:t xml:space="preserve"> или Андрееву, спорить будем, нашу правду-матку отстаивать. А парня оставь. Он тоже полезным делом занимается.</w:t>
       </w:r>
     </w:p>
     <w:p>
@@ -30136,13 +31231,26 @@
       <w:r>
         <w:t xml:space="preserve">вообще </w:t>
       </w:r>
-      <w:r>
-        <w:t>попёрся в лабораторию?</w:t>
-      </w:r>
-    </w:p>
-    <w:p>
-      <w:r>
-        <w:t>За спиной у Мицюкина материализовался неизменно следующий за ним Лысанов.</w:t>
+      <w:proofErr w:type="spellStart"/>
+      <w:r>
+        <w:t>попёрся</w:t>
+      </w:r>
+      <w:proofErr w:type="spellEnd"/>
+      <w:r>
+        <w:t xml:space="preserve"> в лабораторию?</w:t>
+      </w:r>
+    </w:p>
+    <w:p>
+      <w:r>
+        <w:t xml:space="preserve">За спиной у </w:t>
+      </w:r>
+      <w:proofErr w:type="spellStart"/>
+      <w:r>
+        <w:t>Мицюкина</w:t>
+      </w:r>
+      <w:proofErr w:type="spellEnd"/>
+      <w:r>
+        <w:t xml:space="preserve"> материализовался неизменно следующий за ним Лысанов.</w:t>
       </w:r>
     </w:p>
     <w:p>
@@ -30216,7 +31324,15 @@
     </w:p>
     <w:p>
       <w:r>
-        <w:t>Он открыл дверь в лабораторию и отвёл глаза от пролившегося наружу красного света. Кто-то наблюдал за нуболидами, но забыл отключить подкрашенное, как в комнате для проявки фотографий, освещение.</w:t>
+        <w:t xml:space="preserve">Он открыл дверь в лабораторию и отвёл глаза от пролившегося наружу красного света. Кто-то наблюдал за </w:t>
+      </w:r>
+      <w:proofErr w:type="spellStart"/>
+      <w:r>
+        <w:t>нуболидами</w:t>
+      </w:r>
+      <w:proofErr w:type="spellEnd"/>
+      <w:r>
+        <w:t>, но забыл отключить подкрашенное, как в комнате для проявки фотографий, освещение.</w:t>
       </w:r>
     </w:p>
     <w:p>
@@ -30341,7 +31457,23 @@
     </w:p>
     <w:p>
       <w:r>
-        <w:t>— Удобно как! — прорычал Мицюкин. — Хорошо что Верховенцеву с Кавинским уже ничего не требуется!</w:t>
+        <w:t xml:space="preserve">— Удобно как! — прорычал Мицюкин. — Хорошо что </w:t>
+      </w:r>
+      <w:proofErr w:type="spellStart"/>
+      <w:r>
+        <w:t>Верховенцеву</w:t>
+      </w:r>
+      <w:proofErr w:type="spellEnd"/>
+      <w:r>
+        <w:t xml:space="preserve"> с </w:t>
+      </w:r>
+      <w:proofErr w:type="spellStart"/>
+      <w:r>
+        <w:t>Кавинским</w:t>
+      </w:r>
+      <w:proofErr w:type="spellEnd"/>
+      <w:r>
+        <w:t xml:space="preserve"> уже ничего не требуется!</w:t>
       </w:r>
     </w:p>
     <w:p>
@@ -30356,7 +31488,23 @@
     </w:p>
     <w:p>
       <w:r>
-        <w:t>— А Верховенцев в чём виноват? А Кавинский? И ты собираешься время на него тратить? Всё с ним будет в порядке. До суда оклемается.</w:t>
+        <w:t xml:space="preserve">— А </w:t>
+      </w:r>
+      <w:proofErr w:type="spellStart"/>
+      <w:r>
+        <w:t>Верховенцев</w:t>
+      </w:r>
+      <w:proofErr w:type="spellEnd"/>
+      <w:r>
+        <w:t xml:space="preserve"> в чём виноват? А </w:t>
+      </w:r>
+      <w:proofErr w:type="spellStart"/>
+      <w:r>
+        <w:t>Кавинский</w:t>
+      </w:r>
+      <w:proofErr w:type="spellEnd"/>
+      <w:r>
+        <w:t>? И ты собираешься время на него тратить? Всё с ним будет в порядке. До суда оклемается.</w:t>
       </w:r>
     </w:p>
     <w:p>
@@ -30439,7 +31587,15 @@
     </w:p>
     <w:p>
       <w:r>
-        <w:t>В соседнем отсеке Минаева спорила с Мицюкиным — я слышал их голоса, но не различал ни единого слова.</w:t>
+        <w:t xml:space="preserve">В соседнем отсеке Минаева спорила с </w:t>
+      </w:r>
+      <w:proofErr w:type="spellStart"/>
+      <w:r>
+        <w:t>Мицюкиным</w:t>
+      </w:r>
+      <w:proofErr w:type="spellEnd"/>
+      <w:r>
+        <w:t xml:space="preserve"> — я слышал их голоса, но не различал ни единого слова.</w:t>
       </w:r>
     </w:p>
     <w:p>
@@ -30573,7 +31729,15 @@
         <w:t>П</w:t>
       </w:r>
       <w:r>
-        <w:t>робирка разбилась, мне надо сходить за новой. У нас в химлабе должны ещё быть.</w:t>
+        <w:t xml:space="preserve">робирка разбилась, мне надо сходить за новой. У нас в </w:t>
+      </w:r>
+      <w:proofErr w:type="spellStart"/>
+      <w:r>
+        <w:t>химлабе</w:t>
+      </w:r>
+      <w:proofErr w:type="spellEnd"/>
+      <w:r>
+        <w:t xml:space="preserve"> должны ещё быть.</w:t>
       </w:r>
     </w:p>
     <w:p>
@@ -30619,7 +31783,15 @@
         <w:t>В</w:t>
       </w:r>
       <w:r>
-        <w:t xml:space="preserve"> гравитонной камере вновь начались электронные судороги.</w:t>
+        <w:t xml:space="preserve"> </w:t>
+      </w:r>
+      <w:proofErr w:type="spellStart"/>
+      <w:r>
+        <w:t>гравитонной</w:t>
+      </w:r>
+      <w:proofErr w:type="spellEnd"/>
+      <w:r>
+        <w:t xml:space="preserve"> камере вновь начались электронные судороги.</w:t>
       </w:r>
     </w:p>
     <w:p>
@@ -31044,7 +32216,15 @@
     </w:p>
     <w:p>
       <w:r>
-        <w:t xml:space="preserve">— Зачем вам столько фибры в химлабе? К тому же закрытой на ключ. Как раз в том ящике, который ты </w:t>
+        <w:t xml:space="preserve">— Зачем вам столько фибры в </w:t>
+      </w:r>
+      <w:proofErr w:type="spellStart"/>
+      <w:r>
+        <w:t>химлабе</w:t>
+      </w:r>
+      <w:proofErr w:type="spellEnd"/>
+      <w:r>
+        <w:t xml:space="preserve">? К тому же закрытой на ключ. Как раз в том ящике, который ты </w:t>
       </w:r>
       <w:r>
         <w:t>открывать</w:t>
@@ -31055,7 +32235,15 @@
     </w:p>
     <w:p>
       <w:r>
-        <w:t xml:space="preserve">— Олег! — Вера нервно дёрнула за лямку висящей на плече сумки, шагнула ко мне и остановилась, не решилась подойти слишком близко. — Ты о чём вообще говоришь? Откуда я знаю, что лежит в химлабе! Ты же видел, там полный бардак! У нас и работы-то последний год толковой не было, не лаборатория, а сплошная свалка. </w:t>
+        <w:t xml:space="preserve">— Олег! — Вера нервно дёрнула за лямку висящей на плече сумки, шагнула ко мне и остановилась, не решилась подойти слишком близко. — Ты о чём вообще говоришь? Откуда я знаю, что лежит в </w:t>
+      </w:r>
+      <w:proofErr w:type="spellStart"/>
+      <w:r>
+        <w:t>химлабе</w:t>
+      </w:r>
+      <w:proofErr w:type="spellEnd"/>
+      <w:r>
+        <w:t xml:space="preserve">! Ты же видел, там полный бардак! У нас и работы-то последний год толковой не было, не лаборатория, а сплошная свалка. </w:t>
       </w:r>
       <w:r>
         <w:t>Наверное</w:t>
@@ -31585,7 +32773,15 @@
         <w:t>карточку</w:t>
       </w:r>
       <w:r>
-        <w:t>. Верховенцев.</w:t>
+        <w:t xml:space="preserve">. </w:t>
+      </w:r>
+      <w:proofErr w:type="spellStart"/>
+      <w:r>
+        <w:t>Верховенцев</w:t>
+      </w:r>
+      <w:proofErr w:type="spellEnd"/>
+      <w:r>
+        <w:t>.</w:t>
       </w:r>
     </w:p>
     <w:p>
@@ -31600,7 +32796,15 @@
     </w:p>
     <w:p>
       <w:r>
-        <w:t xml:space="preserve">Несколько часов назад здесь сидела Симонова, пока я пытался разузнать о Верховенцеве — у того самого человека, который зарезал его </w:t>
+        <w:t xml:space="preserve">Несколько часов назад здесь сидела Симонова, пока я пытался разузнать о </w:t>
+      </w:r>
+      <w:proofErr w:type="spellStart"/>
+      <w:r>
+        <w:t>Верховенцеве</w:t>
+      </w:r>
+      <w:proofErr w:type="spellEnd"/>
+      <w:r>
+        <w:t xml:space="preserve"> — у того самого человека, который зарезал его </w:t>
       </w:r>
       <w:r>
         <w:t>скальпелем</w:t>
@@ -31612,7 +32816,15 @@
         <w:t>,</w:t>
       </w:r>
       <w:r>
-        <w:t xml:space="preserve"> казалось, стоит зажмурить глаза, и время покатится вспять, как поставленная на перемотку запись. Я ведь даже ни разу не видел этого Верховенцева до катастрофы, но всё равно что-то болезненно ныло в груди, как вымотанная бегом мышца.</w:t>
+        <w:t xml:space="preserve"> казалось, стоит зажмурить глаза, и время покатится вспять, как поставленная на перемотку запись. Я ведь даже ни разу не видел этого </w:t>
+      </w:r>
+      <w:proofErr w:type="spellStart"/>
+      <w:r>
+        <w:t>Верховенцева</w:t>
+      </w:r>
+      <w:proofErr w:type="spellEnd"/>
+      <w:r>
+        <w:t xml:space="preserve"> до катастрофы, но всё равно что-то болезненно ныло в груди, как вымотанная бегом мышца.</w:t>
       </w:r>
     </w:p>
     <w:p>
@@ -32981,13 +34193,29 @@
     </w:p>
     <w:p>
       <w:r>
-        <w:t>— Да, странный дефект. Или она моток проволоки проглотила. Или… — Я положил снимок на стол. — Или это нуболид.</w:t>
+        <w:t xml:space="preserve">— Да, странный дефект. Или она моток проволоки проглотила. Или… — Я положил снимок на стол. — Или это </w:t>
+      </w:r>
+      <w:proofErr w:type="spellStart"/>
+      <w:r>
+        <w:t>нуболид</w:t>
+      </w:r>
+      <w:proofErr w:type="spellEnd"/>
+      <w:r>
+        <w:t>.</w:t>
       </w:r>
     </w:p>
     <w:p>
       <w:r>
         <w:lastRenderedPageBreak/>
-        <w:t>— Нуболид в человеческом теле, — прошептала Вера. —</w:t>
+        <w:t xml:space="preserve">— </w:t>
+      </w:r>
+      <w:proofErr w:type="spellStart"/>
+      <w:r>
+        <w:t>Нуболид</w:t>
+      </w:r>
+      <w:proofErr w:type="spellEnd"/>
+      <w:r>
+        <w:t xml:space="preserve"> в человеческом теле, — прошептала Вера. —</w:t>
       </w:r>
       <w:r>
         <w:t xml:space="preserve"> </w:t>
@@ -33020,7 +34248,15 @@
         <w:t>, — ответила Вера. —</w:t>
       </w:r>
       <w:r>
-        <w:t xml:space="preserve"> Вдруг это сбой, а мы тут напридумали всякой ерунды.</w:t>
+        <w:t xml:space="preserve"> Вдруг это сбой, а мы тут </w:t>
+      </w:r>
+      <w:proofErr w:type="spellStart"/>
+      <w:r>
+        <w:t>напридумали</w:t>
+      </w:r>
+      <w:proofErr w:type="spellEnd"/>
+      <w:r>
+        <w:t xml:space="preserve"> всякой ерунды.</w:t>
       </w:r>
     </w:p>
     <w:p>
@@ -33041,13 +34277,29 @@
     </w:p>
     <w:p>
       <w:r>
-        <w:t xml:space="preserve">— Получается, мы ходим через червоточины благодаря нуболидам? — </w:t>
+        <w:t xml:space="preserve">— Получается, мы ходим через червоточины благодаря </w:t>
+      </w:r>
+      <w:proofErr w:type="spellStart"/>
+      <w:r>
+        <w:t>нуболидам</w:t>
+      </w:r>
+      <w:proofErr w:type="spellEnd"/>
+      <w:r>
+        <w:t xml:space="preserve">? — </w:t>
       </w:r>
       <w:r>
         <w:t>проговорил</w:t>
       </w:r>
       <w:r>
-        <w:t xml:space="preserve"> я. — Нуболид в симбиозе с навигатором? </w:t>
+        <w:t xml:space="preserve"> я. — </w:t>
+      </w:r>
+      <w:proofErr w:type="spellStart"/>
+      <w:r>
+        <w:t>Нуболид</w:t>
+      </w:r>
+      <w:proofErr w:type="spellEnd"/>
+      <w:r>
+        <w:t xml:space="preserve"> в симбиозе с навигатором? </w:t>
       </w:r>
       <w:r>
         <w:t>Видимо, и</w:t>
@@ -33302,7 +34554,15 @@
     </w:p>
     <w:p>
       <w:r>
-        <w:t xml:space="preserve">Освещение в столовой приглушили — или же коротнула очередная </w:t>
+        <w:t xml:space="preserve">Освещение в столовой приглушили — или же </w:t>
+      </w:r>
+      <w:proofErr w:type="spellStart"/>
+      <w:r>
+        <w:t>коротнула</w:t>
+      </w:r>
+      <w:proofErr w:type="spellEnd"/>
+      <w:r>
+        <w:t xml:space="preserve"> очередная </w:t>
       </w:r>
       <w:r>
         <w:t xml:space="preserve">старая </w:t>
@@ -33810,7 +35070,15 @@
         <w:t xml:space="preserve"> и</w:t>
       </w:r>
       <w:r>
-        <w:t xml:space="preserve"> оказались в заложниках у собственной чумы, когда не сумели вовремя сбежать. Раньше я втайне думал, что Марутян свихнулся со своими нуболидами, решил потравить себя и коллег, хотя в этом не было ни малейшего смысла. Я даже </w:t>
+        <w:t xml:space="preserve"> оказались в заложниках у собственной чумы, когда не сумели вовремя сбежать. Раньше я втайне думал, что Марутян свихнулся со своими </w:t>
+      </w:r>
+      <w:proofErr w:type="spellStart"/>
+      <w:r>
+        <w:t>нуболидами</w:t>
+      </w:r>
+      <w:proofErr w:type="spellEnd"/>
+      <w:r>
+        <w:t xml:space="preserve">, решил потравить себя и коллег, хотя в этом не было ни малейшего смысла. Я даже </w:t>
       </w:r>
       <w:r>
         <w:t>подозревал</w:t>
@@ -33961,7 +35229,15 @@
     </w:p>
     <w:p>
       <w:r>
-        <w:t>— Что опять случилось? С Мицюкиным что-то не поделили? Я рапорт на него напишу, когда вернёмся! Устроил тут цирк с конями!</w:t>
+        <w:t xml:space="preserve">— Что опять случилось? С </w:t>
+      </w:r>
+      <w:proofErr w:type="spellStart"/>
+      <w:r>
+        <w:t>Мицюкиным</w:t>
+      </w:r>
+      <w:proofErr w:type="spellEnd"/>
+      <w:r>
+        <w:t xml:space="preserve"> что-то не поделили? Я рапорт на него напишу, когда вернёмся! Устроил тут цирк с конями!</w:t>
       </w:r>
     </w:p>
     <w:p>
@@ -33971,7 +35247,15 @@
     </w:p>
     <w:p>
       <w:r>
-        <w:t>— С Мицюкиным всё в порядке, — сказал я.</w:t>
+        <w:t xml:space="preserve">— С </w:t>
+      </w:r>
+      <w:proofErr w:type="spellStart"/>
+      <w:r>
+        <w:t>Мицюкиным</w:t>
+      </w:r>
+      <w:proofErr w:type="spellEnd"/>
+      <w:r>
+        <w:t xml:space="preserve"> всё в порядке, — сказал я.</w:t>
       </w:r>
     </w:p>
     <w:p>
@@ -34770,7 +36054,31 @@
     </w:p>
     <w:p>
       <w:r>
-        <w:t>— А что я мог сделать? — Майоров говорил, отвернувшись и глядя в тень. — У нас конвоиров в экипаже нет, не предусмотрено уставом таких должностей. А вот эсбэ на любой станции имеется. Очередной хрен вроде Мицюкина. Ну я подошёл к этим эсбэшникам, и вопрос решился. Там же, на станции, кстати, и новый пилот сразу нашёлся.</w:t>
+        <w:t xml:space="preserve">— А что я мог сделать? — Майоров говорил, отвернувшись и глядя в тень. — У нас конвоиров в экипаже нет, не предусмотрено уставом таких должностей. А вот </w:t>
+      </w:r>
+      <w:proofErr w:type="spellStart"/>
+      <w:r>
+        <w:t>эсбэ</w:t>
+      </w:r>
+      <w:proofErr w:type="spellEnd"/>
+      <w:r>
+        <w:t xml:space="preserve"> на любой станции имеется. Очередной хрен вроде </w:t>
+      </w:r>
+      <w:proofErr w:type="spellStart"/>
+      <w:r>
+        <w:t>Мицюкина</w:t>
+      </w:r>
+      <w:proofErr w:type="spellEnd"/>
+      <w:r>
+        <w:t xml:space="preserve">. Ну я подошёл к этим </w:t>
+      </w:r>
+      <w:proofErr w:type="spellStart"/>
+      <w:r>
+        <w:t>эсбэшникам</w:t>
+      </w:r>
+      <w:proofErr w:type="spellEnd"/>
+      <w:r>
+        <w:t>, и вопрос решился. Там же, на станции, кстати, и новый пилот сразу нашёлся.</w:t>
       </w:r>
     </w:p>
     <w:p>
@@ -34878,7 +36186,15 @@
     <w:p>
       <w:r>
         <w:lastRenderedPageBreak/>
-        <w:t>— О том, что в теле навигатора — нуболид, —</w:t>
+        <w:t xml:space="preserve">— О том, что в теле навигатора — </w:t>
+      </w:r>
+      <w:proofErr w:type="spellStart"/>
+      <w:r>
+        <w:t>нуболид</w:t>
+      </w:r>
+      <w:proofErr w:type="spellEnd"/>
+      <w:r>
+        <w:t>, —</w:t>
       </w:r>
       <w:r>
         <w:t xml:space="preserve"> спросил </w:t>
@@ -35023,7 +36339,15 @@
         <w:t xml:space="preserve">именно </w:t>
       </w:r>
       <w:r>
-        <w:t>так на тебя смотрит политкор, когда ты возвращаешься с рейса.</w:t>
+        <w:t xml:space="preserve">так на тебя смотрит </w:t>
+      </w:r>
+      <w:proofErr w:type="spellStart"/>
+      <w:r>
+        <w:t>политкор</w:t>
+      </w:r>
+      <w:proofErr w:type="spellEnd"/>
+      <w:r>
+        <w:t>, когда ты возвращаешься с рейса.</w:t>
       </w:r>
     </w:p>
     <w:p>
@@ -35050,7 +36374,15 @@
         <w:t>образование, похожее на</w:t>
       </w:r>
       <w:r>
-        <w:t xml:space="preserve"> нуболида,</w:t>
+        <w:t xml:space="preserve"> </w:t>
+      </w:r>
+      <w:proofErr w:type="spellStart"/>
+      <w:r>
+        <w:t>нуболида</w:t>
+      </w:r>
+      <w:proofErr w:type="spellEnd"/>
+      <w:r>
+        <w:t>,</w:t>
       </w:r>
       <w:r>
         <w:t xml:space="preserve"> — </w:t>
@@ -35146,7 +36478,15 @@
     </w:p>
     <w:p>
       <w:r>
-        <w:t>— Олег, я в таком ключе общаться не намерен! Центру надо установить точную причину смерти. Не так часто навигатор умирает сразу после выхода из бранка.</w:t>
+        <w:t xml:space="preserve">— Олег, я в таком ключе общаться не намерен! Центру надо установить точную причину смерти. Не так часто навигатор умирает сразу после выхода из </w:t>
+      </w:r>
+      <w:proofErr w:type="spellStart"/>
+      <w:r>
+        <w:t>бранка</w:t>
+      </w:r>
+      <w:proofErr w:type="spellEnd"/>
+      <w:r>
+        <w:t>.</w:t>
       </w:r>
     </w:p>
     <w:p>
@@ -35162,7 +36502,15 @@
     </w:p>
     <w:p>
       <w:r>
-        <w:t>— Да чего ты от меня хочешь? — взревел Майоров. Лицо его стало пунцовым, как при удушье, на лбу выступил пот. — Почему вы вообще решили, что это нуболид! Это же полный бред! Все нуболиды, с которым мы вступали в контакт, сидят в герметичной банке. Пойдём! — махнул он рукой. — Покажешь мне снимки!</w:t>
+        <w:t xml:space="preserve">— Да чего ты от меня хочешь? — взревел Майоров. Лицо его стало пунцовым, как при удушье, на лбу выступил пот. — Почему вы вообще решили, что это </w:t>
+      </w:r>
+      <w:proofErr w:type="spellStart"/>
+      <w:r>
+        <w:t>нуболид</w:t>
+      </w:r>
+      <w:proofErr w:type="spellEnd"/>
+      <w:r>
+        <w:t>! Это же полный бред! Все нуболиды, с которым мы вступали в контакт, сидят в герметичной банке. Пойдём! — махнул он рукой. — Покажешь мне снимки!</w:t>
       </w:r>
     </w:p>
     <w:p>
@@ -35273,7 +36621,23 @@
     </w:p>
     <w:p>
       <w:r>
-        <w:t xml:space="preserve">— Был перед нашим вылетом случай, — начал Майоров. — Умер навигатор. Не после выхода из бранка, нет, обошлось без таких совпадений. Вроде как везли её куда-то на шнявке, может, на другой корабль. Неважно. — </w:t>
+        <w:t xml:space="preserve">— Был перед нашим вылетом случай, — начал Майоров. — Умер навигатор. Не после выхода из </w:t>
+      </w:r>
+      <w:proofErr w:type="spellStart"/>
+      <w:r>
+        <w:t>бранка</w:t>
+      </w:r>
+      <w:proofErr w:type="spellEnd"/>
+      <w:r>
+        <w:t xml:space="preserve">, нет, обошлось без таких совпадений. Вроде как везли её куда-то на </w:t>
+      </w:r>
+      <w:proofErr w:type="spellStart"/>
+      <w:r>
+        <w:t>шнявке</w:t>
+      </w:r>
+      <w:proofErr w:type="spellEnd"/>
+      <w:r>
+        <w:t xml:space="preserve">, может, на другой корабль. Неважно. — </w:t>
       </w:r>
       <w:r>
         <w:lastRenderedPageBreak/>
@@ -35376,7 +36740,15 @@
         <w:t>а</w:t>
       </w:r>
       <w:r>
-        <w:t xml:space="preserve"> нуболид, я вообще ни черта не понимаю! Откуда он там взялся? </w:t>
+        <w:t xml:space="preserve"> </w:t>
+      </w:r>
+      <w:proofErr w:type="spellStart"/>
+      <w:r>
+        <w:t>нуболид</w:t>
+      </w:r>
+      <w:proofErr w:type="spellEnd"/>
+      <w:r>
+        <w:t xml:space="preserve">, я вообще ни черта не понимаю! Откуда он там взялся? </w:t>
       </w:r>
       <w:r>
         <w:t>Может, о</w:t>
@@ -35422,7 +36794,15 @@
         <w:t xml:space="preserve">дурацкие </w:t>
       </w:r>
       <w:r>
-        <w:t>вроде бесконечных снов во время бранка, которыми желторотиков пугают.</w:t>
+        <w:t xml:space="preserve">вроде бесконечных снов во время </w:t>
+      </w:r>
+      <w:proofErr w:type="spellStart"/>
+      <w:r>
+        <w:t>бранка</w:t>
+      </w:r>
+      <w:proofErr w:type="spellEnd"/>
+      <w:r>
+        <w:t>, которыми желторотиков пугают.</w:t>
       </w:r>
     </w:p>
     <w:p>
@@ -35432,7 +36812,15 @@
     </w:p>
     <w:p>
       <w:r>
-        <w:t>— Так и нуболидом это быть не может, — посмотрел на меня Майоров.</w:t>
+        <w:t xml:space="preserve">— Так и </w:t>
+      </w:r>
+      <w:proofErr w:type="spellStart"/>
+      <w:r>
+        <w:t>нуболидом</w:t>
+      </w:r>
+      <w:proofErr w:type="spellEnd"/>
+      <w:r>
+        <w:t xml:space="preserve"> это быть не может, — посмотрел на меня Майоров.</w:t>
       </w:r>
     </w:p>
     <w:p>
@@ -35591,7 +36979,15 @@
         <w:t>, когда правая сторона лица не поспевает за левой</w:t>
       </w:r>
       <w:r>
-        <w:t>. И мне стало жутко — куда сильнее, чем от нуболида на рентгеновском снимке.</w:t>
+        <w:t xml:space="preserve">. И мне стало жутко — куда сильнее, чем от </w:t>
+      </w:r>
+      <w:proofErr w:type="spellStart"/>
+      <w:r>
+        <w:t>нуболида</w:t>
+      </w:r>
+      <w:proofErr w:type="spellEnd"/>
+      <w:r>
+        <w:t xml:space="preserve"> на рентгеновском снимке.</w:t>
       </w:r>
     </w:p>
     <w:p>
@@ -36165,7 +37561,23 @@
     </w:p>
     <w:p>
       <w:r>
-        <w:t>— Ага, из кэбэ, если тебе так понятнее. Ты, Олежка, парень молодой, конечно, но, надеюсь, не глупый. На каждом рейсе есть кто-нибудь из Комитета. Это всегда член экипажа, и «кэбэ» на лбу тоже обычно не написано.</w:t>
+        <w:t xml:space="preserve">— Ага, из </w:t>
+      </w:r>
+      <w:proofErr w:type="spellStart"/>
+      <w:r>
+        <w:t>кэбэ</w:t>
+      </w:r>
+      <w:proofErr w:type="spellEnd"/>
+      <w:r>
+        <w:t>, если тебе так понятнее. Ты, Олежка, парень молодой, конечно, но, надеюсь, не глупый. На каждом рейсе есть кто-нибудь из Комитета. Это всегда член экипажа, и «</w:t>
+      </w:r>
+      <w:proofErr w:type="spellStart"/>
+      <w:r>
+        <w:t>кэбэ</w:t>
+      </w:r>
+      <w:proofErr w:type="spellEnd"/>
+      <w:r>
+        <w:t>» на лбу тоже обычно не написано.</w:t>
       </w:r>
     </w:p>
     <w:p>
@@ -36252,7 +37664,15 @@
         <w:t xml:space="preserve"> —</w:t>
       </w:r>
       <w:r>
-        <w:t xml:space="preserve"> Они путешествуют бранком, как мы</w:t>
+        <w:t xml:space="preserve"> Они путешествуют </w:t>
+      </w:r>
+      <w:proofErr w:type="spellStart"/>
+      <w:r>
+        <w:t>бранком</w:t>
+      </w:r>
+      <w:proofErr w:type="spellEnd"/>
+      <w:r>
+        <w:t>, как мы</w:t>
       </w:r>
       <w:r>
         <w:t>, Олег</w:t>
@@ -36298,7 +37718,15 @@
     </w:p>
     <w:p>
       <w:r>
-        <w:t>— Понятия не имею! — пожал плечами Григорьев. — Может, эксперименты твоего Марутяна так на них повлияли, а может, они всегда это умели. Мы же, Олежка, ничего толком о нуболидах не знаем, несмотря на то, что десять лет их тут под микроскопом рассматрива</w:t>
+        <w:t xml:space="preserve">— Понятия не имею! — пожал плечами Григорьев. — Может, эксперименты твоего Марутяна так на них повлияли, а может, они всегда это умели. Мы же, Олежка, ничего толком о </w:t>
+      </w:r>
+      <w:proofErr w:type="spellStart"/>
+      <w:r>
+        <w:t>нуболидах</w:t>
+      </w:r>
+      <w:proofErr w:type="spellEnd"/>
+      <w:r>
+        <w:t xml:space="preserve"> не знаем, несмотря на то, что десять лет их тут под микроскопом рассматрива</w:t>
       </w:r>
       <w:r>
         <w:t>ем</w:t>
@@ -36402,7 +37830,15 @@
     </w:p>
     <w:p>
       <w:r>
-        <w:t xml:space="preserve">— Можно и так сказать. Мы туннель открыли, нуболиды по нему прошли. Понимаешь, что это означает? — Григорьев повернулся к терминалу и склонил голову над выключенным экраном. На панели мигал красным какой-то испуганный индикатор. — Мы открыли ящик Пандоры. Мы заходим в бранк </w:t>
+        <w:t xml:space="preserve">— Можно и так сказать. Мы туннель открыли, нуболиды по нему прошли. Понимаешь, что это означает? — Григорьев повернулся к терминалу и склонил голову над выключенным экраном. На панели мигал красным какой-то испуганный индикатор. — Мы открыли ящик Пандоры. Мы заходим в </w:t>
+      </w:r>
+      <w:proofErr w:type="spellStart"/>
+      <w:r>
+        <w:t>бранк</w:t>
+      </w:r>
+      <w:proofErr w:type="spellEnd"/>
+      <w:r>
+        <w:t xml:space="preserve"> </w:t>
       </w:r>
       <w:r>
         <w:lastRenderedPageBreak/>
@@ -36636,7 +38072,15 @@
     </w:p>
     <w:p>
       <w:r>
-        <w:t>— Мы тоже нашли нуболида в теле нашего навигатора, — сказал я. — Он обвивал её сердце.</w:t>
+        <w:t xml:space="preserve">— Мы тоже нашли </w:t>
+      </w:r>
+      <w:proofErr w:type="spellStart"/>
+      <w:r>
+        <w:t>нуболида</w:t>
+      </w:r>
+      <w:proofErr w:type="spellEnd"/>
+      <w:r>
+        <w:t xml:space="preserve"> в теле нашего навигатора, — сказал я. — Он обвивал её сердце.</w:t>
       </w:r>
     </w:p>
     <w:p>
@@ -36721,7 +38165,15 @@
         <w:t>Эпсилону</w:t>
       </w:r>
       <w:r>
-        <w:t xml:space="preserve"> Арефьевой. Там ещё были живые следы от бранка в</w:t>
+        <w:t xml:space="preserve"> Арефьевой. Там ещё были живые следы от </w:t>
+      </w:r>
+      <w:proofErr w:type="spellStart"/>
+      <w:r>
+        <w:t>бранка</w:t>
+      </w:r>
+      <w:proofErr w:type="spellEnd"/>
+      <w:r>
+        <w:t xml:space="preserve"> в</w:t>
       </w:r>
       <w:r>
         <w:t>о вторую</w:t>
@@ -36845,7 +38297,15 @@
     </w:p>
     <w:p>
       <w:r>
-        <w:t>Я молчал. Свой самый первый бранк я пережил на «Минске».</w:t>
+        <w:t xml:space="preserve">Я молчал. Свой самый первый </w:t>
+      </w:r>
+      <w:proofErr w:type="spellStart"/>
+      <w:r>
+        <w:t>бранк</w:t>
+      </w:r>
+      <w:proofErr w:type="spellEnd"/>
+      <w:r>
+        <w:t xml:space="preserve"> я пережил на «Минске».</w:t>
       </w:r>
     </w:p>
     <w:p>
@@ -36924,7 +38384,15 @@
         <w:t>.</w:t>
       </w:r>
       <w:r>
-        <w:t xml:space="preserve"> И ты это прекрасно знаешь. За кого ты тут на меня с кулаками наброситься хочешь? За Андреева, за нашего доблестного Мицюкина? Или всё-таки за ту бойкую девчонку, с которой ты </w:t>
+        <w:t xml:space="preserve"> И ты это прекрасно знаешь. За кого ты тут на меня с кулаками наброситься хочешь? За Андреева, за нашего доблестного </w:t>
+      </w:r>
+      <w:proofErr w:type="spellStart"/>
+      <w:r>
+        <w:t>Мицюкина</w:t>
+      </w:r>
+      <w:proofErr w:type="spellEnd"/>
+      <w:r>
+        <w:t xml:space="preserve">? Или всё-таки за ту бойкую девчонку, с которой ты </w:t>
       </w:r>
       <w:r>
         <w:t xml:space="preserve">тут </w:t>
@@ -37097,7 +38565,15 @@
     </w:p>
     <w:p>
       <w:r>
-        <w:t>Я метнулся туда, где мрели последние огни, спотыкаясь о чёрные, вылезающие из-под пола корни, и — остановился.</w:t>
+        <w:t xml:space="preserve">Я метнулся туда, где </w:t>
+      </w:r>
+      <w:proofErr w:type="spellStart"/>
+      <w:r>
+        <w:t>мрели</w:t>
+      </w:r>
+      <w:proofErr w:type="spellEnd"/>
+      <w:r>
+        <w:t xml:space="preserve"> последние огни, спотыкаясь о чёрные, вылезающие из-под пола корни, и — остановился.</w:t>
       </w:r>
     </w:p>
     <w:p>
@@ -37226,7 +38702,23 @@
     </w:p>
     <w:p>
       <w:r>
-        <w:t>Уже подобравшись к полосе света, я столкнулся с Мицюкиным. Мне было всё равно, ударит он меня или выстрелит. Но Мицюкина я не заинтересовал. Он молча отпихнул меня и рванул в красное марево, сжимая шоковый пистолет.</w:t>
+        <w:t xml:space="preserve">Уже подобравшись к полосе света, я столкнулся с </w:t>
+      </w:r>
+      <w:proofErr w:type="spellStart"/>
+      <w:r>
+        <w:t>Мицюкиным</w:t>
+      </w:r>
+      <w:proofErr w:type="spellEnd"/>
+      <w:r>
+        <w:t xml:space="preserve">. Мне было всё равно, ударит он меня или выстрелит. Но </w:t>
+      </w:r>
+      <w:proofErr w:type="spellStart"/>
+      <w:r>
+        <w:t>Мицюкина</w:t>
+      </w:r>
+      <w:proofErr w:type="spellEnd"/>
+      <w:r>
+        <w:t xml:space="preserve"> я не заинтересовал. Он молча отпихнул меня и рванул в красное марево, сжимая шоковый пистолет.</w:t>
       </w:r>
     </w:p>
     <w:p>
@@ -37413,7 +38905,15 @@
     </w:p>
     <w:p>
       <w:r>
-        <w:t>В лаборатории горел ровный спокойный свет, будто я перенёсся назад во времени. Камеру с нуболидами закрывала тень. Симонова сидела у вычислительного аппарата и что-то торопливо выщёлкивала на клавиатуре, деловито сдвинув брови. Вера стояла рядом, вглядываясь в экран.</w:t>
+        <w:t xml:space="preserve">В лаборатории горел ровный спокойный свет, будто я перенёсся назад во времени. Камеру с </w:t>
+      </w:r>
+      <w:proofErr w:type="spellStart"/>
+      <w:r>
+        <w:t>нуболидами</w:t>
+      </w:r>
+      <w:proofErr w:type="spellEnd"/>
+      <w:r>
+        <w:t xml:space="preserve"> закрывала тень. Симонова сидела у вычислительного аппарата и что-то торопливо выщёлкивала на клавиатуре, деловито сдвинув брови. Вера стояла рядом, вглядываясь в экран.</w:t>
       </w:r>
     </w:p>
     <w:p>
@@ -37772,7 +39272,23 @@
     </w:p>
     <w:p>
       <w:r>
-        <w:t>— Нет! — Симонова перебила меня раздражённым взмахом руки. — Что вы, Олег! Я же не сошла с ума! Мы откроем им путь домой, сделаем ма-а-а-а-ленькую, — она показала пальцами невидимую песчинку, — червоточинку.</w:t>
+        <w:t xml:space="preserve">— Нет! — Симонова перебила меня раздражённым взмахом руки. — Что вы, Олег! Я же не сошла с ума! Мы откроем им путь домой, сделаем </w:t>
+      </w:r>
+      <w:proofErr w:type="spellStart"/>
+      <w:r>
+        <w:t>ма</w:t>
+      </w:r>
+      <w:proofErr w:type="spellEnd"/>
+      <w:r>
+        <w:t>-а-а-а-</w:t>
+      </w:r>
+      <w:proofErr w:type="spellStart"/>
+      <w:r>
+        <w:t>ленькую</w:t>
+      </w:r>
+      <w:proofErr w:type="spellEnd"/>
+      <w:r>
+        <w:t>, — она показала пальцами невидимую песчинку, — червоточинку.</w:t>
       </w:r>
     </w:p>
     <w:p>
@@ -38516,7 +40032,15 @@
     </w:p>
     <w:p>
       <w:r>
-        <w:t>— Они свободны! — с детской радостью улыбнулась Симонова и протянула к нуболидам руки.</w:t>
+        <w:t xml:space="preserve">— Они свободны! — с детской радостью улыбнулась Симонова и протянула к </w:t>
+      </w:r>
+      <w:proofErr w:type="spellStart"/>
+      <w:r>
+        <w:t>нуболидам</w:t>
+      </w:r>
+      <w:proofErr w:type="spellEnd"/>
+      <w:r>
+        <w:t xml:space="preserve"> руки.</w:t>
       </w:r>
       <w:r>
         <w:t xml:space="preserve"> — Как </w:t>
@@ -39238,7 +40762,15 @@
     </w:p>
     <w:p>
       <w:r>
-        <w:t>— Ты не ошибся! — сказала Вера, пряча глаза. — Я хотела его отравить. Сначала думала подмешать ему что-нибудь в его любимый кофе, но, увы, кофе закончился. А потом решила, что можно травануть его вместе со всеми остальными. Отравить к чёртовой матери! Вместе с Аней. Вместе со всеми</w:t>
+        <w:t xml:space="preserve">— Ты не ошибся! — сказала Вера, пряча глаза. — Я хотела его отравить. Сначала думала подмешать ему что-нибудь в его любимый кофе, но, увы, кофе закончился. А потом решила, что можно </w:t>
+      </w:r>
+      <w:proofErr w:type="spellStart"/>
+      <w:r>
+        <w:t>травануть</w:t>
+      </w:r>
+      <w:proofErr w:type="spellEnd"/>
+      <w:r>
+        <w:t xml:space="preserve"> его вместе со всеми остальными. Отравить к чёртовой матери! Вместе с Аней. Вместе со всеми</w:t>
       </w:r>
       <w:r>
         <w:t>!</w:t>
@@ -39436,7 +40968,15 @@
     </w:p>
     <w:p>
       <w:r>
-        <w:t>Темнота накатывала и отступала волнами, как морской прибой. Где-то вдалеке вспыхивал и тут же гас коротящий из-за истерзанной проводки свет.</w:t>
+        <w:t xml:space="preserve">Темнота накатывала и отступала волнами, как морской прибой. Где-то вдалеке вспыхивал и тут же гас </w:t>
+      </w:r>
+      <w:proofErr w:type="spellStart"/>
+      <w:r>
+        <w:t>коротящий</w:t>
+      </w:r>
+      <w:proofErr w:type="spellEnd"/>
+      <w:r>
+        <w:t xml:space="preserve"> из-за истерзанной проводки свет.</w:t>
       </w:r>
     </w:p>
     <w:p>
@@ -39593,7 +41133,15 @@
         <w:t>ожидая</w:t>
       </w:r>
       <w:r>
-        <w:t xml:space="preserve"> увидеть алые нити, стекающие из воздушной решётки, но вместо этого столкнулся взглядом с Мицюкиным, который стоял, широко расставив </w:t>
+        <w:t xml:space="preserve"> увидеть алые нити, стекающие из воздушной решётки, но вместо этого столкнулся взглядом с </w:t>
+      </w:r>
+      <w:proofErr w:type="spellStart"/>
+      <w:r>
+        <w:t>Мицюкиным</w:t>
+      </w:r>
+      <w:proofErr w:type="spellEnd"/>
+      <w:r>
+        <w:t xml:space="preserve">, который стоял, широко расставив </w:t>
       </w:r>
       <w:r>
         <w:t>ноги</w:t>
@@ -39751,7 +41299,15 @@
     </w:p>
     <w:p>
       <w:r>
-        <w:t>Изо рта Мицюкина вырвались, как сноп пламени, красные нити и нетерпеливо затряслись, наползая ему на лицо.</w:t>
+        <w:t xml:space="preserve">Изо рта </w:t>
+      </w:r>
+      <w:proofErr w:type="spellStart"/>
+      <w:r>
+        <w:t>Мицюкина</w:t>
+      </w:r>
+      <w:proofErr w:type="spellEnd"/>
+      <w:r>
+        <w:t xml:space="preserve"> вырвались, как сноп пламени, красные нити и нетерпеливо затряслись, наползая ему на лицо.</w:t>
       </w:r>
     </w:p>
     <w:p>
@@ -40247,7 +41803,15 @@
     </w:p>
     <w:p>
       <w:r>
-        <w:t xml:space="preserve">Уставшие механизмы загудели, дверь втянулась в стену. Нуболиды ещё выплясывали хаотичный танец над телом Мицюкина. Они быстро почувствовали нас — по страху или по запаху крови, как хищные рыбы, — и </w:t>
+        <w:t xml:space="preserve">Уставшие механизмы загудели, дверь втянулась в стену. Нуболиды ещё выплясывали хаотичный танец над телом </w:t>
+      </w:r>
+      <w:proofErr w:type="spellStart"/>
+      <w:r>
+        <w:t>Мицюкина</w:t>
+      </w:r>
+      <w:proofErr w:type="spellEnd"/>
+      <w:r>
+        <w:t xml:space="preserve">. Они быстро почувствовали нас — по страху или по запаху крови, как хищные рыбы, — и </w:t>
       </w:r>
       <w:r>
         <w:t>потянулись</w:t>
@@ -40867,7 +42431,15 @@
     </w:p>
     <w:p>
       <w:r>
-        <w:t>— Не падайте, Олег! Вы нам ещё потребуетесь для по-по-по… — его заклинило, он отвернулся и сплюнул кровь, — для починки оборудования.</w:t>
+        <w:t xml:space="preserve">— Не падайте, Олег! Вы нам ещё потребуетесь для </w:t>
+      </w:r>
+      <w:proofErr w:type="spellStart"/>
+      <w:r>
+        <w:t>по-по-по</w:t>
+      </w:r>
+      <w:proofErr w:type="spellEnd"/>
+      <w:r>
+        <w:t>… — его заклинило, он отвернулся и сплюнул кровь, — для починки оборудования.</w:t>
       </w:r>
     </w:p>
     <w:p>
@@ -40996,7 +42568,15 @@
     </w:p>
     <w:p>
       <w:r>
-        <w:t>— То же, что и с Мицюкиным! — крикнул я. — Выключите этот долбаный фонарь!</w:t>
+        <w:t xml:space="preserve">— То же, что и с </w:t>
+      </w:r>
+      <w:proofErr w:type="spellStart"/>
+      <w:r>
+        <w:t>Мицюкиным</w:t>
+      </w:r>
+      <w:proofErr w:type="spellEnd"/>
+      <w:r>
+        <w:t>! — крикнул я. — Выключите этот долбаный фонарь!</w:t>
       </w:r>
     </w:p>
     <w:p>
@@ -41491,7 +43071,15 @@
     </w:p>
     <w:p>
       <w:r>
-        <w:t>Гравитация разметала червей по стенам. Нуболиды потянулись к стробящему аварийному свету. Когда освещение гасло, их отбрасывала подкрашенная синевой темнота, но уже через мгновение они поднимались снова и быстро ползли по переборкам.</w:t>
+        <w:t xml:space="preserve">Гравитация разметала червей по стенам. Нуболиды потянулись к </w:t>
+      </w:r>
+      <w:proofErr w:type="spellStart"/>
+      <w:r>
+        <w:t>стробящему</w:t>
+      </w:r>
+      <w:proofErr w:type="spellEnd"/>
+      <w:r>
+        <w:t xml:space="preserve"> аварийному свету. Когда освещение гасло, их отбрасывала подкрашенная синевой темнота, но уже через мгновение они поднимались снова и быстро ползли по переборкам.</w:t>
       </w:r>
     </w:p>
     <w:p>
@@ -42320,7 +43908,15 @@
     </w:p>
     <w:p>
       <w:r>
-        <w:t>Вера долго смотрела на меня, прижимаясь к переборке. Руки у неё были сведены за спиной, как у заключённой. Нижняя губа — раскусана до крови.</w:t>
+        <w:t xml:space="preserve">Вера долго смотрела на меня, прижимаясь к переборке. Руки у неё были сведены за спиной, как у заключённой. Нижняя губа — </w:t>
+      </w:r>
+      <w:proofErr w:type="spellStart"/>
+      <w:r>
+        <w:t>раскусана</w:t>
+      </w:r>
+      <w:proofErr w:type="spellEnd"/>
+      <w:r>
+        <w:t xml:space="preserve"> до крови.</w:t>
       </w:r>
     </w:p>
     <w:p>
@@ -42617,7 +44213,15 @@
     </w:p>
     <w:p>
       <w:r>
-        <w:t>Я чувствую себя, как после коматоза.</w:t>
+        <w:t xml:space="preserve">Я чувствую себя, как после </w:t>
+      </w:r>
+      <w:proofErr w:type="spellStart"/>
+      <w:r>
+        <w:t>коматоза</w:t>
+      </w:r>
+      <w:proofErr w:type="spellEnd"/>
+      <w:r>
+        <w:t>.</w:t>
       </w:r>
     </w:p>
     <w:p>
@@ -42837,7 +44441,15 @@
     </w:p>
     <w:p>
       <w:r>
-        <w:t xml:space="preserve">— «Оним двенадцать дробь четыре три </w:t>
+        <w:t>— «</w:t>
+      </w:r>
+      <w:proofErr w:type="spellStart"/>
+      <w:r>
+        <w:t>Оним</w:t>
+      </w:r>
+      <w:proofErr w:type="spellEnd"/>
+      <w:r>
+        <w:t xml:space="preserve"> двенадцать дробь четыре три </w:t>
       </w:r>
       <w:r>
         <w:t>а</w:t>
@@ -42868,7 +44480,15 @@
     </w:p>
     <w:p>
       <w:r>
-        <w:t xml:space="preserve">— «Оним двенадцать дробь четыре три </w:t>
+        <w:t>— «</w:t>
+      </w:r>
+      <w:proofErr w:type="spellStart"/>
+      <w:r>
+        <w:t>Оним</w:t>
+      </w:r>
+      <w:proofErr w:type="spellEnd"/>
+      <w:r>
+        <w:t xml:space="preserve"> двенадцать дробь четыре три </w:t>
       </w:r>
       <w:r>
         <w:t>а</w:t>
@@ -42919,7 +44539,15 @@
     </w:p>
     <w:p>
       <w:r>
-        <w:t>Пункт назначения: Оним 12/43</w:t>
+        <w:t xml:space="preserve">Пункт назначения: </w:t>
+      </w:r>
+      <w:proofErr w:type="spellStart"/>
+      <w:r>
+        <w:t>Оним</w:t>
+      </w:r>
+      <w:proofErr w:type="spellEnd"/>
+      <w:r>
+        <w:t xml:space="preserve"> 12/43</w:t>
       </w:r>
       <w:r>
         <w:t>а</w:t>
@@ -42941,7 +44569,15 @@
         <w:t>Альфа Акимовой</w:t>
       </w:r>
       <w:r>
-        <w:t xml:space="preserve"> (ранее — Оним 12/43а)</w:t>
+        <w:t xml:space="preserve"> (ранее — </w:t>
+      </w:r>
+      <w:proofErr w:type="spellStart"/>
+      <w:r>
+        <w:t>Оним</w:t>
+      </w:r>
+      <w:proofErr w:type="spellEnd"/>
+      <w:r>
+        <w:t xml:space="preserve"> 12/43а)</w:t>
       </w:r>
     </w:p>
     <w:p>
@@ -43371,7 +45007,23 @@
     </w:p>
     <w:p>
       <w:r>
-        <w:t>Всё в порядке. Мы — в бранке. Точка выхода — Оним 12/43</w:t>
+        <w:t xml:space="preserve">Всё в порядке. Мы — в </w:t>
+      </w:r>
+      <w:proofErr w:type="spellStart"/>
+      <w:r>
+        <w:t>бранке</w:t>
+      </w:r>
+      <w:proofErr w:type="spellEnd"/>
+      <w:r>
+        <w:t xml:space="preserve">. Точка выхода — </w:t>
+      </w:r>
+      <w:proofErr w:type="spellStart"/>
+      <w:r>
+        <w:t>Оним</w:t>
+      </w:r>
+      <w:proofErr w:type="spellEnd"/>
+      <w:r>
+        <w:t xml:space="preserve"> 12/43</w:t>
       </w:r>
       <w:r>
         <w:t>а</w:t>

--- a/abyss/Воронков_В_Бездна_света.docx
+++ b/abyss/Воронков_В_Бездна_света.docx
@@ -71,15 +71,7 @@
     </w:p>
     <w:p>
       <w:r>
-        <w:t xml:space="preserve">Сам переход космонавты называют </w:t>
-      </w:r>
-      <w:proofErr w:type="spellStart"/>
-      <w:r>
-        <w:t>бранком</w:t>
-      </w:r>
-      <w:proofErr w:type="spellEnd"/>
-      <w:r>
-        <w:t xml:space="preserve">. </w:t>
+        <w:t xml:space="preserve">Сам переход космонавты называют бранком. </w:t>
       </w:r>
       <w:r>
         <w:t>Потому что о</w:t>
@@ -95,53 +87,210 @@
       </w:r>
     </w:p>
     <w:p>
-      <w:proofErr w:type="spellStart"/>
-      <w:r>
-        <w:t>Бранк</w:t>
-      </w:r>
-      <w:proofErr w:type="spellEnd"/>
+      <w:r>
+        <w:t>Бранк.</w:t>
+      </w:r>
+    </w:p>
+    <w:p>
+      <w:r>
+        <w:t>В</w:t>
+      </w:r>
+      <w:r>
+        <w:t xml:space="preserve"> бранк</w:t>
+      </w:r>
+      <w:r>
+        <w:t>е</w:t>
+      </w:r>
+      <w:r>
+        <w:t xml:space="preserve"> снятся кошмары. Об этом все знают. Так человеческое сознание </w:t>
+      </w:r>
+      <w:r>
+        <w:t>отзывается</w:t>
+      </w:r>
+      <w:r>
+        <w:t xml:space="preserve"> на </w:t>
+      </w:r>
+      <w:r>
+        <w:t xml:space="preserve">чёрную, как смерть, </w:t>
+      </w:r>
+      <w:r>
+        <w:t xml:space="preserve">тьму за переборками корабельных модулей. </w:t>
+      </w:r>
+      <w:r>
+        <w:t>Н</w:t>
+      </w:r>
+      <w:r>
+        <w:t>ичего удивительного тут нет. Многим и на Земле снятся</w:t>
+      </w:r>
+      <w:r>
+        <w:t xml:space="preserve"> кошмары</w:t>
+      </w:r>
       <w:r>
         <w:t>.</w:t>
       </w:r>
     </w:p>
     <w:p>
       <w:r>
+        <w:t>Новички, впрочем, обожают страшилки на эту тему.</w:t>
+      </w:r>
+    </w:p>
+    <w:p>
+      <w:r>
+        <w:t xml:space="preserve">Рассказывают, что космонавты сходят с ума, что обычный сон </w:t>
+      </w:r>
+      <w:r>
+        <w:t>перерастает</w:t>
+      </w:r>
+      <w:r>
+        <w:t xml:space="preserve"> в конверсионную фугу, как у навигаторов на последнем цикле, что все воспоминания стираются напрочь, и получается чистое, лишённое разума сознание. </w:t>
+      </w:r>
+    </w:p>
+    <w:p>
+      <w:r>
+        <w:t>Самая популярная страшилка — о вечном пробуждении.</w:t>
+      </w:r>
+    </w:p>
+    <w:p>
+      <w:r>
+        <w:t>Тебе снится обычный для бранка кошмар, к которым все мы давно привыкли. Ты просыпаешься, вылезаешь из амниона, неуклюже барахтаясь в невесомости, точно едва успел родиться на свет. Дёргаешь за рычаг в стене, чтобы открыть люк в соединительный тракт между отсеками, где побольше пространства.</w:t>
+      </w:r>
+    </w:p>
+    <w:p>
+      <w:r>
+        <w:t>И просыпаешься снова.</w:t>
+      </w:r>
+    </w:p>
+    <w:p>
+      <w:r>
+        <w:t xml:space="preserve">Впрочем, </w:t>
+      </w:r>
+      <w:r>
+        <w:t>вечным пробуждение становится</w:t>
+      </w:r>
+      <w:r>
+        <w:t xml:space="preserve"> лишь в особ</w:t>
+      </w:r>
+      <w:r>
+        <w:t>енно</w:t>
+      </w:r>
+      <w:r>
+        <w:t xml:space="preserve"> драматичных случаях. Обычно космонавта заставляют </w:t>
+      </w:r>
+      <w:r>
+        <w:t>по</w:t>
+      </w:r>
+      <w:r>
+        <w:t>мучиться</w:t>
+      </w:r>
+      <w:r>
+        <w:t xml:space="preserve"> несколько лет</w:t>
+      </w:r>
+      <w:r>
+        <w:t xml:space="preserve">, </w:t>
+      </w:r>
+      <w:r>
+        <w:t xml:space="preserve">пока </w:t>
+      </w:r>
+      <w:r>
+        <w:t>парад планет</w:t>
+      </w:r>
+      <w:r>
+        <w:t xml:space="preserve"> или солнечное затмение</w:t>
+      </w:r>
+      <w:r>
+        <w:t xml:space="preserve"> не разрывают мёртвую петлю</w:t>
+      </w:r>
+      <w:r>
+        <w:t xml:space="preserve"> сна, возвращая сознание в прикованное к больничной койке тело.</w:t>
+      </w:r>
+      <w:r>
+        <w:t xml:space="preserve"> Есть и менее жестокий вариант — кошмар заканчивается вместе с переходом.</w:t>
+      </w:r>
+    </w:p>
+    <w:p>
+      <w:r>
+        <w:t>Про истории о вечном переходе я, пожалуй, упоминать не буду.</w:t>
+      </w:r>
+    </w:p>
+    <w:p>
+      <w:r>
+        <w:t>П</w:t>
+      </w:r>
+      <w:r>
+        <w:t>сихика у многих</w:t>
+      </w:r>
+      <w:r>
+        <w:t xml:space="preserve"> и правда</w:t>
+      </w:r>
+      <w:r>
+        <w:t xml:space="preserve"> сдаёт после долгих полётов. Поэтому к экипажам приписан политкор — в бранке он не летает, редко какой политкор это выдержит, — но по воз</w:t>
+      </w:r>
+      <w:r>
+        <w:t>в</w:t>
+      </w:r>
+      <w:r>
+        <w:t>ращении проводит с каждым тщательные беседы, как мозгоправ из психиатрической больницы. Некоторых даже снимают с полётов, отправляют на минводы, как в ссылку, на принудительное лечение.</w:t>
+      </w:r>
+    </w:p>
+    <w:p>
+      <w:r>
+        <w:t xml:space="preserve">Мой самый первый бранк длился всего шесть с небольшим часов — спать было некогда и даже испугаться толком я не успел. Было лишь странное чувство после выхода. Вроде всё хорошо, ничего не болит, сознание ясное, </w:t>
+      </w:r>
+      <w:r>
+        <w:t>но</w:t>
+      </w:r>
+      <w:r>
+        <w:t xml:space="preserve"> тело чужое — руки с незнакомыми узловатыми пальцами, неуклюжие ноги… Как будто поменялся с кем-то телами, а все зеркала беспощадно врут.</w:t>
+      </w:r>
+    </w:p>
+    <w:p>
+      <w:r>
+        <w:lastRenderedPageBreak/>
+        <w:t xml:space="preserve">Следующий бранк, через пару недель, занял уже почти трое суток — кошмары были, но реальный кошмар поджидал меня после пробуждения. Я боялся самого балка, </w:t>
+      </w:r>
+      <w:r>
+        <w:t>неисчислимой</w:t>
+      </w:r>
+      <w:r>
+        <w:t xml:space="preserve"> пустоты, в которую падал корабль, отданный на милость погружённому в искусственный сон навигатору. Слепая беспомощность — при аварии я не успею даже помолиться — сводила с ума. </w:t>
+      </w:r>
+      <w:r>
         <w:t>В</w:t>
       </w:r>
       <w:r>
-        <w:t xml:space="preserve"> </w:t>
-      </w:r>
-      <w:proofErr w:type="spellStart"/>
-      <w:r>
-        <w:t>бранк</w:t>
+        <w:t xml:space="preserve">се жилы в теле </w:t>
+      </w:r>
+      <w:r>
+        <w:t xml:space="preserve">были </w:t>
+      </w:r>
+      <w:r>
+        <w:t xml:space="preserve">натянуты до треска. Я несколько часов провёл в каюте, пытаясь заново, подобно новорождённому, научиться спокойно дышать, а не хрипеть, до одури глотая воздух, как вытащенная на берег рыба. Весь остальной экипаж тем временем </w:t>
+      </w:r>
+      <w:r>
+        <w:t xml:space="preserve">спокойно </w:t>
+      </w:r>
+      <w:r>
+        <w:t>спал и видел сны. Я даже хотел разбудить капитана, чтобы услышать его голос.</w:t>
+      </w:r>
+    </w:p>
+    <w:p>
+      <w:r>
+        <w:t xml:space="preserve">Так было </w:t>
+      </w:r>
+      <w:r>
+        <w:t>в</w:t>
+      </w:r>
+      <w:r>
+        <w:t xml:space="preserve"> первы</w:t>
       </w:r>
       <w:r>
         <w:t>е</w:t>
       </w:r>
-      <w:proofErr w:type="spellEnd"/>
-      <w:r>
-        <w:t xml:space="preserve"> снятся кошмары. Об этом все знают. Так человеческое сознание </w:t>
-      </w:r>
-      <w:r>
-        <w:t>отзывается</w:t>
-      </w:r>
-      <w:r>
-        <w:t xml:space="preserve"> на </w:t>
-      </w:r>
-      <w:r>
-        <w:t xml:space="preserve">чёрную, как смерть, </w:t>
-      </w:r>
-      <w:r>
-        <w:t xml:space="preserve">тьму за переборками корабельных модулей. </w:t>
-      </w:r>
-      <w:r>
-        <w:t>Н</w:t>
-      </w:r>
-      <w:r>
-        <w:t>ичего удивительного тут нет. Многим и на Земле снятся</w:t>
-      </w:r>
-      <w:r>
-        <w:t xml:space="preserve"> кошмары</w:t>
+      <w:r>
+        <w:t xml:space="preserve"> полёт</w:t>
+      </w:r>
+      <w:r>
+        <w:t>ы</w:t>
       </w:r>
       <w:r>
         <w:t>.</w:t>
@@ -149,236 +298,13 @@
     </w:p>
     <w:p>
       <w:r>
-        <w:t>Новички, впрочем, обожают страшилки на эту тему.</w:t>
-      </w:r>
-    </w:p>
-    <w:p>
-      <w:r>
-        <w:t xml:space="preserve">Рассказывают, что космонавты сходят с ума, что обычный сон </w:t>
-      </w:r>
-      <w:r>
-        <w:t>перерастает</w:t>
-      </w:r>
-      <w:r>
-        <w:t xml:space="preserve"> в конверсионную фугу, как у навигаторов на последнем цикле, что все воспоминания стираются напрочь, и получается чистое, лишённое разума сознание. </w:t>
-      </w:r>
-    </w:p>
-    <w:p>
-      <w:r>
-        <w:t>Самая популярная страшилка — о вечном пробуждении.</w:t>
-      </w:r>
-    </w:p>
-    <w:p>
-      <w:r>
-        <w:t xml:space="preserve">Тебе снится обычный для </w:t>
-      </w:r>
-      <w:proofErr w:type="spellStart"/>
-      <w:r>
-        <w:t>бранка</w:t>
-      </w:r>
-      <w:proofErr w:type="spellEnd"/>
-      <w:r>
-        <w:t xml:space="preserve"> кошмар, к которым все мы давно привыкли. Ты просыпаешься, вылезаешь из амниона, неуклюже барахтаясь в невесомости, точно едва успел родиться на свет. Дёргаешь за рычаг в стене, чтобы открыть люк в соединительный тракт между отсеками, где побольше пространства.</w:t>
-      </w:r>
-    </w:p>
-    <w:p>
-      <w:r>
-        <w:t>И просыпаешься снова.</w:t>
-      </w:r>
-    </w:p>
-    <w:p>
-      <w:r>
-        <w:t xml:space="preserve">Впрочем, </w:t>
-      </w:r>
-      <w:r>
-        <w:t>вечным пробуждение становится</w:t>
-      </w:r>
-      <w:r>
-        <w:t xml:space="preserve"> лишь в особ</w:t>
-      </w:r>
-      <w:r>
-        <w:t>енно</w:t>
-      </w:r>
-      <w:r>
-        <w:t xml:space="preserve"> драматичных случаях. Обычно космонавта заставляют </w:t>
-      </w:r>
-      <w:r>
-        <w:t>по</w:t>
-      </w:r>
-      <w:r>
-        <w:t>мучиться</w:t>
-      </w:r>
-      <w:r>
-        <w:t xml:space="preserve"> несколько лет</w:t>
-      </w:r>
-      <w:r>
-        <w:t xml:space="preserve">, </w:t>
-      </w:r>
-      <w:r>
-        <w:t xml:space="preserve">пока </w:t>
-      </w:r>
-      <w:r>
-        <w:t>парад планет</w:t>
-      </w:r>
-      <w:r>
-        <w:t xml:space="preserve"> или солнечное затмение</w:t>
-      </w:r>
-      <w:r>
-        <w:t xml:space="preserve"> не разрывают мёртвую петлю</w:t>
-      </w:r>
-      <w:r>
-        <w:t xml:space="preserve"> сна, возвращая сознание в прикованное к больничной койке тело.</w:t>
-      </w:r>
-      <w:r>
-        <w:t xml:space="preserve"> Есть и менее жестокий вариант — кошмар заканчивается вместе с переходом.</w:t>
-      </w:r>
-    </w:p>
-    <w:p>
-      <w:r>
-        <w:t>Про истории о вечном переходе я, пожалуй, упоминать не буду.</w:t>
-      </w:r>
-    </w:p>
-    <w:p>
-      <w:r>
-        <w:t>П</w:t>
-      </w:r>
-      <w:r>
-        <w:t>сихика у многих</w:t>
-      </w:r>
-      <w:r>
-        <w:t xml:space="preserve"> и правда</w:t>
-      </w:r>
-      <w:r>
-        <w:t xml:space="preserve"> сдаёт после долгих полётов. Поэтому к экипажам приписан </w:t>
-      </w:r>
-      <w:proofErr w:type="spellStart"/>
-      <w:r>
-        <w:t>политкор</w:t>
-      </w:r>
-      <w:proofErr w:type="spellEnd"/>
-      <w:r>
-        <w:t xml:space="preserve"> — в </w:t>
-      </w:r>
-      <w:proofErr w:type="spellStart"/>
-      <w:r>
-        <w:t>бранке</w:t>
-      </w:r>
-      <w:proofErr w:type="spellEnd"/>
-      <w:r>
-        <w:t xml:space="preserve"> он не летает, редко какой </w:t>
-      </w:r>
-      <w:proofErr w:type="spellStart"/>
-      <w:r>
-        <w:t>политкор</w:t>
-      </w:r>
-      <w:proofErr w:type="spellEnd"/>
-      <w:r>
-        <w:t xml:space="preserve"> это выдержит, — но по воз</w:t>
-      </w:r>
-      <w:r>
-        <w:t>в</w:t>
-      </w:r>
-      <w:r>
-        <w:t>ращении проводит с каждым тщательные беседы, как мозгоправ из психиатрической больницы. Некоторых даже снимают с полётов, отправляют на минводы, как в ссылку, на принудительное лечение.</w:t>
-      </w:r>
-    </w:p>
-    <w:p>
-      <w:r>
-        <w:t xml:space="preserve">Мой самый первый </w:t>
-      </w:r>
-      <w:proofErr w:type="spellStart"/>
-      <w:r>
-        <w:t>бранк</w:t>
-      </w:r>
-      <w:proofErr w:type="spellEnd"/>
-      <w:r>
-        <w:t xml:space="preserve"> длился всего шесть с небольшим часов — спать было некогда и даже испугаться толком я не успел. Было лишь странное чувство после выхода. Вроде всё хорошо, ничего не болит, сознание ясное, </w:t>
-      </w:r>
-      <w:r>
-        <w:t>но</w:t>
-      </w:r>
-      <w:r>
-        <w:t xml:space="preserve"> тело чужое — руки с незнакомыми узловатыми пальцами, неуклюжие ноги… Как будто поменялся с кем-то телами, а все зеркала беспощадно врут.</w:t>
-      </w:r>
-    </w:p>
-    <w:p>
-      <w:r>
-        <w:lastRenderedPageBreak/>
-        <w:t xml:space="preserve">Следующий </w:t>
-      </w:r>
-      <w:proofErr w:type="spellStart"/>
-      <w:r>
-        <w:t>бранк</w:t>
-      </w:r>
-      <w:proofErr w:type="spellEnd"/>
-      <w:r>
-        <w:t xml:space="preserve">, через пару недель, занял уже почти трое суток — кошмары были, но реальный кошмар поджидал меня после пробуждения. Я боялся самого балка, </w:t>
-      </w:r>
-      <w:r>
-        <w:t>неисчислимой</w:t>
-      </w:r>
-      <w:r>
-        <w:t xml:space="preserve"> пустоты, в которую падал корабль, отданный на милость погружённому в искусственный сон навигатору. Слепая беспомощность — при аварии я не успею даже помолиться — сводила с ума. </w:t>
-      </w:r>
-      <w:r>
-        <w:t>В</w:t>
-      </w:r>
-      <w:r>
-        <w:t xml:space="preserve">се жилы в теле </w:t>
-      </w:r>
-      <w:r>
-        <w:t xml:space="preserve">были </w:t>
-      </w:r>
-      <w:r>
-        <w:t xml:space="preserve">натянуты до треска. Я несколько часов провёл в каюте, пытаясь заново, подобно новорождённому, научиться спокойно дышать, а не хрипеть, до одури глотая воздух, как вытащенная на берег рыба. Весь остальной экипаж тем временем </w:t>
-      </w:r>
-      <w:r>
-        <w:t xml:space="preserve">спокойно </w:t>
-      </w:r>
-      <w:r>
-        <w:t>спал и видел сны. Я даже хотел разбудить капитана, чтобы услышать его голос.</w:t>
-      </w:r>
-    </w:p>
-    <w:p>
-      <w:r>
-        <w:t xml:space="preserve">Так было </w:t>
-      </w:r>
-      <w:r>
-        <w:t>в</w:t>
-      </w:r>
-      <w:r>
-        <w:t xml:space="preserve"> первы</w:t>
-      </w:r>
-      <w:r>
-        <w:t>е</w:t>
-      </w:r>
-      <w:r>
-        <w:t xml:space="preserve"> полёт</w:t>
-      </w:r>
-      <w:r>
-        <w:t>ы</w:t>
-      </w:r>
-      <w:r>
-        <w:t>.</w:t>
-      </w:r>
-    </w:p>
-    <w:p>
-      <w:r>
         <w:t xml:space="preserve">Спустя несколько лет </w:t>
       </w:r>
       <w:r>
         <w:t>обжигающий</w:t>
       </w:r>
       <w:r>
-        <w:t xml:space="preserve"> ужас от перехода сменился скукой и дежурной рутиной во время вахты. Тело больше не казалось чужим, а кошмары, скорее, утомляли, чем пугали. Но потом меня включили в экипаж «Грозного», который шёл по срочному приказу к научно-исследовательской станции в Бете Громовой. Это был </w:t>
-      </w:r>
-      <w:proofErr w:type="spellStart"/>
-      <w:r>
-        <w:t>бранк</w:t>
-      </w:r>
-      <w:proofErr w:type="spellEnd"/>
-      <w:r>
-        <w:t xml:space="preserve"> длиною в четыреста девяносто семь часов.</w:t>
+        <w:t xml:space="preserve"> ужас от перехода сменился скукой и дежурной рутиной во время вахты. Тело больше не казалось чужим, а кошмары, скорее, утомляли, чем пугали. Но потом меня включили в экипаж «Грозного», который шёл по срочному приказу к научно-исследовательской станции в Бете Громовой. Это был бранк длиною в четыреста девяносто семь часов.</w:t>
       </w:r>
     </w:p>
     <w:p>
@@ -412,15 +338,7 @@
         <w:t>8</w:t>
       </w:r>
       <w:r>
-        <w:t xml:space="preserve">, промышленном городе в центральной полосе, который забывают иногда отметить на картах. В </w:t>
-      </w:r>
-      <w:proofErr w:type="spellStart"/>
-      <w:r>
-        <w:t>Стальске</w:t>
-      </w:r>
-      <w:proofErr w:type="spellEnd"/>
-      <w:r>
-        <w:t xml:space="preserve"> естественных водоёмов нет, а бассейн, куда меня однажды сводил отец, так провонял жгучей хлоркой, что напомина</w:t>
+        <w:t>, промышленном городе в центральной полосе, который забывают иногда отметить на картах. В Стальске естественных водоёмов нет, а бассейн, куда меня однажды сводил отец, так провонял жгучей хлоркой, что напомина</w:t>
       </w:r>
       <w:r>
         <w:t>л</w:t>
@@ -857,30 +775,17 @@
     </w:p>
     <w:p>
       <w:r>
-        <w:t xml:space="preserve">Я выбрался из амниона — запутавшись как обычно в застёжках — и завис посреди каюты, едва не приложившись головой о торчащий из стены поручень. </w:t>
-      </w:r>
-      <w:proofErr w:type="spellStart"/>
-      <w:r>
-        <w:t>Гравитонная</w:t>
-      </w:r>
-      <w:proofErr w:type="spellEnd"/>
-      <w:r>
-        <w:t xml:space="preserve"> камера </w:t>
+        <w:t xml:space="preserve">Я выбрался из амниона — запутавшись как обычно в застёжках — и завис посреди каюты, едва не приложившись головой о торчащий из стены поручень. Гравитонная камера </w:t>
       </w:r>
       <w:r>
         <w:t>в</w:t>
       </w:r>
       <w:r>
-        <w:t xml:space="preserve"> </w:t>
-      </w:r>
-      <w:proofErr w:type="spellStart"/>
-      <w:r>
-        <w:t>бранк</w:t>
+        <w:t xml:space="preserve"> бранк</w:t>
       </w:r>
       <w:r>
         <w:t>е</w:t>
       </w:r>
-      <w:proofErr w:type="spellEnd"/>
       <w:r>
         <w:t xml:space="preserve"> не работает, и приходится мириться с невесомостью.</w:t>
       </w:r>
@@ -908,15 +813,7 @@
     </w:p>
     <w:p>
       <w:r>
-        <w:t xml:space="preserve">Табельные часы с логотипом «Грозного», которые в </w:t>
-      </w:r>
-      <w:proofErr w:type="spellStart"/>
-      <w:r>
-        <w:t>бранке</w:t>
-      </w:r>
-      <w:proofErr w:type="spellEnd"/>
-      <w:r>
-        <w:t xml:space="preserve"> используются как будильник, сердито вибрировали и покалывали кожу. Я раздражённо содрал часы с запястья.</w:t>
+        <w:t>Табельные часы с логотипом «Грозного», которые в бранке используются как будильник, сердито вибрировали и покалывали кожу. Я раздражённо содрал часы с запястья.</w:t>
       </w:r>
     </w:p>
     <w:p>
@@ -1028,16 +925,11 @@
         <w:t>в</w:t>
       </w:r>
       <w:r>
-        <w:t xml:space="preserve"> </w:t>
-      </w:r>
-      <w:proofErr w:type="spellStart"/>
-      <w:r>
-        <w:t>бранк</w:t>
+        <w:t xml:space="preserve"> бранк</w:t>
       </w:r>
       <w:r>
         <w:t>е</w:t>
       </w:r>
-      <w:proofErr w:type="spellEnd"/>
       <w:r>
         <w:t xml:space="preserve"> </w:t>
       </w:r>
@@ -1124,15 +1016,7 @@
     </w:p>
     <w:p>
       <w:r>
-        <w:t xml:space="preserve">Три огня — навигатор мёртв. Такого в </w:t>
-      </w:r>
-      <w:proofErr w:type="spellStart"/>
-      <w:r>
-        <w:t>бранке</w:t>
-      </w:r>
-      <w:proofErr w:type="spellEnd"/>
-      <w:r>
-        <w:t xml:space="preserve"> никогда не происходит.</w:t>
+        <w:t>Три огня — навигатор мёртв. Такого в бранке никогда не происходит.</w:t>
       </w:r>
     </w:p>
     <w:p>
@@ -1247,15 +1131,7 @@
     </w:p>
     <w:p>
       <w:r>
-        <w:t xml:space="preserve">Люк глухо клацнул, </w:t>
-      </w:r>
-      <w:proofErr w:type="spellStart"/>
-      <w:r>
-        <w:t>примагнитившись</w:t>
-      </w:r>
-      <w:proofErr w:type="spellEnd"/>
-      <w:r>
-        <w:t xml:space="preserve"> к стене.</w:t>
+        <w:t>Люк глухо клацнул, примагнитившись к стене.</w:t>
       </w:r>
     </w:p>
     <w:p>
@@ -1344,15 +1220,7 @@
     </w:p>
     <w:p>
       <w:r>
-        <w:t xml:space="preserve">— Понятно, почему я проснулся! — Ключ ритмично поворачивался в модуле, громко чеканя секунды. — Говорят же, что сны в </w:t>
-      </w:r>
-      <w:proofErr w:type="spellStart"/>
-      <w:r>
-        <w:t>бранке</w:t>
-      </w:r>
-      <w:proofErr w:type="spellEnd"/>
-      <w:r>
-        <w:t xml:space="preserve"> не просто так снятся!</w:t>
+        <w:t>— Понятно, почему я проснулся! — Ключ ритмично поворачивался в модуле, громко чеканя секунды. — Говорят же, что сны в бранке не просто так снятся!</w:t>
       </w:r>
     </w:p>
     <w:p>
@@ -1399,15 +1267,7 @@
     </w:p>
     <w:p>
       <w:r>
-        <w:t xml:space="preserve">Майоров переместился к центральному анализатору, циану — встроенному в стену металлическому шкафу с похожими на </w:t>
-      </w:r>
-      <w:proofErr w:type="spellStart"/>
-      <w:r>
-        <w:t>лимбовые</w:t>
-      </w:r>
-      <w:proofErr w:type="spellEnd"/>
-      <w:r>
-        <w:t xml:space="preserve"> замки регуляторами.</w:t>
+        <w:t>Майоров переместился к центральному анализатору, циану — встроенному в стену металлическому шкафу с похожими на лимбовые замки регуляторами.</w:t>
       </w:r>
     </w:p>
     <w:p>
@@ -1496,15 +1356,7 @@
     </w:p>
     <w:p>
       <w:r>
-        <w:t xml:space="preserve">— А чего тут решать? — проговорил Керман, с трудом ворочая во рту словами, как после заморозки. — Так-то мы уже раз двадцать всё проверили. Циан в порядке. Ты от меня чего хочешь? Из </w:t>
-      </w:r>
-      <w:proofErr w:type="spellStart"/>
-      <w:r>
-        <w:t>бранка</w:t>
-      </w:r>
-      <w:proofErr w:type="spellEnd"/>
-      <w:r>
-        <w:t xml:space="preserve"> же </w:t>
+        <w:t xml:space="preserve">— А чего тут решать? — проговорил Керман, с трудом ворочая во рту словами, как после заморозки. — Так-то мы уже раз двадцать всё проверили. Циан в порядке. Ты от меня чего хочешь? Из бранка же </w:t>
       </w:r>
       <w:r>
         <w:t xml:space="preserve">мы досрочно </w:t>
@@ -1515,15 +1367,7 @@
     </w:p>
     <w:p>
       <w:r>
-        <w:t xml:space="preserve">— Я понимаю, что из </w:t>
-      </w:r>
-      <w:proofErr w:type="spellStart"/>
-      <w:r>
-        <w:t>бранка</w:t>
-      </w:r>
-      <w:proofErr w:type="spellEnd"/>
-      <w:r>
-        <w:t xml:space="preserve"> не выйдем! — </w:t>
+        <w:t xml:space="preserve">— Я понимаю, что из бранка не выйдем! — </w:t>
       </w:r>
       <w:r>
         <w:t>сказал</w:t>
@@ -1536,11 +1380,9 @@
       <w:r>
         <w:t xml:space="preserve">— Сергей, нет никаких секретных способов диагностики, о которых ты не знаешь! — лениво отозвался Керман. — А провизорный модуль в </w:t>
       </w:r>
-      <w:proofErr w:type="spellStart"/>
       <w:r>
         <w:t>бранке</w:t>
       </w:r>
-      <w:proofErr w:type="spellEnd"/>
       <w:r>
         <w:t xml:space="preserve"> я менять не буду. Так-то, если ты, — он приподнялся в ложементе, — отдашь мне такой приказ, я, конечно, заменю. Какие проблемы! Но сам бы я лично не рекомендовал,</w:t>
       </w:r>
@@ -1637,15 +1479,7 @@
     </w:p>
     <w:p>
       <w:r>
-        <w:t xml:space="preserve">— Во-о-от! — закивал Керман. — Так-то я тебя понимаю. Руки чешутся, хочется что-то сделать. Подвиг там гражданский совершить. После нескольких </w:t>
-      </w:r>
-      <w:proofErr w:type="spellStart"/>
-      <w:r>
-        <w:t>бранков</w:t>
-      </w:r>
-      <w:proofErr w:type="spellEnd"/>
-      <w:r>
-        <w:t xml:space="preserve"> ещё не успеваешь вникнуть во всю, так сказать, философию нашей ситуации.</w:t>
+        <w:t>— Во-о-от! — закивал Керман. — Так-то я тебя понимаю. Руки чешутся, хочется что-то сделать. Подвиг там гражданский совершить. После нескольких бранков ещё не успеваешь вникнуть во всю, так сказать, философию нашей ситуации.</w:t>
       </w:r>
     </w:p>
     <w:p>
@@ -1697,23 +1531,7 @@
     </w:p>
     <w:p>
       <w:r>
-        <w:t xml:space="preserve">— Я и не преувеличиваю. Все же понимают, на что идут, когда на трёхнедельный </w:t>
-      </w:r>
-      <w:proofErr w:type="spellStart"/>
-      <w:r>
-        <w:t>бранк</w:t>
-      </w:r>
-      <w:proofErr w:type="spellEnd"/>
-      <w:r>
-        <w:t xml:space="preserve"> подписываются. Теперь вот и молодёжь понимает. Ты не бледней так быстро, — подмигнул мне Керман. — Если что, у меня пятьдесят шестой </w:t>
-      </w:r>
-      <w:proofErr w:type="spellStart"/>
-      <w:r>
-        <w:t>бранк</w:t>
-      </w:r>
-      <w:proofErr w:type="spellEnd"/>
-      <w:r>
-        <w:t>, а я до сих пор тут с вами беседы беседую.</w:t>
+        <w:t>— Я и не преувеличиваю. Все же понимают, на что идут, когда на трёхнедельный бранк подписываются. Теперь вот и молодёжь понимает. Ты не бледней так быстро, — подмигнул мне Керман. — Если что, у меня пятьдесят шестой бранк, а я до сих пор тут с вами беседы беседую.</w:t>
       </w:r>
     </w:p>
     <w:p>
@@ -1770,7 +1588,19 @@
         <w:t>,</w:t>
       </w:r>
       <w:r>
-        <w:t xml:space="preserve"> — это страх перед тем, что мы не знаем. А повзрослев, мы понимаем, что ни черта не знаем. Поэтому бездна тьмы понятнее нам, чем бездна света.</w:t>
+        <w:t xml:space="preserve"> — это страх перед тем, что мы не знаем. А повзрослев, мы понимаем, что ни черта не знаем. Поэтому тьм</w:t>
+      </w:r>
+      <w:r>
+        <w:t>а</w:t>
+      </w:r>
+      <w:r>
+        <w:t xml:space="preserve"> </w:t>
+      </w:r>
+      <w:r>
+        <w:t>для нас понятнее</w:t>
+      </w:r>
+      <w:r>
+        <w:t xml:space="preserve"> света.</w:t>
       </w:r>
     </w:p>
     <w:p>
@@ -1797,16 +1627,11 @@
         <w:t xml:space="preserve">лет </w:t>
       </w:r>
       <w:r>
-        <w:t xml:space="preserve">меня старше. Керман ещё в начале полёта сказал, что Григорьев никогда не спит в </w:t>
-      </w:r>
-      <w:proofErr w:type="spellStart"/>
-      <w:r>
-        <w:t>бранк</w:t>
+        <w:t>меня старше. Керман ещё в начале полёта сказал, что Григорьев никогда не спит в бранк</w:t>
       </w:r>
       <w:r>
         <w:t>е</w:t>
       </w:r>
-      <w:proofErr w:type="spellEnd"/>
       <w:r>
         <w:t>. Поверить в то, что главный пилот почти три недели прожил без сна было решительно невозможно, но пару раз я сталкивался с ним во время вахты, когда он плавал по коридору, как лунатик.</w:t>
       </w:r>
@@ -1848,16 +1673,11 @@
         <w:t>в</w:t>
       </w:r>
       <w:r>
-        <w:t xml:space="preserve"> </w:t>
-      </w:r>
-      <w:proofErr w:type="spellStart"/>
-      <w:r>
-        <w:t>бранк</w:t>
+        <w:t xml:space="preserve"> бранк</w:t>
       </w:r>
       <w:r>
         <w:t>е</w:t>
       </w:r>
-      <w:proofErr w:type="spellEnd"/>
       <w:r>
         <w:t xml:space="preserve"> рубка напомина</w:t>
       </w:r>
@@ -1870,12 +1690,12 @@
     </w:p>
     <w:p>
       <w:r>
+        <w:t>— Слышали уже? — поинтересовался я.</w:t>
+      </w:r>
+    </w:p>
+    <w:p>
+      <w:r>
         <w:lastRenderedPageBreak/>
-        <w:t>— Слышали уже? — поинтересовался я.</w:t>
-      </w:r>
-    </w:p>
-    <w:p>
-      <w:r>
         <w:t>— Сложно не услышать. Капитан там по коридору носится, как угорелый. А твой начальник, походу, спать пошёл. Железобетонный человек прямо. Поражаюсь я его выдержке. Впрочем, с его-то опытом…</w:t>
       </w:r>
     </w:p>
@@ -1892,15 +1712,7 @@
         <w:t xml:space="preserve"> ж</w:t>
       </w:r>
       <w:r>
-        <w:t xml:space="preserve"> его знает, что вы там, инженеры, </w:t>
-      </w:r>
-      <w:proofErr w:type="spellStart"/>
-      <w:r>
-        <w:t>напридумали</w:t>
-      </w:r>
-      <w:proofErr w:type="spellEnd"/>
-      <w:r>
-        <w:t>. Смысла дёргаться в любом случае нет. Всё равно раньше времени отсюда не выберемся.</w:t>
+        <w:t xml:space="preserve"> его знает, что вы там, инженеры, напридумали. Смысла дёргаться в любом случае нет. Всё равно раньше времени отсюда не выберемся.</w:t>
       </w:r>
     </w:p>
     <w:p>
@@ -1943,16 +1755,11 @@
         <w:t xml:space="preserve">— </w:t>
       </w:r>
       <w:r>
-        <w:t xml:space="preserve">в гости на стыковку. А там автоматы в основном работают. Вместе с пулемётами. Пилот — самый бесполезный член экипажа в </w:t>
-      </w:r>
-      <w:proofErr w:type="spellStart"/>
-      <w:r>
-        <w:t>бранк</w:t>
+        <w:t>в гости на стыковку. А там автоматы в основном работают. Вместе с пулемётами. Пилот — самый бесполезный член экипажа в бранк</w:t>
       </w:r>
       <w:r>
         <w:t>е</w:t>
       </w:r>
-      <w:proofErr w:type="spellEnd"/>
       <w:r>
         <w:t>.</w:t>
       </w:r>
@@ -1964,16 +1771,11 @@
     </w:p>
     <w:p>
       <w:r>
-        <w:t xml:space="preserve">— А что, разве не правда? — Григорьев откинулся на подголовник и прикрыл глаза. Потолочный свет тут же выбелил его ещё молодое лицо, превратив в гипсовую маску. — Я, между прочим, спал. Недолго, правда. Майоров разбудил, люками гремел. Хотя спать в </w:t>
-      </w:r>
-      <w:proofErr w:type="spellStart"/>
-      <w:r>
-        <w:t>бранк</w:t>
+        <w:t>— А что, разве не правда? — Григорьев откинулся на подголовник и прикрыл глаза. Потолочный свет тут же выбелил его ещё молодое лицо, превратив в гипсовую маску. — Я, между прочим, спал. Недолго, правда. Майоров разбудил, люками гремел. Хотя спать в бранк</w:t>
       </w:r>
       <w:r>
         <w:t>е</w:t>
       </w:r>
-      <w:proofErr w:type="spellEnd"/>
       <w:r>
         <w:t xml:space="preserve"> — сомнительное удовольствие.</w:t>
       </w:r>
@@ -2006,15 +1808,7 @@
     </w:p>
     <w:p>
       <w:r>
-        <w:t xml:space="preserve">Сны в </w:t>
-      </w:r>
-      <w:proofErr w:type="spellStart"/>
-      <w:r>
-        <w:t>бранке</w:t>
-      </w:r>
-      <w:proofErr w:type="spellEnd"/>
-      <w:r>
-        <w:t xml:space="preserve"> у всех разные, но большинство либо плывут (и тонут), либо куда-то летят и закономерно падают. И то, и другое считается естественным откликом здоровой психики на невесомость и </w:t>
+        <w:t xml:space="preserve">Сны в бранке у всех разные, но большинство либо плывут (и тонут), либо куда-то летят и закономерно падают. И то, и другое считается естественным откликом здоровой психики на невесомость и </w:t>
       </w:r>
       <w:r>
         <w:t>чёрную бездн</w:t>
@@ -2056,15 +1850,7 @@
         <w:t>сказал</w:t>
       </w:r>
       <w:r>
-        <w:t xml:space="preserve"> Григорьев. — Видел я результаты твоих нормативов. По нижней планке идёшь. Говорят, на следующей партийной деке нормативы усилят. Я бы советовал, как вернёшься, взять в бассейн </w:t>
-      </w:r>
-      <w:proofErr w:type="spellStart"/>
-      <w:r>
-        <w:t>абонементик</w:t>
-      </w:r>
-      <w:proofErr w:type="spellEnd"/>
-      <w:r>
-        <w:t>. Глупо будет вылететь из-за такой ерунды.</w:t>
+        <w:t xml:space="preserve"> Григорьев. — Видел я результаты твоих нормативов. По нижней планке идёшь. Говорят, на следующей партийной деке нормативы усилят. Я бы советовал, как вернёшься, взять в бассейн абонементик. Глупо будет вылететь из-за такой ерунды.</w:t>
       </w:r>
     </w:p>
     <w:p>
@@ -2237,15 +2023,7 @@
     </w:p>
     <w:p>
       <w:r>
-        <w:t xml:space="preserve">— Чем она примечательна, «Заря» эта, что мы ради неё три недели в </w:t>
-      </w:r>
-      <w:proofErr w:type="spellStart"/>
-      <w:r>
-        <w:t>бранке</w:t>
-      </w:r>
-      <w:proofErr w:type="spellEnd"/>
-      <w:r>
-        <w:t xml:space="preserve"> торчим?</w:t>
+        <w:t>— Чем она примечательна, «Заря» эта, что мы ради неё три недели в бранке торчим?</w:t>
       </w:r>
     </w:p>
     <w:p>
@@ -2392,15 +2170,7 @@
     </w:p>
     <w:p>
       <w:r>
-        <w:t xml:space="preserve">— Ни разу ещё секунда в секунду не выходил из </w:t>
-      </w:r>
-      <w:proofErr w:type="spellStart"/>
-      <w:r>
-        <w:t>бранка</w:t>
-      </w:r>
-      <w:proofErr w:type="spellEnd"/>
-      <w:r>
-        <w:t>, — сказал Григорьев.</w:t>
+        <w:t>— Ни разу ещё секунда в секунду не выходил из бранка, — сказал Григорьев.</w:t>
       </w:r>
     </w:p>
     <w:p>
@@ -2421,15 +2191,7 @@
     </w:p>
     <w:p>
       <w:r>
-        <w:t xml:space="preserve">Майоров, насколько я успел понять, всегда с параноидальной точностью придерживался уставов и негласных правил — видимо, боялся, что за ним следит незримый </w:t>
-      </w:r>
-      <w:proofErr w:type="spellStart"/>
-      <w:r>
-        <w:t>политкор</w:t>
-      </w:r>
-      <w:proofErr w:type="spellEnd"/>
-      <w:r>
-        <w:t>.</w:t>
+        <w:t>Майоров, насколько я успел понять, всегда с параноидальной точностью придерживался уставов и негласных правил — видимо, боялся, что за ним следит незримый политкор.</w:t>
       </w:r>
     </w:p>
     <w:p>
@@ -2635,15 +2397,7 @@
     </w:p>
     <w:p>
       <w:r>
-        <w:t xml:space="preserve">— Отлично, все молодцы. — Странно было слышать похвалу, когда ты лежал в ложементе и ничего не делал. — Олег, заведи аппараты и </w:t>
-      </w:r>
-      <w:proofErr w:type="spellStart"/>
-      <w:r>
-        <w:t>гравитонную</w:t>
-      </w:r>
-      <w:proofErr w:type="spellEnd"/>
-      <w:r>
-        <w:t xml:space="preserve"> камеру. Понял? Сначала аппараты, </w:t>
+        <w:t xml:space="preserve">— Отлично, все молодцы. — Странно было слышать похвалу, когда ты лежал в ложементе и ничего не делал. — Олег, заведи аппараты и гравитонную камеру. Понял? Сначала аппараты, </w:t>
       </w:r>
       <w:r>
         <w:t>потом</w:t>
@@ -2754,15 +2508,7 @@
     <w:p>
       <w:r>
         <w:lastRenderedPageBreak/>
-        <w:t xml:space="preserve"> Я ухватился обеими руками за страховочный поручень, любезно отмеченный табличкой: «Держаться здесь». </w:t>
-      </w:r>
-      <w:proofErr w:type="spellStart"/>
-      <w:r>
-        <w:t>Гравитонный</w:t>
-      </w:r>
-      <w:proofErr w:type="spellEnd"/>
-      <w:r>
-        <w:t xml:space="preserve"> привод заводится обычно долго.</w:t>
+        <w:t xml:space="preserve"> Я ухватился обеими руками за страховочный поручень, любезно отмеченный табличкой: «Держаться здесь». Гравитонный привод заводится обычно долго.</w:t>
       </w:r>
     </w:p>
     <w:p>
@@ -2787,15 +2533,7 @@
     </w:p>
     <w:p>
       <w:r>
-        <w:t xml:space="preserve">Табличка с расцарапанным предупреждением замигала, и меня, как магнитом, притянуло к полу. Ноги с непривычки затряслись, и я, не выдержав, упал на колени, преклонился перед </w:t>
-      </w:r>
-      <w:proofErr w:type="spellStart"/>
-      <w:r>
-        <w:t>гравитонной</w:t>
-      </w:r>
-      <w:proofErr w:type="spellEnd"/>
-      <w:r>
-        <w:t xml:space="preserve"> камерой, которая с пугающей убедительностью обманыва</w:t>
+        <w:t>Табличка с расцарапанным предупреждением замигала, и меня, как магнитом, притянуло к полу. Ноги с непривычки затряслись, и я, не выдержав, упал на колени, преклонился перед гравитонной камерой, которая с пугающей убедительностью обманыва</w:t>
       </w:r>
       <w:r>
         <w:t>ет</w:t>
@@ -2901,15 +2639,7 @@
     </w:p>
     <w:p>
       <w:r>
-        <w:t xml:space="preserve">Керман покрутил </w:t>
-      </w:r>
-      <w:proofErr w:type="spellStart"/>
-      <w:r>
-        <w:t>лимбовые</w:t>
-      </w:r>
-      <w:proofErr w:type="spellEnd"/>
-      <w:r>
-        <w:t xml:space="preserve"> замки на циане, присмотрелся к рискам, сощурив глаза так, что брови наползли на веки, и громко выругался.</w:t>
+        <w:t>Керман покрутил лимбовые замки на циане, присмотрелся к рискам, сощурив глаза так, что брови наползли на веки, и громко выругался.</w:t>
       </w:r>
     </w:p>
     <w:p>
@@ -2976,15 +2706,7 @@
     </w:p>
     <w:p>
       <w:r>
-        <w:t xml:space="preserve">— Олег! — сказал он. — Реаниматор в </w:t>
-      </w:r>
-      <w:proofErr w:type="spellStart"/>
-      <w:r>
-        <w:t>медотсеке</w:t>
-      </w:r>
-      <w:proofErr w:type="spellEnd"/>
-      <w:r>
-        <w:t>!</w:t>
+        <w:t>— Олег! — сказал он. — Реаниматор в медотсеке!</w:t>
       </w:r>
     </w:p>
     <w:p>
@@ -3227,60 +2949,47 @@
         <w:t>Давайте в</w:t>
       </w:r>
       <w:r>
+        <w:t xml:space="preserve"> медкапсулу</w:t>
+      </w:r>
+      <w:r>
         <w:t xml:space="preserve"> </w:t>
       </w:r>
-      <w:proofErr w:type="spellStart"/>
-      <w:r>
-        <w:t>медкапсулу</w:t>
-      </w:r>
-      <w:proofErr w:type="spellEnd"/>
+      <w:r>
+        <w:t>её положим.</w:t>
+      </w:r>
+      <w:r>
+        <w:t xml:space="preserve"> — </w:t>
+      </w:r>
+      <w:r>
+        <w:t>Ж</w:t>
+      </w:r>
+      <w:r>
+        <w:t>илы на шее у Григорьева напряглись</w:t>
+      </w:r>
+      <w:r>
+        <w:t>.</w:t>
+      </w:r>
+      <w:r>
+        <w:t xml:space="preserve"> —</w:t>
+      </w:r>
       <w:r>
         <w:t xml:space="preserve"> </w:t>
       </w:r>
       <w:r>
-        <w:t>её положим.</w:t>
-      </w:r>
-      <w:r>
-        <w:t xml:space="preserve"> — </w:t>
-      </w:r>
-      <w:r>
-        <w:t>Ж</w:t>
-      </w:r>
-      <w:r>
-        <w:t>илы на шее у Григорьева напряглись</w:t>
-      </w:r>
-      <w:r>
-        <w:t>.</w:t>
-      </w:r>
-      <w:r>
-        <w:t xml:space="preserve"> —</w:t>
+        <w:t>Вдруг мы чего…</w:t>
+      </w:r>
+    </w:p>
+    <w:p>
+      <w:r>
+        <w:t xml:space="preserve">— Она мертва, — сказал Керман. — </w:t>
+      </w:r>
+      <w:r>
+        <w:t>Чем медкапсула сейчас поможет?</w:t>
       </w:r>
       <w:r>
         <w:t xml:space="preserve"> </w:t>
       </w:r>
       <w:r>
-        <w:t>Вдруг мы чего…</w:t>
-      </w:r>
-    </w:p>
-    <w:p>
-      <w:r>
-        <w:t xml:space="preserve">— Она мертва, — сказал Керман. — </w:t>
-      </w:r>
-      <w:r>
-        <w:t xml:space="preserve">Чем </w:t>
-      </w:r>
-      <w:proofErr w:type="spellStart"/>
-      <w:r>
-        <w:t>медкапсула</w:t>
-      </w:r>
-      <w:proofErr w:type="spellEnd"/>
-      <w:r>
-        <w:t xml:space="preserve"> сейчас поможет?</w:t>
-      </w:r>
-      <w:r>
-        <w:t xml:space="preserve"> </w:t>
-      </w:r>
-      <w:r>
         <w:t xml:space="preserve">Ты ей </w:t>
       </w:r>
       <w:r>
@@ -3313,15 +3022,7 @@
         <w:t>пробормотал</w:t>
       </w:r>
       <w:r>
-        <w:t xml:space="preserve"> Керман. — В </w:t>
-      </w:r>
-      <w:proofErr w:type="spellStart"/>
-      <w:r>
-        <w:t>бранке</w:t>
-      </w:r>
-      <w:proofErr w:type="spellEnd"/>
-      <w:r>
-        <w:t xml:space="preserve"> она была живая, иначе мы бы не вышли.</w:t>
+        <w:t xml:space="preserve"> Керман. — В бранке она была живая, иначе мы бы не вышли.</w:t>
       </w:r>
     </w:p>
     <w:p>
@@ -3475,15 +3176,7 @@
     </w:p>
     <w:p>
       <w:r>
-        <w:t xml:space="preserve">— Какая разница, сколько летает! — сказал Григорьев. — Рано или поздно </w:t>
-      </w:r>
-      <w:proofErr w:type="spellStart"/>
-      <w:r>
-        <w:t>бранк</w:t>
-      </w:r>
-      <w:proofErr w:type="spellEnd"/>
-      <w:r>
-        <w:t xml:space="preserve"> тебя достанет</w:t>
+        <w:t>— Какая разница, сколько летает! — сказал Григорьев. — Рано или поздно бранк тебя достанет</w:t>
       </w:r>
       <w:r>
         <w:t>!</w:t>
@@ -3569,15 +3262,7 @@
     </w:p>
     <w:p>
       <w:r>
-        <w:t xml:space="preserve">— Товарищи! — сказал Майоров. — Я понимаю, что все устали после </w:t>
-      </w:r>
-      <w:proofErr w:type="spellStart"/>
-      <w:r>
-        <w:t>бранка</w:t>
-      </w:r>
-      <w:proofErr w:type="spellEnd"/>
-      <w:r>
-        <w:t>, особенно с таким выходом. Но давайте соберёмся, задачу никто не отменял.</w:t>
+        <w:t>— Товарищи! — сказал Майоров. — Я понимаю, что все устали после бранка, особенно с таким выходом. Но давайте соберёмся, задачу никто не отменял.</w:t>
       </w:r>
     </w:p>
     <w:p>
@@ -3615,15 +3300,7 @@
         <w:t>ё</w:t>
       </w:r>
       <w:r>
-        <w:t xml:space="preserve">хнедельный </w:t>
-      </w:r>
-      <w:proofErr w:type="spellStart"/>
-      <w:r>
-        <w:t>бранк</w:t>
-      </w:r>
-      <w:proofErr w:type="spellEnd"/>
-      <w:r>
-        <w:t xml:space="preserve"> — дорога в один конец, это </w:t>
+        <w:t xml:space="preserve">хнедельный бранк — дорога в один конец, это </w:t>
       </w:r>
       <w:r>
         <w:t xml:space="preserve">все </w:t>
@@ -3724,24 +3401,11 @@
     </w:p>
     <w:p>
       <w:r>
-        <w:t xml:space="preserve">Жизнь на станции после </w:t>
-      </w:r>
-      <w:proofErr w:type="spellStart"/>
-      <w:r>
-        <w:t>бранка</w:t>
-      </w:r>
-      <w:proofErr w:type="spellEnd"/>
-      <w:r>
-        <w:t xml:space="preserve"> меня не пугала. Скорее, даже немного интриговала. Два месяца, так два месяца. Люди зачастую годами живут на осах и с ума не сходят — не то, что в</w:t>
-      </w:r>
-      <w:r>
-        <w:t xml:space="preserve"> </w:t>
-      </w:r>
-      <w:proofErr w:type="spellStart"/>
-      <w:r>
-        <w:t>бранке</w:t>
-      </w:r>
-      <w:proofErr w:type="spellEnd"/>
+        <w:t>Жизнь на станции после бранка меня не пугала. Скорее, даже немного интриговала. Два месяца, так два месяца. Люди зачастую годами живут на осах и с ума не сходят — не то, что в</w:t>
+      </w:r>
+      <w:r>
+        <w:t xml:space="preserve"> бранке</w:t>
+      </w:r>
       <w:r>
         <w:t>. Там будет стабильная гравитация, спокойные сны без кошмаров.</w:t>
       </w:r>
@@ -3853,15 +3517,7 @@
         <w:t>, товарищи</w:t>
       </w:r>
       <w:r>
-        <w:t xml:space="preserve">. Слишком долгий </w:t>
-      </w:r>
-      <w:proofErr w:type="spellStart"/>
-      <w:r>
-        <w:t>бранк</w:t>
-      </w:r>
-      <w:proofErr w:type="spellEnd"/>
-      <w:r>
-        <w:t xml:space="preserve">. И выход. Наверняка не я одна себя </w:t>
+        <w:t xml:space="preserve">. Слишком долгий бранк. И выход. Наверняка не я одна себя </w:t>
       </w:r>
       <w:r>
         <w:t xml:space="preserve">так </w:t>
@@ -4291,15 +3947,7 @@
     </w:p>
     <w:p>
       <w:r>
-        <w:t xml:space="preserve">Я забрался в узкую кишку стыковочного модуля и повис на лестнице, надеясь унять дрожь в руках. Майоров приказал отключить электрику и </w:t>
-      </w:r>
-      <w:proofErr w:type="spellStart"/>
-      <w:r>
-        <w:t>раздраить</w:t>
-      </w:r>
-      <w:proofErr w:type="spellEnd"/>
-      <w:r>
-        <w:t xml:space="preserve"> люк вручную. После всего произошедшего </w:t>
+        <w:t xml:space="preserve">Я забрался в узкую кишку стыковочного модуля и повис на лестнице, надеясь унять дрожь в руках. Майоров приказал отключить электрику и раздраить люк вручную. После всего произошедшего </w:t>
       </w:r>
       <w:r>
         <w:t xml:space="preserve">я </w:t>
@@ -4324,15 +3972,7 @@
     </w:p>
     <w:p>
       <w:r>
-        <w:t xml:space="preserve">Я ухватился обеими руками за вентиль, стараясь не сорваться в соединительный тракт, и только потом понял, что забыл загерметизировать модуль. Такие выкрутасы ни один </w:t>
-      </w:r>
-      <w:proofErr w:type="spellStart"/>
-      <w:r>
-        <w:t>политкор</w:t>
-      </w:r>
-      <w:proofErr w:type="spellEnd"/>
-      <w:r>
-        <w:t xml:space="preserve"> не прощает — </w:t>
+        <w:t xml:space="preserve">Я ухватился обеими руками за вентиль, стараясь не сорваться в соединительный тракт, и только потом понял, что забыл загерметизировать модуль. Такие выкрутасы ни один политкор не прощает — </w:t>
       </w:r>
       <w:r>
         <w:t>повезёт</w:t>
@@ -4492,28 +4132,12 @@
     </w:p>
     <w:p>
       <w:r>
-        <w:t xml:space="preserve">— </w:t>
-      </w:r>
-      <w:proofErr w:type="spellStart"/>
-      <w:r>
-        <w:t>Вереснев</w:t>
-      </w:r>
-      <w:proofErr w:type="spellEnd"/>
-      <w:r>
-        <w:t xml:space="preserve"> Олег Петрович, — проговорил я. Воздуха на отчество едва хватило. Я не сразу сообразил, как правильно дышать — вымотался после подъёма. — Я из инженерной службы.</w:t>
-      </w:r>
-    </w:p>
-    <w:p>
-      <w:r>
-        <w:t xml:space="preserve">— У вас всё в порядке? — спросил Мицюкин. — Вы вручную открывали </w:t>
-      </w:r>
-      <w:proofErr w:type="spellStart"/>
-      <w:r>
-        <w:t>гермошлюз</w:t>
-      </w:r>
-      <w:proofErr w:type="spellEnd"/>
-      <w:r>
-        <w:t>?</w:t>
+        <w:t>— Вереснев Олег Петрович, — проговорил я. Воздуха на отчество едва хватило. Я не сразу сообразил, как правильно дышать — вымотался после подъёма. — Я из инженерной службы.</w:t>
+      </w:r>
+    </w:p>
+    <w:p>
+      <w:r>
+        <w:t>— У вас всё в порядке? — спросил Мицюкин. — Вы вручную открывали гермошлюз?</w:t>
       </w:r>
     </w:p>
     <w:p>
@@ -4615,15 +4239,7 @@
         <w:t>— Я — Олег, — запоздало представился я.</w:t>
       </w:r>
       <w:r>
-        <w:t xml:space="preserve"> — </w:t>
-      </w:r>
-      <w:proofErr w:type="spellStart"/>
-      <w:r>
-        <w:t>Вереснев</w:t>
-      </w:r>
-      <w:proofErr w:type="spellEnd"/>
-      <w:r>
-        <w:t xml:space="preserve"> Олег Петрович.</w:t>
+        <w:t xml:space="preserve"> — Вереснев Олег Петрович.</w:t>
       </w:r>
     </w:p>
     <w:p>
@@ -5426,15 +5042,7 @@
         <w:t xml:space="preserve">— </w:t>
       </w:r>
       <w:r>
-        <w:t xml:space="preserve">Мне Керман то же самое в </w:t>
-      </w:r>
-      <w:proofErr w:type="spellStart"/>
-      <w:r>
-        <w:t>бранке</w:t>
-      </w:r>
-      <w:proofErr w:type="spellEnd"/>
-      <w:r>
-        <w:t xml:space="preserve"> говорил</w:t>
+        <w:t>Мне Керман то же самое в бранке говорил</w:t>
       </w:r>
       <w:r>
         <w:t>, — сказал я</w:t>
@@ -5786,16 +5394,11 @@
         </w:tabs>
       </w:pPr>
       <w:r>
-        <w:t xml:space="preserve">В узкие, как бойницы, иллюминаторы ничего не было видно. Я так устал от стерильной пустоты в </w:t>
-      </w:r>
-      <w:proofErr w:type="spellStart"/>
-      <w:r>
-        <w:t>бранк</w:t>
+        <w:t>В узкие, как бойницы, иллюминаторы ничего не было видно. Я так устал от стерильной пустоты в бранк</w:t>
       </w:r>
       <w:r>
         <w:t>е</w:t>
       </w:r>
-      <w:proofErr w:type="spellEnd"/>
       <w:r>
         <w:t>, что хотел задержаться на минутку, вглядеться во мрак, надеясь, что он рассеется под моим взглядом, но Лысанов упрямо тянул вперёд.</w:t>
       </w:r>
@@ -5845,15 +5448,7 @@
         </w:tabs>
       </w:pPr>
       <w:r>
-        <w:t xml:space="preserve">— Не беспокойтесь, — сказал Лысанов. — Местная особенность. Есть небольшой сбой в </w:t>
-      </w:r>
-      <w:proofErr w:type="spellStart"/>
-      <w:r>
-        <w:t>гравитонной</w:t>
-      </w:r>
-      <w:proofErr w:type="spellEnd"/>
-      <w:r>
-        <w:t xml:space="preserve"> камере</w:t>
+        <w:t>— Не беспокойтесь, — сказал Лысанов. — Местная особенность. Есть небольшой сбой в гравитонной камере</w:t>
       </w:r>
       <w:r>
         <w:t>, у</w:t>
@@ -6728,15 +6323,7 @@
         </w:tabs>
       </w:pPr>
       <w:r>
-        <w:t xml:space="preserve">— Можно на «ты», Олег, — сказала Вера. — Я здесь в </w:t>
-      </w:r>
-      <w:proofErr w:type="spellStart"/>
-      <w:r>
-        <w:t>химлабе</w:t>
-      </w:r>
-      <w:proofErr w:type="spellEnd"/>
-      <w:r>
-        <w:t xml:space="preserve"> работаю, два года уже. — Она взглянула на меня через плечо. — Ты не смотри так! Я старше, чем выгляжу. А то все, кто прилетает, удивляются, как я вообще здесь оказалась.</w:t>
+        <w:t>— Можно на «ты», Олег, — сказала Вера. — Я здесь в химлабе работаю, два года уже. — Она взглянула на меня через плечо. — Ты не смотри так! Я старше, чем выгляжу. А то все, кто прилетает, удивляются, как я вообще здесь оказалась.</w:t>
       </w:r>
     </w:p>
     <w:p>
@@ -6999,15 +6586,7 @@
         </w:tabs>
       </w:pPr>
       <w:r>
-        <w:t xml:space="preserve">— Правильно говорить не эс, а </w:t>
-      </w:r>
-      <w:proofErr w:type="spellStart"/>
-      <w:r>
-        <w:t>цэ</w:t>
-      </w:r>
-      <w:proofErr w:type="spellEnd"/>
-      <w:r>
-        <w:t>. Мы, кстати, соседи. — Вера подошла к гермодвери</w:t>
+        <w:t>— Правильно говорить не эс, а цэ. Мы, кстати, соседи. — Вера подошла к гермодвери</w:t>
       </w:r>
       <w:r>
         <w:t>.</w:t>
@@ -7113,15 +6692,7 @@
         </w:tabs>
       </w:pPr>
       <w:r>
-        <w:t xml:space="preserve">На стекле сидела обычная земная муха и суматошно перебирала лапками, прочищая хоботок. Я моргнул и потёр глаза. После </w:t>
-      </w:r>
-      <w:proofErr w:type="spellStart"/>
-      <w:r>
-        <w:t>бранка</w:t>
-      </w:r>
-      <w:proofErr w:type="spellEnd"/>
-      <w:r>
-        <w:t xml:space="preserve"> может померещиться и не такое. Но муха никуда не делась. Она деловито ползла к кромке иллюминатора — живая, объёмная, настоящая.</w:t>
+        <w:t>На стекле сидела обычная земная муха и суматошно перебирала лапками, прочищая хоботок. Я моргнул и потёр глаза. После бранка может померещиться и не такое. Но муха никуда не делась. Она деловито ползла к кромке иллюминатора — живая, объёмная, настоящая.</w:t>
       </w:r>
     </w:p>
     <w:p>
@@ -7466,15 +7037,7 @@
     <w:p>
       <w:r>
         <w:lastRenderedPageBreak/>
-        <w:t xml:space="preserve">Я что, в </w:t>
-      </w:r>
-      <w:proofErr w:type="spellStart"/>
-      <w:r>
-        <w:t>бранке</w:t>
-      </w:r>
-      <w:proofErr w:type="spellEnd"/>
-      <w:r>
-        <w:t>?</w:t>
+        <w:t>Я что, в бранке?</w:t>
       </w:r>
     </w:p>
     <w:p>
@@ -7718,15 +7281,7 @@
     </w:p>
     <w:p>
       <w:r>
-        <w:t xml:space="preserve">— Ситуация такая, — начал он. — Мы хотим провести полную диагностику корабля, слишком много сюрпризов было после выхода. А нам на этой птичке ещё обратно лететь. Я понимаю, — он отхлебнул остывшего, судя по виду, кофе и поморщился, — после долгого </w:t>
-      </w:r>
-      <w:proofErr w:type="spellStart"/>
-      <w:r>
-        <w:t>бранка</w:t>
-      </w:r>
-      <w:proofErr w:type="spellEnd"/>
-      <w:r>
-        <w:t xml:space="preserve"> всем хочется отдыха, но </w:t>
+        <w:t xml:space="preserve">— Ситуация такая, — начал он. — Мы хотим провести полную диагностику корабля, слишком много сюрпризов было после выхода. А нам на этой птичке ещё обратно лететь. Я понимаю, — он отхлебнул остывшего, судя по виду, кофе и поморщился, — после долгого бранка всем хочется отдыха, но </w:t>
       </w:r>
       <w:r>
         <w:t>нам пока</w:t>
@@ -7798,15 +7353,7 @@
         <w:t>А в</w:t>
       </w:r>
       <w:r>
-        <w:t xml:space="preserve">ся </w:t>
-      </w:r>
-      <w:proofErr w:type="spellStart"/>
-      <w:r>
-        <w:t>электронка</w:t>
-      </w:r>
-      <w:proofErr w:type="spellEnd"/>
-      <w:r>
-        <w:t xml:space="preserve"> </w:t>
+        <w:t xml:space="preserve">ся электронка </w:t>
       </w:r>
       <w:r>
         <w:t>так-то</w:t>
@@ -8386,15 +7933,7 @@
     </w:p>
     <w:p>
       <w:r>
-        <w:t xml:space="preserve">В коридоре на втором уровне стали появляться обитатели станции. Я даже увидел </w:t>
-      </w:r>
-      <w:proofErr w:type="spellStart"/>
-      <w:r>
-        <w:t>Мицюкина</w:t>
-      </w:r>
-      <w:proofErr w:type="spellEnd"/>
-      <w:r>
-        <w:t xml:space="preserve"> из службы безопасности и кивнул ему, получив в ответ настороженный взгляд.</w:t>
+        <w:t>В коридоре на втором уровне стали появляться обитатели станции. Я даже увидел Мицюкина из службы безопасности и кивнул ему, получив в ответ настороженный взгляд.</w:t>
       </w:r>
     </w:p>
     <w:p>
@@ -9331,15 +8870,7 @@
     </w:p>
     <w:p>
       <w:r>
-        <w:t xml:space="preserve">— Я, помню, когда прилетела, дали недели три, чтобы в себя прийти. Гуляли по станции, аэробикой занимались, пили витаминные коктейли. А вы вообще без </w:t>
-      </w:r>
-      <w:proofErr w:type="spellStart"/>
-      <w:r>
-        <w:t>продыха</w:t>
-      </w:r>
-      <w:proofErr w:type="spellEnd"/>
-      <w:r>
-        <w:t>. Выглядишь ты не очень. В обморок не хлопнешься? Уверен, что хочешь гулять?</w:t>
+        <w:t>— Я, помню, когда прилетела, дали недели три, чтобы в себя прийти. Гуляли по станции, аэробикой занимались, пили витаминные коктейли. А вы вообще без продыха. Выглядишь ты не очень. В обморок не хлопнешься? Уверен, что хочешь гулять?</w:t>
       </w:r>
     </w:p>
     <w:p>
@@ -9790,15 +9321,7 @@
     </w:p>
     <w:p>
       <w:r>
-        <w:t xml:space="preserve">— Здесь </w:t>
-      </w:r>
-      <w:proofErr w:type="spellStart"/>
-      <w:r>
-        <w:t>гравитонные</w:t>
-      </w:r>
-      <w:proofErr w:type="spellEnd"/>
-      <w:r>
-        <w:t xml:space="preserve"> камеры так работают. Сбой</w:t>
+        <w:t>— Здесь гравитонные камеры так работают. Сбой</w:t>
       </w:r>
       <w:r>
         <w:t xml:space="preserve"> такой</w:t>
@@ -10367,13 +9890,8 @@
       </w:r>
     </w:p>
     <w:p>
-      <w:proofErr w:type="spellStart"/>
-      <w:r>
-        <w:t>Стальск</w:t>
-      </w:r>
-      <w:proofErr w:type="spellEnd"/>
-      <w:r>
-        <w:t xml:space="preserve"> я не любил. Вернее, ненавидел — глубинной, искренней, неприкрытой ненавистью, на</w:t>
+      <w:r>
+        <w:t>Стальск я не любил. Вернее, ненавидел — глубинной, искренней, неприкрытой ненавистью, на</w:t>
       </w:r>
       <w:r>
         <w:t xml:space="preserve"> какую</w:t>
@@ -10502,21 +10020,8 @@
       </w:r>
     </w:p>
     <w:p>
-      <w:proofErr w:type="spellStart"/>
-      <w:r>
-        <w:t>Стальск</w:t>
-      </w:r>
-      <w:proofErr w:type="spellEnd"/>
-      <w:r>
-        <w:t xml:space="preserve"> изначально проектировался не для людей, а для роботов, которые, как заведённые, работают по расписанию, едят по расписанию, спят по расписанию, умирают по расписанию — и не тратят время на бесполезные занятия, вроде прогулок в парке или отдыха на пляже. Единственный пруд, маленький и мелкий, как лужа, бороздили по концентрическим траекториям потрёпанные механические утки. О плавании я долгое время знал лишь понаслышке — из книжек или из тех же передач по телевизору, который регулярно, в соответствии с напечатанной в газете программой вещания, </w:t>
-      </w:r>
-      <w:proofErr w:type="spellStart"/>
-      <w:r>
-        <w:t>червоточил</w:t>
-      </w:r>
-      <w:proofErr w:type="spellEnd"/>
-      <w:r>
-        <w:t xml:space="preserve"> треском и помехами.</w:t>
+      <w:r>
+        <w:t>Стальск изначально проектировался не для людей, а для роботов, которые, как заведённые, работают по расписанию, едят по расписанию, спят по расписанию, умирают по расписанию — и не тратят время на бесполезные занятия, вроде прогулок в парке или отдыха на пляже. Единственный пруд, маленький и мелкий, как лужа, бороздили по концентрическим траекториям потрёпанные механические утки. О плавании я долгое время знал лишь понаслышке — из книжек или из тех же передач по телевизору, который регулярно, в соответствии с напечатанной в газете программой вещания, червоточил треском и помехами.</w:t>
       </w:r>
     </w:p>
     <w:p>
@@ -11378,13 +10883,8 @@
         <w:t>обитатели</w:t>
       </w:r>
       <w:r>
-        <w:t xml:space="preserve"> — беспризорные пациенты после </w:t>
-      </w:r>
-      <w:proofErr w:type="spellStart"/>
-      <w:r>
-        <w:t>коматоза</w:t>
-      </w:r>
-      <w:proofErr w:type="spellEnd"/>
+        <w:t xml:space="preserve"> — беспризорные пациенты после коматоза</w:t>
+      </w:r>
       <w:r>
         <w:t xml:space="preserve">, </w:t>
       </w:r>
@@ -12087,15 +11587,7 @@
     </w:p>
     <w:p>
       <w:r>
-        <w:t xml:space="preserve">Нуболиды потихоньку приходили в себя после </w:t>
-      </w:r>
-      <w:proofErr w:type="spellStart"/>
-      <w:r>
-        <w:t>бранка</w:t>
-      </w:r>
-      <w:proofErr w:type="spellEnd"/>
-      <w:r>
-        <w:t>. Из алой массы на дне камеры потянулись к потолку робкие ростки.</w:t>
+        <w:t>Нуболиды потихоньку приходили в себя после бранка. Из алой массы на дне камеры потянулись к потолку робкие ростки.</w:t>
       </w:r>
     </w:p>
     <w:p>
@@ -12180,15 +11672,7 @@
     </w:p>
     <w:p>
       <w:r>
-        <w:t xml:space="preserve">— К сожалению, мы до сих пор знаем о </w:t>
-      </w:r>
-      <w:proofErr w:type="spellStart"/>
-      <w:r>
-        <w:t>нуболидах</w:t>
-      </w:r>
-      <w:proofErr w:type="spellEnd"/>
-      <w:r>
-        <w:t xml:space="preserve"> не так много, — вздохнул Марутян. —</w:t>
+        <w:t>— К сожалению, мы до сих пор знаем о нуболидах не так много, — вздохнул Марутян. —</w:t>
       </w:r>
       <w:r>
         <w:t xml:space="preserve"> </w:t>
@@ -12424,15 +11908,7 @@
         <w:t>у игрушечного болванчика</w:t>
       </w:r>
       <w:r>
-        <w:t xml:space="preserve">. — Я ровным счётом ничего не чувствую! А вы, если захотите, то, конечно, почувствуете. Самовнушение — великая сила! Я же опираюсь на факты. Нет в </w:t>
-      </w:r>
-      <w:proofErr w:type="spellStart"/>
-      <w:r>
-        <w:t>нуболидах</w:t>
-      </w:r>
-      <w:proofErr w:type="spellEnd"/>
-      <w:r>
-        <w:t xml:space="preserve"> никакой магии, и камера содержания их полностью изолирует.</w:t>
+        <w:t>. — Я ровным счётом ничего не чувствую! А вы, если захотите, то, конечно, почувствуете. Самовнушение — великая сила! Я же опираюсь на факты. Нет в нуболидах никакой магии, и камера содержания их полностью изолирует.</w:t>
       </w:r>
     </w:p>
     <w:p>
@@ -12901,15 +12377,7 @@
     </w:p>
     <w:p>
       <w:r>
-        <w:t xml:space="preserve">— Сергей Акимов, — сказал я. — Это же отец Веры из </w:t>
-      </w:r>
-      <w:proofErr w:type="spellStart"/>
-      <w:r>
-        <w:t>химлаба</w:t>
-      </w:r>
-      <w:proofErr w:type="spellEnd"/>
-      <w:r>
-        <w:t>?</w:t>
+        <w:t>— Сергей Акимов, — сказал я. — Это же отец Веры из химлаба?</w:t>
       </w:r>
     </w:p>
     <w:p>
@@ -13055,11 +12523,9 @@
       <w:r>
         <w:t xml:space="preserve">Марутян продолжал рассуждать о </w:t>
       </w:r>
-      <w:proofErr w:type="spellStart"/>
       <w:r>
         <w:t>нуболидах</w:t>
       </w:r>
-      <w:proofErr w:type="spellEnd"/>
       <w:r>
         <w:t xml:space="preserve">, собирая пальцами складки на лбу, </w:t>
       </w:r>
@@ -13208,15 +12674,7 @@
     </w:p>
     <w:p>
       <w:r>
-        <w:t>— Да, — хмыкнул Майоров. — Неплохое шоу, и зверушки дрессированные. Команду «</w:t>
-      </w:r>
-      <w:proofErr w:type="spellStart"/>
-      <w:r>
-        <w:t>бранк</w:t>
-      </w:r>
-      <w:proofErr w:type="spellEnd"/>
-      <w:r>
-        <w:t>» даже выучили.</w:t>
+        <w:t>— Да, — хмыкнул Майоров. — Неплохое шоу, и зверушки дрессированные. Команду «бранк» даже выучили.</w:t>
       </w:r>
     </w:p>
     <w:p>
@@ -13537,13 +12995,8 @@
     </w:p>
     <w:p>
       <w:r>
-        <w:t xml:space="preserve">В конце дня Марутян решил провести ещё один эксперимент с </w:t>
-      </w:r>
-      <w:proofErr w:type="spellStart"/>
-      <w:r>
-        <w:t>нуболидами</w:t>
-      </w:r>
-      <w:proofErr w:type="spellEnd"/>
+        <w:t>В конце дня Марутян решил провести ещё один эксперимент с нуболидами</w:t>
+      </w:r>
       <w:r>
         <w:t>.</w:t>
       </w:r>
@@ -13872,15 +13325,7 @@
         <w:t>, к счастью,</w:t>
       </w:r>
       <w:r>
-        <w:t xml:space="preserve"> вспомнил о сбоях в </w:t>
-      </w:r>
-      <w:proofErr w:type="spellStart"/>
-      <w:r>
-        <w:t>гравитонной</w:t>
-      </w:r>
-      <w:proofErr w:type="spellEnd"/>
-      <w:r>
-        <w:t xml:space="preserve"> камере.</w:t>
+        <w:t xml:space="preserve"> вспомнил о сбоях в гравитонной камере.</w:t>
       </w:r>
     </w:p>
     <w:p>
@@ -14015,15 +13460,7 @@
     </w:p>
     <w:p>
       <w:r>
-        <w:t xml:space="preserve">— Ну так, — лениво отозвалась Вера, — </w:t>
-      </w:r>
-      <w:proofErr w:type="spellStart"/>
-      <w:r>
-        <w:t>полистываю</w:t>
-      </w:r>
-      <w:proofErr w:type="spellEnd"/>
-      <w:r>
-        <w:t>. Вы же нам это зачем-то привозите. Может, там что-то важное произошло на Земле, пока меня не было. Коммунизм, например, построили.</w:t>
+        <w:t>— Ну так, — лениво отозвалась Вера, — полистываю. Вы же нам это зачем-то привозите. Может, там что-то важное произошло на Земле, пока меня не было. Коммунизм, например, построили.</w:t>
       </w:r>
     </w:p>
     <w:p>
@@ -14538,13 +13975,8 @@
         <w:t>словно</w:t>
       </w:r>
       <w:r>
-        <w:t xml:space="preserve"> из </w:t>
-      </w:r>
-      <w:proofErr w:type="spellStart"/>
-      <w:r>
-        <w:t>бранка</w:t>
-      </w:r>
-      <w:proofErr w:type="spellEnd"/>
+        <w:t xml:space="preserve"> из бранка</w:t>
+      </w:r>
       <w:r>
         <w:t>.</w:t>
       </w:r>
@@ -14583,15 +14015,7 @@
         <w:t>бил</w:t>
       </w:r>
       <w:r>
-        <w:t xml:space="preserve"> сквозь веки. На языке тихо таял солоноватый привкус крови — я </w:t>
-      </w:r>
-      <w:proofErr w:type="spellStart"/>
-      <w:r>
-        <w:t>раскусал</w:t>
-      </w:r>
-      <w:proofErr w:type="spellEnd"/>
-      <w:r>
-        <w:t xml:space="preserve"> во сне губу. В уши врезался яростный трезвон сигнала к побудке.</w:t>
+        <w:t xml:space="preserve"> сквозь веки. На языке тихо таял солоноватый привкус крови — я раскусал во сне губу. В уши врезался яростный трезвон сигнала к побудке.</w:t>
       </w:r>
     </w:p>
     <w:p>
@@ -14755,15 +14179,7 @@
     </w:p>
     <w:p>
       <w:r>
-        <w:t xml:space="preserve">Я закрыл глаза и несколько раз медленно вздохнул. У космонавтов после долгого </w:t>
-      </w:r>
-      <w:proofErr w:type="spellStart"/>
-      <w:r>
-        <w:t>бранка</w:t>
-      </w:r>
-      <w:proofErr w:type="spellEnd"/>
-      <w:r>
-        <w:t xml:space="preserve"> часто случаются галлюцинации. Недели </w:t>
+        <w:t xml:space="preserve">Я закрыл глаза и несколько раз медленно вздохнул. У космонавтов после долгого бранка часто случаются галлюцинации. Недели </w:t>
       </w:r>
       <w:r>
         <w:t>постоянных</w:t>
@@ -15537,15 +14953,7 @@
     </w:p>
     <w:p>
       <w:r>
-        <w:t xml:space="preserve">— Сергей Владимирович, — пробормотал я, — со мной всё в порядке. Я готов ответить на все вопросы, — и тут же спросил сам: — Что с </w:t>
-      </w:r>
-      <w:proofErr w:type="spellStart"/>
-      <w:r>
-        <w:t>Марутяном</w:t>
-      </w:r>
-      <w:proofErr w:type="spellEnd"/>
-      <w:r>
-        <w:t>? Он жив?</w:t>
+        <w:t>— Сергей Владимирович, — пробормотал я, — со мной всё в порядке. Я готов ответить на все вопросы, — и тут же спросил сам: — Что с Марутяном? Он жив?</w:t>
       </w:r>
     </w:p>
     <w:p>
@@ -15573,15 +14981,7 @@
     </w:p>
     <w:p>
       <w:r>
-        <w:t xml:space="preserve">— Константин Игоревич, — Лысанов показал </w:t>
-      </w:r>
-      <w:proofErr w:type="spellStart"/>
-      <w:r>
-        <w:t>Мицюкину</w:t>
-      </w:r>
-      <w:proofErr w:type="spellEnd"/>
-      <w:r>
-        <w:t xml:space="preserve"> завёрнутую в целлофан ручку, — без экспертизы я, конечно, судить не берусь, но похоже, что это и есть орудие убийства.</w:t>
+        <w:t>— Константин Игоревич, — Лысанов показал Мицюкину завёрнутую в целлофан ручку, — без экспертизы я, конечно, судить не берусь, но похоже, что это и есть орудие убийства.</w:t>
       </w:r>
     </w:p>
     <w:p>
@@ -15678,15 +15078,7 @@
     </w:p>
     <w:p>
       <w:r>
-        <w:t xml:space="preserve">— Значит, — Лысанов ещё раз показал </w:t>
-      </w:r>
-      <w:proofErr w:type="spellStart"/>
-      <w:r>
-        <w:t>Мицюкину</w:t>
-      </w:r>
-      <w:proofErr w:type="spellEnd"/>
-      <w:r>
-        <w:t xml:space="preserve"> ручку, — орудие убийства было у Марутяна.</w:t>
+        <w:t>— Значит, — Лысанов ещё раз показал Мицюкину ручку, — орудие убийства было у Марутяна.</w:t>
       </w:r>
     </w:p>
     <w:p>
@@ -15707,15 +15099,7 @@
     </w:p>
     <w:p>
       <w:r>
-        <w:t xml:space="preserve">— Перекройте здесь всё, — раздался за спиной голос </w:t>
-      </w:r>
-      <w:proofErr w:type="spellStart"/>
-      <w:r>
-        <w:t>Мицюкина</w:t>
-      </w:r>
-      <w:proofErr w:type="spellEnd"/>
-      <w:r>
-        <w:t>, — и кровь у обоих на анализ. Будем разбираться.</w:t>
+        <w:t>— Перекройте здесь всё, — раздался за спиной голос Мицюкина, — и кровь у обоих на анализ. Будем разбираться.</w:t>
       </w:r>
     </w:p>
     <w:p>
@@ -15900,15 +15284,7 @@
     </w:p>
     <w:p>
       <w:r>
-        <w:t xml:space="preserve">— Болит, — признался я. — Но она уже несколько дней болит. Я думал, это последствия </w:t>
-      </w:r>
-      <w:proofErr w:type="spellStart"/>
-      <w:r>
-        <w:t>бранка</w:t>
-      </w:r>
-      <w:proofErr w:type="spellEnd"/>
-      <w:r>
-        <w:t>.</w:t>
+        <w:t>— Болит, — признался я. — Но она уже несколько дней болит. Я думал, это последствия бранка.</w:t>
       </w:r>
     </w:p>
     <w:p>
@@ -16479,15 +15855,7 @@
         <w:t>требовало</w:t>
       </w:r>
       <w:r>
-        <w:t xml:space="preserve"> ленивой невесомости </w:t>
-      </w:r>
-      <w:proofErr w:type="spellStart"/>
-      <w:r>
-        <w:t>бранка</w:t>
-      </w:r>
-      <w:proofErr w:type="spellEnd"/>
-      <w:r>
-        <w:t>.</w:t>
+        <w:t xml:space="preserve"> ленивой невесомости бранка.</w:t>
       </w:r>
     </w:p>
     <w:p>
@@ -16830,15 +16198,7 @@
     </w:p>
     <w:p>
       <w:r>
-        <w:t xml:space="preserve">— Качкой? — смутился Алексин. — Тоже скажешь! — Он перевернул мыском расколовшийся корпус диспенсера и покачал головой. — Это сбои такие в </w:t>
-      </w:r>
-      <w:proofErr w:type="spellStart"/>
-      <w:r>
-        <w:t>гравитонных</w:t>
-      </w:r>
-      <w:proofErr w:type="spellEnd"/>
-      <w:r>
-        <w:t xml:space="preserve"> камерах. Говорят, они тут с самого первого дня. Ошибок в логах нет, никак починить не можем. Достаёт страшно. — Он потёр грудь </w:t>
+        <w:t xml:space="preserve">— Качкой? — смутился Алексин. — Тоже скажешь! — Он перевернул мыском расколовшийся корпус диспенсера и покачал головой. — Это сбои такие в гравитонных камерах. Говорят, они тут с самого первого дня. Ошибок в логах нет, никак починить не можем. Достаёт страшно. — Он потёр грудь </w:t>
       </w:r>
       <w:r>
         <w:t>ладонью</w:t>
@@ -16960,15 +16320,7 @@
         <w:t xml:space="preserve">но </w:t>
       </w:r>
       <w:r>
-        <w:t xml:space="preserve">объём поменьше. Хотя смысл, если диспенсер такой же? — Алексин задумчиво пожевал губы. — Думаешь, их </w:t>
-      </w:r>
-      <w:proofErr w:type="spellStart"/>
-      <w:r>
-        <w:t>траванул</w:t>
-      </w:r>
-      <w:proofErr w:type="spellEnd"/>
-      <w:r>
-        <w:t xml:space="preserve"> кто-то?</w:t>
+        <w:t>объём поменьше. Хотя смысл, если диспенсер такой же? — Алексин задумчиво пожевал губы. — Думаешь, их траванул кто-то?</w:t>
       </w:r>
     </w:p>
     <w:p>
@@ -17363,15 +16715,7 @@
         <w:t>должно</w:t>
       </w:r>
       <w:r>
-        <w:t xml:space="preserve">. Все договорённости у меня были с </w:t>
-      </w:r>
-      <w:proofErr w:type="spellStart"/>
-      <w:r>
-        <w:t>Марутяном</w:t>
-      </w:r>
-      <w:proofErr w:type="spellEnd"/>
-      <w:r>
-        <w:t xml:space="preserve">. И ситуация была другая, если ты не заметил. Сейчас </w:t>
+        <w:t xml:space="preserve">. Все договорённости у меня были с Марутяном. И ситуация была другая, если ты не заметил. Сейчас </w:t>
       </w:r>
       <w:r>
         <w:t xml:space="preserve">вся </w:t>
@@ -17388,13 +16732,8 @@
     </w:p>
     <w:p>
       <w:r>
-        <w:t xml:space="preserve">— Хорошо. — Я подумал, что вряд ли буду скучать по </w:t>
-      </w:r>
-      <w:proofErr w:type="spellStart"/>
-      <w:r>
-        <w:t>нуболидам</w:t>
-      </w:r>
-      <w:proofErr w:type="spellEnd"/>
+        <w:t>— Хорошо. — Я подумал, что вряд ли буду скучать по нуболидам</w:t>
+      </w:r>
       <w:r>
         <w:t xml:space="preserve"> с их бешеными плясками под дымовой завесой.</w:t>
       </w:r>
@@ -17476,15 +16815,7 @@
     </w:p>
     <w:p>
       <w:r>
-        <w:t xml:space="preserve">— Медики так-то с нами не шибко охотнее </w:t>
-      </w:r>
-      <w:proofErr w:type="spellStart"/>
-      <w:r>
-        <w:t>Мицюкина</w:t>
-      </w:r>
-      <w:proofErr w:type="spellEnd"/>
-      <w:r>
-        <w:t xml:space="preserve"> общаются, — сказал Керман.</w:t>
+        <w:t>— Медики так-то с нами не шибко охотнее Мицюкина общаются, — сказал Керман.</w:t>
       </w:r>
     </w:p>
     <w:p>
@@ -17585,15 +16916,7 @@
     <w:p>
       <w:r>
         <w:lastRenderedPageBreak/>
-        <w:t xml:space="preserve">— Я себя плохо чувствовал, — сказал я. — Тяжело прихожу в себя после </w:t>
-      </w:r>
-      <w:proofErr w:type="spellStart"/>
-      <w:r>
-        <w:t>бранка</w:t>
-      </w:r>
-      <w:proofErr w:type="spellEnd"/>
-      <w:r>
-        <w:t>.</w:t>
+        <w:t>— Я себя плохо чувствовал, — сказал я. — Тяжело прихожу в себя после бранка.</w:t>
       </w:r>
     </w:p>
     <w:p>
@@ -17954,15 +17277,7 @@
     </w:p>
     <w:p>
       <w:r>
-        <w:t xml:space="preserve">Слышались голоса, шипели и клацали двери. Рядом с лифтом я едва не столкнулся с </w:t>
-      </w:r>
-      <w:proofErr w:type="spellStart"/>
-      <w:r>
-        <w:t>Мицюкиным</w:t>
-      </w:r>
-      <w:proofErr w:type="spellEnd"/>
-      <w:r>
-        <w:t>, рассеянным и потерянным, как бы выброшенным из привычной колеи. Мицюкин ухватился за меня взглядом, но ничего не сказал и молча прошёл мимо.</w:t>
+        <w:t>Слышались голоса, шипели и клацали двери. Рядом с лифтом я едва не столкнулся с Мицюкиным, рассеянным и потерянным, как бы выброшенным из привычной колеи. Мицюкин ухватился за меня взглядом, но ничего не сказал и молча прошёл мимо.</w:t>
       </w:r>
     </w:p>
     <w:p>
@@ -18462,15 +17777,7 @@
     </w:p>
     <w:p>
       <w:r>
-        <w:t xml:space="preserve">— И вы её никому не показывали? Надо было отдать записку </w:t>
-      </w:r>
-      <w:proofErr w:type="spellStart"/>
-      <w:r>
-        <w:t>Мицюкину</w:t>
-      </w:r>
-      <w:proofErr w:type="spellEnd"/>
-      <w:r>
-        <w:t>, он ведёт расследование и…</w:t>
+        <w:t>— И вы её никому не показывали? Надо было отдать записку Мицюкину, он ведёт расследование и…</w:t>
       </w:r>
     </w:p>
     <w:p>
@@ -18785,23 +18092,7 @@
     </w:p>
     <w:p>
       <w:r>
-        <w:t xml:space="preserve">— «Минск» знаю. — Мерцель поёжилась и провела по плечу ладонью, смахивая невидимое насекомое. — «Минск» все знают. Кто же не знает «Минск»? Правильно, его все знают. Ты не переживай, Олег! Будет ещё шанс сделать снимок на память. Красивый яркий снимок на память. Правильно я говорю? «Минск» — корабль новый, вовсю ещё летает. Это вот «Мурманск» давно списали. Он и тогда уже был старой развалиной. — Уголки губ у Мерцель задрожали. — Помню, сбои были в </w:t>
-      </w:r>
-      <w:proofErr w:type="spellStart"/>
-      <w:r>
-        <w:t>гравитонной</w:t>
-      </w:r>
-      <w:proofErr w:type="spellEnd"/>
-      <w:r>
-        <w:t xml:space="preserve"> камере. — Мерцель провела по лицу ладонью и вдруг стёрла всякое выражение — скорбь, усталость, печаль. Осталась бледная белая маска. — Сбои в </w:t>
-      </w:r>
-      <w:proofErr w:type="spellStart"/>
-      <w:r>
-        <w:t>гравитонной</w:t>
-      </w:r>
-      <w:proofErr w:type="spellEnd"/>
-      <w:r>
-        <w:t xml:space="preserve"> камере. Правильно, да? Это вот когда идёшь ты по коридору, не трогаешь никого, а тебя на стены швыряет. Или на потолок.</w:t>
+        <w:t>— «Минск» знаю. — Мерцель поёжилась и провела по плечу ладонью, смахивая невидимое насекомое. — «Минск» все знают. Кто же не знает «Минск»? Правильно, его все знают. Ты не переживай, Олег! Будет ещё шанс сделать снимок на память. Красивый яркий снимок на память. Правильно я говорю? «Минск» — корабль новый, вовсю ещё летает. Это вот «Мурманск» давно списали. Он и тогда уже был старой развалиной. — Уголки губ у Мерцель задрожали. — Помню, сбои были в гравитонной камере. — Мерцель провела по лицу ладонью и вдруг стёрла всякое выражение — скорбь, усталость, печаль. Осталась бледная белая маска. — Сбои в гравитонной камере. Правильно, да? Это вот когда идёшь ты по коридору, не трогаешь никого, а тебя на стены швыряет. Или на потолок.</w:t>
       </w:r>
     </w:p>
     <w:p>
@@ -19303,15 +18594,7 @@
         <w:t>,</w:t>
       </w:r>
       <w:r>
-        <w:t xml:space="preserve"> когда моложе была, вообще ничего не боялась. Все вокруг боялись чего-то, боялись того, что будет завтра, того, что было вчера. Боялись пустоты, темноты, расстояний. Боялись балка, бреда, </w:t>
-      </w:r>
-      <w:proofErr w:type="spellStart"/>
-      <w:r>
-        <w:t>политкора</w:t>
-      </w:r>
-      <w:proofErr w:type="spellEnd"/>
-      <w:r>
-        <w:t>, яркого света. А я не боялась. Правильно я говорю, Олег?</w:t>
+        <w:t xml:space="preserve"> когда моложе была, вообще ничего не боялась. Все вокруг боялись чего-то, боялись того, что будет завтра, того, что было вчера. Боялись пустоты, темноты, расстояний. Боялись балка, бреда, политкора, яркого света. А я не боялась. Правильно я говорю, Олег?</w:t>
       </w:r>
     </w:p>
     <w:p>
@@ -19793,15 +19076,7 @@
         <w:t xml:space="preserve">мы </w:t>
       </w:r>
       <w:r>
-        <w:t xml:space="preserve">как-нибудь ещё поговорим о </w:t>
-      </w:r>
-      <w:proofErr w:type="spellStart"/>
-      <w:r>
-        <w:t>нуболидах</w:t>
-      </w:r>
-      <w:proofErr w:type="spellEnd"/>
-      <w:r>
-        <w:t>. Времени у нас много.</w:t>
+        <w:t>как-нибудь ещё поговорим о нуболидах. Времени у нас много.</w:t>
       </w:r>
     </w:p>
     <w:p>
@@ -20038,15 +19313,7 @@
         <w:t>В</w:t>
       </w:r>
       <w:r>
-        <w:t xml:space="preserve">ижу кошмар, как в </w:t>
-      </w:r>
-      <w:proofErr w:type="spellStart"/>
-      <w:r>
-        <w:t>бранке</w:t>
-      </w:r>
-      <w:proofErr w:type="spellEnd"/>
-      <w:r>
-        <w:t xml:space="preserve">, только вместо </w:t>
+        <w:t xml:space="preserve">ижу кошмар, как в бранке, только вместо </w:t>
       </w:r>
       <w:r>
         <w:t>фрактального озера</w:t>
@@ -20679,15 +19946,7 @@
     </w:p>
     <w:p>
       <w:r>
-        <w:t xml:space="preserve">Я подумал, что опять произошёл сбой в </w:t>
-      </w:r>
-      <w:proofErr w:type="spellStart"/>
-      <w:r>
-        <w:t>гравитонной</w:t>
-      </w:r>
-      <w:proofErr w:type="spellEnd"/>
-      <w:r>
-        <w:t xml:space="preserve"> камере.</w:t>
+        <w:t>Я подумал, что опять произошёл сбой в гравитонной камере.</w:t>
       </w:r>
     </w:p>
     <w:p>
@@ -21242,15 +20501,7 @@
     </w:p>
     <w:p>
       <w:r>
-        <w:t xml:space="preserve">— Я плохо помню, — сказал я. — Она просила зайти к ней, поговорить о </w:t>
-      </w:r>
-      <w:proofErr w:type="spellStart"/>
-      <w:r>
-        <w:t>нуболидах</w:t>
-      </w:r>
-      <w:proofErr w:type="spellEnd"/>
-      <w:r>
-        <w:t>. А потом…</w:t>
+        <w:t>— Я плохо помню, — сказал я. — Она просила зайти к ней, поговорить о нуболидах. А потом…</w:t>
       </w:r>
     </w:p>
     <w:p>
@@ -21374,15 +20625,7 @@
     </w:p>
     <w:p>
       <w:r>
-        <w:t xml:space="preserve">— Мерцель пригласила меня к себе, чтобы поговорить о </w:t>
-      </w:r>
-      <w:proofErr w:type="spellStart"/>
-      <w:r>
-        <w:t>нуболидах</w:t>
-      </w:r>
-      <w:proofErr w:type="spellEnd"/>
-      <w:r>
-        <w:t>. Или нет. Она хотела мне что-то показать. Записку.</w:t>
+        <w:t>— Мерцель пригласила меня к себе, чтобы поговорить о нуболидах. Или нет. Она хотела мне что-то показать. Записку.</w:t>
       </w:r>
     </w:p>
     <w:p>
@@ -21477,15 +20720,7 @@
         <w:t xml:space="preserve"> сейчас</w:t>
       </w:r>
       <w:r>
-        <w:t xml:space="preserve"> уложат на каталку и увезут, громыхая по металлическому полу </w:t>
-      </w:r>
-      <w:proofErr w:type="spellStart"/>
-      <w:r>
-        <w:t>восьмерящими</w:t>
-      </w:r>
-      <w:proofErr w:type="spellEnd"/>
-      <w:r>
-        <w:t xml:space="preserve"> колёсами, в пропахшую смертью операционную.</w:t>
+        <w:t xml:space="preserve"> уложат на каталку и увезут, громыхая по металлическому полу восьмерящими колёсами, в пропахшую смертью операционную.</w:t>
       </w:r>
     </w:p>
     <w:p>
@@ -21500,15 +20735,7 @@
     </w:p>
     <w:p>
       <w:r>
-        <w:t xml:space="preserve">Мицюкин скривился, но промолчал. Я вдруг подумал о Майорове — странно, что он ещё не ворвался в </w:t>
-      </w:r>
-      <w:proofErr w:type="spellStart"/>
-      <w:r>
-        <w:t>медотсек</w:t>
-      </w:r>
-      <w:proofErr w:type="spellEnd"/>
-      <w:r>
-        <w:t xml:space="preserve"> и не потребовал объяснений, тряся папкой с какими-нибудь захватанными отчётами, трассировками, </w:t>
+        <w:t xml:space="preserve">Мицюкин скривился, но промолчал. Я вдруг подумал о Майорове — странно, что он ещё не ворвался в медотсек и не потребовал объяснений, тряся папкой с какими-нибудь захватанными отчётами, трассировками, </w:t>
       </w:r>
       <w:r>
         <w:lastRenderedPageBreak/>
@@ -21752,15 +20979,7 @@
     </w:p>
     <w:p>
       <w:r>
-        <w:t xml:space="preserve">Я не сомневался, что увижу скрюченного от ярости </w:t>
-      </w:r>
-      <w:proofErr w:type="spellStart"/>
-      <w:r>
-        <w:t>Мицюкина</w:t>
-      </w:r>
-      <w:proofErr w:type="spellEnd"/>
-      <w:r>
-        <w:t xml:space="preserve">, который вцепится в меня холодными пальцами и утащит в тайную тюрьму, но в отсек </w:t>
+        <w:t xml:space="preserve">Я не сомневался, что увижу скрюченного от ярости Мицюкина, который вцепится в меня холодными пальцами и утащит в тайную тюрьму, но в отсек </w:t>
       </w:r>
       <w:r>
         <w:t>воровато</w:t>
@@ -21902,15 +21121,7 @@
     </w:p>
     <w:p>
       <w:r>
-        <w:t xml:space="preserve">— От дерготни </w:t>
-      </w:r>
-      <w:proofErr w:type="spellStart"/>
-      <w:r>
-        <w:t>Мицюкина</w:t>
-      </w:r>
-      <w:proofErr w:type="spellEnd"/>
-      <w:r>
-        <w:t xml:space="preserve"> лучше не становится. Хорошо хоть Майорова сразу положили, а то бы </w:t>
+        <w:t xml:space="preserve">— От дерготни Мицюкина лучше не становится. Хорошо хоть Майорова сразу положили, а то бы </w:t>
       </w:r>
       <w:r>
         <w:t xml:space="preserve">они </w:t>
@@ -22113,15 +21324,7 @@
         <w:t>обожгло</w:t>
       </w:r>
       <w:r>
-        <w:t xml:space="preserve"> металлическим холодом. Я сделал осторожный шаг, и в этот момент отсек тряхнуло — </w:t>
-      </w:r>
-      <w:proofErr w:type="spellStart"/>
-      <w:r>
-        <w:t>гравитонный</w:t>
-      </w:r>
-      <w:proofErr w:type="spellEnd"/>
-      <w:r>
-        <w:t xml:space="preserve"> привод опять решил поиздеваться над вестибулярным аппаратом.</w:t>
+        <w:t xml:space="preserve"> металлическим холодом. Я сделал осторожный шаг, и в этот момент отсек тряхнуло — гравитонный привод опять решил поиздеваться над вестибулярным аппаратом.</w:t>
       </w:r>
     </w:p>
     <w:p>
@@ -22836,15 +22039,7 @@
     </w:p>
     <w:p>
       <w:r>
-        <w:t xml:space="preserve">— В </w:t>
-      </w:r>
-      <w:proofErr w:type="spellStart"/>
-      <w:r>
-        <w:t>нуболидах</w:t>
-      </w:r>
-      <w:proofErr w:type="spellEnd"/>
-      <w:r>
-        <w:t>?</w:t>
+        <w:t>— В нуболидах?</w:t>
       </w:r>
     </w:p>
     <w:p>
@@ -23072,15 +22267,7 @@
     </w:p>
     <w:p>
       <w:r>
-        <w:t xml:space="preserve">Больше мы ни о чём не говорили. Вопросов было много, сердце взволнованно ёрзало в груди, когда я думал о токсине или </w:t>
-      </w:r>
-      <w:proofErr w:type="spellStart"/>
-      <w:r>
-        <w:t>нуболидах</w:t>
-      </w:r>
-      <w:proofErr w:type="spellEnd"/>
-      <w:r>
-        <w:t>, однако нужные слова не приходили в голову.</w:t>
+        <w:t>Больше мы ни о чём не говорили. Вопросов было много, сердце взволнованно ёрзало в груди, когда я думал о токсине или нуболидах, однако нужные слова не приходили в голову.</w:t>
       </w:r>
     </w:p>
     <w:p>
@@ -23508,15 +22695,7 @@
     </w:p>
     <w:p>
       <w:r>
-        <w:t xml:space="preserve">— Родители есть, — сказал я, — но я их редко последнее время навещаю. Нехорошо это, конечно. Надо будет обязательно съездить в </w:t>
-      </w:r>
-      <w:proofErr w:type="spellStart"/>
-      <w:r>
-        <w:t>Стальск</w:t>
-      </w:r>
-      <w:proofErr w:type="spellEnd"/>
-      <w:r>
-        <w:t>, когда вернусь. Если вернусь, — добавил я.</w:t>
+        <w:t>— Родители есть, — сказал я, — но я их редко последнее время навещаю. Нехорошо это, конечно. Надо будет обязательно съездить в Стальск, когда вернусь. Если вернусь, — добавил я.</w:t>
       </w:r>
     </w:p>
     <w:p>
@@ -23531,15 +22710,7 @@
     </w:p>
     <w:p>
       <w:r>
-        <w:t xml:space="preserve">— </w:t>
-      </w:r>
-      <w:proofErr w:type="spellStart"/>
-      <w:r>
-        <w:t>Стальск</w:t>
-      </w:r>
-      <w:proofErr w:type="spellEnd"/>
-      <w:r>
-        <w:t xml:space="preserve">… </w:t>
+        <w:t xml:space="preserve">— Стальск… </w:t>
       </w:r>
       <w:r>
         <w:t xml:space="preserve">— проговорила Вера. — </w:t>
@@ -23550,15 +22721,7 @@
     </w:p>
     <w:p>
       <w:r>
-        <w:t xml:space="preserve">— Вряд ли, — сказал я. — Их много, </w:t>
-      </w:r>
-      <w:proofErr w:type="spellStart"/>
-      <w:r>
-        <w:t>Стальсков</w:t>
-      </w:r>
-      <w:proofErr w:type="spellEnd"/>
-      <w:r>
-        <w:t xml:space="preserve"> этих. Мой — </w:t>
+        <w:t xml:space="preserve">— Вряд ли, — сказал я. — Их много, Стальсков этих. Мой — </w:t>
       </w:r>
       <w:r>
         <w:t>восьмой</w:t>
@@ -24110,15 +23273,7 @@
     </w:p>
     <w:p>
       <w:r>
-        <w:t xml:space="preserve">Внутри меня что-то забурлило. Всё вокруг — синий глаз иллюминатора, затянутые тенью стены, потолок и маленькая фотография у кровати — закачалось в такт возбуждённому дыханию. Я сорвал с неё блузку. </w:t>
-      </w:r>
-      <w:proofErr w:type="spellStart"/>
-      <w:r>
-        <w:t>Заклацали</w:t>
-      </w:r>
-      <w:proofErr w:type="spellEnd"/>
-      <w:r>
-        <w:t xml:space="preserve"> по полу, как россыпь жемчужинок, вылетевшие пуговицы — и рассеянно разбежались по сторонам.</w:t>
+        <w:t>Внутри меня что-то забурлило. Всё вокруг — синий глаз иллюминатора, затянутые тенью стены, потолок и маленькая фотография у кровати — закачалось в такт возбуждённому дыханию. Я сорвал с неё блузку. Заклацали по полу, как россыпь жемчужинок, вылетевшие пуговицы — и рассеянно разбежались по сторонам.</w:t>
       </w:r>
     </w:p>
     <w:p>
@@ -24126,7 +23281,6 @@
         <w:lastRenderedPageBreak/>
         <w:t xml:space="preserve">— От тебя пахнет кровью и фурацилином. — Вера слегка отодвинулась, откинула голову и посмотрела сквозь прищуренные веки, едва заметно улыбаясь. — А ещё </w:t>
       </w:r>
-      <w:proofErr w:type="spellStart"/>
       <w:r>
         <w:t>по</w:t>
       </w:r>
@@ -24136,7 +23290,6 @@
       <w:r>
         <w:t>том</w:t>
       </w:r>
-      <w:proofErr w:type="spellEnd"/>
       <w:r>
         <w:t>.</w:t>
       </w:r>
@@ -24212,15 +23365,7 @@
     </w:p>
     <w:p>
       <w:r>
-        <w:t xml:space="preserve">Первый полёт в космос. Первый </w:t>
-      </w:r>
-      <w:proofErr w:type="spellStart"/>
-      <w:r>
-        <w:t>бранк</w:t>
-      </w:r>
-      <w:proofErr w:type="spellEnd"/>
-      <w:r>
-        <w:t>. Первый сон во время перехода. Знакомство с ней.</w:t>
+        <w:t>Первый полёт в космос. Первый бранк. Первый сон во время перехода. Знакомство с ней.</w:t>
       </w:r>
     </w:p>
     <w:p>
@@ -24289,13 +23434,8 @@
       </w:r>
     </w:p>
     <w:p>
-      <w:proofErr w:type="spellStart"/>
-      <w:r>
-        <w:t>Пшикнул</w:t>
-      </w:r>
-      <w:proofErr w:type="spellEnd"/>
-      <w:r>
-        <w:t xml:space="preserve"> диспенсер, зажурчала в кружке вода.</w:t>
+      <w:r>
+        <w:t>Пшикнул диспенсер, зажурчала в кружке вода.</w:t>
       </w:r>
     </w:p>
     <w:p>
@@ -24570,15 +23710,7 @@
         <w:t xml:space="preserve">Какая разница, сколько лет изучаем? </w:t>
       </w:r>
       <w:r>
-        <w:t xml:space="preserve">Я вообще в </w:t>
-      </w:r>
-      <w:proofErr w:type="spellStart"/>
-      <w:r>
-        <w:t>химлабе</w:t>
-      </w:r>
-      <w:proofErr w:type="spellEnd"/>
-      <w:r>
-        <w:t xml:space="preserve"> сижу, откуда мне знать?</w:t>
+        <w:t>Я вообще в химлабе сижу, откуда мне знать?</w:t>
       </w:r>
     </w:p>
     <w:p>
@@ -24658,15 +23790,7 @@
     </w:p>
     <w:p>
       <w:r>
-        <w:t xml:space="preserve">Сбой в </w:t>
-      </w:r>
-      <w:proofErr w:type="spellStart"/>
-      <w:r>
-        <w:t>гравитонной</w:t>
-      </w:r>
-      <w:proofErr w:type="spellEnd"/>
-      <w:r>
-        <w:t xml:space="preserve"> камере?</w:t>
+        <w:t>Сбой в гравитонной камере?</w:t>
       </w:r>
     </w:p>
     <w:p>
@@ -25211,13 +24335,8 @@
       </w:r>
     </w:p>
     <w:p>
-      <w:proofErr w:type="spellStart"/>
-      <w:r>
-        <w:t>Гравитонный</w:t>
-      </w:r>
-      <w:proofErr w:type="spellEnd"/>
-      <w:r>
-        <w:t xml:space="preserve"> привод едва работал.</w:t>
+      <w:r>
+        <w:t>Гравитонный привод едва работал.</w:t>
       </w:r>
     </w:p>
     <w:p>
@@ -25306,15 +24425,7 @@
     </w:p>
     <w:p>
       <w:r>
-        <w:t xml:space="preserve">Глаза мои уже немного привыкли к расходящейся тряске и мелькающему свету. Я узнал искривлённое лицо </w:t>
-      </w:r>
-      <w:proofErr w:type="spellStart"/>
-      <w:r>
-        <w:t>Мицюкина</w:t>
-      </w:r>
-      <w:proofErr w:type="spellEnd"/>
-      <w:r>
-        <w:t xml:space="preserve">, который </w:t>
+        <w:t xml:space="preserve">Глаза мои уже немного привыкли к расходящейся тряске и мелькающему свету. Я узнал искривлённое лицо Мицюкина, который </w:t>
       </w:r>
       <w:r>
         <w:t>жёг</w:t>
@@ -25329,13 +24440,8 @@
       </w:r>
     </w:p>
     <w:p>
-      <w:proofErr w:type="spellStart"/>
-      <w:r>
-        <w:t>Мицюкина</w:t>
-      </w:r>
-      <w:proofErr w:type="spellEnd"/>
-      <w:r>
-        <w:t xml:space="preserve"> перекосило, как засбоившую машину. Резак, изрыгнув последнюю струю пламени, погас у него в руке, и он уставился на меня, как на чудище из ночного кошмара. Появилось ещё несколько теней, вылезших из складок в пространстве. Одна из них отделилась от стены и побежала ко мне, размахивая руками.</w:t>
+      <w:r>
+        <w:t>Мицюкина перекосило, как засбоившую машину. Резак, изрыгнув последнюю струю пламени, погас у него в руке, и он уставился на меня, как на чудище из ночного кошмара. Появилось ещё несколько теней, вылезших из складок в пространстве. Одна из них отделилась от стены и побежала ко мне, размахивая руками.</w:t>
       </w:r>
     </w:p>
     <w:p>
@@ -25462,11 +24568,9 @@
       <w:r>
         <w:t xml:space="preserve">Всё перед глазами завязло в крови. Я решил, что огонь с реактивной тягой рвётся ко мне навстречу. Раскинул руки, ожидая избавления от этого ревущего ада, но огонь отступил, превратившись в </w:t>
       </w:r>
-      <w:proofErr w:type="spellStart"/>
       <w:r>
         <w:t>стробящие</w:t>
       </w:r>
-      <w:proofErr w:type="spellEnd"/>
       <w:r>
         <w:t>, как иллюминация, аварийные люминофоры.</w:t>
       </w:r>
@@ -25877,15 +24981,7 @@
     </w:p>
     <w:p>
       <w:r>
-        <w:t xml:space="preserve">Тяжёлый тёмный взгляд </w:t>
-      </w:r>
-      <w:proofErr w:type="spellStart"/>
-      <w:r>
-        <w:t>Мицюкина</w:t>
-      </w:r>
-      <w:proofErr w:type="spellEnd"/>
-      <w:r>
-        <w:t xml:space="preserve"> прожигал насквозь. </w:t>
+        <w:t xml:space="preserve">Тяжёлый тёмный взгляд Мицюкина прожигал насквозь. </w:t>
       </w:r>
     </w:p>
     <w:p>
@@ -25925,15 +25021,7 @@
     </w:p>
     <w:p>
       <w:r>
-        <w:t xml:space="preserve">Тень </w:t>
-      </w:r>
-      <w:proofErr w:type="spellStart"/>
-      <w:r>
-        <w:t>Мицюкина</w:t>
-      </w:r>
-      <w:proofErr w:type="spellEnd"/>
-      <w:r>
-        <w:t xml:space="preserve"> нависала надо мной, прижимала к стене. Я невольно попятился, задел за что-то ногой и едва не свалился на пол.</w:t>
+        <w:t>Тень Мицюкина нависала надо мной, прижимала к стене. Я невольно попятился, задел за что-то ногой и едва не свалился на пол.</w:t>
       </w:r>
     </w:p>
     <w:p>
@@ -27066,15 +26154,7 @@
     </w:p>
     <w:p>
       <w:r>
-        <w:t xml:space="preserve">Вера подбежала, вышла из аварийного мрака, как из </w:t>
-      </w:r>
-      <w:proofErr w:type="spellStart"/>
-      <w:r>
-        <w:t>бранка</w:t>
-      </w:r>
-      <w:proofErr w:type="spellEnd"/>
-      <w:r>
-        <w:t>, и обхватила меня за плечи. Я остолбенел. Дыхание перехватило от радости. Я прижался к её губам.</w:t>
+        <w:t>Вера подбежала, вышла из аварийного мрака, как из бранка, и обхватила меня за плечи. Я остолбенел. Дыхание перехватило от радости. Я прижался к её губам.</w:t>
       </w:r>
     </w:p>
     <w:p>
@@ -27264,15 +26344,7 @@
     </w:p>
     <w:p>
       <w:r>
-        <w:t xml:space="preserve">Камеру с </w:t>
-      </w:r>
-      <w:proofErr w:type="spellStart"/>
-      <w:r>
-        <w:t>нуболидами</w:t>
-      </w:r>
-      <w:proofErr w:type="spellEnd"/>
-      <w:r>
-        <w:t xml:space="preserve"> закрывала дымная пелена.</w:t>
+        <w:t>Камеру с нуболидами закрывала дымная пелена.</w:t>
       </w:r>
     </w:p>
     <w:p>
@@ -28117,15 +27189,7 @@
     </w:p>
     <w:p>
       <w:r>
-        <w:t xml:space="preserve">У выхода в коридор Майоров спорил о чём-то с </w:t>
-      </w:r>
-      <w:proofErr w:type="spellStart"/>
-      <w:r>
-        <w:t>Мицюкиным</w:t>
-      </w:r>
-      <w:proofErr w:type="spellEnd"/>
-      <w:r>
-        <w:t xml:space="preserve"> — так яростно и увлечённо, что даже не обратил на меня внимания. На скамейке у стены сидела Симонова, опрятная, с затянутыми в пучок волосами — ударница труда с цветастого плаката, которая прихорошилась, но не слишком, чтобы отправиться на работу, в вопящий цех, по утру. Она посмотрела на меня тёмным испуганным взглядом.</w:t>
+        <w:t>У выхода в коридор Майоров спорил о чём-то с Мицюкиным — так яростно и увлечённо, что даже не обратил на меня внимания. На скамейке у стены сидела Симонова, опрятная, с затянутыми в пучок волосами — ударница труда с цветастого плаката, которая прихорошилась, но не слишком, чтобы отправиться на работу, в вопящий цех, по утру. Она посмотрела на меня тёмным испуганным взглядом.</w:t>
       </w:r>
     </w:p>
     <w:p>
@@ -28282,15 +27346,7 @@
     </w:p>
     <w:p>
       <w:r>
-        <w:t xml:space="preserve">— Петя, — сказала она и тут же добавила, заметив мой недоумённый взгляд: — Пётр </w:t>
-      </w:r>
-      <w:proofErr w:type="spellStart"/>
-      <w:r>
-        <w:t>Верховенцев</w:t>
-      </w:r>
-      <w:proofErr w:type="spellEnd"/>
-      <w:r>
-        <w:t xml:space="preserve"> из химической. Он в реанимации, это третий отсек. А то я что-то боюсь.</w:t>
+        <w:t>— Петя, — сказала она и тут же добавила, заметив мой недоумённый взгляд: — Пётр Верховенцев из химической. Он в реанимации, это третий отсек. А то я что-то боюсь.</w:t>
       </w:r>
     </w:p>
     <w:p>
@@ -28326,15 +27382,7 @@
     </w:p>
     <w:p>
       <w:r>
-        <w:t xml:space="preserve">— Какого чёрта ты вообще на этот уровень </w:t>
-      </w:r>
-      <w:proofErr w:type="spellStart"/>
-      <w:r>
-        <w:t>попёрся</w:t>
-      </w:r>
-      <w:proofErr w:type="spellEnd"/>
-      <w:r>
-        <w:t>?</w:t>
+        <w:t>— Какого чёрта ты вообще на этот уровень попёрся?</w:t>
       </w:r>
     </w:p>
     <w:p>
@@ -28458,15 +27506,7 @@
     </w:p>
     <w:p>
       <w:r>
-        <w:t xml:space="preserve">— Мы, — этот долгий слог едва не застрял у </w:t>
-      </w:r>
-      <w:proofErr w:type="spellStart"/>
-      <w:r>
-        <w:t>Мицюкина</w:t>
-      </w:r>
-      <w:proofErr w:type="spellEnd"/>
-      <w:r>
-        <w:t xml:space="preserve"> в горле, — проводим ремонт двигательных модулей. Спасибо вам за участие, но ваша помощь пока не требуется.</w:t>
+        <w:t>— Мы, — этот долгий слог едва не застрял у Мицюкина в горле, — проводим ремонт двигательных модулей. Спасибо вам за участие, но ваша помощь пока не требуется.</w:t>
       </w:r>
     </w:p>
     <w:p>
@@ -28558,15 +27598,7 @@
         <w:t>Что хотите</w:t>
       </w:r>
       <w:r>
-        <w:t xml:space="preserve">? — Губы у </w:t>
-      </w:r>
-      <w:proofErr w:type="spellStart"/>
-      <w:r>
-        <w:t>Мицюкина</w:t>
-      </w:r>
-      <w:proofErr w:type="spellEnd"/>
-      <w:r>
-        <w:t xml:space="preserve"> задрожали.</w:t>
+        <w:t>? — Губы у Мицюкина задрожали.</w:t>
       </w:r>
     </w:p>
     <w:p>
@@ -28604,15 +27636,7 @@
     </w:p>
     <w:p>
       <w:r>
-        <w:t xml:space="preserve">Я подумал, что на месте </w:t>
-      </w:r>
-      <w:proofErr w:type="spellStart"/>
-      <w:r>
-        <w:t>Мицюкина</w:t>
-      </w:r>
-      <w:proofErr w:type="spellEnd"/>
-      <w:r>
-        <w:t xml:space="preserve"> тоже не подпустил бы никого из нас ни к ремонту двигательных модулей, ни к управлению станцией.</w:t>
+        <w:t>Я подумал, что на месте Мицюкина тоже не подпустил бы никого из нас ни к ремонту двигательных модулей, ни к управлению станцией.</w:t>
       </w:r>
     </w:p>
     <w:p>
@@ -28653,15 +27677,7 @@
     </w:p>
     <w:p>
       <w:r>
-        <w:t xml:space="preserve">— Меня просили узнать про </w:t>
-      </w:r>
-      <w:proofErr w:type="spellStart"/>
-      <w:r>
-        <w:t>Верховенцева</w:t>
-      </w:r>
-      <w:proofErr w:type="spellEnd"/>
-      <w:r>
-        <w:t>.</w:t>
+        <w:t>— Меня просили узнать про Верховенцева.</w:t>
       </w:r>
     </w:p>
     <w:p>
@@ -28671,15 +27687,7 @@
     </w:p>
     <w:p>
       <w:r>
-        <w:t xml:space="preserve">— По поводу </w:t>
-      </w:r>
-      <w:proofErr w:type="spellStart"/>
-      <w:r>
-        <w:t>Верховенцева</w:t>
-      </w:r>
-      <w:proofErr w:type="spellEnd"/>
-      <w:r>
-        <w:t xml:space="preserve"> ничего сказать не могу, — ответил Синицын. — Состояние тяжёлое, насколько я могу судить. Сложно пока что-то обещать. Скажите, что он стабилен, но в сознание не приходил.</w:t>
+        <w:t>— По поводу Верховенцева ничего сказать не могу, — ответил Синицын. — Состояние тяжёлое, насколько я могу судить. Сложно пока что-то обещать. Скажите, что он стабилен, но в сознание не приходил.</w:t>
       </w:r>
     </w:p>
     <w:p>
@@ -28770,15 +27778,7 @@
     </w:p>
     <w:p>
       <w:r>
-        <w:t xml:space="preserve">— В </w:t>
-      </w:r>
-      <w:proofErr w:type="spellStart"/>
-      <w:r>
-        <w:t>химлабе</w:t>
-      </w:r>
-      <w:proofErr w:type="spellEnd"/>
-      <w:r>
-        <w:t>. Я потом объясню.</w:t>
+        <w:t>— В химлабе. Я потом объясню.</w:t>
       </w:r>
     </w:p>
     <w:p>
@@ -29334,15 +28334,7 @@
     </w:p>
     <w:p>
       <w:r>
-        <w:t xml:space="preserve">Другая команда специалистов, о которой говорил Андреев, состояла из одной Веры. Если не считать меня. Руководителя химической лаборатории на глазах у Веры запаковали в чёрный мешок, а </w:t>
-      </w:r>
-      <w:proofErr w:type="spellStart"/>
-      <w:r>
-        <w:t>Верховенцев</w:t>
-      </w:r>
-      <w:proofErr w:type="spellEnd"/>
-      <w:r>
-        <w:t xml:space="preserve"> лежал в реанимации, подключённый к ревущему от перебоев пульса аппарату.</w:t>
+        <w:t>Другая команда специалистов, о которой говорил Андреев, состояла из одной Веры. Если не считать меня. Руководителя химической лаборатории на глазах у Веры запаковали в чёрный мешок, а Верховенцев лежал в реанимации, подключённый к ревущему от перебоев пульса аппарату.</w:t>
       </w:r>
     </w:p>
     <w:p>
@@ -29644,15 +28636,7 @@
     </w:p>
     <w:p>
       <w:r>
-        <w:t xml:space="preserve">— Он так работает, к сожалению. Не всегда с первого раза. — Вера всмотрелась в </w:t>
-      </w:r>
-      <w:proofErr w:type="spellStart"/>
-      <w:r>
-        <w:t>мреющие</w:t>
-      </w:r>
-      <w:proofErr w:type="spellEnd"/>
-      <w:r>
-        <w:t xml:space="preserve"> строчки. — Надеюсь, анализатор не сдох.</w:t>
+        <w:t>— Он так работает, к сожалению. Не всегда с первого раза. — Вера всмотрелась в мреющие строчки. — Надеюсь, анализатор не сдох.</w:t>
       </w:r>
     </w:p>
     <w:p>
@@ -29884,15 +28868,7 @@
         <w:t>С</w:t>
       </w:r>
       <w:r>
-        <w:t xml:space="preserve">бой в </w:t>
-      </w:r>
-      <w:proofErr w:type="spellStart"/>
-      <w:r>
-        <w:t>гравитонной</w:t>
-      </w:r>
-      <w:proofErr w:type="spellEnd"/>
-      <w:r>
-        <w:t xml:space="preserve"> камере. Просто сбой. Такой же, как раньше. Качка.</w:t>
+        <w:t>бой в гравитонной камере. Просто сбой. Такой же, как раньше. Качка.</w:t>
       </w:r>
     </w:p>
     <w:p>
@@ -29966,15 +28942,7 @@
         <w:t>Е</w:t>
       </w:r>
       <w:r>
-        <w:t xml:space="preserve">сли хочешь, иди к своему </w:t>
-      </w:r>
-      <w:proofErr w:type="spellStart"/>
-      <w:r>
-        <w:t>Мицюкину</w:t>
-      </w:r>
-      <w:proofErr w:type="spellEnd"/>
-      <w:r>
-        <w:t>. Вдруг он передумает. Будешь там под его присмотром гайки крутить. А я сама справлюсь.</w:t>
+        <w:t>сли хочешь, иди к своему Мицюкину. Вдруг он передумает. Будешь там под его присмотром гайки крутить. А я сама справлюсь.</w:t>
       </w:r>
     </w:p>
     <w:p>
@@ -29984,15 +28952,7 @@
     </w:p>
     <w:p>
       <w:r>
-        <w:t xml:space="preserve">— Прости. Я тебя тут одну не оставлю. Нет никакого смысла с </w:t>
-      </w:r>
-      <w:proofErr w:type="spellStart"/>
-      <w:r>
-        <w:t>Мицюкиным</w:t>
-      </w:r>
-      <w:proofErr w:type="spellEnd"/>
-      <w:r>
-        <w:t xml:space="preserve"> пререкаться. Ни к чему он меня не подпустит, это я уже понял.</w:t>
+        <w:t>— Прости. Я тебя тут одну не оставлю. Нет никакого смысла с Мицюкиным пререкаться. Ни к чему он меня не подпустит, это я уже понял.</w:t>
       </w:r>
     </w:p>
     <w:p>
@@ -30007,15 +28967,7 @@
     </w:p>
     <w:p>
       <w:r>
-        <w:t xml:space="preserve">— Надо собрать образцы. Что там в каюте Марутяна творится, я не знаю, могут не пускать никого. Как и в лабораторию. К </w:t>
-      </w:r>
-      <w:proofErr w:type="spellStart"/>
-      <w:r>
-        <w:t>Марутяну</w:t>
-      </w:r>
-      <w:proofErr w:type="spellEnd"/>
-      <w:r>
-        <w:t xml:space="preserve"> я попробую сама сходить, ко мне спокойнее отнесутся.</w:t>
+        <w:t>— Надо собрать образцы. Что там в каюте Марутяна творится, я не знаю, могут не пускать никого. Как и в лабораторию. К Марутяну я попробую сама сходить, ко мне спокойнее отнесутся.</w:t>
       </w:r>
     </w:p>
     <w:p>
@@ -30247,15 +29199,7 @@
     <w:p>
       <w:r>
         <w:lastRenderedPageBreak/>
-        <w:t xml:space="preserve">— Я не предлагаю здесь сидеть. Пойдём к </w:t>
-      </w:r>
-      <w:proofErr w:type="spellStart"/>
-      <w:r>
-        <w:t>Мицюкину</w:t>
-      </w:r>
-      <w:proofErr w:type="spellEnd"/>
-      <w:r>
-        <w:t xml:space="preserve"> или Андрееву, спорить будем, нашу правду-матку отстаивать. А парня оставь. Он тоже полезным делом занимается.</w:t>
+        <w:t>— Я не предлагаю здесь сидеть. Пойдём к Мицюкину или Андрееву, спорить будем, нашу правду-матку отстаивать. А парня оставь. Он тоже полезным делом занимается.</w:t>
       </w:r>
     </w:p>
     <w:p>
@@ -31231,26 +30175,13 @@
       <w:r>
         <w:t xml:space="preserve">вообще </w:t>
       </w:r>
-      <w:proofErr w:type="spellStart"/>
-      <w:r>
-        <w:t>попёрся</w:t>
-      </w:r>
-      <w:proofErr w:type="spellEnd"/>
-      <w:r>
-        <w:t xml:space="preserve"> в лабораторию?</w:t>
-      </w:r>
-    </w:p>
-    <w:p>
-      <w:r>
-        <w:t xml:space="preserve">За спиной у </w:t>
-      </w:r>
-      <w:proofErr w:type="spellStart"/>
-      <w:r>
-        <w:t>Мицюкина</w:t>
-      </w:r>
-      <w:proofErr w:type="spellEnd"/>
-      <w:r>
-        <w:t xml:space="preserve"> материализовался неизменно следующий за ним Лысанов.</w:t>
+      <w:r>
+        <w:t>попёрся в лабораторию?</w:t>
+      </w:r>
+    </w:p>
+    <w:p>
+      <w:r>
+        <w:t>За спиной у Мицюкина материализовался неизменно следующий за ним Лысанов.</w:t>
       </w:r>
     </w:p>
     <w:p>
@@ -31324,15 +30255,7 @@
     </w:p>
     <w:p>
       <w:r>
-        <w:t xml:space="preserve">Он открыл дверь в лабораторию и отвёл глаза от пролившегося наружу красного света. Кто-то наблюдал за </w:t>
-      </w:r>
-      <w:proofErr w:type="spellStart"/>
-      <w:r>
-        <w:t>нуболидами</w:t>
-      </w:r>
-      <w:proofErr w:type="spellEnd"/>
-      <w:r>
-        <w:t>, но забыл отключить подкрашенное, как в комнате для проявки фотографий, освещение.</w:t>
+        <w:t>Он открыл дверь в лабораторию и отвёл глаза от пролившегося наружу красного света. Кто-то наблюдал за нуболидами, но забыл отключить подкрашенное, как в комнате для проявки фотографий, освещение.</w:t>
       </w:r>
     </w:p>
     <w:p>
@@ -31457,23 +30380,7 @@
     </w:p>
     <w:p>
       <w:r>
-        <w:t xml:space="preserve">— Удобно как! — прорычал Мицюкин. — Хорошо что </w:t>
-      </w:r>
-      <w:proofErr w:type="spellStart"/>
-      <w:r>
-        <w:t>Верховенцеву</w:t>
-      </w:r>
-      <w:proofErr w:type="spellEnd"/>
-      <w:r>
-        <w:t xml:space="preserve"> с </w:t>
-      </w:r>
-      <w:proofErr w:type="spellStart"/>
-      <w:r>
-        <w:t>Кавинским</w:t>
-      </w:r>
-      <w:proofErr w:type="spellEnd"/>
-      <w:r>
-        <w:t xml:space="preserve"> уже ничего не требуется!</w:t>
+        <w:t>— Удобно как! — прорычал Мицюкин. — Хорошо что Верховенцеву с Кавинским уже ничего не требуется!</w:t>
       </w:r>
     </w:p>
     <w:p>
@@ -31488,23 +30395,7 @@
     </w:p>
     <w:p>
       <w:r>
-        <w:t xml:space="preserve">— А </w:t>
-      </w:r>
-      <w:proofErr w:type="spellStart"/>
-      <w:r>
-        <w:t>Верховенцев</w:t>
-      </w:r>
-      <w:proofErr w:type="spellEnd"/>
-      <w:r>
-        <w:t xml:space="preserve"> в чём виноват? А </w:t>
-      </w:r>
-      <w:proofErr w:type="spellStart"/>
-      <w:r>
-        <w:t>Кавинский</w:t>
-      </w:r>
-      <w:proofErr w:type="spellEnd"/>
-      <w:r>
-        <w:t>? И ты собираешься время на него тратить? Всё с ним будет в порядке. До суда оклемается.</w:t>
+        <w:t>— А Верховенцев в чём виноват? А Кавинский? И ты собираешься время на него тратить? Всё с ним будет в порядке. До суда оклемается.</w:t>
       </w:r>
     </w:p>
     <w:p>
@@ -31587,15 +30478,7 @@
     </w:p>
     <w:p>
       <w:r>
-        <w:t xml:space="preserve">В соседнем отсеке Минаева спорила с </w:t>
-      </w:r>
-      <w:proofErr w:type="spellStart"/>
-      <w:r>
-        <w:t>Мицюкиным</w:t>
-      </w:r>
-      <w:proofErr w:type="spellEnd"/>
-      <w:r>
-        <w:t xml:space="preserve"> — я слышал их голоса, но не различал ни единого слова.</w:t>
+        <w:t>В соседнем отсеке Минаева спорила с Мицюкиным — я слышал их голоса, но не различал ни единого слова.</w:t>
       </w:r>
     </w:p>
     <w:p>
@@ -31729,15 +30612,7 @@
         <w:t>П</w:t>
       </w:r>
       <w:r>
-        <w:t xml:space="preserve">робирка разбилась, мне надо сходить за новой. У нас в </w:t>
-      </w:r>
-      <w:proofErr w:type="spellStart"/>
-      <w:r>
-        <w:t>химлабе</w:t>
-      </w:r>
-      <w:proofErr w:type="spellEnd"/>
-      <w:r>
-        <w:t xml:space="preserve"> должны ещё быть.</w:t>
+        <w:t>робирка разбилась, мне надо сходить за новой. У нас в химлабе должны ещё быть.</w:t>
       </w:r>
     </w:p>
     <w:p>
@@ -31783,15 +30658,7 @@
         <w:t>В</w:t>
       </w:r>
       <w:r>
-        <w:t xml:space="preserve"> </w:t>
-      </w:r>
-      <w:proofErr w:type="spellStart"/>
-      <w:r>
-        <w:t>гравитонной</w:t>
-      </w:r>
-      <w:proofErr w:type="spellEnd"/>
-      <w:r>
-        <w:t xml:space="preserve"> камере вновь начались электронные судороги.</w:t>
+        <w:t xml:space="preserve"> гравитонной камере вновь начались электронные судороги.</w:t>
       </w:r>
     </w:p>
     <w:p>
@@ -32216,15 +31083,7 @@
     </w:p>
     <w:p>
       <w:r>
-        <w:t xml:space="preserve">— Зачем вам столько фибры в </w:t>
-      </w:r>
-      <w:proofErr w:type="spellStart"/>
-      <w:r>
-        <w:t>химлабе</w:t>
-      </w:r>
-      <w:proofErr w:type="spellEnd"/>
-      <w:r>
-        <w:t xml:space="preserve">? К тому же закрытой на ключ. Как раз в том ящике, который ты </w:t>
+        <w:t xml:space="preserve">— Зачем вам столько фибры в химлабе? К тому же закрытой на ключ. Как раз в том ящике, который ты </w:t>
       </w:r>
       <w:r>
         <w:t>открывать</w:t>
@@ -32235,15 +31094,7 @@
     </w:p>
     <w:p>
       <w:r>
-        <w:t xml:space="preserve">— Олег! — Вера нервно дёрнула за лямку висящей на плече сумки, шагнула ко мне и остановилась, не решилась подойти слишком близко. — Ты о чём вообще говоришь? Откуда я знаю, что лежит в </w:t>
-      </w:r>
-      <w:proofErr w:type="spellStart"/>
-      <w:r>
-        <w:t>химлабе</w:t>
-      </w:r>
-      <w:proofErr w:type="spellEnd"/>
-      <w:r>
-        <w:t xml:space="preserve">! Ты же видел, там полный бардак! У нас и работы-то последний год толковой не было, не лаборатория, а сплошная свалка. </w:t>
+        <w:t xml:space="preserve">— Олег! — Вера нервно дёрнула за лямку висящей на плече сумки, шагнула ко мне и остановилась, не решилась подойти слишком близко. — Ты о чём вообще говоришь? Откуда я знаю, что лежит в химлабе! Ты же видел, там полный бардак! У нас и работы-то последний год толковой не было, не лаборатория, а сплошная свалка. </w:t>
       </w:r>
       <w:r>
         <w:t>Наверное</w:t>
@@ -32773,15 +31624,7 @@
         <w:t>карточку</w:t>
       </w:r>
       <w:r>
-        <w:t xml:space="preserve">. </w:t>
-      </w:r>
-      <w:proofErr w:type="spellStart"/>
-      <w:r>
-        <w:t>Верховенцев</w:t>
-      </w:r>
-      <w:proofErr w:type="spellEnd"/>
-      <w:r>
-        <w:t>.</w:t>
+        <w:t>. Верховенцев.</w:t>
       </w:r>
     </w:p>
     <w:p>
@@ -32796,15 +31639,7 @@
     </w:p>
     <w:p>
       <w:r>
-        <w:t xml:space="preserve">Несколько часов назад здесь сидела Симонова, пока я пытался разузнать о </w:t>
-      </w:r>
-      <w:proofErr w:type="spellStart"/>
-      <w:r>
-        <w:t>Верховенцеве</w:t>
-      </w:r>
-      <w:proofErr w:type="spellEnd"/>
-      <w:r>
-        <w:t xml:space="preserve"> — у того самого человека, который зарезал его </w:t>
+        <w:t xml:space="preserve">Несколько часов назад здесь сидела Симонова, пока я пытался разузнать о Верховенцеве — у того самого человека, который зарезал его </w:t>
       </w:r>
       <w:r>
         <w:t>скальпелем</w:t>
@@ -32816,15 +31651,7 @@
         <w:t>,</w:t>
       </w:r>
       <w:r>
-        <w:t xml:space="preserve"> казалось, стоит зажмурить глаза, и время покатится вспять, как поставленная на перемотку запись. Я ведь даже ни разу не видел этого </w:t>
-      </w:r>
-      <w:proofErr w:type="spellStart"/>
-      <w:r>
-        <w:t>Верховенцева</w:t>
-      </w:r>
-      <w:proofErr w:type="spellEnd"/>
-      <w:r>
-        <w:t xml:space="preserve"> до катастрофы, но всё равно что-то болезненно ныло в груди, как вымотанная бегом мышца.</w:t>
+        <w:t xml:space="preserve"> казалось, стоит зажмурить глаза, и время покатится вспять, как поставленная на перемотку запись. Я ведь даже ни разу не видел этого Верховенцева до катастрофы, но всё равно что-то болезненно ныло в груди, как вымотанная бегом мышца.</w:t>
       </w:r>
     </w:p>
     <w:p>
@@ -34193,113 +33020,73 @@
     </w:p>
     <w:p>
       <w:r>
-        <w:t xml:space="preserve">— Да, странный дефект. Или она моток проволоки проглотила. Или… — Я положил снимок на стол. — Или это </w:t>
-      </w:r>
-      <w:proofErr w:type="spellStart"/>
-      <w:r>
-        <w:t>нуболид</w:t>
-      </w:r>
-      <w:proofErr w:type="spellEnd"/>
+        <w:t>— Да, странный дефект. Или она моток проволоки проглотила. Или… — Я положил снимок на стол. — Или это нуболид.</w:t>
+      </w:r>
+    </w:p>
+    <w:p>
+      <w:r>
+        <w:lastRenderedPageBreak/>
+        <w:t>— Нуболид в человеческом теле, — прошептала Вера. —</w:t>
+      </w:r>
+      <w:r>
+        <w:t xml:space="preserve"> </w:t>
+      </w:r>
+      <w:r>
+        <w:t>Мне бы такое в кошмарном сне не приснилось!</w:t>
+      </w:r>
+    </w:p>
+    <w:p>
+      <w:r>
+        <w:t>На мгновение перед глазами мелькнул поблекший уже образ — Вера, идущая ко мне навстречу вопреки урагану, тонкие алые нити, прорастающие у неё из груди.</w:t>
+      </w:r>
+    </w:p>
+    <w:p>
+      <w:r>
+        <w:t>— Вскрытие мы с тобой всё равно не сделаем, — сказал я. — К тому же для нас это ничего не изменит.</w:t>
+      </w:r>
+    </w:p>
+    <w:p>
+      <w:r>
+        <w:t xml:space="preserve">— </w:t>
+      </w:r>
+      <w:r>
+        <w:t>Р</w:t>
+      </w:r>
+      <w:r>
+        <w:t>ентген я всё же сделаю</w:t>
+      </w:r>
+      <w:r>
+        <w:t>, — ответила Вера. —</w:t>
+      </w:r>
+      <w:r>
+        <w:t xml:space="preserve"> Вдруг это сбой, а мы тут напридумали всякой ерунды.</w:t>
+      </w:r>
+    </w:p>
+    <w:p>
+      <w:r>
+        <w:t>— Если это сбой, — сказал я, — то мы потратили время, а времени у нас как раз и нет. А если не сбой…</w:t>
+      </w:r>
+    </w:p>
+    <w:p>
+      <w:r>
+        <w:t xml:space="preserve">— То, что? — тихо спросила </w:t>
+      </w:r>
+      <w:r>
+        <w:t>Вера</w:t>
+      </w:r>
       <w:r>
         <w:t>.</w:t>
       </w:r>
     </w:p>
     <w:p>
       <w:r>
-        <w:lastRenderedPageBreak/>
-        <w:t xml:space="preserve">— </w:t>
-      </w:r>
-      <w:proofErr w:type="spellStart"/>
-      <w:r>
-        <w:t>Нуболид</w:t>
-      </w:r>
-      <w:proofErr w:type="spellEnd"/>
-      <w:r>
-        <w:t xml:space="preserve"> в человеческом теле, — прошептала Вера. —</w:t>
-      </w:r>
-      <w:r>
-        <w:t xml:space="preserve"> </w:t>
-      </w:r>
-      <w:r>
-        <w:t>Мне бы такое в кошмарном сне не приснилось!</w:t>
-      </w:r>
-    </w:p>
-    <w:p>
-      <w:r>
-        <w:t>На мгновение перед глазами мелькнул поблекший уже образ — Вера, идущая ко мне навстречу вопреки урагану, тонкие алые нити, прорастающие у неё из груди.</w:t>
-      </w:r>
-    </w:p>
-    <w:p>
-      <w:r>
-        <w:t>— Вскрытие мы с тобой всё равно не сделаем, — сказал я. — К тому же для нас это ничего не изменит.</w:t>
-      </w:r>
-    </w:p>
-    <w:p>
-      <w:r>
-        <w:t xml:space="preserve">— </w:t>
-      </w:r>
-      <w:r>
-        <w:t>Р</w:t>
-      </w:r>
-      <w:r>
-        <w:t>ентген я всё же сделаю</w:t>
-      </w:r>
-      <w:r>
-        <w:t>, — ответила Вера. —</w:t>
-      </w:r>
-      <w:r>
-        <w:t xml:space="preserve"> Вдруг это сбой, а мы тут </w:t>
-      </w:r>
-      <w:proofErr w:type="spellStart"/>
-      <w:r>
-        <w:t>напридумали</w:t>
-      </w:r>
-      <w:proofErr w:type="spellEnd"/>
-      <w:r>
-        <w:t xml:space="preserve"> всякой ерунды.</w:t>
-      </w:r>
-    </w:p>
-    <w:p>
-      <w:r>
-        <w:t>— Если это сбой, — сказал я, — то мы потратили время, а времени у нас как раз и нет. А если не сбой…</w:t>
-      </w:r>
-    </w:p>
-    <w:p>
-      <w:r>
-        <w:t xml:space="preserve">— То, что? — тихо спросила </w:t>
-      </w:r>
-      <w:r>
-        <w:t>Вера</w:t>
-      </w:r>
-      <w:r>
-        <w:t>.</w:t>
-      </w:r>
-    </w:p>
-    <w:p>
-      <w:r>
-        <w:t xml:space="preserve">— Получается, мы ходим через червоточины благодаря </w:t>
-      </w:r>
-      <w:proofErr w:type="spellStart"/>
-      <w:r>
-        <w:t>нуболидам</w:t>
-      </w:r>
-      <w:proofErr w:type="spellEnd"/>
-      <w:r>
-        <w:t xml:space="preserve">? — </w:t>
+        <w:t xml:space="preserve">— Получается, мы ходим через червоточины благодаря нуболидам? — </w:t>
       </w:r>
       <w:r>
         <w:t>проговорил</w:t>
       </w:r>
       <w:r>
-        <w:t xml:space="preserve"> я. — </w:t>
-      </w:r>
-      <w:proofErr w:type="spellStart"/>
-      <w:r>
-        <w:t>Нуболид</w:t>
-      </w:r>
-      <w:proofErr w:type="spellEnd"/>
-      <w:r>
-        <w:t xml:space="preserve"> в симбиозе с навигатором? </w:t>
+        <w:t xml:space="preserve"> я. — Нуболид в симбиозе с навигатором? </w:t>
       </w:r>
       <w:r>
         <w:t>Видимо, и</w:t>
@@ -34554,15 +33341,7 @@
     </w:p>
     <w:p>
       <w:r>
-        <w:t xml:space="preserve">Освещение в столовой приглушили — или же </w:t>
-      </w:r>
-      <w:proofErr w:type="spellStart"/>
-      <w:r>
-        <w:t>коротнула</w:t>
-      </w:r>
-      <w:proofErr w:type="spellEnd"/>
-      <w:r>
-        <w:t xml:space="preserve"> очередная </w:t>
+        <w:t xml:space="preserve">Освещение в столовой приглушили — или же коротнула очередная </w:t>
       </w:r>
       <w:r>
         <w:t xml:space="preserve">старая </w:t>
@@ -35070,15 +33849,7 @@
         <w:t xml:space="preserve"> и</w:t>
       </w:r>
       <w:r>
-        <w:t xml:space="preserve"> оказались в заложниках у собственной чумы, когда не сумели вовремя сбежать. Раньше я втайне думал, что Марутян свихнулся со своими </w:t>
-      </w:r>
-      <w:proofErr w:type="spellStart"/>
-      <w:r>
-        <w:t>нуболидами</w:t>
-      </w:r>
-      <w:proofErr w:type="spellEnd"/>
-      <w:r>
-        <w:t xml:space="preserve">, решил потравить себя и коллег, хотя в этом не было ни малейшего смысла. Я даже </w:t>
+        <w:t xml:space="preserve"> оказались в заложниках у собственной чумы, когда не сумели вовремя сбежать. Раньше я втайне думал, что Марутян свихнулся со своими нуболидами, решил потравить себя и коллег, хотя в этом не было ни малейшего смысла. Я даже </w:t>
       </w:r>
       <w:r>
         <w:t>подозревал</w:t>
@@ -35229,15 +34000,7 @@
     </w:p>
     <w:p>
       <w:r>
-        <w:t xml:space="preserve">— Что опять случилось? С </w:t>
-      </w:r>
-      <w:proofErr w:type="spellStart"/>
-      <w:r>
-        <w:t>Мицюкиным</w:t>
-      </w:r>
-      <w:proofErr w:type="spellEnd"/>
-      <w:r>
-        <w:t xml:space="preserve"> что-то не поделили? Я рапорт на него напишу, когда вернёмся! Устроил тут цирк с конями!</w:t>
+        <w:t>— Что опять случилось? С Мицюкиным что-то не поделили? Я рапорт на него напишу, когда вернёмся! Устроил тут цирк с конями!</w:t>
       </w:r>
     </w:p>
     <w:p>
@@ -35247,15 +34010,7 @@
     </w:p>
     <w:p>
       <w:r>
-        <w:t xml:space="preserve">— С </w:t>
-      </w:r>
-      <w:proofErr w:type="spellStart"/>
-      <w:r>
-        <w:t>Мицюкиным</w:t>
-      </w:r>
-      <w:proofErr w:type="spellEnd"/>
-      <w:r>
-        <w:t xml:space="preserve"> всё в порядке, — сказал я.</w:t>
+        <w:t>— С Мицюкиным всё в порядке, — сказал я.</w:t>
       </w:r>
     </w:p>
     <w:p>
@@ -36054,31 +34809,7 @@
     </w:p>
     <w:p>
       <w:r>
-        <w:t xml:space="preserve">— А что я мог сделать? — Майоров говорил, отвернувшись и глядя в тень. — У нас конвоиров в экипаже нет, не предусмотрено уставом таких должностей. А вот </w:t>
-      </w:r>
-      <w:proofErr w:type="spellStart"/>
-      <w:r>
-        <w:t>эсбэ</w:t>
-      </w:r>
-      <w:proofErr w:type="spellEnd"/>
-      <w:r>
-        <w:t xml:space="preserve"> на любой станции имеется. Очередной хрен вроде </w:t>
-      </w:r>
-      <w:proofErr w:type="spellStart"/>
-      <w:r>
-        <w:t>Мицюкина</w:t>
-      </w:r>
-      <w:proofErr w:type="spellEnd"/>
-      <w:r>
-        <w:t xml:space="preserve">. Ну я подошёл к этим </w:t>
-      </w:r>
-      <w:proofErr w:type="spellStart"/>
-      <w:r>
-        <w:t>эсбэшникам</w:t>
-      </w:r>
-      <w:proofErr w:type="spellEnd"/>
-      <w:r>
-        <w:t>, и вопрос решился. Там же, на станции, кстати, и новый пилот сразу нашёлся.</w:t>
+        <w:t>— А что я мог сделать? — Майоров говорил, отвернувшись и глядя в тень. — У нас конвоиров в экипаже нет, не предусмотрено уставом таких должностей. А вот эсбэ на любой станции имеется. Очередной хрен вроде Мицюкина. Ну я подошёл к этим эсбэшникам, и вопрос решился. Там же, на станции, кстати, и новый пилот сразу нашёлся.</w:t>
       </w:r>
     </w:p>
     <w:p>
@@ -36186,15 +34917,7 @@
     <w:p>
       <w:r>
         <w:lastRenderedPageBreak/>
-        <w:t xml:space="preserve">— О том, что в теле навигатора — </w:t>
-      </w:r>
-      <w:proofErr w:type="spellStart"/>
-      <w:r>
-        <w:t>нуболид</w:t>
-      </w:r>
-      <w:proofErr w:type="spellEnd"/>
-      <w:r>
-        <w:t>, —</w:t>
+        <w:t>— О том, что в теле навигатора — нуболид, —</w:t>
       </w:r>
       <w:r>
         <w:t xml:space="preserve"> спросил </w:t>
@@ -36339,15 +35062,7 @@
         <w:t xml:space="preserve">именно </w:t>
       </w:r>
       <w:r>
-        <w:t xml:space="preserve">так на тебя смотрит </w:t>
-      </w:r>
-      <w:proofErr w:type="spellStart"/>
-      <w:r>
-        <w:t>политкор</w:t>
-      </w:r>
-      <w:proofErr w:type="spellEnd"/>
-      <w:r>
-        <w:t>, когда ты возвращаешься с рейса.</w:t>
+        <w:t>так на тебя смотрит политкор, когда ты возвращаешься с рейса.</w:t>
       </w:r>
     </w:p>
     <w:p>
@@ -36374,15 +35089,7 @@
         <w:t>образование, похожее на</w:t>
       </w:r>
       <w:r>
-        <w:t xml:space="preserve"> </w:t>
-      </w:r>
-      <w:proofErr w:type="spellStart"/>
-      <w:r>
-        <w:t>нуболида</w:t>
-      </w:r>
-      <w:proofErr w:type="spellEnd"/>
-      <w:r>
-        <w:t>,</w:t>
+        <w:t xml:space="preserve"> нуболида,</w:t>
       </w:r>
       <w:r>
         <w:t xml:space="preserve"> — </w:t>
@@ -36478,138 +35185,122 @@
     </w:p>
     <w:p>
       <w:r>
-        <w:t xml:space="preserve">— Олег, я в таком ключе общаться не намерен! Центру надо установить точную причину смерти. Не так часто навигатор умирает сразу после выхода из </w:t>
-      </w:r>
-      <w:proofErr w:type="spellStart"/>
-      <w:r>
-        <w:t>бранка</w:t>
-      </w:r>
-      <w:proofErr w:type="spellEnd"/>
+        <w:t>— Олег, я в таком ключе общаться не намерен! Центру надо установить точную причину смерти. Не так часто навигатор умирает сразу после выхода из бранка.</w:t>
+      </w:r>
+    </w:p>
+    <w:p>
+      <w:r>
+        <w:t>— О причине её смерти</w:t>
+      </w:r>
+      <w:r>
+        <w:t>, судя по рентгену,</w:t>
+      </w:r>
+      <w:r>
+        <w:t xml:space="preserve"> догадаться несложно.</w:t>
+      </w:r>
+    </w:p>
+    <w:p>
+      <w:r>
+        <w:t>— Да чего ты от меня хочешь? — взревел Майоров. Лицо его стало пунцовым, как при удушье, на лбу выступил пот. — Почему вы вообще решили, что это нуболид! Это же полный бред! Все нуболиды, с которым мы вступали в контакт, сидят в герметичной банке. Пойдём! — махнул он рукой. — Покажешь мне снимки!</w:t>
+      </w:r>
+    </w:p>
+    <w:p>
+      <w:r>
+        <w:t>И шагнул к двери.</w:t>
+      </w:r>
+    </w:p>
+    <w:p>
+      <w:r>
+        <w:t>— Постойте, Сергей Владимирович! — сказал я. — Снимок у меня с собой.</w:t>
+      </w:r>
+    </w:p>
+    <w:p>
+      <w:r>
+        <w:t>Я протянул Майорову папку. Тот нервным движением, как в припадке, вытряс из неё чёрный глянцевый лист и задрал над головой, вглядываясь в изображение сквозь наползающие на глаза брови.</w:t>
+      </w:r>
+    </w:p>
+    <w:p>
+      <w:r>
+        <w:t xml:space="preserve">— Ни черта здесь не видно! Ну да, есть какое-то образование. </w:t>
+      </w:r>
+      <w:r>
+        <w:t>Д</w:t>
+      </w:r>
+      <w:r>
+        <w:t>ефект снимка?</w:t>
+      </w:r>
+    </w:p>
+    <w:p>
+      <w:r>
+        <w:t>— Мы тоже сначала подумали про дефект. Поэтому сделали ещё один снимок. Вы как раз его в руках и держите.</w:t>
+      </w:r>
+    </w:p>
+    <w:p>
+      <w:r>
+        <w:t>Майоров сел на кровать.</w:t>
+      </w:r>
+      <w:r>
+        <w:t xml:space="preserve"> Долго молчал.</w:t>
+      </w:r>
+    </w:p>
+    <w:p>
+      <w:r>
+        <w:t xml:space="preserve">— Слышал я о подобном случае </w:t>
+      </w:r>
+      <w:r>
+        <w:t>незадолго до</w:t>
+      </w:r>
+      <w:r>
+        <w:t xml:space="preserve"> вылет</w:t>
+      </w:r>
+      <w:r>
+        <w:t>а</w:t>
+      </w:r>
+      <w:r>
+        <w:t>, — тихо проговорил он.</w:t>
+      </w:r>
+    </w:p>
+    <w:p>
+      <w:r>
+        <w:t>— В смысле слышали?</w:t>
+      </w:r>
+    </w:p>
+    <w:p>
+      <w:r>
+        <w:t>— Просто слухи. Я сам-то ни черта не знаю.</w:t>
+      </w:r>
+    </w:p>
+    <w:p>
+      <w:r>
+        <w:t xml:space="preserve">В иллюминатор пролился свет от планеты. Станция, как идущий на дно корабль, стала смертельно заваливаться на бок. Весь модуль тут же затянуло </w:t>
+      </w:r>
+      <w:r>
+        <w:t>вязкой</w:t>
+      </w:r>
+      <w:r>
+        <w:t xml:space="preserve"> синевой.</w:t>
+      </w:r>
+    </w:p>
+    <w:p>
+      <w:r>
+        <w:t>Майоров поморщился.</w:t>
+      </w:r>
+    </w:p>
+    <w:p>
+      <w:r>
+        <w:t>— Закрой.</w:t>
+      </w:r>
+    </w:p>
+    <w:p>
+      <w:r>
+        <w:t>Я надавил на кнопку в переборке</w:t>
+      </w:r>
       <w:r>
         <w:t>.</w:t>
       </w:r>
     </w:p>
     <w:p>
       <w:r>
-        <w:t>— О причине её смерти</w:t>
-      </w:r>
-      <w:r>
-        <w:t>, судя по рентгену,</w:t>
-      </w:r>
-      <w:r>
-        <w:t xml:space="preserve"> догадаться несложно.</w:t>
-      </w:r>
-    </w:p>
-    <w:p>
-      <w:r>
-        <w:t xml:space="preserve">— Да чего ты от меня хочешь? — взревел Майоров. Лицо его стало пунцовым, как при удушье, на лбу выступил пот. — Почему вы вообще решили, что это </w:t>
-      </w:r>
-      <w:proofErr w:type="spellStart"/>
-      <w:r>
-        <w:t>нуболид</w:t>
-      </w:r>
-      <w:proofErr w:type="spellEnd"/>
-      <w:r>
-        <w:t>! Это же полный бред! Все нуболиды, с которым мы вступали в контакт, сидят в герметичной банке. Пойдём! — махнул он рукой. — Покажешь мне снимки!</w:t>
-      </w:r>
-    </w:p>
-    <w:p>
-      <w:r>
-        <w:t>И шагнул к двери.</w:t>
-      </w:r>
-    </w:p>
-    <w:p>
-      <w:r>
-        <w:t>— Постойте, Сергей Владимирович! — сказал я. — Снимок у меня с собой.</w:t>
-      </w:r>
-    </w:p>
-    <w:p>
-      <w:r>
-        <w:t>Я протянул Майорову папку. Тот нервным движением, как в припадке, вытряс из неё чёрный глянцевый лист и задрал над головой, вглядываясь в изображение сквозь наползающие на глаза брови.</w:t>
-      </w:r>
-    </w:p>
-    <w:p>
-      <w:r>
-        <w:t xml:space="preserve">— Ни черта здесь не видно! Ну да, есть какое-то образование. </w:t>
-      </w:r>
-      <w:r>
-        <w:t>Д</w:t>
-      </w:r>
-      <w:r>
-        <w:t>ефект снимка?</w:t>
-      </w:r>
-    </w:p>
-    <w:p>
-      <w:r>
-        <w:t>— Мы тоже сначала подумали про дефект. Поэтому сделали ещё один снимок. Вы как раз его в руках и держите.</w:t>
-      </w:r>
-    </w:p>
-    <w:p>
-      <w:r>
-        <w:t>Майоров сел на кровать.</w:t>
-      </w:r>
-      <w:r>
-        <w:t xml:space="preserve"> Долго молчал.</w:t>
-      </w:r>
-    </w:p>
-    <w:p>
-      <w:r>
-        <w:t xml:space="preserve">— Слышал я о подобном случае </w:t>
-      </w:r>
-      <w:r>
-        <w:t>незадолго до</w:t>
-      </w:r>
-      <w:r>
-        <w:t xml:space="preserve"> вылет</w:t>
-      </w:r>
-      <w:r>
-        <w:t>а</w:t>
-      </w:r>
-      <w:r>
-        <w:t>, — тихо проговорил он.</w:t>
-      </w:r>
-    </w:p>
-    <w:p>
-      <w:r>
-        <w:t>— В смысле слышали?</w:t>
-      </w:r>
-    </w:p>
-    <w:p>
-      <w:r>
-        <w:t>— Просто слухи. Я сам-то ни черта не знаю.</w:t>
-      </w:r>
-    </w:p>
-    <w:p>
-      <w:r>
-        <w:t xml:space="preserve">В иллюминатор пролился свет от планеты. Станция, как идущий на дно корабль, стала смертельно заваливаться на бок. Весь модуль тут же затянуло </w:t>
-      </w:r>
-      <w:r>
-        <w:t>вязкой</w:t>
-      </w:r>
-      <w:r>
-        <w:t xml:space="preserve"> синевой.</w:t>
-      </w:r>
-    </w:p>
-    <w:p>
-      <w:r>
-        <w:t>Майоров поморщился.</w:t>
-      </w:r>
-    </w:p>
-    <w:p>
-      <w:r>
-        <w:t>— Закрой.</w:t>
-      </w:r>
-    </w:p>
-    <w:p>
-      <w:r>
-        <w:t>Я надавил на кнопку в переборке</w:t>
-      </w:r>
-      <w:r>
-        <w:t>.</w:t>
-      </w:r>
-    </w:p>
-    <w:p>
-      <w:r>
         <w:t xml:space="preserve">— </w:t>
       </w:r>
       <w:r>
@@ -36621,23 +35312,7 @@
     </w:p>
     <w:p>
       <w:r>
-        <w:t xml:space="preserve">— Был перед нашим вылетом случай, — начал Майоров. — Умер навигатор. Не после выхода из </w:t>
-      </w:r>
-      <w:proofErr w:type="spellStart"/>
-      <w:r>
-        <w:t>бранка</w:t>
-      </w:r>
-      <w:proofErr w:type="spellEnd"/>
-      <w:r>
-        <w:t xml:space="preserve">, нет, обошлось без таких совпадений. Вроде как везли её куда-то на </w:t>
-      </w:r>
-      <w:proofErr w:type="spellStart"/>
-      <w:r>
-        <w:t>шнявке</w:t>
-      </w:r>
-      <w:proofErr w:type="spellEnd"/>
-      <w:r>
-        <w:t xml:space="preserve">, может, на другой корабль. Неважно. — </w:t>
+        <w:t xml:space="preserve">— Был перед нашим вылетом случай, — начал Майоров. — Умер навигатор. Не после выхода из бранка, нет, обошлось без таких совпадений. Вроде как везли её куда-то на шнявке, может, на другой корабль. Неважно. — </w:t>
       </w:r>
       <w:r>
         <w:lastRenderedPageBreak/>
@@ -36740,15 +35415,7 @@
         <w:t>а</w:t>
       </w:r>
       <w:r>
-        <w:t xml:space="preserve"> </w:t>
-      </w:r>
-      <w:proofErr w:type="spellStart"/>
-      <w:r>
-        <w:t>нуболид</w:t>
-      </w:r>
-      <w:proofErr w:type="spellEnd"/>
-      <w:r>
-        <w:t xml:space="preserve">, я вообще ни черта не понимаю! Откуда он там взялся? </w:t>
+        <w:t xml:space="preserve"> нуболид, я вообще ни черта не понимаю! Откуда он там взялся? </w:t>
       </w:r>
       <w:r>
         <w:t>Может, о</w:t>
@@ -36794,15 +35461,7 @@
         <w:t xml:space="preserve">дурацкие </w:t>
       </w:r>
       <w:r>
-        <w:t xml:space="preserve">вроде бесконечных снов во время </w:t>
-      </w:r>
-      <w:proofErr w:type="spellStart"/>
-      <w:r>
-        <w:t>бранка</w:t>
-      </w:r>
-      <w:proofErr w:type="spellEnd"/>
-      <w:r>
-        <w:t>, которыми желторотиков пугают.</w:t>
+        <w:t>вроде бесконечных снов во время бранка, которыми желторотиков пугают.</w:t>
       </w:r>
     </w:p>
     <w:p>
@@ -36812,15 +35471,7 @@
     </w:p>
     <w:p>
       <w:r>
-        <w:t xml:space="preserve">— Так и </w:t>
-      </w:r>
-      <w:proofErr w:type="spellStart"/>
-      <w:r>
-        <w:t>нуболидом</w:t>
-      </w:r>
-      <w:proofErr w:type="spellEnd"/>
-      <w:r>
-        <w:t xml:space="preserve"> это быть не может, — посмотрел на меня Майоров.</w:t>
+        <w:t>— Так и нуболидом это быть не может, — посмотрел на меня Майоров.</w:t>
       </w:r>
     </w:p>
     <w:p>
@@ -36979,15 +35630,7 @@
         <w:t>, когда правая сторона лица не поспевает за левой</w:t>
       </w:r>
       <w:r>
-        <w:t xml:space="preserve">. И мне стало жутко — куда сильнее, чем от </w:t>
-      </w:r>
-      <w:proofErr w:type="spellStart"/>
-      <w:r>
-        <w:t>нуболида</w:t>
-      </w:r>
-      <w:proofErr w:type="spellEnd"/>
-      <w:r>
-        <w:t xml:space="preserve"> на рентгеновском снимке.</w:t>
+        <w:t>. И мне стало жутко — куда сильнее, чем от нуболида на рентгеновском снимке.</w:t>
       </w:r>
     </w:p>
     <w:p>
@@ -37561,23 +36204,7 @@
     </w:p>
     <w:p>
       <w:r>
-        <w:t xml:space="preserve">— Ага, из </w:t>
-      </w:r>
-      <w:proofErr w:type="spellStart"/>
-      <w:r>
-        <w:t>кэбэ</w:t>
-      </w:r>
-      <w:proofErr w:type="spellEnd"/>
-      <w:r>
-        <w:t>, если тебе так понятнее. Ты, Олежка, парень молодой, конечно, но, надеюсь, не глупый. На каждом рейсе есть кто-нибудь из Комитета. Это всегда член экипажа, и «</w:t>
-      </w:r>
-      <w:proofErr w:type="spellStart"/>
-      <w:r>
-        <w:t>кэбэ</w:t>
-      </w:r>
-      <w:proofErr w:type="spellEnd"/>
-      <w:r>
-        <w:t>» на лбу тоже обычно не написано.</w:t>
+        <w:t>— Ага, из кэбэ, если тебе так понятнее. Ты, Олежка, парень молодой, конечно, но, надеюсь, не глупый. На каждом рейсе есть кто-нибудь из Комитета. Это всегда член экипажа, и «кэбэ» на лбу тоже обычно не написано.</w:t>
       </w:r>
     </w:p>
     <w:p>
@@ -37664,15 +36291,7 @@
         <w:t xml:space="preserve"> —</w:t>
       </w:r>
       <w:r>
-        <w:t xml:space="preserve"> Они путешествуют </w:t>
-      </w:r>
-      <w:proofErr w:type="spellStart"/>
-      <w:r>
-        <w:t>бранком</w:t>
-      </w:r>
-      <w:proofErr w:type="spellEnd"/>
-      <w:r>
-        <w:t>, как мы</w:t>
+        <w:t xml:space="preserve"> Они путешествуют бранком, как мы</w:t>
       </w:r>
       <w:r>
         <w:t>, Олег</w:t>
@@ -37718,15 +36337,7 @@
     </w:p>
     <w:p>
       <w:r>
-        <w:t xml:space="preserve">— Понятия не имею! — пожал плечами Григорьев. — Может, эксперименты твоего Марутяна так на них повлияли, а может, они всегда это умели. Мы же, Олежка, ничего толком о </w:t>
-      </w:r>
-      <w:proofErr w:type="spellStart"/>
-      <w:r>
-        <w:t>нуболидах</w:t>
-      </w:r>
-      <w:proofErr w:type="spellEnd"/>
-      <w:r>
-        <w:t xml:space="preserve"> не знаем, несмотря на то, что десять лет их тут под микроскопом рассматрива</w:t>
+        <w:t>— Понятия не имею! — пожал плечами Григорьев. — Может, эксперименты твоего Марутяна так на них повлияли, а может, они всегда это умели. Мы же, Олежка, ничего толком о нуболидах не знаем, несмотря на то, что десять лет их тут под микроскопом рассматрива</w:t>
       </w:r>
       <w:r>
         <w:t>ем</w:t>
@@ -37830,15 +36441,7 @@
     </w:p>
     <w:p>
       <w:r>
-        <w:t xml:space="preserve">— Можно и так сказать. Мы туннель открыли, нуболиды по нему прошли. Понимаешь, что это означает? — Григорьев повернулся к терминалу и склонил голову над выключенным экраном. На панели мигал красным какой-то испуганный индикатор. — Мы открыли ящик Пандоры. Мы заходим в </w:t>
-      </w:r>
-      <w:proofErr w:type="spellStart"/>
-      <w:r>
-        <w:t>бранк</w:t>
-      </w:r>
-      <w:proofErr w:type="spellEnd"/>
-      <w:r>
-        <w:t xml:space="preserve"> </w:t>
+        <w:t xml:space="preserve">— Можно и так сказать. Мы туннель открыли, нуболиды по нему прошли. Понимаешь, что это означает? — Григорьев повернулся к терминалу и склонил голову над выключенным экраном. На панели мигал красным какой-то испуганный индикатор. — Мы открыли ящик Пандоры. Мы заходим в бранк </w:t>
       </w:r>
       <w:r>
         <w:lastRenderedPageBreak/>
@@ -38072,15 +36675,7 @@
     </w:p>
     <w:p>
       <w:r>
-        <w:t xml:space="preserve">— Мы тоже нашли </w:t>
-      </w:r>
-      <w:proofErr w:type="spellStart"/>
-      <w:r>
-        <w:t>нуболида</w:t>
-      </w:r>
-      <w:proofErr w:type="spellEnd"/>
-      <w:r>
-        <w:t xml:space="preserve"> в теле нашего навигатора, — сказал я. — Он обвивал её сердце.</w:t>
+        <w:t>— Мы тоже нашли нуболида в теле нашего навигатора, — сказал я. — Он обвивал её сердце.</w:t>
       </w:r>
     </w:p>
     <w:p>
@@ -38165,15 +36760,7 @@
         <w:t>Эпсилону</w:t>
       </w:r>
       <w:r>
-        <w:t xml:space="preserve"> Арефьевой. Там ещё были живые следы от </w:t>
-      </w:r>
-      <w:proofErr w:type="spellStart"/>
-      <w:r>
-        <w:t>бранка</w:t>
-      </w:r>
-      <w:proofErr w:type="spellEnd"/>
-      <w:r>
-        <w:t xml:space="preserve"> в</w:t>
+        <w:t xml:space="preserve"> Арефьевой. Там ещё были живые следы от бранка в</w:t>
       </w:r>
       <w:r>
         <w:t>о вторую</w:t>
@@ -38297,15 +36884,7 @@
     </w:p>
     <w:p>
       <w:r>
-        <w:t xml:space="preserve">Я молчал. Свой самый первый </w:t>
-      </w:r>
-      <w:proofErr w:type="spellStart"/>
-      <w:r>
-        <w:t>бранк</w:t>
-      </w:r>
-      <w:proofErr w:type="spellEnd"/>
-      <w:r>
-        <w:t xml:space="preserve"> я пережил на «Минске».</w:t>
+        <w:t>Я молчал. Свой самый первый бранк я пережил на «Минске».</w:t>
       </w:r>
     </w:p>
     <w:p>
@@ -38384,15 +36963,7 @@
         <w:t>.</w:t>
       </w:r>
       <w:r>
-        <w:t xml:space="preserve"> И ты это прекрасно знаешь. За кого ты тут на меня с кулаками наброситься хочешь? За Андреева, за нашего доблестного </w:t>
-      </w:r>
-      <w:proofErr w:type="spellStart"/>
-      <w:r>
-        <w:t>Мицюкина</w:t>
-      </w:r>
-      <w:proofErr w:type="spellEnd"/>
-      <w:r>
-        <w:t xml:space="preserve">? Или всё-таки за ту бойкую девчонку, с которой ты </w:t>
+        <w:t xml:space="preserve"> И ты это прекрасно знаешь. За кого ты тут на меня с кулаками наброситься хочешь? За Андреева, за нашего доблестного Мицюкина? Или всё-таки за ту бойкую девчонку, с которой ты </w:t>
       </w:r>
       <w:r>
         <w:t xml:space="preserve">тут </w:t>
@@ -38565,15 +37136,7 @@
     </w:p>
     <w:p>
       <w:r>
-        <w:t xml:space="preserve">Я метнулся туда, где </w:t>
-      </w:r>
-      <w:proofErr w:type="spellStart"/>
-      <w:r>
-        <w:t>мрели</w:t>
-      </w:r>
-      <w:proofErr w:type="spellEnd"/>
-      <w:r>
-        <w:t xml:space="preserve"> последние огни, спотыкаясь о чёрные, вылезающие из-под пола корни, и — остановился.</w:t>
+        <w:t>Я метнулся туда, где мрели последние огни, спотыкаясь о чёрные, вылезающие из-под пола корни, и — остановился.</w:t>
       </w:r>
     </w:p>
     <w:p>
@@ -38702,23 +37265,7 @@
     </w:p>
     <w:p>
       <w:r>
-        <w:t xml:space="preserve">Уже подобравшись к полосе света, я столкнулся с </w:t>
-      </w:r>
-      <w:proofErr w:type="spellStart"/>
-      <w:r>
-        <w:t>Мицюкиным</w:t>
-      </w:r>
-      <w:proofErr w:type="spellEnd"/>
-      <w:r>
-        <w:t xml:space="preserve">. Мне было всё равно, ударит он меня или выстрелит. Но </w:t>
-      </w:r>
-      <w:proofErr w:type="spellStart"/>
-      <w:r>
-        <w:t>Мицюкина</w:t>
-      </w:r>
-      <w:proofErr w:type="spellEnd"/>
-      <w:r>
-        <w:t xml:space="preserve"> я не заинтересовал. Он молча отпихнул меня и рванул в красное марево, сжимая шоковый пистолет.</w:t>
+        <w:t>Уже подобравшись к полосе света, я столкнулся с Мицюкиным. Мне было всё равно, ударит он меня или выстрелит. Но Мицюкина я не заинтересовал. Он молча отпихнул меня и рванул в красное марево, сжимая шоковый пистолет.</w:t>
       </w:r>
     </w:p>
     <w:p>
@@ -38905,15 +37452,7 @@
     </w:p>
     <w:p>
       <w:r>
-        <w:t xml:space="preserve">В лаборатории горел ровный спокойный свет, будто я перенёсся назад во времени. Камеру с </w:t>
-      </w:r>
-      <w:proofErr w:type="spellStart"/>
-      <w:r>
-        <w:t>нуболидами</w:t>
-      </w:r>
-      <w:proofErr w:type="spellEnd"/>
-      <w:r>
-        <w:t xml:space="preserve"> закрывала тень. Симонова сидела у вычислительного аппарата и что-то торопливо выщёлкивала на клавиатуре, деловито сдвинув брови. Вера стояла рядом, вглядываясь в экран.</w:t>
+        <w:t>В лаборатории горел ровный спокойный свет, будто я перенёсся назад во времени. Камеру с нуболидами закрывала тень. Симонова сидела у вычислительного аппарата и что-то торопливо выщёлкивала на клавиатуре, деловито сдвинув брови. Вера стояла рядом, вглядываясь в экран.</w:t>
       </w:r>
     </w:p>
     <w:p>
@@ -39272,23 +37811,7 @@
     </w:p>
     <w:p>
       <w:r>
-        <w:t xml:space="preserve">— Нет! — Симонова перебила меня раздражённым взмахом руки. — Что вы, Олег! Я же не сошла с ума! Мы откроем им путь домой, сделаем </w:t>
-      </w:r>
-      <w:proofErr w:type="spellStart"/>
-      <w:r>
-        <w:t>ма</w:t>
-      </w:r>
-      <w:proofErr w:type="spellEnd"/>
-      <w:r>
-        <w:t>-а-а-а-</w:t>
-      </w:r>
-      <w:proofErr w:type="spellStart"/>
-      <w:r>
-        <w:t>ленькую</w:t>
-      </w:r>
-      <w:proofErr w:type="spellEnd"/>
-      <w:r>
-        <w:t>, — она показала пальцами невидимую песчинку, — червоточинку.</w:t>
+        <w:t>— Нет! — Симонова перебила меня раздражённым взмахом руки. — Что вы, Олег! Я же не сошла с ума! Мы откроем им путь домой, сделаем ма-а-а-а-ленькую, — она показала пальцами невидимую песчинку, — червоточинку.</w:t>
       </w:r>
     </w:p>
     <w:p>
@@ -40032,15 +38555,7 @@
     </w:p>
     <w:p>
       <w:r>
-        <w:t xml:space="preserve">— Они свободны! — с детской радостью улыбнулась Симонова и протянула к </w:t>
-      </w:r>
-      <w:proofErr w:type="spellStart"/>
-      <w:r>
-        <w:t>нуболидам</w:t>
-      </w:r>
-      <w:proofErr w:type="spellEnd"/>
-      <w:r>
-        <w:t xml:space="preserve"> руки.</w:t>
+        <w:t>— Они свободны! — с детской радостью улыбнулась Симонова и протянула к нуболидам руки.</w:t>
       </w:r>
       <w:r>
         <w:t xml:space="preserve"> — Как </w:t>
@@ -40762,15 +39277,7 @@
     </w:p>
     <w:p>
       <w:r>
-        <w:t xml:space="preserve">— Ты не ошибся! — сказала Вера, пряча глаза. — Я хотела его отравить. Сначала думала подмешать ему что-нибудь в его любимый кофе, но, увы, кофе закончился. А потом решила, что можно </w:t>
-      </w:r>
-      <w:proofErr w:type="spellStart"/>
-      <w:r>
-        <w:t>травануть</w:t>
-      </w:r>
-      <w:proofErr w:type="spellEnd"/>
-      <w:r>
-        <w:t xml:space="preserve"> его вместе со всеми остальными. Отравить к чёртовой матери! Вместе с Аней. Вместе со всеми</w:t>
+        <w:t>— Ты не ошибся! — сказала Вера, пряча глаза. — Я хотела его отравить. Сначала думала подмешать ему что-нибудь в его любимый кофе, но, увы, кофе закончился. А потом решила, что можно травануть его вместе со всеми остальными. Отравить к чёртовой матери! Вместе с Аней. Вместе со всеми</w:t>
       </w:r>
       <w:r>
         <w:t>!</w:t>
@@ -40968,15 +39475,7 @@
     </w:p>
     <w:p>
       <w:r>
-        <w:t xml:space="preserve">Темнота накатывала и отступала волнами, как морской прибой. Где-то вдалеке вспыхивал и тут же гас </w:t>
-      </w:r>
-      <w:proofErr w:type="spellStart"/>
-      <w:r>
-        <w:t>коротящий</w:t>
-      </w:r>
-      <w:proofErr w:type="spellEnd"/>
-      <w:r>
-        <w:t xml:space="preserve"> из-за истерзанной проводки свет.</w:t>
+        <w:t>Темнота накатывала и отступала волнами, как морской прибой. Где-то вдалеке вспыхивал и тут же гас коротящий из-за истерзанной проводки свет.</w:t>
       </w:r>
     </w:p>
     <w:p>
@@ -41133,15 +39632,7 @@
         <w:t>ожидая</w:t>
       </w:r>
       <w:r>
-        <w:t xml:space="preserve"> увидеть алые нити, стекающие из воздушной решётки, но вместо этого столкнулся взглядом с </w:t>
-      </w:r>
-      <w:proofErr w:type="spellStart"/>
-      <w:r>
-        <w:t>Мицюкиным</w:t>
-      </w:r>
-      <w:proofErr w:type="spellEnd"/>
-      <w:r>
-        <w:t xml:space="preserve">, который стоял, широко расставив </w:t>
+        <w:t xml:space="preserve"> увидеть алые нити, стекающие из воздушной решётки, но вместо этого столкнулся взглядом с Мицюкиным, который стоял, широко расставив </w:t>
       </w:r>
       <w:r>
         <w:t>ноги</w:t>
@@ -41299,15 +39790,7 @@
     </w:p>
     <w:p>
       <w:r>
-        <w:t xml:space="preserve">Изо рта </w:t>
-      </w:r>
-      <w:proofErr w:type="spellStart"/>
-      <w:r>
-        <w:t>Мицюкина</w:t>
-      </w:r>
-      <w:proofErr w:type="spellEnd"/>
-      <w:r>
-        <w:t xml:space="preserve"> вырвались, как сноп пламени, красные нити и нетерпеливо затряслись, наползая ему на лицо.</w:t>
+        <w:t>Изо рта Мицюкина вырвались, как сноп пламени, красные нити и нетерпеливо затряслись, наползая ему на лицо.</w:t>
       </w:r>
     </w:p>
     <w:p>
@@ -41803,15 +40286,7 @@
     </w:p>
     <w:p>
       <w:r>
-        <w:t xml:space="preserve">Уставшие механизмы загудели, дверь втянулась в стену. Нуболиды ещё выплясывали хаотичный танец над телом </w:t>
-      </w:r>
-      <w:proofErr w:type="spellStart"/>
-      <w:r>
-        <w:t>Мицюкина</w:t>
-      </w:r>
-      <w:proofErr w:type="spellEnd"/>
-      <w:r>
-        <w:t xml:space="preserve">. Они быстро почувствовали нас — по страху или по запаху крови, как хищные рыбы, — и </w:t>
+        <w:t xml:space="preserve">Уставшие механизмы загудели, дверь втянулась в стену. Нуболиды ещё выплясывали хаотичный танец над телом Мицюкина. Они быстро почувствовали нас — по страху или по запаху крови, как хищные рыбы, — и </w:t>
       </w:r>
       <w:r>
         <w:t>потянулись</w:t>
@@ -42431,15 +40906,7 @@
     </w:p>
     <w:p>
       <w:r>
-        <w:t xml:space="preserve">— Не падайте, Олег! Вы нам ещё потребуетесь для </w:t>
-      </w:r>
-      <w:proofErr w:type="spellStart"/>
-      <w:r>
-        <w:t>по-по-по</w:t>
-      </w:r>
-      <w:proofErr w:type="spellEnd"/>
-      <w:r>
-        <w:t>… — его заклинило, он отвернулся и сплюнул кровь, — для починки оборудования.</w:t>
+        <w:t>— Не падайте, Олег! Вы нам ещё потребуетесь для по-по-по… — его заклинило, он отвернулся и сплюнул кровь, — для починки оборудования.</w:t>
       </w:r>
     </w:p>
     <w:p>
@@ -42568,15 +41035,7 @@
     </w:p>
     <w:p>
       <w:r>
-        <w:t xml:space="preserve">— То же, что и с </w:t>
-      </w:r>
-      <w:proofErr w:type="spellStart"/>
-      <w:r>
-        <w:t>Мицюкиным</w:t>
-      </w:r>
-      <w:proofErr w:type="spellEnd"/>
-      <w:r>
-        <w:t>! — крикнул я. — Выключите этот долбаный фонарь!</w:t>
+        <w:t>— То же, что и с Мицюкиным! — крикнул я. — Выключите этот долбаный фонарь!</w:t>
       </w:r>
     </w:p>
     <w:p>
@@ -43071,15 +41530,7 @@
     </w:p>
     <w:p>
       <w:r>
-        <w:t xml:space="preserve">Гравитация разметала червей по стенам. Нуболиды потянулись к </w:t>
-      </w:r>
-      <w:proofErr w:type="spellStart"/>
-      <w:r>
-        <w:t>стробящему</w:t>
-      </w:r>
-      <w:proofErr w:type="spellEnd"/>
-      <w:r>
-        <w:t xml:space="preserve"> аварийному свету. Когда освещение гасло, их отбрасывала подкрашенная синевой темнота, но уже через мгновение они поднимались снова и быстро ползли по переборкам.</w:t>
+        <w:t>Гравитация разметала червей по стенам. Нуболиды потянулись к стробящему аварийному свету. Когда освещение гасло, их отбрасывала подкрашенная синевой темнота, но уже через мгновение они поднимались снова и быстро ползли по переборкам.</w:t>
       </w:r>
     </w:p>
     <w:p>
@@ -43908,15 +42359,7 @@
     </w:p>
     <w:p>
       <w:r>
-        <w:t xml:space="preserve">Вера долго смотрела на меня, прижимаясь к переборке. Руки у неё были сведены за спиной, как у заключённой. Нижняя губа — </w:t>
-      </w:r>
-      <w:proofErr w:type="spellStart"/>
-      <w:r>
-        <w:t>раскусана</w:t>
-      </w:r>
-      <w:proofErr w:type="spellEnd"/>
-      <w:r>
-        <w:t xml:space="preserve"> до крови.</w:t>
+        <w:t>Вера долго смотрела на меня, прижимаясь к переборке. Руки у неё были сведены за спиной, как у заключённой. Нижняя губа — раскусана до крови.</w:t>
       </w:r>
     </w:p>
     <w:p>
@@ -44213,15 +42656,7 @@
     </w:p>
     <w:p>
       <w:r>
-        <w:t xml:space="preserve">Я чувствую себя, как после </w:t>
-      </w:r>
-      <w:proofErr w:type="spellStart"/>
-      <w:r>
-        <w:t>коматоза</w:t>
-      </w:r>
-      <w:proofErr w:type="spellEnd"/>
-      <w:r>
-        <w:t>.</w:t>
+        <w:t>Я чувствую себя, как после коматоза.</w:t>
       </w:r>
     </w:p>
     <w:p>
@@ -44441,15 +42876,7 @@
     </w:p>
     <w:p>
       <w:r>
-        <w:t>— «</w:t>
-      </w:r>
-      <w:proofErr w:type="spellStart"/>
-      <w:r>
-        <w:t>Оним</w:t>
-      </w:r>
-      <w:proofErr w:type="spellEnd"/>
-      <w:r>
-        <w:t xml:space="preserve"> двенадцать дробь четыре три </w:t>
+        <w:t xml:space="preserve">— «Оним двенадцать дробь четыре три </w:t>
       </w:r>
       <w:r>
         <w:t>а</w:t>
@@ -44480,15 +42907,7 @@
     </w:p>
     <w:p>
       <w:r>
-        <w:t>— «</w:t>
-      </w:r>
-      <w:proofErr w:type="spellStart"/>
-      <w:r>
-        <w:t>Оним</w:t>
-      </w:r>
-      <w:proofErr w:type="spellEnd"/>
-      <w:r>
-        <w:t xml:space="preserve"> двенадцать дробь четыре три </w:t>
+        <w:t xml:space="preserve">— «Оним двенадцать дробь четыре три </w:t>
       </w:r>
       <w:r>
         <w:t>а</w:t>
@@ -44539,15 +42958,7 @@
     </w:p>
     <w:p>
       <w:r>
-        <w:t xml:space="preserve">Пункт назначения: </w:t>
-      </w:r>
-      <w:proofErr w:type="spellStart"/>
-      <w:r>
-        <w:t>Оним</w:t>
-      </w:r>
-      <w:proofErr w:type="spellEnd"/>
-      <w:r>
-        <w:t xml:space="preserve"> 12/43</w:t>
+        <w:t>Пункт назначения: Оним 12/43</w:t>
       </w:r>
       <w:r>
         <w:t>а</w:t>
@@ -44569,15 +42980,7 @@
         <w:t>Альфа Акимовой</w:t>
       </w:r>
       <w:r>
-        <w:t xml:space="preserve"> (ранее — </w:t>
-      </w:r>
-      <w:proofErr w:type="spellStart"/>
-      <w:r>
-        <w:t>Оним</w:t>
-      </w:r>
-      <w:proofErr w:type="spellEnd"/>
-      <w:r>
-        <w:t xml:space="preserve"> 12/43а)</w:t>
+        <w:t xml:space="preserve"> (ранее — Оним 12/43а)</w:t>
       </w:r>
     </w:p>
     <w:p>
@@ -45007,23 +43410,7 @@
     </w:p>
     <w:p>
       <w:r>
-        <w:t xml:space="preserve">Всё в порядке. Мы — в </w:t>
-      </w:r>
-      <w:proofErr w:type="spellStart"/>
-      <w:r>
-        <w:t>бранке</w:t>
-      </w:r>
-      <w:proofErr w:type="spellEnd"/>
-      <w:r>
-        <w:t xml:space="preserve">. Точка выхода — </w:t>
-      </w:r>
-      <w:proofErr w:type="spellStart"/>
-      <w:r>
-        <w:t>Оним</w:t>
-      </w:r>
-      <w:proofErr w:type="spellEnd"/>
-      <w:r>
-        <w:t xml:space="preserve"> 12/43</w:t>
+        <w:t>Всё в порядке. Мы — в бранке. Точка выхода — Оним 12/43</w:t>
       </w:r>
       <w:r>
         <w:t>а</w:t>

--- a/abyss/Воронков_В_Бездна_света.docx
+++ b/abyss/Воронков_В_Бездна_света.docx
@@ -71,7 +71,15 @@
     </w:p>
     <w:p>
       <w:r>
-        <w:t xml:space="preserve">Сам переход космонавты называют бранком. </w:t>
+        <w:t xml:space="preserve">Сам переход космонавты называют </w:t>
+      </w:r>
+      <w:proofErr w:type="spellStart"/>
+      <w:r>
+        <w:t>бранком</w:t>
+      </w:r>
+      <w:proofErr w:type="spellEnd"/>
+      <w:r>
+        <w:t xml:space="preserve">. </w:t>
       </w:r>
       <w:r>
         <w:t>Потому что о</w:t>
@@ -87,8 +95,13 @@
       </w:r>
     </w:p>
     <w:p>
-      <w:r>
-        <w:t>Бранк.</w:t>
+      <w:proofErr w:type="spellStart"/>
+      <w:r>
+        <w:t>Бранк</w:t>
+      </w:r>
+      <w:proofErr w:type="spellEnd"/>
+      <w:r>
+        <w:t>.</w:t>
       </w:r>
     </w:p>
     <w:p>
@@ -96,11 +109,16 @@
         <w:t>В</w:t>
       </w:r>
       <w:r>
-        <w:t xml:space="preserve"> бранк</w:t>
+        <w:t xml:space="preserve"> </w:t>
+      </w:r>
+      <w:proofErr w:type="spellStart"/>
+      <w:r>
+        <w:t>бранк</w:t>
       </w:r>
       <w:r>
         <w:t>е</w:t>
       </w:r>
+      <w:proofErr w:type="spellEnd"/>
       <w:r>
         <w:t xml:space="preserve"> снятся кошмары. Об этом все знают. Так человеческое сознание </w:t>
       </w:r>
@@ -152,7 +170,15 @@
     </w:p>
     <w:p>
       <w:r>
-        <w:t>Тебе снится обычный для бранка кошмар, к которым все мы давно привыкли. Ты просыпаешься, вылезаешь из амниона, неуклюже барахтаясь в невесомости, точно едва успел родиться на свет. Дёргаешь за рычаг в стене, чтобы открыть люк в соединительный тракт между отсеками, где побольше пространства.</w:t>
+        <w:t xml:space="preserve">Тебе снится обычный для </w:t>
+      </w:r>
+      <w:proofErr w:type="spellStart"/>
+      <w:r>
+        <w:t>бранка</w:t>
+      </w:r>
+      <w:proofErr w:type="spellEnd"/>
+      <w:r>
+        <w:t xml:space="preserve"> кошмар, к которым все мы давно привыкли. Ты просыпаешься, вылезаешь из амниона, неуклюже барахтаясь в невесомости, точно едва успел родиться на свет. Дёргаешь за рычаг в стене, чтобы открыть люк в соединительный тракт между отсеками, где побольше пространства.</w:t>
       </w:r>
     </w:p>
     <w:p>
@@ -223,7 +249,31 @@
         <w:t xml:space="preserve"> и правда</w:t>
       </w:r>
       <w:r>
-        <w:t xml:space="preserve"> сдаёт после долгих полётов. Поэтому к экипажам приписан политкор — в бранке он не летает, редко какой политкор это выдержит, — но по воз</w:t>
+        <w:t xml:space="preserve"> сдаёт после долгих полётов. Поэтому к экипажам приписан </w:t>
+      </w:r>
+      <w:proofErr w:type="spellStart"/>
+      <w:r>
+        <w:t>политкор</w:t>
+      </w:r>
+      <w:proofErr w:type="spellEnd"/>
+      <w:r>
+        <w:t xml:space="preserve"> — в </w:t>
+      </w:r>
+      <w:proofErr w:type="spellStart"/>
+      <w:r>
+        <w:t>бранке</w:t>
+      </w:r>
+      <w:proofErr w:type="spellEnd"/>
+      <w:r>
+        <w:t xml:space="preserve"> он не летает, редко какой </w:t>
+      </w:r>
+      <w:proofErr w:type="spellStart"/>
+      <w:r>
+        <w:t>политкор</w:t>
+      </w:r>
+      <w:proofErr w:type="spellEnd"/>
+      <w:r>
+        <w:t xml:space="preserve"> это выдержит, — но по воз</w:t>
       </w:r>
       <w:r>
         <w:t>в</w:t>
@@ -234,7 +284,15 @@
     </w:p>
     <w:p>
       <w:r>
-        <w:t xml:space="preserve">Мой самый первый бранк длился всего шесть с небольшим часов — спать было некогда и даже испугаться толком я не успел. Было лишь странное чувство после выхода. Вроде всё хорошо, ничего не болит, сознание ясное, </w:t>
+        <w:t xml:space="preserve">Мой самый первый </w:t>
+      </w:r>
+      <w:proofErr w:type="spellStart"/>
+      <w:r>
+        <w:t>бранк</w:t>
+      </w:r>
+      <w:proofErr w:type="spellEnd"/>
+      <w:r>
+        <w:t xml:space="preserve"> длился всего шесть с небольшим часов — спать было некогда и даже испугаться толком я не успел. Было лишь странное чувство после выхода. Вроде всё хорошо, ничего не болит, сознание ясное, </w:t>
       </w:r>
       <w:r>
         <w:t>но</w:t>
@@ -246,7 +304,15 @@
     <w:p>
       <w:r>
         <w:lastRenderedPageBreak/>
-        <w:t xml:space="preserve">Следующий бранк, через пару недель, занял уже почти трое суток — кошмары были, но реальный кошмар поджидал меня после пробуждения. Я боялся самого балка, </w:t>
+        <w:t xml:space="preserve">Следующий </w:t>
+      </w:r>
+      <w:proofErr w:type="spellStart"/>
+      <w:r>
+        <w:t>бранк</w:t>
+      </w:r>
+      <w:proofErr w:type="spellEnd"/>
+      <w:r>
+        <w:t xml:space="preserve">, через пару недель, занял уже почти трое суток — кошмары были, но реальный кошмар поджидал меня после пробуждения. Я боялся самого балка, </w:t>
       </w:r>
       <w:r>
         <w:t>неисчислимой</w:t>
@@ -304,7 +370,15 @@
         <w:t>обжигающий</w:t>
       </w:r>
       <w:r>
-        <w:t xml:space="preserve"> ужас от перехода сменился скукой и дежурной рутиной во время вахты. Тело больше не казалось чужим, а кошмары, скорее, утомляли, чем пугали. Но потом меня включили в экипаж «Грозного», который шёл по срочному приказу к научно-исследовательской станции в Бете Громовой. Это был бранк длиною в четыреста девяносто семь часов.</w:t>
+        <w:t xml:space="preserve"> ужас от перехода сменился скукой и дежурной рутиной во время вахты. Тело больше не казалось чужим, а кошмары, скорее, утомляли, чем пугали. Но потом меня включили в экипаж «Грозного», который шёл по срочному приказу к научно-исследовательской станции в Бете Громовой. Это был </w:t>
+      </w:r>
+      <w:proofErr w:type="spellStart"/>
+      <w:r>
+        <w:t>бранк</w:t>
+      </w:r>
+      <w:proofErr w:type="spellEnd"/>
+      <w:r>
+        <w:t xml:space="preserve"> длиною в четыреста девяносто семь часов.</w:t>
       </w:r>
     </w:p>
     <w:p>
@@ -338,7 +412,15 @@
         <w:t>8</w:t>
       </w:r>
       <w:r>
-        <w:t>, промышленном городе в центральной полосе, который забывают иногда отметить на картах. В Стальске естественных водоёмов нет, а бассейн, куда меня однажды сводил отец, так провонял жгучей хлоркой, что напомина</w:t>
+        <w:t xml:space="preserve">, промышленном городе в центральной полосе, который забывают иногда отметить на картах. В </w:t>
+      </w:r>
+      <w:proofErr w:type="spellStart"/>
+      <w:r>
+        <w:t>Стальске</w:t>
+      </w:r>
+      <w:proofErr w:type="spellEnd"/>
+      <w:r>
+        <w:t xml:space="preserve"> естественных водоёмов нет, а бассейн, куда меня однажды сводил отец, так провонял жгучей хлоркой, что напомина</w:t>
       </w:r>
       <w:r>
         <w:t>л</w:t>
@@ -775,17 +857,30 @@
     </w:p>
     <w:p>
       <w:r>
-        <w:t xml:space="preserve">Я выбрался из амниона — запутавшись как обычно в застёжках — и завис посреди каюты, едва не приложившись головой о торчащий из стены поручень. Гравитонная камера </w:t>
+        <w:t xml:space="preserve">Я выбрался из амниона — запутавшись как обычно в застёжках — и завис посреди каюты, едва не приложившись головой о торчащий из стены поручень. </w:t>
+      </w:r>
+      <w:proofErr w:type="spellStart"/>
+      <w:r>
+        <w:t>Гравитонная</w:t>
+      </w:r>
+      <w:proofErr w:type="spellEnd"/>
+      <w:r>
+        <w:t xml:space="preserve"> камера </w:t>
       </w:r>
       <w:r>
         <w:t>в</w:t>
       </w:r>
       <w:r>
-        <w:t xml:space="preserve"> бранк</w:t>
+        <w:t xml:space="preserve"> </w:t>
+      </w:r>
+      <w:proofErr w:type="spellStart"/>
+      <w:r>
+        <w:t>бранк</w:t>
       </w:r>
       <w:r>
         <w:t>е</w:t>
       </w:r>
+      <w:proofErr w:type="spellEnd"/>
       <w:r>
         <w:t xml:space="preserve"> не работает, и приходится мириться с невесомостью.</w:t>
       </w:r>
@@ -813,7 +908,15 @@
     </w:p>
     <w:p>
       <w:r>
-        <w:t>Табельные часы с логотипом «Грозного», которые в бранке используются как будильник, сердито вибрировали и покалывали кожу. Я раздражённо содрал часы с запястья.</w:t>
+        <w:t xml:space="preserve">Табельные часы с логотипом «Грозного», которые в </w:t>
+      </w:r>
+      <w:proofErr w:type="spellStart"/>
+      <w:r>
+        <w:t>бранке</w:t>
+      </w:r>
+      <w:proofErr w:type="spellEnd"/>
+      <w:r>
+        <w:t xml:space="preserve"> используются как будильник, сердито вибрировали и покалывали кожу. Я раздражённо содрал часы с запястья.</w:t>
       </w:r>
     </w:p>
     <w:p>
@@ -925,11 +1028,16 @@
         <w:t>в</w:t>
       </w:r>
       <w:r>
-        <w:t xml:space="preserve"> бранк</w:t>
+        <w:t xml:space="preserve"> </w:t>
+      </w:r>
+      <w:proofErr w:type="spellStart"/>
+      <w:r>
+        <w:t>бранк</w:t>
       </w:r>
       <w:r>
         <w:t>е</w:t>
       </w:r>
+      <w:proofErr w:type="spellEnd"/>
       <w:r>
         <w:t xml:space="preserve"> </w:t>
       </w:r>
@@ -1016,7 +1124,15 @@
     </w:p>
     <w:p>
       <w:r>
-        <w:t>Три огня — навигатор мёртв. Такого в бранке никогда не происходит.</w:t>
+        <w:t xml:space="preserve">Три огня — навигатор мёртв. Такого в </w:t>
+      </w:r>
+      <w:proofErr w:type="spellStart"/>
+      <w:r>
+        <w:t>бранке</w:t>
+      </w:r>
+      <w:proofErr w:type="spellEnd"/>
+      <w:r>
+        <w:t xml:space="preserve"> никогда не происходит.</w:t>
       </w:r>
     </w:p>
     <w:p>
@@ -1131,7 +1247,15 @@
     </w:p>
     <w:p>
       <w:r>
-        <w:t>Люк глухо клацнул, примагнитившись к стене.</w:t>
+        <w:t xml:space="preserve">Люк глухо клацнул, </w:t>
+      </w:r>
+      <w:proofErr w:type="spellStart"/>
+      <w:r>
+        <w:t>примагнитившись</w:t>
+      </w:r>
+      <w:proofErr w:type="spellEnd"/>
+      <w:r>
+        <w:t xml:space="preserve"> к стене.</w:t>
       </w:r>
     </w:p>
     <w:p>
@@ -1220,7 +1344,15 @@
     </w:p>
     <w:p>
       <w:r>
-        <w:t>— Понятно, почему я проснулся! — Ключ ритмично поворачивался в модуле, громко чеканя секунды. — Говорят же, что сны в бранке не просто так снятся!</w:t>
+        <w:t xml:space="preserve">— Понятно, почему я проснулся! — Ключ ритмично поворачивался в модуле, громко чеканя секунды. — Говорят же, что сны в </w:t>
+      </w:r>
+      <w:proofErr w:type="spellStart"/>
+      <w:r>
+        <w:t>бранке</w:t>
+      </w:r>
+      <w:proofErr w:type="spellEnd"/>
+      <w:r>
+        <w:t xml:space="preserve"> не просто так снятся!</w:t>
       </w:r>
     </w:p>
     <w:p>
@@ -1267,7 +1399,15 @@
     </w:p>
     <w:p>
       <w:r>
-        <w:t>Майоров переместился к центральному анализатору, циану — встроенному в стену металлическому шкафу с похожими на лимбовые замки регуляторами.</w:t>
+        <w:t xml:space="preserve">Майоров переместился к центральному анализатору, циану — встроенному в стену металлическому шкафу с похожими на </w:t>
+      </w:r>
+      <w:proofErr w:type="spellStart"/>
+      <w:r>
+        <w:t>лимбовые</w:t>
+      </w:r>
+      <w:proofErr w:type="spellEnd"/>
+      <w:r>
+        <w:t xml:space="preserve"> замки регуляторами.</w:t>
       </w:r>
     </w:p>
     <w:p>
@@ -1356,7 +1496,15 @@
     </w:p>
     <w:p>
       <w:r>
-        <w:t xml:space="preserve">— А чего тут решать? — проговорил Керман, с трудом ворочая во рту словами, как после заморозки. — Так-то мы уже раз двадцать всё проверили. Циан в порядке. Ты от меня чего хочешь? Из бранка же </w:t>
+        <w:t xml:space="preserve">— А чего тут решать? — проговорил Керман, с трудом ворочая во рту словами, как после заморозки. — Так-то мы уже раз двадцать всё проверили. Циан в порядке. Ты от меня чего хочешь? Из </w:t>
+      </w:r>
+      <w:proofErr w:type="spellStart"/>
+      <w:r>
+        <w:t>бранка</w:t>
+      </w:r>
+      <w:proofErr w:type="spellEnd"/>
+      <w:r>
+        <w:t xml:space="preserve"> же </w:t>
       </w:r>
       <w:r>
         <w:t xml:space="preserve">мы досрочно </w:t>
@@ -1367,7 +1515,15 @@
     </w:p>
     <w:p>
       <w:r>
-        <w:t xml:space="preserve">— Я понимаю, что из бранка не выйдем! — </w:t>
+        <w:t xml:space="preserve">— Я понимаю, что из </w:t>
+      </w:r>
+      <w:proofErr w:type="spellStart"/>
+      <w:r>
+        <w:t>бранка</w:t>
+      </w:r>
+      <w:proofErr w:type="spellEnd"/>
+      <w:r>
+        <w:t xml:space="preserve"> не выйдем! — </w:t>
       </w:r>
       <w:r>
         <w:t>сказал</w:t>
@@ -1380,9 +1536,11 @@
       <w:r>
         <w:t xml:space="preserve">— Сергей, нет никаких секретных способов диагностики, о которых ты не знаешь! — лениво отозвался Керман. — А провизорный модуль в </w:t>
       </w:r>
+      <w:proofErr w:type="spellStart"/>
       <w:r>
         <w:t>бранке</w:t>
       </w:r>
+      <w:proofErr w:type="spellEnd"/>
       <w:r>
         <w:t xml:space="preserve"> я менять не буду. Так-то, если ты, — он приподнялся в ложементе, — отдашь мне такой приказ, я, конечно, заменю. Какие проблемы! Но сам бы я лично не рекомендовал,</w:t>
       </w:r>
@@ -1479,7 +1637,15 @@
     </w:p>
     <w:p>
       <w:r>
-        <w:t>— Во-о-от! — закивал Керман. — Так-то я тебя понимаю. Руки чешутся, хочется что-то сделать. Подвиг там гражданский совершить. После нескольких бранков ещё не успеваешь вникнуть во всю, так сказать, философию нашей ситуации.</w:t>
+        <w:t xml:space="preserve">— Во-о-от! — закивал Керман. — Так-то я тебя понимаю. Руки чешутся, хочется что-то сделать. Подвиг там гражданский совершить. После нескольких </w:t>
+      </w:r>
+      <w:proofErr w:type="spellStart"/>
+      <w:r>
+        <w:t>бранков</w:t>
+      </w:r>
+      <w:proofErr w:type="spellEnd"/>
+      <w:r>
+        <w:t xml:space="preserve"> ещё не успеваешь вникнуть во всю, так сказать, философию нашей ситуации.</w:t>
       </w:r>
     </w:p>
     <w:p>
@@ -1531,7 +1697,23 @@
     </w:p>
     <w:p>
       <w:r>
-        <w:t>— Я и не преувеличиваю. Все же понимают, на что идут, когда на трёхнедельный бранк подписываются. Теперь вот и молодёжь понимает. Ты не бледней так быстро, — подмигнул мне Керман. — Если что, у меня пятьдесят шестой бранк, а я до сих пор тут с вами беседы беседую.</w:t>
+        <w:t xml:space="preserve">— Я и не преувеличиваю. Все же понимают, на что идут, когда на трёхнедельный </w:t>
+      </w:r>
+      <w:proofErr w:type="spellStart"/>
+      <w:r>
+        <w:t>бранк</w:t>
+      </w:r>
+      <w:proofErr w:type="spellEnd"/>
+      <w:r>
+        <w:t xml:space="preserve"> подписываются. Теперь вот и молодёжь понимает. Ты не бледней так быстро, — подмигнул мне Керман. — Если что, у меня пятьдесят шестой </w:t>
+      </w:r>
+      <w:proofErr w:type="spellStart"/>
+      <w:r>
+        <w:t>бранк</w:t>
+      </w:r>
+      <w:proofErr w:type="spellEnd"/>
+      <w:r>
+        <w:t>, а я до сих пор тут с вами беседы беседую.</w:t>
       </w:r>
     </w:p>
     <w:p>
@@ -1576,13 +1758,19 @@
         <w:t>Б</w:t>
       </w:r>
       <w:r>
-        <w:t xml:space="preserve">алк не является пространством в привычном смысле — по крайней мере, таким, которое мы способны помыслить. Меня поначалу пугала эта </w:t>
-      </w:r>
-      <w:r>
-        <w:t>иррациональная</w:t>
-      </w:r>
-      <w:r>
-        <w:t xml:space="preserve"> темнота неевклидового измерения, а потом я понял, что безудержный свет, выжигающий роговицу, пугал бы куда сильнее. Нам же ничто не мешает засыпать, проваливаясь в темноту. Страх темноты, которых многих мучает в детстве</w:t>
+        <w:t xml:space="preserve">алк не является пространством в привычном смысле — по крайней мере, таким, которое мы способны помыслить. Меня поначалу пугала эта темнота, а потом я понял, что свет пугал бы куда сильнее. </w:t>
+      </w:r>
+      <w:r>
+        <w:t>Мы спим в темноте</w:t>
+      </w:r>
+      <w:r>
+        <w:t>.</w:t>
+      </w:r>
+      <w:r>
+        <w:t xml:space="preserve"> Просыпаемся в свете.</w:t>
+      </w:r>
+      <w:r>
+        <w:t xml:space="preserve"> Страх темноты, которых многих мучает в детстве</w:t>
       </w:r>
       <w:r>
         <w:t>,</w:t>
@@ -1627,11 +1815,16 @@
         <w:t xml:space="preserve">лет </w:t>
       </w:r>
       <w:r>
-        <w:t>меня старше. Керман ещё в начале полёта сказал, что Григорьев никогда не спит в бранк</w:t>
+        <w:t xml:space="preserve">меня старше. Керман ещё в начале полёта сказал, что Григорьев никогда не спит в </w:t>
+      </w:r>
+      <w:proofErr w:type="spellStart"/>
+      <w:r>
+        <w:t>бранк</w:t>
       </w:r>
       <w:r>
         <w:t>е</w:t>
       </w:r>
+      <w:proofErr w:type="spellEnd"/>
       <w:r>
         <w:t>. Поверить в то, что главный пилот почти три недели прожил без сна было решительно невозможно, но пару раз я сталкивался с ним во время вахты, когда он плавал по коридору, как лунатик.</w:t>
       </w:r>
@@ -1673,11 +1866,16 @@
         <w:t>в</w:t>
       </w:r>
       <w:r>
-        <w:t xml:space="preserve"> бранк</w:t>
+        <w:t xml:space="preserve"> </w:t>
+      </w:r>
+      <w:proofErr w:type="spellStart"/>
+      <w:r>
+        <w:t>бранк</w:t>
       </w:r>
       <w:r>
         <w:t>е</w:t>
       </w:r>
+      <w:proofErr w:type="spellEnd"/>
       <w:r>
         <w:t xml:space="preserve"> рубка напомина</w:t>
       </w:r>
@@ -1712,7 +1910,15 @@
         <w:t xml:space="preserve"> ж</w:t>
       </w:r>
       <w:r>
-        <w:t xml:space="preserve"> его знает, что вы там, инженеры, напридумали. Смысла дёргаться в любом случае нет. Всё равно раньше времени отсюда не выберемся.</w:t>
+        <w:t xml:space="preserve"> его знает, что вы там, инженеры, </w:t>
+      </w:r>
+      <w:proofErr w:type="spellStart"/>
+      <w:r>
+        <w:t>напридумали</w:t>
+      </w:r>
+      <w:proofErr w:type="spellEnd"/>
+      <w:r>
+        <w:t>. Смысла дёргаться в любом случае нет. Всё равно раньше времени отсюда не выберемся.</w:t>
       </w:r>
     </w:p>
     <w:p>
@@ -1755,11 +1961,16 @@
         <w:t xml:space="preserve">— </w:t>
       </w:r>
       <w:r>
-        <w:t>в гости на стыковку. А там автоматы в основном работают. Вместе с пулемётами. Пилот — самый бесполезный член экипажа в бранк</w:t>
+        <w:t xml:space="preserve">в гости на стыковку. А там автоматы в основном работают. Вместе с пулемётами. Пилот — самый бесполезный член экипажа в </w:t>
+      </w:r>
+      <w:proofErr w:type="spellStart"/>
+      <w:r>
+        <w:t>бранк</w:t>
       </w:r>
       <w:r>
         <w:t>е</w:t>
       </w:r>
+      <w:proofErr w:type="spellEnd"/>
       <w:r>
         <w:t>.</w:t>
       </w:r>
@@ -1771,11 +1982,16 @@
     </w:p>
     <w:p>
       <w:r>
-        <w:t>— А что, разве не правда? — Григорьев откинулся на подголовник и прикрыл глаза. Потолочный свет тут же выбелил его ещё молодое лицо, превратив в гипсовую маску. — Я, между прочим, спал. Недолго, правда. Майоров разбудил, люками гремел. Хотя спать в бранк</w:t>
+        <w:t xml:space="preserve">— А что, разве не правда? — Григорьев откинулся на подголовник и прикрыл глаза. Потолочный свет тут же выбелил его ещё молодое лицо, превратив в гипсовую маску. — Я, между прочим, спал. Недолго, правда. Майоров разбудил, люками гремел. Хотя спать в </w:t>
+      </w:r>
+      <w:proofErr w:type="spellStart"/>
+      <w:r>
+        <w:t>бранк</w:t>
       </w:r>
       <w:r>
         <w:t>е</w:t>
       </w:r>
+      <w:proofErr w:type="spellEnd"/>
       <w:r>
         <w:t xml:space="preserve"> — сомнительное удовольствие.</w:t>
       </w:r>
@@ -1808,7 +2024,15 @@
     </w:p>
     <w:p>
       <w:r>
-        <w:t xml:space="preserve">Сны в бранке у всех разные, но большинство либо плывут (и тонут), либо куда-то летят и закономерно падают. И то, и другое считается естественным откликом здоровой психики на невесомость и </w:t>
+        <w:t xml:space="preserve">Сны в </w:t>
+      </w:r>
+      <w:proofErr w:type="spellStart"/>
+      <w:r>
+        <w:t>бранке</w:t>
+      </w:r>
+      <w:proofErr w:type="spellEnd"/>
+      <w:r>
+        <w:t xml:space="preserve"> у всех разные, но большинство либо плывут (и тонут), либо куда-то летят и закономерно падают. И то, и другое считается естественным откликом здоровой психики на невесомость и </w:t>
       </w:r>
       <w:r>
         <w:t>чёрную бездн</w:t>
@@ -1850,7 +2074,15 @@
         <w:t>сказал</w:t>
       </w:r>
       <w:r>
-        <w:t xml:space="preserve"> Григорьев. — Видел я результаты твоих нормативов. По нижней планке идёшь. Говорят, на следующей партийной деке нормативы усилят. Я бы советовал, как вернёшься, взять в бассейн абонементик. Глупо будет вылететь из-за такой ерунды.</w:t>
+        <w:t xml:space="preserve"> Григорьев. — Видел я результаты твоих нормативов. По нижней планке идёшь. Говорят, на следующей партийной деке нормативы усилят. Я бы советовал, как вернёшься, взять в бассейн </w:t>
+      </w:r>
+      <w:proofErr w:type="spellStart"/>
+      <w:r>
+        <w:t>абонементик</w:t>
+      </w:r>
+      <w:proofErr w:type="spellEnd"/>
+      <w:r>
+        <w:t>. Глупо будет вылететь из-за такой ерунды.</w:t>
       </w:r>
     </w:p>
     <w:p>
@@ -2023,7 +2255,15 @@
     </w:p>
     <w:p>
       <w:r>
-        <w:t>— Чем она примечательна, «Заря» эта, что мы ради неё три недели в бранке торчим?</w:t>
+        <w:t xml:space="preserve">— Чем она примечательна, «Заря» эта, что мы ради неё три недели в </w:t>
+      </w:r>
+      <w:proofErr w:type="spellStart"/>
+      <w:r>
+        <w:t>бранке</w:t>
+      </w:r>
+      <w:proofErr w:type="spellEnd"/>
+      <w:r>
+        <w:t xml:space="preserve"> торчим?</w:t>
       </w:r>
     </w:p>
     <w:p>
@@ -2170,7 +2410,15 @@
     </w:p>
     <w:p>
       <w:r>
-        <w:t>— Ни разу ещё секунда в секунду не выходил из бранка, — сказал Григорьев.</w:t>
+        <w:t xml:space="preserve">— Ни разу ещё секунда в секунду не выходил из </w:t>
+      </w:r>
+      <w:proofErr w:type="spellStart"/>
+      <w:r>
+        <w:t>бранка</w:t>
+      </w:r>
+      <w:proofErr w:type="spellEnd"/>
+      <w:r>
+        <w:t>, — сказал Григорьев.</w:t>
       </w:r>
     </w:p>
     <w:p>
@@ -2191,7 +2439,15 @@
     </w:p>
     <w:p>
       <w:r>
-        <w:t>Майоров, насколько я успел понять, всегда с параноидальной точностью придерживался уставов и негласных правил — видимо, боялся, что за ним следит незримый политкор.</w:t>
+        <w:t xml:space="preserve">Майоров, насколько я успел понять, всегда с параноидальной точностью придерживался уставов и негласных правил — видимо, боялся, что за ним следит незримый </w:t>
+      </w:r>
+      <w:proofErr w:type="spellStart"/>
+      <w:r>
+        <w:t>политкор</w:t>
+      </w:r>
+      <w:proofErr w:type="spellEnd"/>
+      <w:r>
+        <w:t>.</w:t>
       </w:r>
     </w:p>
     <w:p>
@@ -2397,7 +2653,15 @@
     </w:p>
     <w:p>
       <w:r>
-        <w:t xml:space="preserve">— Отлично, все молодцы. — Странно было слышать похвалу, когда ты лежал в ложементе и ничего не делал. — Олег, заведи аппараты и гравитонную камеру. Понял? Сначала аппараты, </w:t>
+        <w:t xml:space="preserve">— Отлично, все молодцы. — Странно было слышать похвалу, когда ты лежал в ложементе и ничего не делал. — Олег, заведи аппараты и </w:t>
+      </w:r>
+      <w:proofErr w:type="spellStart"/>
+      <w:r>
+        <w:t>гравитонную</w:t>
+      </w:r>
+      <w:proofErr w:type="spellEnd"/>
+      <w:r>
+        <w:t xml:space="preserve"> камеру. Понял? Сначала аппараты, </w:t>
       </w:r>
       <w:r>
         <w:t>потом</w:t>
@@ -2508,7 +2772,15 @@
     <w:p>
       <w:r>
         <w:lastRenderedPageBreak/>
-        <w:t xml:space="preserve"> Я ухватился обеими руками за страховочный поручень, любезно отмеченный табличкой: «Держаться здесь». Гравитонный привод заводится обычно долго.</w:t>
+        <w:t xml:space="preserve"> Я ухватился обеими руками за страховочный поручень, любезно отмеченный табличкой: «Держаться здесь». </w:t>
+      </w:r>
+      <w:proofErr w:type="spellStart"/>
+      <w:r>
+        <w:t>Гравитонный</w:t>
+      </w:r>
+      <w:proofErr w:type="spellEnd"/>
+      <w:r>
+        <w:t xml:space="preserve"> привод заводится обычно долго.</w:t>
       </w:r>
     </w:p>
     <w:p>
@@ -2533,7 +2805,15 @@
     </w:p>
     <w:p>
       <w:r>
-        <w:t>Табличка с расцарапанным предупреждением замигала, и меня, как магнитом, притянуло к полу. Ноги с непривычки затряслись, и я, не выдержав, упал на колени, преклонился перед гравитонной камерой, которая с пугающей убедительностью обманыва</w:t>
+        <w:t xml:space="preserve">Табличка с расцарапанным предупреждением замигала, и меня, как магнитом, притянуло к полу. Ноги с непривычки затряслись, и я, не выдержав, упал на колени, преклонился перед </w:t>
+      </w:r>
+      <w:proofErr w:type="spellStart"/>
+      <w:r>
+        <w:t>гравитонной</w:t>
+      </w:r>
+      <w:proofErr w:type="spellEnd"/>
+      <w:r>
+        <w:t xml:space="preserve"> камерой, которая с пугающей убедительностью обманыва</w:t>
       </w:r>
       <w:r>
         <w:t>ет</w:t>
@@ -2639,7 +2919,15 @@
     </w:p>
     <w:p>
       <w:r>
-        <w:t>Керман покрутил лимбовые замки на циане, присмотрелся к рискам, сощурив глаза так, что брови наползли на веки, и громко выругался.</w:t>
+        <w:t xml:space="preserve">Керман покрутил </w:t>
+      </w:r>
+      <w:proofErr w:type="spellStart"/>
+      <w:r>
+        <w:t>лимбовые</w:t>
+      </w:r>
+      <w:proofErr w:type="spellEnd"/>
+      <w:r>
+        <w:t xml:space="preserve"> замки на циане, присмотрелся к рискам, сощурив глаза так, что брови наползли на веки, и громко выругался.</w:t>
       </w:r>
     </w:p>
     <w:p>
@@ -2706,7 +2994,15 @@
     </w:p>
     <w:p>
       <w:r>
-        <w:t>— Олег! — сказал он. — Реаниматор в медотсеке!</w:t>
+        <w:t xml:space="preserve">— Олег! — сказал он. — Реаниматор в </w:t>
+      </w:r>
+      <w:proofErr w:type="spellStart"/>
+      <w:r>
+        <w:t>медотсеке</w:t>
+      </w:r>
+      <w:proofErr w:type="spellEnd"/>
+      <w:r>
+        <w:t>!</w:t>
       </w:r>
     </w:p>
     <w:p>
@@ -2949,11 +3245,16 @@
         <w:t>Давайте в</w:t>
       </w:r>
       <w:r>
-        <w:t xml:space="preserve"> медкапсулу</w:t>
-      </w:r>
-      <w:r>
         <w:t xml:space="preserve"> </w:t>
       </w:r>
+      <w:proofErr w:type="spellStart"/>
+      <w:r>
+        <w:t>медкапсулу</w:t>
+      </w:r>
+      <w:proofErr w:type="spellEnd"/>
+      <w:r>
+        <w:t xml:space="preserve"> </w:t>
+      </w:r>
       <w:r>
         <w:t>её положим.</w:t>
       </w:r>
@@ -2984,7 +3285,15 @@
         <w:t xml:space="preserve">— Она мертва, — сказал Керман. — </w:t>
       </w:r>
       <w:r>
-        <w:t>Чем медкапсула сейчас поможет?</w:t>
+        <w:t xml:space="preserve">Чем </w:t>
+      </w:r>
+      <w:proofErr w:type="spellStart"/>
+      <w:r>
+        <w:t>медкапсула</w:t>
+      </w:r>
+      <w:proofErr w:type="spellEnd"/>
+      <w:r>
+        <w:t xml:space="preserve"> сейчас поможет?</w:t>
       </w:r>
       <w:r>
         <w:t xml:space="preserve"> </w:t>
@@ -3022,7 +3331,15 @@
         <w:t>пробормотал</w:t>
       </w:r>
       <w:r>
-        <w:t xml:space="preserve"> Керман. — В бранке она была живая, иначе мы бы не вышли.</w:t>
+        <w:t xml:space="preserve"> Керман. — В </w:t>
+      </w:r>
+      <w:proofErr w:type="spellStart"/>
+      <w:r>
+        <w:t>бранке</w:t>
+      </w:r>
+      <w:proofErr w:type="spellEnd"/>
+      <w:r>
+        <w:t xml:space="preserve"> она была живая, иначе мы бы не вышли.</w:t>
       </w:r>
     </w:p>
     <w:p>
@@ -3176,7 +3493,15 @@
     </w:p>
     <w:p>
       <w:r>
-        <w:t>— Какая разница, сколько летает! — сказал Григорьев. — Рано или поздно бранк тебя достанет</w:t>
+        <w:t xml:space="preserve">— Какая разница, сколько летает! — сказал Григорьев. — Рано или поздно </w:t>
+      </w:r>
+      <w:proofErr w:type="spellStart"/>
+      <w:r>
+        <w:t>бранк</w:t>
+      </w:r>
+      <w:proofErr w:type="spellEnd"/>
+      <w:r>
+        <w:t xml:space="preserve"> тебя достанет</w:t>
       </w:r>
       <w:r>
         <w:t>!</w:t>
@@ -3262,7 +3587,15 @@
     </w:p>
     <w:p>
       <w:r>
-        <w:t>— Товарищи! — сказал Майоров. — Я понимаю, что все устали после бранка, особенно с таким выходом. Но давайте соберёмся, задачу никто не отменял.</w:t>
+        <w:t xml:space="preserve">— Товарищи! — сказал Майоров. — Я понимаю, что все устали после </w:t>
+      </w:r>
+      <w:proofErr w:type="spellStart"/>
+      <w:r>
+        <w:t>бранка</w:t>
+      </w:r>
+      <w:proofErr w:type="spellEnd"/>
+      <w:r>
+        <w:t>, особенно с таким выходом. Но давайте соберёмся, задачу никто не отменял.</w:t>
       </w:r>
     </w:p>
     <w:p>
@@ -3300,7 +3633,15 @@
         <w:t>ё</w:t>
       </w:r>
       <w:r>
-        <w:t xml:space="preserve">хнедельный бранк — дорога в один конец, это </w:t>
+        <w:t xml:space="preserve">хнедельный </w:t>
+      </w:r>
+      <w:proofErr w:type="spellStart"/>
+      <w:r>
+        <w:t>бранк</w:t>
+      </w:r>
+      <w:proofErr w:type="spellEnd"/>
+      <w:r>
+        <w:t xml:space="preserve"> — дорога в один конец, это </w:t>
       </w:r>
       <w:r>
         <w:t xml:space="preserve">все </w:t>
@@ -3401,11 +3742,24 @@
     </w:p>
     <w:p>
       <w:r>
-        <w:t>Жизнь на станции после бранка меня не пугала. Скорее, даже немного интриговала. Два месяца, так два месяца. Люди зачастую годами живут на осах и с ума не сходят — не то, что в</w:t>
-      </w:r>
-      <w:r>
-        <w:t xml:space="preserve"> бранке</w:t>
-      </w:r>
+        <w:t xml:space="preserve">Жизнь на станции после </w:t>
+      </w:r>
+      <w:proofErr w:type="spellStart"/>
+      <w:r>
+        <w:t>бранка</w:t>
+      </w:r>
+      <w:proofErr w:type="spellEnd"/>
+      <w:r>
+        <w:t xml:space="preserve"> меня не пугала. Скорее, даже немного интриговала. Два месяца, так два месяца. Люди зачастую годами живут на осах и с ума не сходят — не то, что в</w:t>
+      </w:r>
+      <w:r>
+        <w:t xml:space="preserve"> </w:t>
+      </w:r>
+      <w:proofErr w:type="spellStart"/>
+      <w:r>
+        <w:t>бранке</w:t>
+      </w:r>
+      <w:proofErr w:type="spellEnd"/>
       <w:r>
         <w:t>. Там будет стабильная гравитация, спокойные сны без кошмаров.</w:t>
       </w:r>
@@ -3517,7 +3871,15 @@
         <w:t>, товарищи</w:t>
       </w:r>
       <w:r>
-        <w:t xml:space="preserve">. Слишком долгий бранк. И выход. Наверняка не я одна себя </w:t>
+        <w:t xml:space="preserve">. Слишком долгий </w:t>
+      </w:r>
+      <w:proofErr w:type="spellStart"/>
+      <w:r>
+        <w:t>бранк</w:t>
+      </w:r>
+      <w:proofErr w:type="spellEnd"/>
+      <w:r>
+        <w:t xml:space="preserve">. И выход. Наверняка не я одна себя </w:t>
       </w:r>
       <w:r>
         <w:t xml:space="preserve">так </w:t>
@@ -3947,7 +4309,15 @@
     </w:p>
     <w:p>
       <w:r>
-        <w:t xml:space="preserve">Я забрался в узкую кишку стыковочного модуля и повис на лестнице, надеясь унять дрожь в руках. Майоров приказал отключить электрику и раздраить люк вручную. После всего произошедшего </w:t>
+        <w:t xml:space="preserve">Я забрался в узкую кишку стыковочного модуля и повис на лестнице, надеясь унять дрожь в руках. Майоров приказал отключить электрику и </w:t>
+      </w:r>
+      <w:proofErr w:type="spellStart"/>
+      <w:r>
+        <w:t>раздраить</w:t>
+      </w:r>
+      <w:proofErr w:type="spellEnd"/>
+      <w:r>
+        <w:t xml:space="preserve"> люк вручную. После всего произошедшего </w:t>
       </w:r>
       <w:r>
         <w:t xml:space="preserve">я </w:t>
@@ -3972,7 +4342,15 @@
     </w:p>
     <w:p>
       <w:r>
-        <w:t xml:space="preserve">Я ухватился обеими руками за вентиль, стараясь не сорваться в соединительный тракт, и только потом понял, что забыл загерметизировать модуль. Такие выкрутасы ни один политкор не прощает — </w:t>
+        <w:t xml:space="preserve">Я ухватился обеими руками за вентиль, стараясь не сорваться в соединительный тракт, и только потом понял, что забыл загерметизировать модуль. Такие выкрутасы ни один </w:t>
+      </w:r>
+      <w:proofErr w:type="spellStart"/>
+      <w:r>
+        <w:t>политкор</w:t>
+      </w:r>
+      <w:proofErr w:type="spellEnd"/>
+      <w:r>
+        <w:t xml:space="preserve"> не прощает — </w:t>
       </w:r>
       <w:r>
         <w:t>повезёт</w:t>
@@ -4132,12 +4510,28 @@
     </w:p>
     <w:p>
       <w:r>
-        <w:t>— Вереснев Олег Петрович, — проговорил я. Воздуха на отчество едва хватило. Я не сразу сообразил, как правильно дышать — вымотался после подъёма. — Я из инженерной службы.</w:t>
-      </w:r>
-    </w:p>
-    <w:p>
-      <w:r>
-        <w:t>— У вас всё в порядке? — спросил Мицюкин. — Вы вручную открывали гермошлюз?</w:t>
+        <w:t xml:space="preserve">— </w:t>
+      </w:r>
+      <w:proofErr w:type="spellStart"/>
+      <w:r>
+        <w:t>Вереснев</w:t>
+      </w:r>
+      <w:proofErr w:type="spellEnd"/>
+      <w:r>
+        <w:t xml:space="preserve"> Олег Петрович, — проговорил я. Воздуха на отчество едва хватило. Я не сразу сообразил, как правильно дышать — вымотался после подъёма. — Я из инженерной службы.</w:t>
+      </w:r>
+    </w:p>
+    <w:p>
+      <w:r>
+        <w:t xml:space="preserve">— У вас всё в порядке? — спросил Мицюкин. — Вы вручную открывали </w:t>
+      </w:r>
+      <w:proofErr w:type="spellStart"/>
+      <w:r>
+        <w:t>гермошлюз</w:t>
+      </w:r>
+      <w:proofErr w:type="spellEnd"/>
+      <w:r>
+        <w:t>?</w:t>
       </w:r>
     </w:p>
     <w:p>
@@ -4239,7 +4633,15 @@
         <w:t>— Я — Олег, — запоздало представился я.</w:t>
       </w:r>
       <w:r>
-        <w:t xml:space="preserve"> — Вереснев Олег Петрович.</w:t>
+        <w:t xml:space="preserve"> — </w:t>
+      </w:r>
+      <w:proofErr w:type="spellStart"/>
+      <w:r>
+        <w:t>Вереснев</w:t>
+      </w:r>
+      <w:proofErr w:type="spellEnd"/>
+      <w:r>
+        <w:t xml:space="preserve"> Олег Петрович.</w:t>
       </w:r>
     </w:p>
     <w:p>
@@ -5042,7 +5444,15 @@
         <w:t xml:space="preserve">— </w:t>
       </w:r>
       <w:r>
-        <w:t>Мне Керман то же самое в бранке говорил</w:t>
+        <w:t xml:space="preserve">Мне Керман то же самое в </w:t>
+      </w:r>
+      <w:proofErr w:type="spellStart"/>
+      <w:r>
+        <w:t>бранке</w:t>
+      </w:r>
+      <w:proofErr w:type="spellEnd"/>
+      <w:r>
+        <w:t xml:space="preserve"> говорил</w:t>
       </w:r>
       <w:r>
         <w:t>, — сказал я</w:t>
@@ -5394,11 +5804,16 @@
         </w:tabs>
       </w:pPr>
       <w:r>
-        <w:t>В узкие, как бойницы, иллюминаторы ничего не было видно. Я так устал от стерильной пустоты в бранк</w:t>
+        <w:t xml:space="preserve">В узкие, как бойницы, иллюминаторы ничего не было видно. Я так устал от стерильной пустоты в </w:t>
+      </w:r>
+      <w:proofErr w:type="spellStart"/>
+      <w:r>
+        <w:t>бранк</w:t>
       </w:r>
       <w:r>
         <w:t>е</w:t>
       </w:r>
+      <w:proofErr w:type="spellEnd"/>
       <w:r>
         <w:t>, что хотел задержаться на минутку, вглядеться во мрак, надеясь, что он рассеется под моим взглядом, но Лысанов упрямо тянул вперёд.</w:t>
       </w:r>
@@ -5448,7 +5863,15 @@
         </w:tabs>
       </w:pPr>
       <w:r>
-        <w:t>— Не беспокойтесь, — сказал Лысанов. — Местная особенность. Есть небольшой сбой в гравитонной камере</w:t>
+        <w:t xml:space="preserve">— Не беспокойтесь, — сказал Лысанов. — Местная особенность. Есть небольшой сбой в </w:t>
+      </w:r>
+      <w:proofErr w:type="spellStart"/>
+      <w:r>
+        <w:t>гравитонной</w:t>
+      </w:r>
+      <w:proofErr w:type="spellEnd"/>
+      <w:r>
+        <w:t xml:space="preserve"> камере</w:t>
       </w:r>
       <w:r>
         <w:t>, у</w:t>
@@ -6323,7 +6746,15 @@
         </w:tabs>
       </w:pPr>
       <w:r>
-        <w:t>— Можно на «ты», Олег, — сказала Вера. — Я здесь в химлабе работаю, два года уже. — Она взглянула на меня через плечо. — Ты не смотри так! Я старше, чем выгляжу. А то все, кто прилетает, удивляются, как я вообще здесь оказалась.</w:t>
+        <w:t xml:space="preserve">— Можно на «ты», Олег, — сказала Вера. — Я здесь в </w:t>
+      </w:r>
+      <w:proofErr w:type="spellStart"/>
+      <w:r>
+        <w:t>химлабе</w:t>
+      </w:r>
+      <w:proofErr w:type="spellEnd"/>
+      <w:r>
+        <w:t xml:space="preserve"> работаю, два года уже. — Она взглянула на меня через плечо. — Ты не смотри так! Я старше, чем выгляжу. А то все, кто прилетает, удивляются, как я вообще здесь оказалась.</w:t>
       </w:r>
     </w:p>
     <w:p>
@@ -6586,7 +7017,15 @@
         </w:tabs>
       </w:pPr>
       <w:r>
-        <w:t>— Правильно говорить не эс, а цэ. Мы, кстати, соседи. — Вера подошла к гермодвери</w:t>
+        <w:t xml:space="preserve">— Правильно говорить не эс, а </w:t>
+      </w:r>
+      <w:proofErr w:type="spellStart"/>
+      <w:r>
+        <w:t>цэ</w:t>
+      </w:r>
+      <w:proofErr w:type="spellEnd"/>
+      <w:r>
+        <w:t>. Мы, кстати, соседи. — Вера подошла к гермодвери</w:t>
       </w:r>
       <w:r>
         <w:t>.</w:t>
@@ -6692,7 +7131,15 @@
         </w:tabs>
       </w:pPr>
       <w:r>
-        <w:t>На стекле сидела обычная земная муха и суматошно перебирала лапками, прочищая хоботок. Я моргнул и потёр глаза. После бранка может померещиться и не такое. Но муха никуда не делась. Она деловито ползла к кромке иллюминатора — живая, объёмная, настоящая.</w:t>
+        <w:t xml:space="preserve">На стекле сидела обычная земная муха и суматошно перебирала лапками, прочищая хоботок. Я моргнул и потёр глаза. После </w:t>
+      </w:r>
+      <w:proofErr w:type="spellStart"/>
+      <w:r>
+        <w:t>бранка</w:t>
+      </w:r>
+      <w:proofErr w:type="spellEnd"/>
+      <w:r>
+        <w:t xml:space="preserve"> может померещиться и не такое. Но муха никуда не делась. Она деловито ползла к кромке иллюминатора — живая, объёмная, настоящая.</w:t>
       </w:r>
     </w:p>
     <w:p>
@@ -7037,7 +7484,15 @@
     <w:p>
       <w:r>
         <w:lastRenderedPageBreak/>
-        <w:t>Я что, в бранке?</w:t>
+        <w:t xml:space="preserve">Я что, в </w:t>
+      </w:r>
+      <w:proofErr w:type="spellStart"/>
+      <w:r>
+        <w:t>бранке</w:t>
+      </w:r>
+      <w:proofErr w:type="spellEnd"/>
+      <w:r>
+        <w:t>?</w:t>
       </w:r>
     </w:p>
     <w:p>
@@ -7281,7 +7736,15 @@
     </w:p>
     <w:p>
       <w:r>
-        <w:t xml:space="preserve">— Ситуация такая, — начал он. — Мы хотим провести полную диагностику корабля, слишком много сюрпризов было после выхода. А нам на этой птичке ещё обратно лететь. Я понимаю, — он отхлебнул остывшего, судя по виду, кофе и поморщился, — после долгого бранка всем хочется отдыха, но </w:t>
+        <w:t xml:space="preserve">— Ситуация такая, — начал он. — Мы хотим провести полную диагностику корабля, слишком много сюрпризов было после выхода. А нам на этой птичке ещё обратно лететь. Я понимаю, — он отхлебнул остывшего, судя по виду, кофе и поморщился, — после долгого </w:t>
+      </w:r>
+      <w:proofErr w:type="spellStart"/>
+      <w:r>
+        <w:t>бранка</w:t>
+      </w:r>
+      <w:proofErr w:type="spellEnd"/>
+      <w:r>
+        <w:t xml:space="preserve"> всем хочется отдыха, но </w:t>
       </w:r>
       <w:r>
         <w:t>нам пока</w:t>
@@ -7353,7 +7816,15 @@
         <w:t>А в</w:t>
       </w:r>
       <w:r>
-        <w:t xml:space="preserve">ся электронка </w:t>
+        <w:t xml:space="preserve">ся </w:t>
+      </w:r>
+      <w:proofErr w:type="spellStart"/>
+      <w:r>
+        <w:t>электронка</w:t>
+      </w:r>
+      <w:proofErr w:type="spellEnd"/>
+      <w:r>
+        <w:t xml:space="preserve"> </w:t>
       </w:r>
       <w:r>
         <w:t>так-то</w:t>
@@ -7933,7 +8404,15 @@
     </w:p>
     <w:p>
       <w:r>
-        <w:t>В коридоре на втором уровне стали появляться обитатели станции. Я даже увидел Мицюкина из службы безопасности и кивнул ему, получив в ответ настороженный взгляд.</w:t>
+        <w:t xml:space="preserve">В коридоре на втором уровне стали появляться обитатели станции. Я даже увидел </w:t>
+      </w:r>
+      <w:proofErr w:type="spellStart"/>
+      <w:r>
+        <w:t>Мицюкина</w:t>
+      </w:r>
+      <w:proofErr w:type="spellEnd"/>
+      <w:r>
+        <w:t xml:space="preserve"> из службы безопасности и кивнул ему, получив в ответ настороженный взгляд.</w:t>
       </w:r>
     </w:p>
     <w:p>
@@ -8870,7 +9349,15 @@
     </w:p>
     <w:p>
       <w:r>
-        <w:t>— Я, помню, когда прилетела, дали недели три, чтобы в себя прийти. Гуляли по станции, аэробикой занимались, пили витаминные коктейли. А вы вообще без продыха. Выглядишь ты не очень. В обморок не хлопнешься? Уверен, что хочешь гулять?</w:t>
+        <w:t xml:space="preserve">— Я, помню, когда прилетела, дали недели три, чтобы в себя прийти. Гуляли по станции, аэробикой занимались, пили витаминные коктейли. А вы вообще без </w:t>
+      </w:r>
+      <w:proofErr w:type="spellStart"/>
+      <w:r>
+        <w:t>продыха</w:t>
+      </w:r>
+      <w:proofErr w:type="spellEnd"/>
+      <w:r>
+        <w:t>. Выглядишь ты не очень. В обморок не хлопнешься? Уверен, что хочешь гулять?</w:t>
       </w:r>
     </w:p>
     <w:p>
@@ -9321,7 +9808,15 @@
     </w:p>
     <w:p>
       <w:r>
-        <w:t>— Здесь гравитонные камеры так работают. Сбой</w:t>
+        <w:t xml:space="preserve">— Здесь </w:t>
+      </w:r>
+      <w:proofErr w:type="spellStart"/>
+      <w:r>
+        <w:t>гравитонные</w:t>
+      </w:r>
+      <w:proofErr w:type="spellEnd"/>
+      <w:r>
+        <w:t xml:space="preserve"> камеры так работают. Сбой</w:t>
       </w:r>
       <w:r>
         <w:t xml:space="preserve"> такой</w:t>
@@ -9890,8 +10385,13 @@
       </w:r>
     </w:p>
     <w:p>
-      <w:r>
-        <w:t>Стальск я не любил. Вернее, ненавидел — глубинной, искренней, неприкрытой ненавистью, на</w:t>
+      <w:proofErr w:type="spellStart"/>
+      <w:r>
+        <w:t>Стальск</w:t>
+      </w:r>
+      <w:proofErr w:type="spellEnd"/>
+      <w:r>
+        <w:t xml:space="preserve"> я не любил. Вернее, ненавидел — глубинной, искренней, неприкрытой ненавистью, на</w:t>
       </w:r>
       <w:r>
         <w:t xml:space="preserve"> какую</w:t>
@@ -10020,8 +10520,21 @@
       </w:r>
     </w:p>
     <w:p>
-      <w:r>
-        <w:t>Стальск изначально проектировался не для людей, а для роботов, которые, как заведённые, работают по расписанию, едят по расписанию, спят по расписанию, умирают по расписанию — и не тратят время на бесполезные занятия, вроде прогулок в парке или отдыха на пляже. Единственный пруд, маленький и мелкий, как лужа, бороздили по концентрическим траекториям потрёпанные механические утки. О плавании я долгое время знал лишь понаслышке — из книжек или из тех же передач по телевизору, который регулярно, в соответствии с напечатанной в газете программой вещания, червоточил треском и помехами.</w:t>
+      <w:proofErr w:type="spellStart"/>
+      <w:r>
+        <w:t>Стальск</w:t>
+      </w:r>
+      <w:proofErr w:type="spellEnd"/>
+      <w:r>
+        <w:t xml:space="preserve"> изначально проектировался не для людей, а для роботов, которые, как заведённые, работают по расписанию, едят по расписанию, спят по расписанию, умирают по расписанию — и не тратят время на бесполезные занятия, вроде прогулок в парке или отдыха на пляже. Единственный пруд, маленький и мелкий, как лужа, бороздили по концентрическим траекториям потрёпанные механические утки. О плавании я долгое время знал лишь понаслышке — из книжек или из тех же передач по телевизору, который регулярно, в соответствии с напечатанной в газете программой вещания, </w:t>
+      </w:r>
+      <w:proofErr w:type="spellStart"/>
+      <w:r>
+        <w:t>червоточил</w:t>
+      </w:r>
+      <w:proofErr w:type="spellEnd"/>
+      <w:r>
+        <w:t xml:space="preserve"> треском и помехами.</w:t>
       </w:r>
     </w:p>
     <w:p>
@@ -10883,8 +11396,13 @@
         <w:t>обитатели</w:t>
       </w:r>
       <w:r>
-        <w:t xml:space="preserve"> — беспризорные пациенты после коматоза</w:t>
-      </w:r>
+        <w:t xml:space="preserve"> — беспризорные пациенты после </w:t>
+      </w:r>
+      <w:proofErr w:type="spellStart"/>
+      <w:r>
+        <w:t>коматоза</w:t>
+      </w:r>
+      <w:proofErr w:type="spellEnd"/>
       <w:r>
         <w:t xml:space="preserve">, </w:t>
       </w:r>
@@ -11587,7 +12105,15 @@
     </w:p>
     <w:p>
       <w:r>
-        <w:t>Нуболиды потихоньку приходили в себя после бранка. Из алой массы на дне камеры потянулись к потолку робкие ростки.</w:t>
+        <w:t xml:space="preserve">Нуболиды потихоньку приходили в себя после </w:t>
+      </w:r>
+      <w:proofErr w:type="spellStart"/>
+      <w:r>
+        <w:t>бранка</w:t>
+      </w:r>
+      <w:proofErr w:type="spellEnd"/>
+      <w:r>
+        <w:t>. Из алой массы на дне камеры потянулись к потолку робкие ростки.</w:t>
       </w:r>
     </w:p>
     <w:p>
@@ -11672,7 +12198,15 @@
     </w:p>
     <w:p>
       <w:r>
-        <w:t>— К сожалению, мы до сих пор знаем о нуболидах не так много, — вздохнул Марутян. —</w:t>
+        <w:t xml:space="preserve">— К сожалению, мы до сих пор знаем о </w:t>
+      </w:r>
+      <w:proofErr w:type="spellStart"/>
+      <w:r>
+        <w:t>нуболидах</w:t>
+      </w:r>
+      <w:proofErr w:type="spellEnd"/>
+      <w:r>
+        <w:t xml:space="preserve"> не так много, — вздохнул Марутян. —</w:t>
       </w:r>
       <w:r>
         <w:t xml:space="preserve"> </w:t>
@@ -11908,7 +12442,15 @@
         <w:t>у игрушечного болванчика</w:t>
       </w:r>
       <w:r>
-        <w:t>. — Я ровным счётом ничего не чувствую! А вы, если захотите, то, конечно, почувствуете. Самовнушение — великая сила! Я же опираюсь на факты. Нет в нуболидах никакой магии, и камера содержания их полностью изолирует.</w:t>
+        <w:t xml:space="preserve">. — Я ровным счётом ничего не чувствую! А вы, если захотите, то, конечно, почувствуете. Самовнушение — великая сила! Я же опираюсь на факты. Нет в </w:t>
+      </w:r>
+      <w:proofErr w:type="spellStart"/>
+      <w:r>
+        <w:t>нуболидах</w:t>
+      </w:r>
+      <w:proofErr w:type="spellEnd"/>
+      <w:r>
+        <w:t xml:space="preserve"> никакой магии, и камера содержания их полностью изолирует.</w:t>
       </w:r>
     </w:p>
     <w:p>
@@ -12377,7 +12919,15 @@
     </w:p>
     <w:p>
       <w:r>
-        <w:t>— Сергей Акимов, — сказал я. — Это же отец Веры из химлаба?</w:t>
+        <w:t xml:space="preserve">— Сергей Акимов, — сказал я. — Это же отец Веры из </w:t>
+      </w:r>
+      <w:proofErr w:type="spellStart"/>
+      <w:r>
+        <w:t>химлаба</w:t>
+      </w:r>
+      <w:proofErr w:type="spellEnd"/>
+      <w:r>
+        <w:t>?</w:t>
       </w:r>
     </w:p>
     <w:p>
@@ -12523,9 +13073,11 @@
       <w:r>
         <w:t xml:space="preserve">Марутян продолжал рассуждать о </w:t>
       </w:r>
+      <w:proofErr w:type="spellStart"/>
       <w:r>
         <w:t>нуболидах</w:t>
       </w:r>
+      <w:proofErr w:type="spellEnd"/>
       <w:r>
         <w:t xml:space="preserve">, собирая пальцами складки на лбу, </w:t>
       </w:r>
@@ -12674,7 +13226,15 @@
     </w:p>
     <w:p>
       <w:r>
-        <w:t>— Да, — хмыкнул Майоров. — Неплохое шоу, и зверушки дрессированные. Команду «бранк» даже выучили.</w:t>
+        <w:t>— Да, — хмыкнул Майоров. — Неплохое шоу, и зверушки дрессированные. Команду «</w:t>
+      </w:r>
+      <w:proofErr w:type="spellStart"/>
+      <w:r>
+        <w:t>бранк</w:t>
+      </w:r>
+      <w:proofErr w:type="spellEnd"/>
+      <w:r>
+        <w:t>» даже выучили.</w:t>
       </w:r>
     </w:p>
     <w:p>
@@ -12995,8 +13555,13 @@
     </w:p>
     <w:p>
       <w:r>
-        <w:t>В конце дня Марутян решил провести ещё один эксперимент с нуболидами</w:t>
-      </w:r>
+        <w:t xml:space="preserve">В конце дня Марутян решил провести ещё один эксперимент с </w:t>
+      </w:r>
+      <w:proofErr w:type="spellStart"/>
+      <w:r>
+        <w:t>нуболидами</w:t>
+      </w:r>
+      <w:proofErr w:type="spellEnd"/>
       <w:r>
         <w:t>.</w:t>
       </w:r>
@@ -13325,7 +13890,15 @@
         <w:t>, к счастью,</w:t>
       </w:r>
       <w:r>
-        <w:t xml:space="preserve"> вспомнил о сбоях в гравитонной камере.</w:t>
+        <w:t xml:space="preserve"> вспомнил о сбоях в </w:t>
+      </w:r>
+      <w:proofErr w:type="spellStart"/>
+      <w:r>
+        <w:t>гравитонной</w:t>
+      </w:r>
+      <w:proofErr w:type="spellEnd"/>
+      <w:r>
+        <w:t xml:space="preserve"> камере.</w:t>
       </w:r>
     </w:p>
     <w:p>
@@ -13460,7 +14033,15 @@
     </w:p>
     <w:p>
       <w:r>
-        <w:t>— Ну так, — лениво отозвалась Вера, — полистываю. Вы же нам это зачем-то привозите. Может, там что-то важное произошло на Земле, пока меня не было. Коммунизм, например, построили.</w:t>
+        <w:t xml:space="preserve">— Ну так, — лениво отозвалась Вера, — </w:t>
+      </w:r>
+      <w:proofErr w:type="spellStart"/>
+      <w:r>
+        <w:t>полистываю</w:t>
+      </w:r>
+      <w:proofErr w:type="spellEnd"/>
+      <w:r>
+        <w:t>. Вы же нам это зачем-то привозите. Может, там что-то важное произошло на Земле, пока меня не было. Коммунизм, например, построили.</w:t>
       </w:r>
     </w:p>
     <w:p>
@@ -13975,8 +14556,13 @@
         <w:t>словно</w:t>
       </w:r>
       <w:r>
-        <w:t xml:space="preserve"> из бранка</w:t>
-      </w:r>
+        <w:t xml:space="preserve"> из </w:t>
+      </w:r>
+      <w:proofErr w:type="spellStart"/>
+      <w:r>
+        <w:t>бранка</w:t>
+      </w:r>
+      <w:proofErr w:type="spellEnd"/>
       <w:r>
         <w:t>.</w:t>
       </w:r>
@@ -14015,7 +14601,15 @@
         <w:t>бил</w:t>
       </w:r>
       <w:r>
-        <w:t xml:space="preserve"> сквозь веки. На языке тихо таял солоноватый привкус крови — я раскусал во сне губу. В уши врезался яростный трезвон сигнала к побудке.</w:t>
+        <w:t xml:space="preserve"> сквозь веки. На языке тихо таял солоноватый привкус крови — я </w:t>
+      </w:r>
+      <w:proofErr w:type="spellStart"/>
+      <w:r>
+        <w:t>раскусал</w:t>
+      </w:r>
+      <w:proofErr w:type="spellEnd"/>
+      <w:r>
+        <w:t xml:space="preserve"> во сне губу. В уши врезался яростный трезвон сигнала к побудке.</w:t>
       </w:r>
     </w:p>
     <w:p>
@@ -14179,7 +14773,15 @@
     </w:p>
     <w:p>
       <w:r>
-        <w:t xml:space="preserve">Я закрыл глаза и несколько раз медленно вздохнул. У космонавтов после долгого бранка часто случаются галлюцинации. Недели </w:t>
+        <w:t xml:space="preserve">Я закрыл глаза и несколько раз медленно вздохнул. У космонавтов после долгого </w:t>
+      </w:r>
+      <w:proofErr w:type="spellStart"/>
+      <w:r>
+        <w:t>бранка</w:t>
+      </w:r>
+      <w:proofErr w:type="spellEnd"/>
+      <w:r>
+        <w:t xml:space="preserve"> часто случаются галлюцинации. Недели </w:t>
       </w:r>
       <w:r>
         <w:t>постоянных</w:t>
@@ -14953,7 +15555,15 @@
     </w:p>
     <w:p>
       <w:r>
-        <w:t>— Сергей Владимирович, — пробормотал я, — со мной всё в порядке. Я готов ответить на все вопросы, — и тут же спросил сам: — Что с Марутяном? Он жив?</w:t>
+        <w:t xml:space="preserve">— Сергей Владимирович, — пробормотал я, — со мной всё в порядке. Я готов ответить на все вопросы, — и тут же спросил сам: — Что с </w:t>
+      </w:r>
+      <w:proofErr w:type="spellStart"/>
+      <w:r>
+        <w:t>Марутяном</w:t>
+      </w:r>
+      <w:proofErr w:type="spellEnd"/>
+      <w:r>
+        <w:t>? Он жив?</w:t>
       </w:r>
     </w:p>
     <w:p>
@@ -14981,7 +15591,15 @@
     </w:p>
     <w:p>
       <w:r>
-        <w:t>— Константин Игоревич, — Лысанов показал Мицюкину завёрнутую в целлофан ручку, — без экспертизы я, конечно, судить не берусь, но похоже, что это и есть орудие убийства.</w:t>
+        <w:t xml:space="preserve">— Константин Игоревич, — Лысанов показал </w:t>
+      </w:r>
+      <w:proofErr w:type="spellStart"/>
+      <w:r>
+        <w:t>Мицюкину</w:t>
+      </w:r>
+      <w:proofErr w:type="spellEnd"/>
+      <w:r>
+        <w:t xml:space="preserve"> завёрнутую в целлофан ручку, — без экспертизы я, конечно, судить не берусь, но похоже, что это и есть орудие убийства.</w:t>
       </w:r>
     </w:p>
     <w:p>
@@ -15078,7 +15696,15 @@
     </w:p>
     <w:p>
       <w:r>
-        <w:t>— Значит, — Лысанов ещё раз показал Мицюкину ручку, — орудие убийства было у Марутяна.</w:t>
+        <w:t xml:space="preserve">— Значит, — Лысанов ещё раз показал </w:t>
+      </w:r>
+      <w:proofErr w:type="spellStart"/>
+      <w:r>
+        <w:t>Мицюкину</w:t>
+      </w:r>
+      <w:proofErr w:type="spellEnd"/>
+      <w:r>
+        <w:t xml:space="preserve"> ручку, — орудие убийства было у Марутяна.</w:t>
       </w:r>
     </w:p>
     <w:p>
@@ -15099,7 +15725,15 @@
     </w:p>
     <w:p>
       <w:r>
-        <w:t>— Перекройте здесь всё, — раздался за спиной голос Мицюкина, — и кровь у обоих на анализ. Будем разбираться.</w:t>
+        <w:t xml:space="preserve">— Перекройте здесь всё, — раздался за спиной голос </w:t>
+      </w:r>
+      <w:proofErr w:type="spellStart"/>
+      <w:r>
+        <w:t>Мицюкина</w:t>
+      </w:r>
+      <w:proofErr w:type="spellEnd"/>
+      <w:r>
+        <w:t>, — и кровь у обоих на анализ. Будем разбираться.</w:t>
       </w:r>
     </w:p>
     <w:p>
@@ -15284,7 +15918,15 @@
     </w:p>
     <w:p>
       <w:r>
-        <w:t>— Болит, — признался я. — Но она уже несколько дней болит. Я думал, это последствия бранка.</w:t>
+        <w:t xml:space="preserve">— Болит, — признался я. — Но она уже несколько дней болит. Я думал, это последствия </w:t>
+      </w:r>
+      <w:proofErr w:type="spellStart"/>
+      <w:r>
+        <w:t>бранка</w:t>
+      </w:r>
+      <w:proofErr w:type="spellEnd"/>
+      <w:r>
+        <w:t>.</w:t>
       </w:r>
     </w:p>
     <w:p>
@@ -15855,7 +16497,15 @@
         <w:t>требовало</w:t>
       </w:r>
       <w:r>
-        <w:t xml:space="preserve"> ленивой невесомости бранка.</w:t>
+        <w:t xml:space="preserve"> ленивой невесомости </w:t>
+      </w:r>
+      <w:proofErr w:type="spellStart"/>
+      <w:r>
+        <w:t>бранка</w:t>
+      </w:r>
+      <w:proofErr w:type="spellEnd"/>
+      <w:r>
+        <w:t>.</w:t>
       </w:r>
     </w:p>
     <w:p>
@@ -16198,7 +16848,15 @@
     </w:p>
     <w:p>
       <w:r>
-        <w:t xml:space="preserve">— Качкой? — смутился Алексин. — Тоже скажешь! — Он перевернул мыском расколовшийся корпус диспенсера и покачал головой. — Это сбои такие в гравитонных камерах. Говорят, они тут с самого первого дня. Ошибок в логах нет, никак починить не можем. Достаёт страшно. — Он потёр грудь </w:t>
+        <w:t xml:space="preserve">— Качкой? — смутился Алексин. — Тоже скажешь! — Он перевернул мыском расколовшийся корпус диспенсера и покачал головой. — Это сбои такие в </w:t>
+      </w:r>
+      <w:proofErr w:type="spellStart"/>
+      <w:r>
+        <w:t>гравитонных</w:t>
+      </w:r>
+      <w:proofErr w:type="spellEnd"/>
+      <w:r>
+        <w:t xml:space="preserve"> камерах. Говорят, они тут с самого первого дня. Ошибок в логах нет, никак починить не можем. Достаёт страшно. — Он потёр грудь </w:t>
       </w:r>
       <w:r>
         <w:t>ладонью</w:t>
@@ -16320,7 +16978,15 @@
         <w:t xml:space="preserve">но </w:t>
       </w:r>
       <w:r>
-        <w:t>объём поменьше. Хотя смысл, если диспенсер такой же? — Алексин задумчиво пожевал губы. — Думаешь, их траванул кто-то?</w:t>
+        <w:t xml:space="preserve">объём поменьше. Хотя смысл, если диспенсер такой же? — Алексин задумчиво пожевал губы. — Думаешь, их </w:t>
+      </w:r>
+      <w:proofErr w:type="spellStart"/>
+      <w:r>
+        <w:t>траванул</w:t>
+      </w:r>
+      <w:proofErr w:type="spellEnd"/>
+      <w:r>
+        <w:t xml:space="preserve"> кто-то?</w:t>
       </w:r>
     </w:p>
     <w:p>
@@ -16715,7 +17381,15 @@
         <w:t>должно</w:t>
       </w:r>
       <w:r>
-        <w:t xml:space="preserve">. Все договорённости у меня были с Марутяном. И ситуация была другая, если ты не заметил. Сейчас </w:t>
+        <w:t xml:space="preserve">. Все договорённости у меня были с </w:t>
+      </w:r>
+      <w:proofErr w:type="spellStart"/>
+      <w:r>
+        <w:t>Марутяном</w:t>
+      </w:r>
+      <w:proofErr w:type="spellEnd"/>
+      <w:r>
+        <w:t xml:space="preserve">. И ситуация была другая, если ты не заметил. Сейчас </w:t>
       </w:r>
       <w:r>
         <w:t xml:space="preserve">вся </w:t>
@@ -16732,8 +17406,13 @@
     </w:p>
     <w:p>
       <w:r>
-        <w:t>— Хорошо. — Я подумал, что вряд ли буду скучать по нуболидам</w:t>
-      </w:r>
+        <w:t xml:space="preserve">— Хорошо. — Я подумал, что вряд ли буду скучать по </w:t>
+      </w:r>
+      <w:proofErr w:type="spellStart"/>
+      <w:r>
+        <w:t>нуболидам</w:t>
+      </w:r>
+      <w:proofErr w:type="spellEnd"/>
       <w:r>
         <w:t xml:space="preserve"> с их бешеными плясками под дымовой завесой.</w:t>
       </w:r>
@@ -16815,7 +17494,15 @@
     </w:p>
     <w:p>
       <w:r>
-        <w:t>— Медики так-то с нами не шибко охотнее Мицюкина общаются, — сказал Керман.</w:t>
+        <w:t xml:space="preserve">— Медики так-то с нами не шибко охотнее </w:t>
+      </w:r>
+      <w:proofErr w:type="spellStart"/>
+      <w:r>
+        <w:t>Мицюкина</w:t>
+      </w:r>
+      <w:proofErr w:type="spellEnd"/>
+      <w:r>
+        <w:t xml:space="preserve"> общаются, — сказал Керман.</w:t>
       </w:r>
     </w:p>
     <w:p>
@@ -16916,7 +17603,15 @@
     <w:p>
       <w:r>
         <w:lastRenderedPageBreak/>
-        <w:t>— Я себя плохо чувствовал, — сказал я. — Тяжело прихожу в себя после бранка.</w:t>
+        <w:t xml:space="preserve">— Я себя плохо чувствовал, — сказал я. — Тяжело прихожу в себя после </w:t>
+      </w:r>
+      <w:proofErr w:type="spellStart"/>
+      <w:r>
+        <w:t>бранка</w:t>
+      </w:r>
+      <w:proofErr w:type="spellEnd"/>
+      <w:r>
+        <w:t>.</w:t>
       </w:r>
     </w:p>
     <w:p>
@@ -17277,7 +17972,15 @@
     </w:p>
     <w:p>
       <w:r>
-        <w:t>Слышались голоса, шипели и клацали двери. Рядом с лифтом я едва не столкнулся с Мицюкиным, рассеянным и потерянным, как бы выброшенным из привычной колеи. Мицюкин ухватился за меня взглядом, но ничего не сказал и молча прошёл мимо.</w:t>
+        <w:t xml:space="preserve">Слышались голоса, шипели и клацали двери. Рядом с лифтом я едва не столкнулся с </w:t>
+      </w:r>
+      <w:proofErr w:type="spellStart"/>
+      <w:r>
+        <w:t>Мицюкиным</w:t>
+      </w:r>
+      <w:proofErr w:type="spellEnd"/>
+      <w:r>
+        <w:t>, рассеянным и потерянным, как бы выброшенным из привычной колеи. Мицюкин ухватился за меня взглядом, но ничего не сказал и молча прошёл мимо.</w:t>
       </w:r>
     </w:p>
     <w:p>
@@ -17777,7 +18480,15 @@
     </w:p>
     <w:p>
       <w:r>
-        <w:t>— И вы её никому не показывали? Надо было отдать записку Мицюкину, он ведёт расследование и…</w:t>
+        <w:t xml:space="preserve">— И вы её никому не показывали? Надо было отдать записку </w:t>
+      </w:r>
+      <w:proofErr w:type="spellStart"/>
+      <w:r>
+        <w:t>Мицюкину</w:t>
+      </w:r>
+      <w:proofErr w:type="spellEnd"/>
+      <w:r>
+        <w:t>, он ведёт расследование и…</w:t>
       </w:r>
     </w:p>
     <w:p>
@@ -18092,7 +18803,23 @@
     </w:p>
     <w:p>
       <w:r>
-        <w:t>— «Минск» знаю. — Мерцель поёжилась и провела по плечу ладонью, смахивая невидимое насекомое. — «Минск» все знают. Кто же не знает «Минск»? Правильно, его все знают. Ты не переживай, Олег! Будет ещё шанс сделать снимок на память. Красивый яркий снимок на память. Правильно я говорю? «Минск» — корабль новый, вовсю ещё летает. Это вот «Мурманск» давно списали. Он и тогда уже был старой развалиной. — Уголки губ у Мерцель задрожали. — Помню, сбои были в гравитонной камере. — Мерцель провела по лицу ладонью и вдруг стёрла всякое выражение — скорбь, усталость, печаль. Осталась бледная белая маска. — Сбои в гравитонной камере. Правильно, да? Это вот когда идёшь ты по коридору, не трогаешь никого, а тебя на стены швыряет. Или на потолок.</w:t>
+        <w:t xml:space="preserve">— «Минск» знаю. — Мерцель поёжилась и провела по плечу ладонью, смахивая невидимое насекомое. — «Минск» все знают. Кто же не знает «Минск»? Правильно, его все знают. Ты не переживай, Олег! Будет ещё шанс сделать снимок на память. Красивый яркий снимок на память. Правильно я говорю? «Минск» — корабль новый, вовсю ещё летает. Это вот «Мурманск» давно списали. Он и тогда уже был старой развалиной. — Уголки губ у Мерцель задрожали. — Помню, сбои были в </w:t>
+      </w:r>
+      <w:proofErr w:type="spellStart"/>
+      <w:r>
+        <w:t>гравитонной</w:t>
+      </w:r>
+      <w:proofErr w:type="spellEnd"/>
+      <w:r>
+        <w:t xml:space="preserve"> камере. — Мерцель провела по лицу ладонью и вдруг стёрла всякое выражение — скорбь, усталость, печаль. Осталась бледная белая маска. — Сбои в </w:t>
+      </w:r>
+      <w:proofErr w:type="spellStart"/>
+      <w:r>
+        <w:t>гравитонной</w:t>
+      </w:r>
+      <w:proofErr w:type="spellEnd"/>
+      <w:r>
+        <w:t xml:space="preserve"> камере. Правильно, да? Это вот когда идёшь ты по коридору, не трогаешь никого, а тебя на стены швыряет. Или на потолок.</w:t>
       </w:r>
     </w:p>
     <w:p>
@@ -18594,7 +19321,15 @@
         <w:t>,</w:t>
       </w:r>
       <w:r>
-        <w:t xml:space="preserve"> когда моложе была, вообще ничего не боялась. Все вокруг боялись чего-то, боялись того, что будет завтра, того, что было вчера. Боялись пустоты, темноты, расстояний. Боялись балка, бреда, политкора, яркого света. А я не боялась. Правильно я говорю, Олег?</w:t>
+        <w:t xml:space="preserve"> когда моложе была, вообще ничего не боялась. Все вокруг боялись чего-то, боялись того, что будет завтра, того, что было вчера. Боялись пустоты, темноты, расстояний. Боялись балка, бреда, </w:t>
+      </w:r>
+      <w:proofErr w:type="spellStart"/>
+      <w:r>
+        <w:t>политкора</w:t>
+      </w:r>
+      <w:proofErr w:type="spellEnd"/>
+      <w:r>
+        <w:t>, яркого света. А я не боялась. Правильно я говорю, Олег?</w:t>
       </w:r>
     </w:p>
     <w:p>
@@ -19076,7 +19811,15 @@
         <w:t xml:space="preserve">мы </w:t>
       </w:r>
       <w:r>
-        <w:t>как-нибудь ещё поговорим о нуболидах. Времени у нас много.</w:t>
+        <w:t xml:space="preserve">как-нибудь ещё поговорим о </w:t>
+      </w:r>
+      <w:proofErr w:type="spellStart"/>
+      <w:r>
+        <w:t>нуболидах</w:t>
+      </w:r>
+      <w:proofErr w:type="spellEnd"/>
+      <w:r>
+        <w:t>. Времени у нас много.</w:t>
       </w:r>
     </w:p>
     <w:p>
@@ -19313,7 +20056,15 @@
         <w:t>В</w:t>
       </w:r>
       <w:r>
-        <w:t xml:space="preserve">ижу кошмар, как в бранке, только вместо </w:t>
+        <w:t xml:space="preserve">ижу кошмар, как в </w:t>
+      </w:r>
+      <w:proofErr w:type="spellStart"/>
+      <w:r>
+        <w:t>бранке</w:t>
+      </w:r>
+      <w:proofErr w:type="spellEnd"/>
+      <w:r>
+        <w:t xml:space="preserve">, только вместо </w:t>
       </w:r>
       <w:r>
         <w:t>фрактального озера</w:t>
@@ -19946,7 +20697,15 @@
     </w:p>
     <w:p>
       <w:r>
-        <w:t>Я подумал, что опять произошёл сбой в гравитонной камере.</w:t>
+        <w:t xml:space="preserve">Я подумал, что опять произошёл сбой в </w:t>
+      </w:r>
+      <w:proofErr w:type="spellStart"/>
+      <w:r>
+        <w:t>гравитонной</w:t>
+      </w:r>
+      <w:proofErr w:type="spellEnd"/>
+      <w:r>
+        <w:t xml:space="preserve"> камере.</w:t>
       </w:r>
     </w:p>
     <w:p>
@@ -20501,7 +21260,15 @@
     </w:p>
     <w:p>
       <w:r>
-        <w:t>— Я плохо помню, — сказал я. — Она просила зайти к ней, поговорить о нуболидах. А потом…</w:t>
+        <w:t xml:space="preserve">— Я плохо помню, — сказал я. — Она просила зайти к ней, поговорить о </w:t>
+      </w:r>
+      <w:proofErr w:type="spellStart"/>
+      <w:r>
+        <w:t>нуболидах</w:t>
+      </w:r>
+      <w:proofErr w:type="spellEnd"/>
+      <w:r>
+        <w:t>. А потом…</w:t>
       </w:r>
     </w:p>
     <w:p>
@@ -20625,7 +21392,15 @@
     </w:p>
     <w:p>
       <w:r>
-        <w:t>— Мерцель пригласила меня к себе, чтобы поговорить о нуболидах. Или нет. Она хотела мне что-то показать. Записку.</w:t>
+        <w:t xml:space="preserve">— Мерцель пригласила меня к себе, чтобы поговорить о </w:t>
+      </w:r>
+      <w:proofErr w:type="spellStart"/>
+      <w:r>
+        <w:t>нуболидах</w:t>
+      </w:r>
+      <w:proofErr w:type="spellEnd"/>
+      <w:r>
+        <w:t>. Или нет. Она хотела мне что-то показать. Записку.</w:t>
       </w:r>
     </w:p>
     <w:p>
@@ -20720,7 +21495,15 @@
         <w:t xml:space="preserve"> сейчас</w:t>
       </w:r>
       <w:r>
-        <w:t xml:space="preserve"> уложат на каталку и увезут, громыхая по металлическому полу восьмерящими колёсами, в пропахшую смертью операционную.</w:t>
+        <w:t xml:space="preserve"> уложат на каталку и увезут, громыхая по металлическому полу </w:t>
+      </w:r>
+      <w:proofErr w:type="spellStart"/>
+      <w:r>
+        <w:t>восьмерящими</w:t>
+      </w:r>
+      <w:proofErr w:type="spellEnd"/>
+      <w:r>
+        <w:t xml:space="preserve"> колёсами, в пропахшую смертью операционную.</w:t>
       </w:r>
     </w:p>
     <w:p>
@@ -20735,7 +21518,15 @@
     </w:p>
     <w:p>
       <w:r>
-        <w:t xml:space="preserve">Мицюкин скривился, но промолчал. Я вдруг подумал о Майорове — странно, что он ещё не ворвался в медотсек и не потребовал объяснений, тряся папкой с какими-нибудь захватанными отчётами, трассировками, </w:t>
+        <w:t xml:space="preserve">Мицюкин скривился, но промолчал. Я вдруг подумал о Майорове — странно, что он ещё не ворвался в </w:t>
+      </w:r>
+      <w:proofErr w:type="spellStart"/>
+      <w:r>
+        <w:t>медотсек</w:t>
+      </w:r>
+      <w:proofErr w:t